--- a/Front Matter/Template/3_Front-Matter.docx
+++ b/Front Matter/Template/3_Front-Matter.docx
@@ -3423,7 +3423,6 @@
     </w:p>
     <w:p>
       <w:pPr>
-        <w:spacing w:line="276" w:lineRule="auto"/>
         <w:jc w:val="both"/>
         <w:rPr>
           <w:rFonts w:ascii="Noto Serif SC" w:eastAsia="Noto Serif SC" w:hAnsi="Noto Serif SC" w:cs="Noto Serif"/>
@@ -3485,7 +3484,6 @@
         <w:pBdr>
           <w:bottom w:val="single" w:sz="6" w:space="1" w:color="auto"/>
         </w:pBdr>
-        <w:spacing w:line="276" w:lineRule="auto"/>
         <w:jc w:val="both"/>
         <w:rPr>
           <w:rFonts w:ascii="Noto Serif SC" w:eastAsia="Noto Serif SC" w:hAnsi="Noto Serif SC" w:cs="Noto Serif"/>
@@ -3496,7 +3494,6 @@
     </w:p>
     <w:p>
       <w:pPr>
-        <w:spacing w:line="276" w:lineRule="auto"/>
         <w:jc w:val="both"/>
         <w:rPr>
           <w:rFonts w:ascii="Noto Serif SC" w:eastAsia="Noto Serif SC" w:hAnsi="Noto Serif SC" w:cs="Noto Serif"/>
@@ -3508,7 +3505,6 @@
     </w:p>
     <w:p>
       <w:pPr>
-        <w:spacing w:line="276" w:lineRule="auto"/>
         <w:jc w:val="both"/>
         <w:rPr>
           <w:rFonts w:ascii="Noto Serif SC" w:eastAsia="Noto Serif SC" w:hAnsi="Noto Serif SC" w:cs="Noto Serif"/>

--- a/Front Matter/Template/3_Front-Matter.docx
+++ b/Front Matter/Template/3_Front-Matter.docx
@@ -2852,25 +2852,23 @@
           <w:sz w:val="24"/>
           <w:szCs w:val="24"/>
         </w:rPr>
-        <w:t xml:space="preserve">Born in Dec.1989, </w:t>
-      </w:r>
-      <w:proofErr w:type="spellStart"/>
-      <w:r>
-        <w:rPr>
-          <w:rFonts w:ascii="Noto Serif SC" w:eastAsia="Noto Serif SC" w:hAnsi="Noto Serif SC" w:cs="Noto Serif"/>
-          <w:sz w:val="24"/>
-          <w:szCs w:val="24"/>
-        </w:rPr>
-        <w:t>Yiqing</w:t>
-      </w:r>
-      <w:proofErr w:type="spellEnd"/>
-      <w:r>
-        <w:rPr>
-          <w:rFonts w:ascii="Noto Serif SC" w:eastAsia="Noto Serif SC" w:hAnsi="Noto Serif SC" w:cs="Noto Serif"/>
-          <w:sz w:val="24"/>
-          <w:szCs w:val="24"/>
-        </w:rPr>
-        <w:t xml:space="preserve"> Zhu is a Chinese composer. He began composing in 2008 at Shanghai Conservatory of Music under the guidance of Prof. Huang </w:t>
+        <w:t>Born in Dec.</w:t>
+      </w:r>
+      <w:r>
+        <w:rPr>
+          <w:rFonts w:ascii="Noto Serif SC" w:eastAsia="Noto Serif SC" w:hAnsi="Noto Serif SC" w:cs="Noto Serif"/>
+          <w:sz w:val="24"/>
+          <w:szCs w:val="24"/>
+        </w:rPr>
+        <w:t xml:space="preserve"> </w:t>
+      </w:r>
+      <w:r>
+        <w:rPr>
+          <w:rFonts w:ascii="Noto Serif SC" w:eastAsia="Noto Serif SC" w:hAnsi="Noto Serif SC" w:cs="Noto Serif"/>
+          <w:sz w:val="24"/>
+          <w:szCs w:val="24"/>
+        </w:rPr>
+        <w:t xml:space="preserve">1989, Yiqing Zhu is a Chinese composer. He began composing in 2008 at Shanghai Conservatory of Music under the guidance of Prof. Huang </w:t>
       </w:r>
       <w:proofErr w:type="spellStart"/>
       <w:r>
@@ -3905,27 +3903,311 @@
           <w:szCs w:val="24"/>
           <w:lang w:val="en-GB"/>
         </w:rPr>
+        <w:t xml:space="preserve"> (Diyin Sheng)</w:t>
+      </w:r>
+    </w:p>
+    <w:p>
+      <w:pPr>
+        <w:jc w:val="right"/>
+        <w:rPr>
+          <w:rFonts w:ascii="Noto Serif SC" w:eastAsia="Noto Serif SC" w:hAnsi="Noto Serif SC" w:cs="Noto Serif"/>
+          <w:sz w:val="24"/>
+          <w:szCs w:val="24"/>
+          <w:lang w:val="en-US"/>
+        </w:rPr>
+      </w:pPr>
+    </w:p>
+    <w:p>
+      <w:pPr>
+        <w:jc w:val="right"/>
+        <w:rPr>
+          <w:rFonts w:ascii="Noto Serif SC" w:eastAsia="Noto Serif SC" w:hAnsi="Noto Serif SC" w:cs="Noto Serif"/>
+          <w:sz w:val="24"/>
+          <w:szCs w:val="24"/>
+          <w:lang w:val="en-GB"/>
+        </w:rPr>
+      </w:pPr>
+      <w:r>
+        <w:rPr>
+          <w:rFonts w:ascii="Noto Serif SC" w:eastAsia="Noto Serif SC" w:hAnsi="Noto Serif SC" w:cs="Noto Serif" w:hint="eastAsia"/>
+          <w:sz w:val="24"/>
+          <w:szCs w:val="24"/>
+          <w:lang w:val="en-GB"/>
+        </w:rPr>
+        <w:t>高音唢呐</w:t>
+      </w:r>
+      <w:r>
+        <w:rPr>
+          <w:rFonts w:ascii="Noto Serif SC" w:eastAsia="Noto Serif SC" w:hAnsi="Noto Serif SC" w:cs="Noto Serif"/>
+          <w:sz w:val="24"/>
+          <w:szCs w:val="24"/>
+          <w:lang w:val="en-GB"/>
+        </w:rPr>
+        <w:t xml:space="preserve">  I*, II (</w:t>
+      </w:r>
+      <w:proofErr w:type="spellStart"/>
+      <w:r>
+        <w:rPr>
+          <w:rFonts w:ascii="Noto Serif SC" w:eastAsia="Noto Serif SC" w:hAnsi="Noto Serif SC" w:cs="Noto Serif"/>
+          <w:sz w:val="24"/>
+          <w:szCs w:val="24"/>
+          <w:lang w:val="en-GB"/>
+        </w:rPr>
+        <w:t>Gaoyin</w:t>
+      </w:r>
+      <w:proofErr w:type="spellEnd"/>
+      <w:r>
+        <w:rPr>
+          <w:rFonts w:ascii="Noto Serif SC" w:eastAsia="Noto Serif SC" w:hAnsi="Noto Serif SC" w:cs="Noto Serif"/>
+          <w:sz w:val="24"/>
+          <w:szCs w:val="24"/>
+          <w:lang w:val="en-GB"/>
+        </w:rPr>
+        <w:t xml:space="preserve"> </w:t>
+      </w:r>
+      <w:proofErr w:type="spellStart"/>
+      <w:r>
+        <w:rPr>
+          <w:rFonts w:ascii="Noto Serif SC" w:eastAsia="Noto Serif SC" w:hAnsi="Noto Serif SC" w:cs="Noto Serif"/>
+          <w:sz w:val="24"/>
+          <w:szCs w:val="24"/>
+          <w:lang w:val="en-GB"/>
+        </w:rPr>
+        <w:t>Suona</w:t>
+      </w:r>
+      <w:proofErr w:type="spellEnd"/>
+      <w:r>
+        <w:rPr>
+          <w:rFonts w:ascii="Noto Serif SC" w:eastAsia="Noto Serif SC" w:hAnsi="Noto Serif SC" w:cs="Noto Serif"/>
+          <w:sz w:val="24"/>
+          <w:szCs w:val="24"/>
+          <w:lang w:val="en-GB"/>
+        </w:rPr>
+        <w:t xml:space="preserve"> I*, II)</w:t>
+      </w:r>
+    </w:p>
+    <w:p>
+      <w:pPr>
+        <w:jc w:val="right"/>
+        <w:rPr>
+          <w:rFonts w:ascii="Noto Serif SC" w:eastAsia="Noto Serif SC" w:hAnsi="Noto Serif SC" w:cs="Noto Serif"/>
+          <w:sz w:val="24"/>
+          <w:szCs w:val="24"/>
+          <w:lang w:val="en-US"/>
+        </w:rPr>
+      </w:pPr>
+      <w:r>
+        <w:rPr>
+          <w:rFonts w:ascii="Noto Serif SC" w:eastAsia="Noto Serif SC" w:hAnsi="Noto Serif SC" w:cs="Noto Serif"/>
+          <w:sz w:val="20"/>
+          <w:szCs w:val="20"/>
+          <w:lang w:val="en-GB"/>
+        </w:rPr>
+        <w:t xml:space="preserve"> I* </w:t>
+      </w:r>
+      <w:r>
+        <w:rPr>
+          <w:rFonts w:ascii="Noto Serif SC" w:eastAsia="Noto Serif SC" w:hAnsi="Noto Serif SC" w:cs="Noto Serif" w:hint="eastAsia"/>
+          <w:sz w:val="20"/>
+          <w:szCs w:val="20"/>
+          <w:lang w:val="en-GB"/>
+        </w:rPr>
+        <w:t>兼奏高音管</w:t>
+      </w:r>
+      <w:r>
+        <w:rPr>
+          <w:rFonts w:ascii="Noto Serif SC" w:eastAsia="Noto Serif SC" w:hAnsi="Noto Serif SC" w:cs="Noto Serif"/>
+          <w:sz w:val="20"/>
+          <w:szCs w:val="20"/>
+          <w:lang w:val="en-GB"/>
+        </w:rPr>
+        <w:t xml:space="preserve"> (I* </w:t>
+      </w:r>
+      <w:proofErr w:type="spellStart"/>
+      <w:r>
+        <w:rPr>
+          <w:rFonts w:ascii="Noto Serif SC" w:eastAsia="Noto Serif SC" w:hAnsi="Noto Serif SC" w:cs="Noto Serif"/>
+          <w:sz w:val="20"/>
+          <w:szCs w:val="20"/>
+          <w:lang w:val="en-GB"/>
+        </w:rPr>
+        <w:t>doub</w:t>
+      </w:r>
+      <w:proofErr w:type="spellEnd"/>
+      <w:r>
+        <w:rPr>
+          <w:rFonts w:ascii="Noto Serif SC" w:eastAsia="Noto Serif SC" w:hAnsi="Noto Serif SC" w:cs="Noto Serif"/>
+          <w:sz w:val="20"/>
+          <w:szCs w:val="20"/>
+          <w:lang w:val="en-GB"/>
+        </w:rPr>
+        <w:t xml:space="preserve">. </w:t>
+      </w:r>
+      <w:proofErr w:type="spellStart"/>
+      <w:r>
+        <w:rPr>
+          <w:rFonts w:ascii="Noto Serif SC" w:eastAsia="Noto Serif SC" w:hAnsi="Noto Serif SC" w:cs="Noto Serif"/>
+          <w:sz w:val="20"/>
+          <w:szCs w:val="20"/>
+          <w:lang w:val="en-GB"/>
+        </w:rPr>
+        <w:t>Gaoyin</w:t>
+      </w:r>
+      <w:proofErr w:type="spellEnd"/>
+      <w:r>
+        <w:rPr>
+          <w:rFonts w:ascii="Noto Serif SC" w:eastAsia="Noto Serif SC" w:hAnsi="Noto Serif SC" w:cs="Noto Serif"/>
+          <w:sz w:val="20"/>
+          <w:szCs w:val="20"/>
+          <w:lang w:val="en-GB"/>
+        </w:rPr>
+        <w:t xml:space="preserve"> Guan)</w:t>
+      </w:r>
+    </w:p>
+    <w:p>
+      <w:pPr>
+        <w:jc w:val="right"/>
+        <w:rPr>
+          <w:rFonts w:ascii="Noto Serif SC" w:eastAsia="Noto Serif SC" w:hAnsi="Noto Serif SC" w:cs="Noto Serif"/>
+          <w:sz w:val="24"/>
+          <w:szCs w:val="24"/>
+          <w:lang w:val="en-US"/>
+        </w:rPr>
+      </w:pPr>
+      <w:r>
+        <w:rPr>
+          <w:rFonts w:ascii="Noto Serif SC" w:eastAsia="Noto Serif SC" w:hAnsi="Noto Serif SC" w:cs="Noto Serif" w:hint="eastAsia"/>
+          <w:sz w:val="24"/>
+          <w:szCs w:val="24"/>
+          <w:lang w:val="en-US"/>
+        </w:rPr>
+        <w:t>加键中音唢呐</w:t>
+      </w:r>
+      <w:r>
+        <w:rPr>
+          <w:rFonts w:ascii="Noto Serif SC" w:eastAsia="Noto Serif SC" w:hAnsi="Noto Serif SC" w:cs="Noto Serif"/>
+          <w:sz w:val="24"/>
+          <w:szCs w:val="24"/>
+          <w:lang w:val="en-US"/>
+        </w:rPr>
+        <w:t>** (</w:t>
+      </w:r>
+      <w:proofErr w:type="spellStart"/>
+      <w:r>
+        <w:rPr>
+          <w:rFonts w:ascii="Noto Serif SC" w:eastAsia="Noto Serif SC" w:hAnsi="Noto Serif SC" w:cs="Noto Serif"/>
+          <w:sz w:val="24"/>
+          <w:szCs w:val="24"/>
+          <w:lang w:val="en-US"/>
+        </w:rPr>
+        <w:t>Jiajian</w:t>
+      </w:r>
+      <w:proofErr w:type="spellEnd"/>
+      <w:r>
+        <w:rPr>
+          <w:rFonts w:ascii="Noto Serif SC" w:eastAsia="Noto Serif SC" w:hAnsi="Noto Serif SC" w:cs="Noto Serif"/>
+          <w:sz w:val="24"/>
+          <w:szCs w:val="24"/>
+          <w:lang w:val="en-US"/>
+        </w:rPr>
+        <w:t xml:space="preserve"> </w:t>
+      </w:r>
+      <w:proofErr w:type="spellStart"/>
+      <w:r>
+        <w:rPr>
+          <w:rFonts w:ascii="Noto Serif SC" w:eastAsia="Noto Serif SC" w:hAnsi="Noto Serif SC" w:cs="Noto Serif"/>
+          <w:sz w:val="24"/>
+          <w:szCs w:val="24"/>
+          <w:lang w:val="en-US"/>
+        </w:rPr>
+        <w:t>Zhongyin</w:t>
+      </w:r>
+      <w:proofErr w:type="spellEnd"/>
+      <w:r>
+        <w:rPr>
+          <w:rFonts w:ascii="Noto Serif SC" w:eastAsia="Noto Serif SC" w:hAnsi="Noto Serif SC" w:cs="Noto Serif"/>
+          <w:sz w:val="24"/>
+          <w:szCs w:val="24"/>
+          <w:lang w:val="en-US"/>
+        </w:rPr>
+        <w:t xml:space="preserve"> </w:t>
+      </w:r>
+      <w:proofErr w:type="spellStart"/>
+      <w:r>
+        <w:rPr>
+          <w:rFonts w:ascii="Noto Serif SC" w:eastAsia="Noto Serif SC" w:hAnsi="Noto Serif SC" w:cs="Noto Serif"/>
+          <w:sz w:val="24"/>
+          <w:szCs w:val="24"/>
+          <w:lang w:val="en-US"/>
+        </w:rPr>
+        <w:t>Suona</w:t>
+      </w:r>
+      <w:proofErr w:type="spellEnd"/>
+      <w:r>
+        <w:rPr>
+          <w:rFonts w:ascii="Noto Serif SC" w:eastAsia="Noto Serif SC" w:hAnsi="Noto Serif SC" w:cs="Noto Serif"/>
+          <w:sz w:val="24"/>
+          <w:szCs w:val="24"/>
+          <w:lang w:val="en-US"/>
+        </w:rPr>
+        <w:t>**)</w:t>
+      </w:r>
+    </w:p>
+    <w:p>
+      <w:pPr>
+        <w:jc w:val="right"/>
+        <w:rPr>
+          <w:rFonts w:ascii="Noto Serif SC" w:eastAsia="Noto Serif SC" w:hAnsi="Noto Serif SC" w:cs="Noto Serif"/>
+          <w:sz w:val="24"/>
+          <w:szCs w:val="24"/>
+          <w:lang w:val="en-US"/>
+        </w:rPr>
+      </w:pPr>
+      <w:r>
+        <w:rPr>
+          <w:rFonts w:ascii="Noto Serif SC" w:eastAsia="Noto Serif SC" w:hAnsi="Noto Serif SC" w:cs="Noto Serif"/>
+          <w:sz w:val="20"/>
+          <w:szCs w:val="20"/>
+          <w:lang w:val="en-US"/>
+        </w:rPr>
+        <w:t>**</w:t>
+      </w:r>
+      <w:r>
+        <w:rPr>
+          <w:rFonts w:ascii="Noto Serif SC" w:eastAsia="Noto Serif SC" w:hAnsi="Noto Serif SC" w:cs="Noto Serif" w:hint="eastAsia"/>
+          <w:sz w:val="20"/>
+          <w:szCs w:val="20"/>
+        </w:rPr>
+        <w:t>兼奏低音管</w:t>
+      </w:r>
+      <w:r>
+        <w:rPr>
+          <w:rFonts w:ascii="Noto Serif SC" w:eastAsia="Noto Serif SC" w:hAnsi="Noto Serif SC" w:cs="Noto Serif"/>
+          <w:sz w:val="20"/>
+          <w:szCs w:val="20"/>
+          <w:lang w:val="en-GB"/>
+        </w:rPr>
         <w:t xml:space="preserve"> (</w:t>
       </w:r>
       <w:proofErr w:type="spellStart"/>
       <w:r>
         <w:rPr>
           <w:rFonts w:ascii="Noto Serif SC" w:eastAsia="Noto Serif SC" w:hAnsi="Noto Serif SC" w:cs="Noto Serif"/>
-          <w:sz w:val="24"/>
-          <w:szCs w:val="24"/>
+          <w:sz w:val="20"/>
+          <w:szCs w:val="20"/>
           <w:lang w:val="en-GB"/>
         </w:rPr>
-        <w:t>Diyin</w:t>
+        <w:t>doub</w:t>
       </w:r>
       <w:proofErr w:type="spellEnd"/>
       <w:r>
         <w:rPr>
           <w:rFonts w:ascii="Noto Serif SC" w:eastAsia="Noto Serif SC" w:hAnsi="Noto Serif SC" w:cs="Noto Serif"/>
-          <w:sz w:val="24"/>
-          <w:szCs w:val="24"/>
+          <w:sz w:val="20"/>
+          <w:szCs w:val="20"/>
           <w:lang w:val="en-GB"/>
         </w:rPr>
-        <w:t xml:space="preserve"> Sheng)</w:t>
+        <w:t>. on Diyin Guan)</w:t>
       </w:r>
     </w:p>
     <w:p>
@@ -3938,6 +4220,90 @@
           <w:lang w:val="en-US"/>
         </w:rPr>
       </w:pPr>
+      <w:r>
+        <w:rPr>
+          <w:rFonts w:ascii="Noto Serif SC" w:eastAsia="Noto Serif SC" w:hAnsi="Noto Serif SC" w:cs="Noto Serif" w:hint="eastAsia"/>
+          <w:sz w:val="24"/>
+          <w:szCs w:val="24"/>
+          <w:lang w:val="en-US"/>
+        </w:rPr>
+        <w:t>管</w:t>
+      </w:r>
+      <w:r>
+        <w:rPr>
+          <w:rFonts w:ascii="Noto Serif SC" w:eastAsia="Noto Serif SC" w:hAnsi="Noto Serif SC" w:cs="Noto Serif"/>
+          <w:sz w:val="24"/>
+          <w:szCs w:val="24"/>
+          <w:lang w:val="en-US"/>
+        </w:rPr>
+        <w:t xml:space="preserve"> </w:t>
+      </w:r>
+      <w:r>
+        <w:rPr>
+          <w:rFonts w:ascii="Noto Serif SC" w:eastAsia="Noto Serif SC" w:hAnsi="Noto Serif SC" w:cs="Noto Serif"/>
+          <w:sz w:val="24"/>
+          <w:szCs w:val="24"/>
+        </w:rPr>
+        <w:t>(</w:t>
+      </w:r>
+      <w:r>
+        <w:rPr>
+          <w:rFonts w:ascii="Noto Serif SC" w:eastAsia="Noto Serif SC" w:hAnsi="Noto Serif SC" w:cs="Noto Serif" w:hint="eastAsia"/>
+          <w:sz w:val="24"/>
+          <w:szCs w:val="24"/>
+        </w:rPr>
+        <w:t>兼</w:t>
+      </w:r>
+      <w:r>
+        <w:rPr>
+          <w:rFonts w:ascii="Noto Serif SC" w:eastAsia="Noto Serif SC" w:hAnsi="Noto Serif SC" w:cs="Noto Serif"/>
+          <w:sz w:val="24"/>
+          <w:szCs w:val="24"/>
+        </w:rPr>
+        <w:t xml:space="preserve">: </w:t>
+      </w:r>
+      <w:r>
+        <w:rPr>
+          <w:rFonts w:ascii="Noto Serif SC" w:eastAsia="Noto Serif SC" w:hAnsi="Noto Serif SC" w:cs="Noto Serif" w:hint="eastAsia"/>
+          <w:sz w:val="24"/>
+          <w:szCs w:val="24"/>
+        </w:rPr>
+        <w:t>高音，中音，低音</w:t>
+      </w:r>
+      <w:r>
+        <w:rPr>
+          <w:rFonts w:ascii="Noto Serif SC" w:eastAsia="Noto Serif SC" w:hAnsi="Noto Serif SC" w:cs="Noto Serif"/>
+          <w:sz w:val="24"/>
+          <w:szCs w:val="24"/>
+        </w:rPr>
+        <w:t>)</w:t>
+      </w:r>
+      <w:r>
+        <w:rPr>
+          <w:rFonts w:ascii="Noto Serif SC" w:eastAsia="Noto Serif SC" w:hAnsi="Noto Serif SC" w:cs="Noto Serif"/>
+          <w:sz w:val="24"/>
+          <w:szCs w:val="24"/>
+          <w:lang w:val="en-US"/>
+        </w:rPr>
+        <w:t xml:space="preserve"> (Guan – </w:t>
+      </w:r>
+      <w:r>
+        <w:rPr>
+          <w:rFonts w:ascii="Noto Serif SC" w:eastAsia="Noto Serif SC" w:hAnsi="Noto Serif SC" w:cs="Noto Serif"/>
+          <w:sz w:val="24"/>
+          <w:szCs w:val="24"/>
+        </w:rPr>
+        <w:t>High, Middle, Low</w:t>
+      </w:r>
+      <w:r>
+        <w:rPr>
+          <w:rFonts w:ascii="Noto Serif SC" w:eastAsia="Noto Serif SC" w:hAnsi="Noto Serif SC" w:cs="Noto Serif"/>
+          <w:sz w:val="24"/>
+          <w:szCs w:val="24"/>
+          <w:lang w:val="en-US"/>
+        </w:rPr>
+        <w:t>)</w:t>
+      </w:r>
     </w:p>
     <w:p>
       <w:pPr>
@@ -3946,66 +4312,940 @@
           <w:rFonts w:ascii="Noto Serif SC" w:eastAsia="Noto Serif SC" w:hAnsi="Noto Serif SC" w:cs="Noto Serif"/>
           <w:sz w:val="24"/>
           <w:szCs w:val="24"/>
+          <w:lang w:val="en-US"/>
+        </w:rPr>
+      </w:pPr>
+    </w:p>
+    <w:p>
+      <w:pPr>
+        <w:jc w:val="right"/>
+        <w:rPr>
+          <w:rFonts w:ascii="Noto Serif SC" w:eastAsia="Noto Serif SC" w:hAnsi="Noto Serif SC" w:cs="Noto Serif"/>
+          <w:sz w:val="24"/>
+          <w:szCs w:val="24"/>
+          <w:lang w:val="en-US"/>
+        </w:rPr>
+      </w:pPr>
+      <w:r>
+        <w:rPr>
+          <w:rFonts w:ascii="Noto Serif SC" w:eastAsia="Noto Serif SC" w:hAnsi="Noto Serif SC" w:cs="Noto Serif" w:hint="eastAsia"/>
+          <w:sz w:val="24"/>
+          <w:szCs w:val="24"/>
+          <w:lang w:val="en-US"/>
+        </w:rPr>
+        <w:t>扬琴</w:t>
+      </w:r>
+      <w:r>
+        <w:rPr>
+          <w:rFonts w:ascii="Noto Serif SC" w:eastAsia="Noto Serif SC" w:hAnsi="Noto Serif SC" w:cs="Noto Serif"/>
+          <w:sz w:val="24"/>
+          <w:szCs w:val="24"/>
+          <w:lang w:val="en-US"/>
+        </w:rPr>
+        <w:t xml:space="preserve"> (Yangqin)</w:t>
+      </w:r>
+    </w:p>
+    <w:p>
+      <w:pPr>
+        <w:jc w:val="right"/>
+        <w:rPr>
+          <w:rFonts w:ascii="Noto Serif SC" w:eastAsia="Noto Serif SC" w:hAnsi="Noto Serif SC" w:cs="Noto Serif"/>
+          <w:sz w:val="24"/>
+          <w:szCs w:val="24"/>
+          <w:lang w:val="en-US"/>
+        </w:rPr>
+      </w:pPr>
+      <w:r>
+        <w:rPr>
+          <w:rFonts w:ascii="Noto Serif SC" w:eastAsia="Noto Serif SC" w:hAnsi="Noto Serif SC" w:cs="Noto Serif" w:hint="eastAsia"/>
+          <w:sz w:val="24"/>
+          <w:szCs w:val="24"/>
+          <w:lang w:val="en-US"/>
+        </w:rPr>
+        <w:t>柳琴</w:t>
+      </w:r>
+      <w:r>
+        <w:rPr>
+          <w:rFonts w:ascii="Noto Serif SC" w:eastAsia="Noto Serif SC" w:hAnsi="Noto Serif SC" w:cs="Noto Serif"/>
+          <w:sz w:val="24"/>
+          <w:szCs w:val="24"/>
+          <w:lang w:val="en-US"/>
+        </w:rPr>
+        <w:t xml:space="preserve"> I, II (</w:t>
+      </w:r>
+      <w:proofErr w:type="spellStart"/>
+      <w:r>
+        <w:rPr>
+          <w:rFonts w:ascii="Noto Serif SC" w:eastAsia="Noto Serif SC" w:hAnsi="Noto Serif SC" w:cs="Noto Serif"/>
+          <w:sz w:val="24"/>
+          <w:szCs w:val="24"/>
+          <w:lang w:val="en-US"/>
+        </w:rPr>
+        <w:t>Liuqin</w:t>
+      </w:r>
+      <w:proofErr w:type="spellEnd"/>
+      <w:r>
+        <w:rPr>
+          <w:rFonts w:ascii="Noto Serif SC" w:eastAsia="Noto Serif SC" w:hAnsi="Noto Serif SC" w:cs="Noto Serif"/>
+          <w:sz w:val="24"/>
+          <w:szCs w:val="24"/>
+          <w:lang w:val="en-US"/>
+        </w:rPr>
+        <w:t xml:space="preserve"> I, II)</w:t>
+      </w:r>
+    </w:p>
+    <w:p>
+      <w:pPr>
+        <w:jc w:val="right"/>
+        <w:rPr>
+          <w:rFonts w:ascii="Noto Serif SC" w:eastAsia="Noto Serif SC" w:hAnsi="Noto Serif SC" w:cs="Noto Serif"/>
+          <w:sz w:val="24"/>
+          <w:szCs w:val="24"/>
+          <w:lang w:val="en-US"/>
+        </w:rPr>
+      </w:pPr>
+      <w:r>
+        <w:rPr>
+          <w:rFonts w:ascii="Noto Serif SC" w:eastAsia="Noto Serif SC" w:hAnsi="Noto Serif SC" w:cs="Noto Serif" w:hint="eastAsia"/>
+          <w:sz w:val="24"/>
+          <w:szCs w:val="24"/>
+          <w:lang w:val="en-US"/>
+        </w:rPr>
+        <w:t>琵琶</w:t>
+      </w:r>
+      <w:r>
+        <w:rPr>
+          <w:rFonts w:ascii="Noto Serif SC" w:eastAsia="Noto Serif SC" w:hAnsi="Noto Serif SC" w:cs="Noto Serif"/>
+          <w:sz w:val="24"/>
+          <w:szCs w:val="24"/>
+          <w:lang w:val="en-US"/>
+        </w:rPr>
+        <w:t xml:space="preserve"> I-IV (Pipa I-IV)</w:t>
+      </w:r>
+    </w:p>
+    <w:p>
+      <w:pPr>
+        <w:jc w:val="right"/>
+        <w:rPr>
+          <w:rFonts w:ascii="Noto Serif SC" w:eastAsia="Noto Serif SC" w:hAnsi="Noto Serif SC" w:cs="Noto Serif"/>
+          <w:sz w:val="24"/>
+          <w:szCs w:val="24"/>
+          <w:lang w:val="en-US"/>
+        </w:rPr>
+      </w:pPr>
+      <w:r>
+        <w:rPr>
+          <w:rFonts w:ascii="Noto Serif SC" w:eastAsia="Noto Serif SC" w:hAnsi="Noto Serif SC" w:cs="Noto Serif" w:hint="eastAsia"/>
+          <w:sz w:val="24"/>
+          <w:szCs w:val="24"/>
+          <w:lang w:val="en-US"/>
+        </w:rPr>
+        <w:t>中阮</w:t>
+      </w:r>
+      <w:r>
+        <w:rPr>
+          <w:rFonts w:ascii="Noto Serif SC" w:eastAsia="Noto Serif SC" w:hAnsi="Noto Serif SC" w:cs="Noto Serif"/>
+          <w:sz w:val="24"/>
+          <w:szCs w:val="24"/>
+          <w:lang w:val="en-US"/>
+        </w:rPr>
+        <w:t xml:space="preserve"> I-IV (Zhongruan I-IV)</w:t>
+      </w:r>
+    </w:p>
+    <w:p>
+      <w:pPr>
+        <w:jc w:val="right"/>
+        <w:rPr>
+          <w:rFonts w:ascii="Noto Serif SC" w:eastAsia="Noto Serif SC" w:hAnsi="Noto Serif SC" w:cs="Noto Serif"/>
+          <w:sz w:val="24"/>
+          <w:szCs w:val="24"/>
+          <w:lang w:val="en-US"/>
+        </w:rPr>
+      </w:pPr>
+      <w:r>
+        <w:rPr>
+          <w:rFonts w:ascii="Noto Serif SC" w:eastAsia="Noto Serif SC" w:hAnsi="Noto Serif SC" w:cs="Noto Serif" w:hint="eastAsia"/>
+          <w:sz w:val="24"/>
+          <w:szCs w:val="24"/>
+        </w:rPr>
+        <w:t>三弦</w:t>
+      </w:r>
+      <w:r>
+        <w:rPr>
+          <w:rFonts w:ascii="Noto Serif SC" w:eastAsia="Noto Serif SC" w:hAnsi="Noto Serif SC" w:cs="Noto Serif"/>
+          <w:sz w:val="24"/>
+          <w:szCs w:val="24"/>
+          <w:lang w:val="en-US"/>
+        </w:rPr>
+        <w:t xml:space="preserve"> Sanxian</w:t>
+      </w:r>
+    </w:p>
+    <w:p>
+      <w:pPr>
+        <w:jc w:val="right"/>
+        <w:rPr>
+          <w:rFonts w:ascii="Noto Serif SC" w:eastAsia="Noto Serif SC" w:hAnsi="Noto Serif SC" w:cs="Noto Serif"/>
+          <w:sz w:val="24"/>
+          <w:szCs w:val="24"/>
+          <w:lang w:val="en-US"/>
+        </w:rPr>
+      </w:pPr>
+      <w:r>
+        <w:rPr>
+          <w:rFonts w:ascii="Noto Serif SC" w:eastAsia="Noto Serif SC" w:hAnsi="Noto Serif SC" w:cs="Noto Serif" w:hint="eastAsia"/>
+          <w:sz w:val="24"/>
+          <w:szCs w:val="24"/>
+          <w:lang w:val="en-US"/>
+        </w:rPr>
+        <w:t>大阮</w:t>
+      </w:r>
+      <w:r>
+        <w:rPr>
+          <w:rFonts w:ascii="Noto Serif SC" w:eastAsia="Noto Serif SC" w:hAnsi="Noto Serif SC" w:cs="Noto Serif"/>
+          <w:sz w:val="24"/>
+          <w:szCs w:val="24"/>
+          <w:lang w:val="en-US"/>
+        </w:rPr>
+        <w:t xml:space="preserve"> I, II (Daruan I, II)</w:t>
+      </w:r>
+    </w:p>
+    <w:p>
+      <w:pPr>
+        <w:jc w:val="right"/>
+        <w:rPr>
+          <w:rFonts w:ascii="Noto Serif SC" w:eastAsia="Noto Serif SC" w:hAnsi="Noto Serif SC" w:cs="Noto Serif"/>
+          <w:sz w:val="24"/>
+          <w:szCs w:val="24"/>
+          <w:lang w:val="en-US"/>
+        </w:rPr>
+      </w:pPr>
+      <w:r>
+        <w:rPr>
+          <w:rFonts w:ascii="Noto Serif SC" w:eastAsia="Noto Serif SC" w:hAnsi="Noto Serif SC" w:cs="Noto Serif" w:hint="eastAsia"/>
+          <w:sz w:val="24"/>
+          <w:szCs w:val="24"/>
+        </w:rPr>
+        <w:t>古筝</w:t>
+      </w:r>
+      <w:r>
+        <w:rPr>
+          <w:rFonts w:ascii="Noto Serif SC" w:eastAsia="Noto Serif SC" w:hAnsi="Noto Serif SC" w:cs="Noto Serif"/>
+          <w:sz w:val="24"/>
+          <w:szCs w:val="24"/>
+          <w:lang w:val="en-US"/>
+        </w:rPr>
+        <w:t xml:space="preserve"> (Guzheng)</w:t>
+      </w:r>
+    </w:p>
+    <w:p>
+      <w:pPr>
+        <w:jc w:val="right"/>
+        <w:rPr>
+          <w:rFonts w:ascii="Noto Serif SC" w:eastAsia="Noto Serif SC" w:hAnsi="Noto Serif SC" w:cs="Noto Serif"/>
+          <w:sz w:val="24"/>
+          <w:szCs w:val="24"/>
+          <w:lang w:val="en-US"/>
+        </w:rPr>
+      </w:pPr>
+      <w:r>
+        <w:rPr>
+          <w:rFonts w:ascii="Noto Serif SC" w:eastAsia="Noto Serif SC" w:hAnsi="Noto Serif SC" w:cs="Noto Serif" w:hint="eastAsia"/>
+          <w:sz w:val="24"/>
+          <w:szCs w:val="24"/>
+          <w:lang w:val="en-US"/>
+        </w:rPr>
+        <w:t>竖琴</w:t>
+      </w:r>
+      <w:r>
+        <w:rPr>
+          <w:rFonts w:ascii="Noto Serif SC" w:eastAsia="Noto Serif SC" w:hAnsi="Noto Serif SC" w:cs="Noto Serif"/>
+          <w:sz w:val="24"/>
+          <w:szCs w:val="24"/>
+          <w:lang w:val="en-US"/>
+        </w:rPr>
+        <w:t xml:space="preserve"> (Harp)</w:t>
+      </w:r>
+    </w:p>
+    <w:p>
+      <w:pPr>
+        <w:jc w:val="right"/>
+        <w:rPr>
+          <w:rFonts w:ascii="Noto Serif SC" w:eastAsia="Noto Serif SC" w:hAnsi="Noto Serif SC" w:cs="Noto Serif"/>
+          <w:sz w:val="24"/>
+          <w:szCs w:val="24"/>
+          <w:lang w:val="en-US"/>
+        </w:rPr>
+      </w:pPr>
+    </w:p>
+    <w:p>
+      <w:pPr>
+        <w:jc w:val="right"/>
+        <w:rPr>
+          <w:rFonts w:ascii="Noto Serif SC" w:eastAsia="Noto Serif SC" w:hAnsi="Noto Serif SC" w:cs="Noto Serif"/>
+          <w:sz w:val="24"/>
+          <w:szCs w:val="24"/>
+          <w:lang w:val="en-US"/>
+        </w:rPr>
+      </w:pPr>
+      <w:r>
+        <w:rPr>
+          <w:rFonts w:ascii="Noto Serif SC" w:eastAsia="Noto Serif SC" w:hAnsi="Noto Serif SC" w:cs="Noto Serif" w:hint="eastAsia"/>
+          <w:sz w:val="24"/>
+          <w:szCs w:val="24"/>
+          <w:lang w:val="en-US"/>
+        </w:rPr>
+        <w:t>打击乐</w:t>
+      </w:r>
+      <w:r>
+        <w:rPr>
+          <w:rFonts w:ascii="Noto Serif SC" w:eastAsia="Noto Serif SC" w:hAnsi="Noto Serif SC" w:cs="Noto Serif"/>
+          <w:sz w:val="24"/>
+          <w:szCs w:val="24"/>
+          <w:lang w:val="en-US"/>
+        </w:rPr>
+        <w:t xml:space="preserve"> I (Percussion I)</w:t>
+      </w:r>
+    </w:p>
+    <w:p>
+      <w:pPr>
+        <w:jc w:val="right"/>
+        <w:rPr>
+          <w:rFonts w:ascii="Noto Serif SC" w:eastAsia="Noto Serif SC" w:hAnsi="Noto Serif SC" w:cs="Noto Serif"/>
+          <w:sz w:val="20"/>
+          <w:szCs w:val="20"/>
           <w:lang w:val="en-GB"/>
         </w:rPr>
       </w:pPr>
       <w:r>
         <w:rPr>
-          <w:rFonts w:ascii="Noto Serif SC" w:eastAsia="Noto Serif SC" w:hAnsi="Noto Serif SC" w:cs="Noto Serif" w:hint="eastAsia"/>
-          <w:sz w:val="24"/>
-          <w:szCs w:val="24"/>
+          <w:rFonts w:ascii="Noto Serif SC" w:eastAsia="Noto Serif SC" w:hAnsi="Noto Serif SC" w:cs="Noto Serif"/>
+          <w:sz w:val="20"/>
+          <w:szCs w:val="20"/>
+        </w:rPr>
+        <w:t>(</w:t>
+      </w:r>
+      <w:r>
+        <w:rPr>
+          <w:rFonts w:ascii="Noto Serif SC" w:eastAsia="Noto Serif SC" w:hAnsi="Noto Serif SC" w:cs="Noto Serif" w:hint="eastAsia"/>
+          <w:sz w:val="20"/>
+          <w:szCs w:val="20"/>
+        </w:rPr>
+        <w:t>西方</w:t>
+      </w:r>
+      <w:r>
+        <w:rPr>
+          <w:rFonts w:ascii="Noto Serif SC" w:eastAsia="Noto Serif SC" w:hAnsi="Noto Serif SC" w:cs="Noto Serif"/>
+          <w:sz w:val="20"/>
+          <w:szCs w:val="20"/>
+        </w:rPr>
+        <w:t xml:space="preserve">) </w:t>
+      </w:r>
+      <w:r>
+        <w:rPr>
+          <w:rFonts w:ascii="Noto Serif SC" w:eastAsia="Noto Serif SC" w:hAnsi="Noto Serif SC" w:cs="Noto Serif" w:hint="eastAsia"/>
+          <w:sz w:val="20"/>
+          <w:szCs w:val="20"/>
+        </w:rPr>
+        <w:t>木鱼</w:t>
+      </w:r>
+      <w:r>
+        <w:rPr>
+          <w:rFonts w:ascii="Noto Serif SC" w:eastAsia="Noto Serif SC" w:hAnsi="Noto Serif SC" w:cs="Noto Serif"/>
+          <w:sz w:val="20"/>
+          <w:szCs w:val="20"/>
+        </w:rPr>
+        <w:t xml:space="preserve"> </w:t>
+      </w:r>
+      <w:r>
+        <w:rPr>
+          <w:rFonts w:ascii="Noto Serif SC" w:eastAsia="Noto Serif SC" w:hAnsi="Noto Serif SC" w:cs="Noto Serif" w:hint="eastAsia"/>
+          <w:sz w:val="20"/>
+          <w:szCs w:val="20"/>
+        </w:rPr>
+        <w:t>(</w:t>
+      </w:r>
+      <w:r>
+        <w:rPr>
+          <w:rFonts w:ascii="Noto Serif SC" w:eastAsia="Noto Serif SC" w:hAnsi="Noto Serif SC" w:cs="Noto Serif"/>
+          <w:sz w:val="20"/>
+          <w:szCs w:val="20"/>
+        </w:rPr>
+        <w:t>Woodblocks</w:t>
+      </w:r>
+      <w:r>
+        <w:rPr>
+          <w:rFonts w:ascii="Noto Serif SC" w:eastAsia="Noto Serif SC" w:hAnsi="Noto Serif SC" w:cs="Noto Serif" w:hint="eastAsia"/>
+          <w:sz w:val="20"/>
+          <w:szCs w:val="20"/>
+        </w:rPr>
+        <w:t>)</w:t>
+      </w:r>
+      <w:r>
+        <w:rPr>
+          <w:rFonts w:ascii="Noto Serif SC" w:eastAsia="Noto Serif SC" w:hAnsi="Noto Serif SC" w:cs="Noto Serif"/>
+          <w:sz w:val="20"/>
+          <w:szCs w:val="20"/>
+        </w:rPr>
+        <w:t xml:space="preserve">, </w:t>
+      </w:r>
+      <w:r>
+        <w:rPr>
+          <w:rFonts w:ascii="Noto Serif SC" w:eastAsia="Noto Serif SC" w:hAnsi="Noto Serif SC" w:cs="Noto Serif" w:hint="eastAsia"/>
+          <w:sz w:val="20"/>
+          <w:szCs w:val="20"/>
+        </w:rPr>
+        <w:t>钟琴</w:t>
+      </w:r>
+      <w:r>
+        <w:rPr>
+          <w:rFonts w:ascii="Noto Serif SC" w:eastAsia="Noto Serif SC" w:hAnsi="Noto Serif SC" w:cs="Noto Serif"/>
+          <w:sz w:val="20"/>
+          <w:szCs w:val="20"/>
+        </w:rPr>
+        <w:t xml:space="preserve"> </w:t>
+      </w:r>
+      <w:r>
+        <w:rPr>
+          <w:rFonts w:ascii="Noto Serif SC" w:eastAsia="Noto Serif SC" w:hAnsi="Noto Serif SC" w:cs="Noto Serif" w:hint="eastAsia"/>
+          <w:sz w:val="20"/>
+          <w:szCs w:val="20"/>
+        </w:rPr>
+        <w:t>(</w:t>
+      </w:r>
+      <w:r>
+        <w:rPr>
+          <w:rFonts w:ascii="Noto Serif SC" w:eastAsia="Noto Serif SC" w:hAnsi="Noto Serif SC" w:cs="Noto Serif"/>
+          <w:sz w:val="20"/>
+          <w:szCs w:val="20"/>
+        </w:rPr>
+        <w:t>Glockenspiel</w:t>
+      </w:r>
+      <w:r>
+        <w:rPr>
+          <w:rFonts w:ascii="Noto Serif SC" w:eastAsia="Noto Serif SC" w:hAnsi="Noto Serif SC" w:cs="Noto Serif" w:hint="eastAsia"/>
+          <w:sz w:val="20"/>
+          <w:szCs w:val="20"/>
+        </w:rPr>
+        <w:t>)</w:t>
+      </w:r>
+      <w:r>
+        <w:rPr>
+          <w:rFonts w:ascii="Noto Serif SC" w:eastAsia="Noto Serif SC" w:hAnsi="Noto Serif SC" w:cs="Noto Serif"/>
+          <w:sz w:val="20"/>
+          <w:szCs w:val="20"/>
+        </w:rPr>
+        <w:t xml:space="preserve">, </w:t>
+      </w:r>
+      <w:r>
+        <w:rPr>
+          <w:rFonts w:ascii="Noto Serif SC" w:eastAsia="Noto Serif SC" w:hAnsi="Noto Serif SC" w:cs="Noto Serif" w:hint="eastAsia"/>
+          <w:sz w:val="20"/>
+          <w:szCs w:val="20"/>
+        </w:rPr>
+        <w:t>云锣</w:t>
+      </w:r>
+      <w:r>
+        <w:rPr>
+          <w:rFonts w:ascii="Noto Serif SC" w:eastAsia="Noto Serif SC" w:hAnsi="Noto Serif SC" w:cs="Noto Serif"/>
+          <w:sz w:val="20"/>
+          <w:szCs w:val="20"/>
+        </w:rPr>
+        <w:t xml:space="preserve"> </w:t>
+      </w:r>
+      <w:r>
+        <w:rPr>
+          <w:rFonts w:ascii="Noto Serif SC" w:eastAsia="Noto Serif SC" w:hAnsi="Noto Serif SC" w:cs="Noto Serif" w:hint="eastAsia"/>
+          <w:sz w:val="20"/>
+          <w:szCs w:val="20"/>
+        </w:rPr>
+        <w:t>(</w:t>
+      </w:r>
+      <w:r>
+        <w:rPr>
+          <w:rFonts w:ascii="Noto Serif SC" w:eastAsia="Noto Serif SC" w:hAnsi="Noto Serif SC" w:cs="Noto Serif"/>
+          <w:sz w:val="20"/>
+          <w:szCs w:val="20"/>
+        </w:rPr>
+        <w:t>Yunluo</w:t>
+      </w:r>
+      <w:r>
+        <w:rPr>
+          <w:rFonts w:ascii="Noto Serif SC" w:eastAsia="Noto Serif SC" w:hAnsi="Noto Serif SC" w:cs="Noto Serif" w:hint="eastAsia"/>
+          <w:sz w:val="20"/>
+          <w:szCs w:val="20"/>
+        </w:rPr>
+        <w:t>)</w:t>
+      </w:r>
+      <w:r>
+        <w:rPr>
+          <w:rFonts w:ascii="Noto Serif SC" w:eastAsia="Noto Serif SC" w:hAnsi="Noto Serif SC" w:cs="Noto Serif"/>
+          <w:sz w:val="20"/>
+          <w:szCs w:val="20"/>
+        </w:rPr>
+        <w:t xml:space="preserve">, </w:t>
+      </w:r>
+      <w:r>
+        <w:rPr>
+          <w:rFonts w:ascii="Noto Serif SC" w:eastAsia="Noto Serif SC" w:hAnsi="Noto Serif SC" w:cs="Noto Serif" w:hint="eastAsia"/>
+          <w:sz w:val="20"/>
+          <w:szCs w:val="20"/>
+        </w:rPr>
+        <w:t>小堂鼓</w:t>
+      </w:r>
+      <w:r>
+        <w:rPr>
+          <w:rFonts w:ascii="Noto Serif SC" w:eastAsia="Noto Serif SC" w:hAnsi="Noto Serif SC" w:cs="Noto Serif"/>
+          <w:sz w:val="20"/>
+          <w:szCs w:val="20"/>
+        </w:rPr>
+        <w:t xml:space="preserve"> </w:t>
+      </w:r>
+      <w:r>
+        <w:rPr>
+          <w:rFonts w:ascii="Noto Serif SC" w:eastAsia="Noto Serif SC" w:hAnsi="Noto Serif SC" w:cs="Noto Serif" w:hint="eastAsia"/>
+          <w:sz w:val="20"/>
+          <w:szCs w:val="20"/>
+        </w:rPr>
+        <w:t>(</w:t>
+      </w:r>
+      <w:proofErr w:type="spellStart"/>
+      <w:r>
+        <w:rPr>
+          <w:rFonts w:ascii="Noto Serif SC" w:eastAsia="Noto Serif SC" w:hAnsi="Noto Serif SC" w:cs="Noto Serif"/>
+          <w:sz w:val="20"/>
+          <w:szCs w:val="20"/>
+        </w:rPr>
+        <w:t>Xiaotanggu</w:t>
+      </w:r>
+      <w:proofErr w:type="spellEnd"/>
+      <w:r>
+        <w:rPr>
+          <w:rFonts w:ascii="Noto Serif SC" w:eastAsia="Noto Serif SC" w:hAnsi="Noto Serif SC" w:cs="Noto Serif" w:hint="eastAsia"/>
+          <w:sz w:val="20"/>
+          <w:szCs w:val="20"/>
+        </w:rPr>
+        <w:t>)</w:t>
+      </w:r>
+      <w:r>
+        <w:rPr>
+          <w:rFonts w:ascii="Noto Serif SC" w:eastAsia="Noto Serif SC" w:hAnsi="Noto Serif SC" w:cs="Noto Serif"/>
+          <w:sz w:val="20"/>
+          <w:szCs w:val="20"/>
+        </w:rPr>
+        <w:t xml:space="preserve">, </w:t>
+      </w:r>
+      <w:r>
+        <w:rPr>
+          <w:rFonts w:ascii="Noto Serif SC" w:eastAsia="Noto Serif SC" w:hAnsi="Noto Serif SC" w:cs="Noto Serif" w:hint="eastAsia"/>
+          <w:sz w:val="20"/>
+          <w:szCs w:val="20"/>
+        </w:rPr>
+        <w:t>排鼓</w:t>
+      </w:r>
+      <w:r>
+        <w:rPr>
+          <w:rFonts w:ascii="Noto Serif SC" w:eastAsia="Noto Serif SC" w:hAnsi="Noto Serif SC" w:cs="Noto Serif"/>
+          <w:sz w:val="20"/>
+          <w:szCs w:val="20"/>
+        </w:rPr>
+        <w:t xml:space="preserve"> </w:t>
+      </w:r>
+      <w:r>
+        <w:rPr>
+          <w:rFonts w:ascii="Noto Serif SC" w:eastAsia="Noto Serif SC" w:hAnsi="Noto Serif SC" w:cs="Noto Serif"/>
+          <w:sz w:val="20"/>
+          <w:szCs w:val="20"/>
           <w:lang w:val="en-GB"/>
         </w:rPr>
-        <w:t>高音唢呐</w:t>
-      </w:r>
-      <w:r>
-        <w:rPr>
-          <w:rFonts w:ascii="Noto Serif SC" w:eastAsia="Noto Serif SC" w:hAnsi="Noto Serif SC" w:cs="Noto Serif"/>
-          <w:sz w:val="24"/>
-          <w:szCs w:val="24"/>
-          <w:lang w:val="en-GB"/>
-        </w:rPr>
-        <w:t xml:space="preserve">  I*, II (</w:t>
+        <w:t>(</w:t>
       </w:r>
       <w:proofErr w:type="spellStart"/>
       <w:r>
         <w:rPr>
           <w:rFonts w:ascii="Noto Serif SC" w:eastAsia="Noto Serif SC" w:hAnsi="Noto Serif SC" w:cs="Noto Serif"/>
-          <w:sz w:val="24"/>
-          <w:szCs w:val="24"/>
-          <w:lang w:val="en-GB"/>
-        </w:rPr>
-        <w:t>Gaoyin</w:t>
+          <w:sz w:val="20"/>
+          <w:szCs w:val="20"/>
+        </w:rPr>
+        <w:t>Paigu</w:t>
       </w:r>
       <w:proofErr w:type="spellEnd"/>
       <w:r>
         <w:rPr>
           <w:rFonts w:ascii="Noto Serif SC" w:eastAsia="Noto Serif SC" w:hAnsi="Noto Serif SC" w:cs="Noto Serif"/>
-          <w:sz w:val="24"/>
-          <w:szCs w:val="24"/>
-          <w:lang w:val="en-GB"/>
+          <w:sz w:val="20"/>
+          <w:szCs w:val="20"/>
+        </w:rPr>
+        <w:t>)</w:t>
+      </w:r>
+      <w:r>
+        <w:rPr>
+          <w:rFonts w:ascii="Noto Serif SC" w:eastAsia="Noto Serif SC" w:hAnsi="Noto Serif SC" w:cs="Noto Serif"/>
+          <w:sz w:val="20"/>
+          <w:szCs w:val="20"/>
+        </w:rPr>
+        <w:t xml:space="preserve">, </w:t>
+      </w:r>
+      <w:r>
+        <w:rPr>
+          <w:rFonts w:ascii="Noto Serif SC" w:eastAsia="Noto Serif SC" w:hAnsi="Noto Serif SC" w:cs="Noto Serif" w:hint="eastAsia"/>
+          <w:sz w:val="20"/>
+          <w:szCs w:val="20"/>
+        </w:rPr>
+        <w:t>木鱼</w:t>
+      </w:r>
+      <w:r>
+        <w:rPr>
+          <w:rFonts w:ascii="Noto Serif SC" w:eastAsia="Noto Serif SC" w:hAnsi="Noto Serif SC" w:cs="Noto Serif"/>
+          <w:sz w:val="20"/>
+          <w:szCs w:val="20"/>
         </w:rPr>
         <w:t xml:space="preserve"> </w:t>
       </w:r>
+      <w:r>
+        <w:rPr>
+          <w:rFonts w:ascii="Noto Serif SC" w:eastAsia="Noto Serif SC" w:hAnsi="Noto Serif SC" w:cs="Noto Serif"/>
+          <w:sz w:val="20"/>
+          <w:szCs w:val="20"/>
+        </w:rPr>
+        <w:t>(</w:t>
+      </w:r>
+      <w:r>
+        <w:rPr>
+          <w:rFonts w:ascii="Noto Serif SC" w:eastAsia="Noto Serif SC" w:hAnsi="Noto Serif SC" w:cs="Noto Serif"/>
+          <w:sz w:val="20"/>
+          <w:szCs w:val="20"/>
+        </w:rPr>
+        <w:t>Chinese Woodblock</w:t>
+      </w:r>
+      <w:r>
+        <w:rPr>
+          <w:rFonts w:ascii="Noto Serif SC" w:eastAsia="Noto Serif SC" w:hAnsi="Noto Serif SC" w:cs="Noto Serif"/>
+          <w:sz w:val="20"/>
+          <w:szCs w:val="20"/>
+        </w:rPr>
+        <w:t>)</w:t>
+      </w:r>
+    </w:p>
+    <w:p>
+      <w:pPr>
+        <w:jc w:val="right"/>
+        <w:rPr>
+          <w:rFonts w:ascii="Noto Serif SC" w:eastAsia="Noto Serif SC" w:hAnsi="Noto Serif SC" w:cs="Noto Serif"/>
+          <w:sz w:val="24"/>
+          <w:szCs w:val="24"/>
+          <w:lang w:val="en-US"/>
+        </w:rPr>
+      </w:pPr>
+      <w:r>
+        <w:rPr>
+          <w:rFonts w:ascii="Noto Serif SC" w:eastAsia="Noto Serif SC" w:hAnsi="Noto Serif SC" w:cs="Noto Serif" w:hint="eastAsia"/>
+          <w:sz w:val="24"/>
+          <w:szCs w:val="24"/>
+          <w:lang w:val="en-US"/>
+        </w:rPr>
+        <w:t>打击乐</w:t>
+      </w:r>
+      <w:r>
+        <w:rPr>
+          <w:rFonts w:ascii="Noto Serif SC" w:eastAsia="Noto Serif SC" w:hAnsi="Noto Serif SC" w:cs="Noto Serif"/>
+          <w:sz w:val="24"/>
+          <w:szCs w:val="24"/>
+          <w:lang w:val="en-US"/>
+        </w:rPr>
+        <w:t xml:space="preserve"> II (Percussion II)</w:t>
+      </w:r>
+    </w:p>
+    <w:p>
+      <w:pPr>
+        <w:jc w:val="right"/>
+        <w:rPr>
+          <w:rFonts w:ascii="Noto Serif SC" w:eastAsia="Noto Serif SC" w:hAnsi="Noto Serif SC" w:cs="Noto Serif"/>
+          <w:sz w:val="20"/>
+          <w:szCs w:val="20"/>
+          <w:lang w:val="en-US"/>
+        </w:rPr>
+      </w:pPr>
+      <w:r>
+        <w:rPr>
+          <w:rFonts w:ascii="Noto Serif SC" w:eastAsia="Noto Serif SC" w:hAnsi="Noto Serif SC" w:cs="Noto Serif" w:hint="eastAsia"/>
+          <w:sz w:val="20"/>
+          <w:szCs w:val="20"/>
+        </w:rPr>
+        <w:t>中国木鱼</w:t>
+      </w:r>
+      <w:r>
+        <w:rPr>
+          <w:rFonts w:ascii="Noto Serif SC" w:eastAsia="Noto Serif SC" w:hAnsi="Noto Serif SC" w:cs="Noto Serif"/>
+          <w:sz w:val="20"/>
+          <w:szCs w:val="20"/>
+        </w:rPr>
+        <w:t xml:space="preserve"> </w:t>
+      </w:r>
+      <w:r>
+        <w:rPr>
+          <w:rFonts w:ascii="Noto Serif SC" w:eastAsia="Noto Serif SC" w:hAnsi="Noto Serif SC" w:cs="Noto Serif"/>
+          <w:sz w:val="20"/>
+          <w:szCs w:val="20"/>
+        </w:rPr>
+        <w:t>(</w:t>
+      </w:r>
+      <w:r>
+        <w:rPr>
+          <w:rFonts w:ascii="Noto Serif SC" w:eastAsia="Noto Serif SC" w:hAnsi="Noto Serif SC" w:cs="Noto Serif"/>
+          <w:sz w:val="20"/>
+          <w:szCs w:val="20"/>
+        </w:rPr>
+        <w:t>Chinese Woodblock</w:t>
+      </w:r>
+      <w:r>
+        <w:rPr>
+          <w:rFonts w:ascii="Noto Serif SC" w:eastAsia="Noto Serif SC" w:hAnsi="Noto Serif SC" w:cs="Noto Serif"/>
+          <w:sz w:val="20"/>
+          <w:szCs w:val="20"/>
+        </w:rPr>
+        <w:t>)</w:t>
+      </w:r>
+      <w:r>
+        <w:rPr>
+          <w:rFonts w:ascii="Noto Serif SC" w:eastAsia="Noto Serif SC" w:hAnsi="Noto Serif SC" w:cs="Noto Serif"/>
+          <w:sz w:val="20"/>
+          <w:szCs w:val="20"/>
+        </w:rPr>
+        <w:t xml:space="preserve">, </w:t>
+      </w:r>
+      <w:r>
+        <w:rPr>
+          <w:rFonts w:ascii="Noto Serif SC" w:eastAsia="Noto Serif SC" w:hAnsi="Noto Serif SC" w:cs="Noto Serif" w:hint="eastAsia"/>
+          <w:sz w:val="20"/>
+          <w:szCs w:val="20"/>
+        </w:rPr>
+        <w:t>颤音琴</w:t>
+      </w:r>
+      <w:r>
+        <w:rPr>
+          <w:rFonts w:ascii="Noto Serif SC" w:eastAsia="Noto Serif SC" w:hAnsi="Noto Serif SC" w:cs="Noto Serif"/>
+          <w:sz w:val="20"/>
+          <w:szCs w:val="20"/>
+        </w:rPr>
+        <w:t xml:space="preserve"> </w:t>
+      </w:r>
+      <w:r>
+        <w:rPr>
+          <w:rFonts w:ascii="Noto Serif SC" w:eastAsia="Noto Serif SC" w:hAnsi="Noto Serif SC" w:cs="Noto Serif"/>
+          <w:sz w:val="20"/>
+          <w:szCs w:val="20"/>
+        </w:rPr>
+        <w:t>(</w:t>
+      </w:r>
+      <w:r>
+        <w:rPr>
+          <w:rFonts w:ascii="Noto Serif SC" w:eastAsia="Noto Serif SC" w:hAnsi="Noto Serif SC" w:cs="Noto Serif"/>
+          <w:sz w:val="20"/>
+          <w:szCs w:val="20"/>
+        </w:rPr>
+        <w:t>Vibraphone</w:t>
+      </w:r>
+      <w:r>
+        <w:rPr>
+          <w:rFonts w:ascii="Noto Serif SC" w:eastAsia="Noto Serif SC" w:hAnsi="Noto Serif SC" w:cs="Noto Serif"/>
+          <w:sz w:val="20"/>
+          <w:szCs w:val="20"/>
+        </w:rPr>
+        <w:t>)</w:t>
+      </w:r>
+      <w:r>
+        <w:rPr>
+          <w:rFonts w:ascii="Noto Serif SC" w:eastAsia="Noto Serif SC" w:hAnsi="Noto Serif SC" w:cs="Noto Serif"/>
+          <w:sz w:val="20"/>
+          <w:szCs w:val="20"/>
+        </w:rPr>
+        <w:t xml:space="preserve">, </w:t>
+      </w:r>
+      <w:r>
+        <w:rPr>
+          <w:rFonts w:ascii="Noto Serif SC" w:eastAsia="Noto Serif SC" w:hAnsi="Noto Serif SC" w:cs="Noto Serif" w:hint="eastAsia"/>
+          <w:sz w:val="20"/>
+          <w:szCs w:val="20"/>
+        </w:rPr>
+        <w:t>大钹</w:t>
+      </w:r>
+      <w:r>
+        <w:rPr>
+          <w:rFonts w:ascii="Noto Serif SC" w:eastAsia="Noto Serif SC" w:hAnsi="Noto Serif SC" w:cs="Noto Serif"/>
+          <w:sz w:val="20"/>
+          <w:szCs w:val="20"/>
+        </w:rPr>
+        <w:t xml:space="preserve"> </w:t>
+      </w:r>
+      <w:r>
+        <w:rPr>
+          <w:rFonts w:ascii="Noto Serif SC" w:eastAsia="Noto Serif SC" w:hAnsi="Noto Serif SC" w:cs="Noto Serif"/>
+          <w:sz w:val="20"/>
+          <w:szCs w:val="20"/>
+        </w:rPr>
+        <w:t>(</w:t>
+      </w:r>
+      <w:r>
+        <w:rPr>
+          <w:rFonts w:ascii="Noto Serif SC" w:eastAsia="Noto Serif SC" w:hAnsi="Noto Serif SC" w:cs="Noto Serif"/>
+          <w:sz w:val="20"/>
+          <w:szCs w:val="20"/>
+        </w:rPr>
+        <w:t>Dabo</w:t>
+      </w:r>
+      <w:r>
+        <w:rPr>
+          <w:rFonts w:ascii="Noto Serif SC" w:eastAsia="Noto Serif SC" w:hAnsi="Noto Serif SC" w:cs="Noto Serif"/>
+          <w:sz w:val="20"/>
+          <w:szCs w:val="20"/>
+        </w:rPr>
+        <w:t>)</w:t>
+      </w:r>
+      <w:r>
+        <w:rPr>
+          <w:rFonts w:ascii="Noto Serif SC" w:eastAsia="Noto Serif SC" w:hAnsi="Noto Serif SC" w:cs="Noto Serif"/>
+          <w:sz w:val="20"/>
+          <w:szCs w:val="20"/>
+        </w:rPr>
+        <w:t xml:space="preserve">, </w:t>
+      </w:r>
+      <w:r>
+        <w:rPr>
+          <w:rFonts w:ascii="Noto Serif SC" w:eastAsia="Noto Serif SC" w:hAnsi="Noto Serif SC" w:cs="Noto Serif" w:hint="eastAsia"/>
+          <w:sz w:val="20"/>
+          <w:szCs w:val="20"/>
+        </w:rPr>
+        <w:t>排鼓</w:t>
+      </w:r>
+      <w:r>
+        <w:rPr>
+          <w:rFonts w:ascii="Noto Serif SC" w:eastAsia="Noto Serif SC" w:hAnsi="Noto Serif SC" w:cs="Noto Serif"/>
+          <w:sz w:val="20"/>
+          <w:szCs w:val="20"/>
+        </w:rPr>
+        <w:t xml:space="preserve"> </w:t>
+      </w:r>
+      <w:r>
+        <w:rPr>
+          <w:rFonts w:ascii="Noto Serif SC" w:eastAsia="Noto Serif SC" w:hAnsi="Noto Serif SC" w:cs="Noto Serif"/>
+          <w:sz w:val="20"/>
+          <w:szCs w:val="20"/>
+        </w:rPr>
+        <w:t>(</w:t>
+      </w:r>
       <w:proofErr w:type="spellStart"/>
       <w:r>
         <w:rPr>
           <w:rFonts w:ascii="Noto Serif SC" w:eastAsia="Noto Serif SC" w:hAnsi="Noto Serif SC" w:cs="Noto Serif"/>
-          <w:sz w:val="24"/>
-          <w:szCs w:val="24"/>
-          <w:lang w:val="en-GB"/>
-        </w:rPr>
-        <w:t>Suona</w:t>
+          <w:sz w:val="20"/>
+          <w:szCs w:val="20"/>
+        </w:rPr>
+        <w:t>Paigu</w:t>
       </w:r>
       <w:proofErr w:type="spellEnd"/>
       <w:r>
         <w:rPr>
           <w:rFonts w:ascii="Noto Serif SC" w:eastAsia="Noto Serif SC" w:hAnsi="Noto Serif SC" w:cs="Noto Serif"/>
-          <w:sz w:val="24"/>
-          <w:szCs w:val="24"/>
-          <w:lang w:val="en-GB"/>
-        </w:rPr>
-        <w:t xml:space="preserve"> I*, II)</w:t>
+          <w:sz w:val="20"/>
+          <w:szCs w:val="20"/>
+        </w:rPr>
+        <w:t>)</w:t>
+      </w:r>
+      <w:r>
+        <w:rPr>
+          <w:rFonts w:ascii="Noto Serif SC" w:eastAsia="Noto Serif SC" w:hAnsi="Noto Serif SC" w:cs="Noto Serif"/>
+          <w:sz w:val="20"/>
+          <w:szCs w:val="20"/>
+        </w:rPr>
+        <w:t xml:space="preserve">, </w:t>
+      </w:r>
+      <w:r>
+        <w:rPr>
+          <w:rFonts w:ascii="Noto Serif SC" w:eastAsia="Noto Serif SC" w:hAnsi="Noto Serif SC" w:cs="Noto Serif" w:hint="eastAsia"/>
+          <w:sz w:val="20"/>
+          <w:szCs w:val="20"/>
+        </w:rPr>
+        <w:t>军镲</w:t>
+      </w:r>
+      <w:r>
+        <w:rPr>
+          <w:rFonts w:ascii="Noto Serif SC" w:eastAsia="Noto Serif SC" w:hAnsi="Noto Serif SC" w:cs="Noto Serif"/>
+          <w:sz w:val="20"/>
+          <w:szCs w:val="20"/>
+        </w:rPr>
+        <w:t xml:space="preserve"> </w:t>
+      </w:r>
+      <w:r>
+        <w:rPr>
+          <w:rFonts w:ascii="Noto Serif SC" w:eastAsia="Noto Serif SC" w:hAnsi="Noto Serif SC" w:cs="Noto Serif"/>
+          <w:sz w:val="20"/>
+          <w:szCs w:val="20"/>
+        </w:rPr>
+        <w:t>(</w:t>
+      </w:r>
+      <w:r>
+        <w:rPr>
+          <w:rFonts w:ascii="Noto Serif SC" w:eastAsia="Noto Serif SC" w:hAnsi="Noto Serif SC" w:cs="Noto Serif"/>
+          <w:sz w:val="20"/>
+          <w:szCs w:val="20"/>
+        </w:rPr>
+        <w:t>Cymbals</w:t>
+      </w:r>
+      <w:r>
+        <w:rPr>
+          <w:rFonts w:ascii="Noto Serif SC" w:eastAsia="Noto Serif SC" w:hAnsi="Noto Serif SC" w:cs="Noto Serif"/>
+          <w:sz w:val="20"/>
+          <w:szCs w:val="20"/>
+        </w:rPr>
+        <w:t>)</w:t>
+      </w:r>
+      <w:r>
+        <w:rPr>
+          <w:rFonts w:ascii="Noto Serif SC" w:eastAsia="Noto Serif SC" w:hAnsi="Noto Serif SC" w:cs="Noto Serif"/>
+          <w:sz w:val="20"/>
+          <w:szCs w:val="20"/>
+        </w:rPr>
+        <w:t xml:space="preserve">, </w:t>
+      </w:r>
+      <w:r>
+        <w:rPr>
+          <w:rFonts w:ascii="Noto Serif SC" w:eastAsia="Noto Serif SC" w:hAnsi="Noto Serif SC" w:cs="Noto Serif" w:hint="eastAsia"/>
+          <w:sz w:val="20"/>
+          <w:szCs w:val="20"/>
+        </w:rPr>
+        <w:t>通通鼓</w:t>
+      </w:r>
+      <w:r>
+        <w:rPr>
+          <w:rFonts w:ascii="Noto Serif SC" w:eastAsia="Noto Serif SC" w:hAnsi="Noto Serif SC" w:cs="Noto Serif"/>
+          <w:sz w:val="20"/>
+          <w:szCs w:val="20"/>
+        </w:rPr>
+        <w:t xml:space="preserve"> </w:t>
+      </w:r>
+      <w:r>
+        <w:rPr>
+          <w:rFonts w:ascii="Noto Serif SC" w:eastAsia="Noto Serif SC" w:hAnsi="Noto Serif SC" w:cs="Noto Serif"/>
+          <w:sz w:val="20"/>
+          <w:szCs w:val="20"/>
+        </w:rPr>
+        <w:t>(</w:t>
+      </w:r>
+      <w:r>
+        <w:rPr>
+          <w:rFonts w:ascii="Noto Serif SC" w:eastAsia="Noto Serif SC" w:hAnsi="Noto Serif SC" w:cs="Noto Serif"/>
+          <w:sz w:val="20"/>
+          <w:szCs w:val="20"/>
+        </w:rPr>
+        <w:t>Tom-toms</w:t>
+      </w:r>
+      <w:r>
+        <w:rPr>
+          <w:rFonts w:ascii="Noto Serif SC" w:eastAsia="Noto Serif SC" w:hAnsi="Noto Serif SC" w:cs="Noto Serif"/>
+          <w:sz w:val="20"/>
+          <w:szCs w:val="20"/>
+        </w:rPr>
+        <w:t>)</w:t>
       </w:r>
     </w:p>
     <w:p>
@@ -4020,30 +5260,278 @@
       </w:pPr>
       <w:r>
         <w:rPr>
-          <w:rFonts w:ascii="Noto Serif SC" w:eastAsia="Noto Serif SC" w:hAnsi="Noto Serif SC" w:cs="Noto Serif"/>
-          <w:sz w:val="20"/>
-          <w:szCs w:val="20"/>
-          <w:lang w:val="en-GB"/>
-        </w:rPr>
-        <w:t xml:space="preserve"> I* </w:t>
-      </w:r>
-      <w:r>
-        <w:rPr>
-          <w:rFonts w:ascii="Noto Serif SC" w:eastAsia="Noto Serif SC" w:hAnsi="Noto Serif SC" w:cs="Noto Serif" w:hint="eastAsia"/>
-          <w:sz w:val="20"/>
-          <w:szCs w:val="20"/>
-          <w:lang w:val="en-GB"/>
-        </w:rPr>
-        <w:t>兼奏高音管</w:t>
-      </w:r>
-      <w:r>
-        <w:rPr>
-          <w:rFonts w:ascii="Noto Serif SC" w:eastAsia="Noto Serif SC" w:hAnsi="Noto Serif SC" w:cs="Noto Serif"/>
-          <w:sz w:val="20"/>
-          <w:szCs w:val="20"/>
-          <w:lang w:val="en-GB"/>
-        </w:rPr>
-        <w:t xml:space="preserve"> (I* </w:t>
+          <w:rFonts w:ascii="Noto Serif SC" w:eastAsia="Noto Serif SC" w:hAnsi="Noto Serif SC" w:cs="Noto Serif" w:hint="eastAsia"/>
+          <w:sz w:val="24"/>
+          <w:szCs w:val="24"/>
+          <w:lang w:val="en-US"/>
+        </w:rPr>
+        <w:t>打击乐</w:t>
+      </w:r>
+      <w:r>
+        <w:rPr>
+          <w:rFonts w:ascii="Noto Serif SC" w:eastAsia="Noto Serif SC" w:hAnsi="Noto Serif SC" w:cs="Noto Serif"/>
+          <w:sz w:val="24"/>
+          <w:szCs w:val="24"/>
+          <w:lang w:val="en-US"/>
+        </w:rPr>
+        <w:t xml:space="preserve"> III (Percussion III)</w:t>
+      </w:r>
+    </w:p>
+    <w:p>
+      <w:pPr>
+        <w:jc w:val="right"/>
+        <w:rPr>
+          <w:rFonts w:ascii="Noto Serif SC" w:eastAsia="Noto Serif SC" w:hAnsi="Noto Serif SC" w:cs="Noto Serif"/>
+          <w:sz w:val="20"/>
+          <w:szCs w:val="20"/>
+        </w:rPr>
+      </w:pPr>
+      <w:r>
+        <w:rPr>
+          <w:rFonts w:ascii="Noto Serif SC" w:eastAsia="Noto Serif SC" w:hAnsi="Noto Serif SC" w:cs="Noto Serif" w:hint="eastAsia"/>
+          <w:sz w:val="20"/>
+          <w:szCs w:val="20"/>
+        </w:rPr>
+        <w:t>木琴</w:t>
+      </w:r>
+      <w:r>
+        <w:rPr>
+          <w:rFonts w:ascii="Noto Serif SC" w:eastAsia="Noto Serif SC" w:hAnsi="Noto Serif SC" w:cs="Noto Serif"/>
+          <w:sz w:val="20"/>
+          <w:szCs w:val="20"/>
+        </w:rPr>
+        <w:t xml:space="preserve"> </w:t>
+      </w:r>
+      <w:r>
+        <w:rPr>
+          <w:rFonts w:ascii="Noto Serif SC" w:eastAsia="Noto Serif SC" w:hAnsi="Noto Serif SC" w:cs="Noto Serif"/>
+          <w:sz w:val="20"/>
+          <w:szCs w:val="20"/>
+        </w:rPr>
+        <w:t>(</w:t>
+      </w:r>
+      <w:r>
+        <w:rPr>
+          <w:rFonts w:ascii="Noto Serif SC" w:eastAsia="Noto Serif SC" w:hAnsi="Noto Serif SC" w:cs="Noto Serif"/>
+          <w:sz w:val="20"/>
+          <w:szCs w:val="20"/>
+        </w:rPr>
+        <w:t>Xylophone</w:t>
+      </w:r>
+      <w:r>
+        <w:rPr>
+          <w:rFonts w:ascii="Noto Serif SC" w:eastAsia="Noto Serif SC" w:hAnsi="Noto Serif SC" w:cs="Noto Serif"/>
+          <w:sz w:val="20"/>
+          <w:szCs w:val="20"/>
+        </w:rPr>
+        <w:t>)</w:t>
+      </w:r>
+      <w:r>
+        <w:rPr>
+          <w:rFonts w:ascii="Noto Serif SC" w:eastAsia="Noto Serif SC" w:hAnsi="Noto Serif SC" w:cs="Noto Serif"/>
+          <w:sz w:val="20"/>
+          <w:szCs w:val="20"/>
+        </w:rPr>
+        <w:t xml:space="preserve">, </w:t>
+      </w:r>
+      <w:r>
+        <w:rPr>
+          <w:rFonts w:ascii="Noto Serif SC" w:eastAsia="Noto Serif SC" w:hAnsi="Noto Serif SC" w:cs="Noto Serif" w:hint="eastAsia"/>
+          <w:sz w:val="20"/>
+          <w:szCs w:val="20"/>
+        </w:rPr>
+        <w:t>通通鼓</w:t>
+      </w:r>
+      <w:r>
+        <w:rPr>
+          <w:rFonts w:ascii="Noto Serif SC" w:eastAsia="Noto Serif SC" w:hAnsi="Noto Serif SC" w:cs="Noto Serif"/>
+          <w:sz w:val="20"/>
+          <w:szCs w:val="20"/>
+        </w:rPr>
+        <w:t xml:space="preserve"> </w:t>
+      </w:r>
+      <w:r>
+        <w:rPr>
+          <w:rFonts w:ascii="Noto Serif SC" w:eastAsia="Noto Serif SC" w:hAnsi="Noto Serif SC" w:cs="Noto Serif"/>
+          <w:sz w:val="20"/>
+          <w:szCs w:val="20"/>
+        </w:rPr>
+        <w:t>(</w:t>
+      </w:r>
+      <w:r>
+        <w:rPr>
+          <w:rFonts w:ascii="Noto Serif SC" w:eastAsia="Noto Serif SC" w:hAnsi="Noto Serif SC" w:cs="Noto Serif"/>
+          <w:sz w:val="20"/>
+          <w:szCs w:val="20"/>
+        </w:rPr>
+        <w:t>Tom-toms</w:t>
+      </w:r>
+      <w:r>
+        <w:rPr>
+          <w:rFonts w:ascii="Noto Serif SC" w:eastAsia="Noto Serif SC" w:hAnsi="Noto Serif SC" w:cs="Noto Serif"/>
+          <w:sz w:val="20"/>
+          <w:szCs w:val="20"/>
+        </w:rPr>
+        <w:t>)</w:t>
+      </w:r>
+      <w:r>
+        <w:rPr>
+          <w:rFonts w:ascii="Noto Serif SC" w:eastAsia="Noto Serif SC" w:hAnsi="Noto Serif SC" w:cs="Noto Serif"/>
+          <w:sz w:val="20"/>
+          <w:szCs w:val="20"/>
+        </w:rPr>
+        <w:t xml:space="preserve">, </w:t>
+      </w:r>
+      <w:r>
+        <w:rPr>
+          <w:rFonts w:ascii="Noto Serif SC" w:eastAsia="Noto Serif SC" w:hAnsi="Noto Serif SC" w:cs="Noto Serif" w:hint="eastAsia"/>
+          <w:sz w:val="20"/>
+          <w:szCs w:val="20"/>
+        </w:rPr>
+        <w:t>乐鞭</w:t>
+      </w:r>
+      <w:r>
+        <w:rPr>
+          <w:rFonts w:ascii="Noto Serif SC" w:eastAsia="Noto Serif SC" w:hAnsi="Noto Serif SC" w:cs="Noto Serif"/>
+          <w:sz w:val="20"/>
+          <w:szCs w:val="20"/>
+        </w:rPr>
+        <w:t xml:space="preserve"> </w:t>
+      </w:r>
+      <w:r>
+        <w:rPr>
+          <w:rFonts w:ascii="Noto Serif SC" w:eastAsia="Noto Serif SC" w:hAnsi="Noto Serif SC" w:cs="Noto Serif"/>
+          <w:sz w:val="20"/>
+          <w:szCs w:val="20"/>
+        </w:rPr>
+        <w:t>(</w:t>
+      </w:r>
+      <w:r>
+        <w:rPr>
+          <w:rFonts w:ascii="Noto Serif SC" w:eastAsia="Noto Serif SC" w:hAnsi="Noto Serif SC" w:cs="Noto Serif"/>
+          <w:sz w:val="20"/>
+          <w:szCs w:val="20"/>
+        </w:rPr>
+        <w:t>Whip</w:t>
+      </w:r>
+      <w:r>
+        <w:rPr>
+          <w:rFonts w:ascii="Noto Serif SC" w:eastAsia="Noto Serif SC" w:hAnsi="Noto Serif SC" w:cs="Noto Serif"/>
+          <w:sz w:val="20"/>
+          <w:szCs w:val="20"/>
+        </w:rPr>
+        <w:t>)</w:t>
+      </w:r>
+      <w:r>
+        <w:rPr>
+          <w:rFonts w:ascii="Noto Serif SC" w:eastAsia="Noto Serif SC" w:hAnsi="Noto Serif SC" w:cs="Noto Serif"/>
+          <w:sz w:val="20"/>
+          <w:szCs w:val="20"/>
+        </w:rPr>
+        <w:t xml:space="preserve">, </w:t>
+      </w:r>
+      <w:r>
+        <w:rPr>
+          <w:rFonts w:ascii="Noto Serif SC" w:eastAsia="Noto Serif SC" w:hAnsi="Noto Serif SC" w:cs="Noto Serif" w:hint="eastAsia"/>
+          <w:sz w:val="20"/>
+          <w:szCs w:val="20"/>
+        </w:rPr>
+        <w:t>康嘎鼓</w:t>
+      </w:r>
+      <w:r>
+        <w:rPr>
+          <w:rFonts w:ascii="Noto Serif SC" w:eastAsia="Noto Serif SC" w:hAnsi="Noto Serif SC" w:cs="Noto Serif"/>
+          <w:sz w:val="20"/>
+          <w:szCs w:val="20"/>
+        </w:rPr>
+        <w:t xml:space="preserve"> </w:t>
+      </w:r>
+      <w:r>
+        <w:rPr>
+          <w:rFonts w:ascii="Noto Serif SC" w:eastAsia="Noto Serif SC" w:hAnsi="Noto Serif SC" w:cs="Noto Serif"/>
+          <w:sz w:val="20"/>
+          <w:szCs w:val="20"/>
+        </w:rPr>
+        <w:t>(</w:t>
+      </w:r>
+      <w:r>
+        <w:rPr>
+          <w:rFonts w:ascii="Noto Serif SC" w:eastAsia="Noto Serif SC" w:hAnsi="Noto Serif SC" w:cs="Noto Serif"/>
+          <w:sz w:val="20"/>
+          <w:szCs w:val="20"/>
+        </w:rPr>
+        <w:t>Congas</w:t>
+      </w:r>
+      <w:r>
+        <w:rPr>
+          <w:rFonts w:ascii="Noto Serif SC" w:eastAsia="Noto Serif SC" w:hAnsi="Noto Serif SC" w:cs="Noto Serif"/>
+          <w:sz w:val="20"/>
+          <w:szCs w:val="20"/>
+        </w:rPr>
+        <w:t>)</w:t>
+      </w:r>
+    </w:p>
+    <w:p>
+      <w:pPr>
+        <w:jc w:val="right"/>
+        <w:rPr>
+          <w:rFonts w:ascii="Noto Serif SC" w:eastAsia="Noto Serif SC" w:hAnsi="Noto Serif SC" w:cs="Noto Serif"/>
+          <w:sz w:val="24"/>
+          <w:szCs w:val="24"/>
+          <w:lang w:val="en-US"/>
+        </w:rPr>
+      </w:pPr>
+      <w:r>
+        <w:rPr>
+          <w:rFonts w:ascii="Noto Serif SC" w:eastAsia="Noto Serif SC" w:hAnsi="Noto Serif SC" w:cs="Noto Serif" w:hint="eastAsia"/>
+          <w:sz w:val="24"/>
+          <w:szCs w:val="24"/>
+          <w:lang w:val="en-US"/>
+        </w:rPr>
+        <w:t>打击乐</w:t>
+      </w:r>
+      <w:r>
+        <w:rPr>
+          <w:rFonts w:ascii="Noto Serif SC" w:eastAsia="Noto Serif SC" w:hAnsi="Noto Serif SC" w:cs="Noto Serif"/>
+          <w:sz w:val="24"/>
+          <w:szCs w:val="24"/>
+          <w:lang w:val="en-US"/>
+        </w:rPr>
+        <w:t xml:space="preserve"> IV (Percussion IV)</w:t>
+      </w:r>
+    </w:p>
+    <w:p>
+      <w:pPr>
+        <w:jc w:val="right"/>
+        <w:rPr>
+          <w:rFonts w:ascii="Noto Serif SC" w:eastAsia="Noto Serif SC" w:hAnsi="Noto Serif SC" w:cs="Noto Serif"/>
+          <w:sz w:val="20"/>
+          <w:szCs w:val="20"/>
+        </w:rPr>
+      </w:pPr>
+      <w:r>
+        <w:rPr>
+          <w:rFonts w:ascii="Noto Serif SC" w:eastAsia="Noto Serif SC" w:hAnsi="Noto Serif SC" w:cs="Noto Serif" w:hint="eastAsia"/>
+          <w:sz w:val="20"/>
+          <w:szCs w:val="20"/>
+        </w:rPr>
+        <w:t>编钟</w:t>
+      </w:r>
+      <w:r>
+        <w:rPr>
+          <w:rFonts w:ascii="Noto Serif SC" w:eastAsia="Noto Serif SC" w:hAnsi="Noto Serif SC" w:cs="Noto Serif"/>
+          <w:sz w:val="20"/>
+          <w:szCs w:val="20"/>
+        </w:rPr>
+        <w:t xml:space="preserve"> </w:t>
+      </w:r>
+      <w:r>
+        <w:rPr>
+          <w:rFonts w:ascii="Noto Serif SC" w:eastAsia="Noto Serif SC" w:hAnsi="Noto Serif SC" w:cs="Noto Serif"/>
+          <w:sz w:val="20"/>
+          <w:szCs w:val="20"/>
+        </w:rPr>
+        <w:t>(</w:t>
       </w:r>
       <w:proofErr w:type="spellStart"/>
       <w:r>
@@ -4051,9 +5539,8 @@
           <w:rFonts w:ascii="Noto Serif SC" w:eastAsia="Noto Serif SC" w:hAnsi="Noto Serif SC" w:cs="Noto Serif"/>
           <w:sz w:val="20"/>
           <w:szCs w:val="20"/>
-          <w:lang w:val="en-GB"/>
-        </w:rPr>
-        <w:t>doub</w:t>
+        </w:rPr>
+        <w:t>Bianzhong</w:t>
       </w:r>
       <w:proofErr w:type="spellEnd"/>
       <w:r>
@@ -4061,9 +5548,215 @@
           <w:rFonts w:ascii="Noto Serif SC" w:eastAsia="Noto Serif SC" w:hAnsi="Noto Serif SC" w:cs="Noto Serif"/>
           <w:sz w:val="20"/>
           <w:szCs w:val="20"/>
-          <w:lang w:val="en-GB"/>
-        </w:rPr>
-        <w:t xml:space="preserve">. </w:t>
+        </w:rPr>
+        <w:t>)</w:t>
+      </w:r>
+      <w:r>
+        <w:rPr>
+          <w:rFonts w:ascii="Noto Serif SC" w:eastAsia="Noto Serif SC" w:hAnsi="Noto Serif SC" w:cs="Noto Serif"/>
+          <w:sz w:val="20"/>
+          <w:szCs w:val="20"/>
+        </w:rPr>
+        <w:t xml:space="preserve">, </w:t>
+      </w:r>
+      <w:r>
+        <w:rPr>
+          <w:rFonts w:ascii="Noto Serif SC" w:eastAsia="Noto Serif SC" w:hAnsi="Noto Serif SC" w:cs="Noto Serif" w:hint="eastAsia"/>
+          <w:sz w:val="20"/>
+          <w:szCs w:val="20"/>
+        </w:rPr>
+        <w:t>通通鼓</w:t>
+      </w:r>
+      <w:r>
+        <w:rPr>
+          <w:rFonts w:ascii="Noto Serif SC" w:eastAsia="Noto Serif SC" w:hAnsi="Noto Serif SC" w:cs="Noto Serif"/>
+          <w:sz w:val="20"/>
+          <w:szCs w:val="20"/>
+        </w:rPr>
+        <w:t xml:space="preserve"> </w:t>
+      </w:r>
+      <w:r>
+        <w:rPr>
+          <w:rFonts w:ascii="Noto Serif SC" w:eastAsia="Noto Serif SC" w:hAnsi="Noto Serif SC" w:cs="Noto Serif"/>
+          <w:sz w:val="20"/>
+          <w:szCs w:val="20"/>
+        </w:rPr>
+        <w:t>(</w:t>
+      </w:r>
+      <w:r>
+        <w:rPr>
+          <w:rFonts w:ascii="Noto Serif SC" w:eastAsia="Noto Serif SC" w:hAnsi="Noto Serif SC" w:cs="Noto Serif"/>
+          <w:sz w:val="20"/>
+          <w:szCs w:val="20"/>
+        </w:rPr>
+        <w:t>Tom-toms</w:t>
+      </w:r>
+      <w:r>
+        <w:rPr>
+          <w:rFonts w:ascii="Noto Serif SC" w:eastAsia="Noto Serif SC" w:hAnsi="Noto Serif SC" w:cs="Noto Serif"/>
+          <w:sz w:val="20"/>
+          <w:szCs w:val="20"/>
+        </w:rPr>
+        <w:t>)</w:t>
+      </w:r>
+      <w:r>
+        <w:rPr>
+          <w:rFonts w:ascii="Noto Serif SC" w:eastAsia="Noto Serif SC" w:hAnsi="Noto Serif SC" w:cs="Noto Serif"/>
+          <w:sz w:val="20"/>
+          <w:szCs w:val="20"/>
+        </w:rPr>
+        <w:t xml:space="preserve">, </w:t>
+      </w:r>
+      <w:r>
+        <w:rPr>
+          <w:rFonts w:ascii="Noto Serif SC" w:eastAsia="Noto Serif SC" w:hAnsi="Noto Serif SC" w:cs="Noto Serif" w:hint="eastAsia"/>
+          <w:sz w:val="20"/>
+          <w:szCs w:val="20"/>
+        </w:rPr>
+        <w:t>马林巴</w:t>
+      </w:r>
+      <w:r>
+        <w:rPr>
+          <w:rFonts w:ascii="Noto Serif SC" w:eastAsia="Noto Serif SC" w:hAnsi="Noto Serif SC" w:cs="Noto Serif"/>
+          <w:sz w:val="20"/>
+          <w:szCs w:val="20"/>
+        </w:rPr>
+        <w:t xml:space="preserve"> </w:t>
+      </w:r>
+      <w:r>
+        <w:rPr>
+          <w:rFonts w:ascii="Noto Serif SC" w:eastAsia="Noto Serif SC" w:hAnsi="Noto Serif SC" w:cs="Noto Serif"/>
+          <w:sz w:val="20"/>
+          <w:szCs w:val="20"/>
+        </w:rPr>
+        <w:t>(</w:t>
+      </w:r>
+      <w:r>
+        <w:rPr>
+          <w:rFonts w:ascii="Noto Serif SC" w:eastAsia="Noto Serif SC" w:hAnsi="Noto Serif SC" w:cs="Noto Serif"/>
+          <w:sz w:val="20"/>
+          <w:szCs w:val="20"/>
+        </w:rPr>
+        <w:t>Marimba</w:t>
+      </w:r>
+      <w:r>
+        <w:rPr>
+          <w:rFonts w:ascii="Noto Serif SC" w:eastAsia="Noto Serif SC" w:hAnsi="Noto Serif SC" w:cs="Noto Serif"/>
+          <w:sz w:val="20"/>
+          <w:szCs w:val="20"/>
+        </w:rPr>
+        <w:t>)</w:t>
+      </w:r>
+      <w:r>
+        <w:rPr>
+          <w:rFonts w:ascii="Noto Serif SC" w:eastAsia="Noto Serif SC" w:hAnsi="Noto Serif SC" w:cs="Noto Serif"/>
+          <w:sz w:val="20"/>
+          <w:szCs w:val="20"/>
+        </w:rPr>
+        <w:t xml:space="preserve">, </w:t>
+      </w:r>
+      <w:r>
+        <w:rPr>
+          <w:rFonts w:ascii="Noto Serif SC" w:eastAsia="Noto Serif SC" w:hAnsi="Noto Serif SC" w:cs="Noto Serif" w:hint="eastAsia"/>
+          <w:sz w:val="20"/>
+          <w:szCs w:val="20"/>
+        </w:rPr>
+        <w:t>军镲</w:t>
+      </w:r>
+      <w:r>
+        <w:rPr>
+          <w:rFonts w:ascii="Noto Serif SC" w:eastAsia="Noto Serif SC" w:hAnsi="Noto Serif SC" w:cs="Noto Serif"/>
+          <w:sz w:val="20"/>
+          <w:szCs w:val="20"/>
+        </w:rPr>
+        <w:t xml:space="preserve"> </w:t>
+      </w:r>
+      <w:r>
+        <w:rPr>
+          <w:rFonts w:ascii="Noto Serif SC" w:eastAsia="Noto Serif SC" w:hAnsi="Noto Serif SC" w:cs="Noto Serif"/>
+          <w:sz w:val="20"/>
+          <w:szCs w:val="20"/>
+        </w:rPr>
+        <w:t>(</w:t>
+      </w:r>
+      <w:r>
+        <w:rPr>
+          <w:rFonts w:ascii="Noto Serif SC" w:eastAsia="Noto Serif SC" w:hAnsi="Noto Serif SC" w:cs="Noto Serif"/>
+          <w:sz w:val="20"/>
+          <w:szCs w:val="20"/>
+        </w:rPr>
+        <w:t>Cymbals</w:t>
+      </w:r>
+      <w:r>
+        <w:rPr>
+          <w:rFonts w:ascii="Noto Serif SC" w:eastAsia="Noto Serif SC" w:hAnsi="Noto Serif SC" w:cs="Noto Serif"/>
+          <w:sz w:val="20"/>
+          <w:szCs w:val="20"/>
+        </w:rPr>
+        <w:t>)</w:t>
+      </w:r>
+    </w:p>
+    <w:p>
+      <w:pPr>
+        <w:jc w:val="right"/>
+        <w:rPr>
+          <w:rFonts w:ascii="Noto Serif SC" w:eastAsia="Noto Serif SC" w:hAnsi="Noto Serif SC" w:cs="Noto Serif"/>
+          <w:sz w:val="24"/>
+          <w:szCs w:val="24"/>
+          <w:lang w:val="en-US"/>
+        </w:rPr>
+      </w:pPr>
+      <w:r>
+        <w:rPr>
+          <w:rFonts w:ascii="Noto Serif SC" w:eastAsia="Noto Serif SC" w:hAnsi="Noto Serif SC" w:cs="Noto Serif" w:hint="eastAsia"/>
+          <w:sz w:val="24"/>
+          <w:szCs w:val="24"/>
+          <w:lang w:val="en-US"/>
+        </w:rPr>
+        <w:t>打击乐</w:t>
+      </w:r>
+      <w:r>
+        <w:rPr>
+          <w:rFonts w:ascii="Noto Serif SC" w:eastAsia="Noto Serif SC" w:hAnsi="Noto Serif SC" w:cs="Noto Serif"/>
+          <w:sz w:val="24"/>
+          <w:szCs w:val="24"/>
+          <w:lang w:val="en-US"/>
+        </w:rPr>
+        <w:t xml:space="preserve"> V (Percussion V)</w:t>
+      </w:r>
+    </w:p>
+    <w:p>
+      <w:pPr>
+        <w:jc w:val="right"/>
+        <w:rPr>
+          <w:rFonts w:ascii="Noto Serif SC" w:eastAsia="Noto Serif SC" w:hAnsi="Noto Serif SC" w:cs="Noto Serif"/>
+          <w:sz w:val="20"/>
+          <w:szCs w:val="20"/>
+        </w:rPr>
+      </w:pPr>
+      <w:r>
+        <w:rPr>
+          <w:rFonts w:ascii="Noto Serif SC" w:eastAsia="Noto Serif SC" w:hAnsi="Noto Serif SC" w:cs="Noto Serif" w:hint="eastAsia"/>
+          <w:sz w:val="20"/>
+          <w:szCs w:val="20"/>
+        </w:rPr>
+        <w:t>铓锣</w:t>
+      </w:r>
+      <w:r>
+        <w:rPr>
+          <w:rFonts w:ascii="Noto Serif SC" w:eastAsia="Noto Serif SC" w:hAnsi="Noto Serif SC" w:cs="Noto Serif"/>
+          <w:sz w:val="20"/>
+          <w:szCs w:val="20"/>
+        </w:rPr>
+        <w:t xml:space="preserve"> </w:t>
+      </w:r>
+      <w:r>
+        <w:rPr>
+          <w:rFonts w:ascii="Noto Serif SC" w:eastAsia="Noto Serif SC" w:hAnsi="Noto Serif SC" w:cs="Noto Serif"/>
+          <w:sz w:val="20"/>
+          <w:szCs w:val="20"/>
+        </w:rPr>
+        <w:t>(</w:t>
       </w:r>
       <w:proofErr w:type="spellStart"/>
       <w:r>
@@ -4071,9 +5764,8 @@
           <w:rFonts w:ascii="Noto Serif SC" w:eastAsia="Noto Serif SC" w:hAnsi="Noto Serif SC" w:cs="Noto Serif"/>
           <w:sz w:val="20"/>
           <w:szCs w:val="20"/>
-          <w:lang w:val="en-GB"/>
-        </w:rPr>
-        <w:t>Gaoyin</w:t>
+        </w:rPr>
+        <w:t>Mangluo</w:t>
       </w:r>
       <w:proofErr w:type="spellEnd"/>
       <w:r>
@@ -4081,9 +5773,204 @@
           <w:rFonts w:ascii="Noto Serif SC" w:eastAsia="Noto Serif SC" w:hAnsi="Noto Serif SC" w:cs="Noto Serif"/>
           <w:sz w:val="20"/>
           <w:szCs w:val="20"/>
-          <w:lang w:val="en-GB"/>
-        </w:rPr>
-        <w:t xml:space="preserve"> Guan)</w:t>
+        </w:rPr>
+        <w:t>)</w:t>
+      </w:r>
+      <w:r>
+        <w:rPr>
+          <w:rFonts w:ascii="Noto Serif SC" w:eastAsia="Noto Serif SC" w:hAnsi="Noto Serif SC" w:cs="Noto Serif"/>
+          <w:sz w:val="20"/>
+          <w:szCs w:val="20"/>
+        </w:rPr>
+        <w:t xml:space="preserve">, </w:t>
+      </w:r>
+      <w:r>
+        <w:rPr>
+          <w:rFonts w:ascii="Noto Serif SC" w:eastAsia="Noto Serif SC" w:hAnsi="Noto Serif SC" w:cs="Noto Serif" w:hint="eastAsia"/>
+          <w:sz w:val="20"/>
+          <w:szCs w:val="20"/>
+        </w:rPr>
+        <w:t>颤音琴</w:t>
+      </w:r>
+      <w:r>
+        <w:rPr>
+          <w:rFonts w:ascii="Noto Serif SC" w:eastAsia="Noto Serif SC" w:hAnsi="Noto Serif SC" w:cs="Noto Serif"/>
+          <w:sz w:val="20"/>
+          <w:szCs w:val="20"/>
+        </w:rPr>
+        <w:t xml:space="preserve"> </w:t>
+      </w:r>
+      <w:r>
+        <w:rPr>
+          <w:rFonts w:ascii="Noto Serif SC" w:eastAsia="Noto Serif SC" w:hAnsi="Noto Serif SC" w:cs="Noto Serif"/>
+          <w:sz w:val="20"/>
+          <w:szCs w:val="20"/>
+        </w:rPr>
+        <w:t>(</w:t>
+      </w:r>
+      <w:r>
+        <w:rPr>
+          <w:rFonts w:ascii="Noto Serif SC" w:eastAsia="Noto Serif SC" w:hAnsi="Noto Serif SC" w:cs="Noto Serif"/>
+          <w:sz w:val="20"/>
+          <w:szCs w:val="20"/>
+        </w:rPr>
+        <w:t>Vibraphone</w:t>
+      </w:r>
+      <w:r>
+        <w:rPr>
+          <w:rFonts w:ascii="Noto Serif SC" w:eastAsia="Noto Serif SC" w:hAnsi="Noto Serif SC" w:cs="Noto Serif"/>
+          <w:sz w:val="20"/>
+          <w:szCs w:val="20"/>
+        </w:rPr>
+        <w:t>)</w:t>
+      </w:r>
+      <w:r>
+        <w:rPr>
+          <w:rFonts w:ascii="Noto Serif SC" w:eastAsia="Noto Serif SC" w:hAnsi="Noto Serif SC" w:cs="Noto Serif"/>
+          <w:sz w:val="20"/>
+          <w:szCs w:val="20"/>
+        </w:rPr>
+        <w:t xml:space="preserve">, </w:t>
+      </w:r>
+      <w:r>
+        <w:rPr>
+          <w:rFonts w:ascii="Noto Serif SC" w:eastAsia="Noto Serif SC" w:hAnsi="Noto Serif SC" w:cs="Noto Serif" w:hint="eastAsia"/>
+          <w:sz w:val="20"/>
+          <w:szCs w:val="20"/>
+        </w:rPr>
+        <w:t>编钟</w:t>
+      </w:r>
+      <w:r>
+        <w:rPr>
+          <w:rFonts w:ascii="Noto Serif SC" w:eastAsia="Noto Serif SC" w:hAnsi="Noto Serif SC" w:cs="Noto Serif"/>
+          <w:sz w:val="20"/>
+          <w:szCs w:val="20"/>
+        </w:rPr>
+        <w:t xml:space="preserve"> </w:t>
+      </w:r>
+      <w:r>
+        <w:rPr>
+          <w:rFonts w:ascii="Noto Serif SC" w:eastAsia="Noto Serif SC" w:hAnsi="Noto Serif SC" w:cs="Noto Serif"/>
+          <w:sz w:val="20"/>
+          <w:szCs w:val="20"/>
+        </w:rPr>
+        <w:t>(</w:t>
+      </w:r>
+      <w:proofErr w:type="spellStart"/>
+      <w:r>
+        <w:rPr>
+          <w:rFonts w:ascii="Noto Serif SC" w:eastAsia="Noto Serif SC" w:hAnsi="Noto Serif SC" w:cs="Noto Serif"/>
+          <w:sz w:val="20"/>
+          <w:szCs w:val="20"/>
+        </w:rPr>
+        <w:t>Bianzhong</w:t>
+      </w:r>
+      <w:proofErr w:type="spellEnd"/>
+      <w:r>
+        <w:rPr>
+          <w:rFonts w:ascii="Noto Serif SC" w:eastAsia="Noto Serif SC" w:hAnsi="Noto Serif SC" w:cs="Noto Serif"/>
+          <w:sz w:val="20"/>
+          <w:szCs w:val="20"/>
+        </w:rPr>
+        <w:t>)</w:t>
+      </w:r>
+      <w:r>
+        <w:rPr>
+          <w:rFonts w:ascii="Noto Serif SC" w:eastAsia="Noto Serif SC" w:hAnsi="Noto Serif SC" w:cs="Noto Serif"/>
+          <w:sz w:val="20"/>
+          <w:szCs w:val="20"/>
+        </w:rPr>
+        <w:t xml:space="preserve">, </w:t>
+      </w:r>
+      <w:r>
+        <w:rPr>
+          <w:rFonts w:ascii="Noto Serif SC" w:eastAsia="Noto Serif SC" w:hAnsi="Noto Serif SC" w:cs="Noto Serif" w:hint="eastAsia"/>
+          <w:sz w:val="20"/>
+          <w:szCs w:val="20"/>
+        </w:rPr>
+        <w:t>大军鼓</w:t>
+      </w:r>
+      <w:r>
+        <w:rPr>
+          <w:rFonts w:ascii="Noto Serif SC" w:eastAsia="Noto Serif SC" w:hAnsi="Noto Serif SC" w:cs="Noto Serif"/>
+          <w:sz w:val="20"/>
+          <w:szCs w:val="20"/>
+        </w:rPr>
+        <w:t xml:space="preserve"> </w:t>
+      </w:r>
+      <w:r>
+        <w:rPr>
+          <w:rFonts w:ascii="Noto Serif SC" w:eastAsia="Noto Serif SC" w:hAnsi="Noto Serif SC" w:cs="Noto Serif"/>
+          <w:sz w:val="20"/>
+          <w:szCs w:val="20"/>
+        </w:rPr>
+        <w:t>(</w:t>
+      </w:r>
+      <w:r>
+        <w:rPr>
+          <w:rFonts w:ascii="Noto Serif SC" w:eastAsia="Noto Serif SC" w:hAnsi="Noto Serif SC" w:cs="Noto Serif"/>
+          <w:sz w:val="20"/>
+          <w:szCs w:val="20"/>
+        </w:rPr>
+        <w:t>Bass drum</w:t>
+      </w:r>
+      <w:r>
+        <w:rPr>
+          <w:rFonts w:ascii="Noto Serif SC" w:eastAsia="Noto Serif SC" w:hAnsi="Noto Serif SC" w:cs="Noto Serif"/>
+          <w:sz w:val="20"/>
+          <w:szCs w:val="20"/>
+        </w:rPr>
+        <w:t>)</w:t>
+      </w:r>
+      <w:r>
+        <w:rPr>
+          <w:rFonts w:ascii="Noto Serif SC" w:eastAsia="Noto Serif SC" w:hAnsi="Noto Serif SC" w:cs="Noto Serif"/>
+          <w:sz w:val="20"/>
+          <w:szCs w:val="20"/>
+        </w:rPr>
+        <w:t xml:space="preserve">, </w:t>
+      </w:r>
+      <w:r>
+        <w:rPr>
+          <w:rFonts w:ascii="Noto Serif SC" w:eastAsia="Noto Serif SC" w:hAnsi="Noto Serif SC" w:cs="Noto Serif" w:hint="eastAsia"/>
+          <w:sz w:val="20"/>
+          <w:szCs w:val="20"/>
+        </w:rPr>
+        <w:t>大锣</w:t>
+      </w:r>
+      <w:r>
+        <w:rPr>
+          <w:rFonts w:ascii="Noto Serif SC" w:eastAsia="Noto Serif SC" w:hAnsi="Noto Serif SC" w:cs="Noto Serif"/>
+          <w:sz w:val="20"/>
+          <w:szCs w:val="20"/>
+        </w:rPr>
+        <w:t xml:space="preserve"> </w:t>
+      </w:r>
+      <w:r>
+        <w:rPr>
+          <w:rFonts w:ascii="Noto Serif SC" w:eastAsia="Noto Serif SC" w:hAnsi="Noto Serif SC" w:cs="Noto Serif"/>
+          <w:sz w:val="20"/>
+          <w:szCs w:val="20"/>
+        </w:rPr>
+        <w:t>(</w:t>
+      </w:r>
+      <w:proofErr w:type="spellStart"/>
+      <w:r>
+        <w:rPr>
+          <w:rFonts w:ascii="Noto Serif SC" w:eastAsia="Noto Serif SC" w:hAnsi="Noto Serif SC" w:cs="Noto Serif"/>
+          <w:sz w:val="20"/>
+          <w:szCs w:val="20"/>
+        </w:rPr>
+        <w:t>Daluo</w:t>
+      </w:r>
+      <w:proofErr w:type="spellEnd"/>
+      <w:r>
+        <w:rPr>
+          <w:rFonts w:ascii="Noto Serif SC" w:eastAsia="Noto Serif SC" w:hAnsi="Noto Serif SC" w:cs="Noto Serif"/>
+          <w:sz w:val="20"/>
+          <w:szCs w:val="20"/>
+        </w:rPr>
+        <w:t>)</w:t>
       </w:r>
     </w:p>
     <w:p>
@@ -4103,2147 +5990,214 @@
           <w:szCs w:val="24"/>
           <w:lang w:val="en-US"/>
         </w:rPr>
-        <w:t>加键中音唢呐</w:t>
-      </w:r>
-      <w:r>
-        <w:rPr>
-          <w:rFonts w:ascii="Noto Serif SC" w:eastAsia="Noto Serif SC" w:hAnsi="Noto Serif SC" w:cs="Noto Serif"/>
-          <w:sz w:val="24"/>
-          <w:szCs w:val="24"/>
-          <w:lang w:val="en-US"/>
-        </w:rPr>
-        <w:t>** (</w:t>
+        <w:t>打击乐</w:t>
+      </w:r>
+      <w:r>
+        <w:rPr>
+          <w:rFonts w:ascii="Noto Serif SC" w:eastAsia="Noto Serif SC" w:hAnsi="Noto Serif SC" w:cs="Noto Serif"/>
+          <w:sz w:val="24"/>
+          <w:szCs w:val="24"/>
+          <w:lang w:val="en-US"/>
+        </w:rPr>
+        <w:t xml:space="preserve"> VI (Percussion VI)</w:t>
+      </w:r>
+    </w:p>
+    <w:p>
+      <w:pPr>
+        <w:jc w:val="right"/>
+        <w:rPr>
+          <w:rFonts w:ascii="Noto Serif SC" w:eastAsia="Noto Serif SC" w:hAnsi="Noto Serif SC" w:cs="Noto Serif"/>
+          <w:sz w:val="20"/>
+          <w:szCs w:val="20"/>
+          <w:lang w:val="en-US"/>
+        </w:rPr>
+      </w:pPr>
+      <w:r>
+        <w:rPr>
+          <w:rFonts w:ascii="Noto Serif SC" w:eastAsia="Noto Serif SC" w:hAnsi="Noto Serif SC" w:cs="Noto Serif"/>
+          <w:sz w:val="20"/>
+          <w:szCs w:val="20"/>
+        </w:rPr>
+        <w:t>(</w:t>
+      </w:r>
+      <w:r>
+        <w:rPr>
+          <w:rFonts w:ascii="Noto Serif SC" w:eastAsia="Noto Serif SC" w:hAnsi="Noto Serif SC" w:cs="Noto Serif" w:hint="eastAsia"/>
+          <w:sz w:val="20"/>
+          <w:szCs w:val="20"/>
+        </w:rPr>
+        <w:t>中国</w:t>
+      </w:r>
+      <w:r>
+        <w:rPr>
+          <w:rFonts w:ascii="Noto Serif SC" w:eastAsia="Noto Serif SC" w:hAnsi="Noto Serif SC" w:cs="Noto Serif"/>
+          <w:sz w:val="20"/>
+          <w:szCs w:val="20"/>
+        </w:rPr>
+        <w:t>)</w:t>
+      </w:r>
+      <w:r>
+        <w:rPr>
+          <w:rFonts w:ascii="Noto Serif SC" w:eastAsia="Noto Serif SC" w:hAnsi="Noto Serif SC" w:cs="Noto Serif" w:hint="eastAsia"/>
+          <w:sz w:val="20"/>
+          <w:szCs w:val="20"/>
+        </w:rPr>
+        <w:t>大鼓</w:t>
+      </w:r>
+      <w:r>
+        <w:rPr>
+          <w:rFonts w:ascii="Noto Serif SC" w:eastAsia="Noto Serif SC" w:hAnsi="Noto Serif SC" w:cs="Noto Serif"/>
+          <w:sz w:val="20"/>
+          <w:szCs w:val="20"/>
+        </w:rPr>
+        <w:t xml:space="preserve"> </w:t>
+      </w:r>
+      <w:r>
+        <w:rPr>
+          <w:rFonts w:ascii="Noto Serif SC" w:eastAsia="Noto Serif SC" w:hAnsi="Noto Serif SC" w:cs="Noto Serif"/>
+          <w:sz w:val="20"/>
+          <w:szCs w:val="20"/>
+        </w:rPr>
+        <w:t>(</w:t>
+      </w:r>
+      <w:r>
+        <w:rPr>
+          <w:rFonts w:ascii="Noto Serif SC" w:eastAsia="Noto Serif SC" w:hAnsi="Noto Serif SC" w:cs="Noto Serif"/>
+          <w:sz w:val="20"/>
+          <w:szCs w:val="20"/>
+        </w:rPr>
+        <w:t>Dagu</w:t>
+      </w:r>
+      <w:r>
+        <w:rPr>
+          <w:rFonts w:ascii="Noto Serif SC" w:eastAsia="Noto Serif SC" w:hAnsi="Noto Serif SC" w:cs="Noto Serif"/>
+          <w:sz w:val="20"/>
+          <w:szCs w:val="20"/>
+        </w:rPr>
+        <w:t>)</w:t>
+      </w:r>
+      <w:r>
+        <w:rPr>
+          <w:rFonts w:ascii="Noto Serif SC" w:eastAsia="Noto Serif SC" w:hAnsi="Noto Serif SC" w:cs="Noto Serif"/>
+          <w:sz w:val="20"/>
+          <w:szCs w:val="20"/>
+        </w:rPr>
+        <w:t xml:space="preserve">, </w:t>
       </w:r>
       <w:proofErr w:type="spellStart"/>
       <w:r>
         <w:rPr>
           <w:rFonts w:ascii="Noto Serif SC" w:eastAsia="Noto Serif SC" w:hAnsi="Noto Serif SC" w:cs="Noto Serif"/>
-          <w:sz w:val="24"/>
-          <w:szCs w:val="24"/>
-          <w:lang w:val="en-US"/>
-        </w:rPr>
-        <w:t>Jiajian</w:t>
+          <w:sz w:val="20"/>
+          <w:szCs w:val="20"/>
+        </w:rPr>
+        <w:t>Tubaphone</w:t>
       </w:r>
       <w:proofErr w:type="spellEnd"/>
       <w:r>
         <w:rPr>
           <w:rFonts w:ascii="Noto Serif SC" w:eastAsia="Noto Serif SC" w:hAnsi="Noto Serif SC" w:cs="Noto Serif"/>
-          <w:sz w:val="24"/>
-          <w:szCs w:val="24"/>
-          <w:lang w:val="en-US"/>
+          <w:sz w:val="20"/>
+          <w:szCs w:val="20"/>
+        </w:rPr>
+        <w:t xml:space="preserve">, </w:t>
+      </w:r>
+      <w:r>
+        <w:rPr>
+          <w:rFonts w:ascii="Noto Serif SC" w:eastAsia="Noto Serif SC" w:hAnsi="Noto Serif SC" w:cs="Noto Serif" w:hint="eastAsia"/>
+          <w:sz w:val="20"/>
+          <w:szCs w:val="20"/>
+        </w:rPr>
+        <w:t>小军鼓</w:t>
+      </w:r>
+      <w:r>
+        <w:rPr>
+          <w:rFonts w:ascii="Noto Serif SC" w:eastAsia="Noto Serif SC" w:hAnsi="Noto Serif SC" w:cs="Noto Serif"/>
+          <w:sz w:val="20"/>
+          <w:szCs w:val="20"/>
         </w:rPr>
         <w:t xml:space="preserve"> </w:t>
       </w:r>
-      <w:proofErr w:type="spellStart"/>
-      <w:r>
-        <w:rPr>
-          <w:rFonts w:ascii="Noto Serif SC" w:eastAsia="Noto Serif SC" w:hAnsi="Noto Serif SC" w:cs="Noto Serif"/>
-          <w:sz w:val="24"/>
-          <w:szCs w:val="24"/>
-          <w:lang w:val="en-US"/>
-        </w:rPr>
-        <w:t>Zhongyin</w:t>
-      </w:r>
-      <w:proofErr w:type="spellEnd"/>
-      <w:r>
-        <w:rPr>
-          <w:rFonts w:ascii="Noto Serif SC" w:eastAsia="Noto Serif SC" w:hAnsi="Noto Serif SC" w:cs="Noto Serif"/>
-          <w:sz w:val="24"/>
-          <w:szCs w:val="24"/>
-          <w:lang w:val="en-US"/>
+      <w:r>
+        <w:rPr>
+          <w:rFonts w:ascii="Noto Serif SC" w:eastAsia="Noto Serif SC" w:hAnsi="Noto Serif SC" w:cs="Noto Serif"/>
+          <w:sz w:val="20"/>
+          <w:szCs w:val="20"/>
+        </w:rPr>
+        <w:t>(</w:t>
+      </w:r>
+      <w:r>
+        <w:rPr>
+          <w:rFonts w:ascii="Noto Serif SC" w:eastAsia="Noto Serif SC" w:hAnsi="Noto Serif SC" w:cs="Noto Serif"/>
+          <w:sz w:val="20"/>
+          <w:szCs w:val="20"/>
+        </w:rPr>
+        <w:t>Snare Drum</w:t>
+      </w:r>
+      <w:r>
+        <w:rPr>
+          <w:rFonts w:ascii="Noto Serif SC" w:eastAsia="Noto Serif SC" w:hAnsi="Noto Serif SC" w:cs="Noto Serif"/>
+          <w:sz w:val="20"/>
+          <w:szCs w:val="20"/>
+        </w:rPr>
+        <w:t>)</w:t>
+      </w:r>
+      <w:r>
+        <w:rPr>
+          <w:rFonts w:ascii="Noto Serif SC" w:eastAsia="Noto Serif SC" w:hAnsi="Noto Serif SC" w:cs="Noto Serif"/>
+          <w:sz w:val="20"/>
+          <w:szCs w:val="20"/>
+        </w:rPr>
+        <w:t>, (</w:t>
+      </w:r>
+      <w:r>
+        <w:rPr>
+          <w:rFonts w:ascii="Noto Serif SC" w:eastAsia="Noto Serif SC" w:hAnsi="Noto Serif SC" w:cs="Noto Serif" w:hint="eastAsia"/>
+          <w:sz w:val="20"/>
+          <w:szCs w:val="20"/>
+        </w:rPr>
+        <w:t>中国</w:t>
+      </w:r>
+      <w:r>
+        <w:rPr>
+          <w:rFonts w:ascii="Noto Serif SC" w:eastAsia="Noto Serif SC" w:hAnsi="Noto Serif SC" w:cs="Noto Serif"/>
+          <w:sz w:val="20"/>
+          <w:szCs w:val="20"/>
+        </w:rPr>
+        <w:t>)</w:t>
+      </w:r>
+      <w:r>
+        <w:rPr>
+          <w:rFonts w:ascii="Noto Serif SC" w:eastAsia="Noto Serif SC" w:hAnsi="Noto Serif SC" w:cs="Noto Serif" w:hint="eastAsia"/>
+          <w:sz w:val="20"/>
+          <w:szCs w:val="20"/>
+        </w:rPr>
+        <w:t>大鼓</w:t>
+      </w:r>
+      <w:r>
+        <w:rPr>
+          <w:rFonts w:ascii="Noto Serif SC" w:eastAsia="Noto Serif SC" w:hAnsi="Noto Serif SC" w:cs="Noto Serif"/>
+          <w:sz w:val="20"/>
+          <w:szCs w:val="20"/>
         </w:rPr>
         <w:t xml:space="preserve"> </w:t>
       </w:r>
-      <w:proofErr w:type="spellStart"/>
-      <w:r>
-        <w:rPr>
-          <w:rFonts w:ascii="Noto Serif SC" w:eastAsia="Noto Serif SC" w:hAnsi="Noto Serif SC" w:cs="Noto Serif"/>
-          <w:sz w:val="24"/>
-          <w:szCs w:val="24"/>
-          <w:lang w:val="en-US"/>
-        </w:rPr>
-        <w:t>Suona</w:t>
-      </w:r>
-      <w:proofErr w:type="spellEnd"/>
-      <w:r>
-        <w:rPr>
-          <w:rFonts w:ascii="Noto Serif SC" w:eastAsia="Noto Serif SC" w:hAnsi="Noto Serif SC" w:cs="Noto Serif"/>
-          <w:sz w:val="24"/>
-          <w:szCs w:val="24"/>
-          <w:lang w:val="en-US"/>
-        </w:rPr>
-        <w:t>**)</w:t>
-      </w:r>
-    </w:p>
-    <w:p>
-      <w:pPr>
-        <w:jc w:val="right"/>
-        <w:rPr>
-          <w:rFonts w:ascii="Noto Serif SC" w:eastAsia="Noto Serif SC" w:hAnsi="Noto Serif SC" w:cs="Noto Serif"/>
-          <w:sz w:val="24"/>
-          <w:szCs w:val="24"/>
-          <w:lang w:val="en-US"/>
-        </w:rPr>
-      </w:pPr>
-      <w:r>
-        <w:rPr>
-          <w:rFonts w:ascii="Noto Serif SC" w:eastAsia="Noto Serif SC" w:hAnsi="Noto Serif SC" w:cs="Noto Serif"/>
-          <w:sz w:val="20"/>
-          <w:szCs w:val="20"/>
-          <w:lang w:val="en-US"/>
-        </w:rPr>
-        <w:t>**</w:t>
-      </w:r>
-      <w:r>
-        <w:rPr>
-          <w:rFonts w:ascii="Noto Serif SC" w:eastAsia="Noto Serif SC" w:hAnsi="Noto Serif SC" w:cs="Noto Serif" w:hint="eastAsia"/>
-          <w:sz w:val="20"/>
-          <w:szCs w:val="20"/>
-        </w:rPr>
-        <w:t>兼奏低音管</w:t>
-      </w:r>
-      <w:r>
-        <w:rPr>
-          <w:rFonts w:ascii="Noto Serif SC" w:eastAsia="Noto Serif SC" w:hAnsi="Noto Serif SC" w:cs="Noto Serif"/>
-          <w:sz w:val="20"/>
-          <w:szCs w:val="20"/>
-          <w:lang w:val="en-GB"/>
-        </w:rPr>
-        <w:t xml:space="preserve"> (</w:t>
-      </w:r>
-      <w:proofErr w:type="spellStart"/>
-      <w:r>
-        <w:rPr>
-          <w:rFonts w:ascii="Noto Serif SC" w:eastAsia="Noto Serif SC" w:hAnsi="Noto Serif SC" w:cs="Noto Serif"/>
-          <w:sz w:val="20"/>
-          <w:szCs w:val="20"/>
-          <w:lang w:val="en-GB"/>
-        </w:rPr>
-        <w:t>doub</w:t>
-      </w:r>
-      <w:proofErr w:type="spellEnd"/>
-      <w:r>
-        <w:rPr>
-          <w:rFonts w:ascii="Noto Serif SC" w:eastAsia="Noto Serif SC" w:hAnsi="Noto Serif SC" w:cs="Noto Serif"/>
-          <w:sz w:val="20"/>
-          <w:szCs w:val="20"/>
-          <w:lang w:val="en-GB"/>
-        </w:rPr>
-        <w:t xml:space="preserve">. on </w:t>
-      </w:r>
-      <w:proofErr w:type="spellStart"/>
-      <w:r>
-        <w:rPr>
-          <w:rFonts w:ascii="Noto Serif SC" w:eastAsia="Noto Serif SC" w:hAnsi="Noto Serif SC" w:cs="Noto Serif"/>
-          <w:sz w:val="20"/>
-          <w:szCs w:val="20"/>
-          <w:lang w:val="en-GB"/>
-        </w:rPr>
-        <w:t>Diyin</w:t>
-      </w:r>
-      <w:proofErr w:type="spellEnd"/>
-      <w:r>
-        <w:rPr>
-          <w:rFonts w:ascii="Noto Serif SC" w:eastAsia="Noto Serif SC" w:hAnsi="Noto Serif SC" w:cs="Noto Serif"/>
-          <w:sz w:val="20"/>
-          <w:szCs w:val="20"/>
-          <w:lang w:val="en-GB"/>
-        </w:rPr>
-        <w:t xml:space="preserve"> Guan)</w:t>
-      </w:r>
-    </w:p>
-    <w:p>
-      <w:pPr>
-        <w:jc w:val="right"/>
-        <w:rPr>
-          <w:rFonts w:ascii="Noto Serif SC" w:eastAsia="Noto Serif SC" w:hAnsi="Noto Serif SC" w:cs="Noto Serif"/>
-          <w:sz w:val="24"/>
-          <w:szCs w:val="24"/>
-          <w:lang w:val="en-US"/>
-        </w:rPr>
-      </w:pPr>
-      <w:r>
-        <w:rPr>
-          <w:rFonts w:ascii="Noto Serif SC" w:eastAsia="Noto Serif SC" w:hAnsi="Noto Serif SC" w:cs="Noto Serif" w:hint="eastAsia"/>
-          <w:sz w:val="24"/>
-          <w:szCs w:val="24"/>
-          <w:lang w:val="en-US"/>
-        </w:rPr>
-        <w:t>管</w:t>
-      </w:r>
-      <w:r>
-        <w:rPr>
-          <w:rFonts w:ascii="Noto Serif SC" w:eastAsia="Noto Serif SC" w:hAnsi="Noto Serif SC" w:cs="Noto Serif"/>
-          <w:sz w:val="24"/>
-          <w:szCs w:val="24"/>
-          <w:lang w:val="en-US"/>
-        </w:rPr>
-        <w:t xml:space="preserve"> </w:t>
-      </w:r>
-      <w:r>
-        <w:rPr>
-          <w:rFonts w:ascii="Noto Serif SC" w:eastAsia="Noto Serif SC" w:hAnsi="Noto Serif SC" w:cs="Noto Serif"/>
-          <w:sz w:val="24"/>
-          <w:szCs w:val="24"/>
+      <w:r>
+        <w:rPr>
+          <w:rFonts w:ascii="Noto Serif SC" w:eastAsia="Noto Serif SC" w:hAnsi="Noto Serif SC" w:cs="Noto Serif"/>
+          <w:sz w:val="20"/>
+          <w:szCs w:val="20"/>
         </w:rPr>
         <w:t>(</w:t>
       </w:r>
       <w:r>
         <w:rPr>
-          <w:rFonts w:ascii="Noto Serif SC" w:eastAsia="Noto Serif SC" w:hAnsi="Noto Serif SC" w:cs="Noto Serif" w:hint="eastAsia"/>
-          <w:sz w:val="24"/>
-          <w:szCs w:val="24"/>
-        </w:rPr>
-        <w:t>兼</w:t>
-      </w:r>
-      <w:r>
-        <w:rPr>
-          <w:rFonts w:ascii="Noto Serif SC" w:eastAsia="Noto Serif SC" w:hAnsi="Noto Serif SC" w:cs="Noto Serif"/>
-          <w:sz w:val="24"/>
-          <w:szCs w:val="24"/>
-        </w:rPr>
-        <w:t xml:space="preserve">: </w:t>
-      </w:r>
-      <w:r>
-        <w:rPr>
-          <w:rFonts w:ascii="Noto Serif SC" w:eastAsia="Noto Serif SC" w:hAnsi="Noto Serif SC" w:cs="Noto Serif" w:hint="eastAsia"/>
-          <w:sz w:val="24"/>
-          <w:szCs w:val="24"/>
-        </w:rPr>
-        <w:t>高音，中音，低音</w:t>
-      </w:r>
-      <w:r>
-        <w:rPr>
-          <w:rFonts w:ascii="Noto Serif SC" w:eastAsia="Noto Serif SC" w:hAnsi="Noto Serif SC" w:cs="Noto Serif"/>
-          <w:sz w:val="24"/>
-          <w:szCs w:val="24"/>
-        </w:rPr>
-        <w:t>)</w:t>
-      </w:r>
-      <w:r>
-        <w:rPr>
-          <w:rFonts w:ascii="Noto Serif SC" w:eastAsia="Noto Serif SC" w:hAnsi="Noto Serif SC" w:cs="Noto Serif"/>
-          <w:sz w:val="24"/>
-          <w:szCs w:val="24"/>
-          <w:lang w:val="en-US"/>
-        </w:rPr>
-        <w:t xml:space="preserve"> (Guan – </w:t>
-      </w:r>
-      <w:r>
-        <w:rPr>
-          <w:rFonts w:ascii="Noto Serif SC" w:eastAsia="Noto Serif SC" w:hAnsi="Noto Serif SC" w:cs="Noto Serif"/>
-          <w:sz w:val="24"/>
-          <w:szCs w:val="24"/>
-        </w:rPr>
-        <w:t>High, Middle, Low</w:t>
-      </w:r>
-      <w:r>
-        <w:rPr>
-          <w:rFonts w:ascii="Noto Serif SC" w:eastAsia="Noto Serif SC" w:hAnsi="Noto Serif SC" w:cs="Noto Serif"/>
-          <w:sz w:val="24"/>
-          <w:szCs w:val="24"/>
-          <w:lang w:val="en-US"/>
-        </w:rPr>
-        <w:t>)</w:t>
-      </w:r>
-    </w:p>
-    <w:p>
-      <w:pPr>
-        <w:jc w:val="right"/>
-        <w:rPr>
-          <w:rFonts w:ascii="Noto Serif SC" w:eastAsia="Noto Serif SC" w:hAnsi="Noto Serif SC" w:cs="Noto Serif"/>
-          <w:sz w:val="24"/>
-          <w:szCs w:val="24"/>
-          <w:lang w:val="en-US"/>
-        </w:rPr>
-      </w:pPr>
-    </w:p>
-    <w:p>
-      <w:pPr>
-        <w:jc w:val="right"/>
-        <w:rPr>
-          <w:rFonts w:ascii="Noto Serif SC" w:eastAsia="Noto Serif SC" w:hAnsi="Noto Serif SC" w:cs="Noto Serif"/>
-          <w:sz w:val="24"/>
-          <w:szCs w:val="24"/>
-          <w:lang w:val="en-US"/>
-        </w:rPr>
-      </w:pPr>
-      <w:r>
-        <w:rPr>
-          <w:rFonts w:ascii="Noto Serif SC" w:eastAsia="Noto Serif SC" w:hAnsi="Noto Serif SC" w:cs="Noto Serif" w:hint="eastAsia"/>
-          <w:sz w:val="24"/>
-          <w:szCs w:val="24"/>
-          <w:lang w:val="en-US"/>
-        </w:rPr>
-        <w:t>扬琴</w:t>
-      </w:r>
-      <w:r>
-        <w:rPr>
-          <w:rFonts w:ascii="Noto Serif SC" w:eastAsia="Noto Serif SC" w:hAnsi="Noto Serif SC" w:cs="Noto Serif"/>
-          <w:sz w:val="24"/>
-          <w:szCs w:val="24"/>
-          <w:lang w:val="en-US"/>
-        </w:rPr>
-        <w:t xml:space="preserve"> (Yangqin)</w:t>
-      </w:r>
-    </w:p>
-    <w:p>
-      <w:pPr>
-        <w:jc w:val="right"/>
-        <w:rPr>
-          <w:rFonts w:ascii="Noto Serif SC" w:eastAsia="Noto Serif SC" w:hAnsi="Noto Serif SC" w:cs="Noto Serif"/>
-          <w:sz w:val="24"/>
-          <w:szCs w:val="24"/>
-          <w:lang w:val="en-US"/>
-        </w:rPr>
-      </w:pPr>
-      <w:r>
-        <w:rPr>
-          <w:rFonts w:ascii="Noto Serif SC" w:eastAsia="Noto Serif SC" w:hAnsi="Noto Serif SC" w:cs="Noto Serif" w:hint="eastAsia"/>
-          <w:sz w:val="24"/>
-          <w:szCs w:val="24"/>
-          <w:lang w:val="en-US"/>
-        </w:rPr>
-        <w:t>柳琴</w:t>
-      </w:r>
-      <w:r>
-        <w:rPr>
-          <w:rFonts w:ascii="Noto Serif SC" w:eastAsia="Noto Serif SC" w:hAnsi="Noto Serif SC" w:cs="Noto Serif"/>
-          <w:sz w:val="24"/>
-          <w:szCs w:val="24"/>
-          <w:lang w:val="en-US"/>
-        </w:rPr>
-        <w:t xml:space="preserve"> I, II (</w:t>
-      </w:r>
-      <w:proofErr w:type="spellStart"/>
-      <w:r>
-        <w:rPr>
-          <w:rFonts w:ascii="Noto Serif SC" w:eastAsia="Noto Serif SC" w:hAnsi="Noto Serif SC" w:cs="Noto Serif"/>
-          <w:sz w:val="24"/>
-          <w:szCs w:val="24"/>
-          <w:lang w:val="en-US"/>
-        </w:rPr>
-        <w:t>Liuqin</w:t>
-      </w:r>
-      <w:proofErr w:type="spellEnd"/>
-      <w:r>
-        <w:rPr>
-          <w:rFonts w:ascii="Noto Serif SC" w:eastAsia="Noto Serif SC" w:hAnsi="Noto Serif SC" w:cs="Noto Serif"/>
-          <w:sz w:val="24"/>
-          <w:szCs w:val="24"/>
-          <w:lang w:val="en-US"/>
-        </w:rPr>
-        <w:t xml:space="preserve"> I, II)</w:t>
-      </w:r>
-    </w:p>
-    <w:p>
-      <w:pPr>
-        <w:jc w:val="right"/>
-        <w:rPr>
-          <w:rFonts w:ascii="Noto Serif SC" w:eastAsia="Noto Serif SC" w:hAnsi="Noto Serif SC" w:cs="Noto Serif"/>
-          <w:sz w:val="24"/>
-          <w:szCs w:val="24"/>
-          <w:lang w:val="en-US"/>
-        </w:rPr>
-      </w:pPr>
-      <w:r>
-        <w:rPr>
-          <w:rFonts w:ascii="Noto Serif SC" w:eastAsia="Noto Serif SC" w:hAnsi="Noto Serif SC" w:cs="Noto Serif" w:hint="eastAsia"/>
-          <w:sz w:val="24"/>
-          <w:szCs w:val="24"/>
-          <w:lang w:val="en-US"/>
-        </w:rPr>
-        <w:t>琵琶</w:t>
-      </w:r>
-      <w:r>
-        <w:rPr>
-          <w:rFonts w:ascii="Noto Serif SC" w:eastAsia="Noto Serif SC" w:hAnsi="Noto Serif SC" w:cs="Noto Serif"/>
-          <w:sz w:val="24"/>
-          <w:szCs w:val="24"/>
-          <w:lang w:val="en-US"/>
-        </w:rPr>
-        <w:t xml:space="preserve"> I-IV (Pipa I-IV)</w:t>
-      </w:r>
-    </w:p>
-    <w:p>
-      <w:pPr>
-        <w:jc w:val="right"/>
-        <w:rPr>
-          <w:rFonts w:ascii="Noto Serif SC" w:eastAsia="Noto Serif SC" w:hAnsi="Noto Serif SC" w:cs="Noto Serif"/>
-          <w:sz w:val="24"/>
-          <w:szCs w:val="24"/>
-          <w:lang w:val="en-US"/>
-        </w:rPr>
-      </w:pPr>
-      <w:r>
-        <w:rPr>
-          <w:rFonts w:ascii="Noto Serif SC" w:eastAsia="Noto Serif SC" w:hAnsi="Noto Serif SC" w:cs="Noto Serif" w:hint="eastAsia"/>
-          <w:sz w:val="24"/>
-          <w:szCs w:val="24"/>
-          <w:lang w:val="en-US"/>
-        </w:rPr>
-        <w:t>中阮</w:t>
-      </w:r>
-      <w:r>
-        <w:rPr>
-          <w:rFonts w:ascii="Noto Serif SC" w:eastAsia="Noto Serif SC" w:hAnsi="Noto Serif SC" w:cs="Noto Serif"/>
-          <w:sz w:val="24"/>
-          <w:szCs w:val="24"/>
-          <w:lang w:val="en-US"/>
-        </w:rPr>
-        <w:t xml:space="preserve"> I-IV (Zhongruan I-IV)</w:t>
-      </w:r>
-    </w:p>
-    <w:p>
-      <w:pPr>
-        <w:jc w:val="right"/>
-        <w:rPr>
-          <w:rFonts w:ascii="Noto Serif SC" w:eastAsia="Noto Serif SC" w:hAnsi="Noto Serif SC" w:cs="Noto Serif"/>
-          <w:sz w:val="24"/>
-          <w:szCs w:val="24"/>
-          <w:lang w:val="en-US"/>
-        </w:rPr>
-      </w:pPr>
-      <w:r>
-        <w:rPr>
-          <w:rFonts w:ascii="Noto Serif SC" w:eastAsia="Noto Serif SC" w:hAnsi="Noto Serif SC" w:cs="Noto Serif" w:hint="eastAsia"/>
-          <w:sz w:val="24"/>
-          <w:szCs w:val="24"/>
-        </w:rPr>
-        <w:t>三弦</w:t>
-      </w:r>
-      <w:r>
-        <w:rPr>
-          <w:rFonts w:ascii="Noto Serif SC" w:eastAsia="Noto Serif SC" w:hAnsi="Noto Serif SC" w:cs="Noto Serif"/>
-          <w:sz w:val="24"/>
-          <w:szCs w:val="24"/>
-          <w:lang w:val="en-US"/>
-        </w:rPr>
-        <w:t xml:space="preserve"> Sanxian</w:t>
-      </w:r>
-    </w:p>
-    <w:p>
-      <w:pPr>
-        <w:jc w:val="right"/>
-        <w:rPr>
-          <w:rFonts w:ascii="Noto Serif SC" w:eastAsia="Noto Serif SC" w:hAnsi="Noto Serif SC" w:cs="Noto Serif"/>
-          <w:sz w:val="24"/>
-          <w:szCs w:val="24"/>
-          <w:lang w:val="en-US"/>
-        </w:rPr>
-      </w:pPr>
-      <w:r>
-        <w:rPr>
-          <w:rFonts w:ascii="Noto Serif SC" w:eastAsia="Noto Serif SC" w:hAnsi="Noto Serif SC" w:cs="Noto Serif" w:hint="eastAsia"/>
-          <w:sz w:val="24"/>
-          <w:szCs w:val="24"/>
-          <w:lang w:val="en-US"/>
-        </w:rPr>
-        <w:t>大阮</w:t>
-      </w:r>
-      <w:r>
-        <w:rPr>
-          <w:rFonts w:ascii="Noto Serif SC" w:eastAsia="Noto Serif SC" w:hAnsi="Noto Serif SC" w:cs="Noto Serif"/>
-          <w:sz w:val="24"/>
-          <w:szCs w:val="24"/>
-          <w:lang w:val="en-US"/>
-        </w:rPr>
-        <w:t xml:space="preserve"> I, II (Daruan I, II)</w:t>
-      </w:r>
-    </w:p>
-    <w:p>
-      <w:pPr>
-        <w:jc w:val="right"/>
-        <w:rPr>
-          <w:rFonts w:ascii="Noto Serif SC" w:eastAsia="Noto Serif SC" w:hAnsi="Noto Serif SC" w:cs="Noto Serif"/>
-          <w:sz w:val="24"/>
-          <w:szCs w:val="24"/>
-          <w:lang w:val="en-US"/>
-        </w:rPr>
-      </w:pPr>
-      <w:r>
-        <w:rPr>
-          <w:rFonts w:ascii="Noto Serif SC" w:eastAsia="Noto Serif SC" w:hAnsi="Noto Serif SC" w:cs="Noto Serif" w:hint="eastAsia"/>
-          <w:sz w:val="24"/>
-          <w:szCs w:val="24"/>
-        </w:rPr>
-        <w:t>古筝</w:t>
-      </w:r>
-      <w:r>
-        <w:rPr>
-          <w:rFonts w:ascii="Noto Serif SC" w:eastAsia="Noto Serif SC" w:hAnsi="Noto Serif SC" w:cs="Noto Serif"/>
-          <w:sz w:val="24"/>
-          <w:szCs w:val="24"/>
-          <w:lang w:val="en-US"/>
-        </w:rPr>
-        <w:t xml:space="preserve"> (Guzheng)</w:t>
-      </w:r>
-    </w:p>
-    <w:p>
-      <w:pPr>
-        <w:jc w:val="right"/>
-        <w:rPr>
-          <w:rFonts w:ascii="Noto Serif SC" w:eastAsia="Noto Serif SC" w:hAnsi="Noto Serif SC" w:cs="Noto Serif"/>
-          <w:sz w:val="24"/>
-          <w:szCs w:val="24"/>
-          <w:lang w:val="en-US"/>
-        </w:rPr>
-      </w:pPr>
-      <w:r>
-        <w:rPr>
-          <w:rFonts w:ascii="Noto Serif SC" w:eastAsia="Noto Serif SC" w:hAnsi="Noto Serif SC" w:cs="Noto Serif" w:hint="eastAsia"/>
-          <w:sz w:val="24"/>
-          <w:szCs w:val="24"/>
-          <w:lang w:val="en-US"/>
-        </w:rPr>
-        <w:t>竖琴</w:t>
-      </w:r>
-      <w:r>
-        <w:rPr>
-          <w:rFonts w:ascii="Noto Serif SC" w:eastAsia="Noto Serif SC" w:hAnsi="Noto Serif SC" w:cs="Noto Serif"/>
-          <w:sz w:val="24"/>
-          <w:szCs w:val="24"/>
-          <w:lang w:val="en-US"/>
-        </w:rPr>
-        <w:t xml:space="preserve"> (Harp)</w:t>
-      </w:r>
-    </w:p>
-    <w:p>
-      <w:pPr>
-        <w:jc w:val="right"/>
-        <w:rPr>
-          <w:rFonts w:ascii="Noto Serif SC" w:eastAsia="Noto Serif SC" w:hAnsi="Noto Serif SC" w:cs="Noto Serif"/>
-          <w:sz w:val="24"/>
-          <w:szCs w:val="24"/>
-          <w:lang w:val="en-US"/>
-        </w:rPr>
-      </w:pPr>
-    </w:p>
-    <w:p>
-      <w:pPr>
-        <w:jc w:val="right"/>
-        <w:rPr>
-          <w:rFonts w:ascii="Noto Serif SC" w:eastAsia="Noto Serif SC" w:hAnsi="Noto Serif SC" w:cs="Noto Serif"/>
-          <w:sz w:val="24"/>
-          <w:szCs w:val="24"/>
-          <w:lang w:val="en-US"/>
-        </w:rPr>
-      </w:pPr>
-      <w:r>
-        <w:rPr>
-          <w:rFonts w:ascii="Noto Serif SC" w:eastAsia="Noto Serif SC" w:hAnsi="Noto Serif SC" w:cs="Noto Serif" w:hint="eastAsia"/>
-          <w:sz w:val="24"/>
-          <w:szCs w:val="24"/>
-          <w:lang w:val="en-US"/>
-        </w:rPr>
-        <w:t>打击乐</w:t>
-      </w:r>
-      <w:r>
-        <w:rPr>
-          <w:rFonts w:ascii="Noto Serif SC" w:eastAsia="Noto Serif SC" w:hAnsi="Noto Serif SC" w:cs="Noto Serif"/>
-          <w:sz w:val="24"/>
-          <w:szCs w:val="24"/>
-          <w:lang w:val="en-US"/>
-        </w:rPr>
-        <w:t xml:space="preserve"> I (Percussion I)</w:t>
-      </w:r>
-    </w:p>
-    <w:p>
-      <w:pPr>
-        <w:jc w:val="right"/>
-        <w:rPr>
-          <w:rFonts w:ascii="Noto Serif SC" w:eastAsia="Noto Serif SC" w:hAnsi="Noto Serif SC" w:cs="Noto Serif"/>
-          <w:sz w:val="20"/>
-          <w:szCs w:val="20"/>
-          <w:lang w:val="en-GB"/>
-        </w:rPr>
-      </w:pPr>
-      <w:r>
-        <w:rPr>
-          <w:rFonts w:ascii="Noto Serif SC" w:eastAsia="Noto Serif SC" w:hAnsi="Noto Serif SC" w:cs="Noto Serif"/>
-          <w:sz w:val="20"/>
-          <w:szCs w:val="20"/>
-        </w:rPr>
-        <w:t>(</w:t>
-      </w:r>
-      <w:r>
-        <w:rPr>
-          <w:rFonts w:ascii="Noto Serif SC" w:eastAsia="Noto Serif SC" w:hAnsi="Noto Serif SC" w:cs="Noto Serif" w:hint="eastAsia"/>
-          <w:sz w:val="20"/>
-          <w:szCs w:val="20"/>
-        </w:rPr>
-        <w:t>西方</w:t>
-      </w:r>
-      <w:r>
-        <w:rPr>
-          <w:rFonts w:ascii="Noto Serif SC" w:eastAsia="Noto Serif SC" w:hAnsi="Noto Serif SC" w:cs="Noto Serif"/>
-          <w:sz w:val="20"/>
-          <w:szCs w:val="20"/>
-        </w:rPr>
-        <w:t xml:space="preserve">) </w:t>
-      </w:r>
-      <w:r>
-        <w:rPr>
-          <w:rFonts w:ascii="Noto Serif SC" w:eastAsia="Noto Serif SC" w:hAnsi="Noto Serif SC" w:cs="Noto Serif" w:hint="eastAsia"/>
-          <w:sz w:val="20"/>
-          <w:szCs w:val="20"/>
-        </w:rPr>
-        <w:t>木鱼</w:t>
-      </w:r>
-      <w:r>
-        <w:rPr>
-          <w:rFonts w:ascii="Noto Serif SC" w:eastAsia="Noto Serif SC" w:hAnsi="Noto Serif SC" w:cs="Noto Serif"/>
-          <w:sz w:val="20"/>
-          <w:szCs w:val="20"/>
-        </w:rPr>
-        <w:t xml:space="preserve"> </w:t>
-      </w:r>
-      <w:r>
-        <w:rPr>
-          <w:rFonts w:ascii="Noto Serif SC" w:eastAsia="Noto Serif SC" w:hAnsi="Noto Serif SC" w:cs="Noto Serif" w:hint="eastAsia"/>
-          <w:sz w:val="20"/>
-          <w:szCs w:val="20"/>
-        </w:rPr>
-        <w:t>(</w:t>
-      </w:r>
-      <w:r>
-        <w:rPr>
-          <w:rFonts w:ascii="Noto Serif SC" w:eastAsia="Noto Serif SC" w:hAnsi="Noto Serif SC" w:cs="Noto Serif"/>
-          <w:sz w:val="20"/>
-          <w:szCs w:val="20"/>
-        </w:rPr>
-        <w:t>Woodblocks</w:t>
-      </w:r>
-      <w:r>
-        <w:rPr>
-          <w:rFonts w:ascii="Noto Serif SC" w:eastAsia="Noto Serif SC" w:hAnsi="Noto Serif SC" w:cs="Noto Serif" w:hint="eastAsia"/>
-          <w:sz w:val="20"/>
-          <w:szCs w:val="20"/>
-        </w:rPr>
-        <w:t>)</w:t>
-      </w:r>
-      <w:r>
-        <w:rPr>
-          <w:rFonts w:ascii="Noto Serif SC" w:eastAsia="Noto Serif SC" w:hAnsi="Noto Serif SC" w:cs="Noto Serif"/>
-          <w:sz w:val="20"/>
-          <w:szCs w:val="20"/>
-        </w:rPr>
-        <w:t xml:space="preserve">, </w:t>
-      </w:r>
-      <w:r>
-        <w:rPr>
-          <w:rFonts w:ascii="Noto Serif SC" w:eastAsia="Noto Serif SC" w:hAnsi="Noto Serif SC" w:cs="Noto Serif" w:hint="eastAsia"/>
-          <w:sz w:val="20"/>
-          <w:szCs w:val="20"/>
-        </w:rPr>
-        <w:t>钟琴</w:t>
-      </w:r>
-      <w:r>
-        <w:rPr>
-          <w:rFonts w:ascii="Noto Serif SC" w:eastAsia="Noto Serif SC" w:hAnsi="Noto Serif SC" w:cs="Noto Serif"/>
-          <w:sz w:val="20"/>
-          <w:szCs w:val="20"/>
-        </w:rPr>
-        <w:t xml:space="preserve"> </w:t>
-      </w:r>
-      <w:r>
-        <w:rPr>
-          <w:rFonts w:ascii="Noto Serif SC" w:eastAsia="Noto Serif SC" w:hAnsi="Noto Serif SC" w:cs="Noto Serif" w:hint="eastAsia"/>
-          <w:sz w:val="20"/>
-          <w:szCs w:val="20"/>
-        </w:rPr>
-        <w:t>(</w:t>
-      </w:r>
-      <w:r>
-        <w:rPr>
-          <w:rFonts w:ascii="Noto Serif SC" w:eastAsia="Noto Serif SC" w:hAnsi="Noto Serif SC" w:cs="Noto Serif"/>
-          <w:sz w:val="20"/>
-          <w:szCs w:val="20"/>
-        </w:rPr>
-        <w:t>Glockenspiel</w:t>
-      </w:r>
-      <w:r>
-        <w:rPr>
-          <w:rFonts w:ascii="Noto Serif SC" w:eastAsia="Noto Serif SC" w:hAnsi="Noto Serif SC" w:cs="Noto Serif" w:hint="eastAsia"/>
-          <w:sz w:val="20"/>
-          <w:szCs w:val="20"/>
-        </w:rPr>
-        <w:t>)</w:t>
-      </w:r>
-      <w:r>
-        <w:rPr>
-          <w:rFonts w:ascii="Noto Serif SC" w:eastAsia="Noto Serif SC" w:hAnsi="Noto Serif SC" w:cs="Noto Serif"/>
-          <w:sz w:val="20"/>
-          <w:szCs w:val="20"/>
-        </w:rPr>
-        <w:t xml:space="preserve">, </w:t>
-      </w:r>
-      <w:r>
-        <w:rPr>
-          <w:rFonts w:ascii="Noto Serif SC" w:eastAsia="Noto Serif SC" w:hAnsi="Noto Serif SC" w:cs="Noto Serif" w:hint="eastAsia"/>
-          <w:sz w:val="20"/>
-          <w:szCs w:val="20"/>
-        </w:rPr>
-        <w:t>云锣</w:t>
-      </w:r>
-      <w:r>
-        <w:rPr>
-          <w:rFonts w:ascii="Noto Serif SC" w:eastAsia="Noto Serif SC" w:hAnsi="Noto Serif SC" w:cs="Noto Serif"/>
-          <w:sz w:val="20"/>
-          <w:szCs w:val="20"/>
-        </w:rPr>
-        <w:t xml:space="preserve"> </w:t>
-      </w:r>
-      <w:r>
-        <w:rPr>
-          <w:rFonts w:ascii="Noto Serif SC" w:eastAsia="Noto Serif SC" w:hAnsi="Noto Serif SC" w:cs="Noto Serif" w:hint="eastAsia"/>
-          <w:sz w:val="20"/>
-          <w:szCs w:val="20"/>
-        </w:rPr>
-        <w:t>(</w:t>
-      </w:r>
-      <w:r>
-        <w:rPr>
-          <w:rFonts w:ascii="Noto Serif SC" w:eastAsia="Noto Serif SC" w:hAnsi="Noto Serif SC" w:cs="Noto Serif"/>
-          <w:sz w:val="20"/>
-          <w:szCs w:val="20"/>
-        </w:rPr>
-        <w:t>Yunluo</w:t>
-      </w:r>
-      <w:r>
-        <w:rPr>
-          <w:rFonts w:ascii="Noto Serif SC" w:eastAsia="Noto Serif SC" w:hAnsi="Noto Serif SC" w:cs="Noto Serif" w:hint="eastAsia"/>
-          <w:sz w:val="20"/>
-          <w:szCs w:val="20"/>
-        </w:rPr>
-        <w:t>)</w:t>
-      </w:r>
-      <w:r>
-        <w:rPr>
-          <w:rFonts w:ascii="Noto Serif SC" w:eastAsia="Noto Serif SC" w:hAnsi="Noto Serif SC" w:cs="Noto Serif"/>
-          <w:sz w:val="20"/>
-          <w:szCs w:val="20"/>
-        </w:rPr>
-        <w:t xml:space="preserve">, </w:t>
-      </w:r>
-      <w:r>
-        <w:rPr>
-          <w:rFonts w:ascii="Noto Serif SC" w:eastAsia="Noto Serif SC" w:hAnsi="Noto Serif SC" w:cs="Noto Serif" w:hint="eastAsia"/>
-          <w:sz w:val="20"/>
-          <w:szCs w:val="20"/>
-        </w:rPr>
-        <w:t>小堂鼓</w:t>
-      </w:r>
-      <w:r>
-        <w:rPr>
-          <w:rFonts w:ascii="Noto Serif SC" w:eastAsia="Noto Serif SC" w:hAnsi="Noto Serif SC" w:cs="Noto Serif"/>
-          <w:sz w:val="20"/>
-          <w:szCs w:val="20"/>
-        </w:rPr>
-        <w:t xml:space="preserve"> </w:t>
-      </w:r>
-      <w:r>
-        <w:rPr>
-          <w:rFonts w:ascii="Noto Serif SC" w:eastAsia="Noto Serif SC" w:hAnsi="Noto Serif SC" w:cs="Noto Serif" w:hint="eastAsia"/>
-          <w:sz w:val="20"/>
-          <w:szCs w:val="20"/>
-        </w:rPr>
-        <w:t>(</w:t>
-      </w:r>
-      <w:proofErr w:type="spellStart"/>
-      <w:r>
-        <w:rPr>
-          <w:rFonts w:ascii="Noto Serif SC" w:eastAsia="Noto Serif SC" w:hAnsi="Noto Serif SC" w:cs="Noto Serif"/>
-          <w:sz w:val="20"/>
-          <w:szCs w:val="20"/>
-        </w:rPr>
-        <w:t>Xiaotanggu</w:t>
-      </w:r>
-      <w:proofErr w:type="spellEnd"/>
-      <w:r>
-        <w:rPr>
-          <w:rFonts w:ascii="Noto Serif SC" w:eastAsia="Noto Serif SC" w:hAnsi="Noto Serif SC" w:cs="Noto Serif" w:hint="eastAsia"/>
-          <w:sz w:val="20"/>
-          <w:szCs w:val="20"/>
-        </w:rPr>
-        <w:t>)</w:t>
-      </w:r>
-      <w:r>
-        <w:rPr>
-          <w:rFonts w:ascii="Noto Serif SC" w:eastAsia="Noto Serif SC" w:hAnsi="Noto Serif SC" w:cs="Noto Serif"/>
-          <w:sz w:val="20"/>
-          <w:szCs w:val="20"/>
-        </w:rPr>
-        <w:t xml:space="preserve">, </w:t>
-      </w:r>
-      <w:r>
-        <w:rPr>
-          <w:rFonts w:ascii="Noto Serif SC" w:eastAsia="Noto Serif SC" w:hAnsi="Noto Serif SC" w:cs="Noto Serif" w:hint="eastAsia"/>
-          <w:sz w:val="20"/>
-          <w:szCs w:val="20"/>
-        </w:rPr>
-        <w:t>排鼓</w:t>
-      </w:r>
-      <w:r>
-        <w:rPr>
-          <w:rFonts w:ascii="Noto Serif SC" w:eastAsia="Noto Serif SC" w:hAnsi="Noto Serif SC" w:cs="Noto Serif"/>
-          <w:sz w:val="20"/>
-          <w:szCs w:val="20"/>
-        </w:rPr>
-        <w:t xml:space="preserve"> </w:t>
-      </w:r>
-      <w:r>
-        <w:rPr>
-          <w:rFonts w:ascii="Noto Serif SC" w:eastAsia="Noto Serif SC" w:hAnsi="Noto Serif SC" w:cs="Noto Serif"/>
-          <w:sz w:val="20"/>
-          <w:szCs w:val="20"/>
-          <w:lang w:val="en-GB"/>
-        </w:rPr>
-        <w:t>(</w:t>
-      </w:r>
-      <w:proofErr w:type="spellStart"/>
-      <w:r>
-        <w:rPr>
-          <w:rFonts w:ascii="Noto Serif SC" w:eastAsia="Noto Serif SC" w:hAnsi="Noto Serif SC" w:cs="Noto Serif"/>
-          <w:sz w:val="20"/>
-          <w:szCs w:val="20"/>
-        </w:rPr>
-        <w:t>Paigu</w:t>
-      </w:r>
-      <w:proofErr w:type="spellEnd"/>
-      <w:r>
-        <w:rPr>
-          <w:rFonts w:ascii="Noto Serif SC" w:eastAsia="Noto Serif SC" w:hAnsi="Noto Serif SC" w:cs="Noto Serif"/>
-          <w:sz w:val="20"/>
-          <w:szCs w:val="20"/>
-        </w:rPr>
-        <w:t>)</w:t>
-      </w:r>
-      <w:r>
-        <w:rPr>
-          <w:rFonts w:ascii="Noto Serif SC" w:eastAsia="Noto Serif SC" w:hAnsi="Noto Serif SC" w:cs="Noto Serif"/>
-          <w:sz w:val="20"/>
-          <w:szCs w:val="20"/>
-        </w:rPr>
-        <w:t xml:space="preserve">, </w:t>
-      </w:r>
-      <w:r>
-        <w:rPr>
-          <w:rFonts w:ascii="Noto Serif SC" w:eastAsia="Noto Serif SC" w:hAnsi="Noto Serif SC" w:cs="Noto Serif" w:hint="eastAsia"/>
-          <w:sz w:val="20"/>
-          <w:szCs w:val="20"/>
-        </w:rPr>
-        <w:t>木鱼</w:t>
-      </w:r>
-      <w:r>
-        <w:rPr>
-          <w:rFonts w:ascii="Noto Serif SC" w:eastAsia="Noto Serif SC" w:hAnsi="Noto Serif SC" w:cs="Noto Serif"/>
-          <w:sz w:val="20"/>
-          <w:szCs w:val="20"/>
-        </w:rPr>
-        <w:t xml:space="preserve"> </w:t>
-      </w:r>
-      <w:r>
-        <w:rPr>
-          <w:rFonts w:ascii="Noto Serif SC" w:eastAsia="Noto Serif SC" w:hAnsi="Noto Serif SC" w:cs="Noto Serif"/>
-          <w:sz w:val="20"/>
-          <w:szCs w:val="20"/>
-        </w:rPr>
-        <w:t>(</w:t>
-      </w:r>
-      <w:r>
-        <w:rPr>
-          <w:rFonts w:ascii="Noto Serif SC" w:eastAsia="Noto Serif SC" w:hAnsi="Noto Serif SC" w:cs="Noto Serif"/>
-          <w:sz w:val="20"/>
-          <w:szCs w:val="20"/>
-        </w:rPr>
-        <w:t>Chinese Woodblock</w:t>
-      </w:r>
-      <w:r>
-        <w:rPr>
-          <w:rFonts w:ascii="Noto Serif SC" w:eastAsia="Noto Serif SC" w:hAnsi="Noto Serif SC" w:cs="Noto Serif"/>
-          <w:sz w:val="20"/>
-          <w:szCs w:val="20"/>
-        </w:rPr>
-        <w:t>)</w:t>
-      </w:r>
-    </w:p>
-    <w:p>
-      <w:pPr>
-        <w:jc w:val="right"/>
-        <w:rPr>
-          <w:rFonts w:ascii="Noto Serif SC" w:eastAsia="Noto Serif SC" w:hAnsi="Noto Serif SC" w:cs="Noto Serif"/>
-          <w:sz w:val="24"/>
-          <w:szCs w:val="24"/>
-          <w:lang w:val="en-US"/>
-        </w:rPr>
-      </w:pPr>
-      <w:r>
-        <w:rPr>
-          <w:rFonts w:ascii="Noto Serif SC" w:eastAsia="Noto Serif SC" w:hAnsi="Noto Serif SC" w:cs="Noto Serif" w:hint="eastAsia"/>
-          <w:sz w:val="24"/>
-          <w:szCs w:val="24"/>
-          <w:lang w:val="en-US"/>
-        </w:rPr>
-        <w:t>打击乐</w:t>
-      </w:r>
-      <w:r>
-        <w:rPr>
-          <w:rFonts w:ascii="Noto Serif SC" w:eastAsia="Noto Serif SC" w:hAnsi="Noto Serif SC" w:cs="Noto Serif"/>
-          <w:sz w:val="24"/>
-          <w:szCs w:val="24"/>
-          <w:lang w:val="en-US"/>
-        </w:rPr>
-        <w:t xml:space="preserve"> II (Percussion II)</w:t>
-      </w:r>
-    </w:p>
-    <w:p>
-      <w:pPr>
-        <w:jc w:val="right"/>
-        <w:rPr>
-          <w:rFonts w:ascii="Noto Serif SC" w:eastAsia="Noto Serif SC" w:hAnsi="Noto Serif SC" w:cs="Noto Serif"/>
-          <w:sz w:val="20"/>
-          <w:szCs w:val="20"/>
-          <w:lang w:val="en-US"/>
-        </w:rPr>
-      </w:pPr>
-      <w:r>
-        <w:rPr>
-          <w:rFonts w:ascii="Noto Serif SC" w:eastAsia="Noto Serif SC" w:hAnsi="Noto Serif SC" w:cs="Noto Serif" w:hint="eastAsia"/>
-          <w:sz w:val="20"/>
-          <w:szCs w:val="20"/>
-        </w:rPr>
-        <w:t>中国木鱼</w:t>
-      </w:r>
-      <w:r>
-        <w:rPr>
-          <w:rFonts w:ascii="Noto Serif SC" w:eastAsia="Noto Serif SC" w:hAnsi="Noto Serif SC" w:cs="Noto Serif"/>
-          <w:sz w:val="20"/>
-          <w:szCs w:val="20"/>
-        </w:rPr>
-        <w:t xml:space="preserve"> </w:t>
-      </w:r>
-      <w:r>
-        <w:rPr>
-          <w:rFonts w:ascii="Noto Serif SC" w:eastAsia="Noto Serif SC" w:hAnsi="Noto Serif SC" w:cs="Noto Serif"/>
-          <w:sz w:val="20"/>
-          <w:szCs w:val="20"/>
-        </w:rPr>
-        <w:t>(</w:t>
-      </w:r>
-      <w:r>
-        <w:rPr>
-          <w:rFonts w:ascii="Noto Serif SC" w:eastAsia="Noto Serif SC" w:hAnsi="Noto Serif SC" w:cs="Noto Serif"/>
-          <w:sz w:val="20"/>
-          <w:szCs w:val="20"/>
-        </w:rPr>
-        <w:t>Chinese Woodblock</w:t>
-      </w:r>
-      <w:r>
-        <w:rPr>
-          <w:rFonts w:ascii="Noto Serif SC" w:eastAsia="Noto Serif SC" w:hAnsi="Noto Serif SC" w:cs="Noto Serif"/>
-          <w:sz w:val="20"/>
-          <w:szCs w:val="20"/>
-        </w:rPr>
-        <w:t>)</w:t>
-      </w:r>
-      <w:r>
-        <w:rPr>
-          <w:rFonts w:ascii="Noto Serif SC" w:eastAsia="Noto Serif SC" w:hAnsi="Noto Serif SC" w:cs="Noto Serif"/>
-          <w:sz w:val="20"/>
-          <w:szCs w:val="20"/>
-        </w:rPr>
-        <w:t xml:space="preserve">, </w:t>
-      </w:r>
-      <w:r>
-        <w:rPr>
-          <w:rFonts w:ascii="Noto Serif SC" w:eastAsia="Noto Serif SC" w:hAnsi="Noto Serif SC" w:cs="Noto Serif" w:hint="eastAsia"/>
-          <w:sz w:val="20"/>
-          <w:szCs w:val="20"/>
-        </w:rPr>
-        <w:t>颤音琴</w:t>
-      </w:r>
-      <w:r>
-        <w:rPr>
-          <w:rFonts w:ascii="Noto Serif SC" w:eastAsia="Noto Serif SC" w:hAnsi="Noto Serif SC" w:cs="Noto Serif"/>
-          <w:sz w:val="20"/>
-          <w:szCs w:val="20"/>
-        </w:rPr>
-        <w:t xml:space="preserve"> </w:t>
-      </w:r>
-      <w:r>
-        <w:rPr>
-          <w:rFonts w:ascii="Noto Serif SC" w:eastAsia="Noto Serif SC" w:hAnsi="Noto Serif SC" w:cs="Noto Serif"/>
-          <w:sz w:val="20"/>
-          <w:szCs w:val="20"/>
-        </w:rPr>
-        <w:t>(</w:t>
-      </w:r>
-      <w:r>
-        <w:rPr>
-          <w:rFonts w:ascii="Noto Serif SC" w:eastAsia="Noto Serif SC" w:hAnsi="Noto Serif SC" w:cs="Noto Serif"/>
-          <w:sz w:val="20"/>
-          <w:szCs w:val="20"/>
-        </w:rPr>
-        <w:t>Vibraphone</w:t>
-      </w:r>
-      <w:r>
-        <w:rPr>
-          <w:rFonts w:ascii="Noto Serif SC" w:eastAsia="Noto Serif SC" w:hAnsi="Noto Serif SC" w:cs="Noto Serif"/>
-          <w:sz w:val="20"/>
-          <w:szCs w:val="20"/>
-        </w:rPr>
-        <w:t>)</w:t>
-      </w:r>
-      <w:r>
-        <w:rPr>
-          <w:rFonts w:ascii="Noto Serif SC" w:eastAsia="Noto Serif SC" w:hAnsi="Noto Serif SC" w:cs="Noto Serif"/>
-          <w:sz w:val="20"/>
-          <w:szCs w:val="20"/>
-        </w:rPr>
-        <w:t xml:space="preserve">, </w:t>
-      </w:r>
-      <w:r>
-        <w:rPr>
-          <w:rFonts w:ascii="Noto Serif SC" w:eastAsia="Noto Serif SC" w:hAnsi="Noto Serif SC" w:cs="Noto Serif" w:hint="eastAsia"/>
-          <w:sz w:val="20"/>
-          <w:szCs w:val="20"/>
-        </w:rPr>
-        <w:t>大钹</w:t>
-      </w:r>
-      <w:r>
-        <w:rPr>
-          <w:rFonts w:ascii="Noto Serif SC" w:eastAsia="Noto Serif SC" w:hAnsi="Noto Serif SC" w:cs="Noto Serif"/>
-          <w:sz w:val="20"/>
-          <w:szCs w:val="20"/>
-        </w:rPr>
-        <w:t xml:space="preserve"> </w:t>
-      </w:r>
-      <w:r>
-        <w:rPr>
-          <w:rFonts w:ascii="Noto Serif SC" w:eastAsia="Noto Serif SC" w:hAnsi="Noto Serif SC" w:cs="Noto Serif"/>
-          <w:sz w:val="20"/>
-          <w:szCs w:val="20"/>
-        </w:rPr>
-        <w:t>(</w:t>
-      </w:r>
-      <w:r>
-        <w:rPr>
-          <w:rFonts w:ascii="Noto Serif SC" w:eastAsia="Noto Serif SC" w:hAnsi="Noto Serif SC" w:cs="Noto Serif"/>
-          <w:sz w:val="20"/>
-          <w:szCs w:val="20"/>
-        </w:rPr>
-        <w:t>Dabo</w:t>
-      </w:r>
-      <w:r>
-        <w:rPr>
-          <w:rFonts w:ascii="Noto Serif SC" w:eastAsia="Noto Serif SC" w:hAnsi="Noto Serif SC" w:cs="Noto Serif"/>
-          <w:sz w:val="20"/>
-          <w:szCs w:val="20"/>
-        </w:rPr>
-        <w:t>)</w:t>
-      </w:r>
-      <w:r>
-        <w:rPr>
-          <w:rFonts w:ascii="Noto Serif SC" w:eastAsia="Noto Serif SC" w:hAnsi="Noto Serif SC" w:cs="Noto Serif"/>
-          <w:sz w:val="20"/>
-          <w:szCs w:val="20"/>
-        </w:rPr>
-        <w:t xml:space="preserve">, </w:t>
-      </w:r>
-      <w:r>
-        <w:rPr>
-          <w:rFonts w:ascii="Noto Serif SC" w:eastAsia="Noto Serif SC" w:hAnsi="Noto Serif SC" w:cs="Noto Serif" w:hint="eastAsia"/>
-          <w:sz w:val="20"/>
-          <w:szCs w:val="20"/>
-        </w:rPr>
-        <w:t>排鼓</w:t>
-      </w:r>
-      <w:r>
-        <w:rPr>
-          <w:rFonts w:ascii="Noto Serif SC" w:eastAsia="Noto Serif SC" w:hAnsi="Noto Serif SC" w:cs="Noto Serif"/>
-          <w:sz w:val="20"/>
-          <w:szCs w:val="20"/>
-        </w:rPr>
-        <w:t xml:space="preserve"> </w:t>
-      </w:r>
-      <w:r>
-        <w:rPr>
-          <w:rFonts w:ascii="Noto Serif SC" w:eastAsia="Noto Serif SC" w:hAnsi="Noto Serif SC" w:cs="Noto Serif"/>
-          <w:sz w:val="20"/>
-          <w:szCs w:val="20"/>
-        </w:rPr>
-        <w:t>(</w:t>
-      </w:r>
-      <w:proofErr w:type="spellStart"/>
-      <w:r>
-        <w:rPr>
-          <w:rFonts w:ascii="Noto Serif SC" w:eastAsia="Noto Serif SC" w:hAnsi="Noto Serif SC" w:cs="Noto Serif"/>
-          <w:sz w:val="20"/>
-          <w:szCs w:val="20"/>
-        </w:rPr>
-        <w:t>Paigu</w:t>
-      </w:r>
-      <w:proofErr w:type="spellEnd"/>
-      <w:r>
-        <w:rPr>
-          <w:rFonts w:ascii="Noto Serif SC" w:eastAsia="Noto Serif SC" w:hAnsi="Noto Serif SC" w:cs="Noto Serif"/>
-          <w:sz w:val="20"/>
-          <w:szCs w:val="20"/>
-        </w:rPr>
-        <w:t>)</w:t>
-      </w:r>
-      <w:r>
-        <w:rPr>
-          <w:rFonts w:ascii="Noto Serif SC" w:eastAsia="Noto Serif SC" w:hAnsi="Noto Serif SC" w:cs="Noto Serif"/>
-          <w:sz w:val="20"/>
-          <w:szCs w:val="20"/>
-        </w:rPr>
-        <w:t xml:space="preserve">, </w:t>
-      </w:r>
-      <w:r>
-        <w:rPr>
-          <w:rFonts w:ascii="Noto Serif SC" w:eastAsia="Noto Serif SC" w:hAnsi="Noto Serif SC" w:cs="Noto Serif" w:hint="eastAsia"/>
-          <w:sz w:val="20"/>
-          <w:szCs w:val="20"/>
-        </w:rPr>
-        <w:t>军镲</w:t>
-      </w:r>
-      <w:r>
-        <w:rPr>
-          <w:rFonts w:ascii="Noto Serif SC" w:eastAsia="Noto Serif SC" w:hAnsi="Noto Serif SC" w:cs="Noto Serif"/>
-          <w:sz w:val="20"/>
-          <w:szCs w:val="20"/>
-        </w:rPr>
-        <w:t xml:space="preserve"> </w:t>
-      </w:r>
-      <w:r>
-        <w:rPr>
-          <w:rFonts w:ascii="Noto Serif SC" w:eastAsia="Noto Serif SC" w:hAnsi="Noto Serif SC" w:cs="Noto Serif"/>
-          <w:sz w:val="20"/>
-          <w:szCs w:val="20"/>
-        </w:rPr>
-        <w:t>(</w:t>
-      </w:r>
-      <w:r>
-        <w:rPr>
-          <w:rFonts w:ascii="Noto Serif SC" w:eastAsia="Noto Serif SC" w:hAnsi="Noto Serif SC" w:cs="Noto Serif"/>
-          <w:sz w:val="20"/>
-          <w:szCs w:val="20"/>
-        </w:rPr>
-        <w:t>Cymbals</w:t>
-      </w:r>
-      <w:r>
-        <w:rPr>
-          <w:rFonts w:ascii="Noto Serif SC" w:eastAsia="Noto Serif SC" w:hAnsi="Noto Serif SC" w:cs="Noto Serif"/>
-          <w:sz w:val="20"/>
-          <w:szCs w:val="20"/>
-        </w:rPr>
-        <w:t>)</w:t>
-      </w:r>
-      <w:r>
-        <w:rPr>
-          <w:rFonts w:ascii="Noto Serif SC" w:eastAsia="Noto Serif SC" w:hAnsi="Noto Serif SC" w:cs="Noto Serif"/>
-          <w:sz w:val="20"/>
-          <w:szCs w:val="20"/>
-        </w:rPr>
-        <w:t xml:space="preserve">, </w:t>
-      </w:r>
-      <w:r>
-        <w:rPr>
-          <w:rFonts w:ascii="Noto Serif SC" w:eastAsia="Noto Serif SC" w:hAnsi="Noto Serif SC" w:cs="Noto Serif" w:hint="eastAsia"/>
-          <w:sz w:val="20"/>
-          <w:szCs w:val="20"/>
-        </w:rPr>
-        <w:t>通通鼓</w:t>
-      </w:r>
-      <w:r>
-        <w:rPr>
-          <w:rFonts w:ascii="Noto Serif SC" w:eastAsia="Noto Serif SC" w:hAnsi="Noto Serif SC" w:cs="Noto Serif"/>
-          <w:sz w:val="20"/>
-          <w:szCs w:val="20"/>
-        </w:rPr>
-        <w:t xml:space="preserve"> </w:t>
-      </w:r>
-      <w:r>
-        <w:rPr>
-          <w:rFonts w:ascii="Noto Serif SC" w:eastAsia="Noto Serif SC" w:hAnsi="Noto Serif SC" w:cs="Noto Serif"/>
-          <w:sz w:val="20"/>
-          <w:szCs w:val="20"/>
-        </w:rPr>
-        <w:t>(</w:t>
-      </w:r>
-      <w:r>
-        <w:rPr>
-          <w:rFonts w:ascii="Noto Serif SC" w:eastAsia="Noto Serif SC" w:hAnsi="Noto Serif SC" w:cs="Noto Serif"/>
-          <w:sz w:val="20"/>
-          <w:szCs w:val="20"/>
-        </w:rPr>
-        <w:t>Tom-toms</w:t>
-      </w:r>
-      <w:r>
-        <w:rPr>
-          <w:rFonts w:ascii="Noto Serif SC" w:eastAsia="Noto Serif SC" w:hAnsi="Noto Serif SC" w:cs="Noto Serif"/>
-          <w:sz w:val="20"/>
-          <w:szCs w:val="20"/>
-        </w:rPr>
-        <w:t>)</w:t>
-      </w:r>
-    </w:p>
-    <w:p>
-      <w:pPr>
-        <w:jc w:val="right"/>
-        <w:rPr>
-          <w:rFonts w:ascii="Noto Serif SC" w:eastAsia="Noto Serif SC" w:hAnsi="Noto Serif SC" w:cs="Noto Serif"/>
-          <w:sz w:val="24"/>
-          <w:szCs w:val="24"/>
-          <w:lang w:val="en-US"/>
-        </w:rPr>
-      </w:pPr>
-      <w:r>
-        <w:rPr>
-          <w:rFonts w:ascii="Noto Serif SC" w:eastAsia="Noto Serif SC" w:hAnsi="Noto Serif SC" w:cs="Noto Serif" w:hint="eastAsia"/>
-          <w:sz w:val="24"/>
-          <w:szCs w:val="24"/>
-          <w:lang w:val="en-US"/>
-        </w:rPr>
-        <w:t>打击乐</w:t>
-      </w:r>
-      <w:r>
-        <w:rPr>
-          <w:rFonts w:ascii="Noto Serif SC" w:eastAsia="Noto Serif SC" w:hAnsi="Noto Serif SC" w:cs="Noto Serif"/>
-          <w:sz w:val="24"/>
-          <w:szCs w:val="24"/>
-          <w:lang w:val="en-US"/>
-        </w:rPr>
-        <w:t xml:space="preserve"> III (Percussion III)</w:t>
-      </w:r>
-    </w:p>
-    <w:p>
-      <w:pPr>
-        <w:jc w:val="right"/>
-        <w:rPr>
-          <w:rFonts w:ascii="Noto Serif SC" w:eastAsia="Noto Serif SC" w:hAnsi="Noto Serif SC" w:cs="Noto Serif"/>
-          <w:sz w:val="20"/>
-          <w:szCs w:val="20"/>
-        </w:rPr>
-      </w:pPr>
-      <w:r>
-        <w:rPr>
-          <w:rFonts w:ascii="Noto Serif SC" w:eastAsia="Noto Serif SC" w:hAnsi="Noto Serif SC" w:cs="Noto Serif" w:hint="eastAsia"/>
-          <w:sz w:val="20"/>
-          <w:szCs w:val="20"/>
-        </w:rPr>
-        <w:t>木琴</w:t>
-      </w:r>
-      <w:r>
-        <w:rPr>
-          <w:rFonts w:ascii="Noto Serif SC" w:eastAsia="Noto Serif SC" w:hAnsi="Noto Serif SC" w:cs="Noto Serif"/>
-          <w:sz w:val="20"/>
-          <w:szCs w:val="20"/>
-        </w:rPr>
-        <w:t xml:space="preserve"> </w:t>
-      </w:r>
-      <w:r>
-        <w:rPr>
-          <w:rFonts w:ascii="Noto Serif SC" w:eastAsia="Noto Serif SC" w:hAnsi="Noto Serif SC" w:cs="Noto Serif"/>
-          <w:sz w:val="20"/>
-          <w:szCs w:val="20"/>
-        </w:rPr>
-        <w:t>(</w:t>
-      </w:r>
-      <w:r>
-        <w:rPr>
-          <w:rFonts w:ascii="Noto Serif SC" w:eastAsia="Noto Serif SC" w:hAnsi="Noto Serif SC" w:cs="Noto Serif"/>
-          <w:sz w:val="20"/>
-          <w:szCs w:val="20"/>
-        </w:rPr>
-        <w:t>Xylophone</w:t>
-      </w:r>
-      <w:r>
-        <w:rPr>
-          <w:rFonts w:ascii="Noto Serif SC" w:eastAsia="Noto Serif SC" w:hAnsi="Noto Serif SC" w:cs="Noto Serif"/>
-          <w:sz w:val="20"/>
-          <w:szCs w:val="20"/>
-        </w:rPr>
-        <w:t>)</w:t>
-      </w:r>
-      <w:r>
-        <w:rPr>
-          <w:rFonts w:ascii="Noto Serif SC" w:eastAsia="Noto Serif SC" w:hAnsi="Noto Serif SC" w:cs="Noto Serif"/>
-          <w:sz w:val="20"/>
-          <w:szCs w:val="20"/>
-        </w:rPr>
-        <w:t xml:space="preserve">, </w:t>
-      </w:r>
-      <w:r>
-        <w:rPr>
-          <w:rFonts w:ascii="Noto Serif SC" w:eastAsia="Noto Serif SC" w:hAnsi="Noto Serif SC" w:cs="Noto Serif" w:hint="eastAsia"/>
-          <w:sz w:val="20"/>
-          <w:szCs w:val="20"/>
-        </w:rPr>
-        <w:t>通通鼓</w:t>
-      </w:r>
-      <w:r>
-        <w:rPr>
-          <w:rFonts w:ascii="Noto Serif SC" w:eastAsia="Noto Serif SC" w:hAnsi="Noto Serif SC" w:cs="Noto Serif"/>
-          <w:sz w:val="20"/>
-          <w:szCs w:val="20"/>
-        </w:rPr>
-        <w:t xml:space="preserve"> </w:t>
-      </w:r>
-      <w:r>
-        <w:rPr>
-          <w:rFonts w:ascii="Noto Serif SC" w:eastAsia="Noto Serif SC" w:hAnsi="Noto Serif SC" w:cs="Noto Serif"/>
-          <w:sz w:val="20"/>
-          <w:szCs w:val="20"/>
-        </w:rPr>
-        <w:t>(</w:t>
-      </w:r>
-      <w:r>
-        <w:rPr>
-          <w:rFonts w:ascii="Noto Serif SC" w:eastAsia="Noto Serif SC" w:hAnsi="Noto Serif SC" w:cs="Noto Serif"/>
-          <w:sz w:val="20"/>
-          <w:szCs w:val="20"/>
-        </w:rPr>
-        <w:t>Tom-toms</w:t>
-      </w:r>
-      <w:r>
-        <w:rPr>
-          <w:rFonts w:ascii="Noto Serif SC" w:eastAsia="Noto Serif SC" w:hAnsi="Noto Serif SC" w:cs="Noto Serif"/>
-          <w:sz w:val="20"/>
-          <w:szCs w:val="20"/>
-        </w:rPr>
-        <w:t>)</w:t>
-      </w:r>
-      <w:r>
-        <w:rPr>
-          <w:rFonts w:ascii="Noto Serif SC" w:eastAsia="Noto Serif SC" w:hAnsi="Noto Serif SC" w:cs="Noto Serif"/>
-          <w:sz w:val="20"/>
-          <w:szCs w:val="20"/>
-        </w:rPr>
-        <w:t xml:space="preserve">, </w:t>
-      </w:r>
-      <w:r>
-        <w:rPr>
-          <w:rFonts w:ascii="Noto Serif SC" w:eastAsia="Noto Serif SC" w:hAnsi="Noto Serif SC" w:cs="Noto Serif" w:hint="eastAsia"/>
-          <w:sz w:val="20"/>
-          <w:szCs w:val="20"/>
-        </w:rPr>
-        <w:t>乐鞭</w:t>
-      </w:r>
-      <w:r>
-        <w:rPr>
-          <w:rFonts w:ascii="Noto Serif SC" w:eastAsia="Noto Serif SC" w:hAnsi="Noto Serif SC" w:cs="Noto Serif"/>
-          <w:sz w:val="20"/>
-          <w:szCs w:val="20"/>
-        </w:rPr>
-        <w:t xml:space="preserve"> </w:t>
-      </w:r>
-      <w:r>
-        <w:rPr>
-          <w:rFonts w:ascii="Noto Serif SC" w:eastAsia="Noto Serif SC" w:hAnsi="Noto Serif SC" w:cs="Noto Serif"/>
-          <w:sz w:val="20"/>
-          <w:szCs w:val="20"/>
-        </w:rPr>
-        <w:t>(</w:t>
-      </w:r>
-      <w:r>
-        <w:rPr>
-          <w:rFonts w:ascii="Noto Serif SC" w:eastAsia="Noto Serif SC" w:hAnsi="Noto Serif SC" w:cs="Noto Serif"/>
-          <w:sz w:val="20"/>
-          <w:szCs w:val="20"/>
-        </w:rPr>
-        <w:t>Whip</w:t>
-      </w:r>
-      <w:r>
-        <w:rPr>
-          <w:rFonts w:ascii="Noto Serif SC" w:eastAsia="Noto Serif SC" w:hAnsi="Noto Serif SC" w:cs="Noto Serif"/>
-          <w:sz w:val="20"/>
-          <w:szCs w:val="20"/>
-        </w:rPr>
-        <w:t>)</w:t>
-      </w:r>
-      <w:r>
-        <w:rPr>
-          <w:rFonts w:ascii="Noto Serif SC" w:eastAsia="Noto Serif SC" w:hAnsi="Noto Serif SC" w:cs="Noto Serif"/>
-          <w:sz w:val="20"/>
-          <w:szCs w:val="20"/>
-        </w:rPr>
-        <w:t xml:space="preserve">, </w:t>
-      </w:r>
-      <w:r>
-        <w:rPr>
-          <w:rFonts w:ascii="Noto Serif SC" w:eastAsia="Noto Serif SC" w:hAnsi="Noto Serif SC" w:cs="Noto Serif" w:hint="eastAsia"/>
-          <w:sz w:val="20"/>
-          <w:szCs w:val="20"/>
-        </w:rPr>
-        <w:t>康嘎鼓</w:t>
-      </w:r>
-      <w:r>
-        <w:rPr>
-          <w:rFonts w:ascii="Noto Serif SC" w:eastAsia="Noto Serif SC" w:hAnsi="Noto Serif SC" w:cs="Noto Serif"/>
-          <w:sz w:val="20"/>
-          <w:szCs w:val="20"/>
-        </w:rPr>
-        <w:t xml:space="preserve"> </w:t>
-      </w:r>
-      <w:r>
-        <w:rPr>
-          <w:rFonts w:ascii="Noto Serif SC" w:eastAsia="Noto Serif SC" w:hAnsi="Noto Serif SC" w:cs="Noto Serif"/>
-          <w:sz w:val="20"/>
-          <w:szCs w:val="20"/>
-        </w:rPr>
-        <w:t>(</w:t>
-      </w:r>
-      <w:r>
-        <w:rPr>
-          <w:rFonts w:ascii="Noto Serif SC" w:eastAsia="Noto Serif SC" w:hAnsi="Noto Serif SC" w:cs="Noto Serif"/>
-          <w:sz w:val="20"/>
-          <w:szCs w:val="20"/>
-        </w:rPr>
-        <w:t>Congas</w:t>
-      </w:r>
-      <w:r>
-        <w:rPr>
-          <w:rFonts w:ascii="Noto Serif SC" w:eastAsia="Noto Serif SC" w:hAnsi="Noto Serif SC" w:cs="Noto Serif"/>
-          <w:sz w:val="20"/>
-          <w:szCs w:val="20"/>
-        </w:rPr>
-        <w:t>)</w:t>
-      </w:r>
-    </w:p>
-    <w:p>
-      <w:pPr>
-        <w:jc w:val="right"/>
-        <w:rPr>
-          <w:rFonts w:ascii="Noto Serif SC" w:eastAsia="Noto Serif SC" w:hAnsi="Noto Serif SC" w:cs="Noto Serif"/>
-          <w:sz w:val="24"/>
-          <w:szCs w:val="24"/>
-          <w:lang w:val="en-US"/>
-        </w:rPr>
-      </w:pPr>
-      <w:r>
-        <w:rPr>
-          <w:rFonts w:ascii="Noto Serif SC" w:eastAsia="Noto Serif SC" w:hAnsi="Noto Serif SC" w:cs="Noto Serif" w:hint="eastAsia"/>
-          <w:sz w:val="24"/>
-          <w:szCs w:val="24"/>
-          <w:lang w:val="en-US"/>
-        </w:rPr>
-        <w:t>打击乐</w:t>
-      </w:r>
-      <w:r>
-        <w:rPr>
-          <w:rFonts w:ascii="Noto Serif SC" w:eastAsia="Noto Serif SC" w:hAnsi="Noto Serif SC" w:cs="Noto Serif"/>
-          <w:sz w:val="24"/>
-          <w:szCs w:val="24"/>
-          <w:lang w:val="en-US"/>
-        </w:rPr>
-        <w:t xml:space="preserve"> IV (Percussion IV)</w:t>
-      </w:r>
-    </w:p>
-    <w:p>
-      <w:pPr>
-        <w:jc w:val="right"/>
-        <w:rPr>
-          <w:rFonts w:ascii="Noto Serif SC" w:eastAsia="Noto Serif SC" w:hAnsi="Noto Serif SC" w:cs="Noto Serif"/>
-          <w:sz w:val="20"/>
-          <w:szCs w:val="20"/>
-        </w:rPr>
-      </w:pPr>
-      <w:r>
-        <w:rPr>
-          <w:rFonts w:ascii="Noto Serif SC" w:eastAsia="Noto Serif SC" w:hAnsi="Noto Serif SC" w:cs="Noto Serif" w:hint="eastAsia"/>
-          <w:sz w:val="20"/>
-          <w:szCs w:val="20"/>
-        </w:rPr>
-        <w:t>编钟</w:t>
-      </w:r>
-      <w:r>
-        <w:rPr>
-          <w:rFonts w:ascii="Noto Serif SC" w:eastAsia="Noto Serif SC" w:hAnsi="Noto Serif SC" w:cs="Noto Serif"/>
-          <w:sz w:val="20"/>
-          <w:szCs w:val="20"/>
-        </w:rPr>
-        <w:t xml:space="preserve"> </w:t>
-      </w:r>
-      <w:r>
-        <w:rPr>
-          <w:rFonts w:ascii="Noto Serif SC" w:eastAsia="Noto Serif SC" w:hAnsi="Noto Serif SC" w:cs="Noto Serif"/>
-          <w:sz w:val="20"/>
-          <w:szCs w:val="20"/>
-        </w:rPr>
-        <w:t>(</w:t>
-      </w:r>
-      <w:proofErr w:type="spellStart"/>
-      <w:r>
-        <w:rPr>
-          <w:rFonts w:ascii="Noto Serif SC" w:eastAsia="Noto Serif SC" w:hAnsi="Noto Serif SC" w:cs="Noto Serif"/>
-          <w:sz w:val="20"/>
-          <w:szCs w:val="20"/>
-        </w:rPr>
-        <w:t>Bianzhong</w:t>
-      </w:r>
-      <w:proofErr w:type="spellEnd"/>
-      <w:r>
-        <w:rPr>
-          <w:rFonts w:ascii="Noto Serif SC" w:eastAsia="Noto Serif SC" w:hAnsi="Noto Serif SC" w:cs="Noto Serif"/>
-          <w:sz w:val="20"/>
-          <w:szCs w:val="20"/>
-        </w:rPr>
-        <w:t>)</w:t>
-      </w:r>
-      <w:r>
-        <w:rPr>
-          <w:rFonts w:ascii="Noto Serif SC" w:eastAsia="Noto Serif SC" w:hAnsi="Noto Serif SC" w:cs="Noto Serif"/>
-          <w:sz w:val="20"/>
-          <w:szCs w:val="20"/>
-        </w:rPr>
-        <w:t xml:space="preserve">, </w:t>
-      </w:r>
-      <w:r>
-        <w:rPr>
-          <w:rFonts w:ascii="Noto Serif SC" w:eastAsia="Noto Serif SC" w:hAnsi="Noto Serif SC" w:cs="Noto Serif" w:hint="eastAsia"/>
-          <w:sz w:val="20"/>
-          <w:szCs w:val="20"/>
-        </w:rPr>
-        <w:t>通通鼓</w:t>
-      </w:r>
-      <w:r>
-        <w:rPr>
-          <w:rFonts w:ascii="Noto Serif SC" w:eastAsia="Noto Serif SC" w:hAnsi="Noto Serif SC" w:cs="Noto Serif"/>
-          <w:sz w:val="20"/>
-          <w:szCs w:val="20"/>
-        </w:rPr>
-        <w:t xml:space="preserve"> </w:t>
-      </w:r>
-      <w:r>
-        <w:rPr>
-          <w:rFonts w:ascii="Noto Serif SC" w:eastAsia="Noto Serif SC" w:hAnsi="Noto Serif SC" w:cs="Noto Serif"/>
-          <w:sz w:val="20"/>
-          <w:szCs w:val="20"/>
-        </w:rPr>
-        <w:t>(</w:t>
-      </w:r>
-      <w:r>
-        <w:rPr>
-          <w:rFonts w:ascii="Noto Serif SC" w:eastAsia="Noto Serif SC" w:hAnsi="Noto Serif SC" w:cs="Noto Serif"/>
-          <w:sz w:val="20"/>
-          <w:szCs w:val="20"/>
-        </w:rPr>
-        <w:t>Tom-toms</w:t>
-      </w:r>
-      <w:r>
-        <w:rPr>
-          <w:rFonts w:ascii="Noto Serif SC" w:eastAsia="Noto Serif SC" w:hAnsi="Noto Serif SC" w:cs="Noto Serif"/>
-          <w:sz w:val="20"/>
-          <w:szCs w:val="20"/>
-        </w:rPr>
-        <w:t>)</w:t>
-      </w:r>
-      <w:r>
-        <w:rPr>
-          <w:rFonts w:ascii="Noto Serif SC" w:eastAsia="Noto Serif SC" w:hAnsi="Noto Serif SC" w:cs="Noto Serif"/>
-          <w:sz w:val="20"/>
-          <w:szCs w:val="20"/>
-        </w:rPr>
-        <w:t xml:space="preserve">, </w:t>
-      </w:r>
-      <w:r>
-        <w:rPr>
-          <w:rFonts w:ascii="Noto Serif SC" w:eastAsia="Noto Serif SC" w:hAnsi="Noto Serif SC" w:cs="Noto Serif" w:hint="eastAsia"/>
-          <w:sz w:val="20"/>
-          <w:szCs w:val="20"/>
-        </w:rPr>
-        <w:t>马林巴</w:t>
-      </w:r>
-      <w:r>
-        <w:rPr>
-          <w:rFonts w:ascii="Noto Serif SC" w:eastAsia="Noto Serif SC" w:hAnsi="Noto Serif SC" w:cs="Noto Serif"/>
-          <w:sz w:val="20"/>
-          <w:szCs w:val="20"/>
-        </w:rPr>
-        <w:t xml:space="preserve"> </w:t>
-      </w:r>
-      <w:r>
-        <w:rPr>
-          <w:rFonts w:ascii="Noto Serif SC" w:eastAsia="Noto Serif SC" w:hAnsi="Noto Serif SC" w:cs="Noto Serif"/>
-          <w:sz w:val="20"/>
-          <w:szCs w:val="20"/>
-        </w:rPr>
-        <w:t>(</w:t>
-      </w:r>
-      <w:r>
-        <w:rPr>
-          <w:rFonts w:ascii="Noto Serif SC" w:eastAsia="Noto Serif SC" w:hAnsi="Noto Serif SC" w:cs="Noto Serif"/>
-          <w:sz w:val="20"/>
-          <w:szCs w:val="20"/>
-        </w:rPr>
-        <w:t>Marimba</w:t>
-      </w:r>
-      <w:r>
-        <w:rPr>
-          <w:rFonts w:ascii="Noto Serif SC" w:eastAsia="Noto Serif SC" w:hAnsi="Noto Serif SC" w:cs="Noto Serif"/>
-          <w:sz w:val="20"/>
-          <w:szCs w:val="20"/>
-        </w:rPr>
-        <w:t>)</w:t>
-      </w:r>
-      <w:r>
-        <w:rPr>
-          <w:rFonts w:ascii="Noto Serif SC" w:eastAsia="Noto Serif SC" w:hAnsi="Noto Serif SC" w:cs="Noto Serif"/>
-          <w:sz w:val="20"/>
-          <w:szCs w:val="20"/>
-        </w:rPr>
-        <w:t xml:space="preserve">, </w:t>
-      </w:r>
-      <w:r>
-        <w:rPr>
-          <w:rFonts w:ascii="Noto Serif SC" w:eastAsia="Noto Serif SC" w:hAnsi="Noto Serif SC" w:cs="Noto Serif" w:hint="eastAsia"/>
-          <w:sz w:val="20"/>
-          <w:szCs w:val="20"/>
-        </w:rPr>
-        <w:t>军镲</w:t>
-      </w:r>
-      <w:r>
-        <w:rPr>
-          <w:rFonts w:ascii="Noto Serif SC" w:eastAsia="Noto Serif SC" w:hAnsi="Noto Serif SC" w:cs="Noto Serif"/>
-          <w:sz w:val="20"/>
-          <w:szCs w:val="20"/>
-        </w:rPr>
-        <w:t xml:space="preserve"> </w:t>
-      </w:r>
-      <w:r>
-        <w:rPr>
-          <w:rFonts w:ascii="Noto Serif SC" w:eastAsia="Noto Serif SC" w:hAnsi="Noto Serif SC" w:cs="Noto Serif"/>
-          <w:sz w:val="20"/>
-          <w:szCs w:val="20"/>
-        </w:rPr>
-        <w:t>(</w:t>
-      </w:r>
-      <w:r>
-        <w:rPr>
-          <w:rFonts w:ascii="Noto Serif SC" w:eastAsia="Noto Serif SC" w:hAnsi="Noto Serif SC" w:cs="Noto Serif"/>
-          <w:sz w:val="20"/>
-          <w:szCs w:val="20"/>
-        </w:rPr>
-        <w:t>Cymbals</w:t>
-      </w:r>
-      <w:r>
-        <w:rPr>
-          <w:rFonts w:ascii="Noto Serif SC" w:eastAsia="Noto Serif SC" w:hAnsi="Noto Serif SC" w:cs="Noto Serif"/>
-          <w:sz w:val="20"/>
-          <w:szCs w:val="20"/>
-        </w:rPr>
-        <w:t>)</w:t>
-      </w:r>
-    </w:p>
-    <w:p>
-      <w:pPr>
-        <w:jc w:val="right"/>
-        <w:rPr>
-          <w:rFonts w:ascii="Noto Serif SC" w:eastAsia="Noto Serif SC" w:hAnsi="Noto Serif SC" w:cs="Noto Serif"/>
-          <w:sz w:val="24"/>
-          <w:szCs w:val="24"/>
-          <w:lang w:val="en-US"/>
-        </w:rPr>
-      </w:pPr>
-      <w:r>
-        <w:rPr>
-          <w:rFonts w:ascii="Noto Serif SC" w:eastAsia="Noto Serif SC" w:hAnsi="Noto Serif SC" w:cs="Noto Serif" w:hint="eastAsia"/>
-          <w:sz w:val="24"/>
-          <w:szCs w:val="24"/>
-          <w:lang w:val="en-US"/>
-        </w:rPr>
-        <w:t>打击乐</w:t>
-      </w:r>
-      <w:r>
-        <w:rPr>
-          <w:rFonts w:ascii="Noto Serif SC" w:eastAsia="Noto Serif SC" w:hAnsi="Noto Serif SC" w:cs="Noto Serif"/>
-          <w:sz w:val="24"/>
-          <w:szCs w:val="24"/>
-          <w:lang w:val="en-US"/>
-        </w:rPr>
-        <w:t xml:space="preserve"> V (Percussion V)</w:t>
-      </w:r>
-    </w:p>
-    <w:p>
-      <w:pPr>
-        <w:jc w:val="right"/>
-        <w:rPr>
-          <w:rFonts w:ascii="Noto Serif SC" w:eastAsia="Noto Serif SC" w:hAnsi="Noto Serif SC" w:cs="Noto Serif"/>
-          <w:sz w:val="20"/>
-          <w:szCs w:val="20"/>
-        </w:rPr>
-      </w:pPr>
-      <w:r>
-        <w:rPr>
-          <w:rFonts w:ascii="Noto Serif SC" w:eastAsia="Noto Serif SC" w:hAnsi="Noto Serif SC" w:cs="Noto Serif" w:hint="eastAsia"/>
-          <w:sz w:val="20"/>
-          <w:szCs w:val="20"/>
-        </w:rPr>
-        <w:t>铓锣</w:t>
-      </w:r>
-      <w:r>
-        <w:rPr>
-          <w:rFonts w:ascii="Noto Serif SC" w:eastAsia="Noto Serif SC" w:hAnsi="Noto Serif SC" w:cs="Noto Serif"/>
-          <w:sz w:val="20"/>
-          <w:szCs w:val="20"/>
-        </w:rPr>
-        <w:t xml:space="preserve"> </w:t>
-      </w:r>
-      <w:r>
-        <w:rPr>
-          <w:rFonts w:ascii="Noto Serif SC" w:eastAsia="Noto Serif SC" w:hAnsi="Noto Serif SC" w:cs="Noto Serif"/>
-          <w:sz w:val="20"/>
-          <w:szCs w:val="20"/>
-        </w:rPr>
-        <w:t>(</w:t>
-      </w:r>
-      <w:proofErr w:type="spellStart"/>
-      <w:r>
-        <w:rPr>
-          <w:rFonts w:ascii="Noto Serif SC" w:eastAsia="Noto Serif SC" w:hAnsi="Noto Serif SC" w:cs="Noto Serif"/>
-          <w:sz w:val="20"/>
-          <w:szCs w:val="20"/>
-        </w:rPr>
-        <w:t>Mangluo</w:t>
-      </w:r>
-      <w:proofErr w:type="spellEnd"/>
-      <w:r>
-        <w:rPr>
-          <w:rFonts w:ascii="Noto Serif SC" w:eastAsia="Noto Serif SC" w:hAnsi="Noto Serif SC" w:cs="Noto Serif"/>
-          <w:sz w:val="20"/>
-          <w:szCs w:val="20"/>
-        </w:rPr>
-        <w:t>)</w:t>
-      </w:r>
-      <w:r>
-        <w:rPr>
-          <w:rFonts w:ascii="Noto Serif SC" w:eastAsia="Noto Serif SC" w:hAnsi="Noto Serif SC" w:cs="Noto Serif"/>
-          <w:sz w:val="20"/>
-          <w:szCs w:val="20"/>
-        </w:rPr>
-        <w:t xml:space="preserve">, </w:t>
-      </w:r>
-      <w:r>
-        <w:rPr>
-          <w:rFonts w:ascii="Noto Serif SC" w:eastAsia="Noto Serif SC" w:hAnsi="Noto Serif SC" w:cs="Noto Serif" w:hint="eastAsia"/>
-          <w:sz w:val="20"/>
-          <w:szCs w:val="20"/>
-        </w:rPr>
-        <w:t>颤音琴</w:t>
-      </w:r>
-      <w:r>
-        <w:rPr>
-          <w:rFonts w:ascii="Noto Serif SC" w:eastAsia="Noto Serif SC" w:hAnsi="Noto Serif SC" w:cs="Noto Serif"/>
-          <w:sz w:val="20"/>
-          <w:szCs w:val="20"/>
-        </w:rPr>
-        <w:t xml:space="preserve"> </w:t>
-      </w:r>
-      <w:r>
-        <w:rPr>
-          <w:rFonts w:ascii="Noto Serif SC" w:eastAsia="Noto Serif SC" w:hAnsi="Noto Serif SC" w:cs="Noto Serif"/>
-          <w:sz w:val="20"/>
-          <w:szCs w:val="20"/>
-        </w:rPr>
-        <w:t>(</w:t>
-      </w:r>
-      <w:r>
-        <w:rPr>
-          <w:rFonts w:ascii="Noto Serif SC" w:eastAsia="Noto Serif SC" w:hAnsi="Noto Serif SC" w:cs="Noto Serif"/>
-          <w:sz w:val="20"/>
-          <w:szCs w:val="20"/>
-        </w:rPr>
-        <w:t>Vibraphone</w:t>
-      </w:r>
-      <w:r>
-        <w:rPr>
-          <w:rFonts w:ascii="Noto Serif SC" w:eastAsia="Noto Serif SC" w:hAnsi="Noto Serif SC" w:cs="Noto Serif"/>
-          <w:sz w:val="20"/>
-          <w:szCs w:val="20"/>
-        </w:rPr>
-        <w:t>)</w:t>
-      </w:r>
-      <w:r>
-        <w:rPr>
-          <w:rFonts w:ascii="Noto Serif SC" w:eastAsia="Noto Serif SC" w:hAnsi="Noto Serif SC" w:cs="Noto Serif"/>
-          <w:sz w:val="20"/>
-          <w:szCs w:val="20"/>
-        </w:rPr>
-        <w:t xml:space="preserve">, </w:t>
-      </w:r>
-      <w:r>
-        <w:rPr>
-          <w:rFonts w:ascii="Noto Serif SC" w:eastAsia="Noto Serif SC" w:hAnsi="Noto Serif SC" w:cs="Noto Serif" w:hint="eastAsia"/>
-          <w:sz w:val="20"/>
-          <w:szCs w:val="20"/>
-        </w:rPr>
-        <w:t>编钟</w:t>
-      </w:r>
-      <w:r>
-        <w:rPr>
-          <w:rFonts w:ascii="Noto Serif SC" w:eastAsia="Noto Serif SC" w:hAnsi="Noto Serif SC" w:cs="Noto Serif"/>
-          <w:sz w:val="20"/>
-          <w:szCs w:val="20"/>
-        </w:rPr>
-        <w:t xml:space="preserve"> </w:t>
-      </w:r>
-      <w:r>
-        <w:rPr>
-          <w:rFonts w:ascii="Noto Serif SC" w:eastAsia="Noto Serif SC" w:hAnsi="Noto Serif SC" w:cs="Noto Serif"/>
-          <w:sz w:val="20"/>
-          <w:szCs w:val="20"/>
-        </w:rPr>
-        <w:t>(</w:t>
-      </w:r>
-      <w:proofErr w:type="spellStart"/>
-      <w:r>
-        <w:rPr>
-          <w:rFonts w:ascii="Noto Serif SC" w:eastAsia="Noto Serif SC" w:hAnsi="Noto Serif SC" w:cs="Noto Serif"/>
-          <w:sz w:val="20"/>
-          <w:szCs w:val="20"/>
-        </w:rPr>
-        <w:t>Bianzhong</w:t>
-      </w:r>
-      <w:proofErr w:type="spellEnd"/>
-      <w:r>
-        <w:rPr>
-          <w:rFonts w:ascii="Noto Serif SC" w:eastAsia="Noto Serif SC" w:hAnsi="Noto Serif SC" w:cs="Noto Serif"/>
-          <w:sz w:val="20"/>
-          <w:szCs w:val="20"/>
-        </w:rPr>
-        <w:t>)</w:t>
-      </w:r>
-      <w:r>
-        <w:rPr>
-          <w:rFonts w:ascii="Noto Serif SC" w:eastAsia="Noto Serif SC" w:hAnsi="Noto Serif SC" w:cs="Noto Serif"/>
-          <w:sz w:val="20"/>
-          <w:szCs w:val="20"/>
-        </w:rPr>
-        <w:t xml:space="preserve">, </w:t>
-      </w:r>
-      <w:r>
-        <w:rPr>
-          <w:rFonts w:ascii="Noto Serif SC" w:eastAsia="Noto Serif SC" w:hAnsi="Noto Serif SC" w:cs="Noto Serif" w:hint="eastAsia"/>
-          <w:sz w:val="20"/>
-          <w:szCs w:val="20"/>
-        </w:rPr>
-        <w:t>大军鼓</w:t>
-      </w:r>
-      <w:r>
-        <w:rPr>
-          <w:rFonts w:ascii="Noto Serif SC" w:eastAsia="Noto Serif SC" w:hAnsi="Noto Serif SC" w:cs="Noto Serif"/>
-          <w:sz w:val="20"/>
-          <w:szCs w:val="20"/>
-        </w:rPr>
-        <w:t xml:space="preserve"> </w:t>
-      </w:r>
-      <w:r>
-        <w:rPr>
-          <w:rFonts w:ascii="Noto Serif SC" w:eastAsia="Noto Serif SC" w:hAnsi="Noto Serif SC" w:cs="Noto Serif"/>
-          <w:sz w:val="20"/>
-          <w:szCs w:val="20"/>
-        </w:rPr>
-        <w:t>(</w:t>
-      </w:r>
-      <w:r>
-        <w:rPr>
-          <w:rFonts w:ascii="Noto Serif SC" w:eastAsia="Noto Serif SC" w:hAnsi="Noto Serif SC" w:cs="Noto Serif"/>
-          <w:sz w:val="20"/>
-          <w:szCs w:val="20"/>
-        </w:rPr>
-        <w:t>Bass drum</w:t>
-      </w:r>
-      <w:r>
-        <w:rPr>
-          <w:rFonts w:ascii="Noto Serif SC" w:eastAsia="Noto Serif SC" w:hAnsi="Noto Serif SC" w:cs="Noto Serif"/>
-          <w:sz w:val="20"/>
-          <w:szCs w:val="20"/>
-        </w:rPr>
-        <w:t>)</w:t>
-      </w:r>
-      <w:r>
-        <w:rPr>
-          <w:rFonts w:ascii="Noto Serif SC" w:eastAsia="Noto Serif SC" w:hAnsi="Noto Serif SC" w:cs="Noto Serif"/>
-          <w:sz w:val="20"/>
-          <w:szCs w:val="20"/>
-        </w:rPr>
-        <w:t xml:space="preserve">, </w:t>
-      </w:r>
-      <w:r>
-        <w:rPr>
-          <w:rFonts w:ascii="Noto Serif SC" w:eastAsia="Noto Serif SC" w:hAnsi="Noto Serif SC" w:cs="Noto Serif" w:hint="eastAsia"/>
-          <w:sz w:val="20"/>
-          <w:szCs w:val="20"/>
-        </w:rPr>
-        <w:t>大锣</w:t>
-      </w:r>
-      <w:r>
-        <w:rPr>
-          <w:rFonts w:ascii="Noto Serif SC" w:eastAsia="Noto Serif SC" w:hAnsi="Noto Serif SC" w:cs="Noto Serif"/>
-          <w:sz w:val="20"/>
-          <w:szCs w:val="20"/>
-        </w:rPr>
-        <w:t xml:space="preserve"> </w:t>
-      </w:r>
-      <w:r>
-        <w:rPr>
-          <w:rFonts w:ascii="Noto Serif SC" w:eastAsia="Noto Serif SC" w:hAnsi="Noto Serif SC" w:cs="Noto Serif"/>
-          <w:sz w:val="20"/>
-          <w:szCs w:val="20"/>
-        </w:rPr>
-        <w:t>(</w:t>
-      </w:r>
-      <w:proofErr w:type="spellStart"/>
-      <w:r>
-        <w:rPr>
-          <w:rFonts w:ascii="Noto Serif SC" w:eastAsia="Noto Serif SC" w:hAnsi="Noto Serif SC" w:cs="Noto Serif"/>
-          <w:sz w:val="20"/>
-          <w:szCs w:val="20"/>
-        </w:rPr>
-        <w:t>Daluo</w:t>
-      </w:r>
-      <w:proofErr w:type="spellEnd"/>
-      <w:r>
-        <w:rPr>
-          <w:rFonts w:ascii="Noto Serif SC" w:eastAsia="Noto Serif SC" w:hAnsi="Noto Serif SC" w:cs="Noto Serif"/>
-          <w:sz w:val="20"/>
-          <w:szCs w:val="20"/>
-        </w:rPr>
-        <w:t>)</w:t>
-      </w:r>
-    </w:p>
-    <w:p>
-      <w:pPr>
-        <w:jc w:val="right"/>
-        <w:rPr>
-          <w:rFonts w:ascii="Noto Serif SC" w:eastAsia="Noto Serif SC" w:hAnsi="Noto Serif SC" w:cs="Noto Serif"/>
-          <w:sz w:val="24"/>
-          <w:szCs w:val="24"/>
-          <w:lang w:val="en-US"/>
-        </w:rPr>
-      </w:pPr>
-      <w:r>
-        <w:rPr>
-          <w:rFonts w:ascii="Noto Serif SC" w:eastAsia="Noto Serif SC" w:hAnsi="Noto Serif SC" w:cs="Noto Serif" w:hint="eastAsia"/>
-          <w:sz w:val="24"/>
-          <w:szCs w:val="24"/>
-          <w:lang w:val="en-US"/>
-        </w:rPr>
-        <w:t>打击乐</w:t>
-      </w:r>
-      <w:r>
-        <w:rPr>
-          <w:rFonts w:ascii="Noto Serif SC" w:eastAsia="Noto Serif SC" w:hAnsi="Noto Serif SC" w:cs="Noto Serif"/>
-          <w:sz w:val="24"/>
-          <w:szCs w:val="24"/>
-          <w:lang w:val="en-US"/>
-        </w:rPr>
-        <w:t xml:space="preserve"> VI (Percussion VI)</w:t>
-      </w:r>
-    </w:p>
-    <w:p>
-      <w:pPr>
-        <w:jc w:val="right"/>
-        <w:rPr>
-          <w:rFonts w:ascii="Noto Serif SC" w:eastAsia="Noto Serif SC" w:hAnsi="Noto Serif SC" w:cs="Noto Serif"/>
-          <w:sz w:val="20"/>
-          <w:szCs w:val="20"/>
-          <w:lang w:val="en-US"/>
-        </w:rPr>
-      </w:pPr>
-      <w:r>
-        <w:rPr>
-          <w:rFonts w:ascii="Noto Serif SC" w:eastAsia="Noto Serif SC" w:hAnsi="Noto Serif SC" w:cs="Noto Serif"/>
-          <w:sz w:val="20"/>
-          <w:szCs w:val="20"/>
-        </w:rPr>
-        <w:t>(</w:t>
-      </w:r>
-      <w:r>
-        <w:rPr>
-          <w:rFonts w:ascii="Noto Serif SC" w:eastAsia="Noto Serif SC" w:hAnsi="Noto Serif SC" w:cs="Noto Serif" w:hint="eastAsia"/>
-          <w:sz w:val="20"/>
-          <w:szCs w:val="20"/>
-        </w:rPr>
-        <w:t>中国</w:t>
-      </w:r>
-      <w:r>
-        <w:rPr>
-          <w:rFonts w:ascii="Noto Serif SC" w:eastAsia="Noto Serif SC" w:hAnsi="Noto Serif SC" w:cs="Noto Serif"/>
-          <w:sz w:val="20"/>
-          <w:szCs w:val="20"/>
-        </w:rPr>
-        <w:t>)</w:t>
-      </w:r>
-      <w:r>
-        <w:rPr>
-          <w:rFonts w:ascii="Noto Serif SC" w:eastAsia="Noto Serif SC" w:hAnsi="Noto Serif SC" w:cs="Noto Serif" w:hint="eastAsia"/>
-          <w:sz w:val="20"/>
-          <w:szCs w:val="20"/>
-        </w:rPr>
-        <w:t>大鼓</w:t>
-      </w:r>
-      <w:r>
-        <w:rPr>
-          <w:rFonts w:ascii="Noto Serif SC" w:eastAsia="Noto Serif SC" w:hAnsi="Noto Serif SC" w:cs="Noto Serif"/>
-          <w:sz w:val="20"/>
-          <w:szCs w:val="20"/>
-        </w:rPr>
-        <w:t xml:space="preserve"> </w:t>
-      </w:r>
-      <w:r>
-        <w:rPr>
-          <w:rFonts w:ascii="Noto Serif SC" w:eastAsia="Noto Serif SC" w:hAnsi="Noto Serif SC" w:cs="Noto Serif"/>
-          <w:sz w:val="20"/>
-          <w:szCs w:val="20"/>
-        </w:rPr>
-        <w:t>(</w:t>
-      </w:r>
-      <w:proofErr w:type="spellStart"/>
-      <w:r>
-        <w:rPr>
           <w:rFonts w:ascii="Noto Serif SC" w:eastAsia="Noto Serif SC" w:hAnsi="Noto Serif SC" w:cs="Noto Serif"/>
           <w:sz w:val="20"/>
           <w:szCs w:val="20"/>
         </w:rPr>
         <w:t>Dagu</w:t>
       </w:r>
-      <w:proofErr w:type="spellEnd"/>
-      <w:r>
-        <w:rPr>
-          <w:rFonts w:ascii="Noto Serif SC" w:eastAsia="Noto Serif SC" w:hAnsi="Noto Serif SC" w:cs="Noto Serif"/>
-          <w:sz w:val="20"/>
-          <w:szCs w:val="20"/>
-        </w:rPr>
-        <w:t>)</w:t>
-      </w:r>
-      <w:r>
-        <w:rPr>
-          <w:rFonts w:ascii="Noto Serif SC" w:eastAsia="Noto Serif SC" w:hAnsi="Noto Serif SC" w:cs="Noto Serif"/>
-          <w:sz w:val="20"/>
-          <w:szCs w:val="20"/>
-        </w:rPr>
-        <w:t xml:space="preserve">, </w:t>
-      </w:r>
-      <w:proofErr w:type="spellStart"/>
-      <w:r>
-        <w:rPr>
-          <w:rFonts w:ascii="Noto Serif SC" w:eastAsia="Noto Serif SC" w:hAnsi="Noto Serif SC" w:cs="Noto Serif"/>
-          <w:sz w:val="20"/>
-          <w:szCs w:val="20"/>
-        </w:rPr>
-        <w:t>Tubaphone</w:t>
-      </w:r>
-      <w:proofErr w:type="spellEnd"/>
-      <w:r>
-        <w:rPr>
-          <w:rFonts w:ascii="Noto Serif SC" w:eastAsia="Noto Serif SC" w:hAnsi="Noto Serif SC" w:cs="Noto Serif"/>
-          <w:sz w:val="20"/>
-          <w:szCs w:val="20"/>
-        </w:rPr>
-        <w:t xml:space="preserve">, </w:t>
-      </w:r>
-      <w:r>
-        <w:rPr>
-          <w:rFonts w:ascii="Noto Serif SC" w:eastAsia="Noto Serif SC" w:hAnsi="Noto Serif SC" w:cs="Noto Serif" w:hint="eastAsia"/>
-          <w:sz w:val="20"/>
-          <w:szCs w:val="20"/>
-        </w:rPr>
-        <w:t>小军鼓</w:t>
-      </w:r>
-      <w:r>
-        <w:rPr>
-          <w:rFonts w:ascii="Noto Serif SC" w:eastAsia="Noto Serif SC" w:hAnsi="Noto Serif SC" w:cs="Noto Serif"/>
-          <w:sz w:val="20"/>
-          <w:szCs w:val="20"/>
-        </w:rPr>
-        <w:t xml:space="preserve"> </w:t>
-      </w:r>
-      <w:r>
-        <w:rPr>
-          <w:rFonts w:ascii="Noto Serif SC" w:eastAsia="Noto Serif SC" w:hAnsi="Noto Serif SC" w:cs="Noto Serif"/>
-          <w:sz w:val="20"/>
-          <w:szCs w:val="20"/>
-        </w:rPr>
-        <w:t>(</w:t>
-      </w:r>
-      <w:r>
-        <w:rPr>
-          <w:rFonts w:ascii="Noto Serif SC" w:eastAsia="Noto Serif SC" w:hAnsi="Noto Serif SC" w:cs="Noto Serif"/>
-          <w:sz w:val="20"/>
-          <w:szCs w:val="20"/>
-        </w:rPr>
-        <w:t>Snare Drum</w:t>
-      </w:r>
-      <w:r>
-        <w:rPr>
-          <w:rFonts w:ascii="Noto Serif SC" w:eastAsia="Noto Serif SC" w:hAnsi="Noto Serif SC" w:cs="Noto Serif"/>
-          <w:sz w:val="20"/>
-          <w:szCs w:val="20"/>
-        </w:rPr>
-        <w:t>)</w:t>
-      </w:r>
-      <w:r>
-        <w:rPr>
-          <w:rFonts w:ascii="Noto Serif SC" w:eastAsia="Noto Serif SC" w:hAnsi="Noto Serif SC" w:cs="Noto Serif"/>
-          <w:sz w:val="20"/>
-          <w:szCs w:val="20"/>
-        </w:rPr>
-        <w:t>, (</w:t>
-      </w:r>
-      <w:r>
-        <w:rPr>
-          <w:rFonts w:ascii="Noto Serif SC" w:eastAsia="Noto Serif SC" w:hAnsi="Noto Serif SC" w:cs="Noto Serif" w:hint="eastAsia"/>
-          <w:sz w:val="20"/>
-          <w:szCs w:val="20"/>
-        </w:rPr>
-        <w:t>中国</w:t>
-      </w:r>
-      <w:r>
-        <w:rPr>
-          <w:rFonts w:ascii="Noto Serif SC" w:eastAsia="Noto Serif SC" w:hAnsi="Noto Serif SC" w:cs="Noto Serif"/>
-          <w:sz w:val="20"/>
-          <w:szCs w:val="20"/>
-        </w:rPr>
-        <w:t>)</w:t>
-      </w:r>
-      <w:r>
-        <w:rPr>
-          <w:rFonts w:ascii="Noto Serif SC" w:eastAsia="Noto Serif SC" w:hAnsi="Noto Serif SC" w:cs="Noto Serif" w:hint="eastAsia"/>
-          <w:sz w:val="20"/>
-          <w:szCs w:val="20"/>
-        </w:rPr>
-        <w:t>大鼓</w:t>
-      </w:r>
-      <w:r>
-        <w:rPr>
-          <w:rFonts w:ascii="Noto Serif SC" w:eastAsia="Noto Serif SC" w:hAnsi="Noto Serif SC" w:cs="Noto Serif"/>
-          <w:sz w:val="20"/>
-          <w:szCs w:val="20"/>
-        </w:rPr>
-        <w:t xml:space="preserve"> </w:t>
-      </w:r>
-      <w:r>
-        <w:rPr>
-          <w:rFonts w:ascii="Noto Serif SC" w:eastAsia="Noto Serif SC" w:hAnsi="Noto Serif SC" w:cs="Noto Serif"/>
-          <w:sz w:val="20"/>
-          <w:szCs w:val="20"/>
-        </w:rPr>
-        <w:t>(</w:t>
-      </w:r>
-      <w:proofErr w:type="spellStart"/>
-      <w:r>
-        <w:rPr>
-          <w:rFonts w:ascii="Noto Serif SC" w:eastAsia="Noto Serif SC" w:hAnsi="Noto Serif SC" w:cs="Noto Serif"/>
-          <w:sz w:val="20"/>
-          <w:szCs w:val="20"/>
-        </w:rPr>
-        <w:t>Dagu</w:t>
-      </w:r>
-      <w:proofErr w:type="spellEnd"/>
       <w:r>
         <w:rPr>
           <w:rFonts w:ascii="Noto Serif SC" w:eastAsia="Noto Serif SC" w:hAnsi="Noto Serif SC" w:cs="Noto Serif"/>

--- a/Front Matter/Template/3_Front-Matter.docx
+++ b/Front Matter/Template/3_Front-Matter.docx
@@ -1931,7 +1931,6 @@
     <w:p>
       <w:pPr>
         <w:spacing w:after="640"/>
-        <w:jc w:val="right"/>
         <w:rPr>
           <w:rFonts w:ascii="Noto Serif SC" w:eastAsia="Noto Serif SC" w:hAnsi="Noto Serif SC" w:cs="Noto Serif"/>
           <w:b/>
@@ -1979,7 +1978,7 @@
           <w:lang w:val="zh-CN"/>
         </w:rPr>
         <w:drawing>
-          <wp:anchor distT="0" distB="0" distL="114300" distR="114300" simplePos="0" relativeHeight="251658240" behindDoc="0" locked="0" layoutInCell="1" allowOverlap="1" wp14:anchorId="1BC6A986" wp14:editId="2364B383">
+          <wp:anchor distT="0" distB="0" distL="114300" distR="114300" simplePos="0" relativeHeight="251658240" behindDoc="0" locked="0" layoutInCell="1" allowOverlap="1" wp14:anchorId="1BC6A986" wp14:editId="7486E3FB">
             <wp:simplePos x="0" y="0"/>
             <wp:positionH relativeFrom="margin">
               <wp:align>right</wp:align>
@@ -1988,7 +1987,7 @@
               <wp:posOffset>24765</wp:posOffset>
             </wp:positionV>
             <wp:extent cx="3321050" cy="4051300"/>
-            <wp:effectExtent l="0" t="0" r="0" b="6350"/>
+            <wp:effectExtent l="12700" t="12700" r="19050" b="12700"/>
             <wp:wrapSquare wrapText="bothSides"/>
             <wp:docPr id="210906165" name="Picture 1"/>
             <wp:cNvGraphicFramePr>
@@ -2030,7 +2029,9 @@
                       <a:avLst/>
                     </a:prstGeom>
                     <a:ln>
-                      <a:noFill/>
+                      <a:solidFill>
+                        <a:schemeClr val="tx1"/>
+                      </a:solidFill>
                     </a:ln>
                     <a:extLst>
                       <a:ext uri="{53640926-AAD7-44D8-BBD7-CCE9431645EC}">
@@ -3391,7 +3392,6 @@
     <w:p>
       <w:pPr>
         <w:spacing w:after="640"/>
-        <w:jc w:val="right"/>
         <w:rPr>
           <w:rFonts w:ascii="Noto Serif SC" w:eastAsia="Noto Serif SC" w:hAnsi="Noto Serif SC" w:cs="Noto Serif"/>
           <w:b/>
@@ -3560,7 +3560,6 @@
     <w:p>
       <w:pPr>
         <w:spacing w:after="640"/>
-        <w:jc w:val="right"/>
         <w:rPr>
           <w:rFonts w:ascii="Noto Serif SC" w:eastAsia="Noto Serif SC" w:hAnsi="Noto Serif SC" w:cs="Noto Serif"/>
           <w:b/>
@@ -3590,7 +3589,6 @@
     </w:p>
     <w:p>
       <w:pPr>
-        <w:jc w:val="right"/>
         <w:rPr>
           <w:rFonts w:ascii="Noto Serif SC" w:eastAsia="Noto Serif SC" w:hAnsi="Noto Serif SC" w:cs="Noto Serif"/>
           <w:sz w:val="24"/>
@@ -3600,11 +3598,20 @@
       </w:pPr>
       <w:r>
         <w:rPr>
-          <w:rFonts w:ascii="Noto Serif SC" w:eastAsia="Noto Serif SC" w:hAnsi="Noto Serif SC" w:cs="Noto Serif" w:hint="eastAsia"/>
+          <w:rFonts w:ascii="Noto Serif SC" w:eastAsia="Noto Serif SC" w:hAnsi="Noto Serif SC" w:cs="Noto Serif"/>
           <w:sz w:val="24"/>
           <w:szCs w:val="24"/>
           <w:lang w:val="en-GB"/>
         </w:rPr>
+        <w:t>2</w:t>
+      </w:r>
+      <w:r>
+        <w:rPr>
+          <w:rFonts w:ascii="Noto Serif SC" w:eastAsia="Noto Serif SC" w:hAnsi="Noto Serif SC" w:cs="Noto Serif" w:hint="eastAsia"/>
+          <w:sz w:val="24"/>
+          <w:szCs w:val="24"/>
+          <w:lang w:val="en-GB"/>
+        </w:rPr>
         <w:t>梆笛</w:t>
       </w:r>
       <w:r>
@@ -3614,7 +3621,16 @@
           <w:szCs w:val="24"/>
           <w:lang w:val="en-GB"/>
         </w:rPr>
-        <w:t xml:space="preserve"> I, II (</w:t>
+        <w:t xml:space="preserve"> </w:t>
+      </w:r>
+      <w:r>
+        <w:rPr>
+          <w:rFonts w:ascii="Noto Serif SC" w:eastAsia="Noto Serif SC" w:hAnsi="Noto Serif SC" w:cs="Noto Serif"/>
+          <w:sz w:val="24"/>
+          <w:szCs w:val="24"/>
+          <w:lang w:val="en-GB"/>
+        </w:rPr>
+        <w:t xml:space="preserve">2 </w:t>
       </w:r>
       <w:proofErr w:type="spellStart"/>
       <w:r>
@@ -3627,65 +3643,97 @@
         <w:t>Bangdi</w:t>
       </w:r>
       <w:proofErr w:type="spellEnd"/>
-      <w:r>
+    </w:p>
+    <w:p>
+      <w:pPr>
+        <w:rPr>
+          <w:rFonts w:ascii="Noto Serif SC" w:eastAsia="Noto Serif SC" w:hAnsi="Noto Serif SC" w:cs="Noto Serif"/>
+          <w:sz w:val="24"/>
+          <w:szCs w:val="24"/>
+          <w:lang w:val="en-US"/>
+        </w:rPr>
+      </w:pPr>
+      <w:r>
+        <w:rPr>
+          <w:rFonts w:ascii="Noto Serif SC" w:eastAsia="Noto Serif SC" w:hAnsi="Noto Serif SC" w:cs="Noto Serif"/>
+          <w:sz w:val="24"/>
+          <w:szCs w:val="24"/>
+          <w:lang w:val="en-US"/>
+        </w:rPr>
+        <w:t>1</w:t>
+      </w:r>
+      <w:r>
+        <w:rPr>
+          <w:rFonts w:ascii="Noto Serif SC" w:eastAsia="Noto Serif SC" w:hAnsi="Noto Serif SC" w:cs="Noto Serif" w:hint="eastAsia"/>
+          <w:sz w:val="24"/>
+          <w:szCs w:val="24"/>
+          <w:lang w:val="en-US"/>
+        </w:rPr>
+        <w:t>曲笛</w:t>
+      </w:r>
+      <w:r>
+        <w:rPr>
+          <w:rFonts w:ascii="Noto Serif SC" w:eastAsia="Noto Serif SC" w:hAnsi="Noto Serif SC" w:cs="Noto Serif"/>
+          <w:sz w:val="24"/>
+          <w:szCs w:val="24"/>
+          <w:lang w:val="en-US"/>
+        </w:rPr>
+        <w:t xml:space="preserve"> </w:t>
+      </w:r>
+      <w:r>
+        <w:rPr>
+          <w:rFonts w:ascii="Noto Serif SC" w:eastAsia="Noto Serif SC" w:hAnsi="Noto Serif SC" w:cs="Noto Serif"/>
+          <w:sz w:val="24"/>
+          <w:szCs w:val="24"/>
+        </w:rPr>
+        <w:t xml:space="preserve">1 </w:t>
+      </w:r>
+      <w:proofErr w:type="spellStart"/>
+      <w:r>
+        <w:rPr>
+          <w:rFonts w:ascii="Noto Serif SC" w:eastAsia="Noto Serif SC" w:hAnsi="Noto Serif SC" w:cs="Noto Serif"/>
+          <w:sz w:val="24"/>
+          <w:szCs w:val="24"/>
+          <w:lang w:val="en-US"/>
+        </w:rPr>
+        <w:t>Qudi</w:t>
+      </w:r>
+      <w:proofErr w:type="spellEnd"/>
+    </w:p>
+    <w:p>
+      <w:pPr>
+        <w:spacing w:after="120"/>
         <w:rPr>
           <w:rFonts w:ascii="Noto Serif SC" w:eastAsia="Noto Serif SC" w:hAnsi="Noto Serif SC" w:cs="Noto Serif"/>
           <w:sz w:val="24"/>
           <w:szCs w:val="24"/>
           <w:lang w:val="en-GB"/>
         </w:rPr>
-        <w:t xml:space="preserve"> I, II)</w:t>
-      </w:r>
-    </w:p>
-    <w:p>
-      <w:pPr>
-        <w:jc w:val="right"/>
-        <w:rPr>
-          <w:rFonts w:ascii="Noto Serif SC" w:eastAsia="Noto Serif SC" w:hAnsi="Noto Serif SC" w:cs="Noto Serif"/>
-          <w:sz w:val="24"/>
-          <w:szCs w:val="24"/>
-          <w:lang w:val="en-US"/>
-        </w:rPr>
-      </w:pPr>
-      <w:r>
-        <w:rPr>
-          <w:rFonts w:ascii="Noto Serif SC" w:eastAsia="Noto Serif SC" w:hAnsi="Noto Serif SC" w:cs="Noto Serif" w:hint="eastAsia"/>
-          <w:sz w:val="24"/>
-          <w:szCs w:val="24"/>
-          <w:lang w:val="en-US"/>
-        </w:rPr>
-        <w:t>曲笛</w:t>
-      </w:r>
-      <w:r>
-        <w:rPr>
-          <w:rFonts w:ascii="Noto Serif SC" w:eastAsia="Noto Serif SC" w:hAnsi="Noto Serif SC" w:cs="Noto Serif"/>
-          <w:sz w:val="24"/>
-          <w:szCs w:val="24"/>
-          <w:lang w:val="en-US"/>
-        </w:rPr>
-        <w:t xml:space="preserve"> – </w:t>
-      </w:r>
-      <w:r>
-        <w:rPr>
-          <w:rFonts w:ascii="Noto Serif SC" w:eastAsia="Noto Serif SC" w:hAnsi="Noto Serif SC" w:cs="Noto Serif"/>
-          <w:sz w:val="24"/>
-          <w:szCs w:val="24"/>
-        </w:rPr>
-        <w:t xml:space="preserve">C </w:t>
-      </w:r>
-      <w:r>
-        <w:rPr>
-          <w:rFonts w:ascii="Noto Serif SC" w:eastAsia="Noto Serif SC" w:hAnsi="Noto Serif SC" w:cs="Noto Serif" w:hint="eastAsia"/>
-          <w:sz w:val="24"/>
-          <w:szCs w:val="24"/>
-        </w:rPr>
-        <w:t>调</w:t>
-      </w:r>
-      <w:r>
-        <w:rPr>
-          <w:rFonts w:ascii="Noto Serif SC" w:eastAsia="Noto Serif SC" w:hAnsi="Noto Serif SC" w:cs="Noto Serif"/>
-          <w:sz w:val="24"/>
-          <w:szCs w:val="24"/>
+      </w:pPr>
+      <w:r>
+        <w:rPr>
+          <w:rFonts w:ascii="Noto Serif SC" w:eastAsia="Noto Serif SC" w:hAnsi="Noto Serif SC" w:cs="Noto Serif"/>
+          <w:sz w:val="24"/>
+          <w:szCs w:val="24"/>
+          <w:lang w:val="en-GB"/>
+        </w:rPr>
+        <w:t>2</w:t>
+      </w:r>
+      <w:r>
+        <w:rPr>
+          <w:rFonts w:ascii="Noto Serif SC" w:eastAsia="Noto Serif SC" w:hAnsi="Noto Serif SC" w:cs="Noto Serif" w:hint="eastAsia"/>
+          <w:sz w:val="24"/>
+          <w:szCs w:val="24"/>
+          <w:lang w:val="en-GB"/>
+        </w:rPr>
+        <w:t>新笛</w:t>
+      </w:r>
+      <w:r>
+        <w:rPr>
+          <w:rFonts w:ascii="Noto Serif SC" w:eastAsia="Noto Serif SC" w:hAnsi="Noto Serif SC" w:cs="Noto Serif"/>
+          <w:sz w:val="24"/>
+          <w:szCs w:val="24"/>
+          <w:lang w:val="en-GB"/>
         </w:rPr>
         <w:t xml:space="preserve"> </w:t>
       </w:r>
@@ -3694,10 +3742,811 @@
           <w:rFonts w:ascii="Noto Serif SC" w:eastAsia="Noto Serif SC" w:hAnsi="Noto Serif SC" w:cs="Noto Serif"/>
           <w:sz w:val="24"/>
           <w:szCs w:val="24"/>
-          <w:lang w:val="en-US"/>
+          <w:lang w:val="en-GB"/>
+        </w:rPr>
+        <w:t xml:space="preserve">2 </w:t>
+      </w:r>
+      <w:proofErr w:type="spellStart"/>
+      <w:r>
+        <w:rPr>
+          <w:rFonts w:ascii="Noto Serif SC" w:eastAsia="Noto Serif SC" w:hAnsi="Noto Serif SC" w:cs="Noto Serif"/>
+          <w:sz w:val="24"/>
+          <w:szCs w:val="24"/>
+          <w:lang w:val="en-GB"/>
+        </w:rPr>
+        <w:t>Xindi</w:t>
+      </w:r>
+      <w:proofErr w:type="spellEnd"/>
+    </w:p>
+    <w:p>
+      <w:pPr>
+        <w:rPr>
+          <w:rFonts w:ascii="Noto Serif SC" w:eastAsia="Noto Serif SC" w:hAnsi="Noto Serif SC" w:cs="Noto Serif"/>
+          <w:sz w:val="24"/>
+          <w:szCs w:val="24"/>
+          <w:lang w:val="en-GB"/>
+        </w:rPr>
+      </w:pPr>
+      <w:r>
+        <w:rPr>
+          <w:rFonts w:ascii="Noto Serif SC" w:eastAsia="Noto Serif SC" w:hAnsi="Noto Serif SC" w:cs="Noto Serif"/>
+          <w:sz w:val="24"/>
+          <w:szCs w:val="24"/>
+          <w:lang w:val="en-GB"/>
+        </w:rPr>
+        <w:t>2</w:t>
+      </w:r>
+      <w:r>
+        <w:rPr>
+          <w:rFonts w:ascii="Noto Serif SC" w:eastAsia="Noto Serif SC" w:hAnsi="Noto Serif SC" w:cs="Noto Serif" w:hint="eastAsia"/>
+          <w:sz w:val="24"/>
+          <w:szCs w:val="24"/>
+          <w:lang w:val="en-GB"/>
+        </w:rPr>
+        <w:t>高音笙</w:t>
+      </w:r>
+      <w:r>
+        <w:rPr>
+          <w:rFonts w:ascii="Noto Serif SC" w:eastAsia="Noto Serif SC" w:hAnsi="Noto Serif SC" w:cs="Noto Serif"/>
+          <w:sz w:val="24"/>
+          <w:szCs w:val="24"/>
+          <w:lang w:val="en-GB"/>
+        </w:rPr>
+        <w:t xml:space="preserve"> </w:t>
+      </w:r>
+      <w:r>
+        <w:rPr>
+          <w:rFonts w:ascii="Noto Serif SC" w:eastAsia="Noto Serif SC" w:hAnsi="Noto Serif SC" w:cs="Noto Serif"/>
+          <w:sz w:val="24"/>
+          <w:szCs w:val="24"/>
+          <w:lang w:val="en-GB"/>
+        </w:rPr>
+        <w:t xml:space="preserve">2 </w:t>
+      </w:r>
+      <w:proofErr w:type="spellStart"/>
+      <w:r>
+        <w:rPr>
+          <w:rFonts w:ascii="Noto Serif SC" w:eastAsia="Noto Serif SC" w:hAnsi="Noto Serif SC" w:cs="Noto Serif"/>
+          <w:sz w:val="24"/>
+          <w:szCs w:val="24"/>
+          <w:lang w:val="en-GB"/>
+        </w:rPr>
+        <w:t>Gaoyin</w:t>
+      </w:r>
+      <w:proofErr w:type="spellEnd"/>
+      <w:r>
+        <w:rPr>
+          <w:rFonts w:ascii="Noto Serif SC" w:eastAsia="Noto Serif SC" w:hAnsi="Noto Serif SC" w:cs="Noto Serif"/>
+          <w:sz w:val="24"/>
+          <w:szCs w:val="24"/>
+          <w:lang w:val="en-GB"/>
+        </w:rPr>
+        <w:t xml:space="preserve"> </w:t>
+      </w:r>
+      <w:r>
+        <w:rPr>
+          <w:rFonts w:ascii="Noto Serif SC" w:eastAsia="Noto Serif SC" w:hAnsi="Noto Serif SC" w:cs="Noto Serif"/>
+          <w:sz w:val="24"/>
+          <w:szCs w:val="24"/>
+          <w:lang w:val="en-GB"/>
+        </w:rPr>
+        <w:t>Sheng</w:t>
+      </w:r>
+    </w:p>
+    <w:p>
+      <w:pPr>
+        <w:rPr>
+          <w:rFonts w:ascii="Noto Serif SC" w:eastAsia="Noto Serif SC" w:hAnsi="Noto Serif SC" w:cs="Noto Serif"/>
+          <w:sz w:val="24"/>
+          <w:szCs w:val="24"/>
+          <w:lang w:val="en-GB"/>
+        </w:rPr>
+      </w:pPr>
+      <w:r>
+        <w:rPr>
+          <w:rFonts w:ascii="Noto Serif SC" w:eastAsia="Noto Serif SC" w:hAnsi="Noto Serif SC" w:cs="Noto Serif"/>
+          <w:sz w:val="24"/>
+          <w:szCs w:val="24"/>
+          <w:lang w:val="en-GB"/>
+        </w:rPr>
+        <w:t>2</w:t>
+      </w:r>
+      <w:r>
+        <w:rPr>
+          <w:rFonts w:ascii="Noto Serif SC" w:eastAsia="Noto Serif SC" w:hAnsi="Noto Serif SC" w:cs="Noto Serif" w:hint="eastAsia"/>
+          <w:sz w:val="24"/>
+          <w:szCs w:val="24"/>
+          <w:lang w:val="en-GB"/>
+        </w:rPr>
+        <w:t>中音笙</w:t>
+      </w:r>
+      <w:r>
+        <w:rPr>
+          <w:rFonts w:ascii="Noto Serif SC" w:eastAsia="Noto Serif SC" w:hAnsi="Noto Serif SC" w:cs="Noto Serif"/>
+          <w:sz w:val="24"/>
+          <w:szCs w:val="24"/>
+          <w:lang w:val="en-GB"/>
+        </w:rPr>
+        <w:t xml:space="preserve"> </w:t>
+      </w:r>
+      <w:r>
+        <w:rPr>
+          <w:rFonts w:ascii="Noto Serif SC" w:eastAsia="Noto Serif SC" w:hAnsi="Noto Serif SC" w:cs="Noto Serif"/>
+          <w:sz w:val="24"/>
+          <w:szCs w:val="24"/>
+          <w:lang w:val="en-GB"/>
+        </w:rPr>
+        <w:t xml:space="preserve">2 </w:t>
+      </w:r>
+      <w:proofErr w:type="spellStart"/>
+      <w:r>
+        <w:rPr>
+          <w:rFonts w:ascii="Noto Serif SC" w:eastAsia="Noto Serif SC" w:hAnsi="Noto Serif SC" w:cs="Noto Serif"/>
+          <w:sz w:val="24"/>
+          <w:szCs w:val="24"/>
+          <w:lang w:val="en-GB"/>
+        </w:rPr>
+        <w:t>Zhongyin</w:t>
+      </w:r>
+      <w:proofErr w:type="spellEnd"/>
+      <w:r>
+        <w:rPr>
+          <w:rFonts w:ascii="Noto Serif SC" w:eastAsia="Noto Serif SC" w:hAnsi="Noto Serif SC" w:cs="Noto Serif"/>
+          <w:sz w:val="24"/>
+          <w:szCs w:val="24"/>
+          <w:lang w:val="en-GB"/>
+        </w:rPr>
+        <w:t xml:space="preserve"> Sheng</w:t>
+      </w:r>
+    </w:p>
+    <w:p>
+      <w:pPr>
+        <w:spacing w:after="120"/>
+        <w:rPr>
+          <w:rFonts w:ascii="Noto Serif SC" w:eastAsia="Noto Serif SC" w:hAnsi="Noto Serif SC" w:cs="Noto Serif"/>
+          <w:sz w:val="24"/>
+          <w:szCs w:val="24"/>
+          <w:lang w:val="en-GB"/>
+        </w:rPr>
+      </w:pPr>
+      <w:r>
+        <w:rPr>
+          <w:rFonts w:ascii="Noto Serif SC" w:eastAsia="Noto Serif SC" w:hAnsi="Noto Serif SC" w:cs="Noto Serif"/>
+          <w:sz w:val="24"/>
+          <w:szCs w:val="24"/>
+          <w:lang w:val="en-GB"/>
+        </w:rPr>
+        <w:t>1</w:t>
+      </w:r>
+      <w:r>
+        <w:rPr>
+          <w:rFonts w:ascii="Noto Serif SC" w:eastAsia="Noto Serif SC" w:hAnsi="Noto Serif SC" w:cs="Noto Serif" w:hint="eastAsia"/>
+          <w:sz w:val="24"/>
+          <w:szCs w:val="24"/>
+          <w:lang w:val="en-GB"/>
+        </w:rPr>
+        <w:t>低音笙</w:t>
+      </w:r>
+      <w:r>
+        <w:rPr>
+          <w:rFonts w:ascii="Noto Serif SC" w:eastAsia="Noto Serif SC" w:hAnsi="Noto Serif SC" w:cs="Noto Serif"/>
+          <w:sz w:val="24"/>
+          <w:szCs w:val="24"/>
+          <w:lang w:val="en-GB"/>
+        </w:rPr>
+        <w:t xml:space="preserve"> </w:t>
+      </w:r>
+      <w:r>
+        <w:rPr>
+          <w:rFonts w:ascii="Noto Serif SC" w:eastAsia="Noto Serif SC" w:hAnsi="Noto Serif SC" w:cs="Noto Serif"/>
+          <w:sz w:val="24"/>
+          <w:szCs w:val="24"/>
+          <w:lang w:val="en-GB"/>
+        </w:rPr>
+        <w:t xml:space="preserve">1 </w:t>
+      </w:r>
+      <w:proofErr w:type="spellStart"/>
+      <w:r>
+        <w:rPr>
+          <w:rFonts w:ascii="Noto Serif SC" w:eastAsia="Noto Serif SC" w:hAnsi="Noto Serif SC" w:cs="Noto Serif"/>
+          <w:sz w:val="24"/>
+          <w:szCs w:val="24"/>
+          <w:lang w:val="en-GB"/>
+        </w:rPr>
+        <w:t>Diyin</w:t>
+      </w:r>
+      <w:proofErr w:type="spellEnd"/>
+      <w:r>
+        <w:rPr>
+          <w:rFonts w:ascii="Noto Serif SC" w:eastAsia="Noto Serif SC" w:hAnsi="Noto Serif SC" w:cs="Noto Serif"/>
+          <w:sz w:val="24"/>
+          <w:szCs w:val="24"/>
+          <w:lang w:val="en-GB"/>
+        </w:rPr>
+        <w:t xml:space="preserve"> Shen</w:t>
+      </w:r>
+      <w:r>
+        <w:rPr>
+          <w:rFonts w:ascii="Noto Serif SC" w:eastAsia="Noto Serif SC" w:hAnsi="Noto Serif SC" w:cs="Noto Serif"/>
+          <w:sz w:val="24"/>
+          <w:szCs w:val="24"/>
+          <w:lang w:val="en-GB"/>
+        </w:rPr>
+        <w:t>g</w:t>
+      </w:r>
+    </w:p>
+    <w:p>
+      <w:pPr>
+        <w:rPr>
+          <w:rFonts w:ascii="Noto Serif SC" w:eastAsia="Noto Serif SC" w:hAnsi="Noto Serif SC" w:cs="Noto Serif"/>
+          <w:sz w:val="24"/>
+          <w:szCs w:val="24"/>
+          <w:lang w:val="en-GB"/>
+        </w:rPr>
+      </w:pPr>
+      <w:r>
+        <w:rPr>
+          <w:rFonts w:ascii="Noto Serif SC" w:eastAsia="Noto Serif SC" w:hAnsi="Noto Serif SC" w:cs="Noto Serif"/>
+          <w:sz w:val="24"/>
+          <w:szCs w:val="24"/>
+          <w:lang w:val="en-GB"/>
+        </w:rPr>
+        <w:t xml:space="preserve">2 </w:t>
+      </w:r>
+      <w:r>
+        <w:rPr>
+          <w:rFonts w:ascii="Noto Serif SC" w:eastAsia="Noto Serif SC" w:hAnsi="Noto Serif SC" w:cs="Noto Serif" w:hint="eastAsia"/>
+          <w:sz w:val="24"/>
+          <w:szCs w:val="24"/>
+          <w:lang w:val="en-GB"/>
+        </w:rPr>
+        <w:t>高音唢呐</w:t>
+      </w:r>
+      <w:r>
+        <w:rPr>
+          <w:rFonts w:ascii="Noto Serif SC" w:eastAsia="Noto Serif SC" w:hAnsi="Noto Serif SC" w:cs="Noto Serif"/>
+          <w:sz w:val="24"/>
+          <w:szCs w:val="24"/>
+          <w:lang w:val="en-GB"/>
+        </w:rPr>
+        <w:t>*</w:t>
+      </w:r>
+      <w:r>
+        <w:rPr>
+          <w:rFonts w:ascii="Noto Serif SC" w:eastAsia="Noto Serif SC" w:hAnsi="Noto Serif SC" w:cs="Noto Serif"/>
+          <w:sz w:val="24"/>
+          <w:szCs w:val="24"/>
+          <w:lang w:val="en-GB"/>
+        </w:rPr>
+        <w:t xml:space="preserve"> </w:t>
+      </w:r>
+      <w:r>
+        <w:rPr>
+          <w:rFonts w:ascii="Noto Serif SC" w:eastAsia="Noto Serif SC" w:hAnsi="Noto Serif SC" w:cs="Noto Serif"/>
+          <w:sz w:val="24"/>
+          <w:szCs w:val="24"/>
+          <w:lang w:val="en-GB"/>
+        </w:rPr>
+        <w:t>2</w:t>
+      </w:r>
+      <w:r>
+        <w:rPr>
+          <w:rFonts w:ascii="Noto Serif SC" w:eastAsia="Noto Serif SC" w:hAnsi="Noto Serif SC" w:cs="Noto Serif"/>
+          <w:sz w:val="24"/>
+          <w:szCs w:val="24"/>
+          <w:lang w:val="en-GB"/>
+        </w:rPr>
+        <w:t xml:space="preserve"> </w:t>
+      </w:r>
+      <w:proofErr w:type="spellStart"/>
+      <w:r>
+        <w:rPr>
+          <w:rFonts w:ascii="Noto Serif SC" w:eastAsia="Noto Serif SC" w:hAnsi="Noto Serif SC" w:cs="Noto Serif"/>
+          <w:sz w:val="24"/>
+          <w:szCs w:val="24"/>
+          <w:lang w:val="en-GB"/>
+        </w:rPr>
+        <w:t>Gaoyin</w:t>
+      </w:r>
+      <w:proofErr w:type="spellEnd"/>
+      <w:r>
+        <w:rPr>
+          <w:rFonts w:ascii="Noto Serif SC" w:eastAsia="Noto Serif SC" w:hAnsi="Noto Serif SC" w:cs="Noto Serif"/>
+          <w:sz w:val="24"/>
+          <w:szCs w:val="24"/>
+          <w:lang w:val="en-GB"/>
+        </w:rPr>
+        <w:t xml:space="preserve"> </w:t>
+      </w:r>
+      <w:proofErr w:type="spellStart"/>
+      <w:r>
+        <w:rPr>
+          <w:rFonts w:ascii="Noto Serif SC" w:eastAsia="Noto Serif SC" w:hAnsi="Noto Serif SC" w:cs="Noto Serif"/>
+          <w:sz w:val="24"/>
+          <w:szCs w:val="24"/>
+          <w:lang w:val="en-GB"/>
+        </w:rPr>
+        <w:t>Suona</w:t>
+      </w:r>
+      <w:proofErr w:type="spellEnd"/>
+      <w:r>
+        <w:rPr>
+          <w:rFonts w:ascii="Noto Serif SC" w:eastAsia="Noto Serif SC" w:hAnsi="Noto Serif SC" w:cs="Noto Serif"/>
+          <w:sz w:val="24"/>
+          <w:szCs w:val="24"/>
+          <w:lang w:val="en-GB"/>
+        </w:rPr>
+        <w:t>*</w:t>
+      </w:r>
+    </w:p>
+    <w:p>
+      <w:pPr>
+        <w:rPr>
+          <w:rFonts w:ascii="Noto Serif SC" w:eastAsia="Noto Serif SC" w:hAnsi="Noto Serif SC" w:cs="Noto Serif"/>
+          <w:sz w:val="24"/>
+          <w:szCs w:val="24"/>
+          <w:lang w:val="en-US"/>
+        </w:rPr>
+      </w:pPr>
+      <w:r>
+        <w:rPr>
+          <w:rFonts w:ascii="Noto Serif SC" w:eastAsia="Noto Serif SC" w:hAnsi="Noto Serif SC" w:cs="Noto Serif"/>
+          <w:sz w:val="20"/>
+          <w:szCs w:val="20"/>
+          <w:lang w:val="en-GB"/>
+        </w:rPr>
+        <w:t xml:space="preserve"> * </w:t>
+      </w:r>
+      <w:r>
+        <w:rPr>
+          <w:rFonts w:ascii="Noto Serif SC" w:eastAsia="Noto Serif SC" w:hAnsi="Noto Serif SC" w:cs="Noto Serif"/>
+          <w:sz w:val="20"/>
+          <w:szCs w:val="20"/>
+          <w:lang w:val="en-GB"/>
+        </w:rPr>
+        <w:t>I</w:t>
+      </w:r>
+      <w:r>
+        <w:rPr>
+          <w:rFonts w:ascii="Noto Serif SC" w:eastAsia="Noto Serif SC" w:hAnsi="Noto Serif SC" w:cs="Noto Serif" w:hint="eastAsia"/>
+          <w:sz w:val="20"/>
+          <w:szCs w:val="20"/>
+          <w:lang w:val="en-GB"/>
+        </w:rPr>
+        <w:t>兼奏高音管</w:t>
+      </w:r>
+      <w:r>
+        <w:rPr>
+          <w:rFonts w:ascii="Noto Serif SC" w:eastAsia="Noto Serif SC" w:hAnsi="Noto Serif SC" w:cs="Noto Serif"/>
+          <w:sz w:val="20"/>
+          <w:szCs w:val="20"/>
+          <w:lang w:val="en-GB"/>
+        </w:rPr>
+        <w:t xml:space="preserve"> </w:t>
+      </w:r>
+      <w:r>
+        <w:rPr>
+          <w:rFonts w:ascii="Noto Serif SC" w:eastAsia="Noto Serif SC" w:hAnsi="Noto Serif SC" w:cs="Noto Serif"/>
+          <w:sz w:val="20"/>
+          <w:szCs w:val="20"/>
+          <w:lang w:val="en-GB"/>
+        </w:rPr>
+        <w:t xml:space="preserve">* </w:t>
+      </w:r>
+      <w:r>
+        <w:rPr>
+          <w:rFonts w:ascii="Noto Serif SC" w:eastAsia="Noto Serif SC" w:hAnsi="Noto Serif SC" w:cs="Noto Serif"/>
+          <w:sz w:val="20"/>
+          <w:szCs w:val="20"/>
+          <w:lang w:val="en-GB"/>
+        </w:rPr>
+        <w:t>I</w:t>
+      </w:r>
+      <w:r>
+        <w:rPr>
+          <w:rFonts w:ascii="Noto Serif SC" w:eastAsia="Noto Serif SC" w:hAnsi="Noto Serif SC" w:cs="Noto Serif"/>
+          <w:sz w:val="20"/>
+          <w:szCs w:val="20"/>
+          <w:lang w:val="en-GB"/>
+        </w:rPr>
+        <w:t xml:space="preserve"> </w:t>
+      </w:r>
+      <w:proofErr w:type="spellStart"/>
+      <w:r>
+        <w:rPr>
+          <w:rFonts w:ascii="Noto Serif SC" w:eastAsia="Noto Serif SC" w:hAnsi="Noto Serif SC" w:cs="Noto Serif"/>
+          <w:sz w:val="20"/>
+          <w:szCs w:val="20"/>
+          <w:lang w:val="en-GB"/>
+        </w:rPr>
+        <w:t>doub</w:t>
+      </w:r>
+      <w:proofErr w:type="spellEnd"/>
+      <w:r>
+        <w:rPr>
+          <w:rFonts w:ascii="Noto Serif SC" w:eastAsia="Noto Serif SC" w:hAnsi="Noto Serif SC" w:cs="Noto Serif"/>
+          <w:sz w:val="20"/>
+          <w:szCs w:val="20"/>
+          <w:lang w:val="en-GB"/>
+        </w:rPr>
+        <w:t xml:space="preserve">. </w:t>
+      </w:r>
+      <w:proofErr w:type="spellStart"/>
+      <w:r>
+        <w:rPr>
+          <w:rFonts w:ascii="Noto Serif SC" w:eastAsia="Noto Serif SC" w:hAnsi="Noto Serif SC" w:cs="Noto Serif"/>
+          <w:sz w:val="20"/>
+          <w:szCs w:val="20"/>
+          <w:lang w:val="en-GB"/>
+        </w:rPr>
+        <w:t>Gaoyin</w:t>
+      </w:r>
+      <w:proofErr w:type="spellEnd"/>
+      <w:r>
+        <w:rPr>
+          <w:rFonts w:ascii="Noto Serif SC" w:eastAsia="Noto Serif SC" w:hAnsi="Noto Serif SC" w:cs="Noto Serif"/>
+          <w:sz w:val="20"/>
+          <w:szCs w:val="20"/>
+          <w:lang w:val="en-GB"/>
+        </w:rPr>
+        <w:t xml:space="preserve"> Guan</w:t>
+      </w:r>
+    </w:p>
+    <w:p>
+      <w:pPr>
+        <w:rPr>
+          <w:rFonts w:ascii="Noto Serif SC" w:eastAsia="Noto Serif SC" w:hAnsi="Noto Serif SC" w:cs="Noto Serif"/>
+          <w:sz w:val="24"/>
+          <w:szCs w:val="24"/>
+          <w:lang w:val="en-US"/>
+        </w:rPr>
+      </w:pPr>
+      <w:r>
+        <w:rPr>
+          <w:rFonts w:ascii="Noto Serif SC" w:eastAsia="Noto Serif SC" w:hAnsi="Noto Serif SC" w:cs="Noto Serif" w:hint="eastAsia"/>
+          <w:sz w:val="24"/>
+          <w:szCs w:val="24"/>
+          <w:lang w:val="en-US"/>
+        </w:rPr>
+        <w:t>加键中音唢呐</w:t>
+      </w:r>
+      <w:r>
+        <w:rPr>
+          <w:rFonts w:ascii="Noto Serif SC" w:eastAsia="Noto Serif SC" w:hAnsi="Noto Serif SC" w:cs="Noto Serif"/>
+          <w:sz w:val="24"/>
+          <w:szCs w:val="24"/>
+          <w:lang w:val="en-US"/>
+        </w:rPr>
+        <w:t xml:space="preserve">* </w:t>
+      </w:r>
+      <w:r>
+        <w:rPr>
+          <w:rFonts w:ascii="Noto Serif SC" w:eastAsia="Noto Serif SC" w:hAnsi="Noto Serif SC" w:cs="Noto Serif"/>
+          <w:sz w:val="24"/>
+          <w:szCs w:val="24"/>
+          <w:lang w:val="en-US"/>
+        </w:rPr>
+        <w:t>Keyed</w:t>
+      </w:r>
+      <w:r>
+        <w:rPr>
+          <w:rFonts w:ascii="Noto Serif SC" w:eastAsia="Noto Serif SC" w:hAnsi="Noto Serif SC" w:cs="Noto Serif"/>
+          <w:sz w:val="24"/>
+          <w:szCs w:val="24"/>
+          <w:lang w:val="en-US"/>
+        </w:rPr>
+        <w:t xml:space="preserve"> </w:t>
+      </w:r>
+      <w:proofErr w:type="spellStart"/>
+      <w:r>
+        <w:rPr>
+          <w:rFonts w:ascii="Noto Serif SC" w:eastAsia="Noto Serif SC" w:hAnsi="Noto Serif SC" w:cs="Noto Serif"/>
+          <w:sz w:val="24"/>
+          <w:szCs w:val="24"/>
+          <w:lang w:val="en-US"/>
+        </w:rPr>
+        <w:t>Zhongyin</w:t>
+      </w:r>
+      <w:proofErr w:type="spellEnd"/>
+      <w:r>
+        <w:rPr>
+          <w:rFonts w:ascii="Noto Serif SC" w:eastAsia="Noto Serif SC" w:hAnsi="Noto Serif SC" w:cs="Noto Serif"/>
+          <w:sz w:val="24"/>
+          <w:szCs w:val="24"/>
+          <w:lang w:val="en-US"/>
+        </w:rPr>
+        <w:t xml:space="preserve"> </w:t>
+      </w:r>
+      <w:proofErr w:type="spellStart"/>
+      <w:r>
+        <w:rPr>
+          <w:rFonts w:ascii="Noto Serif SC" w:eastAsia="Noto Serif SC" w:hAnsi="Noto Serif SC" w:cs="Noto Serif"/>
+          <w:sz w:val="24"/>
+          <w:szCs w:val="24"/>
+          <w:lang w:val="en-US"/>
+        </w:rPr>
+        <w:t>Suona</w:t>
+      </w:r>
+      <w:proofErr w:type="spellEnd"/>
+      <w:r>
+        <w:rPr>
+          <w:rFonts w:ascii="Noto Serif SC" w:eastAsia="Noto Serif SC" w:hAnsi="Noto Serif SC" w:cs="Noto Serif"/>
+          <w:sz w:val="24"/>
+          <w:szCs w:val="24"/>
+          <w:lang w:val="en-US"/>
+        </w:rPr>
+        <w:t>*</w:t>
+      </w:r>
+    </w:p>
+    <w:p>
+      <w:pPr>
+        <w:rPr>
+          <w:rFonts w:ascii="Noto Serif SC" w:eastAsia="Noto Serif SC" w:hAnsi="Noto Serif SC" w:cs="Noto Serif"/>
+          <w:sz w:val="24"/>
+          <w:szCs w:val="24"/>
+          <w:lang w:val="en-US"/>
+        </w:rPr>
+      </w:pPr>
+      <w:r>
+        <w:rPr>
+          <w:rFonts w:ascii="Noto Serif SC" w:eastAsia="Noto Serif SC" w:hAnsi="Noto Serif SC" w:cs="Noto Serif"/>
+          <w:sz w:val="20"/>
+          <w:szCs w:val="20"/>
+          <w:lang w:val="en-US"/>
+        </w:rPr>
+        <w:t>*</w:t>
+      </w:r>
+      <w:r>
+        <w:rPr>
+          <w:rFonts w:ascii="Noto Serif SC" w:eastAsia="Noto Serif SC" w:hAnsi="Noto Serif SC" w:cs="Noto Serif" w:hint="eastAsia"/>
+          <w:sz w:val="20"/>
+          <w:szCs w:val="20"/>
+        </w:rPr>
+        <w:t>兼奏低音管</w:t>
+      </w:r>
+      <w:r>
+        <w:rPr>
+          <w:rFonts w:ascii="Noto Serif SC" w:eastAsia="Noto Serif SC" w:hAnsi="Noto Serif SC" w:cs="Noto Serif"/>
+          <w:sz w:val="20"/>
+          <w:szCs w:val="20"/>
+          <w:lang w:val="en-GB"/>
+        </w:rPr>
+        <w:t xml:space="preserve"> (</w:t>
+      </w:r>
+      <w:proofErr w:type="spellStart"/>
+      <w:r>
+        <w:rPr>
+          <w:rFonts w:ascii="Noto Serif SC" w:eastAsia="Noto Serif SC" w:hAnsi="Noto Serif SC" w:cs="Noto Serif"/>
+          <w:sz w:val="20"/>
+          <w:szCs w:val="20"/>
+          <w:lang w:val="en-GB"/>
+        </w:rPr>
+        <w:t>doub</w:t>
+      </w:r>
+      <w:proofErr w:type="spellEnd"/>
+      <w:r>
+        <w:rPr>
+          <w:rFonts w:ascii="Noto Serif SC" w:eastAsia="Noto Serif SC" w:hAnsi="Noto Serif SC" w:cs="Noto Serif"/>
+          <w:sz w:val="20"/>
+          <w:szCs w:val="20"/>
+          <w:lang w:val="en-GB"/>
+        </w:rPr>
+        <w:t>. on Diyin Guan)</w:t>
+      </w:r>
+    </w:p>
+    <w:p>
+      <w:pPr>
+        <w:rPr>
+          <w:rFonts w:ascii="Noto Serif SC" w:eastAsia="Noto Serif SC" w:hAnsi="Noto Serif SC" w:cs="Noto Serif"/>
+          <w:sz w:val="24"/>
+          <w:szCs w:val="24"/>
+          <w:lang w:val="en-US"/>
+        </w:rPr>
+      </w:pPr>
+      <w:r>
+        <w:rPr>
+          <w:rFonts w:ascii="Noto Serif SC" w:eastAsia="Noto Serif SC" w:hAnsi="Noto Serif SC" w:cs="Noto Serif" w:hint="eastAsia"/>
+          <w:sz w:val="24"/>
+          <w:szCs w:val="24"/>
+          <w:lang w:val="en-US"/>
+        </w:rPr>
+        <w:t>管</w:t>
+      </w:r>
+      <w:r>
+        <w:rPr>
+          <w:rFonts w:ascii="Noto Serif SC" w:eastAsia="Noto Serif SC" w:hAnsi="Noto Serif SC" w:cs="Noto Serif"/>
+          <w:sz w:val="24"/>
+          <w:szCs w:val="24"/>
+          <w:lang w:val="en-US"/>
+        </w:rPr>
+        <w:t xml:space="preserve"> </w:t>
+      </w:r>
+      <w:r>
+        <w:rPr>
+          <w:rFonts w:ascii="Noto Serif SC" w:eastAsia="Noto Serif SC" w:hAnsi="Noto Serif SC" w:cs="Noto Serif"/>
+          <w:sz w:val="24"/>
+          <w:szCs w:val="24"/>
         </w:rPr>
         <w:t>(</w:t>
       </w:r>
+      <w:r>
+        <w:rPr>
+          <w:rFonts w:ascii="Noto Serif SC" w:eastAsia="Noto Serif SC" w:hAnsi="Noto Serif SC" w:cs="Noto Serif" w:hint="eastAsia"/>
+          <w:sz w:val="24"/>
+          <w:szCs w:val="24"/>
+        </w:rPr>
+        <w:t>兼</w:t>
+      </w:r>
+      <w:r>
+        <w:rPr>
+          <w:rFonts w:ascii="Noto Serif SC" w:eastAsia="Noto Serif SC" w:hAnsi="Noto Serif SC" w:cs="Noto Serif"/>
+          <w:sz w:val="24"/>
+          <w:szCs w:val="24"/>
+        </w:rPr>
+        <w:t xml:space="preserve">: </w:t>
+      </w:r>
+      <w:r>
+        <w:rPr>
+          <w:rFonts w:ascii="Noto Serif SC" w:eastAsia="Noto Serif SC" w:hAnsi="Noto Serif SC" w:cs="Noto Serif" w:hint="eastAsia"/>
+          <w:sz w:val="24"/>
+          <w:szCs w:val="24"/>
+        </w:rPr>
+        <w:t>高音，中音，低音</w:t>
+      </w:r>
+      <w:r>
+        <w:rPr>
+          <w:rFonts w:ascii="Noto Serif SC" w:eastAsia="Noto Serif SC" w:hAnsi="Noto Serif SC" w:cs="Noto Serif"/>
+          <w:sz w:val="24"/>
+          <w:szCs w:val="24"/>
+        </w:rPr>
+        <w:t>)</w:t>
+      </w:r>
+      <w:r>
+        <w:rPr>
+          <w:rFonts w:ascii="Noto Serif SC" w:eastAsia="Noto Serif SC" w:hAnsi="Noto Serif SC" w:cs="Noto Serif"/>
+          <w:sz w:val="24"/>
+          <w:szCs w:val="24"/>
+          <w:lang w:val="en-US"/>
+        </w:rPr>
+        <w:t xml:space="preserve"> Guan </w:t>
+      </w:r>
+      <w:r>
+        <w:rPr>
+          <w:rFonts w:ascii="Noto Serif SC" w:eastAsia="Noto Serif SC" w:hAnsi="Noto Serif SC" w:cs="Noto Serif"/>
+          <w:sz w:val="24"/>
+          <w:szCs w:val="24"/>
+          <w:lang w:val="en-US"/>
+        </w:rPr>
+        <w:t>(</w:t>
+      </w:r>
+      <w:r>
+        <w:rPr>
+          <w:rFonts w:ascii="Noto Serif SC" w:eastAsia="Noto Serif SC" w:hAnsi="Noto Serif SC" w:cs="Noto Serif"/>
+          <w:sz w:val="24"/>
+          <w:szCs w:val="24"/>
+        </w:rPr>
+        <w:t>High, Middle, Low</w:t>
+      </w:r>
+      <w:r>
+        <w:rPr>
+          <w:rFonts w:ascii="Noto Serif SC" w:eastAsia="Noto Serif SC" w:hAnsi="Noto Serif SC" w:cs="Noto Serif"/>
+          <w:sz w:val="24"/>
+          <w:szCs w:val="24"/>
+          <w:lang w:val="en-US"/>
+        </w:rPr>
+        <w:t>)</w:t>
+      </w:r>
+    </w:p>
+    <w:p>
+      <w:pPr>
+        <w:rPr>
+          <w:rFonts w:ascii="Noto Serif SC" w:eastAsia="Noto Serif SC" w:hAnsi="Noto Serif SC" w:cs="Noto Serif"/>
+          <w:sz w:val="24"/>
+          <w:szCs w:val="24"/>
+          <w:lang w:val="en-US"/>
+        </w:rPr>
+      </w:pPr>
+    </w:p>
+    <w:p>
+      <w:pPr>
+        <w:rPr>
+          <w:rFonts w:ascii="Noto Serif SC" w:eastAsia="Noto Serif SC" w:hAnsi="Noto Serif SC" w:cs="Noto Serif"/>
+          <w:sz w:val="24"/>
+          <w:szCs w:val="24"/>
+          <w:lang w:val="en-US"/>
+        </w:rPr>
+      </w:pPr>
+      <w:r>
+        <w:rPr>
+          <w:rFonts w:ascii="Noto Serif SC" w:eastAsia="Noto Serif SC" w:hAnsi="Noto Serif SC" w:cs="Noto Serif"/>
+          <w:sz w:val="24"/>
+          <w:szCs w:val="24"/>
+          <w:lang w:val="en-US"/>
+        </w:rPr>
+        <w:t xml:space="preserve">1 </w:t>
+      </w:r>
+      <w:r>
+        <w:rPr>
+          <w:rFonts w:ascii="Noto Serif SC" w:eastAsia="Noto Serif SC" w:hAnsi="Noto Serif SC" w:cs="Noto Serif" w:hint="eastAsia"/>
+          <w:sz w:val="24"/>
+          <w:szCs w:val="24"/>
+          <w:lang w:val="en-US"/>
+        </w:rPr>
+        <w:t>扬琴</w:t>
+      </w:r>
+      <w:r>
+        <w:rPr>
+          <w:rFonts w:ascii="Noto Serif SC" w:eastAsia="Noto Serif SC" w:hAnsi="Noto Serif SC" w:cs="Noto Serif"/>
+          <w:sz w:val="24"/>
+          <w:szCs w:val="24"/>
+          <w:lang w:val="en-US"/>
+        </w:rPr>
+        <w:t xml:space="preserve"> </w:t>
+      </w:r>
+      <w:r>
+        <w:rPr>
+          <w:rFonts w:ascii="Noto Serif SC" w:eastAsia="Noto Serif SC" w:hAnsi="Noto Serif SC" w:cs="Noto Serif"/>
+          <w:sz w:val="24"/>
+          <w:szCs w:val="24"/>
+          <w:lang w:val="en-US"/>
+        </w:rPr>
+        <w:t xml:space="preserve">1 </w:t>
+      </w:r>
+      <w:r>
+        <w:rPr>
+          <w:rFonts w:ascii="Noto Serif SC" w:eastAsia="Noto Serif SC" w:hAnsi="Noto Serif SC" w:cs="Noto Serif"/>
+          <w:sz w:val="24"/>
+          <w:szCs w:val="24"/>
+          <w:lang w:val="en-US"/>
+        </w:rPr>
+        <w:t>Yangqin</w:t>
+      </w:r>
+    </w:p>
+    <w:p>
+      <w:pPr>
+        <w:rPr>
+          <w:rFonts w:ascii="Noto Serif SC" w:eastAsia="Noto Serif SC" w:hAnsi="Noto Serif SC" w:cs="Noto Serif"/>
+          <w:sz w:val="24"/>
+          <w:szCs w:val="24"/>
+          <w:lang w:val="en-US"/>
+        </w:rPr>
+      </w:pPr>
+      <w:r>
+        <w:rPr>
+          <w:rFonts w:ascii="Noto Serif SC" w:eastAsia="Noto Serif SC" w:hAnsi="Noto Serif SC" w:cs="Noto Serif"/>
+          <w:sz w:val="24"/>
+          <w:szCs w:val="24"/>
+          <w:lang w:val="en-US"/>
+        </w:rPr>
+        <w:t>2</w:t>
+      </w:r>
+      <w:r>
+        <w:rPr>
+          <w:rFonts w:ascii="Noto Serif SC" w:eastAsia="Noto Serif SC" w:hAnsi="Noto Serif SC" w:cs="Noto Serif" w:hint="eastAsia"/>
+          <w:sz w:val="24"/>
+          <w:szCs w:val="24"/>
+          <w:lang w:val="en-US"/>
+        </w:rPr>
+        <w:t>柳琴</w:t>
+      </w:r>
+      <w:r>
+        <w:rPr>
+          <w:rFonts w:ascii="Noto Serif SC" w:eastAsia="Noto Serif SC" w:hAnsi="Noto Serif SC" w:cs="Noto Serif"/>
+          <w:sz w:val="24"/>
+          <w:szCs w:val="24"/>
+          <w:lang w:val="en-US"/>
+        </w:rPr>
+        <w:t xml:space="preserve"> </w:t>
+      </w:r>
+      <w:r>
+        <w:rPr>
+          <w:rFonts w:ascii="Noto Serif SC" w:eastAsia="Noto Serif SC" w:hAnsi="Noto Serif SC" w:cs="Noto Serif"/>
+          <w:sz w:val="24"/>
+          <w:szCs w:val="24"/>
+          <w:lang w:val="en-US"/>
+        </w:rPr>
+        <w:t xml:space="preserve">2 </w:t>
+      </w:r>
       <w:proofErr w:type="spellStart"/>
       <w:r>
         <w:rPr>
@@ -3706,322 +4555,1025 @@
           <w:szCs w:val="24"/>
           <w:lang w:val="en-US"/>
         </w:rPr>
-        <w:t>Qudi</w:t>
+        <w:t>Liuqin</w:t>
       </w:r>
       <w:proofErr w:type="spellEnd"/>
-      <w:r>
-        <w:rPr>
-          <w:rFonts w:ascii="Noto Serif SC" w:eastAsia="Noto Serif SC" w:hAnsi="Noto Serif SC" w:cs="Noto Serif"/>
-          <w:sz w:val="24"/>
-          <w:szCs w:val="24"/>
-          <w:lang w:val="en-US"/>
-        </w:rPr>
-        <w:t xml:space="preserve"> in C)</w:t>
-      </w:r>
-    </w:p>
-    <w:p>
-      <w:pPr>
-        <w:jc w:val="right"/>
-        <w:rPr>
-          <w:rFonts w:ascii="Noto Serif SC" w:eastAsia="Noto Serif SC" w:hAnsi="Noto Serif SC" w:cs="Noto Serif"/>
-          <w:sz w:val="24"/>
-          <w:szCs w:val="24"/>
+    </w:p>
+    <w:p>
+      <w:pPr>
+        <w:rPr>
+          <w:rFonts w:ascii="Noto Serif SC" w:eastAsia="Noto Serif SC" w:hAnsi="Noto Serif SC" w:cs="Noto Serif"/>
+          <w:sz w:val="24"/>
+          <w:szCs w:val="24"/>
+          <w:lang w:val="en-US"/>
+        </w:rPr>
+      </w:pPr>
+      <w:r>
+        <w:rPr>
+          <w:rFonts w:ascii="Noto Serif SC" w:eastAsia="Noto Serif SC" w:hAnsi="Noto Serif SC" w:cs="Noto Serif"/>
+          <w:sz w:val="24"/>
+          <w:szCs w:val="24"/>
+          <w:lang w:val="en-US"/>
+        </w:rPr>
+        <w:t>4</w:t>
+      </w:r>
+      <w:r>
+        <w:rPr>
+          <w:rFonts w:ascii="Noto Serif SC" w:eastAsia="Noto Serif SC" w:hAnsi="Noto Serif SC" w:cs="Noto Serif" w:hint="eastAsia"/>
+          <w:sz w:val="24"/>
+          <w:szCs w:val="24"/>
+          <w:lang w:val="en-US"/>
+        </w:rPr>
+        <w:t>琵琶</w:t>
+      </w:r>
+      <w:r>
+        <w:rPr>
+          <w:rFonts w:ascii="Noto Serif SC" w:eastAsia="Noto Serif SC" w:hAnsi="Noto Serif SC" w:cs="Noto Serif"/>
+          <w:sz w:val="24"/>
+          <w:szCs w:val="24"/>
+          <w:lang w:val="en-US"/>
+        </w:rPr>
+        <w:t xml:space="preserve"> </w:t>
+      </w:r>
+      <w:r>
+        <w:rPr>
+          <w:rFonts w:ascii="Noto Serif SC" w:eastAsia="Noto Serif SC" w:hAnsi="Noto Serif SC" w:cs="Noto Serif"/>
+          <w:sz w:val="24"/>
+          <w:szCs w:val="24"/>
+          <w:lang w:val="en-US"/>
+        </w:rPr>
+        <w:t xml:space="preserve">4 </w:t>
+      </w:r>
+      <w:r>
+        <w:rPr>
+          <w:rFonts w:ascii="Noto Serif SC" w:eastAsia="Noto Serif SC" w:hAnsi="Noto Serif SC" w:cs="Noto Serif"/>
+          <w:sz w:val="24"/>
+          <w:szCs w:val="24"/>
+          <w:lang w:val="en-US"/>
+        </w:rPr>
+        <w:t>Pipa</w:t>
+      </w:r>
+    </w:p>
+    <w:p>
+      <w:pPr>
+        <w:rPr>
+          <w:rFonts w:ascii="Noto Serif SC" w:eastAsia="Noto Serif SC" w:hAnsi="Noto Serif SC" w:cs="Noto Serif"/>
+          <w:sz w:val="24"/>
+          <w:szCs w:val="24"/>
+          <w:lang w:val="en-US"/>
+        </w:rPr>
+      </w:pPr>
+      <w:r>
+        <w:rPr>
+          <w:rFonts w:ascii="Noto Serif SC" w:eastAsia="Noto Serif SC" w:hAnsi="Noto Serif SC" w:cs="Noto Serif"/>
+          <w:sz w:val="24"/>
+          <w:szCs w:val="24"/>
+          <w:lang w:val="en-US"/>
+        </w:rPr>
+        <w:t>4</w:t>
+      </w:r>
+      <w:r>
+        <w:rPr>
+          <w:rFonts w:ascii="Noto Serif SC" w:eastAsia="Noto Serif SC" w:hAnsi="Noto Serif SC" w:cs="Noto Serif" w:hint="eastAsia"/>
+          <w:sz w:val="24"/>
+          <w:szCs w:val="24"/>
+          <w:lang w:val="en-US"/>
+        </w:rPr>
+        <w:t>中阮</w:t>
+      </w:r>
+      <w:r>
+        <w:rPr>
+          <w:rFonts w:ascii="Noto Serif SC" w:eastAsia="Noto Serif SC" w:hAnsi="Noto Serif SC" w:cs="Noto Serif"/>
+          <w:sz w:val="24"/>
+          <w:szCs w:val="24"/>
+          <w:lang w:val="en-US"/>
+        </w:rPr>
+        <w:t xml:space="preserve"> </w:t>
+      </w:r>
+      <w:r>
+        <w:rPr>
+          <w:rFonts w:ascii="Noto Serif SC" w:eastAsia="Noto Serif SC" w:hAnsi="Noto Serif SC" w:cs="Noto Serif"/>
+          <w:sz w:val="24"/>
+          <w:szCs w:val="24"/>
+          <w:lang w:val="en-US"/>
+        </w:rPr>
+        <w:t xml:space="preserve">4 </w:t>
+      </w:r>
+      <w:r>
+        <w:rPr>
+          <w:rFonts w:ascii="Noto Serif SC" w:eastAsia="Noto Serif SC" w:hAnsi="Noto Serif SC" w:cs="Noto Serif"/>
+          <w:sz w:val="24"/>
+          <w:szCs w:val="24"/>
+          <w:lang w:val="en-US"/>
+        </w:rPr>
+        <w:t>Zhongruan</w:t>
+      </w:r>
+    </w:p>
+    <w:p>
+      <w:pPr>
+        <w:rPr>
+          <w:rFonts w:ascii="Noto Serif SC" w:eastAsia="Noto Serif SC" w:hAnsi="Noto Serif SC" w:cs="Noto Serif"/>
+          <w:sz w:val="24"/>
+          <w:szCs w:val="24"/>
+          <w:lang w:val="en-US"/>
+        </w:rPr>
+      </w:pPr>
+      <w:r>
+        <w:rPr>
+          <w:rFonts w:ascii="Noto Serif SC" w:eastAsia="Noto Serif SC" w:hAnsi="Noto Serif SC" w:cs="Noto Serif"/>
+          <w:sz w:val="24"/>
+          <w:szCs w:val="24"/>
+          <w:lang w:val="en-US"/>
+        </w:rPr>
+        <w:t>1</w:t>
+      </w:r>
+      <w:r>
+        <w:rPr>
+          <w:rFonts w:ascii="Noto Serif SC" w:eastAsia="Noto Serif SC" w:hAnsi="Noto Serif SC" w:cs="Noto Serif" w:hint="eastAsia"/>
+          <w:sz w:val="24"/>
+          <w:szCs w:val="24"/>
+        </w:rPr>
+        <w:t>三弦</w:t>
+      </w:r>
+      <w:r>
+        <w:rPr>
+          <w:rFonts w:ascii="Noto Serif SC" w:eastAsia="Noto Serif SC" w:hAnsi="Noto Serif SC" w:cs="Noto Serif"/>
+          <w:sz w:val="24"/>
+          <w:szCs w:val="24"/>
+          <w:lang w:val="en-US"/>
+        </w:rPr>
+        <w:t xml:space="preserve"> </w:t>
+      </w:r>
+      <w:r>
+        <w:rPr>
+          <w:rFonts w:ascii="Noto Serif SC" w:eastAsia="Noto Serif SC" w:hAnsi="Noto Serif SC" w:cs="Noto Serif"/>
+          <w:sz w:val="24"/>
+          <w:szCs w:val="24"/>
+          <w:lang w:val="en-US"/>
+        </w:rPr>
+        <w:t xml:space="preserve">1 </w:t>
+      </w:r>
+      <w:r>
+        <w:rPr>
+          <w:rFonts w:ascii="Noto Serif SC" w:eastAsia="Noto Serif SC" w:hAnsi="Noto Serif SC" w:cs="Noto Serif"/>
+          <w:sz w:val="24"/>
+          <w:szCs w:val="24"/>
+          <w:lang w:val="en-US"/>
+        </w:rPr>
+        <w:t>Sanxian</w:t>
+      </w:r>
+    </w:p>
+    <w:p>
+      <w:pPr>
+        <w:rPr>
+          <w:rFonts w:ascii="Noto Serif SC" w:eastAsia="Noto Serif SC" w:hAnsi="Noto Serif SC" w:cs="Noto Serif"/>
+          <w:sz w:val="24"/>
+          <w:szCs w:val="24"/>
+          <w:lang w:val="en-US"/>
+        </w:rPr>
+      </w:pPr>
+      <w:r>
+        <w:rPr>
+          <w:rFonts w:ascii="Noto Serif SC" w:eastAsia="Noto Serif SC" w:hAnsi="Noto Serif SC" w:cs="Noto Serif"/>
+          <w:sz w:val="24"/>
+          <w:szCs w:val="24"/>
+          <w:lang w:val="en-US"/>
+        </w:rPr>
+        <w:t>2</w:t>
+      </w:r>
+      <w:r>
+        <w:rPr>
+          <w:rFonts w:ascii="Noto Serif SC" w:eastAsia="Noto Serif SC" w:hAnsi="Noto Serif SC" w:cs="Noto Serif" w:hint="eastAsia"/>
+          <w:sz w:val="24"/>
+          <w:szCs w:val="24"/>
+          <w:lang w:val="en-US"/>
+        </w:rPr>
+        <w:t>大阮</w:t>
+      </w:r>
+      <w:r>
+        <w:rPr>
+          <w:rFonts w:ascii="Noto Serif SC" w:eastAsia="Noto Serif SC" w:hAnsi="Noto Serif SC" w:cs="Noto Serif"/>
+          <w:sz w:val="24"/>
+          <w:szCs w:val="24"/>
+          <w:lang w:val="en-US"/>
+        </w:rPr>
+        <w:t xml:space="preserve"> </w:t>
+      </w:r>
+      <w:r>
+        <w:rPr>
+          <w:rFonts w:ascii="Noto Serif SC" w:eastAsia="Noto Serif SC" w:hAnsi="Noto Serif SC" w:cs="Noto Serif"/>
+          <w:sz w:val="24"/>
+          <w:szCs w:val="24"/>
+          <w:lang w:val="en-US"/>
+        </w:rPr>
+        <w:t xml:space="preserve">2 </w:t>
+      </w:r>
+      <w:r>
+        <w:rPr>
+          <w:rFonts w:ascii="Noto Serif SC" w:eastAsia="Noto Serif SC" w:hAnsi="Noto Serif SC" w:cs="Noto Serif"/>
+          <w:sz w:val="24"/>
+          <w:szCs w:val="24"/>
+          <w:lang w:val="en-US"/>
+        </w:rPr>
+        <w:t>Daruan</w:t>
+      </w:r>
+    </w:p>
+    <w:p>
+      <w:pPr>
+        <w:rPr>
+          <w:rFonts w:ascii="Noto Serif SC" w:eastAsia="Noto Serif SC" w:hAnsi="Noto Serif SC" w:cs="Noto Serif"/>
+          <w:sz w:val="24"/>
+          <w:szCs w:val="24"/>
+          <w:lang w:val="en-US"/>
+        </w:rPr>
+      </w:pPr>
+      <w:r>
+        <w:rPr>
+          <w:rFonts w:ascii="Noto Serif SC" w:eastAsia="Noto Serif SC" w:hAnsi="Noto Serif SC" w:cs="Noto Serif"/>
+          <w:sz w:val="24"/>
+          <w:szCs w:val="24"/>
+          <w:lang w:val="en-US"/>
+        </w:rPr>
+        <w:t>1</w:t>
+      </w:r>
+      <w:r>
+        <w:rPr>
+          <w:rFonts w:ascii="Noto Serif SC" w:eastAsia="Noto Serif SC" w:hAnsi="Noto Serif SC" w:cs="Noto Serif" w:hint="eastAsia"/>
+          <w:sz w:val="24"/>
+          <w:szCs w:val="24"/>
+        </w:rPr>
+        <w:t>古筝</w:t>
+      </w:r>
+      <w:r>
+        <w:rPr>
+          <w:rFonts w:ascii="Noto Serif SC" w:eastAsia="Noto Serif SC" w:hAnsi="Noto Serif SC" w:cs="Noto Serif"/>
+          <w:sz w:val="24"/>
+          <w:szCs w:val="24"/>
+          <w:lang w:val="en-US"/>
+        </w:rPr>
+        <w:t xml:space="preserve"> </w:t>
+      </w:r>
+      <w:r>
+        <w:rPr>
+          <w:rFonts w:ascii="Noto Serif SC" w:eastAsia="Noto Serif SC" w:hAnsi="Noto Serif SC" w:cs="Noto Serif"/>
+          <w:sz w:val="24"/>
+          <w:szCs w:val="24"/>
+          <w:lang w:val="en-US"/>
+        </w:rPr>
+        <w:t xml:space="preserve">1 </w:t>
+      </w:r>
+      <w:r>
+        <w:rPr>
+          <w:rFonts w:ascii="Noto Serif SC" w:eastAsia="Noto Serif SC" w:hAnsi="Noto Serif SC" w:cs="Noto Serif"/>
+          <w:sz w:val="24"/>
+          <w:szCs w:val="24"/>
+          <w:lang w:val="en-US"/>
+        </w:rPr>
+        <w:t>Guzheng</w:t>
+      </w:r>
+    </w:p>
+    <w:p>
+      <w:pPr>
+        <w:rPr>
+          <w:rFonts w:ascii="Noto Serif SC" w:eastAsia="Noto Serif SC" w:hAnsi="Noto Serif SC" w:cs="Noto Serif"/>
+          <w:sz w:val="24"/>
+          <w:szCs w:val="24"/>
+          <w:lang w:val="en-US"/>
+        </w:rPr>
+      </w:pPr>
+      <w:r>
+        <w:rPr>
+          <w:rFonts w:ascii="Noto Serif SC" w:eastAsia="Noto Serif SC" w:hAnsi="Noto Serif SC" w:cs="Noto Serif"/>
+          <w:sz w:val="24"/>
+          <w:szCs w:val="24"/>
+          <w:lang w:val="en-US"/>
+        </w:rPr>
+        <w:t>1</w:t>
+      </w:r>
+      <w:r>
+        <w:rPr>
+          <w:rFonts w:ascii="Noto Serif SC" w:eastAsia="Noto Serif SC" w:hAnsi="Noto Serif SC" w:cs="Noto Serif" w:hint="eastAsia"/>
+          <w:sz w:val="24"/>
+          <w:szCs w:val="24"/>
+          <w:lang w:val="en-US"/>
+        </w:rPr>
+        <w:t>竖琴</w:t>
+      </w:r>
+      <w:r>
+        <w:rPr>
+          <w:rFonts w:ascii="Noto Serif SC" w:eastAsia="Noto Serif SC" w:hAnsi="Noto Serif SC" w:cs="Noto Serif"/>
+          <w:sz w:val="24"/>
+          <w:szCs w:val="24"/>
+          <w:lang w:val="en-US"/>
+        </w:rPr>
+        <w:t xml:space="preserve"> </w:t>
+      </w:r>
+      <w:r>
+        <w:rPr>
+          <w:rFonts w:ascii="Noto Serif SC" w:eastAsia="Noto Serif SC" w:hAnsi="Noto Serif SC" w:cs="Noto Serif"/>
+          <w:sz w:val="24"/>
+          <w:szCs w:val="24"/>
+          <w:lang w:val="en-US"/>
+        </w:rPr>
+        <w:t xml:space="preserve">1 </w:t>
+      </w:r>
+      <w:r>
+        <w:rPr>
+          <w:rFonts w:ascii="Noto Serif SC" w:eastAsia="Noto Serif SC" w:hAnsi="Noto Serif SC" w:cs="Noto Serif"/>
+          <w:sz w:val="24"/>
+          <w:szCs w:val="24"/>
+          <w:lang w:val="en-US"/>
+        </w:rPr>
+        <w:t>Harp</w:t>
+      </w:r>
+    </w:p>
+    <w:p>
+      <w:pPr>
+        <w:rPr>
+          <w:rFonts w:ascii="Noto Serif SC" w:eastAsia="Noto Serif SC" w:hAnsi="Noto Serif SC" w:cs="Noto Serif"/>
+          <w:sz w:val="24"/>
+          <w:szCs w:val="24"/>
+          <w:lang w:val="en-US"/>
+        </w:rPr>
+      </w:pPr>
+    </w:p>
+    <w:p>
+      <w:pPr>
+        <w:rPr>
+          <w:rFonts w:ascii="Noto Serif SC" w:eastAsia="Noto Serif SC" w:hAnsi="Noto Serif SC" w:cs="Noto Serif"/>
+          <w:sz w:val="24"/>
+          <w:szCs w:val="24"/>
+          <w:lang w:val="en-US"/>
+        </w:rPr>
+      </w:pPr>
+      <w:r>
+        <w:rPr>
+          <w:rFonts w:ascii="Noto Serif SC" w:eastAsia="Noto Serif SC" w:hAnsi="Noto Serif SC" w:cs="Noto Serif"/>
+          <w:sz w:val="24"/>
+          <w:szCs w:val="24"/>
+        </w:rPr>
+        <w:t>6</w:t>
+      </w:r>
+      <w:r>
+        <w:rPr>
+          <w:rFonts w:ascii="Noto Serif SC" w:eastAsia="Noto Serif SC" w:hAnsi="Noto Serif SC" w:cs="Noto Serif" w:hint="eastAsia"/>
+          <w:sz w:val="24"/>
+          <w:szCs w:val="24"/>
+        </w:rPr>
+        <w:t xml:space="preserve"> 打击乐 </w:t>
+      </w:r>
+      <w:r>
+        <w:rPr>
+          <w:rFonts w:ascii="Noto Serif SC" w:eastAsia="Noto Serif SC" w:hAnsi="Noto Serif SC" w:cs="Noto Serif"/>
+          <w:sz w:val="24"/>
+          <w:szCs w:val="24"/>
+        </w:rPr>
+        <w:t>6</w:t>
+      </w:r>
+      <w:r>
+        <w:rPr>
+          <w:rFonts w:ascii="Noto Serif SC" w:eastAsia="Noto Serif SC" w:hAnsi="Noto Serif SC" w:cs="Noto Serif"/>
+          <w:sz w:val="24"/>
+          <w:szCs w:val="24"/>
+        </w:rPr>
+        <w:t xml:space="preserve"> Percussion</w:t>
+      </w:r>
+    </w:p>
+    <w:p>
+      <w:pPr>
+        <w:rPr>
+          <w:rFonts w:ascii="Noto Serif SC" w:eastAsia="Noto Serif SC" w:hAnsi="Noto Serif SC" w:cs="Noto Serif"/>
+          <w:sz w:val="20"/>
+          <w:szCs w:val="20"/>
           <w:lang w:val="en-GB"/>
         </w:rPr>
       </w:pPr>
       <w:r>
         <w:rPr>
-          <w:rFonts w:ascii="Noto Serif SC" w:eastAsia="Noto Serif SC" w:hAnsi="Noto Serif SC" w:cs="Noto Serif" w:hint="eastAsia"/>
-          <w:sz w:val="24"/>
-          <w:szCs w:val="24"/>
-          <w:lang w:val="en-GB"/>
-        </w:rPr>
-        <w:t>新笛</w:t>
-      </w:r>
-      <w:r>
-        <w:rPr>
-          <w:rFonts w:ascii="Noto Serif SC" w:eastAsia="Noto Serif SC" w:hAnsi="Noto Serif SC" w:cs="Noto Serif"/>
-          <w:sz w:val="24"/>
-          <w:szCs w:val="24"/>
-          <w:lang w:val="en-GB"/>
-        </w:rPr>
-        <w:t xml:space="preserve"> I, II (</w:t>
+          <w:rFonts w:ascii="Noto Serif SC" w:eastAsia="Noto Serif SC" w:hAnsi="Noto Serif SC" w:cs="Noto Serif"/>
+          <w:sz w:val="20"/>
+          <w:szCs w:val="20"/>
+        </w:rPr>
+        <w:t xml:space="preserve">I: </w:t>
+      </w:r>
+      <w:r>
+        <w:rPr>
+          <w:rFonts w:ascii="Noto Serif SC" w:eastAsia="Noto Serif SC" w:hAnsi="Noto Serif SC" w:cs="Noto Serif"/>
+          <w:sz w:val="20"/>
+          <w:szCs w:val="20"/>
+        </w:rPr>
+        <w:t>(</w:t>
+      </w:r>
+      <w:r>
+        <w:rPr>
+          <w:rFonts w:ascii="Noto Serif SC" w:eastAsia="Noto Serif SC" w:hAnsi="Noto Serif SC" w:cs="Noto Serif" w:hint="eastAsia"/>
+          <w:sz w:val="20"/>
+          <w:szCs w:val="20"/>
+        </w:rPr>
+        <w:t>西方</w:t>
+      </w:r>
+      <w:r>
+        <w:rPr>
+          <w:rFonts w:ascii="Noto Serif SC" w:eastAsia="Noto Serif SC" w:hAnsi="Noto Serif SC" w:cs="Noto Serif"/>
+          <w:sz w:val="20"/>
+          <w:szCs w:val="20"/>
+        </w:rPr>
+        <w:t xml:space="preserve">) </w:t>
+      </w:r>
+      <w:r>
+        <w:rPr>
+          <w:rFonts w:ascii="Noto Serif SC" w:eastAsia="Noto Serif SC" w:hAnsi="Noto Serif SC" w:cs="Noto Serif" w:hint="eastAsia"/>
+          <w:sz w:val="20"/>
+          <w:szCs w:val="20"/>
+        </w:rPr>
+        <w:t>木鱼</w:t>
+      </w:r>
+      <w:r>
+        <w:rPr>
+          <w:rFonts w:ascii="Noto Serif SC" w:eastAsia="Noto Serif SC" w:hAnsi="Noto Serif SC" w:cs="Noto Serif"/>
+          <w:sz w:val="20"/>
+          <w:szCs w:val="20"/>
+        </w:rPr>
+        <w:t xml:space="preserve"> Woodblocks, </w:t>
+      </w:r>
+      <w:r>
+        <w:rPr>
+          <w:rFonts w:ascii="Noto Serif SC" w:eastAsia="Noto Serif SC" w:hAnsi="Noto Serif SC" w:cs="Noto Serif" w:hint="eastAsia"/>
+          <w:sz w:val="20"/>
+          <w:szCs w:val="20"/>
+        </w:rPr>
+        <w:t>钟琴</w:t>
+      </w:r>
+      <w:r>
+        <w:rPr>
+          <w:rFonts w:ascii="Noto Serif SC" w:eastAsia="Noto Serif SC" w:hAnsi="Noto Serif SC" w:cs="Noto Serif"/>
+          <w:sz w:val="20"/>
+          <w:szCs w:val="20"/>
+        </w:rPr>
+        <w:t xml:space="preserve"> Glockenspiel, </w:t>
+      </w:r>
+      <w:r>
+        <w:rPr>
+          <w:rFonts w:ascii="Noto Serif SC" w:eastAsia="Noto Serif SC" w:hAnsi="Noto Serif SC" w:cs="Noto Serif" w:hint="eastAsia"/>
+          <w:sz w:val="20"/>
+          <w:szCs w:val="20"/>
+        </w:rPr>
+        <w:t>云锣</w:t>
+      </w:r>
+      <w:r>
+        <w:rPr>
+          <w:rFonts w:ascii="Noto Serif SC" w:eastAsia="Noto Serif SC" w:hAnsi="Noto Serif SC" w:cs="Noto Serif"/>
+          <w:sz w:val="20"/>
+          <w:szCs w:val="20"/>
+        </w:rPr>
+        <w:t xml:space="preserve"> Yunluo, </w:t>
+      </w:r>
+      <w:r>
+        <w:rPr>
+          <w:rFonts w:ascii="Noto Serif SC" w:eastAsia="Noto Serif SC" w:hAnsi="Noto Serif SC" w:cs="Noto Serif" w:hint="eastAsia"/>
+          <w:sz w:val="20"/>
+          <w:szCs w:val="20"/>
+        </w:rPr>
+        <w:t>小堂鼓</w:t>
+      </w:r>
+      <w:r>
+        <w:rPr>
+          <w:rFonts w:ascii="Noto Serif SC" w:eastAsia="Noto Serif SC" w:hAnsi="Noto Serif SC" w:cs="Noto Serif"/>
+          <w:sz w:val="20"/>
+          <w:szCs w:val="20"/>
+        </w:rPr>
+        <w:t xml:space="preserve"> </w:t>
       </w:r>
       <w:proofErr w:type="spellStart"/>
       <w:r>
         <w:rPr>
           <w:rFonts w:ascii="Noto Serif SC" w:eastAsia="Noto Serif SC" w:hAnsi="Noto Serif SC" w:cs="Noto Serif"/>
-          <w:sz w:val="24"/>
-          <w:szCs w:val="24"/>
-          <w:lang w:val="en-GB"/>
-        </w:rPr>
-        <w:t>Xindi</w:t>
+          <w:sz w:val="20"/>
+          <w:szCs w:val="20"/>
+        </w:rPr>
+        <w:t>Xiaotanggu</w:t>
       </w:r>
       <w:proofErr w:type="spellEnd"/>
       <w:r>
         <w:rPr>
           <w:rFonts w:ascii="Noto Serif SC" w:eastAsia="Noto Serif SC" w:hAnsi="Noto Serif SC" w:cs="Noto Serif"/>
-          <w:sz w:val="24"/>
-          <w:szCs w:val="24"/>
-          <w:lang w:val="en-GB"/>
-        </w:rPr>
-        <w:t xml:space="preserve"> I, II)</w:t>
-      </w:r>
-    </w:p>
-    <w:p>
-      <w:pPr>
-        <w:jc w:val="right"/>
-        <w:rPr>
-          <w:rFonts w:ascii="Noto Serif SC" w:eastAsia="Noto Serif SC" w:hAnsi="Noto Serif SC" w:cs="Noto Serif"/>
-          <w:sz w:val="24"/>
-          <w:szCs w:val="24"/>
-          <w:lang w:val="en-US"/>
-        </w:rPr>
-      </w:pPr>
-    </w:p>
-    <w:p>
-      <w:pPr>
-        <w:jc w:val="right"/>
-        <w:rPr>
-          <w:rFonts w:ascii="Noto Serif SC" w:eastAsia="Noto Serif SC" w:hAnsi="Noto Serif SC" w:cs="Noto Serif"/>
-          <w:sz w:val="24"/>
-          <w:szCs w:val="24"/>
-          <w:lang w:val="en-GB"/>
-        </w:rPr>
-      </w:pPr>
-      <w:r>
-        <w:rPr>
-          <w:rFonts w:ascii="Noto Serif SC" w:eastAsia="Noto Serif SC" w:hAnsi="Noto Serif SC" w:cs="Noto Serif" w:hint="eastAsia"/>
-          <w:sz w:val="24"/>
-          <w:szCs w:val="24"/>
-          <w:lang w:val="en-GB"/>
-        </w:rPr>
-        <w:t>高音笙</w:t>
-      </w:r>
-      <w:r>
-        <w:rPr>
-          <w:rFonts w:ascii="Noto Serif SC" w:eastAsia="Noto Serif SC" w:hAnsi="Noto Serif SC" w:cs="Noto Serif"/>
-          <w:sz w:val="24"/>
-          <w:szCs w:val="24"/>
-          <w:lang w:val="en-GB"/>
-        </w:rPr>
-        <w:t xml:space="preserve"> I, II (</w:t>
+          <w:sz w:val="20"/>
+          <w:szCs w:val="20"/>
+        </w:rPr>
+        <w:t xml:space="preserve">, </w:t>
+      </w:r>
+      <w:r>
+        <w:rPr>
+          <w:rFonts w:ascii="Noto Serif SC" w:eastAsia="Noto Serif SC" w:hAnsi="Noto Serif SC" w:cs="Noto Serif" w:hint="eastAsia"/>
+          <w:sz w:val="20"/>
+          <w:szCs w:val="20"/>
+        </w:rPr>
+        <w:t>排鼓</w:t>
+      </w:r>
+      <w:r>
+        <w:rPr>
+          <w:rFonts w:ascii="Noto Serif SC" w:eastAsia="Noto Serif SC" w:hAnsi="Noto Serif SC" w:cs="Noto Serif"/>
+          <w:sz w:val="20"/>
+          <w:szCs w:val="20"/>
+        </w:rPr>
+        <w:t xml:space="preserve"> </w:t>
       </w:r>
       <w:proofErr w:type="spellStart"/>
       <w:r>
         <w:rPr>
           <w:rFonts w:ascii="Noto Serif SC" w:eastAsia="Noto Serif SC" w:hAnsi="Noto Serif SC" w:cs="Noto Serif"/>
-          <w:sz w:val="24"/>
-          <w:szCs w:val="24"/>
-          <w:lang w:val="en-GB"/>
-        </w:rPr>
-        <w:t>Gaoyin</w:t>
+          <w:sz w:val="20"/>
+          <w:szCs w:val="20"/>
+        </w:rPr>
+        <w:t>Paigu</w:t>
       </w:r>
       <w:proofErr w:type="spellEnd"/>
       <w:r>
         <w:rPr>
           <w:rFonts w:ascii="Noto Serif SC" w:eastAsia="Noto Serif SC" w:hAnsi="Noto Serif SC" w:cs="Noto Serif"/>
-          <w:sz w:val="24"/>
-          <w:szCs w:val="24"/>
-          <w:lang w:val="en-GB"/>
-        </w:rPr>
-        <w:t xml:space="preserve"> Sheng I, II)</w:t>
-      </w:r>
-    </w:p>
-    <w:p>
-      <w:pPr>
-        <w:jc w:val="right"/>
-        <w:rPr>
-          <w:rFonts w:ascii="Noto Serif SC" w:eastAsia="Noto Serif SC" w:hAnsi="Noto Serif SC" w:cs="Noto Serif"/>
-          <w:sz w:val="24"/>
-          <w:szCs w:val="24"/>
-          <w:lang w:val="en-GB"/>
-        </w:rPr>
-      </w:pPr>
-      <w:r>
-        <w:rPr>
-          <w:rFonts w:ascii="Noto Serif SC" w:eastAsia="Noto Serif SC" w:hAnsi="Noto Serif SC" w:cs="Noto Serif" w:hint="eastAsia"/>
-          <w:sz w:val="24"/>
-          <w:szCs w:val="24"/>
-          <w:lang w:val="en-GB"/>
-        </w:rPr>
-        <w:t>中音笙</w:t>
-      </w:r>
-      <w:r>
-        <w:rPr>
-          <w:rFonts w:ascii="Noto Serif SC" w:eastAsia="Noto Serif SC" w:hAnsi="Noto Serif SC" w:cs="Noto Serif"/>
-          <w:sz w:val="24"/>
-          <w:szCs w:val="24"/>
-          <w:lang w:val="en-GB"/>
-        </w:rPr>
-        <w:t xml:space="preserve"> I, II (</w:t>
+          <w:sz w:val="20"/>
+          <w:szCs w:val="20"/>
+        </w:rPr>
+        <w:t xml:space="preserve">, </w:t>
+      </w:r>
+      <w:r>
+        <w:rPr>
+          <w:rFonts w:ascii="Noto Serif SC" w:eastAsia="Noto Serif SC" w:hAnsi="Noto Serif SC" w:cs="Noto Serif" w:hint="eastAsia"/>
+          <w:sz w:val="20"/>
+          <w:szCs w:val="20"/>
+        </w:rPr>
+        <w:t>木鱼</w:t>
+      </w:r>
+      <w:r>
+        <w:rPr>
+          <w:rFonts w:ascii="Noto Serif SC" w:eastAsia="Noto Serif SC" w:hAnsi="Noto Serif SC" w:cs="Noto Serif"/>
+          <w:sz w:val="20"/>
+          <w:szCs w:val="20"/>
+        </w:rPr>
+        <w:t xml:space="preserve"> Chinese Woodblock</w:t>
+      </w:r>
+    </w:p>
+    <w:p>
+      <w:pPr>
+        <w:rPr>
+          <w:rFonts w:ascii="Noto Serif SC" w:eastAsia="Noto Serif SC" w:hAnsi="Noto Serif SC" w:cs="Noto Serif"/>
+          <w:sz w:val="20"/>
+          <w:szCs w:val="20"/>
+          <w:lang w:val="en-US"/>
+        </w:rPr>
+      </w:pPr>
+      <w:r>
+        <w:rPr>
+          <w:rFonts w:ascii="Noto Serif SC" w:eastAsia="Noto Serif SC" w:hAnsi="Noto Serif SC" w:cs="Noto Serif"/>
+          <w:sz w:val="20"/>
+          <w:szCs w:val="20"/>
+          <w:lang w:val="en-US"/>
+        </w:rPr>
+        <w:t xml:space="preserve">II: </w:t>
+      </w:r>
+      <w:r>
+        <w:rPr>
+          <w:rFonts w:ascii="Noto Serif SC" w:eastAsia="Noto Serif SC" w:hAnsi="Noto Serif SC" w:cs="Noto Serif" w:hint="eastAsia"/>
+          <w:sz w:val="20"/>
+          <w:szCs w:val="20"/>
+        </w:rPr>
+        <w:t>中国木鱼</w:t>
+      </w:r>
+      <w:r>
+        <w:rPr>
+          <w:rFonts w:ascii="Noto Serif SC" w:eastAsia="Noto Serif SC" w:hAnsi="Noto Serif SC" w:cs="Noto Serif"/>
+          <w:sz w:val="20"/>
+          <w:szCs w:val="20"/>
+        </w:rPr>
+        <w:t xml:space="preserve"> Chinese Woodblock, </w:t>
+      </w:r>
+      <w:r>
+        <w:rPr>
+          <w:rFonts w:ascii="Noto Serif SC" w:eastAsia="Noto Serif SC" w:hAnsi="Noto Serif SC" w:cs="Noto Serif" w:hint="eastAsia"/>
+          <w:sz w:val="20"/>
+          <w:szCs w:val="20"/>
+        </w:rPr>
+        <w:t>颤音琴</w:t>
+      </w:r>
+      <w:r>
+        <w:rPr>
+          <w:rFonts w:ascii="Noto Serif SC" w:eastAsia="Noto Serif SC" w:hAnsi="Noto Serif SC" w:cs="Noto Serif"/>
+          <w:sz w:val="20"/>
+          <w:szCs w:val="20"/>
+        </w:rPr>
+        <w:t xml:space="preserve"> Vibraphone, </w:t>
+      </w:r>
+      <w:r>
+        <w:rPr>
+          <w:rFonts w:ascii="Noto Serif SC" w:eastAsia="Noto Serif SC" w:hAnsi="Noto Serif SC" w:cs="Noto Serif" w:hint="eastAsia"/>
+          <w:sz w:val="20"/>
+          <w:szCs w:val="20"/>
+        </w:rPr>
+        <w:t>大钹</w:t>
+      </w:r>
+      <w:r>
+        <w:rPr>
+          <w:rFonts w:ascii="Noto Serif SC" w:eastAsia="Noto Serif SC" w:hAnsi="Noto Serif SC" w:cs="Noto Serif"/>
+          <w:sz w:val="20"/>
+          <w:szCs w:val="20"/>
+        </w:rPr>
+        <w:t xml:space="preserve"> Dabo</w:t>
+      </w:r>
+      <w:r>
+        <w:rPr>
+          <w:rFonts w:ascii="Noto Serif SC" w:eastAsia="Noto Serif SC" w:hAnsi="Noto Serif SC" w:cs="Noto Serif"/>
+          <w:sz w:val="20"/>
+          <w:szCs w:val="20"/>
+        </w:rPr>
+        <w:t>,</w:t>
+      </w:r>
+      <w:r>
+        <w:rPr>
+          <w:rFonts w:ascii="Noto Serif SC" w:eastAsia="Noto Serif SC" w:hAnsi="Noto Serif SC" w:cs="Noto Serif"/>
+          <w:sz w:val="20"/>
+          <w:szCs w:val="20"/>
+        </w:rPr>
+        <w:t xml:space="preserve"> </w:t>
+      </w:r>
+      <w:r>
+        <w:rPr>
+          <w:rFonts w:ascii="Noto Serif SC" w:eastAsia="Noto Serif SC" w:hAnsi="Noto Serif SC" w:cs="Noto Serif" w:hint="eastAsia"/>
+          <w:sz w:val="20"/>
+          <w:szCs w:val="20"/>
+        </w:rPr>
+        <w:t>排鼓</w:t>
+      </w:r>
+      <w:r>
+        <w:rPr>
+          <w:rFonts w:ascii="Noto Serif SC" w:eastAsia="Noto Serif SC" w:hAnsi="Noto Serif SC" w:cs="Noto Serif"/>
+          <w:sz w:val="20"/>
+          <w:szCs w:val="20"/>
+        </w:rPr>
+        <w:t xml:space="preserve"> </w:t>
       </w:r>
       <w:proofErr w:type="spellStart"/>
       <w:r>
         <w:rPr>
           <w:rFonts w:ascii="Noto Serif SC" w:eastAsia="Noto Serif SC" w:hAnsi="Noto Serif SC" w:cs="Noto Serif"/>
-          <w:sz w:val="24"/>
-          <w:szCs w:val="24"/>
-          <w:lang w:val="en-GB"/>
-        </w:rPr>
-        <w:t>Zhongyin</w:t>
+          <w:sz w:val="20"/>
+          <w:szCs w:val="20"/>
+        </w:rPr>
+        <w:t>Paigu</w:t>
       </w:r>
       <w:proofErr w:type="spellEnd"/>
       <w:r>
         <w:rPr>
           <w:rFonts w:ascii="Noto Serif SC" w:eastAsia="Noto Serif SC" w:hAnsi="Noto Serif SC" w:cs="Noto Serif"/>
-          <w:sz w:val="24"/>
-          <w:szCs w:val="24"/>
-          <w:lang w:val="en-GB"/>
-        </w:rPr>
-        <w:t xml:space="preserve"> Sheng I, II)</w:t>
-      </w:r>
-    </w:p>
-    <w:p>
-      <w:pPr>
-        <w:jc w:val="right"/>
-        <w:rPr>
-          <w:rFonts w:ascii="Noto Serif SC" w:eastAsia="Noto Serif SC" w:hAnsi="Noto Serif SC" w:cs="Noto Serif"/>
-          <w:sz w:val="24"/>
-          <w:szCs w:val="24"/>
-          <w:lang w:val="en-GB"/>
-        </w:rPr>
-      </w:pPr>
-      <w:r>
-        <w:rPr>
-          <w:rFonts w:ascii="Noto Serif SC" w:eastAsia="Noto Serif SC" w:hAnsi="Noto Serif SC" w:cs="Noto Serif" w:hint="eastAsia"/>
-          <w:sz w:val="24"/>
-          <w:szCs w:val="24"/>
-          <w:lang w:val="en-GB"/>
-        </w:rPr>
-        <w:t>低音笙</w:t>
-      </w:r>
-      <w:r>
-        <w:rPr>
-          <w:rFonts w:ascii="Noto Serif SC" w:eastAsia="Noto Serif SC" w:hAnsi="Noto Serif SC" w:cs="Noto Serif"/>
-          <w:sz w:val="24"/>
-          <w:szCs w:val="24"/>
-          <w:lang w:val="en-GB"/>
-        </w:rPr>
-        <w:t xml:space="preserve"> (Diyin Sheng)</w:t>
-      </w:r>
-    </w:p>
-    <w:p>
-      <w:pPr>
-        <w:jc w:val="right"/>
-        <w:rPr>
-          <w:rFonts w:ascii="Noto Serif SC" w:eastAsia="Noto Serif SC" w:hAnsi="Noto Serif SC" w:cs="Noto Serif"/>
-          <w:sz w:val="24"/>
-          <w:szCs w:val="24"/>
-          <w:lang w:val="en-US"/>
-        </w:rPr>
-      </w:pPr>
-    </w:p>
-    <w:p>
-      <w:pPr>
-        <w:jc w:val="right"/>
-        <w:rPr>
-          <w:rFonts w:ascii="Noto Serif SC" w:eastAsia="Noto Serif SC" w:hAnsi="Noto Serif SC" w:cs="Noto Serif"/>
-          <w:sz w:val="24"/>
-          <w:szCs w:val="24"/>
-          <w:lang w:val="en-GB"/>
-        </w:rPr>
-      </w:pPr>
-      <w:r>
-        <w:rPr>
-          <w:rFonts w:ascii="Noto Serif SC" w:eastAsia="Noto Serif SC" w:hAnsi="Noto Serif SC" w:cs="Noto Serif" w:hint="eastAsia"/>
-          <w:sz w:val="24"/>
-          <w:szCs w:val="24"/>
-          <w:lang w:val="en-GB"/>
-        </w:rPr>
-        <w:t>高音唢呐</w:t>
-      </w:r>
-      <w:r>
-        <w:rPr>
-          <w:rFonts w:ascii="Noto Serif SC" w:eastAsia="Noto Serif SC" w:hAnsi="Noto Serif SC" w:cs="Noto Serif"/>
-          <w:sz w:val="24"/>
-          <w:szCs w:val="24"/>
-          <w:lang w:val="en-GB"/>
-        </w:rPr>
-        <w:t xml:space="preserve">  I*, II (</w:t>
+          <w:sz w:val="20"/>
+          <w:szCs w:val="20"/>
+        </w:rPr>
+        <w:t xml:space="preserve">, </w:t>
+      </w:r>
+      <w:r>
+        <w:rPr>
+          <w:rFonts w:ascii="Noto Serif SC" w:eastAsia="Noto Serif SC" w:hAnsi="Noto Serif SC" w:cs="Noto Serif" w:hint="eastAsia"/>
+          <w:sz w:val="20"/>
+          <w:szCs w:val="20"/>
+        </w:rPr>
+        <w:t>军镲</w:t>
+      </w:r>
+      <w:r>
+        <w:rPr>
+          <w:rFonts w:ascii="Noto Serif SC" w:eastAsia="Noto Serif SC" w:hAnsi="Noto Serif SC" w:cs="Noto Serif"/>
+          <w:sz w:val="20"/>
+          <w:szCs w:val="20"/>
+        </w:rPr>
+        <w:t xml:space="preserve"> Cymbals</w:t>
+      </w:r>
+      <w:r>
+        <w:rPr>
+          <w:rFonts w:ascii="Noto Serif SC" w:eastAsia="Noto Serif SC" w:hAnsi="Noto Serif SC" w:cs="Noto Serif"/>
+          <w:sz w:val="20"/>
+          <w:szCs w:val="20"/>
+        </w:rPr>
+        <w:t>,</w:t>
+      </w:r>
+      <w:r>
+        <w:rPr>
+          <w:rFonts w:ascii="Noto Serif SC" w:eastAsia="Noto Serif SC" w:hAnsi="Noto Serif SC" w:cs="Noto Serif"/>
+          <w:sz w:val="20"/>
+          <w:szCs w:val="20"/>
+        </w:rPr>
+        <w:t xml:space="preserve"> </w:t>
+      </w:r>
+      <w:r>
+        <w:rPr>
+          <w:rFonts w:ascii="Noto Serif SC" w:eastAsia="Noto Serif SC" w:hAnsi="Noto Serif SC" w:cs="Noto Serif" w:hint="eastAsia"/>
+          <w:sz w:val="20"/>
+          <w:szCs w:val="20"/>
+        </w:rPr>
+        <w:t>通通鼓</w:t>
+      </w:r>
+      <w:r>
+        <w:rPr>
+          <w:rFonts w:ascii="Noto Serif SC" w:eastAsia="Noto Serif SC" w:hAnsi="Noto Serif SC" w:cs="Noto Serif"/>
+          <w:sz w:val="20"/>
+          <w:szCs w:val="20"/>
+        </w:rPr>
+        <w:t xml:space="preserve"> Tom-toms</w:t>
+      </w:r>
+    </w:p>
+    <w:p>
+      <w:pPr>
+        <w:rPr>
+          <w:rFonts w:ascii="Noto Serif SC" w:eastAsia="Noto Serif SC" w:hAnsi="Noto Serif SC" w:cs="Noto Serif"/>
+          <w:sz w:val="20"/>
+          <w:szCs w:val="20"/>
+        </w:rPr>
+      </w:pPr>
+      <w:r>
+        <w:rPr>
+          <w:rFonts w:ascii="Noto Serif SC" w:eastAsia="Noto Serif SC" w:hAnsi="Noto Serif SC" w:cs="Noto Serif"/>
+          <w:sz w:val="20"/>
+          <w:szCs w:val="20"/>
+          <w:lang w:val="en-US"/>
+        </w:rPr>
+        <w:t xml:space="preserve">III: </w:t>
+      </w:r>
+      <w:r>
+        <w:rPr>
+          <w:rFonts w:ascii="Noto Serif SC" w:eastAsia="Noto Serif SC" w:hAnsi="Noto Serif SC" w:cs="Noto Serif" w:hint="eastAsia"/>
+          <w:sz w:val="20"/>
+          <w:szCs w:val="20"/>
+        </w:rPr>
+        <w:t>木琴</w:t>
+      </w:r>
+      <w:r>
+        <w:rPr>
+          <w:rFonts w:ascii="Noto Serif SC" w:eastAsia="Noto Serif SC" w:hAnsi="Noto Serif SC" w:cs="Noto Serif"/>
+          <w:sz w:val="20"/>
+          <w:szCs w:val="20"/>
+        </w:rPr>
+        <w:t xml:space="preserve"> Xylophone, </w:t>
+      </w:r>
+      <w:r>
+        <w:rPr>
+          <w:rFonts w:ascii="Noto Serif SC" w:eastAsia="Noto Serif SC" w:hAnsi="Noto Serif SC" w:cs="Noto Serif" w:hint="eastAsia"/>
+          <w:sz w:val="20"/>
+          <w:szCs w:val="20"/>
+        </w:rPr>
+        <w:t>通通鼓</w:t>
+      </w:r>
+      <w:r>
+        <w:rPr>
+          <w:rFonts w:ascii="Noto Serif SC" w:eastAsia="Noto Serif SC" w:hAnsi="Noto Serif SC" w:cs="Noto Serif"/>
+          <w:sz w:val="20"/>
+          <w:szCs w:val="20"/>
+        </w:rPr>
+        <w:t xml:space="preserve"> Tom-toms, </w:t>
+      </w:r>
+      <w:r>
+        <w:rPr>
+          <w:rFonts w:ascii="Noto Serif SC" w:eastAsia="Noto Serif SC" w:hAnsi="Noto Serif SC" w:cs="Noto Serif" w:hint="eastAsia"/>
+          <w:sz w:val="20"/>
+          <w:szCs w:val="20"/>
+        </w:rPr>
+        <w:t>乐鞭</w:t>
+      </w:r>
+      <w:r>
+        <w:rPr>
+          <w:rFonts w:ascii="Noto Serif SC" w:eastAsia="Noto Serif SC" w:hAnsi="Noto Serif SC" w:cs="Noto Serif"/>
+          <w:sz w:val="20"/>
+          <w:szCs w:val="20"/>
+        </w:rPr>
+        <w:t xml:space="preserve"> Whip, </w:t>
+      </w:r>
+      <w:r>
+        <w:rPr>
+          <w:rFonts w:ascii="Noto Serif SC" w:eastAsia="Noto Serif SC" w:hAnsi="Noto Serif SC" w:cs="Noto Serif" w:hint="eastAsia"/>
+          <w:sz w:val="20"/>
+          <w:szCs w:val="20"/>
+        </w:rPr>
+        <w:t>康嘎鼓</w:t>
+      </w:r>
+      <w:r>
+        <w:rPr>
+          <w:rFonts w:ascii="Noto Serif SC" w:eastAsia="Noto Serif SC" w:hAnsi="Noto Serif SC" w:cs="Noto Serif"/>
+          <w:sz w:val="20"/>
+          <w:szCs w:val="20"/>
+        </w:rPr>
+        <w:t xml:space="preserve"> Congas</w:t>
+      </w:r>
+    </w:p>
+    <w:p>
+      <w:pPr>
+        <w:rPr>
+          <w:rFonts w:ascii="Noto Serif SC" w:eastAsia="Noto Serif SC" w:hAnsi="Noto Serif SC" w:cs="Noto Serif"/>
+          <w:sz w:val="20"/>
+          <w:szCs w:val="20"/>
+        </w:rPr>
+      </w:pPr>
+      <w:r>
+        <w:rPr>
+          <w:rFonts w:ascii="Noto Serif SC" w:eastAsia="Noto Serif SC" w:hAnsi="Noto Serif SC" w:cs="Noto Serif"/>
+          <w:sz w:val="20"/>
+          <w:szCs w:val="20"/>
+          <w:lang w:val="en-US"/>
+        </w:rPr>
+        <w:t xml:space="preserve">IV: </w:t>
+      </w:r>
+      <w:r>
+        <w:rPr>
+          <w:rFonts w:ascii="Noto Serif SC" w:eastAsia="Noto Serif SC" w:hAnsi="Noto Serif SC" w:cs="Noto Serif" w:hint="eastAsia"/>
+          <w:sz w:val="20"/>
+          <w:szCs w:val="20"/>
+        </w:rPr>
+        <w:t>编钟</w:t>
+      </w:r>
+      <w:r>
+        <w:rPr>
+          <w:rFonts w:ascii="Noto Serif SC" w:eastAsia="Noto Serif SC" w:hAnsi="Noto Serif SC" w:cs="Noto Serif"/>
+          <w:sz w:val="20"/>
+          <w:szCs w:val="20"/>
+        </w:rPr>
+        <w:t xml:space="preserve"> </w:t>
       </w:r>
       <w:proofErr w:type="spellStart"/>
       <w:r>
         <w:rPr>
           <w:rFonts w:ascii="Noto Serif SC" w:eastAsia="Noto Serif SC" w:hAnsi="Noto Serif SC" w:cs="Noto Serif"/>
-          <w:sz w:val="24"/>
-          <w:szCs w:val="24"/>
-          <w:lang w:val="en-GB"/>
-        </w:rPr>
-        <w:t>Gaoyin</w:t>
+          <w:sz w:val="20"/>
+          <w:szCs w:val="20"/>
+        </w:rPr>
+        <w:t>Bianzhong</w:t>
       </w:r>
       <w:proofErr w:type="spellEnd"/>
       <w:r>
         <w:rPr>
           <w:rFonts w:ascii="Noto Serif SC" w:eastAsia="Noto Serif SC" w:hAnsi="Noto Serif SC" w:cs="Noto Serif"/>
-          <w:sz w:val="24"/>
-          <w:szCs w:val="24"/>
-          <w:lang w:val="en-GB"/>
+          <w:sz w:val="20"/>
+          <w:szCs w:val="20"/>
+        </w:rPr>
+        <w:t xml:space="preserve">, </w:t>
+      </w:r>
+      <w:r>
+        <w:rPr>
+          <w:rFonts w:ascii="Noto Serif SC" w:eastAsia="Noto Serif SC" w:hAnsi="Noto Serif SC" w:cs="Noto Serif" w:hint="eastAsia"/>
+          <w:sz w:val="20"/>
+          <w:szCs w:val="20"/>
+        </w:rPr>
+        <w:t>通通鼓</w:t>
+      </w:r>
+      <w:r>
+        <w:rPr>
+          <w:rFonts w:ascii="Noto Serif SC" w:eastAsia="Noto Serif SC" w:hAnsi="Noto Serif SC" w:cs="Noto Serif"/>
+          <w:sz w:val="20"/>
+          <w:szCs w:val="20"/>
+        </w:rPr>
+        <w:t xml:space="preserve"> Tom-toms, </w:t>
+      </w:r>
+      <w:r>
+        <w:rPr>
+          <w:rFonts w:ascii="Noto Serif SC" w:eastAsia="Noto Serif SC" w:hAnsi="Noto Serif SC" w:cs="Noto Serif" w:hint="eastAsia"/>
+          <w:sz w:val="20"/>
+          <w:szCs w:val="20"/>
+        </w:rPr>
+        <w:t>马林巴</w:t>
+      </w:r>
+      <w:r>
+        <w:rPr>
+          <w:rFonts w:ascii="Noto Serif SC" w:eastAsia="Noto Serif SC" w:hAnsi="Noto Serif SC" w:cs="Noto Serif"/>
+          <w:sz w:val="20"/>
+          <w:szCs w:val="20"/>
+        </w:rPr>
+        <w:t xml:space="preserve"> Marimba, </w:t>
+      </w:r>
+      <w:r>
+        <w:rPr>
+          <w:rFonts w:ascii="Noto Serif SC" w:eastAsia="Noto Serif SC" w:hAnsi="Noto Serif SC" w:cs="Noto Serif" w:hint="eastAsia"/>
+          <w:sz w:val="20"/>
+          <w:szCs w:val="20"/>
+        </w:rPr>
+        <w:t>军镲</w:t>
+      </w:r>
+      <w:r>
+        <w:rPr>
+          <w:rFonts w:ascii="Noto Serif SC" w:eastAsia="Noto Serif SC" w:hAnsi="Noto Serif SC" w:cs="Noto Serif"/>
+          <w:sz w:val="20"/>
+          <w:szCs w:val="20"/>
         </w:rPr>
         <w:t xml:space="preserve"> </w:t>
       </w:r>
+      <w:r>
+        <w:rPr>
+          <w:rFonts w:ascii="Noto Serif SC" w:eastAsia="Noto Serif SC" w:hAnsi="Noto Serif SC" w:cs="Noto Serif"/>
+          <w:sz w:val="20"/>
+          <w:szCs w:val="20"/>
+        </w:rPr>
+        <w:t>C</w:t>
+      </w:r>
+      <w:r>
+        <w:rPr>
+          <w:rFonts w:ascii="Noto Serif SC" w:eastAsia="Noto Serif SC" w:hAnsi="Noto Serif SC" w:cs="Noto Serif"/>
+          <w:sz w:val="20"/>
+          <w:szCs w:val="20"/>
+        </w:rPr>
+        <w:t>ymbals</w:t>
+      </w:r>
+    </w:p>
+    <w:p>
+      <w:pPr>
+        <w:rPr>
+          <w:rFonts w:ascii="Noto Serif SC" w:eastAsia="Noto Serif SC" w:hAnsi="Noto Serif SC" w:cs="Noto Serif"/>
+          <w:sz w:val="20"/>
+          <w:szCs w:val="20"/>
+        </w:rPr>
+      </w:pPr>
+      <w:r>
+        <w:rPr>
+          <w:rFonts w:ascii="Noto Serif SC" w:eastAsia="Noto Serif SC" w:hAnsi="Noto Serif SC" w:cs="Noto Serif"/>
+          <w:sz w:val="20"/>
+          <w:szCs w:val="20"/>
+          <w:lang w:val="en-US"/>
+        </w:rPr>
+        <w:t xml:space="preserve">V: </w:t>
+      </w:r>
+      <w:r>
+        <w:rPr>
+          <w:rFonts w:ascii="Noto Serif SC" w:eastAsia="Noto Serif SC" w:hAnsi="Noto Serif SC" w:cs="Noto Serif" w:hint="eastAsia"/>
+          <w:sz w:val="20"/>
+          <w:szCs w:val="20"/>
+        </w:rPr>
+        <w:t>铓锣</w:t>
+      </w:r>
+      <w:r>
+        <w:rPr>
+          <w:rFonts w:ascii="Noto Serif SC" w:eastAsia="Noto Serif SC" w:hAnsi="Noto Serif SC" w:cs="Noto Serif"/>
+          <w:sz w:val="20"/>
+          <w:szCs w:val="20"/>
+        </w:rPr>
+        <w:t xml:space="preserve"> </w:t>
+      </w:r>
       <w:proofErr w:type="spellStart"/>
       <w:r>
         <w:rPr>
           <w:rFonts w:ascii="Noto Serif SC" w:eastAsia="Noto Serif SC" w:hAnsi="Noto Serif SC" w:cs="Noto Serif"/>
-          <w:sz w:val="24"/>
-          <w:szCs w:val="24"/>
-          <w:lang w:val="en-GB"/>
-        </w:rPr>
-        <w:t>Suona</w:t>
+          <w:sz w:val="20"/>
+          <w:szCs w:val="20"/>
+        </w:rPr>
+        <w:t>Mangluo</w:t>
       </w:r>
       <w:proofErr w:type="spellEnd"/>
       <w:r>
         <w:rPr>
           <w:rFonts w:ascii="Noto Serif SC" w:eastAsia="Noto Serif SC" w:hAnsi="Noto Serif SC" w:cs="Noto Serif"/>
-          <w:sz w:val="24"/>
-          <w:szCs w:val="24"/>
-          <w:lang w:val="en-GB"/>
-        </w:rPr>
-        <w:t xml:space="preserve"> I*, II)</w:t>
-      </w:r>
-    </w:p>
-    <w:p>
-      <w:pPr>
-        <w:jc w:val="right"/>
-        <w:rPr>
-          <w:rFonts w:ascii="Noto Serif SC" w:eastAsia="Noto Serif SC" w:hAnsi="Noto Serif SC" w:cs="Noto Serif"/>
-          <w:sz w:val="24"/>
-          <w:szCs w:val="24"/>
-          <w:lang w:val="en-US"/>
-        </w:rPr>
-      </w:pPr>
-      <w:r>
-        <w:rPr>
-          <w:rFonts w:ascii="Noto Serif SC" w:eastAsia="Noto Serif SC" w:hAnsi="Noto Serif SC" w:cs="Noto Serif"/>
-          <w:sz w:val="20"/>
-          <w:szCs w:val="20"/>
-          <w:lang w:val="en-GB"/>
-        </w:rPr>
-        <w:t xml:space="preserve"> I* </w:t>
-      </w:r>
-      <w:r>
-        <w:rPr>
-          <w:rFonts w:ascii="Noto Serif SC" w:eastAsia="Noto Serif SC" w:hAnsi="Noto Serif SC" w:cs="Noto Serif" w:hint="eastAsia"/>
-          <w:sz w:val="20"/>
-          <w:szCs w:val="20"/>
-          <w:lang w:val="en-GB"/>
-        </w:rPr>
-        <w:t>兼奏高音管</w:t>
-      </w:r>
-      <w:r>
-        <w:rPr>
-          <w:rFonts w:ascii="Noto Serif SC" w:eastAsia="Noto Serif SC" w:hAnsi="Noto Serif SC" w:cs="Noto Serif"/>
-          <w:sz w:val="20"/>
-          <w:szCs w:val="20"/>
-          <w:lang w:val="en-GB"/>
-        </w:rPr>
-        <w:t xml:space="preserve"> (I* </w:t>
+          <w:sz w:val="20"/>
+          <w:szCs w:val="20"/>
+        </w:rPr>
+        <w:t xml:space="preserve">, </w:t>
+      </w:r>
+      <w:r>
+        <w:rPr>
+          <w:rFonts w:ascii="Noto Serif SC" w:eastAsia="Noto Serif SC" w:hAnsi="Noto Serif SC" w:cs="Noto Serif" w:hint="eastAsia"/>
+          <w:sz w:val="20"/>
+          <w:szCs w:val="20"/>
+        </w:rPr>
+        <w:t>颤音琴</w:t>
+      </w:r>
+      <w:r>
+        <w:rPr>
+          <w:rFonts w:ascii="Noto Serif SC" w:eastAsia="Noto Serif SC" w:hAnsi="Noto Serif SC" w:cs="Noto Serif"/>
+          <w:sz w:val="20"/>
+          <w:szCs w:val="20"/>
+        </w:rPr>
+        <w:t xml:space="preserve"> Vibraphone</w:t>
+      </w:r>
+      <w:r>
+        <w:rPr>
+          <w:rFonts w:ascii="Noto Serif SC" w:eastAsia="Noto Serif SC" w:hAnsi="Noto Serif SC" w:cs="Noto Serif"/>
+          <w:sz w:val="20"/>
+          <w:szCs w:val="20"/>
+        </w:rPr>
+        <w:t>,</w:t>
+      </w:r>
+      <w:r>
+        <w:rPr>
+          <w:rFonts w:ascii="Noto Serif SC" w:eastAsia="Noto Serif SC" w:hAnsi="Noto Serif SC" w:cs="Noto Serif"/>
+          <w:sz w:val="20"/>
+          <w:szCs w:val="20"/>
+        </w:rPr>
+        <w:t xml:space="preserve"> </w:t>
+      </w:r>
+      <w:r>
+        <w:rPr>
+          <w:rFonts w:ascii="Noto Serif SC" w:eastAsia="Noto Serif SC" w:hAnsi="Noto Serif SC" w:cs="Noto Serif" w:hint="eastAsia"/>
+          <w:sz w:val="20"/>
+          <w:szCs w:val="20"/>
+        </w:rPr>
+        <w:t>编钟</w:t>
+      </w:r>
+      <w:r>
+        <w:rPr>
+          <w:rFonts w:ascii="Noto Serif SC" w:eastAsia="Noto Serif SC" w:hAnsi="Noto Serif SC" w:cs="Noto Serif"/>
+          <w:sz w:val="20"/>
+          <w:szCs w:val="20"/>
+        </w:rPr>
+        <w:t xml:space="preserve"> </w:t>
       </w:r>
       <w:proofErr w:type="spellStart"/>
       <w:r>
@@ -4029,9 +5581,8 @@
           <w:rFonts w:ascii="Noto Serif SC" w:eastAsia="Noto Serif SC" w:hAnsi="Noto Serif SC" w:cs="Noto Serif"/>
           <w:sz w:val="20"/>
           <w:szCs w:val="20"/>
-          <w:lang w:val="en-GB"/>
-        </w:rPr>
-        <w:t>doub</w:t>
+        </w:rPr>
+        <w:t>Bianzhong</w:t>
       </w:r>
       <w:proofErr w:type="spellEnd"/>
       <w:r>
@@ -4039,9 +5590,56 @@
           <w:rFonts w:ascii="Noto Serif SC" w:eastAsia="Noto Serif SC" w:hAnsi="Noto Serif SC" w:cs="Noto Serif"/>
           <w:sz w:val="20"/>
           <w:szCs w:val="20"/>
-          <w:lang w:val="en-GB"/>
-        </w:rPr>
-        <w:t xml:space="preserve">. </w:t>
+        </w:rPr>
+        <w:t xml:space="preserve">, </w:t>
+      </w:r>
+      <w:r>
+        <w:rPr>
+          <w:rFonts w:ascii="Noto Serif SC" w:eastAsia="Noto Serif SC" w:hAnsi="Noto Serif SC" w:cs="Noto Serif" w:hint="eastAsia"/>
+          <w:sz w:val="20"/>
+          <w:szCs w:val="20"/>
+        </w:rPr>
+        <w:t>大军鼓</w:t>
+      </w:r>
+      <w:r>
+        <w:rPr>
+          <w:rFonts w:ascii="Noto Serif SC" w:eastAsia="Noto Serif SC" w:hAnsi="Noto Serif SC" w:cs="Noto Serif"/>
+          <w:sz w:val="20"/>
+          <w:szCs w:val="20"/>
+        </w:rPr>
+        <w:t xml:space="preserve"> Bass </w:t>
+      </w:r>
+      <w:r>
+        <w:rPr>
+          <w:rFonts w:ascii="Noto Serif SC" w:eastAsia="Noto Serif SC" w:hAnsi="Noto Serif SC" w:cs="Noto Serif"/>
+          <w:sz w:val="20"/>
+          <w:szCs w:val="20"/>
+        </w:rPr>
+        <w:t>D</w:t>
+      </w:r>
+      <w:r>
+        <w:rPr>
+          <w:rFonts w:ascii="Noto Serif SC" w:eastAsia="Noto Serif SC" w:hAnsi="Noto Serif SC" w:cs="Noto Serif"/>
+          <w:sz w:val="20"/>
+          <w:szCs w:val="20"/>
+        </w:rPr>
+        <w:t xml:space="preserve">rum, </w:t>
+      </w:r>
+      <w:r>
+        <w:rPr>
+          <w:rFonts w:ascii="Noto Serif SC" w:eastAsia="Noto Serif SC" w:hAnsi="Noto Serif SC" w:cs="Noto Serif" w:hint="eastAsia"/>
+          <w:sz w:val="20"/>
+          <w:szCs w:val="20"/>
+        </w:rPr>
+        <w:t>大锣</w:t>
+      </w:r>
+      <w:r>
+        <w:rPr>
+          <w:rFonts w:ascii="Noto Serif SC" w:eastAsia="Noto Serif SC" w:hAnsi="Noto Serif SC" w:cs="Noto Serif"/>
+          <w:sz w:val="20"/>
+          <w:szCs w:val="20"/>
+        </w:rPr>
+        <w:t xml:space="preserve"> </w:t>
       </w:r>
       <w:proofErr w:type="spellStart"/>
       <w:r>
@@ -4049,63 +5647,167 @@
           <w:rFonts w:ascii="Noto Serif SC" w:eastAsia="Noto Serif SC" w:hAnsi="Noto Serif SC" w:cs="Noto Serif"/>
           <w:sz w:val="20"/>
           <w:szCs w:val="20"/>
-          <w:lang w:val="en-GB"/>
-        </w:rPr>
-        <w:t>Gaoyin</w:t>
+        </w:rPr>
+        <w:t>Daluo</w:t>
       </w:r>
       <w:proofErr w:type="spellEnd"/>
-      <w:r>
-        <w:rPr>
-          <w:rFonts w:ascii="Noto Serif SC" w:eastAsia="Noto Serif SC" w:hAnsi="Noto Serif SC" w:cs="Noto Serif"/>
-          <w:sz w:val="20"/>
-          <w:szCs w:val="20"/>
-          <w:lang w:val="en-GB"/>
-        </w:rPr>
-        <w:t xml:space="preserve"> Guan)</w:t>
-      </w:r>
-    </w:p>
-    <w:p>
-      <w:pPr>
-        <w:jc w:val="right"/>
-        <w:rPr>
-          <w:rFonts w:ascii="Noto Serif SC" w:eastAsia="Noto Serif SC" w:hAnsi="Noto Serif SC" w:cs="Noto Serif"/>
-          <w:sz w:val="24"/>
-          <w:szCs w:val="24"/>
-          <w:lang w:val="en-US"/>
-        </w:rPr>
-      </w:pPr>
-      <w:r>
-        <w:rPr>
-          <w:rFonts w:ascii="Noto Serif SC" w:eastAsia="Noto Serif SC" w:hAnsi="Noto Serif SC" w:cs="Noto Serif" w:hint="eastAsia"/>
-          <w:sz w:val="24"/>
-          <w:szCs w:val="24"/>
-          <w:lang w:val="en-US"/>
-        </w:rPr>
-        <w:t>加键中音唢呐</w:t>
-      </w:r>
-      <w:r>
-        <w:rPr>
-          <w:rFonts w:ascii="Noto Serif SC" w:eastAsia="Noto Serif SC" w:hAnsi="Noto Serif SC" w:cs="Noto Serif"/>
-          <w:sz w:val="24"/>
-          <w:szCs w:val="24"/>
-          <w:lang w:val="en-US"/>
-        </w:rPr>
-        <w:t>** (</w:t>
+    </w:p>
+    <w:p>
+      <w:pPr>
+        <w:rPr>
+          <w:rFonts w:ascii="Noto Serif SC" w:eastAsia="Noto Serif SC" w:hAnsi="Noto Serif SC" w:cs="Noto Serif"/>
+          <w:sz w:val="20"/>
+          <w:szCs w:val="20"/>
+          <w:lang w:val="en-US"/>
+        </w:rPr>
+      </w:pPr>
+      <w:r>
+        <w:rPr>
+          <w:rFonts w:ascii="Noto Serif SC" w:eastAsia="Noto Serif SC" w:hAnsi="Noto Serif SC" w:cs="Noto Serif"/>
+          <w:sz w:val="20"/>
+          <w:szCs w:val="20"/>
+        </w:rPr>
+        <w:t xml:space="preserve">VI: </w:t>
+      </w:r>
+      <w:r>
+        <w:rPr>
+          <w:rFonts w:ascii="Noto Serif SC" w:eastAsia="Noto Serif SC" w:hAnsi="Noto Serif SC" w:cs="Noto Serif"/>
+          <w:sz w:val="20"/>
+          <w:szCs w:val="20"/>
+        </w:rPr>
+        <w:t>(</w:t>
+      </w:r>
+      <w:r>
+        <w:rPr>
+          <w:rFonts w:ascii="Noto Serif SC" w:eastAsia="Noto Serif SC" w:hAnsi="Noto Serif SC" w:cs="Noto Serif" w:hint="eastAsia"/>
+          <w:sz w:val="20"/>
+          <w:szCs w:val="20"/>
+        </w:rPr>
+        <w:t>中国</w:t>
+      </w:r>
+      <w:r>
+        <w:rPr>
+          <w:rFonts w:ascii="Noto Serif SC" w:eastAsia="Noto Serif SC" w:hAnsi="Noto Serif SC" w:cs="Noto Serif"/>
+          <w:sz w:val="20"/>
+          <w:szCs w:val="20"/>
+        </w:rPr>
+        <w:t>)</w:t>
+      </w:r>
+      <w:r>
+        <w:rPr>
+          <w:rFonts w:ascii="Noto Serif SC" w:eastAsia="Noto Serif SC" w:hAnsi="Noto Serif SC" w:cs="Noto Serif" w:hint="eastAsia"/>
+          <w:sz w:val="20"/>
+          <w:szCs w:val="20"/>
+        </w:rPr>
+        <w:t>大鼓</w:t>
+      </w:r>
+      <w:r>
+        <w:rPr>
+          <w:rFonts w:ascii="Noto Serif SC" w:eastAsia="Noto Serif SC" w:hAnsi="Noto Serif SC" w:cs="Noto Serif"/>
+          <w:sz w:val="20"/>
+          <w:szCs w:val="20"/>
+        </w:rPr>
+        <w:t xml:space="preserve"> </w:t>
       </w:r>
       <w:proofErr w:type="spellStart"/>
       <w:r>
         <w:rPr>
           <w:rFonts w:ascii="Noto Serif SC" w:eastAsia="Noto Serif SC" w:hAnsi="Noto Serif SC" w:cs="Noto Serif"/>
-          <w:sz w:val="24"/>
-          <w:szCs w:val="24"/>
-          <w:lang w:val="en-US"/>
-        </w:rPr>
-        <w:t>Jiajian</w:t>
+          <w:sz w:val="20"/>
+          <w:szCs w:val="20"/>
+        </w:rPr>
+        <w:t>Dagu</w:t>
       </w:r>
       <w:proofErr w:type="spellEnd"/>
       <w:r>
         <w:rPr>
           <w:rFonts w:ascii="Noto Serif SC" w:eastAsia="Noto Serif SC" w:hAnsi="Noto Serif SC" w:cs="Noto Serif"/>
+          <w:sz w:val="20"/>
+          <w:szCs w:val="20"/>
+        </w:rPr>
+        <w:t xml:space="preserve">, </w:t>
+      </w:r>
+      <w:proofErr w:type="spellStart"/>
+      <w:r>
+        <w:rPr>
+          <w:rFonts w:ascii="Noto Serif SC" w:eastAsia="Noto Serif SC" w:hAnsi="Noto Serif SC" w:cs="Noto Serif"/>
+          <w:sz w:val="20"/>
+          <w:szCs w:val="20"/>
+        </w:rPr>
+        <w:t>Tubaphone</w:t>
+      </w:r>
+      <w:proofErr w:type="spellEnd"/>
+      <w:r>
+        <w:rPr>
+          <w:rFonts w:ascii="Noto Serif SC" w:eastAsia="Noto Serif SC" w:hAnsi="Noto Serif SC" w:cs="Noto Serif"/>
+          <w:sz w:val="20"/>
+          <w:szCs w:val="20"/>
+        </w:rPr>
+        <w:t xml:space="preserve">, </w:t>
+      </w:r>
+      <w:r>
+        <w:rPr>
+          <w:rFonts w:ascii="Noto Serif SC" w:eastAsia="Noto Serif SC" w:hAnsi="Noto Serif SC" w:cs="Noto Serif" w:hint="eastAsia"/>
+          <w:sz w:val="20"/>
+          <w:szCs w:val="20"/>
+        </w:rPr>
+        <w:t>小军鼓</w:t>
+      </w:r>
+      <w:r>
+        <w:rPr>
+          <w:rFonts w:ascii="Noto Serif SC" w:eastAsia="Noto Serif SC" w:hAnsi="Noto Serif SC" w:cs="Noto Serif"/>
+          <w:sz w:val="20"/>
+          <w:szCs w:val="20"/>
+        </w:rPr>
+        <w:t xml:space="preserve"> Snare Drum, </w:t>
+      </w:r>
+      <w:r>
+        <w:rPr>
+          <w:rFonts w:ascii="Noto Serif SC" w:eastAsia="Noto Serif SC" w:hAnsi="Noto Serif SC" w:cs="Noto Serif" w:hint="eastAsia"/>
+          <w:sz w:val="20"/>
+          <w:szCs w:val="20"/>
+        </w:rPr>
+        <w:t>编磬</w:t>
+      </w:r>
+      <w:r>
+        <w:rPr>
+          <w:rFonts w:ascii="Noto Serif SC" w:eastAsia="Noto Serif SC" w:hAnsi="Noto Serif SC" w:cs="Noto Serif"/>
+          <w:sz w:val="20"/>
+          <w:szCs w:val="20"/>
+        </w:rPr>
+        <w:t xml:space="preserve"> Bianqing</w:t>
+      </w:r>
+    </w:p>
+    <w:p>
+      <w:pPr>
+        <w:rPr>
+          <w:rFonts w:ascii="Noto Serif SC" w:eastAsia="Noto Serif SC" w:hAnsi="Noto Serif SC" w:cs="Noto Serif"/>
+          <w:sz w:val="24"/>
+          <w:szCs w:val="24"/>
+          <w:lang w:val="en-US"/>
+        </w:rPr>
+      </w:pPr>
+    </w:p>
+    <w:p>
+      <w:pPr>
+        <w:rPr>
+          <w:rFonts w:ascii="Noto Serif SC" w:eastAsia="Noto Serif SC" w:hAnsi="Noto Serif SC" w:cs="Noto Serif"/>
+          <w:sz w:val="24"/>
+          <w:szCs w:val="24"/>
+          <w:lang w:val="en-US"/>
+        </w:rPr>
+      </w:pPr>
+      <w:r>
+        <w:rPr>
+          <w:rFonts w:ascii="Noto Serif SC" w:eastAsia="Noto Serif SC" w:hAnsi="Noto Serif SC" w:cs="Noto Serif" w:hint="eastAsia"/>
+          <w:sz w:val="24"/>
+          <w:szCs w:val="24"/>
+        </w:rPr>
+        <w:t>竹笛独奏</w:t>
+      </w:r>
+      <w:r>
+        <w:rPr>
+          <w:rFonts w:ascii="Noto Serif SC" w:eastAsia="Noto Serif SC" w:hAnsi="Noto Serif SC" w:cs="Noto Serif"/>
           <w:sz w:val="24"/>
           <w:szCs w:val="24"/>
           <w:lang w:val="en-US"/>
@@ -4120,7 +5822,7 @@
           <w:szCs w:val="24"/>
           <w:lang w:val="en-US"/>
         </w:rPr>
-        <w:t>Zhongyin</w:t>
+        <w:t>Zhudi</w:t>
       </w:r>
       <w:proofErr w:type="spellEnd"/>
       <w:r>
@@ -4130,2232 +5832,57 @@
           <w:szCs w:val="24"/>
           <w:lang w:val="en-US"/>
         </w:rPr>
+        <w:t xml:space="preserve"> solo</w:t>
+      </w:r>
+    </w:p>
+    <w:p>
+      <w:pPr>
+        <w:rPr>
+          <w:rFonts w:ascii="Noto Serif SC" w:eastAsia="Noto Serif SC" w:hAnsi="Noto Serif SC" w:cs="Noto Serif"/>
+          <w:sz w:val="24"/>
+          <w:szCs w:val="24"/>
+          <w:lang w:val="en-US"/>
+        </w:rPr>
+      </w:pPr>
+      <w:r>
+        <w:rPr>
+          <w:rFonts w:ascii="Noto Serif SC" w:eastAsia="Noto Serif SC" w:hAnsi="Noto Serif SC" w:cs="Noto Serif" w:hint="eastAsia"/>
+          <w:sz w:val="24"/>
+          <w:szCs w:val="24"/>
+        </w:rPr>
+        <w:t>琵琶独奏</w:t>
+      </w:r>
+      <w:r>
+        <w:rPr>
+          <w:rFonts w:ascii="Noto Serif SC" w:eastAsia="Noto Serif SC" w:hAnsi="Noto Serif SC" w:cs="Noto Serif"/>
+          <w:sz w:val="24"/>
+          <w:szCs w:val="24"/>
+          <w:lang w:val="en-US"/>
+        </w:rPr>
         <w:t xml:space="preserve"> </w:t>
       </w:r>
-      <w:proofErr w:type="spellStart"/>
-      <w:r>
-        <w:rPr>
-          <w:rFonts w:ascii="Noto Serif SC" w:eastAsia="Noto Serif SC" w:hAnsi="Noto Serif SC" w:cs="Noto Serif"/>
-          <w:sz w:val="24"/>
-          <w:szCs w:val="24"/>
-          <w:lang w:val="en-US"/>
-        </w:rPr>
-        <w:t>Suona</w:t>
-      </w:r>
-      <w:proofErr w:type="spellEnd"/>
-      <w:r>
-        <w:rPr>
-          <w:rFonts w:ascii="Noto Serif SC" w:eastAsia="Noto Serif SC" w:hAnsi="Noto Serif SC" w:cs="Noto Serif"/>
-          <w:sz w:val="24"/>
-          <w:szCs w:val="24"/>
-          <w:lang w:val="en-US"/>
-        </w:rPr>
-        <w:t>**)</w:t>
-      </w:r>
-    </w:p>
-    <w:p>
-      <w:pPr>
-        <w:jc w:val="right"/>
-        <w:rPr>
-          <w:rFonts w:ascii="Noto Serif SC" w:eastAsia="Noto Serif SC" w:hAnsi="Noto Serif SC" w:cs="Noto Serif"/>
-          <w:sz w:val="24"/>
-          <w:szCs w:val="24"/>
-          <w:lang w:val="en-US"/>
-        </w:rPr>
-      </w:pPr>
-      <w:r>
-        <w:rPr>
-          <w:rFonts w:ascii="Noto Serif SC" w:eastAsia="Noto Serif SC" w:hAnsi="Noto Serif SC" w:cs="Noto Serif"/>
-          <w:sz w:val="20"/>
-          <w:szCs w:val="20"/>
-          <w:lang w:val="en-US"/>
-        </w:rPr>
-        <w:t>**</w:t>
-      </w:r>
-      <w:r>
-        <w:rPr>
-          <w:rFonts w:ascii="Noto Serif SC" w:eastAsia="Noto Serif SC" w:hAnsi="Noto Serif SC" w:cs="Noto Serif" w:hint="eastAsia"/>
-          <w:sz w:val="20"/>
-          <w:szCs w:val="20"/>
-        </w:rPr>
-        <w:t>兼奏低音管</w:t>
-      </w:r>
-      <w:r>
-        <w:rPr>
-          <w:rFonts w:ascii="Noto Serif SC" w:eastAsia="Noto Serif SC" w:hAnsi="Noto Serif SC" w:cs="Noto Serif"/>
-          <w:sz w:val="20"/>
-          <w:szCs w:val="20"/>
-          <w:lang w:val="en-GB"/>
-        </w:rPr>
-        <w:t xml:space="preserve"> (</w:t>
-      </w:r>
-      <w:proofErr w:type="spellStart"/>
-      <w:r>
-        <w:rPr>
-          <w:rFonts w:ascii="Noto Serif SC" w:eastAsia="Noto Serif SC" w:hAnsi="Noto Serif SC" w:cs="Noto Serif"/>
-          <w:sz w:val="20"/>
-          <w:szCs w:val="20"/>
-          <w:lang w:val="en-GB"/>
-        </w:rPr>
-        <w:t>doub</w:t>
-      </w:r>
-      <w:proofErr w:type="spellEnd"/>
-      <w:r>
-        <w:rPr>
-          <w:rFonts w:ascii="Noto Serif SC" w:eastAsia="Noto Serif SC" w:hAnsi="Noto Serif SC" w:cs="Noto Serif"/>
-          <w:sz w:val="20"/>
-          <w:szCs w:val="20"/>
-          <w:lang w:val="en-GB"/>
-        </w:rPr>
-        <w:t>. on Diyin Guan)</w:t>
-      </w:r>
-    </w:p>
-    <w:p>
-      <w:pPr>
-        <w:jc w:val="right"/>
-        <w:rPr>
-          <w:rFonts w:ascii="Noto Serif SC" w:eastAsia="Noto Serif SC" w:hAnsi="Noto Serif SC" w:cs="Noto Serif"/>
-          <w:sz w:val="24"/>
-          <w:szCs w:val="24"/>
-          <w:lang w:val="en-US"/>
-        </w:rPr>
-      </w:pPr>
-      <w:r>
-        <w:rPr>
-          <w:rFonts w:ascii="Noto Serif SC" w:eastAsia="Noto Serif SC" w:hAnsi="Noto Serif SC" w:cs="Noto Serif" w:hint="eastAsia"/>
-          <w:sz w:val="24"/>
-          <w:szCs w:val="24"/>
-          <w:lang w:val="en-US"/>
-        </w:rPr>
-        <w:t>管</w:t>
-      </w:r>
-      <w:r>
-        <w:rPr>
-          <w:rFonts w:ascii="Noto Serif SC" w:eastAsia="Noto Serif SC" w:hAnsi="Noto Serif SC" w:cs="Noto Serif"/>
-          <w:sz w:val="24"/>
-          <w:szCs w:val="24"/>
-          <w:lang w:val="en-US"/>
-        </w:rPr>
-        <w:t xml:space="preserve"> </w:t>
-      </w:r>
-      <w:r>
-        <w:rPr>
-          <w:rFonts w:ascii="Noto Serif SC" w:eastAsia="Noto Serif SC" w:hAnsi="Noto Serif SC" w:cs="Noto Serif"/>
-          <w:sz w:val="24"/>
-          <w:szCs w:val="24"/>
-        </w:rPr>
-        <w:t>(</w:t>
-      </w:r>
-      <w:r>
-        <w:rPr>
-          <w:rFonts w:ascii="Noto Serif SC" w:eastAsia="Noto Serif SC" w:hAnsi="Noto Serif SC" w:cs="Noto Serif" w:hint="eastAsia"/>
-          <w:sz w:val="24"/>
-          <w:szCs w:val="24"/>
-        </w:rPr>
-        <w:t>兼</w:t>
-      </w:r>
-      <w:r>
-        <w:rPr>
-          <w:rFonts w:ascii="Noto Serif SC" w:eastAsia="Noto Serif SC" w:hAnsi="Noto Serif SC" w:cs="Noto Serif"/>
-          <w:sz w:val="24"/>
-          <w:szCs w:val="24"/>
-        </w:rPr>
-        <w:t xml:space="preserve">: </w:t>
-      </w:r>
-      <w:r>
-        <w:rPr>
-          <w:rFonts w:ascii="Noto Serif SC" w:eastAsia="Noto Serif SC" w:hAnsi="Noto Serif SC" w:cs="Noto Serif" w:hint="eastAsia"/>
-          <w:sz w:val="24"/>
-          <w:szCs w:val="24"/>
-        </w:rPr>
-        <w:t>高音，中音，低音</w:t>
-      </w:r>
-      <w:r>
-        <w:rPr>
-          <w:rFonts w:ascii="Noto Serif SC" w:eastAsia="Noto Serif SC" w:hAnsi="Noto Serif SC" w:cs="Noto Serif"/>
-          <w:sz w:val="24"/>
-          <w:szCs w:val="24"/>
-        </w:rPr>
-        <w:t>)</w:t>
-      </w:r>
-      <w:r>
-        <w:rPr>
-          <w:rFonts w:ascii="Noto Serif SC" w:eastAsia="Noto Serif SC" w:hAnsi="Noto Serif SC" w:cs="Noto Serif"/>
-          <w:sz w:val="24"/>
-          <w:szCs w:val="24"/>
-          <w:lang w:val="en-US"/>
-        </w:rPr>
-        <w:t xml:space="preserve"> (Guan – </w:t>
-      </w:r>
-      <w:r>
-        <w:rPr>
-          <w:rFonts w:ascii="Noto Serif SC" w:eastAsia="Noto Serif SC" w:hAnsi="Noto Serif SC" w:cs="Noto Serif"/>
-          <w:sz w:val="24"/>
-          <w:szCs w:val="24"/>
-        </w:rPr>
-        <w:t>High, Middle, Low</w:t>
-      </w:r>
-      <w:r>
-        <w:rPr>
-          <w:rFonts w:ascii="Noto Serif SC" w:eastAsia="Noto Serif SC" w:hAnsi="Noto Serif SC" w:cs="Noto Serif"/>
-          <w:sz w:val="24"/>
-          <w:szCs w:val="24"/>
-          <w:lang w:val="en-US"/>
-        </w:rPr>
-        <w:t>)</w:t>
-      </w:r>
-    </w:p>
-    <w:p>
-      <w:pPr>
-        <w:jc w:val="right"/>
-        <w:rPr>
-          <w:rFonts w:ascii="Noto Serif SC" w:eastAsia="Noto Serif SC" w:hAnsi="Noto Serif SC" w:cs="Noto Serif"/>
-          <w:sz w:val="24"/>
-          <w:szCs w:val="24"/>
-          <w:lang w:val="en-US"/>
-        </w:rPr>
-      </w:pPr>
-    </w:p>
-    <w:p>
-      <w:pPr>
-        <w:jc w:val="right"/>
-        <w:rPr>
-          <w:rFonts w:ascii="Noto Serif SC" w:eastAsia="Noto Serif SC" w:hAnsi="Noto Serif SC" w:cs="Noto Serif"/>
-          <w:sz w:val="24"/>
-          <w:szCs w:val="24"/>
-          <w:lang w:val="en-US"/>
-        </w:rPr>
-      </w:pPr>
-      <w:r>
-        <w:rPr>
-          <w:rFonts w:ascii="Noto Serif SC" w:eastAsia="Noto Serif SC" w:hAnsi="Noto Serif SC" w:cs="Noto Serif" w:hint="eastAsia"/>
-          <w:sz w:val="24"/>
-          <w:szCs w:val="24"/>
-          <w:lang w:val="en-US"/>
-        </w:rPr>
-        <w:t>扬琴</w:t>
-      </w:r>
-      <w:r>
-        <w:rPr>
-          <w:rFonts w:ascii="Noto Serif SC" w:eastAsia="Noto Serif SC" w:hAnsi="Noto Serif SC" w:cs="Noto Serif"/>
-          <w:sz w:val="24"/>
-          <w:szCs w:val="24"/>
-          <w:lang w:val="en-US"/>
-        </w:rPr>
-        <w:t xml:space="preserve"> (Yangqin)</w:t>
-      </w:r>
-    </w:p>
-    <w:p>
-      <w:pPr>
-        <w:jc w:val="right"/>
-        <w:rPr>
-          <w:rFonts w:ascii="Noto Serif SC" w:eastAsia="Noto Serif SC" w:hAnsi="Noto Serif SC" w:cs="Noto Serif"/>
-          <w:sz w:val="24"/>
-          <w:szCs w:val="24"/>
-          <w:lang w:val="en-US"/>
-        </w:rPr>
-      </w:pPr>
-      <w:r>
-        <w:rPr>
-          <w:rFonts w:ascii="Noto Serif SC" w:eastAsia="Noto Serif SC" w:hAnsi="Noto Serif SC" w:cs="Noto Serif" w:hint="eastAsia"/>
-          <w:sz w:val="24"/>
-          <w:szCs w:val="24"/>
-          <w:lang w:val="en-US"/>
-        </w:rPr>
-        <w:t>柳琴</w:t>
-      </w:r>
-      <w:r>
-        <w:rPr>
-          <w:rFonts w:ascii="Noto Serif SC" w:eastAsia="Noto Serif SC" w:hAnsi="Noto Serif SC" w:cs="Noto Serif"/>
-          <w:sz w:val="24"/>
-          <w:szCs w:val="24"/>
-          <w:lang w:val="en-US"/>
-        </w:rPr>
-        <w:t xml:space="preserve"> I, II (</w:t>
-      </w:r>
-      <w:proofErr w:type="spellStart"/>
-      <w:r>
-        <w:rPr>
-          <w:rFonts w:ascii="Noto Serif SC" w:eastAsia="Noto Serif SC" w:hAnsi="Noto Serif SC" w:cs="Noto Serif"/>
-          <w:sz w:val="24"/>
-          <w:szCs w:val="24"/>
-          <w:lang w:val="en-US"/>
-        </w:rPr>
-        <w:t>Liuqin</w:t>
-      </w:r>
-      <w:proofErr w:type="spellEnd"/>
-      <w:r>
-        <w:rPr>
-          <w:rFonts w:ascii="Noto Serif SC" w:eastAsia="Noto Serif SC" w:hAnsi="Noto Serif SC" w:cs="Noto Serif"/>
-          <w:sz w:val="24"/>
-          <w:szCs w:val="24"/>
-          <w:lang w:val="en-US"/>
-        </w:rPr>
-        <w:t xml:space="preserve"> I, II)</w:t>
-      </w:r>
-    </w:p>
-    <w:p>
-      <w:pPr>
-        <w:jc w:val="right"/>
-        <w:rPr>
-          <w:rFonts w:ascii="Noto Serif SC" w:eastAsia="Noto Serif SC" w:hAnsi="Noto Serif SC" w:cs="Noto Serif"/>
-          <w:sz w:val="24"/>
-          <w:szCs w:val="24"/>
-          <w:lang w:val="en-US"/>
-        </w:rPr>
-      </w:pPr>
-      <w:r>
-        <w:rPr>
-          <w:rFonts w:ascii="Noto Serif SC" w:eastAsia="Noto Serif SC" w:hAnsi="Noto Serif SC" w:cs="Noto Serif" w:hint="eastAsia"/>
-          <w:sz w:val="24"/>
-          <w:szCs w:val="24"/>
-          <w:lang w:val="en-US"/>
-        </w:rPr>
-        <w:t>琵琶</w:t>
-      </w:r>
-      <w:r>
-        <w:rPr>
-          <w:rFonts w:ascii="Noto Serif SC" w:eastAsia="Noto Serif SC" w:hAnsi="Noto Serif SC" w:cs="Noto Serif"/>
-          <w:sz w:val="24"/>
-          <w:szCs w:val="24"/>
-          <w:lang w:val="en-US"/>
-        </w:rPr>
-        <w:t xml:space="preserve"> I-IV (Pipa I-IV)</w:t>
-      </w:r>
-    </w:p>
-    <w:p>
-      <w:pPr>
-        <w:jc w:val="right"/>
-        <w:rPr>
-          <w:rFonts w:ascii="Noto Serif SC" w:eastAsia="Noto Serif SC" w:hAnsi="Noto Serif SC" w:cs="Noto Serif"/>
-          <w:sz w:val="24"/>
-          <w:szCs w:val="24"/>
-          <w:lang w:val="en-US"/>
-        </w:rPr>
-      </w:pPr>
-      <w:r>
-        <w:rPr>
-          <w:rFonts w:ascii="Noto Serif SC" w:eastAsia="Noto Serif SC" w:hAnsi="Noto Serif SC" w:cs="Noto Serif" w:hint="eastAsia"/>
-          <w:sz w:val="24"/>
-          <w:szCs w:val="24"/>
-          <w:lang w:val="en-US"/>
-        </w:rPr>
-        <w:t>中阮</w:t>
-      </w:r>
-      <w:r>
-        <w:rPr>
-          <w:rFonts w:ascii="Noto Serif SC" w:eastAsia="Noto Serif SC" w:hAnsi="Noto Serif SC" w:cs="Noto Serif"/>
-          <w:sz w:val="24"/>
-          <w:szCs w:val="24"/>
-          <w:lang w:val="en-US"/>
-        </w:rPr>
-        <w:t xml:space="preserve"> I-IV (Zhongruan I-IV)</w:t>
-      </w:r>
-    </w:p>
-    <w:p>
-      <w:pPr>
-        <w:jc w:val="right"/>
-        <w:rPr>
-          <w:rFonts w:ascii="Noto Serif SC" w:eastAsia="Noto Serif SC" w:hAnsi="Noto Serif SC" w:cs="Noto Serif"/>
-          <w:sz w:val="24"/>
-          <w:szCs w:val="24"/>
-          <w:lang w:val="en-US"/>
-        </w:rPr>
-      </w:pPr>
-      <w:r>
-        <w:rPr>
-          <w:rFonts w:ascii="Noto Serif SC" w:eastAsia="Noto Serif SC" w:hAnsi="Noto Serif SC" w:cs="Noto Serif" w:hint="eastAsia"/>
-          <w:sz w:val="24"/>
-          <w:szCs w:val="24"/>
-        </w:rPr>
-        <w:t>三弦</w:t>
-      </w:r>
-      <w:r>
-        <w:rPr>
-          <w:rFonts w:ascii="Noto Serif SC" w:eastAsia="Noto Serif SC" w:hAnsi="Noto Serif SC" w:cs="Noto Serif"/>
-          <w:sz w:val="24"/>
-          <w:szCs w:val="24"/>
-          <w:lang w:val="en-US"/>
-        </w:rPr>
-        <w:t xml:space="preserve"> Sanxian</w:t>
-      </w:r>
-    </w:p>
-    <w:p>
-      <w:pPr>
-        <w:jc w:val="right"/>
-        <w:rPr>
-          <w:rFonts w:ascii="Noto Serif SC" w:eastAsia="Noto Serif SC" w:hAnsi="Noto Serif SC" w:cs="Noto Serif"/>
-          <w:sz w:val="24"/>
-          <w:szCs w:val="24"/>
-          <w:lang w:val="en-US"/>
-        </w:rPr>
-      </w:pPr>
-      <w:r>
-        <w:rPr>
-          <w:rFonts w:ascii="Noto Serif SC" w:eastAsia="Noto Serif SC" w:hAnsi="Noto Serif SC" w:cs="Noto Serif" w:hint="eastAsia"/>
-          <w:sz w:val="24"/>
-          <w:szCs w:val="24"/>
-          <w:lang w:val="en-US"/>
-        </w:rPr>
-        <w:t>大阮</w:t>
-      </w:r>
-      <w:r>
-        <w:rPr>
-          <w:rFonts w:ascii="Noto Serif SC" w:eastAsia="Noto Serif SC" w:hAnsi="Noto Serif SC" w:cs="Noto Serif"/>
-          <w:sz w:val="24"/>
-          <w:szCs w:val="24"/>
-          <w:lang w:val="en-US"/>
-        </w:rPr>
-        <w:t xml:space="preserve"> I, II (Daruan I, II)</w:t>
-      </w:r>
-    </w:p>
-    <w:p>
-      <w:pPr>
-        <w:jc w:val="right"/>
-        <w:rPr>
-          <w:rFonts w:ascii="Noto Serif SC" w:eastAsia="Noto Serif SC" w:hAnsi="Noto Serif SC" w:cs="Noto Serif"/>
-          <w:sz w:val="24"/>
-          <w:szCs w:val="24"/>
-          <w:lang w:val="en-US"/>
-        </w:rPr>
-      </w:pPr>
-      <w:r>
-        <w:rPr>
-          <w:rFonts w:ascii="Noto Serif SC" w:eastAsia="Noto Serif SC" w:hAnsi="Noto Serif SC" w:cs="Noto Serif" w:hint="eastAsia"/>
-          <w:sz w:val="24"/>
-          <w:szCs w:val="24"/>
-        </w:rPr>
-        <w:t>古筝</w:t>
-      </w:r>
-      <w:r>
-        <w:rPr>
-          <w:rFonts w:ascii="Noto Serif SC" w:eastAsia="Noto Serif SC" w:hAnsi="Noto Serif SC" w:cs="Noto Serif"/>
-          <w:sz w:val="24"/>
-          <w:szCs w:val="24"/>
-          <w:lang w:val="en-US"/>
-        </w:rPr>
-        <w:t xml:space="preserve"> (Guzheng)</w:t>
-      </w:r>
-    </w:p>
-    <w:p>
-      <w:pPr>
-        <w:jc w:val="right"/>
-        <w:rPr>
-          <w:rFonts w:ascii="Noto Serif SC" w:eastAsia="Noto Serif SC" w:hAnsi="Noto Serif SC" w:cs="Noto Serif"/>
-          <w:sz w:val="24"/>
-          <w:szCs w:val="24"/>
-          <w:lang w:val="en-US"/>
-        </w:rPr>
-      </w:pPr>
-      <w:r>
-        <w:rPr>
-          <w:rFonts w:ascii="Noto Serif SC" w:eastAsia="Noto Serif SC" w:hAnsi="Noto Serif SC" w:cs="Noto Serif" w:hint="eastAsia"/>
-          <w:sz w:val="24"/>
-          <w:szCs w:val="24"/>
-          <w:lang w:val="en-US"/>
-        </w:rPr>
-        <w:t>竖琴</w:t>
-      </w:r>
-      <w:r>
-        <w:rPr>
-          <w:rFonts w:ascii="Noto Serif SC" w:eastAsia="Noto Serif SC" w:hAnsi="Noto Serif SC" w:cs="Noto Serif"/>
-          <w:sz w:val="24"/>
-          <w:szCs w:val="24"/>
-          <w:lang w:val="en-US"/>
-        </w:rPr>
-        <w:t xml:space="preserve"> (Harp)</w:t>
-      </w:r>
-    </w:p>
-    <w:p>
-      <w:pPr>
-        <w:jc w:val="right"/>
-        <w:rPr>
-          <w:rFonts w:ascii="Noto Serif SC" w:eastAsia="Noto Serif SC" w:hAnsi="Noto Serif SC" w:cs="Noto Serif"/>
-          <w:sz w:val="24"/>
-          <w:szCs w:val="24"/>
-          <w:lang w:val="en-US"/>
-        </w:rPr>
-      </w:pPr>
-    </w:p>
-    <w:p>
-      <w:pPr>
-        <w:jc w:val="right"/>
-        <w:rPr>
-          <w:rFonts w:ascii="Noto Serif SC" w:eastAsia="Noto Serif SC" w:hAnsi="Noto Serif SC" w:cs="Noto Serif"/>
-          <w:sz w:val="24"/>
-          <w:szCs w:val="24"/>
-          <w:lang w:val="en-US"/>
-        </w:rPr>
-      </w:pPr>
-      <w:r>
-        <w:rPr>
-          <w:rFonts w:ascii="Noto Serif SC" w:eastAsia="Noto Serif SC" w:hAnsi="Noto Serif SC" w:cs="Noto Serif" w:hint="eastAsia"/>
-          <w:sz w:val="24"/>
-          <w:szCs w:val="24"/>
-          <w:lang w:val="en-US"/>
-        </w:rPr>
-        <w:t>打击乐</w:t>
-      </w:r>
-      <w:r>
-        <w:rPr>
-          <w:rFonts w:ascii="Noto Serif SC" w:eastAsia="Noto Serif SC" w:hAnsi="Noto Serif SC" w:cs="Noto Serif"/>
-          <w:sz w:val="24"/>
-          <w:szCs w:val="24"/>
-          <w:lang w:val="en-US"/>
-        </w:rPr>
-        <w:t xml:space="preserve"> I (Percussion I)</w:t>
-      </w:r>
-    </w:p>
-    <w:p>
-      <w:pPr>
-        <w:jc w:val="right"/>
-        <w:rPr>
-          <w:rFonts w:ascii="Noto Serif SC" w:eastAsia="Noto Serif SC" w:hAnsi="Noto Serif SC" w:cs="Noto Serif"/>
-          <w:sz w:val="20"/>
-          <w:szCs w:val="20"/>
-          <w:lang w:val="en-GB"/>
-        </w:rPr>
-      </w:pPr>
-      <w:r>
-        <w:rPr>
-          <w:rFonts w:ascii="Noto Serif SC" w:eastAsia="Noto Serif SC" w:hAnsi="Noto Serif SC" w:cs="Noto Serif"/>
-          <w:sz w:val="20"/>
-          <w:szCs w:val="20"/>
-        </w:rPr>
-        <w:t>(</w:t>
-      </w:r>
-      <w:r>
-        <w:rPr>
-          <w:rFonts w:ascii="Noto Serif SC" w:eastAsia="Noto Serif SC" w:hAnsi="Noto Serif SC" w:cs="Noto Serif" w:hint="eastAsia"/>
-          <w:sz w:val="20"/>
-          <w:szCs w:val="20"/>
-        </w:rPr>
-        <w:t>西方</w:t>
-      </w:r>
-      <w:r>
-        <w:rPr>
-          <w:rFonts w:ascii="Noto Serif SC" w:eastAsia="Noto Serif SC" w:hAnsi="Noto Serif SC" w:cs="Noto Serif"/>
-          <w:sz w:val="20"/>
-          <w:szCs w:val="20"/>
-        </w:rPr>
-        <w:t xml:space="preserve">) </w:t>
-      </w:r>
-      <w:r>
-        <w:rPr>
-          <w:rFonts w:ascii="Noto Serif SC" w:eastAsia="Noto Serif SC" w:hAnsi="Noto Serif SC" w:cs="Noto Serif" w:hint="eastAsia"/>
-          <w:sz w:val="20"/>
-          <w:szCs w:val="20"/>
-        </w:rPr>
-        <w:t>木鱼</w:t>
-      </w:r>
-      <w:r>
-        <w:rPr>
-          <w:rFonts w:ascii="Noto Serif SC" w:eastAsia="Noto Serif SC" w:hAnsi="Noto Serif SC" w:cs="Noto Serif"/>
-          <w:sz w:val="20"/>
-          <w:szCs w:val="20"/>
-        </w:rPr>
-        <w:t xml:space="preserve"> </w:t>
-      </w:r>
-      <w:r>
-        <w:rPr>
-          <w:rFonts w:ascii="Noto Serif SC" w:eastAsia="Noto Serif SC" w:hAnsi="Noto Serif SC" w:cs="Noto Serif" w:hint="eastAsia"/>
-          <w:sz w:val="20"/>
-          <w:szCs w:val="20"/>
-        </w:rPr>
-        <w:t>(</w:t>
-      </w:r>
-      <w:r>
-        <w:rPr>
-          <w:rFonts w:ascii="Noto Serif SC" w:eastAsia="Noto Serif SC" w:hAnsi="Noto Serif SC" w:cs="Noto Serif"/>
-          <w:sz w:val="20"/>
-          <w:szCs w:val="20"/>
-        </w:rPr>
-        <w:t>Woodblocks</w:t>
-      </w:r>
-      <w:r>
-        <w:rPr>
-          <w:rFonts w:ascii="Noto Serif SC" w:eastAsia="Noto Serif SC" w:hAnsi="Noto Serif SC" w:cs="Noto Serif" w:hint="eastAsia"/>
-          <w:sz w:val="20"/>
-          <w:szCs w:val="20"/>
-        </w:rPr>
-        <w:t>)</w:t>
-      </w:r>
-      <w:r>
-        <w:rPr>
-          <w:rFonts w:ascii="Noto Serif SC" w:eastAsia="Noto Serif SC" w:hAnsi="Noto Serif SC" w:cs="Noto Serif"/>
-          <w:sz w:val="20"/>
-          <w:szCs w:val="20"/>
-        </w:rPr>
-        <w:t xml:space="preserve">, </w:t>
-      </w:r>
-      <w:r>
-        <w:rPr>
-          <w:rFonts w:ascii="Noto Serif SC" w:eastAsia="Noto Serif SC" w:hAnsi="Noto Serif SC" w:cs="Noto Serif" w:hint="eastAsia"/>
-          <w:sz w:val="20"/>
-          <w:szCs w:val="20"/>
-        </w:rPr>
-        <w:t>钟琴</w:t>
-      </w:r>
-      <w:r>
-        <w:rPr>
-          <w:rFonts w:ascii="Noto Serif SC" w:eastAsia="Noto Serif SC" w:hAnsi="Noto Serif SC" w:cs="Noto Serif"/>
-          <w:sz w:val="20"/>
-          <w:szCs w:val="20"/>
-        </w:rPr>
-        <w:t xml:space="preserve"> </w:t>
-      </w:r>
-      <w:r>
-        <w:rPr>
-          <w:rFonts w:ascii="Noto Serif SC" w:eastAsia="Noto Serif SC" w:hAnsi="Noto Serif SC" w:cs="Noto Serif" w:hint="eastAsia"/>
-          <w:sz w:val="20"/>
-          <w:szCs w:val="20"/>
-        </w:rPr>
-        <w:t>(</w:t>
-      </w:r>
-      <w:r>
-        <w:rPr>
-          <w:rFonts w:ascii="Noto Serif SC" w:eastAsia="Noto Serif SC" w:hAnsi="Noto Serif SC" w:cs="Noto Serif"/>
-          <w:sz w:val="20"/>
-          <w:szCs w:val="20"/>
-        </w:rPr>
-        <w:t>Glockenspiel</w:t>
-      </w:r>
-      <w:r>
-        <w:rPr>
-          <w:rFonts w:ascii="Noto Serif SC" w:eastAsia="Noto Serif SC" w:hAnsi="Noto Serif SC" w:cs="Noto Serif" w:hint="eastAsia"/>
-          <w:sz w:val="20"/>
-          <w:szCs w:val="20"/>
-        </w:rPr>
-        <w:t>)</w:t>
-      </w:r>
-      <w:r>
-        <w:rPr>
-          <w:rFonts w:ascii="Noto Serif SC" w:eastAsia="Noto Serif SC" w:hAnsi="Noto Serif SC" w:cs="Noto Serif"/>
-          <w:sz w:val="20"/>
-          <w:szCs w:val="20"/>
-        </w:rPr>
-        <w:t xml:space="preserve">, </w:t>
-      </w:r>
-      <w:r>
-        <w:rPr>
-          <w:rFonts w:ascii="Noto Serif SC" w:eastAsia="Noto Serif SC" w:hAnsi="Noto Serif SC" w:cs="Noto Serif" w:hint="eastAsia"/>
-          <w:sz w:val="20"/>
-          <w:szCs w:val="20"/>
-        </w:rPr>
-        <w:t>云锣</w:t>
-      </w:r>
-      <w:r>
-        <w:rPr>
-          <w:rFonts w:ascii="Noto Serif SC" w:eastAsia="Noto Serif SC" w:hAnsi="Noto Serif SC" w:cs="Noto Serif"/>
-          <w:sz w:val="20"/>
-          <w:szCs w:val="20"/>
-        </w:rPr>
-        <w:t xml:space="preserve"> </w:t>
-      </w:r>
-      <w:r>
-        <w:rPr>
-          <w:rFonts w:ascii="Noto Serif SC" w:eastAsia="Noto Serif SC" w:hAnsi="Noto Serif SC" w:cs="Noto Serif" w:hint="eastAsia"/>
-          <w:sz w:val="20"/>
-          <w:szCs w:val="20"/>
-        </w:rPr>
-        <w:t>(</w:t>
-      </w:r>
-      <w:r>
-        <w:rPr>
-          <w:rFonts w:ascii="Noto Serif SC" w:eastAsia="Noto Serif SC" w:hAnsi="Noto Serif SC" w:cs="Noto Serif"/>
-          <w:sz w:val="20"/>
-          <w:szCs w:val="20"/>
-        </w:rPr>
-        <w:t>Yunluo</w:t>
-      </w:r>
-      <w:r>
-        <w:rPr>
-          <w:rFonts w:ascii="Noto Serif SC" w:eastAsia="Noto Serif SC" w:hAnsi="Noto Serif SC" w:cs="Noto Serif" w:hint="eastAsia"/>
-          <w:sz w:val="20"/>
-          <w:szCs w:val="20"/>
-        </w:rPr>
-        <w:t>)</w:t>
-      </w:r>
-      <w:r>
-        <w:rPr>
-          <w:rFonts w:ascii="Noto Serif SC" w:eastAsia="Noto Serif SC" w:hAnsi="Noto Serif SC" w:cs="Noto Serif"/>
-          <w:sz w:val="20"/>
-          <w:szCs w:val="20"/>
-        </w:rPr>
-        <w:t xml:space="preserve">, </w:t>
-      </w:r>
-      <w:r>
-        <w:rPr>
-          <w:rFonts w:ascii="Noto Serif SC" w:eastAsia="Noto Serif SC" w:hAnsi="Noto Serif SC" w:cs="Noto Serif" w:hint="eastAsia"/>
-          <w:sz w:val="20"/>
-          <w:szCs w:val="20"/>
-        </w:rPr>
-        <w:t>小堂鼓</w:t>
-      </w:r>
-      <w:r>
-        <w:rPr>
-          <w:rFonts w:ascii="Noto Serif SC" w:eastAsia="Noto Serif SC" w:hAnsi="Noto Serif SC" w:cs="Noto Serif"/>
-          <w:sz w:val="20"/>
-          <w:szCs w:val="20"/>
-        </w:rPr>
-        <w:t xml:space="preserve"> </w:t>
-      </w:r>
-      <w:r>
-        <w:rPr>
-          <w:rFonts w:ascii="Noto Serif SC" w:eastAsia="Noto Serif SC" w:hAnsi="Noto Serif SC" w:cs="Noto Serif" w:hint="eastAsia"/>
-          <w:sz w:val="20"/>
-          <w:szCs w:val="20"/>
-        </w:rPr>
-        <w:t>(</w:t>
-      </w:r>
-      <w:proofErr w:type="spellStart"/>
-      <w:r>
-        <w:rPr>
-          <w:rFonts w:ascii="Noto Serif SC" w:eastAsia="Noto Serif SC" w:hAnsi="Noto Serif SC" w:cs="Noto Serif"/>
-          <w:sz w:val="20"/>
-          <w:szCs w:val="20"/>
-        </w:rPr>
-        <w:t>Xiaotanggu</w:t>
-      </w:r>
-      <w:proofErr w:type="spellEnd"/>
-      <w:r>
-        <w:rPr>
-          <w:rFonts w:ascii="Noto Serif SC" w:eastAsia="Noto Serif SC" w:hAnsi="Noto Serif SC" w:cs="Noto Serif" w:hint="eastAsia"/>
-          <w:sz w:val="20"/>
-          <w:szCs w:val="20"/>
-        </w:rPr>
-        <w:t>)</w:t>
-      </w:r>
-      <w:r>
-        <w:rPr>
-          <w:rFonts w:ascii="Noto Serif SC" w:eastAsia="Noto Serif SC" w:hAnsi="Noto Serif SC" w:cs="Noto Serif"/>
-          <w:sz w:val="20"/>
-          <w:szCs w:val="20"/>
-        </w:rPr>
-        <w:t xml:space="preserve">, </w:t>
-      </w:r>
-      <w:r>
-        <w:rPr>
-          <w:rFonts w:ascii="Noto Serif SC" w:eastAsia="Noto Serif SC" w:hAnsi="Noto Serif SC" w:cs="Noto Serif" w:hint="eastAsia"/>
-          <w:sz w:val="20"/>
-          <w:szCs w:val="20"/>
-        </w:rPr>
-        <w:t>排鼓</w:t>
-      </w:r>
-      <w:r>
-        <w:rPr>
-          <w:rFonts w:ascii="Noto Serif SC" w:eastAsia="Noto Serif SC" w:hAnsi="Noto Serif SC" w:cs="Noto Serif"/>
-          <w:sz w:val="20"/>
-          <w:szCs w:val="20"/>
-        </w:rPr>
-        <w:t xml:space="preserve"> </w:t>
-      </w:r>
-      <w:r>
-        <w:rPr>
-          <w:rFonts w:ascii="Noto Serif SC" w:eastAsia="Noto Serif SC" w:hAnsi="Noto Serif SC" w:cs="Noto Serif"/>
-          <w:sz w:val="20"/>
-          <w:szCs w:val="20"/>
-          <w:lang w:val="en-GB"/>
-        </w:rPr>
-        <w:t>(</w:t>
-      </w:r>
-      <w:proofErr w:type="spellStart"/>
-      <w:r>
-        <w:rPr>
-          <w:rFonts w:ascii="Noto Serif SC" w:eastAsia="Noto Serif SC" w:hAnsi="Noto Serif SC" w:cs="Noto Serif"/>
-          <w:sz w:val="20"/>
-          <w:szCs w:val="20"/>
-        </w:rPr>
-        <w:t>Paigu</w:t>
-      </w:r>
-      <w:proofErr w:type="spellEnd"/>
-      <w:r>
-        <w:rPr>
-          <w:rFonts w:ascii="Noto Serif SC" w:eastAsia="Noto Serif SC" w:hAnsi="Noto Serif SC" w:cs="Noto Serif"/>
-          <w:sz w:val="20"/>
-          <w:szCs w:val="20"/>
-        </w:rPr>
-        <w:t>)</w:t>
-      </w:r>
-      <w:r>
-        <w:rPr>
-          <w:rFonts w:ascii="Noto Serif SC" w:eastAsia="Noto Serif SC" w:hAnsi="Noto Serif SC" w:cs="Noto Serif"/>
-          <w:sz w:val="20"/>
-          <w:szCs w:val="20"/>
-        </w:rPr>
-        <w:t xml:space="preserve">, </w:t>
-      </w:r>
-      <w:r>
-        <w:rPr>
-          <w:rFonts w:ascii="Noto Serif SC" w:eastAsia="Noto Serif SC" w:hAnsi="Noto Serif SC" w:cs="Noto Serif" w:hint="eastAsia"/>
-          <w:sz w:val="20"/>
-          <w:szCs w:val="20"/>
-        </w:rPr>
-        <w:t>木鱼</w:t>
-      </w:r>
-      <w:r>
-        <w:rPr>
-          <w:rFonts w:ascii="Noto Serif SC" w:eastAsia="Noto Serif SC" w:hAnsi="Noto Serif SC" w:cs="Noto Serif"/>
-          <w:sz w:val="20"/>
-          <w:szCs w:val="20"/>
-        </w:rPr>
-        <w:t xml:space="preserve"> </w:t>
-      </w:r>
-      <w:r>
-        <w:rPr>
-          <w:rFonts w:ascii="Noto Serif SC" w:eastAsia="Noto Serif SC" w:hAnsi="Noto Serif SC" w:cs="Noto Serif"/>
-          <w:sz w:val="20"/>
-          <w:szCs w:val="20"/>
-        </w:rPr>
-        <w:t>(</w:t>
-      </w:r>
-      <w:r>
-        <w:rPr>
-          <w:rFonts w:ascii="Noto Serif SC" w:eastAsia="Noto Serif SC" w:hAnsi="Noto Serif SC" w:cs="Noto Serif"/>
-          <w:sz w:val="20"/>
-          <w:szCs w:val="20"/>
-        </w:rPr>
-        <w:t>Chinese Woodblock</w:t>
-      </w:r>
-      <w:r>
-        <w:rPr>
-          <w:rFonts w:ascii="Noto Serif SC" w:eastAsia="Noto Serif SC" w:hAnsi="Noto Serif SC" w:cs="Noto Serif"/>
-          <w:sz w:val="20"/>
-          <w:szCs w:val="20"/>
-        </w:rPr>
-        <w:t>)</w:t>
-      </w:r>
-    </w:p>
-    <w:p>
-      <w:pPr>
-        <w:jc w:val="right"/>
-        <w:rPr>
-          <w:rFonts w:ascii="Noto Serif SC" w:eastAsia="Noto Serif SC" w:hAnsi="Noto Serif SC" w:cs="Noto Serif"/>
-          <w:sz w:val="24"/>
-          <w:szCs w:val="24"/>
-          <w:lang w:val="en-US"/>
-        </w:rPr>
-      </w:pPr>
-      <w:r>
-        <w:rPr>
-          <w:rFonts w:ascii="Noto Serif SC" w:eastAsia="Noto Serif SC" w:hAnsi="Noto Serif SC" w:cs="Noto Serif" w:hint="eastAsia"/>
-          <w:sz w:val="24"/>
-          <w:szCs w:val="24"/>
-          <w:lang w:val="en-US"/>
-        </w:rPr>
-        <w:t>打击乐</w:t>
-      </w:r>
-      <w:r>
-        <w:rPr>
-          <w:rFonts w:ascii="Noto Serif SC" w:eastAsia="Noto Serif SC" w:hAnsi="Noto Serif SC" w:cs="Noto Serif"/>
-          <w:sz w:val="24"/>
-          <w:szCs w:val="24"/>
-          <w:lang w:val="en-US"/>
-        </w:rPr>
-        <w:t xml:space="preserve"> II (Percussion II)</w:t>
-      </w:r>
-    </w:p>
-    <w:p>
-      <w:pPr>
-        <w:jc w:val="right"/>
-        <w:rPr>
-          <w:rFonts w:ascii="Noto Serif SC" w:eastAsia="Noto Serif SC" w:hAnsi="Noto Serif SC" w:cs="Noto Serif"/>
-          <w:sz w:val="20"/>
-          <w:szCs w:val="20"/>
-          <w:lang w:val="en-US"/>
-        </w:rPr>
-      </w:pPr>
-      <w:r>
-        <w:rPr>
-          <w:rFonts w:ascii="Noto Serif SC" w:eastAsia="Noto Serif SC" w:hAnsi="Noto Serif SC" w:cs="Noto Serif" w:hint="eastAsia"/>
-          <w:sz w:val="20"/>
-          <w:szCs w:val="20"/>
-        </w:rPr>
-        <w:t>中国木鱼</w:t>
-      </w:r>
-      <w:r>
-        <w:rPr>
-          <w:rFonts w:ascii="Noto Serif SC" w:eastAsia="Noto Serif SC" w:hAnsi="Noto Serif SC" w:cs="Noto Serif"/>
-          <w:sz w:val="20"/>
-          <w:szCs w:val="20"/>
-        </w:rPr>
-        <w:t xml:space="preserve"> </w:t>
-      </w:r>
-      <w:r>
-        <w:rPr>
-          <w:rFonts w:ascii="Noto Serif SC" w:eastAsia="Noto Serif SC" w:hAnsi="Noto Serif SC" w:cs="Noto Serif"/>
-          <w:sz w:val="20"/>
-          <w:szCs w:val="20"/>
-        </w:rPr>
-        <w:t>(</w:t>
-      </w:r>
-      <w:r>
-        <w:rPr>
-          <w:rFonts w:ascii="Noto Serif SC" w:eastAsia="Noto Serif SC" w:hAnsi="Noto Serif SC" w:cs="Noto Serif"/>
-          <w:sz w:val="20"/>
-          <w:szCs w:val="20"/>
-        </w:rPr>
-        <w:t>Chinese Woodblock</w:t>
-      </w:r>
-      <w:r>
-        <w:rPr>
-          <w:rFonts w:ascii="Noto Serif SC" w:eastAsia="Noto Serif SC" w:hAnsi="Noto Serif SC" w:cs="Noto Serif"/>
-          <w:sz w:val="20"/>
-          <w:szCs w:val="20"/>
-        </w:rPr>
-        <w:t>)</w:t>
-      </w:r>
-      <w:r>
-        <w:rPr>
-          <w:rFonts w:ascii="Noto Serif SC" w:eastAsia="Noto Serif SC" w:hAnsi="Noto Serif SC" w:cs="Noto Serif"/>
-          <w:sz w:val="20"/>
-          <w:szCs w:val="20"/>
-        </w:rPr>
-        <w:t xml:space="preserve">, </w:t>
-      </w:r>
-      <w:r>
-        <w:rPr>
-          <w:rFonts w:ascii="Noto Serif SC" w:eastAsia="Noto Serif SC" w:hAnsi="Noto Serif SC" w:cs="Noto Serif" w:hint="eastAsia"/>
-          <w:sz w:val="20"/>
-          <w:szCs w:val="20"/>
-        </w:rPr>
-        <w:t>颤音琴</w:t>
-      </w:r>
-      <w:r>
-        <w:rPr>
-          <w:rFonts w:ascii="Noto Serif SC" w:eastAsia="Noto Serif SC" w:hAnsi="Noto Serif SC" w:cs="Noto Serif"/>
-          <w:sz w:val="20"/>
-          <w:szCs w:val="20"/>
-        </w:rPr>
-        <w:t xml:space="preserve"> </w:t>
-      </w:r>
-      <w:r>
-        <w:rPr>
-          <w:rFonts w:ascii="Noto Serif SC" w:eastAsia="Noto Serif SC" w:hAnsi="Noto Serif SC" w:cs="Noto Serif"/>
-          <w:sz w:val="20"/>
-          <w:szCs w:val="20"/>
-        </w:rPr>
-        <w:t>(</w:t>
-      </w:r>
-      <w:r>
-        <w:rPr>
-          <w:rFonts w:ascii="Noto Serif SC" w:eastAsia="Noto Serif SC" w:hAnsi="Noto Serif SC" w:cs="Noto Serif"/>
-          <w:sz w:val="20"/>
-          <w:szCs w:val="20"/>
-        </w:rPr>
-        <w:t>Vibraphone</w:t>
-      </w:r>
-      <w:r>
-        <w:rPr>
-          <w:rFonts w:ascii="Noto Serif SC" w:eastAsia="Noto Serif SC" w:hAnsi="Noto Serif SC" w:cs="Noto Serif"/>
-          <w:sz w:val="20"/>
-          <w:szCs w:val="20"/>
-        </w:rPr>
-        <w:t>)</w:t>
-      </w:r>
-      <w:r>
-        <w:rPr>
-          <w:rFonts w:ascii="Noto Serif SC" w:eastAsia="Noto Serif SC" w:hAnsi="Noto Serif SC" w:cs="Noto Serif"/>
-          <w:sz w:val="20"/>
-          <w:szCs w:val="20"/>
-        </w:rPr>
-        <w:t xml:space="preserve">, </w:t>
-      </w:r>
-      <w:r>
-        <w:rPr>
-          <w:rFonts w:ascii="Noto Serif SC" w:eastAsia="Noto Serif SC" w:hAnsi="Noto Serif SC" w:cs="Noto Serif" w:hint="eastAsia"/>
-          <w:sz w:val="20"/>
-          <w:szCs w:val="20"/>
-        </w:rPr>
-        <w:t>大钹</w:t>
-      </w:r>
-      <w:r>
-        <w:rPr>
-          <w:rFonts w:ascii="Noto Serif SC" w:eastAsia="Noto Serif SC" w:hAnsi="Noto Serif SC" w:cs="Noto Serif"/>
-          <w:sz w:val="20"/>
-          <w:szCs w:val="20"/>
-        </w:rPr>
-        <w:t xml:space="preserve"> </w:t>
-      </w:r>
-      <w:r>
-        <w:rPr>
-          <w:rFonts w:ascii="Noto Serif SC" w:eastAsia="Noto Serif SC" w:hAnsi="Noto Serif SC" w:cs="Noto Serif"/>
-          <w:sz w:val="20"/>
-          <w:szCs w:val="20"/>
-        </w:rPr>
-        <w:t>(</w:t>
-      </w:r>
-      <w:r>
-        <w:rPr>
-          <w:rFonts w:ascii="Noto Serif SC" w:eastAsia="Noto Serif SC" w:hAnsi="Noto Serif SC" w:cs="Noto Serif"/>
-          <w:sz w:val="20"/>
-          <w:szCs w:val="20"/>
-        </w:rPr>
-        <w:t>Dabo</w:t>
-      </w:r>
-      <w:r>
-        <w:rPr>
-          <w:rFonts w:ascii="Noto Serif SC" w:eastAsia="Noto Serif SC" w:hAnsi="Noto Serif SC" w:cs="Noto Serif"/>
-          <w:sz w:val="20"/>
-          <w:szCs w:val="20"/>
-        </w:rPr>
-        <w:t>)</w:t>
-      </w:r>
-      <w:r>
-        <w:rPr>
-          <w:rFonts w:ascii="Noto Serif SC" w:eastAsia="Noto Serif SC" w:hAnsi="Noto Serif SC" w:cs="Noto Serif"/>
-          <w:sz w:val="20"/>
-          <w:szCs w:val="20"/>
-        </w:rPr>
-        <w:t xml:space="preserve">, </w:t>
-      </w:r>
-      <w:r>
-        <w:rPr>
-          <w:rFonts w:ascii="Noto Serif SC" w:eastAsia="Noto Serif SC" w:hAnsi="Noto Serif SC" w:cs="Noto Serif" w:hint="eastAsia"/>
-          <w:sz w:val="20"/>
-          <w:szCs w:val="20"/>
-        </w:rPr>
-        <w:t>排鼓</w:t>
-      </w:r>
-      <w:r>
-        <w:rPr>
-          <w:rFonts w:ascii="Noto Serif SC" w:eastAsia="Noto Serif SC" w:hAnsi="Noto Serif SC" w:cs="Noto Serif"/>
-          <w:sz w:val="20"/>
-          <w:szCs w:val="20"/>
-        </w:rPr>
-        <w:t xml:space="preserve"> </w:t>
-      </w:r>
-      <w:r>
-        <w:rPr>
-          <w:rFonts w:ascii="Noto Serif SC" w:eastAsia="Noto Serif SC" w:hAnsi="Noto Serif SC" w:cs="Noto Serif"/>
-          <w:sz w:val="20"/>
-          <w:szCs w:val="20"/>
-        </w:rPr>
-        <w:t>(</w:t>
-      </w:r>
-      <w:proofErr w:type="spellStart"/>
-      <w:r>
-        <w:rPr>
-          <w:rFonts w:ascii="Noto Serif SC" w:eastAsia="Noto Serif SC" w:hAnsi="Noto Serif SC" w:cs="Noto Serif"/>
-          <w:sz w:val="20"/>
-          <w:szCs w:val="20"/>
-        </w:rPr>
-        <w:t>Paigu</w:t>
-      </w:r>
-      <w:proofErr w:type="spellEnd"/>
-      <w:r>
-        <w:rPr>
-          <w:rFonts w:ascii="Noto Serif SC" w:eastAsia="Noto Serif SC" w:hAnsi="Noto Serif SC" w:cs="Noto Serif"/>
-          <w:sz w:val="20"/>
-          <w:szCs w:val="20"/>
-        </w:rPr>
-        <w:t>)</w:t>
-      </w:r>
-      <w:r>
-        <w:rPr>
-          <w:rFonts w:ascii="Noto Serif SC" w:eastAsia="Noto Serif SC" w:hAnsi="Noto Serif SC" w:cs="Noto Serif"/>
-          <w:sz w:val="20"/>
-          <w:szCs w:val="20"/>
-        </w:rPr>
-        <w:t xml:space="preserve">, </w:t>
-      </w:r>
-      <w:r>
-        <w:rPr>
-          <w:rFonts w:ascii="Noto Serif SC" w:eastAsia="Noto Serif SC" w:hAnsi="Noto Serif SC" w:cs="Noto Serif" w:hint="eastAsia"/>
-          <w:sz w:val="20"/>
-          <w:szCs w:val="20"/>
-        </w:rPr>
-        <w:t>军镲</w:t>
-      </w:r>
-      <w:r>
-        <w:rPr>
-          <w:rFonts w:ascii="Noto Serif SC" w:eastAsia="Noto Serif SC" w:hAnsi="Noto Serif SC" w:cs="Noto Serif"/>
-          <w:sz w:val="20"/>
-          <w:szCs w:val="20"/>
-        </w:rPr>
-        <w:t xml:space="preserve"> </w:t>
-      </w:r>
-      <w:r>
-        <w:rPr>
-          <w:rFonts w:ascii="Noto Serif SC" w:eastAsia="Noto Serif SC" w:hAnsi="Noto Serif SC" w:cs="Noto Serif"/>
-          <w:sz w:val="20"/>
-          <w:szCs w:val="20"/>
-        </w:rPr>
-        <w:t>(</w:t>
-      </w:r>
-      <w:r>
-        <w:rPr>
-          <w:rFonts w:ascii="Noto Serif SC" w:eastAsia="Noto Serif SC" w:hAnsi="Noto Serif SC" w:cs="Noto Serif"/>
-          <w:sz w:val="20"/>
-          <w:szCs w:val="20"/>
-        </w:rPr>
-        <w:t>Cymbals</w:t>
-      </w:r>
-      <w:r>
-        <w:rPr>
-          <w:rFonts w:ascii="Noto Serif SC" w:eastAsia="Noto Serif SC" w:hAnsi="Noto Serif SC" w:cs="Noto Serif"/>
-          <w:sz w:val="20"/>
-          <w:szCs w:val="20"/>
-        </w:rPr>
-        <w:t>)</w:t>
-      </w:r>
-      <w:r>
-        <w:rPr>
-          <w:rFonts w:ascii="Noto Serif SC" w:eastAsia="Noto Serif SC" w:hAnsi="Noto Serif SC" w:cs="Noto Serif"/>
-          <w:sz w:val="20"/>
-          <w:szCs w:val="20"/>
-        </w:rPr>
-        <w:t xml:space="preserve">, </w:t>
-      </w:r>
-      <w:r>
-        <w:rPr>
-          <w:rFonts w:ascii="Noto Serif SC" w:eastAsia="Noto Serif SC" w:hAnsi="Noto Serif SC" w:cs="Noto Serif" w:hint="eastAsia"/>
-          <w:sz w:val="20"/>
-          <w:szCs w:val="20"/>
-        </w:rPr>
-        <w:t>通通鼓</w:t>
-      </w:r>
-      <w:r>
-        <w:rPr>
-          <w:rFonts w:ascii="Noto Serif SC" w:eastAsia="Noto Serif SC" w:hAnsi="Noto Serif SC" w:cs="Noto Serif"/>
-          <w:sz w:val="20"/>
-          <w:szCs w:val="20"/>
-        </w:rPr>
-        <w:t xml:space="preserve"> </w:t>
-      </w:r>
-      <w:r>
-        <w:rPr>
-          <w:rFonts w:ascii="Noto Serif SC" w:eastAsia="Noto Serif SC" w:hAnsi="Noto Serif SC" w:cs="Noto Serif"/>
-          <w:sz w:val="20"/>
-          <w:szCs w:val="20"/>
-        </w:rPr>
-        <w:t>(</w:t>
-      </w:r>
-      <w:r>
-        <w:rPr>
-          <w:rFonts w:ascii="Noto Serif SC" w:eastAsia="Noto Serif SC" w:hAnsi="Noto Serif SC" w:cs="Noto Serif"/>
-          <w:sz w:val="20"/>
-          <w:szCs w:val="20"/>
-        </w:rPr>
-        <w:t>Tom-toms</w:t>
-      </w:r>
-      <w:r>
-        <w:rPr>
-          <w:rFonts w:ascii="Noto Serif SC" w:eastAsia="Noto Serif SC" w:hAnsi="Noto Serif SC" w:cs="Noto Serif"/>
-          <w:sz w:val="20"/>
-          <w:szCs w:val="20"/>
-        </w:rPr>
-        <w:t>)</w:t>
-      </w:r>
-    </w:p>
-    <w:p>
-      <w:pPr>
-        <w:jc w:val="right"/>
-        <w:rPr>
-          <w:rFonts w:ascii="Noto Serif SC" w:eastAsia="Noto Serif SC" w:hAnsi="Noto Serif SC" w:cs="Noto Serif"/>
-          <w:sz w:val="24"/>
-          <w:szCs w:val="24"/>
-          <w:lang w:val="en-US"/>
-        </w:rPr>
-      </w:pPr>
-      <w:r>
-        <w:rPr>
-          <w:rFonts w:ascii="Noto Serif SC" w:eastAsia="Noto Serif SC" w:hAnsi="Noto Serif SC" w:cs="Noto Serif" w:hint="eastAsia"/>
-          <w:sz w:val="24"/>
-          <w:szCs w:val="24"/>
-          <w:lang w:val="en-US"/>
-        </w:rPr>
-        <w:t>打击乐</w:t>
-      </w:r>
-      <w:r>
-        <w:rPr>
-          <w:rFonts w:ascii="Noto Serif SC" w:eastAsia="Noto Serif SC" w:hAnsi="Noto Serif SC" w:cs="Noto Serif"/>
-          <w:sz w:val="24"/>
-          <w:szCs w:val="24"/>
-          <w:lang w:val="en-US"/>
-        </w:rPr>
-        <w:t xml:space="preserve"> III (Percussion III)</w:t>
-      </w:r>
-    </w:p>
-    <w:p>
-      <w:pPr>
-        <w:jc w:val="right"/>
-        <w:rPr>
-          <w:rFonts w:ascii="Noto Serif SC" w:eastAsia="Noto Serif SC" w:hAnsi="Noto Serif SC" w:cs="Noto Serif"/>
-          <w:sz w:val="20"/>
-          <w:szCs w:val="20"/>
-        </w:rPr>
-      </w:pPr>
-      <w:r>
-        <w:rPr>
-          <w:rFonts w:ascii="Noto Serif SC" w:eastAsia="Noto Serif SC" w:hAnsi="Noto Serif SC" w:cs="Noto Serif" w:hint="eastAsia"/>
-          <w:sz w:val="20"/>
-          <w:szCs w:val="20"/>
-        </w:rPr>
-        <w:t>木琴</w:t>
-      </w:r>
-      <w:r>
-        <w:rPr>
-          <w:rFonts w:ascii="Noto Serif SC" w:eastAsia="Noto Serif SC" w:hAnsi="Noto Serif SC" w:cs="Noto Serif"/>
-          <w:sz w:val="20"/>
-          <w:szCs w:val="20"/>
-        </w:rPr>
-        <w:t xml:space="preserve"> </w:t>
-      </w:r>
-      <w:r>
-        <w:rPr>
-          <w:rFonts w:ascii="Noto Serif SC" w:eastAsia="Noto Serif SC" w:hAnsi="Noto Serif SC" w:cs="Noto Serif"/>
-          <w:sz w:val="20"/>
-          <w:szCs w:val="20"/>
-        </w:rPr>
-        <w:t>(</w:t>
-      </w:r>
-      <w:r>
-        <w:rPr>
-          <w:rFonts w:ascii="Noto Serif SC" w:eastAsia="Noto Serif SC" w:hAnsi="Noto Serif SC" w:cs="Noto Serif"/>
-          <w:sz w:val="20"/>
-          <w:szCs w:val="20"/>
-        </w:rPr>
-        <w:t>Xylophone</w:t>
-      </w:r>
-      <w:r>
-        <w:rPr>
-          <w:rFonts w:ascii="Noto Serif SC" w:eastAsia="Noto Serif SC" w:hAnsi="Noto Serif SC" w:cs="Noto Serif"/>
-          <w:sz w:val="20"/>
-          <w:szCs w:val="20"/>
-        </w:rPr>
-        <w:t>)</w:t>
-      </w:r>
-      <w:r>
-        <w:rPr>
-          <w:rFonts w:ascii="Noto Serif SC" w:eastAsia="Noto Serif SC" w:hAnsi="Noto Serif SC" w:cs="Noto Serif"/>
-          <w:sz w:val="20"/>
-          <w:szCs w:val="20"/>
-        </w:rPr>
-        <w:t xml:space="preserve">, </w:t>
-      </w:r>
-      <w:r>
-        <w:rPr>
-          <w:rFonts w:ascii="Noto Serif SC" w:eastAsia="Noto Serif SC" w:hAnsi="Noto Serif SC" w:cs="Noto Serif" w:hint="eastAsia"/>
-          <w:sz w:val="20"/>
-          <w:szCs w:val="20"/>
-        </w:rPr>
-        <w:t>通通鼓</w:t>
-      </w:r>
-      <w:r>
-        <w:rPr>
-          <w:rFonts w:ascii="Noto Serif SC" w:eastAsia="Noto Serif SC" w:hAnsi="Noto Serif SC" w:cs="Noto Serif"/>
-          <w:sz w:val="20"/>
-          <w:szCs w:val="20"/>
-        </w:rPr>
-        <w:t xml:space="preserve"> </w:t>
-      </w:r>
-      <w:r>
-        <w:rPr>
-          <w:rFonts w:ascii="Noto Serif SC" w:eastAsia="Noto Serif SC" w:hAnsi="Noto Serif SC" w:cs="Noto Serif"/>
-          <w:sz w:val="20"/>
-          <w:szCs w:val="20"/>
-        </w:rPr>
-        <w:t>(</w:t>
-      </w:r>
-      <w:r>
-        <w:rPr>
-          <w:rFonts w:ascii="Noto Serif SC" w:eastAsia="Noto Serif SC" w:hAnsi="Noto Serif SC" w:cs="Noto Serif"/>
-          <w:sz w:val="20"/>
-          <w:szCs w:val="20"/>
-        </w:rPr>
-        <w:t>Tom-toms</w:t>
-      </w:r>
-      <w:r>
-        <w:rPr>
-          <w:rFonts w:ascii="Noto Serif SC" w:eastAsia="Noto Serif SC" w:hAnsi="Noto Serif SC" w:cs="Noto Serif"/>
-          <w:sz w:val="20"/>
-          <w:szCs w:val="20"/>
-        </w:rPr>
-        <w:t>)</w:t>
-      </w:r>
-      <w:r>
-        <w:rPr>
-          <w:rFonts w:ascii="Noto Serif SC" w:eastAsia="Noto Serif SC" w:hAnsi="Noto Serif SC" w:cs="Noto Serif"/>
-          <w:sz w:val="20"/>
-          <w:szCs w:val="20"/>
-        </w:rPr>
-        <w:t xml:space="preserve">, </w:t>
-      </w:r>
-      <w:r>
-        <w:rPr>
-          <w:rFonts w:ascii="Noto Serif SC" w:eastAsia="Noto Serif SC" w:hAnsi="Noto Serif SC" w:cs="Noto Serif" w:hint="eastAsia"/>
-          <w:sz w:val="20"/>
-          <w:szCs w:val="20"/>
-        </w:rPr>
-        <w:t>乐鞭</w:t>
-      </w:r>
-      <w:r>
-        <w:rPr>
-          <w:rFonts w:ascii="Noto Serif SC" w:eastAsia="Noto Serif SC" w:hAnsi="Noto Serif SC" w:cs="Noto Serif"/>
-          <w:sz w:val="20"/>
-          <w:szCs w:val="20"/>
-        </w:rPr>
-        <w:t xml:space="preserve"> </w:t>
-      </w:r>
-      <w:r>
-        <w:rPr>
-          <w:rFonts w:ascii="Noto Serif SC" w:eastAsia="Noto Serif SC" w:hAnsi="Noto Serif SC" w:cs="Noto Serif"/>
-          <w:sz w:val="20"/>
-          <w:szCs w:val="20"/>
-        </w:rPr>
-        <w:t>(</w:t>
-      </w:r>
-      <w:r>
-        <w:rPr>
-          <w:rFonts w:ascii="Noto Serif SC" w:eastAsia="Noto Serif SC" w:hAnsi="Noto Serif SC" w:cs="Noto Serif"/>
-          <w:sz w:val="20"/>
-          <w:szCs w:val="20"/>
-        </w:rPr>
-        <w:t>Whip</w:t>
-      </w:r>
-      <w:r>
-        <w:rPr>
-          <w:rFonts w:ascii="Noto Serif SC" w:eastAsia="Noto Serif SC" w:hAnsi="Noto Serif SC" w:cs="Noto Serif"/>
-          <w:sz w:val="20"/>
-          <w:szCs w:val="20"/>
-        </w:rPr>
-        <w:t>)</w:t>
-      </w:r>
-      <w:r>
-        <w:rPr>
-          <w:rFonts w:ascii="Noto Serif SC" w:eastAsia="Noto Serif SC" w:hAnsi="Noto Serif SC" w:cs="Noto Serif"/>
-          <w:sz w:val="20"/>
-          <w:szCs w:val="20"/>
-        </w:rPr>
-        <w:t xml:space="preserve">, </w:t>
-      </w:r>
-      <w:r>
-        <w:rPr>
-          <w:rFonts w:ascii="Noto Serif SC" w:eastAsia="Noto Serif SC" w:hAnsi="Noto Serif SC" w:cs="Noto Serif" w:hint="eastAsia"/>
-          <w:sz w:val="20"/>
-          <w:szCs w:val="20"/>
-        </w:rPr>
-        <w:t>康嘎鼓</w:t>
-      </w:r>
-      <w:r>
-        <w:rPr>
-          <w:rFonts w:ascii="Noto Serif SC" w:eastAsia="Noto Serif SC" w:hAnsi="Noto Serif SC" w:cs="Noto Serif"/>
-          <w:sz w:val="20"/>
-          <w:szCs w:val="20"/>
-        </w:rPr>
-        <w:t xml:space="preserve"> </w:t>
-      </w:r>
-      <w:r>
-        <w:rPr>
-          <w:rFonts w:ascii="Noto Serif SC" w:eastAsia="Noto Serif SC" w:hAnsi="Noto Serif SC" w:cs="Noto Serif"/>
-          <w:sz w:val="20"/>
-          <w:szCs w:val="20"/>
-        </w:rPr>
-        <w:t>(</w:t>
-      </w:r>
-      <w:r>
-        <w:rPr>
-          <w:rFonts w:ascii="Noto Serif SC" w:eastAsia="Noto Serif SC" w:hAnsi="Noto Serif SC" w:cs="Noto Serif"/>
-          <w:sz w:val="20"/>
-          <w:szCs w:val="20"/>
-        </w:rPr>
-        <w:t>Congas</w:t>
-      </w:r>
-      <w:r>
-        <w:rPr>
-          <w:rFonts w:ascii="Noto Serif SC" w:eastAsia="Noto Serif SC" w:hAnsi="Noto Serif SC" w:cs="Noto Serif"/>
-          <w:sz w:val="20"/>
-          <w:szCs w:val="20"/>
-        </w:rPr>
-        <w:t>)</w:t>
-      </w:r>
-    </w:p>
-    <w:p>
-      <w:pPr>
-        <w:jc w:val="right"/>
-        <w:rPr>
-          <w:rFonts w:ascii="Noto Serif SC" w:eastAsia="Noto Serif SC" w:hAnsi="Noto Serif SC" w:cs="Noto Serif"/>
-          <w:sz w:val="24"/>
-          <w:szCs w:val="24"/>
-          <w:lang w:val="en-US"/>
-        </w:rPr>
-      </w:pPr>
-      <w:r>
-        <w:rPr>
-          <w:rFonts w:ascii="Noto Serif SC" w:eastAsia="Noto Serif SC" w:hAnsi="Noto Serif SC" w:cs="Noto Serif" w:hint="eastAsia"/>
-          <w:sz w:val="24"/>
-          <w:szCs w:val="24"/>
-          <w:lang w:val="en-US"/>
-        </w:rPr>
-        <w:t>打击乐</w:t>
-      </w:r>
-      <w:r>
-        <w:rPr>
-          <w:rFonts w:ascii="Noto Serif SC" w:eastAsia="Noto Serif SC" w:hAnsi="Noto Serif SC" w:cs="Noto Serif"/>
-          <w:sz w:val="24"/>
-          <w:szCs w:val="24"/>
-          <w:lang w:val="en-US"/>
-        </w:rPr>
-        <w:t xml:space="preserve"> IV (Percussion IV)</w:t>
-      </w:r>
-    </w:p>
-    <w:p>
-      <w:pPr>
-        <w:jc w:val="right"/>
-        <w:rPr>
-          <w:rFonts w:ascii="Noto Serif SC" w:eastAsia="Noto Serif SC" w:hAnsi="Noto Serif SC" w:cs="Noto Serif"/>
-          <w:sz w:val="20"/>
-          <w:szCs w:val="20"/>
-        </w:rPr>
-      </w:pPr>
-      <w:r>
-        <w:rPr>
-          <w:rFonts w:ascii="Noto Serif SC" w:eastAsia="Noto Serif SC" w:hAnsi="Noto Serif SC" w:cs="Noto Serif" w:hint="eastAsia"/>
-          <w:sz w:val="20"/>
-          <w:szCs w:val="20"/>
-        </w:rPr>
-        <w:t>编钟</w:t>
-      </w:r>
-      <w:r>
-        <w:rPr>
-          <w:rFonts w:ascii="Noto Serif SC" w:eastAsia="Noto Serif SC" w:hAnsi="Noto Serif SC" w:cs="Noto Serif"/>
-          <w:sz w:val="20"/>
-          <w:szCs w:val="20"/>
-        </w:rPr>
-        <w:t xml:space="preserve"> </w:t>
-      </w:r>
-      <w:r>
-        <w:rPr>
-          <w:rFonts w:ascii="Noto Serif SC" w:eastAsia="Noto Serif SC" w:hAnsi="Noto Serif SC" w:cs="Noto Serif"/>
-          <w:sz w:val="20"/>
-          <w:szCs w:val="20"/>
-        </w:rPr>
-        <w:t>(</w:t>
-      </w:r>
-      <w:proofErr w:type="spellStart"/>
-      <w:r>
-        <w:rPr>
-          <w:rFonts w:ascii="Noto Serif SC" w:eastAsia="Noto Serif SC" w:hAnsi="Noto Serif SC" w:cs="Noto Serif"/>
-          <w:sz w:val="20"/>
-          <w:szCs w:val="20"/>
-        </w:rPr>
-        <w:t>Bianzhong</w:t>
-      </w:r>
-      <w:proofErr w:type="spellEnd"/>
-      <w:r>
-        <w:rPr>
-          <w:rFonts w:ascii="Noto Serif SC" w:eastAsia="Noto Serif SC" w:hAnsi="Noto Serif SC" w:cs="Noto Serif"/>
-          <w:sz w:val="20"/>
-          <w:szCs w:val="20"/>
-        </w:rPr>
-        <w:t>)</w:t>
-      </w:r>
-      <w:r>
-        <w:rPr>
-          <w:rFonts w:ascii="Noto Serif SC" w:eastAsia="Noto Serif SC" w:hAnsi="Noto Serif SC" w:cs="Noto Serif"/>
-          <w:sz w:val="20"/>
-          <w:szCs w:val="20"/>
-        </w:rPr>
-        <w:t xml:space="preserve">, </w:t>
-      </w:r>
-      <w:r>
-        <w:rPr>
-          <w:rFonts w:ascii="Noto Serif SC" w:eastAsia="Noto Serif SC" w:hAnsi="Noto Serif SC" w:cs="Noto Serif" w:hint="eastAsia"/>
-          <w:sz w:val="20"/>
-          <w:szCs w:val="20"/>
-        </w:rPr>
-        <w:t>通通鼓</w:t>
-      </w:r>
-      <w:r>
-        <w:rPr>
-          <w:rFonts w:ascii="Noto Serif SC" w:eastAsia="Noto Serif SC" w:hAnsi="Noto Serif SC" w:cs="Noto Serif"/>
-          <w:sz w:val="20"/>
-          <w:szCs w:val="20"/>
-        </w:rPr>
-        <w:t xml:space="preserve"> </w:t>
-      </w:r>
-      <w:r>
-        <w:rPr>
-          <w:rFonts w:ascii="Noto Serif SC" w:eastAsia="Noto Serif SC" w:hAnsi="Noto Serif SC" w:cs="Noto Serif"/>
-          <w:sz w:val="20"/>
-          <w:szCs w:val="20"/>
-        </w:rPr>
-        <w:t>(</w:t>
-      </w:r>
-      <w:r>
-        <w:rPr>
-          <w:rFonts w:ascii="Noto Serif SC" w:eastAsia="Noto Serif SC" w:hAnsi="Noto Serif SC" w:cs="Noto Serif"/>
-          <w:sz w:val="20"/>
-          <w:szCs w:val="20"/>
-        </w:rPr>
-        <w:t>Tom-toms</w:t>
-      </w:r>
-      <w:r>
-        <w:rPr>
-          <w:rFonts w:ascii="Noto Serif SC" w:eastAsia="Noto Serif SC" w:hAnsi="Noto Serif SC" w:cs="Noto Serif"/>
-          <w:sz w:val="20"/>
-          <w:szCs w:val="20"/>
-        </w:rPr>
-        <w:t>)</w:t>
-      </w:r>
-      <w:r>
-        <w:rPr>
-          <w:rFonts w:ascii="Noto Serif SC" w:eastAsia="Noto Serif SC" w:hAnsi="Noto Serif SC" w:cs="Noto Serif"/>
-          <w:sz w:val="20"/>
-          <w:szCs w:val="20"/>
-        </w:rPr>
-        <w:t xml:space="preserve">, </w:t>
-      </w:r>
-      <w:r>
-        <w:rPr>
-          <w:rFonts w:ascii="Noto Serif SC" w:eastAsia="Noto Serif SC" w:hAnsi="Noto Serif SC" w:cs="Noto Serif" w:hint="eastAsia"/>
-          <w:sz w:val="20"/>
-          <w:szCs w:val="20"/>
-        </w:rPr>
-        <w:t>马林巴</w:t>
-      </w:r>
-      <w:r>
-        <w:rPr>
-          <w:rFonts w:ascii="Noto Serif SC" w:eastAsia="Noto Serif SC" w:hAnsi="Noto Serif SC" w:cs="Noto Serif"/>
-          <w:sz w:val="20"/>
-          <w:szCs w:val="20"/>
-        </w:rPr>
-        <w:t xml:space="preserve"> </w:t>
-      </w:r>
-      <w:r>
-        <w:rPr>
-          <w:rFonts w:ascii="Noto Serif SC" w:eastAsia="Noto Serif SC" w:hAnsi="Noto Serif SC" w:cs="Noto Serif"/>
-          <w:sz w:val="20"/>
-          <w:szCs w:val="20"/>
-        </w:rPr>
-        <w:t>(</w:t>
-      </w:r>
-      <w:r>
-        <w:rPr>
-          <w:rFonts w:ascii="Noto Serif SC" w:eastAsia="Noto Serif SC" w:hAnsi="Noto Serif SC" w:cs="Noto Serif"/>
-          <w:sz w:val="20"/>
-          <w:szCs w:val="20"/>
-        </w:rPr>
-        <w:t>Marimba</w:t>
-      </w:r>
-      <w:r>
-        <w:rPr>
-          <w:rFonts w:ascii="Noto Serif SC" w:eastAsia="Noto Serif SC" w:hAnsi="Noto Serif SC" w:cs="Noto Serif"/>
-          <w:sz w:val="20"/>
-          <w:szCs w:val="20"/>
-        </w:rPr>
-        <w:t>)</w:t>
-      </w:r>
-      <w:r>
-        <w:rPr>
-          <w:rFonts w:ascii="Noto Serif SC" w:eastAsia="Noto Serif SC" w:hAnsi="Noto Serif SC" w:cs="Noto Serif"/>
-          <w:sz w:val="20"/>
-          <w:szCs w:val="20"/>
-        </w:rPr>
-        <w:t xml:space="preserve">, </w:t>
-      </w:r>
-      <w:r>
-        <w:rPr>
-          <w:rFonts w:ascii="Noto Serif SC" w:eastAsia="Noto Serif SC" w:hAnsi="Noto Serif SC" w:cs="Noto Serif" w:hint="eastAsia"/>
-          <w:sz w:val="20"/>
-          <w:szCs w:val="20"/>
-        </w:rPr>
-        <w:t>军镲</w:t>
-      </w:r>
-      <w:r>
-        <w:rPr>
-          <w:rFonts w:ascii="Noto Serif SC" w:eastAsia="Noto Serif SC" w:hAnsi="Noto Serif SC" w:cs="Noto Serif"/>
-          <w:sz w:val="20"/>
-          <w:szCs w:val="20"/>
-        </w:rPr>
-        <w:t xml:space="preserve"> </w:t>
-      </w:r>
-      <w:r>
-        <w:rPr>
-          <w:rFonts w:ascii="Noto Serif SC" w:eastAsia="Noto Serif SC" w:hAnsi="Noto Serif SC" w:cs="Noto Serif"/>
-          <w:sz w:val="20"/>
-          <w:szCs w:val="20"/>
-        </w:rPr>
-        <w:t>(</w:t>
-      </w:r>
-      <w:r>
-        <w:rPr>
-          <w:rFonts w:ascii="Noto Serif SC" w:eastAsia="Noto Serif SC" w:hAnsi="Noto Serif SC" w:cs="Noto Serif"/>
-          <w:sz w:val="20"/>
-          <w:szCs w:val="20"/>
-        </w:rPr>
-        <w:t>Cymbals</w:t>
-      </w:r>
-      <w:r>
-        <w:rPr>
-          <w:rFonts w:ascii="Noto Serif SC" w:eastAsia="Noto Serif SC" w:hAnsi="Noto Serif SC" w:cs="Noto Serif"/>
-          <w:sz w:val="20"/>
-          <w:szCs w:val="20"/>
-        </w:rPr>
-        <w:t>)</w:t>
-      </w:r>
-    </w:p>
-    <w:p>
-      <w:pPr>
-        <w:jc w:val="right"/>
-        <w:rPr>
-          <w:rFonts w:ascii="Noto Serif SC" w:eastAsia="Noto Serif SC" w:hAnsi="Noto Serif SC" w:cs="Noto Serif"/>
-          <w:sz w:val="24"/>
-          <w:szCs w:val="24"/>
-          <w:lang w:val="en-US"/>
-        </w:rPr>
-      </w:pPr>
-      <w:r>
-        <w:rPr>
-          <w:rFonts w:ascii="Noto Serif SC" w:eastAsia="Noto Serif SC" w:hAnsi="Noto Serif SC" w:cs="Noto Serif" w:hint="eastAsia"/>
-          <w:sz w:val="24"/>
-          <w:szCs w:val="24"/>
-          <w:lang w:val="en-US"/>
-        </w:rPr>
-        <w:t>打击乐</w:t>
-      </w:r>
-      <w:r>
-        <w:rPr>
-          <w:rFonts w:ascii="Noto Serif SC" w:eastAsia="Noto Serif SC" w:hAnsi="Noto Serif SC" w:cs="Noto Serif"/>
-          <w:sz w:val="24"/>
-          <w:szCs w:val="24"/>
-          <w:lang w:val="en-US"/>
-        </w:rPr>
-        <w:t xml:space="preserve"> V (Percussion V)</w:t>
-      </w:r>
-    </w:p>
-    <w:p>
-      <w:pPr>
-        <w:jc w:val="right"/>
-        <w:rPr>
-          <w:rFonts w:ascii="Noto Serif SC" w:eastAsia="Noto Serif SC" w:hAnsi="Noto Serif SC" w:cs="Noto Serif"/>
-          <w:sz w:val="20"/>
-          <w:szCs w:val="20"/>
-        </w:rPr>
-      </w:pPr>
-      <w:r>
-        <w:rPr>
-          <w:rFonts w:ascii="Noto Serif SC" w:eastAsia="Noto Serif SC" w:hAnsi="Noto Serif SC" w:cs="Noto Serif" w:hint="eastAsia"/>
-          <w:sz w:val="20"/>
-          <w:szCs w:val="20"/>
-        </w:rPr>
-        <w:t>铓锣</w:t>
-      </w:r>
-      <w:r>
-        <w:rPr>
-          <w:rFonts w:ascii="Noto Serif SC" w:eastAsia="Noto Serif SC" w:hAnsi="Noto Serif SC" w:cs="Noto Serif"/>
-          <w:sz w:val="20"/>
-          <w:szCs w:val="20"/>
-        </w:rPr>
-        <w:t xml:space="preserve"> </w:t>
-      </w:r>
-      <w:r>
-        <w:rPr>
-          <w:rFonts w:ascii="Noto Serif SC" w:eastAsia="Noto Serif SC" w:hAnsi="Noto Serif SC" w:cs="Noto Serif"/>
-          <w:sz w:val="20"/>
-          <w:szCs w:val="20"/>
-        </w:rPr>
-        <w:t>(</w:t>
-      </w:r>
-      <w:proofErr w:type="spellStart"/>
-      <w:r>
-        <w:rPr>
-          <w:rFonts w:ascii="Noto Serif SC" w:eastAsia="Noto Serif SC" w:hAnsi="Noto Serif SC" w:cs="Noto Serif"/>
-          <w:sz w:val="20"/>
-          <w:szCs w:val="20"/>
-        </w:rPr>
-        <w:t>Mangluo</w:t>
-      </w:r>
-      <w:proofErr w:type="spellEnd"/>
-      <w:r>
-        <w:rPr>
-          <w:rFonts w:ascii="Noto Serif SC" w:eastAsia="Noto Serif SC" w:hAnsi="Noto Serif SC" w:cs="Noto Serif"/>
-          <w:sz w:val="20"/>
-          <w:szCs w:val="20"/>
-        </w:rPr>
-        <w:t>)</w:t>
-      </w:r>
-      <w:r>
-        <w:rPr>
-          <w:rFonts w:ascii="Noto Serif SC" w:eastAsia="Noto Serif SC" w:hAnsi="Noto Serif SC" w:cs="Noto Serif"/>
-          <w:sz w:val="20"/>
-          <w:szCs w:val="20"/>
-        </w:rPr>
-        <w:t xml:space="preserve">, </w:t>
-      </w:r>
-      <w:r>
-        <w:rPr>
-          <w:rFonts w:ascii="Noto Serif SC" w:eastAsia="Noto Serif SC" w:hAnsi="Noto Serif SC" w:cs="Noto Serif" w:hint="eastAsia"/>
-          <w:sz w:val="20"/>
-          <w:szCs w:val="20"/>
-        </w:rPr>
-        <w:t>颤音琴</w:t>
-      </w:r>
-      <w:r>
-        <w:rPr>
-          <w:rFonts w:ascii="Noto Serif SC" w:eastAsia="Noto Serif SC" w:hAnsi="Noto Serif SC" w:cs="Noto Serif"/>
-          <w:sz w:val="20"/>
-          <w:szCs w:val="20"/>
-        </w:rPr>
-        <w:t xml:space="preserve"> </w:t>
-      </w:r>
-      <w:r>
-        <w:rPr>
-          <w:rFonts w:ascii="Noto Serif SC" w:eastAsia="Noto Serif SC" w:hAnsi="Noto Serif SC" w:cs="Noto Serif"/>
-          <w:sz w:val="20"/>
-          <w:szCs w:val="20"/>
-        </w:rPr>
-        <w:t>(</w:t>
-      </w:r>
-      <w:r>
-        <w:rPr>
-          <w:rFonts w:ascii="Noto Serif SC" w:eastAsia="Noto Serif SC" w:hAnsi="Noto Serif SC" w:cs="Noto Serif"/>
-          <w:sz w:val="20"/>
-          <w:szCs w:val="20"/>
-        </w:rPr>
-        <w:t>Vibraphone</w:t>
-      </w:r>
-      <w:r>
-        <w:rPr>
-          <w:rFonts w:ascii="Noto Serif SC" w:eastAsia="Noto Serif SC" w:hAnsi="Noto Serif SC" w:cs="Noto Serif"/>
-          <w:sz w:val="20"/>
-          <w:szCs w:val="20"/>
-        </w:rPr>
-        <w:t>)</w:t>
-      </w:r>
-      <w:r>
-        <w:rPr>
-          <w:rFonts w:ascii="Noto Serif SC" w:eastAsia="Noto Serif SC" w:hAnsi="Noto Serif SC" w:cs="Noto Serif"/>
-          <w:sz w:val="20"/>
-          <w:szCs w:val="20"/>
-        </w:rPr>
-        <w:t xml:space="preserve">, </w:t>
-      </w:r>
-      <w:r>
-        <w:rPr>
-          <w:rFonts w:ascii="Noto Serif SC" w:eastAsia="Noto Serif SC" w:hAnsi="Noto Serif SC" w:cs="Noto Serif" w:hint="eastAsia"/>
-          <w:sz w:val="20"/>
-          <w:szCs w:val="20"/>
-        </w:rPr>
-        <w:t>编钟</w:t>
-      </w:r>
-      <w:r>
-        <w:rPr>
-          <w:rFonts w:ascii="Noto Serif SC" w:eastAsia="Noto Serif SC" w:hAnsi="Noto Serif SC" w:cs="Noto Serif"/>
-          <w:sz w:val="20"/>
-          <w:szCs w:val="20"/>
-        </w:rPr>
-        <w:t xml:space="preserve"> </w:t>
-      </w:r>
-      <w:r>
-        <w:rPr>
-          <w:rFonts w:ascii="Noto Serif SC" w:eastAsia="Noto Serif SC" w:hAnsi="Noto Serif SC" w:cs="Noto Serif"/>
-          <w:sz w:val="20"/>
-          <w:szCs w:val="20"/>
-        </w:rPr>
-        <w:t>(</w:t>
-      </w:r>
-      <w:proofErr w:type="spellStart"/>
-      <w:r>
-        <w:rPr>
-          <w:rFonts w:ascii="Noto Serif SC" w:eastAsia="Noto Serif SC" w:hAnsi="Noto Serif SC" w:cs="Noto Serif"/>
-          <w:sz w:val="20"/>
-          <w:szCs w:val="20"/>
-        </w:rPr>
-        <w:t>Bianzhong</w:t>
-      </w:r>
-      <w:proofErr w:type="spellEnd"/>
-      <w:r>
-        <w:rPr>
-          <w:rFonts w:ascii="Noto Serif SC" w:eastAsia="Noto Serif SC" w:hAnsi="Noto Serif SC" w:cs="Noto Serif"/>
-          <w:sz w:val="20"/>
-          <w:szCs w:val="20"/>
-        </w:rPr>
-        <w:t>)</w:t>
-      </w:r>
-      <w:r>
-        <w:rPr>
-          <w:rFonts w:ascii="Noto Serif SC" w:eastAsia="Noto Serif SC" w:hAnsi="Noto Serif SC" w:cs="Noto Serif"/>
-          <w:sz w:val="20"/>
-          <w:szCs w:val="20"/>
-        </w:rPr>
-        <w:t xml:space="preserve">, </w:t>
-      </w:r>
-      <w:r>
-        <w:rPr>
-          <w:rFonts w:ascii="Noto Serif SC" w:eastAsia="Noto Serif SC" w:hAnsi="Noto Serif SC" w:cs="Noto Serif" w:hint="eastAsia"/>
-          <w:sz w:val="20"/>
-          <w:szCs w:val="20"/>
-        </w:rPr>
-        <w:t>大军鼓</w:t>
-      </w:r>
-      <w:r>
-        <w:rPr>
-          <w:rFonts w:ascii="Noto Serif SC" w:eastAsia="Noto Serif SC" w:hAnsi="Noto Serif SC" w:cs="Noto Serif"/>
-          <w:sz w:val="20"/>
-          <w:szCs w:val="20"/>
-        </w:rPr>
-        <w:t xml:space="preserve"> </w:t>
-      </w:r>
-      <w:r>
-        <w:rPr>
-          <w:rFonts w:ascii="Noto Serif SC" w:eastAsia="Noto Serif SC" w:hAnsi="Noto Serif SC" w:cs="Noto Serif"/>
-          <w:sz w:val="20"/>
-          <w:szCs w:val="20"/>
-        </w:rPr>
-        <w:t>(</w:t>
-      </w:r>
-      <w:r>
-        <w:rPr>
-          <w:rFonts w:ascii="Noto Serif SC" w:eastAsia="Noto Serif SC" w:hAnsi="Noto Serif SC" w:cs="Noto Serif"/>
-          <w:sz w:val="20"/>
-          <w:szCs w:val="20"/>
-        </w:rPr>
-        <w:t>Bass drum</w:t>
-      </w:r>
-      <w:r>
-        <w:rPr>
-          <w:rFonts w:ascii="Noto Serif SC" w:eastAsia="Noto Serif SC" w:hAnsi="Noto Serif SC" w:cs="Noto Serif"/>
-          <w:sz w:val="20"/>
-          <w:szCs w:val="20"/>
-        </w:rPr>
-        <w:t>)</w:t>
-      </w:r>
-      <w:r>
-        <w:rPr>
-          <w:rFonts w:ascii="Noto Serif SC" w:eastAsia="Noto Serif SC" w:hAnsi="Noto Serif SC" w:cs="Noto Serif"/>
-          <w:sz w:val="20"/>
-          <w:szCs w:val="20"/>
-        </w:rPr>
-        <w:t xml:space="preserve">, </w:t>
-      </w:r>
-      <w:r>
-        <w:rPr>
-          <w:rFonts w:ascii="Noto Serif SC" w:eastAsia="Noto Serif SC" w:hAnsi="Noto Serif SC" w:cs="Noto Serif" w:hint="eastAsia"/>
-          <w:sz w:val="20"/>
-          <w:szCs w:val="20"/>
-        </w:rPr>
-        <w:t>大锣</w:t>
-      </w:r>
-      <w:r>
-        <w:rPr>
-          <w:rFonts w:ascii="Noto Serif SC" w:eastAsia="Noto Serif SC" w:hAnsi="Noto Serif SC" w:cs="Noto Serif"/>
-          <w:sz w:val="20"/>
-          <w:szCs w:val="20"/>
-        </w:rPr>
-        <w:t xml:space="preserve"> </w:t>
-      </w:r>
-      <w:r>
-        <w:rPr>
-          <w:rFonts w:ascii="Noto Serif SC" w:eastAsia="Noto Serif SC" w:hAnsi="Noto Serif SC" w:cs="Noto Serif"/>
-          <w:sz w:val="20"/>
-          <w:szCs w:val="20"/>
-        </w:rPr>
-        <w:t>(</w:t>
-      </w:r>
-      <w:proofErr w:type="spellStart"/>
-      <w:r>
-        <w:rPr>
-          <w:rFonts w:ascii="Noto Serif SC" w:eastAsia="Noto Serif SC" w:hAnsi="Noto Serif SC" w:cs="Noto Serif"/>
-          <w:sz w:val="20"/>
-          <w:szCs w:val="20"/>
-        </w:rPr>
-        <w:t>Daluo</w:t>
-      </w:r>
-      <w:proofErr w:type="spellEnd"/>
-      <w:r>
-        <w:rPr>
-          <w:rFonts w:ascii="Noto Serif SC" w:eastAsia="Noto Serif SC" w:hAnsi="Noto Serif SC" w:cs="Noto Serif"/>
-          <w:sz w:val="20"/>
-          <w:szCs w:val="20"/>
-        </w:rPr>
-        <w:t>)</w:t>
-      </w:r>
-    </w:p>
-    <w:p>
-      <w:pPr>
-        <w:jc w:val="right"/>
-        <w:rPr>
-          <w:rFonts w:ascii="Noto Serif SC" w:eastAsia="Noto Serif SC" w:hAnsi="Noto Serif SC" w:cs="Noto Serif"/>
-          <w:sz w:val="24"/>
-          <w:szCs w:val="24"/>
-          <w:lang w:val="en-US"/>
-        </w:rPr>
-      </w:pPr>
-      <w:r>
-        <w:rPr>
-          <w:rFonts w:ascii="Noto Serif SC" w:eastAsia="Noto Serif SC" w:hAnsi="Noto Serif SC" w:cs="Noto Serif" w:hint="eastAsia"/>
-          <w:sz w:val="24"/>
-          <w:szCs w:val="24"/>
-          <w:lang w:val="en-US"/>
-        </w:rPr>
-        <w:t>打击乐</w:t>
-      </w:r>
-      <w:r>
-        <w:rPr>
-          <w:rFonts w:ascii="Noto Serif SC" w:eastAsia="Noto Serif SC" w:hAnsi="Noto Serif SC" w:cs="Noto Serif"/>
-          <w:sz w:val="24"/>
-          <w:szCs w:val="24"/>
-          <w:lang w:val="en-US"/>
-        </w:rPr>
-        <w:t xml:space="preserve"> VI (Percussion VI)</w:t>
-      </w:r>
-    </w:p>
-    <w:p>
-      <w:pPr>
-        <w:jc w:val="right"/>
-        <w:rPr>
-          <w:rFonts w:ascii="Noto Serif SC" w:eastAsia="Noto Serif SC" w:hAnsi="Noto Serif SC" w:cs="Noto Serif"/>
-          <w:sz w:val="20"/>
-          <w:szCs w:val="20"/>
-          <w:lang w:val="en-US"/>
-        </w:rPr>
-      </w:pPr>
-      <w:r>
-        <w:rPr>
-          <w:rFonts w:ascii="Noto Serif SC" w:eastAsia="Noto Serif SC" w:hAnsi="Noto Serif SC" w:cs="Noto Serif"/>
-          <w:sz w:val="20"/>
-          <w:szCs w:val="20"/>
-        </w:rPr>
-        <w:t>(</w:t>
-      </w:r>
-      <w:r>
-        <w:rPr>
-          <w:rFonts w:ascii="Noto Serif SC" w:eastAsia="Noto Serif SC" w:hAnsi="Noto Serif SC" w:cs="Noto Serif" w:hint="eastAsia"/>
-          <w:sz w:val="20"/>
-          <w:szCs w:val="20"/>
-        </w:rPr>
-        <w:t>中国</w:t>
-      </w:r>
-      <w:r>
-        <w:rPr>
-          <w:rFonts w:ascii="Noto Serif SC" w:eastAsia="Noto Serif SC" w:hAnsi="Noto Serif SC" w:cs="Noto Serif"/>
-          <w:sz w:val="20"/>
-          <w:szCs w:val="20"/>
-        </w:rPr>
-        <w:t>)</w:t>
-      </w:r>
-      <w:r>
-        <w:rPr>
-          <w:rFonts w:ascii="Noto Serif SC" w:eastAsia="Noto Serif SC" w:hAnsi="Noto Serif SC" w:cs="Noto Serif" w:hint="eastAsia"/>
-          <w:sz w:val="20"/>
-          <w:szCs w:val="20"/>
-        </w:rPr>
-        <w:t>大鼓</w:t>
-      </w:r>
-      <w:r>
-        <w:rPr>
-          <w:rFonts w:ascii="Noto Serif SC" w:eastAsia="Noto Serif SC" w:hAnsi="Noto Serif SC" w:cs="Noto Serif"/>
-          <w:sz w:val="20"/>
-          <w:szCs w:val="20"/>
-        </w:rPr>
-        <w:t xml:space="preserve"> </w:t>
-      </w:r>
-      <w:r>
-        <w:rPr>
-          <w:rFonts w:ascii="Noto Serif SC" w:eastAsia="Noto Serif SC" w:hAnsi="Noto Serif SC" w:cs="Noto Serif"/>
-          <w:sz w:val="20"/>
-          <w:szCs w:val="20"/>
-        </w:rPr>
-        <w:t>(</w:t>
-      </w:r>
-      <w:r>
-        <w:rPr>
-          <w:rFonts w:ascii="Noto Serif SC" w:eastAsia="Noto Serif SC" w:hAnsi="Noto Serif SC" w:cs="Noto Serif"/>
-          <w:sz w:val="20"/>
-          <w:szCs w:val="20"/>
-        </w:rPr>
-        <w:t>Dagu</w:t>
-      </w:r>
-      <w:r>
-        <w:rPr>
-          <w:rFonts w:ascii="Noto Serif SC" w:eastAsia="Noto Serif SC" w:hAnsi="Noto Serif SC" w:cs="Noto Serif"/>
-          <w:sz w:val="20"/>
-          <w:szCs w:val="20"/>
-        </w:rPr>
-        <w:t>)</w:t>
-      </w:r>
-      <w:r>
-        <w:rPr>
-          <w:rFonts w:ascii="Noto Serif SC" w:eastAsia="Noto Serif SC" w:hAnsi="Noto Serif SC" w:cs="Noto Serif"/>
-          <w:sz w:val="20"/>
-          <w:szCs w:val="20"/>
-        </w:rPr>
-        <w:t xml:space="preserve">, </w:t>
-      </w:r>
-      <w:proofErr w:type="spellStart"/>
-      <w:r>
-        <w:rPr>
-          <w:rFonts w:ascii="Noto Serif SC" w:eastAsia="Noto Serif SC" w:hAnsi="Noto Serif SC" w:cs="Noto Serif"/>
-          <w:sz w:val="20"/>
-          <w:szCs w:val="20"/>
-        </w:rPr>
-        <w:t>Tubaphone</w:t>
-      </w:r>
-      <w:proofErr w:type="spellEnd"/>
-      <w:r>
-        <w:rPr>
-          <w:rFonts w:ascii="Noto Serif SC" w:eastAsia="Noto Serif SC" w:hAnsi="Noto Serif SC" w:cs="Noto Serif"/>
-          <w:sz w:val="20"/>
-          <w:szCs w:val="20"/>
-        </w:rPr>
-        <w:t xml:space="preserve">, </w:t>
-      </w:r>
-      <w:r>
-        <w:rPr>
-          <w:rFonts w:ascii="Noto Serif SC" w:eastAsia="Noto Serif SC" w:hAnsi="Noto Serif SC" w:cs="Noto Serif" w:hint="eastAsia"/>
-          <w:sz w:val="20"/>
-          <w:szCs w:val="20"/>
-        </w:rPr>
-        <w:t>小军鼓</w:t>
-      </w:r>
-      <w:r>
-        <w:rPr>
-          <w:rFonts w:ascii="Noto Serif SC" w:eastAsia="Noto Serif SC" w:hAnsi="Noto Serif SC" w:cs="Noto Serif"/>
-          <w:sz w:val="20"/>
-          <w:szCs w:val="20"/>
-        </w:rPr>
-        <w:t xml:space="preserve"> </w:t>
-      </w:r>
-      <w:r>
-        <w:rPr>
-          <w:rFonts w:ascii="Noto Serif SC" w:eastAsia="Noto Serif SC" w:hAnsi="Noto Serif SC" w:cs="Noto Serif"/>
-          <w:sz w:val="20"/>
-          <w:szCs w:val="20"/>
-        </w:rPr>
-        <w:t>(</w:t>
-      </w:r>
-      <w:r>
-        <w:rPr>
-          <w:rFonts w:ascii="Noto Serif SC" w:eastAsia="Noto Serif SC" w:hAnsi="Noto Serif SC" w:cs="Noto Serif"/>
-          <w:sz w:val="20"/>
-          <w:szCs w:val="20"/>
-        </w:rPr>
-        <w:t>Snare Drum</w:t>
-      </w:r>
-      <w:r>
-        <w:rPr>
-          <w:rFonts w:ascii="Noto Serif SC" w:eastAsia="Noto Serif SC" w:hAnsi="Noto Serif SC" w:cs="Noto Serif"/>
-          <w:sz w:val="20"/>
-          <w:szCs w:val="20"/>
-        </w:rPr>
-        <w:t>)</w:t>
-      </w:r>
-      <w:r>
-        <w:rPr>
-          <w:rFonts w:ascii="Noto Serif SC" w:eastAsia="Noto Serif SC" w:hAnsi="Noto Serif SC" w:cs="Noto Serif"/>
-          <w:sz w:val="20"/>
-          <w:szCs w:val="20"/>
-        </w:rPr>
-        <w:t>, (</w:t>
-      </w:r>
-      <w:r>
-        <w:rPr>
-          <w:rFonts w:ascii="Noto Serif SC" w:eastAsia="Noto Serif SC" w:hAnsi="Noto Serif SC" w:cs="Noto Serif" w:hint="eastAsia"/>
-          <w:sz w:val="20"/>
-          <w:szCs w:val="20"/>
-        </w:rPr>
-        <w:t>中国</w:t>
-      </w:r>
-      <w:r>
-        <w:rPr>
-          <w:rFonts w:ascii="Noto Serif SC" w:eastAsia="Noto Serif SC" w:hAnsi="Noto Serif SC" w:cs="Noto Serif"/>
-          <w:sz w:val="20"/>
-          <w:szCs w:val="20"/>
-        </w:rPr>
-        <w:t>)</w:t>
-      </w:r>
-      <w:r>
-        <w:rPr>
-          <w:rFonts w:ascii="Noto Serif SC" w:eastAsia="Noto Serif SC" w:hAnsi="Noto Serif SC" w:cs="Noto Serif" w:hint="eastAsia"/>
-          <w:sz w:val="20"/>
-          <w:szCs w:val="20"/>
-        </w:rPr>
-        <w:t>大鼓</w:t>
-      </w:r>
-      <w:r>
-        <w:rPr>
-          <w:rFonts w:ascii="Noto Serif SC" w:eastAsia="Noto Serif SC" w:hAnsi="Noto Serif SC" w:cs="Noto Serif"/>
-          <w:sz w:val="20"/>
-          <w:szCs w:val="20"/>
-        </w:rPr>
-        <w:t xml:space="preserve"> </w:t>
-      </w:r>
-      <w:r>
-        <w:rPr>
-          <w:rFonts w:ascii="Noto Serif SC" w:eastAsia="Noto Serif SC" w:hAnsi="Noto Serif SC" w:cs="Noto Serif"/>
-          <w:sz w:val="20"/>
-          <w:szCs w:val="20"/>
-        </w:rPr>
-        <w:t>(</w:t>
-      </w:r>
-      <w:r>
-        <w:rPr>
-          <w:rFonts w:ascii="Noto Serif SC" w:eastAsia="Noto Serif SC" w:hAnsi="Noto Serif SC" w:cs="Noto Serif"/>
-          <w:sz w:val="20"/>
-          <w:szCs w:val="20"/>
-        </w:rPr>
-        <w:t>Dagu</w:t>
-      </w:r>
-      <w:r>
-        <w:rPr>
-          <w:rFonts w:ascii="Noto Serif SC" w:eastAsia="Noto Serif SC" w:hAnsi="Noto Serif SC" w:cs="Noto Serif"/>
-          <w:sz w:val="20"/>
-          <w:szCs w:val="20"/>
-        </w:rPr>
-        <w:t>)</w:t>
-      </w:r>
-      <w:r>
-        <w:rPr>
-          <w:rFonts w:ascii="Noto Serif SC" w:eastAsia="Noto Serif SC" w:hAnsi="Noto Serif SC" w:cs="Noto Serif"/>
-          <w:sz w:val="20"/>
-          <w:szCs w:val="20"/>
-        </w:rPr>
-        <w:t xml:space="preserve">, </w:t>
-      </w:r>
-      <w:r>
-        <w:rPr>
-          <w:rFonts w:ascii="Noto Serif SC" w:eastAsia="Noto Serif SC" w:hAnsi="Noto Serif SC" w:cs="Noto Serif" w:hint="eastAsia"/>
-          <w:sz w:val="20"/>
-          <w:szCs w:val="20"/>
-        </w:rPr>
-        <w:t>编磬</w:t>
-      </w:r>
-      <w:r>
-        <w:rPr>
-          <w:rFonts w:ascii="Noto Serif SC" w:eastAsia="Noto Serif SC" w:hAnsi="Noto Serif SC" w:cs="Noto Serif"/>
-          <w:sz w:val="20"/>
-          <w:szCs w:val="20"/>
-        </w:rPr>
-        <w:t xml:space="preserve"> </w:t>
-      </w:r>
-      <w:r>
-        <w:rPr>
-          <w:rFonts w:ascii="Noto Serif SC" w:eastAsia="Noto Serif SC" w:hAnsi="Noto Serif SC" w:cs="Noto Serif"/>
-          <w:sz w:val="20"/>
-          <w:szCs w:val="20"/>
-        </w:rPr>
-        <w:t>(</w:t>
-      </w:r>
-      <w:r>
-        <w:rPr>
-          <w:rFonts w:ascii="Noto Serif SC" w:eastAsia="Noto Serif SC" w:hAnsi="Noto Serif SC" w:cs="Noto Serif"/>
-          <w:sz w:val="20"/>
-          <w:szCs w:val="20"/>
-        </w:rPr>
-        <w:t>Bianqing</w:t>
-      </w:r>
-      <w:r>
-        <w:rPr>
-          <w:rFonts w:ascii="Noto Serif SC" w:eastAsia="Noto Serif SC" w:hAnsi="Noto Serif SC" w:cs="Noto Serif"/>
-          <w:sz w:val="20"/>
-          <w:szCs w:val="20"/>
-        </w:rPr>
-        <w:t>)</w:t>
-      </w:r>
-    </w:p>
-    <w:p>
-      <w:pPr>
-        <w:jc w:val="right"/>
-        <w:rPr>
-          <w:rFonts w:ascii="Noto Serif SC" w:eastAsia="Noto Serif SC" w:hAnsi="Noto Serif SC" w:cs="Noto Serif"/>
-          <w:sz w:val="24"/>
-          <w:szCs w:val="24"/>
-          <w:lang w:val="en-US"/>
-        </w:rPr>
-      </w:pPr>
-    </w:p>
-    <w:p>
-      <w:pPr>
-        <w:jc w:val="right"/>
-        <w:rPr>
-          <w:rFonts w:ascii="Noto Serif SC" w:eastAsia="Noto Serif SC" w:hAnsi="Noto Serif SC" w:cs="Noto Serif"/>
-          <w:sz w:val="24"/>
-          <w:szCs w:val="24"/>
-          <w:lang w:val="en-US"/>
-        </w:rPr>
-      </w:pPr>
-      <w:r>
-        <w:rPr>
-          <w:rFonts w:ascii="Noto Serif SC" w:eastAsia="Noto Serif SC" w:hAnsi="Noto Serif SC" w:cs="Noto Serif" w:hint="eastAsia"/>
-          <w:sz w:val="24"/>
-          <w:szCs w:val="24"/>
-        </w:rPr>
-        <w:t>竹笛独奏</w:t>
-      </w:r>
-      <w:r>
-        <w:rPr>
-          <w:rFonts w:ascii="Noto Serif SC" w:eastAsia="Noto Serif SC" w:hAnsi="Noto Serif SC" w:cs="Noto Serif"/>
-          <w:sz w:val="24"/>
-          <w:szCs w:val="24"/>
-          <w:lang w:val="en-US"/>
-        </w:rPr>
-        <w:t xml:space="preserve"> (</w:t>
-      </w:r>
-      <w:proofErr w:type="spellStart"/>
-      <w:r>
-        <w:rPr>
-          <w:rFonts w:ascii="Noto Serif SC" w:eastAsia="Noto Serif SC" w:hAnsi="Noto Serif SC" w:cs="Noto Serif"/>
-          <w:sz w:val="24"/>
-          <w:szCs w:val="24"/>
-          <w:lang w:val="en-US"/>
-        </w:rPr>
-        <w:t>Zhudi</w:t>
-      </w:r>
-      <w:proofErr w:type="spellEnd"/>
-      <w:r>
-        <w:rPr>
-          <w:rFonts w:ascii="Noto Serif SC" w:eastAsia="Noto Serif SC" w:hAnsi="Noto Serif SC" w:cs="Noto Serif"/>
-          <w:sz w:val="24"/>
-          <w:szCs w:val="24"/>
-          <w:lang w:val="en-US"/>
-        </w:rPr>
-        <w:t xml:space="preserve"> solo)</w:t>
-      </w:r>
-    </w:p>
-    <w:p>
-      <w:pPr>
-        <w:jc w:val="right"/>
-        <w:rPr>
-          <w:rFonts w:ascii="Noto Serif SC" w:eastAsia="Noto Serif SC" w:hAnsi="Noto Serif SC" w:cs="Noto Serif"/>
-          <w:sz w:val="24"/>
-          <w:szCs w:val="24"/>
-          <w:lang w:val="en-US"/>
-        </w:rPr>
-      </w:pPr>
-      <w:r>
-        <w:rPr>
-          <w:rFonts w:ascii="Noto Serif SC" w:eastAsia="Noto Serif SC" w:hAnsi="Noto Serif SC" w:cs="Noto Serif" w:hint="eastAsia"/>
-          <w:sz w:val="24"/>
-          <w:szCs w:val="24"/>
-        </w:rPr>
-        <w:t>琵琶独奏</w:t>
-      </w:r>
-      <w:r>
-        <w:rPr>
-          <w:rFonts w:ascii="Noto Serif SC" w:eastAsia="Noto Serif SC" w:hAnsi="Noto Serif SC" w:cs="Noto Serif"/>
-          <w:sz w:val="24"/>
-          <w:szCs w:val="24"/>
-          <w:lang w:val="en-US"/>
-        </w:rPr>
-        <w:t>(Pipa solo)</w:t>
-      </w:r>
-    </w:p>
-    <w:p>
-      <w:pPr>
-        <w:jc w:val="right"/>
-        <w:rPr>
-          <w:rFonts w:ascii="Noto Serif SC" w:eastAsia="Noto Serif SC" w:hAnsi="Noto Serif SC" w:cs="Noto Serif"/>
-          <w:sz w:val="24"/>
-          <w:szCs w:val="24"/>
-          <w:lang w:val="en-US"/>
-        </w:rPr>
-      </w:pPr>
-    </w:p>
-    <w:p>
-      <w:pPr>
-        <w:jc w:val="right"/>
+      <w:r>
+        <w:rPr>
+          <w:rFonts w:ascii="Noto Serif SC" w:eastAsia="Noto Serif SC" w:hAnsi="Noto Serif SC" w:cs="Noto Serif"/>
+          <w:sz w:val="24"/>
+          <w:szCs w:val="24"/>
+          <w:lang w:val="en-US"/>
+        </w:rPr>
+        <w:t>Pipa solo</w:t>
+      </w:r>
+    </w:p>
+    <w:p>
+      <w:pPr>
+        <w:rPr>
+          <w:rFonts w:ascii="Noto Serif SC" w:eastAsia="Noto Serif SC" w:hAnsi="Noto Serif SC" w:cs="Noto Serif"/>
+          <w:sz w:val="24"/>
+          <w:szCs w:val="24"/>
+          <w:lang w:val="en-US"/>
+        </w:rPr>
+      </w:pPr>
+    </w:p>
+    <w:p>
+      <w:pPr>
         <w:rPr>
           <w:rFonts w:ascii="Noto Serif SC" w:eastAsia="Noto Serif SC" w:hAnsi="Noto Serif SC" w:cs="Noto Serif"/>
           <w:sz w:val="24"/>
@@ -6379,12 +5906,11 @@
           <w:szCs w:val="24"/>
           <w:lang w:val="en-US"/>
         </w:rPr>
-        <w:t xml:space="preserve"> (Gaohu)</w:t>
-      </w:r>
-    </w:p>
-    <w:p>
-      <w:pPr>
-        <w:jc w:val="right"/>
+        <w:t xml:space="preserve"> Gaohu</w:t>
+      </w:r>
+    </w:p>
+    <w:p>
+      <w:pPr>
         <w:rPr>
           <w:rFonts w:ascii="Noto Serif SC" w:eastAsia="Noto Serif SC" w:hAnsi="Noto Serif SC" w:cs="Noto Serif"/>
           <w:sz w:val="24"/>
@@ -6408,12 +5934,66 @@
           <w:szCs w:val="24"/>
           <w:lang w:val="en-US"/>
         </w:rPr>
-        <w:t xml:space="preserve"> (Erhu)</w:t>
-      </w:r>
-    </w:p>
-    <w:p>
-      <w:pPr>
-        <w:jc w:val="right"/>
+        <w:t xml:space="preserve"> Erhu</w:t>
+      </w:r>
+      <w:r>
+        <w:rPr>
+          <w:rFonts w:ascii="Noto Serif SC" w:eastAsia="Noto Serif SC" w:hAnsi="Noto Serif SC" w:cs="Noto Serif"/>
+          <w:sz w:val="24"/>
+          <w:szCs w:val="24"/>
+          <w:lang w:val="en-US"/>
+        </w:rPr>
+        <w:t xml:space="preserve"> I</w:t>
+      </w:r>
+    </w:p>
+    <w:p>
+      <w:pPr>
+        <w:rPr>
+          <w:rFonts w:ascii="Noto Serif SC" w:eastAsia="Noto Serif SC" w:hAnsi="Noto Serif SC" w:cs="Noto Serif"/>
+          <w:sz w:val="24"/>
+          <w:szCs w:val="24"/>
+          <w:lang w:val="en-US"/>
+        </w:rPr>
+      </w:pPr>
+      <w:r>
+        <w:rPr>
+          <w:rFonts w:ascii="Noto Serif SC" w:eastAsia="Noto Serif SC" w:hAnsi="Noto Serif SC" w:cs="Noto Serif" w:hint="eastAsia"/>
+          <w:sz w:val="24"/>
+          <w:szCs w:val="24"/>
+          <w:lang w:val="en-US"/>
+        </w:rPr>
+        <w:t>二胡</w:t>
+      </w:r>
+      <w:r>
+        <w:rPr>
+          <w:rFonts w:ascii="Noto Serif SC" w:eastAsia="Noto Serif SC" w:hAnsi="Noto Serif SC" w:cs="Noto Serif"/>
+          <w:sz w:val="24"/>
+          <w:szCs w:val="24"/>
+          <w:lang w:val="en-US"/>
+        </w:rPr>
+        <w:t xml:space="preserve"> Erhu</w:t>
+      </w:r>
+      <w:r>
+        <w:rPr>
+          <w:rFonts w:ascii="Noto Serif SC" w:eastAsia="Noto Serif SC" w:hAnsi="Noto Serif SC" w:cs="Noto Serif"/>
+          <w:sz w:val="24"/>
+          <w:szCs w:val="24"/>
+          <w:lang w:val="en-US"/>
+        </w:rPr>
+        <w:t xml:space="preserve"> I</w:t>
+      </w:r>
+      <w:r>
+        <w:rPr>
+          <w:rFonts w:ascii="Noto Serif SC" w:eastAsia="Noto Serif SC" w:hAnsi="Noto Serif SC" w:cs="Noto Serif"/>
+          <w:sz w:val="24"/>
+          <w:szCs w:val="24"/>
+          <w:lang w:val="en-US"/>
+        </w:rPr>
+        <w:t>I</w:t>
+      </w:r>
+    </w:p>
+    <w:p>
+      <w:pPr>
         <w:rPr>
           <w:rFonts w:ascii="Noto Serif SC" w:eastAsia="Noto Serif SC" w:hAnsi="Noto Serif SC" w:cs="Noto Serif"/>
           <w:sz w:val="24"/>
@@ -6437,12 +6017,11 @@
           <w:szCs w:val="24"/>
           <w:lang w:val="en-US"/>
         </w:rPr>
-        <w:t xml:space="preserve"> (Zhonghu)</w:t>
-      </w:r>
-    </w:p>
-    <w:p>
-      <w:pPr>
-        <w:jc w:val="right"/>
+        <w:t xml:space="preserve"> Zhonghu</w:t>
+      </w:r>
+    </w:p>
+    <w:p>
+      <w:pPr>
         <w:rPr>
           <w:rFonts w:ascii="Noto Serif SC" w:eastAsia="Noto Serif SC" w:hAnsi="Noto Serif SC" w:cs="Noto Serif"/>
           <w:sz w:val="24"/>
@@ -6466,12 +6045,11 @@
           <w:szCs w:val="24"/>
           <w:lang w:val="en-US"/>
         </w:rPr>
-        <w:t xml:space="preserve"> (Violoncello)</w:t>
-      </w:r>
-    </w:p>
-    <w:p>
-      <w:pPr>
-        <w:jc w:val="right"/>
+        <w:t xml:space="preserve"> Violoncello</w:t>
+      </w:r>
+    </w:p>
+    <w:p>
+      <w:pPr>
         <w:rPr>
           <w:rFonts w:ascii="Noto Serif SC" w:eastAsia="Noto Serif SC" w:hAnsi="Noto Serif SC" w:cs="Noto Serif"/>
           <w:sz w:val="24"/>
@@ -6495,7 +6073,7 @@
           <w:szCs w:val="24"/>
           <w:lang w:val="en-US"/>
         </w:rPr>
-        <w:t xml:space="preserve"> (Contrabass)</w:t>
+        <w:t xml:space="preserve"> Contrabass</w:t>
       </w:r>
     </w:p>
     <w:p>

--- a/Front Matter/Template/3_Front-Matter.docx
+++ b/Front Matter/Template/3_Front-Matter.docx
@@ -4780,6 +4780,7 @@
     </w:p>
     <w:p>
       <w:pPr>
+        <w:spacing w:after="120"/>
         <w:rPr>
           <w:rFonts w:ascii="Noto Serif SC" w:eastAsia="Noto Serif SC" w:hAnsi="Noto Serif SC" w:cs="Noto Serif"/>
           <w:sz w:val="24"/>
@@ -4941,6 +4942,7 @@
     </w:p>
     <w:p>
       <w:pPr>
+        <w:ind w:left="288"/>
         <w:rPr>
           <w:rFonts w:ascii="Noto Serif SC" w:eastAsia="Noto Serif SC" w:hAnsi="Noto Serif SC" w:cs="Noto Serif"/>
           <w:sz w:val="20"/>
@@ -5115,6 +5117,7 @@
     </w:p>
     <w:p>
       <w:pPr>
+        <w:ind w:left="288"/>
         <w:rPr>
           <w:rFonts w:ascii="Noto Serif SC" w:eastAsia="Noto Serif SC" w:hAnsi="Noto Serif SC" w:cs="Noto Serif"/>
           <w:sz w:val="20"/>
@@ -5280,6 +5283,7 @@
     </w:p>
     <w:p>
       <w:pPr>
+        <w:ind w:left="288"/>
         <w:rPr>
           <w:rFonts w:ascii="Noto Serif SC" w:eastAsia="Noto Serif SC" w:hAnsi="Noto Serif SC" w:cs="Noto Serif"/>
           <w:sz w:val="20"/>
@@ -5362,6 +5366,7 @@
     </w:p>
     <w:p>
       <w:pPr>
+        <w:ind w:left="288"/>
         <w:rPr>
           <w:rFonts w:ascii="Noto Serif SC" w:eastAsia="Noto Serif SC" w:hAnsi="Noto Serif SC" w:cs="Noto Serif"/>
           <w:sz w:val="20"/>
@@ -5478,6 +5483,7 @@
     </w:p>
     <w:p>
       <w:pPr>
+        <w:ind w:left="288"/>
         <w:rPr>
           <w:rFonts w:ascii="Noto Serif SC" w:eastAsia="Noto Serif SC" w:hAnsi="Noto Serif SC" w:cs="Noto Serif"/>
           <w:sz w:val="20"/>
@@ -5654,6 +5660,7 @@
     </w:p>
     <w:p>
       <w:pPr>
+        <w:ind w:left="288"/>
         <w:rPr>
           <w:rFonts w:ascii="Noto Serif SC" w:eastAsia="Noto Serif SC" w:hAnsi="Noto Serif SC" w:cs="Noto Serif"/>
           <w:sz w:val="20"/>
@@ -5980,16 +5987,7 @@
           <w:szCs w:val="24"/>
           <w:lang w:val="en-US"/>
         </w:rPr>
-        <w:t xml:space="preserve"> I</w:t>
-      </w:r>
-      <w:r>
-        <w:rPr>
-          <w:rFonts w:ascii="Noto Serif SC" w:eastAsia="Noto Serif SC" w:hAnsi="Noto Serif SC" w:cs="Noto Serif"/>
-          <w:sz w:val="24"/>
-          <w:szCs w:val="24"/>
-          <w:lang w:val="en-US"/>
-        </w:rPr>
-        <w:t>I</w:t>
+        <w:t xml:space="preserve"> II</w:t>
       </w:r>
     </w:p>
     <w:p>

--- a/Front Matter/Template/3_Front-Matter.docx
+++ b/Front Matter/Template/3_Front-Matter.docx
@@ -3027,6 +3027,7 @@
         <w:t>“</w:t>
       </w:r>
       <w:proofErr w:type="spellStart"/>
+      <w:proofErr w:type="gramStart"/>
       <w:r>
         <w:rPr>
           <w:rFonts w:ascii="Noto Serif SC" w:eastAsia="Noto Serif SC" w:hAnsi="Noto Serif SC" w:cs="Noto Serif"/>
@@ -3046,7 +3047,18 @@
           <w:sz w:val="24"/>
           <w:szCs w:val="24"/>
         </w:rPr>
-        <w:t xml:space="preserve">”(for orchestra) </w:t>
+        <w:t>”(</w:t>
+      </w:r>
+      <w:proofErr w:type="gramEnd"/>
+      <w:r>
+        <w:rPr>
+          <w:rFonts w:ascii="Noto Serif SC" w:eastAsia="Noto Serif SC" w:hAnsi="Noto Serif SC" w:cs="Noto Serif"/>
+          <w:i/>
+          <w:iCs/>
+          <w:sz w:val="24"/>
+          <w:szCs w:val="24"/>
+        </w:rPr>
+        <w:t xml:space="preserve">for orchestra) </w:t>
       </w:r>
       <w:r>
         <w:rPr>
@@ -3945,6 +3957,88 @@
         </w:rPr>
         <w:t xml:space="preserve">1 </w:t>
       </w:r>
+      <w:r>
+        <w:rPr>
+          <w:rFonts w:ascii="Noto Serif SC" w:eastAsia="Noto Serif SC" w:hAnsi="Noto Serif SC" w:cs="Noto Serif"/>
+          <w:sz w:val="24"/>
+          <w:szCs w:val="24"/>
+          <w:lang w:val="en-GB"/>
+        </w:rPr>
+        <w:t>Diyin Shen</w:t>
+      </w:r>
+      <w:r>
+        <w:rPr>
+          <w:rFonts w:ascii="Noto Serif SC" w:eastAsia="Noto Serif SC" w:hAnsi="Noto Serif SC" w:cs="Noto Serif"/>
+          <w:sz w:val="24"/>
+          <w:szCs w:val="24"/>
+          <w:lang w:val="en-GB"/>
+        </w:rPr>
+        <w:t>g</w:t>
+      </w:r>
+    </w:p>
+    <w:p>
+      <w:pPr>
+        <w:rPr>
+          <w:rFonts w:ascii="Noto Serif SC" w:eastAsia="Noto Serif SC" w:hAnsi="Noto Serif SC" w:cs="Noto Serif"/>
+          <w:sz w:val="24"/>
+          <w:szCs w:val="24"/>
+          <w:lang w:val="en-GB"/>
+        </w:rPr>
+      </w:pPr>
+      <w:r>
+        <w:rPr>
+          <w:rFonts w:ascii="Noto Serif SC" w:eastAsia="Noto Serif SC" w:hAnsi="Noto Serif SC" w:cs="Noto Serif"/>
+          <w:sz w:val="24"/>
+          <w:szCs w:val="24"/>
+          <w:lang w:val="en-GB"/>
+        </w:rPr>
+        <w:t xml:space="preserve">2 </w:t>
+      </w:r>
+      <w:r>
+        <w:rPr>
+          <w:rFonts w:ascii="Noto Serif SC" w:eastAsia="Noto Serif SC" w:hAnsi="Noto Serif SC" w:cs="Noto Serif" w:hint="eastAsia"/>
+          <w:sz w:val="24"/>
+          <w:szCs w:val="24"/>
+          <w:lang w:val="en-GB"/>
+        </w:rPr>
+        <w:t>高音唢呐</w:t>
+      </w:r>
+      <w:r>
+        <w:rPr>
+          <w:rFonts w:ascii="Noto Serif SC" w:eastAsia="Noto Serif SC" w:hAnsi="Noto Serif SC" w:cs="Noto Serif"/>
+          <w:sz w:val="24"/>
+          <w:szCs w:val="24"/>
+          <w:lang w:val="en-GB"/>
+        </w:rPr>
+        <w:t>*</w:t>
+      </w:r>
+      <w:r>
+        <w:rPr>
+          <w:rFonts w:ascii="Noto Serif SC" w:eastAsia="Noto Serif SC" w:hAnsi="Noto Serif SC" w:cs="Noto Serif"/>
+          <w:sz w:val="24"/>
+          <w:szCs w:val="24"/>
+          <w:lang w:val="en-GB"/>
+        </w:rPr>
+        <w:t xml:space="preserve"> </w:t>
+      </w:r>
+      <w:r>
+        <w:rPr>
+          <w:rFonts w:ascii="Noto Serif SC" w:eastAsia="Noto Serif SC" w:hAnsi="Noto Serif SC" w:cs="Noto Serif"/>
+          <w:sz w:val="24"/>
+          <w:szCs w:val="24"/>
+          <w:lang w:val="en-GB"/>
+        </w:rPr>
+        <w:t>2</w:t>
+      </w:r>
+      <w:r>
+        <w:rPr>
+          <w:rFonts w:ascii="Noto Serif SC" w:eastAsia="Noto Serif SC" w:hAnsi="Noto Serif SC" w:cs="Noto Serif"/>
+          <w:sz w:val="24"/>
+          <w:szCs w:val="24"/>
+          <w:lang w:val="en-GB"/>
+        </w:rPr>
+        <w:t xml:space="preserve"> </w:t>
+      </w:r>
       <w:proofErr w:type="spellStart"/>
       <w:r>
         <w:rPr>
@@ -3953,7 +4047,7 @@
           <w:szCs w:val="24"/>
           <w:lang w:val="en-GB"/>
         </w:rPr>
-        <w:t>Diyin</w:t>
+        <w:t>Gaoyin</w:t>
       </w:r>
       <w:proofErr w:type="spellEnd"/>
       <w:r>
@@ -3963,8 +4057,9 @@
           <w:szCs w:val="24"/>
           <w:lang w:val="en-GB"/>
         </w:rPr>
-        <w:t xml:space="preserve"> Shen</w:t>
-      </w:r>
+        <w:t xml:space="preserve"> </w:t>
+      </w:r>
+      <w:proofErr w:type="spellStart"/>
       <w:r>
         <w:rPr>
           <w:rFonts w:ascii="Noto Serif SC" w:eastAsia="Noto Serif SC" w:hAnsi="Noto Serif SC" w:cs="Noto Serif"/>
@@ -3972,69 +4067,1016 @@
           <w:szCs w:val="24"/>
           <w:lang w:val="en-GB"/>
         </w:rPr>
-        <w:t>g</w:t>
-      </w:r>
-    </w:p>
-    <w:p>
-      <w:pPr>
+        <w:t>Suona</w:t>
+      </w:r>
+      <w:proofErr w:type="spellEnd"/>
+      <w:r>
         <w:rPr>
           <w:rFonts w:ascii="Noto Serif SC" w:eastAsia="Noto Serif SC" w:hAnsi="Noto Serif SC" w:cs="Noto Serif"/>
           <w:sz w:val="24"/>
           <w:szCs w:val="24"/>
           <w:lang w:val="en-GB"/>
         </w:rPr>
-      </w:pPr>
-      <w:r>
-        <w:rPr>
-          <w:rFonts w:ascii="Noto Serif SC" w:eastAsia="Noto Serif SC" w:hAnsi="Noto Serif SC" w:cs="Noto Serif"/>
-          <w:sz w:val="24"/>
-          <w:szCs w:val="24"/>
+        <w:t>*</w:t>
+      </w:r>
+    </w:p>
+    <w:p>
+      <w:pPr>
+        <w:rPr>
+          <w:rFonts w:ascii="Noto Serif SC" w:eastAsia="Noto Serif SC" w:hAnsi="Noto Serif SC" w:cs="Noto Serif"/>
+          <w:sz w:val="24"/>
+          <w:szCs w:val="24"/>
+          <w:lang w:val="en-US"/>
+        </w:rPr>
+      </w:pPr>
+      <w:r>
+        <w:rPr>
+          <w:rFonts w:ascii="Noto Serif SC" w:eastAsia="Noto Serif SC" w:hAnsi="Noto Serif SC" w:cs="Noto Serif"/>
+          <w:sz w:val="20"/>
+          <w:szCs w:val="20"/>
           <w:lang w:val="en-GB"/>
         </w:rPr>
+        <w:t xml:space="preserve"> * </w:t>
+      </w:r>
+      <w:r>
+        <w:rPr>
+          <w:rFonts w:ascii="Noto Serif SC" w:eastAsia="Noto Serif SC" w:hAnsi="Noto Serif SC" w:cs="Noto Serif"/>
+          <w:sz w:val="20"/>
+          <w:szCs w:val="20"/>
+          <w:lang w:val="en-GB"/>
+        </w:rPr>
+        <w:t>I</w:t>
+      </w:r>
+      <w:r>
+        <w:rPr>
+          <w:rFonts w:ascii="Noto Serif SC" w:eastAsia="Noto Serif SC" w:hAnsi="Noto Serif SC" w:cs="Noto Serif" w:hint="eastAsia"/>
+          <w:sz w:val="20"/>
+          <w:szCs w:val="20"/>
+          <w:lang w:val="en-GB"/>
+        </w:rPr>
+        <w:t>兼奏高音管</w:t>
+      </w:r>
+      <w:r>
+        <w:rPr>
+          <w:rFonts w:ascii="Noto Serif SC" w:eastAsia="Noto Serif SC" w:hAnsi="Noto Serif SC" w:cs="Noto Serif"/>
+          <w:sz w:val="20"/>
+          <w:szCs w:val="20"/>
+          <w:lang w:val="en-GB"/>
+        </w:rPr>
+        <w:t xml:space="preserve"> </w:t>
+      </w:r>
+      <w:r>
+        <w:rPr>
+          <w:rFonts w:ascii="Noto Serif SC" w:eastAsia="Noto Serif SC" w:hAnsi="Noto Serif SC" w:cs="Noto Serif"/>
+          <w:sz w:val="20"/>
+          <w:szCs w:val="20"/>
+          <w:lang w:val="en-GB"/>
+        </w:rPr>
+        <w:t xml:space="preserve">* </w:t>
+      </w:r>
+      <w:r>
+        <w:rPr>
+          <w:rFonts w:ascii="Noto Serif SC" w:eastAsia="Noto Serif SC" w:hAnsi="Noto Serif SC" w:cs="Noto Serif"/>
+          <w:sz w:val="20"/>
+          <w:szCs w:val="20"/>
+          <w:lang w:val="en-GB"/>
+        </w:rPr>
+        <w:t>I</w:t>
+      </w:r>
+      <w:r>
+        <w:rPr>
+          <w:rFonts w:ascii="Noto Serif SC" w:eastAsia="Noto Serif SC" w:hAnsi="Noto Serif SC" w:cs="Noto Serif"/>
+          <w:sz w:val="20"/>
+          <w:szCs w:val="20"/>
+          <w:lang w:val="en-GB"/>
+        </w:rPr>
+        <w:t xml:space="preserve"> </w:t>
+      </w:r>
+      <w:proofErr w:type="spellStart"/>
+      <w:r>
+        <w:rPr>
+          <w:rFonts w:ascii="Noto Serif SC" w:eastAsia="Noto Serif SC" w:hAnsi="Noto Serif SC" w:cs="Noto Serif"/>
+          <w:sz w:val="20"/>
+          <w:szCs w:val="20"/>
+          <w:lang w:val="en-GB"/>
+        </w:rPr>
+        <w:t>doub</w:t>
+      </w:r>
+      <w:proofErr w:type="spellEnd"/>
+      <w:r>
+        <w:rPr>
+          <w:rFonts w:ascii="Noto Serif SC" w:eastAsia="Noto Serif SC" w:hAnsi="Noto Serif SC" w:cs="Noto Serif"/>
+          <w:sz w:val="20"/>
+          <w:szCs w:val="20"/>
+          <w:lang w:val="en-GB"/>
+        </w:rPr>
+        <w:t xml:space="preserve">. </w:t>
+      </w:r>
+      <w:proofErr w:type="spellStart"/>
+      <w:r>
+        <w:rPr>
+          <w:rFonts w:ascii="Noto Serif SC" w:eastAsia="Noto Serif SC" w:hAnsi="Noto Serif SC" w:cs="Noto Serif"/>
+          <w:sz w:val="20"/>
+          <w:szCs w:val="20"/>
+          <w:lang w:val="en-GB"/>
+        </w:rPr>
+        <w:t>Gaoyin</w:t>
+      </w:r>
+      <w:proofErr w:type="spellEnd"/>
+      <w:r>
+        <w:rPr>
+          <w:rFonts w:ascii="Noto Serif SC" w:eastAsia="Noto Serif SC" w:hAnsi="Noto Serif SC" w:cs="Noto Serif"/>
+          <w:sz w:val="20"/>
+          <w:szCs w:val="20"/>
+          <w:lang w:val="en-GB"/>
+        </w:rPr>
+        <w:t xml:space="preserve"> Guan</w:t>
+      </w:r>
+    </w:p>
+    <w:p>
+      <w:pPr>
+        <w:rPr>
+          <w:rFonts w:ascii="Noto Serif SC" w:eastAsia="Noto Serif SC" w:hAnsi="Noto Serif SC" w:cs="Noto Serif"/>
+          <w:sz w:val="24"/>
+          <w:szCs w:val="24"/>
+          <w:lang w:val="en-US"/>
+        </w:rPr>
+      </w:pPr>
+      <w:r>
+        <w:rPr>
+          <w:rFonts w:ascii="Noto Serif SC" w:eastAsia="Noto Serif SC" w:hAnsi="Noto Serif SC" w:cs="Noto Serif" w:hint="eastAsia"/>
+          <w:sz w:val="24"/>
+          <w:szCs w:val="24"/>
+          <w:lang w:val="en-US"/>
+        </w:rPr>
+        <w:t>加键中音唢呐</w:t>
+      </w:r>
+      <w:r>
+        <w:rPr>
+          <w:rFonts w:ascii="Noto Serif SC" w:eastAsia="Noto Serif SC" w:hAnsi="Noto Serif SC" w:cs="Noto Serif"/>
+          <w:sz w:val="24"/>
+          <w:szCs w:val="24"/>
+          <w:lang w:val="en-US"/>
+        </w:rPr>
+        <w:t xml:space="preserve">* </w:t>
+      </w:r>
+      <w:r>
+        <w:rPr>
+          <w:rFonts w:ascii="Noto Serif SC" w:eastAsia="Noto Serif SC" w:hAnsi="Noto Serif SC" w:cs="Noto Serif"/>
+          <w:sz w:val="24"/>
+          <w:szCs w:val="24"/>
+          <w:lang w:val="en-US"/>
+        </w:rPr>
+        <w:t>Keyed</w:t>
+      </w:r>
+      <w:r>
+        <w:rPr>
+          <w:rFonts w:ascii="Noto Serif SC" w:eastAsia="Noto Serif SC" w:hAnsi="Noto Serif SC" w:cs="Noto Serif"/>
+          <w:sz w:val="24"/>
+          <w:szCs w:val="24"/>
+          <w:lang w:val="en-US"/>
+        </w:rPr>
+        <w:t xml:space="preserve"> </w:t>
+      </w:r>
+      <w:proofErr w:type="spellStart"/>
+      <w:r>
+        <w:rPr>
+          <w:rFonts w:ascii="Noto Serif SC" w:eastAsia="Noto Serif SC" w:hAnsi="Noto Serif SC" w:cs="Noto Serif"/>
+          <w:sz w:val="24"/>
+          <w:szCs w:val="24"/>
+          <w:lang w:val="en-US"/>
+        </w:rPr>
+        <w:t>Zhongyin</w:t>
+      </w:r>
+      <w:proofErr w:type="spellEnd"/>
+      <w:r>
+        <w:rPr>
+          <w:rFonts w:ascii="Noto Serif SC" w:eastAsia="Noto Serif SC" w:hAnsi="Noto Serif SC" w:cs="Noto Serif"/>
+          <w:sz w:val="24"/>
+          <w:szCs w:val="24"/>
+          <w:lang w:val="en-US"/>
+        </w:rPr>
+        <w:t xml:space="preserve"> </w:t>
+      </w:r>
+      <w:proofErr w:type="spellStart"/>
+      <w:r>
+        <w:rPr>
+          <w:rFonts w:ascii="Noto Serif SC" w:eastAsia="Noto Serif SC" w:hAnsi="Noto Serif SC" w:cs="Noto Serif"/>
+          <w:sz w:val="24"/>
+          <w:szCs w:val="24"/>
+          <w:lang w:val="en-US"/>
+        </w:rPr>
+        <w:t>Suona</w:t>
+      </w:r>
+      <w:proofErr w:type="spellEnd"/>
+      <w:r>
+        <w:rPr>
+          <w:rFonts w:ascii="Noto Serif SC" w:eastAsia="Noto Serif SC" w:hAnsi="Noto Serif SC" w:cs="Noto Serif"/>
+          <w:sz w:val="24"/>
+          <w:szCs w:val="24"/>
+          <w:lang w:val="en-US"/>
+        </w:rPr>
+        <w:t>*</w:t>
+      </w:r>
+    </w:p>
+    <w:p>
+      <w:pPr>
+        <w:rPr>
+          <w:rFonts w:ascii="Noto Serif SC" w:eastAsia="Noto Serif SC" w:hAnsi="Noto Serif SC" w:cs="Noto Serif"/>
+          <w:sz w:val="24"/>
+          <w:szCs w:val="24"/>
+          <w:lang w:val="en-US"/>
+        </w:rPr>
+      </w:pPr>
+      <w:r>
+        <w:rPr>
+          <w:rFonts w:ascii="Noto Serif SC" w:eastAsia="Noto Serif SC" w:hAnsi="Noto Serif SC" w:cs="Noto Serif"/>
+          <w:sz w:val="20"/>
+          <w:szCs w:val="20"/>
+          <w:lang w:val="en-US"/>
+        </w:rPr>
+        <w:t>*</w:t>
+      </w:r>
+      <w:r>
+        <w:rPr>
+          <w:rFonts w:ascii="Noto Serif SC" w:eastAsia="Noto Serif SC" w:hAnsi="Noto Serif SC" w:cs="Noto Serif" w:hint="eastAsia"/>
+          <w:sz w:val="20"/>
+          <w:szCs w:val="20"/>
+        </w:rPr>
+        <w:t>兼奏低音管</w:t>
+      </w:r>
+      <w:r>
+        <w:rPr>
+          <w:rFonts w:ascii="Noto Serif SC" w:eastAsia="Noto Serif SC" w:hAnsi="Noto Serif SC" w:cs="Noto Serif"/>
+          <w:sz w:val="20"/>
+          <w:szCs w:val="20"/>
+          <w:lang w:val="en-GB"/>
+        </w:rPr>
+        <w:t xml:space="preserve"> (</w:t>
+      </w:r>
+      <w:proofErr w:type="spellStart"/>
+      <w:r>
+        <w:rPr>
+          <w:rFonts w:ascii="Noto Serif SC" w:eastAsia="Noto Serif SC" w:hAnsi="Noto Serif SC" w:cs="Noto Serif"/>
+          <w:sz w:val="20"/>
+          <w:szCs w:val="20"/>
+          <w:lang w:val="en-GB"/>
+        </w:rPr>
+        <w:t>doub</w:t>
+      </w:r>
+      <w:proofErr w:type="spellEnd"/>
+      <w:r>
+        <w:rPr>
+          <w:rFonts w:ascii="Noto Serif SC" w:eastAsia="Noto Serif SC" w:hAnsi="Noto Serif SC" w:cs="Noto Serif"/>
+          <w:sz w:val="20"/>
+          <w:szCs w:val="20"/>
+          <w:lang w:val="en-GB"/>
+        </w:rPr>
+        <w:t>. on Diyin Guan)</w:t>
+      </w:r>
+    </w:p>
+    <w:p>
+      <w:pPr>
+        <w:rPr>
+          <w:rFonts w:ascii="Noto Serif SC" w:eastAsia="Noto Serif SC" w:hAnsi="Noto Serif SC" w:cs="Noto Serif"/>
+          <w:sz w:val="24"/>
+          <w:szCs w:val="24"/>
+          <w:lang w:val="en-US"/>
+        </w:rPr>
+      </w:pPr>
+      <w:r>
+        <w:rPr>
+          <w:rFonts w:ascii="Noto Serif SC" w:eastAsia="Noto Serif SC" w:hAnsi="Noto Serif SC" w:cs="Noto Serif" w:hint="eastAsia"/>
+          <w:sz w:val="24"/>
+          <w:szCs w:val="24"/>
+          <w:lang w:val="en-US"/>
+        </w:rPr>
+        <w:t>管</w:t>
+      </w:r>
+      <w:r>
+        <w:rPr>
+          <w:rFonts w:ascii="Noto Serif SC" w:eastAsia="Noto Serif SC" w:hAnsi="Noto Serif SC" w:cs="Noto Serif"/>
+          <w:sz w:val="24"/>
+          <w:szCs w:val="24"/>
+          <w:lang w:val="en-US"/>
+        </w:rPr>
+        <w:t xml:space="preserve"> </w:t>
+      </w:r>
+      <w:r>
+        <w:rPr>
+          <w:rFonts w:ascii="Noto Serif SC" w:eastAsia="Noto Serif SC" w:hAnsi="Noto Serif SC" w:cs="Noto Serif"/>
+          <w:sz w:val="24"/>
+          <w:szCs w:val="24"/>
+        </w:rPr>
+        <w:t>(</w:t>
+      </w:r>
+      <w:r>
+        <w:rPr>
+          <w:rFonts w:ascii="Noto Serif SC" w:eastAsia="Noto Serif SC" w:hAnsi="Noto Serif SC" w:cs="Noto Serif" w:hint="eastAsia"/>
+          <w:sz w:val="24"/>
+          <w:szCs w:val="24"/>
+        </w:rPr>
+        <w:t>兼</w:t>
+      </w:r>
+      <w:r>
+        <w:rPr>
+          <w:rFonts w:ascii="Noto Serif SC" w:eastAsia="Noto Serif SC" w:hAnsi="Noto Serif SC" w:cs="Noto Serif"/>
+          <w:sz w:val="24"/>
+          <w:szCs w:val="24"/>
+        </w:rPr>
+        <w:t xml:space="preserve">: </w:t>
+      </w:r>
+      <w:r>
+        <w:rPr>
+          <w:rFonts w:ascii="Noto Serif SC" w:eastAsia="Noto Serif SC" w:hAnsi="Noto Serif SC" w:cs="Noto Serif" w:hint="eastAsia"/>
+          <w:sz w:val="24"/>
+          <w:szCs w:val="24"/>
+        </w:rPr>
+        <w:t>高音，中音，低音</w:t>
+      </w:r>
+      <w:r>
+        <w:rPr>
+          <w:rFonts w:ascii="Noto Serif SC" w:eastAsia="Noto Serif SC" w:hAnsi="Noto Serif SC" w:cs="Noto Serif"/>
+          <w:sz w:val="24"/>
+          <w:szCs w:val="24"/>
+        </w:rPr>
+        <w:t>)</w:t>
+      </w:r>
+      <w:r>
+        <w:rPr>
+          <w:rFonts w:ascii="Noto Serif SC" w:eastAsia="Noto Serif SC" w:hAnsi="Noto Serif SC" w:cs="Noto Serif"/>
+          <w:sz w:val="24"/>
+          <w:szCs w:val="24"/>
+          <w:lang w:val="en-US"/>
+        </w:rPr>
+        <w:t xml:space="preserve"> Guan </w:t>
+      </w:r>
+      <w:r>
+        <w:rPr>
+          <w:rFonts w:ascii="Noto Serif SC" w:eastAsia="Noto Serif SC" w:hAnsi="Noto Serif SC" w:cs="Noto Serif"/>
+          <w:sz w:val="24"/>
+          <w:szCs w:val="24"/>
+          <w:lang w:val="en-US"/>
+        </w:rPr>
+        <w:t>(</w:t>
+      </w:r>
+      <w:r>
+        <w:rPr>
+          <w:rFonts w:ascii="Noto Serif SC" w:eastAsia="Noto Serif SC" w:hAnsi="Noto Serif SC" w:cs="Noto Serif"/>
+          <w:sz w:val="24"/>
+          <w:szCs w:val="24"/>
+        </w:rPr>
+        <w:t>High, Middle, Low</w:t>
+      </w:r>
+      <w:r>
+        <w:rPr>
+          <w:rFonts w:ascii="Noto Serif SC" w:eastAsia="Noto Serif SC" w:hAnsi="Noto Serif SC" w:cs="Noto Serif"/>
+          <w:sz w:val="24"/>
+          <w:szCs w:val="24"/>
+          <w:lang w:val="en-US"/>
+        </w:rPr>
+        <w:t>)</w:t>
+      </w:r>
+    </w:p>
+    <w:p>
+      <w:pPr>
+        <w:rPr>
+          <w:rFonts w:ascii="Noto Serif SC" w:eastAsia="Noto Serif SC" w:hAnsi="Noto Serif SC" w:cs="Noto Serif"/>
+          <w:sz w:val="24"/>
+          <w:szCs w:val="24"/>
+          <w:lang w:val="en-US"/>
+        </w:rPr>
+      </w:pPr>
+    </w:p>
+    <w:p>
+      <w:pPr>
+        <w:rPr>
+          <w:rFonts w:ascii="Noto Serif SC" w:eastAsia="Noto Serif SC" w:hAnsi="Noto Serif SC" w:cs="Noto Serif"/>
+          <w:sz w:val="24"/>
+          <w:szCs w:val="24"/>
+          <w:lang w:val="en-US"/>
+        </w:rPr>
+      </w:pPr>
+      <w:r>
+        <w:rPr>
+          <w:rFonts w:ascii="Noto Serif SC" w:eastAsia="Noto Serif SC" w:hAnsi="Noto Serif SC" w:cs="Noto Serif"/>
+          <w:sz w:val="24"/>
+          <w:szCs w:val="24"/>
+          <w:lang w:val="en-US"/>
+        </w:rPr>
+        <w:t xml:space="preserve">1 </w:t>
+      </w:r>
+      <w:r>
+        <w:rPr>
+          <w:rFonts w:ascii="Noto Serif SC" w:eastAsia="Noto Serif SC" w:hAnsi="Noto Serif SC" w:cs="Noto Serif" w:hint="eastAsia"/>
+          <w:sz w:val="24"/>
+          <w:szCs w:val="24"/>
+          <w:lang w:val="en-US"/>
+        </w:rPr>
+        <w:t>扬琴</w:t>
+      </w:r>
+      <w:r>
+        <w:rPr>
+          <w:rFonts w:ascii="Noto Serif SC" w:eastAsia="Noto Serif SC" w:hAnsi="Noto Serif SC" w:cs="Noto Serif"/>
+          <w:sz w:val="24"/>
+          <w:szCs w:val="24"/>
+          <w:lang w:val="en-US"/>
+        </w:rPr>
+        <w:t xml:space="preserve"> </w:t>
+      </w:r>
+      <w:r>
+        <w:rPr>
+          <w:rFonts w:ascii="Noto Serif SC" w:eastAsia="Noto Serif SC" w:hAnsi="Noto Serif SC" w:cs="Noto Serif"/>
+          <w:sz w:val="24"/>
+          <w:szCs w:val="24"/>
+          <w:lang w:val="en-US"/>
+        </w:rPr>
+        <w:t xml:space="preserve">1 </w:t>
+      </w:r>
+      <w:r>
+        <w:rPr>
+          <w:rFonts w:ascii="Noto Serif SC" w:eastAsia="Noto Serif SC" w:hAnsi="Noto Serif SC" w:cs="Noto Serif"/>
+          <w:sz w:val="24"/>
+          <w:szCs w:val="24"/>
+          <w:lang w:val="en-US"/>
+        </w:rPr>
+        <w:t>Yangqin</w:t>
+      </w:r>
+    </w:p>
+    <w:p>
+      <w:pPr>
+        <w:rPr>
+          <w:rFonts w:ascii="Noto Serif SC" w:eastAsia="Noto Serif SC" w:hAnsi="Noto Serif SC" w:cs="Noto Serif"/>
+          <w:sz w:val="24"/>
+          <w:szCs w:val="24"/>
+          <w:lang w:val="en-US"/>
+        </w:rPr>
+      </w:pPr>
+      <w:r>
+        <w:rPr>
+          <w:rFonts w:ascii="Noto Serif SC" w:eastAsia="Noto Serif SC" w:hAnsi="Noto Serif SC" w:cs="Noto Serif"/>
+          <w:sz w:val="24"/>
+          <w:szCs w:val="24"/>
+          <w:lang w:val="en-US"/>
+        </w:rPr>
+        <w:t>2</w:t>
+      </w:r>
+      <w:r>
+        <w:rPr>
+          <w:rFonts w:ascii="Noto Serif SC" w:eastAsia="Noto Serif SC" w:hAnsi="Noto Serif SC" w:cs="Noto Serif" w:hint="eastAsia"/>
+          <w:sz w:val="24"/>
+          <w:szCs w:val="24"/>
+          <w:lang w:val="en-US"/>
+        </w:rPr>
+        <w:t>柳琴</w:t>
+      </w:r>
+      <w:r>
+        <w:rPr>
+          <w:rFonts w:ascii="Noto Serif SC" w:eastAsia="Noto Serif SC" w:hAnsi="Noto Serif SC" w:cs="Noto Serif"/>
+          <w:sz w:val="24"/>
+          <w:szCs w:val="24"/>
+          <w:lang w:val="en-US"/>
+        </w:rPr>
+        <w:t xml:space="preserve"> </w:t>
+      </w:r>
+      <w:r>
+        <w:rPr>
+          <w:rFonts w:ascii="Noto Serif SC" w:eastAsia="Noto Serif SC" w:hAnsi="Noto Serif SC" w:cs="Noto Serif"/>
+          <w:sz w:val="24"/>
+          <w:szCs w:val="24"/>
+          <w:lang w:val="en-US"/>
+        </w:rPr>
         <w:t xml:space="preserve">2 </w:t>
       </w:r>
-      <w:r>
-        <w:rPr>
-          <w:rFonts w:ascii="Noto Serif SC" w:eastAsia="Noto Serif SC" w:hAnsi="Noto Serif SC" w:cs="Noto Serif" w:hint="eastAsia"/>
-          <w:sz w:val="24"/>
-          <w:szCs w:val="24"/>
+      <w:proofErr w:type="spellStart"/>
+      <w:r>
+        <w:rPr>
+          <w:rFonts w:ascii="Noto Serif SC" w:eastAsia="Noto Serif SC" w:hAnsi="Noto Serif SC" w:cs="Noto Serif"/>
+          <w:sz w:val="24"/>
+          <w:szCs w:val="24"/>
+          <w:lang w:val="en-US"/>
+        </w:rPr>
+        <w:t>Liuqin</w:t>
+      </w:r>
+      <w:proofErr w:type="spellEnd"/>
+    </w:p>
+    <w:p>
+      <w:pPr>
+        <w:rPr>
+          <w:rFonts w:ascii="Noto Serif SC" w:eastAsia="Noto Serif SC" w:hAnsi="Noto Serif SC" w:cs="Noto Serif"/>
+          <w:sz w:val="24"/>
+          <w:szCs w:val="24"/>
+          <w:lang w:val="en-US"/>
+        </w:rPr>
+      </w:pPr>
+      <w:r>
+        <w:rPr>
+          <w:rFonts w:ascii="Noto Serif SC" w:eastAsia="Noto Serif SC" w:hAnsi="Noto Serif SC" w:cs="Noto Serif"/>
+          <w:sz w:val="24"/>
+          <w:szCs w:val="24"/>
+          <w:lang w:val="en-US"/>
+        </w:rPr>
+        <w:t>4</w:t>
+      </w:r>
+      <w:r>
+        <w:rPr>
+          <w:rFonts w:ascii="Noto Serif SC" w:eastAsia="Noto Serif SC" w:hAnsi="Noto Serif SC" w:cs="Noto Serif" w:hint="eastAsia"/>
+          <w:sz w:val="24"/>
+          <w:szCs w:val="24"/>
+          <w:lang w:val="en-US"/>
+        </w:rPr>
+        <w:t>琵琶</w:t>
+      </w:r>
+      <w:r>
+        <w:rPr>
+          <w:rFonts w:ascii="Noto Serif SC" w:eastAsia="Noto Serif SC" w:hAnsi="Noto Serif SC" w:cs="Noto Serif"/>
+          <w:sz w:val="24"/>
+          <w:szCs w:val="24"/>
+          <w:lang w:val="en-US"/>
+        </w:rPr>
+        <w:t xml:space="preserve"> </w:t>
+      </w:r>
+      <w:r>
+        <w:rPr>
+          <w:rFonts w:ascii="Noto Serif SC" w:eastAsia="Noto Serif SC" w:hAnsi="Noto Serif SC" w:cs="Noto Serif"/>
+          <w:sz w:val="24"/>
+          <w:szCs w:val="24"/>
+          <w:lang w:val="en-US"/>
+        </w:rPr>
+        <w:t xml:space="preserve">4 </w:t>
+      </w:r>
+      <w:r>
+        <w:rPr>
+          <w:rFonts w:ascii="Noto Serif SC" w:eastAsia="Noto Serif SC" w:hAnsi="Noto Serif SC" w:cs="Noto Serif"/>
+          <w:sz w:val="24"/>
+          <w:szCs w:val="24"/>
+          <w:lang w:val="en-US"/>
+        </w:rPr>
+        <w:t>Pipa</w:t>
+      </w:r>
+    </w:p>
+    <w:p>
+      <w:pPr>
+        <w:rPr>
+          <w:rFonts w:ascii="Noto Serif SC" w:eastAsia="Noto Serif SC" w:hAnsi="Noto Serif SC" w:cs="Noto Serif"/>
+          <w:sz w:val="24"/>
+          <w:szCs w:val="24"/>
+          <w:lang w:val="en-US"/>
+        </w:rPr>
+      </w:pPr>
+      <w:r>
+        <w:rPr>
+          <w:rFonts w:ascii="Noto Serif SC" w:eastAsia="Noto Serif SC" w:hAnsi="Noto Serif SC" w:cs="Noto Serif"/>
+          <w:sz w:val="24"/>
+          <w:szCs w:val="24"/>
+          <w:lang w:val="en-US"/>
+        </w:rPr>
+        <w:t>4</w:t>
+      </w:r>
+      <w:r>
+        <w:rPr>
+          <w:rFonts w:ascii="Noto Serif SC" w:eastAsia="Noto Serif SC" w:hAnsi="Noto Serif SC" w:cs="Noto Serif" w:hint="eastAsia"/>
+          <w:sz w:val="24"/>
+          <w:szCs w:val="24"/>
+          <w:lang w:val="en-US"/>
+        </w:rPr>
+        <w:t>中阮</w:t>
+      </w:r>
+      <w:r>
+        <w:rPr>
+          <w:rFonts w:ascii="Noto Serif SC" w:eastAsia="Noto Serif SC" w:hAnsi="Noto Serif SC" w:cs="Noto Serif"/>
+          <w:sz w:val="24"/>
+          <w:szCs w:val="24"/>
+          <w:lang w:val="en-US"/>
+        </w:rPr>
+        <w:t xml:space="preserve"> </w:t>
+      </w:r>
+      <w:r>
+        <w:rPr>
+          <w:rFonts w:ascii="Noto Serif SC" w:eastAsia="Noto Serif SC" w:hAnsi="Noto Serif SC" w:cs="Noto Serif"/>
+          <w:sz w:val="24"/>
+          <w:szCs w:val="24"/>
+          <w:lang w:val="en-US"/>
+        </w:rPr>
+        <w:t xml:space="preserve">4 </w:t>
+      </w:r>
+      <w:r>
+        <w:rPr>
+          <w:rFonts w:ascii="Noto Serif SC" w:eastAsia="Noto Serif SC" w:hAnsi="Noto Serif SC" w:cs="Noto Serif"/>
+          <w:sz w:val="24"/>
+          <w:szCs w:val="24"/>
+          <w:lang w:val="en-US"/>
+        </w:rPr>
+        <w:t>Zhongruan</w:t>
+      </w:r>
+    </w:p>
+    <w:p>
+      <w:pPr>
+        <w:rPr>
+          <w:rFonts w:ascii="Noto Serif SC" w:eastAsia="Noto Serif SC" w:hAnsi="Noto Serif SC" w:cs="Noto Serif"/>
+          <w:sz w:val="24"/>
+          <w:szCs w:val="24"/>
+          <w:lang w:val="en-US"/>
+        </w:rPr>
+      </w:pPr>
+      <w:r>
+        <w:rPr>
+          <w:rFonts w:ascii="Noto Serif SC" w:eastAsia="Noto Serif SC" w:hAnsi="Noto Serif SC" w:cs="Noto Serif"/>
+          <w:sz w:val="24"/>
+          <w:szCs w:val="24"/>
+          <w:lang w:val="en-US"/>
+        </w:rPr>
+        <w:t>1</w:t>
+      </w:r>
+      <w:r>
+        <w:rPr>
+          <w:rFonts w:ascii="Noto Serif SC" w:eastAsia="Noto Serif SC" w:hAnsi="Noto Serif SC" w:cs="Noto Serif" w:hint="eastAsia"/>
+          <w:sz w:val="24"/>
+          <w:szCs w:val="24"/>
+        </w:rPr>
+        <w:t>三弦</w:t>
+      </w:r>
+      <w:r>
+        <w:rPr>
+          <w:rFonts w:ascii="Noto Serif SC" w:eastAsia="Noto Serif SC" w:hAnsi="Noto Serif SC" w:cs="Noto Serif"/>
+          <w:sz w:val="24"/>
+          <w:szCs w:val="24"/>
+          <w:lang w:val="en-US"/>
+        </w:rPr>
+        <w:t xml:space="preserve"> </w:t>
+      </w:r>
+      <w:r>
+        <w:rPr>
+          <w:rFonts w:ascii="Noto Serif SC" w:eastAsia="Noto Serif SC" w:hAnsi="Noto Serif SC" w:cs="Noto Serif"/>
+          <w:sz w:val="24"/>
+          <w:szCs w:val="24"/>
+          <w:lang w:val="en-US"/>
+        </w:rPr>
+        <w:t xml:space="preserve">1 </w:t>
+      </w:r>
+      <w:r>
+        <w:rPr>
+          <w:rFonts w:ascii="Noto Serif SC" w:eastAsia="Noto Serif SC" w:hAnsi="Noto Serif SC" w:cs="Noto Serif"/>
+          <w:sz w:val="24"/>
+          <w:szCs w:val="24"/>
+          <w:lang w:val="en-US"/>
+        </w:rPr>
+        <w:t>Sanxian</w:t>
+      </w:r>
+    </w:p>
+    <w:p>
+      <w:pPr>
+        <w:rPr>
+          <w:rFonts w:ascii="Noto Serif SC" w:eastAsia="Noto Serif SC" w:hAnsi="Noto Serif SC" w:cs="Noto Serif"/>
+          <w:sz w:val="24"/>
+          <w:szCs w:val="24"/>
+          <w:lang w:val="en-US"/>
+        </w:rPr>
+      </w:pPr>
+      <w:r>
+        <w:rPr>
+          <w:rFonts w:ascii="Noto Serif SC" w:eastAsia="Noto Serif SC" w:hAnsi="Noto Serif SC" w:cs="Noto Serif"/>
+          <w:sz w:val="24"/>
+          <w:szCs w:val="24"/>
+          <w:lang w:val="en-US"/>
+        </w:rPr>
+        <w:t>2</w:t>
+      </w:r>
+      <w:r>
+        <w:rPr>
+          <w:rFonts w:ascii="Noto Serif SC" w:eastAsia="Noto Serif SC" w:hAnsi="Noto Serif SC" w:cs="Noto Serif" w:hint="eastAsia"/>
+          <w:sz w:val="24"/>
+          <w:szCs w:val="24"/>
+          <w:lang w:val="en-US"/>
+        </w:rPr>
+        <w:t>大阮</w:t>
+      </w:r>
+      <w:r>
+        <w:rPr>
+          <w:rFonts w:ascii="Noto Serif SC" w:eastAsia="Noto Serif SC" w:hAnsi="Noto Serif SC" w:cs="Noto Serif"/>
+          <w:sz w:val="24"/>
+          <w:szCs w:val="24"/>
+          <w:lang w:val="en-US"/>
+        </w:rPr>
+        <w:t xml:space="preserve"> </w:t>
+      </w:r>
+      <w:r>
+        <w:rPr>
+          <w:rFonts w:ascii="Noto Serif SC" w:eastAsia="Noto Serif SC" w:hAnsi="Noto Serif SC" w:cs="Noto Serif"/>
+          <w:sz w:val="24"/>
+          <w:szCs w:val="24"/>
+          <w:lang w:val="en-US"/>
+        </w:rPr>
+        <w:t xml:space="preserve">2 </w:t>
+      </w:r>
+      <w:r>
+        <w:rPr>
+          <w:rFonts w:ascii="Noto Serif SC" w:eastAsia="Noto Serif SC" w:hAnsi="Noto Serif SC" w:cs="Noto Serif"/>
+          <w:sz w:val="24"/>
+          <w:szCs w:val="24"/>
+          <w:lang w:val="en-US"/>
+        </w:rPr>
+        <w:t>Daruan</w:t>
+      </w:r>
+    </w:p>
+    <w:p>
+      <w:pPr>
+        <w:rPr>
+          <w:rFonts w:ascii="Noto Serif SC" w:eastAsia="Noto Serif SC" w:hAnsi="Noto Serif SC" w:cs="Noto Serif"/>
+          <w:sz w:val="24"/>
+          <w:szCs w:val="24"/>
+          <w:lang w:val="en-US"/>
+        </w:rPr>
+      </w:pPr>
+      <w:r>
+        <w:rPr>
+          <w:rFonts w:ascii="Noto Serif SC" w:eastAsia="Noto Serif SC" w:hAnsi="Noto Serif SC" w:cs="Noto Serif"/>
+          <w:sz w:val="24"/>
+          <w:szCs w:val="24"/>
+          <w:lang w:val="en-US"/>
+        </w:rPr>
+        <w:t>1</w:t>
+      </w:r>
+      <w:r>
+        <w:rPr>
+          <w:rFonts w:ascii="Noto Serif SC" w:eastAsia="Noto Serif SC" w:hAnsi="Noto Serif SC" w:cs="Noto Serif" w:hint="eastAsia"/>
+          <w:sz w:val="24"/>
+          <w:szCs w:val="24"/>
+        </w:rPr>
+        <w:t>古筝</w:t>
+      </w:r>
+      <w:r>
+        <w:rPr>
+          <w:rFonts w:ascii="Noto Serif SC" w:eastAsia="Noto Serif SC" w:hAnsi="Noto Serif SC" w:cs="Noto Serif"/>
+          <w:sz w:val="24"/>
+          <w:szCs w:val="24"/>
+          <w:lang w:val="en-US"/>
+        </w:rPr>
+        <w:t xml:space="preserve"> </w:t>
+      </w:r>
+      <w:r>
+        <w:rPr>
+          <w:rFonts w:ascii="Noto Serif SC" w:eastAsia="Noto Serif SC" w:hAnsi="Noto Serif SC" w:cs="Noto Serif"/>
+          <w:sz w:val="24"/>
+          <w:szCs w:val="24"/>
+          <w:lang w:val="en-US"/>
+        </w:rPr>
+        <w:t xml:space="preserve">1 </w:t>
+      </w:r>
+      <w:r>
+        <w:rPr>
+          <w:rFonts w:ascii="Noto Serif SC" w:eastAsia="Noto Serif SC" w:hAnsi="Noto Serif SC" w:cs="Noto Serif"/>
+          <w:sz w:val="24"/>
+          <w:szCs w:val="24"/>
+          <w:lang w:val="en-US"/>
+        </w:rPr>
+        <w:t>Guzheng</w:t>
+      </w:r>
+    </w:p>
+    <w:p>
+      <w:pPr>
+        <w:rPr>
+          <w:rFonts w:ascii="Noto Serif SC" w:eastAsia="Noto Serif SC" w:hAnsi="Noto Serif SC" w:cs="Noto Serif"/>
+          <w:sz w:val="24"/>
+          <w:szCs w:val="24"/>
+          <w:lang w:val="en-US"/>
+        </w:rPr>
+      </w:pPr>
+      <w:r>
+        <w:rPr>
+          <w:rFonts w:ascii="Noto Serif SC" w:eastAsia="Noto Serif SC" w:hAnsi="Noto Serif SC" w:cs="Noto Serif"/>
+          <w:sz w:val="24"/>
+          <w:szCs w:val="24"/>
+          <w:lang w:val="en-US"/>
+        </w:rPr>
+        <w:t>1</w:t>
+      </w:r>
+      <w:r>
+        <w:rPr>
+          <w:rFonts w:ascii="Noto Serif SC" w:eastAsia="Noto Serif SC" w:hAnsi="Noto Serif SC" w:cs="Noto Serif" w:hint="eastAsia"/>
+          <w:sz w:val="24"/>
+          <w:szCs w:val="24"/>
+          <w:lang w:val="en-US"/>
+        </w:rPr>
+        <w:t>竖琴</w:t>
+      </w:r>
+      <w:r>
+        <w:rPr>
+          <w:rFonts w:ascii="Noto Serif SC" w:eastAsia="Noto Serif SC" w:hAnsi="Noto Serif SC" w:cs="Noto Serif"/>
+          <w:sz w:val="24"/>
+          <w:szCs w:val="24"/>
+          <w:lang w:val="en-US"/>
+        </w:rPr>
+        <w:t xml:space="preserve"> </w:t>
+      </w:r>
+      <w:r>
+        <w:rPr>
+          <w:rFonts w:ascii="Noto Serif SC" w:eastAsia="Noto Serif SC" w:hAnsi="Noto Serif SC" w:cs="Noto Serif"/>
+          <w:sz w:val="24"/>
+          <w:szCs w:val="24"/>
+          <w:lang w:val="en-US"/>
+        </w:rPr>
+        <w:t xml:space="preserve">1 </w:t>
+      </w:r>
+      <w:r>
+        <w:rPr>
+          <w:rFonts w:ascii="Noto Serif SC" w:eastAsia="Noto Serif SC" w:hAnsi="Noto Serif SC" w:cs="Noto Serif"/>
+          <w:sz w:val="24"/>
+          <w:szCs w:val="24"/>
+          <w:lang w:val="en-US"/>
+        </w:rPr>
+        <w:t>Harp</w:t>
+      </w:r>
+    </w:p>
+    <w:p>
+      <w:pPr>
+        <w:rPr>
+          <w:rFonts w:ascii="Noto Serif SC" w:eastAsia="Noto Serif SC" w:hAnsi="Noto Serif SC" w:cs="Noto Serif"/>
+          <w:sz w:val="24"/>
+          <w:szCs w:val="24"/>
+          <w:lang w:val="en-US"/>
+        </w:rPr>
+      </w:pPr>
+    </w:p>
+    <w:p>
+      <w:pPr>
+        <w:rPr>
+          <w:rFonts w:ascii="Noto Serif SC" w:eastAsia="Noto Serif SC" w:hAnsi="Noto Serif SC" w:cs="Noto Serif"/>
+          <w:sz w:val="24"/>
+          <w:szCs w:val="24"/>
+          <w:lang w:val="en-US"/>
+        </w:rPr>
+      </w:pPr>
+      <w:r>
+        <w:rPr>
+          <w:rFonts w:ascii="Noto Serif SC" w:eastAsia="Noto Serif SC" w:hAnsi="Noto Serif SC" w:cs="Noto Serif"/>
+          <w:sz w:val="24"/>
+          <w:szCs w:val="24"/>
+        </w:rPr>
+        <w:t>6</w:t>
+      </w:r>
+      <w:r>
+        <w:rPr>
+          <w:rFonts w:ascii="Noto Serif SC" w:eastAsia="Noto Serif SC" w:hAnsi="Noto Serif SC" w:cs="Noto Serif" w:hint="eastAsia"/>
+          <w:sz w:val="24"/>
+          <w:szCs w:val="24"/>
+        </w:rPr>
+        <w:t xml:space="preserve"> 打击乐 </w:t>
+      </w:r>
+      <w:r>
+        <w:rPr>
+          <w:rFonts w:ascii="Noto Serif SC" w:eastAsia="Noto Serif SC" w:hAnsi="Noto Serif SC" w:cs="Noto Serif"/>
+          <w:sz w:val="24"/>
+          <w:szCs w:val="24"/>
+        </w:rPr>
+        <w:t>6</w:t>
+      </w:r>
+      <w:r>
+        <w:rPr>
+          <w:rFonts w:ascii="Noto Serif SC" w:eastAsia="Noto Serif SC" w:hAnsi="Noto Serif SC" w:cs="Noto Serif"/>
+          <w:sz w:val="24"/>
+          <w:szCs w:val="24"/>
+        </w:rPr>
+        <w:t xml:space="preserve"> Percussion</w:t>
+      </w:r>
+    </w:p>
+    <w:p>
+      <w:pPr>
+        <w:ind w:left="720" w:hanging="436"/>
+        <w:rPr>
+          <w:rFonts w:ascii="Noto Serif SC" w:eastAsia="Noto Serif SC" w:hAnsi="Noto Serif SC" w:cs="Noto Serif"/>
+          <w:sz w:val="20"/>
+          <w:szCs w:val="20"/>
           <w:lang w:val="en-GB"/>
         </w:rPr>
-        <w:t>高音唢呐</w:t>
-      </w:r>
-      <w:r>
-        <w:rPr>
-          <w:rFonts w:ascii="Noto Serif SC" w:eastAsia="Noto Serif SC" w:hAnsi="Noto Serif SC" w:cs="Noto Serif"/>
-          <w:sz w:val="24"/>
-          <w:szCs w:val="24"/>
-          <w:lang w:val="en-GB"/>
-        </w:rPr>
-        <w:t>*</w:t>
-      </w:r>
-      <w:r>
-        <w:rPr>
-          <w:rFonts w:ascii="Noto Serif SC" w:eastAsia="Noto Serif SC" w:hAnsi="Noto Serif SC" w:cs="Noto Serif"/>
-          <w:sz w:val="24"/>
-          <w:szCs w:val="24"/>
-          <w:lang w:val="en-GB"/>
+      </w:pPr>
+      <w:r>
+        <w:rPr>
+          <w:rFonts w:ascii="Noto Serif SC" w:eastAsia="Noto Serif SC" w:hAnsi="Noto Serif SC" w:cs="Noto Serif"/>
+          <w:sz w:val="20"/>
+          <w:szCs w:val="20"/>
+        </w:rPr>
+        <w:t xml:space="preserve">I: </w:t>
+      </w:r>
+      <w:r>
+        <w:rPr>
+          <w:rFonts w:ascii="Noto Serif SC" w:eastAsia="Noto Serif SC" w:hAnsi="Noto Serif SC" w:cs="Noto Serif"/>
+          <w:sz w:val="20"/>
+          <w:szCs w:val="20"/>
+        </w:rPr>
+        <w:t>(</w:t>
+      </w:r>
+      <w:r>
+        <w:rPr>
+          <w:rFonts w:ascii="Noto Serif SC" w:eastAsia="Noto Serif SC" w:hAnsi="Noto Serif SC" w:cs="Noto Serif" w:hint="eastAsia"/>
+          <w:sz w:val="20"/>
+          <w:szCs w:val="20"/>
+        </w:rPr>
+        <w:t>西方</w:t>
+      </w:r>
+      <w:r>
+        <w:rPr>
+          <w:rFonts w:ascii="Noto Serif SC" w:eastAsia="Noto Serif SC" w:hAnsi="Noto Serif SC" w:cs="Noto Serif"/>
+          <w:sz w:val="20"/>
+          <w:szCs w:val="20"/>
+        </w:rPr>
+        <w:t xml:space="preserve">) </w:t>
+      </w:r>
+      <w:r>
+        <w:rPr>
+          <w:rFonts w:ascii="Noto Serif SC" w:eastAsia="Noto Serif SC" w:hAnsi="Noto Serif SC" w:cs="Noto Serif" w:hint="eastAsia"/>
+          <w:sz w:val="20"/>
+          <w:szCs w:val="20"/>
+        </w:rPr>
+        <w:t>木鱼</w:t>
+      </w:r>
+      <w:r>
+        <w:rPr>
+          <w:rFonts w:ascii="Noto Serif SC" w:eastAsia="Noto Serif SC" w:hAnsi="Noto Serif SC" w:cs="Noto Serif"/>
+          <w:sz w:val="20"/>
+          <w:szCs w:val="20"/>
+        </w:rPr>
+        <w:t xml:space="preserve"> Woodblocks, </w:t>
+      </w:r>
+      <w:r>
+        <w:rPr>
+          <w:rFonts w:ascii="Noto Serif SC" w:eastAsia="Noto Serif SC" w:hAnsi="Noto Serif SC" w:cs="Noto Serif" w:hint="eastAsia"/>
+          <w:sz w:val="20"/>
+          <w:szCs w:val="20"/>
+        </w:rPr>
+        <w:t>钟琴</w:t>
+      </w:r>
+      <w:r>
+        <w:rPr>
+          <w:rFonts w:ascii="Noto Serif SC" w:eastAsia="Noto Serif SC" w:hAnsi="Noto Serif SC" w:cs="Noto Serif"/>
+          <w:sz w:val="20"/>
+          <w:szCs w:val="20"/>
+        </w:rPr>
+        <w:t xml:space="preserve"> Glockenspiel, </w:t>
+      </w:r>
+      <w:r>
+        <w:rPr>
+          <w:rFonts w:ascii="Noto Serif SC" w:eastAsia="Noto Serif SC" w:hAnsi="Noto Serif SC" w:cs="Noto Serif" w:hint="eastAsia"/>
+          <w:sz w:val="20"/>
+          <w:szCs w:val="20"/>
+        </w:rPr>
+        <w:t>云锣</w:t>
+      </w:r>
+      <w:r>
+        <w:rPr>
+          <w:rFonts w:ascii="Noto Serif SC" w:eastAsia="Noto Serif SC" w:hAnsi="Noto Serif SC" w:cs="Noto Serif"/>
+          <w:sz w:val="20"/>
+          <w:szCs w:val="20"/>
+        </w:rPr>
+        <w:t xml:space="preserve"> Yunluo, </w:t>
+      </w:r>
+      <w:r>
+        <w:rPr>
+          <w:rFonts w:ascii="Noto Serif SC" w:eastAsia="Noto Serif SC" w:hAnsi="Noto Serif SC" w:cs="Noto Serif" w:hint="eastAsia"/>
+          <w:sz w:val="20"/>
+          <w:szCs w:val="20"/>
+        </w:rPr>
+        <w:t>小堂鼓</w:t>
+      </w:r>
+      <w:r>
+        <w:rPr>
+          <w:rFonts w:ascii="Noto Serif SC" w:eastAsia="Noto Serif SC" w:hAnsi="Noto Serif SC" w:cs="Noto Serif"/>
+          <w:sz w:val="20"/>
+          <w:szCs w:val="20"/>
         </w:rPr>
         <w:t xml:space="preserve"> </w:t>
       </w:r>
-      <w:r>
-        <w:rPr>
-          <w:rFonts w:ascii="Noto Serif SC" w:eastAsia="Noto Serif SC" w:hAnsi="Noto Serif SC" w:cs="Noto Serif"/>
-          <w:sz w:val="24"/>
-          <w:szCs w:val="24"/>
-          <w:lang w:val="en-GB"/>
-        </w:rPr>
-        <w:t>2</w:t>
-      </w:r>
-      <w:r>
-        <w:rPr>
-          <w:rFonts w:ascii="Noto Serif SC" w:eastAsia="Noto Serif SC" w:hAnsi="Noto Serif SC" w:cs="Noto Serif"/>
-          <w:sz w:val="24"/>
-          <w:szCs w:val="24"/>
-          <w:lang w:val="en-GB"/>
+      <w:proofErr w:type="spellStart"/>
+      <w:r>
+        <w:rPr>
+          <w:rFonts w:ascii="Noto Serif SC" w:eastAsia="Noto Serif SC" w:hAnsi="Noto Serif SC" w:cs="Noto Serif"/>
+          <w:sz w:val="20"/>
+          <w:szCs w:val="20"/>
+        </w:rPr>
+        <w:t>Xiaotanggu</w:t>
+      </w:r>
+      <w:proofErr w:type="spellEnd"/>
+      <w:r>
+        <w:rPr>
+          <w:rFonts w:ascii="Noto Serif SC" w:eastAsia="Noto Serif SC" w:hAnsi="Noto Serif SC" w:cs="Noto Serif"/>
+          <w:sz w:val="20"/>
+          <w:szCs w:val="20"/>
+        </w:rPr>
+        <w:t xml:space="preserve">, </w:t>
+      </w:r>
+      <w:r>
+        <w:rPr>
+          <w:rFonts w:ascii="Noto Serif SC" w:eastAsia="Noto Serif SC" w:hAnsi="Noto Serif SC" w:cs="Noto Serif" w:hint="eastAsia"/>
+          <w:sz w:val="20"/>
+          <w:szCs w:val="20"/>
+        </w:rPr>
+        <w:t>排鼓</w:t>
+      </w:r>
+      <w:r>
+        <w:rPr>
+          <w:rFonts w:ascii="Noto Serif SC" w:eastAsia="Noto Serif SC" w:hAnsi="Noto Serif SC" w:cs="Noto Serif"/>
+          <w:sz w:val="20"/>
+          <w:szCs w:val="20"/>
         </w:rPr>
         <w:t xml:space="preserve"> </w:t>
       </w:r>
@@ -4042,112 +5084,317 @@
       <w:r>
         <w:rPr>
           <w:rFonts w:ascii="Noto Serif SC" w:eastAsia="Noto Serif SC" w:hAnsi="Noto Serif SC" w:cs="Noto Serif"/>
-          <w:sz w:val="24"/>
-          <w:szCs w:val="24"/>
-          <w:lang w:val="en-GB"/>
-        </w:rPr>
-        <w:t>Gaoyin</w:t>
+          <w:sz w:val="20"/>
+          <w:szCs w:val="20"/>
+        </w:rPr>
+        <w:t>Paigu</w:t>
       </w:r>
       <w:proofErr w:type="spellEnd"/>
       <w:r>
         <w:rPr>
           <w:rFonts w:ascii="Noto Serif SC" w:eastAsia="Noto Serif SC" w:hAnsi="Noto Serif SC" w:cs="Noto Serif"/>
-          <w:sz w:val="24"/>
-          <w:szCs w:val="24"/>
-          <w:lang w:val="en-GB"/>
+          <w:sz w:val="20"/>
+          <w:szCs w:val="20"/>
+        </w:rPr>
+        <w:t xml:space="preserve">, </w:t>
+      </w:r>
+      <w:r>
+        <w:rPr>
+          <w:rFonts w:ascii="Noto Serif SC" w:eastAsia="Noto Serif SC" w:hAnsi="Noto Serif SC" w:cs="Noto Serif" w:hint="eastAsia"/>
+          <w:sz w:val="20"/>
+          <w:szCs w:val="20"/>
+        </w:rPr>
+        <w:t>木鱼</w:t>
+      </w:r>
+      <w:r>
+        <w:rPr>
+          <w:rFonts w:ascii="Noto Serif SC" w:eastAsia="Noto Serif SC" w:hAnsi="Noto Serif SC" w:cs="Noto Serif"/>
+          <w:sz w:val="20"/>
+          <w:szCs w:val="20"/>
+        </w:rPr>
+        <w:t xml:space="preserve"> Chinese Woodblock</w:t>
+      </w:r>
+    </w:p>
+    <w:p>
+      <w:pPr>
+        <w:ind w:left="720" w:hanging="436"/>
+        <w:rPr>
+          <w:rFonts w:ascii="Noto Serif SC" w:eastAsia="Noto Serif SC" w:hAnsi="Noto Serif SC" w:cs="Noto Serif"/>
+          <w:sz w:val="20"/>
+          <w:szCs w:val="20"/>
+          <w:lang w:val="en-US"/>
+        </w:rPr>
+      </w:pPr>
+      <w:r>
+        <w:rPr>
+          <w:rFonts w:ascii="Noto Serif SC" w:eastAsia="Noto Serif SC" w:hAnsi="Noto Serif SC" w:cs="Noto Serif"/>
+          <w:sz w:val="20"/>
+          <w:szCs w:val="20"/>
+          <w:lang w:val="en-US"/>
+        </w:rPr>
+        <w:t xml:space="preserve">II: </w:t>
+      </w:r>
+      <w:r>
+        <w:rPr>
+          <w:rFonts w:ascii="Noto Serif SC" w:eastAsia="Noto Serif SC" w:hAnsi="Noto Serif SC" w:cs="Noto Serif" w:hint="eastAsia"/>
+          <w:sz w:val="20"/>
+          <w:szCs w:val="20"/>
+        </w:rPr>
+        <w:t>中国木鱼</w:t>
+      </w:r>
+      <w:r>
+        <w:rPr>
+          <w:rFonts w:ascii="Noto Serif SC" w:eastAsia="Noto Serif SC" w:hAnsi="Noto Serif SC" w:cs="Noto Serif"/>
+          <w:sz w:val="20"/>
+          <w:szCs w:val="20"/>
+        </w:rPr>
+        <w:t xml:space="preserve"> Chinese Woodblock, </w:t>
+      </w:r>
+      <w:r>
+        <w:rPr>
+          <w:rFonts w:ascii="Noto Serif SC" w:eastAsia="Noto Serif SC" w:hAnsi="Noto Serif SC" w:cs="Noto Serif" w:hint="eastAsia"/>
+          <w:sz w:val="20"/>
+          <w:szCs w:val="20"/>
+        </w:rPr>
+        <w:t>颤音琴</w:t>
+      </w:r>
+      <w:r>
+        <w:rPr>
+          <w:rFonts w:ascii="Noto Serif SC" w:eastAsia="Noto Serif SC" w:hAnsi="Noto Serif SC" w:cs="Noto Serif"/>
+          <w:sz w:val="20"/>
+          <w:szCs w:val="20"/>
+        </w:rPr>
+        <w:t xml:space="preserve"> Vibraphone, </w:t>
+      </w:r>
+      <w:r>
+        <w:rPr>
+          <w:rFonts w:ascii="Noto Serif SC" w:eastAsia="Noto Serif SC" w:hAnsi="Noto Serif SC" w:cs="Noto Serif" w:hint="eastAsia"/>
+          <w:sz w:val="20"/>
+          <w:szCs w:val="20"/>
+        </w:rPr>
+        <w:t>大钹</w:t>
+      </w:r>
+      <w:r>
+        <w:rPr>
+          <w:rFonts w:ascii="Noto Serif SC" w:eastAsia="Noto Serif SC" w:hAnsi="Noto Serif SC" w:cs="Noto Serif"/>
+          <w:sz w:val="20"/>
+          <w:szCs w:val="20"/>
+        </w:rPr>
+        <w:t xml:space="preserve"> Dabo</w:t>
+      </w:r>
+      <w:r>
+        <w:rPr>
+          <w:rFonts w:ascii="Noto Serif SC" w:eastAsia="Noto Serif SC" w:hAnsi="Noto Serif SC" w:cs="Noto Serif"/>
+          <w:sz w:val="20"/>
+          <w:szCs w:val="20"/>
+        </w:rPr>
+        <w:t>,</w:t>
+      </w:r>
+      <w:r>
+        <w:rPr>
+          <w:rFonts w:ascii="Noto Serif SC" w:eastAsia="Noto Serif SC" w:hAnsi="Noto Serif SC" w:cs="Noto Serif"/>
+          <w:sz w:val="20"/>
+          <w:szCs w:val="20"/>
         </w:rPr>
         <w:t xml:space="preserve"> </w:t>
       </w:r>
+      <w:r>
+        <w:rPr>
+          <w:rFonts w:ascii="Noto Serif SC" w:eastAsia="Noto Serif SC" w:hAnsi="Noto Serif SC" w:cs="Noto Serif" w:hint="eastAsia"/>
+          <w:sz w:val="20"/>
+          <w:szCs w:val="20"/>
+        </w:rPr>
+        <w:t>排鼓</w:t>
+      </w:r>
+      <w:r>
+        <w:rPr>
+          <w:rFonts w:ascii="Noto Serif SC" w:eastAsia="Noto Serif SC" w:hAnsi="Noto Serif SC" w:cs="Noto Serif"/>
+          <w:sz w:val="20"/>
+          <w:szCs w:val="20"/>
+        </w:rPr>
+        <w:t xml:space="preserve"> </w:t>
+      </w:r>
       <w:proofErr w:type="spellStart"/>
       <w:r>
         <w:rPr>
           <w:rFonts w:ascii="Noto Serif SC" w:eastAsia="Noto Serif SC" w:hAnsi="Noto Serif SC" w:cs="Noto Serif"/>
-          <w:sz w:val="24"/>
-          <w:szCs w:val="24"/>
-          <w:lang w:val="en-GB"/>
-        </w:rPr>
-        <w:t>Suona</w:t>
+          <w:sz w:val="20"/>
+          <w:szCs w:val="20"/>
+        </w:rPr>
+        <w:t>Paigu</w:t>
       </w:r>
       <w:proofErr w:type="spellEnd"/>
       <w:r>
         <w:rPr>
           <w:rFonts w:ascii="Noto Serif SC" w:eastAsia="Noto Serif SC" w:hAnsi="Noto Serif SC" w:cs="Noto Serif"/>
-          <w:sz w:val="24"/>
-          <w:szCs w:val="24"/>
-          <w:lang w:val="en-GB"/>
-        </w:rPr>
-        <w:t>*</w:t>
-      </w:r>
-    </w:p>
-    <w:p>
-      <w:pPr>
-        <w:rPr>
-          <w:rFonts w:ascii="Noto Serif SC" w:eastAsia="Noto Serif SC" w:hAnsi="Noto Serif SC" w:cs="Noto Serif"/>
-          <w:sz w:val="24"/>
-          <w:szCs w:val="24"/>
-          <w:lang w:val="en-US"/>
-        </w:rPr>
-      </w:pPr>
-      <w:r>
-        <w:rPr>
-          <w:rFonts w:ascii="Noto Serif SC" w:eastAsia="Noto Serif SC" w:hAnsi="Noto Serif SC" w:cs="Noto Serif"/>
-          <w:sz w:val="20"/>
-          <w:szCs w:val="20"/>
-          <w:lang w:val="en-GB"/>
-        </w:rPr>
-        <w:t xml:space="preserve"> * </w:t>
-      </w:r>
-      <w:r>
-        <w:rPr>
-          <w:rFonts w:ascii="Noto Serif SC" w:eastAsia="Noto Serif SC" w:hAnsi="Noto Serif SC" w:cs="Noto Serif"/>
-          <w:sz w:val="20"/>
-          <w:szCs w:val="20"/>
-          <w:lang w:val="en-GB"/>
-        </w:rPr>
-        <w:t>I</w:t>
-      </w:r>
-      <w:r>
-        <w:rPr>
-          <w:rFonts w:ascii="Noto Serif SC" w:eastAsia="Noto Serif SC" w:hAnsi="Noto Serif SC" w:cs="Noto Serif" w:hint="eastAsia"/>
-          <w:sz w:val="20"/>
-          <w:szCs w:val="20"/>
-          <w:lang w:val="en-GB"/>
-        </w:rPr>
-        <w:t>兼奏高音管</w:t>
-      </w:r>
-      <w:r>
-        <w:rPr>
-          <w:rFonts w:ascii="Noto Serif SC" w:eastAsia="Noto Serif SC" w:hAnsi="Noto Serif SC" w:cs="Noto Serif"/>
-          <w:sz w:val="20"/>
-          <w:szCs w:val="20"/>
-          <w:lang w:val="en-GB"/>
+          <w:sz w:val="20"/>
+          <w:szCs w:val="20"/>
+        </w:rPr>
+        <w:t xml:space="preserve">, </w:t>
+      </w:r>
+      <w:r>
+        <w:rPr>
+          <w:rFonts w:ascii="Noto Serif SC" w:eastAsia="Noto Serif SC" w:hAnsi="Noto Serif SC" w:cs="Noto Serif" w:hint="eastAsia"/>
+          <w:sz w:val="20"/>
+          <w:szCs w:val="20"/>
+        </w:rPr>
+        <w:t>军镲</w:t>
+      </w:r>
+      <w:r>
+        <w:rPr>
+          <w:rFonts w:ascii="Noto Serif SC" w:eastAsia="Noto Serif SC" w:hAnsi="Noto Serif SC" w:cs="Noto Serif"/>
+          <w:sz w:val="20"/>
+          <w:szCs w:val="20"/>
+        </w:rPr>
+        <w:t xml:space="preserve"> Cymbals</w:t>
+      </w:r>
+      <w:r>
+        <w:rPr>
+          <w:rFonts w:ascii="Noto Serif SC" w:eastAsia="Noto Serif SC" w:hAnsi="Noto Serif SC" w:cs="Noto Serif"/>
+          <w:sz w:val="20"/>
+          <w:szCs w:val="20"/>
+        </w:rPr>
+        <w:t>,</w:t>
+      </w:r>
+      <w:r>
+        <w:rPr>
+          <w:rFonts w:ascii="Noto Serif SC" w:eastAsia="Noto Serif SC" w:hAnsi="Noto Serif SC" w:cs="Noto Serif"/>
+          <w:sz w:val="20"/>
+          <w:szCs w:val="20"/>
         </w:rPr>
         <w:t xml:space="preserve"> </w:t>
       </w:r>
       <w:r>
         <w:rPr>
-          <w:rFonts w:ascii="Noto Serif SC" w:eastAsia="Noto Serif SC" w:hAnsi="Noto Serif SC" w:cs="Noto Serif"/>
-          <w:sz w:val="20"/>
-          <w:szCs w:val="20"/>
-          <w:lang w:val="en-GB"/>
-        </w:rPr>
-        <w:t xml:space="preserve">* </w:t>
-      </w:r>
-      <w:r>
-        <w:rPr>
-          <w:rFonts w:ascii="Noto Serif SC" w:eastAsia="Noto Serif SC" w:hAnsi="Noto Serif SC" w:cs="Noto Serif"/>
-          <w:sz w:val="20"/>
-          <w:szCs w:val="20"/>
-          <w:lang w:val="en-GB"/>
-        </w:rPr>
-        <w:t>I</w:t>
-      </w:r>
-      <w:r>
-        <w:rPr>
-          <w:rFonts w:ascii="Noto Serif SC" w:eastAsia="Noto Serif SC" w:hAnsi="Noto Serif SC" w:cs="Noto Serif"/>
-          <w:sz w:val="20"/>
-          <w:szCs w:val="20"/>
-          <w:lang w:val="en-GB"/>
+          <w:rFonts w:ascii="Noto Serif SC" w:eastAsia="Noto Serif SC" w:hAnsi="Noto Serif SC" w:cs="Noto Serif" w:hint="eastAsia"/>
+          <w:sz w:val="20"/>
+          <w:szCs w:val="20"/>
+        </w:rPr>
+        <w:t>通通鼓</w:t>
+      </w:r>
+      <w:r>
+        <w:rPr>
+          <w:rFonts w:ascii="Noto Serif SC" w:eastAsia="Noto Serif SC" w:hAnsi="Noto Serif SC" w:cs="Noto Serif"/>
+          <w:sz w:val="20"/>
+          <w:szCs w:val="20"/>
+        </w:rPr>
+        <w:t xml:space="preserve"> Tom-toms</w:t>
+      </w:r>
+    </w:p>
+    <w:p>
+      <w:pPr>
+        <w:ind w:left="720" w:hanging="436"/>
+        <w:rPr>
+          <w:rFonts w:ascii="Noto Serif SC" w:eastAsia="Noto Serif SC" w:hAnsi="Noto Serif SC" w:cs="Noto Serif"/>
+          <w:sz w:val="20"/>
+          <w:szCs w:val="20"/>
+        </w:rPr>
+      </w:pPr>
+      <w:r>
+        <w:rPr>
+          <w:rFonts w:ascii="Noto Serif SC" w:eastAsia="Noto Serif SC" w:hAnsi="Noto Serif SC" w:cs="Noto Serif"/>
+          <w:sz w:val="20"/>
+          <w:szCs w:val="20"/>
+          <w:lang w:val="en-US"/>
+        </w:rPr>
+        <w:t xml:space="preserve">III: </w:t>
+      </w:r>
+      <w:r>
+        <w:rPr>
+          <w:rFonts w:ascii="Noto Serif SC" w:eastAsia="Noto Serif SC" w:hAnsi="Noto Serif SC" w:cs="Noto Serif" w:hint="eastAsia"/>
+          <w:sz w:val="20"/>
+          <w:szCs w:val="20"/>
+        </w:rPr>
+        <w:t>木琴</w:t>
+      </w:r>
+      <w:r>
+        <w:rPr>
+          <w:rFonts w:ascii="Noto Serif SC" w:eastAsia="Noto Serif SC" w:hAnsi="Noto Serif SC" w:cs="Noto Serif"/>
+          <w:sz w:val="20"/>
+          <w:szCs w:val="20"/>
+        </w:rPr>
+        <w:t xml:space="preserve"> Xylophone, </w:t>
+      </w:r>
+      <w:r>
+        <w:rPr>
+          <w:rFonts w:ascii="Noto Serif SC" w:eastAsia="Noto Serif SC" w:hAnsi="Noto Serif SC" w:cs="Noto Serif" w:hint="eastAsia"/>
+          <w:sz w:val="20"/>
+          <w:szCs w:val="20"/>
+        </w:rPr>
+        <w:t>通通鼓</w:t>
+      </w:r>
+      <w:r>
+        <w:rPr>
+          <w:rFonts w:ascii="Noto Serif SC" w:eastAsia="Noto Serif SC" w:hAnsi="Noto Serif SC" w:cs="Noto Serif"/>
+          <w:sz w:val="20"/>
+          <w:szCs w:val="20"/>
+        </w:rPr>
+        <w:t xml:space="preserve"> Tom-toms, </w:t>
+      </w:r>
+      <w:r>
+        <w:rPr>
+          <w:rFonts w:ascii="Noto Serif SC" w:eastAsia="Noto Serif SC" w:hAnsi="Noto Serif SC" w:cs="Noto Serif" w:hint="eastAsia"/>
+          <w:sz w:val="20"/>
+          <w:szCs w:val="20"/>
+        </w:rPr>
+        <w:t>乐鞭</w:t>
+      </w:r>
+      <w:r>
+        <w:rPr>
+          <w:rFonts w:ascii="Noto Serif SC" w:eastAsia="Noto Serif SC" w:hAnsi="Noto Serif SC" w:cs="Noto Serif"/>
+          <w:sz w:val="20"/>
+          <w:szCs w:val="20"/>
+        </w:rPr>
+        <w:t xml:space="preserve"> Whip, </w:t>
+      </w:r>
+      <w:r>
+        <w:rPr>
+          <w:rFonts w:ascii="Noto Serif SC" w:eastAsia="Noto Serif SC" w:hAnsi="Noto Serif SC" w:cs="Noto Serif" w:hint="eastAsia"/>
+          <w:sz w:val="20"/>
+          <w:szCs w:val="20"/>
+        </w:rPr>
+        <w:t>康嘎鼓</w:t>
+      </w:r>
+      <w:r>
+        <w:rPr>
+          <w:rFonts w:ascii="Noto Serif SC" w:eastAsia="Noto Serif SC" w:hAnsi="Noto Serif SC" w:cs="Noto Serif"/>
+          <w:sz w:val="20"/>
+          <w:szCs w:val="20"/>
+        </w:rPr>
+        <w:t xml:space="preserve"> Congas</w:t>
+      </w:r>
+    </w:p>
+    <w:p>
+      <w:pPr>
+        <w:ind w:left="720" w:hanging="436"/>
+        <w:rPr>
+          <w:rFonts w:ascii="Noto Serif SC" w:eastAsia="Noto Serif SC" w:hAnsi="Noto Serif SC" w:cs="Noto Serif"/>
+          <w:sz w:val="20"/>
+          <w:szCs w:val="20"/>
+        </w:rPr>
+      </w:pPr>
+      <w:r>
+        <w:rPr>
+          <w:rFonts w:ascii="Noto Serif SC" w:eastAsia="Noto Serif SC" w:hAnsi="Noto Serif SC" w:cs="Noto Serif"/>
+          <w:sz w:val="20"/>
+          <w:szCs w:val="20"/>
+          <w:lang w:val="en-US"/>
+        </w:rPr>
+        <w:t xml:space="preserve">IV: </w:t>
+      </w:r>
+      <w:r>
+        <w:rPr>
+          <w:rFonts w:ascii="Noto Serif SC" w:eastAsia="Noto Serif SC" w:hAnsi="Noto Serif SC" w:cs="Noto Serif" w:hint="eastAsia"/>
+          <w:sz w:val="20"/>
+          <w:szCs w:val="20"/>
+        </w:rPr>
+        <w:t>编钟</w:t>
+      </w:r>
+      <w:r>
+        <w:rPr>
+          <w:rFonts w:ascii="Noto Serif SC" w:eastAsia="Noto Serif SC" w:hAnsi="Noto Serif SC" w:cs="Noto Serif"/>
+          <w:sz w:val="20"/>
+          <w:szCs w:val="20"/>
         </w:rPr>
         <w:t xml:space="preserve"> </w:t>
       </w:r>
@@ -4157,9 +5404,8 @@
           <w:rFonts w:ascii="Noto Serif SC" w:eastAsia="Noto Serif SC" w:hAnsi="Noto Serif SC" w:cs="Noto Serif"/>
           <w:sz w:val="20"/>
           <w:szCs w:val="20"/>
-          <w:lang w:val="en-GB"/>
-        </w:rPr>
-        <w:t>doub</w:t>
+        </w:rPr>
+        <w:t>Bianzhong</w:t>
       </w:r>
       <w:proofErr w:type="spellEnd"/>
       <w:r>
@@ -4167,9 +5413,107 @@
           <w:rFonts w:ascii="Noto Serif SC" w:eastAsia="Noto Serif SC" w:hAnsi="Noto Serif SC" w:cs="Noto Serif"/>
           <w:sz w:val="20"/>
           <w:szCs w:val="20"/>
-          <w:lang w:val="en-GB"/>
-        </w:rPr>
-        <w:t xml:space="preserve">. </w:t>
+        </w:rPr>
+        <w:t xml:space="preserve">, </w:t>
+      </w:r>
+      <w:r>
+        <w:rPr>
+          <w:rFonts w:ascii="Noto Serif SC" w:eastAsia="Noto Serif SC" w:hAnsi="Noto Serif SC" w:cs="Noto Serif" w:hint="eastAsia"/>
+          <w:sz w:val="20"/>
+          <w:szCs w:val="20"/>
+        </w:rPr>
+        <w:t>通通鼓</w:t>
+      </w:r>
+      <w:r>
+        <w:rPr>
+          <w:rFonts w:ascii="Noto Serif SC" w:eastAsia="Noto Serif SC" w:hAnsi="Noto Serif SC" w:cs="Noto Serif"/>
+          <w:sz w:val="20"/>
+          <w:szCs w:val="20"/>
+        </w:rPr>
+        <w:t xml:space="preserve"> Tom-toms, </w:t>
+      </w:r>
+      <w:r>
+        <w:rPr>
+          <w:rFonts w:ascii="Noto Serif SC" w:eastAsia="Noto Serif SC" w:hAnsi="Noto Serif SC" w:cs="Noto Serif" w:hint="eastAsia"/>
+          <w:sz w:val="20"/>
+          <w:szCs w:val="20"/>
+        </w:rPr>
+        <w:t>马林巴</w:t>
+      </w:r>
+      <w:r>
+        <w:rPr>
+          <w:rFonts w:ascii="Noto Serif SC" w:eastAsia="Noto Serif SC" w:hAnsi="Noto Serif SC" w:cs="Noto Serif"/>
+          <w:sz w:val="20"/>
+          <w:szCs w:val="20"/>
+        </w:rPr>
+        <w:t xml:space="preserve"> Marimba, </w:t>
+      </w:r>
+      <w:r>
+        <w:rPr>
+          <w:rFonts w:ascii="Noto Serif SC" w:eastAsia="Noto Serif SC" w:hAnsi="Noto Serif SC" w:cs="Noto Serif" w:hint="eastAsia"/>
+          <w:sz w:val="20"/>
+          <w:szCs w:val="20"/>
+        </w:rPr>
+        <w:t>军镲</w:t>
+      </w:r>
+      <w:r>
+        <w:rPr>
+          <w:rFonts w:ascii="Noto Serif SC" w:eastAsia="Noto Serif SC" w:hAnsi="Noto Serif SC" w:cs="Noto Serif"/>
+          <w:sz w:val="20"/>
+          <w:szCs w:val="20"/>
+        </w:rPr>
+        <w:t xml:space="preserve"> </w:t>
+      </w:r>
+      <w:r>
+        <w:rPr>
+          <w:rFonts w:ascii="Noto Serif SC" w:eastAsia="Noto Serif SC" w:hAnsi="Noto Serif SC" w:cs="Noto Serif"/>
+          <w:sz w:val="20"/>
+          <w:szCs w:val="20"/>
+        </w:rPr>
+        <w:t>C</w:t>
+      </w:r>
+      <w:r>
+        <w:rPr>
+          <w:rFonts w:ascii="Noto Serif SC" w:eastAsia="Noto Serif SC" w:hAnsi="Noto Serif SC" w:cs="Noto Serif"/>
+          <w:sz w:val="20"/>
+          <w:szCs w:val="20"/>
+        </w:rPr>
+        <w:t>ymbals</w:t>
+      </w:r>
+    </w:p>
+    <w:p>
+      <w:pPr>
+        <w:ind w:left="720" w:hanging="436"/>
+        <w:rPr>
+          <w:rFonts w:ascii="Noto Serif SC" w:eastAsia="Noto Serif SC" w:hAnsi="Noto Serif SC" w:cs="Noto Serif"/>
+          <w:sz w:val="20"/>
+          <w:szCs w:val="20"/>
+        </w:rPr>
+      </w:pPr>
+      <w:r>
+        <w:rPr>
+          <w:rFonts w:ascii="Noto Serif SC" w:eastAsia="Noto Serif SC" w:hAnsi="Noto Serif SC" w:cs="Noto Serif"/>
+          <w:sz w:val="20"/>
+          <w:szCs w:val="20"/>
+          <w:lang w:val="en-US"/>
+        </w:rPr>
+        <w:t xml:space="preserve">V: </w:t>
+      </w:r>
+      <w:r>
+        <w:rPr>
+          <w:rFonts w:ascii="Noto Serif SC" w:eastAsia="Noto Serif SC" w:hAnsi="Noto Serif SC" w:cs="Noto Serif" w:hint="eastAsia"/>
+          <w:sz w:val="20"/>
+          <w:szCs w:val="20"/>
+        </w:rPr>
+        <w:t>铓锣</w:t>
+      </w:r>
+      <w:r>
+        <w:rPr>
+          <w:rFonts w:ascii="Noto Serif SC" w:eastAsia="Noto Serif SC" w:hAnsi="Noto Serif SC" w:cs="Noto Serif"/>
+          <w:sz w:val="20"/>
+          <w:szCs w:val="20"/>
+        </w:rPr>
+        <w:t xml:space="preserve"> </w:t>
       </w:r>
       <w:proofErr w:type="spellStart"/>
       <w:r>
@@ -4177,9 +5521,8 @@
           <w:rFonts w:ascii="Noto Serif SC" w:eastAsia="Noto Serif SC" w:hAnsi="Noto Serif SC" w:cs="Noto Serif"/>
           <w:sz w:val="20"/>
           <w:szCs w:val="20"/>
-          <w:lang w:val="en-GB"/>
-        </w:rPr>
-        <w:t>Gaoyin</w:t>
+        </w:rPr>
+        <w:t>Mangluo</w:t>
       </w:r>
       <w:proofErr w:type="spellEnd"/>
       <w:r>
@@ -4187,73 +5530,120 @@
           <w:rFonts w:ascii="Noto Serif SC" w:eastAsia="Noto Serif SC" w:hAnsi="Noto Serif SC" w:cs="Noto Serif"/>
           <w:sz w:val="20"/>
           <w:szCs w:val="20"/>
-          <w:lang w:val="en-GB"/>
-        </w:rPr>
-        <w:t xml:space="preserve"> Guan</w:t>
-      </w:r>
-    </w:p>
-    <w:p>
-      <w:pPr>
-        <w:rPr>
-          <w:rFonts w:ascii="Noto Serif SC" w:eastAsia="Noto Serif SC" w:hAnsi="Noto Serif SC" w:cs="Noto Serif"/>
-          <w:sz w:val="24"/>
-          <w:szCs w:val="24"/>
-          <w:lang w:val="en-US"/>
-        </w:rPr>
-      </w:pPr>
-      <w:r>
-        <w:rPr>
-          <w:rFonts w:ascii="Noto Serif SC" w:eastAsia="Noto Serif SC" w:hAnsi="Noto Serif SC" w:cs="Noto Serif" w:hint="eastAsia"/>
-          <w:sz w:val="24"/>
-          <w:szCs w:val="24"/>
-          <w:lang w:val="en-US"/>
-        </w:rPr>
-        <w:t>加键中音唢呐</w:t>
-      </w:r>
-      <w:r>
-        <w:rPr>
-          <w:rFonts w:ascii="Noto Serif SC" w:eastAsia="Noto Serif SC" w:hAnsi="Noto Serif SC" w:cs="Noto Serif"/>
-          <w:sz w:val="24"/>
-          <w:szCs w:val="24"/>
-          <w:lang w:val="en-US"/>
-        </w:rPr>
-        <w:t xml:space="preserve">* </w:t>
-      </w:r>
-      <w:r>
-        <w:rPr>
-          <w:rFonts w:ascii="Noto Serif SC" w:eastAsia="Noto Serif SC" w:hAnsi="Noto Serif SC" w:cs="Noto Serif"/>
-          <w:sz w:val="24"/>
-          <w:szCs w:val="24"/>
-          <w:lang w:val="en-US"/>
-        </w:rPr>
-        <w:t>Keyed</w:t>
-      </w:r>
-      <w:r>
-        <w:rPr>
-          <w:rFonts w:ascii="Noto Serif SC" w:eastAsia="Noto Serif SC" w:hAnsi="Noto Serif SC" w:cs="Noto Serif"/>
-          <w:sz w:val="24"/>
-          <w:szCs w:val="24"/>
-          <w:lang w:val="en-US"/>
+        </w:rPr>
+        <w:t xml:space="preserve">, </w:t>
+      </w:r>
+      <w:r>
+        <w:rPr>
+          <w:rFonts w:ascii="Noto Serif SC" w:eastAsia="Noto Serif SC" w:hAnsi="Noto Serif SC" w:cs="Noto Serif" w:hint="eastAsia"/>
+          <w:sz w:val="20"/>
+          <w:szCs w:val="20"/>
+        </w:rPr>
+        <w:t>颤音琴</w:t>
+      </w:r>
+      <w:r>
+        <w:rPr>
+          <w:rFonts w:ascii="Noto Serif SC" w:eastAsia="Noto Serif SC" w:hAnsi="Noto Serif SC" w:cs="Noto Serif"/>
+          <w:sz w:val="20"/>
+          <w:szCs w:val="20"/>
+        </w:rPr>
+        <w:t xml:space="preserve"> Vibraphone</w:t>
+      </w:r>
+      <w:r>
+        <w:rPr>
+          <w:rFonts w:ascii="Noto Serif SC" w:eastAsia="Noto Serif SC" w:hAnsi="Noto Serif SC" w:cs="Noto Serif"/>
+          <w:sz w:val="20"/>
+          <w:szCs w:val="20"/>
+        </w:rPr>
+        <w:t>,</w:t>
+      </w:r>
+      <w:r>
+        <w:rPr>
+          <w:rFonts w:ascii="Noto Serif SC" w:eastAsia="Noto Serif SC" w:hAnsi="Noto Serif SC" w:cs="Noto Serif"/>
+          <w:sz w:val="20"/>
+          <w:szCs w:val="20"/>
         </w:rPr>
         <w:t xml:space="preserve"> </w:t>
       </w:r>
+      <w:r>
+        <w:rPr>
+          <w:rFonts w:ascii="Noto Serif SC" w:eastAsia="Noto Serif SC" w:hAnsi="Noto Serif SC" w:cs="Noto Serif" w:hint="eastAsia"/>
+          <w:sz w:val="20"/>
+          <w:szCs w:val="20"/>
+        </w:rPr>
+        <w:t>编钟</w:t>
+      </w:r>
+      <w:r>
+        <w:rPr>
+          <w:rFonts w:ascii="Noto Serif SC" w:eastAsia="Noto Serif SC" w:hAnsi="Noto Serif SC" w:cs="Noto Serif"/>
+          <w:sz w:val="20"/>
+          <w:szCs w:val="20"/>
+        </w:rPr>
+        <w:t xml:space="preserve"> </w:t>
+      </w:r>
       <w:proofErr w:type="spellStart"/>
       <w:r>
         <w:rPr>
           <w:rFonts w:ascii="Noto Serif SC" w:eastAsia="Noto Serif SC" w:hAnsi="Noto Serif SC" w:cs="Noto Serif"/>
-          <w:sz w:val="24"/>
-          <w:szCs w:val="24"/>
-          <w:lang w:val="en-US"/>
-        </w:rPr>
-        <w:t>Zhongyin</w:t>
+          <w:sz w:val="20"/>
+          <w:szCs w:val="20"/>
+        </w:rPr>
+        <w:t>Bianzhong</w:t>
       </w:r>
       <w:proofErr w:type="spellEnd"/>
       <w:r>
         <w:rPr>
           <w:rFonts w:ascii="Noto Serif SC" w:eastAsia="Noto Serif SC" w:hAnsi="Noto Serif SC" w:cs="Noto Serif"/>
-          <w:sz w:val="24"/>
-          <w:szCs w:val="24"/>
-          <w:lang w:val="en-US"/>
+          <w:sz w:val="20"/>
+          <w:szCs w:val="20"/>
+        </w:rPr>
+        <w:t xml:space="preserve">, </w:t>
+      </w:r>
+      <w:r>
+        <w:rPr>
+          <w:rFonts w:ascii="Noto Serif SC" w:eastAsia="Noto Serif SC" w:hAnsi="Noto Serif SC" w:cs="Noto Serif" w:hint="eastAsia"/>
+          <w:sz w:val="20"/>
+          <w:szCs w:val="20"/>
+        </w:rPr>
+        <w:t>大军鼓</w:t>
+      </w:r>
+      <w:r>
+        <w:rPr>
+          <w:rFonts w:ascii="Noto Serif SC" w:eastAsia="Noto Serif SC" w:hAnsi="Noto Serif SC" w:cs="Noto Serif"/>
+          <w:sz w:val="20"/>
+          <w:szCs w:val="20"/>
+        </w:rPr>
+        <w:t xml:space="preserve"> Bass </w:t>
+      </w:r>
+      <w:r>
+        <w:rPr>
+          <w:rFonts w:ascii="Noto Serif SC" w:eastAsia="Noto Serif SC" w:hAnsi="Noto Serif SC" w:cs="Noto Serif"/>
+          <w:sz w:val="20"/>
+          <w:szCs w:val="20"/>
+        </w:rPr>
+        <w:t>D</w:t>
+      </w:r>
+      <w:r>
+        <w:rPr>
+          <w:rFonts w:ascii="Noto Serif SC" w:eastAsia="Noto Serif SC" w:hAnsi="Noto Serif SC" w:cs="Noto Serif"/>
+          <w:sz w:val="20"/>
+          <w:szCs w:val="20"/>
+        </w:rPr>
+        <w:t xml:space="preserve">rum, </w:t>
+      </w:r>
+      <w:r>
+        <w:rPr>
+          <w:rFonts w:ascii="Noto Serif SC" w:eastAsia="Noto Serif SC" w:hAnsi="Noto Serif SC" w:cs="Noto Serif" w:hint="eastAsia"/>
+          <w:sz w:val="20"/>
+          <w:szCs w:val="20"/>
+        </w:rPr>
+        <w:t>大锣</w:t>
+      </w:r>
+      <w:r>
+        <w:rPr>
+          <w:rFonts w:ascii="Noto Serif SC" w:eastAsia="Noto Serif SC" w:hAnsi="Noto Serif SC" w:cs="Noto Serif"/>
+          <w:sz w:val="20"/>
+          <w:szCs w:val="20"/>
         </w:rPr>
         <w:t xml:space="preserve"> </w:t>
       </w:r>
@@ -4261,57 +5651,70 @@
       <w:r>
         <w:rPr>
           <w:rFonts w:ascii="Noto Serif SC" w:eastAsia="Noto Serif SC" w:hAnsi="Noto Serif SC" w:cs="Noto Serif"/>
-          <w:sz w:val="24"/>
-          <w:szCs w:val="24"/>
-          <w:lang w:val="en-US"/>
-        </w:rPr>
-        <w:t>Suona</w:t>
+          <w:sz w:val="20"/>
+          <w:szCs w:val="20"/>
+        </w:rPr>
+        <w:t>Daluo</w:t>
       </w:r>
       <w:proofErr w:type="spellEnd"/>
-      <w:r>
-        <w:rPr>
-          <w:rFonts w:ascii="Noto Serif SC" w:eastAsia="Noto Serif SC" w:hAnsi="Noto Serif SC" w:cs="Noto Serif"/>
-          <w:sz w:val="24"/>
-          <w:szCs w:val="24"/>
-          <w:lang w:val="en-US"/>
-        </w:rPr>
-        <w:t>*</w:t>
-      </w:r>
-    </w:p>
-    <w:p>
-      <w:pPr>
-        <w:rPr>
-          <w:rFonts w:ascii="Noto Serif SC" w:eastAsia="Noto Serif SC" w:hAnsi="Noto Serif SC" w:cs="Noto Serif"/>
-          <w:sz w:val="24"/>
-          <w:szCs w:val="24"/>
-          <w:lang w:val="en-US"/>
-        </w:rPr>
-      </w:pPr>
-      <w:r>
-        <w:rPr>
-          <w:rFonts w:ascii="Noto Serif SC" w:eastAsia="Noto Serif SC" w:hAnsi="Noto Serif SC" w:cs="Noto Serif"/>
-          <w:sz w:val="20"/>
-          <w:szCs w:val="20"/>
-          <w:lang w:val="en-US"/>
-        </w:rPr>
-        <w:t>*</w:t>
-      </w:r>
-      <w:r>
-        <w:rPr>
-          <w:rFonts w:ascii="Noto Serif SC" w:eastAsia="Noto Serif SC" w:hAnsi="Noto Serif SC" w:cs="Noto Serif" w:hint="eastAsia"/>
-          <w:sz w:val="20"/>
-          <w:szCs w:val="20"/>
-        </w:rPr>
-        <w:t>兼奏低音管</w:t>
-      </w:r>
-      <w:r>
-        <w:rPr>
-          <w:rFonts w:ascii="Noto Serif SC" w:eastAsia="Noto Serif SC" w:hAnsi="Noto Serif SC" w:cs="Noto Serif"/>
-          <w:sz w:val="20"/>
-          <w:szCs w:val="20"/>
-          <w:lang w:val="en-GB"/>
-        </w:rPr>
-        <w:t xml:space="preserve"> (</w:t>
+    </w:p>
+    <w:p>
+      <w:pPr>
+        <w:ind w:left="720" w:hanging="436"/>
+        <w:rPr>
+          <w:rFonts w:ascii="Noto Serif SC" w:eastAsia="Noto Serif SC" w:hAnsi="Noto Serif SC" w:cs="Noto Serif"/>
+          <w:sz w:val="20"/>
+          <w:szCs w:val="20"/>
+          <w:lang w:val="en-US"/>
+        </w:rPr>
+      </w:pPr>
+      <w:r>
+        <w:rPr>
+          <w:rFonts w:ascii="Noto Serif SC" w:eastAsia="Noto Serif SC" w:hAnsi="Noto Serif SC" w:cs="Noto Serif"/>
+          <w:sz w:val="20"/>
+          <w:szCs w:val="20"/>
+        </w:rPr>
+        <w:t xml:space="preserve">VI: </w:t>
+      </w:r>
+      <w:r>
+        <w:rPr>
+          <w:rFonts w:ascii="Noto Serif SC" w:eastAsia="Noto Serif SC" w:hAnsi="Noto Serif SC" w:cs="Noto Serif"/>
+          <w:sz w:val="20"/>
+          <w:szCs w:val="20"/>
+        </w:rPr>
+        <w:t>(</w:t>
+      </w:r>
+      <w:r>
+        <w:rPr>
+          <w:rFonts w:ascii="Noto Serif SC" w:eastAsia="Noto Serif SC" w:hAnsi="Noto Serif SC" w:cs="Noto Serif" w:hint="eastAsia"/>
+          <w:sz w:val="20"/>
+          <w:szCs w:val="20"/>
+        </w:rPr>
+        <w:t>中国</w:t>
+      </w:r>
+      <w:r>
+        <w:rPr>
+          <w:rFonts w:ascii="Noto Serif SC" w:eastAsia="Noto Serif SC" w:hAnsi="Noto Serif SC" w:cs="Noto Serif"/>
+          <w:sz w:val="20"/>
+          <w:szCs w:val="20"/>
+        </w:rPr>
+        <w:t>)</w:t>
+      </w:r>
+      <w:r>
+        <w:rPr>
+          <w:rFonts w:ascii="Noto Serif SC" w:eastAsia="Noto Serif SC" w:hAnsi="Noto Serif SC" w:cs="Noto Serif" w:hint="eastAsia"/>
+          <w:sz w:val="20"/>
+          <w:szCs w:val="20"/>
+        </w:rPr>
+        <w:t>大鼓</w:t>
+      </w:r>
+      <w:r>
+        <w:rPr>
+          <w:rFonts w:ascii="Noto Serif SC" w:eastAsia="Noto Serif SC" w:hAnsi="Noto Serif SC" w:cs="Noto Serif"/>
+          <w:sz w:val="20"/>
+          <w:szCs w:val="20"/>
+        </w:rPr>
+        <w:t xml:space="preserve"> Dagu, </w:t>
       </w:r>
       <w:proofErr w:type="spellStart"/>
       <w:r>
@@ -4319,9 +5722,8 @@
           <w:rFonts w:ascii="Noto Serif SC" w:eastAsia="Noto Serif SC" w:hAnsi="Noto Serif SC" w:cs="Noto Serif"/>
           <w:sz w:val="20"/>
           <w:szCs w:val="20"/>
-          <w:lang w:val="en-GB"/>
-        </w:rPr>
-        <w:t>doub</w:t>
+        </w:rPr>
+        <w:t>Tubaphone</w:t>
       </w:r>
       <w:proofErr w:type="spellEnd"/>
       <w:r>
@@ -4329,28 +5731,68 @@
           <w:rFonts w:ascii="Noto Serif SC" w:eastAsia="Noto Serif SC" w:hAnsi="Noto Serif SC" w:cs="Noto Serif"/>
           <w:sz w:val="20"/>
           <w:szCs w:val="20"/>
-          <w:lang w:val="en-GB"/>
-        </w:rPr>
-        <w:t>. on Diyin Guan)</w:t>
-      </w:r>
-    </w:p>
-    <w:p>
-      <w:pPr>
-        <w:rPr>
-          <w:rFonts w:ascii="Noto Serif SC" w:eastAsia="Noto Serif SC" w:hAnsi="Noto Serif SC" w:cs="Noto Serif"/>
-          <w:sz w:val="24"/>
-          <w:szCs w:val="24"/>
-          <w:lang w:val="en-US"/>
-        </w:rPr>
-      </w:pPr>
-      <w:r>
-        <w:rPr>
-          <w:rFonts w:ascii="Noto Serif SC" w:eastAsia="Noto Serif SC" w:hAnsi="Noto Serif SC" w:cs="Noto Serif" w:hint="eastAsia"/>
-          <w:sz w:val="24"/>
-          <w:szCs w:val="24"/>
-          <w:lang w:val="en-US"/>
-        </w:rPr>
-        <w:t>管</w:t>
+        </w:rPr>
+        <w:t xml:space="preserve">, </w:t>
+      </w:r>
+      <w:r>
+        <w:rPr>
+          <w:rFonts w:ascii="Noto Serif SC" w:eastAsia="Noto Serif SC" w:hAnsi="Noto Serif SC" w:cs="Noto Serif" w:hint="eastAsia"/>
+          <w:sz w:val="20"/>
+          <w:szCs w:val="20"/>
+        </w:rPr>
+        <w:t>小军鼓</w:t>
+      </w:r>
+      <w:r>
+        <w:rPr>
+          <w:rFonts w:ascii="Noto Serif SC" w:eastAsia="Noto Serif SC" w:hAnsi="Noto Serif SC" w:cs="Noto Serif"/>
+          <w:sz w:val="20"/>
+          <w:szCs w:val="20"/>
+        </w:rPr>
+        <w:t xml:space="preserve"> Snare Drum, </w:t>
+      </w:r>
+      <w:r>
+        <w:rPr>
+          <w:rFonts w:ascii="Noto Serif SC" w:eastAsia="Noto Serif SC" w:hAnsi="Noto Serif SC" w:cs="Noto Serif" w:hint="eastAsia"/>
+          <w:sz w:val="20"/>
+          <w:szCs w:val="20"/>
+        </w:rPr>
+        <w:t>编磬</w:t>
+      </w:r>
+      <w:r>
+        <w:rPr>
+          <w:rFonts w:ascii="Noto Serif SC" w:eastAsia="Noto Serif SC" w:hAnsi="Noto Serif SC" w:cs="Noto Serif"/>
+          <w:sz w:val="20"/>
+          <w:szCs w:val="20"/>
+        </w:rPr>
+        <w:t xml:space="preserve"> Bianqing</w:t>
+      </w:r>
+    </w:p>
+    <w:p>
+      <w:pPr>
+        <w:rPr>
+          <w:rFonts w:ascii="Noto Serif SC" w:eastAsia="Noto Serif SC" w:hAnsi="Noto Serif SC" w:cs="Noto Serif"/>
+          <w:sz w:val="24"/>
+          <w:szCs w:val="24"/>
+          <w:lang w:val="en-US"/>
+        </w:rPr>
+      </w:pPr>
+    </w:p>
+    <w:p>
+      <w:pPr>
+        <w:rPr>
+          <w:rFonts w:ascii="Noto Serif SC" w:eastAsia="Noto Serif SC" w:hAnsi="Noto Serif SC" w:cs="Noto Serif"/>
+          <w:sz w:val="24"/>
+          <w:szCs w:val="24"/>
+          <w:lang w:val="en-US"/>
+        </w:rPr>
+      </w:pPr>
+      <w:r>
+        <w:rPr>
+          <w:rFonts w:ascii="Noto Serif SC" w:eastAsia="Noto Serif SC" w:hAnsi="Noto Serif SC" w:cs="Noto Serif" w:hint="eastAsia"/>
+          <w:sz w:val="24"/>
+          <w:szCs w:val="24"/>
+        </w:rPr>
+        <w:t>竹笛独奏</w:t>
       </w:r>
       <w:r>
         <w:rPr>
@@ -4361,118 +5803,43 @@
         </w:rPr>
         <w:t xml:space="preserve"> </w:t>
       </w:r>
-      <w:r>
-        <w:rPr>
-          <w:rFonts w:ascii="Noto Serif SC" w:eastAsia="Noto Serif SC" w:hAnsi="Noto Serif SC" w:cs="Noto Serif"/>
-          <w:sz w:val="24"/>
-          <w:szCs w:val="24"/>
-        </w:rPr>
-        <w:t>(</w:t>
-      </w:r>
-      <w:r>
-        <w:rPr>
-          <w:rFonts w:ascii="Noto Serif SC" w:eastAsia="Noto Serif SC" w:hAnsi="Noto Serif SC" w:cs="Noto Serif" w:hint="eastAsia"/>
-          <w:sz w:val="24"/>
-          <w:szCs w:val="24"/>
-        </w:rPr>
-        <w:t>兼</w:t>
-      </w:r>
-      <w:r>
-        <w:rPr>
-          <w:rFonts w:ascii="Noto Serif SC" w:eastAsia="Noto Serif SC" w:hAnsi="Noto Serif SC" w:cs="Noto Serif"/>
-          <w:sz w:val="24"/>
-          <w:szCs w:val="24"/>
-        </w:rPr>
-        <w:t xml:space="preserve">: </w:t>
-      </w:r>
-      <w:r>
-        <w:rPr>
-          <w:rFonts w:ascii="Noto Serif SC" w:eastAsia="Noto Serif SC" w:hAnsi="Noto Serif SC" w:cs="Noto Serif" w:hint="eastAsia"/>
-          <w:sz w:val="24"/>
-          <w:szCs w:val="24"/>
-        </w:rPr>
-        <w:t>高音，中音，低音</w:t>
-      </w:r>
-      <w:r>
-        <w:rPr>
-          <w:rFonts w:ascii="Noto Serif SC" w:eastAsia="Noto Serif SC" w:hAnsi="Noto Serif SC" w:cs="Noto Serif"/>
-          <w:sz w:val="24"/>
-          <w:szCs w:val="24"/>
-        </w:rPr>
-        <w:t>)</w:t>
-      </w:r>
-      <w:r>
-        <w:rPr>
-          <w:rFonts w:ascii="Noto Serif SC" w:eastAsia="Noto Serif SC" w:hAnsi="Noto Serif SC" w:cs="Noto Serif"/>
-          <w:sz w:val="24"/>
-          <w:szCs w:val="24"/>
-          <w:lang w:val="en-US"/>
-        </w:rPr>
-        <w:t xml:space="preserve"> Guan </w:t>
-      </w:r>
-      <w:r>
-        <w:rPr>
-          <w:rFonts w:ascii="Noto Serif SC" w:eastAsia="Noto Serif SC" w:hAnsi="Noto Serif SC" w:cs="Noto Serif"/>
-          <w:sz w:val="24"/>
-          <w:szCs w:val="24"/>
-          <w:lang w:val="en-US"/>
-        </w:rPr>
-        <w:t>(</w:t>
-      </w:r>
-      <w:r>
-        <w:rPr>
-          <w:rFonts w:ascii="Noto Serif SC" w:eastAsia="Noto Serif SC" w:hAnsi="Noto Serif SC" w:cs="Noto Serif"/>
-          <w:sz w:val="24"/>
-          <w:szCs w:val="24"/>
-        </w:rPr>
-        <w:t>High, Middle, Low</w:t>
-      </w:r>
-      <w:r>
-        <w:rPr>
-          <w:rFonts w:ascii="Noto Serif SC" w:eastAsia="Noto Serif SC" w:hAnsi="Noto Serif SC" w:cs="Noto Serif"/>
-          <w:sz w:val="24"/>
-          <w:szCs w:val="24"/>
-          <w:lang w:val="en-US"/>
-        </w:rPr>
-        <w:t>)</w:t>
-      </w:r>
-    </w:p>
-    <w:p>
-      <w:pPr>
-        <w:rPr>
-          <w:rFonts w:ascii="Noto Serif SC" w:eastAsia="Noto Serif SC" w:hAnsi="Noto Serif SC" w:cs="Noto Serif"/>
-          <w:sz w:val="24"/>
-          <w:szCs w:val="24"/>
-          <w:lang w:val="en-US"/>
-        </w:rPr>
-      </w:pPr>
-    </w:p>
-    <w:p>
-      <w:pPr>
-        <w:rPr>
-          <w:rFonts w:ascii="Noto Serif SC" w:eastAsia="Noto Serif SC" w:hAnsi="Noto Serif SC" w:cs="Noto Serif"/>
-          <w:sz w:val="24"/>
-          <w:szCs w:val="24"/>
-          <w:lang w:val="en-US"/>
-        </w:rPr>
-      </w:pPr>
-      <w:r>
-        <w:rPr>
-          <w:rFonts w:ascii="Noto Serif SC" w:eastAsia="Noto Serif SC" w:hAnsi="Noto Serif SC" w:cs="Noto Serif"/>
-          <w:sz w:val="24"/>
-          <w:szCs w:val="24"/>
-          <w:lang w:val="en-US"/>
-        </w:rPr>
-        <w:t xml:space="preserve">1 </w:t>
-      </w:r>
-      <w:r>
-        <w:rPr>
-          <w:rFonts w:ascii="Noto Serif SC" w:eastAsia="Noto Serif SC" w:hAnsi="Noto Serif SC" w:cs="Noto Serif" w:hint="eastAsia"/>
-          <w:sz w:val="24"/>
-          <w:szCs w:val="24"/>
-          <w:lang w:val="en-US"/>
-        </w:rPr>
-        <w:t>扬琴</w:t>
+      <w:proofErr w:type="spellStart"/>
+      <w:r>
+        <w:rPr>
+          <w:rFonts w:ascii="Noto Serif SC" w:eastAsia="Noto Serif SC" w:hAnsi="Noto Serif SC" w:cs="Noto Serif"/>
+          <w:sz w:val="24"/>
+          <w:szCs w:val="24"/>
+          <w:lang w:val="en-US"/>
+        </w:rPr>
+        <w:t>Zhudi</w:t>
+      </w:r>
+      <w:proofErr w:type="spellEnd"/>
+      <w:r>
+        <w:rPr>
+          <w:rFonts w:ascii="Noto Serif SC" w:eastAsia="Noto Serif SC" w:hAnsi="Noto Serif SC" w:cs="Noto Serif"/>
+          <w:sz w:val="24"/>
+          <w:szCs w:val="24"/>
+          <w:lang w:val="en-US"/>
+        </w:rPr>
+        <w:t xml:space="preserve"> solo</w:t>
+      </w:r>
+    </w:p>
+    <w:p>
+      <w:pPr>
+        <w:rPr>
+          <w:rFonts w:ascii="Noto Serif SC" w:eastAsia="Noto Serif SC" w:hAnsi="Noto Serif SC" w:cs="Noto Serif"/>
+          <w:sz w:val="24"/>
+          <w:szCs w:val="24"/>
+          <w:lang w:val="en-US"/>
+        </w:rPr>
+      </w:pPr>
+      <w:r>
+        <w:rPr>
+          <w:rFonts w:ascii="Noto Serif SC" w:eastAsia="Noto Serif SC" w:hAnsi="Noto Serif SC" w:cs="Noto Serif" w:hint="eastAsia"/>
+          <w:sz w:val="24"/>
+          <w:szCs w:val="24"/>
+        </w:rPr>
+        <w:t>琵琶独奏</w:t>
       </w:r>
       <w:r>
         <w:rPr>
@@ -4490,1384 +5857,6 @@
           <w:szCs w:val="24"/>
           <w:lang w:val="en-US"/>
         </w:rPr>
-        <w:t xml:space="preserve">1 </w:t>
-      </w:r>
-      <w:r>
-        <w:rPr>
-          <w:rFonts w:ascii="Noto Serif SC" w:eastAsia="Noto Serif SC" w:hAnsi="Noto Serif SC" w:cs="Noto Serif"/>
-          <w:sz w:val="24"/>
-          <w:szCs w:val="24"/>
-          <w:lang w:val="en-US"/>
-        </w:rPr>
-        <w:t>Yangqin</w:t>
-      </w:r>
-    </w:p>
-    <w:p>
-      <w:pPr>
-        <w:rPr>
-          <w:rFonts w:ascii="Noto Serif SC" w:eastAsia="Noto Serif SC" w:hAnsi="Noto Serif SC" w:cs="Noto Serif"/>
-          <w:sz w:val="24"/>
-          <w:szCs w:val="24"/>
-          <w:lang w:val="en-US"/>
-        </w:rPr>
-      </w:pPr>
-      <w:r>
-        <w:rPr>
-          <w:rFonts w:ascii="Noto Serif SC" w:eastAsia="Noto Serif SC" w:hAnsi="Noto Serif SC" w:cs="Noto Serif"/>
-          <w:sz w:val="24"/>
-          <w:szCs w:val="24"/>
-          <w:lang w:val="en-US"/>
-        </w:rPr>
-        <w:t>2</w:t>
-      </w:r>
-      <w:r>
-        <w:rPr>
-          <w:rFonts w:ascii="Noto Serif SC" w:eastAsia="Noto Serif SC" w:hAnsi="Noto Serif SC" w:cs="Noto Serif" w:hint="eastAsia"/>
-          <w:sz w:val="24"/>
-          <w:szCs w:val="24"/>
-          <w:lang w:val="en-US"/>
-        </w:rPr>
-        <w:t>柳琴</w:t>
-      </w:r>
-      <w:r>
-        <w:rPr>
-          <w:rFonts w:ascii="Noto Serif SC" w:eastAsia="Noto Serif SC" w:hAnsi="Noto Serif SC" w:cs="Noto Serif"/>
-          <w:sz w:val="24"/>
-          <w:szCs w:val="24"/>
-          <w:lang w:val="en-US"/>
-        </w:rPr>
-        <w:t xml:space="preserve"> </w:t>
-      </w:r>
-      <w:r>
-        <w:rPr>
-          <w:rFonts w:ascii="Noto Serif SC" w:eastAsia="Noto Serif SC" w:hAnsi="Noto Serif SC" w:cs="Noto Serif"/>
-          <w:sz w:val="24"/>
-          <w:szCs w:val="24"/>
-          <w:lang w:val="en-US"/>
-        </w:rPr>
-        <w:t xml:space="preserve">2 </w:t>
-      </w:r>
-      <w:proofErr w:type="spellStart"/>
-      <w:r>
-        <w:rPr>
-          <w:rFonts w:ascii="Noto Serif SC" w:eastAsia="Noto Serif SC" w:hAnsi="Noto Serif SC" w:cs="Noto Serif"/>
-          <w:sz w:val="24"/>
-          <w:szCs w:val="24"/>
-          <w:lang w:val="en-US"/>
-        </w:rPr>
-        <w:t>Liuqin</w:t>
-      </w:r>
-      <w:proofErr w:type="spellEnd"/>
-    </w:p>
-    <w:p>
-      <w:pPr>
-        <w:rPr>
-          <w:rFonts w:ascii="Noto Serif SC" w:eastAsia="Noto Serif SC" w:hAnsi="Noto Serif SC" w:cs="Noto Serif"/>
-          <w:sz w:val="24"/>
-          <w:szCs w:val="24"/>
-          <w:lang w:val="en-US"/>
-        </w:rPr>
-      </w:pPr>
-      <w:r>
-        <w:rPr>
-          <w:rFonts w:ascii="Noto Serif SC" w:eastAsia="Noto Serif SC" w:hAnsi="Noto Serif SC" w:cs="Noto Serif"/>
-          <w:sz w:val="24"/>
-          <w:szCs w:val="24"/>
-          <w:lang w:val="en-US"/>
-        </w:rPr>
-        <w:t>4</w:t>
-      </w:r>
-      <w:r>
-        <w:rPr>
-          <w:rFonts w:ascii="Noto Serif SC" w:eastAsia="Noto Serif SC" w:hAnsi="Noto Serif SC" w:cs="Noto Serif" w:hint="eastAsia"/>
-          <w:sz w:val="24"/>
-          <w:szCs w:val="24"/>
-          <w:lang w:val="en-US"/>
-        </w:rPr>
-        <w:t>琵琶</w:t>
-      </w:r>
-      <w:r>
-        <w:rPr>
-          <w:rFonts w:ascii="Noto Serif SC" w:eastAsia="Noto Serif SC" w:hAnsi="Noto Serif SC" w:cs="Noto Serif"/>
-          <w:sz w:val="24"/>
-          <w:szCs w:val="24"/>
-          <w:lang w:val="en-US"/>
-        </w:rPr>
-        <w:t xml:space="preserve"> </w:t>
-      </w:r>
-      <w:r>
-        <w:rPr>
-          <w:rFonts w:ascii="Noto Serif SC" w:eastAsia="Noto Serif SC" w:hAnsi="Noto Serif SC" w:cs="Noto Serif"/>
-          <w:sz w:val="24"/>
-          <w:szCs w:val="24"/>
-          <w:lang w:val="en-US"/>
-        </w:rPr>
-        <w:t xml:space="preserve">4 </w:t>
-      </w:r>
-      <w:r>
-        <w:rPr>
-          <w:rFonts w:ascii="Noto Serif SC" w:eastAsia="Noto Serif SC" w:hAnsi="Noto Serif SC" w:cs="Noto Serif"/>
-          <w:sz w:val="24"/>
-          <w:szCs w:val="24"/>
-          <w:lang w:val="en-US"/>
-        </w:rPr>
-        <w:t>Pipa</w:t>
-      </w:r>
-    </w:p>
-    <w:p>
-      <w:pPr>
-        <w:rPr>
-          <w:rFonts w:ascii="Noto Serif SC" w:eastAsia="Noto Serif SC" w:hAnsi="Noto Serif SC" w:cs="Noto Serif"/>
-          <w:sz w:val="24"/>
-          <w:szCs w:val="24"/>
-          <w:lang w:val="en-US"/>
-        </w:rPr>
-      </w:pPr>
-      <w:r>
-        <w:rPr>
-          <w:rFonts w:ascii="Noto Serif SC" w:eastAsia="Noto Serif SC" w:hAnsi="Noto Serif SC" w:cs="Noto Serif"/>
-          <w:sz w:val="24"/>
-          <w:szCs w:val="24"/>
-          <w:lang w:val="en-US"/>
-        </w:rPr>
-        <w:t>4</w:t>
-      </w:r>
-      <w:r>
-        <w:rPr>
-          <w:rFonts w:ascii="Noto Serif SC" w:eastAsia="Noto Serif SC" w:hAnsi="Noto Serif SC" w:cs="Noto Serif" w:hint="eastAsia"/>
-          <w:sz w:val="24"/>
-          <w:szCs w:val="24"/>
-          <w:lang w:val="en-US"/>
-        </w:rPr>
-        <w:t>中阮</w:t>
-      </w:r>
-      <w:r>
-        <w:rPr>
-          <w:rFonts w:ascii="Noto Serif SC" w:eastAsia="Noto Serif SC" w:hAnsi="Noto Serif SC" w:cs="Noto Serif"/>
-          <w:sz w:val="24"/>
-          <w:szCs w:val="24"/>
-          <w:lang w:val="en-US"/>
-        </w:rPr>
-        <w:t xml:space="preserve"> </w:t>
-      </w:r>
-      <w:r>
-        <w:rPr>
-          <w:rFonts w:ascii="Noto Serif SC" w:eastAsia="Noto Serif SC" w:hAnsi="Noto Serif SC" w:cs="Noto Serif"/>
-          <w:sz w:val="24"/>
-          <w:szCs w:val="24"/>
-          <w:lang w:val="en-US"/>
-        </w:rPr>
-        <w:t xml:space="preserve">4 </w:t>
-      </w:r>
-      <w:r>
-        <w:rPr>
-          <w:rFonts w:ascii="Noto Serif SC" w:eastAsia="Noto Serif SC" w:hAnsi="Noto Serif SC" w:cs="Noto Serif"/>
-          <w:sz w:val="24"/>
-          <w:szCs w:val="24"/>
-          <w:lang w:val="en-US"/>
-        </w:rPr>
-        <w:t>Zhongruan</w:t>
-      </w:r>
-    </w:p>
-    <w:p>
-      <w:pPr>
-        <w:rPr>
-          <w:rFonts w:ascii="Noto Serif SC" w:eastAsia="Noto Serif SC" w:hAnsi="Noto Serif SC" w:cs="Noto Serif"/>
-          <w:sz w:val="24"/>
-          <w:szCs w:val="24"/>
-          <w:lang w:val="en-US"/>
-        </w:rPr>
-      </w:pPr>
-      <w:r>
-        <w:rPr>
-          <w:rFonts w:ascii="Noto Serif SC" w:eastAsia="Noto Serif SC" w:hAnsi="Noto Serif SC" w:cs="Noto Serif"/>
-          <w:sz w:val="24"/>
-          <w:szCs w:val="24"/>
-          <w:lang w:val="en-US"/>
-        </w:rPr>
-        <w:t>1</w:t>
-      </w:r>
-      <w:r>
-        <w:rPr>
-          <w:rFonts w:ascii="Noto Serif SC" w:eastAsia="Noto Serif SC" w:hAnsi="Noto Serif SC" w:cs="Noto Serif" w:hint="eastAsia"/>
-          <w:sz w:val="24"/>
-          <w:szCs w:val="24"/>
-        </w:rPr>
-        <w:t>三弦</w:t>
-      </w:r>
-      <w:r>
-        <w:rPr>
-          <w:rFonts w:ascii="Noto Serif SC" w:eastAsia="Noto Serif SC" w:hAnsi="Noto Serif SC" w:cs="Noto Serif"/>
-          <w:sz w:val="24"/>
-          <w:szCs w:val="24"/>
-          <w:lang w:val="en-US"/>
-        </w:rPr>
-        <w:t xml:space="preserve"> </w:t>
-      </w:r>
-      <w:r>
-        <w:rPr>
-          <w:rFonts w:ascii="Noto Serif SC" w:eastAsia="Noto Serif SC" w:hAnsi="Noto Serif SC" w:cs="Noto Serif"/>
-          <w:sz w:val="24"/>
-          <w:szCs w:val="24"/>
-          <w:lang w:val="en-US"/>
-        </w:rPr>
-        <w:t xml:space="preserve">1 </w:t>
-      </w:r>
-      <w:r>
-        <w:rPr>
-          <w:rFonts w:ascii="Noto Serif SC" w:eastAsia="Noto Serif SC" w:hAnsi="Noto Serif SC" w:cs="Noto Serif"/>
-          <w:sz w:val="24"/>
-          <w:szCs w:val="24"/>
-          <w:lang w:val="en-US"/>
-        </w:rPr>
-        <w:t>Sanxian</w:t>
-      </w:r>
-    </w:p>
-    <w:p>
-      <w:pPr>
-        <w:rPr>
-          <w:rFonts w:ascii="Noto Serif SC" w:eastAsia="Noto Serif SC" w:hAnsi="Noto Serif SC" w:cs="Noto Serif"/>
-          <w:sz w:val="24"/>
-          <w:szCs w:val="24"/>
-          <w:lang w:val="en-US"/>
-        </w:rPr>
-      </w:pPr>
-      <w:r>
-        <w:rPr>
-          <w:rFonts w:ascii="Noto Serif SC" w:eastAsia="Noto Serif SC" w:hAnsi="Noto Serif SC" w:cs="Noto Serif"/>
-          <w:sz w:val="24"/>
-          <w:szCs w:val="24"/>
-          <w:lang w:val="en-US"/>
-        </w:rPr>
-        <w:t>2</w:t>
-      </w:r>
-      <w:r>
-        <w:rPr>
-          <w:rFonts w:ascii="Noto Serif SC" w:eastAsia="Noto Serif SC" w:hAnsi="Noto Serif SC" w:cs="Noto Serif" w:hint="eastAsia"/>
-          <w:sz w:val="24"/>
-          <w:szCs w:val="24"/>
-          <w:lang w:val="en-US"/>
-        </w:rPr>
-        <w:t>大阮</w:t>
-      </w:r>
-      <w:r>
-        <w:rPr>
-          <w:rFonts w:ascii="Noto Serif SC" w:eastAsia="Noto Serif SC" w:hAnsi="Noto Serif SC" w:cs="Noto Serif"/>
-          <w:sz w:val="24"/>
-          <w:szCs w:val="24"/>
-          <w:lang w:val="en-US"/>
-        </w:rPr>
-        <w:t xml:space="preserve"> </w:t>
-      </w:r>
-      <w:r>
-        <w:rPr>
-          <w:rFonts w:ascii="Noto Serif SC" w:eastAsia="Noto Serif SC" w:hAnsi="Noto Serif SC" w:cs="Noto Serif"/>
-          <w:sz w:val="24"/>
-          <w:szCs w:val="24"/>
-          <w:lang w:val="en-US"/>
-        </w:rPr>
-        <w:t xml:space="preserve">2 </w:t>
-      </w:r>
-      <w:r>
-        <w:rPr>
-          <w:rFonts w:ascii="Noto Serif SC" w:eastAsia="Noto Serif SC" w:hAnsi="Noto Serif SC" w:cs="Noto Serif"/>
-          <w:sz w:val="24"/>
-          <w:szCs w:val="24"/>
-          <w:lang w:val="en-US"/>
-        </w:rPr>
-        <w:t>Daruan</w:t>
-      </w:r>
-    </w:p>
-    <w:p>
-      <w:pPr>
-        <w:rPr>
-          <w:rFonts w:ascii="Noto Serif SC" w:eastAsia="Noto Serif SC" w:hAnsi="Noto Serif SC" w:cs="Noto Serif"/>
-          <w:sz w:val="24"/>
-          <w:szCs w:val="24"/>
-          <w:lang w:val="en-US"/>
-        </w:rPr>
-      </w:pPr>
-      <w:r>
-        <w:rPr>
-          <w:rFonts w:ascii="Noto Serif SC" w:eastAsia="Noto Serif SC" w:hAnsi="Noto Serif SC" w:cs="Noto Serif"/>
-          <w:sz w:val="24"/>
-          <w:szCs w:val="24"/>
-          <w:lang w:val="en-US"/>
-        </w:rPr>
-        <w:t>1</w:t>
-      </w:r>
-      <w:r>
-        <w:rPr>
-          <w:rFonts w:ascii="Noto Serif SC" w:eastAsia="Noto Serif SC" w:hAnsi="Noto Serif SC" w:cs="Noto Serif" w:hint="eastAsia"/>
-          <w:sz w:val="24"/>
-          <w:szCs w:val="24"/>
-        </w:rPr>
-        <w:t>古筝</w:t>
-      </w:r>
-      <w:r>
-        <w:rPr>
-          <w:rFonts w:ascii="Noto Serif SC" w:eastAsia="Noto Serif SC" w:hAnsi="Noto Serif SC" w:cs="Noto Serif"/>
-          <w:sz w:val="24"/>
-          <w:szCs w:val="24"/>
-          <w:lang w:val="en-US"/>
-        </w:rPr>
-        <w:t xml:space="preserve"> </w:t>
-      </w:r>
-      <w:r>
-        <w:rPr>
-          <w:rFonts w:ascii="Noto Serif SC" w:eastAsia="Noto Serif SC" w:hAnsi="Noto Serif SC" w:cs="Noto Serif"/>
-          <w:sz w:val="24"/>
-          <w:szCs w:val="24"/>
-          <w:lang w:val="en-US"/>
-        </w:rPr>
-        <w:t xml:space="preserve">1 </w:t>
-      </w:r>
-      <w:r>
-        <w:rPr>
-          <w:rFonts w:ascii="Noto Serif SC" w:eastAsia="Noto Serif SC" w:hAnsi="Noto Serif SC" w:cs="Noto Serif"/>
-          <w:sz w:val="24"/>
-          <w:szCs w:val="24"/>
-          <w:lang w:val="en-US"/>
-        </w:rPr>
-        <w:t>Guzheng</w:t>
-      </w:r>
-    </w:p>
-    <w:p>
-      <w:pPr>
-        <w:rPr>
-          <w:rFonts w:ascii="Noto Serif SC" w:eastAsia="Noto Serif SC" w:hAnsi="Noto Serif SC" w:cs="Noto Serif"/>
-          <w:sz w:val="24"/>
-          <w:szCs w:val="24"/>
-          <w:lang w:val="en-US"/>
-        </w:rPr>
-      </w:pPr>
-      <w:r>
-        <w:rPr>
-          <w:rFonts w:ascii="Noto Serif SC" w:eastAsia="Noto Serif SC" w:hAnsi="Noto Serif SC" w:cs="Noto Serif"/>
-          <w:sz w:val="24"/>
-          <w:szCs w:val="24"/>
-          <w:lang w:val="en-US"/>
-        </w:rPr>
-        <w:t>1</w:t>
-      </w:r>
-      <w:r>
-        <w:rPr>
-          <w:rFonts w:ascii="Noto Serif SC" w:eastAsia="Noto Serif SC" w:hAnsi="Noto Serif SC" w:cs="Noto Serif" w:hint="eastAsia"/>
-          <w:sz w:val="24"/>
-          <w:szCs w:val="24"/>
-          <w:lang w:val="en-US"/>
-        </w:rPr>
-        <w:t>竖琴</w:t>
-      </w:r>
-      <w:r>
-        <w:rPr>
-          <w:rFonts w:ascii="Noto Serif SC" w:eastAsia="Noto Serif SC" w:hAnsi="Noto Serif SC" w:cs="Noto Serif"/>
-          <w:sz w:val="24"/>
-          <w:szCs w:val="24"/>
-          <w:lang w:val="en-US"/>
-        </w:rPr>
-        <w:t xml:space="preserve"> </w:t>
-      </w:r>
-      <w:r>
-        <w:rPr>
-          <w:rFonts w:ascii="Noto Serif SC" w:eastAsia="Noto Serif SC" w:hAnsi="Noto Serif SC" w:cs="Noto Serif"/>
-          <w:sz w:val="24"/>
-          <w:szCs w:val="24"/>
-          <w:lang w:val="en-US"/>
-        </w:rPr>
-        <w:t xml:space="preserve">1 </w:t>
-      </w:r>
-      <w:r>
-        <w:rPr>
-          <w:rFonts w:ascii="Noto Serif SC" w:eastAsia="Noto Serif SC" w:hAnsi="Noto Serif SC" w:cs="Noto Serif"/>
-          <w:sz w:val="24"/>
-          <w:szCs w:val="24"/>
-          <w:lang w:val="en-US"/>
-        </w:rPr>
-        <w:t>Harp</w:t>
-      </w:r>
-    </w:p>
-    <w:p>
-      <w:pPr>
-        <w:rPr>
-          <w:rFonts w:ascii="Noto Serif SC" w:eastAsia="Noto Serif SC" w:hAnsi="Noto Serif SC" w:cs="Noto Serif"/>
-          <w:sz w:val="24"/>
-          <w:szCs w:val="24"/>
-          <w:lang w:val="en-US"/>
-        </w:rPr>
-      </w:pPr>
-    </w:p>
-    <w:p>
-      <w:pPr>
-        <w:rPr>
-          <w:rFonts w:ascii="Noto Serif SC" w:eastAsia="Noto Serif SC" w:hAnsi="Noto Serif SC" w:cs="Noto Serif"/>
-          <w:sz w:val="24"/>
-          <w:szCs w:val="24"/>
-          <w:lang w:val="en-US"/>
-        </w:rPr>
-      </w:pPr>
-      <w:r>
-        <w:rPr>
-          <w:rFonts w:ascii="Noto Serif SC" w:eastAsia="Noto Serif SC" w:hAnsi="Noto Serif SC" w:cs="Noto Serif"/>
-          <w:sz w:val="24"/>
-          <w:szCs w:val="24"/>
-        </w:rPr>
-        <w:t>6</w:t>
-      </w:r>
-      <w:r>
-        <w:rPr>
-          <w:rFonts w:ascii="Noto Serif SC" w:eastAsia="Noto Serif SC" w:hAnsi="Noto Serif SC" w:cs="Noto Serif" w:hint="eastAsia"/>
-          <w:sz w:val="24"/>
-          <w:szCs w:val="24"/>
-        </w:rPr>
-        <w:t xml:space="preserve"> 打击乐 </w:t>
-      </w:r>
-      <w:r>
-        <w:rPr>
-          <w:rFonts w:ascii="Noto Serif SC" w:eastAsia="Noto Serif SC" w:hAnsi="Noto Serif SC" w:cs="Noto Serif"/>
-          <w:sz w:val="24"/>
-          <w:szCs w:val="24"/>
-        </w:rPr>
-        <w:t>6</w:t>
-      </w:r>
-      <w:r>
-        <w:rPr>
-          <w:rFonts w:ascii="Noto Serif SC" w:eastAsia="Noto Serif SC" w:hAnsi="Noto Serif SC" w:cs="Noto Serif"/>
-          <w:sz w:val="24"/>
-          <w:szCs w:val="24"/>
-        </w:rPr>
-        <w:t xml:space="preserve"> Percussion</w:t>
-      </w:r>
-    </w:p>
-    <w:p>
-      <w:pPr>
-        <w:rPr>
-          <w:rFonts w:ascii="Noto Serif SC" w:eastAsia="Noto Serif SC" w:hAnsi="Noto Serif SC" w:cs="Noto Serif"/>
-          <w:sz w:val="20"/>
-          <w:szCs w:val="20"/>
-          <w:lang w:val="en-GB"/>
-        </w:rPr>
-      </w:pPr>
-      <w:r>
-        <w:rPr>
-          <w:rFonts w:ascii="Noto Serif SC" w:eastAsia="Noto Serif SC" w:hAnsi="Noto Serif SC" w:cs="Noto Serif"/>
-          <w:sz w:val="20"/>
-          <w:szCs w:val="20"/>
-        </w:rPr>
-        <w:t xml:space="preserve">I: </w:t>
-      </w:r>
-      <w:r>
-        <w:rPr>
-          <w:rFonts w:ascii="Noto Serif SC" w:eastAsia="Noto Serif SC" w:hAnsi="Noto Serif SC" w:cs="Noto Serif"/>
-          <w:sz w:val="20"/>
-          <w:szCs w:val="20"/>
-        </w:rPr>
-        <w:t>(</w:t>
-      </w:r>
-      <w:r>
-        <w:rPr>
-          <w:rFonts w:ascii="Noto Serif SC" w:eastAsia="Noto Serif SC" w:hAnsi="Noto Serif SC" w:cs="Noto Serif" w:hint="eastAsia"/>
-          <w:sz w:val="20"/>
-          <w:szCs w:val="20"/>
-        </w:rPr>
-        <w:t>西方</w:t>
-      </w:r>
-      <w:r>
-        <w:rPr>
-          <w:rFonts w:ascii="Noto Serif SC" w:eastAsia="Noto Serif SC" w:hAnsi="Noto Serif SC" w:cs="Noto Serif"/>
-          <w:sz w:val="20"/>
-          <w:szCs w:val="20"/>
-        </w:rPr>
-        <w:t xml:space="preserve">) </w:t>
-      </w:r>
-      <w:r>
-        <w:rPr>
-          <w:rFonts w:ascii="Noto Serif SC" w:eastAsia="Noto Serif SC" w:hAnsi="Noto Serif SC" w:cs="Noto Serif" w:hint="eastAsia"/>
-          <w:sz w:val="20"/>
-          <w:szCs w:val="20"/>
-        </w:rPr>
-        <w:t>木鱼</w:t>
-      </w:r>
-      <w:r>
-        <w:rPr>
-          <w:rFonts w:ascii="Noto Serif SC" w:eastAsia="Noto Serif SC" w:hAnsi="Noto Serif SC" w:cs="Noto Serif"/>
-          <w:sz w:val="20"/>
-          <w:szCs w:val="20"/>
-        </w:rPr>
-        <w:t xml:space="preserve"> Woodblocks, </w:t>
-      </w:r>
-      <w:r>
-        <w:rPr>
-          <w:rFonts w:ascii="Noto Serif SC" w:eastAsia="Noto Serif SC" w:hAnsi="Noto Serif SC" w:cs="Noto Serif" w:hint="eastAsia"/>
-          <w:sz w:val="20"/>
-          <w:szCs w:val="20"/>
-        </w:rPr>
-        <w:t>钟琴</w:t>
-      </w:r>
-      <w:r>
-        <w:rPr>
-          <w:rFonts w:ascii="Noto Serif SC" w:eastAsia="Noto Serif SC" w:hAnsi="Noto Serif SC" w:cs="Noto Serif"/>
-          <w:sz w:val="20"/>
-          <w:szCs w:val="20"/>
-        </w:rPr>
-        <w:t xml:space="preserve"> Glockenspiel, </w:t>
-      </w:r>
-      <w:r>
-        <w:rPr>
-          <w:rFonts w:ascii="Noto Serif SC" w:eastAsia="Noto Serif SC" w:hAnsi="Noto Serif SC" w:cs="Noto Serif" w:hint="eastAsia"/>
-          <w:sz w:val="20"/>
-          <w:szCs w:val="20"/>
-        </w:rPr>
-        <w:t>云锣</w:t>
-      </w:r>
-      <w:r>
-        <w:rPr>
-          <w:rFonts w:ascii="Noto Serif SC" w:eastAsia="Noto Serif SC" w:hAnsi="Noto Serif SC" w:cs="Noto Serif"/>
-          <w:sz w:val="20"/>
-          <w:szCs w:val="20"/>
-        </w:rPr>
-        <w:t xml:space="preserve"> Yunluo, </w:t>
-      </w:r>
-      <w:r>
-        <w:rPr>
-          <w:rFonts w:ascii="Noto Serif SC" w:eastAsia="Noto Serif SC" w:hAnsi="Noto Serif SC" w:cs="Noto Serif" w:hint="eastAsia"/>
-          <w:sz w:val="20"/>
-          <w:szCs w:val="20"/>
-        </w:rPr>
-        <w:t>小堂鼓</w:t>
-      </w:r>
-      <w:r>
-        <w:rPr>
-          <w:rFonts w:ascii="Noto Serif SC" w:eastAsia="Noto Serif SC" w:hAnsi="Noto Serif SC" w:cs="Noto Serif"/>
-          <w:sz w:val="20"/>
-          <w:szCs w:val="20"/>
-        </w:rPr>
-        <w:t xml:space="preserve"> </w:t>
-      </w:r>
-      <w:proofErr w:type="spellStart"/>
-      <w:r>
-        <w:rPr>
-          <w:rFonts w:ascii="Noto Serif SC" w:eastAsia="Noto Serif SC" w:hAnsi="Noto Serif SC" w:cs="Noto Serif"/>
-          <w:sz w:val="20"/>
-          <w:szCs w:val="20"/>
-        </w:rPr>
-        <w:t>Xiaotanggu</w:t>
-      </w:r>
-      <w:proofErr w:type="spellEnd"/>
-      <w:r>
-        <w:rPr>
-          <w:rFonts w:ascii="Noto Serif SC" w:eastAsia="Noto Serif SC" w:hAnsi="Noto Serif SC" w:cs="Noto Serif"/>
-          <w:sz w:val="20"/>
-          <w:szCs w:val="20"/>
-        </w:rPr>
-        <w:t xml:space="preserve">, </w:t>
-      </w:r>
-      <w:r>
-        <w:rPr>
-          <w:rFonts w:ascii="Noto Serif SC" w:eastAsia="Noto Serif SC" w:hAnsi="Noto Serif SC" w:cs="Noto Serif" w:hint="eastAsia"/>
-          <w:sz w:val="20"/>
-          <w:szCs w:val="20"/>
-        </w:rPr>
-        <w:t>排鼓</w:t>
-      </w:r>
-      <w:r>
-        <w:rPr>
-          <w:rFonts w:ascii="Noto Serif SC" w:eastAsia="Noto Serif SC" w:hAnsi="Noto Serif SC" w:cs="Noto Serif"/>
-          <w:sz w:val="20"/>
-          <w:szCs w:val="20"/>
-        </w:rPr>
-        <w:t xml:space="preserve"> </w:t>
-      </w:r>
-      <w:proofErr w:type="spellStart"/>
-      <w:r>
-        <w:rPr>
-          <w:rFonts w:ascii="Noto Serif SC" w:eastAsia="Noto Serif SC" w:hAnsi="Noto Serif SC" w:cs="Noto Serif"/>
-          <w:sz w:val="20"/>
-          <w:szCs w:val="20"/>
-        </w:rPr>
-        <w:t>Paigu</w:t>
-      </w:r>
-      <w:proofErr w:type="spellEnd"/>
-      <w:r>
-        <w:rPr>
-          <w:rFonts w:ascii="Noto Serif SC" w:eastAsia="Noto Serif SC" w:hAnsi="Noto Serif SC" w:cs="Noto Serif"/>
-          <w:sz w:val="20"/>
-          <w:szCs w:val="20"/>
-        </w:rPr>
-        <w:t xml:space="preserve">, </w:t>
-      </w:r>
-      <w:r>
-        <w:rPr>
-          <w:rFonts w:ascii="Noto Serif SC" w:eastAsia="Noto Serif SC" w:hAnsi="Noto Serif SC" w:cs="Noto Serif" w:hint="eastAsia"/>
-          <w:sz w:val="20"/>
-          <w:szCs w:val="20"/>
-        </w:rPr>
-        <w:t>木鱼</w:t>
-      </w:r>
-      <w:r>
-        <w:rPr>
-          <w:rFonts w:ascii="Noto Serif SC" w:eastAsia="Noto Serif SC" w:hAnsi="Noto Serif SC" w:cs="Noto Serif"/>
-          <w:sz w:val="20"/>
-          <w:szCs w:val="20"/>
-        </w:rPr>
-        <w:t xml:space="preserve"> Chinese Woodblock</w:t>
-      </w:r>
-    </w:p>
-    <w:p>
-      <w:pPr>
-        <w:rPr>
-          <w:rFonts w:ascii="Noto Serif SC" w:eastAsia="Noto Serif SC" w:hAnsi="Noto Serif SC" w:cs="Noto Serif"/>
-          <w:sz w:val="20"/>
-          <w:szCs w:val="20"/>
-          <w:lang w:val="en-US"/>
-        </w:rPr>
-      </w:pPr>
-      <w:r>
-        <w:rPr>
-          <w:rFonts w:ascii="Noto Serif SC" w:eastAsia="Noto Serif SC" w:hAnsi="Noto Serif SC" w:cs="Noto Serif"/>
-          <w:sz w:val="20"/>
-          <w:szCs w:val="20"/>
-          <w:lang w:val="en-US"/>
-        </w:rPr>
-        <w:t xml:space="preserve">II: </w:t>
-      </w:r>
-      <w:r>
-        <w:rPr>
-          <w:rFonts w:ascii="Noto Serif SC" w:eastAsia="Noto Serif SC" w:hAnsi="Noto Serif SC" w:cs="Noto Serif" w:hint="eastAsia"/>
-          <w:sz w:val="20"/>
-          <w:szCs w:val="20"/>
-        </w:rPr>
-        <w:t>中国木鱼</w:t>
-      </w:r>
-      <w:r>
-        <w:rPr>
-          <w:rFonts w:ascii="Noto Serif SC" w:eastAsia="Noto Serif SC" w:hAnsi="Noto Serif SC" w:cs="Noto Serif"/>
-          <w:sz w:val="20"/>
-          <w:szCs w:val="20"/>
-        </w:rPr>
-        <w:t xml:space="preserve"> Chinese Woodblock, </w:t>
-      </w:r>
-      <w:r>
-        <w:rPr>
-          <w:rFonts w:ascii="Noto Serif SC" w:eastAsia="Noto Serif SC" w:hAnsi="Noto Serif SC" w:cs="Noto Serif" w:hint="eastAsia"/>
-          <w:sz w:val="20"/>
-          <w:szCs w:val="20"/>
-        </w:rPr>
-        <w:t>颤音琴</w:t>
-      </w:r>
-      <w:r>
-        <w:rPr>
-          <w:rFonts w:ascii="Noto Serif SC" w:eastAsia="Noto Serif SC" w:hAnsi="Noto Serif SC" w:cs="Noto Serif"/>
-          <w:sz w:val="20"/>
-          <w:szCs w:val="20"/>
-        </w:rPr>
-        <w:t xml:space="preserve"> Vibraphone, </w:t>
-      </w:r>
-      <w:r>
-        <w:rPr>
-          <w:rFonts w:ascii="Noto Serif SC" w:eastAsia="Noto Serif SC" w:hAnsi="Noto Serif SC" w:cs="Noto Serif" w:hint="eastAsia"/>
-          <w:sz w:val="20"/>
-          <w:szCs w:val="20"/>
-        </w:rPr>
-        <w:t>大钹</w:t>
-      </w:r>
-      <w:r>
-        <w:rPr>
-          <w:rFonts w:ascii="Noto Serif SC" w:eastAsia="Noto Serif SC" w:hAnsi="Noto Serif SC" w:cs="Noto Serif"/>
-          <w:sz w:val="20"/>
-          <w:szCs w:val="20"/>
-        </w:rPr>
-        <w:t xml:space="preserve"> Dabo</w:t>
-      </w:r>
-      <w:r>
-        <w:rPr>
-          <w:rFonts w:ascii="Noto Serif SC" w:eastAsia="Noto Serif SC" w:hAnsi="Noto Serif SC" w:cs="Noto Serif"/>
-          <w:sz w:val="20"/>
-          <w:szCs w:val="20"/>
-        </w:rPr>
-        <w:t>,</w:t>
-      </w:r>
-      <w:r>
-        <w:rPr>
-          <w:rFonts w:ascii="Noto Serif SC" w:eastAsia="Noto Serif SC" w:hAnsi="Noto Serif SC" w:cs="Noto Serif"/>
-          <w:sz w:val="20"/>
-          <w:szCs w:val="20"/>
-        </w:rPr>
-        <w:t xml:space="preserve"> </w:t>
-      </w:r>
-      <w:r>
-        <w:rPr>
-          <w:rFonts w:ascii="Noto Serif SC" w:eastAsia="Noto Serif SC" w:hAnsi="Noto Serif SC" w:cs="Noto Serif" w:hint="eastAsia"/>
-          <w:sz w:val="20"/>
-          <w:szCs w:val="20"/>
-        </w:rPr>
-        <w:t>排鼓</w:t>
-      </w:r>
-      <w:r>
-        <w:rPr>
-          <w:rFonts w:ascii="Noto Serif SC" w:eastAsia="Noto Serif SC" w:hAnsi="Noto Serif SC" w:cs="Noto Serif"/>
-          <w:sz w:val="20"/>
-          <w:szCs w:val="20"/>
-        </w:rPr>
-        <w:t xml:space="preserve"> </w:t>
-      </w:r>
-      <w:proofErr w:type="spellStart"/>
-      <w:r>
-        <w:rPr>
-          <w:rFonts w:ascii="Noto Serif SC" w:eastAsia="Noto Serif SC" w:hAnsi="Noto Serif SC" w:cs="Noto Serif"/>
-          <w:sz w:val="20"/>
-          <w:szCs w:val="20"/>
-        </w:rPr>
-        <w:t>Paigu</w:t>
-      </w:r>
-      <w:proofErr w:type="spellEnd"/>
-      <w:r>
-        <w:rPr>
-          <w:rFonts w:ascii="Noto Serif SC" w:eastAsia="Noto Serif SC" w:hAnsi="Noto Serif SC" w:cs="Noto Serif"/>
-          <w:sz w:val="20"/>
-          <w:szCs w:val="20"/>
-        </w:rPr>
-        <w:t xml:space="preserve">, </w:t>
-      </w:r>
-      <w:r>
-        <w:rPr>
-          <w:rFonts w:ascii="Noto Serif SC" w:eastAsia="Noto Serif SC" w:hAnsi="Noto Serif SC" w:cs="Noto Serif" w:hint="eastAsia"/>
-          <w:sz w:val="20"/>
-          <w:szCs w:val="20"/>
-        </w:rPr>
-        <w:t>军镲</w:t>
-      </w:r>
-      <w:r>
-        <w:rPr>
-          <w:rFonts w:ascii="Noto Serif SC" w:eastAsia="Noto Serif SC" w:hAnsi="Noto Serif SC" w:cs="Noto Serif"/>
-          <w:sz w:val="20"/>
-          <w:szCs w:val="20"/>
-        </w:rPr>
-        <w:t xml:space="preserve"> Cymbals</w:t>
-      </w:r>
-      <w:r>
-        <w:rPr>
-          <w:rFonts w:ascii="Noto Serif SC" w:eastAsia="Noto Serif SC" w:hAnsi="Noto Serif SC" w:cs="Noto Serif"/>
-          <w:sz w:val="20"/>
-          <w:szCs w:val="20"/>
-        </w:rPr>
-        <w:t>,</w:t>
-      </w:r>
-      <w:r>
-        <w:rPr>
-          <w:rFonts w:ascii="Noto Serif SC" w:eastAsia="Noto Serif SC" w:hAnsi="Noto Serif SC" w:cs="Noto Serif"/>
-          <w:sz w:val="20"/>
-          <w:szCs w:val="20"/>
-        </w:rPr>
-        <w:t xml:space="preserve"> </w:t>
-      </w:r>
-      <w:r>
-        <w:rPr>
-          <w:rFonts w:ascii="Noto Serif SC" w:eastAsia="Noto Serif SC" w:hAnsi="Noto Serif SC" w:cs="Noto Serif" w:hint="eastAsia"/>
-          <w:sz w:val="20"/>
-          <w:szCs w:val="20"/>
-        </w:rPr>
-        <w:t>通通鼓</w:t>
-      </w:r>
-      <w:r>
-        <w:rPr>
-          <w:rFonts w:ascii="Noto Serif SC" w:eastAsia="Noto Serif SC" w:hAnsi="Noto Serif SC" w:cs="Noto Serif"/>
-          <w:sz w:val="20"/>
-          <w:szCs w:val="20"/>
-        </w:rPr>
-        <w:t xml:space="preserve"> Tom-toms</w:t>
-      </w:r>
-    </w:p>
-    <w:p>
-      <w:pPr>
-        <w:rPr>
-          <w:rFonts w:ascii="Noto Serif SC" w:eastAsia="Noto Serif SC" w:hAnsi="Noto Serif SC" w:cs="Noto Serif"/>
-          <w:sz w:val="20"/>
-          <w:szCs w:val="20"/>
-        </w:rPr>
-      </w:pPr>
-      <w:r>
-        <w:rPr>
-          <w:rFonts w:ascii="Noto Serif SC" w:eastAsia="Noto Serif SC" w:hAnsi="Noto Serif SC" w:cs="Noto Serif"/>
-          <w:sz w:val="20"/>
-          <w:szCs w:val="20"/>
-          <w:lang w:val="en-US"/>
-        </w:rPr>
-        <w:t xml:space="preserve">III: </w:t>
-      </w:r>
-      <w:r>
-        <w:rPr>
-          <w:rFonts w:ascii="Noto Serif SC" w:eastAsia="Noto Serif SC" w:hAnsi="Noto Serif SC" w:cs="Noto Serif" w:hint="eastAsia"/>
-          <w:sz w:val="20"/>
-          <w:szCs w:val="20"/>
-        </w:rPr>
-        <w:t>木琴</w:t>
-      </w:r>
-      <w:r>
-        <w:rPr>
-          <w:rFonts w:ascii="Noto Serif SC" w:eastAsia="Noto Serif SC" w:hAnsi="Noto Serif SC" w:cs="Noto Serif"/>
-          <w:sz w:val="20"/>
-          <w:szCs w:val="20"/>
-        </w:rPr>
-        <w:t xml:space="preserve"> Xylophone, </w:t>
-      </w:r>
-      <w:r>
-        <w:rPr>
-          <w:rFonts w:ascii="Noto Serif SC" w:eastAsia="Noto Serif SC" w:hAnsi="Noto Serif SC" w:cs="Noto Serif" w:hint="eastAsia"/>
-          <w:sz w:val="20"/>
-          <w:szCs w:val="20"/>
-        </w:rPr>
-        <w:t>通通鼓</w:t>
-      </w:r>
-      <w:r>
-        <w:rPr>
-          <w:rFonts w:ascii="Noto Serif SC" w:eastAsia="Noto Serif SC" w:hAnsi="Noto Serif SC" w:cs="Noto Serif"/>
-          <w:sz w:val="20"/>
-          <w:szCs w:val="20"/>
-        </w:rPr>
-        <w:t xml:space="preserve"> Tom-toms, </w:t>
-      </w:r>
-      <w:r>
-        <w:rPr>
-          <w:rFonts w:ascii="Noto Serif SC" w:eastAsia="Noto Serif SC" w:hAnsi="Noto Serif SC" w:cs="Noto Serif" w:hint="eastAsia"/>
-          <w:sz w:val="20"/>
-          <w:szCs w:val="20"/>
-        </w:rPr>
-        <w:t>乐鞭</w:t>
-      </w:r>
-      <w:r>
-        <w:rPr>
-          <w:rFonts w:ascii="Noto Serif SC" w:eastAsia="Noto Serif SC" w:hAnsi="Noto Serif SC" w:cs="Noto Serif"/>
-          <w:sz w:val="20"/>
-          <w:szCs w:val="20"/>
-        </w:rPr>
-        <w:t xml:space="preserve"> Whip, </w:t>
-      </w:r>
-      <w:r>
-        <w:rPr>
-          <w:rFonts w:ascii="Noto Serif SC" w:eastAsia="Noto Serif SC" w:hAnsi="Noto Serif SC" w:cs="Noto Serif" w:hint="eastAsia"/>
-          <w:sz w:val="20"/>
-          <w:szCs w:val="20"/>
-        </w:rPr>
-        <w:t>康嘎鼓</w:t>
-      </w:r>
-      <w:r>
-        <w:rPr>
-          <w:rFonts w:ascii="Noto Serif SC" w:eastAsia="Noto Serif SC" w:hAnsi="Noto Serif SC" w:cs="Noto Serif"/>
-          <w:sz w:val="20"/>
-          <w:szCs w:val="20"/>
-        </w:rPr>
-        <w:t xml:space="preserve"> Congas</w:t>
-      </w:r>
-    </w:p>
-    <w:p>
-      <w:pPr>
-        <w:rPr>
-          <w:rFonts w:ascii="Noto Serif SC" w:eastAsia="Noto Serif SC" w:hAnsi="Noto Serif SC" w:cs="Noto Serif"/>
-          <w:sz w:val="20"/>
-          <w:szCs w:val="20"/>
-        </w:rPr>
-      </w:pPr>
-      <w:r>
-        <w:rPr>
-          <w:rFonts w:ascii="Noto Serif SC" w:eastAsia="Noto Serif SC" w:hAnsi="Noto Serif SC" w:cs="Noto Serif"/>
-          <w:sz w:val="20"/>
-          <w:szCs w:val="20"/>
-          <w:lang w:val="en-US"/>
-        </w:rPr>
-        <w:t xml:space="preserve">IV: </w:t>
-      </w:r>
-      <w:r>
-        <w:rPr>
-          <w:rFonts w:ascii="Noto Serif SC" w:eastAsia="Noto Serif SC" w:hAnsi="Noto Serif SC" w:cs="Noto Serif" w:hint="eastAsia"/>
-          <w:sz w:val="20"/>
-          <w:szCs w:val="20"/>
-        </w:rPr>
-        <w:t>编钟</w:t>
-      </w:r>
-      <w:r>
-        <w:rPr>
-          <w:rFonts w:ascii="Noto Serif SC" w:eastAsia="Noto Serif SC" w:hAnsi="Noto Serif SC" w:cs="Noto Serif"/>
-          <w:sz w:val="20"/>
-          <w:szCs w:val="20"/>
-        </w:rPr>
-        <w:t xml:space="preserve"> </w:t>
-      </w:r>
-      <w:proofErr w:type="spellStart"/>
-      <w:r>
-        <w:rPr>
-          <w:rFonts w:ascii="Noto Serif SC" w:eastAsia="Noto Serif SC" w:hAnsi="Noto Serif SC" w:cs="Noto Serif"/>
-          <w:sz w:val="20"/>
-          <w:szCs w:val="20"/>
-        </w:rPr>
-        <w:t>Bianzhong</w:t>
-      </w:r>
-      <w:proofErr w:type="spellEnd"/>
-      <w:r>
-        <w:rPr>
-          <w:rFonts w:ascii="Noto Serif SC" w:eastAsia="Noto Serif SC" w:hAnsi="Noto Serif SC" w:cs="Noto Serif"/>
-          <w:sz w:val="20"/>
-          <w:szCs w:val="20"/>
-        </w:rPr>
-        <w:t xml:space="preserve">, </w:t>
-      </w:r>
-      <w:r>
-        <w:rPr>
-          <w:rFonts w:ascii="Noto Serif SC" w:eastAsia="Noto Serif SC" w:hAnsi="Noto Serif SC" w:cs="Noto Serif" w:hint="eastAsia"/>
-          <w:sz w:val="20"/>
-          <w:szCs w:val="20"/>
-        </w:rPr>
-        <w:t>通通鼓</w:t>
-      </w:r>
-      <w:r>
-        <w:rPr>
-          <w:rFonts w:ascii="Noto Serif SC" w:eastAsia="Noto Serif SC" w:hAnsi="Noto Serif SC" w:cs="Noto Serif"/>
-          <w:sz w:val="20"/>
-          <w:szCs w:val="20"/>
-        </w:rPr>
-        <w:t xml:space="preserve"> Tom-toms, </w:t>
-      </w:r>
-      <w:r>
-        <w:rPr>
-          <w:rFonts w:ascii="Noto Serif SC" w:eastAsia="Noto Serif SC" w:hAnsi="Noto Serif SC" w:cs="Noto Serif" w:hint="eastAsia"/>
-          <w:sz w:val="20"/>
-          <w:szCs w:val="20"/>
-        </w:rPr>
-        <w:t>马林巴</w:t>
-      </w:r>
-      <w:r>
-        <w:rPr>
-          <w:rFonts w:ascii="Noto Serif SC" w:eastAsia="Noto Serif SC" w:hAnsi="Noto Serif SC" w:cs="Noto Serif"/>
-          <w:sz w:val="20"/>
-          <w:szCs w:val="20"/>
-        </w:rPr>
-        <w:t xml:space="preserve"> Marimba, </w:t>
-      </w:r>
-      <w:r>
-        <w:rPr>
-          <w:rFonts w:ascii="Noto Serif SC" w:eastAsia="Noto Serif SC" w:hAnsi="Noto Serif SC" w:cs="Noto Serif" w:hint="eastAsia"/>
-          <w:sz w:val="20"/>
-          <w:szCs w:val="20"/>
-        </w:rPr>
-        <w:t>军镲</w:t>
-      </w:r>
-      <w:r>
-        <w:rPr>
-          <w:rFonts w:ascii="Noto Serif SC" w:eastAsia="Noto Serif SC" w:hAnsi="Noto Serif SC" w:cs="Noto Serif"/>
-          <w:sz w:val="20"/>
-          <w:szCs w:val="20"/>
-        </w:rPr>
-        <w:t xml:space="preserve"> </w:t>
-      </w:r>
-      <w:r>
-        <w:rPr>
-          <w:rFonts w:ascii="Noto Serif SC" w:eastAsia="Noto Serif SC" w:hAnsi="Noto Serif SC" w:cs="Noto Serif"/>
-          <w:sz w:val="20"/>
-          <w:szCs w:val="20"/>
-        </w:rPr>
-        <w:t>C</w:t>
-      </w:r>
-      <w:r>
-        <w:rPr>
-          <w:rFonts w:ascii="Noto Serif SC" w:eastAsia="Noto Serif SC" w:hAnsi="Noto Serif SC" w:cs="Noto Serif"/>
-          <w:sz w:val="20"/>
-          <w:szCs w:val="20"/>
-        </w:rPr>
-        <w:t>ymbals</w:t>
-      </w:r>
-    </w:p>
-    <w:p>
-      <w:pPr>
-        <w:rPr>
-          <w:rFonts w:ascii="Noto Serif SC" w:eastAsia="Noto Serif SC" w:hAnsi="Noto Serif SC" w:cs="Noto Serif"/>
-          <w:sz w:val="20"/>
-          <w:szCs w:val="20"/>
-        </w:rPr>
-      </w:pPr>
-      <w:r>
-        <w:rPr>
-          <w:rFonts w:ascii="Noto Serif SC" w:eastAsia="Noto Serif SC" w:hAnsi="Noto Serif SC" w:cs="Noto Serif"/>
-          <w:sz w:val="20"/>
-          <w:szCs w:val="20"/>
-          <w:lang w:val="en-US"/>
-        </w:rPr>
-        <w:t xml:space="preserve">V: </w:t>
-      </w:r>
-      <w:r>
-        <w:rPr>
-          <w:rFonts w:ascii="Noto Serif SC" w:eastAsia="Noto Serif SC" w:hAnsi="Noto Serif SC" w:cs="Noto Serif" w:hint="eastAsia"/>
-          <w:sz w:val="20"/>
-          <w:szCs w:val="20"/>
-        </w:rPr>
-        <w:t>铓锣</w:t>
-      </w:r>
-      <w:r>
-        <w:rPr>
-          <w:rFonts w:ascii="Noto Serif SC" w:eastAsia="Noto Serif SC" w:hAnsi="Noto Serif SC" w:cs="Noto Serif"/>
-          <w:sz w:val="20"/>
-          <w:szCs w:val="20"/>
-        </w:rPr>
-        <w:t xml:space="preserve"> </w:t>
-      </w:r>
-      <w:proofErr w:type="spellStart"/>
-      <w:r>
-        <w:rPr>
-          <w:rFonts w:ascii="Noto Serif SC" w:eastAsia="Noto Serif SC" w:hAnsi="Noto Serif SC" w:cs="Noto Serif"/>
-          <w:sz w:val="20"/>
-          <w:szCs w:val="20"/>
-        </w:rPr>
-        <w:t>Mangluo</w:t>
-      </w:r>
-      <w:proofErr w:type="spellEnd"/>
-      <w:r>
-        <w:rPr>
-          <w:rFonts w:ascii="Noto Serif SC" w:eastAsia="Noto Serif SC" w:hAnsi="Noto Serif SC" w:cs="Noto Serif"/>
-          <w:sz w:val="20"/>
-          <w:szCs w:val="20"/>
-        </w:rPr>
-        <w:t xml:space="preserve">, </w:t>
-      </w:r>
-      <w:r>
-        <w:rPr>
-          <w:rFonts w:ascii="Noto Serif SC" w:eastAsia="Noto Serif SC" w:hAnsi="Noto Serif SC" w:cs="Noto Serif" w:hint="eastAsia"/>
-          <w:sz w:val="20"/>
-          <w:szCs w:val="20"/>
-        </w:rPr>
-        <w:t>颤音琴</w:t>
-      </w:r>
-      <w:r>
-        <w:rPr>
-          <w:rFonts w:ascii="Noto Serif SC" w:eastAsia="Noto Serif SC" w:hAnsi="Noto Serif SC" w:cs="Noto Serif"/>
-          <w:sz w:val="20"/>
-          <w:szCs w:val="20"/>
-        </w:rPr>
-        <w:t xml:space="preserve"> Vibraphone</w:t>
-      </w:r>
-      <w:r>
-        <w:rPr>
-          <w:rFonts w:ascii="Noto Serif SC" w:eastAsia="Noto Serif SC" w:hAnsi="Noto Serif SC" w:cs="Noto Serif"/>
-          <w:sz w:val="20"/>
-          <w:szCs w:val="20"/>
-        </w:rPr>
-        <w:t>,</w:t>
-      </w:r>
-      <w:r>
-        <w:rPr>
-          <w:rFonts w:ascii="Noto Serif SC" w:eastAsia="Noto Serif SC" w:hAnsi="Noto Serif SC" w:cs="Noto Serif"/>
-          <w:sz w:val="20"/>
-          <w:szCs w:val="20"/>
-        </w:rPr>
-        <w:t xml:space="preserve"> </w:t>
-      </w:r>
-      <w:r>
-        <w:rPr>
-          <w:rFonts w:ascii="Noto Serif SC" w:eastAsia="Noto Serif SC" w:hAnsi="Noto Serif SC" w:cs="Noto Serif" w:hint="eastAsia"/>
-          <w:sz w:val="20"/>
-          <w:szCs w:val="20"/>
-        </w:rPr>
-        <w:t>编钟</w:t>
-      </w:r>
-      <w:r>
-        <w:rPr>
-          <w:rFonts w:ascii="Noto Serif SC" w:eastAsia="Noto Serif SC" w:hAnsi="Noto Serif SC" w:cs="Noto Serif"/>
-          <w:sz w:val="20"/>
-          <w:szCs w:val="20"/>
-        </w:rPr>
-        <w:t xml:space="preserve"> </w:t>
-      </w:r>
-      <w:proofErr w:type="spellStart"/>
-      <w:r>
-        <w:rPr>
-          <w:rFonts w:ascii="Noto Serif SC" w:eastAsia="Noto Serif SC" w:hAnsi="Noto Serif SC" w:cs="Noto Serif"/>
-          <w:sz w:val="20"/>
-          <w:szCs w:val="20"/>
-        </w:rPr>
-        <w:t>Bianzhong</w:t>
-      </w:r>
-      <w:proofErr w:type="spellEnd"/>
-      <w:r>
-        <w:rPr>
-          <w:rFonts w:ascii="Noto Serif SC" w:eastAsia="Noto Serif SC" w:hAnsi="Noto Serif SC" w:cs="Noto Serif"/>
-          <w:sz w:val="20"/>
-          <w:szCs w:val="20"/>
-        </w:rPr>
-        <w:t xml:space="preserve">, </w:t>
-      </w:r>
-      <w:r>
-        <w:rPr>
-          <w:rFonts w:ascii="Noto Serif SC" w:eastAsia="Noto Serif SC" w:hAnsi="Noto Serif SC" w:cs="Noto Serif" w:hint="eastAsia"/>
-          <w:sz w:val="20"/>
-          <w:szCs w:val="20"/>
-        </w:rPr>
-        <w:t>大军鼓</w:t>
-      </w:r>
-      <w:r>
-        <w:rPr>
-          <w:rFonts w:ascii="Noto Serif SC" w:eastAsia="Noto Serif SC" w:hAnsi="Noto Serif SC" w:cs="Noto Serif"/>
-          <w:sz w:val="20"/>
-          <w:szCs w:val="20"/>
-        </w:rPr>
-        <w:t xml:space="preserve"> Bass </w:t>
-      </w:r>
-      <w:r>
-        <w:rPr>
-          <w:rFonts w:ascii="Noto Serif SC" w:eastAsia="Noto Serif SC" w:hAnsi="Noto Serif SC" w:cs="Noto Serif"/>
-          <w:sz w:val="20"/>
-          <w:szCs w:val="20"/>
-        </w:rPr>
-        <w:t>D</w:t>
-      </w:r>
-      <w:r>
-        <w:rPr>
-          <w:rFonts w:ascii="Noto Serif SC" w:eastAsia="Noto Serif SC" w:hAnsi="Noto Serif SC" w:cs="Noto Serif"/>
-          <w:sz w:val="20"/>
-          <w:szCs w:val="20"/>
-        </w:rPr>
-        <w:t xml:space="preserve">rum, </w:t>
-      </w:r>
-      <w:r>
-        <w:rPr>
-          <w:rFonts w:ascii="Noto Serif SC" w:eastAsia="Noto Serif SC" w:hAnsi="Noto Serif SC" w:cs="Noto Serif" w:hint="eastAsia"/>
-          <w:sz w:val="20"/>
-          <w:szCs w:val="20"/>
-        </w:rPr>
-        <w:t>大锣</w:t>
-      </w:r>
-      <w:r>
-        <w:rPr>
-          <w:rFonts w:ascii="Noto Serif SC" w:eastAsia="Noto Serif SC" w:hAnsi="Noto Serif SC" w:cs="Noto Serif"/>
-          <w:sz w:val="20"/>
-          <w:szCs w:val="20"/>
-        </w:rPr>
-        <w:t xml:space="preserve"> </w:t>
-      </w:r>
-      <w:proofErr w:type="spellStart"/>
-      <w:r>
-        <w:rPr>
-          <w:rFonts w:ascii="Noto Serif SC" w:eastAsia="Noto Serif SC" w:hAnsi="Noto Serif SC" w:cs="Noto Serif"/>
-          <w:sz w:val="20"/>
-          <w:szCs w:val="20"/>
-        </w:rPr>
-        <w:t>Daluo</w:t>
-      </w:r>
-      <w:proofErr w:type="spellEnd"/>
-    </w:p>
-    <w:p>
-      <w:pPr>
-        <w:rPr>
-          <w:rFonts w:ascii="Noto Serif SC" w:eastAsia="Noto Serif SC" w:hAnsi="Noto Serif SC" w:cs="Noto Serif"/>
-          <w:sz w:val="20"/>
-          <w:szCs w:val="20"/>
-          <w:lang w:val="en-US"/>
-        </w:rPr>
-      </w:pPr>
-      <w:r>
-        <w:rPr>
-          <w:rFonts w:ascii="Noto Serif SC" w:eastAsia="Noto Serif SC" w:hAnsi="Noto Serif SC" w:cs="Noto Serif"/>
-          <w:sz w:val="20"/>
-          <w:szCs w:val="20"/>
-        </w:rPr>
-        <w:t xml:space="preserve">VI: </w:t>
-      </w:r>
-      <w:r>
-        <w:rPr>
-          <w:rFonts w:ascii="Noto Serif SC" w:eastAsia="Noto Serif SC" w:hAnsi="Noto Serif SC" w:cs="Noto Serif"/>
-          <w:sz w:val="20"/>
-          <w:szCs w:val="20"/>
-        </w:rPr>
-        <w:t>(</w:t>
-      </w:r>
-      <w:r>
-        <w:rPr>
-          <w:rFonts w:ascii="Noto Serif SC" w:eastAsia="Noto Serif SC" w:hAnsi="Noto Serif SC" w:cs="Noto Serif" w:hint="eastAsia"/>
-          <w:sz w:val="20"/>
-          <w:szCs w:val="20"/>
-        </w:rPr>
-        <w:t>中国</w:t>
-      </w:r>
-      <w:r>
-        <w:rPr>
-          <w:rFonts w:ascii="Noto Serif SC" w:eastAsia="Noto Serif SC" w:hAnsi="Noto Serif SC" w:cs="Noto Serif"/>
-          <w:sz w:val="20"/>
-          <w:szCs w:val="20"/>
-        </w:rPr>
-        <w:t>)</w:t>
-      </w:r>
-      <w:r>
-        <w:rPr>
-          <w:rFonts w:ascii="Noto Serif SC" w:eastAsia="Noto Serif SC" w:hAnsi="Noto Serif SC" w:cs="Noto Serif" w:hint="eastAsia"/>
-          <w:sz w:val="20"/>
-          <w:szCs w:val="20"/>
-        </w:rPr>
-        <w:t>大鼓</w:t>
-      </w:r>
-      <w:r>
-        <w:rPr>
-          <w:rFonts w:ascii="Noto Serif SC" w:eastAsia="Noto Serif SC" w:hAnsi="Noto Serif SC" w:cs="Noto Serif"/>
-          <w:sz w:val="20"/>
-          <w:szCs w:val="20"/>
-        </w:rPr>
-        <w:t xml:space="preserve"> </w:t>
-      </w:r>
-      <w:proofErr w:type="spellStart"/>
-      <w:r>
-        <w:rPr>
-          <w:rFonts w:ascii="Noto Serif SC" w:eastAsia="Noto Serif SC" w:hAnsi="Noto Serif SC" w:cs="Noto Serif"/>
-          <w:sz w:val="20"/>
-          <w:szCs w:val="20"/>
-        </w:rPr>
-        <w:t>Dagu</w:t>
-      </w:r>
-      <w:proofErr w:type="spellEnd"/>
-      <w:r>
-        <w:rPr>
-          <w:rFonts w:ascii="Noto Serif SC" w:eastAsia="Noto Serif SC" w:hAnsi="Noto Serif SC" w:cs="Noto Serif"/>
-          <w:sz w:val="20"/>
-          <w:szCs w:val="20"/>
-        </w:rPr>
-        <w:t xml:space="preserve">, </w:t>
-      </w:r>
-      <w:proofErr w:type="spellStart"/>
-      <w:r>
-        <w:rPr>
-          <w:rFonts w:ascii="Noto Serif SC" w:eastAsia="Noto Serif SC" w:hAnsi="Noto Serif SC" w:cs="Noto Serif"/>
-          <w:sz w:val="20"/>
-          <w:szCs w:val="20"/>
-        </w:rPr>
-        <w:t>Tubaphone</w:t>
-      </w:r>
-      <w:proofErr w:type="spellEnd"/>
-      <w:r>
-        <w:rPr>
-          <w:rFonts w:ascii="Noto Serif SC" w:eastAsia="Noto Serif SC" w:hAnsi="Noto Serif SC" w:cs="Noto Serif"/>
-          <w:sz w:val="20"/>
-          <w:szCs w:val="20"/>
-        </w:rPr>
-        <w:t xml:space="preserve">, </w:t>
-      </w:r>
-      <w:r>
-        <w:rPr>
-          <w:rFonts w:ascii="Noto Serif SC" w:eastAsia="Noto Serif SC" w:hAnsi="Noto Serif SC" w:cs="Noto Serif" w:hint="eastAsia"/>
-          <w:sz w:val="20"/>
-          <w:szCs w:val="20"/>
-        </w:rPr>
-        <w:t>小军鼓</w:t>
-      </w:r>
-      <w:r>
-        <w:rPr>
-          <w:rFonts w:ascii="Noto Serif SC" w:eastAsia="Noto Serif SC" w:hAnsi="Noto Serif SC" w:cs="Noto Serif"/>
-          <w:sz w:val="20"/>
-          <w:szCs w:val="20"/>
-        </w:rPr>
-        <w:t xml:space="preserve"> Snare Drum, </w:t>
-      </w:r>
-      <w:r>
-        <w:rPr>
-          <w:rFonts w:ascii="Noto Serif SC" w:eastAsia="Noto Serif SC" w:hAnsi="Noto Serif SC" w:cs="Noto Serif" w:hint="eastAsia"/>
-          <w:sz w:val="20"/>
-          <w:szCs w:val="20"/>
-        </w:rPr>
-        <w:t>编磬</w:t>
-      </w:r>
-      <w:r>
-        <w:rPr>
-          <w:rFonts w:ascii="Noto Serif SC" w:eastAsia="Noto Serif SC" w:hAnsi="Noto Serif SC" w:cs="Noto Serif"/>
-          <w:sz w:val="20"/>
-          <w:szCs w:val="20"/>
-        </w:rPr>
-        <w:t xml:space="preserve"> Bianqing</w:t>
-      </w:r>
-    </w:p>
-    <w:p>
-      <w:pPr>
-        <w:rPr>
-          <w:rFonts w:ascii="Noto Serif SC" w:eastAsia="Noto Serif SC" w:hAnsi="Noto Serif SC" w:cs="Noto Serif"/>
-          <w:sz w:val="24"/>
-          <w:szCs w:val="24"/>
-          <w:lang w:val="en-US"/>
-        </w:rPr>
-      </w:pPr>
-    </w:p>
-    <w:p>
-      <w:pPr>
-        <w:rPr>
-          <w:rFonts w:ascii="Noto Serif SC" w:eastAsia="Noto Serif SC" w:hAnsi="Noto Serif SC" w:cs="Noto Serif"/>
-          <w:sz w:val="24"/>
-          <w:szCs w:val="24"/>
-          <w:lang w:val="en-US"/>
-        </w:rPr>
-      </w:pPr>
-      <w:r>
-        <w:rPr>
-          <w:rFonts w:ascii="Noto Serif SC" w:eastAsia="Noto Serif SC" w:hAnsi="Noto Serif SC" w:cs="Noto Serif" w:hint="eastAsia"/>
-          <w:sz w:val="24"/>
-          <w:szCs w:val="24"/>
-        </w:rPr>
-        <w:t>竹笛独奏</w:t>
-      </w:r>
-      <w:r>
-        <w:rPr>
-          <w:rFonts w:ascii="Noto Serif SC" w:eastAsia="Noto Serif SC" w:hAnsi="Noto Serif SC" w:cs="Noto Serif"/>
-          <w:sz w:val="24"/>
-          <w:szCs w:val="24"/>
-          <w:lang w:val="en-US"/>
-        </w:rPr>
-        <w:t xml:space="preserve"> </w:t>
-      </w:r>
-      <w:proofErr w:type="spellStart"/>
-      <w:r>
-        <w:rPr>
-          <w:rFonts w:ascii="Noto Serif SC" w:eastAsia="Noto Serif SC" w:hAnsi="Noto Serif SC" w:cs="Noto Serif"/>
-          <w:sz w:val="24"/>
-          <w:szCs w:val="24"/>
-          <w:lang w:val="en-US"/>
-        </w:rPr>
-        <w:t>Zhudi</w:t>
-      </w:r>
-      <w:proofErr w:type="spellEnd"/>
-      <w:r>
-        <w:rPr>
-          <w:rFonts w:ascii="Noto Serif SC" w:eastAsia="Noto Serif SC" w:hAnsi="Noto Serif SC" w:cs="Noto Serif"/>
-          <w:sz w:val="24"/>
-          <w:szCs w:val="24"/>
-          <w:lang w:val="en-US"/>
-        </w:rPr>
-        <w:t xml:space="preserve"> solo</w:t>
-      </w:r>
-    </w:p>
-    <w:p>
-      <w:pPr>
-        <w:rPr>
-          <w:rFonts w:ascii="Noto Serif SC" w:eastAsia="Noto Serif SC" w:hAnsi="Noto Serif SC" w:cs="Noto Serif"/>
-          <w:sz w:val="24"/>
-          <w:szCs w:val="24"/>
-          <w:lang w:val="en-US"/>
-        </w:rPr>
-      </w:pPr>
-      <w:r>
-        <w:rPr>
-          <w:rFonts w:ascii="Noto Serif SC" w:eastAsia="Noto Serif SC" w:hAnsi="Noto Serif SC" w:cs="Noto Serif" w:hint="eastAsia"/>
-          <w:sz w:val="24"/>
-          <w:szCs w:val="24"/>
-        </w:rPr>
-        <w:t>琵琶独奏</w:t>
-      </w:r>
-      <w:r>
-        <w:rPr>
-          <w:rFonts w:ascii="Noto Serif SC" w:eastAsia="Noto Serif SC" w:hAnsi="Noto Serif SC" w:cs="Noto Serif"/>
-          <w:sz w:val="24"/>
-          <w:szCs w:val="24"/>
-          <w:lang w:val="en-US"/>
-        </w:rPr>
-        <w:t xml:space="preserve"> </w:t>
-      </w:r>
-      <w:r>
-        <w:rPr>
-          <w:rFonts w:ascii="Noto Serif SC" w:eastAsia="Noto Serif SC" w:hAnsi="Noto Serif SC" w:cs="Noto Serif"/>
-          <w:sz w:val="24"/>
-          <w:szCs w:val="24"/>
-          <w:lang w:val="en-US"/>
-        </w:rPr>
         <w:t>Pipa solo</w:t>
       </w:r>
     </w:p>
@@ -5980,16 +5969,7 @@
           <w:szCs w:val="24"/>
           <w:lang w:val="en-US"/>
         </w:rPr>
-        <w:t xml:space="preserve"> I</w:t>
-      </w:r>
-      <w:r>
-        <w:rPr>
-          <w:rFonts w:ascii="Noto Serif SC" w:eastAsia="Noto Serif SC" w:hAnsi="Noto Serif SC" w:cs="Noto Serif"/>
-          <w:sz w:val="24"/>
-          <w:szCs w:val="24"/>
-          <w:lang w:val="en-US"/>
-        </w:rPr>
-        <w:t>I</w:t>
+        <w:t xml:space="preserve"> II</w:t>
       </w:r>
     </w:p>
     <w:p>

--- a/Front Matter/Template/3_Front-Matter.docx
+++ b/Front Matter/Template/3_Front-Matter.docx
@@ -3559,7 +3559,6 @@
     </w:p>
     <w:p>
       <w:pPr>
-        <w:spacing w:after="640"/>
         <w:rPr>
           <w:rFonts w:ascii="Noto Serif SC" w:eastAsia="Noto Serif SC" w:hAnsi="Noto Serif SC" w:cs="Noto Serif"/>
           <w:b/>
@@ -3702,7 +3701,6 @@
     </w:p>
     <w:p>
       <w:pPr>
-        <w:spacing w:after="120"/>
         <w:rPr>
           <w:rFonts w:ascii="Noto Serif SC" w:eastAsia="Noto Serif SC" w:hAnsi="Noto Serif SC" w:cs="Noto Serif"/>
           <w:sz w:val="24"/>
@@ -3760,6 +3758,7 @@
     </w:p>
     <w:p>
       <w:pPr>
+        <w:spacing w:before="240"/>
         <w:rPr>
           <w:rFonts w:ascii="Noto Serif SC" w:eastAsia="Noto Serif SC" w:hAnsi="Noto Serif SC" w:cs="Noto Serif"/>
           <w:sz w:val="24"/>
@@ -3901,7 +3900,6 @@
     </w:p>
     <w:p>
       <w:pPr>
-        <w:spacing w:after="120"/>
         <w:rPr>
           <w:rFonts w:ascii="Noto Serif SC" w:eastAsia="Noto Serif SC" w:hAnsi="Noto Serif SC" w:cs="Noto Serif"/>
           <w:sz w:val="24"/>
@@ -3945,6 +3943,89 @@
         </w:rPr>
         <w:t xml:space="preserve">1 </w:t>
       </w:r>
+      <w:r>
+        <w:rPr>
+          <w:rFonts w:ascii="Noto Serif SC" w:eastAsia="Noto Serif SC" w:hAnsi="Noto Serif SC" w:cs="Noto Serif"/>
+          <w:sz w:val="24"/>
+          <w:szCs w:val="24"/>
+          <w:lang w:val="en-GB"/>
+        </w:rPr>
+        <w:t>Diyin Shen</w:t>
+      </w:r>
+      <w:r>
+        <w:rPr>
+          <w:rFonts w:ascii="Noto Serif SC" w:eastAsia="Noto Serif SC" w:hAnsi="Noto Serif SC" w:cs="Noto Serif"/>
+          <w:sz w:val="24"/>
+          <w:szCs w:val="24"/>
+          <w:lang w:val="en-GB"/>
+        </w:rPr>
+        <w:t>g</w:t>
+      </w:r>
+    </w:p>
+    <w:p>
+      <w:pPr>
+        <w:spacing w:before="240"/>
+        <w:rPr>
+          <w:rFonts w:ascii="Noto Serif SC" w:eastAsia="Noto Serif SC" w:hAnsi="Noto Serif SC" w:cs="Noto Serif"/>
+          <w:sz w:val="24"/>
+          <w:szCs w:val="24"/>
+          <w:lang w:val="en-GB"/>
+        </w:rPr>
+      </w:pPr>
+      <w:r>
+        <w:rPr>
+          <w:rFonts w:ascii="Noto Serif SC" w:eastAsia="Noto Serif SC" w:hAnsi="Noto Serif SC" w:cs="Noto Serif"/>
+          <w:sz w:val="24"/>
+          <w:szCs w:val="24"/>
+          <w:lang w:val="en-GB"/>
+        </w:rPr>
+        <w:t xml:space="preserve">2 </w:t>
+      </w:r>
+      <w:r>
+        <w:rPr>
+          <w:rFonts w:ascii="Noto Serif SC" w:eastAsia="Noto Serif SC" w:hAnsi="Noto Serif SC" w:cs="Noto Serif" w:hint="eastAsia"/>
+          <w:sz w:val="24"/>
+          <w:szCs w:val="24"/>
+          <w:lang w:val="en-GB"/>
+        </w:rPr>
+        <w:t>高音唢呐</w:t>
+      </w:r>
+      <w:r>
+        <w:rPr>
+          <w:rFonts w:ascii="Noto Serif SC" w:eastAsia="Noto Serif SC" w:hAnsi="Noto Serif SC" w:cs="Noto Serif"/>
+          <w:sz w:val="24"/>
+          <w:szCs w:val="24"/>
+          <w:lang w:val="en-GB"/>
+        </w:rPr>
+        <w:t>*</w:t>
+      </w:r>
+      <w:r>
+        <w:rPr>
+          <w:rFonts w:ascii="Noto Serif SC" w:eastAsia="Noto Serif SC" w:hAnsi="Noto Serif SC" w:cs="Noto Serif"/>
+          <w:sz w:val="24"/>
+          <w:szCs w:val="24"/>
+          <w:lang w:val="en-GB"/>
+        </w:rPr>
+        <w:t xml:space="preserve"> </w:t>
+      </w:r>
+      <w:r>
+        <w:rPr>
+          <w:rFonts w:ascii="Noto Serif SC" w:eastAsia="Noto Serif SC" w:hAnsi="Noto Serif SC" w:cs="Noto Serif"/>
+          <w:sz w:val="24"/>
+          <w:szCs w:val="24"/>
+          <w:lang w:val="en-GB"/>
+        </w:rPr>
+        <w:t>2</w:t>
+      </w:r>
+      <w:r>
+        <w:rPr>
+          <w:rFonts w:ascii="Noto Serif SC" w:eastAsia="Noto Serif SC" w:hAnsi="Noto Serif SC" w:cs="Noto Serif"/>
+          <w:sz w:val="24"/>
+          <w:szCs w:val="24"/>
+          <w:lang w:val="en-GB"/>
+        </w:rPr>
+        <w:t xml:space="preserve"> </w:t>
+      </w:r>
       <w:proofErr w:type="spellStart"/>
       <w:r>
         <w:rPr>
@@ -3953,7 +4034,7 @@
           <w:szCs w:val="24"/>
           <w:lang w:val="en-GB"/>
         </w:rPr>
-        <w:t>Diyin</w:t>
+        <w:t>Gaoyin</w:t>
       </w:r>
       <w:proofErr w:type="spellEnd"/>
       <w:r>
@@ -3963,8 +4044,9 @@
           <w:szCs w:val="24"/>
           <w:lang w:val="en-GB"/>
         </w:rPr>
-        <w:t xml:space="preserve"> Shen</w:t>
-      </w:r>
+        <w:t xml:space="preserve"> </w:t>
+      </w:r>
+      <w:proofErr w:type="spellStart"/>
       <w:r>
         <w:rPr>
           <w:rFonts w:ascii="Noto Serif SC" w:eastAsia="Noto Serif SC" w:hAnsi="Noto Serif SC" w:cs="Noto Serif"/>
@@ -3972,69 +4054,1062 @@
           <w:szCs w:val="24"/>
           <w:lang w:val="en-GB"/>
         </w:rPr>
-        <w:t>g</w:t>
-      </w:r>
-    </w:p>
-    <w:p>
-      <w:pPr>
+        <w:t>Suona</w:t>
+      </w:r>
+      <w:proofErr w:type="spellEnd"/>
+      <w:r>
         <w:rPr>
           <w:rFonts w:ascii="Noto Serif SC" w:eastAsia="Noto Serif SC" w:hAnsi="Noto Serif SC" w:cs="Noto Serif"/>
           <w:sz w:val="24"/>
           <w:szCs w:val="24"/>
           <w:lang w:val="en-GB"/>
         </w:rPr>
-      </w:pPr>
-      <w:r>
-        <w:rPr>
-          <w:rFonts w:ascii="Noto Serif SC" w:eastAsia="Noto Serif SC" w:hAnsi="Noto Serif SC" w:cs="Noto Serif"/>
-          <w:sz w:val="24"/>
-          <w:szCs w:val="24"/>
+        <w:t>*</w:t>
+      </w:r>
+    </w:p>
+    <w:p>
+      <w:pPr>
+        <w:rPr>
+          <w:rFonts w:ascii="Noto Serif SC" w:eastAsia="Noto Serif SC" w:hAnsi="Noto Serif SC" w:cs="Noto Serif"/>
+          <w:sz w:val="24"/>
+          <w:szCs w:val="24"/>
+          <w:lang w:val="en-US"/>
+        </w:rPr>
+      </w:pPr>
+      <w:r>
+        <w:rPr>
+          <w:rFonts w:ascii="Noto Serif SC" w:eastAsia="Noto Serif SC" w:hAnsi="Noto Serif SC" w:cs="Noto Serif"/>
+          <w:sz w:val="20"/>
+          <w:szCs w:val="20"/>
           <w:lang w:val="en-GB"/>
         </w:rPr>
+        <w:t xml:space="preserve"> * </w:t>
+      </w:r>
+      <w:r>
+        <w:rPr>
+          <w:rFonts w:ascii="Noto Serif SC" w:eastAsia="Noto Serif SC" w:hAnsi="Noto Serif SC" w:cs="Noto Serif"/>
+          <w:sz w:val="20"/>
+          <w:szCs w:val="20"/>
+          <w:lang w:val="en-GB"/>
+        </w:rPr>
+        <w:t>I</w:t>
+      </w:r>
+      <w:r>
+        <w:rPr>
+          <w:rFonts w:ascii="Noto Serif SC" w:eastAsia="Noto Serif SC" w:hAnsi="Noto Serif SC" w:cs="Noto Serif" w:hint="eastAsia"/>
+          <w:sz w:val="20"/>
+          <w:szCs w:val="20"/>
+          <w:lang w:val="en-GB"/>
+        </w:rPr>
+        <w:t>兼奏高音管</w:t>
+      </w:r>
+      <w:r>
+        <w:rPr>
+          <w:rFonts w:ascii="Noto Serif SC" w:eastAsia="Noto Serif SC" w:hAnsi="Noto Serif SC" w:cs="Noto Serif"/>
+          <w:sz w:val="20"/>
+          <w:szCs w:val="20"/>
+          <w:lang w:val="en-GB"/>
+        </w:rPr>
+        <w:t xml:space="preserve"> </w:t>
+      </w:r>
+      <w:r>
+        <w:rPr>
+          <w:rFonts w:ascii="Noto Serif SC" w:eastAsia="Noto Serif SC" w:hAnsi="Noto Serif SC" w:cs="Noto Serif"/>
+          <w:sz w:val="20"/>
+          <w:szCs w:val="20"/>
+          <w:lang w:val="en-GB"/>
+        </w:rPr>
+        <w:t xml:space="preserve">* </w:t>
+      </w:r>
+      <w:r>
+        <w:rPr>
+          <w:rFonts w:ascii="Noto Serif SC" w:eastAsia="Noto Serif SC" w:hAnsi="Noto Serif SC" w:cs="Noto Serif"/>
+          <w:sz w:val="20"/>
+          <w:szCs w:val="20"/>
+          <w:lang w:val="en-GB"/>
+        </w:rPr>
+        <w:t>I</w:t>
+      </w:r>
+      <w:r>
+        <w:rPr>
+          <w:rFonts w:ascii="Noto Serif SC" w:eastAsia="Noto Serif SC" w:hAnsi="Noto Serif SC" w:cs="Noto Serif"/>
+          <w:sz w:val="20"/>
+          <w:szCs w:val="20"/>
+          <w:lang w:val="en-GB"/>
+        </w:rPr>
+        <w:t xml:space="preserve"> </w:t>
+      </w:r>
+      <w:proofErr w:type="spellStart"/>
+      <w:r>
+        <w:rPr>
+          <w:rFonts w:ascii="Noto Serif SC" w:eastAsia="Noto Serif SC" w:hAnsi="Noto Serif SC" w:cs="Noto Serif"/>
+          <w:sz w:val="20"/>
+          <w:szCs w:val="20"/>
+          <w:lang w:val="en-GB"/>
+        </w:rPr>
+        <w:t>doub</w:t>
+      </w:r>
+      <w:proofErr w:type="spellEnd"/>
+      <w:r>
+        <w:rPr>
+          <w:rFonts w:ascii="Noto Serif SC" w:eastAsia="Noto Serif SC" w:hAnsi="Noto Serif SC" w:cs="Noto Serif"/>
+          <w:sz w:val="20"/>
+          <w:szCs w:val="20"/>
+          <w:lang w:val="en-GB"/>
+        </w:rPr>
+        <w:t xml:space="preserve">. </w:t>
+      </w:r>
+      <w:proofErr w:type="spellStart"/>
+      <w:r>
+        <w:rPr>
+          <w:rFonts w:ascii="Noto Serif SC" w:eastAsia="Noto Serif SC" w:hAnsi="Noto Serif SC" w:cs="Noto Serif"/>
+          <w:sz w:val="20"/>
+          <w:szCs w:val="20"/>
+          <w:lang w:val="en-GB"/>
+        </w:rPr>
+        <w:t>Gaoyin</w:t>
+      </w:r>
+      <w:proofErr w:type="spellEnd"/>
+      <w:r>
+        <w:rPr>
+          <w:rFonts w:ascii="Noto Serif SC" w:eastAsia="Noto Serif SC" w:hAnsi="Noto Serif SC" w:cs="Noto Serif"/>
+          <w:sz w:val="20"/>
+          <w:szCs w:val="20"/>
+          <w:lang w:val="en-GB"/>
+        </w:rPr>
+        <w:t xml:space="preserve"> Guan</w:t>
+      </w:r>
+    </w:p>
+    <w:p>
+      <w:pPr>
+        <w:rPr>
+          <w:rFonts w:ascii="Noto Serif SC" w:eastAsia="Noto Serif SC" w:hAnsi="Noto Serif SC" w:cs="Noto Serif"/>
+          <w:sz w:val="24"/>
+          <w:szCs w:val="24"/>
+          <w:lang w:val="en-US"/>
+        </w:rPr>
+      </w:pPr>
+      <w:r>
+        <w:rPr>
+          <w:rFonts w:ascii="Noto Serif SC" w:eastAsia="Noto Serif SC" w:hAnsi="Noto Serif SC" w:cs="Noto Serif"/>
+          <w:sz w:val="24"/>
+          <w:szCs w:val="24"/>
+          <w:lang w:val="en-US"/>
+        </w:rPr>
+        <w:t xml:space="preserve">1 </w:t>
+      </w:r>
+      <w:r>
+        <w:rPr>
+          <w:rFonts w:ascii="Noto Serif SC" w:eastAsia="Noto Serif SC" w:hAnsi="Noto Serif SC" w:cs="Noto Serif" w:hint="eastAsia"/>
+          <w:sz w:val="24"/>
+          <w:szCs w:val="24"/>
+          <w:lang w:val="en-US"/>
+        </w:rPr>
+        <w:t>加键中音唢呐</w:t>
+      </w:r>
+      <w:r>
+        <w:rPr>
+          <w:rFonts w:ascii="Noto Serif SC" w:eastAsia="Noto Serif SC" w:hAnsi="Noto Serif SC" w:cs="Noto Serif"/>
+          <w:sz w:val="24"/>
+          <w:szCs w:val="24"/>
+          <w:lang w:val="en-US"/>
+        </w:rPr>
+        <w:t xml:space="preserve">* </w:t>
+      </w:r>
+      <w:r>
+        <w:rPr>
+          <w:rFonts w:ascii="Noto Serif SC" w:eastAsia="Noto Serif SC" w:hAnsi="Noto Serif SC" w:cs="Noto Serif"/>
+          <w:sz w:val="24"/>
+          <w:szCs w:val="24"/>
+          <w:lang w:val="en-US"/>
+        </w:rPr>
+        <w:t xml:space="preserve">1 </w:t>
+      </w:r>
+      <w:r>
+        <w:rPr>
+          <w:rFonts w:ascii="Noto Serif SC" w:eastAsia="Noto Serif SC" w:hAnsi="Noto Serif SC" w:cs="Noto Serif"/>
+          <w:sz w:val="24"/>
+          <w:szCs w:val="24"/>
+          <w:lang w:val="en-US"/>
+        </w:rPr>
+        <w:t>Keyed</w:t>
+      </w:r>
+      <w:r>
+        <w:rPr>
+          <w:rFonts w:ascii="Noto Serif SC" w:eastAsia="Noto Serif SC" w:hAnsi="Noto Serif SC" w:cs="Noto Serif"/>
+          <w:sz w:val="24"/>
+          <w:szCs w:val="24"/>
+          <w:lang w:val="en-US"/>
+        </w:rPr>
+        <w:t xml:space="preserve"> </w:t>
+      </w:r>
+      <w:proofErr w:type="spellStart"/>
+      <w:r>
+        <w:rPr>
+          <w:rFonts w:ascii="Noto Serif SC" w:eastAsia="Noto Serif SC" w:hAnsi="Noto Serif SC" w:cs="Noto Serif"/>
+          <w:sz w:val="24"/>
+          <w:szCs w:val="24"/>
+          <w:lang w:val="en-US"/>
+        </w:rPr>
+        <w:t>Zhongyin</w:t>
+      </w:r>
+      <w:proofErr w:type="spellEnd"/>
+      <w:r>
+        <w:rPr>
+          <w:rFonts w:ascii="Noto Serif SC" w:eastAsia="Noto Serif SC" w:hAnsi="Noto Serif SC" w:cs="Noto Serif"/>
+          <w:sz w:val="24"/>
+          <w:szCs w:val="24"/>
+          <w:lang w:val="en-US"/>
+        </w:rPr>
+        <w:t xml:space="preserve"> </w:t>
+      </w:r>
+      <w:proofErr w:type="spellStart"/>
+      <w:r>
+        <w:rPr>
+          <w:rFonts w:ascii="Noto Serif SC" w:eastAsia="Noto Serif SC" w:hAnsi="Noto Serif SC" w:cs="Noto Serif"/>
+          <w:sz w:val="24"/>
+          <w:szCs w:val="24"/>
+          <w:lang w:val="en-US"/>
+        </w:rPr>
+        <w:t>Suona</w:t>
+      </w:r>
+      <w:proofErr w:type="spellEnd"/>
+      <w:r>
+        <w:rPr>
+          <w:rFonts w:ascii="Noto Serif SC" w:eastAsia="Noto Serif SC" w:hAnsi="Noto Serif SC" w:cs="Noto Serif"/>
+          <w:sz w:val="24"/>
+          <w:szCs w:val="24"/>
+          <w:lang w:val="en-US"/>
+        </w:rPr>
+        <w:t>*</w:t>
+      </w:r>
+    </w:p>
+    <w:p>
+      <w:pPr>
+        <w:rPr>
+          <w:rFonts w:ascii="Noto Serif SC" w:eastAsia="Noto Serif SC" w:hAnsi="Noto Serif SC" w:cs="Noto Serif"/>
+          <w:sz w:val="24"/>
+          <w:szCs w:val="24"/>
+          <w:lang w:val="en-US"/>
+        </w:rPr>
+      </w:pPr>
+      <w:r>
+        <w:rPr>
+          <w:rFonts w:ascii="Noto Serif SC" w:eastAsia="Noto Serif SC" w:hAnsi="Noto Serif SC" w:cs="Noto Serif"/>
+          <w:sz w:val="20"/>
+          <w:szCs w:val="20"/>
+          <w:lang w:val="en-US"/>
+        </w:rPr>
+        <w:t>*</w:t>
+      </w:r>
+      <w:r>
+        <w:rPr>
+          <w:rFonts w:ascii="Noto Serif SC" w:eastAsia="Noto Serif SC" w:hAnsi="Noto Serif SC" w:cs="Noto Serif" w:hint="eastAsia"/>
+          <w:sz w:val="20"/>
+          <w:szCs w:val="20"/>
+        </w:rPr>
+        <w:t>兼奏低音管</w:t>
+      </w:r>
+      <w:r>
+        <w:rPr>
+          <w:rFonts w:ascii="Noto Serif SC" w:eastAsia="Noto Serif SC" w:hAnsi="Noto Serif SC" w:cs="Noto Serif"/>
+          <w:sz w:val="20"/>
+          <w:szCs w:val="20"/>
+          <w:lang w:val="en-GB"/>
+        </w:rPr>
+        <w:t xml:space="preserve"> (</w:t>
+      </w:r>
+      <w:proofErr w:type="spellStart"/>
+      <w:r>
+        <w:rPr>
+          <w:rFonts w:ascii="Noto Serif SC" w:eastAsia="Noto Serif SC" w:hAnsi="Noto Serif SC" w:cs="Noto Serif"/>
+          <w:sz w:val="20"/>
+          <w:szCs w:val="20"/>
+          <w:lang w:val="en-GB"/>
+        </w:rPr>
+        <w:t>doub</w:t>
+      </w:r>
+      <w:proofErr w:type="spellEnd"/>
+      <w:r>
+        <w:rPr>
+          <w:rFonts w:ascii="Noto Serif SC" w:eastAsia="Noto Serif SC" w:hAnsi="Noto Serif SC" w:cs="Noto Serif"/>
+          <w:sz w:val="20"/>
+          <w:szCs w:val="20"/>
+          <w:lang w:val="en-GB"/>
+        </w:rPr>
+        <w:t>. on Diyin Guan)</w:t>
+      </w:r>
+    </w:p>
+    <w:p>
+      <w:pPr>
+        <w:rPr>
+          <w:rFonts w:ascii="Noto Serif SC" w:eastAsia="Noto Serif SC" w:hAnsi="Noto Serif SC" w:cs="Noto Serif"/>
+          <w:sz w:val="24"/>
+          <w:szCs w:val="24"/>
+          <w:lang w:val="en-US"/>
+        </w:rPr>
+      </w:pPr>
+      <w:r>
+        <w:rPr>
+          <w:rFonts w:ascii="Noto Serif SC" w:eastAsia="Noto Serif SC" w:hAnsi="Noto Serif SC" w:cs="Noto Serif"/>
+          <w:sz w:val="24"/>
+          <w:szCs w:val="24"/>
+          <w:lang w:val="en-US"/>
+        </w:rPr>
+        <w:t xml:space="preserve">1 </w:t>
+      </w:r>
+      <w:r>
+        <w:rPr>
+          <w:rFonts w:ascii="Noto Serif SC" w:eastAsia="Noto Serif SC" w:hAnsi="Noto Serif SC" w:cs="Noto Serif" w:hint="eastAsia"/>
+          <w:sz w:val="24"/>
+          <w:szCs w:val="24"/>
+          <w:lang w:val="en-US"/>
+        </w:rPr>
+        <w:t>管</w:t>
+      </w:r>
+      <w:r>
+        <w:rPr>
+          <w:rFonts w:ascii="Noto Serif SC" w:eastAsia="Noto Serif SC" w:hAnsi="Noto Serif SC" w:cs="Noto Serif"/>
+          <w:sz w:val="24"/>
+          <w:szCs w:val="24"/>
+          <w:lang w:val="en-US"/>
+        </w:rPr>
+        <w:t xml:space="preserve"> </w:t>
+      </w:r>
+      <w:r>
+        <w:rPr>
+          <w:rFonts w:ascii="Noto Serif SC" w:eastAsia="Noto Serif SC" w:hAnsi="Noto Serif SC" w:cs="Noto Serif"/>
+          <w:sz w:val="24"/>
+          <w:szCs w:val="24"/>
+        </w:rPr>
+        <w:t>(</w:t>
+      </w:r>
+      <w:r>
+        <w:rPr>
+          <w:rFonts w:ascii="Noto Serif SC" w:eastAsia="Noto Serif SC" w:hAnsi="Noto Serif SC" w:cs="Noto Serif" w:hint="eastAsia"/>
+          <w:sz w:val="24"/>
+          <w:szCs w:val="24"/>
+        </w:rPr>
+        <w:t>兼</w:t>
+      </w:r>
+      <w:r>
+        <w:rPr>
+          <w:rFonts w:ascii="Noto Serif SC" w:eastAsia="Noto Serif SC" w:hAnsi="Noto Serif SC" w:cs="Noto Serif"/>
+          <w:sz w:val="24"/>
+          <w:szCs w:val="24"/>
+        </w:rPr>
+        <w:t xml:space="preserve">: </w:t>
+      </w:r>
+      <w:r>
+        <w:rPr>
+          <w:rFonts w:ascii="Noto Serif SC" w:eastAsia="Noto Serif SC" w:hAnsi="Noto Serif SC" w:cs="Noto Serif" w:hint="eastAsia"/>
+          <w:sz w:val="24"/>
+          <w:szCs w:val="24"/>
+        </w:rPr>
+        <w:t>高音，中音，低音</w:t>
+      </w:r>
+      <w:r>
+        <w:rPr>
+          <w:rFonts w:ascii="Noto Serif SC" w:eastAsia="Noto Serif SC" w:hAnsi="Noto Serif SC" w:cs="Noto Serif"/>
+          <w:sz w:val="24"/>
+          <w:szCs w:val="24"/>
+        </w:rPr>
+        <w:t>)</w:t>
+      </w:r>
+      <w:r>
+        <w:rPr>
+          <w:rFonts w:ascii="Noto Serif SC" w:eastAsia="Noto Serif SC" w:hAnsi="Noto Serif SC" w:cs="Noto Serif"/>
+          <w:sz w:val="24"/>
+          <w:szCs w:val="24"/>
+          <w:lang w:val="en-US"/>
+        </w:rPr>
+        <w:t xml:space="preserve"> </w:t>
+      </w:r>
+      <w:r>
+        <w:rPr>
+          <w:rFonts w:ascii="Noto Serif SC" w:eastAsia="Noto Serif SC" w:hAnsi="Noto Serif SC" w:cs="Noto Serif"/>
+          <w:sz w:val="24"/>
+          <w:szCs w:val="24"/>
+          <w:lang w:val="en-US"/>
+        </w:rPr>
+        <w:t xml:space="preserve">1 </w:t>
+      </w:r>
+      <w:r>
+        <w:rPr>
+          <w:rFonts w:ascii="Noto Serif SC" w:eastAsia="Noto Serif SC" w:hAnsi="Noto Serif SC" w:cs="Noto Serif"/>
+          <w:sz w:val="24"/>
+          <w:szCs w:val="24"/>
+          <w:lang w:val="en-US"/>
+        </w:rPr>
+        <w:t xml:space="preserve">Guan </w:t>
+      </w:r>
+      <w:r>
+        <w:rPr>
+          <w:rFonts w:ascii="Noto Serif SC" w:eastAsia="Noto Serif SC" w:hAnsi="Noto Serif SC" w:cs="Noto Serif"/>
+          <w:sz w:val="24"/>
+          <w:szCs w:val="24"/>
+          <w:lang w:val="en-US"/>
+        </w:rPr>
+        <w:t>(</w:t>
+      </w:r>
+      <w:r>
+        <w:rPr>
+          <w:rFonts w:ascii="Noto Serif SC" w:eastAsia="Noto Serif SC" w:hAnsi="Noto Serif SC" w:cs="Noto Serif"/>
+          <w:sz w:val="24"/>
+          <w:szCs w:val="24"/>
+        </w:rPr>
+        <w:t>High, Middle, Low</w:t>
+      </w:r>
+      <w:r>
+        <w:rPr>
+          <w:rFonts w:ascii="Noto Serif SC" w:eastAsia="Noto Serif SC" w:hAnsi="Noto Serif SC" w:cs="Noto Serif"/>
+          <w:sz w:val="24"/>
+          <w:szCs w:val="24"/>
+          <w:lang w:val="en-US"/>
+        </w:rPr>
+        <w:t>)</w:t>
+      </w:r>
+    </w:p>
+    <w:p>
+      <w:pPr>
+        <w:rPr>
+          <w:rFonts w:ascii="Noto Serif SC" w:eastAsia="Noto Serif SC" w:hAnsi="Noto Serif SC" w:cs="Noto Serif"/>
+          <w:sz w:val="24"/>
+          <w:szCs w:val="24"/>
+          <w:lang w:val="en-US"/>
+        </w:rPr>
+      </w:pPr>
+    </w:p>
+    <w:p>
+      <w:pPr>
+        <w:rPr>
+          <w:rFonts w:ascii="Noto Serif SC" w:eastAsia="Noto Serif SC" w:hAnsi="Noto Serif SC" w:cs="Noto Serif"/>
+          <w:sz w:val="24"/>
+          <w:szCs w:val="24"/>
+          <w:lang w:val="en-US"/>
+        </w:rPr>
+      </w:pPr>
+      <w:r>
+        <w:rPr>
+          <w:rFonts w:ascii="Noto Serif SC" w:eastAsia="Noto Serif SC" w:hAnsi="Noto Serif SC" w:cs="Noto Serif"/>
+          <w:sz w:val="24"/>
+          <w:szCs w:val="24"/>
+          <w:lang w:val="en-US"/>
+        </w:rPr>
+        <w:t xml:space="preserve">1 </w:t>
+      </w:r>
+      <w:r>
+        <w:rPr>
+          <w:rFonts w:ascii="Noto Serif SC" w:eastAsia="Noto Serif SC" w:hAnsi="Noto Serif SC" w:cs="Noto Serif" w:hint="eastAsia"/>
+          <w:sz w:val="24"/>
+          <w:szCs w:val="24"/>
+          <w:lang w:val="en-US"/>
+        </w:rPr>
+        <w:t>扬琴</w:t>
+      </w:r>
+      <w:r>
+        <w:rPr>
+          <w:rFonts w:ascii="Noto Serif SC" w:eastAsia="Noto Serif SC" w:hAnsi="Noto Serif SC" w:cs="Noto Serif"/>
+          <w:sz w:val="24"/>
+          <w:szCs w:val="24"/>
+          <w:lang w:val="en-US"/>
+        </w:rPr>
+        <w:t xml:space="preserve"> </w:t>
+      </w:r>
+      <w:r>
+        <w:rPr>
+          <w:rFonts w:ascii="Noto Serif SC" w:eastAsia="Noto Serif SC" w:hAnsi="Noto Serif SC" w:cs="Noto Serif"/>
+          <w:sz w:val="24"/>
+          <w:szCs w:val="24"/>
+          <w:lang w:val="en-US"/>
+        </w:rPr>
+        <w:t xml:space="preserve">1 </w:t>
+      </w:r>
+      <w:r>
+        <w:rPr>
+          <w:rFonts w:ascii="Noto Serif SC" w:eastAsia="Noto Serif SC" w:hAnsi="Noto Serif SC" w:cs="Noto Serif"/>
+          <w:sz w:val="24"/>
+          <w:szCs w:val="24"/>
+          <w:lang w:val="en-US"/>
+        </w:rPr>
+        <w:t>Yangqin</w:t>
+      </w:r>
+    </w:p>
+    <w:p>
+      <w:pPr>
+        <w:rPr>
+          <w:rFonts w:ascii="Noto Serif SC" w:eastAsia="Noto Serif SC" w:hAnsi="Noto Serif SC" w:cs="Noto Serif"/>
+          <w:sz w:val="24"/>
+          <w:szCs w:val="24"/>
+          <w:lang w:val="en-US"/>
+        </w:rPr>
+      </w:pPr>
+      <w:r>
+        <w:rPr>
+          <w:rFonts w:ascii="Noto Serif SC" w:eastAsia="Noto Serif SC" w:hAnsi="Noto Serif SC" w:cs="Noto Serif"/>
+          <w:sz w:val="24"/>
+          <w:szCs w:val="24"/>
+          <w:lang w:val="en-US"/>
+        </w:rPr>
+        <w:t>2</w:t>
+      </w:r>
+      <w:r>
+        <w:rPr>
+          <w:rFonts w:ascii="Noto Serif SC" w:eastAsia="Noto Serif SC" w:hAnsi="Noto Serif SC" w:cs="Noto Serif" w:hint="eastAsia"/>
+          <w:sz w:val="24"/>
+          <w:szCs w:val="24"/>
+          <w:lang w:val="en-US"/>
+        </w:rPr>
+        <w:t>柳琴</w:t>
+      </w:r>
+      <w:r>
+        <w:rPr>
+          <w:rFonts w:ascii="Noto Serif SC" w:eastAsia="Noto Serif SC" w:hAnsi="Noto Serif SC" w:cs="Noto Serif"/>
+          <w:sz w:val="24"/>
+          <w:szCs w:val="24"/>
+          <w:lang w:val="en-US"/>
+        </w:rPr>
+        <w:t xml:space="preserve"> </w:t>
+      </w:r>
+      <w:r>
+        <w:rPr>
+          <w:rFonts w:ascii="Noto Serif SC" w:eastAsia="Noto Serif SC" w:hAnsi="Noto Serif SC" w:cs="Noto Serif"/>
+          <w:sz w:val="24"/>
+          <w:szCs w:val="24"/>
+          <w:lang w:val="en-US"/>
+        </w:rPr>
         <w:t xml:space="preserve">2 </w:t>
       </w:r>
-      <w:r>
-        <w:rPr>
-          <w:rFonts w:ascii="Noto Serif SC" w:eastAsia="Noto Serif SC" w:hAnsi="Noto Serif SC" w:cs="Noto Serif" w:hint="eastAsia"/>
-          <w:sz w:val="24"/>
-          <w:szCs w:val="24"/>
+      <w:proofErr w:type="spellStart"/>
+      <w:r>
+        <w:rPr>
+          <w:rFonts w:ascii="Noto Serif SC" w:eastAsia="Noto Serif SC" w:hAnsi="Noto Serif SC" w:cs="Noto Serif"/>
+          <w:sz w:val="24"/>
+          <w:szCs w:val="24"/>
+          <w:lang w:val="en-US"/>
+        </w:rPr>
+        <w:t>Liuqin</w:t>
+      </w:r>
+      <w:proofErr w:type="spellEnd"/>
+    </w:p>
+    <w:p>
+      <w:pPr>
+        <w:rPr>
+          <w:rFonts w:ascii="Noto Serif SC" w:eastAsia="Noto Serif SC" w:hAnsi="Noto Serif SC" w:cs="Noto Serif"/>
+          <w:sz w:val="24"/>
+          <w:szCs w:val="24"/>
+          <w:lang w:val="en-US"/>
+        </w:rPr>
+      </w:pPr>
+      <w:r>
+        <w:rPr>
+          <w:rFonts w:ascii="Noto Serif SC" w:eastAsia="Noto Serif SC" w:hAnsi="Noto Serif SC" w:cs="Noto Serif"/>
+          <w:sz w:val="24"/>
+          <w:szCs w:val="24"/>
+          <w:lang w:val="en-US"/>
+        </w:rPr>
+        <w:t>4</w:t>
+      </w:r>
+      <w:r>
+        <w:rPr>
+          <w:rFonts w:ascii="Noto Serif SC" w:eastAsia="Noto Serif SC" w:hAnsi="Noto Serif SC" w:cs="Noto Serif" w:hint="eastAsia"/>
+          <w:sz w:val="24"/>
+          <w:szCs w:val="24"/>
+          <w:lang w:val="en-US"/>
+        </w:rPr>
+        <w:t>琵琶</w:t>
+      </w:r>
+      <w:r>
+        <w:rPr>
+          <w:rFonts w:ascii="Noto Serif SC" w:eastAsia="Noto Serif SC" w:hAnsi="Noto Serif SC" w:cs="Noto Serif"/>
+          <w:sz w:val="24"/>
+          <w:szCs w:val="24"/>
+          <w:lang w:val="en-US"/>
+        </w:rPr>
+        <w:t xml:space="preserve"> </w:t>
+      </w:r>
+      <w:r>
+        <w:rPr>
+          <w:rFonts w:ascii="Noto Serif SC" w:eastAsia="Noto Serif SC" w:hAnsi="Noto Serif SC" w:cs="Noto Serif"/>
+          <w:sz w:val="24"/>
+          <w:szCs w:val="24"/>
+          <w:lang w:val="en-US"/>
+        </w:rPr>
+        <w:t xml:space="preserve">4 </w:t>
+      </w:r>
+      <w:r>
+        <w:rPr>
+          <w:rFonts w:ascii="Noto Serif SC" w:eastAsia="Noto Serif SC" w:hAnsi="Noto Serif SC" w:cs="Noto Serif"/>
+          <w:sz w:val="24"/>
+          <w:szCs w:val="24"/>
+          <w:lang w:val="en-US"/>
+        </w:rPr>
+        <w:t>Pipa</w:t>
+      </w:r>
+    </w:p>
+    <w:p>
+      <w:pPr>
+        <w:rPr>
+          <w:rFonts w:ascii="Noto Serif SC" w:eastAsia="Noto Serif SC" w:hAnsi="Noto Serif SC" w:cs="Noto Serif"/>
+          <w:sz w:val="24"/>
+          <w:szCs w:val="24"/>
+          <w:lang w:val="en-US"/>
+        </w:rPr>
+      </w:pPr>
+      <w:r>
+        <w:rPr>
+          <w:rFonts w:ascii="Noto Serif SC" w:eastAsia="Noto Serif SC" w:hAnsi="Noto Serif SC" w:cs="Noto Serif"/>
+          <w:sz w:val="24"/>
+          <w:szCs w:val="24"/>
+          <w:lang w:val="en-US"/>
+        </w:rPr>
+        <w:t>4</w:t>
+      </w:r>
+      <w:r>
+        <w:rPr>
+          <w:rFonts w:ascii="Noto Serif SC" w:eastAsia="Noto Serif SC" w:hAnsi="Noto Serif SC" w:cs="Noto Serif" w:hint="eastAsia"/>
+          <w:sz w:val="24"/>
+          <w:szCs w:val="24"/>
+          <w:lang w:val="en-US"/>
+        </w:rPr>
+        <w:t>中阮</w:t>
+      </w:r>
+      <w:r>
+        <w:rPr>
+          <w:rFonts w:ascii="Noto Serif SC" w:eastAsia="Noto Serif SC" w:hAnsi="Noto Serif SC" w:cs="Noto Serif"/>
+          <w:sz w:val="24"/>
+          <w:szCs w:val="24"/>
+          <w:lang w:val="en-US"/>
+        </w:rPr>
+        <w:t xml:space="preserve"> </w:t>
+      </w:r>
+      <w:r>
+        <w:rPr>
+          <w:rFonts w:ascii="Noto Serif SC" w:eastAsia="Noto Serif SC" w:hAnsi="Noto Serif SC" w:cs="Noto Serif"/>
+          <w:sz w:val="24"/>
+          <w:szCs w:val="24"/>
+          <w:lang w:val="en-US"/>
+        </w:rPr>
+        <w:t xml:space="preserve">4 </w:t>
+      </w:r>
+      <w:r>
+        <w:rPr>
+          <w:rFonts w:ascii="Noto Serif SC" w:eastAsia="Noto Serif SC" w:hAnsi="Noto Serif SC" w:cs="Noto Serif"/>
+          <w:sz w:val="24"/>
+          <w:szCs w:val="24"/>
+          <w:lang w:val="en-US"/>
+        </w:rPr>
+        <w:t>Zhongruan</w:t>
+      </w:r>
+    </w:p>
+    <w:p>
+      <w:pPr>
+        <w:rPr>
+          <w:rFonts w:ascii="Noto Serif SC" w:eastAsia="Noto Serif SC" w:hAnsi="Noto Serif SC" w:cs="Noto Serif"/>
+          <w:sz w:val="24"/>
+          <w:szCs w:val="24"/>
+          <w:lang w:val="en-US"/>
+        </w:rPr>
+      </w:pPr>
+      <w:r>
+        <w:rPr>
+          <w:rFonts w:ascii="Noto Serif SC" w:eastAsia="Noto Serif SC" w:hAnsi="Noto Serif SC" w:cs="Noto Serif"/>
+          <w:sz w:val="24"/>
+          <w:szCs w:val="24"/>
+          <w:lang w:val="en-US"/>
+        </w:rPr>
+        <w:t>1</w:t>
+      </w:r>
+      <w:r>
+        <w:rPr>
+          <w:rFonts w:ascii="Noto Serif SC" w:eastAsia="Noto Serif SC" w:hAnsi="Noto Serif SC" w:cs="Noto Serif" w:hint="eastAsia"/>
+          <w:sz w:val="24"/>
+          <w:szCs w:val="24"/>
+        </w:rPr>
+        <w:t>三弦</w:t>
+      </w:r>
+      <w:r>
+        <w:rPr>
+          <w:rFonts w:ascii="Noto Serif SC" w:eastAsia="Noto Serif SC" w:hAnsi="Noto Serif SC" w:cs="Noto Serif"/>
+          <w:sz w:val="24"/>
+          <w:szCs w:val="24"/>
+          <w:lang w:val="en-US"/>
+        </w:rPr>
+        <w:t xml:space="preserve"> </w:t>
+      </w:r>
+      <w:r>
+        <w:rPr>
+          <w:rFonts w:ascii="Noto Serif SC" w:eastAsia="Noto Serif SC" w:hAnsi="Noto Serif SC" w:cs="Noto Serif"/>
+          <w:sz w:val="24"/>
+          <w:szCs w:val="24"/>
+          <w:lang w:val="en-US"/>
+        </w:rPr>
+        <w:t xml:space="preserve">1 </w:t>
+      </w:r>
+      <w:r>
+        <w:rPr>
+          <w:rFonts w:ascii="Noto Serif SC" w:eastAsia="Noto Serif SC" w:hAnsi="Noto Serif SC" w:cs="Noto Serif"/>
+          <w:sz w:val="24"/>
+          <w:szCs w:val="24"/>
+          <w:lang w:val="en-US"/>
+        </w:rPr>
+        <w:t>Sanxian</w:t>
+      </w:r>
+    </w:p>
+    <w:p>
+      <w:pPr>
+        <w:rPr>
+          <w:rFonts w:ascii="Noto Serif SC" w:eastAsia="Noto Serif SC" w:hAnsi="Noto Serif SC" w:cs="Noto Serif"/>
+          <w:sz w:val="24"/>
+          <w:szCs w:val="24"/>
+          <w:lang w:val="en-US"/>
+        </w:rPr>
+      </w:pPr>
+      <w:r>
+        <w:rPr>
+          <w:rFonts w:ascii="Noto Serif SC" w:eastAsia="Noto Serif SC" w:hAnsi="Noto Serif SC" w:cs="Noto Serif"/>
+          <w:sz w:val="24"/>
+          <w:szCs w:val="24"/>
+          <w:lang w:val="en-US"/>
+        </w:rPr>
+        <w:t>2</w:t>
+      </w:r>
+      <w:r>
+        <w:rPr>
+          <w:rFonts w:ascii="Noto Serif SC" w:eastAsia="Noto Serif SC" w:hAnsi="Noto Serif SC" w:cs="Noto Serif" w:hint="eastAsia"/>
+          <w:sz w:val="24"/>
+          <w:szCs w:val="24"/>
+          <w:lang w:val="en-US"/>
+        </w:rPr>
+        <w:t>大阮</w:t>
+      </w:r>
+      <w:r>
+        <w:rPr>
+          <w:rFonts w:ascii="Noto Serif SC" w:eastAsia="Noto Serif SC" w:hAnsi="Noto Serif SC" w:cs="Noto Serif"/>
+          <w:sz w:val="24"/>
+          <w:szCs w:val="24"/>
+          <w:lang w:val="en-US"/>
+        </w:rPr>
+        <w:t xml:space="preserve"> </w:t>
+      </w:r>
+      <w:r>
+        <w:rPr>
+          <w:rFonts w:ascii="Noto Serif SC" w:eastAsia="Noto Serif SC" w:hAnsi="Noto Serif SC" w:cs="Noto Serif"/>
+          <w:sz w:val="24"/>
+          <w:szCs w:val="24"/>
+          <w:lang w:val="en-US"/>
+        </w:rPr>
+        <w:t xml:space="preserve">2 </w:t>
+      </w:r>
+      <w:r>
+        <w:rPr>
+          <w:rFonts w:ascii="Noto Serif SC" w:eastAsia="Noto Serif SC" w:hAnsi="Noto Serif SC" w:cs="Noto Serif"/>
+          <w:sz w:val="24"/>
+          <w:szCs w:val="24"/>
+          <w:lang w:val="en-US"/>
+        </w:rPr>
+        <w:t>Daruan</w:t>
+      </w:r>
+    </w:p>
+    <w:p>
+      <w:pPr>
+        <w:spacing w:after="240"/>
+        <w:rPr>
+          <w:rFonts w:ascii="Noto Serif SC" w:eastAsia="Noto Serif SC" w:hAnsi="Noto Serif SC" w:cs="Noto Serif"/>
+          <w:sz w:val="24"/>
+          <w:szCs w:val="24"/>
+          <w:lang w:val="en-US"/>
+        </w:rPr>
+      </w:pPr>
+      <w:r>
+        <w:rPr>
+          <w:rFonts w:ascii="Noto Serif SC" w:eastAsia="Noto Serif SC" w:hAnsi="Noto Serif SC" w:cs="Noto Serif"/>
+          <w:sz w:val="24"/>
+          <w:szCs w:val="24"/>
+          <w:lang w:val="en-US"/>
+        </w:rPr>
+        <w:t>1</w:t>
+      </w:r>
+      <w:r>
+        <w:rPr>
+          <w:rFonts w:ascii="Noto Serif SC" w:eastAsia="Noto Serif SC" w:hAnsi="Noto Serif SC" w:cs="Noto Serif" w:hint="eastAsia"/>
+          <w:sz w:val="24"/>
+          <w:szCs w:val="24"/>
+        </w:rPr>
+        <w:t>古筝</w:t>
+      </w:r>
+      <w:r>
+        <w:rPr>
+          <w:rFonts w:ascii="Noto Serif SC" w:eastAsia="Noto Serif SC" w:hAnsi="Noto Serif SC" w:cs="Noto Serif"/>
+          <w:sz w:val="24"/>
+          <w:szCs w:val="24"/>
+          <w:lang w:val="en-US"/>
+        </w:rPr>
+        <w:t xml:space="preserve"> </w:t>
+      </w:r>
+      <w:r>
+        <w:rPr>
+          <w:rFonts w:ascii="Noto Serif SC" w:eastAsia="Noto Serif SC" w:hAnsi="Noto Serif SC" w:cs="Noto Serif"/>
+          <w:sz w:val="24"/>
+          <w:szCs w:val="24"/>
+          <w:lang w:val="en-US"/>
+        </w:rPr>
+        <w:t xml:space="preserve">1 </w:t>
+      </w:r>
+      <w:r>
+        <w:rPr>
+          <w:rFonts w:ascii="Noto Serif SC" w:eastAsia="Noto Serif SC" w:hAnsi="Noto Serif SC" w:cs="Noto Serif"/>
+          <w:sz w:val="24"/>
+          <w:szCs w:val="24"/>
+          <w:lang w:val="en-US"/>
+        </w:rPr>
+        <w:t>Guzheng</w:t>
+      </w:r>
+    </w:p>
+    <w:p>
+      <w:pPr>
+        <w:rPr>
+          <w:rFonts w:ascii="Noto Serif SC" w:eastAsia="Noto Serif SC" w:hAnsi="Noto Serif SC" w:cs="Noto Serif"/>
+          <w:sz w:val="24"/>
+          <w:szCs w:val="24"/>
+          <w:lang w:val="en-US"/>
+        </w:rPr>
+      </w:pPr>
+      <w:r>
+        <w:rPr>
+          <w:rFonts w:ascii="Noto Serif SC" w:eastAsia="Noto Serif SC" w:hAnsi="Noto Serif SC" w:cs="Noto Serif"/>
+          <w:sz w:val="24"/>
+          <w:szCs w:val="24"/>
+          <w:lang w:val="en-US"/>
+        </w:rPr>
+        <w:t>1</w:t>
+      </w:r>
+      <w:r>
+        <w:rPr>
+          <w:rFonts w:ascii="Noto Serif SC" w:eastAsia="Noto Serif SC" w:hAnsi="Noto Serif SC" w:cs="Noto Serif" w:hint="eastAsia"/>
+          <w:sz w:val="24"/>
+          <w:szCs w:val="24"/>
+          <w:lang w:val="en-US"/>
+        </w:rPr>
+        <w:t>竖琴</w:t>
+      </w:r>
+      <w:r>
+        <w:rPr>
+          <w:rFonts w:ascii="Noto Serif SC" w:eastAsia="Noto Serif SC" w:hAnsi="Noto Serif SC" w:cs="Noto Serif"/>
+          <w:sz w:val="24"/>
+          <w:szCs w:val="24"/>
+          <w:lang w:val="en-US"/>
+        </w:rPr>
+        <w:t xml:space="preserve"> </w:t>
+      </w:r>
+      <w:r>
+        <w:rPr>
+          <w:rFonts w:ascii="Noto Serif SC" w:eastAsia="Noto Serif SC" w:hAnsi="Noto Serif SC" w:cs="Noto Serif"/>
+          <w:sz w:val="24"/>
+          <w:szCs w:val="24"/>
+          <w:lang w:val="en-US"/>
+        </w:rPr>
+        <w:t xml:space="preserve">1 </w:t>
+      </w:r>
+      <w:r>
+        <w:rPr>
+          <w:rFonts w:ascii="Noto Serif SC" w:eastAsia="Noto Serif SC" w:hAnsi="Noto Serif SC" w:cs="Noto Serif"/>
+          <w:sz w:val="24"/>
+          <w:szCs w:val="24"/>
+          <w:lang w:val="en-US"/>
+        </w:rPr>
+        <w:t>Harp</w:t>
+      </w:r>
+    </w:p>
+    <w:p>
+      <w:pPr>
+        <w:rPr>
+          <w:rFonts w:ascii="Noto Serif SC" w:eastAsia="Noto Serif SC" w:hAnsi="Noto Serif SC" w:cs="Noto Serif"/>
+          <w:sz w:val="24"/>
+          <w:szCs w:val="24"/>
+          <w:lang w:val="en-US"/>
+        </w:rPr>
+      </w:pPr>
+    </w:p>
+    <w:p>
+      <w:pPr>
+        <w:rPr>
+          <w:rFonts w:ascii="Noto Serif SC" w:eastAsia="Noto Serif SC" w:hAnsi="Noto Serif SC" w:cs="Noto Serif"/>
+          <w:sz w:val="24"/>
+          <w:szCs w:val="24"/>
+          <w:lang w:val="en-US"/>
+        </w:rPr>
+      </w:pPr>
+      <w:r>
+        <w:rPr>
+          <w:rFonts w:ascii="Noto Serif SC" w:eastAsia="Noto Serif SC" w:hAnsi="Noto Serif SC" w:cs="Noto Serif"/>
+          <w:sz w:val="24"/>
+          <w:szCs w:val="24"/>
+        </w:rPr>
+        <w:t>6</w:t>
+      </w:r>
+      <w:r>
+        <w:rPr>
+          <w:rFonts w:ascii="Noto Serif SC" w:eastAsia="Noto Serif SC" w:hAnsi="Noto Serif SC" w:cs="Noto Serif" w:hint="eastAsia"/>
+          <w:sz w:val="24"/>
+          <w:szCs w:val="24"/>
+        </w:rPr>
+        <w:t xml:space="preserve"> 打击乐 </w:t>
+      </w:r>
+      <w:r>
+        <w:rPr>
+          <w:rFonts w:ascii="Noto Serif SC" w:eastAsia="Noto Serif SC" w:hAnsi="Noto Serif SC" w:cs="Noto Serif"/>
+          <w:sz w:val="24"/>
+          <w:szCs w:val="24"/>
+        </w:rPr>
+        <w:t>6</w:t>
+      </w:r>
+      <w:r>
+        <w:rPr>
+          <w:rFonts w:ascii="Noto Serif SC" w:eastAsia="Noto Serif SC" w:hAnsi="Noto Serif SC" w:cs="Noto Serif"/>
+          <w:sz w:val="24"/>
+          <w:szCs w:val="24"/>
+        </w:rPr>
+        <w:t xml:space="preserve"> Percussion</w:t>
+      </w:r>
+    </w:p>
+    <w:p>
+      <w:pPr>
+        <w:ind w:left="288"/>
+        <w:rPr>
+          <w:rFonts w:ascii="Noto Serif SC" w:eastAsia="Noto Serif SC" w:hAnsi="Noto Serif SC" w:cs="Noto Serif"/>
+          <w:sz w:val="20"/>
+          <w:szCs w:val="20"/>
           <w:lang w:val="en-GB"/>
         </w:rPr>
-        <w:t>高音唢呐</w:t>
-      </w:r>
-      <w:r>
-        <w:rPr>
-          <w:rFonts w:ascii="Noto Serif SC" w:eastAsia="Noto Serif SC" w:hAnsi="Noto Serif SC" w:cs="Noto Serif"/>
-          <w:sz w:val="24"/>
-          <w:szCs w:val="24"/>
-          <w:lang w:val="en-GB"/>
-        </w:rPr>
-        <w:t>*</w:t>
-      </w:r>
-      <w:r>
-        <w:rPr>
-          <w:rFonts w:ascii="Noto Serif SC" w:eastAsia="Noto Serif SC" w:hAnsi="Noto Serif SC" w:cs="Noto Serif"/>
-          <w:sz w:val="24"/>
-          <w:szCs w:val="24"/>
-          <w:lang w:val="en-GB"/>
+      </w:pPr>
+      <w:r>
+        <w:rPr>
+          <w:rFonts w:ascii="Noto Serif SC" w:eastAsia="Noto Serif SC" w:hAnsi="Noto Serif SC" w:cs="Noto Serif"/>
+          <w:sz w:val="20"/>
+          <w:szCs w:val="20"/>
+        </w:rPr>
+        <w:t xml:space="preserve">I: </w:t>
+      </w:r>
+      <w:r>
+        <w:rPr>
+          <w:rFonts w:ascii="Noto Serif SC" w:eastAsia="Noto Serif SC" w:hAnsi="Noto Serif SC" w:cs="Noto Serif"/>
+          <w:sz w:val="20"/>
+          <w:szCs w:val="20"/>
+        </w:rPr>
+        <w:t>(</w:t>
+      </w:r>
+      <w:r>
+        <w:rPr>
+          <w:rFonts w:ascii="Noto Serif SC" w:eastAsia="Noto Serif SC" w:hAnsi="Noto Serif SC" w:cs="Noto Serif" w:hint="eastAsia"/>
+          <w:sz w:val="20"/>
+          <w:szCs w:val="20"/>
+        </w:rPr>
+        <w:t>西方</w:t>
+      </w:r>
+      <w:r>
+        <w:rPr>
+          <w:rFonts w:ascii="Noto Serif SC" w:eastAsia="Noto Serif SC" w:hAnsi="Noto Serif SC" w:cs="Noto Serif"/>
+          <w:sz w:val="20"/>
+          <w:szCs w:val="20"/>
+        </w:rPr>
+        <w:t xml:space="preserve">) </w:t>
+      </w:r>
+      <w:r>
+        <w:rPr>
+          <w:rFonts w:ascii="Noto Serif SC" w:eastAsia="Noto Serif SC" w:hAnsi="Noto Serif SC" w:cs="Noto Serif" w:hint="eastAsia"/>
+          <w:sz w:val="20"/>
+          <w:szCs w:val="20"/>
+        </w:rPr>
+        <w:t>木鱼</w:t>
+      </w:r>
+      <w:r>
+        <w:rPr>
+          <w:rFonts w:ascii="Noto Serif SC" w:eastAsia="Noto Serif SC" w:hAnsi="Noto Serif SC" w:cs="Noto Serif"/>
+          <w:sz w:val="20"/>
+          <w:szCs w:val="20"/>
+        </w:rPr>
+        <w:t xml:space="preserve"> Woodblocks, </w:t>
+      </w:r>
+      <w:r>
+        <w:rPr>
+          <w:rFonts w:ascii="Noto Serif SC" w:eastAsia="Noto Serif SC" w:hAnsi="Noto Serif SC" w:cs="Noto Serif" w:hint="eastAsia"/>
+          <w:sz w:val="20"/>
+          <w:szCs w:val="20"/>
+        </w:rPr>
+        <w:t>钟琴</w:t>
+      </w:r>
+      <w:r>
+        <w:rPr>
+          <w:rFonts w:ascii="Noto Serif SC" w:eastAsia="Noto Serif SC" w:hAnsi="Noto Serif SC" w:cs="Noto Serif"/>
+          <w:sz w:val="20"/>
+          <w:szCs w:val="20"/>
+        </w:rPr>
+        <w:t xml:space="preserve"> Glockenspiel, </w:t>
+      </w:r>
+      <w:r>
+        <w:rPr>
+          <w:rFonts w:ascii="Noto Serif SC" w:eastAsia="Noto Serif SC" w:hAnsi="Noto Serif SC" w:cs="Noto Serif" w:hint="eastAsia"/>
+          <w:sz w:val="20"/>
+          <w:szCs w:val="20"/>
+        </w:rPr>
+        <w:t>云锣</w:t>
+      </w:r>
+      <w:r>
+        <w:rPr>
+          <w:rFonts w:ascii="Noto Serif SC" w:eastAsia="Noto Serif SC" w:hAnsi="Noto Serif SC" w:cs="Noto Serif"/>
+          <w:sz w:val="20"/>
+          <w:szCs w:val="20"/>
+        </w:rPr>
+        <w:t xml:space="preserve"> Yunluo, </w:t>
+      </w:r>
+      <w:r>
+        <w:rPr>
+          <w:rFonts w:ascii="Noto Serif SC" w:eastAsia="Noto Serif SC" w:hAnsi="Noto Serif SC" w:cs="Noto Serif" w:hint="eastAsia"/>
+          <w:sz w:val="20"/>
+          <w:szCs w:val="20"/>
+        </w:rPr>
+        <w:t>小堂鼓</w:t>
+      </w:r>
+      <w:r>
+        <w:rPr>
+          <w:rFonts w:ascii="Noto Serif SC" w:eastAsia="Noto Serif SC" w:hAnsi="Noto Serif SC" w:cs="Noto Serif"/>
+          <w:sz w:val="20"/>
+          <w:szCs w:val="20"/>
         </w:rPr>
         <w:t xml:space="preserve"> </w:t>
       </w:r>
-      <w:r>
-        <w:rPr>
-          <w:rFonts w:ascii="Noto Serif SC" w:eastAsia="Noto Serif SC" w:hAnsi="Noto Serif SC" w:cs="Noto Serif"/>
-          <w:sz w:val="24"/>
-          <w:szCs w:val="24"/>
-          <w:lang w:val="en-GB"/>
-        </w:rPr>
-        <w:t>2</w:t>
-      </w:r>
-      <w:r>
-        <w:rPr>
-          <w:rFonts w:ascii="Noto Serif SC" w:eastAsia="Noto Serif SC" w:hAnsi="Noto Serif SC" w:cs="Noto Serif"/>
-          <w:sz w:val="24"/>
-          <w:szCs w:val="24"/>
-          <w:lang w:val="en-GB"/>
+      <w:proofErr w:type="spellStart"/>
+      <w:r>
+        <w:rPr>
+          <w:rFonts w:ascii="Noto Serif SC" w:eastAsia="Noto Serif SC" w:hAnsi="Noto Serif SC" w:cs="Noto Serif"/>
+          <w:sz w:val="20"/>
+          <w:szCs w:val="20"/>
+        </w:rPr>
+        <w:t>Xiaotanggu</w:t>
+      </w:r>
+      <w:proofErr w:type="spellEnd"/>
+      <w:r>
+        <w:rPr>
+          <w:rFonts w:ascii="Noto Serif SC" w:eastAsia="Noto Serif SC" w:hAnsi="Noto Serif SC" w:cs="Noto Serif"/>
+          <w:sz w:val="20"/>
+          <w:szCs w:val="20"/>
+        </w:rPr>
+        <w:t xml:space="preserve">, </w:t>
+      </w:r>
+      <w:r>
+        <w:rPr>
+          <w:rFonts w:ascii="Noto Serif SC" w:eastAsia="Noto Serif SC" w:hAnsi="Noto Serif SC" w:cs="Noto Serif" w:hint="eastAsia"/>
+          <w:sz w:val="20"/>
+          <w:szCs w:val="20"/>
+        </w:rPr>
+        <w:t>排鼓</w:t>
+      </w:r>
+      <w:r>
+        <w:rPr>
+          <w:rFonts w:ascii="Noto Serif SC" w:eastAsia="Noto Serif SC" w:hAnsi="Noto Serif SC" w:cs="Noto Serif"/>
+          <w:sz w:val="20"/>
+          <w:szCs w:val="20"/>
         </w:rPr>
         <w:t xml:space="preserve"> </w:t>
       </w:r>
@@ -4042,112 +5117,317 @@
       <w:r>
         <w:rPr>
           <w:rFonts w:ascii="Noto Serif SC" w:eastAsia="Noto Serif SC" w:hAnsi="Noto Serif SC" w:cs="Noto Serif"/>
-          <w:sz w:val="24"/>
-          <w:szCs w:val="24"/>
-          <w:lang w:val="en-GB"/>
-        </w:rPr>
-        <w:t>Gaoyin</w:t>
+          <w:sz w:val="20"/>
+          <w:szCs w:val="20"/>
+        </w:rPr>
+        <w:t>Paigu</w:t>
       </w:r>
       <w:proofErr w:type="spellEnd"/>
       <w:r>
         <w:rPr>
           <w:rFonts w:ascii="Noto Serif SC" w:eastAsia="Noto Serif SC" w:hAnsi="Noto Serif SC" w:cs="Noto Serif"/>
-          <w:sz w:val="24"/>
-          <w:szCs w:val="24"/>
-          <w:lang w:val="en-GB"/>
+          <w:sz w:val="20"/>
+          <w:szCs w:val="20"/>
+        </w:rPr>
+        <w:t xml:space="preserve">, </w:t>
+      </w:r>
+      <w:r>
+        <w:rPr>
+          <w:rFonts w:ascii="Noto Serif SC" w:eastAsia="Noto Serif SC" w:hAnsi="Noto Serif SC" w:cs="Noto Serif" w:hint="eastAsia"/>
+          <w:sz w:val="20"/>
+          <w:szCs w:val="20"/>
+        </w:rPr>
+        <w:t>木鱼</w:t>
+      </w:r>
+      <w:r>
+        <w:rPr>
+          <w:rFonts w:ascii="Noto Serif SC" w:eastAsia="Noto Serif SC" w:hAnsi="Noto Serif SC" w:cs="Noto Serif"/>
+          <w:sz w:val="20"/>
+          <w:szCs w:val="20"/>
+        </w:rPr>
+        <w:t xml:space="preserve"> Chinese Woodblock</w:t>
+      </w:r>
+    </w:p>
+    <w:p>
+      <w:pPr>
+        <w:ind w:left="288"/>
+        <w:rPr>
+          <w:rFonts w:ascii="Noto Serif SC" w:eastAsia="Noto Serif SC" w:hAnsi="Noto Serif SC" w:cs="Noto Serif"/>
+          <w:sz w:val="20"/>
+          <w:szCs w:val="20"/>
+          <w:lang w:val="en-US"/>
+        </w:rPr>
+      </w:pPr>
+      <w:r>
+        <w:rPr>
+          <w:rFonts w:ascii="Noto Serif SC" w:eastAsia="Noto Serif SC" w:hAnsi="Noto Serif SC" w:cs="Noto Serif"/>
+          <w:sz w:val="20"/>
+          <w:szCs w:val="20"/>
+          <w:lang w:val="en-US"/>
+        </w:rPr>
+        <w:t xml:space="preserve">II: </w:t>
+      </w:r>
+      <w:r>
+        <w:rPr>
+          <w:rFonts w:ascii="Noto Serif SC" w:eastAsia="Noto Serif SC" w:hAnsi="Noto Serif SC" w:cs="Noto Serif" w:hint="eastAsia"/>
+          <w:sz w:val="20"/>
+          <w:szCs w:val="20"/>
+        </w:rPr>
+        <w:t>中国木鱼</w:t>
+      </w:r>
+      <w:r>
+        <w:rPr>
+          <w:rFonts w:ascii="Noto Serif SC" w:eastAsia="Noto Serif SC" w:hAnsi="Noto Serif SC" w:cs="Noto Serif"/>
+          <w:sz w:val="20"/>
+          <w:szCs w:val="20"/>
+        </w:rPr>
+        <w:t xml:space="preserve"> Chinese Woodblock, </w:t>
+      </w:r>
+      <w:r>
+        <w:rPr>
+          <w:rFonts w:ascii="Noto Serif SC" w:eastAsia="Noto Serif SC" w:hAnsi="Noto Serif SC" w:cs="Noto Serif" w:hint="eastAsia"/>
+          <w:sz w:val="20"/>
+          <w:szCs w:val="20"/>
+        </w:rPr>
+        <w:t>颤音琴</w:t>
+      </w:r>
+      <w:r>
+        <w:rPr>
+          <w:rFonts w:ascii="Noto Serif SC" w:eastAsia="Noto Serif SC" w:hAnsi="Noto Serif SC" w:cs="Noto Serif"/>
+          <w:sz w:val="20"/>
+          <w:szCs w:val="20"/>
+        </w:rPr>
+        <w:t xml:space="preserve"> Vibraphone, </w:t>
+      </w:r>
+      <w:r>
+        <w:rPr>
+          <w:rFonts w:ascii="Noto Serif SC" w:eastAsia="Noto Serif SC" w:hAnsi="Noto Serif SC" w:cs="Noto Serif" w:hint="eastAsia"/>
+          <w:sz w:val="20"/>
+          <w:szCs w:val="20"/>
+        </w:rPr>
+        <w:t>大钹</w:t>
+      </w:r>
+      <w:r>
+        <w:rPr>
+          <w:rFonts w:ascii="Noto Serif SC" w:eastAsia="Noto Serif SC" w:hAnsi="Noto Serif SC" w:cs="Noto Serif"/>
+          <w:sz w:val="20"/>
+          <w:szCs w:val="20"/>
+        </w:rPr>
+        <w:t xml:space="preserve"> Dabo</w:t>
+      </w:r>
+      <w:r>
+        <w:rPr>
+          <w:rFonts w:ascii="Noto Serif SC" w:eastAsia="Noto Serif SC" w:hAnsi="Noto Serif SC" w:cs="Noto Serif"/>
+          <w:sz w:val="20"/>
+          <w:szCs w:val="20"/>
+        </w:rPr>
+        <w:t>,</w:t>
+      </w:r>
+      <w:r>
+        <w:rPr>
+          <w:rFonts w:ascii="Noto Serif SC" w:eastAsia="Noto Serif SC" w:hAnsi="Noto Serif SC" w:cs="Noto Serif"/>
+          <w:sz w:val="20"/>
+          <w:szCs w:val="20"/>
         </w:rPr>
         <w:t xml:space="preserve"> </w:t>
       </w:r>
+      <w:r>
+        <w:rPr>
+          <w:rFonts w:ascii="Noto Serif SC" w:eastAsia="Noto Serif SC" w:hAnsi="Noto Serif SC" w:cs="Noto Serif" w:hint="eastAsia"/>
+          <w:sz w:val="20"/>
+          <w:szCs w:val="20"/>
+        </w:rPr>
+        <w:t>排鼓</w:t>
+      </w:r>
+      <w:r>
+        <w:rPr>
+          <w:rFonts w:ascii="Noto Serif SC" w:eastAsia="Noto Serif SC" w:hAnsi="Noto Serif SC" w:cs="Noto Serif"/>
+          <w:sz w:val="20"/>
+          <w:szCs w:val="20"/>
+        </w:rPr>
+        <w:t xml:space="preserve"> </w:t>
+      </w:r>
       <w:proofErr w:type="spellStart"/>
       <w:r>
         <w:rPr>
           <w:rFonts w:ascii="Noto Serif SC" w:eastAsia="Noto Serif SC" w:hAnsi="Noto Serif SC" w:cs="Noto Serif"/>
-          <w:sz w:val="24"/>
-          <w:szCs w:val="24"/>
-          <w:lang w:val="en-GB"/>
-        </w:rPr>
-        <w:t>Suona</w:t>
+          <w:sz w:val="20"/>
+          <w:szCs w:val="20"/>
+        </w:rPr>
+        <w:t>Paigu</w:t>
       </w:r>
       <w:proofErr w:type="spellEnd"/>
       <w:r>
         <w:rPr>
           <w:rFonts w:ascii="Noto Serif SC" w:eastAsia="Noto Serif SC" w:hAnsi="Noto Serif SC" w:cs="Noto Serif"/>
-          <w:sz w:val="24"/>
-          <w:szCs w:val="24"/>
-          <w:lang w:val="en-GB"/>
-        </w:rPr>
-        <w:t>*</w:t>
-      </w:r>
-    </w:p>
-    <w:p>
-      <w:pPr>
-        <w:rPr>
-          <w:rFonts w:ascii="Noto Serif SC" w:eastAsia="Noto Serif SC" w:hAnsi="Noto Serif SC" w:cs="Noto Serif"/>
-          <w:sz w:val="24"/>
-          <w:szCs w:val="24"/>
-          <w:lang w:val="en-US"/>
-        </w:rPr>
-      </w:pPr>
-      <w:r>
-        <w:rPr>
-          <w:rFonts w:ascii="Noto Serif SC" w:eastAsia="Noto Serif SC" w:hAnsi="Noto Serif SC" w:cs="Noto Serif"/>
-          <w:sz w:val="20"/>
-          <w:szCs w:val="20"/>
-          <w:lang w:val="en-GB"/>
-        </w:rPr>
-        <w:t xml:space="preserve"> * </w:t>
-      </w:r>
-      <w:r>
-        <w:rPr>
-          <w:rFonts w:ascii="Noto Serif SC" w:eastAsia="Noto Serif SC" w:hAnsi="Noto Serif SC" w:cs="Noto Serif"/>
-          <w:sz w:val="20"/>
-          <w:szCs w:val="20"/>
-          <w:lang w:val="en-GB"/>
-        </w:rPr>
-        <w:t>I</w:t>
-      </w:r>
-      <w:r>
-        <w:rPr>
-          <w:rFonts w:ascii="Noto Serif SC" w:eastAsia="Noto Serif SC" w:hAnsi="Noto Serif SC" w:cs="Noto Serif" w:hint="eastAsia"/>
-          <w:sz w:val="20"/>
-          <w:szCs w:val="20"/>
-          <w:lang w:val="en-GB"/>
-        </w:rPr>
-        <w:t>兼奏高音管</w:t>
-      </w:r>
-      <w:r>
-        <w:rPr>
-          <w:rFonts w:ascii="Noto Serif SC" w:eastAsia="Noto Serif SC" w:hAnsi="Noto Serif SC" w:cs="Noto Serif"/>
-          <w:sz w:val="20"/>
-          <w:szCs w:val="20"/>
-          <w:lang w:val="en-GB"/>
+          <w:sz w:val="20"/>
+          <w:szCs w:val="20"/>
+        </w:rPr>
+        <w:t xml:space="preserve">, </w:t>
+      </w:r>
+      <w:r>
+        <w:rPr>
+          <w:rFonts w:ascii="Noto Serif SC" w:eastAsia="Noto Serif SC" w:hAnsi="Noto Serif SC" w:cs="Noto Serif" w:hint="eastAsia"/>
+          <w:sz w:val="20"/>
+          <w:szCs w:val="20"/>
+        </w:rPr>
+        <w:t>军镲</w:t>
+      </w:r>
+      <w:r>
+        <w:rPr>
+          <w:rFonts w:ascii="Noto Serif SC" w:eastAsia="Noto Serif SC" w:hAnsi="Noto Serif SC" w:cs="Noto Serif"/>
+          <w:sz w:val="20"/>
+          <w:szCs w:val="20"/>
+        </w:rPr>
+        <w:t xml:space="preserve"> Cymbals</w:t>
+      </w:r>
+      <w:r>
+        <w:rPr>
+          <w:rFonts w:ascii="Noto Serif SC" w:eastAsia="Noto Serif SC" w:hAnsi="Noto Serif SC" w:cs="Noto Serif"/>
+          <w:sz w:val="20"/>
+          <w:szCs w:val="20"/>
+        </w:rPr>
+        <w:t>,</w:t>
+      </w:r>
+      <w:r>
+        <w:rPr>
+          <w:rFonts w:ascii="Noto Serif SC" w:eastAsia="Noto Serif SC" w:hAnsi="Noto Serif SC" w:cs="Noto Serif"/>
+          <w:sz w:val="20"/>
+          <w:szCs w:val="20"/>
         </w:rPr>
         <w:t xml:space="preserve"> </w:t>
       </w:r>
       <w:r>
         <w:rPr>
-          <w:rFonts w:ascii="Noto Serif SC" w:eastAsia="Noto Serif SC" w:hAnsi="Noto Serif SC" w:cs="Noto Serif"/>
-          <w:sz w:val="20"/>
-          <w:szCs w:val="20"/>
-          <w:lang w:val="en-GB"/>
-        </w:rPr>
-        <w:t xml:space="preserve">* </w:t>
-      </w:r>
-      <w:r>
-        <w:rPr>
-          <w:rFonts w:ascii="Noto Serif SC" w:eastAsia="Noto Serif SC" w:hAnsi="Noto Serif SC" w:cs="Noto Serif"/>
-          <w:sz w:val="20"/>
-          <w:szCs w:val="20"/>
-          <w:lang w:val="en-GB"/>
-        </w:rPr>
-        <w:t>I</w:t>
-      </w:r>
-      <w:r>
-        <w:rPr>
-          <w:rFonts w:ascii="Noto Serif SC" w:eastAsia="Noto Serif SC" w:hAnsi="Noto Serif SC" w:cs="Noto Serif"/>
-          <w:sz w:val="20"/>
-          <w:szCs w:val="20"/>
-          <w:lang w:val="en-GB"/>
+          <w:rFonts w:ascii="Noto Serif SC" w:eastAsia="Noto Serif SC" w:hAnsi="Noto Serif SC" w:cs="Noto Serif" w:hint="eastAsia"/>
+          <w:sz w:val="20"/>
+          <w:szCs w:val="20"/>
+        </w:rPr>
+        <w:t>通通鼓</w:t>
+      </w:r>
+      <w:r>
+        <w:rPr>
+          <w:rFonts w:ascii="Noto Serif SC" w:eastAsia="Noto Serif SC" w:hAnsi="Noto Serif SC" w:cs="Noto Serif"/>
+          <w:sz w:val="20"/>
+          <w:szCs w:val="20"/>
+        </w:rPr>
+        <w:t xml:space="preserve"> Tom-toms</w:t>
+      </w:r>
+    </w:p>
+    <w:p>
+      <w:pPr>
+        <w:ind w:left="288"/>
+        <w:rPr>
+          <w:rFonts w:ascii="Noto Serif SC" w:eastAsia="Noto Serif SC" w:hAnsi="Noto Serif SC" w:cs="Noto Serif"/>
+          <w:sz w:val="20"/>
+          <w:szCs w:val="20"/>
+        </w:rPr>
+      </w:pPr>
+      <w:r>
+        <w:rPr>
+          <w:rFonts w:ascii="Noto Serif SC" w:eastAsia="Noto Serif SC" w:hAnsi="Noto Serif SC" w:cs="Noto Serif"/>
+          <w:sz w:val="20"/>
+          <w:szCs w:val="20"/>
+          <w:lang w:val="en-US"/>
+        </w:rPr>
+        <w:t xml:space="preserve">III: </w:t>
+      </w:r>
+      <w:r>
+        <w:rPr>
+          <w:rFonts w:ascii="Noto Serif SC" w:eastAsia="Noto Serif SC" w:hAnsi="Noto Serif SC" w:cs="Noto Serif" w:hint="eastAsia"/>
+          <w:sz w:val="20"/>
+          <w:szCs w:val="20"/>
+        </w:rPr>
+        <w:t>木琴</w:t>
+      </w:r>
+      <w:r>
+        <w:rPr>
+          <w:rFonts w:ascii="Noto Serif SC" w:eastAsia="Noto Serif SC" w:hAnsi="Noto Serif SC" w:cs="Noto Serif"/>
+          <w:sz w:val="20"/>
+          <w:szCs w:val="20"/>
+        </w:rPr>
+        <w:t xml:space="preserve"> Xylophone, </w:t>
+      </w:r>
+      <w:r>
+        <w:rPr>
+          <w:rFonts w:ascii="Noto Serif SC" w:eastAsia="Noto Serif SC" w:hAnsi="Noto Serif SC" w:cs="Noto Serif" w:hint="eastAsia"/>
+          <w:sz w:val="20"/>
+          <w:szCs w:val="20"/>
+        </w:rPr>
+        <w:t>通通鼓</w:t>
+      </w:r>
+      <w:r>
+        <w:rPr>
+          <w:rFonts w:ascii="Noto Serif SC" w:eastAsia="Noto Serif SC" w:hAnsi="Noto Serif SC" w:cs="Noto Serif"/>
+          <w:sz w:val="20"/>
+          <w:szCs w:val="20"/>
+        </w:rPr>
+        <w:t xml:space="preserve"> Tom-toms, </w:t>
+      </w:r>
+      <w:r>
+        <w:rPr>
+          <w:rFonts w:ascii="Noto Serif SC" w:eastAsia="Noto Serif SC" w:hAnsi="Noto Serif SC" w:cs="Noto Serif" w:hint="eastAsia"/>
+          <w:sz w:val="20"/>
+          <w:szCs w:val="20"/>
+        </w:rPr>
+        <w:t>乐鞭</w:t>
+      </w:r>
+      <w:r>
+        <w:rPr>
+          <w:rFonts w:ascii="Noto Serif SC" w:eastAsia="Noto Serif SC" w:hAnsi="Noto Serif SC" w:cs="Noto Serif"/>
+          <w:sz w:val="20"/>
+          <w:szCs w:val="20"/>
+        </w:rPr>
+        <w:t xml:space="preserve"> Whip, </w:t>
+      </w:r>
+      <w:r>
+        <w:rPr>
+          <w:rFonts w:ascii="Noto Serif SC" w:eastAsia="Noto Serif SC" w:hAnsi="Noto Serif SC" w:cs="Noto Serif" w:hint="eastAsia"/>
+          <w:sz w:val="20"/>
+          <w:szCs w:val="20"/>
+        </w:rPr>
+        <w:t>康嘎鼓</w:t>
+      </w:r>
+      <w:r>
+        <w:rPr>
+          <w:rFonts w:ascii="Noto Serif SC" w:eastAsia="Noto Serif SC" w:hAnsi="Noto Serif SC" w:cs="Noto Serif"/>
+          <w:sz w:val="20"/>
+          <w:szCs w:val="20"/>
+        </w:rPr>
+        <w:t xml:space="preserve"> Congas</w:t>
+      </w:r>
+    </w:p>
+    <w:p>
+      <w:pPr>
+        <w:ind w:left="288"/>
+        <w:rPr>
+          <w:rFonts w:ascii="Noto Serif SC" w:eastAsia="Noto Serif SC" w:hAnsi="Noto Serif SC" w:cs="Noto Serif"/>
+          <w:sz w:val="20"/>
+          <w:szCs w:val="20"/>
+        </w:rPr>
+      </w:pPr>
+      <w:r>
+        <w:rPr>
+          <w:rFonts w:ascii="Noto Serif SC" w:eastAsia="Noto Serif SC" w:hAnsi="Noto Serif SC" w:cs="Noto Serif"/>
+          <w:sz w:val="20"/>
+          <w:szCs w:val="20"/>
+          <w:lang w:val="en-US"/>
+        </w:rPr>
+        <w:t xml:space="preserve">IV: </w:t>
+      </w:r>
+      <w:r>
+        <w:rPr>
+          <w:rFonts w:ascii="Noto Serif SC" w:eastAsia="Noto Serif SC" w:hAnsi="Noto Serif SC" w:cs="Noto Serif" w:hint="eastAsia"/>
+          <w:sz w:val="20"/>
+          <w:szCs w:val="20"/>
+        </w:rPr>
+        <w:t>编钟</w:t>
+      </w:r>
+      <w:r>
+        <w:rPr>
+          <w:rFonts w:ascii="Noto Serif SC" w:eastAsia="Noto Serif SC" w:hAnsi="Noto Serif SC" w:cs="Noto Serif"/>
+          <w:sz w:val="20"/>
+          <w:szCs w:val="20"/>
         </w:rPr>
         <w:t xml:space="preserve"> </w:t>
       </w:r>
@@ -4157,9 +5437,8 @@
           <w:rFonts w:ascii="Noto Serif SC" w:eastAsia="Noto Serif SC" w:hAnsi="Noto Serif SC" w:cs="Noto Serif"/>
           <w:sz w:val="20"/>
           <w:szCs w:val="20"/>
-          <w:lang w:val="en-GB"/>
-        </w:rPr>
-        <w:t>doub</w:t>
+        </w:rPr>
+        <w:t>Bianzhong</w:t>
       </w:r>
       <w:proofErr w:type="spellEnd"/>
       <w:r>
@@ -4167,9 +5446,107 @@
           <w:rFonts w:ascii="Noto Serif SC" w:eastAsia="Noto Serif SC" w:hAnsi="Noto Serif SC" w:cs="Noto Serif"/>
           <w:sz w:val="20"/>
           <w:szCs w:val="20"/>
-          <w:lang w:val="en-GB"/>
-        </w:rPr>
-        <w:t xml:space="preserve">. </w:t>
+        </w:rPr>
+        <w:t xml:space="preserve">, </w:t>
+      </w:r>
+      <w:r>
+        <w:rPr>
+          <w:rFonts w:ascii="Noto Serif SC" w:eastAsia="Noto Serif SC" w:hAnsi="Noto Serif SC" w:cs="Noto Serif" w:hint="eastAsia"/>
+          <w:sz w:val="20"/>
+          <w:szCs w:val="20"/>
+        </w:rPr>
+        <w:t>通通鼓</w:t>
+      </w:r>
+      <w:r>
+        <w:rPr>
+          <w:rFonts w:ascii="Noto Serif SC" w:eastAsia="Noto Serif SC" w:hAnsi="Noto Serif SC" w:cs="Noto Serif"/>
+          <w:sz w:val="20"/>
+          <w:szCs w:val="20"/>
+        </w:rPr>
+        <w:t xml:space="preserve"> Tom-toms, </w:t>
+      </w:r>
+      <w:r>
+        <w:rPr>
+          <w:rFonts w:ascii="Noto Serif SC" w:eastAsia="Noto Serif SC" w:hAnsi="Noto Serif SC" w:cs="Noto Serif" w:hint="eastAsia"/>
+          <w:sz w:val="20"/>
+          <w:szCs w:val="20"/>
+        </w:rPr>
+        <w:t>马林巴</w:t>
+      </w:r>
+      <w:r>
+        <w:rPr>
+          <w:rFonts w:ascii="Noto Serif SC" w:eastAsia="Noto Serif SC" w:hAnsi="Noto Serif SC" w:cs="Noto Serif"/>
+          <w:sz w:val="20"/>
+          <w:szCs w:val="20"/>
+        </w:rPr>
+        <w:t xml:space="preserve"> Marimba, </w:t>
+      </w:r>
+      <w:r>
+        <w:rPr>
+          <w:rFonts w:ascii="Noto Serif SC" w:eastAsia="Noto Serif SC" w:hAnsi="Noto Serif SC" w:cs="Noto Serif" w:hint="eastAsia"/>
+          <w:sz w:val="20"/>
+          <w:szCs w:val="20"/>
+        </w:rPr>
+        <w:t>军镲</w:t>
+      </w:r>
+      <w:r>
+        <w:rPr>
+          <w:rFonts w:ascii="Noto Serif SC" w:eastAsia="Noto Serif SC" w:hAnsi="Noto Serif SC" w:cs="Noto Serif"/>
+          <w:sz w:val="20"/>
+          <w:szCs w:val="20"/>
+        </w:rPr>
+        <w:t xml:space="preserve"> </w:t>
+      </w:r>
+      <w:r>
+        <w:rPr>
+          <w:rFonts w:ascii="Noto Serif SC" w:eastAsia="Noto Serif SC" w:hAnsi="Noto Serif SC" w:cs="Noto Serif"/>
+          <w:sz w:val="20"/>
+          <w:szCs w:val="20"/>
+        </w:rPr>
+        <w:t>C</w:t>
+      </w:r>
+      <w:r>
+        <w:rPr>
+          <w:rFonts w:ascii="Noto Serif SC" w:eastAsia="Noto Serif SC" w:hAnsi="Noto Serif SC" w:cs="Noto Serif"/>
+          <w:sz w:val="20"/>
+          <w:szCs w:val="20"/>
+        </w:rPr>
+        <w:t>ymbals</w:t>
+      </w:r>
+    </w:p>
+    <w:p>
+      <w:pPr>
+        <w:ind w:left="288"/>
+        <w:rPr>
+          <w:rFonts w:ascii="Noto Serif SC" w:eastAsia="Noto Serif SC" w:hAnsi="Noto Serif SC" w:cs="Noto Serif"/>
+          <w:sz w:val="20"/>
+          <w:szCs w:val="20"/>
+        </w:rPr>
+      </w:pPr>
+      <w:r>
+        <w:rPr>
+          <w:rFonts w:ascii="Noto Serif SC" w:eastAsia="Noto Serif SC" w:hAnsi="Noto Serif SC" w:cs="Noto Serif"/>
+          <w:sz w:val="20"/>
+          <w:szCs w:val="20"/>
+          <w:lang w:val="en-US"/>
+        </w:rPr>
+        <w:t xml:space="preserve">V: </w:t>
+      </w:r>
+      <w:r>
+        <w:rPr>
+          <w:rFonts w:ascii="Noto Serif SC" w:eastAsia="Noto Serif SC" w:hAnsi="Noto Serif SC" w:cs="Noto Serif" w:hint="eastAsia"/>
+          <w:sz w:val="20"/>
+          <w:szCs w:val="20"/>
+        </w:rPr>
+        <w:t>铓锣</w:t>
+      </w:r>
+      <w:r>
+        <w:rPr>
+          <w:rFonts w:ascii="Noto Serif SC" w:eastAsia="Noto Serif SC" w:hAnsi="Noto Serif SC" w:cs="Noto Serif"/>
+          <w:sz w:val="20"/>
+          <w:szCs w:val="20"/>
+        </w:rPr>
+        <w:t xml:space="preserve"> </w:t>
       </w:r>
       <w:proofErr w:type="spellStart"/>
       <w:r>
@@ -4177,9 +5554,8 @@
           <w:rFonts w:ascii="Noto Serif SC" w:eastAsia="Noto Serif SC" w:hAnsi="Noto Serif SC" w:cs="Noto Serif"/>
           <w:sz w:val="20"/>
           <w:szCs w:val="20"/>
-          <w:lang w:val="en-GB"/>
-        </w:rPr>
-        <w:t>Gaoyin</w:t>
+        </w:rPr>
+        <w:t>Mangluo</w:t>
       </w:r>
       <w:proofErr w:type="spellEnd"/>
       <w:r>
@@ -4187,73 +5563,120 @@
           <w:rFonts w:ascii="Noto Serif SC" w:eastAsia="Noto Serif SC" w:hAnsi="Noto Serif SC" w:cs="Noto Serif"/>
           <w:sz w:val="20"/>
           <w:szCs w:val="20"/>
-          <w:lang w:val="en-GB"/>
-        </w:rPr>
-        <w:t xml:space="preserve"> Guan</w:t>
-      </w:r>
-    </w:p>
-    <w:p>
-      <w:pPr>
-        <w:rPr>
-          <w:rFonts w:ascii="Noto Serif SC" w:eastAsia="Noto Serif SC" w:hAnsi="Noto Serif SC" w:cs="Noto Serif"/>
-          <w:sz w:val="24"/>
-          <w:szCs w:val="24"/>
-          <w:lang w:val="en-US"/>
-        </w:rPr>
-      </w:pPr>
-      <w:r>
-        <w:rPr>
-          <w:rFonts w:ascii="Noto Serif SC" w:eastAsia="Noto Serif SC" w:hAnsi="Noto Serif SC" w:cs="Noto Serif" w:hint="eastAsia"/>
-          <w:sz w:val="24"/>
-          <w:szCs w:val="24"/>
-          <w:lang w:val="en-US"/>
-        </w:rPr>
-        <w:t>加键中音唢呐</w:t>
-      </w:r>
-      <w:r>
-        <w:rPr>
-          <w:rFonts w:ascii="Noto Serif SC" w:eastAsia="Noto Serif SC" w:hAnsi="Noto Serif SC" w:cs="Noto Serif"/>
-          <w:sz w:val="24"/>
-          <w:szCs w:val="24"/>
-          <w:lang w:val="en-US"/>
-        </w:rPr>
-        <w:t xml:space="preserve">* </w:t>
-      </w:r>
-      <w:r>
-        <w:rPr>
-          <w:rFonts w:ascii="Noto Serif SC" w:eastAsia="Noto Serif SC" w:hAnsi="Noto Serif SC" w:cs="Noto Serif"/>
-          <w:sz w:val="24"/>
-          <w:szCs w:val="24"/>
-          <w:lang w:val="en-US"/>
-        </w:rPr>
-        <w:t>Keyed</w:t>
-      </w:r>
-      <w:r>
-        <w:rPr>
-          <w:rFonts w:ascii="Noto Serif SC" w:eastAsia="Noto Serif SC" w:hAnsi="Noto Serif SC" w:cs="Noto Serif"/>
-          <w:sz w:val="24"/>
-          <w:szCs w:val="24"/>
-          <w:lang w:val="en-US"/>
+        </w:rPr>
+        <w:t xml:space="preserve">, </w:t>
+      </w:r>
+      <w:r>
+        <w:rPr>
+          <w:rFonts w:ascii="Noto Serif SC" w:eastAsia="Noto Serif SC" w:hAnsi="Noto Serif SC" w:cs="Noto Serif" w:hint="eastAsia"/>
+          <w:sz w:val="20"/>
+          <w:szCs w:val="20"/>
+        </w:rPr>
+        <w:t>颤音琴</w:t>
+      </w:r>
+      <w:r>
+        <w:rPr>
+          <w:rFonts w:ascii="Noto Serif SC" w:eastAsia="Noto Serif SC" w:hAnsi="Noto Serif SC" w:cs="Noto Serif"/>
+          <w:sz w:val="20"/>
+          <w:szCs w:val="20"/>
+        </w:rPr>
+        <w:t xml:space="preserve"> Vibraphone</w:t>
+      </w:r>
+      <w:r>
+        <w:rPr>
+          <w:rFonts w:ascii="Noto Serif SC" w:eastAsia="Noto Serif SC" w:hAnsi="Noto Serif SC" w:cs="Noto Serif"/>
+          <w:sz w:val="20"/>
+          <w:szCs w:val="20"/>
+        </w:rPr>
+        <w:t>,</w:t>
+      </w:r>
+      <w:r>
+        <w:rPr>
+          <w:rFonts w:ascii="Noto Serif SC" w:eastAsia="Noto Serif SC" w:hAnsi="Noto Serif SC" w:cs="Noto Serif"/>
+          <w:sz w:val="20"/>
+          <w:szCs w:val="20"/>
         </w:rPr>
         <w:t xml:space="preserve"> </w:t>
       </w:r>
+      <w:r>
+        <w:rPr>
+          <w:rFonts w:ascii="Noto Serif SC" w:eastAsia="Noto Serif SC" w:hAnsi="Noto Serif SC" w:cs="Noto Serif" w:hint="eastAsia"/>
+          <w:sz w:val="20"/>
+          <w:szCs w:val="20"/>
+        </w:rPr>
+        <w:t>编钟</w:t>
+      </w:r>
+      <w:r>
+        <w:rPr>
+          <w:rFonts w:ascii="Noto Serif SC" w:eastAsia="Noto Serif SC" w:hAnsi="Noto Serif SC" w:cs="Noto Serif"/>
+          <w:sz w:val="20"/>
+          <w:szCs w:val="20"/>
+        </w:rPr>
+        <w:t xml:space="preserve"> </w:t>
+      </w:r>
       <w:proofErr w:type="spellStart"/>
       <w:r>
         <w:rPr>
           <w:rFonts w:ascii="Noto Serif SC" w:eastAsia="Noto Serif SC" w:hAnsi="Noto Serif SC" w:cs="Noto Serif"/>
-          <w:sz w:val="24"/>
-          <w:szCs w:val="24"/>
-          <w:lang w:val="en-US"/>
-        </w:rPr>
-        <w:t>Zhongyin</w:t>
+          <w:sz w:val="20"/>
+          <w:szCs w:val="20"/>
+        </w:rPr>
+        <w:t>Bianzhong</w:t>
       </w:r>
       <w:proofErr w:type="spellEnd"/>
       <w:r>
         <w:rPr>
           <w:rFonts w:ascii="Noto Serif SC" w:eastAsia="Noto Serif SC" w:hAnsi="Noto Serif SC" w:cs="Noto Serif"/>
-          <w:sz w:val="24"/>
-          <w:szCs w:val="24"/>
-          <w:lang w:val="en-US"/>
+          <w:sz w:val="20"/>
+          <w:szCs w:val="20"/>
+        </w:rPr>
+        <w:t xml:space="preserve">, </w:t>
+      </w:r>
+      <w:r>
+        <w:rPr>
+          <w:rFonts w:ascii="Noto Serif SC" w:eastAsia="Noto Serif SC" w:hAnsi="Noto Serif SC" w:cs="Noto Serif" w:hint="eastAsia"/>
+          <w:sz w:val="20"/>
+          <w:szCs w:val="20"/>
+        </w:rPr>
+        <w:t>大军鼓</w:t>
+      </w:r>
+      <w:r>
+        <w:rPr>
+          <w:rFonts w:ascii="Noto Serif SC" w:eastAsia="Noto Serif SC" w:hAnsi="Noto Serif SC" w:cs="Noto Serif"/>
+          <w:sz w:val="20"/>
+          <w:szCs w:val="20"/>
+        </w:rPr>
+        <w:t xml:space="preserve"> Bass </w:t>
+      </w:r>
+      <w:r>
+        <w:rPr>
+          <w:rFonts w:ascii="Noto Serif SC" w:eastAsia="Noto Serif SC" w:hAnsi="Noto Serif SC" w:cs="Noto Serif"/>
+          <w:sz w:val="20"/>
+          <w:szCs w:val="20"/>
+        </w:rPr>
+        <w:t>D</w:t>
+      </w:r>
+      <w:r>
+        <w:rPr>
+          <w:rFonts w:ascii="Noto Serif SC" w:eastAsia="Noto Serif SC" w:hAnsi="Noto Serif SC" w:cs="Noto Serif"/>
+          <w:sz w:val="20"/>
+          <w:szCs w:val="20"/>
+        </w:rPr>
+        <w:t xml:space="preserve">rum, </w:t>
+      </w:r>
+      <w:r>
+        <w:rPr>
+          <w:rFonts w:ascii="Noto Serif SC" w:eastAsia="Noto Serif SC" w:hAnsi="Noto Serif SC" w:cs="Noto Serif" w:hint="eastAsia"/>
+          <w:sz w:val="20"/>
+          <w:szCs w:val="20"/>
+        </w:rPr>
+        <w:t>大锣</w:t>
+      </w:r>
+      <w:r>
+        <w:rPr>
+          <w:rFonts w:ascii="Noto Serif SC" w:eastAsia="Noto Serif SC" w:hAnsi="Noto Serif SC" w:cs="Noto Serif"/>
+          <w:sz w:val="20"/>
+          <w:szCs w:val="20"/>
         </w:rPr>
         <w:t xml:space="preserve"> </w:t>
       </w:r>
@@ -4261,1447 +5684,57 @@
       <w:r>
         <w:rPr>
           <w:rFonts w:ascii="Noto Serif SC" w:eastAsia="Noto Serif SC" w:hAnsi="Noto Serif SC" w:cs="Noto Serif"/>
-          <w:sz w:val="24"/>
-          <w:szCs w:val="24"/>
-          <w:lang w:val="en-US"/>
-        </w:rPr>
-        <w:t>Suona</w:t>
+          <w:sz w:val="20"/>
+          <w:szCs w:val="20"/>
+        </w:rPr>
+        <w:t>Daluo</w:t>
       </w:r>
       <w:proofErr w:type="spellEnd"/>
-      <w:r>
-        <w:rPr>
-          <w:rFonts w:ascii="Noto Serif SC" w:eastAsia="Noto Serif SC" w:hAnsi="Noto Serif SC" w:cs="Noto Serif"/>
-          <w:sz w:val="24"/>
-          <w:szCs w:val="24"/>
-          <w:lang w:val="en-US"/>
-        </w:rPr>
-        <w:t>*</w:t>
-      </w:r>
-    </w:p>
-    <w:p>
-      <w:pPr>
-        <w:rPr>
-          <w:rFonts w:ascii="Noto Serif SC" w:eastAsia="Noto Serif SC" w:hAnsi="Noto Serif SC" w:cs="Noto Serif"/>
-          <w:sz w:val="24"/>
-          <w:szCs w:val="24"/>
-          <w:lang w:val="en-US"/>
-        </w:rPr>
-      </w:pPr>
-      <w:r>
-        <w:rPr>
-          <w:rFonts w:ascii="Noto Serif SC" w:eastAsia="Noto Serif SC" w:hAnsi="Noto Serif SC" w:cs="Noto Serif"/>
-          <w:sz w:val="20"/>
-          <w:szCs w:val="20"/>
-          <w:lang w:val="en-US"/>
-        </w:rPr>
-        <w:t>*</w:t>
-      </w:r>
-      <w:r>
-        <w:rPr>
-          <w:rFonts w:ascii="Noto Serif SC" w:eastAsia="Noto Serif SC" w:hAnsi="Noto Serif SC" w:cs="Noto Serif" w:hint="eastAsia"/>
-          <w:sz w:val="20"/>
-          <w:szCs w:val="20"/>
-        </w:rPr>
-        <w:t>兼奏低音管</w:t>
-      </w:r>
-      <w:r>
-        <w:rPr>
-          <w:rFonts w:ascii="Noto Serif SC" w:eastAsia="Noto Serif SC" w:hAnsi="Noto Serif SC" w:cs="Noto Serif"/>
-          <w:sz w:val="20"/>
-          <w:szCs w:val="20"/>
-          <w:lang w:val="en-GB"/>
-        </w:rPr>
-        <w:t xml:space="preserve"> (</w:t>
-      </w:r>
-      <w:proofErr w:type="spellStart"/>
-      <w:r>
-        <w:rPr>
-          <w:rFonts w:ascii="Noto Serif SC" w:eastAsia="Noto Serif SC" w:hAnsi="Noto Serif SC" w:cs="Noto Serif"/>
-          <w:sz w:val="20"/>
-          <w:szCs w:val="20"/>
-          <w:lang w:val="en-GB"/>
-        </w:rPr>
-        <w:t>doub</w:t>
-      </w:r>
-      <w:proofErr w:type="spellEnd"/>
-      <w:r>
-        <w:rPr>
-          <w:rFonts w:ascii="Noto Serif SC" w:eastAsia="Noto Serif SC" w:hAnsi="Noto Serif SC" w:cs="Noto Serif"/>
-          <w:sz w:val="20"/>
-          <w:szCs w:val="20"/>
-          <w:lang w:val="en-GB"/>
-        </w:rPr>
-        <w:t>. on Diyin Guan)</w:t>
-      </w:r>
-    </w:p>
-    <w:p>
-      <w:pPr>
-        <w:rPr>
-          <w:rFonts w:ascii="Noto Serif SC" w:eastAsia="Noto Serif SC" w:hAnsi="Noto Serif SC" w:cs="Noto Serif"/>
-          <w:sz w:val="24"/>
-          <w:szCs w:val="24"/>
-          <w:lang w:val="en-US"/>
-        </w:rPr>
-      </w:pPr>
-      <w:r>
-        <w:rPr>
-          <w:rFonts w:ascii="Noto Serif SC" w:eastAsia="Noto Serif SC" w:hAnsi="Noto Serif SC" w:cs="Noto Serif" w:hint="eastAsia"/>
-          <w:sz w:val="24"/>
-          <w:szCs w:val="24"/>
-          <w:lang w:val="en-US"/>
-        </w:rPr>
-        <w:t>管</w:t>
-      </w:r>
-      <w:r>
-        <w:rPr>
-          <w:rFonts w:ascii="Noto Serif SC" w:eastAsia="Noto Serif SC" w:hAnsi="Noto Serif SC" w:cs="Noto Serif"/>
-          <w:sz w:val="24"/>
-          <w:szCs w:val="24"/>
-          <w:lang w:val="en-US"/>
-        </w:rPr>
-        <w:t xml:space="preserve"> </w:t>
-      </w:r>
-      <w:r>
-        <w:rPr>
-          <w:rFonts w:ascii="Noto Serif SC" w:eastAsia="Noto Serif SC" w:hAnsi="Noto Serif SC" w:cs="Noto Serif"/>
-          <w:sz w:val="24"/>
-          <w:szCs w:val="24"/>
+    </w:p>
+    <w:p>
+      <w:pPr>
+        <w:ind w:left="288"/>
+        <w:rPr>
+          <w:rFonts w:ascii="Noto Serif SC" w:eastAsia="Noto Serif SC" w:hAnsi="Noto Serif SC" w:cs="Noto Serif"/>
+          <w:sz w:val="20"/>
+          <w:szCs w:val="20"/>
+          <w:lang w:val="en-US"/>
+        </w:rPr>
+      </w:pPr>
+      <w:r>
+        <w:rPr>
+          <w:rFonts w:ascii="Noto Serif SC" w:eastAsia="Noto Serif SC" w:hAnsi="Noto Serif SC" w:cs="Noto Serif"/>
+          <w:sz w:val="20"/>
+          <w:szCs w:val="20"/>
+        </w:rPr>
+        <w:t xml:space="preserve">VI: </w:t>
+      </w:r>
+      <w:r>
+        <w:rPr>
+          <w:rFonts w:ascii="Noto Serif SC" w:eastAsia="Noto Serif SC" w:hAnsi="Noto Serif SC" w:cs="Noto Serif"/>
+          <w:sz w:val="20"/>
+          <w:szCs w:val="20"/>
         </w:rPr>
         <w:t>(</w:t>
       </w:r>
       <w:r>
         <w:rPr>
           <w:rFonts w:ascii="Noto Serif SC" w:eastAsia="Noto Serif SC" w:hAnsi="Noto Serif SC" w:cs="Noto Serif" w:hint="eastAsia"/>
-          <w:sz w:val="24"/>
-          <w:szCs w:val="24"/>
-        </w:rPr>
-        <w:t>兼</w:t>
-      </w:r>
-      <w:r>
-        <w:rPr>
-          <w:rFonts w:ascii="Noto Serif SC" w:eastAsia="Noto Serif SC" w:hAnsi="Noto Serif SC" w:cs="Noto Serif"/>
-          <w:sz w:val="24"/>
-          <w:szCs w:val="24"/>
-        </w:rPr>
-        <w:t xml:space="preserve">: </w:t>
-      </w:r>
-      <w:r>
-        <w:rPr>
-          <w:rFonts w:ascii="Noto Serif SC" w:eastAsia="Noto Serif SC" w:hAnsi="Noto Serif SC" w:cs="Noto Serif" w:hint="eastAsia"/>
-          <w:sz w:val="24"/>
-          <w:szCs w:val="24"/>
-        </w:rPr>
-        <w:t>高音，中音，低音</w:t>
-      </w:r>
-      <w:r>
-        <w:rPr>
-          <w:rFonts w:ascii="Noto Serif SC" w:eastAsia="Noto Serif SC" w:hAnsi="Noto Serif SC" w:cs="Noto Serif"/>
-          <w:sz w:val="24"/>
-          <w:szCs w:val="24"/>
+          <w:sz w:val="20"/>
+          <w:szCs w:val="20"/>
+        </w:rPr>
+        <w:t>中国</w:t>
+      </w:r>
+      <w:r>
+        <w:rPr>
+          <w:rFonts w:ascii="Noto Serif SC" w:eastAsia="Noto Serif SC" w:hAnsi="Noto Serif SC" w:cs="Noto Serif"/>
+          <w:sz w:val="20"/>
+          <w:szCs w:val="20"/>
         </w:rPr>
         <w:t>)</w:t>
       </w:r>
       <w:r>
         <w:rPr>
-          <w:rFonts w:ascii="Noto Serif SC" w:eastAsia="Noto Serif SC" w:hAnsi="Noto Serif SC" w:cs="Noto Serif"/>
-          <w:sz w:val="24"/>
-          <w:szCs w:val="24"/>
-          <w:lang w:val="en-US"/>
-        </w:rPr>
-        <w:t xml:space="preserve"> Guan </w:t>
-      </w:r>
-      <w:r>
-        <w:rPr>
-          <w:rFonts w:ascii="Noto Serif SC" w:eastAsia="Noto Serif SC" w:hAnsi="Noto Serif SC" w:cs="Noto Serif"/>
-          <w:sz w:val="24"/>
-          <w:szCs w:val="24"/>
-          <w:lang w:val="en-US"/>
-        </w:rPr>
-        <w:t>(</w:t>
-      </w:r>
-      <w:r>
-        <w:rPr>
-          <w:rFonts w:ascii="Noto Serif SC" w:eastAsia="Noto Serif SC" w:hAnsi="Noto Serif SC" w:cs="Noto Serif"/>
-          <w:sz w:val="24"/>
-          <w:szCs w:val="24"/>
-        </w:rPr>
-        <w:t>High, Middle, Low</w:t>
-      </w:r>
-      <w:r>
-        <w:rPr>
-          <w:rFonts w:ascii="Noto Serif SC" w:eastAsia="Noto Serif SC" w:hAnsi="Noto Serif SC" w:cs="Noto Serif"/>
-          <w:sz w:val="24"/>
-          <w:szCs w:val="24"/>
-          <w:lang w:val="en-US"/>
-        </w:rPr>
-        <w:t>)</w:t>
-      </w:r>
-    </w:p>
-    <w:p>
-      <w:pPr>
-        <w:rPr>
-          <w:rFonts w:ascii="Noto Serif SC" w:eastAsia="Noto Serif SC" w:hAnsi="Noto Serif SC" w:cs="Noto Serif"/>
-          <w:sz w:val="24"/>
-          <w:szCs w:val="24"/>
-          <w:lang w:val="en-US"/>
-        </w:rPr>
-      </w:pPr>
-    </w:p>
-    <w:p>
-      <w:pPr>
-        <w:rPr>
-          <w:rFonts w:ascii="Noto Serif SC" w:eastAsia="Noto Serif SC" w:hAnsi="Noto Serif SC" w:cs="Noto Serif"/>
-          <w:sz w:val="24"/>
-          <w:szCs w:val="24"/>
-          <w:lang w:val="en-US"/>
-        </w:rPr>
-      </w:pPr>
-      <w:r>
-        <w:rPr>
-          <w:rFonts w:ascii="Noto Serif SC" w:eastAsia="Noto Serif SC" w:hAnsi="Noto Serif SC" w:cs="Noto Serif"/>
-          <w:sz w:val="24"/>
-          <w:szCs w:val="24"/>
-          <w:lang w:val="en-US"/>
-        </w:rPr>
-        <w:t xml:space="preserve">1 </w:t>
-      </w:r>
-      <w:r>
-        <w:rPr>
-          <w:rFonts w:ascii="Noto Serif SC" w:eastAsia="Noto Serif SC" w:hAnsi="Noto Serif SC" w:cs="Noto Serif" w:hint="eastAsia"/>
-          <w:sz w:val="24"/>
-          <w:szCs w:val="24"/>
-          <w:lang w:val="en-US"/>
-        </w:rPr>
-        <w:t>扬琴</w:t>
-      </w:r>
-      <w:r>
-        <w:rPr>
-          <w:rFonts w:ascii="Noto Serif SC" w:eastAsia="Noto Serif SC" w:hAnsi="Noto Serif SC" w:cs="Noto Serif"/>
-          <w:sz w:val="24"/>
-          <w:szCs w:val="24"/>
-          <w:lang w:val="en-US"/>
-        </w:rPr>
-        <w:t xml:space="preserve"> </w:t>
-      </w:r>
-      <w:r>
-        <w:rPr>
-          <w:rFonts w:ascii="Noto Serif SC" w:eastAsia="Noto Serif SC" w:hAnsi="Noto Serif SC" w:cs="Noto Serif"/>
-          <w:sz w:val="24"/>
-          <w:szCs w:val="24"/>
-          <w:lang w:val="en-US"/>
-        </w:rPr>
-        <w:t xml:space="preserve">1 </w:t>
-      </w:r>
-      <w:r>
-        <w:rPr>
-          <w:rFonts w:ascii="Noto Serif SC" w:eastAsia="Noto Serif SC" w:hAnsi="Noto Serif SC" w:cs="Noto Serif"/>
-          <w:sz w:val="24"/>
-          <w:szCs w:val="24"/>
-          <w:lang w:val="en-US"/>
-        </w:rPr>
-        <w:t>Yangqin</w:t>
-      </w:r>
-    </w:p>
-    <w:p>
-      <w:pPr>
-        <w:rPr>
-          <w:rFonts w:ascii="Noto Serif SC" w:eastAsia="Noto Serif SC" w:hAnsi="Noto Serif SC" w:cs="Noto Serif"/>
-          <w:sz w:val="24"/>
-          <w:szCs w:val="24"/>
-          <w:lang w:val="en-US"/>
-        </w:rPr>
-      </w:pPr>
-      <w:r>
-        <w:rPr>
-          <w:rFonts w:ascii="Noto Serif SC" w:eastAsia="Noto Serif SC" w:hAnsi="Noto Serif SC" w:cs="Noto Serif"/>
-          <w:sz w:val="24"/>
-          <w:szCs w:val="24"/>
-          <w:lang w:val="en-US"/>
-        </w:rPr>
-        <w:t>2</w:t>
-      </w:r>
-      <w:r>
-        <w:rPr>
-          <w:rFonts w:ascii="Noto Serif SC" w:eastAsia="Noto Serif SC" w:hAnsi="Noto Serif SC" w:cs="Noto Serif" w:hint="eastAsia"/>
-          <w:sz w:val="24"/>
-          <w:szCs w:val="24"/>
-          <w:lang w:val="en-US"/>
-        </w:rPr>
-        <w:t>柳琴</w:t>
-      </w:r>
-      <w:r>
-        <w:rPr>
-          <w:rFonts w:ascii="Noto Serif SC" w:eastAsia="Noto Serif SC" w:hAnsi="Noto Serif SC" w:cs="Noto Serif"/>
-          <w:sz w:val="24"/>
-          <w:szCs w:val="24"/>
-          <w:lang w:val="en-US"/>
-        </w:rPr>
-        <w:t xml:space="preserve"> </w:t>
-      </w:r>
-      <w:r>
-        <w:rPr>
-          <w:rFonts w:ascii="Noto Serif SC" w:eastAsia="Noto Serif SC" w:hAnsi="Noto Serif SC" w:cs="Noto Serif"/>
-          <w:sz w:val="24"/>
-          <w:szCs w:val="24"/>
-          <w:lang w:val="en-US"/>
-        </w:rPr>
-        <w:t xml:space="preserve">2 </w:t>
-      </w:r>
-      <w:proofErr w:type="spellStart"/>
-      <w:r>
-        <w:rPr>
-          <w:rFonts w:ascii="Noto Serif SC" w:eastAsia="Noto Serif SC" w:hAnsi="Noto Serif SC" w:cs="Noto Serif"/>
-          <w:sz w:val="24"/>
-          <w:szCs w:val="24"/>
-          <w:lang w:val="en-US"/>
-        </w:rPr>
-        <w:t>Liuqin</w:t>
-      </w:r>
-      <w:proofErr w:type="spellEnd"/>
-    </w:p>
-    <w:p>
-      <w:pPr>
-        <w:rPr>
-          <w:rFonts w:ascii="Noto Serif SC" w:eastAsia="Noto Serif SC" w:hAnsi="Noto Serif SC" w:cs="Noto Serif"/>
-          <w:sz w:val="24"/>
-          <w:szCs w:val="24"/>
-          <w:lang w:val="en-US"/>
-        </w:rPr>
-      </w:pPr>
-      <w:r>
-        <w:rPr>
-          <w:rFonts w:ascii="Noto Serif SC" w:eastAsia="Noto Serif SC" w:hAnsi="Noto Serif SC" w:cs="Noto Serif"/>
-          <w:sz w:val="24"/>
-          <w:szCs w:val="24"/>
-          <w:lang w:val="en-US"/>
-        </w:rPr>
-        <w:t>4</w:t>
-      </w:r>
-      <w:r>
-        <w:rPr>
-          <w:rFonts w:ascii="Noto Serif SC" w:eastAsia="Noto Serif SC" w:hAnsi="Noto Serif SC" w:cs="Noto Serif" w:hint="eastAsia"/>
-          <w:sz w:val="24"/>
-          <w:szCs w:val="24"/>
-          <w:lang w:val="en-US"/>
-        </w:rPr>
-        <w:t>琵琶</w:t>
-      </w:r>
-      <w:r>
-        <w:rPr>
-          <w:rFonts w:ascii="Noto Serif SC" w:eastAsia="Noto Serif SC" w:hAnsi="Noto Serif SC" w:cs="Noto Serif"/>
-          <w:sz w:val="24"/>
-          <w:szCs w:val="24"/>
-          <w:lang w:val="en-US"/>
-        </w:rPr>
-        <w:t xml:space="preserve"> </w:t>
-      </w:r>
-      <w:r>
-        <w:rPr>
-          <w:rFonts w:ascii="Noto Serif SC" w:eastAsia="Noto Serif SC" w:hAnsi="Noto Serif SC" w:cs="Noto Serif"/>
-          <w:sz w:val="24"/>
-          <w:szCs w:val="24"/>
-          <w:lang w:val="en-US"/>
-        </w:rPr>
-        <w:t xml:space="preserve">4 </w:t>
-      </w:r>
-      <w:r>
-        <w:rPr>
-          <w:rFonts w:ascii="Noto Serif SC" w:eastAsia="Noto Serif SC" w:hAnsi="Noto Serif SC" w:cs="Noto Serif"/>
-          <w:sz w:val="24"/>
-          <w:szCs w:val="24"/>
-          <w:lang w:val="en-US"/>
-        </w:rPr>
-        <w:t>Pipa</w:t>
-      </w:r>
-    </w:p>
-    <w:p>
-      <w:pPr>
-        <w:rPr>
-          <w:rFonts w:ascii="Noto Serif SC" w:eastAsia="Noto Serif SC" w:hAnsi="Noto Serif SC" w:cs="Noto Serif"/>
-          <w:sz w:val="24"/>
-          <w:szCs w:val="24"/>
-          <w:lang w:val="en-US"/>
-        </w:rPr>
-      </w:pPr>
-      <w:r>
-        <w:rPr>
-          <w:rFonts w:ascii="Noto Serif SC" w:eastAsia="Noto Serif SC" w:hAnsi="Noto Serif SC" w:cs="Noto Serif"/>
-          <w:sz w:val="24"/>
-          <w:szCs w:val="24"/>
-          <w:lang w:val="en-US"/>
-        </w:rPr>
-        <w:t>4</w:t>
-      </w:r>
-      <w:r>
-        <w:rPr>
-          <w:rFonts w:ascii="Noto Serif SC" w:eastAsia="Noto Serif SC" w:hAnsi="Noto Serif SC" w:cs="Noto Serif" w:hint="eastAsia"/>
-          <w:sz w:val="24"/>
-          <w:szCs w:val="24"/>
-          <w:lang w:val="en-US"/>
-        </w:rPr>
-        <w:t>中阮</w:t>
-      </w:r>
-      <w:r>
-        <w:rPr>
-          <w:rFonts w:ascii="Noto Serif SC" w:eastAsia="Noto Serif SC" w:hAnsi="Noto Serif SC" w:cs="Noto Serif"/>
-          <w:sz w:val="24"/>
-          <w:szCs w:val="24"/>
-          <w:lang w:val="en-US"/>
-        </w:rPr>
-        <w:t xml:space="preserve"> </w:t>
-      </w:r>
-      <w:r>
-        <w:rPr>
-          <w:rFonts w:ascii="Noto Serif SC" w:eastAsia="Noto Serif SC" w:hAnsi="Noto Serif SC" w:cs="Noto Serif"/>
-          <w:sz w:val="24"/>
-          <w:szCs w:val="24"/>
-          <w:lang w:val="en-US"/>
-        </w:rPr>
-        <w:t xml:space="preserve">4 </w:t>
-      </w:r>
-      <w:r>
-        <w:rPr>
-          <w:rFonts w:ascii="Noto Serif SC" w:eastAsia="Noto Serif SC" w:hAnsi="Noto Serif SC" w:cs="Noto Serif"/>
-          <w:sz w:val="24"/>
-          <w:szCs w:val="24"/>
-          <w:lang w:val="en-US"/>
-        </w:rPr>
-        <w:t>Zhongruan</w:t>
-      </w:r>
-    </w:p>
-    <w:p>
-      <w:pPr>
-        <w:rPr>
-          <w:rFonts w:ascii="Noto Serif SC" w:eastAsia="Noto Serif SC" w:hAnsi="Noto Serif SC" w:cs="Noto Serif"/>
-          <w:sz w:val="24"/>
-          <w:szCs w:val="24"/>
-          <w:lang w:val="en-US"/>
-        </w:rPr>
-      </w:pPr>
-      <w:r>
-        <w:rPr>
-          <w:rFonts w:ascii="Noto Serif SC" w:eastAsia="Noto Serif SC" w:hAnsi="Noto Serif SC" w:cs="Noto Serif"/>
-          <w:sz w:val="24"/>
-          <w:szCs w:val="24"/>
-          <w:lang w:val="en-US"/>
-        </w:rPr>
-        <w:t>1</w:t>
-      </w:r>
-      <w:r>
-        <w:rPr>
-          <w:rFonts w:ascii="Noto Serif SC" w:eastAsia="Noto Serif SC" w:hAnsi="Noto Serif SC" w:cs="Noto Serif" w:hint="eastAsia"/>
-          <w:sz w:val="24"/>
-          <w:szCs w:val="24"/>
-        </w:rPr>
-        <w:t>三弦</w:t>
-      </w:r>
-      <w:r>
-        <w:rPr>
-          <w:rFonts w:ascii="Noto Serif SC" w:eastAsia="Noto Serif SC" w:hAnsi="Noto Serif SC" w:cs="Noto Serif"/>
-          <w:sz w:val="24"/>
-          <w:szCs w:val="24"/>
-          <w:lang w:val="en-US"/>
-        </w:rPr>
-        <w:t xml:space="preserve"> </w:t>
-      </w:r>
-      <w:r>
-        <w:rPr>
-          <w:rFonts w:ascii="Noto Serif SC" w:eastAsia="Noto Serif SC" w:hAnsi="Noto Serif SC" w:cs="Noto Serif"/>
-          <w:sz w:val="24"/>
-          <w:szCs w:val="24"/>
-          <w:lang w:val="en-US"/>
-        </w:rPr>
-        <w:t xml:space="preserve">1 </w:t>
-      </w:r>
-      <w:r>
-        <w:rPr>
-          <w:rFonts w:ascii="Noto Serif SC" w:eastAsia="Noto Serif SC" w:hAnsi="Noto Serif SC" w:cs="Noto Serif"/>
-          <w:sz w:val="24"/>
-          <w:szCs w:val="24"/>
-          <w:lang w:val="en-US"/>
-        </w:rPr>
-        <w:t>Sanxian</w:t>
-      </w:r>
-    </w:p>
-    <w:p>
-      <w:pPr>
-        <w:rPr>
-          <w:rFonts w:ascii="Noto Serif SC" w:eastAsia="Noto Serif SC" w:hAnsi="Noto Serif SC" w:cs="Noto Serif"/>
-          <w:sz w:val="24"/>
-          <w:szCs w:val="24"/>
-          <w:lang w:val="en-US"/>
-        </w:rPr>
-      </w:pPr>
-      <w:r>
-        <w:rPr>
-          <w:rFonts w:ascii="Noto Serif SC" w:eastAsia="Noto Serif SC" w:hAnsi="Noto Serif SC" w:cs="Noto Serif"/>
-          <w:sz w:val="24"/>
-          <w:szCs w:val="24"/>
-          <w:lang w:val="en-US"/>
-        </w:rPr>
-        <w:t>2</w:t>
-      </w:r>
-      <w:r>
-        <w:rPr>
-          <w:rFonts w:ascii="Noto Serif SC" w:eastAsia="Noto Serif SC" w:hAnsi="Noto Serif SC" w:cs="Noto Serif" w:hint="eastAsia"/>
-          <w:sz w:val="24"/>
-          <w:szCs w:val="24"/>
-          <w:lang w:val="en-US"/>
-        </w:rPr>
-        <w:t>大阮</w:t>
-      </w:r>
-      <w:r>
-        <w:rPr>
-          <w:rFonts w:ascii="Noto Serif SC" w:eastAsia="Noto Serif SC" w:hAnsi="Noto Serif SC" w:cs="Noto Serif"/>
-          <w:sz w:val="24"/>
-          <w:szCs w:val="24"/>
-          <w:lang w:val="en-US"/>
-        </w:rPr>
-        <w:t xml:space="preserve"> </w:t>
-      </w:r>
-      <w:r>
-        <w:rPr>
-          <w:rFonts w:ascii="Noto Serif SC" w:eastAsia="Noto Serif SC" w:hAnsi="Noto Serif SC" w:cs="Noto Serif"/>
-          <w:sz w:val="24"/>
-          <w:szCs w:val="24"/>
-          <w:lang w:val="en-US"/>
-        </w:rPr>
-        <w:t xml:space="preserve">2 </w:t>
-      </w:r>
-      <w:r>
-        <w:rPr>
-          <w:rFonts w:ascii="Noto Serif SC" w:eastAsia="Noto Serif SC" w:hAnsi="Noto Serif SC" w:cs="Noto Serif"/>
-          <w:sz w:val="24"/>
-          <w:szCs w:val="24"/>
-          <w:lang w:val="en-US"/>
-        </w:rPr>
-        <w:t>Daruan</w:t>
-      </w:r>
-    </w:p>
-    <w:p>
-      <w:pPr>
-        <w:spacing w:after="120"/>
-        <w:rPr>
-          <w:rFonts w:ascii="Noto Serif SC" w:eastAsia="Noto Serif SC" w:hAnsi="Noto Serif SC" w:cs="Noto Serif"/>
-          <w:sz w:val="24"/>
-          <w:szCs w:val="24"/>
-          <w:lang w:val="en-US"/>
-        </w:rPr>
-      </w:pPr>
-      <w:r>
-        <w:rPr>
-          <w:rFonts w:ascii="Noto Serif SC" w:eastAsia="Noto Serif SC" w:hAnsi="Noto Serif SC" w:cs="Noto Serif"/>
-          <w:sz w:val="24"/>
-          <w:szCs w:val="24"/>
-          <w:lang w:val="en-US"/>
-        </w:rPr>
-        <w:t>1</w:t>
-      </w:r>
-      <w:r>
-        <w:rPr>
-          <w:rFonts w:ascii="Noto Serif SC" w:eastAsia="Noto Serif SC" w:hAnsi="Noto Serif SC" w:cs="Noto Serif" w:hint="eastAsia"/>
-          <w:sz w:val="24"/>
-          <w:szCs w:val="24"/>
-        </w:rPr>
-        <w:t>古筝</w:t>
-      </w:r>
-      <w:r>
-        <w:rPr>
-          <w:rFonts w:ascii="Noto Serif SC" w:eastAsia="Noto Serif SC" w:hAnsi="Noto Serif SC" w:cs="Noto Serif"/>
-          <w:sz w:val="24"/>
-          <w:szCs w:val="24"/>
-          <w:lang w:val="en-US"/>
-        </w:rPr>
-        <w:t xml:space="preserve"> </w:t>
-      </w:r>
-      <w:r>
-        <w:rPr>
-          <w:rFonts w:ascii="Noto Serif SC" w:eastAsia="Noto Serif SC" w:hAnsi="Noto Serif SC" w:cs="Noto Serif"/>
-          <w:sz w:val="24"/>
-          <w:szCs w:val="24"/>
-          <w:lang w:val="en-US"/>
-        </w:rPr>
-        <w:t xml:space="preserve">1 </w:t>
-      </w:r>
-      <w:r>
-        <w:rPr>
-          <w:rFonts w:ascii="Noto Serif SC" w:eastAsia="Noto Serif SC" w:hAnsi="Noto Serif SC" w:cs="Noto Serif"/>
-          <w:sz w:val="24"/>
-          <w:szCs w:val="24"/>
-          <w:lang w:val="en-US"/>
-        </w:rPr>
-        <w:t>Guzheng</w:t>
-      </w:r>
-    </w:p>
-    <w:p>
-      <w:pPr>
-        <w:rPr>
-          <w:rFonts w:ascii="Noto Serif SC" w:eastAsia="Noto Serif SC" w:hAnsi="Noto Serif SC" w:cs="Noto Serif"/>
-          <w:sz w:val="24"/>
-          <w:szCs w:val="24"/>
-          <w:lang w:val="en-US"/>
-        </w:rPr>
-      </w:pPr>
-      <w:r>
-        <w:rPr>
-          <w:rFonts w:ascii="Noto Serif SC" w:eastAsia="Noto Serif SC" w:hAnsi="Noto Serif SC" w:cs="Noto Serif"/>
-          <w:sz w:val="24"/>
-          <w:szCs w:val="24"/>
-          <w:lang w:val="en-US"/>
-        </w:rPr>
-        <w:t>1</w:t>
-      </w:r>
-      <w:r>
-        <w:rPr>
-          <w:rFonts w:ascii="Noto Serif SC" w:eastAsia="Noto Serif SC" w:hAnsi="Noto Serif SC" w:cs="Noto Serif" w:hint="eastAsia"/>
-          <w:sz w:val="24"/>
-          <w:szCs w:val="24"/>
-          <w:lang w:val="en-US"/>
-        </w:rPr>
-        <w:t>竖琴</w:t>
-      </w:r>
-      <w:r>
-        <w:rPr>
-          <w:rFonts w:ascii="Noto Serif SC" w:eastAsia="Noto Serif SC" w:hAnsi="Noto Serif SC" w:cs="Noto Serif"/>
-          <w:sz w:val="24"/>
-          <w:szCs w:val="24"/>
-          <w:lang w:val="en-US"/>
-        </w:rPr>
-        <w:t xml:space="preserve"> </w:t>
-      </w:r>
-      <w:r>
-        <w:rPr>
-          <w:rFonts w:ascii="Noto Serif SC" w:eastAsia="Noto Serif SC" w:hAnsi="Noto Serif SC" w:cs="Noto Serif"/>
-          <w:sz w:val="24"/>
-          <w:szCs w:val="24"/>
-          <w:lang w:val="en-US"/>
-        </w:rPr>
-        <w:t xml:space="preserve">1 </w:t>
-      </w:r>
-      <w:r>
-        <w:rPr>
-          <w:rFonts w:ascii="Noto Serif SC" w:eastAsia="Noto Serif SC" w:hAnsi="Noto Serif SC" w:cs="Noto Serif"/>
-          <w:sz w:val="24"/>
-          <w:szCs w:val="24"/>
-          <w:lang w:val="en-US"/>
-        </w:rPr>
-        <w:t>Harp</w:t>
-      </w:r>
-    </w:p>
-    <w:p>
-      <w:pPr>
-        <w:rPr>
-          <w:rFonts w:ascii="Noto Serif SC" w:eastAsia="Noto Serif SC" w:hAnsi="Noto Serif SC" w:cs="Noto Serif"/>
-          <w:sz w:val="24"/>
-          <w:szCs w:val="24"/>
-          <w:lang w:val="en-US"/>
-        </w:rPr>
-      </w:pPr>
-    </w:p>
-    <w:p>
-      <w:pPr>
-        <w:rPr>
-          <w:rFonts w:ascii="Noto Serif SC" w:eastAsia="Noto Serif SC" w:hAnsi="Noto Serif SC" w:cs="Noto Serif"/>
-          <w:sz w:val="24"/>
-          <w:szCs w:val="24"/>
-          <w:lang w:val="en-US"/>
-        </w:rPr>
-      </w:pPr>
-      <w:r>
-        <w:rPr>
-          <w:rFonts w:ascii="Noto Serif SC" w:eastAsia="Noto Serif SC" w:hAnsi="Noto Serif SC" w:cs="Noto Serif"/>
-          <w:sz w:val="24"/>
-          <w:szCs w:val="24"/>
-        </w:rPr>
-        <w:t>6</w:t>
-      </w:r>
-      <w:r>
-        <w:rPr>
-          <w:rFonts w:ascii="Noto Serif SC" w:eastAsia="Noto Serif SC" w:hAnsi="Noto Serif SC" w:cs="Noto Serif" w:hint="eastAsia"/>
-          <w:sz w:val="24"/>
-          <w:szCs w:val="24"/>
-        </w:rPr>
-        <w:t xml:space="preserve"> 打击乐 </w:t>
-      </w:r>
-      <w:r>
-        <w:rPr>
-          <w:rFonts w:ascii="Noto Serif SC" w:eastAsia="Noto Serif SC" w:hAnsi="Noto Serif SC" w:cs="Noto Serif"/>
-          <w:sz w:val="24"/>
-          <w:szCs w:val="24"/>
-        </w:rPr>
-        <w:t>6</w:t>
-      </w:r>
-      <w:r>
-        <w:rPr>
-          <w:rFonts w:ascii="Noto Serif SC" w:eastAsia="Noto Serif SC" w:hAnsi="Noto Serif SC" w:cs="Noto Serif"/>
-          <w:sz w:val="24"/>
-          <w:szCs w:val="24"/>
-        </w:rPr>
-        <w:t xml:space="preserve"> Percussion</w:t>
-      </w:r>
-    </w:p>
-    <w:p>
-      <w:pPr>
-        <w:ind w:left="288"/>
-        <w:rPr>
-          <w:rFonts w:ascii="Noto Serif SC" w:eastAsia="Noto Serif SC" w:hAnsi="Noto Serif SC" w:cs="Noto Serif"/>
-          <w:sz w:val="20"/>
-          <w:szCs w:val="20"/>
-          <w:lang w:val="en-GB"/>
-        </w:rPr>
-      </w:pPr>
-      <w:r>
-        <w:rPr>
-          <w:rFonts w:ascii="Noto Serif SC" w:eastAsia="Noto Serif SC" w:hAnsi="Noto Serif SC" w:cs="Noto Serif"/>
-          <w:sz w:val="20"/>
-          <w:szCs w:val="20"/>
-        </w:rPr>
-        <w:t xml:space="preserve">I: </w:t>
-      </w:r>
-      <w:r>
-        <w:rPr>
-          <w:rFonts w:ascii="Noto Serif SC" w:eastAsia="Noto Serif SC" w:hAnsi="Noto Serif SC" w:cs="Noto Serif"/>
-          <w:sz w:val="20"/>
-          <w:szCs w:val="20"/>
-        </w:rPr>
-        <w:t>(</w:t>
-      </w:r>
-      <w:r>
-        <w:rPr>
-          <w:rFonts w:ascii="Noto Serif SC" w:eastAsia="Noto Serif SC" w:hAnsi="Noto Serif SC" w:cs="Noto Serif" w:hint="eastAsia"/>
-          <w:sz w:val="20"/>
-          <w:szCs w:val="20"/>
-        </w:rPr>
-        <w:t>西方</w:t>
-      </w:r>
-      <w:r>
-        <w:rPr>
-          <w:rFonts w:ascii="Noto Serif SC" w:eastAsia="Noto Serif SC" w:hAnsi="Noto Serif SC" w:cs="Noto Serif"/>
-          <w:sz w:val="20"/>
-          <w:szCs w:val="20"/>
-        </w:rPr>
-        <w:t xml:space="preserve">) </w:t>
-      </w:r>
-      <w:r>
-        <w:rPr>
-          <w:rFonts w:ascii="Noto Serif SC" w:eastAsia="Noto Serif SC" w:hAnsi="Noto Serif SC" w:cs="Noto Serif" w:hint="eastAsia"/>
-          <w:sz w:val="20"/>
-          <w:szCs w:val="20"/>
-        </w:rPr>
-        <w:t>木鱼</w:t>
-      </w:r>
-      <w:r>
-        <w:rPr>
-          <w:rFonts w:ascii="Noto Serif SC" w:eastAsia="Noto Serif SC" w:hAnsi="Noto Serif SC" w:cs="Noto Serif"/>
-          <w:sz w:val="20"/>
-          <w:szCs w:val="20"/>
-        </w:rPr>
-        <w:t xml:space="preserve"> Woodblocks, </w:t>
-      </w:r>
-      <w:r>
-        <w:rPr>
-          <w:rFonts w:ascii="Noto Serif SC" w:eastAsia="Noto Serif SC" w:hAnsi="Noto Serif SC" w:cs="Noto Serif" w:hint="eastAsia"/>
-          <w:sz w:val="20"/>
-          <w:szCs w:val="20"/>
-        </w:rPr>
-        <w:t>钟琴</w:t>
-      </w:r>
-      <w:r>
-        <w:rPr>
-          <w:rFonts w:ascii="Noto Serif SC" w:eastAsia="Noto Serif SC" w:hAnsi="Noto Serif SC" w:cs="Noto Serif"/>
-          <w:sz w:val="20"/>
-          <w:szCs w:val="20"/>
-        </w:rPr>
-        <w:t xml:space="preserve"> Glockenspiel, </w:t>
-      </w:r>
-      <w:r>
-        <w:rPr>
-          <w:rFonts w:ascii="Noto Serif SC" w:eastAsia="Noto Serif SC" w:hAnsi="Noto Serif SC" w:cs="Noto Serif" w:hint="eastAsia"/>
-          <w:sz w:val="20"/>
-          <w:szCs w:val="20"/>
-        </w:rPr>
-        <w:t>云锣</w:t>
-      </w:r>
-      <w:r>
-        <w:rPr>
-          <w:rFonts w:ascii="Noto Serif SC" w:eastAsia="Noto Serif SC" w:hAnsi="Noto Serif SC" w:cs="Noto Serif"/>
-          <w:sz w:val="20"/>
-          <w:szCs w:val="20"/>
-        </w:rPr>
-        <w:t xml:space="preserve"> Yunluo, </w:t>
-      </w:r>
-      <w:r>
-        <w:rPr>
-          <w:rFonts w:ascii="Noto Serif SC" w:eastAsia="Noto Serif SC" w:hAnsi="Noto Serif SC" w:cs="Noto Serif" w:hint="eastAsia"/>
-          <w:sz w:val="20"/>
-          <w:szCs w:val="20"/>
-        </w:rPr>
-        <w:t>小堂鼓</w:t>
-      </w:r>
-      <w:r>
-        <w:rPr>
-          <w:rFonts w:ascii="Noto Serif SC" w:eastAsia="Noto Serif SC" w:hAnsi="Noto Serif SC" w:cs="Noto Serif"/>
-          <w:sz w:val="20"/>
-          <w:szCs w:val="20"/>
-        </w:rPr>
-        <w:t xml:space="preserve"> </w:t>
-      </w:r>
-      <w:proofErr w:type="spellStart"/>
-      <w:r>
-        <w:rPr>
-          <w:rFonts w:ascii="Noto Serif SC" w:eastAsia="Noto Serif SC" w:hAnsi="Noto Serif SC" w:cs="Noto Serif"/>
-          <w:sz w:val="20"/>
-          <w:szCs w:val="20"/>
-        </w:rPr>
-        <w:t>Xiaotanggu</w:t>
-      </w:r>
-      <w:proofErr w:type="spellEnd"/>
-      <w:r>
-        <w:rPr>
-          <w:rFonts w:ascii="Noto Serif SC" w:eastAsia="Noto Serif SC" w:hAnsi="Noto Serif SC" w:cs="Noto Serif"/>
-          <w:sz w:val="20"/>
-          <w:szCs w:val="20"/>
-        </w:rPr>
-        <w:t xml:space="preserve">, </w:t>
-      </w:r>
-      <w:r>
-        <w:rPr>
-          <w:rFonts w:ascii="Noto Serif SC" w:eastAsia="Noto Serif SC" w:hAnsi="Noto Serif SC" w:cs="Noto Serif" w:hint="eastAsia"/>
-          <w:sz w:val="20"/>
-          <w:szCs w:val="20"/>
-        </w:rPr>
-        <w:t>排鼓</w:t>
-      </w:r>
-      <w:r>
-        <w:rPr>
-          <w:rFonts w:ascii="Noto Serif SC" w:eastAsia="Noto Serif SC" w:hAnsi="Noto Serif SC" w:cs="Noto Serif"/>
-          <w:sz w:val="20"/>
-          <w:szCs w:val="20"/>
-        </w:rPr>
-        <w:t xml:space="preserve"> </w:t>
-      </w:r>
-      <w:proofErr w:type="spellStart"/>
-      <w:r>
-        <w:rPr>
-          <w:rFonts w:ascii="Noto Serif SC" w:eastAsia="Noto Serif SC" w:hAnsi="Noto Serif SC" w:cs="Noto Serif"/>
-          <w:sz w:val="20"/>
-          <w:szCs w:val="20"/>
-        </w:rPr>
-        <w:t>Paigu</w:t>
-      </w:r>
-      <w:proofErr w:type="spellEnd"/>
-      <w:r>
-        <w:rPr>
-          <w:rFonts w:ascii="Noto Serif SC" w:eastAsia="Noto Serif SC" w:hAnsi="Noto Serif SC" w:cs="Noto Serif"/>
-          <w:sz w:val="20"/>
-          <w:szCs w:val="20"/>
-        </w:rPr>
-        <w:t xml:space="preserve">, </w:t>
-      </w:r>
-      <w:r>
-        <w:rPr>
-          <w:rFonts w:ascii="Noto Serif SC" w:eastAsia="Noto Serif SC" w:hAnsi="Noto Serif SC" w:cs="Noto Serif" w:hint="eastAsia"/>
-          <w:sz w:val="20"/>
-          <w:szCs w:val="20"/>
-        </w:rPr>
-        <w:t>木鱼</w:t>
-      </w:r>
-      <w:r>
-        <w:rPr>
-          <w:rFonts w:ascii="Noto Serif SC" w:eastAsia="Noto Serif SC" w:hAnsi="Noto Serif SC" w:cs="Noto Serif"/>
-          <w:sz w:val="20"/>
-          <w:szCs w:val="20"/>
-        </w:rPr>
-        <w:t xml:space="preserve"> Chinese Woodblock</w:t>
-      </w:r>
-    </w:p>
-    <w:p>
-      <w:pPr>
-        <w:ind w:left="288"/>
-        <w:rPr>
-          <w:rFonts w:ascii="Noto Serif SC" w:eastAsia="Noto Serif SC" w:hAnsi="Noto Serif SC" w:cs="Noto Serif"/>
-          <w:sz w:val="20"/>
-          <w:szCs w:val="20"/>
-          <w:lang w:val="en-US"/>
-        </w:rPr>
-      </w:pPr>
-      <w:r>
-        <w:rPr>
-          <w:rFonts w:ascii="Noto Serif SC" w:eastAsia="Noto Serif SC" w:hAnsi="Noto Serif SC" w:cs="Noto Serif"/>
-          <w:sz w:val="20"/>
-          <w:szCs w:val="20"/>
-          <w:lang w:val="en-US"/>
-        </w:rPr>
-        <w:t xml:space="preserve">II: </w:t>
-      </w:r>
-      <w:r>
-        <w:rPr>
-          <w:rFonts w:ascii="Noto Serif SC" w:eastAsia="Noto Serif SC" w:hAnsi="Noto Serif SC" w:cs="Noto Serif" w:hint="eastAsia"/>
-          <w:sz w:val="20"/>
-          <w:szCs w:val="20"/>
-        </w:rPr>
-        <w:t>中国木鱼</w:t>
-      </w:r>
-      <w:r>
-        <w:rPr>
-          <w:rFonts w:ascii="Noto Serif SC" w:eastAsia="Noto Serif SC" w:hAnsi="Noto Serif SC" w:cs="Noto Serif"/>
-          <w:sz w:val="20"/>
-          <w:szCs w:val="20"/>
-        </w:rPr>
-        <w:t xml:space="preserve"> Chinese Woodblock, </w:t>
-      </w:r>
-      <w:r>
-        <w:rPr>
-          <w:rFonts w:ascii="Noto Serif SC" w:eastAsia="Noto Serif SC" w:hAnsi="Noto Serif SC" w:cs="Noto Serif" w:hint="eastAsia"/>
-          <w:sz w:val="20"/>
-          <w:szCs w:val="20"/>
-        </w:rPr>
-        <w:t>颤音琴</w:t>
-      </w:r>
-      <w:r>
-        <w:rPr>
-          <w:rFonts w:ascii="Noto Serif SC" w:eastAsia="Noto Serif SC" w:hAnsi="Noto Serif SC" w:cs="Noto Serif"/>
-          <w:sz w:val="20"/>
-          <w:szCs w:val="20"/>
-        </w:rPr>
-        <w:t xml:space="preserve"> Vibraphone, </w:t>
-      </w:r>
-      <w:r>
-        <w:rPr>
-          <w:rFonts w:ascii="Noto Serif SC" w:eastAsia="Noto Serif SC" w:hAnsi="Noto Serif SC" w:cs="Noto Serif" w:hint="eastAsia"/>
-          <w:sz w:val="20"/>
-          <w:szCs w:val="20"/>
-        </w:rPr>
-        <w:t>大钹</w:t>
-      </w:r>
-      <w:r>
-        <w:rPr>
-          <w:rFonts w:ascii="Noto Serif SC" w:eastAsia="Noto Serif SC" w:hAnsi="Noto Serif SC" w:cs="Noto Serif"/>
-          <w:sz w:val="20"/>
-          <w:szCs w:val="20"/>
-        </w:rPr>
-        <w:t xml:space="preserve"> Dabo</w:t>
-      </w:r>
-      <w:r>
-        <w:rPr>
-          <w:rFonts w:ascii="Noto Serif SC" w:eastAsia="Noto Serif SC" w:hAnsi="Noto Serif SC" w:cs="Noto Serif"/>
-          <w:sz w:val="20"/>
-          <w:szCs w:val="20"/>
-        </w:rPr>
-        <w:t>,</w:t>
-      </w:r>
-      <w:r>
-        <w:rPr>
-          <w:rFonts w:ascii="Noto Serif SC" w:eastAsia="Noto Serif SC" w:hAnsi="Noto Serif SC" w:cs="Noto Serif"/>
-          <w:sz w:val="20"/>
-          <w:szCs w:val="20"/>
-        </w:rPr>
-        <w:t xml:space="preserve"> </w:t>
-      </w:r>
-      <w:r>
-        <w:rPr>
-          <w:rFonts w:ascii="Noto Serif SC" w:eastAsia="Noto Serif SC" w:hAnsi="Noto Serif SC" w:cs="Noto Serif" w:hint="eastAsia"/>
-          <w:sz w:val="20"/>
-          <w:szCs w:val="20"/>
-        </w:rPr>
-        <w:t>排鼓</w:t>
-      </w:r>
-      <w:r>
-        <w:rPr>
-          <w:rFonts w:ascii="Noto Serif SC" w:eastAsia="Noto Serif SC" w:hAnsi="Noto Serif SC" w:cs="Noto Serif"/>
-          <w:sz w:val="20"/>
-          <w:szCs w:val="20"/>
-        </w:rPr>
-        <w:t xml:space="preserve"> </w:t>
-      </w:r>
-      <w:proofErr w:type="spellStart"/>
-      <w:r>
-        <w:rPr>
-          <w:rFonts w:ascii="Noto Serif SC" w:eastAsia="Noto Serif SC" w:hAnsi="Noto Serif SC" w:cs="Noto Serif"/>
-          <w:sz w:val="20"/>
-          <w:szCs w:val="20"/>
-        </w:rPr>
-        <w:t>Paigu</w:t>
-      </w:r>
-      <w:proofErr w:type="spellEnd"/>
-      <w:r>
-        <w:rPr>
-          <w:rFonts w:ascii="Noto Serif SC" w:eastAsia="Noto Serif SC" w:hAnsi="Noto Serif SC" w:cs="Noto Serif"/>
-          <w:sz w:val="20"/>
-          <w:szCs w:val="20"/>
-        </w:rPr>
-        <w:t xml:space="preserve">, </w:t>
-      </w:r>
-      <w:r>
-        <w:rPr>
-          <w:rFonts w:ascii="Noto Serif SC" w:eastAsia="Noto Serif SC" w:hAnsi="Noto Serif SC" w:cs="Noto Serif" w:hint="eastAsia"/>
-          <w:sz w:val="20"/>
-          <w:szCs w:val="20"/>
-        </w:rPr>
-        <w:t>军镲</w:t>
-      </w:r>
-      <w:r>
-        <w:rPr>
-          <w:rFonts w:ascii="Noto Serif SC" w:eastAsia="Noto Serif SC" w:hAnsi="Noto Serif SC" w:cs="Noto Serif"/>
-          <w:sz w:val="20"/>
-          <w:szCs w:val="20"/>
-        </w:rPr>
-        <w:t xml:space="preserve"> Cymbals</w:t>
-      </w:r>
-      <w:r>
-        <w:rPr>
-          <w:rFonts w:ascii="Noto Serif SC" w:eastAsia="Noto Serif SC" w:hAnsi="Noto Serif SC" w:cs="Noto Serif"/>
-          <w:sz w:val="20"/>
-          <w:szCs w:val="20"/>
-        </w:rPr>
-        <w:t>,</w:t>
-      </w:r>
-      <w:r>
-        <w:rPr>
-          <w:rFonts w:ascii="Noto Serif SC" w:eastAsia="Noto Serif SC" w:hAnsi="Noto Serif SC" w:cs="Noto Serif"/>
-          <w:sz w:val="20"/>
-          <w:szCs w:val="20"/>
-        </w:rPr>
-        <w:t xml:space="preserve"> </w:t>
-      </w:r>
-      <w:r>
-        <w:rPr>
-          <w:rFonts w:ascii="Noto Serif SC" w:eastAsia="Noto Serif SC" w:hAnsi="Noto Serif SC" w:cs="Noto Serif" w:hint="eastAsia"/>
-          <w:sz w:val="20"/>
-          <w:szCs w:val="20"/>
-        </w:rPr>
-        <w:t>通通鼓</w:t>
-      </w:r>
-      <w:r>
-        <w:rPr>
-          <w:rFonts w:ascii="Noto Serif SC" w:eastAsia="Noto Serif SC" w:hAnsi="Noto Serif SC" w:cs="Noto Serif"/>
-          <w:sz w:val="20"/>
-          <w:szCs w:val="20"/>
-        </w:rPr>
-        <w:t xml:space="preserve"> Tom-toms</w:t>
-      </w:r>
-    </w:p>
-    <w:p>
-      <w:pPr>
-        <w:ind w:left="288"/>
-        <w:rPr>
-          <w:rFonts w:ascii="Noto Serif SC" w:eastAsia="Noto Serif SC" w:hAnsi="Noto Serif SC" w:cs="Noto Serif"/>
-          <w:sz w:val="20"/>
-          <w:szCs w:val="20"/>
-        </w:rPr>
-      </w:pPr>
-      <w:r>
-        <w:rPr>
-          <w:rFonts w:ascii="Noto Serif SC" w:eastAsia="Noto Serif SC" w:hAnsi="Noto Serif SC" w:cs="Noto Serif"/>
-          <w:sz w:val="20"/>
-          <w:szCs w:val="20"/>
-          <w:lang w:val="en-US"/>
-        </w:rPr>
-        <w:t xml:space="preserve">III: </w:t>
-      </w:r>
-      <w:r>
-        <w:rPr>
-          <w:rFonts w:ascii="Noto Serif SC" w:eastAsia="Noto Serif SC" w:hAnsi="Noto Serif SC" w:cs="Noto Serif" w:hint="eastAsia"/>
-          <w:sz w:val="20"/>
-          <w:szCs w:val="20"/>
-        </w:rPr>
-        <w:t>木琴</w:t>
-      </w:r>
-      <w:r>
-        <w:rPr>
-          <w:rFonts w:ascii="Noto Serif SC" w:eastAsia="Noto Serif SC" w:hAnsi="Noto Serif SC" w:cs="Noto Serif"/>
-          <w:sz w:val="20"/>
-          <w:szCs w:val="20"/>
-        </w:rPr>
-        <w:t xml:space="preserve"> Xylophone, </w:t>
-      </w:r>
-      <w:r>
-        <w:rPr>
-          <w:rFonts w:ascii="Noto Serif SC" w:eastAsia="Noto Serif SC" w:hAnsi="Noto Serif SC" w:cs="Noto Serif" w:hint="eastAsia"/>
-          <w:sz w:val="20"/>
-          <w:szCs w:val="20"/>
-        </w:rPr>
-        <w:t>通通鼓</w:t>
-      </w:r>
-      <w:r>
-        <w:rPr>
-          <w:rFonts w:ascii="Noto Serif SC" w:eastAsia="Noto Serif SC" w:hAnsi="Noto Serif SC" w:cs="Noto Serif"/>
-          <w:sz w:val="20"/>
-          <w:szCs w:val="20"/>
-        </w:rPr>
-        <w:t xml:space="preserve"> Tom-toms, </w:t>
-      </w:r>
-      <w:r>
-        <w:rPr>
-          <w:rFonts w:ascii="Noto Serif SC" w:eastAsia="Noto Serif SC" w:hAnsi="Noto Serif SC" w:cs="Noto Serif" w:hint="eastAsia"/>
-          <w:sz w:val="20"/>
-          <w:szCs w:val="20"/>
-        </w:rPr>
-        <w:t>乐鞭</w:t>
-      </w:r>
-      <w:r>
-        <w:rPr>
-          <w:rFonts w:ascii="Noto Serif SC" w:eastAsia="Noto Serif SC" w:hAnsi="Noto Serif SC" w:cs="Noto Serif"/>
-          <w:sz w:val="20"/>
-          <w:szCs w:val="20"/>
-        </w:rPr>
-        <w:t xml:space="preserve"> Whip, </w:t>
-      </w:r>
-      <w:r>
-        <w:rPr>
-          <w:rFonts w:ascii="Noto Serif SC" w:eastAsia="Noto Serif SC" w:hAnsi="Noto Serif SC" w:cs="Noto Serif" w:hint="eastAsia"/>
-          <w:sz w:val="20"/>
-          <w:szCs w:val="20"/>
-        </w:rPr>
-        <w:t>康嘎鼓</w:t>
-      </w:r>
-      <w:r>
-        <w:rPr>
-          <w:rFonts w:ascii="Noto Serif SC" w:eastAsia="Noto Serif SC" w:hAnsi="Noto Serif SC" w:cs="Noto Serif"/>
-          <w:sz w:val="20"/>
-          <w:szCs w:val="20"/>
-        </w:rPr>
-        <w:t xml:space="preserve"> Congas</w:t>
-      </w:r>
-    </w:p>
-    <w:p>
-      <w:pPr>
-        <w:ind w:left="288"/>
-        <w:rPr>
-          <w:rFonts w:ascii="Noto Serif SC" w:eastAsia="Noto Serif SC" w:hAnsi="Noto Serif SC" w:cs="Noto Serif"/>
-          <w:sz w:val="20"/>
-          <w:szCs w:val="20"/>
-        </w:rPr>
-      </w:pPr>
-      <w:r>
-        <w:rPr>
-          <w:rFonts w:ascii="Noto Serif SC" w:eastAsia="Noto Serif SC" w:hAnsi="Noto Serif SC" w:cs="Noto Serif"/>
-          <w:sz w:val="20"/>
-          <w:szCs w:val="20"/>
-          <w:lang w:val="en-US"/>
-        </w:rPr>
-        <w:t xml:space="preserve">IV: </w:t>
-      </w:r>
-      <w:r>
-        <w:rPr>
-          <w:rFonts w:ascii="Noto Serif SC" w:eastAsia="Noto Serif SC" w:hAnsi="Noto Serif SC" w:cs="Noto Serif" w:hint="eastAsia"/>
-          <w:sz w:val="20"/>
-          <w:szCs w:val="20"/>
-        </w:rPr>
-        <w:t>编钟</w:t>
-      </w:r>
-      <w:r>
-        <w:rPr>
-          <w:rFonts w:ascii="Noto Serif SC" w:eastAsia="Noto Serif SC" w:hAnsi="Noto Serif SC" w:cs="Noto Serif"/>
-          <w:sz w:val="20"/>
-          <w:szCs w:val="20"/>
-        </w:rPr>
-        <w:t xml:space="preserve"> </w:t>
-      </w:r>
-      <w:proofErr w:type="spellStart"/>
-      <w:r>
-        <w:rPr>
-          <w:rFonts w:ascii="Noto Serif SC" w:eastAsia="Noto Serif SC" w:hAnsi="Noto Serif SC" w:cs="Noto Serif"/>
-          <w:sz w:val="20"/>
-          <w:szCs w:val="20"/>
-        </w:rPr>
-        <w:t>Bianzhong</w:t>
-      </w:r>
-      <w:proofErr w:type="spellEnd"/>
-      <w:r>
-        <w:rPr>
-          <w:rFonts w:ascii="Noto Serif SC" w:eastAsia="Noto Serif SC" w:hAnsi="Noto Serif SC" w:cs="Noto Serif"/>
-          <w:sz w:val="20"/>
-          <w:szCs w:val="20"/>
-        </w:rPr>
-        <w:t xml:space="preserve">, </w:t>
-      </w:r>
-      <w:r>
-        <w:rPr>
-          <w:rFonts w:ascii="Noto Serif SC" w:eastAsia="Noto Serif SC" w:hAnsi="Noto Serif SC" w:cs="Noto Serif" w:hint="eastAsia"/>
-          <w:sz w:val="20"/>
-          <w:szCs w:val="20"/>
-        </w:rPr>
-        <w:t>通通鼓</w:t>
-      </w:r>
-      <w:r>
-        <w:rPr>
-          <w:rFonts w:ascii="Noto Serif SC" w:eastAsia="Noto Serif SC" w:hAnsi="Noto Serif SC" w:cs="Noto Serif"/>
-          <w:sz w:val="20"/>
-          <w:szCs w:val="20"/>
-        </w:rPr>
-        <w:t xml:space="preserve"> Tom-toms, </w:t>
-      </w:r>
-      <w:r>
-        <w:rPr>
-          <w:rFonts w:ascii="Noto Serif SC" w:eastAsia="Noto Serif SC" w:hAnsi="Noto Serif SC" w:cs="Noto Serif" w:hint="eastAsia"/>
-          <w:sz w:val="20"/>
-          <w:szCs w:val="20"/>
-        </w:rPr>
-        <w:t>马林巴</w:t>
-      </w:r>
-      <w:r>
-        <w:rPr>
-          <w:rFonts w:ascii="Noto Serif SC" w:eastAsia="Noto Serif SC" w:hAnsi="Noto Serif SC" w:cs="Noto Serif"/>
-          <w:sz w:val="20"/>
-          <w:szCs w:val="20"/>
-        </w:rPr>
-        <w:t xml:space="preserve"> Marimba, </w:t>
-      </w:r>
-      <w:r>
-        <w:rPr>
-          <w:rFonts w:ascii="Noto Serif SC" w:eastAsia="Noto Serif SC" w:hAnsi="Noto Serif SC" w:cs="Noto Serif" w:hint="eastAsia"/>
-          <w:sz w:val="20"/>
-          <w:szCs w:val="20"/>
-        </w:rPr>
-        <w:t>军镲</w:t>
-      </w:r>
-      <w:r>
-        <w:rPr>
-          <w:rFonts w:ascii="Noto Serif SC" w:eastAsia="Noto Serif SC" w:hAnsi="Noto Serif SC" w:cs="Noto Serif"/>
-          <w:sz w:val="20"/>
-          <w:szCs w:val="20"/>
-        </w:rPr>
-        <w:t xml:space="preserve"> </w:t>
-      </w:r>
-      <w:r>
-        <w:rPr>
-          <w:rFonts w:ascii="Noto Serif SC" w:eastAsia="Noto Serif SC" w:hAnsi="Noto Serif SC" w:cs="Noto Serif"/>
-          <w:sz w:val="20"/>
-          <w:szCs w:val="20"/>
-        </w:rPr>
-        <w:t>C</w:t>
-      </w:r>
-      <w:r>
-        <w:rPr>
-          <w:rFonts w:ascii="Noto Serif SC" w:eastAsia="Noto Serif SC" w:hAnsi="Noto Serif SC" w:cs="Noto Serif"/>
-          <w:sz w:val="20"/>
-          <w:szCs w:val="20"/>
-        </w:rPr>
-        <w:t>ymbals</w:t>
-      </w:r>
-    </w:p>
-    <w:p>
-      <w:pPr>
-        <w:ind w:left="288"/>
-        <w:rPr>
-          <w:rFonts w:ascii="Noto Serif SC" w:eastAsia="Noto Serif SC" w:hAnsi="Noto Serif SC" w:cs="Noto Serif"/>
-          <w:sz w:val="20"/>
-          <w:szCs w:val="20"/>
-        </w:rPr>
-      </w:pPr>
-      <w:r>
-        <w:rPr>
-          <w:rFonts w:ascii="Noto Serif SC" w:eastAsia="Noto Serif SC" w:hAnsi="Noto Serif SC" w:cs="Noto Serif"/>
-          <w:sz w:val="20"/>
-          <w:szCs w:val="20"/>
-          <w:lang w:val="en-US"/>
-        </w:rPr>
-        <w:t xml:space="preserve">V: </w:t>
-      </w:r>
-      <w:r>
-        <w:rPr>
-          <w:rFonts w:ascii="Noto Serif SC" w:eastAsia="Noto Serif SC" w:hAnsi="Noto Serif SC" w:cs="Noto Serif" w:hint="eastAsia"/>
-          <w:sz w:val="20"/>
-          <w:szCs w:val="20"/>
-        </w:rPr>
-        <w:t>铓锣</w:t>
-      </w:r>
-      <w:r>
-        <w:rPr>
-          <w:rFonts w:ascii="Noto Serif SC" w:eastAsia="Noto Serif SC" w:hAnsi="Noto Serif SC" w:cs="Noto Serif"/>
-          <w:sz w:val="20"/>
-          <w:szCs w:val="20"/>
-        </w:rPr>
-        <w:t xml:space="preserve"> </w:t>
-      </w:r>
-      <w:proofErr w:type="spellStart"/>
-      <w:r>
-        <w:rPr>
-          <w:rFonts w:ascii="Noto Serif SC" w:eastAsia="Noto Serif SC" w:hAnsi="Noto Serif SC" w:cs="Noto Serif"/>
-          <w:sz w:val="20"/>
-          <w:szCs w:val="20"/>
-        </w:rPr>
-        <w:t>Mangluo</w:t>
-      </w:r>
-      <w:proofErr w:type="spellEnd"/>
-      <w:r>
-        <w:rPr>
-          <w:rFonts w:ascii="Noto Serif SC" w:eastAsia="Noto Serif SC" w:hAnsi="Noto Serif SC" w:cs="Noto Serif"/>
-          <w:sz w:val="20"/>
-          <w:szCs w:val="20"/>
-        </w:rPr>
-        <w:t xml:space="preserve">, </w:t>
-      </w:r>
-      <w:r>
-        <w:rPr>
-          <w:rFonts w:ascii="Noto Serif SC" w:eastAsia="Noto Serif SC" w:hAnsi="Noto Serif SC" w:cs="Noto Serif" w:hint="eastAsia"/>
-          <w:sz w:val="20"/>
-          <w:szCs w:val="20"/>
-        </w:rPr>
-        <w:t>颤音琴</w:t>
-      </w:r>
-      <w:r>
-        <w:rPr>
-          <w:rFonts w:ascii="Noto Serif SC" w:eastAsia="Noto Serif SC" w:hAnsi="Noto Serif SC" w:cs="Noto Serif"/>
-          <w:sz w:val="20"/>
-          <w:szCs w:val="20"/>
-        </w:rPr>
-        <w:t xml:space="preserve"> Vibraphone</w:t>
-      </w:r>
-      <w:r>
-        <w:rPr>
-          <w:rFonts w:ascii="Noto Serif SC" w:eastAsia="Noto Serif SC" w:hAnsi="Noto Serif SC" w:cs="Noto Serif"/>
-          <w:sz w:val="20"/>
-          <w:szCs w:val="20"/>
-        </w:rPr>
-        <w:t>,</w:t>
-      </w:r>
-      <w:r>
-        <w:rPr>
-          <w:rFonts w:ascii="Noto Serif SC" w:eastAsia="Noto Serif SC" w:hAnsi="Noto Serif SC" w:cs="Noto Serif"/>
-          <w:sz w:val="20"/>
-          <w:szCs w:val="20"/>
-        </w:rPr>
-        <w:t xml:space="preserve"> </w:t>
-      </w:r>
-      <w:r>
-        <w:rPr>
-          <w:rFonts w:ascii="Noto Serif SC" w:eastAsia="Noto Serif SC" w:hAnsi="Noto Serif SC" w:cs="Noto Serif" w:hint="eastAsia"/>
-          <w:sz w:val="20"/>
-          <w:szCs w:val="20"/>
-        </w:rPr>
-        <w:t>编钟</w:t>
-      </w:r>
-      <w:r>
-        <w:rPr>
-          <w:rFonts w:ascii="Noto Serif SC" w:eastAsia="Noto Serif SC" w:hAnsi="Noto Serif SC" w:cs="Noto Serif"/>
-          <w:sz w:val="20"/>
-          <w:szCs w:val="20"/>
-        </w:rPr>
-        <w:t xml:space="preserve"> </w:t>
-      </w:r>
-      <w:proofErr w:type="spellStart"/>
-      <w:r>
-        <w:rPr>
-          <w:rFonts w:ascii="Noto Serif SC" w:eastAsia="Noto Serif SC" w:hAnsi="Noto Serif SC" w:cs="Noto Serif"/>
-          <w:sz w:val="20"/>
-          <w:szCs w:val="20"/>
-        </w:rPr>
-        <w:t>Bianzhong</w:t>
-      </w:r>
-      <w:proofErr w:type="spellEnd"/>
-      <w:r>
-        <w:rPr>
-          <w:rFonts w:ascii="Noto Serif SC" w:eastAsia="Noto Serif SC" w:hAnsi="Noto Serif SC" w:cs="Noto Serif"/>
-          <w:sz w:val="20"/>
-          <w:szCs w:val="20"/>
-        </w:rPr>
-        <w:t xml:space="preserve">, </w:t>
-      </w:r>
-      <w:r>
-        <w:rPr>
-          <w:rFonts w:ascii="Noto Serif SC" w:eastAsia="Noto Serif SC" w:hAnsi="Noto Serif SC" w:cs="Noto Serif" w:hint="eastAsia"/>
-          <w:sz w:val="20"/>
-          <w:szCs w:val="20"/>
-        </w:rPr>
-        <w:t>大军鼓</w:t>
-      </w:r>
-      <w:r>
-        <w:rPr>
-          <w:rFonts w:ascii="Noto Serif SC" w:eastAsia="Noto Serif SC" w:hAnsi="Noto Serif SC" w:cs="Noto Serif"/>
-          <w:sz w:val="20"/>
-          <w:szCs w:val="20"/>
-        </w:rPr>
-        <w:t xml:space="preserve"> Bass </w:t>
-      </w:r>
-      <w:r>
-        <w:rPr>
-          <w:rFonts w:ascii="Noto Serif SC" w:eastAsia="Noto Serif SC" w:hAnsi="Noto Serif SC" w:cs="Noto Serif"/>
-          <w:sz w:val="20"/>
-          <w:szCs w:val="20"/>
-        </w:rPr>
-        <w:t>D</w:t>
-      </w:r>
-      <w:r>
-        <w:rPr>
-          <w:rFonts w:ascii="Noto Serif SC" w:eastAsia="Noto Serif SC" w:hAnsi="Noto Serif SC" w:cs="Noto Serif"/>
-          <w:sz w:val="20"/>
-          <w:szCs w:val="20"/>
-        </w:rPr>
-        <w:t xml:space="preserve">rum, </w:t>
-      </w:r>
-      <w:r>
-        <w:rPr>
-          <w:rFonts w:ascii="Noto Serif SC" w:eastAsia="Noto Serif SC" w:hAnsi="Noto Serif SC" w:cs="Noto Serif" w:hint="eastAsia"/>
-          <w:sz w:val="20"/>
-          <w:szCs w:val="20"/>
-        </w:rPr>
-        <w:t>大锣</w:t>
-      </w:r>
-      <w:r>
-        <w:rPr>
-          <w:rFonts w:ascii="Noto Serif SC" w:eastAsia="Noto Serif SC" w:hAnsi="Noto Serif SC" w:cs="Noto Serif"/>
-          <w:sz w:val="20"/>
-          <w:szCs w:val="20"/>
-        </w:rPr>
-        <w:t xml:space="preserve"> </w:t>
-      </w:r>
-      <w:proofErr w:type="spellStart"/>
-      <w:r>
-        <w:rPr>
-          <w:rFonts w:ascii="Noto Serif SC" w:eastAsia="Noto Serif SC" w:hAnsi="Noto Serif SC" w:cs="Noto Serif"/>
-          <w:sz w:val="20"/>
-          <w:szCs w:val="20"/>
-        </w:rPr>
-        <w:t>Daluo</w:t>
-      </w:r>
-      <w:proofErr w:type="spellEnd"/>
-    </w:p>
-    <w:p>
-      <w:pPr>
-        <w:ind w:left="288"/>
-        <w:rPr>
-          <w:rFonts w:ascii="Noto Serif SC" w:eastAsia="Noto Serif SC" w:hAnsi="Noto Serif SC" w:cs="Noto Serif"/>
-          <w:sz w:val="20"/>
-          <w:szCs w:val="20"/>
-          <w:lang w:val="en-US"/>
-        </w:rPr>
-      </w:pPr>
-      <w:r>
-        <w:rPr>
-          <w:rFonts w:ascii="Noto Serif SC" w:eastAsia="Noto Serif SC" w:hAnsi="Noto Serif SC" w:cs="Noto Serif"/>
-          <w:sz w:val="20"/>
-          <w:szCs w:val="20"/>
-        </w:rPr>
-        <w:t xml:space="preserve">VI: </w:t>
-      </w:r>
-      <w:r>
-        <w:rPr>
-          <w:rFonts w:ascii="Noto Serif SC" w:eastAsia="Noto Serif SC" w:hAnsi="Noto Serif SC" w:cs="Noto Serif"/>
-          <w:sz w:val="20"/>
-          <w:szCs w:val="20"/>
-        </w:rPr>
-        <w:t>(</w:t>
-      </w:r>
-      <w:r>
-        <w:rPr>
-          <w:rFonts w:ascii="Noto Serif SC" w:eastAsia="Noto Serif SC" w:hAnsi="Noto Serif SC" w:cs="Noto Serif" w:hint="eastAsia"/>
-          <w:sz w:val="20"/>
-          <w:szCs w:val="20"/>
-        </w:rPr>
-        <w:t>中国</w:t>
-      </w:r>
-      <w:r>
-        <w:rPr>
-          <w:rFonts w:ascii="Noto Serif SC" w:eastAsia="Noto Serif SC" w:hAnsi="Noto Serif SC" w:cs="Noto Serif"/>
-          <w:sz w:val="20"/>
-          <w:szCs w:val="20"/>
-        </w:rPr>
-        <w:t>)</w:t>
-      </w:r>
-      <w:r>
-        <w:rPr>
           <w:rFonts w:ascii="Noto Serif SC" w:eastAsia="Noto Serif SC" w:hAnsi="Noto Serif SC" w:cs="Noto Serif" w:hint="eastAsia"/>
           <w:sz w:val="20"/>
           <w:szCs w:val="20"/>
@@ -5714,25 +5747,7 @@
           <w:sz w:val="20"/>
           <w:szCs w:val="20"/>
         </w:rPr>
-        <w:t xml:space="preserve"> </w:t>
-      </w:r>
-      <w:proofErr w:type="spellStart"/>
-      <w:r>
-        <w:rPr>
-          <w:rFonts w:ascii="Noto Serif SC" w:eastAsia="Noto Serif SC" w:hAnsi="Noto Serif SC" w:cs="Noto Serif"/>
-          <w:sz w:val="20"/>
-          <w:szCs w:val="20"/>
-        </w:rPr>
-        <w:t>Dagu</w:t>
-      </w:r>
-      <w:proofErr w:type="spellEnd"/>
-      <w:r>
-        <w:rPr>
-          <w:rFonts w:ascii="Noto Serif SC" w:eastAsia="Noto Serif SC" w:hAnsi="Noto Serif SC" w:cs="Noto Serif"/>
-          <w:sz w:val="20"/>
-          <w:szCs w:val="20"/>
-        </w:rPr>
-        <w:t xml:space="preserve">, </w:t>
+        <w:t xml:space="preserve"> Dagu, </w:t>
       </w:r>
       <w:proofErr w:type="spellStart"/>
       <w:r>

--- a/Front Matter/Template/3_Front-Matter.docx
+++ b/Front Matter/Template/3_Front-Matter.docx
@@ -1317,7 +1317,7 @@
           <w:b/>
           <w:color w:val="000000" w:themeColor="text1"/>
           <w:sz w:val="24"/>
-          <w:szCs w:val="36"/>
+          <w:szCs w:val="24"/>
         </w:rPr>
       </w:pPr>
       <w:r>
@@ -1326,7 +1326,7 @@
           <w:b/>
           <w:color w:val="000000" w:themeColor="text1"/>
           <w:sz w:val="24"/>
-          <w:szCs w:val="36"/>
+          <w:szCs w:val="24"/>
         </w:rPr>
         <w:lastRenderedPageBreak/>
         <w:t>沉默的婆罗浮屠</w:t>
@@ -1339,7 +1339,7 @@
           <w:b/>
           <w:color w:val="000000" w:themeColor="text1"/>
           <w:sz w:val="20"/>
-          <w:szCs w:val="24"/>
+          <w:szCs w:val="20"/>
         </w:rPr>
       </w:pPr>
       <w:r>
@@ -1348,7 +1348,7 @@
           <w:b/>
           <w:color w:val="000000" w:themeColor="text1"/>
           <w:sz w:val="20"/>
-          <w:szCs w:val="24"/>
+          <w:szCs w:val="20"/>
         </w:rPr>
         <w:t>The Silence of Borobudur</w:t>
       </w:r>
@@ -1359,7 +1359,7 @@
           <w:rFonts w:ascii="Noto Serif SC" w:eastAsia="Noto Serif SC" w:hAnsi="Noto Serif SC" w:cs="Noto Serif"/>
           <w:color w:val="000000" w:themeColor="text1"/>
           <w:sz w:val="20"/>
-          <w:szCs w:val="24"/>
+          <w:szCs w:val="20"/>
           <w:lang w:val="en-GB"/>
         </w:rPr>
       </w:pPr>
@@ -1370,7 +1370,7 @@
           <w:rFonts w:ascii="Noto Serif SC" w:eastAsia="Noto Serif SC" w:hAnsi="Noto Serif SC" w:cs="Noto Serif"/>
           <w:color w:val="000000" w:themeColor="text1"/>
           <w:sz w:val="20"/>
-          <w:szCs w:val="24"/>
+          <w:szCs w:val="20"/>
         </w:rPr>
       </w:pPr>
       <w:r>
@@ -1378,7 +1378,7 @@
           <w:rFonts w:ascii="Noto Serif SC" w:eastAsia="Noto Serif SC" w:hAnsi="Noto Serif SC" w:cs="Noto Serif"/>
           <w:color w:val="000000" w:themeColor="text1"/>
           <w:sz w:val="20"/>
-          <w:szCs w:val="24"/>
+          <w:szCs w:val="20"/>
         </w:rPr>
         <w:t>ISMN</w:t>
       </w:r>
@@ -1389,7 +1389,7 @@
           <w:rFonts w:ascii="Noto Serif SC" w:eastAsia="Noto Serif SC" w:hAnsi="Noto Serif SC" w:cs="Noto Serif"/>
           <w:color w:val="000000" w:themeColor="text1"/>
           <w:sz w:val="20"/>
-          <w:szCs w:val="24"/>
+          <w:szCs w:val="20"/>
         </w:rPr>
       </w:pPr>
     </w:p>
@@ -1399,7 +1399,7 @@
           <w:rFonts w:ascii="Noto Serif SC" w:eastAsia="Noto Serif SC" w:hAnsi="Noto Serif SC" w:cs="Noto Serif"/>
           <w:color w:val="000000" w:themeColor="text1"/>
           <w:sz w:val="20"/>
-          <w:szCs w:val="24"/>
+          <w:szCs w:val="20"/>
         </w:rPr>
       </w:pPr>
       <w:r>
@@ -1407,7 +1407,7 @@
           <w:rFonts w:ascii="Noto Serif SC" w:eastAsia="Noto Serif SC" w:hAnsi="Noto Serif SC" w:cs="Noto Serif"/>
           <w:color w:val="000000" w:themeColor="text1"/>
           <w:sz w:val="20"/>
-          <w:szCs w:val="24"/>
+          <w:szCs w:val="20"/>
         </w:rPr>
         <w:t xml:space="preserve">Copyright © Singapore Chinese Orchestra Co. Ltd. All rights reserved. </w:t>
       </w:r>
@@ -1418,7 +1418,7 @@
           <w:rFonts w:ascii="Noto Serif SC" w:eastAsia="Noto Serif SC" w:hAnsi="Noto Serif SC" w:cs="Noto Serif"/>
           <w:color w:val="000000" w:themeColor="text1"/>
           <w:sz w:val="20"/>
-          <w:szCs w:val="24"/>
+          <w:szCs w:val="20"/>
         </w:rPr>
       </w:pPr>
     </w:p>
@@ -1427,7 +1427,8 @@
         <w:rPr>
           <w:rFonts w:ascii="Noto Serif SC" w:eastAsia="Noto Serif SC" w:hAnsi="Noto Serif SC" w:cs="Noto Serif"/>
           <w:color w:val="000000" w:themeColor="text1"/>
-          <w:szCs w:val="32"/>
+          <w:sz w:val="20"/>
+          <w:szCs w:val="20"/>
           <w:lang w:val="en-US"/>
         </w:rPr>
       </w:pPr>
@@ -1435,7 +1436,8 @@
         <w:rPr>
           <w:rFonts w:ascii="Noto Serif SC" w:eastAsia="Noto Serif SC" w:hAnsi="Noto Serif SC" w:cs="Noto Serif"/>
           <w:color w:val="000000" w:themeColor="text1"/>
-          <w:szCs w:val="32"/>
+          <w:sz w:val="20"/>
+          <w:szCs w:val="20"/>
         </w:rPr>
         <w:t>版权所有, 未经许可, 不得以任何形式印刷、复制、扫描或发行。</w:t>
       </w:r>
@@ -1446,7 +1448,7 @@
           <w:rFonts w:ascii="Noto Serif SC" w:eastAsia="Noto Serif SC" w:hAnsi="Noto Serif SC" w:cs="Noto Serif"/>
           <w:color w:val="000000" w:themeColor="text1"/>
           <w:sz w:val="20"/>
-          <w:szCs w:val="24"/>
+          <w:szCs w:val="20"/>
         </w:rPr>
       </w:pPr>
       <w:r>
@@ -1454,7 +1456,7 @@
           <w:rFonts w:ascii="Noto Serif SC" w:eastAsia="Noto Serif SC" w:hAnsi="Noto Serif SC" w:cs="Noto Serif"/>
           <w:color w:val="000000" w:themeColor="text1"/>
           <w:sz w:val="20"/>
-          <w:szCs w:val="24"/>
+          <w:szCs w:val="20"/>
         </w:rPr>
         <w:t xml:space="preserve">Unauthorised printing, reproduction, scanning or distribution is strictly prohibited </w:t>
       </w:r>
@@ -1465,7 +1467,7 @@
           <w:rFonts w:ascii="Noto Serif SC" w:eastAsia="Noto Serif SC" w:hAnsi="Noto Serif SC" w:cs="Noto Serif"/>
           <w:color w:val="000000" w:themeColor="text1"/>
           <w:sz w:val="20"/>
-          <w:szCs w:val="24"/>
+          <w:szCs w:val="20"/>
         </w:rPr>
       </w:pPr>
       <w:r>
@@ -1473,7 +1475,7 @@
           <w:rFonts w:ascii="Noto Serif SC" w:eastAsia="Noto Serif SC" w:hAnsi="Noto Serif SC" w:cs="Noto Serif"/>
           <w:color w:val="000000" w:themeColor="text1"/>
           <w:sz w:val="20"/>
-          <w:szCs w:val="24"/>
+          <w:szCs w:val="20"/>
         </w:rPr>
         <w:t>without the express permission of the copyright holder.</w:t>
       </w:r>
@@ -1484,7 +1486,7 @@
           <w:rFonts w:ascii="Noto Serif SC" w:eastAsia="Noto Serif SC" w:hAnsi="Noto Serif SC" w:cs="Noto Serif"/>
           <w:color w:val="000000" w:themeColor="text1"/>
           <w:sz w:val="20"/>
-          <w:szCs w:val="24"/>
+          <w:szCs w:val="20"/>
         </w:rPr>
       </w:pPr>
     </w:p>
@@ -1494,7 +1496,7 @@
           <w:rFonts w:ascii="Noto Serif SC" w:eastAsia="Noto Serif SC" w:hAnsi="Noto Serif SC" w:cs="Noto Serif"/>
           <w:color w:val="000000" w:themeColor="text1"/>
           <w:sz w:val="20"/>
-          <w:szCs w:val="24"/>
+          <w:szCs w:val="20"/>
           <w:lang w:val="en-US"/>
         </w:rPr>
       </w:pPr>
@@ -1503,7 +1505,7 @@
           <w:rFonts w:ascii="Noto Serif SC" w:eastAsia="Noto Serif SC" w:hAnsi="Noto Serif SC" w:cs="Noto Serif"/>
           <w:color w:val="000000" w:themeColor="text1"/>
           <w:sz w:val="20"/>
-          <w:szCs w:val="24"/>
+          <w:szCs w:val="20"/>
         </w:rPr>
         <w:t>印刷于新加坡。</w:t>
       </w:r>
@@ -1514,7 +1516,7 @@
           <w:rFonts w:ascii="Noto Serif SC" w:eastAsia="Noto Serif SC" w:hAnsi="Noto Serif SC" w:cs="Noto Serif"/>
           <w:color w:val="000000" w:themeColor="text1"/>
           <w:sz w:val="20"/>
-          <w:szCs w:val="24"/>
+          <w:szCs w:val="20"/>
         </w:rPr>
       </w:pPr>
       <w:r>
@@ -1522,7 +1524,7 @@
           <w:rFonts w:ascii="Noto Serif SC" w:eastAsia="Noto Serif SC" w:hAnsi="Noto Serif SC" w:cs="Noto Serif"/>
           <w:color w:val="000000" w:themeColor="text1"/>
           <w:sz w:val="20"/>
-          <w:szCs w:val="24"/>
+          <w:szCs w:val="20"/>
         </w:rPr>
         <w:t>Printed in Singapore.</w:t>
       </w:r>
@@ -1533,7 +1535,7 @@
           <w:rFonts w:ascii="Noto Serif SC" w:eastAsia="Noto Serif SC" w:hAnsi="Noto Serif SC" w:cs="Noto Serif"/>
           <w:color w:val="000000" w:themeColor="text1"/>
           <w:sz w:val="20"/>
-          <w:szCs w:val="24"/>
+          <w:szCs w:val="20"/>
         </w:rPr>
       </w:pPr>
     </w:p>
@@ -1543,7 +1545,7 @@
           <w:rFonts w:ascii="Noto Serif SC" w:eastAsia="Noto Serif SC" w:hAnsi="Noto Serif SC" w:cs="Noto Serif"/>
           <w:color w:val="000000" w:themeColor="text1"/>
           <w:sz w:val="20"/>
-          <w:szCs w:val="24"/>
+          <w:szCs w:val="20"/>
           <w:lang w:val="en-US"/>
         </w:rPr>
       </w:pPr>
@@ -1552,7 +1554,7 @@
           <w:rFonts w:ascii="Noto Serif SC" w:eastAsia="Noto Serif SC" w:hAnsi="Noto Serif SC" w:cs="Noto Serif"/>
           <w:color w:val="000000" w:themeColor="text1"/>
           <w:sz w:val="20"/>
-          <w:szCs w:val="24"/>
+          <w:szCs w:val="20"/>
           <w:lang w:val="en-US"/>
         </w:rPr>
         <w:t>新加坡华乐团有限公司</w:t>
@@ -1564,7 +1566,7 @@
           <w:rFonts w:ascii="Noto Serif SC" w:eastAsia="Noto Serif SC" w:hAnsi="Noto Serif SC" w:cs="Noto Serif"/>
           <w:color w:val="000000" w:themeColor="text1"/>
           <w:sz w:val="20"/>
-          <w:szCs w:val="24"/>
+          <w:szCs w:val="20"/>
           <w:lang w:val="en-US"/>
         </w:rPr>
       </w:pPr>
@@ -1573,7 +1575,7 @@
           <w:rFonts w:ascii="Noto Serif SC" w:eastAsia="Noto Serif SC" w:hAnsi="Noto Serif SC" w:cs="Noto Serif"/>
           <w:color w:val="000000" w:themeColor="text1"/>
           <w:sz w:val="20"/>
-          <w:szCs w:val="24"/>
+          <w:szCs w:val="20"/>
           <w:lang w:val="en-US"/>
         </w:rPr>
         <w:t>珊顿道7号</w:t>
@@ -1585,7 +1587,7 @@
           <w:rFonts w:ascii="Noto Serif SC" w:eastAsia="Noto Serif SC" w:hAnsi="Noto Serif SC" w:cs="Noto Serif"/>
           <w:color w:val="000000" w:themeColor="text1"/>
           <w:sz w:val="20"/>
-          <w:szCs w:val="24"/>
+          <w:szCs w:val="20"/>
           <w:lang w:val="en-US"/>
         </w:rPr>
       </w:pPr>
@@ -1594,7 +1596,7 @@
           <w:rFonts w:ascii="Noto Serif SC" w:eastAsia="Noto Serif SC" w:hAnsi="Noto Serif SC" w:cs="Noto Serif"/>
           <w:color w:val="000000" w:themeColor="text1"/>
           <w:sz w:val="20"/>
-          <w:szCs w:val="24"/>
+          <w:szCs w:val="20"/>
           <w:lang w:val="en-US"/>
         </w:rPr>
         <w:t>新加坡大会堂</w:t>
@@ -1606,7 +1608,7 @@
           <w:rFonts w:ascii="Noto Serif SC" w:eastAsia="Noto Serif SC" w:hAnsi="Noto Serif SC" w:cs="Noto Serif"/>
           <w:color w:val="000000" w:themeColor="text1"/>
           <w:sz w:val="20"/>
-          <w:szCs w:val="24"/>
+          <w:szCs w:val="20"/>
           <w:lang w:val="en-US"/>
         </w:rPr>
       </w:pPr>
@@ -1615,7 +1617,7 @@
           <w:rFonts w:ascii="Noto Serif SC" w:eastAsia="Noto Serif SC" w:hAnsi="Noto Serif SC" w:cs="Noto Serif"/>
           <w:color w:val="000000" w:themeColor="text1"/>
           <w:sz w:val="20"/>
-          <w:szCs w:val="24"/>
+          <w:szCs w:val="20"/>
           <w:lang w:val="en-US"/>
         </w:rPr>
         <w:t>新加坡邮区 068810</w:t>
@@ -1627,7 +1629,7 @@
           <w:rFonts w:ascii="Noto Serif SC" w:eastAsia="Noto Serif SC" w:hAnsi="Noto Serif SC" w:cs="Noto Serif"/>
           <w:color w:val="000000" w:themeColor="text1"/>
           <w:sz w:val="20"/>
-          <w:szCs w:val="24"/>
+          <w:szCs w:val="20"/>
         </w:rPr>
       </w:pPr>
     </w:p>
@@ -1637,7 +1639,7 @@
           <w:rFonts w:ascii="Noto Serif SC" w:eastAsia="Noto Serif SC" w:hAnsi="Noto Serif SC" w:cs="Noto Serif"/>
           <w:color w:val="000000" w:themeColor="text1"/>
           <w:sz w:val="20"/>
-          <w:szCs w:val="24"/>
+          <w:szCs w:val="20"/>
           <w:lang w:val="en-US"/>
         </w:rPr>
       </w:pPr>
@@ -1646,7 +1648,7 @@
           <w:rFonts w:ascii="Noto Serif SC" w:eastAsia="Noto Serif SC" w:hAnsi="Noto Serif SC" w:cs="Noto Serif"/>
           <w:color w:val="000000" w:themeColor="text1"/>
           <w:sz w:val="20"/>
-          <w:szCs w:val="24"/>
+          <w:szCs w:val="20"/>
           <w:lang w:val="en-US"/>
         </w:rPr>
         <w:t>Singapore Chinese Orchestra Co. Ltd.</w:t>
@@ -1658,7 +1660,7 @@
           <w:rFonts w:ascii="Noto Serif SC" w:eastAsia="Noto Serif SC" w:hAnsi="Noto Serif SC" w:cs="Noto Serif"/>
           <w:color w:val="000000" w:themeColor="text1"/>
           <w:sz w:val="20"/>
-          <w:szCs w:val="24"/>
+          <w:szCs w:val="20"/>
           <w:lang w:val="en-US"/>
         </w:rPr>
       </w:pPr>
@@ -1667,7 +1669,7 @@
           <w:rFonts w:ascii="Noto Serif SC" w:eastAsia="Noto Serif SC" w:hAnsi="Noto Serif SC" w:cs="Noto Serif"/>
           <w:color w:val="000000" w:themeColor="text1"/>
           <w:sz w:val="20"/>
-          <w:szCs w:val="24"/>
+          <w:szCs w:val="20"/>
           <w:lang w:val="en-US"/>
         </w:rPr>
         <w:t>7 Shenton Way</w:t>
@@ -1679,7 +1681,7 @@
           <w:rFonts w:ascii="Noto Serif SC" w:eastAsia="Noto Serif SC" w:hAnsi="Noto Serif SC" w:cs="Noto Serif"/>
           <w:color w:val="000000" w:themeColor="text1"/>
           <w:sz w:val="20"/>
-          <w:szCs w:val="24"/>
+          <w:szCs w:val="20"/>
           <w:lang w:val="en-US"/>
         </w:rPr>
       </w:pPr>
@@ -1688,7 +1690,7 @@
           <w:rFonts w:ascii="Noto Serif SC" w:eastAsia="Noto Serif SC" w:hAnsi="Noto Serif SC" w:cs="Noto Serif"/>
           <w:color w:val="000000" w:themeColor="text1"/>
           <w:sz w:val="20"/>
-          <w:szCs w:val="24"/>
+          <w:szCs w:val="20"/>
           <w:lang w:val="en-US"/>
         </w:rPr>
         <w:t>Singapore Conference Hall</w:t>
@@ -1700,7 +1702,7 @@
           <w:rFonts w:ascii="Noto Serif SC" w:eastAsia="Noto Serif SC" w:hAnsi="Noto Serif SC" w:cs="Noto Serif"/>
           <w:color w:val="000000" w:themeColor="text1"/>
           <w:sz w:val="20"/>
-          <w:szCs w:val="24"/>
+          <w:szCs w:val="20"/>
           <w:lang w:val="en-US"/>
         </w:rPr>
       </w:pPr>
@@ -1709,7 +1711,7 @@
           <w:rFonts w:ascii="Noto Serif SC" w:eastAsia="Noto Serif SC" w:hAnsi="Noto Serif SC" w:cs="Noto Serif"/>
           <w:color w:val="000000" w:themeColor="text1"/>
           <w:sz w:val="20"/>
-          <w:szCs w:val="24"/>
+          <w:szCs w:val="20"/>
           <w:lang w:val="en-US"/>
         </w:rPr>
         <w:t>Singapore 068810</w:t>
@@ -1866,8 +1868,8 @@
         <w:rPr>
           <w:rFonts w:ascii="Noto Serif SC" w:eastAsia="Noto Serif SC" w:hAnsi="Noto Serif SC" w:cs="Noto Serif"/>
           <w:b/>
-          <w:sz w:val="36"/>
-          <w:szCs w:val="36"/>
+          <w:sz w:val="20"/>
+          <w:szCs w:val="20"/>
           <w:lang w:val="en-US" w:eastAsia="zh-TW"/>
         </w:rPr>
       </w:pPr>
@@ -5747,7 +5749,25 @@
           <w:sz w:val="20"/>
           <w:szCs w:val="20"/>
         </w:rPr>
-        <w:t xml:space="preserve"> Dagu, </w:t>
+        <w:t xml:space="preserve"> </w:t>
+      </w:r>
+      <w:proofErr w:type="spellStart"/>
+      <w:r>
+        <w:rPr>
+          <w:rFonts w:ascii="Noto Serif SC" w:eastAsia="Noto Serif SC" w:hAnsi="Noto Serif SC" w:cs="Noto Serif"/>
+          <w:sz w:val="20"/>
+          <w:szCs w:val="20"/>
+        </w:rPr>
+        <w:t>Dagu</w:t>
+      </w:r>
+      <w:proofErr w:type="spellEnd"/>
+      <w:r>
+        <w:rPr>
+          <w:rFonts w:ascii="Noto Serif SC" w:eastAsia="Noto Serif SC" w:hAnsi="Noto Serif SC" w:cs="Noto Serif"/>
+          <w:sz w:val="20"/>
+          <w:szCs w:val="20"/>
+        </w:rPr>
+        <w:t xml:space="preserve">, </w:t>
       </w:r>
       <w:proofErr w:type="spellStart"/>
       <w:r>

--- a/Front Matter/Template/3_Front-Matter.docx
+++ b/Front Matter/Template/3_Front-Matter.docx
@@ -3016,7 +3016,23 @@
           <w:sz w:val="24"/>
           <w:szCs w:val="24"/>
         </w:rPr>
-        <w:t xml:space="preserve">, Zhu’s works are widely played throughout Europe and Asia. His piece </w:t>
+        <w:t>, Zhu</w:t>
+      </w:r>
+      <w:r>
+        <w:rPr>
+          <w:rFonts w:ascii="Noto Serif SC" w:eastAsia="Noto Serif SC" w:hAnsi="Noto Serif SC" w:cs="Noto Serif"/>
+          <w:sz w:val="24"/>
+          <w:szCs w:val="24"/>
+        </w:rPr>
+        <w:t>'</w:t>
+      </w:r>
+      <w:r>
+        <w:rPr>
+          <w:rFonts w:ascii="Noto Serif SC" w:eastAsia="Noto Serif SC" w:hAnsi="Noto Serif SC" w:cs="Noto Serif"/>
+          <w:sz w:val="24"/>
+          <w:szCs w:val="24"/>
+        </w:rPr>
+        <w:t xml:space="preserve">s works are widely played throughout Europe and Asia. His piece </w:t>
       </w:r>
       <w:r>
         <w:rPr>

--- a/Front Matter/Template/3_Front-Matter.docx
+++ b/Front Matter/Template/3_Front-Matter.docx
@@ -3042,7 +3042,7 @@
           <w:sz w:val="24"/>
           <w:szCs w:val="24"/>
         </w:rPr>
-        <w:t>“</w:t>
+        <w:t>"</w:t>
       </w:r>
       <w:proofErr w:type="spellStart"/>
       <w:r>
@@ -3064,7 +3064,17 @@
           <w:sz w:val="24"/>
           <w:szCs w:val="24"/>
         </w:rPr>
-        <w:t xml:space="preserve">”(for orchestra) </w:t>
+        <w:t xml:space="preserve">" </w:t>
+      </w:r>
+      <w:r>
+        <w:rPr>
+          <w:rFonts w:ascii="Noto Serif SC" w:eastAsia="Noto Serif SC" w:hAnsi="Noto Serif SC" w:cs="Noto Serif"/>
+          <w:i/>
+          <w:iCs/>
+          <w:sz w:val="24"/>
+          <w:szCs w:val="24"/>
+        </w:rPr>
+        <w:t xml:space="preserve">(for orchestra) </w:t>
       </w:r>
       <w:r>
         <w:rPr>

--- a/Front Matter/Template/3_Front-Matter.docx
+++ b/Front Matter/Template/3_Front-Matter.docx
@@ -12,6 +12,8 @@
           <w:lang w:val="en-US"/>
         </w:rPr>
       </w:pPr>
+      <w:bookmarkStart w:id="0" w:name="_Hlk182175382"/>
+      <w:bookmarkEnd w:id="0"/>
     </w:p>
     <w:p>
       <w:pPr>
@@ -423,7 +425,7 @@
           <w:szCs w:val="72"/>
         </w:rPr>
         <w:drawing>
-          <wp:anchor distT="0" distB="0" distL="114300" distR="114300" simplePos="0" relativeHeight="251659264" behindDoc="0" locked="0" layoutInCell="1" allowOverlap="1" wp14:anchorId="01B9B58D" wp14:editId="4E61CDDE">
+          <wp:anchor distT="0" distB="0" distL="114300" distR="114300" simplePos="0" relativeHeight="251657216" behindDoc="0" locked="0" layoutInCell="1" allowOverlap="1" wp14:anchorId="01B9B58D" wp14:editId="6A7A68FF">
             <wp:simplePos x="0" y="0"/>
             <wp:positionH relativeFrom="margin">
               <wp:align>center</wp:align>
@@ -1980,7 +1982,7 @@
           <w:lang w:val="zh-CN"/>
         </w:rPr>
         <w:drawing>
-          <wp:anchor distT="0" distB="0" distL="114300" distR="114300" simplePos="0" relativeHeight="251658240" behindDoc="0" locked="0" layoutInCell="1" allowOverlap="1" wp14:anchorId="1BC6A986" wp14:editId="7486E3FB">
+          <wp:anchor distT="0" distB="0" distL="114300" distR="114300" simplePos="0" relativeHeight="251656192" behindDoc="0" locked="0" layoutInCell="1" allowOverlap="1" wp14:anchorId="1BC6A986" wp14:editId="17D53C63">
             <wp:simplePos x="0" y="0"/>
             <wp:positionH relativeFrom="margin">
               <wp:align>right</wp:align>
@@ -5775,438 +5777,2056 @@
           <w:sz w:val="20"/>
           <w:szCs w:val="20"/>
         </w:rPr>
+        <w:t xml:space="preserve"> Dagu, </w:t>
+      </w:r>
+      <w:proofErr w:type="spellStart"/>
+      <w:r>
+        <w:rPr>
+          <w:rFonts w:ascii="Noto Serif SC" w:eastAsia="Noto Serif SC" w:hAnsi="Noto Serif SC" w:cs="Noto Serif"/>
+          <w:sz w:val="20"/>
+          <w:szCs w:val="20"/>
+        </w:rPr>
+        <w:t>Tubaphone</w:t>
+      </w:r>
+      <w:proofErr w:type="spellEnd"/>
+      <w:r>
+        <w:rPr>
+          <w:rFonts w:ascii="Noto Serif SC" w:eastAsia="Noto Serif SC" w:hAnsi="Noto Serif SC" w:cs="Noto Serif"/>
+          <w:sz w:val="20"/>
+          <w:szCs w:val="20"/>
+        </w:rPr>
+        <w:t xml:space="preserve">, </w:t>
+      </w:r>
+      <w:r>
+        <w:rPr>
+          <w:rFonts w:ascii="Noto Serif SC" w:eastAsia="Noto Serif SC" w:hAnsi="Noto Serif SC" w:cs="Noto Serif" w:hint="eastAsia"/>
+          <w:sz w:val="20"/>
+          <w:szCs w:val="20"/>
+        </w:rPr>
+        <w:t>小军鼓</w:t>
+      </w:r>
+      <w:r>
+        <w:rPr>
+          <w:rFonts w:ascii="Noto Serif SC" w:eastAsia="Noto Serif SC" w:hAnsi="Noto Serif SC" w:cs="Noto Serif"/>
+          <w:sz w:val="20"/>
+          <w:szCs w:val="20"/>
+        </w:rPr>
+        <w:t xml:space="preserve"> Snare Drum, </w:t>
+      </w:r>
+      <w:r>
+        <w:rPr>
+          <w:rFonts w:ascii="Noto Serif SC" w:eastAsia="Noto Serif SC" w:hAnsi="Noto Serif SC" w:cs="Noto Serif" w:hint="eastAsia"/>
+          <w:sz w:val="20"/>
+          <w:szCs w:val="20"/>
+        </w:rPr>
+        <w:t>编磬</w:t>
+      </w:r>
+      <w:r>
+        <w:rPr>
+          <w:rFonts w:ascii="Noto Serif SC" w:eastAsia="Noto Serif SC" w:hAnsi="Noto Serif SC" w:cs="Noto Serif"/>
+          <w:sz w:val="20"/>
+          <w:szCs w:val="20"/>
+        </w:rPr>
+        <w:t xml:space="preserve"> Bianqing</w:t>
+      </w:r>
+    </w:p>
+    <w:p>
+      <w:pPr>
+        <w:rPr>
+          <w:rFonts w:ascii="Noto Serif SC" w:eastAsia="Noto Serif SC" w:hAnsi="Noto Serif SC" w:cs="Noto Serif"/>
+          <w:sz w:val="24"/>
+          <w:szCs w:val="24"/>
+          <w:lang w:val="en-US"/>
+        </w:rPr>
+      </w:pPr>
+    </w:p>
+    <w:p>
+      <w:pPr>
+        <w:rPr>
+          <w:rFonts w:ascii="Noto Serif SC" w:eastAsia="Noto Serif SC" w:hAnsi="Noto Serif SC" w:cs="Noto Serif"/>
+          <w:sz w:val="24"/>
+          <w:szCs w:val="24"/>
+          <w:lang w:val="en-US"/>
+        </w:rPr>
+      </w:pPr>
+      <w:r>
+        <w:rPr>
+          <w:rFonts w:ascii="Noto Serif SC" w:eastAsia="Noto Serif SC" w:hAnsi="Noto Serif SC" w:cs="Noto Serif" w:hint="eastAsia"/>
+          <w:sz w:val="24"/>
+          <w:szCs w:val="24"/>
+        </w:rPr>
+        <w:t>竹笛独奏</w:t>
+      </w:r>
+      <w:r>
+        <w:rPr>
+          <w:rFonts w:ascii="Noto Serif SC" w:eastAsia="Noto Serif SC" w:hAnsi="Noto Serif SC" w:cs="Noto Serif"/>
+          <w:sz w:val="24"/>
+          <w:szCs w:val="24"/>
+          <w:lang w:val="en-US"/>
+        </w:rPr>
         <w:t xml:space="preserve"> </w:t>
       </w:r>
       <w:proofErr w:type="spellStart"/>
       <w:r>
         <w:rPr>
           <w:rFonts w:ascii="Noto Serif SC" w:eastAsia="Noto Serif SC" w:hAnsi="Noto Serif SC" w:cs="Noto Serif"/>
-          <w:sz w:val="20"/>
-          <w:szCs w:val="20"/>
-        </w:rPr>
-        <w:t>Dagu</w:t>
+          <w:sz w:val="24"/>
+          <w:szCs w:val="24"/>
+          <w:lang w:val="en-US"/>
+        </w:rPr>
+        <w:t>Zhudi</w:t>
       </w:r>
       <w:proofErr w:type="spellEnd"/>
       <w:r>
         <w:rPr>
           <w:rFonts w:ascii="Noto Serif SC" w:eastAsia="Noto Serif SC" w:hAnsi="Noto Serif SC" w:cs="Noto Serif"/>
-          <w:sz w:val="20"/>
-          <w:szCs w:val="20"/>
-        </w:rPr>
-        <w:t xml:space="preserve">, </w:t>
+          <w:sz w:val="24"/>
+          <w:szCs w:val="24"/>
+          <w:lang w:val="en-US"/>
+        </w:rPr>
+        <w:t xml:space="preserve"> solo</w:t>
+      </w:r>
+    </w:p>
+    <w:p>
+      <w:pPr>
+        <w:rPr>
+          <w:rFonts w:ascii="Noto Serif SC" w:eastAsia="Noto Serif SC" w:hAnsi="Noto Serif SC" w:cs="Noto Serif"/>
+          <w:sz w:val="24"/>
+          <w:szCs w:val="24"/>
+          <w:lang w:val="en-US"/>
+        </w:rPr>
+      </w:pPr>
+      <w:r>
+        <w:rPr>
+          <w:rFonts w:ascii="Noto Serif SC" w:eastAsia="Noto Serif SC" w:hAnsi="Noto Serif SC" w:cs="Noto Serif" w:hint="eastAsia"/>
+          <w:sz w:val="24"/>
+          <w:szCs w:val="24"/>
+        </w:rPr>
+        <w:t>琵琶独奏</w:t>
+      </w:r>
+      <w:r>
+        <w:rPr>
+          <w:rFonts w:ascii="Noto Serif SC" w:eastAsia="Noto Serif SC" w:hAnsi="Noto Serif SC" w:cs="Noto Serif"/>
+          <w:sz w:val="24"/>
+          <w:szCs w:val="24"/>
+          <w:lang w:val="en-US"/>
+        </w:rPr>
+        <w:t xml:space="preserve"> </w:t>
+      </w:r>
+      <w:r>
+        <w:rPr>
+          <w:rFonts w:ascii="Noto Serif SC" w:eastAsia="Noto Serif SC" w:hAnsi="Noto Serif SC" w:cs="Noto Serif"/>
+          <w:sz w:val="24"/>
+          <w:szCs w:val="24"/>
+          <w:lang w:val="en-US"/>
+        </w:rPr>
+        <w:t>Pipa solo</w:t>
+      </w:r>
+    </w:p>
+    <w:p>
+      <w:pPr>
+        <w:rPr>
+          <w:rFonts w:ascii="Noto Serif SC" w:eastAsia="Noto Serif SC" w:hAnsi="Noto Serif SC" w:cs="Noto Serif"/>
+          <w:sz w:val="24"/>
+          <w:szCs w:val="24"/>
+          <w:lang w:val="en-US"/>
+        </w:rPr>
+      </w:pPr>
+    </w:p>
+    <w:p>
+      <w:pPr>
+        <w:rPr>
+          <w:rFonts w:ascii="Noto Serif SC" w:eastAsia="Noto Serif SC" w:hAnsi="Noto Serif SC" w:cs="Noto Serif"/>
+          <w:sz w:val="24"/>
+          <w:szCs w:val="24"/>
+          <w:lang w:val="en-US"/>
+        </w:rPr>
+      </w:pPr>
+      <w:r>
+        <w:rPr>
+          <w:rFonts w:ascii="Noto Serif SC" w:eastAsia="Noto Serif SC" w:hAnsi="Noto Serif SC" w:cs="Noto Serif" w:hint="eastAsia"/>
+          <w:sz w:val="24"/>
+          <w:szCs w:val="24"/>
+          <w:lang w:val="en-US"/>
+        </w:rPr>
+        <w:t>高胡</w:t>
+      </w:r>
+      <w:r>
+        <w:rPr>
+          <w:rFonts w:ascii="Noto Serif SC" w:eastAsia="Noto Serif SC" w:hAnsi="Noto Serif SC" w:cs="Noto Serif"/>
+          <w:sz w:val="24"/>
+          <w:szCs w:val="24"/>
+          <w:lang w:val="en-US"/>
+        </w:rPr>
+        <w:t xml:space="preserve"> Gaohu</w:t>
+      </w:r>
+    </w:p>
+    <w:p>
+      <w:pPr>
+        <w:rPr>
+          <w:rFonts w:ascii="Noto Serif SC" w:eastAsia="Noto Serif SC" w:hAnsi="Noto Serif SC" w:cs="Noto Serif"/>
+          <w:sz w:val="24"/>
+          <w:szCs w:val="24"/>
+          <w:lang w:val="en-US"/>
+        </w:rPr>
+      </w:pPr>
+      <w:r>
+        <w:rPr>
+          <w:rFonts w:ascii="Noto Serif SC" w:eastAsia="Noto Serif SC" w:hAnsi="Noto Serif SC" w:cs="Noto Serif" w:hint="eastAsia"/>
+          <w:sz w:val="24"/>
+          <w:szCs w:val="24"/>
+          <w:lang w:val="en-US"/>
+        </w:rPr>
+        <w:t>二胡</w:t>
+      </w:r>
+      <w:r>
+        <w:rPr>
+          <w:rFonts w:ascii="Noto Serif SC" w:eastAsia="Noto Serif SC" w:hAnsi="Noto Serif SC" w:cs="Noto Serif"/>
+          <w:sz w:val="24"/>
+          <w:szCs w:val="24"/>
+          <w:lang w:val="en-US"/>
+        </w:rPr>
+        <w:t xml:space="preserve"> Erhu</w:t>
+      </w:r>
+      <w:r>
+        <w:rPr>
+          <w:rFonts w:ascii="Noto Serif SC" w:eastAsia="Noto Serif SC" w:hAnsi="Noto Serif SC" w:cs="Noto Serif"/>
+          <w:sz w:val="24"/>
+          <w:szCs w:val="24"/>
+          <w:lang w:val="en-US"/>
+        </w:rPr>
+        <w:t xml:space="preserve"> I</w:t>
+      </w:r>
+    </w:p>
+    <w:p>
+      <w:pPr>
+        <w:rPr>
+          <w:rFonts w:ascii="Noto Serif SC" w:eastAsia="Noto Serif SC" w:hAnsi="Noto Serif SC" w:cs="Noto Serif"/>
+          <w:sz w:val="24"/>
+          <w:szCs w:val="24"/>
+          <w:lang w:val="en-US"/>
+        </w:rPr>
+      </w:pPr>
+      <w:r>
+        <w:rPr>
+          <w:rFonts w:ascii="Noto Serif SC" w:eastAsia="Noto Serif SC" w:hAnsi="Noto Serif SC" w:cs="Noto Serif" w:hint="eastAsia"/>
+          <w:sz w:val="24"/>
+          <w:szCs w:val="24"/>
+          <w:lang w:val="en-US"/>
+        </w:rPr>
+        <w:t>二胡</w:t>
+      </w:r>
+      <w:r>
+        <w:rPr>
+          <w:rFonts w:ascii="Noto Serif SC" w:eastAsia="Noto Serif SC" w:hAnsi="Noto Serif SC" w:cs="Noto Serif"/>
+          <w:sz w:val="24"/>
+          <w:szCs w:val="24"/>
+          <w:lang w:val="en-US"/>
+        </w:rPr>
+        <w:t xml:space="preserve"> Erhu</w:t>
+      </w:r>
+      <w:r>
+        <w:rPr>
+          <w:rFonts w:ascii="Noto Serif SC" w:eastAsia="Noto Serif SC" w:hAnsi="Noto Serif SC" w:cs="Noto Serif"/>
+          <w:sz w:val="24"/>
+          <w:szCs w:val="24"/>
+          <w:lang w:val="en-US"/>
+        </w:rPr>
+        <w:t xml:space="preserve"> II</w:t>
+      </w:r>
+    </w:p>
+    <w:p>
+      <w:pPr>
+        <w:rPr>
+          <w:rFonts w:ascii="Noto Serif SC" w:eastAsia="Noto Serif SC" w:hAnsi="Noto Serif SC" w:cs="Noto Serif"/>
+          <w:sz w:val="24"/>
+          <w:szCs w:val="24"/>
+          <w:lang w:val="en-US"/>
+        </w:rPr>
+      </w:pPr>
+      <w:r>
+        <w:rPr>
+          <w:rFonts w:ascii="Noto Serif SC" w:eastAsia="Noto Serif SC" w:hAnsi="Noto Serif SC" w:cs="Noto Serif" w:hint="eastAsia"/>
+          <w:sz w:val="24"/>
+          <w:szCs w:val="24"/>
+          <w:lang w:val="en-US"/>
+        </w:rPr>
+        <w:t>中胡</w:t>
+      </w:r>
+      <w:r>
+        <w:rPr>
+          <w:rFonts w:ascii="Noto Serif SC" w:eastAsia="Noto Serif SC" w:hAnsi="Noto Serif SC" w:cs="Noto Serif"/>
+          <w:sz w:val="24"/>
+          <w:szCs w:val="24"/>
+          <w:lang w:val="en-US"/>
+        </w:rPr>
+        <w:t xml:space="preserve"> Zhonghu</w:t>
+      </w:r>
+    </w:p>
+    <w:p>
+      <w:pPr>
+        <w:rPr>
+          <w:rFonts w:ascii="Noto Serif SC" w:eastAsia="Noto Serif SC" w:hAnsi="Noto Serif SC" w:cs="Noto Serif"/>
+          <w:sz w:val="24"/>
+          <w:szCs w:val="24"/>
+          <w:lang w:val="en-US"/>
+        </w:rPr>
+      </w:pPr>
+      <w:r>
+        <w:rPr>
+          <w:rFonts w:ascii="Noto Serif SC" w:eastAsia="Noto Serif SC" w:hAnsi="Noto Serif SC" w:cs="Noto Serif" w:hint="eastAsia"/>
+          <w:sz w:val="24"/>
+          <w:szCs w:val="24"/>
+          <w:lang w:val="en-US"/>
+        </w:rPr>
+        <w:t>大提琴</w:t>
+      </w:r>
+      <w:r>
+        <w:rPr>
+          <w:rFonts w:ascii="Noto Serif SC" w:eastAsia="Noto Serif SC" w:hAnsi="Noto Serif SC" w:cs="Noto Serif"/>
+          <w:sz w:val="24"/>
+          <w:szCs w:val="24"/>
+          <w:lang w:val="en-US"/>
+        </w:rPr>
+        <w:t xml:space="preserve"> Violoncello</w:t>
+      </w:r>
+    </w:p>
+    <w:p>
+      <w:pPr>
+        <w:rPr>
+          <w:rFonts w:ascii="Noto Serif SC" w:eastAsia="Noto Serif SC" w:hAnsi="Noto Serif SC" w:cs="Noto Serif"/>
+          <w:sz w:val="24"/>
+          <w:szCs w:val="24"/>
+          <w:lang w:val="en-US"/>
+        </w:rPr>
+      </w:pPr>
+      <w:r>
+        <w:rPr>
+          <w:rFonts w:ascii="Noto Serif SC" w:eastAsia="Noto Serif SC" w:hAnsi="Noto Serif SC" w:cs="Noto Serif" w:hint="eastAsia"/>
+          <w:sz w:val="24"/>
+          <w:szCs w:val="24"/>
+          <w:lang w:val="en-US"/>
+        </w:rPr>
+        <w:t>低音提琴</w:t>
+      </w:r>
+      <w:r>
+        <w:rPr>
+          <w:rFonts w:ascii="Noto Serif SC" w:eastAsia="Noto Serif SC" w:hAnsi="Noto Serif SC" w:cs="Noto Serif"/>
+          <w:sz w:val="24"/>
+          <w:szCs w:val="24"/>
+          <w:lang w:val="en-US"/>
+        </w:rPr>
+        <w:t xml:space="preserve"> Contrabass</w:t>
+      </w:r>
+    </w:p>
+    <w:p>
+      <w:pPr>
+        <w:rPr>
+          <w:rFonts w:ascii="Noto Serif SC" w:eastAsia="Noto Serif SC" w:hAnsi="Noto Serif SC" w:cs="Noto Serif"/>
+          <w:lang w:val="en-US"/>
+        </w:rPr>
+      </w:pPr>
+    </w:p>
+    <w:p>
+      <w:pPr>
+        <w:rPr>
+          <w:rFonts w:ascii="Noto Serif SC" w:eastAsia="Noto Serif SC" w:hAnsi="Noto Serif SC" w:cs="Noto Serif"/>
+          <w:lang w:val="en-US"/>
+        </w:rPr>
+      </w:pPr>
+    </w:p>
+    <w:p>
+      <w:pPr>
+        <w:rPr>
+          <w:rFonts w:ascii="Noto Serif SC" w:eastAsia="Noto Serif SC" w:hAnsi="Noto Serif SC" w:cs="Noto Serif"/>
+          <w:lang w:val="en-US"/>
+        </w:rPr>
+      </w:pPr>
+    </w:p>
+    <w:p>
+      <w:pPr>
+        <w:rPr>
+          <w:rFonts w:ascii="Noto Serif SC" w:eastAsia="Noto Serif SC" w:hAnsi="Noto Serif SC" w:cs="Noto Serif"/>
+          <w:lang w:val="en-US"/>
+        </w:rPr>
+      </w:pPr>
+    </w:p>
+    <w:p>
+      <w:pPr>
+        <w:rPr>
+          <w:rFonts w:ascii="Noto Serif SC" w:eastAsia="Noto Serif SC" w:hAnsi="Noto Serif SC" w:cs="Noto Serif"/>
+          <w:lang w:val="en-US"/>
+        </w:rPr>
+      </w:pPr>
+    </w:p>
+    <w:p>
+      <w:pPr>
+        <w:rPr>
+          <w:rFonts w:ascii="Noto Serif SC" w:eastAsia="Noto Serif SC" w:hAnsi="Noto Serif SC" w:cs="Noto Serif"/>
+          <w:lang w:val="en-US"/>
+        </w:rPr>
+      </w:pPr>
+    </w:p>
+    <w:p>
+      <w:pPr>
+        <w:rPr>
+          <w:rFonts w:ascii="Noto Serif SC" w:eastAsia="Noto Serif SC" w:hAnsi="Noto Serif SC" w:cs="Noto Serif"/>
+          <w:lang w:val="en-US"/>
+        </w:rPr>
+      </w:pPr>
+    </w:p>
+    <w:p>
+      <w:pPr>
+        <w:rPr>
+          <w:rFonts w:ascii="Noto Serif SC" w:eastAsia="Noto Serif SC" w:hAnsi="Noto Serif SC" w:cs="Noto Serif"/>
+          <w:b/>
+          <w:sz w:val="44"/>
+          <w:szCs w:val="44"/>
+        </w:rPr>
+      </w:pPr>
+      <w:r>
+        <w:rPr>
+          <w:rFonts w:ascii="Noto Serif SC" w:eastAsia="Noto Serif SC" w:hAnsi="Noto Serif SC" w:cs="Noto Serif" w:hint="eastAsia"/>
+          <w:b/>
+          <w:sz w:val="44"/>
+          <w:szCs w:val="44"/>
+        </w:rPr>
+        <w:lastRenderedPageBreak/>
+        <w:t>演奏说明</w:t>
+      </w:r>
+      <w:r>
+        <w:rPr>
+          <w:rFonts w:ascii="Noto Serif SC" w:eastAsia="Noto Serif SC" w:hAnsi="Noto Serif SC" w:cs="Noto Serif"/>
+          <w:b/>
+          <w:sz w:val="44"/>
+          <w:szCs w:val="44"/>
+        </w:rPr>
+        <w:t>Programme Notes</w:t>
+      </w:r>
+    </w:p>
+    <w:p>
+      <w:pPr>
+        <w:rPr>
+          <w:rFonts w:ascii="Noto Serif SC" w:eastAsia="Noto Serif SC" w:hAnsi="Noto Serif SC" w:cs="Noto Serif"/>
+          <w:bCs/>
+          <w:sz w:val="24"/>
+          <w:szCs w:val="24"/>
+        </w:rPr>
+      </w:pPr>
+    </w:p>
+    <w:p>
+      <w:pPr>
+        <w:rPr>
+          <w:rFonts w:ascii="Noto Serif SC" w:eastAsia="Noto Serif SC" w:hAnsi="Noto Serif SC" w:cs="Noto Serif" w:hint="eastAsia"/>
+          <w:bCs/>
+          <w:sz w:val="36"/>
+          <w:szCs w:val="36"/>
+        </w:rPr>
+      </w:pPr>
+      <w:r>
+        <w:rPr>
+          <w:rFonts w:ascii="Noto Serif SC" w:eastAsia="Noto Serif SC" w:hAnsi="Noto Serif SC" w:cs="Noto Serif" w:hint="eastAsia"/>
+          <w:bCs/>
+          <w:sz w:val="36"/>
+          <w:szCs w:val="36"/>
+        </w:rPr>
+        <w:t>独奏竹笛</w:t>
+      </w:r>
+      <w:r>
+        <w:rPr>
+          <w:rFonts w:ascii="Noto Serif SC" w:eastAsia="Noto Serif SC" w:hAnsi="Noto Serif SC" w:cs="Noto Serif" w:hint="eastAsia"/>
+          <w:bCs/>
+          <w:sz w:val="36"/>
+          <w:szCs w:val="36"/>
+        </w:rPr>
+        <w:t xml:space="preserve"> Solo </w:t>
       </w:r>
       <w:proofErr w:type="spellStart"/>
       <w:r>
         <w:rPr>
-          <w:rFonts w:ascii="Noto Serif SC" w:eastAsia="Noto Serif SC" w:hAnsi="Noto Serif SC" w:cs="Noto Serif"/>
-          <w:sz w:val="20"/>
-          <w:szCs w:val="20"/>
-        </w:rPr>
-        <w:t>Tubaphone</w:t>
+          <w:rFonts w:ascii="Noto Serif SC" w:eastAsia="Noto Serif SC" w:hAnsi="Noto Serif SC" w:cs="Noto Serif" w:hint="eastAsia"/>
+          <w:bCs/>
+          <w:sz w:val="36"/>
+          <w:szCs w:val="36"/>
+        </w:rPr>
+        <w:t>Zhudi</w:t>
       </w:r>
       <w:proofErr w:type="spellEnd"/>
       <w:r>
         <w:rPr>
-          <w:rFonts w:ascii="Noto Serif SC" w:eastAsia="Noto Serif SC" w:hAnsi="Noto Serif SC" w:cs="Noto Serif"/>
-          <w:sz w:val="20"/>
-          <w:szCs w:val="20"/>
-        </w:rPr>
-        <w:t xml:space="preserve">, </w:t>
-      </w:r>
-      <w:r>
-        <w:rPr>
-          <w:rFonts w:ascii="Noto Serif SC" w:eastAsia="Noto Serif SC" w:hAnsi="Noto Serif SC" w:cs="Noto Serif" w:hint="eastAsia"/>
-          <w:sz w:val="20"/>
-          <w:szCs w:val="20"/>
-        </w:rPr>
-        <w:t>小军鼓</w:t>
-      </w:r>
-      <w:r>
-        <w:rPr>
-          <w:rFonts w:ascii="Noto Serif SC" w:eastAsia="Noto Serif SC" w:hAnsi="Noto Serif SC" w:cs="Noto Serif"/>
-          <w:sz w:val="20"/>
-          <w:szCs w:val="20"/>
-        </w:rPr>
-        <w:t xml:space="preserve"> Snare Drum, </w:t>
-      </w:r>
-      <w:r>
-        <w:rPr>
-          <w:rFonts w:ascii="Noto Serif SC" w:eastAsia="Noto Serif SC" w:hAnsi="Noto Serif SC" w:cs="Noto Serif" w:hint="eastAsia"/>
-          <w:sz w:val="20"/>
-          <w:szCs w:val="20"/>
-        </w:rPr>
-        <w:t>编磬</w:t>
-      </w:r>
-      <w:r>
-        <w:rPr>
-          <w:rFonts w:ascii="Noto Serif SC" w:eastAsia="Noto Serif SC" w:hAnsi="Noto Serif SC" w:cs="Noto Serif"/>
-          <w:sz w:val="20"/>
-          <w:szCs w:val="20"/>
-        </w:rPr>
-        <w:t xml:space="preserve"> Bianqing</w:t>
-      </w:r>
-    </w:p>
-    <w:p>
-      <w:pPr>
-        <w:rPr>
-          <w:rFonts w:ascii="Noto Serif SC" w:eastAsia="Noto Serif SC" w:hAnsi="Noto Serif SC" w:cs="Noto Serif"/>
-          <w:sz w:val="24"/>
-          <w:szCs w:val="24"/>
-          <w:lang w:val="en-US"/>
-        </w:rPr>
-      </w:pPr>
-    </w:p>
-    <w:p>
-      <w:pPr>
-        <w:rPr>
-          <w:rFonts w:ascii="Noto Serif SC" w:eastAsia="Noto Serif SC" w:hAnsi="Noto Serif SC" w:cs="Noto Serif"/>
-          <w:sz w:val="24"/>
-          <w:szCs w:val="24"/>
-          <w:lang w:val="en-US"/>
-        </w:rPr>
-      </w:pPr>
-      <w:r>
-        <w:rPr>
-          <w:rFonts w:ascii="Noto Serif SC" w:eastAsia="Noto Serif SC" w:hAnsi="Noto Serif SC" w:cs="Noto Serif" w:hint="eastAsia"/>
-          <w:sz w:val="24"/>
-          <w:szCs w:val="24"/>
-        </w:rPr>
-        <w:t>竹笛独奏</w:t>
-      </w:r>
-      <w:r>
-        <w:rPr>
-          <w:rFonts w:ascii="Noto Serif SC" w:eastAsia="Noto Serif SC" w:hAnsi="Noto Serif SC" w:cs="Noto Serif"/>
-          <w:sz w:val="24"/>
-          <w:szCs w:val="24"/>
-          <w:lang w:val="en-US"/>
+          <w:rFonts w:ascii="Noto Serif SC" w:eastAsia="Noto Serif SC" w:hAnsi="Noto Serif SC" w:cs="Noto Serif" w:hint="eastAsia"/>
+          <w:bCs/>
+          <w:sz w:val="36"/>
+          <w:szCs w:val="36"/>
+        </w:rPr>
+        <w:t>:</w:t>
+      </w:r>
+    </w:p>
+    <w:p>
+      <w:pPr>
+        <w:rPr>
+          <w:rFonts w:ascii="Noto Serif SC" w:eastAsia="Noto Serif SC" w:hAnsi="Noto Serif SC" w:cs="Noto Serif"/>
+          <w:bCs/>
+          <w:sz w:val="24"/>
+          <w:szCs w:val="24"/>
+        </w:rPr>
+      </w:pPr>
+    </w:p>
+    <w:p>
+      <w:pPr>
+        <w:rPr>
+          <w:rFonts w:ascii="Noto Serif SC" w:eastAsia="Noto Serif SC" w:hAnsi="Noto Serif SC" w:cs="Noto Serif"/>
+          <w:bCs/>
+          <w:sz w:val="24"/>
+          <w:szCs w:val="24"/>
+        </w:rPr>
+      </w:pPr>
+      <w:r>
+        <w:rPr>
+          <w:rFonts w:ascii="Noto Serif SC" w:eastAsia="Noto Serif SC" w:hAnsi="Noto Serif SC" w:cs="Noto Serif"/>
+          <w:bCs/>
+          <w:noProof/>
+          <w:sz w:val="24"/>
+          <w:szCs w:val="24"/>
+        </w:rPr>
+        <mc:AlternateContent>
+          <mc:Choice Requires="wps">
+            <w:drawing>
+              <wp:anchor distT="0" distB="0" distL="114300" distR="114300" simplePos="0" relativeHeight="251658240" behindDoc="1" locked="0" layoutInCell="1" allowOverlap="1" wp14:anchorId="20B46CE9" wp14:editId="751ADFF7">
+                <wp:simplePos x="0" y="0"/>
+                <wp:positionH relativeFrom="margin">
+                  <wp:align>left</wp:align>
+                </wp:positionH>
+                <wp:positionV relativeFrom="paragraph">
+                  <wp:posOffset>73660</wp:posOffset>
+                </wp:positionV>
+                <wp:extent cx="254000" cy="173990"/>
+                <wp:effectExtent l="19050" t="19050" r="12700" b="35560"/>
+                <wp:wrapTight wrapText="bothSides">
+                  <wp:wrapPolygon edited="0">
+                    <wp:start x="6480" y="-2365"/>
+                    <wp:lineTo x="-1620" y="0"/>
+                    <wp:lineTo x="-1620" y="11825"/>
+                    <wp:lineTo x="4860" y="23650"/>
+                    <wp:lineTo x="16200" y="23650"/>
+                    <wp:lineTo x="21060" y="11825"/>
+                    <wp:lineTo x="21060" y="7095"/>
+                    <wp:lineTo x="16200" y="-2365"/>
+                    <wp:lineTo x="6480" y="-2365"/>
+                  </wp:wrapPolygon>
+                </wp:wrapTight>
+                <wp:docPr id="1552150408" name="Diamond 1"/>
+                <wp:cNvGraphicFramePr/>
+                <a:graphic xmlns:a="http://schemas.openxmlformats.org/drawingml/2006/main">
+                  <a:graphicData uri="http://schemas.microsoft.com/office/word/2010/wordprocessingShape">
+                    <wps:wsp>
+                      <wps:cNvSpPr/>
+                      <wps:spPr>
+                        <a:xfrm>
+                          <a:off x="0" y="0"/>
+                          <a:ext cx="254000" cy="174215"/>
+                        </a:xfrm>
+                        <a:prstGeom prst="diamond">
+                          <a:avLst/>
+                        </a:prstGeom>
+                        <a:noFill/>
+                        <a:ln>
+                          <a:solidFill>
+                            <a:schemeClr val="tx1"/>
+                          </a:solidFill>
+                        </a:ln>
+                      </wps:spPr>
+                      <wps:style>
+                        <a:lnRef idx="2">
+                          <a:schemeClr val="accent1">
+                            <a:shade val="15000"/>
+                          </a:schemeClr>
+                        </a:lnRef>
+                        <a:fillRef idx="1">
+                          <a:schemeClr val="accent1"/>
+                        </a:fillRef>
+                        <a:effectRef idx="0">
+                          <a:schemeClr val="accent1"/>
+                        </a:effectRef>
+                        <a:fontRef idx="minor">
+                          <a:schemeClr val="lt1"/>
+                        </a:fontRef>
+                      </wps:style>
+                      <wps:bodyPr rot="0" spcFirstLastPara="0" vertOverflow="overflow" horzOverflow="overflow" vert="horz" wrap="square" lIns="91440" tIns="45720" rIns="91440" bIns="45720" numCol="1" spcCol="0" rtlCol="0" fromWordArt="0" anchor="ctr" anchorCtr="0" forceAA="0" compatLnSpc="1">
+                        <a:prstTxWarp prst="textNoShape">
+                          <a:avLst/>
+                        </a:prstTxWarp>
+                        <a:noAutofit/>
+                      </wps:bodyPr>
+                    </wps:wsp>
+                  </a:graphicData>
+                </a:graphic>
+                <wp14:sizeRelV relativeFrom="margin">
+                  <wp14:pctHeight>0</wp14:pctHeight>
+                </wp14:sizeRelV>
+              </wp:anchor>
+            </w:drawing>
+          </mc:Choice>
+          <mc:Fallback>
+            <w:pict>
+              <v:shapetype w14:anchorId="2BA55D1C" id="_x0000_t4" coordsize="21600,21600" o:spt="4" path="m10800,l,10800,10800,21600,21600,10800xe">
+                <v:stroke joinstyle="miter"/>
+                <v:path gradientshapeok="t" o:connecttype="rect" textboxrect="5400,5400,16200,16200"/>
+              </v:shapetype>
+              <v:shape id="Diamond 1" o:spid="_x0000_s1026" type="#_x0000_t4" style="position:absolute;margin-left:0;margin-top:5.8pt;width:20pt;height:13.7pt;z-index:-251658240;visibility:visible;mso-wrap-style:square;mso-height-percent:0;mso-wrap-distance-left:9pt;mso-wrap-distance-top:0;mso-wrap-distance-right:9pt;mso-wrap-distance-bottom:0;mso-position-horizontal:left;mso-position-horizontal-relative:margin;mso-position-vertical:absolute;mso-position-vertical-relative:text;mso-height-percent:0;mso-height-relative:margin;v-text-anchor:middle" o:gfxdata="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" filled="f" strokecolor="black [3213]" strokeweight="1pt">
+                <w10:wrap type="tight" anchorx="margin"/>
+              </v:shape>
+            </w:pict>
+          </mc:Fallback>
+        </mc:AlternateContent>
+      </w:r>
+      <w:r>
+        <w:rPr>
+          <w:rFonts w:ascii="Noto Serif SC" w:eastAsia="Noto Serif SC" w:hAnsi="Noto Serif SC" w:cs="Noto Serif" w:hint="eastAsia"/>
+          <w:bCs/>
+          <w:sz w:val="24"/>
+          <w:szCs w:val="24"/>
+        </w:rPr>
+        <w:t xml:space="preserve">  ：</w:t>
+      </w:r>
+      <w:r>
+        <w:rPr>
+          <w:rFonts w:ascii="Noto Serif SC" w:eastAsia="Noto Serif SC" w:hAnsi="Noto Serif SC" w:cs="Noto Serif" w:hint="eastAsia"/>
+          <w:bCs/>
+          <w:sz w:val="24"/>
+          <w:szCs w:val="24"/>
+        </w:rPr>
+        <w:t>稍稍含有气声</w:t>
+      </w:r>
+      <w:r>
+        <w:rPr>
+          <w:rFonts w:ascii="Noto Serif SC" w:eastAsia="Noto Serif SC" w:hAnsi="Noto Serif SC" w:cs="Noto Serif"/>
+          <w:bCs/>
+          <w:sz w:val="24"/>
+          <w:szCs w:val="24"/>
+          <w:lang w:val="en-GB"/>
         </w:rPr>
         <w:t xml:space="preserve"> </w:t>
       </w:r>
+      <w:r>
+        <w:rPr>
+          <w:rFonts w:ascii="Noto Serif SC" w:eastAsia="Noto Serif SC" w:hAnsi="Noto Serif SC" w:cs="Noto Serif" w:hint="eastAsia"/>
+          <w:bCs/>
+          <w:sz w:val="24"/>
+          <w:szCs w:val="24"/>
+        </w:rPr>
+        <w:t>(嘴唇稍微离开吹孔</w:t>
+      </w:r>
+      <w:r>
+        <w:rPr>
+          <w:rFonts w:ascii="Noto Serif SC" w:eastAsia="Noto Serif SC" w:hAnsi="Noto Serif SC" w:cs="Noto Serif" w:hint="eastAsia"/>
+          <w:bCs/>
+          <w:sz w:val="24"/>
+          <w:szCs w:val="24"/>
+        </w:rPr>
+        <w:t>，</w:t>
+      </w:r>
+      <w:r>
+        <w:rPr>
+          <w:rFonts w:ascii="Noto Serif SC" w:eastAsia="Noto Serif SC" w:hAnsi="Noto Serif SC" w:cs="Noto Serif" w:hint="eastAsia"/>
+          <w:bCs/>
+          <w:sz w:val="24"/>
+          <w:szCs w:val="24"/>
+        </w:rPr>
+        <w:t>并能够同时听到音高和吹气的噪音)</w:t>
+      </w:r>
+      <w:r>
+        <w:rPr>
+          <w:rFonts w:ascii="Noto Serif SC" w:eastAsia="Noto Serif SC" w:hAnsi="Noto Serif SC" w:cs="Noto Serif" w:hint="eastAsia"/>
+          <w:bCs/>
+          <w:sz w:val="24"/>
+          <w:szCs w:val="24"/>
+        </w:rPr>
+        <w:t>。</w:t>
+      </w:r>
+    </w:p>
+    <w:p>
+      <w:pPr>
+        <w:rPr>
+          <w:rFonts w:ascii="Noto Serif SC" w:eastAsia="Noto Serif SC" w:hAnsi="Noto Serif SC" w:cs="Noto Serif"/>
+          <w:bCs/>
+          <w:sz w:val="24"/>
+          <w:szCs w:val="24"/>
+        </w:rPr>
+      </w:pPr>
+      <w:r>
+        <w:rPr>
+          <w:rFonts w:ascii="Noto Serif SC" w:eastAsia="Noto Serif SC" w:hAnsi="Noto Serif SC" w:cs="Noto Serif"/>
+          <w:bCs/>
+          <w:sz w:val="24"/>
+          <w:szCs w:val="24"/>
+        </w:rPr>
+        <w:t>〰〰</w:t>
+      </w:r>
+      <w:r>
+        <w:rPr>
+          <w:rFonts w:ascii="Noto Serif SC" w:eastAsia="Noto Serif SC" w:hAnsi="Noto Serif SC" w:cs="Noto Serif" w:hint="eastAsia"/>
+          <w:bCs/>
+          <w:sz w:val="24"/>
+          <w:szCs w:val="24"/>
+        </w:rPr>
+        <w:t xml:space="preserve">  </w:t>
+      </w:r>
+      <w:r>
+        <w:rPr>
+          <w:rFonts w:ascii="Noto Serif SC" w:eastAsia="Noto Serif SC" w:hAnsi="Noto Serif SC" w:cs="Noto Serif"/>
+          <w:bCs/>
+          <w:sz w:val="24"/>
+          <w:szCs w:val="24"/>
+        </w:rPr>
+        <w:tab/>
+      </w:r>
+      <w:r>
+        <w:rPr>
+          <w:rFonts w:ascii="Noto Serif SC" w:eastAsia="Noto Serif SC" w:hAnsi="Noto Serif SC" w:cs="Noto Serif" w:hint="eastAsia"/>
+          <w:bCs/>
+          <w:sz w:val="24"/>
+          <w:szCs w:val="24"/>
+        </w:rPr>
+        <w:t>：</w:t>
+      </w:r>
+      <w:r>
+        <w:rPr>
+          <w:rFonts w:ascii="Noto Serif SC" w:eastAsia="Noto Serif SC" w:hAnsi="Noto Serif SC" w:cs="Noto Serif" w:hint="eastAsia"/>
+          <w:bCs/>
+          <w:sz w:val="24"/>
+          <w:szCs w:val="24"/>
+        </w:rPr>
+        <w:t>意为气息颤动。</w:t>
+      </w:r>
+    </w:p>
+    <w:p>
+      <w:pPr>
+        <w:rPr>
+          <w:rFonts w:ascii="Noto Serif SC" w:eastAsia="Noto Serif SC" w:hAnsi="Noto Serif SC" w:cs="Noto Serif"/>
+          <w:bCs/>
+          <w:sz w:val="24"/>
+          <w:szCs w:val="24"/>
+        </w:rPr>
+      </w:pPr>
+      <w:r>
+        <w:rPr>
+          <w:rFonts w:ascii="Noto Serif SC" w:eastAsia="Noto Serif SC" w:hAnsi="Noto Serif SC" w:cs="Noto Serif" w:hint="eastAsia"/>
+          <w:bCs/>
+          <w:sz w:val="24"/>
+          <w:szCs w:val="24"/>
+        </w:rPr>
+        <w:t>ord.</w:t>
+      </w:r>
+      <w:r>
+        <w:rPr>
+          <w:rFonts w:ascii="Noto Serif SC" w:eastAsia="Noto Serif SC" w:hAnsi="Noto Serif SC" w:cs="Noto Serif"/>
+          <w:bCs/>
+          <w:sz w:val="24"/>
+          <w:szCs w:val="24"/>
+        </w:rPr>
+        <w:tab/>
+      </w:r>
+      <w:r>
+        <w:rPr>
+          <w:rFonts w:ascii="Noto Serif SC" w:eastAsia="Noto Serif SC" w:hAnsi="Noto Serif SC" w:cs="Noto Serif" w:hint="eastAsia"/>
+          <w:bCs/>
+          <w:sz w:val="24"/>
+          <w:szCs w:val="24"/>
+        </w:rPr>
+        <w:t>：</w:t>
+      </w:r>
+      <w:r>
+        <w:rPr>
+          <w:rFonts w:ascii="Noto Serif SC" w:eastAsia="Noto Serif SC" w:hAnsi="Noto Serif SC" w:cs="Noto Serif" w:hint="eastAsia"/>
+          <w:bCs/>
+          <w:sz w:val="24"/>
+          <w:szCs w:val="24"/>
+        </w:rPr>
+        <w:t>正常演奏(ordinary,包括正常的颤动、正常的口唇与吹孔的距离关系等)</w:t>
+      </w:r>
+      <w:r>
+        <w:rPr>
+          <w:rFonts w:ascii="Noto Serif SC" w:eastAsia="Noto Serif SC" w:hAnsi="Noto Serif SC" w:cs="Noto Serif" w:hint="eastAsia"/>
+          <w:bCs/>
+          <w:sz w:val="24"/>
+          <w:szCs w:val="24"/>
+        </w:rPr>
+        <w:t>。</w:t>
+      </w:r>
+    </w:p>
+    <w:p>
+      <w:pPr>
+        <w:rPr>
+          <w:rFonts w:ascii="Noto Serif SC" w:eastAsia="Noto Serif SC" w:hAnsi="Noto Serif SC" w:cs="Noto Serif"/>
+          <w:bCs/>
+          <w:sz w:val="24"/>
+          <w:szCs w:val="24"/>
+        </w:rPr>
+      </w:pPr>
       <w:proofErr w:type="spellStart"/>
       <w:r>
         <w:rPr>
-          <w:rFonts w:ascii="Noto Serif SC" w:eastAsia="Noto Serif SC" w:hAnsi="Noto Serif SC" w:cs="Noto Serif"/>
-          <w:sz w:val="24"/>
-          <w:szCs w:val="24"/>
-          <w:lang w:val="en-US"/>
-        </w:rPr>
-        <w:t>Zhudi</w:t>
+          <w:rFonts w:ascii="Noto Serif SC" w:eastAsia="Noto Serif SC" w:hAnsi="Noto Serif SC" w:cs="Noto Serif" w:hint="eastAsia"/>
+          <w:bCs/>
+          <w:sz w:val="24"/>
+          <w:szCs w:val="24"/>
+        </w:rPr>
+        <w:t>gliss</w:t>
       </w:r>
       <w:proofErr w:type="spellEnd"/>
       <w:r>
         <w:rPr>
-          <w:rFonts w:ascii="Noto Serif SC" w:eastAsia="Noto Serif SC" w:hAnsi="Noto Serif SC" w:cs="Noto Serif"/>
-          <w:sz w:val="24"/>
-          <w:szCs w:val="24"/>
-          <w:lang w:val="en-US"/>
-        </w:rPr>
-        <w:t xml:space="preserve"> solo</w:t>
-      </w:r>
-    </w:p>
-    <w:p>
-      <w:pPr>
-        <w:rPr>
-          <w:rFonts w:ascii="Noto Serif SC" w:eastAsia="Noto Serif SC" w:hAnsi="Noto Serif SC" w:cs="Noto Serif"/>
-          <w:sz w:val="24"/>
-          <w:szCs w:val="24"/>
-          <w:lang w:val="en-US"/>
-        </w:rPr>
-      </w:pPr>
-      <w:r>
-        <w:rPr>
-          <w:rFonts w:ascii="Noto Serif SC" w:eastAsia="Noto Serif SC" w:hAnsi="Noto Serif SC" w:cs="Noto Serif" w:hint="eastAsia"/>
-          <w:sz w:val="24"/>
-          <w:szCs w:val="24"/>
-        </w:rPr>
-        <w:t>琵琶独奏</w:t>
-      </w:r>
-      <w:r>
-        <w:rPr>
-          <w:rFonts w:ascii="Noto Serif SC" w:eastAsia="Noto Serif SC" w:hAnsi="Noto Serif SC" w:cs="Noto Serif"/>
-          <w:sz w:val="24"/>
-          <w:szCs w:val="24"/>
-          <w:lang w:val="en-US"/>
+          <w:rFonts w:ascii="Noto Serif SC" w:eastAsia="Noto Serif SC" w:hAnsi="Noto Serif SC" w:cs="Noto Serif" w:hint="eastAsia"/>
+          <w:bCs/>
+          <w:sz w:val="24"/>
+          <w:szCs w:val="24"/>
+        </w:rPr>
+        <w:t>.</w:t>
+      </w:r>
+      <w:r>
+        <w:rPr>
+          <w:rFonts w:ascii="Noto Serif SC" w:eastAsia="Noto Serif SC" w:hAnsi="Noto Serif SC" w:cs="Noto Serif"/>
+          <w:bCs/>
+          <w:sz w:val="24"/>
+          <w:szCs w:val="24"/>
+        </w:rPr>
+        <w:tab/>
+      </w:r>
+      <w:r>
+        <w:rPr>
+          <w:rFonts w:ascii="Noto Serif SC" w:eastAsia="Noto Serif SC" w:hAnsi="Noto Serif SC" w:cs="Noto Serif" w:hint="eastAsia"/>
+          <w:bCs/>
+          <w:sz w:val="24"/>
+          <w:szCs w:val="24"/>
+        </w:rPr>
+        <w:t>：</w:t>
+      </w:r>
+      <w:r>
+        <w:rPr>
+          <w:rFonts w:ascii="Noto Serif SC" w:eastAsia="Noto Serif SC" w:hAnsi="Noto Serif SC" w:cs="Noto Serif" w:hint="eastAsia"/>
+          <w:bCs/>
+          <w:sz w:val="24"/>
+          <w:szCs w:val="24"/>
+        </w:rPr>
+        <w:t>指滑音或气滑音。</w:t>
+      </w:r>
+    </w:p>
+    <w:p>
+      <w:pPr>
+        <w:rPr>
+          <w:rFonts w:ascii="Noto Serif SC" w:eastAsia="Noto Serif SC" w:hAnsi="Noto Serif SC" w:cs="Noto Serif"/>
+          <w:bCs/>
+          <w:sz w:val="24"/>
+          <w:szCs w:val="24"/>
+        </w:rPr>
+      </w:pPr>
+      <w:proofErr w:type="spellStart"/>
+      <w:r>
+        <w:rPr>
+          <w:rFonts w:ascii="Noto Serif SC" w:eastAsia="Noto Serif SC" w:hAnsi="Noto Serif SC" w:cs="Noto Serif" w:hint="eastAsia"/>
+          <w:bCs/>
+          <w:sz w:val="24"/>
+          <w:szCs w:val="24"/>
+        </w:rPr>
+        <w:t>vib</w:t>
+      </w:r>
+      <w:proofErr w:type="spellEnd"/>
+      <w:r>
+        <w:rPr>
+          <w:rFonts w:ascii="Noto Serif SC" w:eastAsia="Noto Serif SC" w:hAnsi="Noto Serif SC" w:cs="Noto Serif" w:hint="eastAsia"/>
+          <w:bCs/>
+          <w:sz w:val="24"/>
+          <w:szCs w:val="24"/>
+        </w:rPr>
+        <w:t>.</w:t>
+      </w:r>
+      <w:r>
+        <w:rPr>
+          <w:rFonts w:ascii="Noto Serif SC" w:eastAsia="Noto Serif SC" w:hAnsi="Noto Serif SC" w:cs="Noto Serif"/>
+          <w:bCs/>
+          <w:sz w:val="24"/>
+          <w:szCs w:val="24"/>
+        </w:rPr>
+        <w:tab/>
+      </w:r>
+      <w:r>
+        <w:rPr>
+          <w:rFonts w:ascii="Noto Serif SC" w:eastAsia="Noto Serif SC" w:hAnsi="Noto Serif SC" w:cs="Noto Serif" w:hint="eastAsia"/>
+          <w:bCs/>
+          <w:sz w:val="24"/>
+          <w:szCs w:val="24"/>
+        </w:rPr>
+        <w:t>：</w:t>
+      </w:r>
+      <w:r>
+        <w:rPr>
+          <w:rFonts w:ascii="Noto Serif SC" w:eastAsia="Noto Serif SC" w:hAnsi="Noto Serif SC" w:cs="Noto Serif" w:hint="eastAsia"/>
+          <w:bCs/>
+          <w:sz w:val="24"/>
+          <w:szCs w:val="24"/>
+        </w:rPr>
+        <w:t>颤动,颤吟(专指通过气流大小的改变造成,不含指法的变化</w:t>
+      </w:r>
+      <w:r>
+        <w:rPr>
+          <w:rFonts w:ascii="Noto Serif SC" w:eastAsia="Noto Serif SC" w:hAnsi="Noto Serif SC" w:cs="Noto Serif" w:hint="eastAsia"/>
+          <w:bCs/>
+          <w:sz w:val="24"/>
+          <w:szCs w:val="24"/>
+        </w:rPr>
+        <w:t>)</w:t>
+      </w:r>
+    </w:p>
+    <w:p>
+      <w:pPr>
+        <w:rPr>
+          <w:rFonts w:ascii="Noto Serif SC" w:eastAsia="Noto Serif SC" w:hAnsi="Noto Serif SC" w:cs="Noto Serif"/>
+          <w:bCs/>
+          <w:sz w:val="24"/>
+          <w:szCs w:val="24"/>
+        </w:rPr>
+      </w:pPr>
+      <w:r>
+        <w:rPr>
+          <w:rFonts w:ascii="Noto Serif SC" w:eastAsia="Noto Serif SC" w:hAnsi="Noto Serif SC" w:cs="Noto Serif" w:hint="eastAsia"/>
+          <w:bCs/>
+          <w:sz w:val="24"/>
+          <w:szCs w:val="24"/>
+        </w:rPr>
+        <w:t xml:space="preserve">quasi </w:t>
+      </w:r>
+      <w:proofErr w:type="spellStart"/>
+      <w:r>
+        <w:rPr>
+          <w:rFonts w:ascii="Noto Serif SC" w:eastAsia="Noto Serif SC" w:hAnsi="Noto Serif SC" w:cs="Noto Serif" w:hint="eastAsia"/>
+          <w:bCs/>
+          <w:sz w:val="24"/>
+          <w:szCs w:val="24"/>
+        </w:rPr>
+        <w:t>vib</w:t>
+      </w:r>
+      <w:proofErr w:type="spellEnd"/>
+      <w:r>
+        <w:rPr>
+          <w:rFonts w:ascii="Noto Serif SC" w:eastAsia="Noto Serif SC" w:hAnsi="Noto Serif SC" w:cs="Noto Serif" w:hint="eastAsia"/>
+          <w:bCs/>
+          <w:sz w:val="24"/>
+          <w:szCs w:val="24"/>
+        </w:rPr>
+        <w:t xml:space="preserve">. </w:t>
+      </w:r>
+      <w:r>
+        <w:rPr>
+          <w:rFonts w:ascii="Noto Serif SC" w:eastAsia="Noto Serif SC" w:hAnsi="Noto Serif SC" w:cs="Noto Serif"/>
+          <w:bCs/>
+          <w:sz w:val="24"/>
+          <w:szCs w:val="24"/>
+        </w:rPr>
+        <w:tab/>
+      </w:r>
+      <w:r>
+        <w:rPr>
+          <w:rFonts w:ascii="Noto Serif SC" w:eastAsia="Noto Serif SC" w:hAnsi="Noto Serif SC" w:cs="Noto Serif" w:hint="eastAsia"/>
+          <w:bCs/>
+          <w:sz w:val="24"/>
+          <w:szCs w:val="24"/>
+        </w:rPr>
+        <w:t>：</w:t>
+      </w:r>
+      <w:r>
+        <w:rPr>
+          <w:rFonts w:ascii="Noto Serif SC" w:eastAsia="Noto Serif SC" w:hAnsi="Noto Serif SC" w:cs="Noto Serif" w:hint="eastAsia"/>
+          <w:bCs/>
+          <w:sz w:val="24"/>
+          <w:szCs w:val="24"/>
+        </w:rPr>
+        <w:t>十分强烈,甚至有些夸张和乖戾的颤动和颤吟(通过气流大小的改变造成,不含指法的变化</w:t>
+      </w:r>
+      <w:r>
+        <w:rPr>
+          <w:rFonts w:ascii="Noto Serif SC" w:eastAsia="Noto Serif SC" w:hAnsi="Noto Serif SC" w:cs="Noto Serif" w:hint="eastAsia"/>
+          <w:bCs/>
+          <w:sz w:val="24"/>
+          <w:szCs w:val="24"/>
+        </w:rPr>
+        <w:t>)。</w:t>
+      </w:r>
+    </w:p>
+    <w:p>
+      <w:pPr>
+        <w:rPr>
+          <w:rFonts w:ascii="Noto Serif SC" w:eastAsia="Noto Serif SC" w:hAnsi="Noto Serif SC" w:cs="Noto Serif"/>
+          <w:bCs/>
+          <w:sz w:val="24"/>
+          <w:szCs w:val="24"/>
+        </w:rPr>
+      </w:pPr>
+      <w:r>
+        <w:rPr>
+          <w:rFonts w:ascii="Noto Serif SC" w:eastAsia="Noto Serif SC" w:hAnsi="Noto Serif SC" w:cs="Noto Serif" w:hint="eastAsia"/>
+          <w:bCs/>
+          <w:sz w:val="24"/>
+          <w:szCs w:val="24"/>
+        </w:rPr>
+        <w:t xml:space="preserve">non </w:t>
+      </w:r>
+      <w:proofErr w:type="spellStart"/>
+      <w:r>
+        <w:rPr>
+          <w:rFonts w:ascii="Noto Serif SC" w:eastAsia="Noto Serif SC" w:hAnsi="Noto Serif SC" w:cs="Noto Serif" w:hint="eastAsia"/>
+          <w:bCs/>
+          <w:sz w:val="24"/>
+          <w:szCs w:val="24"/>
+        </w:rPr>
+        <w:t>vib</w:t>
+      </w:r>
+      <w:proofErr w:type="spellEnd"/>
+      <w:r>
+        <w:rPr>
+          <w:rFonts w:ascii="Noto Serif SC" w:eastAsia="Noto Serif SC" w:hAnsi="Noto Serif SC" w:cs="Noto Serif" w:hint="eastAsia"/>
+          <w:bCs/>
+          <w:sz w:val="24"/>
+          <w:szCs w:val="24"/>
+        </w:rPr>
+        <w:t>.</w:t>
+      </w:r>
+      <w:r>
+        <w:rPr>
+          <w:rFonts w:ascii="Noto Serif SC" w:eastAsia="Noto Serif SC" w:hAnsi="Noto Serif SC" w:cs="Noto Serif"/>
+          <w:bCs/>
+          <w:sz w:val="24"/>
+          <w:szCs w:val="24"/>
+        </w:rPr>
+        <w:tab/>
+      </w:r>
+      <w:r>
+        <w:rPr>
+          <w:rFonts w:ascii="Noto Serif SC" w:eastAsia="Noto Serif SC" w:hAnsi="Noto Serif SC" w:cs="Noto Serif" w:hint="eastAsia"/>
+          <w:bCs/>
+          <w:sz w:val="24"/>
+          <w:szCs w:val="24"/>
+        </w:rPr>
+        <w:t>：</w:t>
+      </w:r>
+      <w:r>
+        <w:rPr>
+          <w:rFonts w:ascii="Noto Serif SC" w:eastAsia="Noto Serif SC" w:hAnsi="Noto Serif SC" w:cs="Noto Serif" w:hint="eastAsia"/>
+          <w:bCs/>
+          <w:sz w:val="24"/>
+          <w:szCs w:val="24"/>
+        </w:rPr>
+        <w:t>没有任何颤动和颤吟。</w:t>
+      </w:r>
+    </w:p>
+    <w:p>
+      <w:pPr>
+        <w:rPr>
+          <w:rFonts w:ascii="Noto Serif SC" w:eastAsia="Noto Serif SC" w:hAnsi="Noto Serif SC" w:cs="Noto Serif"/>
+          <w:bCs/>
+          <w:sz w:val="24"/>
+          <w:szCs w:val="24"/>
+        </w:rPr>
+      </w:pPr>
+      <w:r>
+        <w:rPr>
+          <w:rFonts w:ascii="Noto Serif SC" w:eastAsia="Noto Serif SC" w:hAnsi="Noto Serif SC" w:cs="Noto Serif" w:hint="eastAsia"/>
+          <w:bCs/>
+          <w:sz w:val="24"/>
+          <w:szCs w:val="24"/>
+        </w:rPr>
+        <w:t>tr</w:t>
+      </w:r>
+      <w:r>
+        <w:rPr>
+          <w:rFonts w:ascii="Noto Serif SC" w:eastAsia="Noto Serif SC" w:hAnsi="Noto Serif SC" w:cs="Noto Serif" w:hint="eastAsia"/>
+          <w:bCs/>
+          <w:sz w:val="24"/>
+          <w:szCs w:val="24"/>
+        </w:rPr>
+        <w:t>.</w:t>
+      </w:r>
+      <w:r>
+        <w:rPr>
+          <w:rFonts w:ascii="Noto Serif SC" w:eastAsia="Noto Serif SC" w:hAnsi="Noto Serif SC" w:cs="Noto Serif"/>
+          <w:bCs/>
+          <w:sz w:val="24"/>
+          <w:szCs w:val="24"/>
+        </w:rPr>
+        <w:tab/>
+      </w:r>
+      <w:r>
+        <w:rPr>
+          <w:rFonts w:ascii="Noto Serif SC" w:eastAsia="Noto Serif SC" w:hAnsi="Noto Serif SC" w:cs="Noto Serif" w:hint="eastAsia"/>
+          <w:bCs/>
+          <w:sz w:val="24"/>
+          <w:szCs w:val="24"/>
+        </w:rPr>
+        <w:t>：</w:t>
+      </w:r>
+      <w:r>
+        <w:rPr>
+          <w:rFonts w:ascii="Noto Serif SC" w:eastAsia="Noto Serif SC" w:hAnsi="Noto Serif SC" w:cs="Noto Serif" w:hint="eastAsia"/>
+          <w:bCs/>
+          <w:sz w:val="24"/>
+          <w:szCs w:val="24"/>
+        </w:rPr>
+        <w:t>为基础音与其上方小二度的颤音(无论处在什么调性环境下)。</w:t>
+      </w:r>
+    </w:p>
+    <w:p>
+      <w:pPr>
+        <w:rPr>
+          <w:rFonts w:ascii="Noto Serif SC" w:eastAsia="Noto Serif SC" w:hAnsi="Noto Serif SC" w:cs="Noto Serif"/>
+          <w:bCs/>
+          <w:sz w:val="24"/>
+          <w:szCs w:val="24"/>
+        </w:rPr>
+      </w:pPr>
+    </w:p>
+    <w:p>
+      <w:pPr>
+        <w:rPr>
+          <w:rFonts w:ascii="Noto Serif SC" w:eastAsia="Noto Serif SC" w:hAnsi="Noto Serif SC" w:cs="Noto Serif" w:hint="eastAsia"/>
+          <w:bCs/>
+          <w:sz w:val="36"/>
+          <w:szCs w:val="36"/>
+        </w:rPr>
+      </w:pPr>
+      <w:r>
+        <w:rPr>
+          <w:rFonts w:ascii="Noto Serif SC" w:eastAsia="Noto Serif SC" w:hAnsi="Noto Serif SC" w:cs="Noto Serif" w:hint="eastAsia"/>
+          <w:bCs/>
+          <w:sz w:val="36"/>
+          <w:szCs w:val="36"/>
+        </w:rPr>
+        <w:t>独奏琵琶:</w:t>
+      </w:r>
+      <w:r>
+        <w:rPr>
+          <w:rFonts w:ascii="Noto Serif SC" w:eastAsia="Noto Serif SC" w:hAnsi="Noto Serif SC" w:cs="Noto Serif" w:hint="eastAsia"/>
+          <w:bCs/>
+          <w:sz w:val="36"/>
+          <w:szCs w:val="36"/>
+        </w:rPr>
+        <w:t xml:space="preserve"> Solo </w:t>
+      </w:r>
+      <w:r>
+        <w:rPr>
+          <w:rFonts w:ascii="Noto Serif SC" w:eastAsia="Noto Serif SC" w:hAnsi="Noto Serif SC" w:cs="Noto Serif" w:hint="eastAsia"/>
+          <w:bCs/>
+          <w:sz w:val="36"/>
+          <w:szCs w:val="36"/>
+        </w:rPr>
+        <w:t>Pipa</w:t>
+      </w:r>
+      <w:r>
+        <w:rPr>
+          <w:rFonts w:ascii="Noto Serif SC" w:eastAsia="Noto Serif SC" w:hAnsi="Noto Serif SC" w:cs="Noto Serif" w:hint="eastAsia"/>
+          <w:bCs/>
+          <w:sz w:val="36"/>
+          <w:szCs w:val="36"/>
+        </w:rPr>
+        <w:t>:</w:t>
+      </w:r>
+    </w:p>
+    <w:p>
+      <w:pPr>
+        <w:pStyle w:val="ListParagraph"/>
+        <w:numPr>
+          <w:ilvl w:val="0"/>
+          <w:numId w:val="2"/>
+        </w:numPr>
+        <w:rPr>
+          <w:rFonts w:ascii="Noto Serif SC" w:eastAsia="Noto Serif SC" w:hAnsi="Noto Serif SC" w:cs="Noto Serif"/>
+          <w:bCs/>
+          <w:sz w:val="24"/>
+          <w:szCs w:val="24"/>
+        </w:rPr>
+      </w:pPr>
+      <w:r>
+        <w:rPr>
+          <w:rFonts w:ascii="Noto Serif SC" w:eastAsia="Noto Serif SC" w:hAnsi="Noto Serif SC" w:cs="Noto Serif" w:hint="eastAsia"/>
+          <w:bCs/>
+          <w:sz w:val="24"/>
+          <w:szCs w:val="24"/>
+        </w:rPr>
+        <w:t>泛音:</w:t>
+      </w:r>
+    </w:p>
+    <w:p>
+      <w:pPr>
+        <w:rPr>
+          <w:rFonts w:ascii="Noto Serif SC" w:eastAsia="Noto Serif SC" w:hAnsi="Noto Serif SC" w:cs="Noto Serif"/>
+          <w:bCs/>
+          <w:sz w:val="24"/>
+          <w:szCs w:val="24"/>
+        </w:rPr>
+      </w:pPr>
+      <w:r>
+        <w:rPr>
+          <w:rFonts w:ascii="Noto Serif SC" w:eastAsia="Noto Serif SC" w:hAnsi="Noto Serif SC" w:cs="Noto Serif" w:hint="eastAsia"/>
+          <w:bCs/>
+          <w:sz w:val="24"/>
+          <w:szCs w:val="24"/>
+        </w:rPr>
+        <w:t>记谱:</w:t>
+      </w:r>
+      <w:r>
+        <w:rPr>
+          <w:rFonts w:ascii="Noto Serif SC" w:eastAsia="Noto Serif SC" w:hAnsi="Noto Serif SC" w:cs="Noto Serif" w:hint="eastAsia"/>
+          <w:bCs/>
+          <w:sz w:val="24"/>
+          <w:szCs w:val="24"/>
         </w:rPr>
         <w:t xml:space="preserve"> </w:t>
       </w:r>
       <w:r>
         <w:rPr>
           <w:rFonts w:ascii="Noto Serif SC" w:eastAsia="Noto Serif SC" w:hAnsi="Noto Serif SC" w:cs="Noto Serif"/>
-          <w:sz w:val="24"/>
-          <w:szCs w:val="24"/>
-          <w:lang w:val="en-US"/>
-        </w:rPr>
-        <w:t>Pipa solo</w:t>
-      </w:r>
-    </w:p>
-    <w:p>
-      <w:pPr>
-        <w:rPr>
-          <w:rFonts w:ascii="Noto Serif SC" w:eastAsia="Noto Serif SC" w:hAnsi="Noto Serif SC" w:cs="Noto Serif"/>
-          <w:sz w:val="24"/>
-          <w:szCs w:val="24"/>
-          <w:lang w:val="en-US"/>
-        </w:rPr>
-      </w:pPr>
-    </w:p>
-    <w:p>
-      <w:pPr>
-        <w:rPr>
-          <w:rFonts w:ascii="Noto Serif SC" w:eastAsia="Noto Serif SC" w:hAnsi="Noto Serif SC" w:cs="Noto Serif"/>
-          <w:sz w:val="24"/>
-          <w:szCs w:val="24"/>
-          <w:lang w:val="en-US"/>
-        </w:rPr>
-      </w:pPr>
-      <w:r>
-        <w:rPr>
-          <w:rFonts w:ascii="Noto Serif SC" w:eastAsia="Noto Serif SC" w:hAnsi="Noto Serif SC" w:cs="Noto Serif" w:hint="eastAsia"/>
-          <w:sz w:val="24"/>
-          <w:szCs w:val="24"/>
-          <w:lang w:val="en-US"/>
-        </w:rPr>
-        <w:t>高胡</w:t>
-      </w:r>
-      <w:r>
-        <w:rPr>
-          <w:rFonts w:ascii="Noto Serif SC" w:eastAsia="Noto Serif SC" w:hAnsi="Noto Serif SC" w:cs="Noto Serif"/>
-          <w:sz w:val="24"/>
-          <w:szCs w:val="24"/>
-          <w:lang w:val="en-US"/>
-        </w:rPr>
-        <w:t xml:space="preserve"> Gaohu</w:t>
-      </w:r>
-    </w:p>
-    <w:p>
-      <w:pPr>
-        <w:rPr>
-          <w:rFonts w:ascii="Noto Serif SC" w:eastAsia="Noto Serif SC" w:hAnsi="Noto Serif SC" w:cs="Noto Serif"/>
-          <w:sz w:val="24"/>
-          <w:szCs w:val="24"/>
-          <w:lang w:val="en-US"/>
-        </w:rPr>
-      </w:pPr>
-      <w:r>
-        <w:rPr>
-          <w:rFonts w:ascii="Noto Serif SC" w:eastAsia="Noto Serif SC" w:hAnsi="Noto Serif SC" w:cs="Noto Serif" w:hint="eastAsia"/>
-          <w:sz w:val="24"/>
-          <w:szCs w:val="24"/>
-          <w:lang w:val="en-US"/>
-        </w:rPr>
-        <w:t>二胡</w:t>
-      </w:r>
-      <w:r>
-        <w:rPr>
-          <w:rFonts w:ascii="Noto Serif SC" w:eastAsia="Noto Serif SC" w:hAnsi="Noto Serif SC" w:cs="Noto Serif"/>
-          <w:sz w:val="24"/>
-          <w:szCs w:val="24"/>
-          <w:lang w:val="en-US"/>
-        </w:rPr>
-        <w:t xml:space="preserve"> Erhu</w:t>
-      </w:r>
-      <w:r>
-        <w:rPr>
-          <w:rFonts w:ascii="Noto Serif SC" w:eastAsia="Noto Serif SC" w:hAnsi="Noto Serif SC" w:cs="Noto Serif"/>
-          <w:sz w:val="24"/>
-          <w:szCs w:val="24"/>
-          <w:lang w:val="en-US"/>
-        </w:rPr>
-        <w:t xml:space="preserve"> I</w:t>
-      </w:r>
-    </w:p>
-    <w:p>
-      <w:pPr>
-        <w:rPr>
-          <w:rFonts w:ascii="Noto Serif SC" w:eastAsia="Noto Serif SC" w:hAnsi="Noto Serif SC" w:cs="Noto Serif"/>
-          <w:sz w:val="24"/>
-          <w:szCs w:val="24"/>
-          <w:lang w:val="en-US"/>
-        </w:rPr>
-      </w:pPr>
-      <w:r>
-        <w:rPr>
-          <w:rFonts w:ascii="Noto Serif SC" w:eastAsia="Noto Serif SC" w:hAnsi="Noto Serif SC" w:cs="Noto Serif" w:hint="eastAsia"/>
-          <w:sz w:val="24"/>
-          <w:szCs w:val="24"/>
-          <w:lang w:val="en-US"/>
-        </w:rPr>
-        <w:t>二胡</w:t>
-      </w:r>
-      <w:r>
-        <w:rPr>
-          <w:rFonts w:ascii="Noto Serif SC" w:eastAsia="Noto Serif SC" w:hAnsi="Noto Serif SC" w:cs="Noto Serif"/>
-          <w:sz w:val="24"/>
-          <w:szCs w:val="24"/>
-          <w:lang w:val="en-US"/>
-        </w:rPr>
-        <w:t xml:space="preserve"> Erhu</w:t>
-      </w:r>
-      <w:r>
-        <w:rPr>
-          <w:rFonts w:ascii="Noto Serif SC" w:eastAsia="Noto Serif SC" w:hAnsi="Noto Serif SC" w:cs="Noto Serif"/>
-          <w:sz w:val="24"/>
-          <w:szCs w:val="24"/>
-          <w:lang w:val="en-US"/>
-        </w:rPr>
-        <w:t xml:space="preserve"> II</w:t>
-      </w:r>
-    </w:p>
-    <w:p>
-      <w:pPr>
-        <w:rPr>
-          <w:rFonts w:ascii="Noto Serif SC" w:eastAsia="Noto Serif SC" w:hAnsi="Noto Serif SC" w:cs="Noto Serif"/>
-          <w:sz w:val="24"/>
-          <w:szCs w:val="24"/>
-          <w:lang w:val="en-US"/>
-        </w:rPr>
-      </w:pPr>
-      <w:r>
-        <w:rPr>
-          <w:rFonts w:ascii="Noto Serif SC" w:eastAsia="Noto Serif SC" w:hAnsi="Noto Serif SC" w:cs="Noto Serif" w:hint="eastAsia"/>
-          <w:sz w:val="24"/>
-          <w:szCs w:val="24"/>
-          <w:lang w:val="en-US"/>
-        </w:rPr>
-        <w:t>中胡</w:t>
-      </w:r>
-      <w:r>
-        <w:rPr>
-          <w:rFonts w:ascii="Noto Serif SC" w:eastAsia="Noto Serif SC" w:hAnsi="Noto Serif SC" w:cs="Noto Serif"/>
-          <w:sz w:val="24"/>
-          <w:szCs w:val="24"/>
-          <w:lang w:val="en-US"/>
-        </w:rPr>
-        <w:t xml:space="preserve"> Zhonghu</w:t>
-      </w:r>
-    </w:p>
-    <w:p>
-      <w:pPr>
-        <w:rPr>
-          <w:rFonts w:ascii="Noto Serif SC" w:eastAsia="Noto Serif SC" w:hAnsi="Noto Serif SC" w:cs="Noto Serif"/>
-          <w:sz w:val="24"/>
-          <w:szCs w:val="24"/>
-          <w:lang w:val="en-US"/>
-        </w:rPr>
-      </w:pPr>
-      <w:r>
-        <w:rPr>
-          <w:rFonts w:ascii="Noto Serif SC" w:eastAsia="Noto Serif SC" w:hAnsi="Noto Serif SC" w:cs="Noto Serif" w:hint="eastAsia"/>
-          <w:sz w:val="24"/>
-          <w:szCs w:val="24"/>
-          <w:lang w:val="en-US"/>
-        </w:rPr>
-        <w:t>大提琴</w:t>
-      </w:r>
-      <w:r>
-        <w:rPr>
-          <w:rFonts w:ascii="Noto Serif SC" w:eastAsia="Noto Serif SC" w:hAnsi="Noto Serif SC" w:cs="Noto Serif"/>
-          <w:sz w:val="24"/>
-          <w:szCs w:val="24"/>
-          <w:lang w:val="en-US"/>
-        </w:rPr>
-        <w:t xml:space="preserve"> Violoncello</w:t>
-      </w:r>
-    </w:p>
-    <w:p>
-      <w:pPr>
-        <w:rPr>
-          <w:rFonts w:ascii="Noto Serif SC" w:eastAsia="Noto Serif SC" w:hAnsi="Noto Serif SC" w:cs="Noto Serif"/>
-          <w:sz w:val="24"/>
-          <w:szCs w:val="24"/>
-          <w:lang w:val="en-US"/>
-        </w:rPr>
-      </w:pPr>
-      <w:r>
-        <w:rPr>
-          <w:rFonts w:ascii="Noto Serif SC" w:eastAsia="Noto Serif SC" w:hAnsi="Noto Serif SC" w:cs="Noto Serif" w:hint="eastAsia"/>
-          <w:sz w:val="24"/>
-          <w:szCs w:val="24"/>
-          <w:lang w:val="en-US"/>
-        </w:rPr>
-        <w:t>低音提琴</w:t>
-      </w:r>
-      <w:r>
-        <w:rPr>
-          <w:rFonts w:ascii="Noto Serif SC" w:eastAsia="Noto Serif SC" w:hAnsi="Noto Serif SC" w:cs="Noto Serif"/>
-          <w:sz w:val="24"/>
-          <w:szCs w:val="24"/>
-          <w:lang w:val="en-US"/>
-        </w:rPr>
-        <w:t xml:space="preserve"> Contrabass</w:t>
-      </w:r>
-    </w:p>
-    <w:p>
-      <w:pPr>
-        <w:rPr>
-          <w:rFonts w:ascii="Noto Serif SC" w:eastAsia="Noto Serif SC" w:hAnsi="Noto Serif SC" w:cs="Noto Serif"/>
-          <w:lang w:val="en-US"/>
-        </w:rPr>
-      </w:pPr>
-    </w:p>
-    <w:p>
-      <w:pPr>
-        <w:rPr>
-          <w:rFonts w:ascii="Noto Serif SC" w:eastAsia="Noto Serif SC" w:hAnsi="Noto Serif SC" w:cs="Noto Serif"/>
-          <w:lang w:val="en-US"/>
-        </w:rPr>
-      </w:pPr>
-    </w:p>
-    <w:p>
-      <w:pPr>
-        <w:rPr>
-          <w:rFonts w:ascii="Noto Serif SC" w:eastAsia="Noto Serif SC" w:hAnsi="Noto Serif SC" w:cs="Noto Serif"/>
-          <w:lang w:val="en-US"/>
-        </w:rPr>
-      </w:pPr>
-    </w:p>
-    <w:p>
-      <w:pPr>
-        <w:rPr>
-          <w:rFonts w:ascii="Noto Serif SC" w:eastAsia="Noto Serif SC" w:hAnsi="Noto Serif SC" w:cs="Noto Serif"/>
-          <w:lang w:val="en-US"/>
-        </w:rPr>
-      </w:pPr>
-    </w:p>
-    <w:p>
-      <w:pPr>
-        <w:rPr>
-          <w:rFonts w:ascii="Noto Serif SC" w:eastAsia="Noto Serif SC" w:hAnsi="Noto Serif SC" w:cs="Noto Serif"/>
-          <w:lang w:val="en-US"/>
-        </w:rPr>
-      </w:pPr>
-    </w:p>
-    <w:p>
-      <w:pPr>
-        <w:rPr>
-          <w:rFonts w:ascii="Noto Serif SC" w:eastAsia="Noto Serif SC" w:hAnsi="Noto Serif SC" w:cs="Noto Serif"/>
-          <w:lang w:val="en-US"/>
-        </w:rPr>
-      </w:pPr>
-    </w:p>
-    <w:p>
-      <w:pPr>
-        <w:rPr>
-          <w:rFonts w:ascii="Noto Serif SC" w:eastAsia="Noto Serif SC" w:hAnsi="Noto Serif SC" w:cs="Noto Serif"/>
-          <w:lang w:val="en-US"/>
-        </w:rPr>
-      </w:pPr>
-    </w:p>
-    <w:p>
-      <w:pPr>
-        <w:rPr>
-          <w:rFonts w:ascii="Noto Serif SC" w:eastAsia="Noto Serif SC" w:hAnsi="Noto Serif SC" w:cs="Noto Serif"/>
-          <w:lang w:val="en-US"/>
-        </w:rPr>
-      </w:pPr>
-    </w:p>
-    <w:p>
-      <w:pPr>
-        <w:rPr>
-          <w:rFonts w:ascii="Noto Serif SC" w:eastAsia="Noto Serif SC" w:hAnsi="Noto Serif SC" w:cs="Noto Serif"/>
-          <w:b/>
-          <w:sz w:val="32"/>
-          <w:szCs w:val="40"/>
-          <w:lang w:val="en-US"/>
+          <w:bCs/>
+          <w:sz w:val="24"/>
+          <w:szCs w:val="24"/>
+        </w:rPr>
+        <w:t>◯</w:t>
+      </w:r>
+      <w:r>
+        <w:rPr>
+          <w:rFonts w:ascii="Noto Serif SC" w:eastAsia="Noto Serif SC" w:hAnsi="Noto Serif SC" w:cs="Noto Serif" w:hint="eastAsia"/>
+          <w:bCs/>
+          <w:sz w:val="24"/>
+          <w:szCs w:val="24"/>
+        </w:rPr>
+        <w:t xml:space="preserve"> </w:t>
+      </w:r>
+      <w:r>
+        <w:rPr>
+          <w:rFonts w:ascii="Noto Serif SC" w:eastAsia="Noto Serif SC" w:hAnsi="Noto Serif SC" w:cs="Noto Serif" w:hint="eastAsia"/>
+          <w:bCs/>
+          <w:sz w:val="24"/>
+          <w:szCs w:val="24"/>
+        </w:rPr>
+        <w:t>(泛音音程和泛音和弦同样仅仅使用单个泛音记号表示)</w:t>
+      </w:r>
+    </w:p>
+    <w:p>
+      <w:pPr>
+        <w:pStyle w:val="ListParagraph"/>
+        <w:numPr>
+          <w:ilvl w:val="0"/>
+          <w:numId w:val="2"/>
+        </w:numPr>
+        <w:rPr>
+          <w:rFonts w:ascii="Noto Serif SC" w:eastAsia="Noto Serif SC" w:hAnsi="Noto Serif SC" w:cs="Noto Serif"/>
+          <w:bCs/>
+          <w:sz w:val="24"/>
+          <w:szCs w:val="24"/>
+        </w:rPr>
+      </w:pPr>
+      <w:r>
+        <w:rPr>
+          <w:rFonts w:ascii="Noto Serif SC" w:eastAsia="Noto Serif SC" w:hAnsi="Noto Serif SC" w:cs="Noto Serif" w:hint="eastAsia"/>
+          <w:bCs/>
+          <w:sz w:val="24"/>
+          <w:szCs w:val="24"/>
+        </w:rPr>
+        <w:t>独奏琵琶的定弦:</w:t>
+      </w:r>
+      <w:r>
+        <w:rPr>
+          <w:rFonts w:ascii="Noto Serif SC" w:eastAsia="Noto Serif SC" w:hAnsi="Noto Serif SC" w:cs="Noto Serif" w:hint="eastAsia"/>
+          <w:bCs/>
+          <w:sz w:val="24"/>
+          <w:szCs w:val="24"/>
+        </w:rPr>
+        <w:t xml:space="preserve"> </w:t>
+      </w:r>
+      <w:r>
+        <w:rPr>
+          <w:rFonts w:ascii="Noto Serif SC" w:eastAsia="Noto Serif SC" w:hAnsi="Noto Serif SC" w:cs="Noto Serif" w:hint="eastAsia"/>
+          <w:bCs/>
+          <w:sz w:val="24"/>
+          <w:szCs w:val="24"/>
+        </w:rPr>
+        <w:t>A</w:t>
+      </w:r>
+      <w:r>
+        <w:rPr>
+          <w:rFonts w:ascii="Noto Serif SC" w:eastAsia="Noto Serif SC" w:hAnsi="Noto Serif SC" w:cs="Noto Serif"/>
+          <w:bCs/>
+          <w:sz w:val="24"/>
+          <w:szCs w:val="24"/>
+        </w:rPr>
+        <w:t>♭</w:t>
+      </w:r>
+      <w:r>
+        <w:rPr>
+          <w:rFonts w:ascii="Noto Serif SC" w:eastAsia="Noto Serif SC" w:hAnsi="Noto Serif SC" w:cs="Noto Serif" w:hint="eastAsia"/>
+          <w:bCs/>
+          <w:sz w:val="24"/>
+          <w:szCs w:val="24"/>
+        </w:rPr>
+        <w:t>、d、E</w:t>
+      </w:r>
+      <w:r>
+        <w:rPr>
+          <w:rFonts w:ascii="Noto Serif SC" w:eastAsia="Noto Serif SC" w:hAnsi="Noto Serif SC" w:cs="Noto Serif"/>
+          <w:bCs/>
+          <w:sz w:val="24"/>
+          <w:szCs w:val="24"/>
+        </w:rPr>
+        <w:t>♭</w:t>
+      </w:r>
+      <w:r>
+        <w:rPr>
+          <w:rFonts w:ascii="Noto Serif SC" w:eastAsia="Noto Serif SC" w:hAnsi="Noto Serif SC" w:cs="Noto Serif" w:hint="eastAsia"/>
+          <w:bCs/>
+          <w:sz w:val="24"/>
+          <w:szCs w:val="24"/>
+        </w:rPr>
+        <w:t>、a</w:t>
+      </w:r>
+    </w:p>
+    <w:p>
+      <w:pPr>
+        <w:rPr>
+          <w:rFonts w:ascii="Noto Serif SC" w:eastAsia="Noto Serif SC" w:hAnsi="Noto Serif SC" w:cs="Noto Serif"/>
+          <w:bCs/>
+          <w:sz w:val="24"/>
+          <w:szCs w:val="24"/>
+        </w:rPr>
+      </w:pPr>
+      <w:r>
+        <w:rPr>
+          <w:rFonts w:ascii="Noto Serif SC" w:eastAsia="Noto Serif SC" w:hAnsi="Noto Serif SC" w:cs="Noto Serif" w:hint="eastAsia"/>
+          <w:bCs/>
+          <w:sz w:val="24"/>
+          <w:szCs w:val="24"/>
+        </w:rPr>
+        <w:t>注意:乐谱中所有的音高皆为实际发音音高,不在作缠弦的移位演奏音高记谱处理。</w:t>
+      </w:r>
+    </w:p>
+    <w:p>
+      <w:pPr>
+        <w:pStyle w:val="ListParagraph"/>
+        <w:numPr>
+          <w:ilvl w:val="0"/>
+          <w:numId w:val="2"/>
+        </w:numPr>
+        <w:rPr>
+          <w:rFonts w:ascii="Noto Serif SC" w:eastAsia="Noto Serif SC" w:hAnsi="Noto Serif SC" w:cs="Noto Serif"/>
+          <w:bCs/>
+          <w:sz w:val="24"/>
+          <w:szCs w:val="24"/>
+        </w:rPr>
+      </w:pPr>
+      <w:r>
+        <w:rPr>
+          <w:rFonts w:ascii="Noto Serif SC" w:eastAsia="Noto Serif SC" w:hAnsi="Noto Serif SC" w:cs="Noto Serif"/>
+          <w:bCs/>
+          <w:noProof/>
+          <w:sz w:val="24"/>
+          <w:szCs w:val="24"/>
+          <w:lang w:val="en-GB"/>
+        </w:rPr>
+        <w:drawing>
+          <wp:inline distT="0" distB="0" distL="0" distR="0" wp14:anchorId="19346102" wp14:editId="6418109D">
+            <wp:extent cx="131944" cy="136355"/>
+            <wp:effectExtent l="0" t="0" r="1905" b="0"/>
+            <wp:docPr id="1184050316" name="Picture 4"/>
+            <wp:cNvGraphicFramePr>
+              <a:graphicFrameLocks xmlns:a="http://schemas.openxmlformats.org/drawingml/2006/main" noChangeAspect="1"/>
+            </wp:cNvGraphicFramePr>
+            <a:graphic xmlns:a="http://schemas.openxmlformats.org/drawingml/2006/main">
+              <a:graphicData uri="http://schemas.openxmlformats.org/drawingml/2006/picture">
+                <pic:pic xmlns:pic="http://schemas.openxmlformats.org/drawingml/2006/picture">
+                  <pic:nvPicPr>
+                    <pic:cNvPr id="0" name="Picture 3"/>
+                    <pic:cNvPicPr>
+                      <a:picLocks noChangeAspect="1" noChangeArrowheads="1"/>
+                    </pic:cNvPicPr>
+                  </pic:nvPicPr>
+                  <pic:blipFill>
+                    <a:blip r:embed="rId14" cstate="print">
+                      <a:extLst>
+                        <a:ext uri="{28A0092B-C50C-407E-A947-70E740481C1C}">
+                          <a14:useLocalDpi xmlns:a14="http://schemas.microsoft.com/office/drawing/2010/main" val="0"/>
+                        </a:ext>
+                      </a:extLst>
+                    </a:blip>
+                    <a:srcRect/>
+                    <a:stretch>
+                      <a:fillRect/>
+                    </a:stretch>
+                  </pic:blipFill>
+                  <pic:spPr bwMode="auto">
+                    <a:xfrm>
+                      <a:off x="0" y="0"/>
+                      <a:ext cx="150225" cy="155247"/>
+                    </a:xfrm>
+                    <a:prstGeom prst="rect">
+                      <a:avLst/>
+                    </a:prstGeom>
+                    <a:noFill/>
+                    <a:ln>
+                      <a:noFill/>
+                    </a:ln>
+                  </pic:spPr>
+                </pic:pic>
+              </a:graphicData>
+            </a:graphic>
+          </wp:inline>
+        </w:drawing>
+      </w:r>
+      <w:r>
+        <w:rPr>
+          <w:rFonts w:ascii="Noto Serif SC" w:eastAsia="Noto Serif SC" w:hAnsi="Noto Serif SC" w:cs="Noto Serif" w:hint="eastAsia"/>
+          <w:bCs/>
+          <w:sz w:val="24"/>
+          <w:szCs w:val="24"/>
+        </w:rPr>
+        <w:t xml:space="preserve"> </w:t>
+      </w:r>
+      <w:r>
+        <w:rPr>
+          <w:rFonts w:ascii="Noto Serif SC" w:eastAsia="Noto Serif SC" w:hAnsi="Noto Serif SC" w:cs="Noto Serif" w:hint="eastAsia"/>
+          <w:bCs/>
+          <w:sz w:val="24"/>
+          <w:szCs w:val="24"/>
+        </w:rPr>
+        <w:t>轮指(仅一下)。</w:t>
+      </w:r>
+      <w:r>
+        <w:rPr>
+          <w:rFonts w:ascii="Noto Serif SC" w:eastAsia="Noto Serif SC" w:hAnsi="Noto Serif SC" w:cs="Noto Serif" w:hint="eastAsia"/>
+          <w:bCs/>
+          <w:sz w:val="24"/>
+          <w:szCs w:val="24"/>
+        </w:rPr>
+        <w:t xml:space="preserve"> </w:t>
+      </w:r>
+    </w:p>
+    <w:p>
+      <w:pPr>
+        <w:rPr>
+          <w:rFonts w:ascii="Noto Serif SC" w:eastAsia="Noto Serif SC" w:hAnsi="Noto Serif SC" w:cs="Noto Serif"/>
+          <w:bCs/>
+          <w:sz w:val="24"/>
+          <w:szCs w:val="24"/>
+        </w:rPr>
+      </w:pPr>
+      <w:r>
+        <w:rPr>
+          <w:rFonts w:ascii="Noto Serif SC" w:eastAsia="Noto Serif SC" w:hAnsi="Noto Serif SC" w:cs="Noto Serif"/>
+          <w:bCs/>
+          <w:noProof/>
+          <w:sz w:val="24"/>
+          <w:szCs w:val="24"/>
+        </w:rPr>
+        <mc:AlternateContent>
+          <mc:Choice Requires="wpg">
+            <w:drawing>
+              <wp:inline distT="0" distB="0" distL="0" distR="0" wp14:anchorId="23967F80" wp14:editId="4D42E3CB">
+                <wp:extent cx="422816" cy="135890"/>
+                <wp:effectExtent l="0" t="0" r="0" b="0"/>
+                <wp:docPr id="228028590" name="Group 6"/>
+                <wp:cNvGraphicFramePr/>
+                <a:graphic xmlns:a="http://schemas.openxmlformats.org/drawingml/2006/main">
+                  <a:graphicData uri="http://schemas.microsoft.com/office/word/2010/wordprocessingGroup">
+                    <wpg:wgp>
+                      <wpg:cNvGrpSpPr/>
+                      <wpg:grpSpPr>
+                        <a:xfrm>
+                          <a:off x="0" y="0"/>
+                          <a:ext cx="422816" cy="135890"/>
+                          <a:chOff x="0" y="0"/>
+                          <a:chExt cx="422816" cy="135890"/>
+                        </a:xfrm>
+                      </wpg:grpSpPr>
+                      <pic:pic xmlns:pic="http://schemas.openxmlformats.org/drawingml/2006/picture">
+                        <pic:nvPicPr>
+                          <pic:cNvPr id="238043446" name="Picture 5"/>
+                          <pic:cNvPicPr>
+                            <a:picLocks noChangeAspect="1"/>
+                          </pic:cNvPicPr>
+                        </pic:nvPicPr>
+                        <pic:blipFill>
+                          <a:blip r:embed="rId15" cstate="print">
+                            <a:extLst>
+                              <a:ext uri="{28A0092B-C50C-407E-A947-70E740481C1C}">
+                                <a14:useLocalDpi xmlns:a14="http://schemas.microsoft.com/office/drawing/2010/main" val="0"/>
+                              </a:ext>
+                            </a:extLst>
+                          </a:blip>
+                          <a:srcRect/>
+                          <a:stretch>
+                            <a:fillRect/>
+                          </a:stretch>
+                        </pic:blipFill>
+                        <pic:spPr bwMode="auto">
+                          <a:xfrm>
+                            <a:off x="147861" y="48638"/>
+                            <a:ext cx="274955" cy="45085"/>
+                          </a:xfrm>
+                          <a:prstGeom prst="rect">
+                            <a:avLst/>
+                          </a:prstGeom>
+                          <a:noFill/>
+                          <a:ln>
+                            <a:noFill/>
+                          </a:ln>
+                        </pic:spPr>
+                      </pic:pic>
+                      <pic:pic xmlns:pic="http://schemas.openxmlformats.org/drawingml/2006/picture">
+                        <pic:nvPicPr>
+                          <pic:cNvPr id="1140137047" name="Picture 4"/>
+                          <pic:cNvPicPr>
+                            <a:picLocks noChangeAspect="1"/>
+                          </pic:cNvPicPr>
+                        </pic:nvPicPr>
+                        <pic:blipFill>
+                          <a:blip r:embed="rId16">
+                            <a:extLst>
+                              <a:ext uri="{28A0092B-C50C-407E-A947-70E740481C1C}">
+                                <a14:useLocalDpi xmlns:a14="http://schemas.microsoft.com/office/drawing/2010/main" val="0"/>
+                              </a:ext>
+                            </a:extLst>
+                          </a:blip>
+                          <a:srcRect/>
+                          <a:stretch>
+                            <a:fillRect/>
+                          </a:stretch>
+                        </pic:blipFill>
+                        <pic:spPr bwMode="auto">
+                          <a:xfrm>
+                            <a:off x="0" y="0"/>
+                            <a:ext cx="131445" cy="135890"/>
+                          </a:xfrm>
+                          <a:prstGeom prst="rect">
+                            <a:avLst/>
+                          </a:prstGeom>
+                          <a:noFill/>
+                          <a:ln>
+                            <a:noFill/>
+                          </a:ln>
+                        </pic:spPr>
+                      </pic:pic>
+                    </wpg:wgp>
+                  </a:graphicData>
+                </a:graphic>
+              </wp:inline>
+            </w:drawing>
+          </mc:Choice>
+          <mc:Fallback>
+            <w:pict>
+              <v:group w14:anchorId="793602D9" id="Group 6" o:spid="_x0000_s1026" style="width:33.3pt;height:10.7pt;mso-position-horizontal-relative:char;mso-position-vertical-relative:line" coordsize="422816,135890" o:gfxdata="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">
+                <v:shape id="Picture 5" o:spid="_x0000_s1027" type="#_x0000_t75" style="position:absolute;left:147861;top:48638;width:274955;height:45085;visibility:visible;mso-wrap-style:square" o:gfxdata="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">
+                  <v:imagedata r:id="rId17" o:title=""/>
+                </v:shape>
+                <v:shape id="Picture 4" o:spid="_x0000_s1028" type="#_x0000_t75" style="position:absolute;width:131445;height:135890;visibility:visible;mso-wrap-style:square" o:gfxdata="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">
+                  <v:imagedata r:id="rId18" o:title=""/>
+                </v:shape>
+                <w10:anchorlock/>
+              </v:group>
+            </w:pict>
+          </mc:Fallback>
+        </mc:AlternateContent>
+      </w:r>
+      <w:r>
+        <w:rPr>
+          <w:rFonts w:ascii="Noto Serif SC" w:eastAsia="Noto Serif SC" w:hAnsi="Noto Serif SC" w:cs="Noto Serif"/>
+          <w:bCs/>
+          <w:sz w:val="24"/>
+          <w:szCs w:val="24"/>
+        </w:rPr>
+        <w:t xml:space="preserve"> </w:t>
+      </w:r>
+      <w:r>
+        <w:rPr>
+          <w:rFonts w:ascii="Noto Serif SC" w:eastAsia="Noto Serif SC" w:hAnsi="Noto Serif SC" w:cs="Noto Serif" w:hint="eastAsia"/>
+          <w:bCs/>
+          <w:sz w:val="24"/>
+          <w:szCs w:val="24"/>
+        </w:rPr>
+        <w:t>：</w:t>
+      </w:r>
+      <w:r>
+        <w:rPr>
+          <w:rFonts w:ascii="Noto Serif SC" w:eastAsia="Noto Serif SC" w:hAnsi="Noto Serif SC" w:cs="Noto Serif" w:hint="eastAsia"/>
+          <w:bCs/>
+          <w:sz w:val="24"/>
+          <w:szCs w:val="24"/>
+        </w:rPr>
+        <w:t>持续轮指(包括满轮)。</w:t>
+      </w:r>
+    </w:p>
+    <w:p>
+      <w:pPr>
+        <w:rPr>
+          <w:rFonts w:ascii="Cambria" w:eastAsia="Noto Serif SC" w:hAnsi="Cambria" w:cs="Noto Serif"/>
+          <w:bCs/>
+          <w:sz w:val="24"/>
+          <w:szCs w:val="24"/>
+        </w:rPr>
+      </w:pPr>
+      <w:r>
+        <w:rPr>
+          <w:rFonts w:ascii="Cambria" w:eastAsia="Noto Serif SC" w:hAnsi="Cambria" w:cs="Noto Serif" w:hint="eastAsia"/>
+          <w:bCs/>
+          <w:sz w:val="24"/>
+          <w:szCs w:val="24"/>
+        </w:rPr>
+        <w:t xml:space="preserve"> </w:t>
+      </w:r>
+      <w:r>
+        <w:rPr>
+          <w:sz w:val="24"/>
+          <w:szCs w:val="24"/>
+        </w:rPr>
+        <w:pict w14:anchorId="62D7E167">
+          <v:shape id="Picture 7" o:spid="_x0000_i1038" type="#_x0000_t75" alt="A black background with a black square&#10;&#10;Description automatically generated with medium confidence" style="width:6.65pt;height:15.45pt;visibility:visible;mso-wrap-style:square">
+            <v:imagedata r:id="rId19" o:title="A black background with a black square&#10;&#10;Description automatically generated with medium confidence"/>
+          </v:shape>
+        </w:pict>
+      </w:r>
+      <w:r>
+        <w:rPr>
+          <w:rFonts w:ascii="Cambria" w:eastAsia="Noto Serif SC" w:hAnsi="Cambria" w:cs="Noto Serif" w:hint="eastAsia"/>
+          <w:bCs/>
+          <w:sz w:val="24"/>
+          <w:szCs w:val="24"/>
+        </w:rPr>
+        <w:t xml:space="preserve">  </w:t>
+      </w:r>
+      <w:r>
+        <w:rPr>
+          <w:rFonts w:ascii="Noto Serif SC" w:eastAsia="Noto Serif SC" w:hAnsi="Noto Serif SC" w:cs="Noto Serif" w:hint="eastAsia"/>
+          <w:bCs/>
+          <w:sz w:val="24"/>
+          <w:szCs w:val="24"/>
+        </w:rPr>
+        <w:t>：</w:t>
+      </w:r>
+      <w:r>
+        <w:rPr>
+          <w:rFonts w:ascii="Cambria" w:eastAsia="Noto Serif SC" w:hAnsi="Cambria" w:cs="Noto Serif" w:hint="eastAsia"/>
+          <w:bCs/>
+          <w:sz w:val="24"/>
+          <w:szCs w:val="24"/>
+        </w:rPr>
+        <w:t>连续快速弹挑</w:t>
+      </w:r>
+      <w:r>
+        <w:rPr>
+          <w:rFonts w:ascii="Cambria" w:eastAsia="Noto Serif SC" w:hAnsi="Cambria" w:cs="Noto Serif" w:hint="eastAsia"/>
+          <w:bCs/>
+          <w:sz w:val="24"/>
+          <w:szCs w:val="24"/>
+        </w:rPr>
+        <w:t>,</w:t>
+      </w:r>
+      <w:r>
+        <w:rPr>
+          <w:rFonts w:ascii="Cambria" w:eastAsia="Noto Serif SC" w:hAnsi="Cambria" w:cs="Noto Serif" w:hint="eastAsia"/>
+          <w:bCs/>
+          <w:sz w:val="24"/>
+          <w:szCs w:val="24"/>
+        </w:rPr>
+        <w:t>和震音的意义相同。</w:t>
+      </w:r>
+    </w:p>
+    <w:p>
+      <w:pPr>
+        <w:rPr>
+          <w:rFonts w:ascii="Cambria" w:eastAsia="Noto Serif SC" w:hAnsi="Cambria" w:cs="Noto Serif"/>
+          <w:bCs/>
+          <w:sz w:val="24"/>
+          <w:szCs w:val="24"/>
+        </w:rPr>
+      </w:pPr>
+      <w:r>
+        <w:rPr>
+          <w:noProof/>
+          <w:sz w:val="24"/>
+          <w:szCs w:val="24"/>
+        </w:rPr>
+      </w:r>
+      <w:r>
+        <w:rPr>
+          <w:sz w:val="24"/>
+          <w:szCs w:val="24"/>
+        </w:rPr>
+        <w:pict w14:anchorId="4865C032">
+          <v:shape id="Picture 9" o:spid="_x0000_s2050" type="#_x0000_t75" style="width:8.6pt;height:13.05pt;rotation:-610571fd;visibility:visible;mso-wrap-style:square;mso-left-percent:-10001;mso-top-percent:-10001;mso-position-horizontal:absolute;mso-position-horizontal-relative:char;mso-position-vertical:absolute;mso-position-vertical-relative:line;mso-left-percent:-10001;mso-top-percent:-10001">
+            <v:imagedata r:id="rId20" o:title=""/>
+            <w10:wrap type="none"/>
+            <w10:anchorlock/>
+          </v:shape>
+        </w:pict>
+      </w:r>
+      <w:r>
+        <w:rPr>
+          <w:rFonts w:ascii="Cambria" w:eastAsia="Noto Serif SC" w:hAnsi="Cambria" w:cs="Noto Serif" w:hint="eastAsia"/>
+          <w:bCs/>
+          <w:sz w:val="24"/>
+          <w:szCs w:val="24"/>
+        </w:rPr>
+        <w:t xml:space="preserve">  :  </w:t>
+      </w:r>
+      <w:r>
+        <w:rPr>
+          <w:rFonts w:ascii="Cambria" w:eastAsia="Noto Serif SC" w:hAnsi="Cambria" w:cs="Noto Serif" w:hint="eastAsia"/>
+          <w:bCs/>
+          <w:sz w:val="24"/>
+          <w:szCs w:val="24"/>
+        </w:rPr>
+        <w:t>扫弦</w:t>
+      </w:r>
+      <w:r>
+        <w:rPr>
+          <w:rFonts w:ascii="Cambria" w:eastAsia="Noto Serif SC" w:hAnsi="Cambria" w:cs="Noto Serif" w:hint="eastAsia"/>
+          <w:bCs/>
+          <w:sz w:val="24"/>
+          <w:szCs w:val="24"/>
+        </w:rPr>
+        <w:t>(</w:t>
+      </w:r>
+      <w:r>
+        <w:rPr>
+          <w:rFonts w:ascii="Cambria" w:eastAsia="Noto Serif SC" w:hAnsi="Cambria" w:cs="Noto Serif" w:hint="eastAsia"/>
+          <w:bCs/>
+          <w:sz w:val="24"/>
+          <w:szCs w:val="24"/>
+        </w:rPr>
+        <w:t>仅一下</w:t>
+      </w:r>
+      <w:r>
+        <w:rPr>
+          <w:rFonts w:ascii="Cambria" w:eastAsia="Noto Serif SC" w:hAnsi="Cambria" w:cs="Noto Serif" w:hint="eastAsia"/>
+          <w:bCs/>
+          <w:sz w:val="24"/>
+          <w:szCs w:val="24"/>
+        </w:rPr>
+        <w:t>)</w:t>
+      </w:r>
+      <w:r>
+        <w:rPr>
+          <w:rFonts w:ascii="Cambria" w:eastAsia="Noto Serif SC" w:hAnsi="Cambria" w:cs="Noto Serif" w:hint="eastAsia"/>
+          <w:bCs/>
+          <w:sz w:val="24"/>
+          <w:szCs w:val="24"/>
+        </w:rPr>
+        <w:t>。</w:t>
+      </w:r>
+    </w:p>
+    <w:p>
+      <w:pPr>
+        <w:rPr>
+          <w:rFonts w:ascii="Cambria" w:eastAsia="Noto Serif SC" w:hAnsi="Cambria" w:cs="Noto Serif"/>
+          <w:bCs/>
+          <w:sz w:val="24"/>
+          <w:szCs w:val="24"/>
+        </w:rPr>
+      </w:pPr>
+      <w:r>
+        <w:rPr>
+          <w:rFonts w:ascii="Cambria" w:eastAsia="Noto Serif SC" w:hAnsi="Cambria" w:cs="Noto Serif" w:hint="eastAsia"/>
+          <w:bCs/>
+          <w:noProof/>
+          <w:sz w:val="24"/>
+          <w:szCs w:val="24"/>
+        </w:rPr>
+        <mc:AlternateContent>
+          <mc:Choice Requires="wpg">
+            <w:drawing>
+              <wp:inline distT="0" distB="0" distL="0" distR="0" wp14:anchorId="7B3ABF8E" wp14:editId="377BB1A2">
+                <wp:extent cx="405130" cy="165735"/>
+                <wp:effectExtent l="19050" t="19050" r="0" b="24765"/>
+                <wp:docPr id="1699388499" name="Group 11"/>
+                <wp:cNvGraphicFramePr/>
+                <a:graphic xmlns:a="http://schemas.openxmlformats.org/drawingml/2006/main">
+                  <a:graphicData uri="http://schemas.microsoft.com/office/word/2010/wordprocessingGroup">
+                    <wpg:wgp>
+                      <wpg:cNvGrpSpPr/>
+                      <wpg:grpSpPr>
+                        <a:xfrm>
+                          <a:off x="0" y="0"/>
+                          <a:ext cx="405130" cy="165735"/>
+                          <a:chOff x="0" y="0"/>
+                          <a:chExt cx="405130" cy="165735"/>
+                        </a:xfrm>
+                      </wpg:grpSpPr>
+                      <pic:pic xmlns:pic="http://schemas.openxmlformats.org/drawingml/2006/picture">
+                        <pic:nvPicPr>
+                          <pic:cNvPr id="1615427624" name="Picture 10" descr="A black background with a black square&#10;&#10;Description automatically generated with medium confidence"/>
+                          <pic:cNvPicPr>
+                            <a:picLocks noChangeAspect="1"/>
+                          </pic:cNvPicPr>
+                        </pic:nvPicPr>
+                        <pic:blipFill>
+                          <a:blip r:embed="rId21" cstate="print">
+                            <a:extLst>
+                              <a:ext uri="{28A0092B-C50C-407E-A947-70E740481C1C}">
+                                <a14:useLocalDpi xmlns:a14="http://schemas.microsoft.com/office/drawing/2010/main" val="0"/>
+                              </a:ext>
+                            </a:extLst>
+                          </a:blip>
+                          <a:srcRect/>
+                          <a:stretch>
+                            <a:fillRect/>
+                          </a:stretch>
+                        </pic:blipFill>
+                        <pic:spPr bwMode="auto">
+                          <a:xfrm rot="-558994">
+                            <a:off x="0" y="0"/>
+                            <a:ext cx="109220" cy="165735"/>
+                          </a:xfrm>
+                          <a:prstGeom prst="rect">
+                            <a:avLst/>
+                          </a:prstGeom>
+                          <a:noFill/>
+                          <a:ln>
+                            <a:noFill/>
+                          </a:ln>
+                        </pic:spPr>
+                      </pic:pic>
+                      <pic:pic xmlns:pic="http://schemas.openxmlformats.org/drawingml/2006/picture">
+                        <pic:nvPicPr>
+                          <pic:cNvPr id="177948281" name="Picture 5" descr="A black background with a black square&#10;&#10;Description automatically generated with medium confidence"/>
+                          <pic:cNvPicPr>
+                            <a:picLocks noChangeAspect="1"/>
+                          </pic:cNvPicPr>
+                        </pic:nvPicPr>
+                        <pic:blipFill>
+                          <a:blip r:embed="rId15" cstate="print">
+                            <a:extLst>
+                              <a:ext uri="{28A0092B-C50C-407E-A947-70E740481C1C}">
+                                <a14:useLocalDpi xmlns:a14="http://schemas.microsoft.com/office/drawing/2010/main" val="0"/>
+                              </a:ext>
+                            </a:extLst>
+                          </a:blip>
+                          <a:srcRect/>
+                          <a:stretch>
+                            <a:fillRect/>
+                          </a:stretch>
+                        </pic:blipFill>
+                        <pic:spPr bwMode="auto">
+                          <a:xfrm>
+                            <a:off x="130175" y="50800"/>
+                            <a:ext cx="274955" cy="45085"/>
+                          </a:xfrm>
+                          <a:prstGeom prst="rect">
+                            <a:avLst/>
+                          </a:prstGeom>
+                          <a:noFill/>
+                          <a:ln>
+                            <a:noFill/>
+                          </a:ln>
+                        </pic:spPr>
+                      </pic:pic>
+                    </wpg:wgp>
+                  </a:graphicData>
+                </a:graphic>
+              </wp:inline>
+            </w:drawing>
+          </mc:Choice>
+          <mc:Fallback>
+            <w:pict>
+              <v:group w14:anchorId="1335BF99" id="Group 11" o:spid="_x0000_s1026" style="width:31.9pt;height:13.05pt;mso-position-horizontal-relative:char;mso-position-vertical-relative:line" coordsize="405130,165735" o:gfxdata="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">
+                <v:shape id="Picture 10" o:spid="_x0000_s1027" type="#_x0000_t75" alt="A black background with a black square&#10;&#10;Description automatically generated with medium confidence" style="position:absolute;width:109220;height:165735;rotation:-610571fd;visibility:visible;mso-wrap-style:square" o:gfxdata="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">
+                  <v:imagedata r:id="rId20" o:title="A black background with a black square&#10;&#10;Description automatically generated with medium confidence"/>
+                </v:shape>
+                <v:shape id="Picture 5" o:spid="_x0000_s1028" type="#_x0000_t75" alt="A black background with a black square&#10;&#10;Description automatically generated with medium confidence" style="position:absolute;left:130175;top:50800;width:274955;height:45085;visibility:visible;mso-wrap-style:square" o:gfxdata="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">
+                  <v:imagedata r:id="rId17" o:title="A black background with a black square&#10;&#10;Description automatically generated with medium confidence"/>
+                </v:shape>
+                <w10:anchorlock/>
+              </v:group>
+            </w:pict>
+          </mc:Fallback>
+        </mc:AlternateContent>
+      </w:r>
+      <w:r>
+        <w:rPr>
+          <w:rFonts w:ascii="Cambria" w:eastAsia="Noto Serif SC" w:hAnsi="Cambria" w:cs="Noto Serif" w:hint="eastAsia"/>
+          <w:bCs/>
+          <w:sz w:val="24"/>
+          <w:szCs w:val="24"/>
+        </w:rPr>
+        <w:t xml:space="preserve"> </w:t>
+      </w:r>
+      <w:r>
+        <w:rPr>
+          <w:rFonts w:ascii="Cambria" w:eastAsia="Noto Serif SC" w:hAnsi="Cambria" w:cs="Noto Serif" w:hint="eastAsia"/>
+          <w:bCs/>
+          <w:sz w:val="24"/>
+          <w:szCs w:val="24"/>
+        </w:rPr>
+        <w:t xml:space="preserve">:  </w:t>
+      </w:r>
+      <w:r>
+        <w:rPr>
+          <w:rFonts w:ascii="Cambria" w:eastAsia="Noto Serif SC" w:hAnsi="Cambria" w:cs="Noto Serif" w:hint="eastAsia"/>
+          <w:bCs/>
+          <w:sz w:val="24"/>
+          <w:szCs w:val="24"/>
+        </w:rPr>
+        <w:t>连续扫拂</w:t>
+      </w:r>
+      <w:r>
+        <w:rPr>
+          <w:rFonts w:ascii="Cambria" w:eastAsia="Noto Serif SC" w:hAnsi="Cambria" w:cs="Noto Serif" w:hint="eastAsia"/>
+          <w:bCs/>
+          <w:sz w:val="24"/>
+          <w:szCs w:val="24"/>
+        </w:rPr>
+        <w:t xml:space="preserve"> </w:t>
+      </w:r>
+      <w:r>
+        <w:rPr>
+          <w:rFonts w:ascii="Cambria" w:eastAsia="Noto Serif SC" w:hAnsi="Cambria" w:cs="Noto Serif" w:hint="eastAsia"/>
+          <w:bCs/>
+          <w:sz w:val="24"/>
+          <w:szCs w:val="24"/>
+        </w:rPr>
+        <w:t>(</w:t>
+      </w:r>
+      <w:r>
+        <w:rPr>
+          <w:rFonts w:ascii="Cambria" w:eastAsia="Noto Serif SC" w:hAnsi="Cambria" w:cs="Noto Serif"/>
+          <w:bCs/>
+          <w:sz w:val="24"/>
+          <w:szCs w:val="24"/>
+        </w:rPr>
+        <w:t>“</w:t>
+      </w:r>
+      <w:proofErr w:type="gramStart"/>
+      <w:r>
+        <w:rPr>
+          <w:rFonts w:ascii="Cambria" w:eastAsia="Noto Serif SC" w:hAnsi="Cambria" w:cs="Noto Serif" w:hint="eastAsia"/>
+          <w:bCs/>
+          <w:sz w:val="24"/>
+          <w:szCs w:val="24"/>
+        </w:rPr>
+        <w:t>拂</w:t>
+      </w:r>
+      <w:r>
+        <w:rPr>
+          <w:rFonts w:ascii="Cambria" w:eastAsia="Noto Serif SC" w:hAnsi="Cambria" w:cs="Noto Serif"/>
+          <w:bCs/>
+          <w:sz w:val="24"/>
+          <w:szCs w:val="24"/>
+        </w:rPr>
+        <w:t>”</w:t>
+      </w:r>
+      <w:r>
+        <w:rPr>
+          <w:rFonts w:ascii="Cambria" w:eastAsia="Noto Serif SC" w:hAnsi="Cambria" w:cs="Noto Serif" w:hint="eastAsia"/>
+          <w:bCs/>
+          <w:sz w:val="24"/>
+          <w:szCs w:val="24"/>
+        </w:rPr>
+        <w:t>记号省略</w:t>
+      </w:r>
+      <w:proofErr w:type="gramEnd"/>
+      <w:r>
+        <w:rPr>
+          <w:rFonts w:ascii="Cambria" w:eastAsia="Noto Serif SC" w:hAnsi="Cambria" w:cs="Noto Serif" w:hint="eastAsia"/>
+          <w:bCs/>
+          <w:sz w:val="24"/>
+          <w:szCs w:val="24"/>
+        </w:rPr>
+        <w:t>)</w:t>
+      </w:r>
+      <w:r>
+        <w:rPr>
+          <w:rFonts w:ascii="Cambria" w:eastAsia="Noto Serif SC" w:hAnsi="Cambria" w:cs="Noto Serif" w:hint="eastAsia"/>
+          <w:bCs/>
+          <w:sz w:val="24"/>
+          <w:szCs w:val="24"/>
+        </w:rPr>
+        <w:t>。</w:t>
+      </w:r>
+    </w:p>
+    <w:p>
+      <w:pPr>
+        <w:rPr>
+          <w:rFonts w:ascii="Cambria" w:eastAsia="Noto Serif SC" w:hAnsi="Cambria" w:cs="Noto Serif"/>
+          <w:bCs/>
+          <w:sz w:val="24"/>
+          <w:szCs w:val="24"/>
+        </w:rPr>
+      </w:pPr>
+      <w:r>
+        <w:rPr>
+          <w:rFonts w:ascii="Cambria" w:eastAsia="Noto Serif SC" w:hAnsi="Cambria" w:cs="Noto Serif" w:hint="eastAsia"/>
+          <w:bCs/>
+          <w:sz w:val="24"/>
+          <w:szCs w:val="24"/>
+        </w:rPr>
+        <w:t xml:space="preserve">K: </w:t>
+      </w:r>
+      <w:r>
+        <w:rPr>
+          <w:rFonts w:ascii="Cambria" w:eastAsia="Noto Serif SC" w:hAnsi="Cambria" w:cs="Noto Serif" w:hint="eastAsia"/>
+          <w:bCs/>
+          <w:sz w:val="24"/>
+          <w:szCs w:val="24"/>
+        </w:rPr>
+        <w:t>(</w:t>
+      </w:r>
+      <w:r>
+        <w:rPr>
+          <w:rFonts w:ascii="Cambria" w:eastAsia="Noto Serif SC" w:hAnsi="Cambria" w:cs="Noto Serif" w:hint="eastAsia"/>
+          <w:bCs/>
+          <w:sz w:val="24"/>
+          <w:szCs w:val="24"/>
+        </w:rPr>
+        <w:t>没有符头的音</w:t>
+      </w:r>
+      <w:r>
+        <w:rPr>
+          <w:rFonts w:ascii="Cambria" w:eastAsia="Noto Serif SC" w:hAnsi="Cambria" w:cs="Noto Serif" w:hint="eastAsia"/>
+          <w:bCs/>
+          <w:sz w:val="24"/>
+          <w:szCs w:val="24"/>
+        </w:rPr>
+        <w:t>)</w:t>
+      </w:r>
+      <w:r>
+        <w:rPr>
+          <w:rFonts w:ascii="Cambria" w:eastAsia="Noto Serif SC" w:hAnsi="Cambria" w:cs="Noto Serif" w:hint="eastAsia"/>
+          <w:bCs/>
+          <w:sz w:val="24"/>
+          <w:szCs w:val="24"/>
+        </w:rPr>
+        <w:t xml:space="preserve"> </w:t>
+      </w:r>
+      <w:r>
+        <w:rPr>
+          <w:rFonts w:ascii="Cambria" w:eastAsia="Noto Serif SC" w:hAnsi="Cambria" w:cs="Noto Serif" w:hint="eastAsia"/>
+          <w:bCs/>
+          <w:sz w:val="24"/>
+          <w:szCs w:val="24"/>
+        </w:rPr>
+        <w:t>意为绞弦演奏</w:t>
+      </w:r>
+      <w:r>
+        <w:rPr>
+          <w:rFonts w:ascii="Cambria" w:eastAsia="Noto Serif SC" w:hAnsi="Cambria" w:cs="Noto Serif" w:hint="eastAsia"/>
+          <w:bCs/>
+          <w:sz w:val="24"/>
+          <w:szCs w:val="24"/>
+        </w:rPr>
+        <w:t>。</w:t>
+      </w:r>
+    </w:p>
+    <w:p>
+      <w:pPr>
+        <w:rPr>
+          <w:rFonts w:ascii="Cambria" w:eastAsia="Noto Serif SC" w:hAnsi="Cambria" w:cs="Noto Serif" w:hint="eastAsia"/>
+          <w:bCs/>
+          <w:sz w:val="24"/>
+          <w:szCs w:val="24"/>
         </w:rPr>
       </w:pPr>
     </w:p>
@@ -6283,7 +7903,129 @@
 
 <file path=word/numbering.xml><?xml version="1.0" encoding="utf-8"?>
 <w:numbering xmlns:wpc="http://schemas.microsoft.com/office/word/2010/wordprocessingCanvas" xmlns:cx="http://schemas.microsoft.com/office/drawing/2014/chartex" xmlns:cx1="http://schemas.microsoft.com/office/drawing/2015/9/8/chartex" xmlns:cx2="http://schemas.microsoft.com/office/drawing/2015/10/21/chartex" xmlns:cx3="http://schemas.microsoft.com/office/drawing/2016/5/9/chartex" xmlns:cx4="http://schemas.microsoft.com/office/drawing/2016/5/10/chartex" xmlns:cx5="http://schemas.microsoft.com/office/drawing/2016/5/11/chartex" xmlns:cx6="http://schemas.microsoft.com/office/drawing/2016/5/12/chartex" xmlns:cx7="http://schemas.microsoft.com/office/drawing/2016/5/13/chartex" xmlns:cx8="http://schemas.microsoft.com/office/drawing/2016/5/14/chartex" xmlns:mc="http://schemas.openxmlformats.org/markup-compatibility/2006" xmlns:aink="http://schemas.microsoft.com/office/drawing/2016/ink" xmlns:am3d="http://schemas.microsoft.com/office/drawing/2017/model3d" xmlns:o="urn:schemas-microsoft-com:office:office" xmlns:oel="http://schemas.microsoft.com/office/2019/extlst" xmlns:r="http://schemas.openxmlformats.org/officeDocument/2006/relationships" xmlns:m="http://schemas.openxmlformats.org/officeDocument/2006/math" xmlns:v="urn:schemas-microsoft-com:vml" xmlns:wp14="http://schemas.microsoft.com/office/word/2010/wordprocessingDrawing" xmlns:wp="http://schemas.openxmlformats.org/drawingml/2006/wordprocessingDrawing" xmlns:w10="urn:schemas-microsoft-com:office:word" xmlns:w="http://schemas.openxmlformats.org/wordprocessingml/2006/main" xmlns:w14="http://schemas.microsoft.com/office/word/2010/wordml" xmlns:w15="http://schemas.microsoft.com/office/word/2012/wordml" xmlns:w16cex="http://schemas.microsoft.com/office/word/2018/wordml/cex" xmlns:w16cid="http://schemas.microsoft.com/office/word/2016/wordml/cid" xmlns:w16="http://schemas.microsoft.com/office/word/2018/wordml" xmlns:w16du="http://schemas.microsoft.com/office/word/2023/wordml/word16du" xmlns:w16sdtdh="http://schemas.microsoft.com/office/word/2020/wordml/sdtdatahash" xmlns:w16se="http://schemas.microsoft.com/office/word/2015/wordml/symex" xmlns:wpg="http://schemas.microsoft.com/office/word/2010/wordprocessingGroup" xmlns:wpi="http://schemas.microsoft.com/office/word/2010/wordprocessingInk" xmlns:wne="http://schemas.microsoft.com/office/word/2006/wordml" xmlns:wps="http://schemas.microsoft.com/office/word/2010/wordprocessingShape" mc:Ignorable="w14 w15 w16se w16cid w16 w16cex w16sdtdh w16du wp14">
+  <w:numPicBullet w:numPicBulletId="0">
+    <w:pict>
+      <v:shapetype id="_x0000_t75" coordsize="21600,21600" o:spt="75" o:preferrelative="t" path="m@4@5l@4@11@9@11@9@5xe" filled="f" stroked="f">
+        <v:stroke joinstyle="miter"/>
+        <v:formulas>
+          <v:f eqn="if lineDrawn pixelLineWidth 0"/>
+          <v:f eqn="sum @0 1 0"/>
+          <v:f eqn="sum 0 0 @1"/>
+          <v:f eqn="prod @2 1 2"/>
+          <v:f eqn="prod @3 21600 pixelWidth"/>
+          <v:f eqn="prod @3 21600 pixelHeight"/>
+          <v:f eqn="sum @0 0 1"/>
+          <v:f eqn="prod @6 1 2"/>
+          <v:f eqn="prod @7 21600 pixelWidth"/>
+          <v:f eqn="sum @8 21600 0"/>
+          <v:f eqn="prod @7 21600 pixelHeight"/>
+          <v:f eqn="sum @10 21600 0"/>
+        </v:formulas>
+        <v:path o:extrusionok="f" gradientshapeok="t" o:connecttype="rect"/>
+        <o:lock v:ext="edit" aspectratio="t"/>
+      </v:shapetype>
+      <v:shape id="_x0000_i1050" type="#_x0000_t75" alt="A black background with a black square&#10;&#10;Description automatically generated with medium confidence" style="width:3in;height:522.1pt;visibility:visible;mso-wrap-style:square" o:bullet="t">
+        <v:imagedata r:id="rId1" o:title="A black background with a black square&#10;&#10;Description automatically generated with medium confidence"/>
+      </v:shape>
+    </w:pict>
+  </w:numPicBullet>
+  <w:numPicBullet w:numPicBulletId="1">
+    <w:pict>
+      <v:shape id="_x0000_i1051" type="#_x0000_t75" style="width:278.3pt;height:422.7pt;flip:x;visibility:visible;mso-wrap-style:square" o:bullet="t">
+        <v:imagedata r:id="rId2" o:title=""/>
+      </v:shape>
+    </w:pict>
+  </w:numPicBullet>
   <w:abstractNum w:abstractNumId="0" w15:restartNumberingAfterBreak="0">
+    <w:nsid w:val="28FD3A89"/>
+    <w:multiLevelType w:val="hybridMultilevel"/>
+    <w:tmpl w:val="912CA8D0"/>
+    <w:lvl w:ilvl="0" w:tplc="9B42C0B0">
+      <w:start w:val="1"/>
+      <w:numFmt w:val="decimal"/>
+      <w:lvlText w:val="(%1)"/>
+      <w:lvlJc w:val="left"/>
+      <w:pPr>
+        <w:ind w:left="720" w:hanging="360"/>
+      </w:pPr>
+      <w:rPr>
+        <w:rFonts w:hint="default"/>
+      </w:rPr>
+    </w:lvl>
+    <w:lvl w:ilvl="1" w:tplc="08090019" w:tentative="1">
+      <w:start w:val="1"/>
+      <w:numFmt w:val="lowerLetter"/>
+      <w:lvlText w:val="%2."/>
+      <w:lvlJc w:val="left"/>
+      <w:pPr>
+        <w:ind w:left="1440" w:hanging="360"/>
+      </w:pPr>
+    </w:lvl>
+    <w:lvl w:ilvl="2" w:tplc="0809001B" w:tentative="1">
+      <w:start w:val="1"/>
+      <w:numFmt w:val="lowerRoman"/>
+      <w:lvlText w:val="%3."/>
+      <w:lvlJc w:val="right"/>
+      <w:pPr>
+        <w:ind w:left="2160" w:hanging="180"/>
+      </w:pPr>
+    </w:lvl>
+    <w:lvl w:ilvl="3" w:tplc="0809000F" w:tentative="1">
+      <w:start w:val="1"/>
+      <w:numFmt w:val="decimal"/>
+      <w:lvlText w:val="%4."/>
+      <w:lvlJc w:val="left"/>
+      <w:pPr>
+        <w:ind w:left="2880" w:hanging="360"/>
+      </w:pPr>
+    </w:lvl>
+    <w:lvl w:ilvl="4" w:tplc="08090019" w:tentative="1">
+      <w:start w:val="1"/>
+      <w:numFmt w:val="lowerLetter"/>
+      <w:lvlText w:val="%5."/>
+      <w:lvlJc w:val="left"/>
+      <w:pPr>
+        <w:ind w:left="3600" w:hanging="360"/>
+      </w:pPr>
+    </w:lvl>
+    <w:lvl w:ilvl="5" w:tplc="0809001B" w:tentative="1">
+      <w:start w:val="1"/>
+      <w:numFmt w:val="lowerRoman"/>
+      <w:lvlText w:val="%6."/>
+      <w:lvlJc w:val="right"/>
+      <w:pPr>
+        <w:ind w:left="4320" w:hanging="180"/>
+      </w:pPr>
+    </w:lvl>
+    <w:lvl w:ilvl="6" w:tplc="0809000F" w:tentative="1">
+      <w:start w:val="1"/>
+      <w:numFmt w:val="decimal"/>
+      <w:lvlText w:val="%7."/>
+      <w:lvlJc w:val="left"/>
+      <w:pPr>
+        <w:ind w:left="5040" w:hanging="360"/>
+      </w:pPr>
+    </w:lvl>
+    <w:lvl w:ilvl="7" w:tplc="08090019" w:tentative="1">
+      <w:start w:val="1"/>
+      <w:numFmt w:val="lowerLetter"/>
+      <w:lvlText w:val="%8."/>
+      <w:lvlJc w:val="left"/>
+      <w:pPr>
+        <w:ind w:left="5760" w:hanging="360"/>
+      </w:pPr>
+    </w:lvl>
+    <w:lvl w:ilvl="8" w:tplc="0809001B" w:tentative="1">
+      <w:start w:val="1"/>
+      <w:numFmt w:val="lowerRoman"/>
+      <w:lvlText w:val="%9."/>
+      <w:lvlJc w:val="right"/>
+      <w:pPr>
+        <w:ind w:left="6480" w:hanging="180"/>
+      </w:pPr>
+    </w:lvl>
+  </w:abstractNum>
+  <w:abstractNum w:abstractNumId="1" w15:restartNumberingAfterBreak="0">
     <w:nsid w:val="290678A1"/>
     <w:multiLevelType w:val="hybridMultilevel"/>
     <w:tmpl w:val="A3928B82"/>
@@ -6396,6 +8138,9 @@
     </w:lvl>
   </w:abstractNum>
   <w:num w:numId="1" w16cid:durableId="535773423">
+    <w:abstractNumId w:val="1"/>
+  </w:num>
+  <w:num w:numId="2" w16cid:durableId="318920945">
     <w:abstractNumId w:val="0"/>
   </w:num>
 </w:numbering>
@@ -6820,7 +8565,6 @@
   <w:style w:type="character" w:default="1" w:styleId="DefaultParagraphFont">
     <w:name w:val="Default Paragraph Font"/>
     <w:uiPriority w:val="1"/>
-    <w:semiHidden/>
     <w:unhideWhenUsed/>
   </w:style>
   <w:style w:type="table" w:default="1" w:styleId="TableNormal">
@@ -6919,6 +8663,18 @@
     <w:rPr>
       <w:color w:val="0563C1" w:themeColor="hyperlink"/>
       <w:u w:val="single"/>
+    </w:rPr>
+  </w:style>
+  <w:style w:type="character" w:styleId="UnresolvedMention">
+    <w:name w:val="Unresolved Mention"/>
+    <w:basedOn w:val="DefaultParagraphFont"/>
+    <w:uiPriority w:val="99"/>
+    <w:semiHidden/>
+    <w:unhideWhenUsed/>
+    <w:rsid w:val="00EA66C2"/>
+    <w:rPr>
+      <w:color w:val="605E5C"/>
+      <w:shd w:val="clear" w:color="auto" w:fill="E1DFDD"/>
     </w:rPr>
   </w:style>
 </w:styles>

--- a/Front Matter/Template/3_Front-Matter.docx
+++ b/Front Matter/Template/3_Front-Matter.docx
@@ -6217,7 +6217,7 @@
     <w:p>
       <w:pPr>
         <w:rPr>
-          <w:rFonts w:ascii="Noto Serif SC" w:eastAsia="Noto Serif SC" w:hAnsi="Noto Serif SC" w:cs="Noto Serif" w:hint="eastAsia"/>
+          <w:rFonts w:ascii="Noto Serif SC" w:eastAsia="Noto Serif SC" w:hAnsi="Noto Serif SC" w:cs="Noto Serif"/>
           <w:bCs/>
           <w:sz w:val="36"/>
           <w:szCs w:val="36"/>
@@ -6887,7 +6887,7 @@
     <w:p>
       <w:pPr>
         <w:rPr>
-          <w:rFonts w:ascii="Noto Serif SC" w:eastAsia="Noto Serif SC" w:hAnsi="Noto Serif SC" w:cs="Noto Serif" w:hint="eastAsia"/>
+          <w:rFonts w:ascii="Noto Serif SC" w:eastAsia="Noto Serif SC" w:hAnsi="Noto Serif SC" w:cs="Noto Serif"/>
           <w:bCs/>
           <w:sz w:val="36"/>
           <w:szCs w:val="36"/>
@@ -6909,25 +6909,7 @@
           <w:sz w:val="36"/>
           <w:szCs w:val="36"/>
         </w:rPr>
-        <w:t xml:space="preserve"> Solo </w:t>
-      </w:r>
-      <w:r>
-        <w:rPr>
-          <w:rFonts w:ascii="Noto Serif SC" w:eastAsia="Noto Serif SC" w:hAnsi="Noto Serif SC" w:cs="Noto Serif" w:hint="eastAsia"/>
-          <w:bCs/>
-          <w:sz w:val="36"/>
-          <w:szCs w:val="36"/>
-        </w:rPr>
-        <w:t>Pipa</w:t>
-      </w:r>
-      <w:r>
-        <w:rPr>
-          <w:rFonts w:ascii="Noto Serif SC" w:eastAsia="Noto Serif SC" w:hAnsi="Noto Serif SC" w:cs="Noto Serif" w:hint="eastAsia"/>
-          <w:bCs/>
-          <w:sz w:val="36"/>
-          <w:szCs w:val="36"/>
-        </w:rPr>
-        <w:t>:</w:t>
+        <w:t xml:space="preserve"> Solo Pipa:</w:t>
       </w:r>
     </w:p>
     <w:p>
@@ -6970,16 +6952,7 @@
           <w:sz w:val="24"/>
           <w:szCs w:val="24"/>
         </w:rPr>
-        <w:t>记谱:</w:t>
-      </w:r>
-      <w:r>
-        <w:rPr>
-          <w:rFonts w:ascii="Noto Serif SC" w:eastAsia="Noto Serif SC" w:hAnsi="Noto Serif SC" w:cs="Noto Serif" w:hint="eastAsia"/>
-          <w:bCs/>
-          <w:sz w:val="24"/>
-          <w:szCs w:val="24"/>
-        </w:rPr>
-        <w:t xml:space="preserve"> </w:t>
+        <w:t xml:space="preserve">记谱: </w:t>
       </w:r>
       <w:r>
         <w:rPr>
@@ -6997,16 +6970,7 @@
           <w:sz w:val="24"/>
           <w:szCs w:val="24"/>
         </w:rPr>
-        <w:t xml:space="preserve"> </w:t>
-      </w:r>
-      <w:r>
-        <w:rPr>
-          <w:rFonts w:ascii="Noto Serif SC" w:eastAsia="Noto Serif SC" w:hAnsi="Noto Serif SC" w:cs="Noto Serif" w:hint="eastAsia"/>
-          <w:bCs/>
-          <w:sz w:val="24"/>
-          <w:szCs w:val="24"/>
-        </w:rPr>
-        <w:t>(泛音音程和泛音和弦同样仅仅使用单个泛音记号表示)</w:t>
+        <w:t xml:space="preserve"> (泛音音程和泛音和弦同样仅仅使用单个泛音记号表示)</w:t>
       </w:r>
     </w:p>
     <w:p>
@@ -7030,25 +6994,7 @@
           <w:sz w:val="24"/>
           <w:szCs w:val="24"/>
         </w:rPr>
-        <w:t>独奏琵琶的定弦:</w:t>
-      </w:r>
-      <w:r>
-        <w:rPr>
-          <w:rFonts w:ascii="Noto Serif SC" w:eastAsia="Noto Serif SC" w:hAnsi="Noto Serif SC" w:cs="Noto Serif" w:hint="eastAsia"/>
-          <w:bCs/>
-          <w:sz w:val="24"/>
-          <w:szCs w:val="24"/>
-        </w:rPr>
-        <w:t xml:space="preserve"> </w:t>
-      </w:r>
-      <w:r>
-        <w:rPr>
-          <w:rFonts w:ascii="Noto Serif SC" w:eastAsia="Noto Serif SC" w:hAnsi="Noto Serif SC" w:cs="Noto Serif" w:hint="eastAsia"/>
-          <w:bCs/>
-          <w:sz w:val="24"/>
-          <w:szCs w:val="24"/>
-        </w:rPr>
-        <w:t>A</w:t>
+        <w:t>独奏琵琶的定弦: A</w:t>
       </w:r>
       <w:r>
         <w:rPr>
@@ -7185,25 +7131,7 @@
           <w:sz w:val="24"/>
           <w:szCs w:val="24"/>
         </w:rPr>
-        <w:t xml:space="preserve"> </w:t>
-      </w:r>
-      <w:r>
-        <w:rPr>
-          <w:rFonts w:ascii="Noto Serif SC" w:eastAsia="Noto Serif SC" w:hAnsi="Noto Serif SC" w:cs="Noto Serif" w:hint="eastAsia"/>
-          <w:bCs/>
-          <w:sz w:val="24"/>
-          <w:szCs w:val="24"/>
-        </w:rPr>
-        <w:t>轮指(仅一下)。</w:t>
-      </w:r>
-      <w:r>
-        <w:rPr>
-          <w:rFonts w:ascii="Noto Serif SC" w:eastAsia="Noto Serif SC" w:hAnsi="Noto Serif SC" w:cs="Noto Serif" w:hint="eastAsia"/>
-          <w:bCs/>
-          <w:sz w:val="24"/>
-          <w:szCs w:val="24"/>
-        </w:rPr>
-        <w:t xml:space="preserve"> </w:t>
+        <w:t xml:space="preserve"> 轮指(仅一下)。 </w:t>
       </w:r>
     </w:p>
     <w:p>
@@ -7348,16 +7276,7 @@
           <w:sz w:val="24"/>
           <w:szCs w:val="24"/>
         </w:rPr>
-        <w:t>：</w:t>
-      </w:r>
-      <w:r>
-        <w:rPr>
-          <w:rFonts w:ascii="Noto Serif SC" w:eastAsia="Noto Serif SC" w:hAnsi="Noto Serif SC" w:cs="Noto Serif" w:hint="eastAsia"/>
-          <w:bCs/>
-          <w:sz w:val="24"/>
-          <w:szCs w:val="24"/>
-        </w:rPr>
-        <w:t>持续轮指(包括满轮)。</w:t>
+        <w:t>：持续轮指(包括满轮)。</w:t>
       </w:r>
     </w:p>
     <w:p>
@@ -7384,7 +7303,7 @@
           <w:szCs w:val="24"/>
         </w:rPr>
         <w:pict w14:anchorId="62D7E167">
-          <v:shape id="Picture 7" o:spid="_x0000_i1038" type="#_x0000_t75" alt="A black background with a black square&#10;&#10;Description automatically generated with medium confidence" style="width:6.65pt;height:15.45pt;visibility:visible;mso-wrap-style:square">
+          <v:shape id="Picture 7" o:spid="_x0000_i1027" type="#_x0000_t75" alt="A black background with a black square&#10;&#10;Description automatically generated with medium confidence" style="width:6.9pt;height:15.65pt;visibility:visible;mso-wrap-style:square">
             <v:imagedata r:id="rId19" o:title="A black background with a black square&#10;&#10;Description automatically generated with medium confidence"/>
           </v:shape>
         </w:pict>
@@ -7446,7 +7365,6 @@
       </w:pPr>
       <w:r>
         <w:rPr>
-          <w:noProof/>
           <w:sz w:val="24"/>
           <w:szCs w:val="24"/>
         </w:rPr>
@@ -7634,7 +7552,7 @@
             <w:pict>
               <v:group w14:anchorId="1335BF99" id="Group 11" o:spid="_x0000_s1026" style="width:31.9pt;height:13.05pt;mso-position-horizontal-relative:char;mso-position-vertical-relative:line" coordsize="405130,165735" o:gfxdata="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">
                 <v:shape id="Picture 10" o:spid="_x0000_s1027" type="#_x0000_t75" alt="A black background with a black square&#10;&#10;Description automatically generated with medium confidence" style="position:absolute;width:109220;height:165735;rotation:-610571fd;visibility:visible;mso-wrap-style:square" o:gfxdata="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">
-                  <v:imagedata r:id="rId20" o:title="A black background with a black square&#10;&#10;Description automatically generated with medium confidence"/>
+                  <v:imagedata r:id="rId22" o:title="A black background with a black square&#10;&#10;Description automatically generated with medium confidence"/>
                 </v:shape>
                 <v:shape id="Picture 5" o:spid="_x0000_s1028" type="#_x0000_t75" alt="A black background with a black square&#10;&#10;Description automatically generated with medium confidence" style="position:absolute;left:130175;top:50800;width:274955;height:45085;visibility:visible;mso-wrap-style:square" o:gfxdata="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">
                   <v:imagedata r:id="rId17" o:title="A black background with a black square&#10;&#10;Description automatically generated with medium confidence"/>
@@ -7652,181 +7570,303 @@
           <w:sz w:val="24"/>
           <w:szCs w:val="24"/>
         </w:rPr>
+        <w:t xml:space="preserve"> :  </w:t>
+      </w:r>
+      <w:r>
+        <w:rPr>
+          <w:rFonts w:ascii="Cambria" w:eastAsia="Noto Serif SC" w:hAnsi="Cambria" w:cs="Noto Serif" w:hint="eastAsia"/>
+          <w:bCs/>
+          <w:sz w:val="24"/>
+          <w:szCs w:val="24"/>
+        </w:rPr>
+        <w:t>连续扫拂</w:t>
+      </w:r>
+      <w:r>
+        <w:rPr>
+          <w:rFonts w:ascii="Cambria" w:eastAsia="Noto Serif SC" w:hAnsi="Cambria" w:cs="Noto Serif" w:hint="eastAsia"/>
+          <w:bCs/>
+          <w:sz w:val="24"/>
+          <w:szCs w:val="24"/>
+        </w:rPr>
+        <w:t xml:space="preserve"> (</w:t>
+      </w:r>
+      <w:r>
+        <w:rPr>
+          <w:rFonts w:ascii="Cambria" w:eastAsia="Noto Serif SC" w:hAnsi="Cambria" w:cs="Noto Serif"/>
+          <w:bCs/>
+          <w:sz w:val="24"/>
+          <w:szCs w:val="24"/>
+        </w:rPr>
+        <w:t>“</w:t>
+      </w:r>
+      <w:proofErr w:type="gramStart"/>
+      <w:r>
+        <w:rPr>
+          <w:rFonts w:ascii="Cambria" w:eastAsia="Noto Serif SC" w:hAnsi="Cambria" w:cs="Noto Serif" w:hint="eastAsia"/>
+          <w:bCs/>
+          <w:sz w:val="24"/>
+          <w:szCs w:val="24"/>
+        </w:rPr>
+        <w:t>拂</w:t>
+      </w:r>
+      <w:r>
+        <w:rPr>
+          <w:rFonts w:ascii="Cambria" w:eastAsia="Noto Serif SC" w:hAnsi="Cambria" w:cs="Noto Serif"/>
+          <w:bCs/>
+          <w:sz w:val="24"/>
+          <w:szCs w:val="24"/>
+        </w:rPr>
+        <w:t>”</w:t>
+      </w:r>
+      <w:r>
+        <w:rPr>
+          <w:rFonts w:ascii="Cambria" w:eastAsia="Noto Serif SC" w:hAnsi="Cambria" w:cs="Noto Serif" w:hint="eastAsia"/>
+          <w:bCs/>
+          <w:sz w:val="24"/>
+          <w:szCs w:val="24"/>
+        </w:rPr>
+        <w:t>记号省略</w:t>
+      </w:r>
+      <w:proofErr w:type="gramEnd"/>
+      <w:r>
+        <w:rPr>
+          <w:rFonts w:ascii="Cambria" w:eastAsia="Noto Serif SC" w:hAnsi="Cambria" w:cs="Noto Serif" w:hint="eastAsia"/>
+          <w:bCs/>
+          <w:sz w:val="24"/>
+          <w:szCs w:val="24"/>
+        </w:rPr>
+        <w:t>)</w:t>
+      </w:r>
+      <w:r>
+        <w:rPr>
+          <w:rFonts w:ascii="Cambria" w:eastAsia="Noto Serif SC" w:hAnsi="Cambria" w:cs="Noto Serif" w:hint="eastAsia"/>
+          <w:bCs/>
+          <w:sz w:val="24"/>
+          <w:szCs w:val="24"/>
+        </w:rPr>
+        <w:t>。</w:t>
+      </w:r>
+    </w:p>
+    <w:p>
+      <w:pPr>
+        <w:rPr>
+          <w:rFonts w:ascii="Cambria" w:eastAsia="Noto Serif SC" w:hAnsi="Cambria" w:cs="Noto Serif"/>
+          <w:bCs/>
+          <w:sz w:val="24"/>
+          <w:szCs w:val="24"/>
+        </w:rPr>
+      </w:pPr>
+      <w:r>
+        <w:rPr>
+          <w:rFonts w:ascii="Cambria" w:eastAsia="Noto Serif SC" w:hAnsi="Cambria" w:cs="Noto Serif" w:hint="eastAsia"/>
+          <w:bCs/>
+          <w:sz w:val="24"/>
+          <w:szCs w:val="24"/>
+        </w:rPr>
+        <w:t>K: (</w:t>
+      </w:r>
+      <w:r>
+        <w:rPr>
+          <w:rFonts w:ascii="Cambria" w:eastAsia="Noto Serif SC" w:hAnsi="Cambria" w:cs="Noto Serif" w:hint="eastAsia"/>
+          <w:bCs/>
+          <w:sz w:val="24"/>
+          <w:szCs w:val="24"/>
+        </w:rPr>
+        <w:t>没有符头的音</w:t>
+      </w:r>
+      <w:r>
+        <w:rPr>
+          <w:rFonts w:ascii="Cambria" w:eastAsia="Noto Serif SC" w:hAnsi="Cambria" w:cs="Noto Serif" w:hint="eastAsia"/>
+          <w:bCs/>
+          <w:sz w:val="24"/>
+          <w:szCs w:val="24"/>
+        </w:rPr>
+        <w:t xml:space="preserve">) </w:t>
+      </w:r>
+      <w:r>
+        <w:rPr>
+          <w:rFonts w:ascii="Cambria" w:eastAsia="Noto Serif SC" w:hAnsi="Cambria" w:cs="Noto Serif" w:hint="eastAsia"/>
+          <w:bCs/>
+          <w:sz w:val="24"/>
+          <w:szCs w:val="24"/>
+        </w:rPr>
+        <w:t>意为绞弦演奏。</w:t>
+      </w:r>
+    </w:p>
+    <w:p>
+      <w:pPr>
+        <w:rPr>
+          <w:rFonts w:ascii="Cambria" w:eastAsia="Noto Serif SC" w:hAnsi="Cambria" w:cs="Noto Serif"/>
+          <w:bCs/>
+          <w:sz w:val="24"/>
+          <w:szCs w:val="24"/>
+        </w:rPr>
+      </w:pPr>
+    </w:p>
+    <w:p>
+      <w:pPr>
+        <w:rPr>
+          <w:rFonts w:ascii="Cambria" w:eastAsia="Noto Serif SC" w:hAnsi="Cambria" w:cs="Noto Serif"/>
+          <w:bCs/>
+          <w:sz w:val="24"/>
+          <w:szCs w:val="24"/>
+        </w:rPr>
+      </w:pPr>
+    </w:p>
+    <w:p>
+      <w:pPr>
+        <w:rPr>
+          <w:rFonts w:ascii="Cambria" w:eastAsia="Noto Serif SC" w:hAnsi="Cambria" w:cs="Noto Serif"/>
+          <w:bCs/>
+          <w:sz w:val="36"/>
+          <w:szCs w:val="36"/>
+        </w:rPr>
+      </w:pPr>
+      <w:r>
+        <w:rPr>
+          <w:rFonts w:ascii="Cambria" w:eastAsia="Noto Serif SC" w:hAnsi="Cambria" w:cs="Noto Serif" w:hint="eastAsia"/>
+          <w:bCs/>
+          <w:sz w:val="36"/>
+          <w:szCs w:val="36"/>
+        </w:rPr>
+        <w:t>乐队各组乐器</w:t>
+      </w:r>
+      <w:r>
+        <w:rPr>
+          <w:rFonts w:ascii="Cambria" w:eastAsia="Noto Serif SC" w:hAnsi="Cambria" w:cs="Noto Serif" w:hint="eastAsia"/>
+          <w:bCs/>
+          <w:sz w:val="36"/>
+          <w:szCs w:val="36"/>
+        </w:rPr>
+        <w:t>:</w:t>
+      </w:r>
+    </w:p>
+    <w:p>
+      <w:pPr>
+        <w:pStyle w:val="ListParagraph"/>
+        <w:numPr>
+          <w:ilvl w:val="0"/>
+          <w:numId w:val="3"/>
+        </w:numPr>
+        <w:rPr>
+          <w:rFonts w:ascii="Cambria" w:eastAsia="Noto Serif SC" w:hAnsi="Cambria" w:cs="Noto Serif"/>
+          <w:bCs/>
+          <w:sz w:val="36"/>
+          <w:szCs w:val="36"/>
+        </w:rPr>
+      </w:pPr>
+      <w:r>
+        <w:rPr>
+          <w:rFonts w:ascii="Cambria" w:eastAsia="Noto Serif SC" w:hAnsi="Cambria" w:cs="Noto Serif" w:hint="eastAsia"/>
+          <w:bCs/>
+          <w:sz w:val="36"/>
+          <w:szCs w:val="36"/>
+        </w:rPr>
+        <w:t>吹管乐器组</w:t>
+      </w:r>
+      <w:r>
+        <w:rPr>
+          <w:rFonts w:ascii="Cambria" w:eastAsia="Noto Serif SC" w:hAnsi="Cambria" w:cs="Noto Serif" w:hint="eastAsia"/>
+          <w:bCs/>
+          <w:sz w:val="36"/>
+          <w:szCs w:val="36"/>
+        </w:rPr>
+        <w:t>：：</w:t>
+      </w:r>
+      <w:r>
+        <w:rPr>
+          <w:rFonts w:ascii="Cambria" w:eastAsia="Noto Serif SC" w:hAnsi="Cambria" w:cs="Noto Serif" w:hint="eastAsia"/>
+          <w:bCs/>
+          <w:sz w:val="36"/>
+          <w:szCs w:val="36"/>
+        </w:rPr>
+        <w:t>(air tone)</w:t>
+      </w:r>
+      <w:r>
+        <w:rPr>
+          <w:rFonts w:ascii="Cambria" w:eastAsia="Noto Serif SC" w:hAnsi="Cambria" w:cs="Noto Serif" w:hint="eastAsia"/>
+          <w:bCs/>
+          <w:sz w:val="36"/>
+          <w:szCs w:val="36"/>
+        </w:rPr>
         <w:t xml:space="preserve"> </w:t>
       </w:r>
       <w:r>
         <w:rPr>
           <w:rFonts w:ascii="Cambria" w:eastAsia="Noto Serif SC" w:hAnsi="Cambria" w:cs="Noto Serif" w:hint="eastAsia"/>
           <w:bCs/>
-          <w:sz w:val="24"/>
-          <w:szCs w:val="24"/>
-        </w:rPr>
-        <w:t xml:space="preserve">:  </w:t>
+          <w:sz w:val="36"/>
+          <w:szCs w:val="36"/>
+        </w:rPr>
+        <w:t>在相应的音高位置吹奏气声</w:t>
       </w:r>
       <w:r>
         <w:rPr>
           <w:rFonts w:ascii="Cambria" w:eastAsia="Noto Serif SC" w:hAnsi="Cambria" w:cs="Noto Serif" w:hint="eastAsia"/>
           <w:bCs/>
-          <w:sz w:val="24"/>
-          <w:szCs w:val="24"/>
-        </w:rPr>
-        <w:t>连续扫拂</w:t>
+          <w:sz w:val="36"/>
+          <w:szCs w:val="36"/>
+        </w:rPr>
+        <w:t>,</w:t>
       </w:r>
       <w:r>
         <w:rPr>
           <w:rFonts w:ascii="Cambria" w:eastAsia="Noto Serif SC" w:hAnsi="Cambria" w:cs="Noto Serif" w:hint="eastAsia"/>
           <w:bCs/>
-          <w:sz w:val="24"/>
-          <w:szCs w:val="24"/>
-        </w:rPr>
-        <w:t xml:space="preserve"> </w:t>
+          <w:sz w:val="36"/>
+          <w:szCs w:val="36"/>
+        </w:rPr>
+        <w:t>即</w:t>
       </w:r>
       <w:r>
         <w:rPr>
           <w:rFonts w:ascii="Cambria" w:eastAsia="Noto Serif SC" w:hAnsi="Cambria" w:cs="Noto Serif" w:hint="eastAsia"/>
           <w:bCs/>
-          <w:sz w:val="24"/>
-          <w:szCs w:val="24"/>
-        </w:rPr>
-        <w:t>(</w:t>
-      </w:r>
-      <w:r>
-        <w:rPr>
-          <w:rFonts w:ascii="Cambria" w:eastAsia="Noto Serif SC" w:hAnsi="Cambria" w:cs="Noto Serif"/>
-          <w:bCs/>
-          <w:sz w:val="24"/>
-          <w:szCs w:val="24"/>
-        </w:rPr>
-        <w:t>“</w:t>
-      </w:r>
-      <w:proofErr w:type="gramStart"/>
+          <w:sz w:val="36"/>
+          <w:szCs w:val="36"/>
+        </w:rPr>
+        <w:t>:</w:t>
+      </w:r>
       <w:r>
         <w:rPr>
           <w:rFonts w:ascii="Cambria" w:eastAsia="Noto Serif SC" w:hAnsi="Cambria" w:cs="Noto Serif" w:hint="eastAsia"/>
           <w:bCs/>
-          <w:sz w:val="24"/>
-          <w:szCs w:val="24"/>
-        </w:rPr>
-        <w:t>拂</w:t>
-      </w:r>
-      <w:r>
-        <w:rPr>
-          <w:rFonts w:ascii="Cambria" w:eastAsia="Noto Serif SC" w:hAnsi="Cambria" w:cs="Noto Serif"/>
-          <w:bCs/>
-          <w:sz w:val="24"/>
-          <w:szCs w:val="24"/>
-        </w:rPr>
-        <w:t>”</w:t>
+          <w:sz w:val="36"/>
+          <w:szCs w:val="36"/>
+        </w:rPr>
+        <w:t>嘴唇稍稍离开吹孔而使一定的气漏出孔外</w:t>
       </w:r>
       <w:r>
         <w:rPr>
           <w:rFonts w:ascii="Cambria" w:eastAsia="Noto Serif SC" w:hAnsi="Cambria" w:cs="Noto Serif" w:hint="eastAsia"/>
           <w:bCs/>
-          <w:sz w:val="24"/>
-          <w:szCs w:val="24"/>
-        </w:rPr>
-        <w:t>记号省略</w:t>
-      </w:r>
-      <w:proofErr w:type="gramEnd"/>
+          <w:sz w:val="36"/>
+          <w:szCs w:val="36"/>
+        </w:rPr>
+        <w:t>，</w:t>
+      </w:r>
       <w:r>
         <w:rPr>
           <w:rFonts w:ascii="Cambria" w:eastAsia="Noto Serif SC" w:hAnsi="Cambria" w:cs="Noto Serif" w:hint="eastAsia"/>
           <w:bCs/>
-          <w:sz w:val="24"/>
-          <w:szCs w:val="24"/>
-        </w:rPr>
-        <w:t>)</w:t>
-      </w:r>
-      <w:r>
+          <w:sz w:val="36"/>
+          <w:szCs w:val="36"/>
+        </w:rPr>
+        <w:t>兼有吹气声和谱面上所标示的具体音高。</w:t>
+      </w:r>
+    </w:p>
+    <w:p>
+      <w:pPr>
+        <w:pStyle w:val="ListParagraph"/>
+        <w:numPr>
+          <w:ilvl w:val="0"/>
+          <w:numId w:val="3"/>
+        </w:numPr>
         <w:rPr>
           <w:rFonts w:ascii="Cambria" w:eastAsia="Noto Serif SC" w:hAnsi="Cambria" w:cs="Noto Serif" w:hint="eastAsia"/>
           <w:bCs/>
-          <w:sz w:val="24"/>
-          <w:szCs w:val="24"/>
-        </w:rPr>
-        <w:t>。</w:t>
-      </w:r>
-    </w:p>
-    <w:p>
-      <w:pPr>
-        <w:rPr>
-          <w:rFonts w:ascii="Cambria" w:eastAsia="Noto Serif SC" w:hAnsi="Cambria" w:cs="Noto Serif"/>
-          <w:bCs/>
-          <w:sz w:val="24"/>
-          <w:szCs w:val="24"/>
-        </w:rPr>
-      </w:pPr>
-      <w:r>
-        <w:rPr>
-          <w:rFonts w:ascii="Cambria" w:eastAsia="Noto Serif SC" w:hAnsi="Cambria" w:cs="Noto Serif" w:hint="eastAsia"/>
-          <w:bCs/>
-          <w:sz w:val="24"/>
-          <w:szCs w:val="24"/>
-        </w:rPr>
-        <w:t xml:space="preserve">K: </w:t>
-      </w:r>
-      <w:r>
-        <w:rPr>
-          <w:rFonts w:ascii="Cambria" w:eastAsia="Noto Serif SC" w:hAnsi="Cambria" w:cs="Noto Serif" w:hint="eastAsia"/>
-          <w:bCs/>
-          <w:sz w:val="24"/>
-          <w:szCs w:val="24"/>
-        </w:rPr>
-        <w:t>(</w:t>
-      </w:r>
-      <w:r>
-        <w:rPr>
-          <w:rFonts w:ascii="Cambria" w:eastAsia="Noto Serif SC" w:hAnsi="Cambria" w:cs="Noto Serif" w:hint="eastAsia"/>
-          <w:bCs/>
-          <w:sz w:val="24"/>
-          <w:szCs w:val="24"/>
-        </w:rPr>
-        <w:t>没有符头的音</w:t>
-      </w:r>
-      <w:r>
-        <w:rPr>
-          <w:rFonts w:ascii="Cambria" w:eastAsia="Noto Serif SC" w:hAnsi="Cambria" w:cs="Noto Serif" w:hint="eastAsia"/>
-          <w:bCs/>
-          <w:sz w:val="24"/>
-          <w:szCs w:val="24"/>
-        </w:rPr>
-        <w:t>)</w:t>
-      </w:r>
-      <w:r>
-        <w:rPr>
-          <w:rFonts w:ascii="Cambria" w:eastAsia="Noto Serif SC" w:hAnsi="Cambria" w:cs="Noto Serif" w:hint="eastAsia"/>
-          <w:bCs/>
-          <w:sz w:val="24"/>
-          <w:szCs w:val="24"/>
-        </w:rPr>
-        <w:t xml:space="preserve"> </w:t>
-      </w:r>
-      <w:r>
-        <w:rPr>
-          <w:rFonts w:ascii="Cambria" w:eastAsia="Noto Serif SC" w:hAnsi="Cambria" w:cs="Noto Serif" w:hint="eastAsia"/>
-          <w:bCs/>
-          <w:sz w:val="24"/>
-          <w:szCs w:val="24"/>
-        </w:rPr>
-        <w:t>意为绞弦演奏</w:t>
-      </w:r>
-      <w:r>
-        <w:rPr>
-          <w:rFonts w:ascii="Cambria" w:eastAsia="Noto Serif SC" w:hAnsi="Cambria" w:cs="Noto Serif" w:hint="eastAsia"/>
-          <w:bCs/>
-          <w:sz w:val="24"/>
-          <w:szCs w:val="24"/>
-        </w:rPr>
-        <w:t>。</w:t>
-      </w:r>
-    </w:p>
-    <w:p>
-      <w:pPr>
-        <w:rPr>
-          <w:rFonts w:ascii="Cambria" w:eastAsia="Noto Serif SC" w:hAnsi="Cambria" w:cs="Noto Serif" w:hint="eastAsia"/>
-          <w:bCs/>
-          <w:sz w:val="24"/>
-          <w:szCs w:val="24"/>
+          <w:sz w:val="36"/>
+          <w:szCs w:val="36"/>
         </w:rPr>
       </w:pPr>
     </w:p>
@@ -7924,29 +7964,29 @@
         <v:path o:extrusionok="f" gradientshapeok="t" o:connecttype="rect"/>
         <o:lock v:ext="edit" aspectratio="t"/>
       </v:shapetype>
-      <v:shape id="_x0000_i1050" type="#_x0000_t75" alt="A black background with a black square&#10;&#10;Description automatically generated with medium confidence" style="width:3in;height:522.1pt;visibility:visible;mso-wrap-style:square" o:bullet="t">
+      <v:shape id="_x0000_i1038" type="#_x0000_t75" alt="A black background with a black square&#10;&#10;Description automatically generated with medium confidence" style="width:3in;height:522.15pt;visibility:visible;mso-wrap-style:square" o:bullet="t">
         <v:imagedata r:id="rId1" o:title="A black background with a black square&#10;&#10;Description automatically generated with medium confidence"/>
       </v:shape>
     </w:pict>
   </w:numPicBullet>
   <w:numPicBullet w:numPicBulletId="1">
     <w:pict>
-      <v:shape id="_x0000_i1051" type="#_x0000_t75" style="width:278.3pt;height:422.7pt;flip:x;visibility:visible;mso-wrap-style:square" o:bullet="t">
+      <v:shape id="_x0000_i1039" type="#_x0000_t75" style="width:278pt;height:422.6pt;flip:x;visibility:visible;mso-wrap-style:square" o:bullet="t">
         <v:imagedata r:id="rId2" o:title=""/>
       </v:shape>
     </w:pict>
   </w:numPicBullet>
   <w:abstractNum w:abstractNumId="0" w15:restartNumberingAfterBreak="0">
-    <w:nsid w:val="28FD3A89"/>
+    <w:nsid w:val="174610B9"/>
     <w:multiLevelType w:val="hybridMultilevel"/>
-    <w:tmpl w:val="912CA8D0"/>
-    <w:lvl w:ilvl="0" w:tplc="9B42C0B0">
+    <w:tmpl w:val="85267560"/>
+    <w:lvl w:ilvl="0" w:tplc="D1D440C8">
       <w:start w:val="1"/>
       <w:numFmt w:val="decimal"/>
       <w:lvlText w:val="(%1)"/>
       <w:lvlJc w:val="left"/>
       <w:pPr>
-        <w:ind w:left="720" w:hanging="360"/>
+        <w:ind w:left="1080" w:hanging="720"/>
       </w:pPr>
       <w:rPr>
         <w:rFonts w:hint="default"/>
@@ -8026,6 +8066,95 @@
     </w:lvl>
   </w:abstractNum>
   <w:abstractNum w:abstractNumId="1" w15:restartNumberingAfterBreak="0">
+    <w:nsid w:val="28FD3A89"/>
+    <w:multiLevelType w:val="hybridMultilevel"/>
+    <w:tmpl w:val="912CA8D0"/>
+    <w:lvl w:ilvl="0" w:tplc="9B42C0B0">
+      <w:start w:val="1"/>
+      <w:numFmt w:val="decimal"/>
+      <w:lvlText w:val="(%1)"/>
+      <w:lvlJc w:val="left"/>
+      <w:pPr>
+        <w:ind w:left="720" w:hanging="360"/>
+      </w:pPr>
+      <w:rPr>
+        <w:rFonts w:hint="default"/>
+      </w:rPr>
+    </w:lvl>
+    <w:lvl w:ilvl="1" w:tplc="08090019" w:tentative="1">
+      <w:start w:val="1"/>
+      <w:numFmt w:val="lowerLetter"/>
+      <w:lvlText w:val="%2."/>
+      <w:lvlJc w:val="left"/>
+      <w:pPr>
+        <w:ind w:left="1440" w:hanging="360"/>
+      </w:pPr>
+    </w:lvl>
+    <w:lvl w:ilvl="2" w:tplc="0809001B" w:tentative="1">
+      <w:start w:val="1"/>
+      <w:numFmt w:val="lowerRoman"/>
+      <w:lvlText w:val="%3."/>
+      <w:lvlJc w:val="right"/>
+      <w:pPr>
+        <w:ind w:left="2160" w:hanging="180"/>
+      </w:pPr>
+    </w:lvl>
+    <w:lvl w:ilvl="3" w:tplc="0809000F" w:tentative="1">
+      <w:start w:val="1"/>
+      <w:numFmt w:val="decimal"/>
+      <w:lvlText w:val="%4."/>
+      <w:lvlJc w:val="left"/>
+      <w:pPr>
+        <w:ind w:left="2880" w:hanging="360"/>
+      </w:pPr>
+    </w:lvl>
+    <w:lvl w:ilvl="4" w:tplc="08090019" w:tentative="1">
+      <w:start w:val="1"/>
+      <w:numFmt w:val="lowerLetter"/>
+      <w:lvlText w:val="%5."/>
+      <w:lvlJc w:val="left"/>
+      <w:pPr>
+        <w:ind w:left="3600" w:hanging="360"/>
+      </w:pPr>
+    </w:lvl>
+    <w:lvl w:ilvl="5" w:tplc="0809001B" w:tentative="1">
+      <w:start w:val="1"/>
+      <w:numFmt w:val="lowerRoman"/>
+      <w:lvlText w:val="%6."/>
+      <w:lvlJc w:val="right"/>
+      <w:pPr>
+        <w:ind w:left="4320" w:hanging="180"/>
+      </w:pPr>
+    </w:lvl>
+    <w:lvl w:ilvl="6" w:tplc="0809000F" w:tentative="1">
+      <w:start w:val="1"/>
+      <w:numFmt w:val="decimal"/>
+      <w:lvlText w:val="%7."/>
+      <w:lvlJc w:val="left"/>
+      <w:pPr>
+        <w:ind w:left="5040" w:hanging="360"/>
+      </w:pPr>
+    </w:lvl>
+    <w:lvl w:ilvl="7" w:tplc="08090019" w:tentative="1">
+      <w:start w:val="1"/>
+      <w:numFmt w:val="lowerLetter"/>
+      <w:lvlText w:val="%8."/>
+      <w:lvlJc w:val="left"/>
+      <w:pPr>
+        <w:ind w:left="5760" w:hanging="360"/>
+      </w:pPr>
+    </w:lvl>
+    <w:lvl w:ilvl="8" w:tplc="0809001B" w:tentative="1">
+      <w:start w:val="1"/>
+      <w:numFmt w:val="lowerRoman"/>
+      <w:lvlText w:val="%9."/>
+      <w:lvlJc w:val="right"/>
+      <w:pPr>
+        <w:ind w:left="6480" w:hanging="180"/>
+      </w:pPr>
+    </w:lvl>
+  </w:abstractNum>
+  <w:abstractNum w:abstractNumId="2" w15:restartNumberingAfterBreak="0">
     <w:nsid w:val="290678A1"/>
     <w:multiLevelType w:val="hybridMultilevel"/>
     <w:tmpl w:val="A3928B82"/>
@@ -8138,9 +8267,12 @@
     </w:lvl>
   </w:abstractNum>
   <w:num w:numId="1" w16cid:durableId="535773423">
+    <w:abstractNumId w:val="2"/>
+  </w:num>
+  <w:num w:numId="2" w16cid:durableId="318920945">
     <w:abstractNumId w:val="1"/>
   </w:num>
-  <w:num w:numId="2" w16cid:durableId="318920945">
+  <w:num w:numId="3" w16cid:durableId="1718893590">
     <w:abstractNumId w:val="0"/>
   </w:num>
 </w:numbering>
@@ -8565,6 +8697,7 @@
   <w:style w:type="character" w:default="1" w:styleId="DefaultParagraphFont">
     <w:name w:val="Default Paragraph Font"/>
     <w:uiPriority w:val="1"/>
+    <w:semiHidden/>
     <w:unhideWhenUsed/>
   </w:style>
   <w:style w:type="table" w:default="1" w:styleId="TableNormal">

--- a/Front Matter/Template/3_Front-Matter.docx
+++ b/Front Matter/Template/3_Front-Matter.docx
@@ -242,25 +242,7 @@
           <w:sz w:val="32"/>
           <w:szCs w:val="56"/>
         </w:rPr>
-        <w:t xml:space="preserve">or </w:t>
-      </w:r>
-      <w:proofErr w:type="spellStart"/>
-      <w:r>
-        <w:rPr>
-          <w:rFonts w:ascii="Noto Serif SC" w:eastAsia="Noto Serif SC" w:hAnsi="Noto Serif SC" w:cs="Noto Serif"/>
-          <w:sz w:val="32"/>
-          <w:szCs w:val="56"/>
-        </w:rPr>
-        <w:t>Zhudi</w:t>
-      </w:r>
-      <w:proofErr w:type="spellEnd"/>
-      <w:r>
-        <w:rPr>
-          <w:rFonts w:ascii="Noto Serif SC" w:eastAsia="Noto Serif SC" w:hAnsi="Noto Serif SC" w:cs="Noto Serif"/>
-          <w:sz w:val="32"/>
-          <w:szCs w:val="56"/>
-        </w:rPr>
-        <w:t>, Pipa and Chinese Orchestra</w:t>
+        <w:t>or Zhudi, Pipa and Chinese Orchestra</w:t>
       </w:r>
     </w:p>
     <w:p>
@@ -1065,25 +1047,7 @@
           <w:sz w:val="32"/>
           <w:szCs w:val="56"/>
         </w:rPr>
-        <w:t xml:space="preserve">or </w:t>
-      </w:r>
-      <w:proofErr w:type="spellStart"/>
-      <w:r>
-        <w:rPr>
-          <w:rFonts w:ascii="Noto Serif SC" w:eastAsia="Noto Serif SC" w:hAnsi="Noto Serif SC" w:cs="Noto Serif"/>
-          <w:sz w:val="32"/>
-          <w:szCs w:val="56"/>
-        </w:rPr>
-        <w:t>Zhudi</w:t>
-      </w:r>
-      <w:proofErr w:type="spellEnd"/>
-      <w:r>
-        <w:rPr>
-          <w:rFonts w:ascii="Noto Serif SC" w:eastAsia="Noto Serif SC" w:hAnsi="Noto Serif SC" w:cs="Noto Serif"/>
-          <w:sz w:val="32"/>
-          <w:szCs w:val="56"/>
-        </w:rPr>
-        <w:t>, Pipa and Chinese Orchestra</w:t>
+        <w:t>or Zhudi, Pipa and Chinese Orchestra</w:t>
       </w:r>
     </w:p>
     <w:p>
@@ -2085,18 +2049,8 @@
           <w:sz w:val="24"/>
           <w:szCs w:val="24"/>
         </w:rPr>
-        <w:t xml:space="preserve"> Marco </w:t>
-      </w:r>
-      <w:proofErr w:type="spellStart"/>
-      <w:r>
-        <w:rPr>
-          <w:rFonts w:ascii="Noto Serif SC" w:eastAsia="Noto Serif SC" w:hAnsi="Noto Serif SC" w:cs="Noto Serif"/>
-          <w:sz w:val="24"/>
-          <w:szCs w:val="24"/>
-        </w:rPr>
-        <w:t>Stroppa</w:t>
-      </w:r>
-      <w:proofErr w:type="spellEnd"/>
+        <w:t xml:space="preserve"> Marco Stroppa</w:t>
+      </w:r>
       <w:r>
         <w:rPr>
           <w:rFonts w:ascii="Noto Serif SC" w:eastAsia="Noto Serif SC" w:hAnsi="Noto Serif SC" w:cs="Noto Serif" w:hint="eastAsia"/>
@@ -2127,25 +2081,7 @@
           <w:sz w:val="24"/>
           <w:szCs w:val="24"/>
         </w:rPr>
-        <w:t xml:space="preserve"> “</w:t>
-      </w:r>
-      <w:proofErr w:type="spellStart"/>
-      <w:r>
-        <w:rPr>
-          <w:rFonts w:ascii="Noto Serif SC" w:eastAsia="Noto Serif SC" w:hAnsi="Noto Serif SC" w:cs="Noto Serif"/>
-          <w:sz w:val="24"/>
-          <w:szCs w:val="24"/>
-        </w:rPr>
-        <w:t>DeepGrey</w:t>
-      </w:r>
-      <w:proofErr w:type="spellEnd"/>
-      <w:r>
-        <w:rPr>
-          <w:rFonts w:ascii="Noto Serif SC" w:eastAsia="Noto Serif SC" w:hAnsi="Noto Serif SC" w:cs="Noto Serif"/>
-          <w:sz w:val="24"/>
-          <w:szCs w:val="24"/>
-        </w:rPr>
-        <w:t>” (</w:t>
+        <w:t xml:space="preserve"> “DeepGrey” (</w:t>
       </w:r>
       <w:r>
         <w:rPr>
@@ -2305,18 +2241,128 @@
           <w:sz w:val="24"/>
           <w:szCs w:val="24"/>
         </w:rPr>
-        <w:t xml:space="preserve"> “Le </w:t>
-      </w:r>
-      <w:proofErr w:type="spellStart"/>
-      <w:r>
-        <w:rPr>
-          <w:rFonts w:ascii="Noto Serif SC" w:eastAsia="Noto Serif SC" w:hAnsi="Noto Serif SC" w:cs="Noto Serif"/>
-          <w:sz w:val="24"/>
-          <w:szCs w:val="24"/>
-        </w:rPr>
-        <w:t>ciel</w:t>
-      </w:r>
-      <w:proofErr w:type="spellEnd"/>
+        <w:t xml:space="preserve"> “Le ciel écrasé”, “Le visage déchiré</w:t>
+      </w:r>
+      <w:r>
+        <w:rPr>
+          <w:rFonts w:ascii="Noto Serif SC" w:eastAsia="Noto Serif SC" w:hAnsi="Noto Serif SC" w:cs="Noto Serif" w:hint="eastAsia"/>
+          <w:sz w:val="24"/>
+          <w:szCs w:val="24"/>
+        </w:rPr>
+        <w:t>”</w:t>
+      </w:r>
+      <w:r>
+        <w:rPr>
+          <w:rFonts w:ascii="Noto Serif SC" w:eastAsia="Noto Serif SC" w:hAnsi="Noto Serif SC" w:cs="Noto Serif"/>
+          <w:sz w:val="24"/>
+          <w:szCs w:val="24"/>
+        </w:rPr>
+        <w:t xml:space="preserve">, “White Night” </w:t>
+      </w:r>
+      <w:r>
+        <w:rPr>
+          <w:rFonts w:ascii="Noto Serif SC" w:eastAsia="Noto Serif SC" w:hAnsi="Noto Serif SC" w:cs="Noto Serif" w:hint="eastAsia"/>
+          <w:sz w:val="24"/>
+          <w:szCs w:val="24"/>
+        </w:rPr>
+        <w:t>获</w:t>
+      </w:r>
+      <w:r>
+        <w:rPr>
+          <w:rFonts w:ascii="Noto Serif SC" w:eastAsia="Noto Serif SC" w:hAnsi="Noto Serif SC" w:cs="Noto Serif"/>
+          <w:sz w:val="24"/>
+          <w:szCs w:val="24"/>
+        </w:rPr>
+        <w:t>2019</w:t>
+      </w:r>
+      <w:r>
+        <w:rPr>
+          <w:rFonts w:ascii="Noto Serif SC" w:eastAsia="Noto Serif SC" w:hAnsi="Noto Serif SC" w:cs="Noto Serif" w:hint="eastAsia"/>
+          <w:sz w:val="24"/>
+          <w:szCs w:val="24"/>
+        </w:rPr>
+        <w:t>年奥地利</w:t>
+      </w:r>
+      <w:r>
+        <w:rPr>
+          <w:rFonts w:ascii="Noto Serif SC" w:eastAsia="Noto Serif SC" w:hAnsi="Noto Serif SC" w:cs="Noto Serif"/>
+          <w:sz w:val="24"/>
+          <w:szCs w:val="24"/>
+        </w:rPr>
+        <w:t xml:space="preserve"> Impuls </w:t>
+      </w:r>
+      <w:r>
+        <w:rPr>
+          <w:rFonts w:ascii="Noto Serif SC" w:eastAsia="Noto Serif SC" w:hAnsi="Noto Serif SC" w:cs="Noto Serif" w:hint="eastAsia"/>
+          <w:sz w:val="24"/>
+          <w:szCs w:val="24"/>
+        </w:rPr>
+        <w:t>作曲奖。</w:t>
+      </w:r>
+      <w:r>
+        <w:rPr>
+          <w:rFonts w:ascii="Noto Serif SC" w:eastAsia="Noto Serif SC" w:hAnsi="Noto Serif SC" w:cs="Noto Serif"/>
+          <w:sz w:val="24"/>
+          <w:szCs w:val="24"/>
+        </w:rPr>
+        <w:t xml:space="preserve"> “The Silence of Borobudur” (</w:t>
+      </w:r>
+      <w:r>
+        <w:rPr>
+          <w:rFonts w:ascii="Noto Serif SC" w:eastAsia="Noto Serif SC" w:hAnsi="Noto Serif SC" w:cs="Noto Serif" w:hint="eastAsia"/>
+          <w:sz w:val="24"/>
+          <w:szCs w:val="24"/>
+        </w:rPr>
+        <w:t>⽵笛</w:t>
+      </w:r>
+      <w:r>
+        <w:rPr>
+          <w:rFonts w:ascii="Noto Serif SC" w:eastAsia="Noto Serif SC" w:hAnsi="Noto Serif SC" w:cs="Noto Serif"/>
+          <w:sz w:val="24"/>
+          <w:szCs w:val="24"/>
+        </w:rPr>
+        <w:t>/</w:t>
+      </w:r>
+      <w:r>
+        <w:rPr>
+          <w:rFonts w:ascii="Noto Serif SC" w:eastAsia="Noto Serif SC" w:hAnsi="Noto Serif SC" w:cs="Noto Serif" w:hint="eastAsia"/>
+          <w:sz w:val="24"/>
+          <w:szCs w:val="24"/>
+        </w:rPr>
+        <w:t>琵琶和⺠族管弦乐队</w:t>
+      </w:r>
+      <w:r>
+        <w:rPr>
+          <w:rFonts w:ascii="Noto Serif SC" w:eastAsia="Noto Serif SC" w:hAnsi="Noto Serif SC" w:cs="Noto Serif"/>
+          <w:sz w:val="24"/>
+          <w:szCs w:val="24"/>
+        </w:rPr>
+        <w:t xml:space="preserve">) </w:t>
+      </w:r>
+      <w:r>
+        <w:rPr>
+          <w:rFonts w:ascii="Noto Serif SC" w:eastAsia="Noto Serif SC" w:hAnsi="Noto Serif SC" w:cs="Noto Serif" w:hint="eastAsia"/>
+          <w:sz w:val="24"/>
+          <w:szCs w:val="24"/>
+        </w:rPr>
+        <w:t>获</w:t>
+      </w:r>
+      <w:r>
+        <w:rPr>
+          <w:rFonts w:ascii="Noto Serif SC" w:eastAsia="Noto Serif SC" w:hAnsi="Noto Serif SC" w:cs="Noto Serif"/>
+          <w:sz w:val="24"/>
+          <w:szCs w:val="24"/>
+        </w:rPr>
+        <w:t>2011</w:t>
+      </w:r>
+      <w:r>
+        <w:rPr>
+          <w:rFonts w:ascii="Noto Serif SC" w:eastAsia="Noto Serif SC" w:hAnsi="Noto Serif SC" w:cs="Noto Serif" w:hint="eastAsia"/>
+          <w:sz w:val="24"/>
+          <w:szCs w:val="24"/>
+        </w:rPr>
+        <w:t>年</w:t>
+      </w:r>
       <w:r>
         <w:rPr>
           <w:rFonts w:ascii="Noto Serif SC" w:eastAsia="Noto Serif SC" w:hAnsi="Noto Serif SC" w:cs="Noto Serif"/>
@@ -2325,91 +2371,13 @@
         </w:rPr>
         <w:t xml:space="preserve"> </w:t>
       </w:r>
-      <w:proofErr w:type="spellStart"/>
-      <w:r>
-        <w:rPr>
-          <w:rFonts w:ascii="Noto Serif SC" w:eastAsia="Noto Serif SC" w:hAnsi="Noto Serif SC" w:cs="Noto Serif"/>
-          <w:sz w:val="24"/>
-          <w:szCs w:val="24"/>
-        </w:rPr>
-        <w:t>écrasé</w:t>
-      </w:r>
-      <w:proofErr w:type="spellEnd"/>
-      <w:r>
-        <w:rPr>
-          <w:rFonts w:ascii="Noto Serif SC" w:eastAsia="Noto Serif SC" w:hAnsi="Noto Serif SC" w:cs="Noto Serif"/>
-          <w:sz w:val="24"/>
-          <w:szCs w:val="24"/>
-        </w:rPr>
-        <w:t xml:space="preserve">”, “Le visage </w:t>
-      </w:r>
-      <w:proofErr w:type="spellStart"/>
-      <w:r>
-        <w:rPr>
-          <w:rFonts w:ascii="Noto Serif SC" w:eastAsia="Noto Serif SC" w:hAnsi="Noto Serif SC" w:cs="Noto Serif"/>
-          <w:sz w:val="24"/>
-          <w:szCs w:val="24"/>
-        </w:rPr>
-        <w:t>déchiré</w:t>
-      </w:r>
-      <w:proofErr w:type="spellEnd"/>
-      <w:r>
-        <w:rPr>
-          <w:rFonts w:ascii="Noto Serif SC" w:eastAsia="Noto Serif SC" w:hAnsi="Noto Serif SC" w:cs="Noto Serif" w:hint="eastAsia"/>
-          <w:sz w:val="24"/>
-          <w:szCs w:val="24"/>
-        </w:rPr>
-        <w:t>”</w:t>
-      </w:r>
-      <w:r>
-        <w:rPr>
-          <w:rFonts w:ascii="Noto Serif SC" w:eastAsia="Noto Serif SC" w:hAnsi="Noto Serif SC" w:cs="Noto Serif"/>
-          <w:sz w:val="24"/>
-          <w:szCs w:val="24"/>
-        </w:rPr>
-        <w:t xml:space="preserve">, “White </w:t>
-      </w:r>
-      <w:proofErr w:type="spellStart"/>
-      <w:r>
-        <w:rPr>
-          <w:rFonts w:ascii="Noto Serif SC" w:eastAsia="Noto Serif SC" w:hAnsi="Noto Serif SC" w:cs="Noto Serif"/>
-          <w:sz w:val="24"/>
-          <w:szCs w:val="24"/>
-        </w:rPr>
-        <w:t>Night</w:t>
-      </w:r>
-      <w:proofErr w:type="spellEnd"/>
-      <w:r>
-        <w:rPr>
-          <w:rFonts w:ascii="Noto Serif SC" w:eastAsia="Noto Serif SC" w:hAnsi="Noto Serif SC" w:cs="Noto Serif"/>
-          <w:sz w:val="24"/>
-          <w:szCs w:val="24"/>
-        </w:rPr>
-        <w:t xml:space="preserve">” </w:t>
-      </w:r>
-      <w:r>
-        <w:rPr>
-          <w:rFonts w:ascii="Noto Serif SC" w:eastAsia="Noto Serif SC" w:hAnsi="Noto Serif SC" w:cs="Noto Serif" w:hint="eastAsia"/>
-          <w:sz w:val="24"/>
-          <w:szCs w:val="24"/>
-        </w:rPr>
-        <w:t>获</w:t>
-      </w:r>
-      <w:r>
-        <w:rPr>
-          <w:rFonts w:ascii="Noto Serif SC" w:eastAsia="Noto Serif SC" w:hAnsi="Noto Serif SC" w:cs="Noto Serif"/>
-          <w:sz w:val="24"/>
-          <w:szCs w:val="24"/>
-        </w:rPr>
-        <w:t>2019</w:t>
-      </w:r>
-      <w:r>
-        <w:rPr>
-          <w:rFonts w:ascii="Noto Serif SC" w:eastAsia="Noto Serif SC" w:hAnsi="Noto Serif SC" w:cs="Noto Serif" w:hint="eastAsia"/>
-          <w:sz w:val="24"/>
-          <w:szCs w:val="24"/>
-        </w:rPr>
-        <w:t>年奥地利</w:t>
+      <w:r>
+        <w:rPr>
+          <w:rFonts w:ascii="Noto Serif SC" w:eastAsia="Noto Serif SC" w:hAnsi="Noto Serif SC" w:cs="Noto Serif" w:hint="eastAsia"/>
+          <w:sz w:val="24"/>
+          <w:szCs w:val="24"/>
+        </w:rPr>
+        <w:t>新加坡华乐作曲大赛</w:t>
       </w:r>
       <w:r>
         <w:rPr>
@@ -2419,120 +2387,6 @@
         </w:rPr>
         <w:t xml:space="preserve"> </w:t>
       </w:r>
-      <w:proofErr w:type="spellStart"/>
-      <w:r>
-        <w:rPr>
-          <w:rFonts w:ascii="Noto Serif SC" w:eastAsia="Noto Serif SC" w:hAnsi="Noto Serif SC" w:cs="Noto Serif"/>
-          <w:sz w:val="24"/>
-          <w:szCs w:val="24"/>
-        </w:rPr>
-        <w:t>Impuls</w:t>
-      </w:r>
-      <w:proofErr w:type="spellEnd"/>
-      <w:r>
-        <w:rPr>
-          <w:rFonts w:ascii="Noto Serif SC" w:eastAsia="Noto Serif SC" w:hAnsi="Noto Serif SC" w:cs="Noto Serif"/>
-          <w:sz w:val="24"/>
-          <w:szCs w:val="24"/>
-        </w:rPr>
-        <w:t xml:space="preserve"> </w:t>
-      </w:r>
-      <w:r>
-        <w:rPr>
-          <w:rFonts w:ascii="Noto Serif SC" w:eastAsia="Noto Serif SC" w:hAnsi="Noto Serif SC" w:cs="Noto Serif" w:hint="eastAsia"/>
-          <w:sz w:val="24"/>
-          <w:szCs w:val="24"/>
-        </w:rPr>
-        <w:t>作曲奖。</w:t>
-      </w:r>
-      <w:r>
-        <w:rPr>
-          <w:rFonts w:ascii="Noto Serif SC" w:eastAsia="Noto Serif SC" w:hAnsi="Noto Serif SC" w:cs="Noto Serif"/>
-          <w:sz w:val="24"/>
-          <w:szCs w:val="24"/>
-        </w:rPr>
-        <w:t xml:space="preserve"> “The Silence of Borobudur” (</w:t>
-      </w:r>
-      <w:r>
-        <w:rPr>
-          <w:rFonts w:ascii="Noto Serif SC" w:eastAsia="Noto Serif SC" w:hAnsi="Noto Serif SC" w:cs="Noto Serif" w:hint="eastAsia"/>
-          <w:sz w:val="24"/>
-          <w:szCs w:val="24"/>
-        </w:rPr>
-        <w:t>⽵笛</w:t>
-      </w:r>
-      <w:r>
-        <w:rPr>
-          <w:rFonts w:ascii="Noto Serif SC" w:eastAsia="Noto Serif SC" w:hAnsi="Noto Serif SC" w:cs="Noto Serif"/>
-          <w:sz w:val="24"/>
-          <w:szCs w:val="24"/>
-        </w:rPr>
-        <w:t>/</w:t>
-      </w:r>
-      <w:r>
-        <w:rPr>
-          <w:rFonts w:ascii="Noto Serif SC" w:eastAsia="Noto Serif SC" w:hAnsi="Noto Serif SC" w:cs="Noto Serif" w:hint="eastAsia"/>
-          <w:sz w:val="24"/>
-          <w:szCs w:val="24"/>
-        </w:rPr>
-        <w:t>琵琶和⺠族管弦乐队</w:t>
-      </w:r>
-      <w:r>
-        <w:rPr>
-          <w:rFonts w:ascii="Noto Serif SC" w:eastAsia="Noto Serif SC" w:hAnsi="Noto Serif SC" w:cs="Noto Serif"/>
-          <w:sz w:val="24"/>
-          <w:szCs w:val="24"/>
-        </w:rPr>
-        <w:t xml:space="preserve">) </w:t>
-      </w:r>
-      <w:r>
-        <w:rPr>
-          <w:rFonts w:ascii="Noto Serif SC" w:eastAsia="Noto Serif SC" w:hAnsi="Noto Serif SC" w:cs="Noto Serif" w:hint="eastAsia"/>
-          <w:sz w:val="24"/>
-          <w:szCs w:val="24"/>
-        </w:rPr>
-        <w:t>获</w:t>
-      </w:r>
-      <w:r>
-        <w:rPr>
-          <w:rFonts w:ascii="Noto Serif SC" w:eastAsia="Noto Serif SC" w:hAnsi="Noto Serif SC" w:cs="Noto Serif"/>
-          <w:sz w:val="24"/>
-          <w:szCs w:val="24"/>
-        </w:rPr>
-        <w:t>2011</w:t>
-      </w:r>
-      <w:r>
-        <w:rPr>
-          <w:rFonts w:ascii="Noto Serif SC" w:eastAsia="Noto Serif SC" w:hAnsi="Noto Serif SC" w:cs="Noto Serif" w:hint="eastAsia"/>
-          <w:sz w:val="24"/>
-          <w:szCs w:val="24"/>
-        </w:rPr>
-        <w:t>年</w:t>
-      </w:r>
-      <w:r>
-        <w:rPr>
-          <w:rFonts w:ascii="Noto Serif SC" w:eastAsia="Noto Serif SC" w:hAnsi="Noto Serif SC" w:cs="Noto Serif"/>
-          <w:sz w:val="24"/>
-          <w:szCs w:val="24"/>
-        </w:rPr>
-        <w:t xml:space="preserve"> </w:t>
-      </w:r>
-      <w:r>
-        <w:rPr>
-          <w:rFonts w:ascii="Noto Serif SC" w:eastAsia="Noto Serif SC" w:hAnsi="Noto Serif SC" w:cs="Noto Serif" w:hint="eastAsia"/>
-          <w:sz w:val="24"/>
-          <w:szCs w:val="24"/>
-        </w:rPr>
-        <w:t>新加坡华乐作曲大赛</w:t>
-      </w:r>
-      <w:r>
-        <w:rPr>
-          <w:rFonts w:ascii="Noto Serif SC" w:eastAsia="Noto Serif SC" w:hAnsi="Noto Serif SC" w:cs="Noto Serif"/>
-          <w:sz w:val="24"/>
-          <w:szCs w:val="24"/>
-        </w:rPr>
-        <w:t xml:space="preserve"> </w:t>
-      </w:r>
       <w:r>
         <w:rPr>
           <w:rFonts w:ascii="Noto Serif SC" w:eastAsia="Noto Serif SC" w:hAnsi="Noto Serif SC" w:cs="Noto Serif" w:hint="eastAsia"/>
@@ -2565,223 +2419,7 @@
           <w:sz w:val="24"/>
           <w:szCs w:val="24"/>
         </w:rPr>
-        <w:t xml:space="preserve"> Ensemble </w:t>
-      </w:r>
-      <w:proofErr w:type="spellStart"/>
-      <w:r>
-        <w:rPr>
-          <w:rFonts w:ascii="Noto Serif SC" w:eastAsia="Noto Serif SC" w:hAnsi="Noto Serif SC" w:cs="Noto Serif"/>
-          <w:sz w:val="24"/>
-          <w:szCs w:val="24"/>
-        </w:rPr>
-        <w:t>Intercontemporain</w:t>
-      </w:r>
-      <w:proofErr w:type="spellEnd"/>
-      <w:r>
-        <w:rPr>
-          <w:rFonts w:ascii="Noto Serif SC" w:eastAsia="Noto Serif SC" w:hAnsi="Noto Serif SC" w:cs="Noto Serif"/>
-          <w:sz w:val="24"/>
-          <w:szCs w:val="24"/>
-        </w:rPr>
-        <w:t xml:space="preserve">, Basel Sinfonietta, Singapore Chinese Orchestra, Ensemble </w:t>
-      </w:r>
-      <w:proofErr w:type="spellStart"/>
-      <w:r>
-        <w:rPr>
-          <w:rFonts w:ascii="Noto Serif SC" w:eastAsia="Noto Serif SC" w:hAnsi="Noto Serif SC" w:cs="Noto Serif"/>
-          <w:sz w:val="24"/>
-          <w:szCs w:val="24"/>
-        </w:rPr>
-        <w:t>Musikfabrik</w:t>
-      </w:r>
-      <w:proofErr w:type="spellEnd"/>
-      <w:r>
-        <w:rPr>
-          <w:rFonts w:ascii="Noto Serif SC" w:eastAsia="Noto Serif SC" w:hAnsi="Noto Serif SC" w:cs="Noto Serif"/>
-          <w:sz w:val="24"/>
-          <w:szCs w:val="24"/>
-        </w:rPr>
-        <w:t xml:space="preserve">, Ensemble of Lucerne Festival Alumni, </w:t>
-      </w:r>
-      <w:proofErr w:type="spellStart"/>
-      <w:r>
-        <w:rPr>
-          <w:rFonts w:ascii="Noto Serif SC" w:eastAsia="Noto Serif SC" w:hAnsi="Noto Serif SC" w:cs="Noto Serif"/>
-          <w:sz w:val="24"/>
-          <w:szCs w:val="24"/>
-        </w:rPr>
-        <w:t>Klangforum</w:t>
-      </w:r>
-      <w:proofErr w:type="spellEnd"/>
-      <w:r>
-        <w:rPr>
-          <w:rFonts w:ascii="Noto Serif SC" w:eastAsia="Noto Serif SC" w:hAnsi="Noto Serif SC" w:cs="Noto Serif"/>
-          <w:sz w:val="24"/>
-          <w:szCs w:val="24"/>
-        </w:rPr>
-        <w:t xml:space="preserve"> Wien, Neue </w:t>
-      </w:r>
-      <w:proofErr w:type="spellStart"/>
-      <w:r>
-        <w:rPr>
-          <w:rFonts w:ascii="Noto Serif SC" w:eastAsia="Noto Serif SC" w:hAnsi="Noto Serif SC" w:cs="Noto Serif"/>
-          <w:sz w:val="24"/>
-          <w:szCs w:val="24"/>
-        </w:rPr>
-        <w:t>Vocalsolisten</w:t>
-      </w:r>
-      <w:proofErr w:type="spellEnd"/>
-      <w:r>
-        <w:rPr>
-          <w:rFonts w:ascii="Noto Serif SC" w:eastAsia="Noto Serif SC" w:hAnsi="Noto Serif SC" w:cs="Noto Serif"/>
-          <w:sz w:val="24"/>
-          <w:szCs w:val="24"/>
-        </w:rPr>
-        <w:t xml:space="preserve"> Stuttgart, Moscow Contemporary Music Ensemble, </w:t>
-      </w:r>
-      <w:proofErr w:type="spellStart"/>
-      <w:r>
-        <w:rPr>
-          <w:rFonts w:ascii="Noto Serif SC" w:eastAsia="Noto Serif SC" w:hAnsi="Noto Serif SC" w:cs="Noto Serif"/>
-          <w:sz w:val="24"/>
-          <w:szCs w:val="24"/>
-        </w:rPr>
-        <w:t>Mivos</w:t>
-      </w:r>
-      <w:proofErr w:type="spellEnd"/>
-      <w:r>
-        <w:rPr>
-          <w:rFonts w:ascii="Noto Serif SC" w:eastAsia="Noto Serif SC" w:hAnsi="Noto Serif SC" w:cs="Noto Serif"/>
-          <w:sz w:val="24"/>
-          <w:szCs w:val="24"/>
-        </w:rPr>
-        <w:t xml:space="preserve"> Quartet, </w:t>
-      </w:r>
-      <w:proofErr w:type="spellStart"/>
-      <w:r>
-        <w:rPr>
-          <w:rFonts w:ascii="Noto Serif SC" w:eastAsia="Noto Serif SC" w:hAnsi="Noto Serif SC" w:cs="Noto Serif"/>
-          <w:sz w:val="24"/>
-          <w:szCs w:val="24"/>
-        </w:rPr>
-        <w:t>Quatour</w:t>
-      </w:r>
-      <w:proofErr w:type="spellEnd"/>
-      <w:r>
-        <w:rPr>
-          <w:rFonts w:ascii="Noto Serif SC" w:eastAsia="Noto Serif SC" w:hAnsi="Noto Serif SC" w:cs="Noto Serif"/>
-          <w:sz w:val="24"/>
-          <w:szCs w:val="24"/>
-        </w:rPr>
-        <w:t xml:space="preserve"> Diotima, Divertimento Ensemble, Ensemble U:, Ensemble </w:t>
-      </w:r>
-      <w:proofErr w:type="spellStart"/>
-      <w:r>
-        <w:rPr>
-          <w:rFonts w:ascii="Noto Serif SC" w:eastAsia="Noto Serif SC" w:hAnsi="Noto Serif SC" w:cs="Noto Serif"/>
-          <w:sz w:val="24"/>
-          <w:szCs w:val="24"/>
-        </w:rPr>
-        <w:t>Cikada</w:t>
-      </w:r>
-      <w:proofErr w:type="spellEnd"/>
-      <w:r>
-        <w:rPr>
-          <w:rFonts w:ascii="Noto Serif SC" w:eastAsia="Noto Serif SC" w:hAnsi="Noto Serif SC" w:cs="Noto Serif"/>
-          <w:sz w:val="24"/>
-          <w:szCs w:val="24"/>
-        </w:rPr>
-        <w:t xml:space="preserve">, Taller </w:t>
-      </w:r>
-      <w:proofErr w:type="spellStart"/>
-      <w:r>
-        <w:rPr>
-          <w:rFonts w:ascii="Noto Serif SC" w:eastAsia="Noto Serif SC" w:hAnsi="Noto Serif SC" w:cs="Noto Serif"/>
-          <w:sz w:val="24"/>
-          <w:szCs w:val="24"/>
-        </w:rPr>
-        <w:t>Sonoro</w:t>
-      </w:r>
-      <w:proofErr w:type="spellEnd"/>
-      <w:r>
-        <w:rPr>
-          <w:rFonts w:ascii="Noto Serif SC" w:eastAsia="Noto Serif SC" w:hAnsi="Noto Serif SC" w:cs="Noto Serif"/>
-          <w:sz w:val="24"/>
-          <w:szCs w:val="24"/>
-        </w:rPr>
-        <w:t xml:space="preserve">, Ensemble xx. </w:t>
-      </w:r>
-      <w:proofErr w:type="spellStart"/>
-      <w:r>
-        <w:rPr>
-          <w:rFonts w:ascii="Noto Serif SC" w:eastAsia="Noto Serif SC" w:hAnsi="Noto Serif SC" w:cs="Noto Serif"/>
-          <w:sz w:val="24"/>
-          <w:szCs w:val="24"/>
-        </w:rPr>
-        <w:t>Jahrhundert</w:t>
-      </w:r>
-      <w:proofErr w:type="spellEnd"/>
-      <w:r>
-        <w:rPr>
-          <w:rFonts w:ascii="Noto Serif SC" w:eastAsia="Noto Serif SC" w:hAnsi="Noto Serif SC" w:cs="Noto Serif"/>
-          <w:sz w:val="24"/>
-          <w:szCs w:val="24"/>
-        </w:rPr>
-        <w:t xml:space="preserve"> Wien, Ensemble </w:t>
-      </w:r>
-      <w:proofErr w:type="spellStart"/>
-      <w:r>
-        <w:rPr>
-          <w:rFonts w:ascii="Noto Serif SC" w:eastAsia="Noto Serif SC" w:hAnsi="Noto Serif SC" w:cs="Noto Serif"/>
-          <w:sz w:val="24"/>
-          <w:szCs w:val="24"/>
-        </w:rPr>
-        <w:t>Soundstreams</w:t>
-      </w:r>
-      <w:proofErr w:type="spellEnd"/>
-      <w:r>
-        <w:rPr>
-          <w:rFonts w:ascii="Noto Serif SC" w:eastAsia="Noto Serif SC" w:hAnsi="Noto Serif SC" w:cs="Noto Serif"/>
-          <w:sz w:val="24"/>
-          <w:szCs w:val="24"/>
-        </w:rPr>
-        <w:t xml:space="preserve">, Ensemble </w:t>
-      </w:r>
-      <w:proofErr w:type="spellStart"/>
-      <w:r>
-        <w:rPr>
-          <w:rFonts w:ascii="Noto Serif SC" w:eastAsia="Noto Serif SC" w:hAnsi="Noto Serif SC" w:cs="Noto Serif"/>
-          <w:sz w:val="24"/>
-          <w:szCs w:val="24"/>
-        </w:rPr>
-        <w:t>Suono</w:t>
-      </w:r>
-      <w:proofErr w:type="spellEnd"/>
-      <w:r>
-        <w:rPr>
-          <w:rFonts w:ascii="Noto Serif SC" w:eastAsia="Noto Serif SC" w:hAnsi="Noto Serif SC" w:cs="Noto Serif"/>
-          <w:sz w:val="24"/>
-          <w:szCs w:val="24"/>
-        </w:rPr>
-        <w:t xml:space="preserve"> Giallo, Han String Quartet, Ensemble Novel, Studio-C Ensemble, Copenhagen Piano Quartet, China-Asean Contemporary Orchestra, Ensemble </w:t>
-      </w:r>
-      <w:proofErr w:type="spellStart"/>
-      <w:r>
-        <w:rPr>
-          <w:rFonts w:ascii="Noto Serif SC" w:eastAsia="Noto Serif SC" w:hAnsi="Noto Serif SC" w:cs="Noto Serif"/>
-          <w:sz w:val="24"/>
-          <w:szCs w:val="24"/>
-        </w:rPr>
-        <w:t>Echtzeit</w:t>
-      </w:r>
-      <w:proofErr w:type="spellEnd"/>
-      <w:r>
-        <w:rPr>
-          <w:rFonts w:ascii="Noto Serif SC" w:eastAsia="Noto Serif SC" w:hAnsi="Noto Serif SC" w:cs="Noto Serif"/>
-          <w:sz w:val="24"/>
-          <w:szCs w:val="24"/>
-        </w:rPr>
-        <w:t xml:space="preserve">, Telegraph Quartet </w:t>
+        <w:t xml:space="preserve"> Ensemble Intercontemporain, Basel Sinfonietta, Singapore Chinese Orchestra, Ensemble Musikfabrik, Ensemble of Lucerne Festival Alumni, Klangforum Wien, Neue Vocalsolisten Stuttgart, Moscow Contemporary Music Ensemble, Mivos Quartet, Quatour Diotima, Divertimento Ensemble, Ensemble U:, Ensemble Cikada, Taller Sonoro, Ensemble xx. Jahrhundert Wien, Ensemble Soundstreams, Ensemble Suono Giallo, Han String Quartet, Ensemble Novel, Studio-C Ensemble, Copenhagen Piano Quartet, China-Asean Contemporary Orchestra, Ensemble Echtzeit, Telegraph Quartet </w:t>
       </w:r>
       <w:r>
         <w:rPr>
@@ -2873,115 +2511,7 @@
           <w:sz w:val="24"/>
           <w:szCs w:val="24"/>
         </w:rPr>
-        <w:t xml:space="preserve">1989, Yiqing Zhu is a Chinese composer. He began composing in 2008 at Shanghai Conservatory of Music under the guidance of Prof. Huang </w:t>
-      </w:r>
-      <w:proofErr w:type="spellStart"/>
-      <w:r>
-        <w:rPr>
-          <w:rFonts w:ascii="Noto Serif SC" w:eastAsia="Noto Serif SC" w:hAnsi="Noto Serif SC" w:cs="Noto Serif"/>
-          <w:sz w:val="24"/>
-          <w:szCs w:val="24"/>
-        </w:rPr>
-        <w:t>Lv</w:t>
-      </w:r>
-      <w:proofErr w:type="spellEnd"/>
-      <w:r>
-        <w:rPr>
-          <w:rFonts w:ascii="Noto Serif SC" w:eastAsia="Noto Serif SC" w:hAnsi="Noto Serif SC" w:cs="Noto Serif"/>
-          <w:sz w:val="24"/>
-          <w:szCs w:val="24"/>
-        </w:rPr>
-        <w:t xml:space="preserve"> and Prof. </w:t>
-      </w:r>
-      <w:proofErr w:type="spellStart"/>
-      <w:r>
-        <w:rPr>
-          <w:rFonts w:ascii="Noto Serif SC" w:eastAsia="Noto Serif SC" w:hAnsi="Noto Serif SC" w:cs="Noto Serif"/>
-          <w:sz w:val="24"/>
-          <w:szCs w:val="24"/>
-        </w:rPr>
-        <w:t>Guohui</w:t>
-      </w:r>
-      <w:proofErr w:type="spellEnd"/>
-      <w:r>
-        <w:rPr>
-          <w:rFonts w:ascii="Noto Serif SC" w:eastAsia="Noto Serif SC" w:hAnsi="Noto Serif SC" w:cs="Noto Serif"/>
-          <w:sz w:val="24"/>
-          <w:szCs w:val="24"/>
-        </w:rPr>
-        <w:t xml:space="preserve"> Ye; after one year of Erasmus with Prof. Niels Rosing-Schow at The Royal Danish Academy of Music, he continued his study (</w:t>
-      </w:r>
-      <w:proofErr w:type="spellStart"/>
-      <w:r>
-        <w:rPr>
-          <w:rFonts w:ascii="Noto Serif SC" w:eastAsia="Noto Serif SC" w:hAnsi="Noto Serif SC" w:cs="Noto Serif"/>
-          <w:sz w:val="24"/>
-          <w:szCs w:val="24"/>
-        </w:rPr>
-        <w:t>Konzertexamen</w:t>
-      </w:r>
-      <w:proofErr w:type="spellEnd"/>
-      <w:r>
-        <w:rPr>
-          <w:rFonts w:ascii="Noto Serif SC" w:eastAsia="Noto Serif SC" w:hAnsi="Noto Serif SC" w:cs="Noto Serif"/>
-          <w:sz w:val="24"/>
-          <w:szCs w:val="24"/>
-        </w:rPr>
-        <w:t xml:space="preserve">) at </w:t>
-      </w:r>
-      <w:proofErr w:type="spellStart"/>
-      <w:r>
-        <w:rPr>
-          <w:rFonts w:ascii="Noto Serif SC" w:eastAsia="Noto Serif SC" w:hAnsi="Noto Serif SC" w:cs="Noto Serif"/>
-          <w:sz w:val="24"/>
-          <w:szCs w:val="24"/>
-        </w:rPr>
-        <w:t>Stattliche</w:t>
-      </w:r>
-      <w:proofErr w:type="spellEnd"/>
-      <w:r>
-        <w:rPr>
-          <w:rFonts w:ascii="Noto Serif SC" w:eastAsia="Noto Serif SC" w:hAnsi="Noto Serif SC" w:cs="Noto Serif"/>
-          <w:sz w:val="24"/>
-          <w:szCs w:val="24"/>
-        </w:rPr>
-        <w:t xml:space="preserve"> Hochschule für Musik und </w:t>
-      </w:r>
-      <w:proofErr w:type="spellStart"/>
-      <w:r>
-        <w:rPr>
-          <w:rFonts w:ascii="Noto Serif SC" w:eastAsia="Noto Serif SC" w:hAnsi="Noto Serif SC" w:cs="Noto Serif"/>
-          <w:sz w:val="24"/>
-          <w:szCs w:val="24"/>
-        </w:rPr>
-        <w:t>Darstellende</w:t>
-      </w:r>
-      <w:proofErr w:type="spellEnd"/>
-      <w:r>
-        <w:rPr>
-          <w:rFonts w:ascii="Noto Serif SC" w:eastAsia="Noto Serif SC" w:hAnsi="Noto Serif SC" w:cs="Noto Serif"/>
-          <w:sz w:val="24"/>
-          <w:szCs w:val="24"/>
-        </w:rPr>
-        <w:t xml:space="preserve"> Kunst Stuttgart under the guidance of Prof. Marco </w:t>
-      </w:r>
-      <w:proofErr w:type="spellStart"/>
-      <w:r>
-        <w:rPr>
-          <w:rFonts w:ascii="Noto Serif SC" w:eastAsia="Noto Serif SC" w:hAnsi="Noto Serif SC" w:cs="Noto Serif"/>
-          <w:sz w:val="24"/>
-          <w:szCs w:val="24"/>
-        </w:rPr>
-        <w:t>Stroppa</w:t>
-      </w:r>
-      <w:proofErr w:type="spellEnd"/>
-      <w:r>
-        <w:rPr>
-          <w:rFonts w:ascii="Noto Serif SC" w:eastAsia="Noto Serif SC" w:hAnsi="Noto Serif SC" w:cs="Noto Serif"/>
-          <w:sz w:val="24"/>
-          <w:szCs w:val="24"/>
-        </w:rPr>
-        <w:t xml:space="preserve"> from 2016 to 2019. Currently, Zhu is the teacher of composition department at Shanghai Conservatory of Music.</w:t>
+        <w:t>1989, Yiqing Zhu is a Chinese composer. He began composing in 2008 at Shanghai Conservatory of Music under the guidance of Prof. Huang Lv and Prof. Guohui Ye; after one year of Erasmus with Prof. Niels Rosing-Schow at The Royal Danish Academy of Music, he continued his study (Konzertexamen) at Stattliche Hochschule für Musik und Darstellende Kunst Stuttgart under the guidance of Prof. Marco Stroppa from 2016 to 2019. Currently, Zhu is the teacher of composition department at Shanghai Conservatory of Music.</w:t>
       </w:r>
     </w:p>
     <w:p>
@@ -3046,7 +2576,6 @@
         </w:rPr>
         <w:t>"</w:t>
       </w:r>
-      <w:proofErr w:type="spellStart"/>
       <w:r>
         <w:rPr>
           <w:rFonts w:ascii="Noto Serif SC" w:eastAsia="Noto Serif SC" w:hAnsi="Noto Serif SC" w:cs="Noto Serif"/>
@@ -3057,7 +2586,6 @@
         </w:rPr>
         <w:t>DeepGrey</w:t>
       </w:r>
-      <w:proofErr w:type="spellEnd"/>
       <w:r>
         <w:rPr>
           <w:rFonts w:ascii="Noto Serif SC" w:eastAsia="Noto Serif SC" w:hAnsi="Noto Serif SC" w:cs="Noto Serif"/>
@@ -3174,223 +2702,7 @@
           <w:sz w:val="24"/>
           <w:szCs w:val="24"/>
         </w:rPr>
-        <w:t xml:space="preserve">His works were commissioned by various Music Festivals, such as MANIFESTE, ILSUONO contemporary Music Week, LUCERNE Festival, Shanghai New Music Week, Festival ARCHIPEL, DYCE Festival, IMPULS Festival, ACHT BRÜCKEN Festival etc. His music was performed by numerous soloists and, among others, Ensemble </w:t>
-      </w:r>
-      <w:proofErr w:type="spellStart"/>
-      <w:r>
-        <w:rPr>
-          <w:rFonts w:ascii="Noto Serif SC" w:eastAsia="Noto Serif SC" w:hAnsi="Noto Serif SC" w:cs="Noto Serif"/>
-          <w:sz w:val="24"/>
-          <w:szCs w:val="24"/>
-        </w:rPr>
-        <w:t>Intercontemporain</w:t>
-      </w:r>
-      <w:proofErr w:type="spellEnd"/>
-      <w:r>
-        <w:rPr>
-          <w:rFonts w:ascii="Noto Serif SC" w:eastAsia="Noto Serif SC" w:hAnsi="Noto Serif SC" w:cs="Noto Serif"/>
-          <w:sz w:val="24"/>
-          <w:szCs w:val="24"/>
-        </w:rPr>
-        <w:t xml:space="preserve">, Basel Sinfonietta, Singapore Chinese Orchestra, Ensemble </w:t>
-      </w:r>
-      <w:proofErr w:type="spellStart"/>
-      <w:r>
-        <w:rPr>
-          <w:rFonts w:ascii="Noto Serif SC" w:eastAsia="Noto Serif SC" w:hAnsi="Noto Serif SC" w:cs="Noto Serif"/>
-          <w:sz w:val="24"/>
-          <w:szCs w:val="24"/>
-        </w:rPr>
-        <w:t>Musikfabrik</w:t>
-      </w:r>
-      <w:proofErr w:type="spellEnd"/>
-      <w:r>
-        <w:rPr>
-          <w:rFonts w:ascii="Noto Serif SC" w:eastAsia="Noto Serif SC" w:hAnsi="Noto Serif SC" w:cs="Noto Serif"/>
-          <w:sz w:val="24"/>
-          <w:szCs w:val="24"/>
-        </w:rPr>
-        <w:t xml:space="preserve">, Ensemble of Lucerne Festival Alumni, </w:t>
-      </w:r>
-      <w:proofErr w:type="spellStart"/>
-      <w:r>
-        <w:rPr>
-          <w:rFonts w:ascii="Noto Serif SC" w:eastAsia="Noto Serif SC" w:hAnsi="Noto Serif SC" w:cs="Noto Serif"/>
-          <w:sz w:val="24"/>
-          <w:szCs w:val="24"/>
-        </w:rPr>
-        <w:t>Klangforum</w:t>
-      </w:r>
-      <w:proofErr w:type="spellEnd"/>
-      <w:r>
-        <w:rPr>
-          <w:rFonts w:ascii="Noto Serif SC" w:eastAsia="Noto Serif SC" w:hAnsi="Noto Serif SC" w:cs="Noto Serif"/>
-          <w:sz w:val="24"/>
-          <w:szCs w:val="24"/>
-        </w:rPr>
-        <w:t xml:space="preserve"> Wien, Neue </w:t>
-      </w:r>
-      <w:proofErr w:type="spellStart"/>
-      <w:r>
-        <w:rPr>
-          <w:rFonts w:ascii="Noto Serif SC" w:eastAsia="Noto Serif SC" w:hAnsi="Noto Serif SC" w:cs="Noto Serif"/>
-          <w:sz w:val="24"/>
-          <w:szCs w:val="24"/>
-        </w:rPr>
-        <w:t>Vocalsolisten</w:t>
-      </w:r>
-      <w:proofErr w:type="spellEnd"/>
-      <w:r>
-        <w:rPr>
-          <w:rFonts w:ascii="Noto Serif SC" w:eastAsia="Noto Serif SC" w:hAnsi="Noto Serif SC" w:cs="Noto Serif"/>
-          <w:sz w:val="24"/>
-          <w:szCs w:val="24"/>
-        </w:rPr>
-        <w:t xml:space="preserve"> Stuttgart, Moscow Contemporary Music Ensemble, </w:t>
-      </w:r>
-      <w:proofErr w:type="spellStart"/>
-      <w:r>
-        <w:rPr>
-          <w:rFonts w:ascii="Noto Serif SC" w:eastAsia="Noto Serif SC" w:hAnsi="Noto Serif SC" w:cs="Noto Serif"/>
-          <w:sz w:val="24"/>
-          <w:szCs w:val="24"/>
-        </w:rPr>
-        <w:t>Mivos</w:t>
-      </w:r>
-      <w:proofErr w:type="spellEnd"/>
-      <w:r>
-        <w:rPr>
-          <w:rFonts w:ascii="Noto Serif SC" w:eastAsia="Noto Serif SC" w:hAnsi="Noto Serif SC" w:cs="Noto Serif"/>
-          <w:sz w:val="24"/>
-          <w:szCs w:val="24"/>
-        </w:rPr>
-        <w:t xml:space="preserve"> Quartet, </w:t>
-      </w:r>
-      <w:proofErr w:type="spellStart"/>
-      <w:r>
-        <w:rPr>
-          <w:rFonts w:ascii="Noto Serif SC" w:eastAsia="Noto Serif SC" w:hAnsi="Noto Serif SC" w:cs="Noto Serif"/>
-          <w:sz w:val="24"/>
-          <w:szCs w:val="24"/>
-        </w:rPr>
-        <w:t>Quatour</w:t>
-      </w:r>
-      <w:proofErr w:type="spellEnd"/>
-      <w:r>
-        <w:rPr>
-          <w:rFonts w:ascii="Noto Serif SC" w:eastAsia="Noto Serif SC" w:hAnsi="Noto Serif SC" w:cs="Noto Serif"/>
-          <w:sz w:val="24"/>
-          <w:szCs w:val="24"/>
-        </w:rPr>
-        <w:t xml:space="preserve"> Diotima, Divertimento Ensemble, Ensemble U, Ensemble </w:t>
-      </w:r>
-      <w:proofErr w:type="spellStart"/>
-      <w:r>
-        <w:rPr>
-          <w:rFonts w:ascii="Noto Serif SC" w:eastAsia="Noto Serif SC" w:hAnsi="Noto Serif SC" w:cs="Noto Serif"/>
-          <w:sz w:val="24"/>
-          <w:szCs w:val="24"/>
-        </w:rPr>
-        <w:t>Cikada</w:t>
-      </w:r>
-      <w:proofErr w:type="spellEnd"/>
-      <w:r>
-        <w:rPr>
-          <w:rFonts w:ascii="Noto Serif SC" w:eastAsia="Noto Serif SC" w:hAnsi="Noto Serif SC" w:cs="Noto Serif"/>
-          <w:sz w:val="24"/>
-          <w:szCs w:val="24"/>
-        </w:rPr>
-        <w:t xml:space="preserve">, Taller </w:t>
-      </w:r>
-      <w:proofErr w:type="spellStart"/>
-      <w:r>
-        <w:rPr>
-          <w:rFonts w:ascii="Noto Serif SC" w:eastAsia="Noto Serif SC" w:hAnsi="Noto Serif SC" w:cs="Noto Serif"/>
-          <w:sz w:val="24"/>
-          <w:szCs w:val="24"/>
-        </w:rPr>
-        <w:t>Sonoro</w:t>
-      </w:r>
-      <w:proofErr w:type="spellEnd"/>
-      <w:r>
-        <w:rPr>
-          <w:rFonts w:ascii="Noto Serif SC" w:eastAsia="Noto Serif SC" w:hAnsi="Noto Serif SC" w:cs="Noto Serif"/>
-          <w:sz w:val="24"/>
-          <w:szCs w:val="24"/>
-        </w:rPr>
-        <w:t xml:space="preserve">, Ensemble xx. </w:t>
-      </w:r>
-      <w:proofErr w:type="spellStart"/>
-      <w:r>
-        <w:rPr>
-          <w:rFonts w:ascii="Noto Serif SC" w:eastAsia="Noto Serif SC" w:hAnsi="Noto Serif SC" w:cs="Noto Serif"/>
-          <w:sz w:val="24"/>
-          <w:szCs w:val="24"/>
-        </w:rPr>
-        <w:t>Jarhundert</w:t>
-      </w:r>
-      <w:proofErr w:type="spellEnd"/>
-      <w:r>
-        <w:rPr>
-          <w:rFonts w:ascii="Noto Serif SC" w:eastAsia="Noto Serif SC" w:hAnsi="Noto Serif SC" w:cs="Noto Serif"/>
-          <w:sz w:val="24"/>
-          <w:szCs w:val="24"/>
-        </w:rPr>
-        <w:t xml:space="preserve"> Wien, Ensemble </w:t>
-      </w:r>
-      <w:proofErr w:type="spellStart"/>
-      <w:r>
-        <w:rPr>
-          <w:rFonts w:ascii="Noto Serif SC" w:eastAsia="Noto Serif SC" w:hAnsi="Noto Serif SC" w:cs="Noto Serif"/>
-          <w:sz w:val="24"/>
-          <w:szCs w:val="24"/>
-        </w:rPr>
-        <w:t>Soundstreams</w:t>
-      </w:r>
-      <w:proofErr w:type="spellEnd"/>
-      <w:r>
-        <w:rPr>
-          <w:rFonts w:ascii="Noto Serif SC" w:eastAsia="Noto Serif SC" w:hAnsi="Noto Serif SC" w:cs="Noto Serif"/>
-          <w:sz w:val="24"/>
-          <w:szCs w:val="24"/>
-        </w:rPr>
-        <w:t xml:space="preserve">, Ensemble </w:t>
-      </w:r>
-      <w:proofErr w:type="spellStart"/>
-      <w:r>
-        <w:rPr>
-          <w:rFonts w:ascii="Noto Serif SC" w:eastAsia="Noto Serif SC" w:hAnsi="Noto Serif SC" w:cs="Noto Serif"/>
-          <w:sz w:val="24"/>
-          <w:szCs w:val="24"/>
-        </w:rPr>
-        <w:t>Suono</w:t>
-      </w:r>
-      <w:proofErr w:type="spellEnd"/>
-      <w:r>
-        <w:rPr>
-          <w:rFonts w:ascii="Noto Serif SC" w:eastAsia="Noto Serif SC" w:hAnsi="Noto Serif SC" w:cs="Noto Serif"/>
-          <w:sz w:val="24"/>
-          <w:szCs w:val="24"/>
-        </w:rPr>
-        <w:t xml:space="preserve"> Giallo, Han String Quartet, Ensemble Novel, Studio-C Ensemble, Copenhagen Piano Quartet, China-Asean Contemporary Orchestra, Ensemble </w:t>
-      </w:r>
-      <w:proofErr w:type="spellStart"/>
-      <w:r>
-        <w:rPr>
-          <w:rFonts w:ascii="Noto Serif SC" w:eastAsia="Noto Serif SC" w:hAnsi="Noto Serif SC" w:cs="Noto Serif"/>
-          <w:sz w:val="24"/>
-          <w:szCs w:val="24"/>
-        </w:rPr>
-        <w:t>Echtzeit</w:t>
-      </w:r>
-      <w:proofErr w:type="spellEnd"/>
-      <w:r>
-        <w:rPr>
-          <w:rFonts w:ascii="Noto Serif SC" w:eastAsia="Noto Serif SC" w:hAnsi="Noto Serif SC" w:cs="Noto Serif"/>
-          <w:sz w:val="24"/>
-          <w:szCs w:val="24"/>
-        </w:rPr>
-        <w:t>, Telegraph Quartet, Shanghai Symphony Orchestra, Shanghai Philharmonic Symphony Orchestra, etc</w:t>
+        <w:t>His works were commissioned by various Music Festivals, such as MANIFESTE, ILSUONO contemporary Music Week, LUCERNE Festival, Shanghai New Music Week, Festival ARCHIPEL, DYCE Festival, IMPULS Festival, ACHT BRÜCKEN Festival etc. His music was performed by numerous soloists and, among others, Ensemble Intercontemporain, Basel Sinfonietta, Singapore Chinese Orchestra, Ensemble Musikfabrik, Ensemble of Lucerne Festival Alumni, Klangforum Wien, Neue Vocalsolisten Stuttgart, Moscow Contemporary Music Ensemble, Mivos Quartet, Quatour Diotima, Divertimento Ensemble, Ensemble U, Ensemble Cikada, Taller Sonoro, Ensemble xx. Jarhundert Wien, Ensemble Soundstreams, Ensemble Suono Giallo, Han String Quartet, Ensemble Novel, Studio-C Ensemble, Copenhagen Piano Quartet, China-Asean Contemporary Orchestra, Ensemble Echtzeit, Telegraph Quartet, Shanghai Symphony Orchestra, Shanghai Philharmonic Symphony Orchestra, etc</w:t>
       </w:r>
       <w:r>
         <w:rPr>
@@ -3557,7 +2869,6 @@
         </w:rPr>
         <w:t xml:space="preserve">The once mighty </w:t>
       </w:r>
-      <w:proofErr w:type="spellStart"/>
       <w:r>
         <w:rPr>
           <w:rFonts w:ascii="Noto Serif SC" w:eastAsia="Noto Serif SC" w:hAnsi="Noto Serif SC" w:cs="Noto Serif"/>
@@ -3565,17 +2876,7 @@
           <w:szCs w:val="24"/>
           <w:lang w:val="en-GB"/>
         </w:rPr>
-        <w:t>Mataram</w:t>
-      </w:r>
-      <w:proofErr w:type="spellEnd"/>
-      <w:r>
-        <w:rPr>
-          <w:rFonts w:ascii="Noto Serif SC" w:eastAsia="Noto Serif SC" w:hAnsi="Noto Serif SC" w:cs="Noto Serif"/>
-          <w:sz w:val="24"/>
-          <w:szCs w:val="24"/>
-          <w:lang w:val="en-GB"/>
-        </w:rPr>
-        <w:t xml:space="preserve"> Kingdom of Java </w:t>
+        <w:t xml:space="preserve">Mataram Kingdom of Java </w:t>
       </w:r>
       <w:r>
         <w:rPr>
@@ -3661,7 +2962,6 @@
         </w:rPr>
         <w:t xml:space="preserve">2 </w:t>
       </w:r>
-      <w:proofErr w:type="spellStart"/>
       <w:r>
         <w:rPr>
           <w:rFonts w:ascii="Noto Serif SC" w:eastAsia="Noto Serif SC" w:hAnsi="Noto Serif SC" w:cs="Noto Serif"/>
@@ -3671,7 +2971,6 @@
         </w:rPr>
         <w:t>Bangdi</w:t>
       </w:r>
-      <w:proofErr w:type="spellEnd"/>
     </w:p>
     <w:p>
       <w:pPr>
@@ -3717,7 +3016,6 @@
         </w:rPr>
         <w:t xml:space="preserve">1 </w:t>
       </w:r>
-      <w:proofErr w:type="spellStart"/>
       <w:r>
         <w:rPr>
           <w:rFonts w:ascii="Noto Serif SC" w:eastAsia="Noto Serif SC" w:hAnsi="Noto Serif SC" w:cs="Noto Serif"/>
@@ -3727,7 +3025,6 @@
         </w:rPr>
         <w:t>Qudi</w:t>
       </w:r>
-      <w:proofErr w:type="spellEnd"/>
     </w:p>
     <w:p>
       <w:pPr>
@@ -3774,7 +3071,6 @@
         </w:rPr>
         <w:t xml:space="preserve">2 </w:t>
       </w:r>
-      <w:proofErr w:type="spellStart"/>
       <w:r>
         <w:rPr>
           <w:rFonts w:ascii="Noto Serif SC" w:eastAsia="Noto Serif SC" w:hAnsi="Noto Serif SC" w:cs="Noto Serif"/>
@@ -3784,7 +3080,6 @@
         </w:rPr>
         <w:t>Xindi</w:t>
       </w:r>
-      <w:proofErr w:type="spellEnd"/>
     </w:p>
     <w:p>
       <w:pPr>
@@ -3832,7 +3127,6 @@
         </w:rPr>
         <w:t xml:space="preserve">2 </w:t>
       </w:r>
-      <w:proofErr w:type="spellStart"/>
       <w:r>
         <w:rPr>
           <w:rFonts w:ascii="Noto Serif SC" w:eastAsia="Noto Serif SC" w:hAnsi="Noto Serif SC" w:cs="Noto Serif"/>
@@ -3840,9 +3134,8 @@
           <w:szCs w:val="24"/>
           <w:lang w:val="en-GB"/>
         </w:rPr>
-        <w:t>Gaoyin</w:t>
-      </w:r>
-      <w:proofErr w:type="spellEnd"/>
+        <w:t xml:space="preserve">Gaoyin </w:t>
+      </w:r>
       <w:r>
         <w:rPr>
           <w:rFonts w:ascii="Noto Serif SC" w:eastAsia="Noto Serif SC" w:hAnsi="Noto Serif SC" w:cs="Noto Serif"/>
@@ -3850,6 +3143,43 @@
           <w:szCs w:val="24"/>
           <w:lang w:val="en-GB"/>
         </w:rPr>
+        <w:t>Sheng</w:t>
+      </w:r>
+    </w:p>
+    <w:p>
+      <w:pPr>
+        <w:rPr>
+          <w:rFonts w:ascii="Noto Serif SC" w:eastAsia="Noto Serif SC" w:hAnsi="Noto Serif SC" w:cs="Noto Serif"/>
+          <w:sz w:val="24"/>
+          <w:szCs w:val="24"/>
+          <w:lang w:val="en-GB"/>
+        </w:rPr>
+      </w:pPr>
+      <w:r>
+        <w:rPr>
+          <w:rFonts w:ascii="Noto Serif SC" w:eastAsia="Noto Serif SC" w:hAnsi="Noto Serif SC" w:cs="Noto Serif"/>
+          <w:sz w:val="24"/>
+          <w:szCs w:val="24"/>
+          <w:lang w:val="en-GB"/>
+        </w:rPr>
+        <w:t>2</w:t>
+      </w:r>
+      <w:r>
+        <w:rPr>
+          <w:rFonts w:ascii="Noto Serif SC" w:eastAsia="Noto Serif SC" w:hAnsi="Noto Serif SC" w:cs="Noto Serif" w:hint="eastAsia"/>
+          <w:sz w:val="24"/>
+          <w:szCs w:val="24"/>
+          <w:lang w:val="en-GB"/>
+        </w:rPr>
+        <w:t>中音笙</w:t>
+      </w:r>
+      <w:r>
+        <w:rPr>
+          <w:rFonts w:ascii="Noto Serif SC" w:eastAsia="Noto Serif SC" w:hAnsi="Noto Serif SC" w:cs="Noto Serif"/>
+          <w:sz w:val="24"/>
+          <w:szCs w:val="24"/>
+          <w:lang w:val="en-GB"/>
+        </w:rPr>
         <w:t xml:space="preserve"> </w:t>
       </w:r>
       <w:r>
@@ -3859,35 +3189,145 @@
           <w:szCs w:val="24"/>
           <w:lang w:val="en-GB"/>
         </w:rPr>
-        <w:t>Sheng</w:t>
-      </w:r>
-    </w:p>
-    <w:p>
-      <w:pPr>
+        <w:t xml:space="preserve">2 </w:t>
+      </w:r>
+      <w:r>
         <w:rPr>
           <w:rFonts w:ascii="Noto Serif SC" w:eastAsia="Noto Serif SC" w:hAnsi="Noto Serif SC" w:cs="Noto Serif"/>
           <w:sz w:val="24"/>
           <w:szCs w:val="24"/>
           <w:lang w:val="en-GB"/>
         </w:rPr>
-      </w:pPr>
-      <w:r>
+        <w:t>Zhongyin Sheng</w:t>
+      </w:r>
+    </w:p>
+    <w:p>
+      <w:pPr>
         <w:rPr>
           <w:rFonts w:ascii="Noto Serif SC" w:eastAsia="Noto Serif SC" w:hAnsi="Noto Serif SC" w:cs="Noto Serif"/>
           <w:sz w:val="24"/>
           <w:szCs w:val="24"/>
           <w:lang w:val="en-GB"/>
         </w:rPr>
+      </w:pPr>
+      <w:r>
+        <w:rPr>
+          <w:rFonts w:ascii="Noto Serif SC" w:eastAsia="Noto Serif SC" w:hAnsi="Noto Serif SC" w:cs="Noto Serif"/>
+          <w:sz w:val="24"/>
+          <w:szCs w:val="24"/>
+          <w:lang w:val="en-GB"/>
+        </w:rPr>
+        <w:t>1</w:t>
+      </w:r>
+      <w:r>
+        <w:rPr>
+          <w:rFonts w:ascii="Noto Serif SC" w:eastAsia="Noto Serif SC" w:hAnsi="Noto Serif SC" w:cs="Noto Serif" w:hint="eastAsia"/>
+          <w:sz w:val="24"/>
+          <w:szCs w:val="24"/>
+          <w:lang w:val="en-GB"/>
+        </w:rPr>
+        <w:t>低音笙</w:t>
+      </w:r>
+      <w:r>
+        <w:rPr>
+          <w:rFonts w:ascii="Noto Serif SC" w:eastAsia="Noto Serif SC" w:hAnsi="Noto Serif SC" w:cs="Noto Serif"/>
+          <w:sz w:val="24"/>
+          <w:szCs w:val="24"/>
+          <w:lang w:val="en-GB"/>
+        </w:rPr>
+        <w:t xml:space="preserve"> </w:t>
+      </w:r>
+      <w:r>
+        <w:rPr>
+          <w:rFonts w:ascii="Noto Serif SC" w:eastAsia="Noto Serif SC" w:hAnsi="Noto Serif SC" w:cs="Noto Serif"/>
+          <w:sz w:val="24"/>
+          <w:szCs w:val="24"/>
+          <w:lang w:val="en-GB"/>
+        </w:rPr>
+        <w:t xml:space="preserve">1 </w:t>
+      </w:r>
+      <w:r>
+        <w:rPr>
+          <w:rFonts w:ascii="Noto Serif SC" w:eastAsia="Noto Serif SC" w:hAnsi="Noto Serif SC" w:cs="Noto Serif"/>
+          <w:sz w:val="24"/>
+          <w:szCs w:val="24"/>
+          <w:lang w:val="en-GB"/>
+        </w:rPr>
+        <w:t>Diyin Shen</w:t>
+      </w:r>
+      <w:r>
+        <w:rPr>
+          <w:rFonts w:ascii="Noto Serif SC" w:eastAsia="Noto Serif SC" w:hAnsi="Noto Serif SC" w:cs="Noto Serif"/>
+          <w:sz w:val="24"/>
+          <w:szCs w:val="24"/>
+          <w:lang w:val="en-GB"/>
+        </w:rPr>
+        <w:t>g</w:t>
+      </w:r>
+    </w:p>
+    <w:p>
+      <w:pPr>
+        <w:spacing w:before="240"/>
+        <w:rPr>
+          <w:rFonts w:ascii="Noto Serif SC" w:eastAsia="Noto Serif SC" w:hAnsi="Noto Serif SC" w:cs="Noto Serif"/>
+          <w:sz w:val="24"/>
+          <w:szCs w:val="24"/>
+          <w:lang w:val="en-GB"/>
+        </w:rPr>
+      </w:pPr>
+      <w:r>
+        <w:rPr>
+          <w:rFonts w:ascii="Noto Serif SC" w:eastAsia="Noto Serif SC" w:hAnsi="Noto Serif SC" w:cs="Noto Serif"/>
+          <w:sz w:val="24"/>
+          <w:szCs w:val="24"/>
+          <w:lang w:val="en-GB"/>
+        </w:rPr>
+        <w:t xml:space="preserve">2 </w:t>
+      </w:r>
+      <w:r>
+        <w:rPr>
+          <w:rFonts w:ascii="Noto Serif SC" w:eastAsia="Noto Serif SC" w:hAnsi="Noto Serif SC" w:cs="Noto Serif" w:hint="eastAsia"/>
+          <w:sz w:val="24"/>
+          <w:szCs w:val="24"/>
+          <w:lang w:val="en-GB"/>
+        </w:rPr>
+        <w:t>高音唢呐</w:t>
+      </w:r>
+      <w:r>
+        <w:rPr>
+          <w:rFonts w:ascii="Noto Serif SC" w:eastAsia="Noto Serif SC" w:hAnsi="Noto Serif SC" w:cs="Noto Serif"/>
+          <w:sz w:val="24"/>
+          <w:szCs w:val="24"/>
+          <w:lang w:val="en-GB"/>
+        </w:rPr>
+        <w:t>*</w:t>
+      </w:r>
+      <w:r>
+        <w:rPr>
+          <w:rFonts w:ascii="Noto Serif SC" w:eastAsia="Noto Serif SC" w:hAnsi="Noto Serif SC" w:cs="Noto Serif"/>
+          <w:sz w:val="24"/>
+          <w:szCs w:val="24"/>
+          <w:lang w:val="en-GB"/>
+        </w:rPr>
+        <w:t xml:space="preserve"> </w:t>
+      </w:r>
+      <w:r>
+        <w:rPr>
+          <w:rFonts w:ascii="Noto Serif SC" w:eastAsia="Noto Serif SC" w:hAnsi="Noto Serif SC" w:cs="Noto Serif"/>
+          <w:sz w:val="24"/>
+          <w:szCs w:val="24"/>
+          <w:lang w:val="en-GB"/>
+        </w:rPr>
         <w:t>2</w:t>
       </w:r>
       <w:r>
         <w:rPr>
-          <w:rFonts w:ascii="Noto Serif SC" w:eastAsia="Noto Serif SC" w:hAnsi="Noto Serif SC" w:cs="Noto Serif" w:hint="eastAsia"/>
+          <w:rFonts w:ascii="Noto Serif SC" w:eastAsia="Noto Serif SC" w:hAnsi="Noto Serif SC" w:cs="Noto Serif"/>
           <w:sz w:val="24"/>
           <w:szCs w:val="24"/>
           <w:lang w:val="en-GB"/>
         </w:rPr>
-        <w:t>中音笙</w:t>
+        <w:t xml:space="preserve"> Gaoyin Suona</w:t>
       </w:r>
       <w:r>
         <w:rPr>
@@ -3896,1875 +3336,1537 @@
           <w:szCs w:val="24"/>
           <w:lang w:val="en-GB"/>
         </w:rPr>
+        <w:t>*</w:t>
+      </w:r>
+    </w:p>
+    <w:p>
+      <w:pPr>
+        <w:rPr>
+          <w:rFonts w:ascii="Noto Serif SC" w:eastAsia="Noto Serif SC" w:hAnsi="Noto Serif SC" w:cs="Noto Serif"/>
+          <w:sz w:val="24"/>
+          <w:szCs w:val="24"/>
+          <w:lang w:val="en-US"/>
+        </w:rPr>
+      </w:pPr>
+      <w:r>
+        <w:rPr>
+          <w:rFonts w:ascii="Noto Serif SC" w:eastAsia="Noto Serif SC" w:hAnsi="Noto Serif SC" w:cs="Noto Serif"/>
+          <w:sz w:val="20"/>
+          <w:szCs w:val="20"/>
+          <w:lang w:val="en-GB"/>
+        </w:rPr>
+        <w:t xml:space="preserve"> * </w:t>
+      </w:r>
+      <w:r>
+        <w:rPr>
+          <w:rFonts w:ascii="Noto Serif SC" w:eastAsia="Noto Serif SC" w:hAnsi="Noto Serif SC" w:cs="Noto Serif"/>
+          <w:sz w:val="20"/>
+          <w:szCs w:val="20"/>
+          <w:lang w:val="en-GB"/>
+        </w:rPr>
+        <w:t>I</w:t>
+      </w:r>
+      <w:r>
+        <w:rPr>
+          <w:rFonts w:ascii="Noto Serif SC" w:eastAsia="Noto Serif SC" w:hAnsi="Noto Serif SC" w:cs="Noto Serif" w:hint="eastAsia"/>
+          <w:sz w:val="20"/>
+          <w:szCs w:val="20"/>
+          <w:lang w:val="en-GB"/>
+        </w:rPr>
+        <w:t>兼奏高音管</w:t>
+      </w:r>
+      <w:r>
+        <w:rPr>
+          <w:rFonts w:ascii="Noto Serif SC" w:eastAsia="Noto Serif SC" w:hAnsi="Noto Serif SC" w:cs="Noto Serif"/>
+          <w:sz w:val="20"/>
+          <w:szCs w:val="20"/>
+          <w:lang w:val="en-GB"/>
+        </w:rPr>
         <w:t xml:space="preserve"> </w:t>
       </w:r>
       <w:r>
         <w:rPr>
           <w:rFonts w:ascii="Noto Serif SC" w:eastAsia="Noto Serif SC" w:hAnsi="Noto Serif SC" w:cs="Noto Serif"/>
-          <w:sz w:val="24"/>
-          <w:szCs w:val="24"/>
+          <w:sz w:val="20"/>
+          <w:szCs w:val="20"/>
           <w:lang w:val="en-GB"/>
         </w:rPr>
+        <w:t xml:space="preserve">* </w:t>
+      </w:r>
+      <w:r>
+        <w:rPr>
+          <w:rFonts w:ascii="Noto Serif SC" w:eastAsia="Noto Serif SC" w:hAnsi="Noto Serif SC" w:cs="Noto Serif"/>
+          <w:sz w:val="20"/>
+          <w:szCs w:val="20"/>
+          <w:lang w:val="en-GB"/>
+        </w:rPr>
+        <w:t>I</w:t>
+      </w:r>
+      <w:r>
+        <w:rPr>
+          <w:rFonts w:ascii="Noto Serif SC" w:eastAsia="Noto Serif SC" w:hAnsi="Noto Serif SC" w:cs="Noto Serif"/>
+          <w:sz w:val="20"/>
+          <w:szCs w:val="20"/>
+          <w:lang w:val="en-GB"/>
+        </w:rPr>
+        <w:t xml:space="preserve"> </w:t>
+      </w:r>
+      <w:r>
+        <w:rPr>
+          <w:rFonts w:ascii="Noto Serif SC" w:eastAsia="Noto Serif SC" w:hAnsi="Noto Serif SC" w:cs="Noto Serif"/>
+          <w:sz w:val="20"/>
+          <w:szCs w:val="20"/>
+          <w:lang w:val="en-GB"/>
+        </w:rPr>
+        <w:t>doub. Gaoyin Guan</w:t>
+      </w:r>
+    </w:p>
+    <w:p>
+      <w:pPr>
+        <w:rPr>
+          <w:rFonts w:ascii="Noto Serif SC" w:eastAsia="Noto Serif SC" w:hAnsi="Noto Serif SC" w:cs="Noto Serif"/>
+          <w:sz w:val="24"/>
+          <w:szCs w:val="24"/>
+          <w:lang w:val="en-US"/>
+        </w:rPr>
+      </w:pPr>
+      <w:r>
+        <w:rPr>
+          <w:rFonts w:ascii="Noto Serif SC" w:eastAsia="Noto Serif SC" w:hAnsi="Noto Serif SC" w:cs="Noto Serif"/>
+          <w:sz w:val="24"/>
+          <w:szCs w:val="24"/>
+          <w:lang w:val="en-US"/>
+        </w:rPr>
+        <w:t xml:space="preserve">1 </w:t>
+      </w:r>
+      <w:r>
+        <w:rPr>
+          <w:rFonts w:ascii="Noto Serif SC" w:eastAsia="Noto Serif SC" w:hAnsi="Noto Serif SC" w:cs="Noto Serif" w:hint="eastAsia"/>
+          <w:sz w:val="24"/>
+          <w:szCs w:val="24"/>
+          <w:lang w:val="en-US"/>
+        </w:rPr>
+        <w:t>中音唢呐</w:t>
+      </w:r>
+      <w:r>
+        <w:rPr>
+          <w:rFonts w:ascii="Noto Serif SC" w:eastAsia="Noto Serif SC" w:hAnsi="Noto Serif SC" w:cs="Noto Serif"/>
+          <w:sz w:val="24"/>
+          <w:szCs w:val="24"/>
+          <w:lang w:val="en-US"/>
+        </w:rPr>
+        <w:t xml:space="preserve">* </w:t>
+      </w:r>
+      <w:r>
+        <w:rPr>
+          <w:rFonts w:ascii="Noto Serif SC" w:eastAsia="Noto Serif SC" w:hAnsi="Noto Serif SC" w:cs="Noto Serif"/>
+          <w:sz w:val="24"/>
+          <w:szCs w:val="24"/>
+          <w:lang w:val="en-US"/>
+        </w:rPr>
+        <w:t xml:space="preserve">1 </w:t>
+      </w:r>
+      <w:r>
+        <w:rPr>
+          <w:rFonts w:ascii="Noto Serif SC" w:eastAsia="Noto Serif SC" w:hAnsi="Noto Serif SC" w:cs="Noto Serif"/>
+          <w:sz w:val="24"/>
+          <w:szCs w:val="24"/>
+          <w:lang w:val="en-US"/>
+        </w:rPr>
+        <w:t>Zhongyin Suona*</w:t>
+      </w:r>
+    </w:p>
+    <w:p>
+      <w:pPr>
+        <w:rPr>
+          <w:rFonts w:ascii="Noto Serif SC" w:eastAsia="Noto Serif SC" w:hAnsi="Noto Serif SC" w:cs="Noto Serif"/>
+          <w:sz w:val="24"/>
+          <w:szCs w:val="24"/>
+          <w:lang w:val="en-US"/>
+        </w:rPr>
+      </w:pPr>
+      <w:r>
+        <w:rPr>
+          <w:rFonts w:ascii="Noto Serif SC" w:eastAsia="Noto Serif SC" w:hAnsi="Noto Serif SC" w:cs="Noto Serif"/>
+          <w:sz w:val="20"/>
+          <w:szCs w:val="20"/>
+          <w:lang w:val="en-US"/>
+        </w:rPr>
+        <w:t>*</w:t>
+      </w:r>
+      <w:r>
+        <w:rPr>
+          <w:rFonts w:ascii="Noto Serif SC" w:eastAsia="Noto Serif SC" w:hAnsi="Noto Serif SC" w:cs="Noto Serif" w:hint="eastAsia"/>
+          <w:sz w:val="20"/>
+          <w:szCs w:val="20"/>
+        </w:rPr>
+        <w:t>兼奏低音管</w:t>
+      </w:r>
+      <w:r>
+        <w:rPr>
+          <w:rFonts w:ascii="Noto Serif SC" w:eastAsia="Noto Serif SC" w:hAnsi="Noto Serif SC" w:cs="Noto Serif"/>
+          <w:sz w:val="20"/>
+          <w:szCs w:val="20"/>
+          <w:lang w:val="en-GB"/>
+        </w:rPr>
+        <w:t xml:space="preserve"> (doub. on Diyin Guan)</w:t>
+      </w:r>
+    </w:p>
+    <w:p>
+      <w:pPr>
+        <w:rPr>
+          <w:rFonts w:ascii="Noto Serif SC" w:eastAsia="Noto Serif SC" w:hAnsi="Noto Serif SC" w:cs="Noto Serif"/>
+          <w:sz w:val="24"/>
+          <w:szCs w:val="24"/>
+          <w:lang w:val="en-GB"/>
+        </w:rPr>
+      </w:pPr>
+      <w:r>
+        <w:rPr>
+          <w:rFonts w:ascii="Noto Serif SC" w:eastAsia="Noto Serif SC" w:hAnsi="Noto Serif SC" w:cs="Noto Serif"/>
+          <w:sz w:val="24"/>
+          <w:szCs w:val="24"/>
+          <w:lang w:val="en-US"/>
+        </w:rPr>
+        <w:t xml:space="preserve">1 </w:t>
+      </w:r>
+      <w:r>
+        <w:rPr>
+          <w:rFonts w:ascii="Noto Serif SC" w:eastAsia="Noto Serif SC" w:hAnsi="Noto Serif SC" w:cs="Noto Serif"/>
+          <w:sz w:val="24"/>
+          <w:szCs w:val="24"/>
+        </w:rPr>
+        <w:t>低音唢呐</w:t>
+      </w:r>
+      <w:r>
+        <w:rPr>
+          <w:rFonts w:ascii="Noto Serif SC" w:eastAsia="Noto Serif SC" w:hAnsi="Noto Serif SC" w:cs="Noto Serif"/>
+          <w:sz w:val="24"/>
+          <w:szCs w:val="24"/>
+          <w:lang w:val="en-GB"/>
+        </w:rPr>
+        <w:t>* 1 Diyin Suona*</w:t>
+      </w:r>
+    </w:p>
+    <w:p>
+      <w:pPr>
+        <w:rPr>
+          <w:rFonts w:ascii="Noto Serif SC" w:eastAsia="Noto Serif SC" w:hAnsi="Noto Serif SC" w:cs="Noto Serif"/>
+          <w:sz w:val="24"/>
+          <w:szCs w:val="24"/>
+          <w:lang w:val="en-US"/>
+        </w:rPr>
+      </w:pPr>
+      <w:r>
+        <w:rPr>
+          <w:rFonts w:ascii="Noto Serif SC" w:eastAsia="Noto Serif SC" w:hAnsi="Noto Serif SC" w:cs="Noto Serif"/>
+          <w:sz w:val="20"/>
+          <w:szCs w:val="20"/>
+          <w:lang w:val="en-US"/>
+        </w:rPr>
+        <w:t>*</w:t>
+      </w:r>
+      <w:r>
+        <w:rPr>
+          <w:rFonts w:ascii="Noto Serif SC" w:eastAsia="Noto Serif SC" w:hAnsi="Noto Serif SC" w:cs="Noto Serif" w:hint="eastAsia"/>
+          <w:sz w:val="20"/>
+          <w:szCs w:val="20"/>
+        </w:rPr>
+        <w:t>兼奏管</w:t>
+      </w:r>
+      <w:r>
+        <w:rPr>
+          <w:rFonts w:ascii="Noto Serif SC" w:eastAsia="Noto Serif SC" w:hAnsi="Noto Serif SC" w:cs="Noto Serif"/>
+          <w:sz w:val="20"/>
+          <w:szCs w:val="20"/>
+          <w:lang w:val="en-GB"/>
+        </w:rPr>
+        <w:t xml:space="preserve"> (doub. on Guan)</w:t>
+      </w:r>
+    </w:p>
+    <w:p>
+      <w:pPr>
+        <w:rPr>
+          <w:rFonts w:ascii="Noto Serif SC" w:eastAsia="Noto Serif SC" w:hAnsi="Noto Serif SC" w:cs="Noto Serif"/>
+          <w:sz w:val="24"/>
+          <w:szCs w:val="24"/>
+          <w:lang w:val="en-US"/>
+        </w:rPr>
+      </w:pPr>
+      <w:r>
+        <w:rPr>
+          <w:rFonts w:ascii="Noto Serif SC" w:eastAsia="Noto Serif SC" w:hAnsi="Noto Serif SC" w:cs="Noto Serif"/>
+          <w:sz w:val="24"/>
+          <w:szCs w:val="24"/>
+          <w:lang w:val="en-US"/>
+        </w:rPr>
+        <w:t xml:space="preserve">1 </w:t>
+      </w:r>
+      <w:r>
+        <w:rPr>
+          <w:rFonts w:ascii="Noto Serif SC" w:eastAsia="Noto Serif SC" w:hAnsi="Noto Serif SC" w:cs="Noto Serif" w:hint="eastAsia"/>
+          <w:sz w:val="24"/>
+          <w:szCs w:val="24"/>
+          <w:lang w:val="en-US"/>
+        </w:rPr>
+        <w:t>管</w:t>
+      </w:r>
+      <w:r>
+        <w:rPr>
+          <w:rFonts w:ascii="Noto Serif SC" w:eastAsia="Noto Serif SC" w:hAnsi="Noto Serif SC" w:cs="Noto Serif"/>
+          <w:sz w:val="24"/>
+          <w:szCs w:val="24"/>
+          <w:lang w:val="en-US"/>
+        </w:rPr>
+        <w:t xml:space="preserve"> </w:t>
+      </w:r>
+      <w:r>
+        <w:rPr>
+          <w:rFonts w:ascii="Noto Serif SC" w:eastAsia="Noto Serif SC" w:hAnsi="Noto Serif SC" w:cs="Noto Serif"/>
+          <w:sz w:val="24"/>
+          <w:szCs w:val="24"/>
+        </w:rPr>
+        <w:t>(</w:t>
+      </w:r>
+      <w:r>
+        <w:rPr>
+          <w:rFonts w:ascii="Noto Serif SC" w:eastAsia="Noto Serif SC" w:hAnsi="Noto Serif SC" w:cs="Noto Serif" w:hint="eastAsia"/>
+          <w:sz w:val="24"/>
+          <w:szCs w:val="24"/>
+        </w:rPr>
+        <w:t>兼</w:t>
+      </w:r>
+      <w:r>
+        <w:rPr>
+          <w:rFonts w:ascii="Noto Serif SC" w:eastAsia="Noto Serif SC" w:hAnsi="Noto Serif SC" w:cs="Noto Serif"/>
+          <w:sz w:val="24"/>
+          <w:szCs w:val="24"/>
+        </w:rPr>
+        <w:t xml:space="preserve">: </w:t>
+      </w:r>
+      <w:r>
+        <w:rPr>
+          <w:rFonts w:ascii="Noto Serif SC" w:eastAsia="Noto Serif SC" w:hAnsi="Noto Serif SC" w:cs="Noto Serif" w:hint="eastAsia"/>
+          <w:sz w:val="24"/>
+          <w:szCs w:val="24"/>
+        </w:rPr>
+        <w:t>高音，中音，低音</w:t>
+      </w:r>
+      <w:r>
+        <w:rPr>
+          <w:rFonts w:ascii="Noto Serif SC" w:eastAsia="Noto Serif SC" w:hAnsi="Noto Serif SC" w:cs="Noto Serif"/>
+          <w:sz w:val="24"/>
+          <w:szCs w:val="24"/>
+        </w:rPr>
+        <w:t>)</w:t>
+      </w:r>
+      <w:r>
+        <w:rPr>
+          <w:rFonts w:ascii="Noto Serif SC" w:eastAsia="Noto Serif SC" w:hAnsi="Noto Serif SC" w:cs="Noto Serif"/>
+          <w:sz w:val="24"/>
+          <w:szCs w:val="24"/>
+          <w:lang w:val="en-US"/>
+        </w:rPr>
+        <w:t xml:space="preserve"> </w:t>
+      </w:r>
+      <w:r>
+        <w:rPr>
+          <w:rFonts w:ascii="Noto Serif SC" w:eastAsia="Noto Serif SC" w:hAnsi="Noto Serif SC" w:cs="Noto Serif"/>
+          <w:sz w:val="24"/>
+          <w:szCs w:val="24"/>
+          <w:lang w:val="en-US"/>
+        </w:rPr>
+        <w:t xml:space="preserve">1 </w:t>
+      </w:r>
+      <w:r>
+        <w:rPr>
+          <w:rFonts w:ascii="Noto Serif SC" w:eastAsia="Noto Serif SC" w:hAnsi="Noto Serif SC" w:cs="Noto Serif"/>
+          <w:sz w:val="24"/>
+          <w:szCs w:val="24"/>
+          <w:lang w:val="en-US"/>
+        </w:rPr>
+        <w:t xml:space="preserve">Guan </w:t>
+      </w:r>
+      <w:r>
+        <w:rPr>
+          <w:rFonts w:ascii="Noto Serif SC" w:eastAsia="Noto Serif SC" w:hAnsi="Noto Serif SC" w:cs="Noto Serif"/>
+          <w:sz w:val="24"/>
+          <w:szCs w:val="24"/>
+          <w:lang w:val="en-US"/>
+        </w:rPr>
+        <w:t>(</w:t>
+      </w:r>
+      <w:r>
+        <w:rPr>
+          <w:rFonts w:ascii="Noto Serif SC" w:eastAsia="Noto Serif SC" w:hAnsi="Noto Serif SC" w:cs="Noto Serif"/>
+          <w:sz w:val="24"/>
+          <w:szCs w:val="24"/>
+        </w:rPr>
+        <w:t>High, Middle, Low</w:t>
+      </w:r>
+      <w:r>
+        <w:rPr>
+          <w:rFonts w:ascii="Noto Serif SC" w:eastAsia="Noto Serif SC" w:hAnsi="Noto Serif SC" w:cs="Noto Serif"/>
+          <w:sz w:val="24"/>
+          <w:szCs w:val="24"/>
+          <w:lang w:val="en-US"/>
+        </w:rPr>
+        <w:t>)</w:t>
+      </w:r>
+    </w:p>
+    <w:p>
+      <w:pPr>
+        <w:rPr>
+          <w:rFonts w:ascii="Noto Serif SC" w:eastAsia="Noto Serif SC" w:hAnsi="Noto Serif SC" w:cs="Noto Serif"/>
+          <w:sz w:val="24"/>
+          <w:szCs w:val="24"/>
+          <w:lang w:val="en-US"/>
+        </w:rPr>
+      </w:pPr>
+    </w:p>
+    <w:p>
+      <w:pPr>
+        <w:rPr>
+          <w:rFonts w:ascii="Noto Serif SC" w:eastAsia="Noto Serif SC" w:hAnsi="Noto Serif SC" w:cs="Noto Serif"/>
+          <w:sz w:val="24"/>
+          <w:szCs w:val="24"/>
+          <w:lang w:val="en-US"/>
+        </w:rPr>
+      </w:pPr>
+      <w:r>
+        <w:rPr>
+          <w:rFonts w:ascii="Noto Serif SC" w:eastAsia="Noto Serif SC" w:hAnsi="Noto Serif SC" w:cs="Noto Serif"/>
+          <w:sz w:val="24"/>
+          <w:szCs w:val="24"/>
+          <w:lang w:val="en-US"/>
+        </w:rPr>
+        <w:t xml:space="preserve">1 </w:t>
+      </w:r>
+      <w:r>
+        <w:rPr>
+          <w:rFonts w:ascii="Noto Serif SC" w:eastAsia="Noto Serif SC" w:hAnsi="Noto Serif SC" w:cs="Noto Serif" w:hint="eastAsia"/>
+          <w:sz w:val="24"/>
+          <w:szCs w:val="24"/>
+          <w:lang w:val="en-US"/>
+        </w:rPr>
+        <w:t>扬琴</w:t>
+      </w:r>
+      <w:r>
+        <w:rPr>
+          <w:rFonts w:ascii="Noto Serif SC" w:eastAsia="Noto Serif SC" w:hAnsi="Noto Serif SC" w:cs="Noto Serif"/>
+          <w:sz w:val="24"/>
+          <w:szCs w:val="24"/>
+          <w:lang w:val="en-US"/>
+        </w:rPr>
+        <w:t xml:space="preserve"> </w:t>
+      </w:r>
+      <w:r>
+        <w:rPr>
+          <w:rFonts w:ascii="Noto Serif SC" w:eastAsia="Noto Serif SC" w:hAnsi="Noto Serif SC" w:cs="Noto Serif"/>
+          <w:sz w:val="24"/>
+          <w:szCs w:val="24"/>
+          <w:lang w:val="en-US"/>
+        </w:rPr>
+        <w:t xml:space="preserve">1 </w:t>
+      </w:r>
+      <w:r>
+        <w:rPr>
+          <w:rFonts w:ascii="Noto Serif SC" w:eastAsia="Noto Serif SC" w:hAnsi="Noto Serif SC" w:cs="Noto Serif"/>
+          <w:sz w:val="24"/>
+          <w:szCs w:val="24"/>
+          <w:lang w:val="en-US"/>
+        </w:rPr>
+        <w:t>Yangqin</w:t>
+      </w:r>
+    </w:p>
+    <w:p>
+      <w:pPr>
+        <w:rPr>
+          <w:rFonts w:ascii="Noto Serif SC" w:eastAsia="Noto Serif SC" w:hAnsi="Noto Serif SC" w:cs="Noto Serif"/>
+          <w:sz w:val="24"/>
+          <w:szCs w:val="24"/>
+          <w:lang w:val="en-US"/>
+        </w:rPr>
+      </w:pPr>
+      <w:r>
+        <w:rPr>
+          <w:rFonts w:ascii="Noto Serif SC" w:eastAsia="Noto Serif SC" w:hAnsi="Noto Serif SC" w:cs="Noto Serif"/>
+          <w:sz w:val="24"/>
+          <w:szCs w:val="24"/>
+          <w:lang w:val="en-US"/>
+        </w:rPr>
+        <w:t>2</w:t>
+      </w:r>
+      <w:r>
+        <w:rPr>
+          <w:rFonts w:ascii="Noto Serif SC" w:eastAsia="Noto Serif SC" w:hAnsi="Noto Serif SC" w:cs="Noto Serif" w:hint="eastAsia"/>
+          <w:sz w:val="24"/>
+          <w:szCs w:val="24"/>
+          <w:lang w:val="en-US"/>
+        </w:rPr>
+        <w:t>柳琴</w:t>
+      </w:r>
+      <w:r>
+        <w:rPr>
+          <w:rFonts w:ascii="Noto Serif SC" w:eastAsia="Noto Serif SC" w:hAnsi="Noto Serif SC" w:cs="Noto Serif"/>
+          <w:sz w:val="24"/>
+          <w:szCs w:val="24"/>
+          <w:lang w:val="en-US"/>
+        </w:rPr>
+        <w:t xml:space="preserve"> </w:t>
+      </w:r>
+      <w:r>
+        <w:rPr>
+          <w:rFonts w:ascii="Noto Serif SC" w:eastAsia="Noto Serif SC" w:hAnsi="Noto Serif SC" w:cs="Noto Serif"/>
+          <w:sz w:val="24"/>
+          <w:szCs w:val="24"/>
+          <w:lang w:val="en-US"/>
+        </w:rPr>
         <w:t xml:space="preserve">2 </w:t>
       </w:r>
-      <w:proofErr w:type="spellStart"/>
-      <w:r>
-        <w:rPr>
-          <w:rFonts w:ascii="Noto Serif SC" w:eastAsia="Noto Serif SC" w:hAnsi="Noto Serif SC" w:cs="Noto Serif"/>
-          <w:sz w:val="24"/>
-          <w:szCs w:val="24"/>
+      <w:r>
+        <w:rPr>
+          <w:rFonts w:ascii="Noto Serif SC" w:eastAsia="Noto Serif SC" w:hAnsi="Noto Serif SC" w:cs="Noto Serif"/>
+          <w:sz w:val="24"/>
+          <w:szCs w:val="24"/>
+          <w:lang w:val="en-US"/>
+        </w:rPr>
+        <w:t>Liuqin</w:t>
+      </w:r>
+    </w:p>
+    <w:p>
+      <w:pPr>
+        <w:rPr>
+          <w:rFonts w:ascii="Noto Serif SC" w:eastAsia="Noto Serif SC" w:hAnsi="Noto Serif SC" w:cs="Noto Serif"/>
+          <w:sz w:val="24"/>
+          <w:szCs w:val="24"/>
+          <w:lang w:val="en-US"/>
+        </w:rPr>
+      </w:pPr>
+      <w:r>
+        <w:rPr>
+          <w:rFonts w:ascii="Noto Serif SC" w:eastAsia="Noto Serif SC" w:hAnsi="Noto Serif SC" w:cs="Noto Serif"/>
+          <w:sz w:val="24"/>
+          <w:szCs w:val="24"/>
+          <w:lang w:val="en-US"/>
+        </w:rPr>
+        <w:t>4</w:t>
+      </w:r>
+      <w:r>
+        <w:rPr>
+          <w:rFonts w:ascii="Noto Serif SC" w:eastAsia="Noto Serif SC" w:hAnsi="Noto Serif SC" w:cs="Noto Serif" w:hint="eastAsia"/>
+          <w:sz w:val="24"/>
+          <w:szCs w:val="24"/>
+          <w:lang w:val="en-US"/>
+        </w:rPr>
+        <w:t>琵琶</w:t>
+      </w:r>
+      <w:r>
+        <w:rPr>
+          <w:rFonts w:ascii="Noto Serif SC" w:eastAsia="Noto Serif SC" w:hAnsi="Noto Serif SC" w:cs="Noto Serif"/>
+          <w:sz w:val="24"/>
+          <w:szCs w:val="24"/>
+          <w:lang w:val="en-US"/>
+        </w:rPr>
+        <w:t xml:space="preserve"> </w:t>
+      </w:r>
+      <w:r>
+        <w:rPr>
+          <w:rFonts w:ascii="Noto Serif SC" w:eastAsia="Noto Serif SC" w:hAnsi="Noto Serif SC" w:cs="Noto Serif"/>
+          <w:sz w:val="24"/>
+          <w:szCs w:val="24"/>
+          <w:lang w:val="en-US"/>
+        </w:rPr>
+        <w:t xml:space="preserve">4 </w:t>
+      </w:r>
+      <w:r>
+        <w:rPr>
+          <w:rFonts w:ascii="Noto Serif SC" w:eastAsia="Noto Serif SC" w:hAnsi="Noto Serif SC" w:cs="Noto Serif"/>
+          <w:sz w:val="24"/>
+          <w:szCs w:val="24"/>
+          <w:lang w:val="en-US"/>
+        </w:rPr>
+        <w:t>Pipa</w:t>
+      </w:r>
+    </w:p>
+    <w:p>
+      <w:pPr>
+        <w:rPr>
+          <w:rFonts w:ascii="Noto Serif SC" w:eastAsia="Noto Serif SC" w:hAnsi="Noto Serif SC" w:cs="Noto Serif"/>
+          <w:sz w:val="24"/>
+          <w:szCs w:val="24"/>
+          <w:lang w:val="en-US"/>
+        </w:rPr>
+      </w:pPr>
+      <w:r>
+        <w:rPr>
+          <w:rFonts w:ascii="Noto Serif SC" w:eastAsia="Noto Serif SC" w:hAnsi="Noto Serif SC" w:cs="Noto Serif"/>
+          <w:sz w:val="24"/>
+          <w:szCs w:val="24"/>
+          <w:lang w:val="en-US"/>
+        </w:rPr>
+        <w:t>4</w:t>
+      </w:r>
+      <w:r>
+        <w:rPr>
+          <w:rFonts w:ascii="Noto Serif SC" w:eastAsia="Noto Serif SC" w:hAnsi="Noto Serif SC" w:cs="Noto Serif" w:hint="eastAsia"/>
+          <w:sz w:val="24"/>
+          <w:szCs w:val="24"/>
+          <w:lang w:val="en-US"/>
+        </w:rPr>
+        <w:t>中阮</w:t>
+      </w:r>
+      <w:r>
+        <w:rPr>
+          <w:rFonts w:ascii="Noto Serif SC" w:eastAsia="Noto Serif SC" w:hAnsi="Noto Serif SC" w:cs="Noto Serif"/>
+          <w:sz w:val="24"/>
+          <w:szCs w:val="24"/>
+          <w:lang w:val="en-US"/>
+        </w:rPr>
+        <w:t xml:space="preserve"> </w:t>
+      </w:r>
+      <w:r>
+        <w:rPr>
+          <w:rFonts w:ascii="Noto Serif SC" w:eastAsia="Noto Serif SC" w:hAnsi="Noto Serif SC" w:cs="Noto Serif"/>
+          <w:sz w:val="24"/>
+          <w:szCs w:val="24"/>
+          <w:lang w:val="en-US"/>
+        </w:rPr>
+        <w:t xml:space="preserve">4 </w:t>
+      </w:r>
+      <w:r>
+        <w:rPr>
+          <w:rFonts w:ascii="Noto Serif SC" w:eastAsia="Noto Serif SC" w:hAnsi="Noto Serif SC" w:cs="Noto Serif"/>
+          <w:sz w:val="24"/>
+          <w:szCs w:val="24"/>
+          <w:lang w:val="en-US"/>
+        </w:rPr>
+        <w:t>Zhongruan</w:t>
+      </w:r>
+    </w:p>
+    <w:p>
+      <w:pPr>
+        <w:rPr>
+          <w:rFonts w:ascii="Noto Serif SC" w:eastAsia="Noto Serif SC" w:hAnsi="Noto Serif SC" w:cs="Noto Serif"/>
+          <w:sz w:val="24"/>
+          <w:szCs w:val="24"/>
+          <w:lang w:val="en-US"/>
+        </w:rPr>
+      </w:pPr>
+      <w:r>
+        <w:rPr>
+          <w:rFonts w:ascii="Noto Serif SC" w:eastAsia="Noto Serif SC" w:hAnsi="Noto Serif SC" w:cs="Noto Serif"/>
+          <w:sz w:val="24"/>
+          <w:szCs w:val="24"/>
+          <w:lang w:val="en-US"/>
+        </w:rPr>
+        <w:t>1</w:t>
+      </w:r>
+      <w:r>
+        <w:rPr>
+          <w:rFonts w:ascii="Noto Serif SC" w:eastAsia="Noto Serif SC" w:hAnsi="Noto Serif SC" w:cs="Noto Serif" w:hint="eastAsia"/>
+          <w:sz w:val="24"/>
+          <w:szCs w:val="24"/>
+        </w:rPr>
+        <w:t>三弦</w:t>
+      </w:r>
+      <w:r>
+        <w:rPr>
+          <w:rFonts w:ascii="Noto Serif SC" w:eastAsia="Noto Serif SC" w:hAnsi="Noto Serif SC" w:cs="Noto Serif"/>
+          <w:sz w:val="24"/>
+          <w:szCs w:val="24"/>
+          <w:lang w:val="en-US"/>
+        </w:rPr>
+        <w:t xml:space="preserve"> </w:t>
+      </w:r>
+      <w:r>
+        <w:rPr>
+          <w:rFonts w:ascii="Noto Serif SC" w:eastAsia="Noto Serif SC" w:hAnsi="Noto Serif SC" w:cs="Noto Serif"/>
+          <w:sz w:val="24"/>
+          <w:szCs w:val="24"/>
+          <w:lang w:val="en-US"/>
+        </w:rPr>
+        <w:t xml:space="preserve">1 </w:t>
+      </w:r>
+      <w:r>
+        <w:rPr>
+          <w:rFonts w:ascii="Noto Serif SC" w:eastAsia="Noto Serif SC" w:hAnsi="Noto Serif SC" w:cs="Noto Serif"/>
+          <w:sz w:val="24"/>
+          <w:szCs w:val="24"/>
+          <w:lang w:val="en-US"/>
+        </w:rPr>
+        <w:t>Sanxian</w:t>
+      </w:r>
+    </w:p>
+    <w:p>
+      <w:pPr>
+        <w:rPr>
+          <w:rFonts w:ascii="Noto Serif SC" w:eastAsia="Noto Serif SC" w:hAnsi="Noto Serif SC" w:cs="Noto Serif"/>
+          <w:sz w:val="24"/>
+          <w:szCs w:val="24"/>
+          <w:lang w:val="en-US"/>
+        </w:rPr>
+      </w:pPr>
+      <w:r>
+        <w:rPr>
+          <w:rFonts w:ascii="Noto Serif SC" w:eastAsia="Noto Serif SC" w:hAnsi="Noto Serif SC" w:cs="Noto Serif"/>
+          <w:sz w:val="24"/>
+          <w:szCs w:val="24"/>
+          <w:lang w:val="en-US"/>
+        </w:rPr>
+        <w:t>2</w:t>
+      </w:r>
+      <w:r>
+        <w:rPr>
+          <w:rFonts w:ascii="Noto Serif SC" w:eastAsia="Noto Serif SC" w:hAnsi="Noto Serif SC" w:cs="Noto Serif" w:hint="eastAsia"/>
+          <w:sz w:val="24"/>
+          <w:szCs w:val="24"/>
+          <w:lang w:val="en-US"/>
+        </w:rPr>
+        <w:t>大阮</w:t>
+      </w:r>
+      <w:r>
+        <w:rPr>
+          <w:rFonts w:ascii="Noto Serif SC" w:eastAsia="Noto Serif SC" w:hAnsi="Noto Serif SC" w:cs="Noto Serif"/>
+          <w:sz w:val="24"/>
+          <w:szCs w:val="24"/>
+          <w:lang w:val="en-US"/>
+        </w:rPr>
+        <w:t xml:space="preserve"> </w:t>
+      </w:r>
+      <w:r>
+        <w:rPr>
+          <w:rFonts w:ascii="Noto Serif SC" w:eastAsia="Noto Serif SC" w:hAnsi="Noto Serif SC" w:cs="Noto Serif"/>
+          <w:sz w:val="24"/>
+          <w:szCs w:val="24"/>
+          <w:lang w:val="en-US"/>
+        </w:rPr>
+        <w:t xml:space="preserve">2 </w:t>
+      </w:r>
+      <w:r>
+        <w:rPr>
+          <w:rFonts w:ascii="Noto Serif SC" w:eastAsia="Noto Serif SC" w:hAnsi="Noto Serif SC" w:cs="Noto Serif"/>
+          <w:sz w:val="24"/>
+          <w:szCs w:val="24"/>
+          <w:lang w:val="en-US"/>
+        </w:rPr>
+        <w:t>Daruan</w:t>
+      </w:r>
+    </w:p>
+    <w:p>
+      <w:pPr>
+        <w:spacing w:after="240"/>
+        <w:rPr>
+          <w:rFonts w:ascii="Noto Serif SC" w:eastAsia="Noto Serif SC" w:hAnsi="Noto Serif SC" w:cs="Noto Serif"/>
+          <w:sz w:val="24"/>
+          <w:szCs w:val="24"/>
+          <w:lang w:val="en-US"/>
+        </w:rPr>
+      </w:pPr>
+      <w:r>
+        <w:rPr>
+          <w:rFonts w:ascii="Noto Serif SC" w:eastAsia="Noto Serif SC" w:hAnsi="Noto Serif SC" w:cs="Noto Serif"/>
+          <w:sz w:val="24"/>
+          <w:szCs w:val="24"/>
+          <w:lang w:val="en-US"/>
+        </w:rPr>
+        <w:t>1</w:t>
+      </w:r>
+      <w:r>
+        <w:rPr>
+          <w:rFonts w:ascii="Noto Serif SC" w:eastAsia="Noto Serif SC" w:hAnsi="Noto Serif SC" w:cs="Noto Serif" w:hint="eastAsia"/>
+          <w:sz w:val="24"/>
+          <w:szCs w:val="24"/>
+        </w:rPr>
+        <w:t>古筝</w:t>
+      </w:r>
+      <w:r>
+        <w:rPr>
+          <w:rFonts w:ascii="Noto Serif SC" w:eastAsia="Noto Serif SC" w:hAnsi="Noto Serif SC" w:cs="Noto Serif"/>
+          <w:sz w:val="24"/>
+          <w:szCs w:val="24"/>
+          <w:lang w:val="en-US"/>
+        </w:rPr>
+        <w:t xml:space="preserve"> </w:t>
+      </w:r>
+      <w:r>
+        <w:rPr>
+          <w:rFonts w:ascii="Noto Serif SC" w:eastAsia="Noto Serif SC" w:hAnsi="Noto Serif SC" w:cs="Noto Serif"/>
+          <w:sz w:val="24"/>
+          <w:szCs w:val="24"/>
+          <w:lang w:val="en-US"/>
+        </w:rPr>
+        <w:t xml:space="preserve">1 </w:t>
+      </w:r>
+      <w:r>
+        <w:rPr>
+          <w:rFonts w:ascii="Noto Serif SC" w:eastAsia="Noto Serif SC" w:hAnsi="Noto Serif SC" w:cs="Noto Serif"/>
+          <w:sz w:val="24"/>
+          <w:szCs w:val="24"/>
+          <w:lang w:val="en-US"/>
+        </w:rPr>
+        <w:t>Guzheng</w:t>
+      </w:r>
+    </w:p>
+    <w:p>
+      <w:pPr>
+        <w:rPr>
+          <w:rFonts w:ascii="Noto Serif SC" w:eastAsia="Noto Serif SC" w:hAnsi="Noto Serif SC" w:cs="Noto Serif"/>
+          <w:sz w:val="24"/>
+          <w:szCs w:val="24"/>
+          <w:lang w:val="en-US"/>
+        </w:rPr>
+      </w:pPr>
+      <w:r>
+        <w:rPr>
+          <w:rFonts w:ascii="Noto Serif SC" w:eastAsia="Noto Serif SC" w:hAnsi="Noto Serif SC" w:cs="Noto Serif"/>
+          <w:sz w:val="24"/>
+          <w:szCs w:val="24"/>
+          <w:lang w:val="en-US"/>
+        </w:rPr>
+        <w:t>1</w:t>
+      </w:r>
+      <w:r>
+        <w:rPr>
+          <w:rFonts w:ascii="Noto Serif SC" w:eastAsia="Noto Serif SC" w:hAnsi="Noto Serif SC" w:cs="Noto Serif" w:hint="eastAsia"/>
+          <w:sz w:val="24"/>
+          <w:szCs w:val="24"/>
+          <w:lang w:val="en-US"/>
+        </w:rPr>
+        <w:t>竖琴</w:t>
+      </w:r>
+      <w:r>
+        <w:rPr>
+          <w:rFonts w:ascii="Noto Serif SC" w:eastAsia="Noto Serif SC" w:hAnsi="Noto Serif SC" w:cs="Noto Serif"/>
+          <w:sz w:val="24"/>
+          <w:szCs w:val="24"/>
+          <w:lang w:val="en-US"/>
+        </w:rPr>
+        <w:t xml:space="preserve"> </w:t>
+      </w:r>
+      <w:r>
+        <w:rPr>
+          <w:rFonts w:ascii="Noto Serif SC" w:eastAsia="Noto Serif SC" w:hAnsi="Noto Serif SC" w:cs="Noto Serif"/>
+          <w:sz w:val="24"/>
+          <w:szCs w:val="24"/>
+          <w:lang w:val="en-US"/>
+        </w:rPr>
+        <w:t xml:space="preserve">1 </w:t>
+      </w:r>
+      <w:r>
+        <w:rPr>
+          <w:rFonts w:ascii="Noto Serif SC" w:eastAsia="Noto Serif SC" w:hAnsi="Noto Serif SC" w:cs="Noto Serif"/>
+          <w:sz w:val="24"/>
+          <w:szCs w:val="24"/>
+          <w:lang w:val="en-US"/>
+        </w:rPr>
+        <w:t>Harp</w:t>
+      </w:r>
+    </w:p>
+    <w:p>
+      <w:pPr>
+        <w:rPr>
+          <w:rFonts w:ascii="Noto Serif SC" w:eastAsia="Noto Serif SC" w:hAnsi="Noto Serif SC" w:cs="Noto Serif"/>
+          <w:sz w:val="24"/>
+          <w:szCs w:val="24"/>
+          <w:lang w:val="en-US"/>
+        </w:rPr>
+      </w:pPr>
+    </w:p>
+    <w:p>
+      <w:pPr>
+        <w:rPr>
+          <w:rFonts w:ascii="Noto Serif SC" w:eastAsia="Noto Serif SC" w:hAnsi="Noto Serif SC" w:cs="Noto Serif"/>
+          <w:sz w:val="24"/>
+          <w:szCs w:val="24"/>
+          <w:lang w:val="en-US"/>
+        </w:rPr>
+      </w:pPr>
+      <w:r>
+        <w:rPr>
+          <w:rFonts w:ascii="Noto Serif SC" w:eastAsia="Noto Serif SC" w:hAnsi="Noto Serif SC" w:cs="Noto Serif"/>
+          <w:sz w:val="24"/>
+          <w:szCs w:val="24"/>
+        </w:rPr>
+        <w:t>6</w:t>
+      </w:r>
+      <w:r>
+        <w:rPr>
+          <w:rFonts w:ascii="Noto Serif SC" w:eastAsia="Noto Serif SC" w:hAnsi="Noto Serif SC" w:cs="Noto Serif" w:hint="eastAsia"/>
+          <w:sz w:val="24"/>
+          <w:szCs w:val="24"/>
+        </w:rPr>
+        <w:t xml:space="preserve"> 打击乐 </w:t>
+      </w:r>
+      <w:r>
+        <w:rPr>
+          <w:rFonts w:ascii="Noto Serif SC" w:eastAsia="Noto Serif SC" w:hAnsi="Noto Serif SC" w:cs="Noto Serif"/>
+          <w:sz w:val="24"/>
+          <w:szCs w:val="24"/>
+        </w:rPr>
+        <w:t>6</w:t>
+      </w:r>
+      <w:r>
+        <w:rPr>
+          <w:rFonts w:ascii="Noto Serif SC" w:eastAsia="Noto Serif SC" w:hAnsi="Noto Serif SC" w:cs="Noto Serif"/>
+          <w:sz w:val="24"/>
+          <w:szCs w:val="24"/>
+        </w:rPr>
+        <w:t xml:space="preserve"> Percussion</w:t>
+      </w:r>
+    </w:p>
+    <w:p>
+      <w:pPr>
+        <w:ind w:left="288"/>
+        <w:rPr>
+          <w:rFonts w:ascii="Noto Serif SC" w:eastAsia="Noto Serif SC" w:hAnsi="Noto Serif SC" w:cs="Noto Serif"/>
+          <w:sz w:val="20"/>
+          <w:szCs w:val="20"/>
           <w:lang w:val="en-GB"/>
         </w:rPr>
-        <w:t>Zhongyin</w:t>
-      </w:r>
-      <w:proofErr w:type="spellEnd"/>
-      <w:r>
-        <w:rPr>
-          <w:rFonts w:ascii="Noto Serif SC" w:eastAsia="Noto Serif SC" w:hAnsi="Noto Serif SC" w:cs="Noto Serif"/>
-          <w:sz w:val="24"/>
-          <w:szCs w:val="24"/>
-          <w:lang w:val="en-GB"/>
-        </w:rPr>
-        <w:t xml:space="preserve"> Sheng</w:t>
-      </w:r>
-    </w:p>
-    <w:p>
-      <w:pPr>
-        <w:rPr>
-          <w:rFonts w:ascii="Noto Serif SC" w:eastAsia="Noto Serif SC" w:hAnsi="Noto Serif SC" w:cs="Noto Serif"/>
-          <w:sz w:val="24"/>
-          <w:szCs w:val="24"/>
-          <w:lang w:val="en-GB"/>
-        </w:rPr>
-      </w:pPr>
-      <w:r>
-        <w:rPr>
-          <w:rFonts w:ascii="Noto Serif SC" w:eastAsia="Noto Serif SC" w:hAnsi="Noto Serif SC" w:cs="Noto Serif"/>
-          <w:sz w:val="24"/>
-          <w:szCs w:val="24"/>
-          <w:lang w:val="en-GB"/>
-        </w:rPr>
-        <w:t>1</w:t>
-      </w:r>
-      <w:r>
-        <w:rPr>
-          <w:rFonts w:ascii="Noto Serif SC" w:eastAsia="Noto Serif SC" w:hAnsi="Noto Serif SC" w:cs="Noto Serif" w:hint="eastAsia"/>
-          <w:sz w:val="24"/>
-          <w:szCs w:val="24"/>
-          <w:lang w:val="en-GB"/>
-        </w:rPr>
-        <w:t>低音笙</w:t>
-      </w:r>
-      <w:r>
-        <w:rPr>
-          <w:rFonts w:ascii="Noto Serif SC" w:eastAsia="Noto Serif SC" w:hAnsi="Noto Serif SC" w:cs="Noto Serif"/>
-          <w:sz w:val="24"/>
-          <w:szCs w:val="24"/>
-          <w:lang w:val="en-GB"/>
+      </w:pPr>
+      <w:r>
+        <w:rPr>
+          <w:rFonts w:ascii="Noto Serif SC" w:eastAsia="Noto Serif SC" w:hAnsi="Noto Serif SC" w:cs="Noto Serif"/>
+          <w:sz w:val="20"/>
+          <w:szCs w:val="20"/>
+        </w:rPr>
+        <w:t xml:space="preserve">I: </w:t>
+      </w:r>
+      <w:r>
+        <w:rPr>
+          <w:rFonts w:ascii="Noto Serif SC" w:eastAsia="Noto Serif SC" w:hAnsi="Noto Serif SC" w:cs="Noto Serif"/>
+          <w:sz w:val="20"/>
+          <w:szCs w:val="20"/>
+        </w:rPr>
+        <w:t>(</w:t>
+      </w:r>
+      <w:r>
+        <w:rPr>
+          <w:rFonts w:ascii="Noto Serif SC" w:eastAsia="Noto Serif SC" w:hAnsi="Noto Serif SC" w:cs="Noto Serif" w:hint="eastAsia"/>
+          <w:sz w:val="20"/>
+          <w:szCs w:val="20"/>
+        </w:rPr>
+        <w:t>西方</w:t>
+      </w:r>
+      <w:r>
+        <w:rPr>
+          <w:rFonts w:ascii="Noto Serif SC" w:eastAsia="Noto Serif SC" w:hAnsi="Noto Serif SC" w:cs="Noto Serif"/>
+          <w:sz w:val="20"/>
+          <w:szCs w:val="20"/>
+        </w:rPr>
+        <w:t xml:space="preserve">) </w:t>
+      </w:r>
+      <w:r>
+        <w:rPr>
+          <w:rFonts w:ascii="Noto Serif SC" w:eastAsia="Noto Serif SC" w:hAnsi="Noto Serif SC" w:cs="Noto Serif" w:hint="eastAsia"/>
+          <w:sz w:val="20"/>
+          <w:szCs w:val="20"/>
+        </w:rPr>
+        <w:t>木鱼</w:t>
+      </w:r>
+      <w:r>
+        <w:rPr>
+          <w:rFonts w:ascii="Noto Serif SC" w:eastAsia="Noto Serif SC" w:hAnsi="Noto Serif SC" w:cs="Noto Serif"/>
+          <w:sz w:val="20"/>
+          <w:szCs w:val="20"/>
+        </w:rPr>
+        <w:t xml:space="preserve"> Woodblocks, </w:t>
+      </w:r>
+      <w:r>
+        <w:rPr>
+          <w:rFonts w:ascii="Noto Serif SC" w:eastAsia="Noto Serif SC" w:hAnsi="Noto Serif SC" w:cs="Noto Serif" w:hint="eastAsia"/>
+          <w:sz w:val="20"/>
+          <w:szCs w:val="20"/>
+        </w:rPr>
+        <w:t>钟琴</w:t>
+      </w:r>
+      <w:r>
+        <w:rPr>
+          <w:rFonts w:ascii="Noto Serif SC" w:eastAsia="Noto Serif SC" w:hAnsi="Noto Serif SC" w:cs="Noto Serif"/>
+          <w:sz w:val="20"/>
+          <w:szCs w:val="20"/>
+        </w:rPr>
+        <w:t xml:space="preserve"> Glockenspiel, </w:t>
+      </w:r>
+      <w:r>
+        <w:rPr>
+          <w:rFonts w:ascii="Noto Serif SC" w:eastAsia="Noto Serif SC" w:hAnsi="Noto Serif SC" w:cs="Noto Serif" w:hint="eastAsia"/>
+          <w:sz w:val="20"/>
+          <w:szCs w:val="20"/>
+        </w:rPr>
+        <w:t>云锣</w:t>
+      </w:r>
+      <w:r>
+        <w:rPr>
+          <w:rFonts w:ascii="Noto Serif SC" w:eastAsia="Noto Serif SC" w:hAnsi="Noto Serif SC" w:cs="Noto Serif"/>
+          <w:sz w:val="20"/>
+          <w:szCs w:val="20"/>
+        </w:rPr>
+        <w:t xml:space="preserve"> Yunluo, </w:t>
+      </w:r>
+      <w:r>
+        <w:rPr>
+          <w:rFonts w:ascii="Noto Serif SC" w:eastAsia="Noto Serif SC" w:hAnsi="Noto Serif SC" w:cs="Noto Serif" w:hint="eastAsia"/>
+          <w:sz w:val="20"/>
+          <w:szCs w:val="20"/>
+        </w:rPr>
+        <w:t>小堂鼓</w:t>
+      </w:r>
+      <w:r>
+        <w:rPr>
+          <w:rFonts w:ascii="Noto Serif SC" w:eastAsia="Noto Serif SC" w:hAnsi="Noto Serif SC" w:cs="Noto Serif"/>
+          <w:sz w:val="20"/>
+          <w:szCs w:val="20"/>
+        </w:rPr>
+        <w:t xml:space="preserve"> Xiaotanggu, </w:t>
+      </w:r>
+      <w:r>
+        <w:rPr>
+          <w:rFonts w:ascii="Noto Serif SC" w:eastAsia="Noto Serif SC" w:hAnsi="Noto Serif SC" w:cs="Noto Serif" w:hint="eastAsia"/>
+          <w:sz w:val="20"/>
+          <w:szCs w:val="20"/>
+        </w:rPr>
+        <w:t>排鼓</w:t>
+      </w:r>
+      <w:r>
+        <w:rPr>
+          <w:rFonts w:ascii="Noto Serif SC" w:eastAsia="Noto Serif SC" w:hAnsi="Noto Serif SC" w:cs="Noto Serif"/>
+          <w:sz w:val="20"/>
+          <w:szCs w:val="20"/>
+        </w:rPr>
+        <w:t xml:space="preserve"> Paigu, </w:t>
+      </w:r>
+      <w:r>
+        <w:rPr>
+          <w:rFonts w:ascii="Noto Serif SC" w:eastAsia="Noto Serif SC" w:hAnsi="Noto Serif SC" w:cs="Noto Serif" w:hint="eastAsia"/>
+          <w:sz w:val="20"/>
+          <w:szCs w:val="20"/>
+        </w:rPr>
+        <w:t>中国</w:t>
+      </w:r>
+      <w:r>
+        <w:rPr>
+          <w:rFonts w:ascii="Noto Serif SC" w:eastAsia="Noto Serif SC" w:hAnsi="Noto Serif SC" w:cs="Noto Serif" w:hint="eastAsia"/>
+          <w:sz w:val="20"/>
+          <w:szCs w:val="20"/>
+        </w:rPr>
+        <w:t>木鱼</w:t>
+      </w:r>
+      <w:r>
+        <w:rPr>
+          <w:rFonts w:ascii="Noto Serif SC" w:eastAsia="Noto Serif SC" w:hAnsi="Noto Serif SC" w:cs="Noto Serif"/>
+          <w:sz w:val="20"/>
+          <w:szCs w:val="20"/>
+        </w:rPr>
+        <w:t xml:space="preserve"> Chinese Woodblock</w:t>
+      </w:r>
+    </w:p>
+    <w:p>
+      <w:pPr>
+        <w:ind w:left="288"/>
+        <w:rPr>
+          <w:rFonts w:ascii="Noto Serif SC" w:eastAsia="Noto Serif SC" w:hAnsi="Noto Serif SC" w:cs="Noto Serif"/>
+          <w:sz w:val="20"/>
+          <w:szCs w:val="20"/>
+          <w:lang w:val="en-US"/>
+        </w:rPr>
+      </w:pPr>
+      <w:r>
+        <w:rPr>
+          <w:rFonts w:ascii="Noto Serif SC" w:eastAsia="Noto Serif SC" w:hAnsi="Noto Serif SC" w:cs="Noto Serif"/>
+          <w:sz w:val="20"/>
+          <w:szCs w:val="20"/>
+          <w:lang w:val="en-US"/>
+        </w:rPr>
+        <w:t xml:space="preserve">II: </w:t>
+      </w:r>
+      <w:r>
+        <w:rPr>
+          <w:rFonts w:ascii="Noto Serif SC" w:eastAsia="Noto Serif SC" w:hAnsi="Noto Serif SC" w:cs="Noto Serif" w:hint="eastAsia"/>
+          <w:sz w:val="20"/>
+          <w:szCs w:val="20"/>
+        </w:rPr>
+        <w:t>中国木鱼</w:t>
+      </w:r>
+      <w:r>
+        <w:rPr>
+          <w:rFonts w:ascii="Noto Serif SC" w:eastAsia="Noto Serif SC" w:hAnsi="Noto Serif SC" w:cs="Noto Serif"/>
+          <w:sz w:val="20"/>
+          <w:szCs w:val="20"/>
+        </w:rPr>
+        <w:t xml:space="preserve"> Chinese Woodblock, </w:t>
+      </w:r>
+      <w:r>
+        <w:rPr>
+          <w:rFonts w:ascii="Noto Serif SC" w:eastAsia="Noto Serif SC" w:hAnsi="Noto Serif SC" w:cs="Noto Serif" w:hint="eastAsia"/>
+          <w:sz w:val="20"/>
+          <w:szCs w:val="20"/>
+        </w:rPr>
+        <w:t>颤音琴</w:t>
+      </w:r>
+      <w:r>
+        <w:rPr>
+          <w:rFonts w:ascii="Noto Serif SC" w:eastAsia="Noto Serif SC" w:hAnsi="Noto Serif SC" w:cs="Noto Serif"/>
+          <w:sz w:val="20"/>
+          <w:szCs w:val="20"/>
+        </w:rPr>
+        <w:t xml:space="preserve"> Vibraphone, </w:t>
+      </w:r>
+      <w:r>
+        <w:rPr>
+          <w:rFonts w:ascii="Noto Serif SC" w:eastAsia="Noto Serif SC" w:hAnsi="Noto Serif SC" w:cs="Noto Serif" w:hint="eastAsia"/>
+          <w:sz w:val="20"/>
+          <w:szCs w:val="20"/>
+        </w:rPr>
+        <w:t>大钹</w:t>
+      </w:r>
+      <w:r>
+        <w:rPr>
+          <w:rFonts w:ascii="Noto Serif SC" w:eastAsia="Noto Serif SC" w:hAnsi="Noto Serif SC" w:cs="Noto Serif"/>
+          <w:sz w:val="20"/>
+          <w:szCs w:val="20"/>
+        </w:rPr>
+        <w:t xml:space="preserve"> Dabo</w:t>
+      </w:r>
+      <w:r>
+        <w:rPr>
+          <w:rFonts w:ascii="Noto Serif SC" w:eastAsia="Noto Serif SC" w:hAnsi="Noto Serif SC" w:cs="Noto Serif"/>
+          <w:sz w:val="20"/>
+          <w:szCs w:val="20"/>
+        </w:rPr>
+        <w:t>,</w:t>
+      </w:r>
+      <w:r>
+        <w:rPr>
+          <w:rFonts w:ascii="Noto Serif SC" w:eastAsia="Noto Serif SC" w:hAnsi="Noto Serif SC" w:cs="Noto Serif"/>
+          <w:sz w:val="20"/>
+          <w:szCs w:val="20"/>
         </w:rPr>
         <w:t xml:space="preserve"> </w:t>
       </w:r>
       <w:r>
         <w:rPr>
-          <w:rFonts w:ascii="Noto Serif SC" w:eastAsia="Noto Serif SC" w:hAnsi="Noto Serif SC" w:cs="Noto Serif"/>
-          <w:sz w:val="24"/>
-          <w:szCs w:val="24"/>
-          <w:lang w:val="en-GB"/>
-        </w:rPr>
-        <w:t xml:space="preserve">1 </w:t>
-      </w:r>
-      <w:r>
-        <w:rPr>
-          <w:rFonts w:ascii="Noto Serif SC" w:eastAsia="Noto Serif SC" w:hAnsi="Noto Serif SC" w:cs="Noto Serif"/>
-          <w:sz w:val="24"/>
-          <w:szCs w:val="24"/>
-          <w:lang w:val="en-GB"/>
-        </w:rPr>
-        <w:t>Diyin Shen</w:t>
-      </w:r>
-      <w:r>
-        <w:rPr>
-          <w:rFonts w:ascii="Noto Serif SC" w:eastAsia="Noto Serif SC" w:hAnsi="Noto Serif SC" w:cs="Noto Serif"/>
-          <w:sz w:val="24"/>
-          <w:szCs w:val="24"/>
-          <w:lang w:val="en-GB"/>
-        </w:rPr>
-        <w:t>g</w:t>
-      </w:r>
-    </w:p>
-    <w:p>
-      <w:pPr>
-        <w:spacing w:before="240"/>
-        <w:rPr>
-          <w:rFonts w:ascii="Noto Serif SC" w:eastAsia="Noto Serif SC" w:hAnsi="Noto Serif SC" w:cs="Noto Serif"/>
-          <w:sz w:val="24"/>
-          <w:szCs w:val="24"/>
-          <w:lang w:val="en-GB"/>
-        </w:rPr>
-      </w:pPr>
-      <w:r>
-        <w:rPr>
-          <w:rFonts w:ascii="Noto Serif SC" w:eastAsia="Noto Serif SC" w:hAnsi="Noto Serif SC" w:cs="Noto Serif"/>
-          <w:sz w:val="24"/>
-          <w:szCs w:val="24"/>
-          <w:lang w:val="en-GB"/>
-        </w:rPr>
-        <w:t xml:space="preserve">2 </w:t>
-      </w:r>
-      <w:r>
-        <w:rPr>
-          <w:rFonts w:ascii="Noto Serif SC" w:eastAsia="Noto Serif SC" w:hAnsi="Noto Serif SC" w:cs="Noto Serif" w:hint="eastAsia"/>
-          <w:sz w:val="24"/>
-          <w:szCs w:val="24"/>
-          <w:lang w:val="en-GB"/>
-        </w:rPr>
-        <w:t>高音唢呐</w:t>
-      </w:r>
-      <w:r>
-        <w:rPr>
-          <w:rFonts w:ascii="Noto Serif SC" w:eastAsia="Noto Serif SC" w:hAnsi="Noto Serif SC" w:cs="Noto Serif"/>
-          <w:sz w:val="24"/>
-          <w:szCs w:val="24"/>
-          <w:lang w:val="en-GB"/>
-        </w:rPr>
-        <w:t>*</w:t>
-      </w:r>
-      <w:r>
-        <w:rPr>
-          <w:rFonts w:ascii="Noto Serif SC" w:eastAsia="Noto Serif SC" w:hAnsi="Noto Serif SC" w:cs="Noto Serif"/>
-          <w:sz w:val="24"/>
-          <w:szCs w:val="24"/>
-          <w:lang w:val="en-GB"/>
+          <w:rFonts w:ascii="Noto Serif SC" w:eastAsia="Noto Serif SC" w:hAnsi="Noto Serif SC" w:cs="Noto Serif" w:hint="eastAsia"/>
+          <w:sz w:val="20"/>
+          <w:szCs w:val="20"/>
+        </w:rPr>
+        <w:t>排鼓</w:t>
+      </w:r>
+      <w:r>
+        <w:rPr>
+          <w:rFonts w:ascii="Noto Serif SC" w:eastAsia="Noto Serif SC" w:hAnsi="Noto Serif SC" w:cs="Noto Serif"/>
+          <w:sz w:val="20"/>
+          <w:szCs w:val="20"/>
+        </w:rPr>
+        <w:t xml:space="preserve"> Paigu, </w:t>
+      </w:r>
+      <w:r>
+        <w:rPr>
+          <w:rFonts w:ascii="Noto Serif SC" w:eastAsia="Noto Serif SC" w:hAnsi="Noto Serif SC" w:cs="Noto Serif" w:hint="eastAsia"/>
+          <w:sz w:val="20"/>
+          <w:szCs w:val="20"/>
+        </w:rPr>
+        <w:t>军镲</w:t>
+      </w:r>
+      <w:r>
+        <w:rPr>
+          <w:rFonts w:ascii="Noto Serif SC" w:eastAsia="Noto Serif SC" w:hAnsi="Noto Serif SC" w:cs="Noto Serif"/>
+          <w:sz w:val="20"/>
+          <w:szCs w:val="20"/>
+        </w:rPr>
+        <w:t xml:space="preserve"> Cymbals</w:t>
+      </w:r>
+      <w:r>
+        <w:rPr>
+          <w:rFonts w:ascii="Noto Serif SC" w:eastAsia="Noto Serif SC" w:hAnsi="Noto Serif SC" w:cs="Noto Serif"/>
+          <w:sz w:val="20"/>
+          <w:szCs w:val="20"/>
+        </w:rPr>
+        <w:t>,</w:t>
+      </w:r>
+      <w:r>
+        <w:rPr>
+          <w:rFonts w:ascii="Noto Serif SC" w:eastAsia="Noto Serif SC" w:hAnsi="Noto Serif SC" w:cs="Noto Serif"/>
+          <w:sz w:val="20"/>
+          <w:szCs w:val="20"/>
         </w:rPr>
         <w:t xml:space="preserve"> </w:t>
       </w:r>
       <w:r>
         <w:rPr>
-          <w:rFonts w:ascii="Noto Serif SC" w:eastAsia="Noto Serif SC" w:hAnsi="Noto Serif SC" w:cs="Noto Serif"/>
-          <w:sz w:val="24"/>
-          <w:szCs w:val="24"/>
-          <w:lang w:val="en-GB"/>
-        </w:rPr>
-        <w:t>2</w:t>
-      </w:r>
-      <w:r>
-        <w:rPr>
-          <w:rFonts w:ascii="Noto Serif SC" w:eastAsia="Noto Serif SC" w:hAnsi="Noto Serif SC" w:cs="Noto Serif"/>
-          <w:sz w:val="24"/>
-          <w:szCs w:val="24"/>
-          <w:lang w:val="en-GB"/>
+          <w:rFonts w:ascii="Noto Serif SC" w:eastAsia="Noto Serif SC" w:hAnsi="Noto Serif SC" w:cs="Noto Serif" w:hint="eastAsia"/>
+          <w:sz w:val="20"/>
+          <w:szCs w:val="20"/>
+        </w:rPr>
+        <w:t>通通鼓</w:t>
+      </w:r>
+      <w:r>
+        <w:rPr>
+          <w:rFonts w:ascii="Noto Serif SC" w:eastAsia="Noto Serif SC" w:hAnsi="Noto Serif SC" w:cs="Noto Serif"/>
+          <w:sz w:val="20"/>
+          <w:szCs w:val="20"/>
+        </w:rPr>
+        <w:t xml:space="preserve"> Tom-toms</w:t>
+      </w:r>
+    </w:p>
+    <w:p>
+      <w:pPr>
+        <w:ind w:left="288"/>
+        <w:rPr>
+          <w:rFonts w:ascii="Noto Serif SC" w:eastAsia="Noto Serif SC" w:hAnsi="Noto Serif SC" w:cs="Noto Serif"/>
+          <w:sz w:val="20"/>
+          <w:szCs w:val="20"/>
+        </w:rPr>
+      </w:pPr>
+      <w:r>
+        <w:rPr>
+          <w:rFonts w:ascii="Noto Serif SC" w:eastAsia="Noto Serif SC" w:hAnsi="Noto Serif SC" w:cs="Noto Serif"/>
+          <w:sz w:val="20"/>
+          <w:szCs w:val="20"/>
+          <w:lang w:val="en-US"/>
+        </w:rPr>
+        <w:t xml:space="preserve">III: </w:t>
+      </w:r>
+      <w:r>
+        <w:rPr>
+          <w:rFonts w:ascii="Noto Serif SC" w:eastAsia="Noto Serif SC" w:hAnsi="Noto Serif SC" w:cs="Noto Serif" w:hint="eastAsia"/>
+          <w:sz w:val="20"/>
+          <w:szCs w:val="20"/>
+        </w:rPr>
+        <w:t>木琴</w:t>
+      </w:r>
+      <w:r>
+        <w:rPr>
+          <w:rFonts w:ascii="Noto Serif SC" w:eastAsia="Noto Serif SC" w:hAnsi="Noto Serif SC" w:cs="Noto Serif"/>
+          <w:sz w:val="20"/>
+          <w:szCs w:val="20"/>
+        </w:rPr>
+        <w:t xml:space="preserve"> Xylophone, </w:t>
+      </w:r>
+      <w:r>
+        <w:rPr>
+          <w:rFonts w:ascii="Noto Serif SC" w:eastAsia="Noto Serif SC" w:hAnsi="Noto Serif SC" w:cs="Noto Serif" w:hint="eastAsia"/>
+          <w:sz w:val="20"/>
+          <w:szCs w:val="20"/>
+        </w:rPr>
+        <w:t>通通鼓</w:t>
+      </w:r>
+      <w:r>
+        <w:rPr>
+          <w:rFonts w:ascii="Noto Serif SC" w:eastAsia="Noto Serif SC" w:hAnsi="Noto Serif SC" w:cs="Noto Serif"/>
+          <w:sz w:val="20"/>
+          <w:szCs w:val="20"/>
+        </w:rPr>
+        <w:t xml:space="preserve"> Tom-toms, </w:t>
+      </w:r>
+      <w:r>
+        <w:rPr>
+          <w:rFonts w:ascii="Noto Serif SC" w:eastAsia="Noto Serif SC" w:hAnsi="Noto Serif SC" w:cs="Noto Serif" w:hint="eastAsia"/>
+          <w:sz w:val="20"/>
+          <w:szCs w:val="20"/>
+        </w:rPr>
+        <w:t>乐鞭</w:t>
+      </w:r>
+      <w:r>
+        <w:rPr>
+          <w:rFonts w:ascii="Noto Serif SC" w:eastAsia="Noto Serif SC" w:hAnsi="Noto Serif SC" w:cs="Noto Serif"/>
+          <w:sz w:val="20"/>
+          <w:szCs w:val="20"/>
+        </w:rPr>
+        <w:t xml:space="preserve"> Whip, </w:t>
+      </w:r>
+      <w:r>
+        <w:rPr>
+          <w:rFonts w:ascii="Noto Serif SC" w:eastAsia="Noto Serif SC" w:hAnsi="Noto Serif SC" w:cs="Noto Serif" w:hint="eastAsia"/>
+          <w:sz w:val="20"/>
+          <w:szCs w:val="20"/>
+        </w:rPr>
+        <w:t>康嘎鼓</w:t>
+      </w:r>
+      <w:r>
+        <w:rPr>
+          <w:rFonts w:ascii="Noto Serif SC" w:eastAsia="Noto Serif SC" w:hAnsi="Noto Serif SC" w:cs="Noto Serif"/>
+          <w:sz w:val="20"/>
+          <w:szCs w:val="20"/>
+        </w:rPr>
+        <w:t xml:space="preserve"> Congas</w:t>
+      </w:r>
+    </w:p>
+    <w:p>
+      <w:pPr>
+        <w:ind w:left="288"/>
+        <w:rPr>
+          <w:rFonts w:ascii="Noto Serif SC" w:eastAsia="Noto Serif SC" w:hAnsi="Noto Serif SC" w:cs="Noto Serif"/>
+          <w:sz w:val="20"/>
+          <w:szCs w:val="20"/>
+        </w:rPr>
+      </w:pPr>
+      <w:r>
+        <w:rPr>
+          <w:rFonts w:ascii="Noto Serif SC" w:eastAsia="Noto Serif SC" w:hAnsi="Noto Serif SC" w:cs="Noto Serif"/>
+          <w:sz w:val="20"/>
+          <w:szCs w:val="20"/>
+          <w:lang w:val="en-US"/>
+        </w:rPr>
+        <w:t xml:space="preserve">IV: </w:t>
+      </w:r>
+      <w:r>
+        <w:rPr>
+          <w:rFonts w:ascii="Noto Serif SC" w:eastAsia="Noto Serif SC" w:hAnsi="Noto Serif SC" w:cs="Noto Serif" w:hint="eastAsia"/>
+          <w:sz w:val="20"/>
+          <w:szCs w:val="20"/>
+        </w:rPr>
+        <w:t>编钟</w:t>
+      </w:r>
+      <w:r>
+        <w:rPr>
+          <w:rFonts w:ascii="Noto Serif SC" w:eastAsia="Noto Serif SC" w:hAnsi="Noto Serif SC" w:cs="Noto Serif"/>
+          <w:sz w:val="20"/>
+          <w:szCs w:val="20"/>
+        </w:rPr>
+        <w:t xml:space="preserve"> Bianzhong, </w:t>
+      </w:r>
+      <w:r>
+        <w:rPr>
+          <w:rFonts w:ascii="Noto Serif SC" w:eastAsia="Noto Serif SC" w:hAnsi="Noto Serif SC" w:cs="Noto Serif" w:hint="eastAsia"/>
+          <w:sz w:val="20"/>
+          <w:szCs w:val="20"/>
+        </w:rPr>
+        <w:t>通通鼓</w:t>
+      </w:r>
+      <w:r>
+        <w:rPr>
+          <w:rFonts w:ascii="Noto Serif SC" w:eastAsia="Noto Serif SC" w:hAnsi="Noto Serif SC" w:cs="Noto Serif"/>
+          <w:sz w:val="20"/>
+          <w:szCs w:val="20"/>
+        </w:rPr>
+        <w:t xml:space="preserve"> Tom-toms, </w:t>
+      </w:r>
+      <w:r>
+        <w:rPr>
+          <w:rFonts w:ascii="Noto Serif SC" w:eastAsia="Noto Serif SC" w:hAnsi="Noto Serif SC" w:cs="Noto Serif" w:hint="eastAsia"/>
+          <w:sz w:val="20"/>
+          <w:szCs w:val="20"/>
+        </w:rPr>
+        <w:t>马林巴</w:t>
+      </w:r>
+      <w:r>
+        <w:rPr>
+          <w:rFonts w:ascii="Noto Serif SC" w:eastAsia="Noto Serif SC" w:hAnsi="Noto Serif SC" w:cs="Noto Serif"/>
+          <w:sz w:val="20"/>
+          <w:szCs w:val="20"/>
+        </w:rPr>
+        <w:t xml:space="preserve"> Marimba, </w:t>
+      </w:r>
+      <w:r>
+        <w:rPr>
+          <w:rFonts w:ascii="Noto Serif SC" w:eastAsia="Noto Serif SC" w:hAnsi="Noto Serif SC" w:cs="Noto Serif" w:hint="eastAsia"/>
+          <w:sz w:val="20"/>
+          <w:szCs w:val="20"/>
+        </w:rPr>
+        <w:t>军镲</w:t>
+      </w:r>
+      <w:r>
+        <w:rPr>
+          <w:rFonts w:ascii="Noto Serif SC" w:eastAsia="Noto Serif SC" w:hAnsi="Noto Serif SC" w:cs="Noto Serif"/>
+          <w:sz w:val="20"/>
+          <w:szCs w:val="20"/>
         </w:rPr>
         <w:t xml:space="preserve"> </w:t>
       </w:r>
-      <w:proofErr w:type="spellStart"/>
-      <w:r>
-        <w:rPr>
-          <w:rFonts w:ascii="Noto Serif SC" w:eastAsia="Noto Serif SC" w:hAnsi="Noto Serif SC" w:cs="Noto Serif"/>
-          <w:sz w:val="24"/>
-          <w:szCs w:val="24"/>
-          <w:lang w:val="en-GB"/>
-        </w:rPr>
-        <w:t>Gaoyin</w:t>
-      </w:r>
-      <w:proofErr w:type="spellEnd"/>
-      <w:r>
-        <w:rPr>
-          <w:rFonts w:ascii="Noto Serif SC" w:eastAsia="Noto Serif SC" w:hAnsi="Noto Serif SC" w:cs="Noto Serif"/>
-          <w:sz w:val="24"/>
-          <w:szCs w:val="24"/>
-          <w:lang w:val="en-GB"/>
+      <w:r>
+        <w:rPr>
+          <w:rFonts w:ascii="Noto Serif SC" w:eastAsia="Noto Serif SC" w:hAnsi="Noto Serif SC" w:cs="Noto Serif"/>
+          <w:sz w:val="20"/>
+          <w:szCs w:val="20"/>
+        </w:rPr>
+        <w:t>C</w:t>
+      </w:r>
+      <w:r>
+        <w:rPr>
+          <w:rFonts w:ascii="Noto Serif SC" w:eastAsia="Noto Serif SC" w:hAnsi="Noto Serif SC" w:cs="Noto Serif"/>
+          <w:sz w:val="20"/>
+          <w:szCs w:val="20"/>
+        </w:rPr>
+        <w:t>ymbals</w:t>
+      </w:r>
+    </w:p>
+    <w:p>
+      <w:pPr>
+        <w:ind w:left="288"/>
+        <w:rPr>
+          <w:rFonts w:ascii="Noto Serif SC" w:eastAsia="Noto Serif SC" w:hAnsi="Noto Serif SC" w:cs="Noto Serif"/>
+          <w:sz w:val="20"/>
+          <w:szCs w:val="20"/>
+        </w:rPr>
+      </w:pPr>
+      <w:r>
+        <w:rPr>
+          <w:rFonts w:ascii="Noto Serif SC" w:eastAsia="Noto Serif SC" w:hAnsi="Noto Serif SC" w:cs="Noto Serif"/>
+          <w:sz w:val="20"/>
+          <w:szCs w:val="20"/>
+          <w:lang w:val="en-US"/>
+        </w:rPr>
+        <w:t xml:space="preserve">V: </w:t>
+      </w:r>
+      <w:r>
+        <w:rPr>
+          <w:rFonts w:ascii="Noto Serif SC" w:eastAsia="Noto Serif SC" w:hAnsi="Noto Serif SC" w:cs="Noto Serif" w:hint="eastAsia"/>
+          <w:sz w:val="20"/>
+          <w:szCs w:val="20"/>
+        </w:rPr>
+        <w:t>铓锣</w:t>
+      </w:r>
+      <w:r>
+        <w:rPr>
+          <w:rFonts w:ascii="Noto Serif SC" w:eastAsia="Noto Serif SC" w:hAnsi="Noto Serif SC" w:cs="Noto Serif"/>
+          <w:sz w:val="20"/>
+          <w:szCs w:val="20"/>
+        </w:rPr>
+        <w:t xml:space="preserve"> Mangluo, </w:t>
+      </w:r>
+      <w:r>
+        <w:rPr>
+          <w:rFonts w:ascii="Noto Serif SC" w:eastAsia="Noto Serif SC" w:hAnsi="Noto Serif SC" w:cs="Noto Serif" w:hint="eastAsia"/>
+          <w:sz w:val="20"/>
+          <w:szCs w:val="20"/>
+        </w:rPr>
+        <w:t>颤音琴</w:t>
+      </w:r>
+      <w:r>
+        <w:rPr>
+          <w:rFonts w:ascii="Noto Serif SC" w:eastAsia="Noto Serif SC" w:hAnsi="Noto Serif SC" w:cs="Noto Serif"/>
+          <w:sz w:val="20"/>
+          <w:szCs w:val="20"/>
+        </w:rPr>
+        <w:t xml:space="preserve"> Vibraphone</w:t>
+      </w:r>
+      <w:r>
+        <w:rPr>
+          <w:rFonts w:ascii="Noto Serif SC" w:eastAsia="Noto Serif SC" w:hAnsi="Noto Serif SC" w:cs="Noto Serif"/>
+          <w:sz w:val="20"/>
+          <w:szCs w:val="20"/>
+        </w:rPr>
+        <w:t>,</w:t>
+      </w:r>
+      <w:r>
+        <w:rPr>
+          <w:rFonts w:ascii="Noto Serif SC" w:eastAsia="Noto Serif SC" w:hAnsi="Noto Serif SC" w:cs="Noto Serif"/>
+          <w:sz w:val="20"/>
+          <w:szCs w:val="20"/>
         </w:rPr>
         <w:t xml:space="preserve"> </w:t>
       </w:r>
-      <w:proofErr w:type="spellStart"/>
-      <w:r>
-        <w:rPr>
-          <w:rFonts w:ascii="Noto Serif SC" w:eastAsia="Noto Serif SC" w:hAnsi="Noto Serif SC" w:cs="Noto Serif"/>
-          <w:sz w:val="24"/>
-          <w:szCs w:val="24"/>
-          <w:lang w:val="en-GB"/>
-        </w:rPr>
-        <w:t>Suona</w:t>
-      </w:r>
-      <w:proofErr w:type="spellEnd"/>
-      <w:r>
-        <w:rPr>
-          <w:rFonts w:ascii="Noto Serif SC" w:eastAsia="Noto Serif SC" w:hAnsi="Noto Serif SC" w:cs="Noto Serif"/>
-          <w:sz w:val="24"/>
-          <w:szCs w:val="24"/>
-          <w:lang w:val="en-GB"/>
-        </w:rPr>
-        <w:t>*</w:t>
-      </w:r>
-    </w:p>
-    <w:p>
-      <w:pPr>
-        <w:rPr>
-          <w:rFonts w:ascii="Noto Serif SC" w:eastAsia="Noto Serif SC" w:hAnsi="Noto Serif SC" w:cs="Noto Serif"/>
-          <w:sz w:val="24"/>
-          <w:szCs w:val="24"/>
-          <w:lang w:val="en-US"/>
-        </w:rPr>
-      </w:pPr>
-      <w:r>
-        <w:rPr>
-          <w:rFonts w:ascii="Noto Serif SC" w:eastAsia="Noto Serif SC" w:hAnsi="Noto Serif SC" w:cs="Noto Serif"/>
-          <w:sz w:val="20"/>
-          <w:szCs w:val="20"/>
-          <w:lang w:val="en-GB"/>
-        </w:rPr>
-        <w:t xml:space="preserve"> * </w:t>
-      </w:r>
-      <w:r>
-        <w:rPr>
-          <w:rFonts w:ascii="Noto Serif SC" w:eastAsia="Noto Serif SC" w:hAnsi="Noto Serif SC" w:cs="Noto Serif"/>
-          <w:sz w:val="20"/>
-          <w:szCs w:val="20"/>
-          <w:lang w:val="en-GB"/>
-        </w:rPr>
-        <w:t>I</w:t>
-      </w:r>
-      <w:r>
-        <w:rPr>
-          <w:rFonts w:ascii="Noto Serif SC" w:eastAsia="Noto Serif SC" w:hAnsi="Noto Serif SC" w:cs="Noto Serif" w:hint="eastAsia"/>
-          <w:sz w:val="20"/>
-          <w:szCs w:val="20"/>
-          <w:lang w:val="en-GB"/>
-        </w:rPr>
-        <w:t>兼奏高音管</w:t>
-      </w:r>
-      <w:r>
-        <w:rPr>
-          <w:rFonts w:ascii="Noto Serif SC" w:eastAsia="Noto Serif SC" w:hAnsi="Noto Serif SC" w:cs="Noto Serif"/>
-          <w:sz w:val="20"/>
-          <w:szCs w:val="20"/>
-          <w:lang w:val="en-GB"/>
-        </w:rPr>
-        <w:t xml:space="preserve"> </w:t>
-      </w:r>
-      <w:r>
-        <w:rPr>
-          <w:rFonts w:ascii="Noto Serif SC" w:eastAsia="Noto Serif SC" w:hAnsi="Noto Serif SC" w:cs="Noto Serif"/>
-          <w:sz w:val="20"/>
-          <w:szCs w:val="20"/>
-          <w:lang w:val="en-GB"/>
-        </w:rPr>
-        <w:t xml:space="preserve">* </w:t>
-      </w:r>
-      <w:r>
-        <w:rPr>
-          <w:rFonts w:ascii="Noto Serif SC" w:eastAsia="Noto Serif SC" w:hAnsi="Noto Serif SC" w:cs="Noto Serif"/>
-          <w:sz w:val="20"/>
-          <w:szCs w:val="20"/>
-          <w:lang w:val="en-GB"/>
-        </w:rPr>
-        <w:t>I</w:t>
-      </w:r>
-      <w:r>
-        <w:rPr>
-          <w:rFonts w:ascii="Noto Serif SC" w:eastAsia="Noto Serif SC" w:hAnsi="Noto Serif SC" w:cs="Noto Serif"/>
-          <w:sz w:val="20"/>
-          <w:szCs w:val="20"/>
-          <w:lang w:val="en-GB"/>
-        </w:rPr>
-        <w:t xml:space="preserve"> </w:t>
-      </w:r>
-      <w:proofErr w:type="spellStart"/>
-      <w:r>
-        <w:rPr>
-          <w:rFonts w:ascii="Noto Serif SC" w:eastAsia="Noto Serif SC" w:hAnsi="Noto Serif SC" w:cs="Noto Serif"/>
-          <w:sz w:val="20"/>
-          <w:szCs w:val="20"/>
-          <w:lang w:val="en-GB"/>
-        </w:rPr>
-        <w:t>doub</w:t>
-      </w:r>
-      <w:proofErr w:type="spellEnd"/>
-      <w:r>
-        <w:rPr>
-          <w:rFonts w:ascii="Noto Serif SC" w:eastAsia="Noto Serif SC" w:hAnsi="Noto Serif SC" w:cs="Noto Serif"/>
-          <w:sz w:val="20"/>
-          <w:szCs w:val="20"/>
-          <w:lang w:val="en-GB"/>
-        </w:rPr>
-        <w:t xml:space="preserve">. </w:t>
-      </w:r>
-      <w:proofErr w:type="spellStart"/>
-      <w:r>
-        <w:rPr>
-          <w:rFonts w:ascii="Noto Serif SC" w:eastAsia="Noto Serif SC" w:hAnsi="Noto Serif SC" w:cs="Noto Serif"/>
-          <w:sz w:val="20"/>
-          <w:szCs w:val="20"/>
-          <w:lang w:val="en-GB"/>
-        </w:rPr>
-        <w:t>Gaoyin</w:t>
-      </w:r>
-      <w:proofErr w:type="spellEnd"/>
-      <w:r>
-        <w:rPr>
-          <w:rFonts w:ascii="Noto Serif SC" w:eastAsia="Noto Serif SC" w:hAnsi="Noto Serif SC" w:cs="Noto Serif"/>
-          <w:sz w:val="20"/>
-          <w:szCs w:val="20"/>
-          <w:lang w:val="en-GB"/>
-        </w:rPr>
-        <w:t xml:space="preserve"> Guan</w:t>
-      </w:r>
-    </w:p>
-    <w:p>
-      <w:pPr>
-        <w:rPr>
-          <w:rFonts w:ascii="Noto Serif SC" w:eastAsia="Noto Serif SC" w:hAnsi="Noto Serif SC" w:cs="Noto Serif"/>
-          <w:sz w:val="24"/>
-          <w:szCs w:val="24"/>
-          <w:lang w:val="en-US"/>
-        </w:rPr>
-      </w:pPr>
-      <w:r>
-        <w:rPr>
-          <w:rFonts w:ascii="Noto Serif SC" w:eastAsia="Noto Serif SC" w:hAnsi="Noto Serif SC" w:cs="Noto Serif"/>
-          <w:sz w:val="24"/>
-          <w:szCs w:val="24"/>
-          <w:lang w:val="en-US"/>
-        </w:rPr>
-        <w:t xml:space="preserve">1 </w:t>
-      </w:r>
-      <w:r>
-        <w:rPr>
-          <w:rFonts w:ascii="Noto Serif SC" w:eastAsia="Noto Serif SC" w:hAnsi="Noto Serif SC" w:cs="Noto Serif" w:hint="eastAsia"/>
-          <w:sz w:val="24"/>
-          <w:szCs w:val="24"/>
-          <w:lang w:val="en-US"/>
-        </w:rPr>
-        <w:t>加键中音唢呐</w:t>
-      </w:r>
-      <w:r>
-        <w:rPr>
-          <w:rFonts w:ascii="Noto Serif SC" w:eastAsia="Noto Serif SC" w:hAnsi="Noto Serif SC" w:cs="Noto Serif"/>
-          <w:sz w:val="24"/>
-          <w:szCs w:val="24"/>
-          <w:lang w:val="en-US"/>
-        </w:rPr>
-        <w:t xml:space="preserve">* </w:t>
-      </w:r>
-      <w:r>
-        <w:rPr>
-          <w:rFonts w:ascii="Noto Serif SC" w:eastAsia="Noto Serif SC" w:hAnsi="Noto Serif SC" w:cs="Noto Serif"/>
-          <w:sz w:val="24"/>
-          <w:szCs w:val="24"/>
-          <w:lang w:val="en-US"/>
-        </w:rPr>
-        <w:t xml:space="preserve">1 </w:t>
-      </w:r>
-      <w:r>
-        <w:rPr>
-          <w:rFonts w:ascii="Noto Serif SC" w:eastAsia="Noto Serif SC" w:hAnsi="Noto Serif SC" w:cs="Noto Serif"/>
-          <w:sz w:val="24"/>
-          <w:szCs w:val="24"/>
-          <w:lang w:val="en-US"/>
-        </w:rPr>
-        <w:t>Keyed</w:t>
-      </w:r>
-      <w:r>
-        <w:rPr>
-          <w:rFonts w:ascii="Noto Serif SC" w:eastAsia="Noto Serif SC" w:hAnsi="Noto Serif SC" w:cs="Noto Serif"/>
-          <w:sz w:val="24"/>
-          <w:szCs w:val="24"/>
-          <w:lang w:val="en-US"/>
-        </w:rPr>
-        <w:t xml:space="preserve"> </w:t>
-      </w:r>
-      <w:proofErr w:type="spellStart"/>
-      <w:r>
-        <w:rPr>
-          <w:rFonts w:ascii="Noto Serif SC" w:eastAsia="Noto Serif SC" w:hAnsi="Noto Serif SC" w:cs="Noto Serif"/>
-          <w:sz w:val="24"/>
-          <w:szCs w:val="24"/>
-          <w:lang w:val="en-US"/>
-        </w:rPr>
-        <w:t>Zhongyin</w:t>
-      </w:r>
-      <w:proofErr w:type="spellEnd"/>
-      <w:r>
-        <w:rPr>
-          <w:rFonts w:ascii="Noto Serif SC" w:eastAsia="Noto Serif SC" w:hAnsi="Noto Serif SC" w:cs="Noto Serif"/>
-          <w:sz w:val="24"/>
-          <w:szCs w:val="24"/>
-          <w:lang w:val="en-US"/>
-        </w:rPr>
-        <w:t xml:space="preserve"> </w:t>
-      </w:r>
-      <w:proofErr w:type="spellStart"/>
-      <w:r>
-        <w:rPr>
-          <w:rFonts w:ascii="Noto Serif SC" w:eastAsia="Noto Serif SC" w:hAnsi="Noto Serif SC" w:cs="Noto Serif"/>
-          <w:sz w:val="24"/>
-          <w:szCs w:val="24"/>
-          <w:lang w:val="en-US"/>
-        </w:rPr>
-        <w:t>Suona</w:t>
-      </w:r>
-      <w:proofErr w:type="spellEnd"/>
-      <w:r>
-        <w:rPr>
-          <w:rFonts w:ascii="Noto Serif SC" w:eastAsia="Noto Serif SC" w:hAnsi="Noto Serif SC" w:cs="Noto Serif"/>
-          <w:sz w:val="24"/>
-          <w:szCs w:val="24"/>
-          <w:lang w:val="en-US"/>
-        </w:rPr>
-        <w:t>*</w:t>
-      </w:r>
-    </w:p>
-    <w:p>
-      <w:pPr>
-        <w:rPr>
-          <w:rFonts w:ascii="Noto Serif SC" w:eastAsia="Noto Serif SC" w:hAnsi="Noto Serif SC" w:cs="Noto Serif"/>
-          <w:sz w:val="24"/>
-          <w:szCs w:val="24"/>
-          <w:lang w:val="en-US"/>
-        </w:rPr>
-      </w:pPr>
-      <w:r>
-        <w:rPr>
-          <w:rFonts w:ascii="Noto Serif SC" w:eastAsia="Noto Serif SC" w:hAnsi="Noto Serif SC" w:cs="Noto Serif"/>
-          <w:sz w:val="20"/>
-          <w:szCs w:val="20"/>
-          <w:lang w:val="en-US"/>
-        </w:rPr>
-        <w:t>*</w:t>
-      </w:r>
-      <w:r>
-        <w:rPr>
-          <w:rFonts w:ascii="Noto Serif SC" w:eastAsia="Noto Serif SC" w:hAnsi="Noto Serif SC" w:cs="Noto Serif" w:hint="eastAsia"/>
-          <w:sz w:val="20"/>
-          <w:szCs w:val="20"/>
-        </w:rPr>
-        <w:t>兼奏低音管</w:t>
-      </w:r>
-      <w:r>
-        <w:rPr>
-          <w:rFonts w:ascii="Noto Serif SC" w:eastAsia="Noto Serif SC" w:hAnsi="Noto Serif SC" w:cs="Noto Serif"/>
-          <w:sz w:val="20"/>
-          <w:szCs w:val="20"/>
-          <w:lang w:val="en-GB"/>
-        </w:rPr>
-        <w:t xml:space="preserve"> (</w:t>
-      </w:r>
-      <w:proofErr w:type="spellStart"/>
-      <w:r>
-        <w:rPr>
-          <w:rFonts w:ascii="Noto Serif SC" w:eastAsia="Noto Serif SC" w:hAnsi="Noto Serif SC" w:cs="Noto Serif"/>
-          <w:sz w:val="20"/>
-          <w:szCs w:val="20"/>
-          <w:lang w:val="en-GB"/>
-        </w:rPr>
-        <w:t>doub</w:t>
-      </w:r>
-      <w:proofErr w:type="spellEnd"/>
-      <w:r>
-        <w:rPr>
-          <w:rFonts w:ascii="Noto Serif SC" w:eastAsia="Noto Serif SC" w:hAnsi="Noto Serif SC" w:cs="Noto Serif"/>
-          <w:sz w:val="20"/>
-          <w:szCs w:val="20"/>
-          <w:lang w:val="en-GB"/>
-        </w:rPr>
-        <w:t>. on Diyin Guan)</w:t>
-      </w:r>
-    </w:p>
-    <w:p>
-      <w:pPr>
-        <w:rPr>
-          <w:rFonts w:ascii="Noto Serif SC" w:eastAsia="Noto Serif SC" w:hAnsi="Noto Serif SC" w:cs="Noto Serif"/>
-          <w:sz w:val="24"/>
-          <w:szCs w:val="24"/>
-          <w:lang w:val="en-US"/>
-        </w:rPr>
-      </w:pPr>
-      <w:r>
-        <w:rPr>
-          <w:rFonts w:ascii="Noto Serif SC" w:eastAsia="Noto Serif SC" w:hAnsi="Noto Serif SC" w:cs="Noto Serif"/>
-          <w:sz w:val="24"/>
-          <w:szCs w:val="24"/>
-          <w:lang w:val="en-US"/>
-        </w:rPr>
-        <w:t xml:space="preserve">1 </w:t>
-      </w:r>
-      <w:r>
-        <w:rPr>
-          <w:rFonts w:ascii="Noto Serif SC" w:eastAsia="Noto Serif SC" w:hAnsi="Noto Serif SC" w:cs="Noto Serif" w:hint="eastAsia"/>
-          <w:sz w:val="24"/>
-          <w:szCs w:val="24"/>
-          <w:lang w:val="en-US"/>
-        </w:rPr>
-        <w:t>管</w:t>
-      </w:r>
-      <w:r>
-        <w:rPr>
-          <w:rFonts w:ascii="Noto Serif SC" w:eastAsia="Noto Serif SC" w:hAnsi="Noto Serif SC" w:cs="Noto Serif"/>
-          <w:sz w:val="24"/>
-          <w:szCs w:val="24"/>
-          <w:lang w:val="en-US"/>
-        </w:rPr>
-        <w:t xml:space="preserve"> </w:t>
-      </w:r>
-      <w:r>
-        <w:rPr>
-          <w:rFonts w:ascii="Noto Serif SC" w:eastAsia="Noto Serif SC" w:hAnsi="Noto Serif SC" w:cs="Noto Serif"/>
-          <w:sz w:val="24"/>
-          <w:szCs w:val="24"/>
+      <w:r>
+        <w:rPr>
+          <w:rFonts w:ascii="Noto Serif SC" w:eastAsia="Noto Serif SC" w:hAnsi="Noto Serif SC" w:cs="Noto Serif" w:hint="eastAsia"/>
+          <w:sz w:val="20"/>
+          <w:szCs w:val="20"/>
+        </w:rPr>
+        <w:t>编钟</w:t>
+      </w:r>
+      <w:r>
+        <w:rPr>
+          <w:rFonts w:ascii="Noto Serif SC" w:eastAsia="Noto Serif SC" w:hAnsi="Noto Serif SC" w:cs="Noto Serif"/>
+          <w:sz w:val="20"/>
+          <w:szCs w:val="20"/>
+        </w:rPr>
+        <w:t xml:space="preserve"> Bianzhong, </w:t>
+      </w:r>
+      <w:r>
+        <w:rPr>
+          <w:rFonts w:ascii="Noto Serif SC" w:eastAsia="Noto Serif SC" w:hAnsi="Noto Serif SC" w:cs="Noto Serif" w:hint="eastAsia"/>
+          <w:sz w:val="20"/>
+          <w:szCs w:val="20"/>
+        </w:rPr>
+        <w:t>大军鼓</w:t>
+      </w:r>
+      <w:r>
+        <w:rPr>
+          <w:rFonts w:ascii="Noto Serif SC" w:eastAsia="Noto Serif SC" w:hAnsi="Noto Serif SC" w:cs="Noto Serif"/>
+          <w:sz w:val="20"/>
+          <w:szCs w:val="20"/>
+        </w:rPr>
+        <w:t xml:space="preserve"> Bass </w:t>
+      </w:r>
+      <w:r>
+        <w:rPr>
+          <w:rFonts w:ascii="Noto Serif SC" w:eastAsia="Noto Serif SC" w:hAnsi="Noto Serif SC" w:cs="Noto Serif"/>
+          <w:sz w:val="20"/>
+          <w:szCs w:val="20"/>
+        </w:rPr>
+        <w:t>D</w:t>
+      </w:r>
+      <w:r>
+        <w:rPr>
+          <w:rFonts w:ascii="Noto Serif SC" w:eastAsia="Noto Serif SC" w:hAnsi="Noto Serif SC" w:cs="Noto Serif"/>
+          <w:sz w:val="20"/>
+          <w:szCs w:val="20"/>
+        </w:rPr>
+        <w:t xml:space="preserve">rum, </w:t>
+      </w:r>
+      <w:r>
+        <w:rPr>
+          <w:rFonts w:ascii="Noto Serif SC" w:eastAsia="Noto Serif SC" w:hAnsi="Noto Serif SC" w:cs="Noto Serif" w:hint="eastAsia"/>
+          <w:sz w:val="20"/>
+          <w:szCs w:val="20"/>
+        </w:rPr>
+        <w:t>大锣</w:t>
+      </w:r>
+      <w:r>
+        <w:rPr>
+          <w:rFonts w:ascii="Noto Serif SC" w:eastAsia="Noto Serif SC" w:hAnsi="Noto Serif SC" w:cs="Noto Serif"/>
+          <w:sz w:val="20"/>
+          <w:szCs w:val="20"/>
+        </w:rPr>
+        <w:t xml:space="preserve"> Daluo</w:t>
+      </w:r>
+    </w:p>
+    <w:p>
+      <w:pPr>
+        <w:ind w:left="288"/>
+        <w:rPr>
+          <w:rFonts w:ascii="Noto Serif SC" w:eastAsia="Noto Serif SC" w:hAnsi="Noto Serif SC" w:cs="Noto Serif"/>
+          <w:sz w:val="20"/>
+          <w:szCs w:val="20"/>
+          <w:lang w:val="en-US"/>
+        </w:rPr>
+      </w:pPr>
+      <w:r>
+        <w:rPr>
+          <w:rFonts w:ascii="Noto Serif SC" w:eastAsia="Noto Serif SC" w:hAnsi="Noto Serif SC" w:cs="Noto Serif"/>
+          <w:sz w:val="20"/>
+          <w:szCs w:val="20"/>
+        </w:rPr>
+        <w:t xml:space="preserve">VI: </w:t>
+      </w:r>
+      <w:r>
+        <w:rPr>
+          <w:rFonts w:ascii="Noto Serif SC" w:eastAsia="Noto Serif SC" w:hAnsi="Noto Serif SC" w:cs="Noto Serif"/>
+          <w:sz w:val="20"/>
+          <w:szCs w:val="20"/>
         </w:rPr>
         <w:t>(</w:t>
       </w:r>
       <w:r>
         <w:rPr>
           <w:rFonts w:ascii="Noto Serif SC" w:eastAsia="Noto Serif SC" w:hAnsi="Noto Serif SC" w:cs="Noto Serif" w:hint="eastAsia"/>
-          <w:sz w:val="24"/>
-          <w:szCs w:val="24"/>
-        </w:rPr>
-        <w:t>兼</w:t>
-      </w:r>
-      <w:r>
-        <w:rPr>
-          <w:rFonts w:ascii="Noto Serif SC" w:eastAsia="Noto Serif SC" w:hAnsi="Noto Serif SC" w:cs="Noto Serif"/>
-          <w:sz w:val="24"/>
-          <w:szCs w:val="24"/>
-        </w:rPr>
-        <w:t xml:space="preserve">: </w:t>
-      </w:r>
-      <w:r>
-        <w:rPr>
-          <w:rFonts w:ascii="Noto Serif SC" w:eastAsia="Noto Serif SC" w:hAnsi="Noto Serif SC" w:cs="Noto Serif" w:hint="eastAsia"/>
-          <w:sz w:val="24"/>
-          <w:szCs w:val="24"/>
-        </w:rPr>
-        <w:t>高音，中音，低音</w:t>
-      </w:r>
-      <w:r>
-        <w:rPr>
-          <w:rFonts w:ascii="Noto Serif SC" w:eastAsia="Noto Serif SC" w:hAnsi="Noto Serif SC" w:cs="Noto Serif"/>
-          <w:sz w:val="24"/>
-          <w:szCs w:val="24"/>
+          <w:sz w:val="20"/>
+          <w:szCs w:val="20"/>
+        </w:rPr>
+        <w:t>中国</w:t>
+      </w:r>
+      <w:r>
+        <w:rPr>
+          <w:rFonts w:ascii="Noto Serif SC" w:eastAsia="Noto Serif SC" w:hAnsi="Noto Serif SC" w:cs="Noto Serif"/>
+          <w:sz w:val="20"/>
+          <w:szCs w:val="20"/>
         </w:rPr>
         <w:t>)</w:t>
       </w:r>
       <w:r>
         <w:rPr>
-          <w:rFonts w:ascii="Noto Serif SC" w:eastAsia="Noto Serif SC" w:hAnsi="Noto Serif SC" w:cs="Noto Serif"/>
-          <w:sz w:val="24"/>
-          <w:szCs w:val="24"/>
-          <w:lang w:val="en-US"/>
-        </w:rPr>
-        <w:t xml:space="preserve"> </w:t>
-      </w:r>
-      <w:r>
-        <w:rPr>
-          <w:rFonts w:ascii="Noto Serif SC" w:eastAsia="Noto Serif SC" w:hAnsi="Noto Serif SC" w:cs="Noto Serif"/>
-          <w:sz w:val="24"/>
-          <w:szCs w:val="24"/>
-          <w:lang w:val="en-US"/>
-        </w:rPr>
-        <w:t xml:space="preserve">1 </w:t>
-      </w:r>
-      <w:r>
-        <w:rPr>
-          <w:rFonts w:ascii="Noto Serif SC" w:eastAsia="Noto Serif SC" w:hAnsi="Noto Serif SC" w:cs="Noto Serif"/>
-          <w:sz w:val="24"/>
-          <w:szCs w:val="24"/>
-          <w:lang w:val="en-US"/>
-        </w:rPr>
-        <w:t xml:space="preserve">Guan </w:t>
-      </w:r>
-      <w:r>
-        <w:rPr>
-          <w:rFonts w:ascii="Noto Serif SC" w:eastAsia="Noto Serif SC" w:hAnsi="Noto Serif SC" w:cs="Noto Serif"/>
-          <w:sz w:val="24"/>
-          <w:szCs w:val="24"/>
-          <w:lang w:val="en-US"/>
-        </w:rPr>
-        <w:t>(</w:t>
-      </w:r>
-      <w:r>
-        <w:rPr>
-          <w:rFonts w:ascii="Noto Serif SC" w:eastAsia="Noto Serif SC" w:hAnsi="Noto Serif SC" w:cs="Noto Serif"/>
-          <w:sz w:val="24"/>
-          <w:szCs w:val="24"/>
-        </w:rPr>
-        <w:t>High, Middle, Low</w:t>
-      </w:r>
-      <w:r>
-        <w:rPr>
-          <w:rFonts w:ascii="Noto Serif SC" w:eastAsia="Noto Serif SC" w:hAnsi="Noto Serif SC" w:cs="Noto Serif"/>
-          <w:sz w:val="24"/>
-          <w:szCs w:val="24"/>
-          <w:lang w:val="en-US"/>
-        </w:rPr>
-        <w:t>)</w:t>
-      </w:r>
-    </w:p>
-    <w:p>
-      <w:pPr>
-        <w:rPr>
-          <w:rFonts w:ascii="Noto Serif SC" w:eastAsia="Noto Serif SC" w:hAnsi="Noto Serif SC" w:cs="Noto Serif"/>
-          <w:sz w:val="24"/>
-          <w:szCs w:val="24"/>
-          <w:lang w:val="en-US"/>
-        </w:rPr>
-      </w:pPr>
-    </w:p>
-    <w:p>
-      <w:pPr>
-        <w:rPr>
-          <w:rFonts w:ascii="Noto Serif SC" w:eastAsia="Noto Serif SC" w:hAnsi="Noto Serif SC" w:cs="Noto Serif"/>
-          <w:sz w:val="24"/>
-          <w:szCs w:val="24"/>
-          <w:lang w:val="en-US"/>
-        </w:rPr>
-      </w:pPr>
-      <w:r>
-        <w:rPr>
-          <w:rFonts w:ascii="Noto Serif SC" w:eastAsia="Noto Serif SC" w:hAnsi="Noto Serif SC" w:cs="Noto Serif"/>
-          <w:sz w:val="24"/>
-          <w:szCs w:val="24"/>
-          <w:lang w:val="en-US"/>
-        </w:rPr>
-        <w:t xml:space="preserve">1 </w:t>
-      </w:r>
-      <w:r>
-        <w:rPr>
-          <w:rFonts w:ascii="Noto Serif SC" w:eastAsia="Noto Serif SC" w:hAnsi="Noto Serif SC" w:cs="Noto Serif" w:hint="eastAsia"/>
-          <w:sz w:val="24"/>
-          <w:szCs w:val="24"/>
-          <w:lang w:val="en-US"/>
-        </w:rPr>
-        <w:t>扬琴</w:t>
-      </w:r>
-      <w:r>
-        <w:rPr>
-          <w:rFonts w:ascii="Noto Serif SC" w:eastAsia="Noto Serif SC" w:hAnsi="Noto Serif SC" w:cs="Noto Serif"/>
-          <w:sz w:val="24"/>
-          <w:szCs w:val="24"/>
-          <w:lang w:val="en-US"/>
-        </w:rPr>
-        <w:t xml:space="preserve"> </w:t>
-      </w:r>
-      <w:r>
-        <w:rPr>
-          <w:rFonts w:ascii="Noto Serif SC" w:eastAsia="Noto Serif SC" w:hAnsi="Noto Serif SC" w:cs="Noto Serif"/>
-          <w:sz w:val="24"/>
-          <w:szCs w:val="24"/>
-          <w:lang w:val="en-US"/>
-        </w:rPr>
-        <w:t xml:space="preserve">1 </w:t>
-      </w:r>
-      <w:r>
-        <w:rPr>
-          <w:rFonts w:ascii="Noto Serif SC" w:eastAsia="Noto Serif SC" w:hAnsi="Noto Serif SC" w:cs="Noto Serif"/>
-          <w:sz w:val="24"/>
-          <w:szCs w:val="24"/>
-          <w:lang w:val="en-US"/>
-        </w:rPr>
-        <w:t>Yangqin</w:t>
-      </w:r>
-    </w:p>
-    <w:p>
-      <w:pPr>
-        <w:rPr>
-          <w:rFonts w:ascii="Noto Serif SC" w:eastAsia="Noto Serif SC" w:hAnsi="Noto Serif SC" w:cs="Noto Serif"/>
-          <w:sz w:val="24"/>
-          <w:szCs w:val="24"/>
-          <w:lang w:val="en-US"/>
-        </w:rPr>
-      </w:pPr>
-      <w:r>
-        <w:rPr>
-          <w:rFonts w:ascii="Noto Serif SC" w:eastAsia="Noto Serif SC" w:hAnsi="Noto Serif SC" w:cs="Noto Serif"/>
-          <w:sz w:val="24"/>
-          <w:szCs w:val="24"/>
-          <w:lang w:val="en-US"/>
-        </w:rPr>
-        <w:t>2</w:t>
-      </w:r>
-      <w:r>
-        <w:rPr>
-          <w:rFonts w:ascii="Noto Serif SC" w:eastAsia="Noto Serif SC" w:hAnsi="Noto Serif SC" w:cs="Noto Serif" w:hint="eastAsia"/>
-          <w:sz w:val="24"/>
-          <w:szCs w:val="24"/>
-          <w:lang w:val="en-US"/>
-        </w:rPr>
-        <w:t>柳琴</w:t>
-      </w:r>
-      <w:r>
-        <w:rPr>
-          <w:rFonts w:ascii="Noto Serif SC" w:eastAsia="Noto Serif SC" w:hAnsi="Noto Serif SC" w:cs="Noto Serif"/>
-          <w:sz w:val="24"/>
-          <w:szCs w:val="24"/>
-          <w:lang w:val="en-US"/>
-        </w:rPr>
-        <w:t xml:space="preserve"> </w:t>
-      </w:r>
-      <w:r>
-        <w:rPr>
-          <w:rFonts w:ascii="Noto Serif SC" w:eastAsia="Noto Serif SC" w:hAnsi="Noto Serif SC" w:cs="Noto Serif"/>
-          <w:sz w:val="24"/>
-          <w:szCs w:val="24"/>
-          <w:lang w:val="en-US"/>
-        </w:rPr>
-        <w:t xml:space="preserve">2 </w:t>
-      </w:r>
-      <w:proofErr w:type="spellStart"/>
-      <w:r>
-        <w:rPr>
-          <w:rFonts w:ascii="Noto Serif SC" w:eastAsia="Noto Serif SC" w:hAnsi="Noto Serif SC" w:cs="Noto Serif"/>
-          <w:sz w:val="24"/>
-          <w:szCs w:val="24"/>
-          <w:lang w:val="en-US"/>
-        </w:rPr>
-        <w:t>Liuqin</w:t>
-      </w:r>
-      <w:proofErr w:type="spellEnd"/>
-    </w:p>
-    <w:p>
-      <w:pPr>
-        <w:rPr>
-          <w:rFonts w:ascii="Noto Serif SC" w:eastAsia="Noto Serif SC" w:hAnsi="Noto Serif SC" w:cs="Noto Serif"/>
-          <w:sz w:val="24"/>
-          <w:szCs w:val="24"/>
-          <w:lang w:val="en-US"/>
-        </w:rPr>
-      </w:pPr>
-      <w:r>
-        <w:rPr>
-          <w:rFonts w:ascii="Noto Serif SC" w:eastAsia="Noto Serif SC" w:hAnsi="Noto Serif SC" w:cs="Noto Serif"/>
-          <w:sz w:val="24"/>
-          <w:szCs w:val="24"/>
-          <w:lang w:val="en-US"/>
-        </w:rPr>
-        <w:t>4</w:t>
-      </w:r>
-      <w:r>
-        <w:rPr>
-          <w:rFonts w:ascii="Noto Serif SC" w:eastAsia="Noto Serif SC" w:hAnsi="Noto Serif SC" w:cs="Noto Serif" w:hint="eastAsia"/>
-          <w:sz w:val="24"/>
-          <w:szCs w:val="24"/>
-          <w:lang w:val="en-US"/>
-        </w:rPr>
-        <w:t>琵琶</w:t>
-      </w:r>
-      <w:r>
-        <w:rPr>
-          <w:rFonts w:ascii="Noto Serif SC" w:eastAsia="Noto Serif SC" w:hAnsi="Noto Serif SC" w:cs="Noto Serif"/>
-          <w:sz w:val="24"/>
-          <w:szCs w:val="24"/>
-          <w:lang w:val="en-US"/>
-        </w:rPr>
-        <w:t xml:space="preserve"> </w:t>
-      </w:r>
-      <w:r>
-        <w:rPr>
-          <w:rFonts w:ascii="Noto Serif SC" w:eastAsia="Noto Serif SC" w:hAnsi="Noto Serif SC" w:cs="Noto Serif"/>
-          <w:sz w:val="24"/>
-          <w:szCs w:val="24"/>
-          <w:lang w:val="en-US"/>
-        </w:rPr>
-        <w:t xml:space="preserve">4 </w:t>
-      </w:r>
-      <w:r>
-        <w:rPr>
-          <w:rFonts w:ascii="Noto Serif SC" w:eastAsia="Noto Serif SC" w:hAnsi="Noto Serif SC" w:cs="Noto Serif"/>
-          <w:sz w:val="24"/>
-          <w:szCs w:val="24"/>
-          <w:lang w:val="en-US"/>
-        </w:rPr>
-        <w:t>Pipa</w:t>
-      </w:r>
-    </w:p>
-    <w:p>
-      <w:pPr>
-        <w:rPr>
-          <w:rFonts w:ascii="Noto Serif SC" w:eastAsia="Noto Serif SC" w:hAnsi="Noto Serif SC" w:cs="Noto Serif"/>
-          <w:sz w:val="24"/>
-          <w:szCs w:val="24"/>
-          <w:lang w:val="en-US"/>
-        </w:rPr>
-      </w:pPr>
-      <w:r>
-        <w:rPr>
-          <w:rFonts w:ascii="Noto Serif SC" w:eastAsia="Noto Serif SC" w:hAnsi="Noto Serif SC" w:cs="Noto Serif"/>
-          <w:sz w:val="24"/>
-          <w:szCs w:val="24"/>
-          <w:lang w:val="en-US"/>
-        </w:rPr>
-        <w:t>4</w:t>
-      </w:r>
-      <w:r>
-        <w:rPr>
-          <w:rFonts w:ascii="Noto Serif SC" w:eastAsia="Noto Serif SC" w:hAnsi="Noto Serif SC" w:cs="Noto Serif" w:hint="eastAsia"/>
-          <w:sz w:val="24"/>
-          <w:szCs w:val="24"/>
-          <w:lang w:val="en-US"/>
-        </w:rPr>
-        <w:t>中阮</w:t>
-      </w:r>
-      <w:r>
-        <w:rPr>
-          <w:rFonts w:ascii="Noto Serif SC" w:eastAsia="Noto Serif SC" w:hAnsi="Noto Serif SC" w:cs="Noto Serif"/>
-          <w:sz w:val="24"/>
-          <w:szCs w:val="24"/>
-          <w:lang w:val="en-US"/>
-        </w:rPr>
-        <w:t xml:space="preserve"> </w:t>
-      </w:r>
-      <w:r>
-        <w:rPr>
-          <w:rFonts w:ascii="Noto Serif SC" w:eastAsia="Noto Serif SC" w:hAnsi="Noto Serif SC" w:cs="Noto Serif"/>
-          <w:sz w:val="24"/>
-          <w:szCs w:val="24"/>
-          <w:lang w:val="en-US"/>
-        </w:rPr>
-        <w:t xml:space="preserve">4 </w:t>
-      </w:r>
-      <w:r>
-        <w:rPr>
-          <w:rFonts w:ascii="Noto Serif SC" w:eastAsia="Noto Serif SC" w:hAnsi="Noto Serif SC" w:cs="Noto Serif"/>
-          <w:sz w:val="24"/>
-          <w:szCs w:val="24"/>
-          <w:lang w:val="en-US"/>
-        </w:rPr>
-        <w:t>Zhongruan</w:t>
-      </w:r>
-    </w:p>
-    <w:p>
-      <w:pPr>
-        <w:rPr>
-          <w:rFonts w:ascii="Noto Serif SC" w:eastAsia="Noto Serif SC" w:hAnsi="Noto Serif SC" w:cs="Noto Serif"/>
-          <w:sz w:val="24"/>
-          <w:szCs w:val="24"/>
-          <w:lang w:val="en-US"/>
-        </w:rPr>
-      </w:pPr>
-      <w:r>
-        <w:rPr>
-          <w:rFonts w:ascii="Noto Serif SC" w:eastAsia="Noto Serif SC" w:hAnsi="Noto Serif SC" w:cs="Noto Serif"/>
-          <w:sz w:val="24"/>
-          <w:szCs w:val="24"/>
-          <w:lang w:val="en-US"/>
-        </w:rPr>
-        <w:t>1</w:t>
-      </w:r>
-      <w:r>
-        <w:rPr>
-          <w:rFonts w:ascii="Noto Serif SC" w:eastAsia="Noto Serif SC" w:hAnsi="Noto Serif SC" w:cs="Noto Serif" w:hint="eastAsia"/>
-          <w:sz w:val="24"/>
-          <w:szCs w:val="24"/>
-        </w:rPr>
-        <w:t>三弦</w:t>
-      </w:r>
-      <w:r>
-        <w:rPr>
-          <w:rFonts w:ascii="Noto Serif SC" w:eastAsia="Noto Serif SC" w:hAnsi="Noto Serif SC" w:cs="Noto Serif"/>
-          <w:sz w:val="24"/>
-          <w:szCs w:val="24"/>
-          <w:lang w:val="en-US"/>
-        </w:rPr>
-        <w:t xml:space="preserve"> </w:t>
-      </w:r>
-      <w:r>
-        <w:rPr>
-          <w:rFonts w:ascii="Noto Serif SC" w:eastAsia="Noto Serif SC" w:hAnsi="Noto Serif SC" w:cs="Noto Serif"/>
-          <w:sz w:val="24"/>
-          <w:szCs w:val="24"/>
-          <w:lang w:val="en-US"/>
-        </w:rPr>
-        <w:t xml:space="preserve">1 </w:t>
-      </w:r>
-      <w:r>
-        <w:rPr>
-          <w:rFonts w:ascii="Noto Serif SC" w:eastAsia="Noto Serif SC" w:hAnsi="Noto Serif SC" w:cs="Noto Serif"/>
-          <w:sz w:val="24"/>
-          <w:szCs w:val="24"/>
-          <w:lang w:val="en-US"/>
-        </w:rPr>
-        <w:t>Sanxian</w:t>
-      </w:r>
-    </w:p>
-    <w:p>
-      <w:pPr>
-        <w:rPr>
-          <w:rFonts w:ascii="Noto Serif SC" w:eastAsia="Noto Serif SC" w:hAnsi="Noto Serif SC" w:cs="Noto Serif"/>
-          <w:sz w:val="24"/>
-          <w:szCs w:val="24"/>
-          <w:lang w:val="en-US"/>
-        </w:rPr>
-      </w:pPr>
-      <w:r>
-        <w:rPr>
-          <w:rFonts w:ascii="Noto Serif SC" w:eastAsia="Noto Serif SC" w:hAnsi="Noto Serif SC" w:cs="Noto Serif"/>
-          <w:sz w:val="24"/>
-          <w:szCs w:val="24"/>
-          <w:lang w:val="en-US"/>
-        </w:rPr>
-        <w:t>2</w:t>
-      </w:r>
-      <w:r>
-        <w:rPr>
-          <w:rFonts w:ascii="Noto Serif SC" w:eastAsia="Noto Serif SC" w:hAnsi="Noto Serif SC" w:cs="Noto Serif" w:hint="eastAsia"/>
-          <w:sz w:val="24"/>
-          <w:szCs w:val="24"/>
-          <w:lang w:val="en-US"/>
-        </w:rPr>
-        <w:t>大阮</w:t>
-      </w:r>
-      <w:r>
-        <w:rPr>
-          <w:rFonts w:ascii="Noto Serif SC" w:eastAsia="Noto Serif SC" w:hAnsi="Noto Serif SC" w:cs="Noto Serif"/>
-          <w:sz w:val="24"/>
-          <w:szCs w:val="24"/>
-          <w:lang w:val="en-US"/>
-        </w:rPr>
-        <w:t xml:space="preserve"> </w:t>
-      </w:r>
-      <w:r>
-        <w:rPr>
-          <w:rFonts w:ascii="Noto Serif SC" w:eastAsia="Noto Serif SC" w:hAnsi="Noto Serif SC" w:cs="Noto Serif"/>
-          <w:sz w:val="24"/>
-          <w:szCs w:val="24"/>
-          <w:lang w:val="en-US"/>
-        </w:rPr>
-        <w:t xml:space="preserve">2 </w:t>
-      </w:r>
-      <w:r>
-        <w:rPr>
-          <w:rFonts w:ascii="Noto Serif SC" w:eastAsia="Noto Serif SC" w:hAnsi="Noto Serif SC" w:cs="Noto Serif"/>
-          <w:sz w:val="24"/>
-          <w:szCs w:val="24"/>
-          <w:lang w:val="en-US"/>
-        </w:rPr>
-        <w:t>Daruan</w:t>
-      </w:r>
-    </w:p>
-    <w:p>
-      <w:pPr>
-        <w:spacing w:after="240"/>
-        <w:rPr>
-          <w:rFonts w:ascii="Noto Serif SC" w:eastAsia="Noto Serif SC" w:hAnsi="Noto Serif SC" w:cs="Noto Serif"/>
-          <w:sz w:val="24"/>
-          <w:szCs w:val="24"/>
-          <w:lang w:val="en-US"/>
-        </w:rPr>
-      </w:pPr>
-      <w:r>
-        <w:rPr>
-          <w:rFonts w:ascii="Noto Serif SC" w:eastAsia="Noto Serif SC" w:hAnsi="Noto Serif SC" w:cs="Noto Serif"/>
-          <w:sz w:val="24"/>
-          <w:szCs w:val="24"/>
-          <w:lang w:val="en-US"/>
-        </w:rPr>
-        <w:t>1</w:t>
-      </w:r>
-      <w:r>
-        <w:rPr>
-          <w:rFonts w:ascii="Noto Serif SC" w:eastAsia="Noto Serif SC" w:hAnsi="Noto Serif SC" w:cs="Noto Serif" w:hint="eastAsia"/>
-          <w:sz w:val="24"/>
-          <w:szCs w:val="24"/>
-        </w:rPr>
-        <w:t>古筝</w:t>
-      </w:r>
-      <w:r>
-        <w:rPr>
-          <w:rFonts w:ascii="Noto Serif SC" w:eastAsia="Noto Serif SC" w:hAnsi="Noto Serif SC" w:cs="Noto Serif"/>
-          <w:sz w:val="24"/>
-          <w:szCs w:val="24"/>
-          <w:lang w:val="en-US"/>
-        </w:rPr>
-        <w:t xml:space="preserve"> </w:t>
-      </w:r>
-      <w:r>
-        <w:rPr>
-          <w:rFonts w:ascii="Noto Serif SC" w:eastAsia="Noto Serif SC" w:hAnsi="Noto Serif SC" w:cs="Noto Serif"/>
-          <w:sz w:val="24"/>
-          <w:szCs w:val="24"/>
-          <w:lang w:val="en-US"/>
-        </w:rPr>
-        <w:t xml:space="preserve">1 </w:t>
-      </w:r>
-      <w:r>
-        <w:rPr>
-          <w:rFonts w:ascii="Noto Serif SC" w:eastAsia="Noto Serif SC" w:hAnsi="Noto Serif SC" w:cs="Noto Serif"/>
-          <w:sz w:val="24"/>
-          <w:szCs w:val="24"/>
-          <w:lang w:val="en-US"/>
-        </w:rPr>
-        <w:t>Guzheng</w:t>
-      </w:r>
-    </w:p>
-    <w:p>
-      <w:pPr>
-        <w:rPr>
-          <w:rFonts w:ascii="Noto Serif SC" w:eastAsia="Noto Serif SC" w:hAnsi="Noto Serif SC" w:cs="Noto Serif"/>
-          <w:sz w:val="24"/>
-          <w:szCs w:val="24"/>
-          <w:lang w:val="en-US"/>
-        </w:rPr>
-      </w:pPr>
-      <w:r>
-        <w:rPr>
-          <w:rFonts w:ascii="Noto Serif SC" w:eastAsia="Noto Serif SC" w:hAnsi="Noto Serif SC" w:cs="Noto Serif"/>
-          <w:sz w:val="24"/>
-          <w:szCs w:val="24"/>
-          <w:lang w:val="en-US"/>
-        </w:rPr>
-        <w:t>1</w:t>
-      </w:r>
-      <w:r>
-        <w:rPr>
-          <w:rFonts w:ascii="Noto Serif SC" w:eastAsia="Noto Serif SC" w:hAnsi="Noto Serif SC" w:cs="Noto Serif" w:hint="eastAsia"/>
-          <w:sz w:val="24"/>
-          <w:szCs w:val="24"/>
-          <w:lang w:val="en-US"/>
-        </w:rPr>
-        <w:t>竖琴</w:t>
-      </w:r>
-      <w:r>
-        <w:rPr>
-          <w:rFonts w:ascii="Noto Serif SC" w:eastAsia="Noto Serif SC" w:hAnsi="Noto Serif SC" w:cs="Noto Serif"/>
-          <w:sz w:val="24"/>
-          <w:szCs w:val="24"/>
-          <w:lang w:val="en-US"/>
-        </w:rPr>
-        <w:t xml:space="preserve"> </w:t>
-      </w:r>
-      <w:r>
-        <w:rPr>
-          <w:rFonts w:ascii="Noto Serif SC" w:eastAsia="Noto Serif SC" w:hAnsi="Noto Serif SC" w:cs="Noto Serif"/>
-          <w:sz w:val="24"/>
-          <w:szCs w:val="24"/>
-          <w:lang w:val="en-US"/>
-        </w:rPr>
-        <w:t xml:space="preserve">1 </w:t>
-      </w:r>
-      <w:r>
-        <w:rPr>
-          <w:rFonts w:ascii="Noto Serif SC" w:eastAsia="Noto Serif SC" w:hAnsi="Noto Serif SC" w:cs="Noto Serif"/>
-          <w:sz w:val="24"/>
-          <w:szCs w:val="24"/>
-          <w:lang w:val="en-US"/>
-        </w:rPr>
-        <w:t>Harp</w:t>
-      </w:r>
-    </w:p>
-    <w:p>
-      <w:pPr>
-        <w:rPr>
-          <w:rFonts w:ascii="Noto Serif SC" w:eastAsia="Noto Serif SC" w:hAnsi="Noto Serif SC" w:cs="Noto Serif"/>
-          <w:sz w:val="24"/>
-          <w:szCs w:val="24"/>
-          <w:lang w:val="en-US"/>
-        </w:rPr>
-      </w:pPr>
-    </w:p>
-    <w:p>
-      <w:pPr>
-        <w:rPr>
-          <w:rFonts w:ascii="Noto Serif SC" w:eastAsia="Noto Serif SC" w:hAnsi="Noto Serif SC" w:cs="Noto Serif"/>
-          <w:sz w:val="24"/>
-          <w:szCs w:val="24"/>
-          <w:lang w:val="en-US"/>
-        </w:rPr>
-      </w:pPr>
-      <w:r>
-        <w:rPr>
-          <w:rFonts w:ascii="Noto Serif SC" w:eastAsia="Noto Serif SC" w:hAnsi="Noto Serif SC" w:cs="Noto Serif"/>
-          <w:sz w:val="24"/>
-          <w:szCs w:val="24"/>
-        </w:rPr>
-        <w:t>6</w:t>
-      </w:r>
-      <w:r>
-        <w:rPr>
-          <w:rFonts w:ascii="Noto Serif SC" w:eastAsia="Noto Serif SC" w:hAnsi="Noto Serif SC" w:cs="Noto Serif" w:hint="eastAsia"/>
-          <w:sz w:val="24"/>
-          <w:szCs w:val="24"/>
-        </w:rPr>
-        <w:t xml:space="preserve"> 打击乐 </w:t>
-      </w:r>
-      <w:r>
-        <w:rPr>
-          <w:rFonts w:ascii="Noto Serif SC" w:eastAsia="Noto Serif SC" w:hAnsi="Noto Serif SC" w:cs="Noto Serif"/>
-          <w:sz w:val="24"/>
-          <w:szCs w:val="24"/>
-        </w:rPr>
-        <w:t>6</w:t>
-      </w:r>
-      <w:r>
-        <w:rPr>
-          <w:rFonts w:ascii="Noto Serif SC" w:eastAsia="Noto Serif SC" w:hAnsi="Noto Serif SC" w:cs="Noto Serif"/>
-          <w:sz w:val="24"/>
-          <w:szCs w:val="24"/>
-        </w:rPr>
-        <w:t xml:space="preserve"> Percussion</w:t>
-      </w:r>
-    </w:p>
-    <w:p>
-      <w:pPr>
-        <w:ind w:left="288"/>
-        <w:rPr>
-          <w:rFonts w:ascii="Noto Serif SC" w:eastAsia="Noto Serif SC" w:hAnsi="Noto Serif SC" w:cs="Noto Serif"/>
-          <w:sz w:val="20"/>
-          <w:szCs w:val="20"/>
-          <w:lang w:val="en-GB"/>
-        </w:rPr>
-      </w:pPr>
-      <w:r>
-        <w:rPr>
-          <w:rFonts w:ascii="Noto Serif SC" w:eastAsia="Noto Serif SC" w:hAnsi="Noto Serif SC" w:cs="Noto Serif"/>
-          <w:sz w:val="20"/>
-          <w:szCs w:val="20"/>
-        </w:rPr>
-        <w:t xml:space="preserve">I: </w:t>
-      </w:r>
-      <w:r>
-        <w:rPr>
-          <w:rFonts w:ascii="Noto Serif SC" w:eastAsia="Noto Serif SC" w:hAnsi="Noto Serif SC" w:cs="Noto Serif"/>
-          <w:sz w:val="20"/>
-          <w:szCs w:val="20"/>
-        </w:rPr>
-        <w:t>(</w:t>
-      </w:r>
-      <w:r>
-        <w:rPr>
-          <w:rFonts w:ascii="Noto Serif SC" w:eastAsia="Noto Serif SC" w:hAnsi="Noto Serif SC" w:cs="Noto Serif" w:hint="eastAsia"/>
-          <w:sz w:val="20"/>
-          <w:szCs w:val="20"/>
-        </w:rPr>
-        <w:t>西方</w:t>
-      </w:r>
-      <w:r>
-        <w:rPr>
-          <w:rFonts w:ascii="Noto Serif SC" w:eastAsia="Noto Serif SC" w:hAnsi="Noto Serif SC" w:cs="Noto Serif"/>
-          <w:sz w:val="20"/>
-          <w:szCs w:val="20"/>
-        </w:rPr>
-        <w:t xml:space="preserve">) </w:t>
-      </w:r>
-      <w:r>
-        <w:rPr>
-          <w:rFonts w:ascii="Noto Serif SC" w:eastAsia="Noto Serif SC" w:hAnsi="Noto Serif SC" w:cs="Noto Serif" w:hint="eastAsia"/>
-          <w:sz w:val="20"/>
-          <w:szCs w:val="20"/>
-        </w:rPr>
-        <w:t>木鱼</w:t>
-      </w:r>
-      <w:r>
-        <w:rPr>
-          <w:rFonts w:ascii="Noto Serif SC" w:eastAsia="Noto Serif SC" w:hAnsi="Noto Serif SC" w:cs="Noto Serif"/>
-          <w:sz w:val="20"/>
-          <w:szCs w:val="20"/>
-        </w:rPr>
-        <w:t xml:space="preserve"> Woodblocks, </w:t>
-      </w:r>
-      <w:r>
-        <w:rPr>
-          <w:rFonts w:ascii="Noto Serif SC" w:eastAsia="Noto Serif SC" w:hAnsi="Noto Serif SC" w:cs="Noto Serif" w:hint="eastAsia"/>
-          <w:sz w:val="20"/>
-          <w:szCs w:val="20"/>
-        </w:rPr>
-        <w:t>钟琴</w:t>
-      </w:r>
-      <w:r>
-        <w:rPr>
-          <w:rFonts w:ascii="Noto Serif SC" w:eastAsia="Noto Serif SC" w:hAnsi="Noto Serif SC" w:cs="Noto Serif"/>
-          <w:sz w:val="20"/>
-          <w:szCs w:val="20"/>
-        </w:rPr>
-        <w:t xml:space="preserve"> Glockenspiel, </w:t>
-      </w:r>
-      <w:r>
-        <w:rPr>
-          <w:rFonts w:ascii="Noto Serif SC" w:eastAsia="Noto Serif SC" w:hAnsi="Noto Serif SC" w:cs="Noto Serif" w:hint="eastAsia"/>
-          <w:sz w:val="20"/>
-          <w:szCs w:val="20"/>
-        </w:rPr>
-        <w:t>云锣</w:t>
-      </w:r>
-      <w:r>
-        <w:rPr>
-          <w:rFonts w:ascii="Noto Serif SC" w:eastAsia="Noto Serif SC" w:hAnsi="Noto Serif SC" w:cs="Noto Serif"/>
-          <w:sz w:val="20"/>
-          <w:szCs w:val="20"/>
-        </w:rPr>
-        <w:t xml:space="preserve"> Yunluo, </w:t>
-      </w:r>
-      <w:r>
-        <w:rPr>
-          <w:rFonts w:ascii="Noto Serif SC" w:eastAsia="Noto Serif SC" w:hAnsi="Noto Serif SC" w:cs="Noto Serif" w:hint="eastAsia"/>
-          <w:sz w:val="20"/>
-          <w:szCs w:val="20"/>
-        </w:rPr>
-        <w:t>小堂鼓</w:t>
-      </w:r>
-      <w:r>
-        <w:rPr>
-          <w:rFonts w:ascii="Noto Serif SC" w:eastAsia="Noto Serif SC" w:hAnsi="Noto Serif SC" w:cs="Noto Serif"/>
-          <w:sz w:val="20"/>
-          <w:szCs w:val="20"/>
-        </w:rPr>
-        <w:t xml:space="preserve"> </w:t>
-      </w:r>
-      <w:proofErr w:type="spellStart"/>
-      <w:r>
-        <w:rPr>
-          <w:rFonts w:ascii="Noto Serif SC" w:eastAsia="Noto Serif SC" w:hAnsi="Noto Serif SC" w:cs="Noto Serif"/>
-          <w:sz w:val="20"/>
-          <w:szCs w:val="20"/>
-        </w:rPr>
-        <w:t>Xiaotanggu</w:t>
-      </w:r>
-      <w:proofErr w:type="spellEnd"/>
-      <w:r>
-        <w:rPr>
-          <w:rFonts w:ascii="Noto Serif SC" w:eastAsia="Noto Serif SC" w:hAnsi="Noto Serif SC" w:cs="Noto Serif"/>
-          <w:sz w:val="20"/>
-          <w:szCs w:val="20"/>
-        </w:rPr>
-        <w:t xml:space="preserve">, </w:t>
-      </w:r>
-      <w:r>
-        <w:rPr>
-          <w:rFonts w:ascii="Noto Serif SC" w:eastAsia="Noto Serif SC" w:hAnsi="Noto Serif SC" w:cs="Noto Serif" w:hint="eastAsia"/>
-          <w:sz w:val="20"/>
-          <w:szCs w:val="20"/>
-        </w:rPr>
-        <w:t>排鼓</w:t>
-      </w:r>
-      <w:r>
-        <w:rPr>
-          <w:rFonts w:ascii="Noto Serif SC" w:eastAsia="Noto Serif SC" w:hAnsi="Noto Serif SC" w:cs="Noto Serif"/>
-          <w:sz w:val="20"/>
-          <w:szCs w:val="20"/>
-        </w:rPr>
-        <w:t xml:space="preserve"> </w:t>
-      </w:r>
-      <w:proofErr w:type="spellStart"/>
-      <w:r>
-        <w:rPr>
-          <w:rFonts w:ascii="Noto Serif SC" w:eastAsia="Noto Serif SC" w:hAnsi="Noto Serif SC" w:cs="Noto Serif"/>
-          <w:sz w:val="20"/>
-          <w:szCs w:val="20"/>
-        </w:rPr>
-        <w:t>Paigu</w:t>
-      </w:r>
-      <w:proofErr w:type="spellEnd"/>
-      <w:r>
-        <w:rPr>
-          <w:rFonts w:ascii="Noto Serif SC" w:eastAsia="Noto Serif SC" w:hAnsi="Noto Serif SC" w:cs="Noto Serif"/>
-          <w:sz w:val="20"/>
-          <w:szCs w:val="20"/>
-        </w:rPr>
-        <w:t xml:space="preserve">, </w:t>
-      </w:r>
-      <w:r>
-        <w:rPr>
-          <w:rFonts w:ascii="Noto Serif SC" w:eastAsia="Noto Serif SC" w:hAnsi="Noto Serif SC" w:cs="Noto Serif" w:hint="eastAsia"/>
-          <w:sz w:val="20"/>
-          <w:szCs w:val="20"/>
-        </w:rPr>
-        <w:t>木鱼</w:t>
-      </w:r>
-      <w:r>
-        <w:rPr>
-          <w:rFonts w:ascii="Noto Serif SC" w:eastAsia="Noto Serif SC" w:hAnsi="Noto Serif SC" w:cs="Noto Serif"/>
-          <w:sz w:val="20"/>
-          <w:szCs w:val="20"/>
-        </w:rPr>
-        <w:t xml:space="preserve"> Chinese Woodblock</w:t>
-      </w:r>
-    </w:p>
-    <w:p>
-      <w:pPr>
-        <w:ind w:left="288"/>
-        <w:rPr>
-          <w:rFonts w:ascii="Noto Serif SC" w:eastAsia="Noto Serif SC" w:hAnsi="Noto Serif SC" w:cs="Noto Serif"/>
-          <w:sz w:val="20"/>
-          <w:szCs w:val="20"/>
-          <w:lang w:val="en-US"/>
-        </w:rPr>
-      </w:pPr>
-      <w:r>
-        <w:rPr>
-          <w:rFonts w:ascii="Noto Serif SC" w:eastAsia="Noto Serif SC" w:hAnsi="Noto Serif SC" w:cs="Noto Serif"/>
-          <w:sz w:val="20"/>
-          <w:szCs w:val="20"/>
-          <w:lang w:val="en-US"/>
-        </w:rPr>
-        <w:t xml:space="preserve">II: </w:t>
-      </w:r>
-      <w:r>
-        <w:rPr>
-          <w:rFonts w:ascii="Noto Serif SC" w:eastAsia="Noto Serif SC" w:hAnsi="Noto Serif SC" w:cs="Noto Serif" w:hint="eastAsia"/>
-          <w:sz w:val="20"/>
-          <w:szCs w:val="20"/>
-        </w:rPr>
-        <w:t>中国木鱼</w:t>
-      </w:r>
-      <w:r>
-        <w:rPr>
-          <w:rFonts w:ascii="Noto Serif SC" w:eastAsia="Noto Serif SC" w:hAnsi="Noto Serif SC" w:cs="Noto Serif"/>
-          <w:sz w:val="20"/>
-          <w:szCs w:val="20"/>
-        </w:rPr>
-        <w:t xml:space="preserve"> Chinese Woodblock, </w:t>
-      </w:r>
-      <w:r>
-        <w:rPr>
-          <w:rFonts w:ascii="Noto Serif SC" w:eastAsia="Noto Serif SC" w:hAnsi="Noto Serif SC" w:cs="Noto Serif" w:hint="eastAsia"/>
-          <w:sz w:val="20"/>
-          <w:szCs w:val="20"/>
-        </w:rPr>
-        <w:t>颤音琴</w:t>
-      </w:r>
-      <w:r>
-        <w:rPr>
-          <w:rFonts w:ascii="Noto Serif SC" w:eastAsia="Noto Serif SC" w:hAnsi="Noto Serif SC" w:cs="Noto Serif"/>
-          <w:sz w:val="20"/>
-          <w:szCs w:val="20"/>
-        </w:rPr>
-        <w:t xml:space="preserve"> Vibraphone, </w:t>
-      </w:r>
-      <w:r>
-        <w:rPr>
-          <w:rFonts w:ascii="Noto Serif SC" w:eastAsia="Noto Serif SC" w:hAnsi="Noto Serif SC" w:cs="Noto Serif" w:hint="eastAsia"/>
-          <w:sz w:val="20"/>
-          <w:szCs w:val="20"/>
-        </w:rPr>
-        <w:t>大钹</w:t>
-      </w:r>
-      <w:r>
-        <w:rPr>
-          <w:rFonts w:ascii="Noto Serif SC" w:eastAsia="Noto Serif SC" w:hAnsi="Noto Serif SC" w:cs="Noto Serif"/>
-          <w:sz w:val="20"/>
-          <w:szCs w:val="20"/>
-        </w:rPr>
-        <w:t xml:space="preserve"> Dabo</w:t>
-      </w:r>
-      <w:r>
-        <w:rPr>
-          <w:rFonts w:ascii="Noto Serif SC" w:eastAsia="Noto Serif SC" w:hAnsi="Noto Serif SC" w:cs="Noto Serif"/>
-          <w:sz w:val="20"/>
-          <w:szCs w:val="20"/>
-        </w:rPr>
-        <w:t>,</w:t>
-      </w:r>
-      <w:r>
-        <w:rPr>
-          <w:rFonts w:ascii="Noto Serif SC" w:eastAsia="Noto Serif SC" w:hAnsi="Noto Serif SC" w:cs="Noto Serif"/>
-          <w:sz w:val="20"/>
-          <w:szCs w:val="20"/>
-        </w:rPr>
-        <w:t xml:space="preserve"> </w:t>
-      </w:r>
-      <w:r>
-        <w:rPr>
-          <w:rFonts w:ascii="Noto Serif SC" w:eastAsia="Noto Serif SC" w:hAnsi="Noto Serif SC" w:cs="Noto Serif" w:hint="eastAsia"/>
-          <w:sz w:val="20"/>
-          <w:szCs w:val="20"/>
-        </w:rPr>
-        <w:t>排鼓</w:t>
-      </w:r>
-      <w:r>
-        <w:rPr>
-          <w:rFonts w:ascii="Noto Serif SC" w:eastAsia="Noto Serif SC" w:hAnsi="Noto Serif SC" w:cs="Noto Serif"/>
-          <w:sz w:val="20"/>
-          <w:szCs w:val="20"/>
-        </w:rPr>
-        <w:t xml:space="preserve"> </w:t>
-      </w:r>
-      <w:proofErr w:type="spellStart"/>
-      <w:r>
-        <w:rPr>
-          <w:rFonts w:ascii="Noto Serif SC" w:eastAsia="Noto Serif SC" w:hAnsi="Noto Serif SC" w:cs="Noto Serif"/>
-          <w:sz w:val="20"/>
-          <w:szCs w:val="20"/>
-        </w:rPr>
-        <w:t>Paigu</w:t>
-      </w:r>
-      <w:proofErr w:type="spellEnd"/>
-      <w:r>
-        <w:rPr>
-          <w:rFonts w:ascii="Noto Serif SC" w:eastAsia="Noto Serif SC" w:hAnsi="Noto Serif SC" w:cs="Noto Serif"/>
-          <w:sz w:val="20"/>
-          <w:szCs w:val="20"/>
-        </w:rPr>
-        <w:t xml:space="preserve">, </w:t>
-      </w:r>
-      <w:r>
-        <w:rPr>
-          <w:rFonts w:ascii="Noto Serif SC" w:eastAsia="Noto Serif SC" w:hAnsi="Noto Serif SC" w:cs="Noto Serif" w:hint="eastAsia"/>
-          <w:sz w:val="20"/>
-          <w:szCs w:val="20"/>
-        </w:rPr>
-        <w:t>军镲</w:t>
-      </w:r>
-      <w:r>
-        <w:rPr>
-          <w:rFonts w:ascii="Noto Serif SC" w:eastAsia="Noto Serif SC" w:hAnsi="Noto Serif SC" w:cs="Noto Serif"/>
-          <w:sz w:val="20"/>
-          <w:szCs w:val="20"/>
-        </w:rPr>
-        <w:t xml:space="preserve"> Cymbals</w:t>
-      </w:r>
-      <w:r>
-        <w:rPr>
-          <w:rFonts w:ascii="Noto Serif SC" w:eastAsia="Noto Serif SC" w:hAnsi="Noto Serif SC" w:cs="Noto Serif"/>
-          <w:sz w:val="20"/>
-          <w:szCs w:val="20"/>
-        </w:rPr>
-        <w:t>,</w:t>
-      </w:r>
-      <w:r>
-        <w:rPr>
-          <w:rFonts w:ascii="Noto Serif SC" w:eastAsia="Noto Serif SC" w:hAnsi="Noto Serif SC" w:cs="Noto Serif"/>
-          <w:sz w:val="20"/>
-          <w:szCs w:val="20"/>
-        </w:rPr>
-        <w:t xml:space="preserve"> </w:t>
-      </w:r>
-      <w:r>
-        <w:rPr>
-          <w:rFonts w:ascii="Noto Serif SC" w:eastAsia="Noto Serif SC" w:hAnsi="Noto Serif SC" w:cs="Noto Serif" w:hint="eastAsia"/>
-          <w:sz w:val="20"/>
-          <w:szCs w:val="20"/>
-        </w:rPr>
-        <w:t>通通鼓</w:t>
-      </w:r>
-      <w:r>
-        <w:rPr>
-          <w:rFonts w:ascii="Noto Serif SC" w:eastAsia="Noto Serif SC" w:hAnsi="Noto Serif SC" w:cs="Noto Serif"/>
-          <w:sz w:val="20"/>
-          <w:szCs w:val="20"/>
-        </w:rPr>
-        <w:t xml:space="preserve"> Tom-toms</w:t>
-      </w:r>
-    </w:p>
-    <w:p>
-      <w:pPr>
-        <w:ind w:left="288"/>
-        <w:rPr>
-          <w:rFonts w:ascii="Noto Serif SC" w:eastAsia="Noto Serif SC" w:hAnsi="Noto Serif SC" w:cs="Noto Serif"/>
-          <w:sz w:val="20"/>
-          <w:szCs w:val="20"/>
-        </w:rPr>
-      </w:pPr>
-      <w:r>
-        <w:rPr>
-          <w:rFonts w:ascii="Noto Serif SC" w:eastAsia="Noto Serif SC" w:hAnsi="Noto Serif SC" w:cs="Noto Serif"/>
-          <w:sz w:val="20"/>
-          <w:szCs w:val="20"/>
-          <w:lang w:val="en-US"/>
-        </w:rPr>
-        <w:t xml:space="preserve">III: </w:t>
-      </w:r>
-      <w:r>
-        <w:rPr>
-          <w:rFonts w:ascii="Noto Serif SC" w:eastAsia="Noto Serif SC" w:hAnsi="Noto Serif SC" w:cs="Noto Serif" w:hint="eastAsia"/>
-          <w:sz w:val="20"/>
-          <w:szCs w:val="20"/>
-        </w:rPr>
-        <w:t>木琴</w:t>
-      </w:r>
-      <w:r>
-        <w:rPr>
-          <w:rFonts w:ascii="Noto Serif SC" w:eastAsia="Noto Serif SC" w:hAnsi="Noto Serif SC" w:cs="Noto Serif"/>
-          <w:sz w:val="20"/>
-          <w:szCs w:val="20"/>
-        </w:rPr>
-        <w:t xml:space="preserve"> Xylophone, </w:t>
-      </w:r>
-      <w:r>
-        <w:rPr>
-          <w:rFonts w:ascii="Noto Serif SC" w:eastAsia="Noto Serif SC" w:hAnsi="Noto Serif SC" w:cs="Noto Serif" w:hint="eastAsia"/>
-          <w:sz w:val="20"/>
-          <w:szCs w:val="20"/>
-        </w:rPr>
-        <w:t>通通鼓</w:t>
-      </w:r>
-      <w:r>
-        <w:rPr>
-          <w:rFonts w:ascii="Noto Serif SC" w:eastAsia="Noto Serif SC" w:hAnsi="Noto Serif SC" w:cs="Noto Serif"/>
-          <w:sz w:val="20"/>
-          <w:szCs w:val="20"/>
-        </w:rPr>
-        <w:t xml:space="preserve"> Tom-toms, </w:t>
-      </w:r>
-      <w:r>
-        <w:rPr>
-          <w:rFonts w:ascii="Noto Serif SC" w:eastAsia="Noto Serif SC" w:hAnsi="Noto Serif SC" w:cs="Noto Serif" w:hint="eastAsia"/>
-          <w:sz w:val="20"/>
-          <w:szCs w:val="20"/>
-        </w:rPr>
-        <w:t>乐鞭</w:t>
-      </w:r>
-      <w:r>
-        <w:rPr>
-          <w:rFonts w:ascii="Noto Serif SC" w:eastAsia="Noto Serif SC" w:hAnsi="Noto Serif SC" w:cs="Noto Serif"/>
-          <w:sz w:val="20"/>
-          <w:szCs w:val="20"/>
-        </w:rPr>
-        <w:t xml:space="preserve"> Whip, </w:t>
-      </w:r>
-      <w:r>
-        <w:rPr>
-          <w:rFonts w:ascii="Noto Serif SC" w:eastAsia="Noto Serif SC" w:hAnsi="Noto Serif SC" w:cs="Noto Serif" w:hint="eastAsia"/>
-          <w:sz w:val="20"/>
-          <w:szCs w:val="20"/>
-        </w:rPr>
-        <w:t>康嘎鼓</w:t>
-      </w:r>
-      <w:r>
-        <w:rPr>
-          <w:rFonts w:ascii="Noto Serif SC" w:eastAsia="Noto Serif SC" w:hAnsi="Noto Serif SC" w:cs="Noto Serif"/>
-          <w:sz w:val="20"/>
-          <w:szCs w:val="20"/>
-        </w:rPr>
-        <w:t xml:space="preserve"> Congas</w:t>
-      </w:r>
-    </w:p>
-    <w:p>
-      <w:pPr>
-        <w:ind w:left="288"/>
-        <w:rPr>
-          <w:rFonts w:ascii="Noto Serif SC" w:eastAsia="Noto Serif SC" w:hAnsi="Noto Serif SC" w:cs="Noto Serif"/>
-          <w:sz w:val="20"/>
-          <w:szCs w:val="20"/>
-        </w:rPr>
-      </w:pPr>
-      <w:r>
-        <w:rPr>
-          <w:rFonts w:ascii="Noto Serif SC" w:eastAsia="Noto Serif SC" w:hAnsi="Noto Serif SC" w:cs="Noto Serif"/>
-          <w:sz w:val="20"/>
-          <w:szCs w:val="20"/>
-          <w:lang w:val="en-US"/>
-        </w:rPr>
-        <w:t xml:space="preserve">IV: </w:t>
-      </w:r>
-      <w:r>
-        <w:rPr>
-          <w:rFonts w:ascii="Noto Serif SC" w:eastAsia="Noto Serif SC" w:hAnsi="Noto Serif SC" w:cs="Noto Serif" w:hint="eastAsia"/>
-          <w:sz w:val="20"/>
-          <w:szCs w:val="20"/>
-        </w:rPr>
-        <w:t>编钟</w:t>
-      </w:r>
-      <w:r>
-        <w:rPr>
-          <w:rFonts w:ascii="Noto Serif SC" w:eastAsia="Noto Serif SC" w:hAnsi="Noto Serif SC" w:cs="Noto Serif"/>
-          <w:sz w:val="20"/>
-          <w:szCs w:val="20"/>
-        </w:rPr>
-        <w:t xml:space="preserve"> </w:t>
-      </w:r>
-      <w:proofErr w:type="spellStart"/>
-      <w:r>
-        <w:rPr>
-          <w:rFonts w:ascii="Noto Serif SC" w:eastAsia="Noto Serif SC" w:hAnsi="Noto Serif SC" w:cs="Noto Serif"/>
-          <w:sz w:val="20"/>
-          <w:szCs w:val="20"/>
-        </w:rPr>
-        <w:t>Bianzhong</w:t>
-      </w:r>
-      <w:proofErr w:type="spellEnd"/>
-      <w:r>
-        <w:rPr>
-          <w:rFonts w:ascii="Noto Serif SC" w:eastAsia="Noto Serif SC" w:hAnsi="Noto Serif SC" w:cs="Noto Serif"/>
-          <w:sz w:val="20"/>
-          <w:szCs w:val="20"/>
-        </w:rPr>
-        <w:t xml:space="preserve">, </w:t>
-      </w:r>
-      <w:r>
-        <w:rPr>
-          <w:rFonts w:ascii="Noto Serif SC" w:eastAsia="Noto Serif SC" w:hAnsi="Noto Serif SC" w:cs="Noto Serif" w:hint="eastAsia"/>
-          <w:sz w:val="20"/>
-          <w:szCs w:val="20"/>
-        </w:rPr>
-        <w:t>通通鼓</w:t>
-      </w:r>
-      <w:r>
-        <w:rPr>
-          <w:rFonts w:ascii="Noto Serif SC" w:eastAsia="Noto Serif SC" w:hAnsi="Noto Serif SC" w:cs="Noto Serif"/>
-          <w:sz w:val="20"/>
-          <w:szCs w:val="20"/>
-        </w:rPr>
-        <w:t xml:space="preserve"> Tom-toms, </w:t>
-      </w:r>
-      <w:r>
-        <w:rPr>
-          <w:rFonts w:ascii="Noto Serif SC" w:eastAsia="Noto Serif SC" w:hAnsi="Noto Serif SC" w:cs="Noto Serif" w:hint="eastAsia"/>
-          <w:sz w:val="20"/>
-          <w:szCs w:val="20"/>
-        </w:rPr>
-        <w:t>马林巴</w:t>
-      </w:r>
-      <w:r>
-        <w:rPr>
-          <w:rFonts w:ascii="Noto Serif SC" w:eastAsia="Noto Serif SC" w:hAnsi="Noto Serif SC" w:cs="Noto Serif"/>
-          <w:sz w:val="20"/>
-          <w:szCs w:val="20"/>
-        </w:rPr>
-        <w:t xml:space="preserve"> Marimba, </w:t>
-      </w:r>
-      <w:r>
-        <w:rPr>
-          <w:rFonts w:ascii="Noto Serif SC" w:eastAsia="Noto Serif SC" w:hAnsi="Noto Serif SC" w:cs="Noto Serif" w:hint="eastAsia"/>
-          <w:sz w:val="20"/>
-          <w:szCs w:val="20"/>
-        </w:rPr>
-        <w:t>军镲</w:t>
-      </w:r>
-      <w:r>
-        <w:rPr>
-          <w:rFonts w:ascii="Noto Serif SC" w:eastAsia="Noto Serif SC" w:hAnsi="Noto Serif SC" w:cs="Noto Serif"/>
-          <w:sz w:val="20"/>
-          <w:szCs w:val="20"/>
-        </w:rPr>
-        <w:t xml:space="preserve"> </w:t>
-      </w:r>
-      <w:r>
-        <w:rPr>
-          <w:rFonts w:ascii="Noto Serif SC" w:eastAsia="Noto Serif SC" w:hAnsi="Noto Serif SC" w:cs="Noto Serif"/>
-          <w:sz w:val="20"/>
-          <w:szCs w:val="20"/>
-        </w:rPr>
-        <w:t>C</w:t>
-      </w:r>
-      <w:r>
-        <w:rPr>
-          <w:rFonts w:ascii="Noto Serif SC" w:eastAsia="Noto Serif SC" w:hAnsi="Noto Serif SC" w:cs="Noto Serif"/>
-          <w:sz w:val="20"/>
-          <w:szCs w:val="20"/>
-        </w:rPr>
-        <w:t>ymbals</w:t>
-      </w:r>
-    </w:p>
-    <w:p>
-      <w:pPr>
-        <w:ind w:left="288"/>
-        <w:rPr>
-          <w:rFonts w:ascii="Noto Serif SC" w:eastAsia="Noto Serif SC" w:hAnsi="Noto Serif SC" w:cs="Noto Serif"/>
-          <w:sz w:val="20"/>
-          <w:szCs w:val="20"/>
-        </w:rPr>
-      </w:pPr>
-      <w:r>
-        <w:rPr>
-          <w:rFonts w:ascii="Noto Serif SC" w:eastAsia="Noto Serif SC" w:hAnsi="Noto Serif SC" w:cs="Noto Serif"/>
-          <w:sz w:val="20"/>
-          <w:szCs w:val="20"/>
-          <w:lang w:val="en-US"/>
-        </w:rPr>
-        <w:t xml:space="preserve">V: </w:t>
-      </w:r>
-      <w:r>
-        <w:rPr>
-          <w:rFonts w:ascii="Noto Serif SC" w:eastAsia="Noto Serif SC" w:hAnsi="Noto Serif SC" w:cs="Noto Serif" w:hint="eastAsia"/>
-          <w:sz w:val="20"/>
-          <w:szCs w:val="20"/>
-        </w:rPr>
-        <w:t>铓锣</w:t>
-      </w:r>
-      <w:r>
-        <w:rPr>
-          <w:rFonts w:ascii="Noto Serif SC" w:eastAsia="Noto Serif SC" w:hAnsi="Noto Serif SC" w:cs="Noto Serif"/>
-          <w:sz w:val="20"/>
-          <w:szCs w:val="20"/>
-        </w:rPr>
-        <w:t xml:space="preserve"> </w:t>
-      </w:r>
-      <w:proofErr w:type="spellStart"/>
-      <w:r>
-        <w:rPr>
-          <w:rFonts w:ascii="Noto Serif SC" w:eastAsia="Noto Serif SC" w:hAnsi="Noto Serif SC" w:cs="Noto Serif"/>
-          <w:sz w:val="20"/>
-          <w:szCs w:val="20"/>
-        </w:rPr>
-        <w:t>Mangluo</w:t>
-      </w:r>
-      <w:proofErr w:type="spellEnd"/>
-      <w:r>
-        <w:rPr>
-          <w:rFonts w:ascii="Noto Serif SC" w:eastAsia="Noto Serif SC" w:hAnsi="Noto Serif SC" w:cs="Noto Serif"/>
-          <w:sz w:val="20"/>
-          <w:szCs w:val="20"/>
-        </w:rPr>
-        <w:t xml:space="preserve">, </w:t>
-      </w:r>
-      <w:r>
-        <w:rPr>
-          <w:rFonts w:ascii="Noto Serif SC" w:eastAsia="Noto Serif SC" w:hAnsi="Noto Serif SC" w:cs="Noto Serif" w:hint="eastAsia"/>
-          <w:sz w:val="20"/>
-          <w:szCs w:val="20"/>
-        </w:rPr>
-        <w:t>颤音琴</w:t>
-      </w:r>
-      <w:r>
-        <w:rPr>
-          <w:rFonts w:ascii="Noto Serif SC" w:eastAsia="Noto Serif SC" w:hAnsi="Noto Serif SC" w:cs="Noto Serif"/>
-          <w:sz w:val="20"/>
-          <w:szCs w:val="20"/>
-        </w:rPr>
-        <w:t xml:space="preserve"> Vibraphone</w:t>
-      </w:r>
-      <w:r>
-        <w:rPr>
-          <w:rFonts w:ascii="Noto Serif SC" w:eastAsia="Noto Serif SC" w:hAnsi="Noto Serif SC" w:cs="Noto Serif"/>
-          <w:sz w:val="20"/>
-          <w:szCs w:val="20"/>
-        </w:rPr>
-        <w:t>,</w:t>
-      </w:r>
-      <w:r>
-        <w:rPr>
-          <w:rFonts w:ascii="Noto Serif SC" w:eastAsia="Noto Serif SC" w:hAnsi="Noto Serif SC" w:cs="Noto Serif"/>
-          <w:sz w:val="20"/>
-          <w:szCs w:val="20"/>
-        </w:rPr>
-        <w:t xml:space="preserve"> </w:t>
-      </w:r>
-      <w:r>
-        <w:rPr>
-          <w:rFonts w:ascii="Noto Serif SC" w:eastAsia="Noto Serif SC" w:hAnsi="Noto Serif SC" w:cs="Noto Serif" w:hint="eastAsia"/>
-          <w:sz w:val="20"/>
-          <w:szCs w:val="20"/>
-        </w:rPr>
-        <w:t>编钟</w:t>
-      </w:r>
-      <w:r>
-        <w:rPr>
-          <w:rFonts w:ascii="Noto Serif SC" w:eastAsia="Noto Serif SC" w:hAnsi="Noto Serif SC" w:cs="Noto Serif"/>
-          <w:sz w:val="20"/>
-          <w:szCs w:val="20"/>
-        </w:rPr>
-        <w:t xml:space="preserve"> </w:t>
-      </w:r>
-      <w:proofErr w:type="spellStart"/>
-      <w:r>
-        <w:rPr>
-          <w:rFonts w:ascii="Noto Serif SC" w:eastAsia="Noto Serif SC" w:hAnsi="Noto Serif SC" w:cs="Noto Serif"/>
-          <w:sz w:val="20"/>
-          <w:szCs w:val="20"/>
-        </w:rPr>
-        <w:t>Bianzhong</w:t>
-      </w:r>
-      <w:proofErr w:type="spellEnd"/>
-      <w:r>
-        <w:rPr>
-          <w:rFonts w:ascii="Noto Serif SC" w:eastAsia="Noto Serif SC" w:hAnsi="Noto Serif SC" w:cs="Noto Serif"/>
-          <w:sz w:val="20"/>
-          <w:szCs w:val="20"/>
-        </w:rPr>
-        <w:t xml:space="preserve">, </w:t>
-      </w:r>
-      <w:r>
-        <w:rPr>
-          <w:rFonts w:ascii="Noto Serif SC" w:eastAsia="Noto Serif SC" w:hAnsi="Noto Serif SC" w:cs="Noto Serif" w:hint="eastAsia"/>
-          <w:sz w:val="20"/>
-          <w:szCs w:val="20"/>
-        </w:rPr>
-        <w:t>大军鼓</w:t>
-      </w:r>
-      <w:r>
-        <w:rPr>
-          <w:rFonts w:ascii="Noto Serif SC" w:eastAsia="Noto Serif SC" w:hAnsi="Noto Serif SC" w:cs="Noto Serif"/>
-          <w:sz w:val="20"/>
-          <w:szCs w:val="20"/>
-        </w:rPr>
-        <w:t xml:space="preserve"> Bass </w:t>
-      </w:r>
-      <w:r>
-        <w:rPr>
-          <w:rFonts w:ascii="Noto Serif SC" w:eastAsia="Noto Serif SC" w:hAnsi="Noto Serif SC" w:cs="Noto Serif"/>
-          <w:sz w:val="20"/>
-          <w:szCs w:val="20"/>
-        </w:rPr>
-        <w:t>D</w:t>
-      </w:r>
-      <w:r>
-        <w:rPr>
-          <w:rFonts w:ascii="Noto Serif SC" w:eastAsia="Noto Serif SC" w:hAnsi="Noto Serif SC" w:cs="Noto Serif"/>
-          <w:sz w:val="20"/>
-          <w:szCs w:val="20"/>
-        </w:rPr>
-        <w:t xml:space="preserve">rum, </w:t>
-      </w:r>
-      <w:r>
-        <w:rPr>
-          <w:rFonts w:ascii="Noto Serif SC" w:eastAsia="Noto Serif SC" w:hAnsi="Noto Serif SC" w:cs="Noto Serif" w:hint="eastAsia"/>
-          <w:sz w:val="20"/>
-          <w:szCs w:val="20"/>
-        </w:rPr>
-        <w:t>大锣</w:t>
-      </w:r>
-      <w:r>
-        <w:rPr>
-          <w:rFonts w:ascii="Noto Serif SC" w:eastAsia="Noto Serif SC" w:hAnsi="Noto Serif SC" w:cs="Noto Serif"/>
-          <w:sz w:val="20"/>
-          <w:szCs w:val="20"/>
-        </w:rPr>
-        <w:t xml:space="preserve"> </w:t>
-      </w:r>
-      <w:proofErr w:type="spellStart"/>
-      <w:r>
-        <w:rPr>
-          <w:rFonts w:ascii="Noto Serif SC" w:eastAsia="Noto Serif SC" w:hAnsi="Noto Serif SC" w:cs="Noto Serif"/>
-          <w:sz w:val="20"/>
-          <w:szCs w:val="20"/>
-        </w:rPr>
-        <w:t>Daluo</w:t>
-      </w:r>
-      <w:proofErr w:type="spellEnd"/>
-    </w:p>
-    <w:p>
-      <w:pPr>
-        <w:ind w:left="288"/>
-        <w:rPr>
-          <w:rFonts w:ascii="Noto Serif SC" w:eastAsia="Noto Serif SC" w:hAnsi="Noto Serif SC" w:cs="Noto Serif"/>
-          <w:sz w:val="20"/>
-          <w:szCs w:val="20"/>
-          <w:lang w:val="en-US"/>
-        </w:rPr>
-      </w:pPr>
-      <w:r>
-        <w:rPr>
-          <w:rFonts w:ascii="Noto Serif SC" w:eastAsia="Noto Serif SC" w:hAnsi="Noto Serif SC" w:cs="Noto Serif"/>
-          <w:sz w:val="20"/>
-          <w:szCs w:val="20"/>
-        </w:rPr>
-        <w:t xml:space="preserve">VI: </w:t>
-      </w:r>
-      <w:r>
-        <w:rPr>
-          <w:rFonts w:ascii="Noto Serif SC" w:eastAsia="Noto Serif SC" w:hAnsi="Noto Serif SC" w:cs="Noto Serif"/>
-          <w:sz w:val="20"/>
-          <w:szCs w:val="20"/>
-        </w:rPr>
-        <w:t>(</w:t>
-      </w:r>
-      <w:r>
-        <w:rPr>
-          <w:rFonts w:ascii="Noto Serif SC" w:eastAsia="Noto Serif SC" w:hAnsi="Noto Serif SC" w:cs="Noto Serif" w:hint="eastAsia"/>
-          <w:sz w:val="20"/>
-          <w:szCs w:val="20"/>
-        </w:rPr>
-        <w:t>中国</w:t>
-      </w:r>
-      <w:r>
-        <w:rPr>
-          <w:rFonts w:ascii="Noto Serif SC" w:eastAsia="Noto Serif SC" w:hAnsi="Noto Serif SC" w:cs="Noto Serif"/>
-          <w:sz w:val="20"/>
-          <w:szCs w:val="20"/>
-        </w:rPr>
-        <w:t>)</w:t>
-      </w:r>
-      <w:r>
-        <w:rPr>
           <w:rFonts w:ascii="Noto Serif SC" w:eastAsia="Noto Serif SC" w:hAnsi="Noto Serif SC" w:cs="Noto Serif" w:hint="eastAsia"/>
           <w:sz w:val="20"/>
           <w:szCs w:val="20"/>
@@ -5777,25 +4879,7 @@
           <w:sz w:val="20"/>
           <w:szCs w:val="20"/>
         </w:rPr>
-        <w:t xml:space="preserve"> Dagu, </w:t>
-      </w:r>
-      <w:proofErr w:type="spellStart"/>
-      <w:r>
-        <w:rPr>
-          <w:rFonts w:ascii="Noto Serif SC" w:eastAsia="Noto Serif SC" w:hAnsi="Noto Serif SC" w:cs="Noto Serif"/>
-          <w:sz w:val="20"/>
-          <w:szCs w:val="20"/>
-        </w:rPr>
-        <w:t>Tubaphone</w:t>
-      </w:r>
-      <w:proofErr w:type="spellEnd"/>
-      <w:r>
-        <w:rPr>
-          <w:rFonts w:ascii="Noto Serif SC" w:eastAsia="Noto Serif SC" w:hAnsi="Noto Serif SC" w:cs="Noto Serif"/>
-          <w:sz w:val="20"/>
-          <w:szCs w:val="20"/>
-        </w:rPr>
-        <w:t xml:space="preserve">, </w:t>
+        <w:t xml:space="preserve"> Dagu, Tubaphone, </w:t>
       </w:r>
       <w:r>
         <w:rPr>
@@ -5864,27 +4948,7 @@
           <w:szCs w:val="24"/>
           <w:lang w:val="en-US"/>
         </w:rPr>
-        <w:t xml:space="preserve"> </w:t>
-      </w:r>
-      <w:proofErr w:type="spellStart"/>
-      <w:r>
-        <w:rPr>
-          <w:rFonts w:ascii="Noto Serif SC" w:eastAsia="Noto Serif SC" w:hAnsi="Noto Serif SC" w:cs="Noto Serif"/>
-          <w:sz w:val="24"/>
-          <w:szCs w:val="24"/>
-          <w:lang w:val="en-US"/>
-        </w:rPr>
-        <w:t>Zhudi</w:t>
-      </w:r>
-      <w:proofErr w:type="spellEnd"/>
-      <w:r>
-        <w:rPr>
-          <w:rFonts w:ascii="Noto Serif SC" w:eastAsia="Noto Serif SC" w:hAnsi="Noto Serif SC" w:cs="Noto Serif"/>
-          <w:sz w:val="24"/>
-          <w:szCs w:val="24"/>
-          <w:lang w:val="en-US"/>
-        </w:rPr>
-        <w:t xml:space="preserve"> solo</w:t>
+        <w:t xml:space="preserve"> Zhudi solo</w:t>
       </w:r>
     </w:p>
     <w:p>
@@ -6191,7 +5255,6 @@
           <w:sz w:val="44"/>
           <w:szCs w:val="44"/>
         </w:rPr>
-        <w:lastRenderedPageBreak/>
         <w:t>演奏说明</w:t>
       </w:r>
       <w:r>
@@ -6239,27 +5302,7 @@
           <w:sz w:val="36"/>
           <w:szCs w:val="36"/>
         </w:rPr>
-        <w:t xml:space="preserve"> Solo </w:t>
-      </w:r>
-      <w:proofErr w:type="spellStart"/>
-      <w:r>
-        <w:rPr>
-          <w:rFonts w:ascii="Noto Serif SC" w:eastAsia="Noto Serif SC" w:hAnsi="Noto Serif SC" w:cs="Noto Serif" w:hint="eastAsia"/>
-          <w:bCs/>
-          <w:sz w:val="36"/>
-          <w:szCs w:val="36"/>
-        </w:rPr>
-        <w:t>Zhudi</w:t>
-      </w:r>
-      <w:proofErr w:type="spellEnd"/>
-      <w:r>
-        <w:rPr>
-          <w:rFonts w:ascii="Noto Serif SC" w:eastAsia="Noto Serif SC" w:hAnsi="Noto Serif SC" w:cs="Noto Serif" w:hint="eastAsia"/>
-          <w:bCs/>
-          <w:sz w:val="36"/>
-          <w:szCs w:val="36"/>
-        </w:rPr>
-        <w:t>:</w:t>
+        <w:t xml:space="preserve"> Solo Zhudi:</w:t>
       </w:r>
     </w:p>
     <w:p>
@@ -6564,25 +5607,14 @@
           <w:szCs w:val="24"/>
         </w:rPr>
       </w:pPr>
-      <w:proofErr w:type="spellStart"/>
-      <w:r>
-        <w:rPr>
-          <w:rFonts w:ascii="Noto Serif SC" w:eastAsia="Noto Serif SC" w:hAnsi="Noto Serif SC" w:cs="Noto Serif" w:hint="eastAsia"/>
-          <w:bCs/>
-          <w:sz w:val="24"/>
-          <w:szCs w:val="24"/>
-        </w:rPr>
-        <w:t>gliss</w:t>
-      </w:r>
-      <w:proofErr w:type="spellEnd"/>
-      <w:r>
-        <w:rPr>
-          <w:rFonts w:ascii="Noto Serif SC" w:eastAsia="Noto Serif SC" w:hAnsi="Noto Serif SC" w:cs="Noto Serif" w:hint="eastAsia"/>
-          <w:bCs/>
-          <w:sz w:val="24"/>
-          <w:szCs w:val="24"/>
-        </w:rPr>
-        <w:t>.</w:t>
+      <w:r>
+        <w:rPr>
+          <w:rFonts w:ascii="Noto Serif SC" w:eastAsia="Noto Serif SC" w:hAnsi="Noto Serif SC" w:cs="Noto Serif" w:hint="eastAsia"/>
+          <w:bCs/>
+          <w:sz w:val="24"/>
+          <w:szCs w:val="24"/>
+        </w:rPr>
+        <w:t>gliss.</w:t>
       </w:r>
       <w:r>
         <w:rPr>
@@ -6621,25 +5653,14 @@
           <w:szCs w:val="24"/>
         </w:rPr>
       </w:pPr>
-      <w:proofErr w:type="spellStart"/>
-      <w:r>
-        <w:rPr>
-          <w:rFonts w:ascii="Noto Serif SC" w:eastAsia="Noto Serif SC" w:hAnsi="Noto Serif SC" w:cs="Noto Serif" w:hint="eastAsia"/>
-          <w:bCs/>
-          <w:sz w:val="24"/>
-          <w:szCs w:val="24"/>
-        </w:rPr>
-        <w:t>vib</w:t>
-      </w:r>
-      <w:proofErr w:type="spellEnd"/>
-      <w:r>
-        <w:rPr>
-          <w:rFonts w:ascii="Noto Serif SC" w:eastAsia="Noto Serif SC" w:hAnsi="Noto Serif SC" w:cs="Noto Serif" w:hint="eastAsia"/>
-          <w:bCs/>
-          <w:sz w:val="24"/>
-          <w:szCs w:val="24"/>
-        </w:rPr>
-        <w:t>.</w:t>
+      <w:r>
+        <w:rPr>
+          <w:rFonts w:ascii="Noto Serif SC" w:eastAsia="Noto Serif SC" w:hAnsi="Noto Serif SC" w:cs="Noto Serif" w:hint="eastAsia"/>
+          <w:bCs/>
+          <w:sz w:val="24"/>
+          <w:szCs w:val="24"/>
+        </w:rPr>
+        <w:t>vib.</w:t>
       </w:r>
       <w:r>
         <w:rPr>
@@ -6694,27 +5715,7 @@
           <w:sz w:val="24"/>
           <w:szCs w:val="24"/>
         </w:rPr>
-        <w:t xml:space="preserve">quasi </w:t>
-      </w:r>
-      <w:proofErr w:type="spellStart"/>
-      <w:r>
-        <w:rPr>
-          <w:rFonts w:ascii="Noto Serif SC" w:eastAsia="Noto Serif SC" w:hAnsi="Noto Serif SC" w:cs="Noto Serif" w:hint="eastAsia"/>
-          <w:bCs/>
-          <w:sz w:val="24"/>
-          <w:szCs w:val="24"/>
-        </w:rPr>
-        <w:t>vib</w:t>
-      </w:r>
-      <w:proofErr w:type="spellEnd"/>
-      <w:r>
-        <w:rPr>
-          <w:rFonts w:ascii="Noto Serif SC" w:eastAsia="Noto Serif SC" w:hAnsi="Noto Serif SC" w:cs="Noto Serif" w:hint="eastAsia"/>
-          <w:bCs/>
-          <w:sz w:val="24"/>
-          <w:szCs w:val="24"/>
-        </w:rPr>
-        <w:t xml:space="preserve">. </w:t>
+        <w:t xml:space="preserve">quasi vib. </w:t>
       </w:r>
       <w:r>
         <w:rPr>
@@ -6769,27 +5770,7 @@
           <w:sz w:val="24"/>
           <w:szCs w:val="24"/>
         </w:rPr>
-        <w:t xml:space="preserve">non </w:t>
-      </w:r>
-      <w:proofErr w:type="spellStart"/>
-      <w:r>
-        <w:rPr>
-          <w:rFonts w:ascii="Noto Serif SC" w:eastAsia="Noto Serif SC" w:hAnsi="Noto Serif SC" w:cs="Noto Serif" w:hint="eastAsia"/>
-          <w:bCs/>
-          <w:sz w:val="24"/>
-          <w:szCs w:val="24"/>
-        </w:rPr>
-        <w:t>vib</w:t>
-      </w:r>
-      <w:proofErr w:type="spellEnd"/>
-      <w:r>
-        <w:rPr>
-          <w:rFonts w:ascii="Noto Serif SC" w:eastAsia="Noto Serif SC" w:hAnsi="Noto Serif SC" w:cs="Noto Serif" w:hint="eastAsia"/>
-          <w:bCs/>
-          <w:sz w:val="24"/>
-          <w:szCs w:val="24"/>
-        </w:rPr>
-        <w:t>.</w:t>
+        <w:t>non vib.</w:t>
       </w:r>
       <w:r>
         <w:rPr>
@@ -7303,7 +6284,7 @@
           <w:szCs w:val="24"/>
         </w:rPr>
         <w:pict w14:anchorId="62D7E167">
-          <v:shape id="Picture 7" o:spid="_x0000_i1027" type="#_x0000_t75" alt="A black background with a black square&#10;&#10;Description automatically generated with medium confidence" style="width:6.9pt;height:15.65pt;visibility:visible;mso-wrap-style:square">
+          <v:shape id="Picture 7" o:spid="_x0000_i1027" type="#_x0000_t75" alt="A black background with a black square&#10;&#10;Description automatically generated with medium confidence" style="width:6.75pt;height:15.8pt;visibility:visible;mso-wrap-style:square">
             <v:imagedata r:id="rId19" o:title="A black background with a black square&#10;&#10;Description automatically generated with medium confidence"/>
           </v:shape>
         </w:pict>
@@ -7599,7 +6580,6 @@
         </w:rPr>
         <w:t>“</w:t>
       </w:r>
-      <w:proofErr w:type="gramStart"/>
       <w:r>
         <w:rPr>
           <w:rFonts w:ascii="Cambria" w:eastAsia="Noto Serif SC" w:hAnsi="Cambria" w:cs="Noto Serif" w:hint="eastAsia"/>
@@ -7627,7 +6607,6 @@
         </w:rPr>
         <w:t>记号省略</w:t>
       </w:r>
-      <w:proofErr w:type="gramEnd"/>
       <w:r>
         <w:rPr>
           <w:rFonts w:ascii="Cambria" w:eastAsia="Noto Serif SC" w:hAnsi="Cambria" w:cs="Noto Serif" w:hint="eastAsia"/>
@@ -7762,7 +6741,7 @@
           <w:sz w:val="36"/>
           <w:szCs w:val="36"/>
         </w:rPr>
-        <w:t>吹管乐器组</w:t>
+        <w:t>吹管乐器组：：</w:t>
       </w:r>
       <w:r>
         <w:rPr>
@@ -7771,25 +6750,7 @@
           <w:sz w:val="36"/>
           <w:szCs w:val="36"/>
         </w:rPr>
-        <w:t>：：</w:t>
-      </w:r>
-      <w:r>
-        <w:rPr>
-          <w:rFonts w:ascii="Cambria" w:eastAsia="Noto Serif SC" w:hAnsi="Cambria" w:cs="Noto Serif" w:hint="eastAsia"/>
-          <w:bCs/>
-          <w:sz w:val="36"/>
-          <w:szCs w:val="36"/>
-        </w:rPr>
-        <w:t>(air tone)</w:t>
-      </w:r>
-      <w:r>
-        <w:rPr>
-          <w:rFonts w:ascii="Cambria" w:eastAsia="Noto Serif SC" w:hAnsi="Cambria" w:cs="Noto Serif" w:hint="eastAsia"/>
-          <w:bCs/>
-          <w:sz w:val="36"/>
-          <w:szCs w:val="36"/>
-        </w:rPr>
-        <w:t xml:space="preserve"> </w:t>
+        <w:t xml:space="preserve">(air tone) </w:t>
       </w:r>
       <w:r>
         <w:rPr>
@@ -7863,7 +6824,7 @@
           <w:numId w:val="3"/>
         </w:numPr>
         <w:rPr>
-          <w:rFonts w:ascii="Cambria" w:eastAsia="Noto Serif SC" w:hAnsi="Cambria" w:cs="Noto Serif" w:hint="eastAsia"/>
+          <w:rFonts w:ascii="Cambria" w:eastAsia="Noto Serif SC" w:hAnsi="Cambria" w:cs="Noto Serif"/>
           <w:bCs/>
           <w:sz w:val="36"/>
           <w:szCs w:val="36"/>
@@ -7964,14 +6925,14 @@
         <v:path o:extrusionok="f" gradientshapeok="t" o:connecttype="rect"/>
         <o:lock v:ext="edit" aspectratio="t"/>
       </v:shapetype>
-      <v:shape id="_x0000_i1038" type="#_x0000_t75" alt="A black background with a black square&#10;&#10;Description automatically generated with medium confidence" style="width:3in;height:522.15pt;visibility:visible;mso-wrap-style:square" o:bullet="t">
+      <v:shape id="_x0000_i1050" type="#_x0000_t75" alt="A black background with a black square&#10;&#10;Description automatically generated with medium confidence" style="width:3in;height:522.2pt;visibility:visible;mso-wrap-style:square" o:bullet="t">
         <v:imagedata r:id="rId1" o:title="A black background with a black square&#10;&#10;Description automatically generated with medium confidence"/>
       </v:shape>
     </w:pict>
   </w:numPicBullet>
   <w:numPicBullet w:numPicBulletId="1">
     <w:pict>
-      <v:shape id="_x0000_i1039" type="#_x0000_t75" style="width:278pt;height:422.6pt;flip:x;visibility:visible;mso-wrap-style:square" o:bullet="t">
+      <v:shape id="_x0000_i1051" type="#_x0000_t75" style="width:278.1pt;height:422.5pt;flip:x;visibility:visible;mso-wrap-style:square" o:bullet="t">
         <v:imagedata r:id="rId2" o:title=""/>
       </v:shape>
     </w:pict>
@@ -8697,7 +7658,6 @@
   <w:style w:type="character" w:default="1" w:styleId="DefaultParagraphFont">
     <w:name w:val="Default Paragraph Font"/>
     <w:uiPriority w:val="1"/>
-    <w:semiHidden/>
     <w:unhideWhenUsed/>
   </w:style>
   <w:style w:type="table" w:default="1" w:styleId="TableNormal">

--- a/Front Matter/Template/3_Front-Matter.docx
+++ b/Front Matter/Template/3_Front-Matter.docx
@@ -242,7 +242,25 @@
           <w:sz w:val="32"/>
           <w:szCs w:val="56"/>
         </w:rPr>
-        <w:t>or Zhudi, Pipa and Chinese Orchestra</w:t>
+        <w:t xml:space="preserve">or </w:t>
+      </w:r>
+      <w:proofErr w:type="spellStart"/>
+      <w:r>
+        <w:rPr>
+          <w:rFonts w:ascii="Noto Serif SC" w:eastAsia="Noto Serif SC" w:hAnsi="Noto Serif SC" w:cs="Noto Serif"/>
+          <w:sz w:val="32"/>
+          <w:szCs w:val="56"/>
+        </w:rPr>
+        <w:t>Zhudi</w:t>
+      </w:r>
+      <w:proofErr w:type="spellEnd"/>
+      <w:r>
+        <w:rPr>
+          <w:rFonts w:ascii="Noto Serif SC" w:eastAsia="Noto Serif SC" w:hAnsi="Noto Serif SC" w:cs="Noto Serif"/>
+          <w:sz w:val="32"/>
+          <w:szCs w:val="56"/>
+        </w:rPr>
+        <w:t>, Pipa and Chinese Orchestra</w:t>
       </w:r>
     </w:p>
     <w:p>
@@ -1047,7 +1065,25 @@
           <w:sz w:val="32"/>
           <w:szCs w:val="56"/>
         </w:rPr>
-        <w:t>or Zhudi, Pipa and Chinese Orchestra</w:t>
+        <w:t xml:space="preserve">or </w:t>
+      </w:r>
+      <w:proofErr w:type="spellStart"/>
+      <w:r>
+        <w:rPr>
+          <w:rFonts w:ascii="Noto Serif SC" w:eastAsia="Noto Serif SC" w:hAnsi="Noto Serif SC" w:cs="Noto Serif"/>
+          <w:sz w:val="32"/>
+          <w:szCs w:val="56"/>
+        </w:rPr>
+        <w:t>Zhudi</w:t>
+      </w:r>
+      <w:proofErr w:type="spellEnd"/>
+      <w:r>
+        <w:rPr>
+          <w:rFonts w:ascii="Noto Serif SC" w:eastAsia="Noto Serif SC" w:hAnsi="Noto Serif SC" w:cs="Noto Serif"/>
+          <w:sz w:val="32"/>
+          <w:szCs w:val="56"/>
+        </w:rPr>
+        <w:t>, Pipa and Chinese Orchestra</w:t>
       </w:r>
     </w:p>
     <w:p>
@@ -2049,8 +2085,18 @@
           <w:sz w:val="24"/>
           <w:szCs w:val="24"/>
         </w:rPr>
-        <w:t xml:space="preserve"> Marco Stroppa</w:t>
-      </w:r>
+        <w:t xml:space="preserve"> Marco </w:t>
+      </w:r>
+      <w:proofErr w:type="spellStart"/>
+      <w:r>
+        <w:rPr>
+          <w:rFonts w:ascii="Noto Serif SC" w:eastAsia="Noto Serif SC" w:hAnsi="Noto Serif SC" w:cs="Noto Serif"/>
+          <w:sz w:val="24"/>
+          <w:szCs w:val="24"/>
+        </w:rPr>
+        <w:t>Stroppa</w:t>
+      </w:r>
+      <w:proofErr w:type="spellEnd"/>
       <w:r>
         <w:rPr>
           <w:rFonts w:ascii="Noto Serif SC" w:eastAsia="Noto Serif SC" w:hAnsi="Noto Serif SC" w:cs="Noto Serif" w:hint="eastAsia"/>
@@ -2081,7 +2127,25 @@
           <w:sz w:val="24"/>
           <w:szCs w:val="24"/>
         </w:rPr>
-        <w:t xml:space="preserve"> “DeepGrey” (</w:t>
+        <w:t xml:space="preserve"> “</w:t>
+      </w:r>
+      <w:proofErr w:type="spellStart"/>
+      <w:r>
+        <w:rPr>
+          <w:rFonts w:ascii="Noto Serif SC" w:eastAsia="Noto Serif SC" w:hAnsi="Noto Serif SC" w:cs="Noto Serif"/>
+          <w:sz w:val="24"/>
+          <w:szCs w:val="24"/>
+        </w:rPr>
+        <w:t>DeepGrey</w:t>
+      </w:r>
+      <w:proofErr w:type="spellEnd"/>
+      <w:r>
+        <w:rPr>
+          <w:rFonts w:ascii="Noto Serif SC" w:eastAsia="Noto Serif SC" w:hAnsi="Noto Serif SC" w:cs="Noto Serif"/>
+          <w:sz w:val="24"/>
+          <w:szCs w:val="24"/>
+        </w:rPr>
+        <w:t>” (</w:t>
       </w:r>
       <w:r>
         <w:rPr>
@@ -2241,8 +2305,54 @@
           <w:sz w:val="24"/>
           <w:szCs w:val="24"/>
         </w:rPr>
-        <w:t xml:space="preserve"> “Le ciel écrasé”, “Le visage déchiré</w:t>
-      </w:r>
+        <w:t xml:space="preserve"> “Le </w:t>
+      </w:r>
+      <w:proofErr w:type="spellStart"/>
+      <w:r>
+        <w:rPr>
+          <w:rFonts w:ascii="Noto Serif SC" w:eastAsia="Noto Serif SC" w:hAnsi="Noto Serif SC" w:cs="Noto Serif"/>
+          <w:sz w:val="24"/>
+          <w:szCs w:val="24"/>
+        </w:rPr>
+        <w:t>ciel</w:t>
+      </w:r>
+      <w:proofErr w:type="spellEnd"/>
+      <w:r>
+        <w:rPr>
+          <w:rFonts w:ascii="Noto Serif SC" w:eastAsia="Noto Serif SC" w:hAnsi="Noto Serif SC" w:cs="Noto Serif"/>
+          <w:sz w:val="24"/>
+          <w:szCs w:val="24"/>
+        </w:rPr>
+        <w:t xml:space="preserve"> </w:t>
+      </w:r>
+      <w:proofErr w:type="spellStart"/>
+      <w:r>
+        <w:rPr>
+          <w:rFonts w:ascii="Noto Serif SC" w:eastAsia="Noto Serif SC" w:hAnsi="Noto Serif SC" w:cs="Noto Serif"/>
+          <w:sz w:val="24"/>
+          <w:szCs w:val="24"/>
+        </w:rPr>
+        <w:t>écrasé</w:t>
+      </w:r>
+      <w:proofErr w:type="spellEnd"/>
+      <w:r>
+        <w:rPr>
+          <w:rFonts w:ascii="Noto Serif SC" w:eastAsia="Noto Serif SC" w:hAnsi="Noto Serif SC" w:cs="Noto Serif"/>
+          <w:sz w:val="24"/>
+          <w:szCs w:val="24"/>
+        </w:rPr>
+        <w:t xml:space="preserve">”, “Le visage </w:t>
+      </w:r>
+      <w:proofErr w:type="spellStart"/>
+      <w:r>
+        <w:rPr>
+          <w:rFonts w:ascii="Noto Serif SC" w:eastAsia="Noto Serif SC" w:hAnsi="Noto Serif SC" w:cs="Noto Serif"/>
+          <w:sz w:val="24"/>
+          <w:szCs w:val="24"/>
+        </w:rPr>
+        <w:t>déchiré</w:t>
+      </w:r>
+      <w:proofErr w:type="spellEnd"/>
       <w:r>
         <w:rPr>
           <w:rFonts w:ascii="Noto Serif SC" w:eastAsia="Noto Serif SC" w:hAnsi="Noto Serif SC" w:cs="Noto Serif" w:hint="eastAsia"/>
@@ -2257,7 +2367,25 @@
           <w:sz w:val="24"/>
           <w:szCs w:val="24"/>
         </w:rPr>
-        <w:t xml:space="preserve">, “White Night” </w:t>
+        <w:t xml:space="preserve">, “White </w:t>
+      </w:r>
+      <w:proofErr w:type="spellStart"/>
+      <w:r>
+        <w:rPr>
+          <w:rFonts w:ascii="Noto Serif SC" w:eastAsia="Noto Serif SC" w:hAnsi="Noto Serif SC" w:cs="Noto Serif"/>
+          <w:sz w:val="24"/>
+          <w:szCs w:val="24"/>
+        </w:rPr>
+        <w:t>Night</w:t>
+      </w:r>
+      <w:proofErr w:type="spellEnd"/>
+      <w:r>
+        <w:rPr>
+          <w:rFonts w:ascii="Noto Serif SC" w:eastAsia="Noto Serif SC" w:hAnsi="Noto Serif SC" w:cs="Noto Serif"/>
+          <w:sz w:val="24"/>
+          <w:szCs w:val="24"/>
+        </w:rPr>
+        <w:t xml:space="preserve">” </w:t>
       </w:r>
       <w:r>
         <w:rPr>
@@ -2289,7 +2417,25 @@
           <w:sz w:val="24"/>
           <w:szCs w:val="24"/>
         </w:rPr>
-        <w:t xml:space="preserve"> Impuls </w:t>
+        <w:t xml:space="preserve"> </w:t>
+      </w:r>
+      <w:proofErr w:type="spellStart"/>
+      <w:r>
+        <w:rPr>
+          <w:rFonts w:ascii="Noto Serif SC" w:eastAsia="Noto Serif SC" w:hAnsi="Noto Serif SC" w:cs="Noto Serif"/>
+          <w:sz w:val="24"/>
+          <w:szCs w:val="24"/>
+        </w:rPr>
+        <w:t>Impuls</w:t>
+      </w:r>
+      <w:proofErr w:type="spellEnd"/>
+      <w:r>
+        <w:rPr>
+          <w:rFonts w:ascii="Noto Serif SC" w:eastAsia="Noto Serif SC" w:hAnsi="Noto Serif SC" w:cs="Noto Serif"/>
+          <w:sz w:val="24"/>
+          <w:szCs w:val="24"/>
+        </w:rPr>
+        <w:t xml:space="preserve"> </w:t>
       </w:r>
       <w:r>
         <w:rPr>
@@ -2419,7 +2565,223 @@
           <w:sz w:val="24"/>
           <w:szCs w:val="24"/>
         </w:rPr>
-        <w:t xml:space="preserve"> Ensemble Intercontemporain, Basel Sinfonietta, Singapore Chinese Orchestra, Ensemble Musikfabrik, Ensemble of Lucerne Festival Alumni, Klangforum Wien, Neue Vocalsolisten Stuttgart, Moscow Contemporary Music Ensemble, Mivos Quartet, Quatour Diotima, Divertimento Ensemble, Ensemble U:, Ensemble Cikada, Taller Sonoro, Ensemble xx. Jahrhundert Wien, Ensemble Soundstreams, Ensemble Suono Giallo, Han String Quartet, Ensemble Novel, Studio-C Ensemble, Copenhagen Piano Quartet, China-Asean Contemporary Orchestra, Ensemble Echtzeit, Telegraph Quartet </w:t>
+        <w:t xml:space="preserve"> Ensemble </w:t>
+      </w:r>
+      <w:proofErr w:type="spellStart"/>
+      <w:r>
+        <w:rPr>
+          <w:rFonts w:ascii="Noto Serif SC" w:eastAsia="Noto Serif SC" w:hAnsi="Noto Serif SC" w:cs="Noto Serif"/>
+          <w:sz w:val="24"/>
+          <w:szCs w:val="24"/>
+        </w:rPr>
+        <w:t>Intercontemporain</w:t>
+      </w:r>
+      <w:proofErr w:type="spellEnd"/>
+      <w:r>
+        <w:rPr>
+          <w:rFonts w:ascii="Noto Serif SC" w:eastAsia="Noto Serif SC" w:hAnsi="Noto Serif SC" w:cs="Noto Serif"/>
+          <w:sz w:val="24"/>
+          <w:szCs w:val="24"/>
+        </w:rPr>
+        <w:t xml:space="preserve">, Basel Sinfonietta, Singapore Chinese Orchestra, Ensemble </w:t>
+      </w:r>
+      <w:proofErr w:type="spellStart"/>
+      <w:r>
+        <w:rPr>
+          <w:rFonts w:ascii="Noto Serif SC" w:eastAsia="Noto Serif SC" w:hAnsi="Noto Serif SC" w:cs="Noto Serif"/>
+          <w:sz w:val="24"/>
+          <w:szCs w:val="24"/>
+        </w:rPr>
+        <w:t>Musikfabrik</w:t>
+      </w:r>
+      <w:proofErr w:type="spellEnd"/>
+      <w:r>
+        <w:rPr>
+          <w:rFonts w:ascii="Noto Serif SC" w:eastAsia="Noto Serif SC" w:hAnsi="Noto Serif SC" w:cs="Noto Serif"/>
+          <w:sz w:val="24"/>
+          <w:szCs w:val="24"/>
+        </w:rPr>
+        <w:t xml:space="preserve">, Ensemble of Lucerne Festival Alumni, </w:t>
+      </w:r>
+      <w:proofErr w:type="spellStart"/>
+      <w:r>
+        <w:rPr>
+          <w:rFonts w:ascii="Noto Serif SC" w:eastAsia="Noto Serif SC" w:hAnsi="Noto Serif SC" w:cs="Noto Serif"/>
+          <w:sz w:val="24"/>
+          <w:szCs w:val="24"/>
+        </w:rPr>
+        <w:t>Klangforum</w:t>
+      </w:r>
+      <w:proofErr w:type="spellEnd"/>
+      <w:r>
+        <w:rPr>
+          <w:rFonts w:ascii="Noto Serif SC" w:eastAsia="Noto Serif SC" w:hAnsi="Noto Serif SC" w:cs="Noto Serif"/>
+          <w:sz w:val="24"/>
+          <w:szCs w:val="24"/>
+        </w:rPr>
+        <w:t xml:space="preserve"> Wien, Neue </w:t>
+      </w:r>
+      <w:proofErr w:type="spellStart"/>
+      <w:r>
+        <w:rPr>
+          <w:rFonts w:ascii="Noto Serif SC" w:eastAsia="Noto Serif SC" w:hAnsi="Noto Serif SC" w:cs="Noto Serif"/>
+          <w:sz w:val="24"/>
+          <w:szCs w:val="24"/>
+        </w:rPr>
+        <w:t>Vocalsolisten</w:t>
+      </w:r>
+      <w:proofErr w:type="spellEnd"/>
+      <w:r>
+        <w:rPr>
+          <w:rFonts w:ascii="Noto Serif SC" w:eastAsia="Noto Serif SC" w:hAnsi="Noto Serif SC" w:cs="Noto Serif"/>
+          <w:sz w:val="24"/>
+          <w:szCs w:val="24"/>
+        </w:rPr>
+        <w:t xml:space="preserve"> Stuttgart, Moscow Contemporary Music Ensemble, </w:t>
+      </w:r>
+      <w:proofErr w:type="spellStart"/>
+      <w:r>
+        <w:rPr>
+          <w:rFonts w:ascii="Noto Serif SC" w:eastAsia="Noto Serif SC" w:hAnsi="Noto Serif SC" w:cs="Noto Serif"/>
+          <w:sz w:val="24"/>
+          <w:szCs w:val="24"/>
+        </w:rPr>
+        <w:t>Mivos</w:t>
+      </w:r>
+      <w:proofErr w:type="spellEnd"/>
+      <w:r>
+        <w:rPr>
+          <w:rFonts w:ascii="Noto Serif SC" w:eastAsia="Noto Serif SC" w:hAnsi="Noto Serif SC" w:cs="Noto Serif"/>
+          <w:sz w:val="24"/>
+          <w:szCs w:val="24"/>
+        </w:rPr>
+        <w:t xml:space="preserve"> Quartet, </w:t>
+      </w:r>
+      <w:proofErr w:type="spellStart"/>
+      <w:r>
+        <w:rPr>
+          <w:rFonts w:ascii="Noto Serif SC" w:eastAsia="Noto Serif SC" w:hAnsi="Noto Serif SC" w:cs="Noto Serif"/>
+          <w:sz w:val="24"/>
+          <w:szCs w:val="24"/>
+        </w:rPr>
+        <w:t>Quatour</w:t>
+      </w:r>
+      <w:proofErr w:type="spellEnd"/>
+      <w:r>
+        <w:rPr>
+          <w:rFonts w:ascii="Noto Serif SC" w:eastAsia="Noto Serif SC" w:hAnsi="Noto Serif SC" w:cs="Noto Serif"/>
+          <w:sz w:val="24"/>
+          <w:szCs w:val="24"/>
+        </w:rPr>
+        <w:t xml:space="preserve"> Diotima, Divertimento Ensemble, Ensemble U:, Ensemble </w:t>
+      </w:r>
+      <w:proofErr w:type="spellStart"/>
+      <w:r>
+        <w:rPr>
+          <w:rFonts w:ascii="Noto Serif SC" w:eastAsia="Noto Serif SC" w:hAnsi="Noto Serif SC" w:cs="Noto Serif"/>
+          <w:sz w:val="24"/>
+          <w:szCs w:val="24"/>
+        </w:rPr>
+        <w:t>Cikada</w:t>
+      </w:r>
+      <w:proofErr w:type="spellEnd"/>
+      <w:r>
+        <w:rPr>
+          <w:rFonts w:ascii="Noto Serif SC" w:eastAsia="Noto Serif SC" w:hAnsi="Noto Serif SC" w:cs="Noto Serif"/>
+          <w:sz w:val="24"/>
+          <w:szCs w:val="24"/>
+        </w:rPr>
+        <w:t xml:space="preserve">, Taller </w:t>
+      </w:r>
+      <w:proofErr w:type="spellStart"/>
+      <w:r>
+        <w:rPr>
+          <w:rFonts w:ascii="Noto Serif SC" w:eastAsia="Noto Serif SC" w:hAnsi="Noto Serif SC" w:cs="Noto Serif"/>
+          <w:sz w:val="24"/>
+          <w:szCs w:val="24"/>
+        </w:rPr>
+        <w:t>Sonoro</w:t>
+      </w:r>
+      <w:proofErr w:type="spellEnd"/>
+      <w:r>
+        <w:rPr>
+          <w:rFonts w:ascii="Noto Serif SC" w:eastAsia="Noto Serif SC" w:hAnsi="Noto Serif SC" w:cs="Noto Serif"/>
+          <w:sz w:val="24"/>
+          <w:szCs w:val="24"/>
+        </w:rPr>
+        <w:t xml:space="preserve">, Ensemble xx. </w:t>
+      </w:r>
+      <w:proofErr w:type="spellStart"/>
+      <w:r>
+        <w:rPr>
+          <w:rFonts w:ascii="Noto Serif SC" w:eastAsia="Noto Serif SC" w:hAnsi="Noto Serif SC" w:cs="Noto Serif"/>
+          <w:sz w:val="24"/>
+          <w:szCs w:val="24"/>
+        </w:rPr>
+        <w:t>Jahrhundert</w:t>
+      </w:r>
+      <w:proofErr w:type="spellEnd"/>
+      <w:r>
+        <w:rPr>
+          <w:rFonts w:ascii="Noto Serif SC" w:eastAsia="Noto Serif SC" w:hAnsi="Noto Serif SC" w:cs="Noto Serif"/>
+          <w:sz w:val="24"/>
+          <w:szCs w:val="24"/>
+        </w:rPr>
+        <w:t xml:space="preserve"> Wien, Ensemble </w:t>
+      </w:r>
+      <w:proofErr w:type="spellStart"/>
+      <w:r>
+        <w:rPr>
+          <w:rFonts w:ascii="Noto Serif SC" w:eastAsia="Noto Serif SC" w:hAnsi="Noto Serif SC" w:cs="Noto Serif"/>
+          <w:sz w:val="24"/>
+          <w:szCs w:val="24"/>
+        </w:rPr>
+        <w:t>Soundstreams</w:t>
+      </w:r>
+      <w:proofErr w:type="spellEnd"/>
+      <w:r>
+        <w:rPr>
+          <w:rFonts w:ascii="Noto Serif SC" w:eastAsia="Noto Serif SC" w:hAnsi="Noto Serif SC" w:cs="Noto Serif"/>
+          <w:sz w:val="24"/>
+          <w:szCs w:val="24"/>
+        </w:rPr>
+        <w:t xml:space="preserve">, Ensemble </w:t>
+      </w:r>
+      <w:proofErr w:type="spellStart"/>
+      <w:r>
+        <w:rPr>
+          <w:rFonts w:ascii="Noto Serif SC" w:eastAsia="Noto Serif SC" w:hAnsi="Noto Serif SC" w:cs="Noto Serif"/>
+          <w:sz w:val="24"/>
+          <w:szCs w:val="24"/>
+        </w:rPr>
+        <w:t>Suono</w:t>
+      </w:r>
+      <w:proofErr w:type="spellEnd"/>
+      <w:r>
+        <w:rPr>
+          <w:rFonts w:ascii="Noto Serif SC" w:eastAsia="Noto Serif SC" w:hAnsi="Noto Serif SC" w:cs="Noto Serif"/>
+          <w:sz w:val="24"/>
+          <w:szCs w:val="24"/>
+        </w:rPr>
+        <w:t xml:space="preserve"> Giallo, Han String Quartet, Ensemble Novel, Studio-C Ensemble, Copenhagen Piano Quartet, China-Asean Contemporary Orchestra, Ensemble </w:t>
+      </w:r>
+      <w:proofErr w:type="spellStart"/>
+      <w:r>
+        <w:rPr>
+          <w:rFonts w:ascii="Noto Serif SC" w:eastAsia="Noto Serif SC" w:hAnsi="Noto Serif SC" w:cs="Noto Serif"/>
+          <w:sz w:val="24"/>
+          <w:szCs w:val="24"/>
+        </w:rPr>
+        <w:t>Echtzeit</w:t>
+      </w:r>
+      <w:proofErr w:type="spellEnd"/>
+      <w:r>
+        <w:rPr>
+          <w:rFonts w:ascii="Noto Serif SC" w:eastAsia="Noto Serif SC" w:hAnsi="Noto Serif SC" w:cs="Noto Serif"/>
+          <w:sz w:val="24"/>
+          <w:szCs w:val="24"/>
+        </w:rPr>
+        <w:t xml:space="preserve">, Telegraph Quartet </w:t>
       </w:r>
       <w:r>
         <w:rPr>
@@ -2511,7 +2873,115 @@
           <w:sz w:val="24"/>
           <w:szCs w:val="24"/>
         </w:rPr>
-        <w:t>1989, Yiqing Zhu is a Chinese composer. He began composing in 2008 at Shanghai Conservatory of Music under the guidance of Prof. Huang Lv and Prof. Guohui Ye; after one year of Erasmus with Prof. Niels Rosing-Schow at The Royal Danish Academy of Music, he continued his study (Konzertexamen) at Stattliche Hochschule für Musik und Darstellende Kunst Stuttgart under the guidance of Prof. Marco Stroppa from 2016 to 2019. Currently, Zhu is the teacher of composition department at Shanghai Conservatory of Music.</w:t>
+        <w:t xml:space="preserve">1989, Yiqing Zhu is a Chinese composer. He began composing in 2008 at Shanghai Conservatory of Music under the guidance of Prof. Huang </w:t>
+      </w:r>
+      <w:proofErr w:type="spellStart"/>
+      <w:r>
+        <w:rPr>
+          <w:rFonts w:ascii="Noto Serif SC" w:eastAsia="Noto Serif SC" w:hAnsi="Noto Serif SC" w:cs="Noto Serif"/>
+          <w:sz w:val="24"/>
+          <w:szCs w:val="24"/>
+        </w:rPr>
+        <w:t>Lv</w:t>
+      </w:r>
+      <w:proofErr w:type="spellEnd"/>
+      <w:r>
+        <w:rPr>
+          <w:rFonts w:ascii="Noto Serif SC" w:eastAsia="Noto Serif SC" w:hAnsi="Noto Serif SC" w:cs="Noto Serif"/>
+          <w:sz w:val="24"/>
+          <w:szCs w:val="24"/>
+        </w:rPr>
+        <w:t xml:space="preserve"> and Prof. </w:t>
+      </w:r>
+      <w:proofErr w:type="spellStart"/>
+      <w:r>
+        <w:rPr>
+          <w:rFonts w:ascii="Noto Serif SC" w:eastAsia="Noto Serif SC" w:hAnsi="Noto Serif SC" w:cs="Noto Serif"/>
+          <w:sz w:val="24"/>
+          <w:szCs w:val="24"/>
+        </w:rPr>
+        <w:t>Guohui</w:t>
+      </w:r>
+      <w:proofErr w:type="spellEnd"/>
+      <w:r>
+        <w:rPr>
+          <w:rFonts w:ascii="Noto Serif SC" w:eastAsia="Noto Serif SC" w:hAnsi="Noto Serif SC" w:cs="Noto Serif"/>
+          <w:sz w:val="24"/>
+          <w:szCs w:val="24"/>
+        </w:rPr>
+        <w:t xml:space="preserve"> Ye; after one year of Erasmus with Prof. Niels Rosing-Schow at The Royal Danish Academy of Music, he continued his study (</w:t>
+      </w:r>
+      <w:proofErr w:type="spellStart"/>
+      <w:r>
+        <w:rPr>
+          <w:rFonts w:ascii="Noto Serif SC" w:eastAsia="Noto Serif SC" w:hAnsi="Noto Serif SC" w:cs="Noto Serif"/>
+          <w:sz w:val="24"/>
+          <w:szCs w:val="24"/>
+        </w:rPr>
+        <w:t>Konzertexamen</w:t>
+      </w:r>
+      <w:proofErr w:type="spellEnd"/>
+      <w:r>
+        <w:rPr>
+          <w:rFonts w:ascii="Noto Serif SC" w:eastAsia="Noto Serif SC" w:hAnsi="Noto Serif SC" w:cs="Noto Serif"/>
+          <w:sz w:val="24"/>
+          <w:szCs w:val="24"/>
+        </w:rPr>
+        <w:t xml:space="preserve">) at </w:t>
+      </w:r>
+      <w:proofErr w:type="spellStart"/>
+      <w:r>
+        <w:rPr>
+          <w:rFonts w:ascii="Noto Serif SC" w:eastAsia="Noto Serif SC" w:hAnsi="Noto Serif SC" w:cs="Noto Serif"/>
+          <w:sz w:val="24"/>
+          <w:szCs w:val="24"/>
+        </w:rPr>
+        <w:t>Stattliche</w:t>
+      </w:r>
+      <w:proofErr w:type="spellEnd"/>
+      <w:r>
+        <w:rPr>
+          <w:rFonts w:ascii="Noto Serif SC" w:eastAsia="Noto Serif SC" w:hAnsi="Noto Serif SC" w:cs="Noto Serif"/>
+          <w:sz w:val="24"/>
+          <w:szCs w:val="24"/>
+        </w:rPr>
+        <w:t xml:space="preserve"> Hochschule für Musik und </w:t>
+      </w:r>
+      <w:proofErr w:type="spellStart"/>
+      <w:r>
+        <w:rPr>
+          <w:rFonts w:ascii="Noto Serif SC" w:eastAsia="Noto Serif SC" w:hAnsi="Noto Serif SC" w:cs="Noto Serif"/>
+          <w:sz w:val="24"/>
+          <w:szCs w:val="24"/>
+        </w:rPr>
+        <w:t>Darstellende</w:t>
+      </w:r>
+      <w:proofErr w:type="spellEnd"/>
+      <w:r>
+        <w:rPr>
+          <w:rFonts w:ascii="Noto Serif SC" w:eastAsia="Noto Serif SC" w:hAnsi="Noto Serif SC" w:cs="Noto Serif"/>
+          <w:sz w:val="24"/>
+          <w:szCs w:val="24"/>
+        </w:rPr>
+        <w:t xml:space="preserve"> Kunst Stuttgart under the guidance of Prof. Marco </w:t>
+      </w:r>
+      <w:proofErr w:type="spellStart"/>
+      <w:r>
+        <w:rPr>
+          <w:rFonts w:ascii="Noto Serif SC" w:eastAsia="Noto Serif SC" w:hAnsi="Noto Serif SC" w:cs="Noto Serif"/>
+          <w:sz w:val="24"/>
+          <w:szCs w:val="24"/>
+        </w:rPr>
+        <w:t>Stroppa</w:t>
+      </w:r>
+      <w:proofErr w:type="spellEnd"/>
+      <w:r>
+        <w:rPr>
+          <w:rFonts w:ascii="Noto Serif SC" w:eastAsia="Noto Serif SC" w:hAnsi="Noto Serif SC" w:cs="Noto Serif"/>
+          <w:sz w:val="24"/>
+          <w:szCs w:val="24"/>
+        </w:rPr>
+        <w:t xml:space="preserve"> from 2016 to 2019. Currently, Zhu is the teacher of composition department at Shanghai Conservatory of Music.</w:t>
       </w:r>
     </w:p>
     <w:p>
@@ -2576,6 +3046,7 @@
         </w:rPr>
         <w:t>"</w:t>
       </w:r>
+      <w:proofErr w:type="spellStart"/>
       <w:r>
         <w:rPr>
           <w:rFonts w:ascii="Noto Serif SC" w:eastAsia="Noto Serif SC" w:hAnsi="Noto Serif SC" w:cs="Noto Serif"/>
@@ -2586,6 +3057,7 @@
         </w:rPr>
         <w:t>DeepGrey</w:t>
       </w:r>
+      <w:proofErr w:type="spellEnd"/>
       <w:r>
         <w:rPr>
           <w:rFonts w:ascii="Noto Serif SC" w:eastAsia="Noto Serif SC" w:hAnsi="Noto Serif SC" w:cs="Noto Serif"/>
@@ -2702,7 +3174,223 @@
           <w:sz w:val="24"/>
           <w:szCs w:val="24"/>
         </w:rPr>
-        <w:t>His works were commissioned by various Music Festivals, such as MANIFESTE, ILSUONO contemporary Music Week, LUCERNE Festival, Shanghai New Music Week, Festival ARCHIPEL, DYCE Festival, IMPULS Festival, ACHT BRÜCKEN Festival etc. His music was performed by numerous soloists and, among others, Ensemble Intercontemporain, Basel Sinfonietta, Singapore Chinese Orchestra, Ensemble Musikfabrik, Ensemble of Lucerne Festival Alumni, Klangforum Wien, Neue Vocalsolisten Stuttgart, Moscow Contemporary Music Ensemble, Mivos Quartet, Quatour Diotima, Divertimento Ensemble, Ensemble U, Ensemble Cikada, Taller Sonoro, Ensemble xx. Jarhundert Wien, Ensemble Soundstreams, Ensemble Suono Giallo, Han String Quartet, Ensemble Novel, Studio-C Ensemble, Copenhagen Piano Quartet, China-Asean Contemporary Orchestra, Ensemble Echtzeit, Telegraph Quartet, Shanghai Symphony Orchestra, Shanghai Philharmonic Symphony Orchestra, etc</w:t>
+        <w:t xml:space="preserve">His works were commissioned by various Music Festivals, such as MANIFESTE, ILSUONO contemporary Music Week, LUCERNE Festival, Shanghai New Music Week, Festival ARCHIPEL, DYCE Festival, IMPULS Festival, ACHT BRÜCKEN Festival etc. His music was performed by numerous soloists and, among others, Ensemble </w:t>
+      </w:r>
+      <w:proofErr w:type="spellStart"/>
+      <w:r>
+        <w:rPr>
+          <w:rFonts w:ascii="Noto Serif SC" w:eastAsia="Noto Serif SC" w:hAnsi="Noto Serif SC" w:cs="Noto Serif"/>
+          <w:sz w:val="24"/>
+          <w:szCs w:val="24"/>
+        </w:rPr>
+        <w:t>Intercontemporain</w:t>
+      </w:r>
+      <w:proofErr w:type="spellEnd"/>
+      <w:r>
+        <w:rPr>
+          <w:rFonts w:ascii="Noto Serif SC" w:eastAsia="Noto Serif SC" w:hAnsi="Noto Serif SC" w:cs="Noto Serif"/>
+          <w:sz w:val="24"/>
+          <w:szCs w:val="24"/>
+        </w:rPr>
+        <w:t xml:space="preserve">, Basel Sinfonietta, Singapore Chinese Orchestra, Ensemble </w:t>
+      </w:r>
+      <w:proofErr w:type="spellStart"/>
+      <w:r>
+        <w:rPr>
+          <w:rFonts w:ascii="Noto Serif SC" w:eastAsia="Noto Serif SC" w:hAnsi="Noto Serif SC" w:cs="Noto Serif"/>
+          <w:sz w:val="24"/>
+          <w:szCs w:val="24"/>
+        </w:rPr>
+        <w:t>Musikfabrik</w:t>
+      </w:r>
+      <w:proofErr w:type="spellEnd"/>
+      <w:r>
+        <w:rPr>
+          <w:rFonts w:ascii="Noto Serif SC" w:eastAsia="Noto Serif SC" w:hAnsi="Noto Serif SC" w:cs="Noto Serif"/>
+          <w:sz w:val="24"/>
+          <w:szCs w:val="24"/>
+        </w:rPr>
+        <w:t xml:space="preserve">, Ensemble of Lucerne Festival Alumni, </w:t>
+      </w:r>
+      <w:proofErr w:type="spellStart"/>
+      <w:r>
+        <w:rPr>
+          <w:rFonts w:ascii="Noto Serif SC" w:eastAsia="Noto Serif SC" w:hAnsi="Noto Serif SC" w:cs="Noto Serif"/>
+          <w:sz w:val="24"/>
+          <w:szCs w:val="24"/>
+        </w:rPr>
+        <w:t>Klangforum</w:t>
+      </w:r>
+      <w:proofErr w:type="spellEnd"/>
+      <w:r>
+        <w:rPr>
+          <w:rFonts w:ascii="Noto Serif SC" w:eastAsia="Noto Serif SC" w:hAnsi="Noto Serif SC" w:cs="Noto Serif"/>
+          <w:sz w:val="24"/>
+          <w:szCs w:val="24"/>
+        </w:rPr>
+        <w:t xml:space="preserve"> Wien, Neue </w:t>
+      </w:r>
+      <w:proofErr w:type="spellStart"/>
+      <w:r>
+        <w:rPr>
+          <w:rFonts w:ascii="Noto Serif SC" w:eastAsia="Noto Serif SC" w:hAnsi="Noto Serif SC" w:cs="Noto Serif"/>
+          <w:sz w:val="24"/>
+          <w:szCs w:val="24"/>
+        </w:rPr>
+        <w:t>Vocalsolisten</w:t>
+      </w:r>
+      <w:proofErr w:type="spellEnd"/>
+      <w:r>
+        <w:rPr>
+          <w:rFonts w:ascii="Noto Serif SC" w:eastAsia="Noto Serif SC" w:hAnsi="Noto Serif SC" w:cs="Noto Serif"/>
+          <w:sz w:val="24"/>
+          <w:szCs w:val="24"/>
+        </w:rPr>
+        <w:t xml:space="preserve"> Stuttgart, Moscow Contemporary Music Ensemble, </w:t>
+      </w:r>
+      <w:proofErr w:type="spellStart"/>
+      <w:r>
+        <w:rPr>
+          <w:rFonts w:ascii="Noto Serif SC" w:eastAsia="Noto Serif SC" w:hAnsi="Noto Serif SC" w:cs="Noto Serif"/>
+          <w:sz w:val="24"/>
+          <w:szCs w:val="24"/>
+        </w:rPr>
+        <w:t>Mivos</w:t>
+      </w:r>
+      <w:proofErr w:type="spellEnd"/>
+      <w:r>
+        <w:rPr>
+          <w:rFonts w:ascii="Noto Serif SC" w:eastAsia="Noto Serif SC" w:hAnsi="Noto Serif SC" w:cs="Noto Serif"/>
+          <w:sz w:val="24"/>
+          <w:szCs w:val="24"/>
+        </w:rPr>
+        <w:t xml:space="preserve"> Quartet, </w:t>
+      </w:r>
+      <w:proofErr w:type="spellStart"/>
+      <w:r>
+        <w:rPr>
+          <w:rFonts w:ascii="Noto Serif SC" w:eastAsia="Noto Serif SC" w:hAnsi="Noto Serif SC" w:cs="Noto Serif"/>
+          <w:sz w:val="24"/>
+          <w:szCs w:val="24"/>
+        </w:rPr>
+        <w:t>Quatour</w:t>
+      </w:r>
+      <w:proofErr w:type="spellEnd"/>
+      <w:r>
+        <w:rPr>
+          <w:rFonts w:ascii="Noto Serif SC" w:eastAsia="Noto Serif SC" w:hAnsi="Noto Serif SC" w:cs="Noto Serif"/>
+          <w:sz w:val="24"/>
+          <w:szCs w:val="24"/>
+        </w:rPr>
+        <w:t xml:space="preserve"> Diotima, Divertimento Ensemble, Ensemble U, Ensemble </w:t>
+      </w:r>
+      <w:proofErr w:type="spellStart"/>
+      <w:r>
+        <w:rPr>
+          <w:rFonts w:ascii="Noto Serif SC" w:eastAsia="Noto Serif SC" w:hAnsi="Noto Serif SC" w:cs="Noto Serif"/>
+          <w:sz w:val="24"/>
+          <w:szCs w:val="24"/>
+        </w:rPr>
+        <w:t>Cikada</w:t>
+      </w:r>
+      <w:proofErr w:type="spellEnd"/>
+      <w:r>
+        <w:rPr>
+          <w:rFonts w:ascii="Noto Serif SC" w:eastAsia="Noto Serif SC" w:hAnsi="Noto Serif SC" w:cs="Noto Serif"/>
+          <w:sz w:val="24"/>
+          <w:szCs w:val="24"/>
+        </w:rPr>
+        <w:t xml:space="preserve">, Taller </w:t>
+      </w:r>
+      <w:proofErr w:type="spellStart"/>
+      <w:r>
+        <w:rPr>
+          <w:rFonts w:ascii="Noto Serif SC" w:eastAsia="Noto Serif SC" w:hAnsi="Noto Serif SC" w:cs="Noto Serif"/>
+          <w:sz w:val="24"/>
+          <w:szCs w:val="24"/>
+        </w:rPr>
+        <w:t>Sonoro</w:t>
+      </w:r>
+      <w:proofErr w:type="spellEnd"/>
+      <w:r>
+        <w:rPr>
+          <w:rFonts w:ascii="Noto Serif SC" w:eastAsia="Noto Serif SC" w:hAnsi="Noto Serif SC" w:cs="Noto Serif"/>
+          <w:sz w:val="24"/>
+          <w:szCs w:val="24"/>
+        </w:rPr>
+        <w:t xml:space="preserve">, Ensemble xx. </w:t>
+      </w:r>
+      <w:proofErr w:type="spellStart"/>
+      <w:r>
+        <w:rPr>
+          <w:rFonts w:ascii="Noto Serif SC" w:eastAsia="Noto Serif SC" w:hAnsi="Noto Serif SC" w:cs="Noto Serif"/>
+          <w:sz w:val="24"/>
+          <w:szCs w:val="24"/>
+        </w:rPr>
+        <w:t>Jarhundert</w:t>
+      </w:r>
+      <w:proofErr w:type="spellEnd"/>
+      <w:r>
+        <w:rPr>
+          <w:rFonts w:ascii="Noto Serif SC" w:eastAsia="Noto Serif SC" w:hAnsi="Noto Serif SC" w:cs="Noto Serif"/>
+          <w:sz w:val="24"/>
+          <w:szCs w:val="24"/>
+        </w:rPr>
+        <w:t xml:space="preserve"> Wien, Ensemble </w:t>
+      </w:r>
+      <w:proofErr w:type="spellStart"/>
+      <w:r>
+        <w:rPr>
+          <w:rFonts w:ascii="Noto Serif SC" w:eastAsia="Noto Serif SC" w:hAnsi="Noto Serif SC" w:cs="Noto Serif"/>
+          <w:sz w:val="24"/>
+          <w:szCs w:val="24"/>
+        </w:rPr>
+        <w:t>Soundstreams</w:t>
+      </w:r>
+      <w:proofErr w:type="spellEnd"/>
+      <w:r>
+        <w:rPr>
+          <w:rFonts w:ascii="Noto Serif SC" w:eastAsia="Noto Serif SC" w:hAnsi="Noto Serif SC" w:cs="Noto Serif"/>
+          <w:sz w:val="24"/>
+          <w:szCs w:val="24"/>
+        </w:rPr>
+        <w:t xml:space="preserve">, Ensemble </w:t>
+      </w:r>
+      <w:proofErr w:type="spellStart"/>
+      <w:r>
+        <w:rPr>
+          <w:rFonts w:ascii="Noto Serif SC" w:eastAsia="Noto Serif SC" w:hAnsi="Noto Serif SC" w:cs="Noto Serif"/>
+          <w:sz w:val="24"/>
+          <w:szCs w:val="24"/>
+        </w:rPr>
+        <w:t>Suono</w:t>
+      </w:r>
+      <w:proofErr w:type="spellEnd"/>
+      <w:r>
+        <w:rPr>
+          <w:rFonts w:ascii="Noto Serif SC" w:eastAsia="Noto Serif SC" w:hAnsi="Noto Serif SC" w:cs="Noto Serif"/>
+          <w:sz w:val="24"/>
+          <w:szCs w:val="24"/>
+        </w:rPr>
+        <w:t xml:space="preserve"> Giallo, Han String Quartet, Ensemble Novel, Studio-C Ensemble, Copenhagen Piano Quartet, China-Asean Contemporary Orchestra, Ensemble </w:t>
+      </w:r>
+      <w:proofErr w:type="spellStart"/>
+      <w:r>
+        <w:rPr>
+          <w:rFonts w:ascii="Noto Serif SC" w:eastAsia="Noto Serif SC" w:hAnsi="Noto Serif SC" w:cs="Noto Serif"/>
+          <w:sz w:val="24"/>
+          <w:szCs w:val="24"/>
+        </w:rPr>
+        <w:t>Echtzeit</w:t>
+      </w:r>
+      <w:proofErr w:type="spellEnd"/>
+      <w:r>
+        <w:rPr>
+          <w:rFonts w:ascii="Noto Serif SC" w:eastAsia="Noto Serif SC" w:hAnsi="Noto Serif SC" w:cs="Noto Serif"/>
+          <w:sz w:val="24"/>
+          <w:szCs w:val="24"/>
+        </w:rPr>
+        <w:t>, Telegraph Quartet, Shanghai Symphony Orchestra, Shanghai Philharmonic Symphony Orchestra, etc</w:t>
       </w:r>
       <w:r>
         <w:rPr>
@@ -2869,6 +3557,7 @@
         </w:rPr>
         <w:t xml:space="preserve">The once mighty </w:t>
       </w:r>
+      <w:proofErr w:type="spellStart"/>
       <w:r>
         <w:rPr>
           <w:rFonts w:ascii="Noto Serif SC" w:eastAsia="Noto Serif SC" w:hAnsi="Noto Serif SC" w:cs="Noto Serif"/>
@@ -2876,7 +3565,17 @@
           <w:szCs w:val="24"/>
           <w:lang w:val="en-GB"/>
         </w:rPr>
-        <w:t xml:space="preserve">Mataram Kingdom of Java </w:t>
+        <w:t>Mataram</w:t>
+      </w:r>
+      <w:proofErr w:type="spellEnd"/>
+      <w:r>
+        <w:rPr>
+          <w:rFonts w:ascii="Noto Serif SC" w:eastAsia="Noto Serif SC" w:hAnsi="Noto Serif SC" w:cs="Noto Serif"/>
+          <w:sz w:val="24"/>
+          <w:szCs w:val="24"/>
+          <w:lang w:val="en-GB"/>
+        </w:rPr>
+        <w:t xml:space="preserve"> Kingdom of Java </w:t>
       </w:r>
       <w:r>
         <w:rPr>
@@ -2962,6 +3661,7 @@
         </w:rPr>
         <w:t xml:space="preserve">2 </w:t>
       </w:r>
+      <w:proofErr w:type="spellStart"/>
       <w:r>
         <w:rPr>
           <w:rFonts w:ascii="Noto Serif SC" w:eastAsia="Noto Serif SC" w:hAnsi="Noto Serif SC" w:cs="Noto Serif"/>
@@ -2971,6 +3671,7 @@
         </w:rPr>
         <w:t>Bangdi</w:t>
       </w:r>
+      <w:proofErr w:type="spellEnd"/>
     </w:p>
     <w:p>
       <w:pPr>
@@ -3016,6 +3717,7 @@
         </w:rPr>
         <w:t xml:space="preserve">1 </w:t>
       </w:r>
+      <w:proofErr w:type="spellStart"/>
       <w:r>
         <w:rPr>
           <w:rFonts w:ascii="Noto Serif SC" w:eastAsia="Noto Serif SC" w:hAnsi="Noto Serif SC" w:cs="Noto Serif"/>
@@ -3025,6 +3727,7 @@
         </w:rPr>
         <w:t>Qudi</w:t>
       </w:r>
+      <w:proofErr w:type="spellEnd"/>
     </w:p>
     <w:p>
       <w:pPr>
@@ -3071,6 +3774,7 @@
         </w:rPr>
         <w:t xml:space="preserve">2 </w:t>
       </w:r>
+      <w:proofErr w:type="spellStart"/>
       <w:r>
         <w:rPr>
           <w:rFonts w:ascii="Noto Serif SC" w:eastAsia="Noto Serif SC" w:hAnsi="Noto Serif SC" w:cs="Noto Serif"/>
@@ -3080,6 +3784,7 @@
         </w:rPr>
         <w:t>Xindi</w:t>
       </w:r>
+      <w:proofErr w:type="spellEnd"/>
     </w:p>
     <w:p>
       <w:pPr>
@@ -3127,6 +3832,7 @@
         </w:rPr>
         <w:t xml:space="preserve">2 </w:t>
       </w:r>
+      <w:proofErr w:type="spellStart"/>
       <w:r>
         <w:rPr>
           <w:rFonts w:ascii="Noto Serif SC" w:eastAsia="Noto Serif SC" w:hAnsi="Noto Serif SC" w:cs="Noto Serif"/>
@@ -3134,8 +3840,9 @@
           <w:szCs w:val="24"/>
           <w:lang w:val="en-GB"/>
         </w:rPr>
-        <w:t xml:space="preserve">Gaoyin </w:t>
-      </w:r>
+        <w:t>Gaoyin</w:t>
+      </w:r>
+      <w:proofErr w:type="spellEnd"/>
       <w:r>
         <w:rPr>
           <w:rFonts w:ascii="Noto Serif SC" w:eastAsia="Noto Serif SC" w:hAnsi="Noto Serif SC" w:cs="Noto Serif"/>
@@ -3143,6 +3850,15 @@
           <w:szCs w:val="24"/>
           <w:lang w:val="en-GB"/>
         </w:rPr>
+        <w:t xml:space="preserve"> </w:t>
+      </w:r>
+      <w:r>
+        <w:rPr>
+          <w:rFonts w:ascii="Noto Serif SC" w:eastAsia="Noto Serif SC" w:hAnsi="Noto Serif SC" w:cs="Noto Serif"/>
+          <w:sz w:val="24"/>
+          <w:szCs w:val="24"/>
+          <w:lang w:val="en-GB"/>
+        </w:rPr>
         <w:t>Sheng</w:t>
       </w:r>
     </w:p>
@@ -3191,6 +3907,7 @@
         </w:rPr>
         <w:t xml:space="preserve">2 </w:t>
       </w:r>
+      <w:proofErr w:type="spellStart"/>
       <w:r>
         <w:rPr>
           <w:rFonts w:ascii="Noto Serif SC" w:eastAsia="Noto Serif SC" w:hAnsi="Noto Serif SC" w:cs="Noto Serif"/>
@@ -3198,25 +3915,35 @@
           <w:szCs w:val="24"/>
           <w:lang w:val="en-GB"/>
         </w:rPr>
-        <w:t>Zhongyin Sheng</w:t>
-      </w:r>
-    </w:p>
-    <w:p>
-      <w:pPr>
+        <w:t>Zhongyin</w:t>
+      </w:r>
+      <w:proofErr w:type="spellEnd"/>
+      <w:r>
         <w:rPr>
           <w:rFonts w:ascii="Noto Serif SC" w:eastAsia="Noto Serif SC" w:hAnsi="Noto Serif SC" w:cs="Noto Serif"/>
           <w:sz w:val="24"/>
           <w:szCs w:val="24"/>
           <w:lang w:val="en-GB"/>
         </w:rPr>
-      </w:pPr>
-      <w:r>
+        <w:t xml:space="preserve"> Sheng</w:t>
+      </w:r>
+    </w:p>
+    <w:p>
+      <w:pPr>
         <w:rPr>
           <w:rFonts w:ascii="Noto Serif SC" w:eastAsia="Noto Serif SC" w:hAnsi="Noto Serif SC" w:cs="Noto Serif"/>
           <w:sz w:val="24"/>
           <w:szCs w:val="24"/>
           <w:lang w:val="en-GB"/>
         </w:rPr>
+      </w:pPr>
+      <w:r>
+        <w:rPr>
+          <w:rFonts w:ascii="Noto Serif SC" w:eastAsia="Noto Serif SC" w:hAnsi="Noto Serif SC" w:cs="Noto Serif"/>
+          <w:sz w:val="24"/>
+          <w:szCs w:val="24"/>
+          <w:lang w:val="en-GB"/>
+        </w:rPr>
         <w:t>1</w:t>
       </w:r>
       <w:r>
@@ -3327,8 +4054,9 @@
           <w:szCs w:val="24"/>
           <w:lang w:val="en-GB"/>
         </w:rPr>
-        <w:t xml:space="preserve"> Gaoyin Suona</w:t>
-      </w:r>
+        <w:t xml:space="preserve"> </w:t>
+      </w:r>
+      <w:proofErr w:type="spellStart"/>
       <w:r>
         <w:rPr>
           <w:rFonts w:ascii="Noto Serif SC" w:eastAsia="Noto Serif SC" w:hAnsi="Noto Serif SC" w:cs="Noto Serif"/>
@@ -3336,6 +4064,36 @@
           <w:szCs w:val="24"/>
           <w:lang w:val="en-GB"/>
         </w:rPr>
+        <w:t>Gaoyin</w:t>
+      </w:r>
+      <w:proofErr w:type="spellEnd"/>
+      <w:r>
+        <w:rPr>
+          <w:rFonts w:ascii="Noto Serif SC" w:eastAsia="Noto Serif SC" w:hAnsi="Noto Serif SC" w:cs="Noto Serif"/>
+          <w:sz w:val="24"/>
+          <w:szCs w:val="24"/>
+          <w:lang w:val="en-GB"/>
+        </w:rPr>
+        <w:t xml:space="preserve"> </w:t>
+      </w:r>
+      <w:proofErr w:type="spellStart"/>
+      <w:r>
+        <w:rPr>
+          <w:rFonts w:ascii="Noto Serif SC" w:eastAsia="Noto Serif SC" w:hAnsi="Noto Serif SC" w:cs="Noto Serif"/>
+          <w:sz w:val="24"/>
+          <w:szCs w:val="24"/>
+          <w:lang w:val="en-GB"/>
+        </w:rPr>
+        <w:t>Suona</w:t>
+      </w:r>
+      <w:proofErr w:type="spellEnd"/>
+      <w:r>
+        <w:rPr>
+          <w:rFonts w:ascii="Noto Serif SC" w:eastAsia="Noto Serif SC" w:hAnsi="Noto Serif SC" w:cs="Noto Serif"/>
+          <w:sz w:val="24"/>
+          <w:szCs w:val="24"/>
+          <w:lang w:val="en-GB"/>
+        </w:rPr>
         <w:t>*</w:t>
       </w:r>
     </w:p>
@@ -3411,6 +4169,7 @@
         </w:rPr>
         <w:t xml:space="preserve"> </w:t>
       </w:r>
+      <w:proofErr w:type="spellStart"/>
       <w:r>
         <w:rPr>
           <w:rFonts w:ascii="Noto Serif SC" w:eastAsia="Noto Serif SC" w:hAnsi="Noto Serif SC" w:cs="Noto Serif"/>
@@ -3418,7 +4177,37 @@
           <w:szCs w:val="20"/>
           <w:lang w:val="en-GB"/>
         </w:rPr>
-        <w:t>doub. Gaoyin Guan</w:t>
+        <w:t>doub</w:t>
+      </w:r>
+      <w:proofErr w:type="spellEnd"/>
+      <w:r>
+        <w:rPr>
+          <w:rFonts w:ascii="Noto Serif SC" w:eastAsia="Noto Serif SC" w:hAnsi="Noto Serif SC" w:cs="Noto Serif"/>
+          <w:sz w:val="20"/>
+          <w:szCs w:val="20"/>
+          <w:lang w:val="en-GB"/>
+        </w:rPr>
+        <w:t xml:space="preserve">. </w:t>
+      </w:r>
+      <w:proofErr w:type="spellStart"/>
+      <w:r>
+        <w:rPr>
+          <w:rFonts w:ascii="Noto Serif SC" w:eastAsia="Noto Serif SC" w:hAnsi="Noto Serif SC" w:cs="Noto Serif"/>
+          <w:sz w:val="20"/>
+          <w:szCs w:val="20"/>
+          <w:lang w:val="en-GB"/>
+        </w:rPr>
+        <w:t>Gaoyin</w:t>
+      </w:r>
+      <w:proofErr w:type="spellEnd"/>
+      <w:r>
+        <w:rPr>
+          <w:rFonts w:ascii="Noto Serif SC" w:eastAsia="Noto Serif SC" w:hAnsi="Noto Serif SC" w:cs="Noto Serif"/>
+          <w:sz w:val="20"/>
+          <w:szCs w:val="20"/>
+          <w:lang w:val="en-GB"/>
+        </w:rPr>
+        <w:t xml:space="preserve"> Guan</w:t>
       </w:r>
     </w:p>
     <w:p>
@@ -3466,34 +4255,65 @@
         </w:rPr>
         <w:t xml:space="preserve">1 </w:t>
       </w:r>
-      <w:r>
-        <w:rPr>
-          <w:rFonts w:ascii="Noto Serif SC" w:eastAsia="Noto Serif SC" w:hAnsi="Noto Serif SC" w:cs="Noto Serif"/>
-          <w:sz w:val="24"/>
-          <w:szCs w:val="24"/>
-          <w:lang w:val="en-US"/>
-        </w:rPr>
-        <w:t>Zhongyin Suona*</w:t>
-      </w:r>
-    </w:p>
-    <w:p>
-      <w:pPr>
-        <w:rPr>
-          <w:rFonts w:ascii="Noto Serif SC" w:eastAsia="Noto Serif SC" w:hAnsi="Noto Serif SC" w:cs="Noto Serif"/>
-          <w:sz w:val="24"/>
-          <w:szCs w:val="24"/>
-          <w:lang w:val="en-US"/>
-        </w:rPr>
-      </w:pPr>
-      <w:r>
-        <w:rPr>
-          <w:rFonts w:ascii="Noto Serif SC" w:eastAsia="Noto Serif SC" w:hAnsi="Noto Serif SC" w:cs="Noto Serif"/>
-          <w:sz w:val="20"/>
-          <w:szCs w:val="20"/>
+      <w:proofErr w:type="spellStart"/>
+      <w:r>
+        <w:rPr>
+          <w:rFonts w:ascii="Noto Serif SC" w:eastAsia="Noto Serif SC" w:hAnsi="Noto Serif SC" w:cs="Noto Serif"/>
+          <w:sz w:val="24"/>
+          <w:szCs w:val="24"/>
+          <w:lang w:val="en-US"/>
+        </w:rPr>
+        <w:t>Zhongyin</w:t>
+      </w:r>
+      <w:proofErr w:type="spellEnd"/>
+      <w:r>
+        <w:rPr>
+          <w:rFonts w:ascii="Noto Serif SC" w:eastAsia="Noto Serif SC" w:hAnsi="Noto Serif SC" w:cs="Noto Serif"/>
+          <w:sz w:val="24"/>
+          <w:szCs w:val="24"/>
+          <w:lang w:val="en-US"/>
+        </w:rPr>
+        <w:t xml:space="preserve"> </w:t>
+      </w:r>
+      <w:proofErr w:type="spellStart"/>
+      <w:r>
+        <w:rPr>
+          <w:rFonts w:ascii="Noto Serif SC" w:eastAsia="Noto Serif SC" w:hAnsi="Noto Serif SC" w:cs="Noto Serif"/>
+          <w:sz w:val="24"/>
+          <w:szCs w:val="24"/>
+          <w:lang w:val="en-US"/>
+        </w:rPr>
+        <w:t>Suona</w:t>
+      </w:r>
+      <w:proofErr w:type="spellEnd"/>
+      <w:r>
+        <w:rPr>
+          <w:rFonts w:ascii="Noto Serif SC" w:eastAsia="Noto Serif SC" w:hAnsi="Noto Serif SC" w:cs="Noto Serif"/>
+          <w:sz w:val="24"/>
+          <w:szCs w:val="24"/>
           <w:lang w:val="en-US"/>
         </w:rPr>
         <w:t>*</w:t>
       </w:r>
+    </w:p>
+    <w:p>
+      <w:pPr>
+        <w:rPr>
+          <w:rFonts w:ascii="Noto Serif SC" w:eastAsia="Noto Serif SC" w:hAnsi="Noto Serif SC" w:cs="Noto Serif"/>
+          <w:sz w:val="24"/>
+          <w:szCs w:val="24"/>
+          <w:lang w:val="en-US"/>
+        </w:rPr>
+      </w:pPr>
+      <w:r>
+        <w:rPr>
+          <w:rFonts w:ascii="Noto Serif SC" w:eastAsia="Noto Serif SC" w:hAnsi="Noto Serif SC" w:cs="Noto Serif"/>
+          <w:sz w:val="20"/>
+          <w:szCs w:val="20"/>
+          <w:lang w:val="en-US"/>
+        </w:rPr>
+        <w:t>*</w:t>
+      </w:r>
       <w:r>
         <w:rPr>
           <w:rFonts w:ascii="Noto Serif SC" w:eastAsia="Noto Serif SC" w:hAnsi="Noto Serif SC" w:cs="Noto Serif" w:hint="eastAsia"/>
@@ -3509,17 +4329,37 @@
           <w:szCs w:val="20"/>
           <w:lang w:val="en-GB"/>
         </w:rPr>
-        <w:t xml:space="preserve"> (doub. on Diyin Guan)</w:t>
-      </w:r>
-    </w:p>
-    <w:p>
-      <w:pPr>
-        <w:rPr>
-          <w:rFonts w:ascii="Noto Serif SC" w:eastAsia="Noto Serif SC" w:hAnsi="Noto Serif SC" w:cs="Noto Serif"/>
-          <w:sz w:val="24"/>
-          <w:szCs w:val="24"/>
+        <w:t xml:space="preserve"> (</w:t>
+      </w:r>
+      <w:proofErr w:type="spellStart"/>
+      <w:r>
+        <w:rPr>
+          <w:rFonts w:ascii="Noto Serif SC" w:eastAsia="Noto Serif SC" w:hAnsi="Noto Serif SC" w:cs="Noto Serif"/>
+          <w:sz w:val="20"/>
+          <w:szCs w:val="20"/>
           <w:lang w:val="en-GB"/>
         </w:rPr>
+        <w:t>doub</w:t>
+      </w:r>
+      <w:proofErr w:type="spellEnd"/>
+      <w:r>
+        <w:rPr>
+          <w:rFonts w:ascii="Noto Serif SC" w:eastAsia="Noto Serif SC" w:hAnsi="Noto Serif SC" w:cs="Noto Serif"/>
+          <w:sz w:val="20"/>
+          <w:szCs w:val="20"/>
+          <w:lang w:val="en-GB"/>
+        </w:rPr>
+        <w:t>. on Diyin Guan)</w:t>
+      </w:r>
+    </w:p>
+    <w:p>
+      <w:pPr>
+        <w:rPr>
+          <w:rFonts w:ascii="Noto Serif SC" w:eastAsia="Noto Serif SC" w:hAnsi="Noto Serif SC" w:cs="Noto Serif"/>
+          <w:sz w:val="24"/>
+          <w:szCs w:val="24"/>
+          <w:lang w:val="en-GB"/>
+        </w:rPr>
       </w:pPr>
       <w:r>
         <w:rPr>
@@ -3545,27 +4385,47 @@
           <w:szCs w:val="24"/>
           <w:lang w:val="en-GB"/>
         </w:rPr>
-        <w:t>* 1 Diyin Suona*</w:t>
-      </w:r>
-    </w:p>
-    <w:p>
-      <w:pPr>
-        <w:rPr>
-          <w:rFonts w:ascii="Noto Serif SC" w:eastAsia="Noto Serif SC" w:hAnsi="Noto Serif SC" w:cs="Noto Serif"/>
-          <w:sz w:val="24"/>
-          <w:szCs w:val="24"/>
-          <w:lang w:val="en-US"/>
-        </w:rPr>
-      </w:pPr>
-      <w:r>
-        <w:rPr>
-          <w:rFonts w:ascii="Noto Serif SC" w:eastAsia="Noto Serif SC" w:hAnsi="Noto Serif SC" w:cs="Noto Serif"/>
-          <w:sz w:val="20"/>
-          <w:szCs w:val="20"/>
-          <w:lang w:val="en-US"/>
+        <w:t xml:space="preserve">* 1 Diyin </w:t>
+      </w:r>
+      <w:proofErr w:type="spellStart"/>
+      <w:r>
+        <w:rPr>
+          <w:rFonts w:ascii="Noto Serif SC" w:eastAsia="Noto Serif SC" w:hAnsi="Noto Serif SC" w:cs="Noto Serif"/>
+          <w:sz w:val="24"/>
+          <w:szCs w:val="24"/>
+          <w:lang w:val="en-GB"/>
+        </w:rPr>
+        <w:t>Suona</w:t>
+      </w:r>
+      <w:proofErr w:type="spellEnd"/>
+      <w:r>
+        <w:rPr>
+          <w:rFonts w:ascii="Noto Serif SC" w:eastAsia="Noto Serif SC" w:hAnsi="Noto Serif SC" w:cs="Noto Serif"/>
+          <w:sz w:val="24"/>
+          <w:szCs w:val="24"/>
+          <w:lang w:val="en-GB"/>
         </w:rPr>
         <w:t>*</w:t>
       </w:r>
+    </w:p>
+    <w:p>
+      <w:pPr>
+        <w:rPr>
+          <w:rFonts w:ascii="Noto Serif SC" w:eastAsia="Noto Serif SC" w:hAnsi="Noto Serif SC" w:cs="Noto Serif"/>
+          <w:sz w:val="24"/>
+          <w:szCs w:val="24"/>
+          <w:lang w:val="en-US"/>
+        </w:rPr>
+      </w:pPr>
+      <w:r>
+        <w:rPr>
+          <w:rFonts w:ascii="Noto Serif SC" w:eastAsia="Noto Serif SC" w:hAnsi="Noto Serif SC" w:cs="Noto Serif"/>
+          <w:sz w:val="20"/>
+          <w:szCs w:val="20"/>
+          <w:lang w:val="en-US"/>
+        </w:rPr>
+        <w:t>*</w:t>
+      </w:r>
       <w:r>
         <w:rPr>
           <w:rFonts w:ascii="Noto Serif SC" w:eastAsia="Noto Serif SC" w:hAnsi="Noto Serif SC" w:cs="Noto Serif" w:hint="eastAsia"/>
@@ -3581,7 +4441,27 @@
           <w:szCs w:val="20"/>
           <w:lang w:val="en-GB"/>
         </w:rPr>
-        <w:t xml:space="preserve"> (doub. on Guan)</w:t>
+        <w:t xml:space="preserve"> (</w:t>
+      </w:r>
+      <w:proofErr w:type="spellStart"/>
+      <w:r>
+        <w:rPr>
+          <w:rFonts w:ascii="Noto Serif SC" w:eastAsia="Noto Serif SC" w:hAnsi="Noto Serif SC" w:cs="Noto Serif"/>
+          <w:sz w:val="20"/>
+          <w:szCs w:val="20"/>
+          <w:lang w:val="en-GB"/>
+        </w:rPr>
+        <w:t>doub</w:t>
+      </w:r>
+      <w:proofErr w:type="spellEnd"/>
+      <w:r>
+        <w:rPr>
+          <w:rFonts w:ascii="Noto Serif SC" w:eastAsia="Noto Serif SC" w:hAnsi="Noto Serif SC" w:cs="Noto Serif"/>
+          <w:sz w:val="20"/>
+          <w:szCs w:val="20"/>
+          <w:lang w:val="en-GB"/>
+        </w:rPr>
+        <w:t>. on Guan)</w:t>
       </w:r>
     </w:p>
     <w:p>
@@ -3824,6 +4704,7 @@
         </w:rPr>
         <w:t xml:space="preserve">2 </w:t>
       </w:r>
+      <w:proofErr w:type="spellStart"/>
       <w:r>
         <w:rPr>
           <w:rFonts w:ascii="Noto Serif SC" w:eastAsia="Noto Serif SC" w:hAnsi="Noto Serif SC" w:cs="Noto Serif"/>
@@ -3833,6 +4714,7 @@
         </w:rPr>
         <w:t>Liuqin</w:t>
       </w:r>
+      <w:proofErr w:type="spellEnd"/>
     </w:p>
     <w:p>
       <w:pPr>
@@ -4319,7 +5201,25 @@
           <w:sz w:val="20"/>
           <w:szCs w:val="20"/>
         </w:rPr>
-        <w:t xml:space="preserve"> Xiaotanggu, </w:t>
+        <w:t xml:space="preserve"> </w:t>
+      </w:r>
+      <w:proofErr w:type="spellStart"/>
+      <w:r>
+        <w:rPr>
+          <w:rFonts w:ascii="Noto Serif SC" w:eastAsia="Noto Serif SC" w:hAnsi="Noto Serif SC" w:cs="Noto Serif"/>
+          <w:sz w:val="20"/>
+          <w:szCs w:val="20"/>
+        </w:rPr>
+        <w:t>Xiaotanggu</w:t>
+      </w:r>
+      <w:proofErr w:type="spellEnd"/>
+      <w:r>
+        <w:rPr>
+          <w:rFonts w:ascii="Noto Serif SC" w:eastAsia="Noto Serif SC" w:hAnsi="Noto Serif SC" w:cs="Noto Serif"/>
+          <w:sz w:val="20"/>
+          <w:szCs w:val="20"/>
+        </w:rPr>
+        <w:t xml:space="preserve">, </w:t>
       </w:r>
       <w:r>
         <w:rPr>
@@ -4335,7 +5235,25 @@
           <w:sz w:val="20"/>
           <w:szCs w:val="20"/>
         </w:rPr>
-        <w:t xml:space="preserve"> Paigu, </w:t>
+        <w:t xml:space="preserve"> </w:t>
+      </w:r>
+      <w:proofErr w:type="spellStart"/>
+      <w:r>
+        <w:rPr>
+          <w:rFonts w:ascii="Noto Serif SC" w:eastAsia="Noto Serif SC" w:hAnsi="Noto Serif SC" w:cs="Noto Serif"/>
+          <w:sz w:val="20"/>
+          <w:szCs w:val="20"/>
+        </w:rPr>
+        <w:t>Paigu</w:t>
+      </w:r>
+      <w:proofErr w:type="spellEnd"/>
+      <w:r>
+        <w:rPr>
+          <w:rFonts w:ascii="Noto Serif SC" w:eastAsia="Noto Serif SC" w:hAnsi="Noto Serif SC" w:cs="Noto Serif"/>
+          <w:sz w:val="20"/>
+          <w:szCs w:val="20"/>
+        </w:rPr>
+        <w:t xml:space="preserve">, </w:t>
       </w:r>
       <w:r>
         <w:rPr>
@@ -4459,7 +5377,25 @@
           <w:sz w:val="20"/>
           <w:szCs w:val="20"/>
         </w:rPr>
-        <w:t xml:space="preserve"> Paigu, </w:t>
+        <w:t xml:space="preserve"> </w:t>
+      </w:r>
+      <w:proofErr w:type="spellStart"/>
+      <w:r>
+        <w:rPr>
+          <w:rFonts w:ascii="Noto Serif SC" w:eastAsia="Noto Serif SC" w:hAnsi="Noto Serif SC" w:cs="Noto Serif"/>
+          <w:sz w:val="20"/>
+          <w:szCs w:val="20"/>
+        </w:rPr>
+        <w:t>Paigu</w:t>
+      </w:r>
+      <w:proofErr w:type="spellEnd"/>
+      <w:r>
+        <w:rPr>
+          <w:rFonts w:ascii="Noto Serif SC" w:eastAsia="Noto Serif SC" w:hAnsi="Noto Serif SC" w:cs="Noto Serif"/>
+          <w:sz w:val="20"/>
+          <w:szCs w:val="20"/>
+        </w:rPr>
+        <w:t xml:space="preserve">, </w:t>
       </w:r>
       <w:r>
         <w:rPr>
@@ -4625,7 +5561,25 @@
           <w:sz w:val="20"/>
           <w:szCs w:val="20"/>
         </w:rPr>
-        <w:t xml:space="preserve"> Bianzhong, </w:t>
+        <w:t xml:space="preserve"> </w:t>
+      </w:r>
+      <w:proofErr w:type="spellStart"/>
+      <w:r>
+        <w:rPr>
+          <w:rFonts w:ascii="Noto Serif SC" w:eastAsia="Noto Serif SC" w:hAnsi="Noto Serif SC" w:cs="Noto Serif"/>
+          <w:sz w:val="20"/>
+          <w:szCs w:val="20"/>
+        </w:rPr>
+        <w:t>Bianzhong</w:t>
+      </w:r>
+      <w:proofErr w:type="spellEnd"/>
+      <w:r>
+        <w:rPr>
+          <w:rFonts w:ascii="Noto Serif SC" w:eastAsia="Noto Serif SC" w:hAnsi="Noto Serif SC" w:cs="Noto Serif"/>
+          <w:sz w:val="20"/>
+          <w:szCs w:val="20"/>
+        </w:rPr>
+        <w:t xml:space="preserve">, </w:t>
       </w:r>
       <w:r>
         <w:rPr>
@@ -4724,7 +5678,25 @@
           <w:sz w:val="20"/>
           <w:szCs w:val="20"/>
         </w:rPr>
-        <w:t xml:space="preserve"> Mangluo, </w:t>
+        <w:t xml:space="preserve"> </w:t>
+      </w:r>
+      <w:proofErr w:type="spellStart"/>
+      <w:r>
+        <w:rPr>
+          <w:rFonts w:ascii="Noto Serif SC" w:eastAsia="Noto Serif SC" w:hAnsi="Noto Serif SC" w:cs="Noto Serif"/>
+          <w:sz w:val="20"/>
+          <w:szCs w:val="20"/>
+        </w:rPr>
+        <w:t>Mangluo</w:t>
+      </w:r>
+      <w:proofErr w:type="spellEnd"/>
+      <w:r>
+        <w:rPr>
+          <w:rFonts w:ascii="Noto Serif SC" w:eastAsia="Noto Serif SC" w:hAnsi="Noto Serif SC" w:cs="Noto Serif"/>
+          <w:sz w:val="20"/>
+          <w:szCs w:val="20"/>
+        </w:rPr>
+        <w:t xml:space="preserve">, </w:t>
       </w:r>
       <w:r>
         <w:rPr>
@@ -4772,7 +5744,25 @@
           <w:sz w:val="20"/>
           <w:szCs w:val="20"/>
         </w:rPr>
-        <w:t xml:space="preserve"> Bianzhong, </w:t>
+        <w:t xml:space="preserve"> </w:t>
+      </w:r>
+      <w:proofErr w:type="spellStart"/>
+      <w:r>
+        <w:rPr>
+          <w:rFonts w:ascii="Noto Serif SC" w:eastAsia="Noto Serif SC" w:hAnsi="Noto Serif SC" w:cs="Noto Serif"/>
+          <w:sz w:val="20"/>
+          <w:szCs w:val="20"/>
+        </w:rPr>
+        <w:t>Bianzhong</w:t>
+      </w:r>
+      <w:proofErr w:type="spellEnd"/>
+      <w:r>
+        <w:rPr>
+          <w:rFonts w:ascii="Noto Serif SC" w:eastAsia="Noto Serif SC" w:hAnsi="Noto Serif SC" w:cs="Noto Serif"/>
+          <w:sz w:val="20"/>
+          <w:szCs w:val="20"/>
+        </w:rPr>
+        <w:t xml:space="preserve">, </w:t>
       </w:r>
       <w:r>
         <w:rPr>
@@ -4820,8 +5810,18 @@
           <w:sz w:val="20"/>
           <w:szCs w:val="20"/>
         </w:rPr>
-        <w:t xml:space="preserve"> Daluo</w:t>
-      </w:r>
+        <w:t xml:space="preserve"> </w:t>
+      </w:r>
+      <w:proofErr w:type="spellStart"/>
+      <w:r>
+        <w:rPr>
+          <w:rFonts w:ascii="Noto Serif SC" w:eastAsia="Noto Serif SC" w:hAnsi="Noto Serif SC" w:cs="Noto Serif"/>
+          <w:sz w:val="20"/>
+          <w:szCs w:val="20"/>
+        </w:rPr>
+        <w:t>Daluo</w:t>
+      </w:r>
+      <w:proofErr w:type="spellEnd"/>
     </w:p>
     <w:p>
       <w:pPr>
@@ -4879,7 +5879,25 @@
           <w:sz w:val="20"/>
           <w:szCs w:val="20"/>
         </w:rPr>
-        <w:t xml:space="preserve"> Dagu, Tubaphone, </w:t>
+        <w:t xml:space="preserve"> Dagu, </w:t>
+      </w:r>
+      <w:proofErr w:type="spellStart"/>
+      <w:r>
+        <w:rPr>
+          <w:rFonts w:ascii="Noto Serif SC" w:eastAsia="Noto Serif SC" w:hAnsi="Noto Serif SC" w:cs="Noto Serif"/>
+          <w:sz w:val="20"/>
+          <w:szCs w:val="20"/>
+        </w:rPr>
+        <w:t>Tubaphone</w:t>
+      </w:r>
+      <w:proofErr w:type="spellEnd"/>
+      <w:r>
+        <w:rPr>
+          <w:rFonts w:ascii="Noto Serif SC" w:eastAsia="Noto Serif SC" w:hAnsi="Noto Serif SC" w:cs="Noto Serif"/>
+          <w:sz w:val="20"/>
+          <w:szCs w:val="20"/>
+        </w:rPr>
+        <w:t xml:space="preserve">, </w:t>
       </w:r>
       <w:r>
         <w:rPr>
@@ -4948,7 +5966,27 @@
           <w:szCs w:val="24"/>
           <w:lang w:val="en-US"/>
         </w:rPr>
-        <w:t xml:space="preserve"> Zhudi solo</w:t>
+        <w:t xml:space="preserve"> </w:t>
+      </w:r>
+      <w:proofErr w:type="spellStart"/>
+      <w:r>
+        <w:rPr>
+          <w:rFonts w:ascii="Noto Serif SC" w:eastAsia="Noto Serif SC" w:hAnsi="Noto Serif SC" w:cs="Noto Serif"/>
+          <w:sz w:val="24"/>
+          <w:szCs w:val="24"/>
+          <w:lang w:val="en-US"/>
+        </w:rPr>
+        <w:t>Zhudi</w:t>
+      </w:r>
+      <w:proofErr w:type="spellEnd"/>
+      <w:r>
+        <w:rPr>
+          <w:rFonts w:ascii="Noto Serif SC" w:eastAsia="Noto Serif SC" w:hAnsi="Noto Serif SC" w:cs="Noto Serif"/>
+          <w:sz w:val="24"/>
+          <w:szCs w:val="24"/>
+          <w:lang w:val="en-US"/>
+        </w:rPr>
+        <w:t xml:space="preserve"> solo</w:t>
       </w:r>
     </w:p>
     <w:p>
@@ -5087,16 +6125,7 @@
           <w:szCs w:val="24"/>
           <w:lang w:val="en-US"/>
         </w:rPr>
-        <w:t xml:space="preserve"> Erhu</w:t>
-      </w:r>
-      <w:r>
-        <w:rPr>
-          <w:rFonts w:ascii="Noto Serif SC" w:eastAsia="Noto Serif SC" w:hAnsi="Noto Serif SC" w:cs="Noto Serif"/>
-          <w:sz w:val="24"/>
-          <w:szCs w:val="24"/>
-          <w:lang w:val="en-US"/>
-        </w:rPr>
-        <w:t xml:space="preserve"> II</w:t>
+        <w:t xml:space="preserve"> Erhu II</w:t>
       </w:r>
     </w:p>
     <w:p>
@@ -5293,8 +6322,9 @@
           <w:sz w:val="36"/>
           <w:szCs w:val="36"/>
         </w:rPr>
-        <w:t>独奏竹笛</w:t>
-      </w:r>
+        <w:t xml:space="preserve">独奏竹笛 Solo </w:t>
+      </w:r>
+      <w:proofErr w:type="spellStart"/>
       <w:r>
         <w:rPr>
           <w:rFonts w:ascii="Noto Serif SC" w:eastAsia="Noto Serif SC" w:hAnsi="Noto Serif SC" w:cs="Noto Serif" w:hint="eastAsia"/>
@@ -5302,21 +6332,22 @@
           <w:sz w:val="36"/>
           <w:szCs w:val="36"/>
         </w:rPr>
-        <w:t xml:space="preserve"> Solo Zhudi:</w:t>
-      </w:r>
-    </w:p>
-    <w:p>
-      <w:pPr>
-        <w:rPr>
-          <w:rFonts w:ascii="Noto Serif SC" w:eastAsia="Noto Serif SC" w:hAnsi="Noto Serif SC" w:cs="Noto Serif"/>
-          <w:bCs/>
-          <w:sz w:val="24"/>
-          <w:szCs w:val="24"/>
-        </w:rPr>
-      </w:pPr>
-    </w:p>
-    <w:p>
-      <w:pPr>
+        <w:t>Zhudi</w:t>
+      </w:r>
+      <w:proofErr w:type="spellEnd"/>
+      <w:r>
+        <w:rPr>
+          <w:rFonts w:ascii="Noto Serif SC" w:eastAsia="Noto Serif SC" w:hAnsi="Noto Serif SC" w:cs="Noto Serif" w:hint="eastAsia"/>
+          <w:bCs/>
+          <w:sz w:val="36"/>
+          <w:szCs w:val="36"/>
+        </w:rPr>
+        <w:t>:</w:t>
+      </w:r>
+    </w:p>
+    <w:p>
+      <w:pPr>
+        <w:ind w:left="720" w:firstLine="720"/>
         <w:rPr>
           <w:rFonts w:ascii="Noto Serif SC" w:eastAsia="Noto Serif SC" w:hAnsi="Noto Serif SC" w:cs="Noto Serif"/>
           <w:bCs/>
@@ -5335,29 +6366,17 @@
         <mc:AlternateContent>
           <mc:Choice Requires="wps">
             <w:drawing>
-              <wp:anchor distT="0" distB="0" distL="114300" distR="114300" simplePos="0" relativeHeight="251658240" behindDoc="1" locked="0" layoutInCell="1" allowOverlap="1" wp14:anchorId="20B46CE9" wp14:editId="751ADFF7">
+              <wp:anchor distT="0" distB="0" distL="114300" distR="114300" simplePos="0" relativeHeight="251658240" behindDoc="0" locked="0" layoutInCell="1" allowOverlap="1" wp14:anchorId="20B46CE9" wp14:editId="29749053">
                 <wp:simplePos x="0" y="0"/>
                 <wp:positionH relativeFrom="margin">
-                  <wp:align>left</wp:align>
+                  <wp:posOffset>493234</wp:posOffset>
                 </wp:positionH>
                 <wp:positionV relativeFrom="paragraph">
-                  <wp:posOffset>73660</wp:posOffset>
+                  <wp:posOffset>72390</wp:posOffset>
                 </wp:positionV>
                 <wp:extent cx="254000" cy="173990"/>
                 <wp:effectExtent l="19050" t="19050" r="12700" b="35560"/>
-                <wp:wrapTight wrapText="bothSides">
-                  <wp:wrapPolygon edited="0">
-                    <wp:start x="6480" y="-2365"/>
-                    <wp:lineTo x="-1620" y="0"/>
-                    <wp:lineTo x="-1620" y="11825"/>
-                    <wp:lineTo x="4860" y="23650"/>
-                    <wp:lineTo x="16200" y="23650"/>
-                    <wp:lineTo x="21060" y="11825"/>
-                    <wp:lineTo x="21060" y="7095"/>
-                    <wp:lineTo x="16200" y="-2365"/>
-                    <wp:lineTo x="6480" y="-2365"/>
-                  </wp:wrapPolygon>
-                </wp:wrapTight>
+                <wp:wrapNone/>
                 <wp:docPr id="1552150408" name="Diamond 1"/>
                 <wp:cNvGraphicFramePr/>
                 <a:graphic xmlns:a="http://schemas.openxmlformats.org/drawingml/2006/main">
@@ -5367,7 +6386,7 @@
                       <wps:spPr>
                         <a:xfrm>
                           <a:off x="0" y="0"/>
-                          <a:ext cx="254000" cy="174215"/>
+                          <a:ext cx="254000" cy="173990"/>
                         </a:xfrm>
                         <a:prstGeom prst="diamond">
                           <a:avLst/>
@@ -5412,12 +6431,12 @@
           </mc:Choice>
           <mc:Fallback>
             <w:pict>
-              <v:shapetype w14:anchorId="2BA55D1C" id="_x0000_t4" coordsize="21600,21600" o:spt="4" path="m10800,l,10800,10800,21600,21600,10800xe">
+              <v:shapetype w14:anchorId="646A309A" id="_x0000_t4" coordsize="21600,21600" o:spt="4" path="m10800,l,10800,10800,21600,21600,10800xe">
                 <v:stroke joinstyle="miter"/>
                 <v:path gradientshapeok="t" o:connecttype="rect" textboxrect="5400,5400,16200,16200"/>
               </v:shapetype>
-              <v:shape id="Diamond 1" o:spid="_x0000_s1026" type="#_x0000_t4" style="position:absolute;margin-left:0;margin-top:5.8pt;width:20pt;height:13.7pt;z-index:-251658240;visibility:visible;mso-wrap-style:square;mso-height-percent:0;mso-wrap-distance-left:9pt;mso-wrap-distance-top:0;mso-wrap-distance-right:9pt;mso-wrap-distance-bottom:0;mso-position-horizontal:left;mso-position-horizontal-relative:margin;mso-position-vertical:absolute;mso-position-vertical-relative:text;mso-height-percent:0;mso-height-relative:margin;v-text-anchor:middle" o:gfxdata="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" filled="f" strokecolor="black [3213]" strokeweight="1pt">
-                <w10:wrap type="tight" anchorx="margin"/>
+              <v:shape id="Diamond 1" o:spid="_x0000_s1026" type="#_x0000_t4" style="position:absolute;margin-left:38.85pt;margin-top:5.7pt;width:20pt;height:13.7pt;z-index:251658240;visibility:visible;mso-wrap-style:square;mso-height-percent:0;mso-wrap-distance-left:9pt;mso-wrap-distance-top:0;mso-wrap-distance-right:9pt;mso-wrap-distance-bottom:0;mso-position-horizontal:absolute;mso-position-horizontal-relative:margin;mso-position-vertical:absolute;mso-position-vertical-relative:text;mso-height-percent:0;mso-height-relative:margin;v-text-anchor:middle" o:gfxdata="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" filled="f" strokecolor="black [3213]" strokeweight="1pt">
+                <w10:wrap anchorx="margin"/>
               </v:shape>
             </w:pict>
           </mc:Fallback>
@@ -5430,16 +6449,7 @@
           <w:sz w:val="24"/>
           <w:szCs w:val="24"/>
         </w:rPr>
-        <w:t xml:space="preserve">  ：</w:t>
-      </w:r>
-      <w:r>
-        <w:rPr>
-          <w:rFonts w:ascii="Noto Serif SC" w:eastAsia="Noto Serif SC" w:hAnsi="Noto Serif SC" w:cs="Noto Serif" w:hint="eastAsia"/>
-          <w:bCs/>
-          <w:sz w:val="24"/>
-          <w:szCs w:val="24"/>
-        </w:rPr>
-        <w:t>稍稍含有气声</w:t>
+        <w:t>：稍稍含有气声</w:t>
       </w:r>
       <w:r>
         <w:rPr>
@@ -5458,38 +6468,12 @@
           <w:sz w:val="24"/>
           <w:szCs w:val="24"/>
         </w:rPr>
-        <w:t>(嘴唇稍微离开吹孔</w:t>
-      </w:r>
-      <w:r>
-        <w:rPr>
-          <w:rFonts w:ascii="Noto Serif SC" w:eastAsia="Noto Serif SC" w:hAnsi="Noto Serif SC" w:cs="Noto Serif" w:hint="eastAsia"/>
-          <w:bCs/>
-          <w:sz w:val="24"/>
-          <w:szCs w:val="24"/>
-        </w:rPr>
-        <w:t>，</w:t>
-      </w:r>
-      <w:r>
-        <w:rPr>
-          <w:rFonts w:ascii="Noto Serif SC" w:eastAsia="Noto Serif SC" w:hAnsi="Noto Serif SC" w:cs="Noto Serif" w:hint="eastAsia"/>
-          <w:bCs/>
-          <w:sz w:val="24"/>
-          <w:szCs w:val="24"/>
-        </w:rPr>
-        <w:t>并能够同时听到音高和吹气的噪音)</w:t>
-      </w:r>
-      <w:r>
-        <w:rPr>
-          <w:rFonts w:ascii="Noto Serif SC" w:eastAsia="Noto Serif SC" w:hAnsi="Noto Serif SC" w:cs="Noto Serif" w:hint="eastAsia"/>
-          <w:bCs/>
-          <w:sz w:val="24"/>
-          <w:szCs w:val="24"/>
-        </w:rPr>
-        <w:t>。</w:t>
-      </w:r>
-    </w:p>
-    <w:p>
-      <w:pPr>
+        <w:t>(嘴唇稍微离开吹孔，并能够同时听到音高和吹气的噪音)。</w:t>
+      </w:r>
+    </w:p>
+    <w:p>
+      <w:pPr>
+        <w:ind w:left="720"/>
         <w:rPr>
           <w:rFonts w:ascii="Noto Serif SC" w:eastAsia="Noto Serif SC" w:hAnsi="Noto Serif SC" w:cs="Noto Serif"/>
           <w:bCs/>
@@ -5531,20 +6515,12 @@
           <w:sz w:val="24"/>
           <w:szCs w:val="24"/>
         </w:rPr>
-        <w:t>：</w:t>
-      </w:r>
-      <w:r>
-        <w:rPr>
-          <w:rFonts w:ascii="Noto Serif SC" w:eastAsia="Noto Serif SC" w:hAnsi="Noto Serif SC" w:cs="Noto Serif" w:hint="eastAsia"/>
-          <w:bCs/>
-          <w:sz w:val="24"/>
-          <w:szCs w:val="24"/>
-        </w:rPr>
-        <w:t>意为气息颤动。</w:t>
-      </w:r>
-    </w:p>
-    <w:p>
-      <w:pPr>
+        <w:t>：意为气息颤动。</w:t>
+      </w:r>
+    </w:p>
+    <w:p>
+      <w:pPr>
+        <w:ind w:left="720"/>
         <w:rPr>
           <w:rFonts w:ascii="Noto Serif SC" w:eastAsia="Noto Serif SC" w:hAnsi="Noto Serif SC" w:cs="Noto Serif"/>
           <w:bCs/>
@@ -5577,44 +6553,38 @@
           <w:sz w:val="24"/>
           <w:szCs w:val="24"/>
         </w:rPr>
-        <w:t>：</w:t>
-      </w:r>
-      <w:r>
-        <w:rPr>
-          <w:rFonts w:ascii="Noto Serif SC" w:eastAsia="Noto Serif SC" w:hAnsi="Noto Serif SC" w:cs="Noto Serif" w:hint="eastAsia"/>
-          <w:bCs/>
-          <w:sz w:val="24"/>
-          <w:szCs w:val="24"/>
-        </w:rPr>
-        <w:t>正常演奏(ordinary,包括正常的颤动、正常的口唇与吹孔的距离关系等)</w:t>
-      </w:r>
-      <w:r>
-        <w:rPr>
-          <w:rFonts w:ascii="Noto Serif SC" w:eastAsia="Noto Serif SC" w:hAnsi="Noto Serif SC" w:cs="Noto Serif" w:hint="eastAsia"/>
-          <w:bCs/>
-          <w:sz w:val="24"/>
-          <w:szCs w:val="24"/>
-        </w:rPr>
-        <w:t>。</w:t>
-      </w:r>
-    </w:p>
-    <w:p>
-      <w:pPr>
-        <w:rPr>
-          <w:rFonts w:ascii="Noto Serif SC" w:eastAsia="Noto Serif SC" w:hAnsi="Noto Serif SC" w:cs="Noto Serif"/>
-          <w:bCs/>
-          <w:sz w:val="24"/>
-          <w:szCs w:val="24"/>
-        </w:rPr>
-      </w:pPr>
-      <w:r>
-        <w:rPr>
-          <w:rFonts w:ascii="Noto Serif SC" w:eastAsia="Noto Serif SC" w:hAnsi="Noto Serif SC" w:cs="Noto Serif" w:hint="eastAsia"/>
-          <w:bCs/>
-          <w:sz w:val="24"/>
-          <w:szCs w:val="24"/>
-        </w:rPr>
-        <w:t>gliss.</w:t>
+        <w:t>：正常演奏(ordinary,包括正常的颤动、正常的口唇与吹孔的距离关系等)。</w:t>
+      </w:r>
+    </w:p>
+    <w:p>
+      <w:pPr>
+        <w:ind w:left="720"/>
+        <w:rPr>
+          <w:rFonts w:ascii="Noto Serif SC" w:eastAsia="Noto Serif SC" w:hAnsi="Noto Serif SC" w:cs="Noto Serif"/>
+          <w:bCs/>
+          <w:sz w:val="24"/>
+          <w:szCs w:val="24"/>
+        </w:rPr>
+      </w:pPr>
+      <w:proofErr w:type="spellStart"/>
+      <w:r>
+        <w:rPr>
+          <w:rFonts w:ascii="Noto Serif SC" w:eastAsia="Noto Serif SC" w:hAnsi="Noto Serif SC" w:cs="Noto Serif" w:hint="eastAsia"/>
+          <w:bCs/>
+          <w:sz w:val="24"/>
+          <w:szCs w:val="24"/>
+        </w:rPr>
+        <w:t>gliss</w:t>
+      </w:r>
+      <w:proofErr w:type="spellEnd"/>
+      <w:r>
+        <w:rPr>
+          <w:rFonts w:ascii="Noto Serif SC" w:eastAsia="Noto Serif SC" w:hAnsi="Noto Serif SC" w:cs="Noto Serif" w:hint="eastAsia"/>
+          <w:bCs/>
+          <w:sz w:val="24"/>
+          <w:szCs w:val="24"/>
+        </w:rPr>
+        <w:t>.</w:t>
       </w:r>
       <w:r>
         <w:rPr>
@@ -5632,35 +6602,38 @@
           <w:sz w:val="24"/>
           <w:szCs w:val="24"/>
         </w:rPr>
-        <w:t>：</w:t>
-      </w:r>
-      <w:r>
-        <w:rPr>
-          <w:rFonts w:ascii="Noto Serif SC" w:eastAsia="Noto Serif SC" w:hAnsi="Noto Serif SC" w:cs="Noto Serif" w:hint="eastAsia"/>
-          <w:bCs/>
-          <w:sz w:val="24"/>
-          <w:szCs w:val="24"/>
-        </w:rPr>
-        <w:t>指滑音或气滑音。</w:t>
-      </w:r>
-    </w:p>
-    <w:p>
-      <w:pPr>
-        <w:rPr>
-          <w:rFonts w:ascii="Noto Serif SC" w:eastAsia="Noto Serif SC" w:hAnsi="Noto Serif SC" w:cs="Noto Serif"/>
-          <w:bCs/>
-          <w:sz w:val="24"/>
-          <w:szCs w:val="24"/>
-        </w:rPr>
-      </w:pPr>
-      <w:r>
-        <w:rPr>
-          <w:rFonts w:ascii="Noto Serif SC" w:eastAsia="Noto Serif SC" w:hAnsi="Noto Serif SC" w:cs="Noto Serif" w:hint="eastAsia"/>
-          <w:bCs/>
-          <w:sz w:val="24"/>
-          <w:szCs w:val="24"/>
-        </w:rPr>
-        <w:t>vib.</w:t>
+        <w:t>：指滑音或气滑音。</w:t>
+      </w:r>
+    </w:p>
+    <w:p>
+      <w:pPr>
+        <w:ind w:left="720"/>
+        <w:rPr>
+          <w:rFonts w:ascii="Noto Serif SC" w:eastAsia="Noto Serif SC" w:hAnsi="Noto Serif SC" w:cs="Noto Serif"/>
+          <w:bCs/>
+          <w:sz w:val="24"/>
+          <w:szCs w:val="24"/>
+        </w:rPr>
+      </w:pPr>
+      <w:proofErr w:type="spellStart"/>
+      <w:r>
+        <w:rPr>
+          <w:rFonts w:ascii="Noto Serif SC" w:eastAsia="Noto Serif SC" w:hAnsi="Noto Serif SC" w:cs="Noto Serif" w:hint="eastAsia"/>
+          <w:bCs/>
+          <w:sz w:val="24"/>
+          <w:szCs w:val="24"/>
+        </w:rPr>
+        <w:t>vib</w:t>
+      </w:r>
+      <w:proofErr w:type="spellEnd"/>
+      <w:r>
+        <w:rPr>
+          <w:rFonts w:ascii="Noto Serif SC" w:eastAsia="Noto Serif SC" w:hAnsi="Noto Serif SC" w:cs="Noto Serif" w:hint="eastAsia"/>
+          <w:bCs/>
+          <w:sz w:val="24"/>
+          <w:szCs w:val="24"/>
+        </w:rPr>
+        <w:t>.</w:t>
       </w:r>
       <w:r>
         <w:rPr>
@@ -5678,44 +6651,47 @@
           <w:sz w:val="24"/>
           <w:szCs w:val="24"/>
         </w:rPr>
-        <w:t>：</w:t>
-      </w:r>
-      <w:r>
-        <w:rPr>
-          <w:rFonts w:ascii="Noto Serif SC" w:eastAsia="Noto Serif SC" w:hAnsi="Noto Serif SC" w:cs="Noto Serif" w:hint="eastAsia"/>
-          <w:bCs/>
-          <w:sz w:val="24"/>
-          <w:szCs w:val="24"/>
-        </w:rPr>
-        <w:t>颤动,颤吟(专指通过气流大小的改变造成,不含指法的变化</w:t>
-      </w:r>
-      <w:r>
-        <w:rPr>
-          <w:rFonts w:ascii="Noto Serif SC" w:eastAsia="Noto Serif SC" w:hAnsi="Noto Serif SC" w:cs="Noto Serif" w:hint="eastAsia"/>
-          <w:bCs/>
-          <w:sz w:val="24"/>
-          <w:szCs w:val="24"/>
-        </w:rPr>
-        <w:t>)</w:t>
-      </w:r>
-    </w:p>
-    <w:p>
-      <w:pPr>
-        <w:rPr>
-          <w:rFonts w:ascii="Noto Serif SC" w:eastAsia="Noto Serif SC" w:hAnsi="Noto Serif SC" w:cs="Noto Serif"/>
-          <w:bCs/>
-          <w:sz w:val="24"/>
-          <w:szCs w:val="24"/>
-        </w:rPr>
-      </w:pPr>
-      <w:r>
-        <w:rPr>
-          <w:rFonts w:ascii="Noto Serif SC" w:eastAsia="Noto Serif SC" w:hAnsi="Noto Serif SC" w:cs="Noto Serif" w:hint="eastAsia"/>
-          <w:bCs/>
-          <w:sz w:val="24"/>
-          <w:szCs w:val="24"/>
-        </w:rPr>
-        <w:t xml:space="preserve">quasi vib. </w:t>
+        <w:t>：颤动,颤吟(专指通过气流大小的改变造成,不含指法的变化)</w:t>
+      </w:r>
+    </w:p>
+    <w:p>
+      <w:pPr>
+        <w:ind w:left="720"/>
+        <w:rPr>
+          <w:rFonts w:ascii="Noto Serif SC" w:eastAsia="Noto Serif SC" w:hAnsi="Noto Serif SC" w:cs="Noto Serif"/>
+          <w:bCs/>
+          <w:sz w:val="24"/>
+          <w:szCs w:val="24"/>
+        </w:rPr>
+      </w:pPr>
+      <w:r>
+        <w:rPr>
+          <w:rFonts w:ascii="Noto Serif SC" w:eastAsia="Noto Serif SC" w:hAnsi="Noto Serif SC" w:cs="Noto Serif" w:hint="eastAsia"/>
+          <w:bCs/>
+          <w:sz w:val="24"/>
+          <w:szCs w:val="24"/>
+        </w:rPr>
+        <w:t xml:space="preserve">quasi </w:t>
+      </w:r>
+      <w:proofErr w:type="spellStart"/>
+      <w:r>
+        <w:rPr>
+          <w:rFonts w:ascii="Noto Serif SC" w:eastAsia="Noto Serif SC" w:hAnsi="Noto Serif SC" w:cs="Noto Serif" w:hint="eastAsia"/>
+          <w:bCs/>
+          <w:sz w:val="24"/>
+          <w:szCs w:val="24"/>
+        </w:rPr>
+        <w:t>vib</w:t>
+      </w:r>
+      <w:proofErr w:type="spellEnd"/>
+      <w:r>
+        <w:rPr>
+          <w:rFonts w:ascii="Noto Serif SC" w:eastAsia="Noto Serif SC" w:hAnsi="Noto Serif SC" w:cs="Noto Serif" w:hint="eastAsia"/>
+          <w:bCs/>
+          <w:sz w:val="24"/>
+          <w:szCs w:val="24"/>
+        </w:rPr>
+        <w:t xml:space="preserve">. </w:t>
       </w:r>
       <w:r>
         <w:rPr>
@@ -5733,44 +6709,47 @@
           <w:sz w:val="24"/>
           <w:szCs w:val="24"/>
         </w:rPr>
-        <w:t>：</w:t>
-      </w:r>
-      <w:r>
-        <w:rPr>
-          <w:rFonts w:ascii="Noto Serif SC" w:eastAsia="Noto Serif SC" w:hAnsi="Noto Serif SC" w:cs="Noto Serif" w:hint="eastAsia"/>
-          <w:bCs/>
-          <w:sz w:val="24"/>
-          <w:szCs w:val="24"/>
-        </w:rPr>
-        <w:t>十分强烈,甚至有些夸张和乖戾的颤动和颤吟(通过气流大小的改变造成,不含指法的变化</w:t>
-      </w:r>
-      <w:r>
-        <w:rPr>
-          <w:rFonts w:ascii="Noto Serif SC" w:eastAsia="Noto Serif SC" w:hAnsi="Noto Serif SC" w:cs="Noto Serif" w:hint="eastAsia"/>
-          <w:bCs/>
-          <w:sz w:val="24"/>
-          <w:szCs w:val="24"/>
-        </w:rPr>
-        <w:t>)。</w:t>
-      </w:r>
-    </w:p>
-    <w:p>
-      <w:pPr>
-        <w:rPr>
-          <w:rFonts w:ascii="Noto Serif SC" w:eastAsia="Noto Serif SC" w:hAnsi="Noto Serif SC" w:cs="Noto Serif"/>
-          <w:bCs/>
-          <w:sz w:val="24"/>
-          <w:szCs w:val="24"/>
-        </w:rPr>
-      </w:pPr>
-      <w:r>
-        <w:rPr>
-          <w:rFonts w:ascii="Noto Serif SC" w:eastAsia="Noto Serif SC" w:hAnsi="Noto Serif SC" w:cs="Noto Serif" w:hint="eastAsia"/>
-          <w:bCs/>
-          <w:sz w:val="24"/>
-          <w:szCs w:val="24"/>
-        </w:rPr>
-        <w:t>non vib.</w:t>
+        <w:t>：十分强烈,甚至有些夸张和乖戾的颤动和颤吟(通过气流大小的改变造成,不含指法的变化)。</w:t>
+      </w:r>
+    </w:p>
+    <w:p>
+      <w:pPr>
+        <w:ind w:left="720"/>
+        <w:rPr>
+          <w:rFonts w:ascii="Noto Serif SC" w:eastAsia="Noto Serif SC" w:hAnsi="Noto Serif SC" w:cs="Noto Serif"/>
+          <w:bCs/>
+          <w:sz w:val="24"/>
+          <w:szCs w:val="24"/>
+        </w:rPr>
+      </w:pPr>
+      <w:r>
+        <w:rPr>
+          <w:rFonts w:ascii="Noto Serif SC" w:eastAsia="Noto Serif SC" w:hAnsi="Noto Serif SC" w:cs="Noto Serif" w:hint="eastAsia"/>
+          <w:bCs/>
+          <w:sz w:val="24"/>
+          <w:szCs w:val="24"/>
+        </w:rPr>
+        <w:t xml:space="preserve">non </w:t>
+      </w:r>
+      <w:proofErr w:type="spellStart"/>
+      <w:r>
+        <w:rPr>
+          <w:rFonts w:ascii="Noto Serif SC" w:eastAsia="Noto Serif SC" w:hAnsi="Noto Serif SC" w:cs="Noto Serif" w:hint="eastAsia"/>
+          <w:bCs/>
+          <w:sz w:val="24"/>
+          <w:szCs w:val="24"/>
+        </w:rPr>
+        <w:t>vib</w:t>
+      </w:r>
+      <w:proofErr w:type="spellEnd"/>
+      <w:r>
+        <w:rPr>
+          <w:rFonts w:ascii="Noto Serif SC" w:eastAsia="Noto Serif SC" w:hAnsi="Noto Serif SC" w:cs="Noto Serif" w:hint="eastAsia"/>
+          <w:bCs/>
+          <w:sz w:val="24"/>
+          <w:szCs w:val="24"/>
+        </w:rPr>
+        <w:t>.</w:t>
       </w:r>
       <w:r>
         <w:rPr>
@@ -5788,20 +6767,12 @@
           <w:sz w:val="24"/>
           <w:szCs w:val="24"/>
         </w:rPr>
-        <w:t>：</w:t>
-      </w:r>
-      <w:r>
-        <w:rPr>
-          <w:rFonts w:ascii="Noto Serif SC" w:eastAsia="Noto Serif SC" w:hAnsi="Noto Serif SC" w:cs="Noto Serif" w:hint="eastAsia"/>
-          <w:bCs/>
-          <w:sz w:val="24"/>
-          <w:szCs w:val="24"/>
-        </w:rPr>
-        <w:t>没有任何颤动和颤吟。</w:t>
-      </w:r>
-    </w:p>
-    <w:p>
-      <w:pPr>
+        <w:t>：没有任何颤动和颤吟。</w:t>
+      </w:r>
+    </w:p>
+    <w:p>
+      <w:pPr>
+        <w:ind w:left="720"/>
         <w:rPr>
           <w:rFonts w:ascii="Noto Serif SC" w:eastAsia="Noto Serif SC" w:hAnsi="Noto Serif SC" w:cs="Noto Serif"/>
           <w:bCs/>
@@ -5843,16 +6814,7 @@
           <w:sz w:val="24"/>
           <w:szCs w:val="24"/>
         </w:rPr>
-        <w:t>：</w:t>
-      </w:r>
-      <w:r>
-        <w:rPr>
-          <w:rFonts w:ascii="Noto Serif SC" w:eastAsia="Noto Serif SC" w:hAnsi="Noto Serif SC" w:cs="Noto Serif" w:hint="eastAsia"/>
-          <w:bCs/>
-          <w:sz w:val="24"/>
-          <w:szCs w:val="24"/>
-        </w:rPr>
-        <w:t>为基础音与其上方小二度的颤音(无论处在什么调性环境下)。</w:t>
+        <w:t>：为基础音与其上方小二度的颤音(无论处在什么调性环境下)。</w:t>
       </w:r>
     </w:p>
     <w:p>
@@ -5881,16 +6843,7 @@
           <w:sz w:val="36"/>
           <w:szCs w:val="36"/>
         </w:rPr>
-        <w:t>独奏琵琶:</w:t>
-      </w:r>
-      <w:r>
-        <w:rPr>
-          <w:rFonts w:ascii="Noto Serif SC" w:eastAsia="Noto Serif SC" w:hAnsi="Noto Serif SC" w:cs="Noto Serif" w:hint="eastAsia"/>
-          <w:bCs/>
-          <w:sz w:val="36"/>
-          <w:szCs w:val="36"/>
-        </w:rPr>
-        <w:t xml:space="preserve"> Solo Pipa:</w:t>
+        <w:t>独奏琵琶 Solo Pipa:</w:t>
       </w:r>
     </w:p>
     <w:p>
@@ -5914,26 +6867,72 @@
           <w:sz w:val="24"/>
           <w:szCs w:val="24"/>
         </w:rPr>
-        <w:t>泛音:</w:t>
-      </w:r>
-    </w:p>
-    <w:p>
-      <w:pPr>
-        <w:rPr>
-          <w:rFonts w:ascii="Noto Serif SC" w:eastAsia="Noto Serif SC" w:hAnsi="Noto Serif SC" w:cs="Noto Serif"/>
-          <w:bCs/>
-          <w:sz w:val="24"/>
-          <w:szCs w:val="24"/>
-        </w:rPr>
-      </w:pPr>
-      <w:r>
-        <w:rPr>
-          <w:rFonts w:ascii="Noto Serif SC" w:eastAsia="Noto Serif SC" w:hAnsi="Noto Serif SC" w:cs="Noto Serif" w:hint="eastAsia"/>
-          <w:bCs/>
-          <w:sz w:val="24"/>
-          <w:szCs w:val="24"/>
-        </w:rPr>
-        <w:t xml:space="preserve">记谱: </w:t>
+        <w:t>泛音</w:t>
+      </w:r>
+      <w:r>
+        <w:rPr>
+          <w:rFonts w:ascii="Noto Serif SC" w:eastAsia="Noto Serif SC" w:hAnsi="Noto Serif SC" w:cs="Noto Serif" w:hint="eastAsia"/>
+          <w:bCs/>
+          <w:sz w:val="24"/>
+          <w:szCs w:val="24"/>
+        </w:rPr>
+        <w:t xml:space="preserve"> </w:t>
+      </w:r>
+      <w:r>
+        <w:rPr>
+          <w:rFonts w:ascii="Noto Serif SC" w:eastAsia="Noto Serif SC" w:hAnsi="Noto Serif SC" w:cs="Noto Serif" w:hint="eastAsia"/>
+          <w:bCs/>
+          <w:sz w:val="24"/>
+          <w:szCs w:val="24"/>
+        </w:rPr>
+        <w:t>Harmonic</w:t>
+      </w:r>
+      <w:r>
+        <w:rPr>
+          <w:rFonts w:ascii="Noto Serif SC" w:eastAsia="Noto Serif SC" w:hAnsi="Noto Serif SC" w:cs="Noto Serif" w:hint="eastAsia"/>
+          <w:bCs/>
+          <w:sz w:val="24"/>
+          <w:szCs w:val="24"/>
+        </w:rPr>
+        <w:t>s</w:t>
+      </w:r>
+      <w:r>
+        <w:rPr>
+          <w:rFonts w:ascii="Noto Serif SC" w:eastAsia="Noto Serif SC" w:hAnsi="Noto Serif SC" w:cs="Noto Serif" w:hint="eastAsia"/>
+          <w:bCs/>
+          <w:sz w:val="24"/>
+          <w:szCs w:val="24"/>
+        </w:rPr>
+        <w:t>：</w:t>
+      </w:r>
+    </w:p>
+    <w:p>
+      <w:pPr>
+        <w:ind w:firstLine="720"/>
+        <w:rPr>
+          <w:rFonts w:ascii="Noto Serif SC" w:eastAsia="Noto Serif SC" w:hAnsi="Noto Serif SC" w:cs="Noto Serif"/>
+          <w:bCs/>
+          <w:sz w:val="24"/>
+          <w:szCs w:val="24"/>
+        </w:rPr>
+      </w:pPr>
+      <w:r>
+        <w:rPr>
+          <w:rFonts w:ascii="Noto Serif SC" w:eastAsia="Noto Serif SC" w:hAnsi="Noto Serif SC" w:cs="Noto Serif" w:hint="eastAsia"/>
+          <w:bCs/>
+          <w:sz w:val="24"/>
+          <w:szCs w:val="24"/>
+        </w:rPr>
+        <w:t>记谱</w:t>
+      </w:r>
+      <w:r>
+        <w:rPr>
+          <w:rFonts w:ascii="Noto Serif SC" w:eastAsia="Noto Serif SC" w:hAnsi="Noto Serif SC" w:cs="Noto Serif" w:hint="eastAsia"/>
+          <w:bCs/>
+          <w:sz w:val="24"/>
+          <w:szCs w:val="24"/>
+        </w:rPr>
+        <w:t>：</w:t>
       </w:r>
       <w:r>
         <w:rPr>
@@ -5951,7 +6950,108 @@
           <w:sz w:val="24"/>
           <w:szCs w:val="24"/>
         </w:rPr>
-        <w:t xml:space="preserve"> (泛音音程和泛音和弦同样仅仅使用单个泛音记号表示)</w:t>
+        <w:t xml:space="preserve"> </w:t>
+      </w:r>
+      <w:r>
+        <w:rPr>
+          <w:rFonts w:ascii="Noto Serif SC" w:eastAsia="Noto Serif SC" w:hAnsi="Noto Serif SC" w:cs="Noto Serif" w:hint="eastAsia"/>
+          <w:bCs/>
+          <w:sz w:val="24"/>
+          <w:szCs w:val="24"/>
+        </w:rPr>
+        <w:t>（</w:t>
+      </w:r>
+      <w:r>
+        <w:rPr>
+          <w:rFonts w:ascii="Noto Serif SC" w:eastAsia="Noto Serif SC" w:hAnsi="Noto Serif SC" w:cs="Noto Serif" w:hint="eastAsia"/>
+          <w:bCs/>
+          <w:sz w:val="24"/>
+          <w:szCs w:val="24"/>
+        </w:rPr>
+        <w:t>泛音音程和泛音和弦同样仅仅使用单个泛音记号表示</w:t>
+      </w:r>
+      <w:r>
+        <w:rPr>
+          <w:rFonts w:ascii="Noto Serif SC" w:eastAsia="Noto Serif SC" w:hAnsi="Noto Serif SC" w:cs="Noto Serif" w:hint="eastAsia"/>
+          <w:bCs/>
+          <w:sz w:val="24"/>
+          <w:szCs w:val="24"/>
+        </w:rPr>
+        <w:t>）</w:t>
+      </w:r>
+      <w:r>
+        <w:rPr>
+          <w:rFonts w:ascii="Noto Serif SC" w:eastAsia="Noto Serif SC" w:hAnsi="Noto Serif SC" w:cs="Noto Serif" w:hint="eastAsia"/>
+          <w:bCs/>
+          <w:sz w:val="24"/>
+          <w:szCs w:val="24"/>
+        </w:rPr>
+        <w:t>。</w:t>
+      </w:r>
+    </w:p>
+    <w:p>
+      <w:pPr>
+        <w:ind w:firstLine="720"/>
+        <w:rPr>
+          <w:rFonts w:ascii="Noto Serif SC" w:eastAsia="Noto Serif SC" w:hAnsi="Noto Serif SC" w:cs="Noto Serif" w:hint="eastAsia"/>
+          <w:bCs/>
+          <w:sz w:val="24"/>
+          <w:szCs w:val="24"/>
+        </w:rPr>
+      </w:pPr>
+      <w:r>
+        <w:rPr>
+          <w:rFonts w:ascii="Noto Serif SC" w:eastAsia="Noto Serif SC" w:hAnsi="Noto Serif SC" w:cs="Noto Serif" w:hint="eastAsia"/>
+          <w:bCs/>
+          <w:sz w:val="24"/>
+          <w:szCs w:val="24"/>
+        </w:rPr>
+        <w:t>O</w:t>
+      </w:r>
+      <w:r>
+        <w:rPr>
+          <w:rFonts w:ascii="Noto Serif SC" w:eastAsia="Noto Serif SC" w:hAnsi="Noto Serif SC" w:cs="Noto Serif"/>
+          <w:bCs/>
+          <w:sz w:val="24"/>
+          <w:szCs w:val="24"/>
+        </w:rPr>
+        <w:t>vertone</w:t>
+      </w:r>
+      <w:r>
+        <w:rPr>
+          <w:rFonts w:ascii="Noto Serif SC" w:eastAsia="Noto Serif SC" w:hAnsi="Noto Serif SC" w:cs="Noto Serif" w:hint="eastAsia"/>
+          <w:bCs/>
+          <w:sz w:val="24"/>
+          <w:szCs w:val="24"/>
+        </w:rPr>
+        <w:t xml:space="preserve"> notes </w:t>
+      </w:r>
+      <w:r>
+        <w:rPr>
+          <w:rFonts w:ascii="Noto Serif SC" w:eastAsia="Noto Serif SC" w:hAnsi="Noto Serif SC" w:cs="Noto Serif"/>
+          <w:bCs/>
+          <w:sz w:val="24"/>
+          <w:szCs w:val="24"/>
+        </w:rPr>
+        <w:t xml:space="preserve">are also represented by </w:t>
+      </w:r>
+      <w:r>
+        <w:rPr>
+          <w:rFonts w:ascii="Noto Serif SC" w:eastAsia="Noto Serif SC" w:hAnsi="Noto Serif SC" w:cs="Noto Serif" w:hint="eastAsia"/>
+          <w:bCs/>
+          <w:sz w:val="24"/>
+          <w:szCs w:val="24"/>
+        </w:rPr>
+        <w:t>same above circle</w:t>
+      </w:r>
+      <w:r>
+        <w:rPr>
+          <w:rFonts w:ascii="Noto Serif SC" w:eastAsia="Noto Serif SC" w:hAnsi="Noto Serif SC" w:cs="Noto Serif" w:hint="eastAsia"/>
+          <w:bCs/>
+          <w:sz w:val="24"/>
+          <w:szCs w:val="24"/>
+        </w:rPr>
+        <w:t>.</w:t>
       </w:r>
     </w:p>
     <w:p>
@@ -5975,7 +7075,34 @@
           <w:sz w:val="24"/>
           <w:szCs w:val="24"/>
         </w:rPr>
-        <w:t>独奏琵琶的定弦: A</w:t>
+        <w:t>独奏琵琶的定弦</w:t>
+      </w:r>
+      <w:r>
+        <w:rPr>
+          <w:rFonts w:ascii="Noto Serif SC" w:eastAsia="Noto Serif SC" w:hAnsi="Noto Serif SC" w:cs="Noto Serif" w:hint="eastAsia"/>
+          <w:bCs/>
+          <w:sz w:val="24"/>
+          <w:szCs w:val="24"/>
+        </w:rPr>
+        <w:t xml:space="preserve"> Pipa Scordatura</w:t>
+      </w:r>
+      <w:r>
+        <w:rPr>
+          <w:rFonts w:ascii="Noto Serif SC" w:eastAsia="Noto Serif SC" w:hAnsi="Noto Serif SC" w:cs="Noto Serif" w:hint="eastAsia"/>
+          <w:bCs/>
+          <w:sz w:val="24"/>
+          <w:szCs w:val="24"/>
+        </w:rPr>
+        <w:t>：</w:t>
+      </w:r>
+      <w:r>
+        <w:rPr>
+          <w:rFonts w:ascii="Noto Serif SC" w:eastAsia="Noto Serif SC" w:hAnsi="Noto Serif SC" w:cs="Noto Serif" w:hint="eastAsia"/>
+          <w:bCs/>
+          <w:sz w:val="24"/>
+          <w:szCs w:val="24"/>
+        </w:rPr>
+        <w:t>A</w:t>
       </w:r>
       <w:r>
         <w:rPr>
@@ -5993,7 +7120,25 @@
           <w:sz w:val="24"/>
           <w:szCs w:val="24"/>
         </w:rPr>
-        <w:t>、d、E</w:t>
+        <w:t>、</w:t>
+      </w:r>
+      <w:r>
+        <w:rPr>
+          <w:rFonts w:ascii="Noto Serif SC" w:eastAsia="Noto Serif SC" w:hAnsi="Noto Serif SC" w:cs="Noto Serif" w:hint="eastAsia"/>
+          <w:bCs/>
+          <w:sz w:val="24"/>
+          <w:szCs w:val="24"/>
+        </w:rPr>
+        <w:t>D</w:t>
+      </w:r>
+      <w:r>
+        <w:rPr>
+          <w:rFonts w:ascii="Noto Serif SC" w:eastAsia="Noto Serif SC" w:hAnsi="Noto Serif SC" w:cs="Noto Serif" w:hint="eastAsia"/>
+          <w:bCs/>
+          <w:sz w:val="24"/>
+          <w:szCs w:val="24"/>
+        </w:rPr>
+        <w:t>、E</w:t>
       </w:r>
       <w:r>
         <w:rPr>
@@ -6011,26 +7156,137 @@
           <w:sz w:val="24"/>
           <w:szCs w:val="24"/>
         </w:rPr>
-        <w:t>、a</w:t>
-      </w:r>
-    </w:p>
-    <w:p>
-      <w:pPr>
-        <w:rPr>
-          <w:rFonts w:ascii="Noto Serif SC" w:eastAsia="Noto Serif SC" w:hAnsi="Noto Serif SC" w:cs="Noto Serif"/>
-          <w:bCs/>
-          <w:sz w:val="24"/>
-          <w:szCs w:val="24"/>
-        </w:rPr>
-      </w:pPr>
-      <w:r>
-        <w:rPr>
-          <w:rFonts w:ascii="Noto Serif SC" w:eastAsia="Noto Serif SC" w:hAnsi="Noto Serif SC" w:cs="Noto Serif" w:hint="eastAsia"/>
-          <w:bCs/>
-          <w:sz w:val="24"/>
-          <w:szCs w:val="24"/>
-        </w:rPr>
-        <w:t>注意:乐谱中所有的音高皆为实际发音音高,不在作缠弦的移位演奏音高记谱处理。</w:t>
+        <w:t>、</w:t>
+      </w:r>
+      <w:r>
+        <w:rPr>
+          <w:rFonts w:ascii="Noto Serif SC" w:eastAsia="Noto Serif SC" w:hAnsi="Noto Serif SC" w:cs="Noto Serif" w:hint="eastAsia"/>
+          <w:bCs/>
+          <w:sz w:val="24"/>
+          <w:szCs w:val="24"/>
+        </w:rPr>
+        <w:t>A</w:t>
+      </w:r>
+    </w:p>
+    <w:p>
+      <w:pPr>
+        <w:ind w:firstLine="720"/>
+        <w:rPr>
+          <w:rFonts w:ascii="Noto Serif SC" w:eastAsia="Noto Serif SC" w:hAnsi="Noto Serif SC" w:cs="Noto Serif"/>
+          <w:bCs/>
+          <w:sz w:val="24"/>
+          <w:szCs w:val="24"/>
+        </w:rPr>
+      </w:pPr>
+      <w:r>
+        <w:rPr>
+          <w:rFonts w:ascii="Noto Serif SC" w:eastAsia="Noto Serif SC" w:hAnsi="Noto Serif SC" w:cs="Noto Serif" w:hint="eastAsia"/>
+          <w:bCs/>
+          <w:sz w:val="24"/>
+          <w:szCs w:val="24"/>
+        </w:rPr>
+        <w:t>注意</w:t>
+      </w:r>
+      <w:r>
+        <w:rPr>
+          <w:rFonts w:ascii="Noto Serif SC" w:eastAsia="Noto Serif SC" w:hAnsi="Noto Serif SC" w:cs="Noto Serif" w:hint="eastAsia"/>
+          <w:bCs/>
+          <w:sz w:val="24"/>
+          <w:szCs w:val="24"/>
+        </w:rPr>
+        <w:t>：</w:t>
+      </w:r>
+      <w:r>
+        <w:rPr>
+          <w:rFonts w:ascii="Noto Serif SC" w:eastAsia="Noto Serif SC" w:hAnsi="Noto Serif SC" w:cs="Noto Serif" w:hint="eastAsia"/>
+          <w:bCs/>
+          <w:sz w:val="24"/>
+          <w:szCs w:val="24"/>
+        </w:rPr>
+        <w:t>乐谱中所有的音高皆为实际发音音高,不在作缠弦的移位演奏音高记谱处理。</w:t>
+      </w:r>
+    </w:p>
+    <w:p>
+      <w:pPr>
+        <w:pStyle w:val="ListParagraph"/>
+        <w:rPr>
+          <w:rFonts w:ascii="Noto Serif SC" w:eastAsia="Noto Serif SC" w:hAnsi="Noto Serif SC" w:cs="Noto Serif" w:hint="eastAsia"/>
+          <w:bCs/>
+          <w:sz w:val="24"/>
+          <w:szCs w:val="24"/>
+        </w:rPr>
+      </w:pPr>
+      <w:r>
+        <w:rPr>
+          <w:rFonts w:ascii="Noto Serif SC" w:eastAsia="Noto Serif SC" w:hAnsi="Noto Serif SC" w:cs="Noto Serif"/>
+          <w:bCs/>
+          <w:sz w:val="24"/>
+          <w:szCs w:val="24"/>
+        </w:rPr>
+        <w:t xml:space="preserve">Note: </w:t>
+      </w:r>
+      <w:r>
+        <w:rPr>
+          <w:rFonts w:ascii="Noto Serif SC" w:eastAsia="Noto Serif SC" w:hAnsi="Noto Serif SC" w:cs="Noto Serif" w:hint="eastAsia"/>
+          <w:bCs/>
+          <w:sz w:val="24"/>
+          <w:szCs w:val="24"/>
+        </w:rPr>
+        <w:t>All s</w:t>
+      </w:r>
+      <w:r>
+        <w:rPr>
+          <w:rFonts w:ascii="Noto Serif SC" w:eastAsia="Noto Serif SC" w:hAnsi="Noto Serif SC" w:cs="Noto Serif" w:hint="eastAsia"/>
+          <w:bCs/>
+          <w:sz w:val="24"/>
+          <w:szCs w:val="24"/>
+        </w:rPr>
+        <w:t>cordatura</w:t>
+      </w:r>
+      <w:r>
+        <w:rPr>
+          <w:rFonts w:ascii="Noto Serif SC" w:eastAsia="Noto Serif SC" w:hAnsi="Noto Serif SC" w:cs="Noto Serif" w:hint="eastAsia"/>
+          <w:bCs/>
+          <w:sz w:val="24"/>
+          <w:szCs w:val="24"/>
+        </w:rPr>
+        <w:t xml:space="preserve"> </w:t>
+      </w:r>
+      <w:r>
+        <w:rPr>
+          <w:rFonts w:ascii="Noto Serif SC" w:eastAsia="Noto Serif SC" w:hAnsi="Noto Serif SC" w:cs="Noto Serif"/>
+          <w:bCs/>
+          <w:sz w:val="24"/>
+          <w:szCs w:val="24"/>
+        </w:rPr>
+        <w:t xml:space="preserve">pitches in the score are </w:t>
+      </w:r>
+      <w:r>
+        <w:rPr>
+          <w:rFonts w:ascii="Noto Serif SC" w:eastAsia="Noto Serif SC" w:hAnsi="Noto Serif SC" w:cs="Noto Serif" w:hint="eastAsia"/>
+          <w:bCs/>
+          <w:sz w:val="24"/>
+          <w:szCs w:val="24"/>
+        </w:rPr>
+        <w:t xml:space="preserve">written in </w:t>
+      </w:r>
+      <w:r>
+        <w:rPr>
+          <w:rFonts w:ascii="Noto Serif SC" w:eastAsia="Noto Serif SC" w:hAnsi="Noto Serif SC" w:cs="Noto Serif" w:hint="eastAsia"/>
+          <w:b/>
+          <w:sz w:val="24"/>
+          <w:szCs w:val="24"/>
+        </w:rPr>
+        <w:t>sounding pitch</w:t>
+      </w:r>
+      <w:r>
+        <w:rPr>
+          <w:rFonts w:ascii="Noto Serif SC" w:eastAsia="Noto Serif SC" w:hAnsi="Noto Serif SC" w:cs="Noto Serif" w:hint="eastAsia"/>
+          <w:bCs/>
+          <w:sz w:val="24"/>
+          <w:szCs w:val="24"/>
+        </w:rPr>
+        <w:t>.</w:t>
       </w:r>
     </w:p>
     <w:p>
@@ -6041,19 +7297,63 @@
           <w:numId w:val="2"/>
         </w:numPr>
         <w:rPr>
-          <w:rFonts w:ascii="Noto Serif SC" w:eastAsia="Noto Serif SC" w:hAnsi="Noto Serif SC" w:cs="Noto Serif"/>
-          <w:bCs/>
-          <w:sz w:val="24"/>
-          <w:szCs w:val="24"/>
-        </w:rPr>
-      </w:pPr>
-      <w:r>
-        <w:rPr>
-          <w:rFonts w:ascii="Noto Serif SC" w:eastAsia="Noto Serif SC" w:hAnsi="Noto Serif SC" w:cs="Noto Serif"/>
-          <w:bCs/>
+          <w:rFonts w:ascii="Noto Serif SC" w:eastAsia="Noto Serif SC" w:hAnsi="Noto Serif SC" w:cs="Noto Serif" w:hint="eastAsia"/>
+          <w:bCs/>
+          <w:sz w:val="24"/>
+          <w:szCs w:val="24"/>
+        </w:rPr>
+      </w:pPr>
+      <w:r>
+        <w:rPr>
+          <w:rFonts w:ascii="Noto Serif SC" w:eastAsia="Noto Serif SC" w:hAnsi="Noto Serif SC" w:cs="Noto Serif" w:hint="eastAsia"/>
+          <w:bCs/>
+          <w:sz w:val="24"/>
+          <w:szCs w:val="24"/>
+        </w:rPr>
+        <w:t>琵琶</w:t>
+      </w:r>
+      <w:r>
+        <w:rPr>
+          <w:rFonts w:ascii="Noto Serif SC" w:eastAsia="Noto Serif SC" w:hAnsi="Noto Serif SC" w:cs="Noto Serif"/>
+          <w:bCs/>
+          <w:sz w:val="24"/>
+          <w:szCs w:val="24"/>
+        </w:rPr>
+        <w:t>技巧</w:t>
+      </w:r>
+      <w:r>
+        <w:rPr>
+          <w:rFonts w:ascii="Noto Serif SC" w:eastAsia="Noto Serif SC" w:hAnsi="Noto Serif SC" w:cs="Noto Serif" w:hint="eastAsia"/>
+          <w:bCs/>
+          <w:sz w:val="24"/>
+          <w:szCs w:val="24"/>
+        </w:rPr>
+        <w:t xml:space="preserve"> Pipa Techniques</w:t>
+      </w:r>
+      <w:r>
+        <w:rPr>
+          <w:rFonts w:ascii="Noto Serif SC" w:eastAsia="Noto Serif SC" w:hAnsi="Noto Serif SC" w:cs="Noto Serif" w:hint="eastAsia"/>
+          <w:bCs/>
+          <w:sz w:val="24"/>
+          <w:szCs w:val="24"/>
+        </w:rPr>
+        <w:t>：</w:t>
+      </w:r>
+    </w:p>
+    <w:p>
+      <w:pPr>
+        <w:ind w:left="1440"/>
+        <w:rPr>
+          <w:rFonts w:ascii="Noto Serif SC" w:eastAsia="Noto Serif SC" w:hAnsi="Noto Serif SC" w:cs="Noto Serif" w:hint="eastAsia"/>
+          <w:bCs/>
+          <w:sz w:val="24"/>
+          <w:szCs w:val="24"/>
+        </w:rPr>
+      </w:pPr>
+      <w:r>
+        <w:rPr>
+          <w:rFonts w:ascii="Noto Serif SC" w:eastAsia="Noto Serif SC" w:hAnsi="Noto Serif SC"/>
           <w:noProof/>
-          <w:sz w:val="24"/>
-          <w:szCs w:val="24"/>
           <w:lang w:val="en-GB"/>
         </w:rPr>
         <w:drawing>
@@ -6112,16 +7412,162 @@
           <w:sz w:val="24"/>
           <w:szCs w:val="24"/>
         </w:rPr>
-        <w:t xml:space="preserve"> 轮指(仅一下)。 </w:t>
-      </w:r>
-    </w:p>
-    <w:p>
-      <w:pPr>
-        <w:rPr>
-          <w:rFonts w:ascii="Noto Serif SC" w:eastAsia="Noto Serif SC" w:hAnsi="Noto Serif SC" w:cs="Noto Serif"/>
-          <w:bCs/>
-          <w:sz w:val="24"/>
-          <w:szCs w:val="24"/>
+        <w:t xml:space="preserve"> </w:t>
+      </w:r>
+      <w:r>
+        <w:rPr>
+          <w:rFonts w:ascii="Noto Serif SC" w:eastAsia="Noto Serif SC" w:hAnsi="Noto Serif SC" w:cs="Noto Serif"/>
+          <w:bCs/>
+          <w:sz w:val="24"/>
+          <w:szCs w:val="24"/>
+        </w:rPr>
+        <w:tab/>
+      </w:r>
+      <w:r>
+        <w:rPr>
+          <w:rFonts w:ascii="Noto Serif SC" w:eastAsia="Noto Serif SC" w:hAnsi="Noto Serif SC" w:cs="Noto Serif" w:hint="eastAsia"/>
+          <w:bCs/>
+          <w:sz w:val="24"/>
+          <w:szCs w:val="24"/>
+        </w:rPr>
+        <w:t>：</w:t>
+      </w:r>
+      <w:r>
+        <w:rPr>
+          <w:rFonts w:ascii="Noto Serif SC" w:eastAsia="Noto Serif SC" w:hAnsi="Noto Serif SC" w:cs="Noto Serif" w:hint="eastAsia"/>
+          <w:bCs/>
+          <w:sz w:val="24"/>
+          <w:szCs w:val="24"/>
+        </w:rPr>
+        <w:t>轮指</w:t>
+      </w:r>
+      <w:r>
+        <w:rPr>
+          <w:rFonts w:ascii="Noto Serif SC" w:eastAsia="Noto Serif SC" w:hAnsi="Noto Serif SC" w:cs="Noto Serif" w:hint="eastAsia"/>
+          <w:bCs/>
+          <w:sz w:val="24"/>
+          <w:szCs w:val="24"/>
+        </w:rPr>
+        <w:t>（</w:t>
+      </w:r>
+      <w:r>
+        <w:rPr>
+          <w:rFonts w:ascii="Noto Serif SC" w:eastAsia="Noto Serif SC" w:hAnsi="Noto Serif SC" w:cs="Noto Serif" w:hint="eastAsia"/>
+          <w:bCs/>
+          <w:sz w:val="24"/>
+          <w:szCs w:val="24"/>
+        </w:rPr>
+        <w:t>仅一下</w:t>
+      </w:r>
+      <w:r>
+        <w:rPr>
+          <w:rFonts w:ascii="Noto Serif SC" w:eastAsia="Noto Serif SC" w:hAnsi="Noto Serif SC" w:cs="Noto Serif"/>
+          <w:bCs/>
+          <w:sz w:val="24"/>
+          <w:szCs w:val="24"/>
+        </w:rPr>
+        <w:t>）</w:t>
+      </w:r>
+      <w:r>
+        <w:rPr>
+          <w:rFonts w:ascii="Noto Serif SC" w:eastAsia="Noto Serif SC" w:hAnsi="Noto Serif SC" w:cs="Noto Serif"/>
+          <w:bCs/>
+          <w:sz w:val="24"/>
+          <w:szCs w:val="24"/>
+        </w:rPr>
+        <w:tab/>
+      </w:r>
+      <w:r>
+        <w:rPr>
+          <w:rFonts w:ascii="Noto Serif SC" w:eastAsia="Noto Serif SC" w:hAnsi="Noto Serif SC" w:cs="Noto Serif"/>
+          <w:bCs/>
+          <w:sz w:val="24"/>
+          <w:szCs w:val="24"/>
+        </w:rPr>
+        <w:tab/>
+      </w:r>
+      <w:r>
+        <w:rPr>
+          <w:rFonts w:ascii="Noto Serif SC" w:eastAsia="Noto Serif SC" w:hAnsi="Noto Serif SC" w:cs="Noto Serif"/>
+          <w:bCs/>
+          <w:sz w:val="24"/>
+          <w:szCs w:val="24"/>
+        </w:rPr>
+        <w:tab/>
+      </w:r>
+      <w:r>
+        <w:rPr>
+          <w:rFonts w:ascii="Noto Serif SC" w:eastAsia="Noto Serif SC" w:hAnsi="Noto Serif SC" w:cs="Noto Serif"/>
+          <w:bCs/>
+          <w:sz w:val="24"/>
+          <w:szCs w:val="24"/>
+        </w:rPr>
+        <w:tab/>
+      </w:r>
+      <w:r>
+        <w:rPr>
+          <w:rFonts w:ascii="Noto Serif SC" w:eastAsia="Noto Serif SC" w:hAnsi="Noto Serif SC" w:cs="Noto Serif" w:hint="eastAsia"/>
+          <w:bCs/>
+          <w:sz w:val="24"/>
+          <w:szCs w:val="24"/>
+        </w:rPr>
+        <w:t>Five</w:t>
+      </w:r>
+      <w:r>
+        <w:rPr>
+          <w:rFonts w:ascii="Noto Serif SC" w:eastAsia="Noto Serif SC" w:hAnsi="Noto Serif SC" w:cs="Noto Serif"/>
+          <w:bCs/>
+          <w:sz w:val="24"/>
+          <w:szCs w:val="24"/>
+        </w:rPr>
+        <w:t xml:space="preserve"> finger</w:t>
+      </w:r>
+      <w:r>
+        <w:rPr>
+          <w:rFonts w:ascii="Noto Serif SC" w:eastAsia="Noto Serif SC" w:hAnsi="Noto Serif SC" w:cs="Noto Serif" w:hint="eastAsia"/>
+          <w:bCs/>
+          <w:sz w:val="24"/>
+          <w:szCs w:val="24"/>
+        </w:rPr>
+        <w:t xml:space="preserve"> roll</w:t>
+      </w:r>
+      <w:r>
+        <w:rPr>
+          <w:rFonts w:ascii="Noto Serif SC" w:eastAsia="Noto Serif SC" w:hAnsi="Noto Serif SC" w:cs="Noto Serif"/>
+          <w:bCs/>
+          <w:sz w:val="24"/>
+          <w:szCs w:val="24"/>
+        </w:rPr>
+        <w:t xml:space="preserve"> (</w:t>
+      </w:r>
+      <w:r>
+        <w:rPr>
+          <w:rFonts w:ascii="Noto Serif SC" w:eastAsia="Noto Serif SC" w:hAnsi="Noto Serif SC" w:cs="Noto Serif" w:hint="eastAsia"/>
+          <w:bCs/>
+          <w:sz w:val="24"/>
+          <w:szCs w:val="24"/>
+        </w:rPr>
+        <w:t>on a single note</w:t>
+      </w:r>
+      <w:r>
+        <w:rPr>
+          <w:rFonts w:ascii="Noto Serif SC" w:eastAsia="Noto Serif SC" w:hAnsi="Noto Serif SC" w:cs="Noto Serif"/>
+          <w:bCs/>
+          <w:sz w:val="24"/>
+          <w:szCs w:val="24"/>
+        </w:rPr>
+        <w:t>)</w:t>
+      </w:r>
+    </w:p>
+    <w:p>
+      <w:pPr>
+        <w:ind w:left="1440"/>
+        <w:rPr>
+          <w:rFonts w:ascii="Noto Serif SC" w:eastAsia="Noto Serif SC" w:hAnsi="Noto Serif SC" w:cs="Noto Serif" w:hint="eastAsia"/>
+          <w:bCs/>
+          <w:sz w:val="24"/>
+          <w:szCs w:val="24"/>
+          <w:lang w:val="en-GB"/>
         </w:rPr>
       </w:pPr>
       <w:r>
@@ -6243,7 +7689,7 @@
       </w:r>
       <w:r>
         <w:rPr>
-          <w:rFonts w:ascii="Noto Serif SC" w:eastAsia="Noto Serif SC" w:hAnsi="Noto Serif SC" w:cs="Noto Serif"/>
+          <w:rFonts w:ascii="Noto Serif SC" w:eastAsia="Noto Serif SC" w:hAnsi="Noto Serif SC" w:cs="Noto Serif" w:hint="eastAsia"/>
           <w:bCs/>
           <w:sz w:val="24"/>
           <w:szCs w:val="24"/>
@@ -6257,21 +7703,94 @@
           <w:sz w:val="24"/>
           <w:szCs w:val="24"/>
         </w:rPr>
-        <w:t>：持续轮指(包括满轮)。</w:t>
-      </w:r>
-    </w:p>
-    <w:p>
-      <w:pPr>
-        <w:rPr>
-          <w:rFonts w:ascii="Cambria" w:eastAsia="Noto Serif SC" w:hAnsi="Cambria" w:cs="Noto Serif"/>
-          <w:bCs/>
-          <w:sz w:val="24"/>
-          <w:szCs w:val="24"/>
-        </w:rPr>
-      </w:pPr>
-      <w:r>
-        <w:rPr>
-          <w:rFonts w:ascii="Cambria" w:eastAsia="Noto Serif SC" w:hAnsi="Cambria" w:cs="Noto Serif" w:hint="eastAsia"/>
+        <w:t>：持续轮指</w:t>
+      </w:r>
+      <w:r>
+        <w:rPr>
+          <w:rFonts w:ascii="Noto Serif SC" w:eastAsia="Noto Serif SC" w:hAnsi="Noto Serif SC" w:cs="Noto Serif" w:hint="eastAsia"/>
+          <w:bCs/>
+          <w:sz w:val="24"/>
+          <w:szCs w:val="24"/>
+        </w:rPr>
+        <w:t>（</w:t>
+      </w:r>
+      <w:r>
+        <w:rPr>
+          <w:rFonts w:ascii="Noto Serif SC" w:eastAsia="Noto Serif SC" w:hAnsi="Noto Serif SC" w:cs="Noto Serif" w:hint="eastAsia"/>
+          <w:bCs/>
+          <w:sz w:val="24"/>
+          <w:szCs w:val="24"/>
+        </w:rPr>
+        <w:t>包括满轮</w:t>
+      </w:r>
+      <w:r>
+        <w:rPr>
+          <w:rFonts w:ascii="Noto Serif SC" w:eastAsia="Noto Serif SC" w:hAnsi="Noto Serif SC" w:cs="Noto Serif" w:hint="eastAsia"/>
+          <w:bCs/>
+          <w:sz w:val="24"/>
+          <w:szCs w:val="24"/>
+        </w:rPr>
+        <w:t>）</w:t>
+      </w:r>
+      <w:r>
+        <w:rPr>
+          <w:rFonts w:ascii="Noto Serif SC" w:eastAsia="Noto Serif SC" w:hAnsi="Noto Serif SC" w:cs="Noto Serif"/>
+          <w:bCs/>
+          <w:sz w:val="24"/>
+          <w:szCs w:val="24"/>
+        </w:rPr>
+        <w:tab/>
+      </w:r>
+      <w:r>
+        <w:rPr>
+          <w:rFonts w:ascii="Noto Serif SC" w:eastAsia="Noto Serif SC" w:hAnsi="Noto Serif SC" w:cs="Noto Serif"/>
+          <w:bCs/>
+          <w:sz w:val="24"/>
+          <w:szCs w:val="24"/>
+        </w:rPr>
+        <w:tab/>
+      </w:r>
+      <w:r>
+        <w:rPr>
+          <w:rFonts w:ascii="Noto Serif SC" w:eastAsia="Noto Serif SC" w:hAnsi="Noto Serif SC" w:cs="Noto Serif"/>
+          <w:bCs/>
+          <w:sz w:val="24"/>
+          <w:szCs w:val="24"/>
+        </w:rPr>
+        <w:tab/>
+      </w:r>
+      <w:r>
+        <w:rPr>
+          <w:rFonts w:ascii="Noto Serif SC" w:eastAsia="Noto Serif SC" w:hAnsi="Noto Serif SC" w:cs="Noto Serif" w:hint="eastAsia"/>
+          <w:bCs/>
+          <w:sz w:val="24"/>
+          <w:szCs w:val="24"/>
+        </w:rPr>
+        <w:t>Continuous five finger roll</w:t>
+      </w:r>
+      <w:r>
+        <w:rPr>
+          <w:rFonts w:ascii="Noto Serif SC" w:eastAsia="Noto Serif SC" w:hAnsi="Noto Serif SC" w:cs="Noto Serif"/>
+          <w:bCs/>
+          <w:sz w:val="24"/>
+          <w:szCs w:val="24"/>
+        </w:rPr>
+        <w:t xml:space="preserve"> (across multiple notes)</w:t>
+      </w:r>
+    </w:p>
+    <w:p>
+      <w:pPr>
+        <w:ind w:left="1440"/>
+        <w:rPr>
+          <w:rFonts w:ascii="Noto Serif SC" w:eastAsia="Noto Serif SC" w:hAnsi="Noto Serif SC" w:cs="Noto Serif" w:hint="eastAsia"/>
+          <w:bCs/>
+          <w:sz w:val="24"/>
+          <w:szCs w:val="24"/>
+        </w:rPr>
+      </w:pPr>
+      <w:r>
+        <w:rPr>
+          <w:rFonts w:ascii="Noto Serif SC" w:eastAsia="Noto Serif SC" w:hAnsi="Noto Serif SC" w:cs="Noto Serif" w:hint="eastAsia"/>
           <w:bCs/>
           <w:sz w:val="24"/>
           <w:szCs w:val="24"/>
@@ -6280,78 +7799,109 @@
       </w:r>
       <w:r>
         <w:rPr>
+          <w:rFonts w:ascii="Noto Serif SC" w:eastAsia="Noto Serif SC" w:hAnsi="Noto Serif SC"/>
           <w:sz w:val="24"/>
           <w:szCs w:val="24"/>
         </w:rPr>
         <w:pict w14:anchorId="62D7E167">
-          <v:shape id="Picture 7" o:spid="_x0000_i1027" type="#_x0000_t75" alt="A black background with a black square&#10;&#10;Description automatically generated with medium confidence" style="width:6.75pt;height:15.8pt;visibility:visible;mso-wrap-style:square">
+          <v:shape id="Picture 7" o:spid="_x0000_i1027" type="#_x0000_t75" alt="A black background with a black square&#10;&#10;Description automatically generated with medium confidence" style="width:6.7pt;height:15.9pt;visibility:visible;mso-wrap-style:square">
             <v:imagedata r:id="rId19" o:title="A black background with a black square&#10;&#10;Description automatically generated with medium confidence"/>
           </v:shape>
         </w:pict>
       </w:r>
       <w:r>
         <w:rPr>
-          <w:rFonts w:ascii="Cambria" w:eastAsia="Noto Serif SC" w:hAnsi="Cambria" w:cs="Noto Serif" w:hint="eastAsia"/>
-          <w:bCs/>
-          <w:sz w:val="24"/>
-          <w:szCs w:val="24"/>
-        </w:rPr>
-        <w:t xml:space="preserve">  </w:t>
-      </w:r>
-      <w:r>
-        <w:rPr>
-          <w:rFonts w:ascii="Noto Serif SC" w:eastAsia="Noto Serif SC" w:hAnsi="Noto Serif SC" w:cs="Noto Serif" w:hint="eastAsia"/>
-          <w:bCs/>
-          <w:sz w:val="24"/>
-          <w:szCs w:val="24"/>
-        </w:rPr>
-        <w:t>：</w:t>
-      </w:r>
-      <w:r>
-        <w:rPr>
-          <w:rFonts w:ascii="Cambria" w:eastAsia="Noto Serif SC" w:hAnsi="Cambria" w:cs="Noto Serif" w:hint="eastAsia"/>
-          <w:bCs/>
-          <w:sz w:val="24"/>
-          <w:szCs w:val="24"/>
-        </w:rPr>
-        <w:t>连续快速弹挑</w:t>
-      </w:r>
-      <w:r>
-        <w:rPr>
-          <w:rFonts w:ascii="Cambria" w:eastAsia="Noto Serif SC" w:hAnsi="Cambria" w:cs="Noto Serif" w:hint="eastAsia"/>
-          <w:bCs/>
-          <w:sz w:val="24"/>
-          <w:szCs w:val="24"/>
-        </w:rPr>
-        <w:t>,</w:t>
-      </w:r>
-      <w:r>
-        <w:rPr>
-          <w:rFonts w:ascii="Cambria" w:eastAsia="Noto Serif SC" w:hAnsi="Cambria" w:cs="Noto Serif" w:hint="eastAsia"/>
-          <w:bCs/>
-          <w:sz w:val="24"/>
-          <w:szCs w:val="24"/>
-        </w:rPr>
-        <w:t>和震音的意义相同。</w:t>
-      </w:r>
-    </w:p>
-    <w:p>
-      <w:pPr>
-        <w:rPr>
-          <w:rFonts w:ascii="Cambria" w:eastAsia="Noto Serif SC" w:hAnsi="Cambria" w:cs="Noto Serif"/>
-          <w:bCs/>
-          <w:sz w:val="24"/>
-          <w:szCs w:val="24"/>
-        </w:rPr>
-      </w:pPr>
-      <w:r>
-        <w:rPr>
-          <w:sz w:val="24"/>
-          <w:szCs w:val="24"/>
-        </w:rPr>
-      </w:r>
-      <w:r>
-        <w:rPr>
+          <w:rFonts w:ascii="Noto Serif SC" w:eastAsia="Noto Serif SC" w:hAnsi="Noto Serif SC" w:cs="Noto Serif" w:hint="eastAsia"/>
+          <w:bCs/>
+          <w:sz w:val="24"/>
+          <w:szCs w:val="24"/>
+        </w:rPr>
+        <w:t xml:space="preserve"> </w:t>
+      </w:r>
+      <w:r>
+        <w:rPr>
+          <w:rFonts w:ascii="Noto Serif SC" w:eastAsia="Noto Serif SC" w:hAnsi="Noto Serif SC" w:cs="Noto Serif"/>
+          <w:bCs/>
+          <w:sz w:val="24"/>
+          <w:szCs w:val="24"/>
+        </w:rPr>
+        <w:tab/>
+      </w:r>
+      <w:r>
+        <w:rPr>
+          <w:rFonts w:ascii="Noto Serif SC" w:eastAsia="Noto Serif SC" w:hAnsi="Noto Serif SC" w:cs="Noto Serif" w:hint="eastAsia"/>
+          <w:bCs/>
+          <w:sz w:val="24"/>
+          <w:szCs w:val="24"/>
+        </w:rPr>
+        <w:t>：连续快速弹挑</w:t>
+      </w:r>
+      <w:r>
+        <w:rPr>
+          <w:rFonts w:ascii="Noto Serif SC" w:eastAsia="Noto Serif SC" w:hAnsi="Noto Serif SC" w:cs="Noto Serif" w:hint="eastAsia"/>
+          <w:bCs/>
+          <w:sz w:val="24"/>
+          <w:szCs w:val="24"/>
+        </w:rPr>
+        <w:t>，</w:t>
+      </w:r>
+      <w:r>
+        <w:rPr>
+          <w:rFonts w:ascii="Noto Serif SC" w:eastAsia="Noto Serif SC" w:hAnsi="Noto Serif SC" w:cs="Noto Serif" w:hint="eastAsia"/>
+          <w:bCs/>
+          <w:sz w:val="24"/>
+          <w:szCs w:val="24"/>
+        </w:rPr>
+        <w:t>和震音的意义相同</w:t>
+      </w:r>
+      <w:r>
+        <w:rPr>
+          <w:rFonts w:ascii="Noto Serif SC" w:eastAsia="Noto Serif SC" w:hAnsi="Noto Serif SC" w:cs="Noto Serif" w:hint="eastAsia"/>
+          <w:bCs/>
+          <w:sz w:val="24"/>
+          <w:szCs w:val="24"/>
+        </w:rPr>
+        <w:t xml:space="preserve"> </w:t>
+      </w:r>
+      <w:r>
+        <w:rPr>
+          <w:rFonts w:ascii="Noto Serif SC" w:eastAsia="Noto Serif SC" w:hAnsi="Noto Serif SC" w:cs="Noto Serif"/>
+          <w:bCs/>
+          <w:sz w:val="24"/>
+          <w:szCs w:val="24"/>
+        </w:rPr>
+        <w:tab/>
+      </w:r>
+      <w:r>
+        <w:rPr>
+          <w:rFonts w:ascii="Noto Serif SC" w:eastAsia="Noto Serif SC" w:hAnsi="Noto Serif SC" w:cs="Noto Serif" w:hint="eastAsia"/>
+          <w:bCs/>
+          <w:sz w:val="24"/>
+          <w:szCs w:val="24"/>
+        </w:rPr>
+        <w:t>Continuous roll with strumming (same as tremolo)</w:t>
+      </w:r>
+    </w:p>
+    <w:p>
+      <w:pPr>
+        <w:ind w:left="1440"/>
+        <w:rPr>
+          <w:rFonts w:ascii="Noto Serif SC" w:eastAsia="Noto Serif SC" w:hAnsi="Noto Serif SC" w:cs="Noto Serif" w:hint="eastAsia"/>
+          <w:bCs/>
+          <w:sz w:val="24"/>
+          <w:szCs w:val="24"/>
+        </w:rPr>
+      </w:pPr>
+      <w:r>
+        <w:rPr>
+          <w:rFonts w:ascii="Noto Serif SC" w:eastAsia="Noto Serif SC" w:hAnsi="Noto Serif SC"/>
+          <w:sz w:val="24"/>
+          <w:szCs w:val="24"/>
+        </w:rPr>
+      </w:r>
+      <w:r>
+        <w:rPr>
+          <w:rFonts w:ascii="Noto Serif SC" w:eastAsia="Noto Serif SC" w:hAnsi="Noto Serif SC"/>
           <w:sz w:val="24"/>
           <w:szCs w:val="24"/>
         </w:rPr>
@@ -6365,34 +7915,43 @@
       </w:r>
       <w:r>
         <w:rPr>
-          <w:rFonts w:ascii="Cambria" w:eastAsia="Noto Serif SC" w:hAnsi="Cambria" w:cs="Noto Serif" w:hint="eastAsia"/>
-          <w:bCs/>
-          <w:sz w:val="24"/>
-          <w:szCs w:val="24"/>
-        </w:rPr>
-        <w:t xml:space="preserve">  :  </w:t>
-      </w:r>
-      <w:r>
-        <w:rPr>
-          <w:rFonts w:ascii="Cambria" w:eastAsia="Noto Serif SC" w:hAnsi="Cambria" w:cs="Noto Serif" w:hint="eastAsia"/>
-          <w:bCs/>
-          <w:sz w:val="24"/>
-          <w:szCs w:val="24"/>
-        </w:rPr>
-        <w:t>扫弦</w:t>
-      </w:r>
-      <w:r>
-        <w:rPr>
-          <w:rFonts w:ascii="Cambria" w:eastAsia="Noto Serif SC" w:hAnsi="Cambria" w:cs="Noto Serif" w:hint="eastAsia"/>
-          <w:bCs/>
-          <w:sz w:val="24"/>
-          <w:szCs w:val="24"/>
-        </w:rPr>
-        <w:t>(</w:t>
-      </w:r>
-      <w:r>
-        <w:rPr>
-          <w:rFonts w:ascii="Cambria" w:eastAsia="Noto Serif SC" w:hAnsi="Cambria" w:cs="Noto Serif" w:hint="eastAsia"/>
+          <w:rFonts w:ascii="Noto Serif SC" w:eastAsia="Noto Serif SC" w:hAnsi="Noto Serif SC" w:cs="Noto Serif" w:hint="eastAsia"/>
+          <w:bCs/>
+          <w:sz w:val="24"/>
+          <w:szCs w:val="24"/>
+        </w:rPr>
+        <w:t xml:space="preserve"> </w:t>
+      </w:r>
+      <w:r>
+        <w:rPr>
+          <w:rFonts w:ascii="Noto Serif SC" w:eastAsia="Noto Serif SC" w:hAnsi="Noto Serif SC" w:cs="Noto Serif"/>
+          <w:bCs/>
+          <w:sz w:val="24"/>
+          <w:szCs w:val="24"/>
+        </w:rPr>
+        <w:tab/>
+      </w:r>
+      <w:r>
+        <w:rPr>
+          <w:rFonts w:ascii="Noto Serif SC" w:eastAsia="Noto Serif SC" w:hAnsi="Noto Serif SC" w:cs="Noto Serif" w:hint="eastAsia"/>
+          <w:bCs/>
+          <w:sz w:val="24"/>
+          <w:szCs w:val="24"/>
+        </w:rPr>
+        <w:t>:  扫弦</w:t>
+      </w:r>
+      <w:r>
+        <w:rPr>
+          <w:rFonts w:ascii="Noto Serif SC" w:eastAsia="Noto Serif SC" w:hAnsi="Noto Serif SC" w:cs="Noto Serif" w:hint="eastAsia"/>
+          <w:bCs/>
+          <w:sz w:val="24"/>
+          <w:szCs w:val="24"/>
+        </w:rPr>
+        <w:t>（</w:t>
+      </w:r>
+      <w:r>
+        <w:rPr>
+          <w:rFonts w:ascii="Noto Serif SC" w:eastAsia="Noto Serif SC" w:hAnsi="Noto Serif SC" w:cs="Noto Serif" w:hint="eastAsia"/>
           <w:bCs/>
           <w:sz w:val="24"/>
           <w:szCs w:val="24"/>
@@ -6401,35 +7960,81 @@
       </w:r>
       <w:r>
         <w:rPr>
-          <w:rFonts w:ascii="Cambria" w:eastAsia="Noto Serif SC" w:hAnsi="Cambria" w:cs="Noto Serif" w:hint="eastAsia"/>
-          <w:bCs/>
-          <w:sz w:val="24"/>
-          <w:szCs w:val="24"/>
-        </w:rPr>
-        <w:t>)</w:t>
-      </w:r>
-      <w:r>
-        <w:rPr>
-          <w:rFonts w:ascii="Cambria" w:eastAsia="Noto Serif SC" w:hAnsi="Cambria" w:cs="Noto Serif" w:hint="eastAsia"/>
-          <w:bCs/>
-          <w:sz w:val="24"/>
-          <w:szCs w:val="24"/>
-        </w:rPr>
-        <w:t>。</w:t>
-      </w:r>
-    </w:p>
-    <w:p>
-      <w:pPr>
-        <w:rPr>
-          <w:rFonts w:ascii="Cambria" w:eastAsia="Noto Serif SC" w:hAnsi="Cambria" w:cs="Noto Serif"/>
-          <w:bCs/>
-          <w:sz w:val="24"/>
-          <w:szCs w:val="24"/>
-        </w:rPr>
-      </w:pPr>
-      <w:r>
-        <w:rPr>
-          <w:rFonts w:ascii="Cambria" w:eastAsia="Noto Serif SC" w:hAnsi="Cambria" w:cs="Noto Serif" w:hint="eastAsia"/>
+          <w:rFonts w:ascii="Noto Serif SC" w:eastAsia="Noto Serif SC" w:hAnsi="Noto Serif SC" w:cs="Noto Serif" w:hint="eastAsia"/>
+          <w:bCs/>
+          <w:sz w:val="24"/>
+          <w:szCs w:val="24"/>
+        </w:rPr>
+        <w:t>）</w:t>
+      </w:r>
+      <w:r>
+        <w:rPr>
+          <w:rFonts w:ascii="Noto Serif SC" w:eastAsia="Noto Serif SC" w:hAnsi="Noto Serif SC" w:cs="Noto Serif" w:hint="eastAsia"/>
+          <w:bCs/>
+          <w:sz w:val="24"/>
+          <w:szCs w:val="24"/>
+        </w:rPr>
+        <w:t xml:space="preserve"> </w:t>
+      </w:r>
+      <w:r>
+        <w:rPr>
+          <w:rFonts w:ascii="Noto Serif SC" w:eastAsia="Noto Serif SC" w:hAnsi="Noto Serif SC" w:cs="Noto Serif"/>
+          <w:bCs/>
+          <w:sz w:val="24"/>
+          <w:szCs w:val="24"/>
+        </w:rPr>
+        <w:tab/>
+      </w:r>
+      <w:r>
+        <w:rPr>
+          <w:rFonts w:ascii="Noto Serif SC" w:eastAsia="Noto Serif SC" w:hAnsi="Noto Serif SC" w:cs="Noto Serif"/>
+          <w:bCs/>
+          <w:sz w:val="24"/>
+          <w:szCs w:val="24"/>
+        </w:rPr>
+        <w:tab/>
+      </w:r>
+      <w:r>
+        <w:rPr>
+          <w:rFonts w:ascii="Noto Serif SC" w:eastAsia="Noto Serif SC" w:hAnsi="Noto Serif SC" w:cs="Noto Serif"/>
+          <w:bCs/>
+          <w:sz w:val="24"/>
+          <w:szCs w:val="24"/>
+        </w:rPr>
+        <w:tab/>
+      </w:r>
+      <w:r>
+        <w:rPr>
+          <w:rFonts w:ascii="Noto Serif SC" w:eastAsia="Noto Serif SC" w:hAnsi="Noto Serif SC" w:cs="Noto Serif"/>
+          <w:bCs/>
+          <w:sz w:val="24"/>
+          <w:szCs w:val="24"/>
+        </w:rPr>
+        <w:tab/>
+      </w:r>
+      <w:r>
+        <w:rPr>
+          <w:rFonts w:ascii="Noto Serif SC" w:eastAsia="Noto Serif SC" w:hAnsi="Noto Serif SC" w:cs="Noto Serif" w:hint="eastAsia"/>
+          <w:bCs/>
+          <w:sz w:val="24"/>
+          <w:szCs w:val="24"/>
+        </w:rPr>
+        <w:t>Strum (on a single note)</w:t>
+      </w:r>
+    </w:p>
+    <w:p>
+      <w:pPr>
+        <w:ind w:left="1440"/>
+        <w:rPr>
+          <w:rFonts w:ascii="Noto Serif SC" w:eastAsia="Noto Serif SC" w:hAnsi="Noto Serif SC" w:cs="Noto Serif"/>
+          <w:bCs/>
+          <w:sz w:val="24"/>
+          <w:szCs w:val="24"/>
+        </w:rPr>
+      </w:pPr>
+      <w:r>
+        <w:rPr>
+          <w:rFonts w:ascii="Noto Serif SC" w:eastAsia="Noto Serif SC" w:hAnsi="Noto Serif SC" w:cs="Noto Serif" w:hint="eastAsia"/>
           <w:bCs/>
           <w:noProof/>
           <w:sz w:val="24"/>
@@ -6546,25 +8151,207 @@
       </w:r>
       <w:r>
         <w:rPr>
-          <w:rFonts w:ascii="Cambria" w:eastAsia="Noto Serif SC" w:hAnsi="Cambria" w:cs="Noto Serif" w:hint="eastAsia"/>
-          <w:bCs/>
-          <w:sz w:val="24"/>
-          <w:szCs w:val="24"/>
-        </w:rPr>
-        <w:t xml:space="preserve"> :  </w:t>
-      </w:r>
-      <w:r>
-        <w:rPr>
-          <w:rFonts w:ascii="Cambria" w:eastAsia="Noto Serif SC" w:hAnsi="Cambria" w:cs="Noto Serif" w:hint="eastAsia"/>
-          <w:bCs/>
-          <w:sz w:val="24"/>
-          <w:szCs w:val="24"/>
-        </w:rPr>
-        <w:t>连续扫拂</w:t>
-      </w:r>
-      <w:r>
-        <w:rPr>
-          <w:rFonts w:ascii="Cambria" w:eastAsia="Noto Serif SC" w:hAnsi="Cambria" w:cs="Noto Serif" w:hint="eastAsia"/>
+          <w:rFonts w:ascii="Noto Serif SC" w:eastAsia="Noto Serif SC" w:hAnsi="Noto Serif SC" w:cs="Noto Serif"/>
+          <w:bCs/>
+          <w:sz w:val="24"/>
+          <w:szCs w:val="24"/>
+        </w:rPr>
+        <w:tab/>
+      </w:r>
+      <w:r>
+        <w:rPr>
+          <w:rFonts w:ascii="Noto Serif SC" w:eastAsia="Noto Serif SC" w:hAnsi="Noto Serif SC" w:cs="Noto Serif" w:hint="eastAsia"/>
+          <w:bCs/>
+          <w:sz w:val="24"/>
+          <w:szCs w:val="24"/>
+        </w:rPr>
+        <w:t>：</w:t>
+      </w:r>
+      <w:r>
+        <w:rPr>
+          <w:rFonts w:ascii="Noto Serif SC" w:eastAsia="Noto Serif SC" w:hAnsi="Noto Serif SC" w:cs="Noto Serif" w:hint="eastAsia"/>
+          <w:bCs/>
+          <w:sz w:val="24"/>
+          <w:szCs w:val="24"/>
+        </w:rPr>
+        <w:t xml:space="preserve">连续扫拂 </w:t>
+      </w:r>
+      <w:r>
+        <w:rPr>
+          <w:rFonts w:ascii="Noto Serif SC" w:eastAsia="Noto Serif SC" w:hAnsi="Noto Serif SC" w:cs="Noto Serif" w:hint="eastAsia"/>
+          <w:bCs/>
+          <w:sz w:val="24"/>
+          <w:szCs w:val="24"/>
+        </w:rPr>
+        <w:t>（</w:t>
+      </w:r>
+      <w:r>
+        <w:rPr>
+          <w:rFonts w:ascii="Noto Serif SC" w:eastAsia="Noto Serif SC" w:hAnsi="Noto Serif SC" w:cs="Noto Serif"/>
+          <w:bCs/>
+          <w:sz w:val="24"/>
+          <w:szCs w:val="24"/>
+        </w:rPr>
+        <w:t>“</w:t>
+      </w:r>
+      <w:r>
+        <w:rPr>
+          <w:rFonts w:ascii="Noto Serif SC" w:eastAsia="Noto Serif SC" w:hAnsi="Noto Serif SC" w:cs="Noto Serif" w:hint="eastAsia"/>
+          <w:bCs/>
+          <w:sz w:val="24"/>
+          <w:szCs w:val="24"/>
+        </w:rPr>
+        <w:t>拂</w:t>
+      </w:r>
+      <w:r>
+        <w:rPr>
+          <w:rFonts w:ascii="Noto Serif SC" w:eastAsia="Noto Serif SC" w:hAnsi="Noto Serif SC" w:cs="Noto Serif"/>
+          <w:bCs/>
+          <w:sz w:val="24"/>
+          <w:szCs w:val="24"/>
+        </w:rPr>
+        <w:t>”</w:t>
+      </w:r>
+      <w:r>
+        <w:rPr>
+          <w:rFonts w:ascii="Noto Serif SC" w:eastAsia="Noto Serif SC" w:hAnsi="Noto Serif SC" w:cs="Noto Serif" w:hint="eastAsia"/>
+          <w:bCs/>
+          <w:sz w:val="24"/>
+          <w:szCs w:val="24"/>
+        </w:rPr>
+        <w:t>记号省略</w:t>
+      </w:r>
+      <w:r>
+        <w:rPr>
+          <w:rFonts w:ascii="Noto Serif SC" w:eastAsia="Noto Serif SC" w:hAnsi="Noto Serif SC" w:cs="Noto Serif" w:hint="eastAsia"/>
+          <w:bCs/>
+          <w:sz w:val="24"/>
+          <w:szCs w:val="24"/>
+        </w:rPr>
+        <w:t>）</w:t>
+      </w:r>
+      <w:r>
+        <w:rPr>
+          <w:rFonts w:ascii="Noto Serif SC" w:eastAsia="Noto Serif SC" w:hAnsi="Noto Serif SC" w:cs="Noto Serif" w:hint="eastAsia"/>
+          <w:bCs/>
+          <w:sz w:val="24"/>
+          <w:szCs w:val="24"/>
+        </w:rPr>
+        <w:t xml:space="preserve"> </w:t>
+      </w:r>
+      <w:r>
+        <w:rPr>
+          <w:rFonts w:ascii="Noto Serif SC" w:eastAsia="Noto Serif SC" w:hAnsi="Noto Serif SC" w:cs="Noto Serif"/>
+          <w:bCs/>
+          <w:sz w:val="24"/>
+          <w:szCs w:val="24"/>
+        </w:rPr>
+        <w:tab/>
+      </w:r>
+      <w:r>
+        <w:rPr>
+          <w:rFonts w:ascii="Noto Serif SC" w:eastAsia="Noto Serif SC" w:hAnsi="Noto Serif SC" w:cs="Noto Serif"/>
+          <w:bCs/>
+          <w:sz w:val="24"/>
+          <w:szCs w:val="24"/>
+        </w:rPr>
+        <w:tab/>
+      </w:r>
+      <w:r>
+        <w:rPr>
+          <w:rFonts w:ascii="Noto Serif SC" w:eastAsia="Noto Serif SC" w:hAnsi="Noto Serif SC" w:cs="Noto Serif" w:hint="eastAsia"/>
+          <w:bCs/>
+          <w:sz w:val="24"/>
+          <w:szCs w:val="24"/>
+        </w:rPr>
+        <w:t>Continuous strumming</w:t>
+      </w:r>
+    </w:p>
+    <w:p>
+      <w:pPr>
+        <w:ind w:left="1440"/>
+        <w:rPr>
+          <w:rFonts w:ascii="Noto Serif SC" w:eastAsia="Noto Serif SC" w:hAnsi="Noto Serif SC" w:cs="Noto Serif" w:hint="eastAsia"/>
+          <w:bCs/>
+          <w:sz w:val="24"/>
+          <w:szCs w:val="24"/>
+        </w:rPr>
+      </w:pPr>
+      <w:r>
+        <w:rPr>
+          <w:rFonts w:ascii="Noto Serif SC" w:eastAsia="Noto Serif SC" w:hAnsi="Noto Serif SC" w:cs="Noto Serif" w:hint="eastAsia"/>
+          <w:bCs/>
+          <w:sz w:val="24"/>
+          <w:szCs w:val="24"/>
+        </w:rPr>
+        <w:t>K</w:t>
+      </w:r>
+      <w:r>
+        <w:rPr>
+          <w:rFonts w:ascii="Noto Serif SC" w:eastAsia="Noto Serif SC" w:hAnsi="Noto Serif SC" w:cs="Noto Serif"/>
+          <w:bCs/>
+          <w:sz w:val="24"/>
+          <w:szCs w:val="24"/>
+        </w:rPr>
+        <w:tab/>
+      </w:r>
+      <w:r>
+        <w:rPr>
+          <w:rFonts w:ascii="Noto Serif SC" w:eastAsia="Noto Serif SC" w:hAnsi="Noto Serif SC" w:cs="Noto Serif" w:hint="eastAsia"/>
+          <w:bCs/>
+          <w:sz w:val="24"/>
+          <w:szCs w:val="24"/>
+        </w:rPr>
+        <w:t>: (没有符头的音) 意为绞弦演奏</w:t>
+      </w:r>
+      <w:r>
+        <w:rPr>
+          <w:rFonts w:ascii="Noto Serif SC" w:eastAsia="Noto Serif SC" w:hAnsi="Noto Serif SC" w:cs="Noto Serif" w:hint="eastAsia"/>
+          <w:bCs/>
+          <w:sz w:val="24"/>
+          <w:szCs w:val="24"/>
+        </w:rPr>
+        <w:t xml:space="preserve"> </w:t>
+      </w:r>
+      <w:r>
+        <w:rPr>
+          <w:rFonts w:ascii="Noto Serif SC" w:eastAsia="Noto Serif SC" w:hAnsi="Noto Serif SC" w:cs="Noto Serif"/>
+          <w:bCs/>
+          <w:sz w:val="24"/>
+          <w:szCs w:val="24"/>
+        </w:rPr>
+        <w:tab/>
+      </w:r>
+      <w:r>
+        <w:rPr>
+          <w:rFonts w:ascii="Noto Serif SC" w:eastAsia="Noto Serif SC" w:hAnsi="Noto Serif SC" w:cs="Noto Serif"/>
+          <w:bCs/>
+          <w:sz w:val="24"/>
+          <w:szCs w:val="24"/>
+        </w:rPr>
+        <w:tab/>
+      </w:r>
+      <w:r>
+        <w:rPr>
+          <w:rFonts w:ascii="Noto Serif SC" w:eastAsia="Noto Serif SC" w:hAnsi="Noto Serif SC" w:cs="Noto Serif" w:hint="eastAsia"/>
+          <w:bCs/>
+          <w:sz w:val="24"/>
+          <w:szCs w:val="24"/>
+        </w:rPr>
+        <w:t>T</w:t>
+      </w:r>
+      <w:r>
+        <w:rPr>
+          <w:rFonts w:ascii="Noto Serif SC" w:eastAsia="Noto Serif SC" w:hAnsi="Noto Serif SC" w:cs="Noto Serif"/>
+          <w:bCs/>
+          <w:sz w:val="24"/>
+          <w:szCs w:val="24"/>
+        </w:rPr>
+        <w:t>wisted strings</w:t>
+      </w:r>
+      <w:r>
+        <w:rPr>
+          <w:rFonts w:ascii="Noto Serif SC" w:eastAsia="Noto Serif SC" w:hAnsi="Noto Serif SC" w:cs="Noto Serif" w:hint="eastAsia"/>
           <w:bCs/>
           <w:sz w:val="24"/>
           <w:szCs w:val="24"/>
@@ -6573,129 +8360,73 @@
       </w:r>
       <w:r>
         <w:rPr>
-          <w:rFonts w:ascii="Cambria" w:eastAsia="Noto Serif SC" w:hAnsi="Cambria" w:cs="Noto Serif"/>
-          <w:bCs/>
-          <w:sz w:val="24"/>
-          <w:szCs w:val="24"/>
-        </w:rPr>
-        <w:t>“</w:t>
-      </w:r>
-      <w:r>
-        <w:rPr>
-          <w:rFonts w:ascii="Cambria" w:eastAsia="Noto Serif SC" w:hAnsi="Cambria" w:cs="Noto Serif" w:hint="eastAsia"/>
-          <w:bCs/>
-          <w:sz w:val="24"/>
-          <w:szCs w:val="24"/>
-        </w:rPr>
-        <w:t>拂</w:t>
-      </w:r>
-      <w:r>
-        <w:rPr>
-          <w:rFonts w:ascii="Cambria" w:eastAsia="Noto Serif SC" w:hAnsi="Cambria" w:cs="Noto Serif"/>
-          <w:bCs/>
-          <w:sz w:val="24"/>
-          <w:szCs w:val="24"/>
-        </w:rPr>
-        <w:t>”</w:t>
-      </w:r>
-      <w:r>
-        <w:rPr>
-          <w:rFonts w:ascii="Cambria" w:eastAsia="Noto Serif SC" w:hAnsi="Cambria" w:cs="Noto Serif" w:hint="eastAsia"/>
-          <w:bCs/>
-          <w:sz w:val="24"/>
-          <w:szCs w:val="24"/>
-        </w:rPr>
-        <w:t>记号省略</w:t>
-      </w:r>
-      <w:r>
-        <w:rPr>
-          <w:rFonts w:ascii="Cambria" w:eastAsia="Noto Serif SC" w:hAnsi="Cambria" w:cs="Noto Serif" w:hint="eastAsia"/>
-          <w:bCs/>
-          <w:sz w:val="24"/>
-          <w:szCs w:val="24"/>
-        </w:rPr>
-        <w:t>)</w:t>
-      </w:r>
-      <w:r>
-        <w:rPr>
-          <w:rFonts w:ascii="Cambria" w:eastAsia="Noto Serif SC" w:hAnsi="Cambria" w:cs="Noto Serif" w:hint="eastAsia"/>
-          <w:bCs/>
-          <w:sz w:val="24"/>
-          <w:szCs w:val="24"/>
-        </w:rPr>
-        <w:t>。</w:t>
-      </w:r>
-    </w:p>
-    <w:p>
-      <w:pPr>
-        <w:rPr>
-          <w:rFonts w:ascii="Cambria" w:eastAsia="Noto Serif SC" w:hAnsi="Cambria" w:cs="Noto Serif"/>
-          <w:bCs/>
-          <w:sz w:val="24"/>
-          <w:szCs w:val="24"/>
-        </w:rPr>
-      </w:pPr>
-      <w:r>
-        <w:rPr>
-          <w:rFonts w:ascii="Cambria" w:eastAsia="Noto Serif SC" w:hAnsi="Cambria" w:cs="Noto Serif" w:hint="eastAsia"/>
-          <w:bCs/>
-          <w:sz w:val="24"/>
-          <w:szCs w:val="24"/>
-        </w:rPr>
-        <w:t>K: (</w:t>
-      </w:r>
-      <w:r>
-        <w:rPr>
-          <w:rFonts w:ascii="Cambria" w:eastAsia="Noto Serif SC" w:hAnsi="Cambria" w:cs="Noto Serif" w:hint="eastAsia"/>
-          <w:bCs/>
-          <w:sz w:val="24"/>
-          <w:szCs w:val="24"/>
-        </w:rPr>
-        <w:t>没有符头的音</w:t>
-      </w:r>
-      <w:r>
-        <w:rPr>
-          <w:rFonts w:ascii="Cambria" w:eastAsia="Noto Serif SC" w:hAnsi="Cambria" w:cs="Noto Serif" w:hint="eastAsia"/>
+          <w:rFonts w:ascii="Noto Serif SC" w:eastAsia="Noto Serif SC" w:hAnsi="Noto Serif SC" w:cs="Noto Serif" w:hint="eastAsia"/>
+          <w:bCs/>
+          <w:sz w:val="24"/>
+          <w:szCs w:val="24"/>
+        </w:rPr>
+        <w:t>N</w:t>
+      </w:r>
+      <w:r>
+        <w:rPr>
+          <w:rFonts w:ascii="Noto Serif SC" w:eastAsia="Noto Serif SC" w:hAnsi="Noto Serif SC" w:cs="Noto Serif"/>
+          <w:bCs/>
+          <w:sz w:val="24"/>
+          <w:szCs w:val="24"/>
+        </w:rPr>
+        <w:t>ote</w:t>
+      </w:r>
+      <w:r>
+        <w:rPr>
+          <w:rFonts w:ascii="Noto Serif SC" w:eastAsia="Noto Serif SC" w:hAnsi="Noto Serif SC" w:cs="Noto Serif" w:hint="eastAsia"/>
+          <w:bCs/>
+          <w:sz w:val="24"/>
+          <w:szCs w:val="24"/>
+        </w:rPr>
+        <w:t>s</w:t>
+      </w:r>
+      <w:r>
+        <w:rPr>
+          <w:rFonts w:ascii="Noto Serif SC" w:eastAsia="Noto Serif SC" w:hAnsi="Noto Serif SC" w:cs="Noto Serif"/>
+          <w:bCs/>
+          <w:sz w:val="24"/>
+          <w:szCs w:val="24"/>
+        </w:rPr>
+        <w:t xml:space="preserve"> without notehead</w:t>
+      </w:r>
+      <w:r>
+        <w:rPr>
+          <w:rFonts w:ascii="Noto Serif SC" w:eastAsia="Noto Serif SC" w:hAnsi="Noto Serif SC" w:cs="Noto Serif" w:hint="eastAsia"/>
+          <w:bCs/>
+          <w:sz w:val="24"/>
+          <w:szCs w:val="24"/>
+        </w:rPr>
+        <w:t>s</w:t>
+      </w:r>
+      <w:r>
+        <w:rPr>
+          <w:rFonts w:ascii="Noto Serif SC" w:eastAsia="Noto Serif SC" w:hAnsi="Noto Serif SC" w:cs="Noto Serif"/>
           <w:bCs/>
           <w:sz w:val="24"/>
           <w:szCs w:val="24"/>
         </w:rPr>
         <w:t xml:space="preserve">) </w:t>
       </w:r>
-      <w:r>
-        <w:rPr>
-          <w:rFonts w:ascii="Cambria" w:eastAsia="Noto Serif SC" w:hAnsi="Cambria" w:cs="Noto Serif" w:hint="eastAsia"/>
-          <w:bCs/>
-          <w:sz w:val="24"/>
-          <w:szCs w:val="24"/>
-        </w:rPr>
-        <w:t>意为绞弦演奏。</w:t>
-      </w:r>
-    </w:p>
-    <w:p>
-      <w:pPr>
-        <w:rPr>
-          <w:rFonts w:ascii="Cambria" w:eastAsia="Noto Serif SC" w:hAnsi="Cambria" w:cs="Noto Serif"/>
-          <w:bCs/>
-          <w:sz w:val="24"/>
-          <w:szCs w:val="24"/>
-        </w:rPr>
-      </w:pPr>
-    </w:p>
-    <w:p>
-      <w:pPr>
-        <w:rPr>
-          <w:rFonts w:ascii="Cambria" w:eastAsia="Noto Serif SC" w:hAnsi="Cambria" w:cs="Noto Serif"/>
-          <w:bCs/>
-          <w:sz w:val="24"/>
-          <w:szCs w:val="24"/>
-        </w:rPr>
-      </w:pPr>
-    </w:p>
-    <w:p>
-      <w:pPr>
-        <w:rPr>
-          <w:rFonts w:ascii="Cambria" w:eastAsia="Noto Serif SC" w:hAnsi="Cambria" w:cs="Noto Serif"/>
+    </w:p>
+    <w:p>
+      <w:pPr>
+        <w:rPr>
+          <w:rFonts w:ascii="Noto Serif SC" w:eastAsia="Noto Serif SC" w:hAnsi="Noto Serif SC" w:cs="Noto Serif"/>
+          <w:bCs/>
+          <w:sz w:val="24"/>
+          <w:szCs w:val="24"/>
+        </w:rPr>
+      </w:pPr>
+    </w:p>
+    <w:p>
+      <w:pPr>
+        <w:rPr>
+          <w:rFonts w:ascii="Noto Serif SC" w:eastAsia="Noto Serif SC" w:hAnsi="Noto Serif SC" w:cs="Noto Serif"/>
           <w:bCs/>
           <w:sz w:val="36"/>
           <w:szCs w:val="36"/>
@@ -6703,7 +8434,7 @@
       </w:pPr>
       <w:r>
         <w:rPr>
-          <w:rFonts w:ascii="Cambria" w:eastAsia="Noto Serif SC" w:hAnsi="Cambria" w:cs="Noto Serif" w:hint="eastAsia"/>
+          <w:rFonts w:ascii="Noto Serif SC" w:eastAsia="Noto Serif SC" w:hAnsi="Noto Serif SC" w:cs="Noto Serif" w:hint="eastAsia"/>
           <w:bCs/>
           <w:sz w:val="36"/>
           <w:szCs w:val="36"/>
@@ -6712,7 +8443,27 @@
       </w:r>
       <w:r>
         <w:rPr>
-          <w:rFonts w:ascii="Cambria" w:eastAsia="Noto Serif SC" w:hAnsi="Cambria" w:cs="Noto Serif" w:hint="eastAsia"/>
+          <w:rFonts w:ascii="Noto Serif SC" w:eastAsia="Noto Serif SC" w:hAnsi="Noto Serif SC" w:cs="Noto Serif"/>
+          <w:bCs/>
+          <w:sz w:val="36"/>
+          <w:szCs w:val="36"/>
+          <w:lang w:val="en-GB"/>
+        </w:rPr>
+        <w:t xml:space="preserve"> </w:t>
+      </w:r>
+      <w:r>
+        <w:rPr>
+          <w:rFonts w:ascii="Noto Serif SC" w:eastAsia="Noto Serif SC" w:hAnsi="Noto Serif SC" w:cs="Noto Serif"/>
+          <w:bCs/>
+          <w:sz w:val="36"/>
+          <w:szCs w:val="36"/>
+          <w:lang w:val="en-GB"/>
+        </w:rPr>
+        <w:t>Rest of orchestra</w:t>
+      </w:r>
+      <w:r>
+        <w:rPr>
+          <w:rFonts w:ascii="Noto Serif SC" w:eastAsia="Noto Serif SC" w:hAnsi="Noto Serif SC" w:cs="Noto Serif" w:hint="eastAsia"/>
           <w:bCs/>
           <w:sz w:val="36"/>
           <w:szCs w:val="36"/>
@@ -6728,93 +8479,880 @@
           <w:numId w:val="3"/>
         </w:numPr>
         <w:rPr>
-          <w:rFonts w:ascii="Cambria" w:eastAsia="Noto Serif SC" w:hAnsi="Cambria" w:cs="Noto Serif"/>
-          <w:bCs/>
-          <w:sz w:val="36"/>
-          <w:szCs w:val="36"/>
-        </w:rPr>
-      </w:pPr>
-      <w:r>
-        <w:rPr>
-          <w:rFonts w:ascii="Cambria" w:eastAsia="Noto Serif SC" w:hAnsi="Cambria" w:cs="Noto Serif" w:hint="eastAsia"/>
-          <w:bCs/>
-          <w:sz w:val="36"/>
-          <w:szCs w:val="36"/>
-        </w:rPr>
-        <w:t>吹管乐器组：：</w:t>
-      </w:r>
-      <w:r>
-        <w:rPr>
-          <w:rFonts w:ascii="Cambria" w:eastAsia="Noto Serif SC" w:hAnsi="Cambria" w:cs="Noto Serif" w:hint="eastAsia"/>
-          <w:bCs/>
-          <w:sz w:val="36"/>
-          <w:szCs w:val="36"/>
-        </w:rPr>
-        <w:t xml:space="preserve">(air tone) </w:t>
-      </w:r>
-      <w:r>
-        <w:rPr>
-          <w:rFonts w:ascii="Cambria" w:eastAsia="Noto Serif SC" w:hAnsi="Cambria" w:cs="Noto Serif" w:hint="eastAsia"/>
-          <w:bCs/>
-          <w:sz w:val="36"/>
-          <w:szCs w:val="36"/>
-        </w:rPr>
-        <w:t>在相应的音高位置吹奏气声</w:t>
-      </w:r>
-      <w:r>
-        <w:rPr>
-          <w:rFonts w:ascii="Cambria" w:eastAsia="Noto Serif SC" w:hAnsi="Cambria" w:cs="Noto Serif" w:hint="eastAsia"/>
-          <w:bCs/>
-          <w:sz w:val="36"/>
-          <w:szCs w:val="36"/>
+          <w:rFonts w:ascii="Noto Serif SC" w:eastAsia="Noto Serif SC" w:hAnsi="Noto Serif SC" w:cs="Noto Serif"/>
+          <w:b/>
+          <w:sz w:val="24"/>
+          <w:szCs w:val="24"/>
+        </w:rPr>
+      </w:pPr>
+      <w:r>
+        <w:rPr>
+          <w:rFonts w:ascii="Noto Serif SC" w:eastAsia="Noto Serif SC" w:hAnsi="Noto Serif SC" w:cs="Noto Serif" w:hint="eastAsia"/>
+          <w:b/>
+          <w:sz w:val="24"/>
+          <w:szCs w:val="24"/>
+        </w:rPr>
+        <w:t>吹管乐器组</w:t>
+      </w:r>
+      <w:r>
+        <w:rPr>
+          <w:rFonts w:ascii="Noto Serif SC" w:eastAsia="Noto Serif SC" w:hAnsi="Noto Serif SC" w:cs="Noto Serif" w:hint="eastAsia"/>
+          <w:b/>
+          <w:sz w:val="24"/>
+          <w:szCs w:val="24"/>
+        </w:rPr>
+        <w:t xml:space="preserve"> Wind Instruments</w:t>
+      </w:r>
+      <w:r>
+        <w:rPr>
+          <w:rFonts w:ascii="Noto Serif SC" w:eastAsia="Noto Serif SC" w:hAnsi="Noto Serif SC" w:cs="Noto Serif" w:hint="eastAsia"/>
+          <w:b/>
+          <w:sz w:val="24"/>
+          <w:szCs w:val="24"/>
+        </w:rPr>
+        <w:t>：</w:t>
+      </w:r>
+    </w:p>
+    <w:p>
+      <w:pPr>
+        <w:ind w:left="1440"/>
+        <w:rPr>
+          <w:rFonts w:ascii="Noto Serif SC" w:eastAsia="Noto Serif SC" w:hAnsi="Noto Serif SC" w:cs="Noto Serif"/>
+          <w:bCs/>
+          <w:sz w:val="24"/>
+          <w:szCs w:val="24"/>
+        </w:rPr>
+      </w:pPr>
+      <w:r>
+        <w:rPr>
+          <w:rFonts w:ascii="Noto Serif SC" w:eastAsia="Noto Serif SC" w:hAnsi="Noto Serif SC" w:cs="Noto Serif" w:hint="eastAsia"/>
+          <w:bCs/>
+          <w:sz w:val="24"/>
+          <w:szCs w:val="24"/>
+          <w:lang w:val="en-GB"/>
+        </w:rPr>
+        <w:t xml:space="preserve">  </w:t>
+      </w:r>
+      <w:r>
+        <w:rPr>
+          <w:rFonts w:ascii="Noto Serif SC" w:eastAsia="Noto Serif SC" w:hAnsi="Noto Serif SC" w:cs="Noto Serif"/>
+          <w:bCs/>
+          <w:sz w:val="24"/>
+          <w:szCs w:val="24"/>
+          <w:lang w:val="en-GB"/>
+        </w:rPr>
+        <w:t xml:space="preserve"> </w:t>
+      </w:r>
+      <w:r>
+        <w:rPr>
+          <w:rFonts w:ascii="Noto Serif SC" w:eastAsia="Noto Serif SC" w:hAnsi="Noto Serif SC" w:hint="eastAsia"/>
+          <w:noProof/>
+        </w:rPr>
+        <w:drawing>
+          <wp:inline distT="0" distB="0" distL="0" distR="0" wp14:anchorId="4530C89D" wp14:editId="6B99F197">
+            <wp:extent cx="80112" cy="242764"/>
+            <wp:effectExtent l="0" t="0" r="0" b="5080"/>
+            <wp:docPr id="2037160191" name="Picture 3" descr="A black background with a black square&#10;&#10;Description automatically generated with medium confidence"/>
+            <wp:cNvGraphicFramePr>
+              <a:graphicFrameLocks xmlns:a="http://schemas.openxmlformats.org/drawingml/2006/main" noChangeAspect="1"/>
+            </wp:cNvGraphicFramePr>
+            <a:graphic xmlns:a="http://schemas.openxmlformats.org/drawingml/2006/main">
+              <a:graphicData uri="http://schemas.openxmlformats.org/drawingml/2006/picture">
+                <pic:pic xmlns:pic="http://schemas.openxmlformats.org/drawingml/2006/picture">
+                  <pic:nvPicPr>
+                    <pic:cNvPr id="2037160191" name="Picture 3" descr="A black background with a black square&#10;&#10;Description automatically generated with medium confidence"/>
+                    <pic:cNvPicPr>
+                      <a:picLocks noChangeAspect="1" noChangeArrowheads="1"/>
+                    </pic:cNvPicPr>
+                  </pic:nvPicPr>
+                  <pic:blipFill>
+                    <a:blip r:embed="rId23" cstate="print">
+                      <a:extLst>
+                        <a:ext uri="{28A0092B-C50C-407E-A947-70E740481C1C}">
+                          <a14:useLocalDpi xmlns:a14="http://schemas.microsoft.com/office/drawing/2010/main" val="0"/>
+                        </a:ext>
+                      </a:extLst>
+                    </a:blip>
+                    <a:srcRect/>
+                    <a:stretch>
+                      <a:fillRect/>
+                    </a:stretch>
+                  </pic:blipFill>
+                  <pic:spPr bwMode="auto">
+                    <a:xfrm>
+                      <a:off x="0" y="0"/>
+                      <a:ext cx="95317" cy="288841"/>
+                    </a:xfrm>
+                    <a:prstGeom prst="rect">
+                      <a:avLst/>
+                    </a:prstGeom>
+                    <a:noFill/>
+                    <a:ln>
+                      <a:noFill/>
+                    </a:ln>
+                  </pic:spPr>
+                </pic:pic>
+              </a:graphicData>
+            </a:graphic>
+          </wp:inline>
+        </w:drawing>
+      </w:r>
+      <w:r>
+        <w:rPr>
+          <w:rFonts w:ascii="Noto Serif SC" w:eastAsia="Noto Serif SC" w:hAnsi="Noto Serif SC" w:cs="Noto Serif"/>
+          <w:bCs/>
+          <w:sz w:val="24"/>
+          <w:szCs w:val="24"/>
+          <w:lang w:val="en-GB"/>
+        </w:rPr>
+        <w:tab/>
+      </w:r>
+      <w:r>
+        <w:rPr>
+          <w:rFonts w:ascii="Noto Serif SC" w:eastAsia="Noto Serif SC" w:hAnsi="Noto Serif SC" w:cs="Noto Serif" w:hint="eastAsia"/>
+          <w:bCs/>
+          <w:sz w:val="24"/>
+          <w:szCs w:val="24"/>
+        </w:rPr>
+        <w:t>：(air tone) 在相应的音高位置吹奏气声,即:嘴唇稍稍离开吹孔而使一定的气漏出孔外，兼有吹气声和谱面上所标示的具体音高。</w:t>
+      </w:r>
+      <w:r>
+        <w:rPr>
+          <w:rFonts w:ascii="Noto Serif SC" w:eastAsia="Noto Serif SC" w:hAnsi="Noto Serif SC" w:cs="Noto Serif"/>
+          <w:bCs/>
+          <w:sz w:val="24"/>
+          <w:szCs w:val="24"/>
+        </w:rPr>
+        <w:t xml:space="preserve">Play the air sound at the corresponding pitch, </w:t>
+      </w:r>
+      <w:r>
+        <w:rPr>
+          <w:rFonts w:ascii="Noto Serif SC" w:eastAsia="Noto Serif SC" w:hAnsi="Noto Serif SC" w:cs="Noto Serif" w:hint="eastAsia"/>
+          <w:bCs/>
+          <w:sz w:val="24"/>
+          <w:szCs w:val="24"/>
+        </w:rPr>
+        <w:t>i.e.</w:t>
+      </w:r>
+      <w:r>
+        <w:rPr>
+          <w:rFonts w:ascii="Noto Serif SC" w:eastAsia="Noto Serif SC" w:hAnsi="Noto Serif SC" w:cs="Noto Serif"/>
+          <w:bCs/>
+          <w:sz w:val="24"/>
+          <w:szCs w:val="24"/>
+        </w:rPr>
+        <w:t xml:space="preserve"> the lips are </w:t>
+      </w:r>
+      <w:r>
+        <w:rPr>
+          <w:rFonts w:ascii="Noto Serif SC" w:eastAsia="Noto Serif SC" w:hAnsi="Noto Serif SC" w:cs="Noto Serif" w:hint="eastAsia"/>
+          <w:bCs/>
+          <w:sz w:val="24"/>
+          <w:szCs w:val="24"/>
+        </w:rPr>
+        <w:t xml:space="preserve">positioned </w:t>
+      </w:r>
+      <w:r>
+        <w:rPr>
+          <w:rFonts w:ascii="Noto Serif SC" w:eastAsia="Noto Serif SC" w:hAnsi="Noto Serif SC" w:cs="Noto Serif"/>
+          <w:bCs/>
+          <w:sz w:val="24"/>
+          <w:szCs w:val="24"/>
+        </w:rPr>
+        <w:t xml:space="preserve">slightly away from the </w:t>
+      </w:r>
+      <w:r>
+        <w:rPr>
+          <w:rFonts w:ascii="Noto Serif SC" w:eastAsia="Noto Serif SC" w:hAnsi="Noto Serif SC" w:cs="Noto Serif"/>
+          <w:bCs/>
+          <w:sz w:val="24"/>
+          <w:szCs w:val="24"/>
+        </w:rPr>
+        <w:t>mouthpiece</w:t>
+      </w:r>
+      <w:r>
+        <w:rPr>
+          <w:rFonts w:ascii="Noto Serif SC" w:eastAsia="Noto Serif SC" w:hAnsi="Noto Serif SC" w:cs="Noto Serif"/>
+          <w:bCs/>
+          <w:sz w:val="24"/>
+          <w:szCs w:val="24"/>
+        </w:rPr>
+        <w:t xml:space="preserve"> to allow a certain amount of air to leak out of the hole</w:t>
+      </w:r>
+      <w:r>
+        <w:rPr>
+          <w:rFonts w:ascii="Noto Serif SC" w:eastAsia="Noto Serif SC" w:hAnsi="Noto Serif SC" w:cs="Noto Serif" w:hint="eastAsia"/>
+          <w:bCs/>
+          <w:sz w:val="24"/>
+          <w:szCs w:val="24"/>
+        </w:rPr>
+        <w:t>.</w:t>
+      </w:r>
+      <w:r>
+        <w:rPr>
+          <w:rFonts w:ascii="Noto Serif SC" w:eastAsia="Noto Serif SC" w:hAnsi="Noto Serif SC" w:cs="Noto Serif"/>
+          <w:bCs/>
+          <w:sz w:val="24"/>
+          <w:szCs w:val="24"/>
+        </w:rPr>
+        <w:t xml:space="preserve"> </w:t>
+      </w:r>
+      <w:r>
+        <w:rPr>
+          <w:rFonts w:ascii="Noto Serif SC" w:eastAsia="Noto Serif SC" w:hAnsi="Noto Serif SC" w:cs="Noto Serif" w:hint="eastAsia"/>
+          <w:bCs/>
+          <w:sz w:val="24"/>
+          <w:szCs w:val="24"/>
+        </w:rPr>
+        <w:t>B</w:t>
+      </w:r>
+      <w:r>
+        <w:rPr>
+          <w:rFonts w:ascii="Noto Serif SC" w:eastAsia="Noto Serif SC" w:hAnsi="Noto Serif SC" w:cs="Noto Serif"/>
+          <w:bCs/>
+          <w:sz w:val="24"/>
+          <w:szCs w:val="24"/>
+        </w:rPr>
+        <w:t xml:space="preserve">oth the </w:t>
+      </w:r>
+      <w:r>
+        <w:rPr>
+          <w:rFonts w:ascii="Noto Serif SC" w:eastAsia="Noto Serif SC" w:hAnsi="Noto Serif SC" w:cs="Noto Serif" w:hint="eastAsia"/>
+          <w:bCs/>
+          <w:sz w:val="24"/>
+          <w:szCs w:val="24"/>
+        </w:rPr>
+        <w:t>air note</w:t>
+      </w:r>
+      <w:r>
+        <w:rPr>
+          <w:rFonts w:ascii="Noto Serif SC" w:eastAsia="Noto Serif SC" w:hAnsi="Noto Serif SC" w:cs="Noto Serif"/>
+          <w:bCs/>
+          <w:sz w:val="24"/>
+          <w:szCs w:val="24"/>
+        </w:rPr>
+        <w:t xml:space="preserve"> and the specific pitch </w:t>
+      </w:r>
+      <w:r>
+        <w:rPr>
+          <w:rFonts w:ascii="Noto Serif SC" w:eastAsia="Noto Serif SC" w:hAnsi="Noto Serif SC" w:cs="Noto Serif" w:hint="eastAsia"/>
+          <w:bCs/>
+          <w:sz w:val="24"/>
+          <w:szCs w:val="24"/>
+        </w:rPr>
+        <w:t xml:space="preserve">are </w:t>
+      </w:r>
+      <w:r>
+        <w:rPr>
+          <w:rFonts w:ascii="Noto Serif SC" w:eastAsia="Noto Serif SC" w:hAnsi="Noto Serif SC" w:cs="Noto Serif"/>
+          <w:bCs/>
+          <w:sz w:val="24"/>
+          <w:szCs w:val="24"/>
+        </w:rPr>
+        <w:t xml:space="preserve">marked </w:t>
+      </w:r>
+      <w:r>
+        <w:rPr>
+          <w:rFonts w:ascii="Noto Serif SC" w:eastAsia="Noto Serif SC" w:hAnsi="Noto Serif SC" w:cs="Noto Serif" w:hint="eastAsia"/>
+          <w:bCs/>
+          <w:sz w:val="24"/>
+          <w:szCs w:val="24"/>
+        </w:rPr>
+        <w:t xml:space="preserve">in </w:t>
+      </w:r>
+      <w:r>
+        <w:rPr>
+          <w:rFonts w:ascii="Noto Serif SC" w:eastAsia="Noto Serif SC" w:hAnsi="Noto Serif SC" w:cs="Noto Serif"/>
+          <w:bCs/>
+          <w:sz w:val="24"/>
+          <w:szCs w:val="24"/>
+        </w:rPr>
+        <w:t>the score.</w:t>
+      </w:r>
+    </w:p>
+    <w:p>
+      <w:pPr>
+        <w:ind w:left="1440"/>
+        <w:rPr>
+          <w:rFonts w:ascii="Noto Serif SC" w:eastAsia="Noto Serif SC" w:hAnsi="Noto Serif SC" w:cs="Noto Serif" w:hint="eastAsia"/>
+          <w:bCs/>
+          <w:sz w:val="24"/>
+          <w:szCs w:val="24"/>
+        </w:rPr>
+      </w:pPr>
+      <w:r>
+        <w:rPr>
+          <w:rFonts w:ascii="Noto Serif SC" w:eastAsia="Noto Serif SC" w:hAnsi="Noto Serif SC" w:cs="Noto Serif" w:hint="eastAsia"/>
+          <w:bCs/>
+          <w:sz w:val="24"/>
+          <w:szCs w:val="24"/>
+        </w:rPr>
+        <w:t xml:space="preserve">〰〰  </w:t>
+      </w:r>
+      <w:r>
+        <w:rPr>
+          <w:rFonts w:ascii="Noto Serif SC" w:eastAsia="Noto Serif SC" w:hAnsi="Noto Serif SC" w:cs="Noto Serif"/>
+          <w:bCs/>
+          <w:sz w:val="24"/>
+          <w:szCs w:val="24"/>
+        </w:rPr>
+        <w:tab/>
+      </w:r>
+      <w:r>
+        <w:rPr>
+          <w:rFonts w:ascii="Noto Serif SC" w:eastAsia="Noto Serif SC" w:hAnsi="Noto Serif SC" w:cs="Noto Serif" w:hint="eastAsia"/>
+          <w:bCs/>
+          <w:sz w:val="24"/>
+          <w:szCs w:val="24"/>
+        </w:rPr>
+        <w:t>：意为气息颤动</w:t>
+      </w:r>
+      <w:r>
+        <w:rPr>
+          <w:rFonts w:ascii="Noto Serif SC" w:eastAsia="Noto Serif SC" w:hAnsi="Noto Serif SC" w:cs="Noto Serif"/>
+          <w:bCs/>
+          <w:sz w:val="24"/>
+          <w:szCs w:val="24"/>
+          <w:lang w:val="en-GB"/>
+        </w:rPr>
+        <w:t xml:space="preserve"> </w:t>
+      </w:r>
+      <w:r>
+        <w:rPr>
+          <w:rFonts w:ascii="Noto Serif SC" w:eastAsia="Noto Serif SC" w:hAnsi="Noto Serif SC" w:cs="Noto Serif"/>
+          <w:bCs/>
+          <w:sz w:val="24"/>
+          <w:szCs w:val="24"/>
+          <w:lang w:val="en-GB"/>
+        </w:rPr>
+        <w:tab/>
+      </w:r>
+      <w:r>
+        <w:rPr>
+          <w:rFonts w:ascii="Noto Serif SC" w:eastAsia="Noto Serif SC" w:hAnsi="Noto Serif SC" w:cs="Noto Serif" w:hint="eastAsia"/>
+          <w:bCs/>
+          <w:sz w:val="24"/>
+          <w:szCs w:val="24"/>
+        </w:rPr>
+        <w:t>Turbulent air</w:t>
+      </w:r>
+    </w:p>
+    <w:p>
+      <w:pPr>
+        <w:ind w:left="1440"/>
+        <w:rPr>
+          <w:rFonts w:ascii="Noto Serif SC" w:eastAsia="Noto Serif SC" w:hAnsi="Noto Serif SC" w:cs="Noto Serif"/>
+          <w:bCs/>
+          <w:sz w:val="24"/>
+          <w:szCs w:val="24"/>
+          <w:lang w:val="en-GB"/>
+        </w:rPr>
+      </w:pPr>
+      <w:r>
+        <w:rPr>
+          <w:rFonts w:ascii="Noto Serif SC" w:eastAsia="Noto Serif SC" w:hAnsi="Noto Serif SC" w:cs="Noto Serif" w:hint="eastAsia"/>
+          <w:bCs/>
+          <w:sz w:val="24"/>
+          <w:szCs w:val="24"/>
+        </w:rPr>
+        <w:t>tr.</w:t>
+      </w:r>
+      <w:r>
+        <w:rPr>
+          <w:rFonts w:ascii="Noto Serif SC" w:eastAsia="Noto Serif SC" w:hAnsi="Noto Serif SC" w:cs="Noto Serif"/>
+          <w:bCs/>
+          <w:sz w:val="24"/>
+          <w:szCs w:val="24"/>
+        </w:rPr>
+        <w:tab/>
+      </w:r>
+      <w:r>
+        <w:rPr>
+          <w:rFonts w:ascii="Noto Serif SC" w:eastAsia="Noto Serif SC" w:hAnsi="Noto Serif SC" w:cs="Noto Serif" w:hint="eastAsia"/>
+          <w:bCs/>
+          <w:sz w:val="24"/>
+          <w:szCs w:val="24"/>
+        </w:rPr>
+        <w:t>：为基础音与其上方小二度的颤音(无论处在什么调性环境下)。</w:t>
+      </w:r>
+      <w:r>
+        <w:rPr>
+          <w:rFonts w:ascii="Noto Serif SC" w:eastAsia="Noto Serif SC" w:hAnsi="Noto Serif SC" w:cs="Noto Serif" w:hint="eastAsia"/>
+          <w:bCs/>
+          <w:sz w:val="24"/>
+          <w:szCs w:val="24"/>
+        </w:rPr>
+        <w:t xml:space="preserve">Trill. </w:t>
+      </w:r>
+      <w:r>
+        <w:rPr>
+          <w:rFonts w:ascii="Noto Serif SC" w:eastAsia="Noto Serif SC" w:hAnsi="Noto Serif SC" w:cs="Noto Serif"/>
+          <w:bCs/>
+          <w:sz w:val="24"/>
+          <w:szCs w:val="24"/>
+          <w:lang w:val="en-GB"/>
+        </w:rPr>
+        <w:t xml:space="preserve">The top note is </w:t>
+      </w:r>
+      <w:r>
+        <w:rPr>
+          <w:rFonts w:ascii="Noto Serif SC" w:eastAsia="Noto Serif SC" w:hAnsi="Noto Serif SC" w:cs="Noto Serif"/>
+          <w:b/>
+          <w:sz w:val="24"/>
+          <w:szCs w:val="24"/>
+          <w:lang w:val="en-GB"/>
+        </w:rPr>
+        <w:t>always</w:t>
+      </w:r>
+      <w:r>
+        <w:rPr>
+          <w:rFonts w:ascii="Noto Serif SC" w:eastAsia="Noto Serif SC" w:hAnsi="Noto Serif SC" w:cs="Noto Serif"/>
+          <w:bCs/>
+          <w:sz w:val="24"/>
+          <w:szCs w:val="24"/>
+          <w:lang w:val="en-GB"/>
+        </w:rPr>
+        <w:t xml:space="preserve"> a minor second above the fundamental note (regardless of key signature or proceeding accidental)</w:t>
+      </w:r>
+      <w:r>
+        <w:rPr>
+          <w:rFonts w:ascii="Noto Serif SC" w:eastAsia="Noto Serif SC" w:hAnsi="Noto Serif SC" w:cs="Noto Serif"/>
+          <w:bCs/>
+          <w:sz w:val="24"/>
+          <w:szCs w:val="24"/>
+          <w:lang w:val="en-GB"/>
+        </w:rPr>
+        <w:t>.</w:t>
+      </w:r>
+      <w:r>
+        <w:rPr>
+          <w:rFonts w:ascii="Noto Serif SC" w:eastAsia="Noto Serif SC" w:hAnsi="Noto Serif SC" w:cs="Noto Serif"/>
+          <w:bCs/>
+          <w:sz w:val="24"/>
+          <w:szCs w:val="24"/>
+          <w:lang w:val="en-GB"/>
+        </w:rPr>
+        <w:t xml:space="preserve"> </w:t>
+      </w:r>
+    </w:p>
+    <w:p>
+      <w:pPr>
+        <w:rPr>
+          <w:rFonts w:ascii="Noto Serif SC" w:eastAsia="Noto Serif SC" w:hAnsi="Noto Serif SC" w:cs="Noto Serif"/>
+          <w:bCs/>
+          <w:sz w:val="24"/>
+          <w:szCs w:val="24"/>
+        </w:rPr>
+      </w:pPr>
+    </w:p>
+    <w:p>
+      <w:pPr>
+        <w:rPr>
+          <w:rFonts w:ascii="Noto Serif SC" w:eastAsia="Noto Serif SC" w:hAnsi="Noto Serif SC" w:cs="Noto Serif"/>
+          <w:bCs/>
+          <w:sz w:val="24"/>
+          <w:szCs w:val="24"/>
+        </w:rPr>
+      </w:pPr>
+      <w:r>
+        <w:rPr>
+          <w:rFonts w:ascii="Noto Serif SC" w:eastAsia="Noto Serif SC" w:hAnsi="Noto Serif SC" w:cs="Noto Serif" w:hint="eastAsia"/>
+          <w:b/>
+          <w:sz w:val="24"/>
+          <w:szCs w:val="24"/>
+        </w:rPr>
+        <w:t>另注</w:t>
+      </w:r>
+      <w:r>
+        <w:rPr>
+          <w:rFonts w:ascii="Noto Serif SC" w:eastAsia="Noto Serif SC" w:hAnsi="Noto Serif SC" w:cs="Noto Serif" w:hint="eastAsia"/>
+          <w:b/>
+          <w:sz w:val="24"/>
+          <w:szCs w:val="24"/>
+          <w:lang w:val="en-GB"/>
+        </w:rPr>
+        <w:t>：</w:t>
+      </w:r>
+      <w:r>
+        <w:rPr>
+          <w:rFonts w:ascii="Noto Serif SC" w:eastAsia="Noto Serif SC" w:hAnsi="Noto Serif SC" w:cs="Noto Serif" w:hint="eastAsia"/>
+          <w:bCs/>
+          <w:sz w:val="24"/>
+          <w:szCs w:val="24"/>
+        </w:rPr>
+        <w:t>全曲中,梆笛声部皆使用g调梆笛,曲笛声部皆使用C调曲笛</w:t>
+      </w:r>
+      <w:r>
+        <w:rPr>
+          <w:rFonts w:ascii="Noto Serif SC" w:eastAsia="Noto Serif SC" w:hAnsi="Noto Serif SC" w:cs="Noto Serif" w:hint="eastAsia"/>
+          <w:bCs/>
+          <w:sz w:val="24"/>
+          <w:szCs w:val="24"/>
+        </w:rPr>
+        <w:t>，</w:t>
+      </w:r>
+      <w:r>
+        <w:rPr>
+          <w:rFonts w:ascii="Noto Serif SC" w:eastAsia="Noto Serif SC" w:hAnsi="Noto Serif SC" w:cs="Noto Serif" w:hint="eastAsia"/>
+          <w:bCs/>
+          <w:sz w:val="24"/>
+          <w:szCs w:val="24"/>
+        </w:rPr>
+        <w:t>新笛声部皆使用F调新笛。只有在演奏家认为这三种笛的调门对于演奏有困难</w:t>
+      </w:r>
+      <w:r>
+        <w:rPr>
+          <w:rFonts w:ascii="Noto Serif SC" w:eastAsia="Noto Serif SC" w:hAnsi="Noto Serif SC" w:cs="Noto Serif" w:hint="eastAsia"/>
+          <w:bCs/>
+          <w:sz w:val="24"/>
+          <w:szCs w:val="24"/>
+        </w:rPr>
+        <w:t>，</w:t>
+      </w:r>
+      <w:r>
+        <w:rPr>
+          <w:rFonts w:ascii="Noto Serif SC" w:eastAsia="Noto Serif SC" w:hAnsi="Noto Serif SC" w:cs="Noto Serif" w:hint="eastAsia"/>
+          <w:bCs/>
+          <w:sz w:val="24"/>
+          <w:szCs w:val="24"/>
+        </w:rPr>
+        <w:t>方可在相应音域内自行安排竹笛的调门。</w:t>
+      </w:r>
+    </w:p>
+    <w:p>
+      <w:pPr>
+        <w:rPr>
+          <w:rFonts w:ascii="Noto Serif SC" w:eastAsia="Noto Serif SC" w:hAnsi="Noto Serif SC" w:cs="Noto Serif" w:hint="eastAsia"/>
+          <w:bCs/>
+          <w:sz w:val="24"/>
+          <w:szCs w:val="24"/>
+          <w:lang w:val="en-GB"/>
+        </w:rPr>
+      </w:pPr>
+      <w:r>
+        <w:rPr>
+          <w:rFonts w:ascii="Noto Serif SC" w:eastAsia="Noto Serif SC" w:hAnsi="Noto Serif SC" w:cs="Noto Serif" w:hint="eastAsia"/>
+          <w:b/>
+          <w:sz w:val="24"/>
+          <w:szCs w:val="24"/>
+        </w:rPr>
+        <w:lastRenderedPageBreak/>
+        <w:t>Important note:</w:t>
+      </w:r>
+      <w:r>
+        <w:rPr>
+          <w:rFonts w:ascii="Noto Serif SC" w:eastAsia="Noto Serif SC" w:hAnsi="Noto Serif SC" w:cs="Noto Serif" w:hint="eastAsia"/>
+          <w:bCs/>
+          <w:sz w:val="24"/>
+          <w:szCs w:val="24"/>
+        </w:rPr>
+        <w:t xml:space="preserve"> Throughout the piece</w:t>
+      </w:r>
+      <w:r>
+        <w:rPr>
+          <w:rFonts w:ascii="Noto Serif SC" w:eastAsia="Noto Serif SC" w:hAnsi="Noto Serif SC" w:cs="Noto Serif"/>
+          <w:bCs/>
+          <w:sz w:val="24"/>
+          <w:szCs w:val="24"/>
         </w:rPr>
         <w:t>,</w:t>
       </w:r>
       <w:r>
         <w:rPr>
-          <w:rFonts w:ascii="Cambria" w:eastAsia="Noto Serif SC" w:hAnsi="Cambria" w:cs="Noto Serif" w:hint="eastAsia"/>
-          <w:bCs/>
-          <w:sz w:val="36"/>
-          <w:szCs w:val="36"/>
-        </w:rPr>
-        <w:t>即</w:t>
-      </w:r>
-      <w:r>
-        <w:rPr>
-          <w:rFonts w:ascii="Cambria" w:eastAsia="Noto Serif SC" w:hAnsi="Cambria" w:cs="Noto Serif" w:hint="eastAsia"/>
-          <w:bCs/>
-          <w:sz w:val="36"/>
-          <w:szCs w:val="36"/>
-        </w:rPr>
-        <w:t>:</w:t>
-      </w:r>
-      <w:r>
-        <w:rPr>
-          <w:rFonts w:ascii="Cambria" w:eastAsia="Noto Serif SC" w:hAnsi="Cambria" w:cs="Noto Serif" w:hint="eastAsia"/>
-          <w:bCs/>
-          <w:sz w:val="36"/>
-          <w:szCs w:val="36"/>
-        </w:rPr>
-        <w:t>嘴唇稍稍离开吹孔而使一定的气漏出孔外</w:t>
-      </w:r>
-      <w:r>
-        <w:rPr>
-          <w:rFonts w:ascii="Cambria" w:eastAsia="Noto Serif SC" w:hAnsi="Cambria" w:cs="Noto Serif" w:hint="eastAsia"/>
-          <w:bCs/>
-          <w:sz w:val="36"/>
-          <w:szCs w:val="36"/>
-        </w:rPr>
-        <w:t>，</w:t>
-      </w:r>
-      <w:r>
-        <w:rPr>
-          <w:rFonts w:ascii="Cambria" w:eastAsia="Noto Serif SC" w:hAnsi="Cambria" w:cs="Noto Serif" w:hint="eastAsia"/>
-          <w:bCs/>
-          <w:sz w:val="36"/>
-          <w:szCs w:val="36"/>
-        </w:rPr>
-        <w:t>兼有吹气声和谱面上所标示的具体音高。</w:t>
-      </w:r>
+          <w:rFonts w:ascii="Noto Serif SC" w:eastAsia="Noto Serif SC" w:hAnsi="Noto Serif SC" w:cs="Noto Serif" w:hint="eastAsia"/>
+          <w:bCs/>
+          <w:sz w:val="24"/>
+          <w:szCs w:val="24"/>
+        </w:rPr>
+        <w:t xml:space="preserve"> the</w:t>
+      </w:r>
+      <w:r>
+        <w:rPr>
+          <w:rFonts w:ascii="Noto Serif SC" w:eastAsia="Noto Serif SC" w:hAnsi="Noto Serif SC" w:cs="Noto Serif"/>
+          <w:bCs/>
+          <w:sz w:val="24"/>
+          <w:szCs w:val="24"/>
+        </w:rPr>
+        <w:t xml:space="preserve"> </w:t>
+      </w:r>
+      <w:proofErr w:type="spellStart"/>
+      <w:r>
+        <w:rPr>
+          <w:rFonts w:ascii="Noto Serif SC" w:eastAsia="Noto Serif SC" w:hAnsi="Noto Serif SC" w:cs="Noto Serif" w:hint="eastAsia"/>
+          <w:bCs/>
+          <w:sz w:val="24"/>
+          <w:szCs w:val="24"/>
+        </w:rPr>
+        <w:t>B</w:t>
+      </w:r>
+      <w:r>
+        <w:rPr>
+          <w:rFonts w:ascii="Noto Serif SC" w:eastAsia="Noto Serif SC" w:hAnsi="Noto Serif SC" w:cs="Noto Serif"/>
+          <w:bCs/>
+          <w:sz w:val="24"/>
+          <w:szCs w:val="24"/>
+        </w:rPr>
+        <w:t>angdi</w:t>
+      </w:r>
+      <w:r>
+        <w:rPr>
+          <w:rFonts w:ascii="Noto Serif SC" w:eastAsia="Noto Serif SC" w:hAnsi="Noto Serif SC" w:cs="Noto Serif"/>
+          <w:bCs/>
+          <w:sz w:val="24"/>
+          <w:szCs w:val="24"/>
+        </w:rPr>
+        <w:t>s</w:t>
+      </w:r>
+      <w:proofErr w:type="spellEnd"/>
+      <w:r>
+        <w:rPr>
+          <w:rFonts w:ascii="Noto Serif SC" w:eastAsia="Noto Serif SC" w:hAnsi="Noto Serif SC" w:cs="Noto Serif"/>
+          <w:bCs/>
+          <w:sz w:val="24"/>
+          <w:szCs w:val="24"/>
+        </w:rPr>
+        <w:t xml:space="preserve"> </w:t>
+      </w:r>
+      <w:r>
+        <w:rPr>
+          <w:rFonts w:ascii="Noto Serif SC" w:eastAsia="Noto Serif SC" w:hAnsi="Noto Serif SC" w:cs="Noto Serif" w:hint="eastAsia"/>
+          <w:bCs/>
+          <w:sz w:val="24"/>
+          <w:szCs w:val="24"/>
+        </w:rPr>
+        <w:t>are tuned in</w:t>
+      </w:r>
+      <w:r>
+        <w:rPr>
+          <w:rFonts w:ascii="Noto Serif SC" w:eastAsia="Noto Serif SC" w:hAnsi="Noto Serif SC" w:cs="Noto Serif"/>
+          <w:bCs/>
+          <w:sz w:val="24"/>
+          <w:szCs w:val="24"/>
+        </w:rPr>
+        <w:t xml:space="preserve"> </w:t>
+      </w:r>
+      <w:r>
+        <w:rPr>
+          <w:rFonts w:ascii="Noto Serif SC" w:eastAsia="Noto Serif SC" w:hAnsi="Noto Serif SC" w:cs="Noto Serif" w:hint="eastAsia"/>
+          <w:bCs/>
+          <w:sz w:val="24"/>
+          <w:szCs w:val="24"/>
+        </w:rPr>
+        <w:t>G</w:t>
+      </w:r>
+      <w:r>
+        <w:rPr>
+          <w:rFonts w:ascii="Noto Serif SC" w:eastAsia="Noto Serif SC" w:hAnsi="Noto Serif SC" w:cs="Noto Serif"/>
+          <w:bCs/>
+          <w:sz w:val="24"/>
+          <w:szCs w:val="24"/>
+        </w:rPr>
+        <w:t xml:space="preserve">, </w:t>
+      </w:r>
+      <w:r>
+        <w:rPr>
+          <w:rFonts w:ascii="Noto Serif SC" w:eastAsia="Noto Serif SC" w:hAnsi="Noto Serif SC" w:cs="Noto Serif" w:hint="eastAsia"/>
+          <w:bCs/>
+          <w:sz w:val="24"/>
+          <w:szCs w:val="24"/>
+        </w:rPr>
+        <w:t xml:space="preserve">the </w:t>
+      </w:r>
+      <w:proofErr w:type="spellStart"/>
+      <w:r>
+        <w:rPr>
+          <w:rFonts w:ascii="Noto Serif SC" w:eastAsia="Noto Serif SC" w:hAnsi="Noto Serif SC" w:cs="Noto Serif" w:hint="eastAsia"/>
+          <w:bCs/>
+          <w:sz w:val="24"/>
+          <w:szCs w:val="24"/>
+        </w:rPr>
+        <w:t>Q</w:t>
+      </w:r>
+      <w:r>
+        <w:rPr>
+          <w:rFonts w:ascii="Noto Serif SC" w:eastAsia="Noto Serif SC" w:hAnsi="Noto Serif SC" w:cs="Noto Serif"/>
+          <w:bCs/>
+          <w:sz w:val="24"/>
+          <w:szCs w:val="24"/>
+        </w:rPr>
+        <w:t>udi</w:t>
+      </w:r>
+      <w:proofErr w:type="spellEnd"/>
+      <w:r>
+        <w:rPr>
+          <w:rFonts w:ascii="Noto Serif SC" w:eastAsia="Noto Serif SC" w:hAnsi="Noto Serif SC" w:cs="Noto Serif"/>
+          <w:bCs/>
+          <w:sz w:val="24"/>
+          <w:szCs w:val="24"/>
+        </w:rPr>
+        <w:t xml:space="preserve"> </w:t>
+      </w:r>
+      <w:r>
+        <w:rPr>
+          <w:rFonts w:ascii="Noto Serif SC" w:eastAsia="Noto Serif SC" w:hAnsi="Noto Serif SC" w:cs="Noto Serif" w:hint="eastAsia"/>
+          <w:bCs/>
+          <w:sz w:val="24"/>
+          <w:szCs w:val="24"/>
+        </w:rPr>
+        <w:t xml:space="preserve">is tuned in </w:t>
+      </w:r>
+      <w:r>
+        <w:rPr>
+          <w:rFonts w:ascii="Noto Serif SC" w:eastAsia="Noto Serif SC" w:hAnsi="Noto Serif SC" w:cs="Noto Serif"/>
+          <w:bCs/>
+          <w:sz w:val="24"/>
+          <w:szCs w:val="24"/>
+        </w:rPr>
+        <w:t xml:space="preserve">C, and the </w:t>
+      </w:r>
+      <w:proofErr w:type="spellStart"/>
+      <w:r>
+        <w:rPr>
+          <w:rFonts w:ascii="Noto Serif SC" w:eastAsia="Noto Serif SC" w:hAnsi="Noto Serif SC" w:cs="Noto Serif" w:hint="eastAsia"/>
+          <w:bCs/>
+          <w:sz w:val="24"/>
+          <w:szCs w:val="24"/>
+        </w:rPr>
+        <w:t>X</w:t>
+      </w:r>
+      <w:r>
+        <w:rPr>
+          <w:rFonts w:ascii="Noto Serif SC" w:eastAsia="Noto Serif SC" w:hAnsi="Noto Serif SC" w:cs="Noto Serif"/>
+          <w:bCs/>
+          <w:sz w:val="24"/>
+          <w:szCs w:val="24"/>
+        </w:rPr>
+        <w:t>indi</w:t>
+      </w:r>
+      <w:proofErr w:type="spellEnd"/>
+      <w:r>
+        <w:rPr>
+          <w:rFonts w:ascii="Noto Serif SC" w:eastAsia="Noto Serif SC" w:hAnsi="Noto Serif SC" w:cs="Noto Serif"/>
+          <w:bCs/>
+          <w:sz w:val="24"/>
+          <w:szCs w:val="24"/>
+        </w:rPr>
+        <w:t xml:space="preserve"> </w:t>
+      </w:r>
+      <w:r>
+        <w:rPr>
+          <w:rFonts w:ascii="Noto Serif SC" w:eastAsia="Noto Serif SC" w:hAnsi="Noto Serif SC" w:cs="Noto Serif" w:hint="eastAsia"/>
+          <w:bCs/>
+          <w:sz w:val="24"/>
+          <w:szCs w:val="24"/>
+        </w:rPr>
+        <w:t>in F</w:t>
+      </w:r>
+      <w:r>
+        <w:rPr>
+          <w:rFonts w:ascii="Noto Serif SC" w:eastAsia="Noto Serif SC" w:hAnsi="Noto Serif SC" w:cs="Noto Serif"/>
+          <w:bCs/>
+          <w:sz w:val="24"/>
+          <w:szCs w:val="24"/>
+        </w:rPr>
+        <w:t xml:space="preserve">. </w:t>
+      </w:r>
+      <w:r>
+        <w:rPr>
+          <w:rFonts w:ascii="Noto Serif SC" w:eastAsia="Noto Serif SC" w:hAnsi="Noto Serif SC" w:cs="Noto Serif"/>
+          <w:bCs/>
+          <w:sz w:val="24"/>
+          <w:szCs w:val="24"/>
+        </w:rPr>
+        <w:t>T</w:t>
+      </w:r>
+      <w:r>
+        <w:rPr>
+          <w:rFonts w:ascii="Noto Serif SC" w:eastAsia="Noto Serif SC" w:hAnsi="Noto Serif SC" w:cs="Noto Serif" w:hint="eastAsia"/>
+          <w:bCs/>
+          <w:sz w:val="24"/>
+          <w:szCs w:val="24"/>
+        </w:rPr>
+        <w:t xml:space="preserve">he </w:t>
+      </w:r>
+      <w:r>
+        <w:rPr>
+          <w:rFonts w:ascii="Noto Serif SC" w:eastAsia="Noto Serif SC" w:hAnsi="Noto Serif SC" w:cs="Noto Serif"/>
+          <w:bCs/>
+          <w:sz w:val="24"/>
+          <w:szCs w:val="24"/>
+        </w:rPr>
+        <w:t>performer</w:t>
+      </w:r>
+      <w:r>
+        <w:rPr>
+          <w:rFonts w:ascii="Noto Serif SC" w:eastAsia="Noto Serif SC" w:hAnsi="Noto Serif SC" w:cs="Noto Serif" w:hint="eastAsia"/>
+          <w:bCs/>
+          <w:sz w:val="24"/>
+          <w:szCs w:val="24"/>
+        </w:rPr>
+        <w:t xml:space="preserve"> may </w:t>
+      </w:r>
+      <w:r>
+        <w:rPr>
+          <w:rFonts w:ascii="Noto Serif SC" w:eastAsia="Noto Serif SC" w:hAnsi="Noto Serif SC" w:cs="Noto Serif"/>
+          <w:bCs/>
+          <w:sz w:val="24"/>
+          <w:szCs w:val="24"/>
+        </w:rPr>
+        <w:t>adjust the tuning of the</w:t>
+      </w:r>
+      <w:r>
+        <w:rPr>
+          <w:rFonts w:ascii="Noto Serif SC" w:eastAsia="Noto Serif SC" w:hAnsi="Noto Serif SC" w:cs="Noto Serif" w:hint="eastAsia"/>
+          <w:bCs/>
+          <w:sz w:val="24"/>
+          <w:szCs w:val="24"/>
+        </w:rPr>
+        <w:t>ir</w:t>
+      </w:r>
+      <w:r>
+        <w:rPr>
+          <w:rFonts w:ascii="Noto Serif SC" w:eastAsia="Noto Serif SC" w:hAnsi="Noto Serif SC" w:cs="Noto Serif"/>
+          <w:bCs/>
+          <w:sz w:val="24"/>
+          <w:szCs w:val="24"/>
+        </w:rPr>
+        <w:t xml:space="preserve"> bamboo flute </w:t>
+      </w:r>
+      <w:r>
+        <w:rPr>
+          <w:rFonts w:ascii="Noto Serif SC" w:eastAsia="Noto Serif SC" w:hAnsi="Noto Serif SC" w:cs="Noto Serif" w:hint="eastAsia"/>
+          <w:bCs/>
+          <w:sz w:val="24"/>
+          <w:szCs w:val="24"/>
+        </w:rPr>
+        <w:t>to fit the</w:t>
+      </w:r>
+      <w:r>
+        <w:rPr>
+          <w:rFonts w:ascii="Noto Serif SC" w:eastAsia="Noto Serif SC" w:hAnsi="Noto Serif SC" w:cs="Noto Serif"/>
+          <w:bCs/>
+          <w:sz w:val="24"/>
+          <w:szCs w:val="24"/>
+        </w:rPr>
+        <w:t xml:space="preserve"> corresponding range</w:t>
+      </w:r>
+      <w:r>
+        <w:rPr>
+          <w:rFonts w:ascii="Noto Serif SC" w:eastAsia="Noto Serif SC" w:hAnsi="Noto Serif SC" w:cs="Noto Serif"/>
+          <w:bCs/>
+          <w:sz w:val="24"/>
+          <w:szCs w:val="24"/>
+        </w:rPr>
+        <w:t xml:space="preserve"> should the passage be too tricky to play.</w:t>
+      </w:r>
+    </w:p>
+    <w:p>
+      <w:pPr>
+        <w:rPr>
+          <w:rFonts w:ascii="Noto Serif SC" w:eastAsia="Noto Serif SC" w:hAnsi="Noto Serif SC" w:cs="Noto Serif"/>
+          <w:bCs/>
+          <w:sz w:val="24"/>
+          <w:szCs w:val="24"/>
+          <w:lang w:val="en-GB"/>
+        </w:rPr>
+      </w:pPr>
     </w:p>
     <w:p>
       <w:pPr>
@@ -6824,12 +9362,4716 @@
           <w:numId w:val="3"/>
         </w:numPr>
         <w:rPr>
+          <w:rFonts w:ascii="Noto Serif SC" w:eastAsia="Noto Serif SC" w:hAnsi="Noto Serif SC" w:cs="Noto Serif"/>
+          <w:b/>
+          <w:sz w:val="24"/>
+          <w:szCs w:val="24"/>
+        </w:rPr>
+      </w:pPr>
+      <w:r>
+        <w:rPr>
+          <w:rFonts w:ascii="Noto Serif SC" w:eastAsia="Noto Serif SC" w:hAnsi="Noto Serif SC" w:cs="Noto Serif" w:hint="eastAsia"/>
+          <w:b/>
+          <w:sz w:val="24"/>
+          <w:szCs w:val="24"/>
+        </w:rPr>
+        <w:t>弹拨乐器组</w:t>
+      </w:r>
+      <w:r>
+        <w:rPr>
+          <w:rFonts w:ascii="Noto Serif SC" w:eastAsia="Noto Serif SC" w:hAnsi="Noto Serif SC" w:cs="Noto Serif" w:hint="eastAsia"/>
+          <w:b/>
+          <w:sz w:val="24"/>
+          <w:szCs w:val="24"/>
+        </w:rPr>
+        <w:t xml:space="preserve"> Plucked String Instruments</w:t>
+      </w:r>
+      <w:r>
+        <w:rPr>
+          <w:rFonts w:ascii="Noto Serif SC" w:eastAsia="Noto Serif SC" w:hAnsi="Noto Serif SC" w:cs="Noto Serif" w:hint="eastAsia"/>
+          <w:b/>
+          <w:sz w:val="24"/>
+          <w:szCs w:val="24"/>
+        </w:rPr>
+        <w:t>:</w:t>
+      </w:r>
+    </w:p>
+    <w:p>
+      <w:pPr>
+        <w:pStyle w:val="ListParagraph"/>
+        <w:ind w:left="1440"/>
+        <w:rPr>
+          <w:rFonts w:ascii="Noto Serif SC" w:eastAsia="Noto Serif SC" w:hAnsi="Noto Serif SC" w:cs="Noto Serif" w:hint="eastAsia"/>
+          <w:bCs/>
+          <w:sz w:val="24"/>
+          <w:szCs w:val="24"/>
+        </w:rPr>
+      </w:pPr>
+      <w:r>
+        <w:rPr>
+          <w:noProof/>
+          <w:lang w:val="en-GB"/>
+        </w:rPr>
+        <w:drawing>
+          <wp:inline distT="0" distB="0" distL="0" distR="0" wp14:anchorId="1E807CE6" wp14:editId="42444112">
+            <wp:extent cx="131944" cy="136355"/>
+            <wp:effectExtent l="0" t="0" r="1905" b="0"/>
+            <wp:docPr id="1802537189" name="Picture 4"/>
+            <wp:cNvGraphicFramePr>
+              <a:graphicFrameLocks xmlns:a="http://schemas.openxmlformats.org/drawingml/2006/main" noChangeAspect="1"/>
+            </wp:cNvGraphicFramePr>
+            <a:graphic xmlns:a="http://schemas.openxmlformats.org/drawingml/2006/main">
+              <a:graphicData uri="http://schemas.openxmlformats.org/drawingml/2006/picture">
+                <pic:pic xmlns:pic="http://schemas.openxmlformats.org/drawingml/2006/picture">
+                  <pic:nvPicPr>
+                    <pic:cNvPr id="0" name="Picture 3"/>
+                    <pic:cNvPicPr>
+                      <a:picLocks noChangeAspect="1" noChangeArrowheads="1"/>
+                    </pic:cNvPicPr>
+                  </pic:nvPicPr>
+                  <pic:blipFill>
+                    <a:blip r:embed="rId14" cstate="print">
+                      <a:extLst>
+                        <a:ext uri="{28A0092B-C50C-407E-A947-70E740481C1C}">
+                          <a14:useLocalDpi xmlns:a14="http://schemas.microsoft.com/office/drawing/2010/main" val="0"/>
+                        </a:ext>
+                      </a:extLst>
+                    </a:blip>
+                    <a:srcRect/>
+                    <a:stretch>
+                      <a:fillRect/>
+                    </a:stretch>
+                  </pic:blipFill>
+                  <pic:spPr bwMode="auto">
+                    <a:xfrm>
+                      <a:off x="0" y="0"/>
+                      <a:ext cx="150225" cy="155247"/>
+                    </a:xfrm>
+                    <a:prstGeom prst="rect">
+                      <a:avLst/>
+                    </a:prstGeom>
+                    <a:noFill/>
+                    <a:ln>
+                      <a:noFill/>
+                    </a:ln>
+                  </pic:spPr>
+                </pic:pic>
+              </a:graphicData>
+            </a:graphic>
+          </wp:inline>
+        </w:drawing>
+      </w:r>
+      <w:r>
+        <w:rPr>
+          <w:rFonts w:ascii="Noto Serif SC" w:eastAsia="Noto Serif SC" w:hAnsi="Noto Serif SC" w:cs="Noto Serif" w:hint="eastAsia"/>
+          <w:bCs/>
+          <w:sz w:val="24"/>
+          <w:szCs w:val="24"/>
+        </w:rPr>
+        <w:t xml:space="preserve"> </w:t>
+      </w:r>
+      <w:r>
+        <w:rPr>
+          <w:rFonts w:ascii="Noto Serif SC" w:eastAsia="Noto Serif SC" w:hAnsi="Noto Serif SC" w:cs="Noto Serif"/>
+          <w:bCs/>
+          <w:sz w:val="24"/>
+          <w:szCs w:val="24"/>
+        </w:rPr>
+        <w:tab/>
+      </w:r>
+      <w:r>
+        <w:rPr>
+          <w:rFonts w:ascii="Noto Serif SC" w:eastAsia="Noto Serif SC" w:hAnsi="Noto Serif SC" w:cs="Noto Serif" w:hint="eastAsia"/>
+          <w:bCs/>
+          <w:sz w:val="24"/>
+          <w:szCs w:val="24"/>
+        </w:rPr>
+        <w:t>：轮指（仅一下</w:t>
+      </w:r>
+      <w:r>
+        <w:rPr>
+          <w:rFonts w:ascii="Noto Serif SC" w:eastAsia="Noto Serif SC" w:hAnsi="Noto Serif SC" w:cs="Noto Serif"/>
+          <w:bCs/>
+          <w:sz w:val="24"/>
+          <w:szCs w:val="24"/>
+        </w:rPr>
+        <w:t>）</w:t>
+      </w:r>
+      <w:r>
+        <w:rPr>
+          <w:rFonts w:ascii="Noto Serif SC" w:eastAsia="Noto Serif SC" w:hAnsi="Noto Serif SC" w:cs="Noto Serif"/>
+          <w:bCs/>
+          <w:sz w:val="24"/>
+          <w:szCs w:val="24"/>
+        </w:rPr>
+        <w:tab/>
+      </w:r>
+      <w:r>
+        <w:rPr>
+          <w:rFonts w:ascii="Noto Serif SC" w:eastAsia="Noto Serif SC" w:hAnsi="Noto Serif SC" w:cs="Noto Serif"/>
+          <w:bCs/>
+          <w:sz w:val="24"/>
+          <w:szCs w:val="24"/>
+        </w:rPr>
+        <w:tab/>
+      </w:r>
+      <w:r>
+        <w:rPr>
+          <w:rFonts w:ascii="Noto Serif SC" w:eastAsia="Noto Serif SC" w:hAnsi="Noto Serif SC" w:cs="Noto Serif"/>
+          <w:bCs/>
+          <w:sz w:val="24"/>
+          <w:szCs w:val="24"/>
+        </w:rPr>
+        <w:tab/>
+      </w:r>
+      <w:r>
+        <w:rPr>
+          <w:rFonts w:ascii="Noto Serif SC" w:eastAsia="Noto Serif SC" w:hAnsi="Noto Serif SC" w:cs="Noto Serif"/>
+          <w:bCs/>
+          <w:sz w:val="24"/>
+          <w:szCs w:val="24"/>
+        </w:rPr>
+        <w:tab/>
+      </w:r>
+      <w:r>
+        <w:rPr>
+          <w:rFonts w:ascii="Noto Serif SC" w:eastAsia="Noto Serif SC" w:hAnsi="Noto Serif SC" w:cs="Noto Serif" w:hint="eastAsia"/>
+          <w:bCs/>
+          <w:sz w:val="24"/>
+          <w:szCs w:val="24"/>
+        </w:rPr>
+        <w:t>Five</w:t>
+      </w:r>
+      <w:r>
+        <w:rPr>
+          <w:rFonts w:ascii="Noto Serif SC" w:eastAsia="Noto Serif SC" w:hAnsi="Noto Serif SC" w:cs="Noto Serif"/>
+          <w:bCs/>
+          <w:sz w:val="24"/>
+          <w:szCs w:val="24"/>
+        </w:rPr>
+        <w:t xml:space="preserve"> finger</w:t>
+      </w:r>
+      <w:r>
+        <w:rPr>
+          <w:rFonts w:ascii="Noto Serif SC" w:eastAsia="Noto Serif SC" w:hAnsi="Noto Serif SC" w:cs="Noto Serif" w:hint="eastAsia"/>
+          <w:bCs/>
+          <w:sz w:val="24"/>
+          <w:szCs w:val="24"/>
+        </w:rPr>
+        <w:t xml:space="preserve"> roll</w:t>
+      </w:r>
+      <w:r>
+        <w:rPr>
+          <w:rFonts w:ascii="Noto Serif SC" w:eastAsia="Noto Serif SC" w:hAnsi="Noto Serif SC" w:cs="Noto Serif"/>
+          <w:bCs/>
+          <w:sz w:val="24"/>
+          <w:szCs w:val="24"/>
+        </w:rPr>
+        <w:t xml:space="preserve"> (</w:t>
+      </w:r>
+      <w:r>
+        <w:rPr>
+          <w:rFonts w:ascii="Noto Serif SC" w:eastAsia="Noto Serif SC" w:hAnsi="Noto Serif SC" w:cs="Noto Serif" w:hint="eastAsia"/>
+          <w:bCs/>
+          <w:sz w:val="24"/>
+          <w:szCs w:val="24"/>
+        </w:rPr>
+        <w:t>on a single note</w:t>
+      </w:r>
+      <w:r>
+        <w:rPr>
+          <w:rFonts w:ascii="Noto Serif SC" w:eastAsia="Noto Serif SC" w:hAnsi="Noto Serif SC" w:cs="Noto Serif"/>
+          <w:bCs/>
+          <w:sz w:val="24"/>
+          <w:szCs w:val="24"/>
+        </w:rPr>
+        <w:t>)</w:t>
+      </w:r>
+    </w:p>
+    <w:p>
+      <w:pPr>
+        <w:pStyle w:val="ListParagraph"/>
+        <w:ind w:left="1440"/>
+        <w:rPr>
+          <w:rFonts w:ascii="Noto Serif SC" w:eastAsia="Noto Serif SC" w:hAnsi="Noto Serif SC" w:cs="Noto Serif" w:hint="eastAsia"/>
+          <w:bCs/>
+          <w:sz w:val="24"/>
+          <w:szCs w:val="24"/>
+          <w:lang w:val="en-GB"/>
+        </w:rPr>
+      </w:pPr>
+      <w:r>
+        <w:rPr>
+          <w:noProof/>
+        </w:rPr>
+        <mc:AlternateContent>
+          <mc:Choice Requires="wpg">
+            <w:drawing>
+              <wp:inline distT="0" distB="0" distL="0" distR="0" wp14:anchorId="4F812E3F" wp14:editId="29D81781">
+                <wp:extent cx="422816" cy="135890"/>
+                <wp:effectExtent l="0" t="0" r="0" b="0"/>
+                <wp:docPr id="495536661" name="Group 6"/>
+                <wp:cNvGraphicFramePr/>
+                <a:graphic xmlns:a="http://schemas.openxmlformats.org/drawingml/2006/main">
+                  <a:graphicData uri="http://schemas.microsoft.com/office/word/2010/wordprocessingGroup">
+                    <wpg:wgp>
+                      <wpg:cNvGrpSpPr/>
+                      <wpg:grpSpPr>
+                        <a:xfrm>
+                          <a:off x="0" y="0"/>
+                          <a:ext cx="422816" cy="135890"/>
+                          <a:chOff x="0" y="0"/>
+                          <a:chExt cx="422816" cy="135890"/>
+                        </a:xfrm>
+                      </wpg:grpSpPr>
+                      <pic:pic xmlns:pic="http://schemas.openxmlformats.org/drawingml/2006/picture">
+                        <pic:nvPicPr>
+                          <pic:cNvPr id="1113204555" name="Picture 5"/>
+                          <pic:cNvPicPr>
+                            <a:picLocks noChangeAspect="1"/>
+                          </pic:cNvPicPr>
+                        </pic:nvPicPr>
+                        <pic:blipFill>
+                          <a:blip r:embed="rId15" cstate="print">
+                            <a:extLst>
+                              <a:ext uri="{28A0092B-C50C-407E-A947-70E740481C1C}">
+                                <a14:useLocalDpi xmlns:a14="http://schemas.microsoft.com/office/drawing/2010/main" val="0"/>
+                              </a:ext>
+                            </a:extLst>
+                          </a:blip>
+                          <a:srcRect/>
+                          <a:stretch>
+                            <a:fillRect/>
+                          </a:stretch>
+                        </pic:blipFill>
+                        <pic:spPr bwMode="auto">
+                          <a:xfrm>
+                            <a:off x="147861" y="48638"/>
+                            <a:ext cx="274955" cy="45085"/>
+                          </a:xfrm>
+                          <a:prstGeom prst="rect">
+                            <a:avLst/>
+                          </a:prstGeom>
+                          <a:noFill/>
+                          <a:ln>
+                            <a:noFill/>
+                          </a:ln>
+                        </pic:spPr>
+                      </pic:pic>
+                      <pic:pic xmlns:pic="http://schemas.openxmlformats.org/drawingml/2006/picture">
+                        <pic:nvPicPr>
+                          <pic:cNvPr id="710791585" name="Picture 4"/>
+                          <pic:cNvPicPr>
+                            <a:picLocks noChangeAspect="1"/>
+                          </pic:cNvPicPr>
+                        </pic:nvPicPr>
+                        <pic:blipFill>
+                          <a:blip r:embed="rId16">
+                            <a:extLst>
+                              <a:ext uri="{28A0092B-C50C-407E-A947-70E740481C1C}">
+                                <a14:useLocalDpi xmlns:a14="http://schemas.microsoft.com/office/drawing/2010/main" val="0"/>
+                              </a:ext>
+                            </a:extLst>
+                          </a:blip>
+                          <a:srcRect/>
+                          <a:stretch>
+                            <a:fillRect/>
+                          </a:stretch>
+                        </pic:blipFill>
+                        <pic:spPr bwMode="auto">
+                          <a:xfrm>
+                            <a:off x="0" y="0"/>
+                            <a:ext cx="131445" cy="135890"/>
+                          </a:xfrm>
+                          <a:prstGeom prst="rect">
+                            <a:avLst/>
+                          </a:prstGeom>
+                          <a:noFill/>
+                          <a:ln>
+                            <a:noFill/>
+                          </a:ln>
+                        </pic:spPr>
+                      </pic:pic>
+                    </wpg:wgp>
+                  </a:graphicData>
+                </a:graphic>
+              </wp:inline>
+            </w:drawing>
+          </mc:Choice>
+          <mc:Fallback>
+            <w:pict>
+              <v:group w14:anchorId="2513FDC4" id="Group 6" o:spid="_x0000_s1026" style="width:33.3pt;height:10.7pt;mso-position-horizontal-relative:char;mso-position-vertical-relative:line" coordsize="422816,135890" o:gfxdata="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">
+                <v:shape id="Picture 5" o:spid="_x0000_s1027" type="#_x0000_t75" style="position:absolute;left:147861;top:48638;width:274955;height:45085;visibility:visible;mso-wrap-style:square" o:gfxdata="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">
+                  <v:imagedata r:id="rId24" o:title=""/>
+                </v:shape>
+                <v:shape id="Picture 4" o:spid="_x0000_s1028" type="#_x0000_t75" style="position:absolute;width:131445;height:135890;visibility:visible;mso-wrap-style:square" o:gfxdata="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">
+                  <v:imagedata r:id="rId25" o:title=""/>
+                </v:shape>
+                <w10:anchorlock/>
+              </v:group>
+            </w:pict>
+          </mc:Fallback>
+        </mc:AlternateContent>
+      </w:r>
+      <w:r>
+        <w:rPr>
+          <w:rFonts w:ascii="Noto Serif SC" w:eastAsia="Noto Serif SC" w:hAnsi="Noto Serif SC" w:cs="Noto Serif" w:hint="eastAsia"/>
+          <w:bCs/>
+          <w:sz w:val="24"/>
+          <w:szCs w:val="24"/>
+        </w:rPr>
+        <w:t xml:space="preserve"> ：持续轮指（包括满轮）</w:t>
+      </w:r>
+      <w:r>
+        <w:rPr>
+          <w:rFonts w:ascii="Noto Serif SC" w:eastAsia="Noto Serif SC" w:hAnsi="Noto Serif SC" w:cs="Noto Serif"/>
+          <w:bCs/>
+          <w:sz w:val="24"/>
+          <w:szCs w:val="24"/>
+        </w:rPr>
+        <w:tab/>
+      </w:r>
+      <w:r>
+        <w:rPr>
+          <w:rFonts w:ascii="Noto Serif SC" w:eastAsia="Noto Serif SC" w:hAnsi="Noto Serif SC" w:cs="Noto Serif"/>
+          <w:bCs/>
+          <w:sz w:val="24"/>
+          <w:szCs w:val="24"/>
+        </w:rPr>
+        <w:tab/>
+      </w:r>
+      <w:r>
+        <w:rPr>
+          <w:rFonts w:ascii="Noto Serif SC" w:eastAsia="Noto Serif SC" w:hAnsi="Noto Serif SC" w:cs="Noto Serif"/>
+          <w:bCs/>
+          <w:sz w:val="24"/>
+          <w:szCs w:val="24"/>
+        </w:rPr>
+        <w:tab/>
+      </w:r>
+      <w:r>
+        <w:rPr>
+          <w:rFonts w:ascii="Noto Serif SC" w:eastAsia="Noto Serif SC" w:hAnsi="Noto Serif SC" w:cs="Noto Serif" w:hint="eastAsia"/>
+          <w:bCs/>
+          <w:sz w:val="24"/>
+          <w:szCs w:val="24"/>
+        </w:rPr>
+        <w:t>Continuous five finger roll</w:t>
+      </w:r>
+      <w:r>
+        <w:rPr>
+          <w:rFonts w:ascii="Noto Serif SC" w:eastAsia="Noto Serif SC" w:hAnsi="Noto Serif SC" w:cs="Noto Serif"/>
+          <w:bCs/>
+          <w:sz w:val="24"/>
+          <w:szCs w:val="24"/>
+        </w:rPr>
+        <w:t xml:space="preserve"> (across multiple notes)</w:t>
+      </w:r>
+    </w:p>
+    <w:p>
+      <w:pPr>
+        <w:pStyle w:val="ListParagraph"/>
+        <w:ind w:left="1440"/>
+        <w:rPr>
+          <w:rFonts w:ascii="Noto Serif SC" w:eastAsia="Noto Serif SC" w:hAnsi="Noto Serif SC" w:cs="Noto Serif" w:hint="eastAsia"/>
+          <w:bCs/>
+          <w:sz w:val="24"/>
+          <w:szCs w:val="24"/>
+        </w:rPr>
+      </w:pPr>
+      <w:r>
+        <w:rPr>
+          <w:rFonts w:ascii="Noto Serif SC" w:eastAsia="Noto Serif SC" w:hAnsi="Noto Serif SC" w:cs="Noto Serif" w:hint="eastAsia"/>
+          <w:bCs/>
+          <w:sz w:val="24"/>
+          <w:szCs w:val="24"/>
+        </w:rPr>
+        <w:t xml:space="preserve"> </w:t>
+      </w:r>
+      <w:r>
+        <w:rPr>
+          <w:noProof/>
+        </w:rPr>
+        <w:drawing>
+          <wp:inline distT="0" distB="0" distL="0" distR="0" wp14:anchorId="5F72DED7" wp14:editId="03C86985">
+            <wp:extent cx="87630" cy="197485"/>
+            <wp:effectExtent l="0" t="0" r="7620" b="0"/>
+            <wp:docPr id="267127490" name="Picture 9" descr="A black background with a black square&#10;&#10;Description automatically generated with medium confidence"/>
+            <wp:cNvGraphicFramePr>
+              <a:graphicFrameLocks xmlns:a="http://schemas.openxmlformats.org/drawingml/2006/main" noChangeAspect="1"/>
+            </wp:cNvGraphicFramePr>
+            <a:graphic xmlns:a="http://schemas.openxmlformats.org/drawingml/2006/main">
+              <a:graphicData uri="http://schemas.openxmlformats.org/drawingml/2006/picture">
+                <pic:pic xmlns:pic="http://schemas.openxmlformats.org/drawingml/2006/picture">
+                  <pic:nvPicPr>
+                    <pic:cNvPr id="0" name="Picture 7" descr="A black background with a black square&#10;&#10;Description automatically generated with medium confidence"/>
+                    <pic:cNvPicPr>
+                      <a:picLocks noChangeAspect="1" noChangeArrowheads="1"/>
+                    </pic:cNvPicPr>
+                  </pic:nvPicPr>
+                  <pic:blipFill>
+                    <a:blip r:embed="rId26" cstate="print">
+                      <a:extLst>
+                        <a:ext uri="{28A0092B-C50C-407E-A947-70E740481C1C}">
+                          <a14:useLocalDpi xmlns:a14="http://schemas.microsoft.com/office/drawing/2010/main" val="0"/>
+                        </a:ext>
+                      </a:extLst>
+                    </a:blip>
+                    <a:srcRect/>
+                    <a:stretch>
+                      <a:fillRect/>
+                    </a:stretch>
+                  </pic:blipFill>
+                  <pic:spPr bwMode="auto">
+                    <a:xfrm>
+                      <a:off x="0" y="0"/>
+                      <a:ext cx="87630" cy="197485"/>
+                    </a:xfrm>
+                    <a:prstGeom prst="rect">
+                      <a:avLst/>
+                    </a:prstGeom>
+                    <a:noFill/>
+                    <a:ln>
+                      <a:noFill/>
+                    </a:ln>
+                  </pic:spPr>
+                </pic:pic>
+              </a:graphicData>
+            </a:graphic>
+          </wp:inline>
+        </w:drawing>
+      </w:r>
+      <w:r>
+        <w:rPr>
+          <w:rFonts w:ascii="Noto Serif SC" w:eastAsia="Noto Serif SC" w:hAnsi="Noto Serif SC" w:cs="Noto Serif" w:hint="eastAsia"/>
+          <w:bCs/>
+          <w:sz w:val="24"/>
+          <w:szCs w:val="24"/>
+        </w:rPr>
+        <w:t xml:space="preserve"> </w:t>
+      </w:r>
+      <w:r>
+        <w:rPr>
+          <w:rFonts w:ascii="Noto Serif SC" w:eastAsia="Noto Serif SC" w:hAnsi="Noto Serif SC" w:cs="Noto Serif"/>
+          <w:bCs/>
+          <w:sz w:val="24"/>
+          <w:szCs w:val="24"/>
+        </w:rPr>
+        <w:tab/>
+      </w:r>
+      <w:r>
+        <w:rPr>
+          <w:rFonts w:ascii="Noto Serif SC" w:eastAsia="Noto Serif SC" w:hAnsi="Noto Serif SC" w:cs="Noto Serif" w:hint="eastAsia"/>
+          <w:bCs/>
+          <w:sz w:val="24"/>
+          <w:szCs w:val="24"/>
+        </w:rPr>
+        <w:t xml:space="preserve">：连续快速弹挑，和震音的意义相同 </w:t>
+      </w:r>
+      <w:r>
+        <w:rPr>
+          <w:rFonts w:ascii="Noto Serif SC" w:eastAsia="Noto Serif SC" w:hAnsi="Noto Serif SC" w:cs="Noto Serif"/>
+          <w:bCs/>
+          <w:sz w:val="24"/>
+          <w:szCs w:val="24"/>
+        </w:rPr>
+        <w:tab/>
+      </w:r>
+      <w:r>
+        <w:rPr>
+          <w:rFonts w:ascii="Noto Serif SC" w:eastAsia="Noto Serif SC" w:hAnsi="Noto Serif SC" w:cs="Noto Serif" w:hint="eastAsia"/>
+          <w:bCs/>
+          <w:sz w:val="24"/>
+          <w:szCs w:val="24"/>
+        </w:rPr>
+        <w:t>Continuous roll with strumming (same as tremolo)</w:t>
+      </w:r>
+    </w:p>
+    <w:p>
+      <w:pPr>
+        <w:pStyle w:val="ListParagraph"/>
+        <w:ind w:left="1440"/>
+        <w:rPr>
+          <w:rFonts w:ascii="Noto Serif SC" w:eastAsia="Noto Serif SC" w:hAnsi="Noto Serif SC" w:cs="Noto Serif" w:hint="eastAsia"/>
+          <w:bCs/>
+          <w:sz w:val="24"/>
+          <w:szCs w:val="24"/>
+        </w:rPr>
+      </w:pPr>
+      <w:r>
+        <w:rPr>
+          <w:noProof/>
+        </w:rPr>
+        <w:drawing>
+          <wp:inline distT="0" distB="0" distL="0" distR="0" wp14:anchorId="798431AE" wp14:editId="4DB528C7">
+            <wp:extent cx="109220" cy="165735"/>
+            <wp:effectExtent l="19050" t="19050" r="24130" b="24765"/>
+            <wp:docPr id="1996506277" name="Picture 10" descr="A black background with a black square&#10;&#10;Description automatically generated with medium confidence"/>
+            <wp:cNvGraphicFramePr>
+              <a:graphicFrameLocks xmlns:a="http://schemas.openxmlformats.org/drawingml/2006/main" noChangeAspect="1"/>
+            </wp:cNvGraphicFramePr>
+            <a:graphic xmlns:a="http://schemas.openxmlformats.org/drawingml/2006/main">
+              <a:graphicData uri="http://schemas.openxmlformats.org/drawingml/2006/picture">
+                <pic:pic xmlns:pic="http://schemas.openxmlformats.org/drawingml/2006/picture">
+                  <pic:nvPicPr>
+                    <pic:cNvPr id="1996506277" name="Picture 10" descr="A black background with a black square&#10;&#10;Description automatically generated with medium confidence"/>
+                    <pic:cNvPicPr>
+                      <a:picLocks noChangeAspect="1" noChangeArrowheads="1"/>
+                    </pic:cNvPicPr>
+                  </pic:nvPicPr>
+                  <pic:blipFill>
+                    <a:blip r:embed="rId21" cstate="print">
+                      <a:extLst>
+                        <a:ext uri="{28A0092B-C50C-407E-A947-70E740481C1C}">
+                          <a14:useLocalDpi xmlns:a14="http://schemas.microsoft.com/office/drawing/2010/main" val="0"/>
+                        </a:ext>
+                      </a:extLst>
+                    </a:blip>
+                    <a:srcRect/>
+                    <a:stretch>
+                      <a:fillRect/>
+                    </a:stretch>
+                  </pic:blipFill>
+                  <pic:spPr bwMode="auto">
+                    <a:xfrm rot="-558994">
+                      <a:off x="0" y="0"/>
+                      <a:ext cx="109220" cy="165735"/>
+                    </a:xfrm>
+                    <a:prstGeom prst="rect">
+                      <a:avLst/>
+                    </a:prstGeom>
+                    <a:noFill/>
+                  </pic:spPr>
+                </pic:pic>
+              </a:graphicData>
+            </a:graphic>
+          </wp:inline>
+        </w:drawing>
+      </w:r>
+      <w:r>
+        <w:rPr>
+          <w:rFonts w:ascii="Noto Serif SC" w:eastAsia="Noto Serif SC" w:hAnsi="Noto Serif SC" w:cs="Noto Serif" w:hint="eastAsia"/>
+          <w:bCs/>
+          <w:sz w:val="24"/>
+          <w:szCs w:val="24"/>
+        </w:rPr>
+        <w:t xml:space="preserve"> </w:t>
+      </w:r>
+      <w:r>
+        <w:rPr>
+          <w:rFonts w:ascii="Noto Serif SC" w:eastAsia="Noto Serif SC" w:hAnsi="Noto Serif SC" w:cs="Noto Serif"/>
+          <w:bCs/>
+          <w:sz w:val="24"/>
+          <w:szCs w:val="24"/>
+        </w:rPr>
+        <w:tab/>
+      </w:r>
+      <w:r>
+        <w:rPr>
+          <w:rFonts w:ascii="Noto Serif SC" w:eastAsia="Noto Serif SC" w:hAnsi="Noto Serif SC" w:cs="Noto Serif" w:hint="eastAsia"/>
+          <w:bCs/>
+          <w:sz w:val="24"/>
+          <w:szCs w:val="24"/>
+        </w:rPr>
+        <w:t xml:space="preserve">:  扫弦（仅一下） </w:t>
+      </w:r>
+      <w:r>
+        <w:rPr>
+          <w:rFonts w:ascii="Noto Serif SC" w:eastAsia="Noto Serif SC" w:hAnsi="Noto Serif SC" w:cs="Noto Serif"/>
+          <w:bCs/>
+          <w:sz w:val="24"/>
+          <w:szCs w:val="24"/>
+        </w:rPr>
+        <w:tab/>
+      </w:r>
+      <w:r>
+        <w:rPr>
+          <w:rFonts w:ascii="Noto Serif SC" w:eastAsia="Noto Serif SC" w:hAnsi="Noto Serif SC" w:cs="Noto Serif"/>
+          <w:bCs/>
+          <w:sz w:val="24"/>
+          <w:szCs w:val="24"/>
+        </w:rPr>
+        <w:tab/>
+      </w:r>
+      <w:r>
+        <w:rPr>
+          <w:rFonts w:ascii="Noto Serif SC" w:eastAsia="Noto Serif SC" w:hAnsi="Noto Serif SC" w:cs="Noto Serif"/>
+          <w:bCs/>
+          <w:sz w:val="24"/>
+          <w:szCs w:val="24"/>
+        </w:rPr>
+        <w:tab/>
+      </w:r>
+      <w:r>
+        <w:rPr>
+          <w:rFonts w:ascii="Noto Serif SC" w:eastAsia="Noto Serif SC" w:hAnsi="Noto Serif SC" w:cs="Noto Serif"/>
+          <w:bCs/>
+          <w:sz w:val="24"/>
+          <w:szCs w:val="24"/>
+        </w:rPr>
+        <w:tab/>
+      </w:r>
+      <w:r>
+        <w:rPr>
+          <w:rFonts w:ascii="Noto Serif SC" w:eastAsia="Noto Serif SC" w:hAnsi="Noto Serif SC" w:cs="Noto Serif" w:hint="eastAsia"/>
+          <w:bCs/>
+          <w:sz w:val="24"/>
+          <w:szCs w:val="24"/>
+        </w:rPr>
+        <w:t>Strum (on a single note)</w:t>
+      </w:r>
+    </w:p>
+    <w:p>
+      <w:pPr>
+        <w:pStyle w:val="ListParagraph"/>
+        <w:ind w:left="1440"/>
+        <w:rPr>
+          <w:rFonts w:ascii="Noto Serif SC" w:eastAsia="Noto Serif SC" w:hAnsi="Noto Serif SC" w:cs="Noto Serif"/>
+          <w:bCs/>
+          <w:sz w:val="24"/>
+          <w:szCs w:val="24"/>
+        </w:rPr>
+      </w:pPr>
+      <w:r>
+        <w:rPr>
+          <w:rFonts w:hint="eastAsia"/>
+          <w:noProof/>
+        </w:rPr>
+        <mc:AlternateContent>
+          <mc:Choice Requires="wpg">
+            <w:drawing>
+              <wp:inline distT="0" distB="0" distL="0" distR="0" wp14:anchorId="620A89ED" wp14:editId="495A2FAD">
+                <wp:extent cx="405130" cy="165735"/>
+                <wp:effectExtent l="19050" t="19050" r="0" b="24765"/>
+                <wp:docPr id="731448186" name="Group 11"/>
+                <wp:cNvGraphicFramePr/>
+                <a:graphic xmlns:a="http://schemas.openxmlformats.org/drawingml/2006/main">
+                  <a:graphicData uri="http://schemas.microsoft.com/office/word/2010/wordprocessingGroup">
+                    <wpg:wgp>
+                      <wpg:cNvGrpSpPr/>
+                      <wpg:grpSpPr>
+                        <a:xfrm>
+                          <a:off x="0" y="0"/>
+                          <a:ext cx="405130" cy="165735"/>
+                          <a:chOff x="0" y="0"/>
+                          <a:chExt cx="405130" cy="165735"/>
+                        </a:xfrm>
+                      </wpg:grpSpPr>
+                      <pic:pic xmlns:pic="http://schemas.openxmlformats.org/drawingml/2006/picture">
+                        <pic:nvPicPr>
+                          <pic:cNvPr id="448058229" name="Picture 10" descr="A black background with a black square&#10;&#10;Description automatically generated with medium confidence"/>
+                          <pic:cNvPicPr>
+                            <a:picLocks noChangeAspect="1"/>
+                          </pic:cNvPicPr>
+                        </pic:nvPicPr>
+                        <pic:blipFill>
+                          <a:blip r:embed="rId21" cstate="print">
+                            <a:extLst>
+                              <a:ext uri="{28A0092B-C50C-407E-A947-70E740481C1C}">
+                                <a14:useLocalDpi xmlns:a14="http://schemas.microsoft.com/office/drawing/2010/main" val="0"/>
+                              </a:ext>
+                            </a:extLst>
+                          </a:blip>
+                          <a:srcRect/>
+                          <a:stretch>
+                            <a:fillRect/>
+                          </a:stretch>
+                        </pic:blipFill>
+                        <pic:spPr bwMode="auto">
+                          <a:xfrm rot="-558994">
+                            <a:off x="0" y="0"/>
+                            <a:ext cx="109220" cy="165735"/>
+                          </a:xfrm>
+                          <a:prstGeom prst="rect">
+                            <a:avLst/>
+                          </a:prstGeom>
+                          <a:noFill/>
+                          <a:ln>
+                            <a:noFill/>
+                          </a:ln>
+                        </pic:spPr>
+                      </pic:pic>
+                      <pic:pic xmlns:pic="http://schemas.openxmlformats.org/drawingml/2006/picture">
+                        <pic:nvPicPr>
+                          <pic:cNvPr id="656969044" name="Picture 5" descr="A black background with a black square&#10;&#10;Description automatically generated with medium confidence"/>
+                          <pic:cNvPicPr>
+                            <a:picLocks noChangeAspect="1"/>
+                          </pic:cNvPicPr>
+                        </pic:nvPicPr>
+                        <pic:blipFill>
+                          <a:blip r:embed="rId15" cstate="print">
+                            <a:extLst>
+                              <a:ext uri="{28A0092B-C50C-407E-A947-70E740481C1C}">
+                                <a14:useLocalDpi xmlns:a14="http://schemas.microsoft.com/office/drawing/2010/main" val="0"/>
+                              </a:ext>
+                            </a:extLst>
+                          </a:blip>
+                          <a:srcRect/>
+                          <a:stretch>
+                            <a:fillRect/>
+                          </a:stretch>
+                        </pic:blipFill>
+                        <pic:spPr bwMode="auto">
+                          <a:xfrm>
+                            <a:off x="130175" y="50800"/>
+                            <a:ext cx="274955" cy="45085"/>
+                          </a:xfrm>
+                          <a:prstGeom prst="rect">
+                            <a:avLst/>
+                          </a:prstGeom>
+                          <a:noFill/>
+                          <a:ln>
+                            <a:noFill/>
+                          </a:ln>
+                        </pic:spPr>
+                      </pic:pic>
+                    </wpg:wgp>
+                  </a:graphicData>
+                </a:graphic>
+              </wp:inline>
+            </w:drawing>
+          </mc:Choice>
+          <mc:Fallback>
+            <w:pict>
+              <v:group w14:anchorId="4EE95896" id="Group 11" o:spid="_x0000_s1026" style="width:31.9pt;height:13.05pt;mso-position-horizontal-relative:char;mso-position-vertical-relative:line" coordsize="405130,165735" o:gfxdata="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">
+                <v:shape id="Picture 10" o:spid="_x0000_s1027" type="#_x0000_t75" alt="A black background with a black square&#10;&#10;Description automatically generated with medium confidence" style="position:absolute;width:109220;height:165735;rotation:-610571fd;visibility:visible;mso-wrap-style:square" o:gfxdata="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">
+                  <v:imagedata r:id="rId20" o:title="A black background with a black square&#10;&#10;Description automatically generated with medium confidence"/>
+                </v:shape>
+                <v:shape id="Picture 5" o:spid="_x0000_s1028" type="#_x0000_t75" alt="A black background with a black square&#10;&#10;Description automatically generated with medium confidence" style="position:absolute;left:130175;top:50800;width:274955;height:45085;visibility:visible;mso-wrap-style:square" o:gfxdata="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">
+                  <v:imagedata r:id="rId24" o:title="A black background with a black square&#10;&#10;Description automatically generated with medium confidence"/>
+                </v:shape>
+                <w10:anchorlock/>
+              </v:group>
+            </w:pict>
+          </mc:Fallback>
+        </mc:AlternateContent>
+      </w:r>
+      <w:r>
+        <w:rPr>
+          <w:rFonts w:ascii="Noto Serif SC" w:eastAsia="Noto Serif SC" w:hAnsi="Noto Serif SC" w:cs="Noto Serif"/>
+          <w:bCs/>
+          <w:sz w:val="24"/>
+          <w:szCs w:val="24"/>
+        </w:rPr>
+        <w:tab/>
+      </w:r>
+      <w:r>
+        <w:rPr>
+          <w:rFonts w:ascii="Noto Serif SC" w:eastAsia="Noto Serif SC" w:hAnsi="Noto Serif SC" w:cs="Noto Serif" w:hint="eastAsia"/>
+          <w:bCs/>
+          <w:sz w:val="24"/>
+          <w:szCs w:val="24"/>
+        </w:rPr>
+        <w:t>：连续扫拂 （</w:t>
+      </w:r>
+      <w:r>
+        <w:rPr>
+          <w:rFonts w:ascii="Noto Serif SC" w:eastAsia="Noto Serif SC" w:hAnsi="Noto Serif SC" w:cs="Noto Serif"/>
+          <w:bCs/>
+          <w:sz w:val="24"/>
+          <w:szCs w:val="24"/>
+        </w:rPr>
+        <w:t>“</w:t>
+      </w:r>
+      <w:r>
+        <w:rPr>
+          <w:rFonts w:ascii="Noto Serif SC" w:eastAsia="Noto Serif SC" w:hAnsi="Noto Serif SC" w:cs="Noto Serif" w:hint="eastAsia"/>
+          <w:bCs/>
+          <w:sz w:val="24"/>
+          <w:szCs w:val="24"/>
+        </w:rPr>
+        <w:t>拂</w:t>
+      </w:r>
+      <w:r>
+        <w:rPr>
+          <w:rFonts w:ascii="Noto Serif SC" w:eastAsia="Noto Serif SC" w:hAnsi="Noto Serif SC" w:cs="Noto Serif"/>
+          <w:bCs/>
+          <w:sz w:val="24"/>
+          <w:szCs w:val="24"/>
+        </w:rPr>
+        <w:t>”</w:t>
+      </w:r>
+      <w:r>
+        <w:rPr>
+          <w:rFonts w:ascii="Noto Serif SC" w:eastAsia="Noto Serif SC" w:hAnsi="Noto Serif SC" w:cs="Noto Serif" w:hint="eastAsia"/>
+          <w:bCs/>
+          <w:sz w:val="24"/>
+          <w:szCs w:val="24"/>
+        </w:rPr>
+        <w:t xml:space="preserve">记号省略） </w:t>
+      </w:r>
+      <w:r>
+        <w:rPr>
+          <w:rFonts w:ascii="Noto Serif SC" w:eastAsia="Noto Serif SC" w:hAnsi="Noto Serif SC" w:cs="Noto Serif"/>
+          <w:bCs/>
+          <w:sz w:val="24"/>
+          <w:szCs w:val="24"/>
+        </w:rPr>
+        <w:tab/>
+      </w:r>
+      <w:r>
+        <w:rPr>
+          <w:rFonts w:ascii="Noto Serif SC" w:eastAsia="Noto Serif SC" w:hAnsi="Noto Serif SC" w:cs="Noto Serif"/>
+          <w:bCs/>
+          <w:sz w:val="24"/>
+          <w:szCs w:val="24"/>
+        </w:rPr>
+        <w:tab/>
+      </w:r>
+      <w:r>
+        <w:rPr>
+          <w:rFonts w:ascii="Noto Serif SC" w:eastAsia="Noto Serif SC" w:hAnsi="Noto Serif SC" w:cs="Noto Serif" w:hint="eastAsia"/>
+          <w:bCs/>
+          <w:sz w:val="24"/>
+          <w:szCs w:val="24"/>
+        </w:rPr>
+        <w:t>Continuous strumming</w:t>
+      </w:r>
+    </w:p>
+    <w:p>
+      <w:pPr>
+        <w:ind w:left="1440"/>
+        <w:rPr>
+          <w:rFonts w:ascii="Noto Serif SC" w:eastAsia="Noto Serif SC" w:hAnsi="Noto Serif SC" w:cs="Noto Serif"/>
+          <w:bCs/>
+          <w:sz w:val="24"/>
+          <w:szCs w:val="24"/>
+          <w:lang w:val="en-GB"/>
+        </w:rPr>
+      </w:pPr>
+      <w:r>
+        <w:rPr>
+          <w:rFonts w:ascii="Noto Serif SC" w:eastAsia="Noto Serif SC" w:hAnsi="Noto Serif SC" w:cs="Noto Serif"/>
+          <w:bCs/>
+          <w:sz w:val="24"/>
+          <w:szCs w:val="24"/>
+        </w:rPr>
+        <w:t>〰〰</w:t>
+      </w:r>
+      <w:r>
+        <w:rPr>
+          <w:rFonts w:ascii="Noto Serif SC" w:eastAsia="Noto Serif SC" w:hAnsi="Noto Serif SC" w:cs="Noto Serif" w:hint="eastAsia"/>
+          <w:bCs/>
+          <w:sz w:val="24"/>
+          <w:szCs w:val="24"/>
+        </w:rPr>
+        <w:t xml:space="preserve">  </w:t>
+      </w:r>
+      <w:r>
+        <w:rPr>
+          <w:rFonts w:ascii="Noto Serif SC" w:eastAsia="Noto Serif SC" w:hAnsi="Noto Serif SC" w:cs="Noto Serif"/>
+          <w:bCs/>
+          <w:sz w:val="24"/>
+          <w:szCs w:val="24"/>
+        </w:rPr>
+        <w:tab/>
+      </w:r>
+      <w:r>
+        <w:rPr>
+          <w:rFonts w:ascii="Noto Serif SC" w:eastAsia="Noto Serif SC" w:hAnsi="Noto Serif SC" w:cs="Noto Serif" w:hint="eastAsia"/>
+          <w:bCs/>
+          <w:sz w:val="24"/>
+          <w:szCs w:val="24"/>
+        </w:rPr>
+        <w:t>：意为气息颤动</w:t>
+      </w:r>
+      <w:r>
+        <w:rPr>
+          <w:rFonts w:ascii="Noto Serif SC" w:eastAsia="Noto Serif SC" w:hAnsi="Noto Serif SC" w:cs="Noto Serif"/>
+          <w:bCs/>
+          <w:sz w:val="24"/>
+          <w:szCs w:val="24"/>
+          <w:lang w:val="en-GB"/>
+        </w:rPr>
+        <w:tab/>
+      </w:r>
+      <w:r>
+        <w:rPr>
+          <w:rFonts w:ascii="Noto Serif SC" w:eastAsia="Noto Serif SC" w:hAnsi="Noto Serif SC" w:cs="Noto Serif"/>
+          <w:bCs/>
+          <w:sz w:val="24"/>
+          <w:szCs w:val="24"/>
+          <w:lang w:val="en-GB"/>
+        </w:rPr>
+        <w:tab/>
+      </w:r>
+      <w:r>
+        <w:rPr>
+          <w:rFonts w:ascii="Noto Serif SC" w:eastAsia="Noto Serif SC" w:hAnsi="Noto Serif SC" w:cs="Noto Serif"/>
+          <w:bCs/>
+          <w:sz w:val="24"/>
+          <w:szCs w:val="24"/>
+          <w:lang w:val="en-GB"/>
+        </w:rPr>
+        <w:tab/>
+      </w:r>
+      <w:r>
+        <w:rPr>
+          <w:rFonts w:ascii="Noto Serif SC" w:eastAsia="Noto Serif SC" w:hAnsi="Noto Serif SC" w:cs="Noto Serif"/>
+          <w:bCs/>
+          <w:sz w:val="24"/>
+          <w:szCs w:val="24"/>
+          <w:lang w:val="en-GB"/>
+        </w:rPr>
+        <w:tab/>
+      </w:r>
+      <w:r>
+        <w:rPr>
+          <w:rFonts w:ascii="Noto Serif SC" w:eastAsia="Noto Serif SC" w:hAnsi="Noto Serif SC" w:cs="Noto Serif" w:hint="eastAsia"/>
+          <w:bCs/>
+          <w:sz w:val="24"/>
+          <w:szCs w:val="24"/>
+        </w:rPr>
+        <w:t>Turbulent air</w:t>
+      </w:r>
+    </w:p>
+    <w:p>
+      <w:pPr>
+        <w:ind w:firstLine="360"/>
+        <w:rPr>
+          <w:rFonts w:ascii="Noto Serif SC" w:eastAsia="Noto Serif SC" w:hAnsi="Noto Serif SC" w:cs="Noto Serif"/>
+          <w:bCs/>
+          <w:sz w:val="24"/>
+          <w:szCs w:val="24"/>
+        </w:rPr>
+      </w:pPr>
+      <w:r>
+        <w:rPr>
+          <w:rFonts w:ascii="Noto Serif SC" w:eastAsia="Noto Serif SC" w:hAnsi="Noto Serif SC" w:cs="Noto Serif" w:hint="eastAsia"/>
+          <w:bCs/>
+          <w:sz w:val="24"/>
+          <w:szCs w:val="24"/>
+        </w:rPr>
+        <w:t>泛音</w:t>
+      </w:r>
+      <w:r>
+        <w:rPr>
+          <w:rFonts w:ascii="Noto Serif SC" w:eastAsia="Noto Serif SC" w:hAnsi="Noto Serif SC" w:cs="Noto Serif" w:hint="eastAsia"/>
+          <w:bCs/>
+          <w:sz w:val="24"/>
+          <w:szCs w:val="24"/>
+        </w:rPr>
+        <w:t>：</w:t>
+      </w:r>
+      <w:r>
+        <w:rPr>
+          <w:rFonts w:ascii="Noto Serif SC" w:eastAsia="Noto Serif SC" w:hAnsi="Noto Serif SC" w:cs="Noto Serif" w:hint="eastAsia"/>
+          <w:bCs/>
+          <w:sz w:val="24"/>
+          <w:szCs w:val="24"/>
+        </w:rPr>
+        <w:t>下方实心符头为基础音,中间菱形符头为虚按音,上方实心符头为实际发音。</w:t>
+      </w:r>
+    </w:p>
+    <w:p>
+      <w:pPr>
+        <w:ind w:firstLine="360"/>
+        <w:rPr>
+          <w:rFonts w:ascii="Noto Serif SC" w:eastAsia="Noto Serif SC" w:hAnsi="Noto Serif SC" w:cs="Noto Serif"/>
+          <w:bCs/>
+          <w:sz w:val="24"/>
+          <w:szCs w:val="24"/>
+        </w:rPr>
+      </w:pPr>
+      <w:r>
+        <w:rPr>
+          <w:rFonts w:ascii="Noto Serif SC" w:eastAsia="Noto Serif SC" w:hAnsi="Noto Serif SC" w:cs="Noto Serif"/>
+          <w:bCs/>
+          <w:sz w:val="24"/>
+          <w:szCs w:val="24"/>
+        </w:rPr>
+        <w:t>Overtones</w:t>
+      </w:r>
+      <w:r>
+        <w:rPr>
+          <w:rFonts w:ascii="Noto Serif SC" w:eastAsia="Noto Serif SC" w:hAnsi="Noto Serif SC" w:cs="Noto Serif"/>
+          <w:bCs/>
+          <w:sz w:val="24"/>
+          <w:szCs w:val="24"/>
+        </w:rPr>
+        <w:t xml:space="preserve">: The solid note head at the bottom is the </w:t>
+      </w:r>
+      <w:r>
+        <w:rPr>
+          <w:rFonts w:ascii="Noto Serif SC" w:eastAsia="Noto Serif SC" w:hAnsi="Noto Serif SC" w:cs="Noto Serif" w:hint="eastAsia"/>
+          <w:bCs/>
+          <w:sz w:val="24"/>
+          <w:szCs w:val="24"/>
+        </w:rPr>
+        <w:t>fundamental</w:t>
+      </w:r>
+      <w:r>
+        <w:rPr>
+          <w:rFonts w:ascii="Noto Serif SC" w:eastAsia="Noto Serif SC" w:hAnsi="Noto Serif SC" w:cs="Noto Serif"/>
+          <w:bCs/>
+          <w:sz w:val="24"/>
+          <w:szCs w:val="24"/>
+        </w:rPr>
+        <w:t xml:space="preserve">, the diamond note head </w:t>
+      </w:r>
+      <w:r>
+        <w:rPr>
+          <w:rFonts w:ascii="Noto Serif SC" w:eastAsia="Noto Serif SC" w:hAnsi="Noto Serif SC" w:cs="Noto Serif" w:hint="eastAsia"/>
+          <w:bCs/>
+          <w:sz w:val="24"/>
+          <w:szCs w:val="24"/>
+        </w:rPr>
+        <w:t>above it is the depressed</w:t>
+      </w:r>
+      <w:r>
+        <w:rPr>
+          <w:rFonts w:ascii="Noto Serif SC" w:eastAsia="Noto Serif SC" w:hAnsi="Noto Serif SC" w:cs="Noto Serif"/>
+          <w:bCs/>
+          <w:sz w:val="24"/>
+          <w:szCs w:val="24"/>
+        </w:rPr>
+        <w:t xml:space="preserve"> note, and the solid note head at the top is the </w:t>
+      </w:r>
+      <w:r>
+        <w:rPr>
+          <w:rFonts w:ascii="Noto Serif SC" w:eastAsia="Noto Serif SC" w:hAnsi="Noto Serif SC" w:cs="Noto Serif" w:hint="eastAsia"/>
+          <w:bCs/>
+          <w:sz w:val="24"/>
+          <w:szCs w:val="24"/>
+        </w:rPr>
+        <w:t>sounding pitch</w:t>
+      </w:r>
+      <w:r>
+        <w:rPr>
+          <w:rFonts w:ascii="Noto Serif SC" w:eastAsia="Noto Serif SC" w:hAnsi="Noto Serif SC" w:cs="Noto Serif"/>
+          <w:bCs/>
+          <w:sz w:val="24"/>
+          <w:szCs w:val="24"/>
+        </w:rPr>
+        <w:t>.</w:t>
+      </w:r>
+    </w:p>
+    <w:p>
+      <w:pPr>
+        <w:rPr>
+          <w:rFonts w:ascii="Noto Serif SC" w:eastAsia="Noto Serif SC" w:hAnsi="Noto Serif SC" w:cs="Noto Serif"/>
+          <w:bCs/>
+          <w:sz w:val="24"/>
+          <w:szCs w:val="24"/>
+        </w:rPr>
+      </w:pPr>
+    </w:p>
+    <w:p>
+      <w:pPr>
+        <w:pStyle w:val="ListParagraph"/>
+        <w:numPr>
+          <w:ilvl w:val="0"/>
+          <w:numId w:val="3"/>
+        </w:numPr>
+        <w:rPr>
+          <w:rFonts w:ascii="Noto Serif SC" w:eastAsia="Noto Serif SC" w:hAnsi="Noto Serif SC" w:cs="Noto Serif"/>
+          <w:b/>
+          <w:sz w:val="24"/>
+          <w:szCs w:val="24"/>
+        </w:rPr>
+      </w:pPr>
+      <w:r>
+        <w:rPr>
+          <w:rFonts w:ascii="Noto Serif SC" w:eastAsia="Noto Serif SC" w:hAnsi="Noto Serif SC" w:cs="Noto Serif" w:hint="eastAsia"/>
+          <w:b/>
+          <w:sz w:val="24"/>
+          <w:szCs w:val="24"/>
+        </w:rPr>
+        <w:t>打击乐器组</w:t>
+      </w:r>
+      <w:r>
+        <w:rPr>
+          <w:rFonts w:ascii="Noto Serif SC" w:eastAsia="Noto Serif SC" w:hAnsi="Noto Serif SC" w:cs="Noto Serif" w:hint="eastAsia"/>
+          <w:b/>
+          <w:sz w:val="24"/>
+          <w:szCs w:val="24"/>
+        </w:rPr>
+        <w:t xml:space="preserve"> Percussion</w:t>
+      </w:r>
+      <w:r>
+        <w:rPr>
+          <w:rFonts w:ascii="Noto Serif SC" w:eastAsia="Noto Serif SC" w:hAnsi="Noto Serif SC" w:cs="Noto Serif" w:hint="eastAsia"/>
+          <w:b/>
+          <w:sz w:val="24"/>
+          <w:szCs w:val="24"/>
+        </w:rPr>
+        <w:t xml:space="preserve"> Instruments</w:t>
+      </w:r>
+      <w:r>
+        <w:rPr>
+          <w:rFonts w:ascii="Noto Serif SC" w:eastAsia="Noto Serif SC" w:hAnsi="Noto Serif SC" w:cs="Noto Serif" w:hint="eastAsia"/>
+          <w:b/>
+          <w:sz w:val="24"/>
+          <w:szCs w:val="24"/>
+        </w:rPr>
+        <w:t>:</w:t>
+      </w:r>
+    </w:p>
+    <w:p>
+      <w:pPr>
+        <w:pStyle w:val="ListParagraph"/>
+        <w:numPr>
+          <w:ilvl w:val="0"/>
+          <w:numId w:val="4"/>
+        </w:numPr>
+        <w:rPr>
+          <w:rFonts w:ascii="Noto Serif SC" w:eastAsia="Noto Serif SC" w:hAnsi="Noto Serif SC" w:cs="Noto Serif"/>
+          <w:bCs/>
+          <w:sz w:val="24"/>
+          <w:szCs w:val="24"/>
+        </w:rPr>
+      </w:pPr>
+      <w:r>
+        <w:rPr>
+          <w:rFonts w:ascii="Noto Serif SC" w:eastAsia="Noto Serif SC" w:hAnsi="Noto Serif SC" w:cs="Noto Serif" w:hint="eastAsia"/>
+          <w:bCs/>
+          <w:sz w:val="24"/>
+          <w:szCs w:val="24"/>
+        </w:rPr>
+        <w:t>H</w:t>
+      </w:r>
+      <w:r>
+        <w:rPr>
+          <w:rFonts w:ascii="Noto Serif SC" w:eastAsia="Noto Serif SC" w:hAnsi="Noto Serif SC" w:cs="Noto Serif" w:hint="eastAsia"/>
+          <w:bCs/>
+          <w:sz w:val="24"/>
+          <w:szCs w:val="24"/>
+        </w:rPr>
+        <w:t>ard stick:</w:t>
+      </w:r>
+      <w:r>
+        <w:rPr>
+          <w:rFonts w:ascii="Noto Serif SC" w:eastAsia="Noto Serif SC" w:hAnsi="Noto Serif SC" w:cs="Noto Serif" w:hint="eastAsia"/>
+          <w:bCs/>
+          <w:sz w:val="24"/>
+          <w:szCs w:val="24"/>
+        </w:rPr>
+        <w:t xml:space="preserve"> </w:t>
+      </w:r>
+      <w:r>
+        <w:rPr>
+          <w:rFonts w:ascii="Noto Serif SC" w:eastAsia="Noto Serif SC" w:hAnsi="Noto Serif SC" w:cs="Noto Serif" w:hint="eastAsia"/>
+          <w:bCs/>
+          <w:sz w:val="24"/>
+          <w:szCs w:val="24"/>
+        </w:rPr>
+        <w:t>用硬槌</w:t>
+      </w:r>
+    </w:p>
+    <w:p>
+      <w:pPr>
+        <w:pStyle w:val="ListParagraph"/>
+        <w:numPr>
+          <w:ilvl w:val="0"/>
+          <w:numId w:val="4"/>
+        </w:numPr>
+        <w:rPr>
+          <w:rFonts w:ascii="Noto Serif SC" w:eastAsia="Noto Serif SC" w:hAnsi="Noto Serif SC" w:cs="Noto Serif"/>
+          <w:bCs/>
+          <w:sz w:val="24"/>
+          <w:szCs w:val="24"/>
+        </w:rPr>
+      </w:pPr>
+      <w:r>
+        <w:rPr>
+          <w:rFonts w:ascii="Noto Serif SC" w:eastAsia="Noto Serif SC" w:hAnsi="Noto Serif SC" w:cs="Noto Serif" w:hint="eastAsia"/>
+          <w:bCs/>
+          <w:sz w:val="24"/>
+          <w:szCs w:val="24"/>
+        </w:rPr>
+        <w:t>M</w:t>
+      </w:r>
+      <w:r>
+        <w:rPr>
+          <w:rFonts w:ascii="Noto Serif SC" w:eastAsia="Noto Serif SC" w:hAnsi="Noto Serif SC" w:cs="Noto Serif" w:hint="eastAsia"/>
+          <w:bCs/>
+          <w:sz w:val="24"/>
+          <w:szCs w:val="24"/>
+        </w:rPr>
+        <w:t>edium stick:</w:t>
+      </w:r>
+      <w:r>
+        <w:rPr>
+          <w:rFonts w:ascii="Noto Serif SC" w:eastAsia="Noto Serif SC" w:hAnsi="Noto Serif SC" w:cs="Noto Serif" w:hint="eastAsia"/>
+          <w:bCs/>
+          <w:sz w:val="24"/>
+          <w:szCs w:val="24"/>
+        </w:rPr>
+        <w:t xml:space="preserve"> </w:t>
+      </w:r>
+      <w:r>
+        <w:rPr>
+          <w:rFonts w:ascii="Noto Serif SC" w:eastAsia="Noto Serif SC" w:hAnsi="Noto Serif SC" w:cs="Noto Serif" w:hint="eastAsia"/>
+          <w:bCs/>
+          <w:sz w:val="24"/>
+          <w:szCs w:val="24"/>
+        </w:rPr>
+        <w:t>用中等硬度的槌</w:t>
+      </w:r>
+    </w:p>
+    <w:p>
+      <w:pPr>
+        <w:pStyle w:val="ListParagraph"/>
+        <w:numPr>
+          <w:ilvl w:val="0"/>
+          <w:numId w:val="4"/>
+        </w:numPr>
+        <w:rPr>
+          <w:rFonts w:ascii="Noto Serif SC" w:eastAsia="Noto Serif SC" w:hAnsi="Noto Serif SC" w:cs="Noto Serif"/>
+          <w:bCs/>
+          <w:sz w:val="24"/>
+          <w:szCs w:val="24"/>
+        </w:rPr>
+      </w:pPr>
+      <w:r>
+        <w:rPr>
+          <w:rFonts w:ascii="Noto Serif SC" w:eastAsia="Noto Serif SC" w:hAnsi="Noto Serif SC" w:cs="Noto Serif" w:hint="eastAsia"/>
+          <w:bCs/>
+          <w:sz w:val="24"/>
+          <w:szCs w:val="24"/>
+        </w:rPr>
+        <w:t>S</w:t>
+      </w:r>
+      <w:r>
+        <w:rPr>
+          <w:rFonts w:ascii="Noto Serif SC" w:eastAsia="Noto Serif SC" w:hAnsi="Noto Serif SC" w:cs="Noto Serif" w:hint="eastAsia"/>
+          <w:bCs/>
+          <w:sz w:val="24"/>
+          <w:szCs w:val="24"/>
+        </w:rPr>
+        <w:t>oft stick:</w:t>
+      </w:r>
+      <w:r>
+        <w:rPr>
+          <w:rFonts w:ascii="Noto Serif SC" w:eastAsia="Noto Serif SC" w:hAnsi="Noto Serif SC" w:cs="Noto Serif" w:hint="eastAsia"/>
+          <w:bCs/>
+          <w:sz w:val="24"/>
+          <w:szCs w:val="24"/>
+        </w:rPr>
+        <w:t xml:space="preserve"> </w:t>
+      </w:r>
+      <w:r>
+        <w:rPr>
+          <w:rFonts w:ascii="Noto Serif SC" w:eastAsia="Noto Serif SC" w:hAnsi="Noto Serif SC" w:cs="Noto Serif" w:hint="eastAsia"/>
+          <w:bCs/>
+          <w:sz w:val="24"/>
+          <w:szCs w:val="24"/>
+        </w:rPr>
+        <w:t>用软槌</w:t>
+      </w:r>
+    </w:p>
+    <w:p>
+      <w:pPr>
+        <w:pStyle w:val="ListParagraph"/>
+        <w:numPr>
+          <w:ilvl w:val="0"/>
+          <w:numId w:val="4"/>
+        </w:numPr>
+        <w:rPr>
+          <w:rFonts w:ascii="Noto Serif SC" w:eastAsia="Noto Serif SC" w:hAnsi="Noto Serif SC" w:cs="Noto Serif"/>
+          <w:bCs/>
+          <w:sz w:val="24"/>
+          <w:szCs w:val="24"/>
+        </w:rPr>
+      </w:pPr>
+      <w:r>
+        <w:rPr>
+          <w:rFonts w:ascii="Noto Serif SC" w:eastAsia="Noto Serif SC" w:hAnsi="Noto Serif SC" w:cs="Noto Serif" w:hint="eastAsia"/>
+          <w:bCs/>
+          <w:sz w:val="24"/>
+          <w:szCs w:val="24"/>
+        </w:rPr>
+        <w:t>W</w:t>
+      </w:r>
+      <w:r>
+        <w:rPr>
+          <w:rFonts w:ascii="Noto Serif SC" w:eastAsia="Noto Serif SC" w:hAnsi="Noto Serif SC" w:cs="Noto Serif" w:hint="eastAsia"/>
+          <w:bCs/>
+          <w:sz w:val="24"/>
+          <w:szCs w:val="24"/>
+        </w:rPr>
+        <w:t>ood stick:</w:t>
+      </w:r>
+      <w:r>
+        <w:rPr>
+          <w:rFonts w:ascii="Noto Serif SC" w:eastAsia="Noto Serif SC" w:hAnsi="Noto Serif SC" w:cs="Noto Serif" w:hint="eastAsia"/>
+          <w:bCs/>
+          <w:sz w:val="24"/>
+          <w:szCs w:val="24"/>
+        </w:rPr>
+        <w:t xml:space="preserve"> </w:t>
+      </w:r>
+      <w:r>
+        <w:rPr>
+          <w:rFonts w:ascii="Noto Serif SC" w:eastAsia="Noto Serif SC" w:hAnsi="Noto Serif SC" w:cs="Noto Serif" w:hint="eastAsia"/>
+          <w:bCs/>
+          <w:sz w:val="24"/>
+          <w:szCs w:val="24"/>
+        </w:rPr>
+        <w:t>用木质槌</w:t>
+      </w:r>
+    </w:p>
+    <w:p>
+      <w:pPr>
+        <w:pStyle w:val="ListParagraph"/>
+        <w:numPr>
+          <w:ilvl w:val="0"/>
+          <w:numId w:val="4"/>
+        </w:numPr>
+        <w:rPr>
+          <w:rFonts w:ascii="Noto Serif SC" w:eastAsia="Noto Serif SC" w:hAnsi="Noto Serif SC" w:cs="Noto Serif" w:hint="eastAsia"/>
+          <w:bCs/>
+          <w:sz w:val="24"/>
+          <w:szCs w:val="24"/>
+        </w:rPr>
+      </w:pPr>
+      <w:r>
+        <w:rPr>
+          <w:rFonts w:ascii="Noto Serif SC" w:eastAsia="Noto Serif SC" w:hAnsi="Noto Serif SC" w:cs="Noto Serif" w:hint="eastAsia"/>
+          <w:bCs/>
+          <w:sz w:val="24"/>
+          <w:szCs w:val="24"/>
+        </w:rPr>
+        <w:t>T</w:t>
+      </w:r>
+      <w:r>
+        <w:rPr>
+          <w:rFonts w:ascii="Noto Serif SC" w:eastAsia="Noto Serif SC" w:hAnsi="Noto Serif SC" w:cs="Noto Serif" w:hint="eastAsia"/>
+          <w:bCs/>
+          <w:sz w:val="24"/>
+          <w:szCs w:val="24"/>
+        </w:rPr>
+        <w:t>am-tam stick:</w:t>
+      </w:r>
+      <w:r>
+        <w:rPr>
+          <w:rFonts w:ascii="Noto Serif SC" w:eastAsia="Noto Serif SC" w:hAnsi="Noto Serif SC" w:cs="Noto Serif" w:hint="eastAsia"/>
+          <w:bCs/>
+          <w:sz w:val="24"/>
+          <w:szCs w:val="24"/>
+        </w:rPr>
+        <w:t xml:space="preserve"> </w:t>
+      </w:r>
+      <w:r>
+        <w:rPr>
+          <w:rFonts w:ascii="Noto Serif SC" w:eastAsia="Noto Serif SC" w:hAnsi="Noto Serif SC" w:cs="Noto Serif" w:hint="eastAsia"/>
+          <w:bCs/>
+          <w:sz w:val="24"/>
+          <w:szCs w:val="24"/>
+        </w:rPr>
+        <w:t>用大锣槌</w:t>
+      </w:r>
+    </w:p>
+    <w:p>
+      <w:pPr>
+        <w:rPr>
+          <w:rFonts w:ascii="Noto Serif SC" w:eastAsia="Noto Serif SC" w:hAnsi="Noto Serif SC" w:cs="Noto Serif"/>
+          <w:bCs/>
+          <w:sz w:val="24"/>
+          <w:szCs w:val="24"/>
+        </w:rPr>
+      </w:pPr>
+    </w:p>
+    <w:p>
+      <w:pPr>
+        <w:rPr>
+          <w:rFonts w:ascii="Noto Serif SC" w:eastAsia="Noto Serif SC" w:hAnsi="Noto Serif SC" w:cs="Noto Serif" w:hint="eastAsia"/>
+          <w:bCs/>
+          <w:sz w:val="24"/>
+          <w:szCs w:val="24"/>
+        </w:rPr>
+      </w:pPr>
+      <w:r>
+        <w:rPr>
+          <w:rFonts w:ascii="Noto Serif SC" w:eastAsia="Noto Serif SC" w:hAnsi="Noto Serif SC" w:cs="Noto Serif" w:hint="eastAsia"/>
+          <w:bCs/>
+          <w:sz w:val="24"/>
+          <w:szCs w:val="24"/>
+        </w:rPr>
+        <w:t>另注</w:t>
+      </w:r>
+      <w:r>
+        <w:rPr>
+          <w:rFonts w:ascii="Noto Serif SC" w:eastAsia="Noto Serif SC" w:hAnsi="Noto Serif SC" w:cs="Noto Serif" w:hint="eastAsia"/>
+          <w:bCs/>
+          <w:sz w:val="24"/>
+          <w:szCs w:val="24"/>
+        </w:rPr>
+        <w:t>：</w:t>
+      </w:r>
+      <w:r>
+        <w:rPr>
+          <w:rFonts w:ascii="Noto Serif SC" w:eastAsia="Noto Serif SC" w:hAnsi="Noto Serif SC" w:cs="Noto Serif" w:hint="eastAsia"/>
+          <w:bCs/>
+          <w:sz w:val="24"/>
+          <w:szCs w:val="24"/>
+        </w:rPr>
+        <w:t>打击乐演奏者</w:t>
+      </w:r>
+      <w:r>
+        <w:rPr>
+          <w:rFonts w:ascii="Noto Serif SC" w:eastAsia="Noto Serif SC" w:hAnsi="Noto Serif SC" w:cs="Noto Serif" w:hint="eastAsia"/>
+          <w:bCs/>
+          <w:sz w:val="24"/>
+          <w:szCs w:val="24"/>
+        </w:rPr>
+        <w:t>2</w:t>
+      </w:r>
+      <w:r>
+        <w:rPr>
+          <w:rFonts w:ascii="Noto Serif SC" w:eastAsia="Noto Serif SC" w:hAnsi="Noto Serif SC" w:cs="Noto Serif" w:hint="eastAsia"/>
+          <w:bCs/>
+          <w:sz w:val="24"/>
+          <w:szCs w:val="24"/>
+        </w:rPr>
+        <w:t>与</w:t>
+      </w:r>
+      <w:r>
+        <w:rPr>
+          <w:rFonts w:ascii="Noto Serif SC" w:eastAsia="Noto Serif SC" w:hAnsi="Noto Serif SC" w:cs="Noto Serif" w:hint="eastAsia"/>
+          <w:bCs/>
+          <w:sz w:val="24"/>
+          <w:szCs w:val="24"/>
+        </w:rPr>
+        <w:t>4</w:t>
+      </w:r>
+      <w:r>
+        <w:rPr>
+          <w:rFonts w:ascii="Noto Serif SC" w:eastAsia="Noto Serif SC" w:hAnsi="Noto Serif SC" w:cs="Noto Serif" w:hint="eastAsia"/>
+          <w:bCs/>
+          <w:sz w:val="24"/>
+          <w:szCs w:val="24"/>
+        </w:rPr>
+        <w:t>的</w:t>
+      </w:r>
+      <w:r>
+        <w:rPr>
+          <w:rFonts w:ascii="Noto Serif SC" w:eastAsia="Noto Serif SC" w:hAnsi="Noto Serif SC" w:cs="Noto Serif" w:hint="eastAsia"/>
+          <w:bCs/>
+          <w:sz w:val="24"/>
+          <w:szCs w:val="24"/>
+        </w:rPr>
+        <w:t>Cymbals</w:t>
+      </w:r>
+      <w:r>
+        <w:rPr>
+          <w:rFonts w:ascii="Noto Serif SC" w:eastAsia="Noto Serif SC" w:hAnsi="Noto Serif SC" w:cs="Noto Serif" w:hint="eastAsia"/>
+          <w:bCs/>
+          <w:sz w:val="24"/>
+          <w:szCs w:val="24"/>
+        </w:rPr>
+        <w:t>、打击乐演奏者3与6的Vibraphone、以及打击乐演奏者</w:t>
+      </w:r>
+      <w:r>
+        <w:rPr>
+          <w:rFonts w:ascii="Noto Serif SC" w:eastAsia="Noto Serif SC" w:hAnsi="Noto Serif SC" w:cs="Noto Serif" w:hint="eastAsia"/>
+          <w:bCs/>
+          <w:sz w:val="24"/>
+          <w:szCs w:val="24"/>
+        </w:rPr>
+        <w:t>2</w:t>
+      </w:r>
+      <w:r>
+        <w:rPr>
+          <w:rFonts w:ascii="Noto Serif SC" w:eastAsia="Noto Serif SC" w:hAnsi="Noto Serif SC" w:cs="Noto Serif"/>
+          <w:bCs/>
+          <w:sz w:val="24"/>
+          <w:szCs w:val="24"/>
+        </w:rPr>
+        <w:t>至</w:t>
+      </w:r>
+      <w:r>
+        <w:rPr>
+          <w:rFonts w:ascii="Noto Serif SC" w:eastAsia="Noto Serif SC" w:hAnsi="Noto Serif SC" w:cs="Noto Serif" w:hint="eastAsia"/>
+          <w:bCs/>
+          <w:sz w:val="24"/>
+          <w:szCs w:val="24"/>
+        </w:rPr>
+        <w:t>4</w:t>
+      </w:r>
+      <w:r>
+        <w:rPr>
+          <w:rFonts w:ascii="Noto Serif SC" w:eastAsia="Noto Serif SC" w:hAnsi="Noto Serif SC" w:cs="Noto Serif" w:hint="eastAsia"/>
+          <w:bCs/>
+          <w:sz w:val="24"/>
+          <w:szCs w:val="24"/>
+        </w:rPr>
+        <w:t>的tom-tom</w:t>
+      </w:r>
+      <w:r>
+        <w:rPr>
+          <w:rFonts w:ascii="Noto Serif SC" w:eastAsia="Noto Serif SC" w:hAnsi="Noto Serif SC" w:cs="Noto Serif" w:hint="eastAsia"/>
+          <w:bCs/>
+          <w:sz w:val="24"/>
+          <w:szCs w:val="24"/>
+        </w:rPr>
+        <w:t>皆需准备两件(套</w:t>
+      </w:r>
+      <w:r>
+        <w:rPr>
+          <w:rFonts w:ascii="Noto Serif SC" w:eastAsia="Noto Serif SC" w:hAnsi="Noto Serif SC" w:cs="Noto Serif" w:hint="eastAsia"/>
+          <w:bCs/>
+          <w:sz w:val="24"/>
+          <w:szCs w:val="24"/>
+        </w:rPr>
+        <w:t>)</w:t>
+      </w:r>
+      <w:r>
+        <w:rPr>
+          <w:rFonts w:ascii="Noto Serif SC" w:eastAsia="Noto Serif SC" w:hAnsi="Noto Serif SC" w:cs="Noto Serif" w:hint="eastAsia"/>
+          <w:bCs/>
+          <w:sz w:val="24"/>
+          <w:szCs w:val="24"/>
+        </w:rPr>
+        <w:t>乐器,并非一件乐器供多人合用演奏。</w:t>
+      </w:r>
+    </w:p>
+    <w:p>
+      <w:pPr>
+        <w:rPr>
+          <w:rFonts w:ascii="Noto Serif SC" w:eastAsia="Noto Serif SC" w:hAnsi="Noto Serif SC" w:cs="Noto Serif"/>
+          <w:bCs/>
+          <w:sz w:val="24"/>
+          <w:szCs w:val="24"/>
+        </w:rPr>
+      </w:pPr>
+      <w:r>
+        <w:rPr>
+          <w:rFonts w:ascii="Noto Serif SC" w:eastAsia="Noto Serif SC" w:hAnsi="Noto Serif SC" w:cs="Noto Serif"/>
+          <w:bCs/>
+          <w:sz w:val="24"/>
+          <w:szCs w:val="24"/>
+        </w:rPr>
+        <w:t xml:space="preserve">Note: Cymbals for percussionists </w:t>
+      </w:r>
+      <w:r>
+        <w:rPr>
+          <w:rFonts w:ascii="Noto Serif SC" w:eastAsia="Noto Serif SC" w:hAnsi="Noto Serif SC" w:cs="Noto Serif" w:hint="eastAsia"/>
+          <w:bCs/>
+          <w:sz w:val="24"/>
+          <w:szCs w:val="24"/>
+        </w:rPr>
+        <w:t>2</w:t>
+      </w:r>
+      <w:r>
+        <w:rPr>
+          <w:rFonts w:ascii="Noto Serif SC" w:eastAsia="Noto Serif SC" w:hAnsi="Noto Serif SC" w:cs="Noto Serif"/>
+          <w:bCs/>
+          <w:sz w:val="24"/>
+          <w:szCs w:val="24"/>
+        </w:rPr>
+        <w:t xml:space="preserve"> and </w:t>
+      </w:r>
+      <w:r>
+        <w:rPr>
+          <w:rFonts w:ascii="Noto Serif SC" w:eastAsia="Noto Serif SC" w:hAnsi="Noto Serif SC" w:cs="Noto Serif" w:hint="eastAsia"/>
+          <w:bCs/>
+          <w:sz w:val="24"/>
+          <w:szCs w:val="24"/>
+        </w:rPr>
+        <w:t>4</w:t>
+      </w:r>
+      <w:r>
+        <w:rPr>
+          <w:rFonts w:ascii="Noto Serif SC" w:eastAsia="Noto Serif SC" w:hAnsi="Noto Serif SC" w:cs="Noto Serif"/>
+          <w:bCs/>
+          <w:sz w:val="24"/>
+          <w:szCs w:val="24"/>
+        </w:rPr>
+        <w:t xml:space="preserve">, vibraphone for percussionists </w:t>
+      </w:r>
+      <w:r>
+        <w:rPr>
+          <w:rFonts w:ascii="Noto Serif SC" w:eastAsia="Noto Serif SC" w:hAnsi="Noto Serif SC" w:cs="Noto Serif" w:hint="eastAsia"/>
+          <w:bCs/>
+          <w:sz w:val="24"/>
+          <w:szCs w:val="24"/>
+        </w:rPr>
+        <w:t>2</w:t>
+      </w:r>
+      <w:r>
+        <w:rPr>
+          <w:rFonts w:ascii="Noto Serif SC" w:eastAsia="Noto Serif SC" w:hAnsi="Noto Serif SC" w:cs="Noto Serif"/>
+          <w:bCs/>
+          <w:sz w:val="24"/>
+          <w:szCs w:val="24"/>
+        </w:rPr>
+        <w:t xml:space="preserve"> and </w:t>
+      </w:r>
+      <w:r>
+        <w:rPr>
+          <w:rFonts w:ascii="Noto Serif SC" w:eastAsia="Noto Serif SC" w:hAnsi="Noto Serif SC" w:cs="Noto Serif" w:hint="eastAsia"/>
+          <w:bCs/>
+          <w:sz w:val="24"/>
+          <w:szCs w:val="24"/>
+        </w:rPr>
+        <w:t>5</w:t>
+      </w:r>
+      <w:r>
+        <w:rPr>
+          <w:rFonts w:ascii="Noto Serif SC" w:eastAsia="Noto Serif SC" w:hAnsi="Noto Serif SC" w:cs="Noto Serif"/>
+          <w:bCs/>
+          <w:sz w:val="24"/>
+          <w:szCs w:val="24"/>
+        </w:rPr>
+        <w:t xml:space="preserve">, and tom-tom for percussionists </w:t>
+      </w:r>
+      <w:r>
+        <w:rPr>
+          <w:rFonts w:ascii="Noto Serif SC" w:eastAsia="Noto Serif SC" w:hAnsi="Noto Serif SC" w:cs="Noto Serif" w:hint="eastAsia"/>
+          <w:bCs/>
+          <w:sz w:val="24"/>
+          <w:szCs w:val="24"/>
+        </w:rPr>
+        <w:t>2</w:t>
+      </w:r>
+      <w:r>
+        <w:rPr>
+          <w:rFonts w:ascii="Noto Serif SC" w:eastAsia="Noto Serif SC" w:hAnsi="Noto Serif SC" w:cs="Noto Serif" w:hint="eastAsia"/>
+          <w:bCs/>
+          <w:sz w:val="24"/>
+          <w:szCs w:val="24"/>
+        </w:rPr>
+        <w:t xml:space="preserve">, 3 and </w:t>
+      </w:r>
+      <w:r>
+        <w:rPr>
+          <w:rFonts w:ascii="Noto Serif SC" w:eastAsia="Noto Serif SC" w:hAnsi="Noto Serif SC" w:cs="Noto Serif" w:hint="eastAsia"/>
+          <w:bCs/>
+          <w:sz w:val="24"/>
+          <w:szCs w:val="24"/>
+        </w:rPr>
+        <w:t>4</w:t>
+      </w:r>
+      <w:r>
+        <w:rPr>
+          <w:rFonts w:ascii="Noto Serif SC" w:eastAsia="Noto Serif SC" w:hAnsi="Noto Serif SC" w:cs="Noto Serif"/>
+          <w:bCs/>
+          <w:sz w:val="24"/>
+          <w:szCs w:val="24"/>
+        </w:rPr>
+        <w:t xml:space="preserve"> all require two instruments (sets)</w:t>
+      </w:r>
+      <w:r>
+        <w:rPr>
+          <w:rFonts w:ascii="Noto Serif SC" w:eastAsia="Noto Serif SC" w:hAnsi="Noto Serif SC" w:cs="Noto Serif" w:hint="eastAsia"/>
+          <w:bCs/>
+          <w:sz w:val="24"/>
+          <w:szCs w:val="24"/>
+        </w:rPr>
+        <w:t>.</w:t>
+      </w:r>
+      <w:r>
+        <w:rPr>
+          <w:rFonts w:ascii="Noto Serif SC" w:eastAsia="Noto Serif SC" w:hAnsi="Noto Serif SC" w:cs="Noto Serif" w:hint="eastAsia"/>
+          <w:bCs/>
+          <w:sz w:val="24"/>
+          <w:szCs w:val="24"/>
+        </w:rPr>
+        <w:t xml:space="preserve"> </w:t>
+      </w:r>
+      <w:r>
+        <w:rPr>
+          <w:rFonts w:ascii="Noto Serif SC" w:eastAsia="Noto Serif SC" w:hAnsi="Noto Serif SC" w:cs="Noto Serif" w:hint="eastAsia"/>
+          <w:bCs/>
+          <w:sz w:val="24"/>
+          <w:szCs w:val="24"/>
+        </w:rPr>
+        <w:t xml:space="preserve">It </w:t>
+      </w:r>
+      <w:r>
+        <w:rPr>
+          <w:rFonts w:ascii="Noto Serif SC" w:eastAsia="Noto Serif SC" w:hAnsi="Noto Serif SC" w:cs="Noto Serif" w:hint="eastAsia"/>
+          <w:bCs/>
+          <w:sz w:val="24"/>
+          <w:szCs w:val="24"/>
+        </w:rPr>
+        <w:t>should</w:t>
+      </w:r>
+      <w:r>
+        <w:rPr>
+          <w:rFonts w:ascii="Noto Serif SC" w:eastAsia="Noto Serif SC" w:hAnsi="Noto Serif SC" w:cs="Noto Serif"/>
+          <w:bCs/>
+          <w:sz w:val="24"/>
+          <w:szCs w:val="24"/>
+        </w:rPr>
+        <w:t xml:space="preserve"> not </w:t>
+      </w:r>
+      <w:r>
+        <w:rPr>
+          <w:rFonts w:ascii="Noto Serif SC" w:eastAsia="Noto Serif SC" w:hAnsi="Noto Serif SC" w:cs="Noto Serif" w:hint="eastAsia"/>
+          <w:bCs/>
+          <w:sz w:val="24"/>
+          <w:szCs w:val="24"/>
+        </w:rPr>
+        <w:t xml:space="preserve">be </w:t>
+      </w:r>
+      <w:r>
+        <w:rPr>
+          <w:rFonts w:ascii="Noto Serif SC" w:eastAsia="Noto Serif SC" w:hAnsi="Noto Serif SC" w:cs="Noto Serif"/>
+          <w:bCs/>
+          <w:sz w:val="24"/>
+          <w:szCs w:val="24"/>
+        </w:rPr>
+        <w:t>one instrument for multiple people to play together.</w:t>
+      </w:r>
+    </w:p>
+    <w:p>
+      <w:pPr>
+        <w:rPr>
+          <w:rFonts w:ascii="Noto Serif SC" w:eastAsia="Noto Serif SC" w:hAnsi="Noto Serif SC" w:cs="Noto Serif"/>
+          <w:bCs/>
+          <w:sz w:val="24"/>
+          <w:szCs w:val="24"/>
+        </w:rPr>
+      </w:pPr>
+    </w:p>
+    <w:p>
+      <w:pPr>
+        <w:pStyle w:val="ListParagraph"/>
+        <w:numPr>
+          <w:ilvl w:val="0"/>
+          <w:numId w:val="3"/>
+        </w:numPr>
+        <w:rPr>
+          <w:rFonts w:ascii="Noto Serif SC" w:eastAsia="Noto Serif SC" w:hAnsi="Noto Serif SC" w:cs="Noto Serif" w:hint="eastAsia"/>
+          <w:b/>
+          <w:sz w:val="24"/>
+          <w:szCs w:val="24"/>
+        </w:rPr>
+      </w:pPr>
+      <w:r>
+        <w:rPr>
+          <w:rFonts w:ascii="Noto Serif SC" w:eastAsia="Noto Serif SC" w:hAnsi="Noto Serif SC" w:cs="Noto Serif" w:hint="eastAsia"/>
+          <w:b/>
+          <w:sz w:val="24"/>
+          <w:szCs w:val="24"/>
+        </w:rPr>
+        <w:t>拉弦乐器组</w:t>
+      </w:r>
+      <w:r>
+        <w:rPr>
+          <w:rFonts w:ascii="Noto Serif SC" w:eastAsia="Noto Serif SC" w:hAnsi="Noto Serif SC" w:cs="Noto Serif" w:hint="eastAsia"/>
+          <w:b/>
+          <w:sz w:val="24"/>
+          <w:szCs w:val="24"/>
+        </w:rPr>
+        <w:t xml:space="preserve"> String Instruments</w:t>
+      </w:r>
+      <w:r>
+        <w:rPr>
+          <w:rFonts w:ascii="Noto Serif SC" w:eastAsia="Noto Serif SC" w:hAnsi="Noto Serif SC" w:cs="Noto Serif" w:hint="eastAsia"/>
+          <w:b/>
+          <w:sz w:val="24"/>
+          <w:szCs w:val="24"/>
+        </w:rPr>
+        <w:t>:</w:t>
+      </w:r>
+    </w:p>
+    <w:p>
+      <w:pPr>
+        <w:ind w:firstLine="360"/>
+        <w:rPr>
+          <w:rFonts w:ascii="Noto Serif SC" w:eastAsia="Noto Serif SC" w:hAnsi="Noto Serif SC" w:cs="Noto Serif"/>
+          <w:bCs/>
+          <w:sz w:val="24"/>
+          <w:szCs w:val="24"/>
+        </w:rPr>
+      </w:pPr>
+      <w:r>
+        <w:rPr>
+          <w:rFonts w:ascii="Noto Serif SC" w:eastAsia="Noto Serif SC" w:hAnsi="Noto Serif SC" w:cs="Noto Serif" w:hint="eastAsia"/>
+          <w:bCs/>
+          <w:sz w:val="24"/>
+          <w:szCs w:val="24"/>
+        </w:rPr>
+        <w:t>泛音:下方实心符头为基础音,中间菱形符头为虚按音,上方实心符头为实际发音。(实际发音的音高在谱面上或省略)</w:t>
+      </w:r>
+      <w:r>
+        <w:rPr>
+          <w:rFonts w:ascii="Noto Serif SC" w:eastAsia="Noto Serif SC" w:hAnsi="Noto Serif SC" w:cs="Noto Serif" w:hint="eastAsia"/>
+          <w:bCs/>
+          <w:noProof/>
+          <w:sz w:val="24"/>
+          <w:szCs w:val="24"/>
+        </w:rPr>
+        <w:drawing>
+          <wp:anchor distT="0" distB="0" distL="114300" distR="114300" simplePos="0" relativeHeight="251659264" behindDoc="0" locked="0" layoutInCell="1" allowOverlap="1" wp14:anchorId="4C71412A" wp14:editId="5DB779B3">
+            <wp:simplePos x="0" y="0"/>
+            <wp:positionH relativeFrom="column">
+              <wp:posOffset>1039165</wp:posOffset>
+            </wp:positionH>
+            <wp:positionV relativeFrom="paragraph">
+              <wp:posOffset>274955</wp:posOffset>
+            </wp:positionV>
+            <wp:extent cx="115895" cy="298764"/>
+            <wp:effectExtent l="0" t="0" r="0" b="6350"/>
+            <wp:wrapNone/>
+            <wp:docPr id="485177293" name="Picture 8"/>
+            <wp:cNvGraphicFramePr>
+              <a:graphicFrameLocks xmlns:a="http://schemas.openxmlformats.org/drawingml/2006/main" noChangeAspect="1"/>
+            </wp:cNvGraphicFramePr>
+            <a:graphic xmlns:a="http://schemas.openxmlformats.org/drawingml/2006/main">
+              <a:graphicData uri="http://schemas.openxmlformats.org/drawingml/2006/picture">
+                <pic:pic xmlns:pic="http://schemas.openxmlformats.org/drawingml/2006/picture">
+                  <pic:nvPicPr>
+                    <pic:cNvPr id="0" name="Picture 27"/>
+                    <pic:cNvPicPr>
+                      <a:picLocks noChangeAspect="1" noChangeArrowheads="1"/>
+                    </pic:cNvPicPr>
+                  </pic:nvPicPr>
+                  <pic:blipFill>
+                    <a:blip r:embed="rId27" cstate="print">
+                      <a:extLst>
+                        <a:ext uri="{28A0092B-C50C-407E-A947-70E740481C1C}">
+                          <a14:useLocalDpi xmlns:a14="http://schemas.microsoft.com/office/drawing/2010/main" val="0"/>
+                        </a:ext>
+                      </a:extLst>
+                    </a:blip>
+                    <a:srcRect/>
+                    <a:stretch>
+                      <a:fillRect/>
+                    </a:stretch>
+                  </pic:blipFill>
+                  <pic:spPr bwMode="auto">
+                    <a:xfrm>
+                      <a:off x="0" y="0"/>
+                      <a:ext cx="115895" cy="298764"/>
+                    </a:xfrm>
+                    <a:prstGeom prst="rect">
+                      <a:avLst/>
+                    </a:prstGeom>
+                    <a:noFill/>
+                    <a:ln>
+                      <a:noFill/>
+                    </a:ln>
+                  </pic:spPr>
+                </pic:pic>
+              </a:graphicData>
+            </a:graphic>
+            <wp14:sizeRelH relativeFrom="margin">
+              <wp14:pctWidth>0</wp14:pctWidth>
+            </wp14:sizeRelH>
+            <wp14:sizeRelV relativeFrom="margin">
+              <wp14:pctHeight>0</wp14:pctHeight>
+            </wp14:sizeRelV>
+          </wp:anchor>
+        </w:drawing>
+      </w:r>
+    </w:p>
+    <w:p>
+      <w:pPr>
+        <w:ind w:left="1440" w:firstLine="720"/>
+        <w:rPr>
+          <w:rFonts w:ascii="Noto Serif SC" w:eastAsia="Noto Serif SC" w:hAnsi="Noto Serif SC" w:cs="Noto Serif" w:hint="eastAsia"/>
+          <w:bCs/>
+          <w:sz w:val="24"/>
+          <w:szCs w:val="24"/>
+        </w:rPr>
+      </w:pPr>
+      <w:r>
+        <w:rPr>
+          <w:rFonts w:ascii="Noto Serif SC" w:eastAsia="Noto Serif SC" w:hAnsi="Noto Serif SC" w:cs="Noto Serif" w:hint="eastAsia"/>
+          <w:bCs/>
+          <w:sz w:val="24"/>
+          <w:szCs w:val="24"/>
+        </w:rPr>
+        <w:t>：</w:t>
+      </w:r>
+      <w:r>
+        <w:rPr>
+          <w:rFonts w:ascii="Noto Serif SC" w:eastAsia="Noto Serif SC" w:hAnsi="Noto Serif SC" w:cs="Noto Serif" w:hint="eastAsia"/>
+          <w:bCs/>
+          <w:sz w:val="24"/>
+          <w:szCs w:val="24"/>
+        </w:rPr>
+        <w:t>极端音高、极限音高</w:t>
+      </w:r>
+      <w:r>
+        <w:rPr>
+          <w:rFonts w:ascii="Noto Serif SC" w:eastAsia="Noto Serif SC" w:hAnsi="Noto Serif SC" w:cs="Noto Serif" w:hint="eastAsia"/>
+          <w:bCs/>
+          <w:sz w:val="24"/>
+          <w:szCs w:val="24"/>
+        </w:rPr>
+        <w:t xml:space="preserve">  </w:t>
+      </w:r>
+      <w:r>
+        <w:rPr>
+          <w:rFonts w:ascii="Noto Serif SC" w:eastAsia="Noto Serif SC" w:hAnsi="Noto Serif SC" w:cs="Noto Serif"/>
+          <w:bCs/>
+          <w:sz w:val="24"/>
+          <w:szCs w:val="24"/>
+        </w:rPr>
+        <w:tab/>
+      </w:r>
+      <w:r>
+        <w:rPr>
+          <w:rFonts w:ascii="Noto Serif SC" w:eastAsia="Noto Serif SC" w:hAnsi="Noto Serif SC" w:cs="Noto Serif"/>
+          <w:bCs/>
+          <w:sz w:val="24"/>
+          <w:szCs w:val="24"/>
+        </w:rPr>
+        <w:tab/>
+      </w:r>
+      <w:r>
+        <w:rPr>
+          <w:rFonts w:ascii="Noto Serif SC" w:eastAsia="Noto Serif SC" w:hAnsi="Noto Serif SC" w:cs="Noto Serif" w:hint="eastAsia"/>
+          <w:bCs/>
+          <w:sz w:val="24"/>
+          <w:szCs w:val="24"/>
+        </w:rPr>
+        <w:t>Highest possible pitch</w:t>
+      </w:r>
+    </w:p>
+    <w:p>
+      <w:pPr>
+        <w:ind w:left="1440"/>
+        <w:rPr>
+          <w:rFonts w:ascii="Noto Serif SC" w:eastAsia="Noto Serif SC" w:hAnsi="Noto Serif SC" w:cs="Noto Serif" w:hint="eastAsia"/>
+          <w:bCs/>
+          <w:sz w:val="24"/>
+          <w:szCs w:val="24"/>
+        </w:rPr>
+      </w:pPr>
+      <w:r>
+        <w:rPr>
+          <w:rFonts w:ascii="Noto Serif SC" w:eastAsia="Noto Serif SC" w:hAnsi="Noto Serif SC" w:cs="Noto Serif" w:hint="eastAsia"/>
+          <w:bCs/>
+          <w:sz w:val="24"/>
+          <w:szCs w:val="24"/>
+        </w:rPr>
+        <w:t xml:space="preserve">〰〰  </w:t>
+      </w:r>
+      <w:r>
+        <w:rPr>
+          <w:rFonts w:ascii="Noto Serif SC" w:eastAsia="Noto Serif SC" w:hAnsi="Noto Serif SC" w:cs="Noto Serif"/>
+          <w:bCs/>
+          <w:sz w:val="24"/>
+          <w:szCs w:val="24"/>
+        </w:rPr>
+        <w:tab/>
+      </w:r>
+      <w:r>
+        <w:rPr>
+          <w:rFonts w:ascii="Noto Serif SC" w:eastAsia="Noto Serif SC" w:hAnsi="Noto Serif SC" w:cs="Noto Serif" w:hint="eastAsia"/>
+          <w:bCs/>
+          <w:sz w:val="24"/>
+          <w:szCs w:val="24"/>
+        </w:rPr>
+        <w:t>：意为气息颤动</w:t>
+      </w:r>
+      <w:r>
+        <w:rPr>
+          <w:rFonts w:ascii="Noto Serif SC" w:eastAsia="Noto Serif SC" w:hAnsi="Noto Serif SC" w:cs="Noto Serif"/>
+          <w:bCs/>
+          <w:sz w:val="24"/>
+          <w:szCs w:val="24"/>
+        </w:rPr>
+        <w:tab/>
+      </w:r>
+      <w:r>
+        <w:rPr>
+          <w:rFonts w:ascii="Noto Serif SC" w:eastAsia="Noto Serif SC" w:hAnsi="Noto Serif SC" w:cs="Noto Serif"/>
+          <w:bCs/>
+          <w:sz w:val="24"/>
+          <w:szCs w:val="24"/>
+        </w:rPr>
+        <w:tab/>
+      </w:r>
+      <w:r>
+        <w:rPr>
+          <w:rFonts w:ascii="Noto Serif SC" w:eastAsia="Noto Serif SC" w:hAnsi="Noto Serif SC" w:cs="Noto Serif"/>
+          <w:bCs/>
+          <w:sz w:val="24"/>
+          <w:szCs w:val="24"/>
+        </w:rPr>
+        <w:tab/>
+      </w:r>
+      <w:r>
+        <w:rPr>
+          <w:rFonts w:ascii="Noto Serif SC" w:eastAsia="Noto Serif SC" w:hAnsi="Noto Serif SC" w:cs="Noto Serif" w:hint="eastAsia"/>
+          <w:bCs/>
+          <w:sz w:val="24"/>
+          <w:szCs w:val="24"/>
+        </w:rPr>
+        <w:t>Turbulent air</w:t>
+      </w:r>
+    </w:p>
+    <w:p>
+      <w:pPr>
+        <w:ind w:left="1440"/>
+        <w:rPr>
+          <w:rFonts w:ascii="Noto Serif SC" w:eastAsia="Noto Serif SC" w:hAnsi="Noto Serif SC" w:cs="Noto Serif"/>
+          <w:bCs/>
+          <w:sz w:val="24"/>
+          <w:szCs w:val="24"/>
+          <w:lang w:val="en-GB"/>
+        </w:rPr>
+      </w:pPr>
+      <w:r>
+        <w:rPr>
+          <w:rFonts w:ascii="Noto Serif SC" w:eastAsia="Noto Serif SC" w:hAnsi="Noto Serif SC" w:cs="Noto Serif" w:hint="eastAsia"/>
+          <w:bCs/>
+          <w:sz w:val="24"/>
+          <w:szCs w:val="24"/>
+        </w:rPr>
+        <w:t>tr.</w:t>
+      </w:r>
+      <w:r>
+        <w:rPr>
+          <w:rFonts w:ascii="Noto Serif SC" w:eastAsia="Noto Serif SC" w:hAnsi="Noto Serif SC" w:cs="Noto Serif"/>
+          <w:bCs/>
+          <w:sz w:val="24"/>
+          <w:szCs w:val="24"/>
+        </w:rPr>
+        <w:tab/>
+      </w:r>
+      <w:r>
+        <w:rPr>
+          <w:rFonts w:ascii="Noto Serif SC" w:eastAsia="Noto Serif SC" w:hAnsi="Noto Serif SC" w:cs="Noto Serif" w:hint="eastAsia"/>
+          <w:bCs/>
+          <w:sz w:val="24"/>
+          <w:szCs w:val="24"/>
+        </w:rPr>
+        <w:t>：</w:t>
+      </w:r>
+      <w:r>
+        <w:rPr>
+          <w:rFonts w:ascii="Noto Serif SC" w:eastAsia="Noto Serif SC" w:hAnsi="Noto Serif SC" w:cs="Noto Serif" w:hint="eastAsia"/>
+          <w:bCs/>
+          <w:sz w:val="24"/>
+          <w:szCs w:val="24"/>
+        </w:rPr>
+        <w:t xml:space="preserve">为基础音与其上方小二度的颤音(无论处在什么调性环境下)。Trill. </w:t>
+      </w:r>
+      <w:r>
+        <w:rPr>
+          <w:rFonts w:ascii="Noto Serif SC" w:eastAsia="Noto Serif SC" w:hAnsi="Noto Serif SC" w:cs="Noto Serif"/>
+          <w:bCs/>
+          <w:sz w:val="24"/>
+          <w:szCs w:val="24"/>
+          <w:lang w:val="en-GB"/>
+        </w:rPr>
+        <w:t xml:space="preserve">The top note is </w:t>
+      </w:r>
+      <w:r>
+        <w:rPr>
+          <w:rFonts w:ascii="Noto Serif SC" w:eastAsia="Noto Serif SC" w:hAnsi="Noto Serif SC" w:cs="Noto Serif"/>
+          <w:b/>
+          <w:sz w:val="24"/>
+          <w:szCs w:val="24"/>
+          <w:lang w:val="en-GB"/>
+        </w:rPr>
+        <w:t>always</w:t>
+      </w:r>
+      <w:r>
+        <w:rPr>
+          <w:rFonts w:ascii="Noto Serif SC" w:eastAsia="Noto Serif SC" w:hAnsi="Noto Serif SC" w:cs="Noto Serif"/>
+          <w:bCs/>
+          <w:sz w:val="24"/>
+          <w:szCs w:val="24"/>
+          <w:lang w:val="en-GB"/>
+        </w:rPr>
+        <w:t xml:space="preserve"> a minor second above the fundamental note (regardless of key signature or proceeding accidental). </w:t>
+      </w:r>
+    </w:p>
+    <w:p>
+      <w:pPr>
+        <w:rPr>
+          <w:rFonts w:ascii="Noto Serif SC" w:eastAsia="Noto Serif SC" w:hAnsi="Noto Serif SC" w:cs="Noto Serif"/>
+          <w:b/>
+          <w:sz w:val="24"/>
+          <w:szCs w:val="24"/>
+        </w:rPr>
+      </w:pPr>
+    </w:p>
+    <w:p>
+      <w:pPr>
+        <w:rPr>
+          <w:rFonts w:ascii="Noto Serif SC" w:eastAsia="Noto Serif SC" w:hAnsi="Noto Serif SC" w:cs="Noto Serif"/>
+          <w:b/>
+          <w:sz w:val="24"/>
+          <w:szCs w:val="24"/>
+        </w:rPr>
+      </w:pPr>
+      <w:r>
+        <w:rPr>
+          <w:rFonts w:ascii="Noto Serif SC" w:eastAsia="Noto Serif SC" w:hAnsi="Noto Serif SC" w:cs="Noto Serif" w:hint="eastAsia"/>
+          <w:b/>
+          <w:sz w:val="24"/>
+          <w:szCs w:val="24"/>
+        </w:rPr>
+        <w:t>拉弦乐器组的分声部演奏</w:t>
+      </w:r>
+      <w:r>
+        <w:rPr>
+          <w:rFonts w:ascii="Noto Serif SC" w:eastAsia="Noto Serif SC" w:hAnsi="Noto Serif SC" w:cs="Noto Serif" w:hint="eastAsia"/>
+          <w:b/>
+          <w:sz w:val="24"/>
+          <w:szCs w:val="24"/>
+        </w:rPr>
+        <w:t xml:space="preserve"> String Instrument </w:t>
+      </w:r>
+      <w:r>
+        <w:rPr>
+          <w:rFonts w:ascii="Noto Serif SC" w:eastAsia="Noto Serif SC" w:hAnsi="Noto Serif SC" w:cs="Noto Serif" w:hint="eastAsia"/>
+          <w:b/>
+          <w:sz w:val="24"/>
+          <w:szCs w:val="24"/>
+        </w:rPr>
+        <w:t>Divisi</w:t>
+      </w:r>
+      <w:r>
+        <w:rPr>
+          <w:rFonts w:ascii="Noto Serif SC" w:eastAsia="Noto Serif SC" w:hAnsi="Noto Serif SC" w:cs="Noto Serif" w:hint="eastAsia"/>
+          <w:b/>
+          <w:sz w:val="24"/>
+          <w:szCs w:val="24"/>
+        </w:rPr>
+        <w:t xml:space="preserve"> Performance Directions</w:t>
+      </w:r>
+      <w:r>
+        <w:rPr>
+          <w:rFonts w:ascii="Noto Serif SC" w:eastAsia="Noto Serif SC" w:hAnsi="Noto Serif SC" w:cs="Noto Serif" w:hint="eastAsia"/>
+          <w:b/>
+          <w:sz w:val="24"/>
+          <w:szCs w:val="24"/>
+        </w:rPr>
+        <w:t>:</w:t>
+      </w:r>
+    </w:p>
+    <w:p>
+      <w:pPr>
+        <w:ind w:firstLine="720"/>
+        <w:rPr>
+          <w:rFonts w:ascii="Noto Serif SC" w:eastAsia="Noto Serif SC" w:hAnsi="Noto Serif SC" w:cs="Noto Serif"/>
+          <w:bCs/>
+          <w:color w:val="CC0066"/>
+          <w:sz w:val="24"/>
+          <w:szCs w:val="24"/>
+        </w:rPr>
+      </w:pPr>
+      <w:r>
+        <w:rPr>
+          <w:rFonts w:ascii="Noto Serif SC" w:eastAsia="Noto Serif SC" w:hAnsi="Noto Serif SC" w:cs="Noto Serif" w:hint="eastAsia"/>
+          <w:bCs/>
+          <w:color w:val="CC0066"/>
+          <w:sz w:val="24"/>
+          <w:szCs w:val="24"/>
+        </w:rPr>
+        <w:t>高胡、二胡I、二胡Ⅱ、中胡分为两行谱表时,上方谱表为所在乐器组的第1-4人</w:t>
+      </w:r>
+      <w:r>
+        <w:rPr>
+          <w:rFonts w:ascii="Noto Serif SC" w:eastAsia="Noto Serif SC" w:hAnsi="Noto Serif SC" w:cs="Noto Serif" w:hint="eastAsia"/>
+          <w:bCs/>
+          <w:color w:val="CC0066"/>
+          <w:sz w:val="24"/>
+          <w:szCs w:val="24"/>
+        </w:rPr>
+        <w:t>，</w:t>
+      </w:r>
+      <w:r>
+        <w:rPr>
+          <w:rFonts w:ascii="Noto Serif SC" w:eastAsia="Noto Serif SC" w:hAnsi="Noto Serif SC" w:cs="Noto Serif" w:hint="eastAsia"/>
+          <w:bCs/>
+          <w:color w:val="CC0066"/>
+          <w:sz w:val="24"/>
+          <w:szCs w:val="24"/>
+        </w:rPr>
+        <w:t>下方谱表为第5-7人</w:t>
+      </w:r>
+      <w:r>
+        <w:rPr>
+          <w:rFonts w:ascii="Noto Serif SC" w:eastAsia="Noto Serif SC" w:hAnsi="Noto Serif SC" w:cs="Noto Serif" w:hint="eastAsia"/>
+          <w:bCs/>
+          <w:color w:val="CC0066"/>
+          <w:sz w:val="24"/>
+          <w:szCs w:val="24"/>
+        </w:rPr>
+        <w:t>。</w:t>
+      </w:r>
+      <w:r>
+        <w:rPr>
+          <w:rFonts w:ascii="Noto Serif SC" w:eastAsia="Noto Serif SC" w:hAnsi="Noto Serif SC" w:cs="Noto Serif" w:hint="eastAsia"/>
+          <w:bCs/>
+          <w:color w:val="CC0066"/>
+          <w:sz w:val="24"/>
+          <w:szCs w:val="24"/>
+        </w:rPr>
+        <w:t>大提琴分为两行谱表时</w:t>
+      </w:r>
+      <w:r>
+        <w:rPr>
+          <w:rFonts w:ascii="Noto Serif SC" w:eastAsia="Noto Serif SC" w:hAnsi="Noto Serif SC" w:cs="Noto Serif" w:hint="eastAsia"/>
+          <w:bCs/>
+          <w:color w:val="CC0066"/>
+          <w:sz w:val="24"/>
+          <w:szCs w:val="24"/>
+        </w:rPr>
+        <w:t>，上方谱表为所在乐器组的第</w:t>
+      </w:r>
+      <w:r>
+        <w:rPr>
+          <w:rFonts w:ascii="Noto Serif SC" w:eastAsia="Noto Serif SC" w:hAnsi="Noto Serif SC" w:cs="Noto Serif" w:hint="eastAsia"/>
+          <w:bCs/>
+          <w:color w:val="CC0066"/>
+          <w:sz w:val="24"/>
+          <w:szCs w:val="24"/>
+        </w:rPr>
+        <w:t>1-3人</w:t>
+      </w:r>
+      <w:r>
+        <w:rPr>
+          <w:rFonts w:ascii="Noto Serif SC" w:eastAsia="Noto Serif SC" w:hAnsi="Noto Serif SC" w:cs="Noto Serif" w:hint="eastAsia"/>
+          <w:bCs/>
+          <w:color w:val="CC0066"/>
+          <w:sz w:val="24"/>
+          <w:szCs w:val="24"/>
+        </w:rPr>
+        <w:t>，</w:t>
+      </w:r>
+      <w:r>
+        <w:rPr>
+          <w:rFonts w:ascii="Noto Serif SC" w:eastAsia="Noto Serif SC" w:hAnsi="Noto Serif SC" w:cs="Noto Serif" w:hint="eastAsia"/>
+          <w:bCs/>
+          <w:color w:val="CC0066"/>
+          <w:sz w:val="24"/>
+          <w:szCs w:val="24"/>
+        </w:rPr>
+        <w:t>下方谱表为第4-6人。</w:t>
+      </w:r>
+    </w:p>
+    <w:p>
+      <w:pPr>
+        <w:ind w:firstLine="720"/>
+        <w:rPr>
+          <w:rFonts w:ascii="Noto Serif SC" w:eastAsia="Noto Serif SC" w:hAnsi="Noto Serif SC" w:cs="Noto Serif" w:hint="eastAsia"/>
+          <w:bCs/>
+          <w:color w:val="CC0066"/>
+          <w:sz w:val="24"/>
+          <w:szCs w:val="24"/>
+        </w:rPr>
+      </w:pPr>
+      <w:r>
+        <w:rPr>
+          <w:rFonts w:ascii="Noto Serif SC" w:eastAsia="Noto Serif SC" w:hAnsi="Noto Serif SC" w:cs="Noto Serif" w:hint="eastAsia"/>
+          <w:bCs/>
+          <w:color w:val="CC0066"/>
+          <w:sz w:val="24"/>
+          <w:szCs w:val="24"/>
+        </w:rPr>
+        <w:t>If</w:t>
+      </w:r>
+      <w:r>
+        <w:rPr>
+          <w:rFonts w:ascii="Noto Serif SC" w:eastAsia="Noto Serif SC" w:hAnsi="Noto Serif SC" w:cs="Noto Serif"/>
+          <w:bCs/>
+          <w:color w:val="CC0066"/>
+          <w:sz w:val="24"/>
+          <w:szCs w:val="24"/>
+        </w:rPr>
+        <w:t xml:space="preserve"> </w:t>
+      </w:r>
+      <w:r>
+        <w:rPr>
+          <w:rFonts w:ascii="Noto Serif SC" w:eastAsia="Noto Serif SC" w:hAnsi="Noto Serif SC" w:cs="Noto Serif"/>
+          <w:bCs/>
+          <w:color w:val="CC0066"/>
+          <w:sz w:val="24"/>
+          <w:szCs w:val="24"/>
+        </w:rPr>
+        <w:t xml:space="preserve">Gaohu, Erhu I, Erhu II, and Zhonghu are divided </w:t>
+      </w:r>
+      <w:r>
+        <w:rPr>
+          <w:rFonts w:ascii="Noto Serif SC" w:eastAsia="Noto Serif SC" w:hAnsi="Noto Serif SC" w:cs="Noto Serif" w:hint="eastAsia"/>
+          <w:bCs/>
+          <w:color w:val="CC0066"/>
+          <w:sz w:val="24"/>
+          <w:szCs w:val="24"/>
+        </w:rPr>
+        <w:t xml:space="preserve">into </w:t>
+      </w:r>
+      <w:r>
+        <w:rPr>
+          <w:rFonts w:ascii="Noto Serif SC" w:eastAsia="Noto Serif SC" w:hAnsi="Noto Serif SC" w:cs="Noto Serif" w:hint="eastAsia"/>
+          <w:bCs/>
+          <w:color w:val="CC0066"/>
+          <w:sz w:val="24"/>
+          <w:szCs w:val="24"/>
+        </w:rPr>
+        <w:t>two staves</w:t>
+      </w:r>
+      <w:r>
+        <w:rPr>
+          <w:rFonts w:ascii="Noto Serif SC" w:eastAsia="Noto Serif SC" w:hAnsi="Noto Serif SC" w:cs="Noto Serif"/>
+          <w:bCs/>
+          <w:color w:val="CC0066"/>
+          <w:sz w:val="24"/>
+          <w:szCs w:val="24"/>
+        </w:rPr>
+        <w:t>, the upper staves are for the 1</w:t>
+      </w:r>
+      <w:r>
+        <w:rPr>
+          <w:rFonts w:ascii="Noto Serif SC" w:eastAsia="Noto Serif SC" w:hAnsi="Noto Serif SC" w:cs="Noto Serif"/>
+          <w:bCs/>
+          <w:color w:val="CC0066"/>
+          <w:sz w:val="24"/>
+          <w:szCs w:val="24"/>
+          <w:vertAlign w:val="superscript"/>
+        </w:rPr>
+        <w:t>st</w:t>
+      </w:r>
+      <w:r>
+        <w:rPr>
+          <w:rFonts w:ascii="Noto Serif SC" w:eastAsia="Noto Serif SC" w:hAnsi="Noto Serif SC" w:cs="Noto Serif" w:hint="eastAsia"/>
+          <w:bCs/>
+          <w:color w:val="CC0066"/>
+          <w:sz w:val="24"/>
+          <w:szCs w:val="24"/>
+        </w:rPr>
+        <w:t xml:space="preserve"> </w:t>
+      </w:r>
+      <w:r>
+        <w:rPr>
+          <w:rFonts w:ascii="Noto Serif SC" w:eastAsia="Noto Serif SC" w:hAnsi="Noto Serif SC" w:cs="Noto Serif"/>
+          <w:bCs/>
+          <w:color w:val="CC0066"/>
+          <w:sz w:val="24"/>
+          <w:szCs w:val="24"/>
+        </w:rPr>
+        <w:t>to 4</w:t>
+      </w:r>
+      <w:r>
+        <w:rPr>
+          <w:rFonts w:ascii="Noto Serif SC" w:eastAsia="Noto Serif SC" w:hAnsi="Noto Serif SC" w:cs="Noto Serif"/>
+          <w:bCs/>
+          <w:color w:val="CC0066"/>
+          <w:sz w:val="24"/>
+          <w:szCs w:val="24"/>
+          <w:vertAlign w:val="superscript"/>
+        </w:rPr>
+        <w:t>th</w:t>
+      </w:r>
+      <w:r>
+        <w:rPr>
+          <w:rFonts w:ascii="Noto Serif SC" w:eastAsia="Noto Serif SC" w:hAnsi="Noto Serif SC" w:cs="Noto Serif" w:hint="eastAsia"/>
+          <w:bCs/>
+          <w:color w:val="CC0066"/>
+          <w:sz w:val="24"/>
+          <w:szCs w:val="24"/>
+        </w:rPr>
+        <w:t xml:space="preserve"> </w:t>
+      </w:r>
+      <w:r>
+        <w:rPr>
+          <w:rFonts w:ascii="Noto Serif SC" w:eastAsia="Noto Serif SC" w:hAnsi="Noto Serif SC" w:cs="Noto Serif"/>
+          <w:bCs/>
+          <w:color w:val="CC0066"/>
+          <w:sz w:val="24"/>
+          <w:szCs w:val="24"/>
+        </w:rPr>
+        <w:t>players in th</w:t>
+      </w:r>
+      <w:r>
+        <w:rPr>
+          <w:rFonts w:ascii="Noto Serif SC" w:eastAsia="Noto Serif SC" w:hAnsi="Noto Serif SC" w:cs="Noto Serif" w:hint="eastAsia"/>
+          <w:bCs/>
+          <w:color w:val="CC0066"/>
+          <w:sz w:val="24"/>
+          <w:szCs w:val="24"/>
+        </w:rPr>
+        <w:t>eir</w:t>
+      </w:r>
+      <w:r>
+        <w:rPr>
+          <w:rFonts w:ascii="Noto Serif SC" w:eastAsia="Noto Serif SC" w:hAnsi="Noto Serif SC" w:cs="Noto Serif"/>
+          <w:bCs/>
+          <w:color w:val="CC0066"/>
+          <w:sz w:val="24"/>
+          <w:szCs w:val="24"/>
+        </w:rPr>
+        <w:t xml:space="preserve"> instrument group, and the lower staves are for the 5</w:t>
+      </w:r>
+      <w:r>
+        <w:rPr>
+          <w:rFonts w:ascii="Noto Serif SC" w:eastAsia="Noto Serif SC" w:hAnsi="Noto Serif SC" w:cs="Noto Serif"/>
+          <w:bCs/>
+          <w:color w:val="CC0066"/>
+          <w:sz w:val="24"/>
+          <w:szCs w:val="24"/>
+          <w:vertAlign w:val="superscript"/>
+        </w:rPr>
+        <w:t>th</w:t>
+      </w:r>
+      <w:r>
+        <w:rPr>
+          <w:rFonts w:ascii="Noto Serif SC" w:eastAsia="Noto Serif SC" w:hAnsi="Noto Serif SC" w:cs="Noto Serif" w:hint="eastAsia"/>
+          <w:bCs/>
+          <w:color w:val="CC0066"/>
+          <w:sz w:val="24"/>
+          <w:szCs w:val="24"/>
+        </w:rPr>
+        <w:t xml:space="preserve"> </w:t>
+      </w:r>
+      <w:r>
+        <w:rPr>
+          <w:rFonts w:ascii="Noto Serif SC" w:eastAsia="Noto Serif SC" w:hAnsi="Noto Serif SC" w:cs="Noto Serif"/>
+          <w:bCs/>
+          <w:color w:val="CC0066"/>
+          <w:sz w:val="24"/>
+          <w:szCs w:val="24"/>
+        </w:rPr>
+        <w:t>to 7</w:t>
+      </w:r>
+      <w:r>
+        <w:rPr>
+          <w:rFonts w:ascii="Noto Serif SC" w:eastAsia="Noto Serif SC" w:hAnsi="Noto Serif SC" w:cs="Noto Serif"/>
+          <w:bCs/>
+          <w:color w:val="CC0066"/>
+          <w:sz w:val="24"/>
+          <w:szCs w:val="24"/>
+          <w:vertAlign w:val="superscript"/>
+        </w:rPr>
+        <w:t>th</w:t>
+      </w:r>
+      <w:r>
+        <w:rPr>
+          <w:rFonts w:ascii="Noto Serif SC" w:eastAsia="Noto Serif SC" w:hAnsi="Noto Serif SC" w:cs="Noto Serif" w:hint="eastAsia"/>
+          <w:bCs/>
+          <w:color w:val="CC0066"/>
+          <w:sz w:val="24"/>
+          <w:szCs w:val="24"/>
+        </w:rPr>
+        <w:t xml:space="preserve"> </w:t>
+      </w:r>
+      <w:r>
+        <w:rPr>
+          <w:rFonts w:ascii="Noto Serif SC" w:eastAsia="Noto Serif SC" w:hAnsi="Noto Serif SC" w:cs="Noto Serif"/>
+          <w:bCs/>
+          <w:color w:val="CC0066"/>
+          <w:sz w:val="24"/>
+          <w:szCs w:val="24"/>
+        </w:rPr>
+        <w:t xml:space="preserve">players. </w:t>
+      </w:r>
+      <w:r>
+        <w:rPr>
+          <w:rFonts w:ascii="Noto Serif SC" w:eastAsia="Noto Serif SC" w:hAnsi="Noto Serif SC" w:cs="Noto Serif" w:hint="eastAsia"/>
+          <w:bCs/>
+          <w:color w:val="CC0066"/>
+          <w:sz w:val="24"/>
+          <w:szCs w:val="24"/>
+        </w:rPr>
+        <w:t xml:space="preserve">If </w:t>
+      </w:r>
+      <w:r>
+        <w:rPr>
+          <w:rFonts w:ascii="Noto Serif SC" w:eastAsia="Noto Serif SC" w:hAnsi="Noto Serif SC" w:cs="Noto Serif" w:hint="eastAsia"/>
+          <w:bCs/>
+          <w:color w:val="CC0066"/>
+          <w:sz w:val="24"/>
+          <w:szCs w:val="24"/>
+        </w:rPr>
+        <w:t xml:space="preserve">the </w:t>
+      </w:r>
+      <w:r>
+        <w:rPr>
+          <w:rFonts w:ascii="Noto Serif SC" w:eastAsia="Noto Serif SC" w:hAnsi="Noto Serif SC" w:cs="Noto Serif" w:hint="eastAsia"/>
+          <w:bCs/>
+          <w:color w:val="CC0066"/>
+          <w:sz w:val="24"/>
+          <w:szCs w:val="24"/>
+        </w:rPr>
+        <w:t>violoncello</w:t>
+      </w:r>
+      <w:r>
+        <w:rPr>
+          <w:rFonts w:ascii="Noto Serif SC" w:eastAsia="Noto Serif SC" w:hAnsi="Noto Serif SC" w:cs="Noto Serif"/>
+          <w:bCs/>
+          <w:color w:val="CC0066"/>
+          <w:sz w:val="24"/>
+          <w:szCs w:val="24"/>
+        </w:rPr>
+        <w:t xml:space="preserve"> is divided into two </w:t>
+      </w:r>
+      <w:r>
+        <w:rPr>
+          <w:rFonts w:ascii="Noto Serif SC" w:eastAsia="Noto Serif SC" w:hAnsi="Noto Serif SC" w:cs="Noto Serif" w:hint="eastAsia"/>
+          <w:bCs/>
+          <w:color w:val="CC0066"/>
+          <w:sz w:val="24"/>
+          <w:szCs w:val="24"/>
+        </w:rPr>
+        <w:t>staves</w:t>
+      </w:r>
+      <w:r>
+        <w:rPr>
+          <w:rFonts w:ascii="Noto Serif SC" w:eastAsia="Noto Serif SC" w:hAnsi="Noto Serif SC" w:cs="Noto Serif"/>
+          <w:bCs/>
+          <w:color w:val="CC0066"/>
+          <w:sz w:val="24"/>
+          <w:szCs w:val="24"/>
+        </w:rPr>
+        <w:t>, the upper staves are for the 1</w:t>
+      </w:r>
+      <w:r>
+        <w:rPr>
+          <w:rFonts w:ascii="Noto Serif SC" w:eastAsia="Noto Serif SC" w:hAnsi="Noto Serif SC" w:cs="Noto Serif"/>
+          <w:bCs/>
+          <w:color w:val="CC0066"/>
+          <w:sz w:val="24"/>
+          <w:szCs w:val="24"/>
+          <w:vertAlign w:val="superscript"/>
+        </w:rPr>
+        <w:t>st</w:t>
+      </w:r>
+      <w:r>
+        <w:rPr>
+          <w:rFonts w:ascii="Noto Serif SC" w:eastAsia="Noto Serif SC" w:hAnsi="Noto Serif SC" w:cs="Noto Serif" w:hint="eastAsia"/>
+          <w:bCs/>
+          <w:color w:val="CC0066"/>
+          <w:sz w:val="24"/>
+          <w:szCs w:val="24"/>
+        </w:rPr>
+        <w:t xml:space="preserve"> </w:t>
+      </w:r>
+      <w:r>
+        <w:rPr>
+          <w:rFonts w:ascii="Noto Serif SC" w:eastAsia="Noto Serif SC" w:hAnsi="Noto Serif SC" w:cs="Noto Serif"/>
+          <w:bCs/>
+          <w:color w:val="CC0066"/>
+          <w:sz w:val="24"/>
+          <w:szCs w:val="24"/>
+        </w:rPr>
+        <w:t>to 3</w:t>
+      </w:r>
+      <w:r>
+        <w:rPr>
+          <w:rFonts w:ascii="Noto Serif SC" w:eastAsia="Noto Serif SC" w:hAnsi="Noto Serif SC" w:cs="Noto Serif"/>
+          <w:bCs/>
+          <w:color w:val="CC0066"/>
+          <w:sz w:val="24"/>
+          <w:szCs w:val="24"/>
+          <w:vertAlign w:val="superscript"/>
+        </w:rPr>
+        <w:t>rd</w:t>
+      </w:r>
+      <w:r>
+        <w:rPr>
+          <w:rFonts w:ascii="Noto Serif SC" w:eastAsia="Noto Serif SC" w:hAnsi="Noto Serif SC" w:cs="Noto Serif" w:hint="eastAsia"/>
+          <w:bCs/>
+          <w:color w:val="CC0066"/>
+          <w:sz w:val="24"/>
+          <w:szCs w:val="24"/>
+        </w:rPr>
+        <w:t xml:space="preserve"> </w:t>
+      </w:r>
+      <w:r>
+        <w:rPr>
+          <w:rFonts w:ascii="Noto Serif SC" w:eastAsia="Noto Serif SC" w:hAnsi="Noto Serif SC" w:cs="Noto Serif"/>
+          <w:bCs/>
+          <w:color w:val="CC0066"/>
+          <w:sz w:val="24"/>
+          <w:szCs w:val="24"/>
+        </w:rPr>
+        <w:t>players in the instrument group, and the lower staves are for the 4</w:t>
+      </w:r>
+      <w:r>
+        <w:rPr>
+          <w:rFonts w:ascii="Noto Serif SC" w:eastAsia="Noto Serif SC" w:hAnsi="Noto Serif SC" w:cs="Noto Serif"/>
+          <w:bCs/>
+          <w:color w:val="CC0066"/>
+          <w:sz w:val="24"/>
+          <w:szCs w:val="24"/>
+          <w:vertAlign w:val="superscript"/>
+        </w:rPr>
+        <w:t>th</w:t>
+      </w:r>
+      <w:r>
+        <w:rPr>
+          <w:rFonts w:ascii="Noto Serif SC" w:eastAsia="Noto Serif SC" w:hAnsi="Noto Serif SC" w:cs="Noto Serif" w:hint="eastAsia"/>
+          <w:bCs/>
+          <w:color w:val="CC0066"/>
+          <w:sz w:val="24"/>
+          <w:szCs w:val="24"/>
+        </w:rPr>
+        <w:t xml:space="preserve"> </w:t>
+      </w:r>
+      <w:r>
+        <w:rPr>
+          <w:rFonts w:ascii="Noto Serif SC" w:eastAsia="Noto Serif SC" w:hAnsi="Noto Serif SC" w:cs="Noto Serif"/>
+          <w:bCs/>
+          <w:color w:val="CC0066"/>
+          <w:sz w:val="24"/>
+          <w:szCs w:val="24"/>
+        </w:rPr>
+        <w:t>to 6</w:t>
+      </w:r>
+      <w:r>
+        <w:rPr>
+          <w:rFonts w:ascii="Noto Serif SC" w:eastAsia="Noto Serif SC" w:hAnsi="Noto Serif SC" w:cs="Noto Serif"/>
+          <w:bCs/>
+          <w:color w:val="CC0066"/>
+          <w:sz w:val="24"/>
+          <w:szCs w:val="24"/>
+          <w:vertAlign w:val="superscript"/>
+        </w:rPr>
+        <w:t>th</w:t>
+      </w:r>
+      <w:r>
+        <w:rPr>
+          <w:rFonts w:ascii="Noto Serif SC" w:eastAsia="Noto Serif SC" w:hAnsi="Noto Serif SC" w:cs="Noto Serif" w:hint="eastAsia"/>
+          <w:bCs/>
+          <w:color w:val="CC0066"/>
+          <w:sz w:val="24"/>
+          <w:szCs w:val="24"/>
+        </w:rPr>
+        <w:t xml:space="preserve"> </w:t>
+      </w:r>
+      <w:r>
+        <w:rPr>
+          <w:rFonts w:ascii="Noto Serif SC" w:eastAsia="Noto Serif SC" w:hAnsi="Noto Serif SC" w:cs="Noto Serif"/>
+          <w:bCs/>
+          <w:color w:val="CC0066"/>
+          <w:sz w:val="24"/>
+          <w:szCs w:val="24"/>
+        </w:rPr>
+        <w:t>players.</w:t>
+      </w:r>
+    </w:p>
+    <w:p>
+      <w:pPr>
+        <w:rPr>
+          <w:rFonts w:ascii="Noto Serif SC" w:eastAsia="Noto Serif SC" w:hAnsi="Noto Serif SC" w:cs="Noto Serif"/>
+          <w:bCs/>
+          <w:color w:val="CC0066"/>
+          <w:sz w:val="24"/>
+          <w:szCs w:val="24"/>
+        </w:rPr>
+      </w:pPr>
+    </w:p>
+    <w:p>
+      <w:pPr>
+        <w:ind w:firstLine="720"/>
+        <w:rPr>
+          <w:rFonts w:ascii="Noto Serif SC" w:eastAsia="Noto Serif SC" w:hAnsi="Noto Serif SC" w:cs="Noto Serif"/>
+          <w:bCs/>
+          <w:color w:val="CC0066"/>
+          <w:sz w:val="24"/>
+          <w:szCs w:val="24"/>
+        </w:rPr>
+      </w:pPr>
+      <w:r>
+        <w:rPr>
+          <w:rFonts w:ascii="Noto Serif SC" w:eastAsia="Noto Serif SC" w:hAnsi="Noto Serif SC" w:cs="Noto Serif" w:hint="eastAsia"/>
+          <w:bCs/>
+          <w:color w:val="CC0066"/>
+          <w:sz w:val="24"/>
+          <w:szCs w:val="24"/>
+        </w:rPr>
+        <w:t>当高胡、二胡I、二胡</w:t>
+      </w:r>
+      <w:r>
+        <w:rPr>
+          <w:rFonts w:ascii="Noto Serif SC" w:eastAsia="Noto Serif SC" w:hAnsi="Noto Serif SC" w:cs="Noto Serif" w:hint="eastAsia"/>
+          <w:bCs/>
+          <w:color w:val="CC0066"/>
+          <w:sz w:val="24"/>
+          <w:szCs w:val="24"/>
+        </w:rPr>
+        <w:t>I</w:t>
+      </w:r>
+      <w:r>
+        <w:rPr>
+          <w:rFonts w:ascii="Noto Serif SC" w:eastAsia="Noto Serif SC" w:hAnsi="Noto Serif SC" w:cs="Noto Serif" w:hint="eastAsia"/>
+          <w:bCs/>
+          <w:color w:val="CC0066"/>
+          <w:sz w:val="24"/>
+          <w:szCs w:val="24"/>
+        </w:rPr>
+        <w:t>I、中胡各分为七个声部、大提琴分为六个声部时,所有声部皆由单独的演奏家演奏。</w:t>
+      </w:r>
+    </w:p>
+    <w:p>
+      <w:pPr>
+        <w:ind w:firstLine="720"/>
+        <w:rPr>
+          <w:rFonts w:ascii="Noto Serif SC" w:eastAsia="Noto Serif SC" w:hAnsi="Noto Serif SC" w:cs="Noto Serif"/>
+          <w:bCs/>
+          <w:color w:val="CC0066"/>
+          <w:sz w:val="24"/>
+          <w:szCs w:val="24"/>
+        </w:rPr>
+      </w:pPr>
+      <w:r>
+        <w:rPr>
+          <w:rFonts w:ascii="Noto Serif SC" w:eastAsia="Noto Serif SC" w:hAnsi="Noto Serif SC" w:cs="Noto Serif" w:hint="eastAsia"/>
+          <w:bCs/>
+          <w:color w:val="CC0066"/>
+          <w:sz w:val="24"/>
+          <w:szCs w:val="24"/>
+        </w:rPr>
+        <w:t>If</w:t>
+      </w:r>
+      <w:r>
+        <w:rPr>
+          <w:rFonts w:ascii="Noto Serif SC" w:eastAsia="Noto Serif SC" w:hAnsi="Noto Serif SC" w:cs="Noto Serif"/>
+          <w:bCs/>
+          <w:color w:val="CC0066"/>
+          <w:sz w:val="24"/>
+          <w:szCs w:val="24"/>
+        </w:rPr>
+        <w:t xml:space="preserve"> Gaohu, Erhu I, Erhu I</w:t>
+      </w:r>
+      <w:r>
+        <w:rPr>
+          <w:rFonts w:ascii="Noto Serif SC" w:eastAsia="Noto Serif SC" w:hAnsi="Noto Serif SC" w:cs="Noto Serif" w:hint="eastAsia"/>
+          <w:bCs/>
+          <w:color w:val="CC0066"/>
+          <w:sz w:val="24"/>
+          <w:szCs w:val="24"/>
+        </w:rPr>
+        <w:t>I</w:t>
+      </w:r>
+      <w:r>
+        <w:rPr>
+          <w:rFonts w:ascii="Noto Serif SC" w:eastAsia="Noto Serif SC" w:hAnsi="Noto Serif SC" w:cs="Noto Serif"/>
+          <w:bCs/>
+          <w:color w:val="CC0066"/>
+          <w:sz w:val="24"/>
+          <w:szCs w:val="24"/>
+        </w:rPr>
+        <w:t xml:space="preserve">, and Zhonghu are divided into seven </w:t>
+      </w:r>
+      <w:r>
+        <w:rPr>
+          <w:rFonts w:ascii="Noto Serif SC" w:eastAsia="Noto Serif SC" w:hAnsi="Noto Serif SC" w:cs="Noto Serif" w:hint="eastAsia"/>
+          <w:bCs/>
+          <w:color w:val="CC0066"/>
+          <w:sz w:val="24"/>
+          <w:szCs w:val="24"/>
+        </w:rPr>
+        <w:t xml:space="preserve">parts </w:t>
+      </w:r>
+      <w:r>
+        <w:rPr>
+          <w:rFonts w:ascii="Noto Serif SC" w:eastAsia="Noto Serif SC" w:hAnsi="Noto Serif SC" w:cs="Noto Serif"/>
+          <w:bCs/>
+          <w:color w:val="CC0066"/>
+          <w:sz w:val="24"/>
+          <w:szCs w:val="24"/>
+        </w:rPr>
+        <w:t xml:space="preserve">each, and the </w:t>
+      </w:r>
+      <w:r>
+        <w:rPr>
+          <w:rFonts w:ascii="Noto Serif SC" w:eastAsia="Noto Serif SC" w:hAnsi="Noto Serif SC" w:cs="Noto Serif" w:hint="eastAsia"/>
+          <w:bCs/>
+          <w:color w:val="CC0066"/>
+          <w:sz w:val="24"/>
+          <w:szCs w:val="24"/>
+        </w:rPr>
+        <w:t>violoncello</w:t>
+      </w:r>
+      <w:r>
+        <w:rPr>
+          <w:rFonts w:ascii="Noto Serif SC" w:eastAsia="Noto Serif SC" w:hAnsi="Noto Serif SC" w:cs="Noto Serif" w:hint="eastAsia"/>
+          <w:bCs/>
+          <w:color w:val="CC0066"/>
+          <w:sz w:val="24"/>
+          <w:szCs w:val="24"/>
+        </w:rPr>
+        <w:t xml:space="preserve"> </w:t>
+      </w:r>
+      <w:r>
+        <w:rPr>
+          <w:rFonts w:ascii="Noto Serif SC" w:eastAsia="Noto Serif SC" w:hAnsi="Noto Serif SC" w:cs="Noto Serif"/>
+          <w:bCs/>
+          <w:color w:val="CC0066"/>
+          <w:sz w:val="24"/>
+          <w:szCs w:val="24"/>
+        </w:rPr>
+        <w:t xml:space="preserve">is divided into six </w:t>
+      </w:r>
+      <w:r>
+        <w:rPr>
+          <w:rFonts w:ascii="Noto Serif SC" w:eastAsia="Noto Serif SC" w:hAnsi="Noto Serif SC" w:cs="Noto Serif" w:hint="eastAsia"/>
+          <w:bCs/>
+          <w:color w:val="CC0066"/>
+          <w:sz w:val="24"/>
+          <w:szCs w:val="24"/>
+        </w:rPr>
+        <w:t>parts</w:t>
+      </w:r>
+      <w:r>
+        <w:rPr>
+          <w:rFonts w:ascii="Noto Serif SC" w:eastAsia="Noto Serif SC" w:hAnsi="Noto Serif SC" w:cs="Noto Serif"/>
+          <w:bCs/>
+          <w:color w:val="CC0066"/>
+          <w:sz w:val="24"/>
+          <w:szCs w:val="24"/>
+        </w:rPr>
+        <w:t xml:space="preserve">, all parts are played </w:t>
+      </w:r>
+      <w:r>
+        <w:rPr>
+          <w:rFonts w:ascii="Noto Serif SC" w:eastAsia="Noto Serif SC" w:hAnsi="Noto Serif SC" w:cs="Noto Serif" w:hint="eastAsia"/>
+          <w:bCs/>
+          <w:color w:val="CC0066"/>
+          <w:sz w:val="24"/>
+          <w:szCs w:val="24"/>
+        </w:rPr>
+        <w:t>independently</w:t>
+      </w:r>
+      <w:r>
+        <w:rPr>
+          <w:rFonts w:ascii="Noto Serif SC" w:eastAsia="Noto Serif SC" w:hAnsi="Noto Serif SC" w:cs="Noto Serif"/>
+          <w:bCs/>
+          <w:color w:val="CC0066"/>
+          <w:sz w:val="24"/>
+          <w:szCs w:val="24"/>
+        </w:rPr>
+        <w:t>.</w:t>
+      </w:r>
+    </w:p>
+    <w:p>
+      <w:pPr>
+        <w:rPr>
+          <w:rFonts w:ascii="Noto Serif SC" w:eastAsia="Noto Serif SC" w:hAnsi="Noto Serif SC" w:cs="Noto Serif"/>
+          <w:bCs/>
+          <w:color w:val="CC0066"/>
+          <w:sz w:val="24"/>
+          <w:szCs w:val="24"/>
+        </w:rPr>
+      </w:pPr>
+    </w:p>
+    <w:p>
+      <w:pPr>
+        <w:ind w:firstLine="720"/>
+        <w:rPr>
+          <w:rFonts w:ascii="Noto Serif SC" w:eastAsia="Noto Serif SC" w:hAnsi="Noto Serif SC" w:cs="Noto Serif"/>
+          <w:bCs/>
+          <w:color w:val="CC0066"/>
+          <w:sz w:val="24"/>
+          <w:szCs w:val="24"/>
+        </w:rPr>
+      </w:pPr>
+      <w:r>
+        <w:rPr>
+          <w:rFonts w:ascii="Noto Serif SC" w:eastAsia="Noto Serif SC" w:hAnsi="Noto Serif SC" w:cs="Noto Serif" w:hint="eastAsia"/>
+          <w:bCs/>
+          <w:color w:val="CC0066"/>
+          <w:sz w:val="24"/>
+          <w:szCs w:val="24"/>
+        </w:rPr>
+        <w:lastRenderedPageBreak/>
+        <w:t>当高胡、二胡I、二胡Ⅱ、中胡被分为两行谱表,并且每种乐器的第一行谱表(第1-4人)分为两步演奏时,第1-2人演奏第一声部</w:t>
+      </w:r>
+      <w:r>
+        <w:rPr>
+          <w:rFonts w:ascii="Noto Serif SC" w:eastAsia="Noto Serif SC" w:hAnsi="Noto Serif SC" w:cs="Noto Serif" w:hint="eastAsia"/>
+          <w:bCs/>
+          <w:color w:val="CC0066"/>
+          <w:sz w:val="24"/>
+          <w:szCs w:val="24"/>
+        </w:rPr>
+        <w:t>，</w:t>
+      </w:r>
+      <w:r>
+        <w:rPr>
+          <w:rFonts w:ascii="Noto Serif SC" w:eastAsia="Noto Serif SC" w:hAnsi="Noto Serif SC" w:cs="Noto Serif" w:hint="eastAsia"/>
+          <w:bCs/>
+          <w:color w:val="CC0066"/>
+          <w:sz w:val="24"/>
+          <w:szCs w:val="24"/>
+        </w:rPr>
+        <w:t>第3-4人演奏第二声部。</w:t>
+      </w:r>
+    </w:p>
+    <w:p>
+      <w:pPr>
+        <w:ind w:firstLine="720"/>
+        <w:rPr>
+          <w:rFonts w:ascii="Noto Serif SC" w:eastAsia="Noto Serif SC" w:hAnsi="Noto Serif SC" w:cs="Noto Serif" w:hint="eastAsia"/>
+          <w:bCs/>
+          <w:color w:val="CC0066"/>
+          <w:sz w:val="24"/>
+          <w:szCs w:val="24"/>
+        </w:rPr>
+      </w:pPr>
+      <w:r>
+        <w:rPr>
+          <w:rFonts w:ascii="Noto Serif SC" w:eastAsia="Noto Serif SC" w:hAnsi="Noto Serif SC" w:cs="Noto Serif" w:hint="eastAsia"/>
+          <w:bCs/>
+          <w:color w:val="CC0066"/>
+          <w:sz w:val="24"/>
+          <w:szCs w:val="24"/>
+        </w:rPr>
+        <w:t>If</w:t>
+      </w:r>
+      <w:r>
+        <w:rPr>
+          <w:rFonts w:ascii="Noto Serif SC" w:eastAsia="Noto Serif SC" w:hAnsi="Noto Serif SC" w:cs="Noto Serif"/>
+          <w:bCs/>
+          <w:color w:val="CC0066"/>
+          <w:sz w:val="24"/>
+          <w:szCs w:val="24"/>
+        </w:rPr>
+        <w:t xml:space="preserve"> Gaohu, Erhu I, Erhu II, and Zhonghu are divided into two staves, and the first </w:t>
+      </w:r>
+      <w:r>
+        <w:rPr>
+          <w:rFonts w:ascii="Noto Serif SC" w:eastAsia="Noto Serif SC" w:hAnsi="Noto Serif SC" w:cs="Noto Serif" w:hint="eastAsia"/>
+          <w:bCs/>
+          <w:color w:val="CC0066"/>
+          <w:sz w:val="24"/>
+          <w:szCs w:val="24"/>
+        </w:rPr>
+        <w:t>upper stave</w:t>
+      </w:r>
+      <w:r>
+        <w:rPr>
+          <w:rFonts w:ascii="Noto Serif SC" w:eastAsia="Noto Serif SC" w:hAnsi="Noto Serif SC" w:cs="Noto Serif" w:hint="eastAsia"/>
+          <w:bCs/>
+          <w:color w:val="CC0066"/>
+          <w:sz w:val="24"/>
+          <w:szCs w:val="24"/>
+        </w:rPr>
+        <w:t xml:space="preserve"> itself is further divided (i.e. div. a 2)</w:t>
+      </w:r>
+      <w:r>
+        <w:rPr>
+          <w:rFonts w:ascii="Noto Serif SC" w:eastAsia="Noto Serif SC" w:hAnsi="Noto Serif SC" w:cs="Noto Serif"/>
+          <w:bCs/>
+          <w:color w:val="CC0066"/>
+          <w:sz w:val="24"/>
+          <w:szCs w:val="24"/>
+        </w:rPr>
+        <w:t xml:space="preserve">, </w:t>
+      </w:r>
+      <w:r>
+        <w:rPr>
+          <w:rFonts w:ascii="Noto Serif SC" w:eastAsia="Noto Serif SC" w:hAnsi="Noto Serif SC" w:cs="Noto Serif" w:hint="eastAsia"/>
+          <w:bCs/>
+          <w:color w:val="CC0066"/>
+          <w:sz w:val="24"/>
+          <w:szCs w:val="24"/>
+        </w:rPr>
+        <w:t xml:space="preserve">the </w:t>
+      </w:r>
+      <w:r>
+        <w:rPr>
+          <w:rFonts w:ascii="Noto Serif SC" w:eastAsia="Noto Serif SC" w:hAnsi="Noto Serif SC" w:cs="Noto Serif"/>
+          <w:bCs/>
+          <w:color w:val="CC0066"/>
+          <w:sz w:val="24"/>
+          <w:szCs w:val="24"/>
+        </w:rPr>
+        <w:t>1</w:t>
+      </w:r>
+      <w:r>
+        <w:rPr>
+          <w:rFonts w:ascii="Noto Serif SC" w:eastAsia="Noto Serif SC" w:hAnsi="Noto Serif SC" w:cs="Noto Serif"/>
+          <w:bCs/>
+          <w:color w:val="CC0066"/>
+          <w:sz w:val="24"/>
+          <w:szCs w:val="24"/>
+          <w:vertAlign w:val="superscript"/>
+        </w:rPr>
+        <w:t>st</w:t>
+      </w:r>
+      <w:r>
+        <w:rPr>
+          <w:rFonts w:ascii="Noto Serif SC" w:eastAsia="Noto Serif SC" w:hAnsi="Noto Serif SC" w:cs="Noto Serif" w:hint="eastAsia"/>
+          <w:bCs/>
+          <w:color w:val="CC0066"/>
+          <w:sz w:val="24"/>
+          <w:szCs w:val="24"/>
+        </w:rPr>
+        <w:t xml:space="preserve"> </w:t>
+      </w:r>
+      <w:r>
+        <w:rPr>
+          <w:rFonts w:ascii="Noto Serif SC" w:eastAsia="Noto Serif SC" w:hAnsi="Noto Serif SC" w:cs="Noto Serif"/>
+          <w:bCs/>
+          <w:color w:val="CC0066"/>
+          <w:sz w:val="24"/>
+          <w:szCs w:val="24"/>
+        </w:rPr>
+        <w:t xml:space="preserve"> to 2</w:t>
+      </w:r>
+      <w:r>
+        <w:rPr>
+          <w:rFonts w:ascii="Noto Serif SC" w:eastAsia="Noto Serif SC" w:hAnsi="Noto Serif SC" w:cs="Noto Serif"/>
+          <w:bCs/>
+          <w:color w:val="CC0066"/>
+          <w:sz w:val="24"/>
+          <w:szCs w:val="24"/>
+          <w:vertAlign w:val="superscript"/>
+        </w:rPr>
+        <w:t>nd</w:t>
+      </w:r>
+      <w:r>
+        <w:rPr>
+          <w:rFonts w:ascii="Noto Serif SC" w:eastAsia="Noto Serif SC" w:hAnsi="Noto Serif SC" w:cs="Noto Serif" w:hint="eastAsia"/>
+          <w:bCs/>
+          <w:color w:val="CC0066"/>
+          <w:sz w:val="24"/>
+          <w:szCs w:val="24"/>
+        </w:rPr>
+        <w:t xml:space="preserve"> </w:t>
+      </w:r>
+      <w:r>
+        <w:rPr>
+          <w:rFonts w:ascii="Noto Serif SC" w:eastAsia="Noto Serif SC" w:hAnsi="Noto Serif SC" w:cs="Noto Serif"/>
+          <w:bCs/>
+          <w:color w:val="CC0066"/>
+          <w:sz w:val="24"/>
+          <w:szCs w:val="24"/>
+        </w:rPr>
+        <w:t xml:space="preserve"> persons </w:t>
+      </w:r>
+      <w:r>
+        <w:rPr>
+          <w:rFonts w:ascii="Noto Serif SC" w:eastAsia="Noto Serif SC" w:hAnsi="Noto Serif SC" w:cs="Noto Serif" w:hint="eastAsia"/>
+          <w:bCs/>
+          <w:color w:val="CC0066"/>
+          <w:sz w:val="24"/>
+          <w:szCs w:val="24"/>
+        </w:rPr>
+        <w:t>play the top voice</w:t>
+      </w:r>
+      <w:r>
+        <w:rPr>
+          <w:rFonts w:ascii="Noto Serif SC" w:eastAsia="Noto Serif SC" w:hAnsi="Noto Serif SC" w:cs="Noto Serif"/>
+          <w:bCs/>
+          <w:color w:val="CC0066"/>
+          <w:sz w:val="24"/>
+          <w:szCs w:val="24"/>
+        </w:rPr>
+        <w:t>, and 3</w:t>
+      </w:r>
+      <w:r>
+        <w:rPr>
+          <w:rFonts w:ascii="Noto Serif SC" w:eastAsia="Noto Serif SC" w:hAnsi="Noto Serif SC" w:cs="Noto Serif"/>
+          <w:bCs/>
+          <w:color w:val="CC0066"/>
+          <w:sz w:val="24"/>
+          <w:szCs w:val="24"/>
+          <w:vertAlign w:val="superscript"/>
+        </w:rPr>
+        <w:t>rd</w:t>
+      </w:r>
+      <w:r>
+        <w:rPr>
+          <w:rFonts w:ascii="Noto Serif SC" w:eastAsia="Noto Serif SC" w:hAnsi="Noto Serif SC" w:cs="Noto Serif" w:hint="eastAsia"/>
+          <w:bCs/>
+          <w:color w:val="CC0066"/>
+          <w:sz w:val="24"/>
+          <w:szCs w:val="24"/>
+        </w:rPr>
+        <w:t xml:space="preserve"> </w:t>
+      </w:r>
+      <w:r>
+        <w:rPr>
+          <w:rFonts w:ascii="Noto Serif SC" w:eastAsia="Noto Serif SC" w:hAnsi="Noto Serif SC" w:cs="Noto Serif"/>
+          <w:bCs/>
+          <w:color w:val="CC0066"/>
+          <w:sz w:val="24"/>
+          <w:szCs w:val="24"/>
+        </w:rPr>
+        <w:t>to 4</w:t>
+      </w:r>
+      <w:r>
+        <w:rPr>
+          <w:rFonts w:ascii="Noto Serif SC" w:eastAsia="Noto Serif SC" w:hAnsi="Noto Serif SC" w:cs="Noto Serif"/>
+          <w:bCs/>
+          <w:color w:val="CC0066"/>
+          <w:sz w:val="24"/>
+          <w:szCs w:val="24"/>
+          <w:vertAlign w:val="superscript"/>
+        </w:rPr>
+        <w:t>th</w:t>
+      </w:r>
+      <w:r>
+        <w:rPr>
+          <w:rFonts w:ascii="Noto Serif SC" w:eastAsia="Noto Serif SC" w:hAnsi="Noto Serif SC" w:cs="Noto Serif" w:hint="eastAsia"/>
+          <w:bCs/>
+          <w:color w:val="CC0066"/>
+          <w:sz w:val="24"/>
+          <w:szCs w:val="24"/>
+        </w:rPr>
+        <w:t xml:space="preserve"> </w:t>
+      </w:r>
+      <w:r>
+        <w:rPr>
+          <w:rFonts w:ascii="Noto Serif SC" w:eastAsia="Noto Serif SC" w:hAnsi="Noto Serif SC" w:cs="Noto Serif"/>
+          <w:bCs/>
+          <w:color w:val="CC0066"/>
+          <w:sz w:val="24"/>
+          <w:szCs w:val="24"/>
+        </w:rPr>
+        <w:t xml:space="preserve">persons </w:t>
+      </w:r>
+      <w:r>
+        <w:rPr>
+          <w:rFonts w:ascii="Noto Serif SC" w:eastAsia="Noto Serif SC" w:hAnsi="Noto Serif SC" w:cs="Noto Serif" w:hint="eastAsia"/>
+          <w:bCs/>
+          <w:color w:val="CC0066"/>
+          <w:sz w:val="24"/>
+          <w:szCs w:val="24"/>
+        </w:rPr>
+        <w:t>play the bottom voice</w:t>
+      </w:r>
+      <w:r>
+        <w:rPr>
+          <w:rFonts w:ascii="Noto Serif SC" w:eastAsia="Noto Serif SC" w:hAnsi="Noto Serif SC" w:cs="Noto Serif"/>
+          <w:bCs/>
+          <w:color w:val="CC0066"/>
+          <w:sz w:val="24"/>
+          <w:szCs w:val="24"/>
+        </w:rPr>
+        <w:t>.</w:t>
+      </w:r>
+      <w:r>
+        <w:rPr>
+          <w:rFonts w:ascii="Noto Serif SC" w:eastAsia="Noto Serif SC" w:hAnsi="Noto Serif SC" w:cs="Noto Serif" w:hint="eastAsia"/>
+          <w:bCs/>
+          <w:color w:val="CC0066"/>
+          <w:sz w:val="24"/>
+          <w:szCs w:val="24"/>
+        </w:rPr>
+        <w:t xml:space="preserve"> </w:t>
+      </w:r>
+    </w:p>
+    <w:p>
+      <w:pPr>
+        <w:rPr>
+          <w:rFonts w:ascii="Noto Serif SC" w:eastAsia="Noto Serif SC" w:hAnsi="Noto Serif SC" w:cs="Noto Serif"/>
+          <w:bCs/>
+          <w:color w:val="CC0066"/>
+          <w:sz w:val="24"/>
+          <w:szCs w:val="24"/>
+        </w:rPr>
+      </w:pPr>
+    </w:p>
+    <w:p>
+      <w:pPr>
+        <w:ind w:firstLine="720"/>
+        <w:rPr>
+          <w:rFonts w:ascii="Noto Serif SC" w:eastAsia="Noto Serif SC" w:hAnsi="Noto Serif SC" w:cs="Noto Serif"/>
+          <w:bCs/>
+          <w:color w:val="CC0066"/>
+          <w:sz w:val="24"/>
+          <w:szCs w:val="24"/>
+        </w:rPr>
+      </w:pPr>
+      <w:r>
+        <w:rPr>
+          <w:rFonts w:ascii="Noto Serif SC" w:eastAsia="Noto Serif SC" w:hAnsi="Noto Serif SC" w:cs="Noto Serif" w:hint="eastAsia"/>
+          <w:bCs/>
+          <w:color w:val="CC0066"/>
+          <w:sz w:val="24"/>
+          <w:szCs w:val="24"/>
+        </w:rPr>
+        <w:t>当高胡、二胡I、二胡Ⅱ、中胡没有细分两行谱表时,若分为两部演奏,则由第1-4人演奏第一声部,由第5-7人演奏第二声部。当大提琴没有细分两行谱表时</w:t>
+      </w:r>
+      <w:r>
+        <w:rPr>
+          <w:rFonts w:ascii="Noto Serif SC" w:eastAsia="Noto Serif SC" w:hAnsi="Noto Serif SC" w:cs="Noto Serif" w:hint="eastAsia"/>
+          <w:bCs/>
+          <w:color w:val="CC0066"/>
+          <w:sz w:val="24"/>
+          <w:szCs w:val="24"/>
+        </w:rPr>
+        <w:t>，</w:t>
+      </w:r>
+      <w:r>
+        <w:rPr>
+          <w:rFonts w:ascii="Noto Serif SC" w:eastAsia="Noto Serif SC" w:hAnsi="Noto Serif SC" w:cs="Noto Serif" w:hint="eastAsia"/>
+          <w:bCs/>
+          <w:color w:val="CC0066"/>
+          <w:sz w:val="24"/>
+          <w:szCs w:val="24"/>
+        </w:rPr>
+        <w:t>若分两部演奏</w:t>
+      </w:r>
+      <w:r>
+        <w:rPr>
+          <w:rFonts w:ascii="Noto Serif SC" w:eastAsia="Noto Serif SC" w:hAnsi="Noto Serif SC" w:cs="Noto Serif" w:hint="eastAsia"/>
+          <w:bCs/>
+          <w:color w:val="CC0066"/>
+          <w:sz w:val="24"/>
+          <w:szCs w:val="24"/>
+        </w:rPr>
+        <w:t>，</w:t>
+      </w:r>
+      <w:r>
+        <w:rPr>
+          <w:rFonts w:ascii="Noto Serif SC" w:eastAsia="Noto Serif SC" w:hAnsi="Noto Serif SC" w:cs="Noto Serif" w:hint="eastAsia"/>
+          <w:bCs/>
+          <w:color w:val="CC0066"/>
+          <w:sz w:val="24"/>
+          <w:szCs w:val="24"/>
+        </w:rPr>
+        <w:t>则则由第1-3人演奏第一声部,由第4-6人演奏第二声部。</w:t>
+      </w:r>
+    </w:p>
+    <w:p>
+      <w:pPr>
+        <w:ind w:firstLine="720"/>
+        <w:rPr>
+          <w:rFonts w:ascii="Noto Serif SC" w:eastAsia="Noto Serif SC" w:hAnsi="Noto Serif SC" w:cs="Noto Serif" w:hint="eastAsia"/>
+          <w:bCs/>
+          <w:color w:val="CC0066"/>
+          <w:sz w:val="24"/>
+          <w:szCs w:val="24"/>
+        </w:rPr>
+      </w:pPr>
+      <w:r>
+        <w:rPr>
+          <w:rFonts w:ascii="Noto Serif SC" w:eastAsia="Noto Serif SC" w:hAnsi="Noto Serif SC" w:cs="Noto Serif" w:hint="eastAsia"/>
+          <w:bCs/>
+          <w:color w:val="CC0066"/>
+          <w:sz w:val="24"/>
+          <w:szCs w:val="24"/>
+        </w:rPr>
+        <w:t>If</w:t>
+      </w:r>
+      <w:r>
+        <w:rPr>
+          <w:rFonts w:ascii="Noto Serif SC" w:eastAsia="Noto Serif SC" w:hAnsi="Noto Serif SC" w:cs="Noto Serif"/>
+          <w:bCs/>
+          <w:color w:val="CC0066"/>
+          <w:sz w:val="24"/>
+          <w:szCs w:val="24"/>
+        </w:rPr>
+        <w:t xml:space="preserve"> Gaohu, Erhu I, Erhu II, and Zhonghu do not have two lines of staves, </w:t>
+      </w:r>
+      <w:r>
+        <w:rPr>
+          <w:rFonts w:ascii="Noto Serif SC" w:eastAsia="Noto Serif SC" w:hAnsi="Noto Serif SC" w:cs="Noto Serif" w:hint="eastAsia"/>
+          <w:bCs/>
+          <w:color w:val="CC0066"/>
+          <w:sz w:val="24"/>
+          <w:szCs w:val="24"/>
+        </w:rPr>
+        <w:t>and</w:t>
+      </w:r>
+      <w:r>
+        <w:rPr>
+          <w:rFonts w:ascii="Noto Serif SC" w:eastAsia="Noto Serif SC" w:hAnsi="Noto Serif SC" w:cs="Noto Serif"/>
+          <w:bCs/>
+          <w:color w:val="CC0066"/>
+          <w:sz w:val="24"/>
+          <w:szCs w:val="24"/>
+        </w:rPr>
+        <w:t xml:space="preserve"> they are played </w:t>
+      </w:r>
+      <w:r>
+        <w:rPr>
+          <w:rFonts w:ascii="Noto Serif SC" w:eastAsia="Noto Serif SC" w:hAnsi="Noto Serif SC" w:cs="Noto Serif" w:hint="eastAsia"/>
+          <w:bCs/>
+          <w:color w:val="CC0066"/>
+          <w:sz w:val="24"/>
+          <w:szCs w:val="24"/>
+        </w:rPr>
+        <w:t>divisi</w:t>
+      </w:r>
+      <w:r>
+        <w:rPr>
+          <w:rFonts w:ascii="Noto Serif SC" w:eastAsia="Noto Serif SC" w:hAnsi="Noto Serif SC" w:cs="Noto Serif"/>
+          <w:bCs/>
+          <w:color w:val="CC0066"/>
+          <w:sz w:val="24"/>
+          <w:szCs w:val="24"/>
+        </w:rPr>
+        <w:t>, the 1</w:t>
+      </w:r>
+      <w:r>
+        <w:rPr>
+          <w:rFonts w:ascii="Noto Serif SC" w:eastAsia="Noto Serif SC" w:hAnsi="Noto Serif SC" w:cs="Noto Serif"/>
+          <w:bCs/>
+          <w:color w:val="CC0066"/>
+          <w:sz w:val="24"/>
+          <w:szCs w:val="24"/>
+          <w:vertAlign w:val="superscript"/>
+        </w:rPr>
+        <w:t>st</w:t>
+      </w:r>
+      <w:r>
+        <w:rPr>
+          <w:rFonts w:ascii="Noto Serif SC" w:eastAsia="Noto Serif SC" w:hAnsi="Noto Serif SC" w:cs="Noto Serif" w:hint="eastAsia"/>
+          <w:bCs/>
+          <w:color w:val="CC0066"/>
+          <w:sz w:val="24"/>
+          <w:szCs w:val="24"/>
+        </w:rPr>
+        <w:t xml:space="preserve"> </w:t>
+      </w:r>
+      <w:r>
+        <w:rPr>
+          <w:rFonts w:ascii="Noto Serif SC" w:eastAsia="Noto Serif SC" w:hAnsi="Noto Serif SC" w:cs="Noto Serif"/>
+          <w:bCs/>
+          <w:color w:val="CC0066"/>
+          <w:sz w:val="24"/>
+          <w:szCs w:val="24"/>
+        </w:rPr>
+        <w:t>to 4</w:t>
+      </w:r>
+      <w:r>
+        <w:rPr>
+          <w:rFonts w:ascii="Noto Serif SC" w:eastAsia="Noto Serif SC" w:hAnsi="Noto Serif SC" w:cs="Noto Serif"/>
+          <w:bCs/>
+          <w:color w:val="CC0066"/>
+          <w:sz w:val="24"/>
+          <w:szCs w:val="24"/>
+          <w:vertAlign w:val="superscript"/>
+        </w:rPr>
+        <w:t>th</w:t>
+      </w:r>
+      <w:r>
+        <w:rPr>
+          <w:rFonts w:ascii="Noto Serif SC" w:eastAsia="Noto Serif SC" w:hAnsi="Noto Serif SC" w:cs="Noto Serif" w:hint="eastAsia"/>
+          <w:bCs/>
+          <w:color w:val="CC0066"/>
+          <w:sz w:val="24"/>
+          <w:szCs w:val="24"/>
+        </w:rPr>
+        <w:t xml:space="preserve"> </w:t>
+      </w:r>
+      <w:r>
+        <w:rPr>
+          <w:rFonts w:ascii="Noto Serif SC" w:eastAsia="Noto Serif SC" w:hAnsi="Noto Serif SC" w:cs="Noto Serif"/>
+          <w:bCs/>
+          <w:color w:val="CC0066"/>
+          <w:sz w:val="24"/>
+          <w:szCs w:val="24"/>
+        </w:rPr>
+        <w:t xml:space="preserve">person will </w:t>
+      </w:r>
+      <w:r>
+        <w:rPr>
+          <w:rFonts w:ascii="Noto Serif SC" w:eastAsia="Noto Serif SC" w:hAnsi="Noto Serif SC" w:cs="Noto Serif" w:hint="eastAsia"/>
+          <w:bCs/>
+          <w:color w:val="CC0066"/>
+          <w:sz w:val="24"/>
+          <w:szCs w:val="24"/>
+        </w:rPr>
+        <w:t>the top voice</w:t>
+      </w:r>
+      <w:r>
+        <w:rPr>
+          <w:rFonts w:ascii="Noto Serif SC" w:eastAsia="Noto Serif SC" w:hAnsi="Noto Serif SC" w:cs="Noto Serif"/>
+          <w:bCs/>
+          <w:color w:val="CC0066"/>
+          <w:sz w:val="24"/>
+          <w:szCs w:val="24"/>
+        </w:rPr>
+        <w:t xml:space="preserve">, and the 5th to 7th person will play the </w:t>
+      </w:r>
+      <w:r>
+        <w:rPr>
+          <w:rFonts w:ascii="Noto Serif SC" w:eastAsia="Noto Serif SC" w:hAnsi="Noto Serif SC" w:cs="Noto Serif" w:hint="eastAsia"/>
+          <w:bCs/>
+          <w:color w:val="CC0066"/>
+          <w:sz w:val="24"/>
+          <w:szCs w:val="24"/>
+        </w:rPr>
+        <w:t>bottom voice</w:t>
+      </w:r>
+      <w:r>
+        <w:rPr>
+          <w:rFonts w:ascii="Noto Serif SC" w:eastAsia="Noto Serif SC" w:hAnsi="Noto Serif SC" w:cs="Noto Serif"/>
+          <w:bCs/>
+          <w:color w:val="CC0066"/>
+          <w:sz w:val="24"/>
+          <w:szCs w:val="24"/>
+        </w:rPr>
+        <w:t xml:space="preserve">. </w:t>
+      </w:r>
+      <w:r>
+        <w:rPr>
+          <w:rFonts w:ascii="Noto Serif SC" w:eastAsia="Noto Serif SC" w:hAnsi="Noto Serif SC" w:cs="Noto Serif" w:hint="eastAsia"/>
+          <w:bCs/>
+          <w:color w:val="CC0066"/>
+          <w:sz w:val="24"/>
+          <w:szCs w:val="24"/>
+        </w:rPr>
+        <w:t>If</w:t>
+      </w:r>
+      <w:r>
+        <w:rPr>
+          <w:rFonts w:ascii="Noto Serif SC" w:eastAsia="Noto Serif SC" w:hAnsi="Noto Serif SC" w:cs="Noto Serif"/>
+          <w:bCs/>
+          <w:color w:val="CC0066"/>
+          <w:sz w:val="24"/>
+          <w:szCs w:val="24"/>
+        </w:rPr>
+        <w:t xml:space="preserve"> </w:t>
+      </w:r>
+      <w:r>
+        <w:rPr>
+          <w:rFonts w:ascii="Noto Serif SC" w:eastAsia="Noto Serif SC" w:hAnsi="Noto Serif SC" w:cs="Noto Serif" w:hint="eastAsia"/>
+          <w:bCs/>
+          <w:color w:val="CC0066"/>
+          <w:sz w:val="24"/>
+          <w:szCs w:val="24"/>
+        </w:rPr>
+        <w:t>violonc</w:t>
+      </w:r>
+      <w:r>
+        <w:rPr>
+          <w:rFonts w:ascii="Noto Serif SC" w:eastAsia="Noto Serif SC" w:hAnsi="Noto Serif SC" w:cs="Noto Serif"/>
+          <w:bCs/>
+          <w:color w:val="CC0066"/>
+          <w:sz w:val="24"/>
+          <w:szCs w:val="24"/>
+        </w:rPr>
+        <w:t>ello does not have two lines of staves, if they are played in two parts, the 1</w:t>
+      </w:r>
+      <w:r>
+        <w:rPr>
+          <w:rFonts w:ascii="Noto Serif SC" w:eastAsia="Noto Serif SC" w:hAnsi="Noto Serif SC" w:cs="Noto Serif"/>
+          <w:bCs/>
+          <w:color w:val="CC0066"/>
+          <w:sz w:val="24"/>
+          <w:szCs w:val="24"/>
+          <w:vertAlign w:val="superscript"/>
+        </w:rPr>
+        <w:t>st</w:t>
+      </w:r>
+      <w:r>
+        <w:rPr>
+          <w:rFonts w:ascii="Noto Serif SC" w:eastAsia="Noto Serif SC" w:hAnsi="Noto Serif SC" w:cs="Noto Serif" w:hint="eastAsia"/>
+          <w:bCs/>
+          <w:color w:val="CC0066"/>
+          <w:sz w:val="24"/>
+          <w:szCs w:val="24"/>
+        </w:rPr>
+        <w:t xml:space="preserve"> </w:t>
+      </w:r>
+      <w:r>
+        <w:rPr>
+          <w:rFonts w:ascii="Noto Serif SC" w:eastAsia="Noto Serif SC" w:hAnsi="Noto Serif SC" w:cs="Noto Serif"/>
+          <w:bCs/>
+          <w:color w:val="CC0066"/>
+          <w:sz w:val="24"/>
+          <w:szCs w:val="24"/>
+        </w:rPr>
+        <w:t>to 3</w:t>
+      </w:r>
+      <w:r>
+        <w:rPr>
+          <w:rFonts w:ascii="Noto Serif SC" w:eastAsia="Noto Serif SC" w:hAnsi="Noto Serif SC" w:cs="Noto Serif"/>
+          <w:bCs/>
+          <w:color w:val="CC0066"/>
+          <w:sz w:val="24"/>
+          <w:szCs w:val="24"/>
+          <w:vertAlign w:val="superscript"/>
+        </w:rPr>
+        <w:t>rd</w:t>
+      </w:r>
+      <w:r>
+        <w:rPr>
+          <w:rFonts w:ascii="Noto Serif SC" w:eastAsia="Noto Serif SC" w:hAnsi="Noto Serif SC" w:cs="Noto Serif" w:hint="eastAsia"/>
+          <w:bCs/>
+          <w:color w:val="CC0066"/>
+          <w:sz w:val="24"/>
+          <w:szCs w:val="24"/>
+        </w:rPr>
+        <w:t xml:space="preserve"> </w:t>
+      </w:r>
+      <w:r>
+        <w:rPr>
+          <w:rFonts w:ascii="Noto Serif SC" w:eastAsia="Noto Serif SC" w:hAnsi="Noto Serif SC" w:cs="Noto Serif"/>
+          <w:bCs/>
+          <w:color w:val="CC0066"/>
+          <w:sz w:val="24"/>
+          <w:szCs w:val="24"/>
+        </w:rPr>
+        <w:t xml:space="preserve">person will play the </w:t>
+      </w:r>
+      <w:r>
+        <w:rPr>
+          <w:rFonts w:ascii="Noto Serif SC" w:eastAsia="Noto Serif SC" w:hAnsi="Noto Serif SC" w:cs="Noto Serif" w:hint="eastAsia"/>
+          <w:bCs/>
+          <w:color w:val="CC0066"/>
+          <w:sz w:val="24"/>
+          <w:szCs w:val="24"/>
+        </w:rPr>
+        <w:t>upper voice</w:t>
+      </w:r>
+      <w:r>
+        <w:rPr>
+          <w:rFonts w:ascii="Noto Serif SC" w:eastAsia="Noto Serif SC" w:hAnsi="Noto Serif SC" w:cs="Noto Serif"/>
+          <w:bCs/>
+          <w:color w:val="CC0066"/>
+          <w:sz w:val="24"/>
+          <w:szCs w:val="24"/>
+        </w:rPr>
+        <w:t>, and the 4</w:t>
+      </w:r>
+      <w:r>
+        <w:rPr>
+          <w:rFonts w:ascii="Noto Serif SC" w:eastAsia="Noto Serif SC" w:hAnsi="Noto Serif SC" w:cs="Noto Serif"/>
+          <w:bCs/>
+          <w:color w:val="CC0066"/>
+          <w:sz w:val="24"/>
+          <w:szCs w:val="24"/>
+          <w:vertAlign w:val="superscript"/>
+        </w:rPr>
+        <w:t>th</w:t>
+      </w:r>
+      <w:r>
+        <w:rPr>
+          <w:rFonts w:ascii="Noto Serif SC" w:eastAsia="Noto Serif SC" w:hAnsi="Noto Serif SC" w:cs="Noto Serif" w:hint="eastAsia"/>
+          <w:bCs/>
+          <w:color w:val="CC0066"/>
+          <w:sz w:val="24"/>
+          <w:szCs w:val="24"/>
+        </w:rPr>
+        <w:t xml:space="preserve"> </w:t>
+      </w:r>
+      <w:r>
+        <w:rPr>
+          <w:rFonts w:ascii="Noto Serif SC" w:eastAsia="Noto Serif SC" w:hAnsi="Noto Serif SC" w:cs="Noto Serif"/>
+          <w:bCs/>
+          <w:color w:val="CC0066"/>
+          <w:sz w:val="24"/>
+          <w:szCs w:val="24"/>
+        </w:rPr>
+        <w:t>to 6</w:t>
+      </w:r>
+      <w:r>
+        <w:rPr>
+          <w:rFonts w:ascii="Noto Serif SC" w:eastAsia="Noto Serif SC" w:hAnsi="Noto Serif SC" w:cs="Noto Serif"/>
+          <w:bCs/>
+          <w:color w:val="CC0066"/>
+          <w:sz w:val="24"/>
+          <w:szCs w:val="24"/>
+          <w:vertAlign w:val="superscript"/>
+        </w:rPr>
+        <w:t>th</w:t>
+      </w:r>
+      <w:r>
+        <w:rPr>
+          <w:rFonts w:ascii="Noto Serif SC" w:eastAsia="Noto Serif SC" w:hAnsi="Noto Serif SC" w:cs="Noto Serif"/>
+          <w:bCs/>
+          <w:color w:val="CC0066"/>
+          <w:sz w:val="24"/>
+          <w:szCs w:val="24"/>
+        </w:rPr>
+        <w:t xml:space="preserve"> person will play the second part.</w:t>
+      </w:r>
+    </w:p>
+    <w:p>
+      <w:pPr>
+        <w:rPr>
           <w:rFonts w:ascii="Cambria" w:eastAsia="Noto Serif SC" w:hAnsi="Cambria" w:cs="Noto Serif"/>
           <w:bCs/>
-          <w:sz w:val="36"/>
-          <w:szCs w:val="36"/>
-        </w:rPr>
-      </w:pPr>
+          <w:sz w:val="24"/>
+          <w:szCs w:val="24"/>
+        </w:rPr>
+      </w:pPr>
+    </w:p>
+    <w:p>
+      <w:pPr>
+        <w:rPr>
+          <w:rFonts w:ascii="Cambria" w:eastAsia="Noto Serif SC" w:hAnsi="Cambria" w:cs="Noto Serif"/>
+          <w:bCs/>
+          <w:sz w:val="24"/>
+          <w:szCs w:val="24"/>
+        </w:rPr>
+      </w:pPr>
+    </w:p>
+    <w:p>
+      <w:pPr>
+        <w:rPr>
+          <w:rFonts w:ascii="Cambria" w:eastAsia="Noto Serif SC" w:hAnsi="Cambria" w:cs="Noto Serif"/>
+          <w:b/>
+          <w:sz w:val="24"/>
+          <w:szCs w:val="24"/>
+        </w:rPr>
+      </w:pPr>
+      <w:r>
+        <w:rPr>
+          <w:rFonts w:ascii="Cambria" w:eastAsia="Noto Serif SC" w:hAnsi="Cambria" w:cs="Noto Serif" w:hint="eastAsia"/>
+          <w:b/>
+          <w:sz w:val="24"/>
+          <w:szCs w:val="24"/>
+        </w:rPr>
+        <w:t>适用于所有乐队成员的力度标记涵义</w:t>
+      </w:r>
+      <w:r>
+        <w:rPr>
+          <w:rFonts w:ascii="Cambria" w:eastAsia="Noto Serif SC" w:hAnsi="Cambria" w:cs="Noto Serif" w:hint="eastAsia"/>
+          <w:b/>
+          <w:sz w:val="24"/>
+          <w:szCs w:val="24"/>
+        </w:rPr>
+        <w:t xml:space="preserve"> Dynamic Meanings for All </w:t>
+      </w:r>
+      <w:r>
+        <w:rPr>
+          <w:rFonts w:ascii="Cambria" w:eastAsia="Noto Serif SC" w:hAnsi="Cambria" w:cs="Noto Serif"/>
+          <w:b/>
+          <w:sz w:val="24"/>
+          <w:szCs w:val="24"/>
+        </w:rPr>
+        <w:t>Instruments</w:t>
+      </w:r>
+      <w:r>
+        <w:rPr>
+          <w:rFonts w:ascii="Cambria" w:eastAsia="Noto Serif SC" w:hAnsi="Cambria" w:cs="Noto Serif" w:hint="eastAsia"/>
+          <w:b/>
+          <w:sz w:val="24"/>
+          <w:szCs w:val="24"/>
+        </w:rPr>
+        <w:t>:</w:t>
+      </w:r>
+    </w:p>
+    <w:p>
+      <w:pPr>
+        <w:pStyle w:val="ListParagraph"/>
+        <w:numPr>
+          <w:ilvl w:val="0"/>
+          <w:numId w:val="5"/>
+        </w:numPr>
+        <w:rPr>
+          <w:rFonts w:ascii="Cambria" w:eastAsia="Noto Serif SC" w:hAnsi="Cambria" w:cs="Noto Serif"/>
+          <w:bCs/>
+          <w:sz w:val="24"/>
+          <w:szCs w:val="24"/>
+        </w:rPr>
+      </w:pPr>
+      <w:r>
+        <w:rPr>
+          <w:rFonts w:ascii="Cambria" w:eastAsia="Noto Serif SC" w:hAnsi="Cambria" w:cs="Noto Serif" w:hint="eastAsia"/>
+          <w:bCs/>
+          <w:i/>
+          <w:iCs/>
+          <w:sz w:val="24"/>
+          <w:szCs w:val="24"/>
+        </w:rPr>
+        <w:t xml:space="preserve">piu </w:t>
+      </w:r>
+      <w:r>
+        <w:rPr>
+          <w:rFonts w:ascii="Cambria" w:eastAsia="Noto Serif SC" w:hAnsi="Cambria" w:cs="Noto Serif" w:hint="eastAsia"/>
+          <w:b/>
+          <w:i/>
+          <w:iCs/>
+          <w:sz w:val="24"/>
+          <w:szCs w:val="24"/>
+        </w:rPr>
+        <w:t>p</w:t>
+      </w:r>
+      <w:r>
+        <w:rPr>
+          <w:rFonts w:ascii="Cambria" w:eastAsia="Noto Serif SC" w:hAnsi="Cambria" w:cs="Noto Serif" w:hint="eastAsia"/>
+          <w:bCs/>
+          <w:sz w:val="24"/>
+          <w:szCs w:val="24"/>
+        </w:rPr>
+        <w:t>：</w:t>
+      </w:r>
+      <w:r>
+        <w:rPr>
+          <w:rFonts w:ascii="Cambria" w:eastAsia="Noto Serif SC" w:hAnsi="Cambria" w:cs="Noto Serif" w:hint="eastAsia"/>
+          <w:bCs/>
+          <w:sz w:val="24"/>
+          <w:szCs w:val="24"/>
+        </w:rPr>
+        <w:t>音量介于</w:t>
+      </w:r>
+      <w:r>
+        <w:rPr>
+          <w:rFonts w:ascii="Cambria" w:eastAsia="Noto Serif SC" w:hAnsi="Cambria" w:cs="Noto Serif" w:hint="eastAsia"/>
+          <w:b/>
+          <w:i/>
+          <w:iCs/>
+          <w:sz w:val="24"/>
+          <w:szCs w:val="24"/>
+        </w:rPr>
+        <w:t>p</w:t>
+      </w:r>
+      <w:r>
+        <w:rPr>
+          <w:rFonts w:ascii="Cambria" w:eastAsia="Noto Serif SC" w:hAnsi="Cambria" w:cs="Noto Serif" w:hint="eastAsia"/>
+          <w:bCs/>
+          <w:sz w:val="24"/>
+          <w:szCs w:val="24"/>
+        </w:rPr>
+        <w:t>与</w:t>
+      </w:r>
+      <w:r>
+        <w:rPr>
+          <w:rFonts w:ascii="Cambria" w:eastAsia="Noto Serif SC" w:hAnsi="Cambria" w:cs="Noto Serif" w:hint="eastAsia"/>
+          <w:b/>
+          <w:i/>
+          <w:iCs/>
+          <w:sz w:val="24"/>
+          <w:szCs w:val="24"/>
+        </w:rPr>
+        <w:t>pp</w:t>
+      </w:r>
+      <w:r>
+        <w:rPr>
+          <w:rFonts w:ascii="Cambria" w:eastAsia="Noto Serif SC" w:hAnsi="Cambria" w:cs="Noto Serif" w:hint="eastAsia"/>
+          <w:bCs/>
+          <w:sz w:val="24"/>
+          <w:szCs w:val="24"/>
+        </w:rPr>
+        <w:t>之间</w:t>
+      </w:r>
+      <w:r>
+        <w:rPr>
+          <w:rFonts w:ascii="Cambria" w:eastAsia="Noto Serif SC" w:hAnsi="Cambria" w:cs="Noto Serif"/>
+          <w:bCs/>
+          <w:sz w:val="24"/>
+          <w:szCs w:val="24"/>
+        </w:rPr>
+        <w:tab/>
+      </w:r>
+      <w:r>
+        <w:rPr>
+          <w:rFonts w:ascii="Cambria" w:eastAsia="Noto Serif SC" w:hAnsi="Cambria" w:cs="Noto Serif"/>
+          <w:bCs/>
+          <w:sz w:val="24"/>
+          <w:szCs w:val="24"/>
+        </w:rPr>
+        <w:tab/>
+      </w:r>
+      <w:r>
+        <w:rPr>
+          <w:rFonts w:ascii="Cambria" w:eastAsia="Noto Serif SC" w:hAnsi="Cambria" w:cs="Noto Serif"/>
+          <w:bCs/>
+          <w:sz w:val="24"/>
+          <w:szCs w:val="24"/>
+        </w:rPr>
+        <w:tab/>
+      </w:r>
+      <w:r>
+        <w:rPr>
+          <w:rFonts w:ascii="Cambria" w:eastAsia="Noto Serif SC" w:hAnsi="Cambria" w:cs="Noto Serif" w:hint="eastAsia"/>
+          <w:bCs/>
+          <w:sz w:val="24"/>
+          <w:szCs w:val="24"/>
+        </w:rPr>
+        <w:t xml:space="preserve">Dynamic between </w:t>
+      </w:r>
+      <w:r>
+        <w:rPr>
+          <w:rFonts w:ascii="Cambria" w:eastAsia="Noto Serif SC" w:hAnsi="Cambria" w:cs="Noto Serif" w:hint="eastAsia"/>
+          <w:b/>
+          <w:i/>
+          <w:iCs/>
+          <w:sz w:val="24"/>
+          <w:szCs w:val="24"/>
+        </w:rPr>
+        <w:t>p</w:t>
+      </w:r>
+      <w:r>
+        <w:rPr>
+          <w:rFonts w:ascii="Cambria" w:eastAsia="Noto Serif SC" w:hAnsi="Cambria" w:cs="Noto Serif" w:hint="eastAsia"/>
+          <w:bCs/>
+          <w:sz w:val="24"/>
+          <w:szCs w:val="24"/>
+        </w:rPr>
+        <w:t xml:space="preserve"> and </w:t>
+      </w:r>
+      <w:r>
+        <w:rPr>
+          <w:rFonts w:ascii="Cambria" w:eastAsia="Noto Serif SC" w:hAnsi="Cambria" w:cs="Noto Serif" w:hint="eastAsia"/>
+          <w:b/>
+          <w:i/>
+          <w:iCs/>
+          <w:sz w:val="24"/>
+          <w:szCs w:val="24"/>
+        </w:rPr>
+        <w:t>pp</w:t>
+      </w:r>
+      <w:r>
+        <w:rPr>
+          <w:rFonts w:ascii="Cambria" w:eastAsia="Noto Serif SC" w:hAnsi="Cambria" w:cs="Noto Serif" w:hint="eastAsia"/>
+          <w:bCs/>
+          <w:sz w:val="24"/>
+          <w:szCs w:val="24"/>
+        </w:rPr>
+        <w:t>.</w:t>
+      </w:r>
+    </w:p>
+    <w:p>
+      <w:pPr>
+        <w:pStyle w:val="ListParagraph"/>
+        <w:numPr>
+          <w:ilvl w:val="0"/>
+          <w:numId w:val="5"/>
+        </w:numPr>
+        <w:rPr>
+          <w:rFonts w:ascii="Cambria" w:eastAsia="Noto Serif SC" w:hAnsi="Cambria" w:cs="Noto Serif"/>
+          <w:bCs/>
+          <w:sz w:val="24"/>
+          <w:szCs w:val="24"/>
+        </w:rPr>
+      </w:pPr>
+      <w:r>
+        <w:rPr>
+          <w:rFonts w:ascii="Cambria" w:eastAsia="Noto Serif SC" w:hAnsi="Cambria" w:cs="Noto Serif" w:hint="eastAsia"/>
+          <w:bCs/>
+          <w:sz w:val="24"/>
+          <w:szCs w:val="24"/>
+        </w:rPr>
+        <w:t xml:space="preserve">piu </w:t>
+      </w:r>
+      <w:r>
+        <w:rPr>
+          <w:rFonts w:ascii="Cambria" w:eastAsia="Noto Serif SC" w:hAnsi="Cambria" w:cs="Noto Serif" w:hint="eastAsia"/>
+          <w:b/>
+          <w:i/>
+          <w:iCs/>
+          <w:sz w:val="24"/>
+          <w:szCs w:val="24"/>
+        </w:rPr>
+        <w:t>f</w:t>
+      </w:r>
+      <w:r>
+        <w:rPr>
+          <w:rFonts w:ascii="Cambria" w:eastAsia="Noto Serif SC" w:hAnsi="Cambria" w:cs="Noto Serif" w:hint="eastAsia"/>
+          <w:bCs/>
+          <w:sz w:val="24"/>
+          <w:szCs w:val="24"/>
+        </w:rPr>
+        <w:t>：</w:t>
+      </w:r>
+      <w:r>
+        <w:rPr>
+          <w:rFonts w:ascii="Cambria" w:eastAsia="Noto Serif SC" w:hAnsi="Cambria" w:cs="Noto Serif" w:hint="eastAsia"/>
+          <w:bCs/>
+          <w:sz w:val="24"/>
+          <w:szCs w:val="24"/>
+        </w:rPr>
+        <w:t>音量介于</w:t>
+      </w:r>
+      <w:r>
+        <w:rPr>
+          <w:rFonts w:ascii="Cambria" w:eastAsia="Noto Serif SC" w:hAnsi="Cambria" w:cs="Noto Serif" w:hint="eastAsia"/>
+          <w:b/>
+          <w:i/>
+          <w:iCs/>
+          <w:sz w:val="24"/>
+          <w:szCs w:val="24"/>
+        </w:rPr>
+        <w:t>f</w:t>
+      </w:r>
+      <w:r>
+        <w:rPr>
+          <w:rFonts w:ascii="Cambria" w:eastAsia="Noto Serif SC" w:hAnsi="Cambria" w:cs="Noto Serif" w:hint="eastAsia"/>
+          <w:bCs/>
+          <w:sz w:val="24"/>
+          <w:szCs w:val="24"/>
+        </w:rPr>
+        <w:t>与</w:t>
+      </w:r>
+      <w:r>
+        <w:rPr>
+          <w:rFonts w:ascii="Cambria" w:eastAsia="Noto Serif SC" w:hAnsi="Cambria" w:cs="Noto Serif" w:hint="eastAsia"/>
+          <w:b/>
+          <w:i/>
+          <w:iCs/>
+          <w:sz w:val="24"/>
+          <w:szCs w:val="24"/>
+        </w:rPr>
+        <w:t>ff</w:t>
+      </w:r>
+      <w:r>
+        <w:rPr>
+          <w:rFonts w:ascii="Cambria" w:eastAsia="Noto Serif SC" w:hAnsi="Cambria" w:cs="Noto Serif" w:hint="eastAsia"/>
+          <w:bCs/>
+          <w:sz w:val="24"/>
+          <w:szCs w:val="24"/>
+        </w:rPr>
+        <w:t>之间</w:t>
+      </w:r>
+      <w:r>
+        <w:rPr>
+          <w:rFonts w:ascii="Cambria" w:eastAsia="Noto Serif SC" w:hAnsi="Cambria" w:cs="Noto Serif"/>
+          <w:bCs/>
+          <w:sz w:val="24"/>
+          <w:szCs w:val="24"/>
+        </w:rPr>
+        <w:tab/>
+      </w:r>
+      <w:r>
+        <w:rPr>
+          <w:rFonts w:ascii="Cambria" w:eastAsia="Noto Serif SC" w:hAnsi="Cambria" w:cs="Noto Serif"/>
+          <w:bCs/>
+          <w:sz w:val="24"/>
+          <w:szCs w:val="24"/>
+        </w:rPr>
+        <w:tab/>
+      </w:r>
+      <w:r>
+        <w:rPr>
+          <w:rFonts w:ascii="Cambria" w:eastAsia="Noto Serif SC" w:hAnsi="Cambria" w:cs="Noto Serif"/>
+          <w:bCs/>
+          <w:sz w:val="24"/>
+          <w:szCs w:val="24"/>
+        </w:rPr>
+        <w:tab/>
+      </w:r>
+      <w:r>
+        <w:rPr>
+          <w:rFonts w:ascii="Cambria" w:eastAsia="Noto Serif SC" w:hAnsi="Cambria" w:cs="Noto Serif"/>
+          <w:bCs/>
+          <w:sz w:val="24"/>
+          <w:szCs w:val="24"/>
+        </w:rPr>
+        <w:tab/>
+      </w:r>
+      <w:r>
+        <w:rPr>
+          <w:rFonts w:ascii="Cambria" w:eastAsia="Noto Serif SC" w:hAnsi="Cambria" w:cs="Noto Serif" w:hint="eastAsia"/>
+          <w:bCs/>
+          <w:sz w:val="24"/>
+          <w:szCs w:val="24"/>
+        </w:rPr>
+        <w:t>Dynamic between</w:t>
+      </w:r>
+      <w:r>
+        <w:rPr>
+          <w:rFonts w:ascii="Cambria" w:eastAsia="Noto Serif SC" w:hAnsi="Cambria" w:cs="Noto Serif" w:hint="eastAsia"/>
+          <w:b/>
+          <w:sz w:val="24"/>
+          <w:szCs w:val="24"/>
+        </w:rPr>
+        <w:t xml:space="preserve"> </w:t>
+      </w:r>
+      <w:r>
+        <w:rPr>
+          <w:rFonts w:ascii="Cambria" w:eastAsia="Noto Serif SC" w:hAnsi="Cambria" w:cs="Noto Serif" w:hint="eastAsia"/>
+          <w:b/>
+          <w:i/>
+          <w:iCs/>
+          <w:sz w:val="24"/>
+          <w:szCs w:val="24"/>
+        </w:rPr>
+        <w:t>f</w:t>
+      </w:r>
+      <w:r>
+        <w:rPr>
+          <w:rFonts w:ascii="Cambria" w:eastAsia="Noto Serif SC" w:hAnsi="Cambria" w:cs="Noto Serif" w:hint="eastAsia"/>
+          <w:bCs/>
+          <w:sz w:val="24"/>
+          <w:szCs w:val="24"/>
+        </w:rPr>
+        <w:t xml:space="preserve"> and </w:t>
+      </w:r>
+      <w:r>
+        <w:rPr>
+          <w:rFonts w:ascii="Cambria" w:eastAsia="Noto Serif SC" w:hAnsi="Cambria" w:cs="Noto Serif" w:hint="eastAsia"/>
+          <w:b/>
+          <w:i/>
+          <w:iCs/>
+          <w:sz w:val="24"/>
+          <w:szCs w:val="24"/>
+        </w:rPr>
+        <w:t>ff</w:t>
+      </w:r>
+      <w:r>
+        <w:rPr>
+          <w:rFonts w:ascii="Cambria" w:eastAsia="Noto Serif SC" w:hAnsi="Cambria" w:cs="Noto Serif" w:hint="eastAsia"/>
+          <w:bCs/>
+          <w:sz w:val="24"/>
+          <w:szCs w:val="24"/>
+        </w:rPr>
+        <w:t>.</w:t>
+      </w:r>
+    </w:p>
+    <w:p>
+      <w:pPr>
+        <w:pStyle w:val="ListParagraph"/>
+        <w:numPr>
+          <w:ilvl w:val="0"/>
+          <w:numId w:val="5"/>
+        </w:numPr>
+        <w:rPr>
+          <w:rFonts w:ascii="Cambria" w:eastAsia="Noto Serif SC" w:hAnsi="Cambria" w:cs="Noto Serif"/>
+          <w:bCs/>
+          <w:sz w:val="24"/>
+          <w:szCs w:val="24"/>
+        </w:rPr>
+      </w:pPr>
+      <w:proofErr w:type="spellStart"/>
+      <w:r>
+        <w:rPr>
+          <w:rFonts w:ascii="Cambria" w:eastAsia="Noto Serif SC" w:hAnsi="Cambria" w:cs="Noto Serif" w:hint="eastAsia"/>
+          <w:b/>
+          <w:i/>
+          <w:iCs/>
+          <w:sz w:val="24"/>
+          <w:szCs w:val="24"/>
+        </w:rPr>
+        <w:t>mfz</w:t>
+      </w:r>
+      <w:proofErr w:type="spellEnd"/>
+      <w:r>
+        <w:rPr>
+          <w:rFonts w:ascii="Cambria" w:eastAsia="Noto Serif SC" w:hAnsi="Cambria" w:cs="Noto Serif" w:hint="eastAsia"/>
+          <w:bCs/>
+          <w:sz w:val="24"/>
+          <w:szCs w:val="24"/>
+        </w:rPr>
+        <w:t>：</w:t>
+      </w:r>
+      <w:r>
+        <w:rPr>
+          <w:rFonts w:ascii="Cambria" w:eastAsia="Noto Serif SC" w:hAnsi="Cambria" w:cs="Noto Serif" w:hint="eastAsia"/>
+          <w:bCs/>
+          <w:sz w:val="24"/>
+          <w:szCs w:val="24"/>
+        </w:rPr>
+        <w:t>音量达到</w:t>
+      </w:r>
+      <w:r>
+        <w:rPr>
+          <w:rFonts w:ascii="Cambria" w:eastAsia="Noto Serif SC" w:hAnsi="Cambria" w:cs="Noto Serif" w:hint="eastAsia"/>
+          <w:b/>
+          <w:i/>
+          <w:iCs/>
+          <w:sz w:val="24"/>
+          <w:szCs w:val="24"/>
+        </w:rPr>
+        <w:t>mf</w:t>
+      </w:r>
+      <w:r>
+        <w:rPr>
+          <w:rFonts w:ascii="Cambria" w:eastAsia="Noto Serif SC" w:hAnsi="Cambria" w:cs="Noto Serif" w:hint="eastAsia"/>
+          <w:bCs/>
+          <w:sz w:val="24"/>
+          <w:szCs w:val="24"/>
+        </w:rPr>
+        <w:t>后马上弱下</w:t>
+      </w:r>
+      <w:r>
+        <w:rPr>
+          <w:rFonts w:ascii="Cambria" w:eastAsia="Noto Serif SC" w:hAnsi="Cambria" w:cs="Noto Serif"/>
+          <w:bCs/>
+          <w:sz w:val="24"/>
+          <w:szCs w:val="24"/>
+        </w:rPr>
+        <w:tab/>
+      </w:r>
+      <w:r>
+        <w:rPr>
+          <w:rFonts w:ascii="Cambria" w:eastAsia="Noto Serif SC" w:hAnsi="Cambria" w:cs="Noto Serif"/>
+          <w:bCs/>
+          <w:sz w:val="24"/>
+          <w:szCs w:val="24"/>
+        </w:rPr>
+        <w:tab/>
+      </w:r>
+      <w:r>
+        <w:rPr>
+          <w:rFonts w:ascii="Cambria" w:eastAsia="Noto Serif SC" w:hAnsi="Cambria" w:cs="Noto Serif"/>
+          <w:bCs/>
+          <w:sz w:val="24"/>
+          <w:szCs w:val="24"/>
+        </w:rPr>
+        <w:tab/>
+      </w:r>
+      <w:r>
+        <w:rPr>
+          <w:rFonts w:ascii="Cambria" w:eastAsia="Noto Serif SC" w:hAnsi="Cambria" w:cs="Noto Serif" w:hint="eastAsia"/>
+          <w:bCs/>
+          <w:sz w:val="24"/>
+          <w:szCs w:val="24"/>
+        </w:rPr>
+        <w:t xml:space="preserve">Dynamic drops immediately after reaching </w:t>
+      </w:r>
+      <w:r>
+        <w:rPr>
+          <w:rFonts w:ascii="Cambria" w:eastAsia="Noto Serif SC" w:hAnsi="Cambria" w:cs="Noto Serif" w:hint="eastAsia"/>
+          <w:b/>
+          <w:i/>
+          <w:iCs/>
+          <w:sz w:val="24"/>
+          <w:szCs w:val="24"/>
+        </w:rPr>
+        <w:t>mf</w:t>
+      </w:r>
+      <w:r>
+        <w:rPr>
+          <w:rFonts w:ascii="Cambria" w:eastAsia="Noto Serif SC" w:hAnsi="Cambria" w:cs="Noto Serif" w:hint="eastAsia"/>
+          <w:bCs/>
+          <w:sz w:val="24"/>
+          <w:szCs w:val="24"/>
+        </w:rPr>
+        <w:t>.</w:t>
+      </w:r>
+    </w:p>
+    <w:p>
+      <w:pPr>
+        <w:pStyle w:val="ListParagraph"/>
+        <w:numPr>
+          <w:ilvl w:val="0"/>
+          <w:numId w:val="5"/>
+        </w:numPr>
+        <w:rPr>
+          <w:rFonts w:ascii="Cambria" w:eastAsia="Noto Serif SC" w:hAnsi="Cambria" w:cs="Noto Serif"/>
+          <w:bCs/>
+          <w:sz w:val="24"/>
+          <w:szCs w:val="24"/>
+        </w:rPr>
+      </w:pPr>
+      <w:r>
+        <w:rPr>
+          <w:rFonts w:ascii="Cambria" w:eastAsia="Noto Serif SC" w:hAnsi="Cambria" w:cs="Noto Serif" w:hint="eastAsia"/>
+          <w:b/>
+          <w:i/>
+          <w:iCs/>
+          <w:sz w:val="24"/>
+          <w:szCs w:val="24"/>
+        </w:rPr>
+        <w:t>fz</w:t>
+      </w:r>
+      <w:r>
+        <w:rPr>
+          <w:rFonts w:ascii="Cambria" w:eastAsia="Noto Serif SC" w:hAnsi="Cambria" w:cs="Noto Serif" w:hint="eastAsia"/>
+          <w:bCs/>
+          <w:sz w:val="24"/>
+          <w:szCs w:val="24"/>
+        </w:rPr>
+        <w:t>：</w:t>
+      </w:r>
+      <w:r>
+        <w:rPr>
+          <w:rFonts w:ascii="Cambria" w:eastAsia="Noto Serif SC" w:hAnsi="Cambria" w:cs="Noto Serif" w:hint="eastAsia"/>
+          <w:bCs/>
+          <w:sz w:val="24"/>
+          <w:szCs w:val="24"/>
+        </w:rPr>
+        <w:t>音量达到</w:t>
+      </w:r>
+      <w:r>
+        <w:rPr>
+          <w:rFonts w:ascii="Cambria" w:eastAsia="Noto Serif SC" w:hAnsi="Cambria" w:cs="Noto Serif" w:hint="eastAsia"/>
+          <w:b/>
+          <w:i/>
+          <w:iCs/>
+          <w:sz w:val="24"/>
+          <w:szCs w:val="24"/>
+        </w:rPr>
+        <w:t>f</w:t>
+      </w:r>
+      <w:r>
+        <w:rPr>
+          <w:rFonts w:ascii="Cambria" w:eastAsia="Noto Serif SC" w:hAnsi="Cambria" w:cs="Noto Serif" w:hint="eastAsia"/>
+          <w:bCs/>
+          <w:sz w:val="24"/>
+          <w:szCs w:val="24"/>
+        </w:rPr>
+        <w:t>后马上弱下</w:t>
+      </w:r>
+      <w:r>
+        <w:rPr>
+          <w:rFonts w:ascii="Cambria" w:eastAsia="Noto Serif SC" w:hAnsi="Cambria" w:cs="Noto Serif"/>
+          <w:bCs/>
+          <w:sz w:val="24"/>
+          <w:szCs w:val="24"/>
+        </w:rPr>
+        <w:tab/>
+      </w:r>
+      <w:r>
+        <w:rPr>
+          <w:rFonts w:ascii="Cambria" w:eastAsia="Noto Serif SC" w:hAnsi="Cambria" w:cs="Noto Serif"/>
+          <w:bCs/>
+          <w:sz w:val="24"/>
+          <w:szCs w:val="24"/>
+        </w:rPr>
+        <w:tab/>
+      </w:r>
+      <w:r>
+        <w:rPr>
+          <w:rFonts w:ascii="Cambria" w:eastAsia="Noto Serif SC" w:hAnsi="Cambria" w:cs="Noto Serif"/>
+          <w:bCs/>
+          <w:sz w:val="24"/>
+          <w:szCs w:val="24"/>
+        </w:rPr>
+        <w:tab/>
+      </w:r>
+      <w:r>
+        <w:rPr>
+          <w:rFonts w:ascii="Cambria" w:eastAsia="Noto Serif SC" w:hAnsi="Cambria" w:cs="Noto Serif" w:hint="eastAsia"/>
+          <w:bCs/>
+          <w:sz w:val="24"/>
+          <w:szCs w:val="24"/>
+        </w:rPr>
+        <w:t xml:space="preserve"> </w:t>
+      </w:r>
+      <w:r>
+        <w:rPr>
+          <w:rFonts w:ascii="Cambria" w:eastAsia="Noto Serif SC" w:hAnsi="Cambria" w:cs="Noto Serif"/>
+          <w:bCs/>
+          <w:sz w:val="24"/>
+          <w:szCs w:val="24"/>
+        </w:rPr>
+        <w:tab/>
+      </w:r>
+      <w:r>
+        <w:rPr>
+          <w:rFonts w:ascii="Cambria" w:eastAsia="Noto Serif SC" w:hAnsi="Cambria" w:cs="Noto Serif" w:hint="eastAsia"/>
+          <w:bCs/>
+          <w:sz w:val="24"/>
+          <w:szCs w:val="24"/>
+        </w:rPr>
+        <w:t xml:space="preserve">Dynamic drops immediately after reaching </w:t>
+      </w:r>
+      <w:r>
+        <w:rPr>
+          <w:rFonts w:ascii="Cambria" w:eastAsia="Noto Serif SC" w:hAnsi="Cambria" w:cs="Noto Serif" w:hint="eastAsia"/>
+          <w:b/>
+          <w:i/>
+          <w:iCs/>
+          <w:sz w:val="24"/>
+          <w:szCs w:val="24"/>
+        </w:rPr>
+        <w:t>f</w:t>
+      </w:r>
+      <w:r>
+        <w:rPr>
+          <w:rFonts w:ascii="Cambria" w:eastAsia="Noto Serif SC" w:hAnsi="Cambria" w:cs="Noto Serif" w:hint="eastAsia"/>
+          <w:bCs/>
+          <w:sz w:val="24"/>
+          <w:szCs w:val="24"/>
+        </w:rPr>
+        <w:t>.</w:t>
+      </w:r>
+    </w:p>
+    <w:p>
+      <w:pPr>
+        <w:pStyle w:val="ListParagraph"/>
+        <w:numPr>
+          <w:ilvl w:val="0"/>
+          <w:numId w:val="5"/>
+        </w:numPr>
+        <w:rPr>
+          <w:rFonts w:ascii="Cambria" w:eastAsia="Noto Serif SC" w:hAnsi="Cambria" w:cs="Noto Serif"/>
+          <w:bCs/>
+          <w:sz w:val="24"/>
+          <w:szCs w:val="24"/>
+        </w:rPr>
+      </w:pPr>
+      <w:proofErr w:type="spellStart"/>
+      <w:r>
+        <w:rPr>
+          <w:rFonts w:ascii="Cambria" w:eastAsia="Noto Serif SC" w:hAnsi="Cambria" w:cs="Noto Serif" w:hint="eastAsia"/>
+          <w:b/>
+          <w:i/>
+          <w:iCs/>
+          <w:sz w:val="24"/>
+          <w:szCs w:val="24"/>
+        </w:rPr>
+        <w:t>ffz</w:t>
+      </w:r>
+      <w:proofErr w:type="spellEnd"/>
+      <w:r>
+        <w:rPr>
+          <w:rFonts w:ascii="Cambria" w:eastAsia="Noto Serif SC" w:hAnsi="Cambria" w:cs="Noto Serif" w:hint="eastAsia"/>
+          <w:bCs/>
+          <w:sz w:val="24"/>
+          <w:szCs w:val="24"/>
+        </w:rPr>
+        <w:t>：</w:t>
+      </w:r>
+      <w:r>
+        <w:rPr>
+          <w:rFonts w:ascii="Cambria" w:eastAsia="Noto Serif SC" w:hAnsi="Cambria" w:cs="Noto Serif" w:hint="eastAsia"/>
+          <w:bCs/>
+          <w:sz w:val="24"/>
+          <w:szCs w:val="24"/>
+        </w:rPr>
+        <w:t>音量达到</w:t>
+      </w:r>
+      <w:r>
+        <w:rPr>
+          <w:rFonts w:ascii="Cambria" w:eastAsia="Noto Serif SC" w:hAnsi="Cambria" w:cs="Noto Serif" w:hint="eastAsia"/>
+          <w:b/>
+          <w:i/>
+          <w:iCs/>
+          <w:sz w:val="24"/>
+          <w:szCs w:val="24"/>
+        </w:rPr>
+        <w:t>ff</w:t>
+      </w:r>
+      <w:r>
+        <w:rPr>
+          <w:rFonts w:ascii="Cambria" w:eastAsia="Noto Serif SC" w:hAnsi="Cambria" w:cs="Noto Serif" w:hint="eastAsia"/>
+          <w:bCs/>
+          <w:sz w:val="24"/>
+          <w:szCs w:val="24"/>
+        </w:rPr>
+        <w:t>后马上弱下</w:t>
+      </w:r>
+      <w:r>
+        <w:rPr>
+          <w:rFonts w:ascii="Cambria" w:eastAsia="Noto Serif SC" w:hAnsi="Cambria" w:cs="Noto Serif"/>
+          <w:bCs/>
+          <w:sz w:val="24"/>
+          <w:szCs w:val="24"/>
+        </w:rPr>
+        <w:tab/>
+      </w:r>
+      <w:r>
+        <w:rPr>
+          <w:rFonts w:ascii="Cambria" w:eastAsia="Noto Serif SC" w:hAnsi="Cambria" w:cs="Noto Serif"/>
+          <w:bCs/>
+          <w:sz w:val="24"/>
+          <w:szCs w:val="24"/>
+        </w:rPr>
+        <w:tab/>
+      </w:r>
+      <w:r>
+        <w:rPr>
+          <w:rFonts w:ascii="Cambria" w:eastAsia="Noto Serif SC" w:hAnsi="Cambria" w:cs="Noto Serif"/>
+          <w:bCs/>
+          <w:sz w:val="24"/>
+          <w:szCs w:val="24"/>
+        </w:rPr>
+        <w:tab/>
+      </w:r>
+      <w:r>
+        <w:rPr>
+          <w:rFonts w:ascii="Cambria" w:eastAsia="Noto Serif SC" w:hAnsi="Cambria" w:cs="Noto Serif" w:hint="eastAsia"/>
+          <w:bCs/>
+          <w:sz w:val="24"/>
+          <w:szCs w:val="24"/>
+        </w:rPr>
+        <w:t xml:space="preserve">Dynamic drops immediately after reaching </w:t>
+      </w:r>
+      <w:r>
+        <w:rPr>
+          <w:rFonts w:ascii="Cambria" w:eastAsia="Noto Serif SC" w:hAnsi="Cambria" w:cs="Noto Serif" w:hint="eastAsia"/>
+          <w:b/>
+          <w:i/>
+          <w:iCs/>
+          <w:sz w:val="24"/>
+          <w:szCs w:val="24"/>
+        </w:rPr>
+        <w:t>f</w:t>
+      </w:r>
+      <w:r>
+        <w:rPr>
+          <w:rFonts w:ascii="Cambria" w:eastAsia="Noto Serif SC" w:hAnsi="Cambria" w:cs="Noto Serif" w:hint="eastAsia"/>
+          <w:b/>
+          <w:i/>
+          <w:iCs/>
+          <w:sz w:val="24"/>
+          <w:szCs w:val="24"/>
+        </w:rPr>
+        <w:t>f</w:t>
+      </w:r>
+      <w:r>
+        <w:rPr>
+          <w:rFonts w:ascii="Cambria" w:eastAsia="Noto Serif SC" w:hAnsi="Cambria" w:cs="Noto Serif" w:hint="eastAsia"/>
+          <w:bCs/>
+          <w:sz w:val="24"/>
+          <w:szCs w:val="24"/>
+        </w:rPr>
+        <w:t>.</w:t>
+      </w:r>
+    </w:p>
+    <w:p>
+      <w:pPr>
+        <w:pStyle w:val="ListParagraph"/>
+        <w:numPr>
+          <w:ilvl w:val="0"/>
+          <w:numId w:val="5"/>
+        </w:numPr>
+        <w:rPr>
+          <w:rFonts w:ascii="Cambria" w:eastAsia="Noto Serif SC" w:hAnsi="Cambria" w:cs="Noto Serif"/>
+          <w:bCs/>
+          <w:sz w:val="24"/>
+          <w:szCs w:val="24"/>
+        </w:rPr>
+      </w:pPr>
+      <w:proofErr w:type="spellStart"/>
+      <w:r>
+        <w:rPr>
+          <w:rFonts w:ascii="Cambria" w:eastAsia="Noto Serif SC" w:hAnsi="Cambria" w:cs="Noto Serif" w:hint="eastAsia"/>
+          <w:b/>
+          <w:i/>
+          <w:iCs/>
+          <w:sz w:val="24"/>
+          <w:szCs w:val="24"/>
+        </w:rPr>
+        <w:t>sfz</w:t>
+      </w:r>
+      <w:proofErr w:type="spellEnd"/>
+      <w:r>
+        <w:rPr>
+          <w:rFonts w:ascii="Cambria" w:eastAsia="Noto Serif SC" w:hAnsi="Cambria" w:cs="Noto Serif" w:hint="eastAsia"/>
+          <w:bCs/>
+          <w:sz w:val="24"/>
+          <w:szCs w:val="24"/>
+        </w:rPr>
+        <w:t>：</w:t>
+      </w:r>
+      <w:r>
+        <w:rPr>
+          <w:rFonts w:ascii="Cambria" w:eastAsia="Noto Serif SC" w:hAnsi="Cambria" w:cs="Noto Serif" w:hint="eastAsia"/>
+          <w:bCs/>
+          <w:sz w:val="24"/>
+          <w:szCs w:val="24"/>
+        </w:rPr>
+        <w:t>音量达到</w:t>
+      </w:r>
+      <w:proofErr w:type="spellStart"/>
+      <w:r>
+        <w:rPr>
+          <w:rFonts w:ascii="Cambria" w:eastAsia="Noto Serif SC" w:hAnsi="Cambria" w:cs="Noto Serif" w:hint="eastAsia"/>
+          <w:b/>
+          <w:i/>
+          <w:iCs/>
+          <w:sz w:val="24"/>
+          <w:szCs w:val="24"/>
+        </w:rPr>
+        <w:t>fff</w:t>
+      </w:r>
+      <w:proofErr w:type="spellEnd"/>
+      <w:r>
+        <w:rPr>
+          <w:rFonts w:ascii="Cambria" w:eastAsia="Noto Serif SC" w:hAnsi="Cambria" w:cs="Noto Serif" w:hint="eastAsia"/>
+          <w:bCs/>
+          <w:sz w:val="24"/>
+          <w:szCs w:val="24"/>
+        </w:rPr>
+        <w:t>后马上弱下</w:t>
+      </w:r>
+      <w:r>
+        <w:rPr>
+          <w:rFonts w:ascii="Cambria" w:eastAsia="Noto Serif SC" w:hAnsi="Cambria" w:cs="Noto Serif"/>
+          <w:bCs/>
+          <w:sz w:val="24"/>
+          <w:szCs w:val="24"/>
+        </w:rPr>
+        <w:tab/>
+      </w:r>
+      <w:r>
+        <w:rPr>
+          <w:rFonts w:ascii="Cambria" w:eastAsia="Noto Serif SC" w:hAnsi="Cambria" w:cs="Noto Serif"/>
+          <w:bCs/>
+          <w:sz w:val="24"/>
+          <w:szCs w:val="24"/>
+        </w:rPr>
+        <w:tab/>
+      </w:r>
+      <w:r>
+        <w:rPr>
+          <w:rFonts w:ascii="Cambria" w:eastAsia="Noto Serif SC" w:hAnsi="Cambria" w:cs="Noto Serif"/>
+          <w:bCs/>
+          <w:sz w:val="24"/>
+          <w:szCs w:val="24"/>
+        </w:rPr>
+        <w:tab/>
+      </w:r>
+      <w:r>
+        <w:rPr>
+          <w:rFonts w:ascii="Cambria" w:eastAsia="Noto Serif SC" w:hAnsi="Cambria" w:cs="Noto Serif" w:hint="eastAsia"/>
+          <w:bCs/>
+          <w:sz w:val="24"/>
+          <w:szCs w:val="24"/>
+        </w:rPr>
+        <w:t xml:space="preserve">Dynamic drops immediately after reaching </w:t>
+      </w:r>
+      <w:proofErr w:type="spellStart"/>
+      <w:r>
+        <w:rPr>
+          <w:rFonts w:ascii="Cambria" w:eastAsia="Noto Serif SC" w:hAnsi="Cambria" w:cs="Noto Serif" w:hint="eastAsia"/>
+          <w:b/>
+          <w:i/>
+          <w:iCs/>
+          <w:sz w:val="24"/>
+          <w:szCs w:val="24"/>
+        </w:rPr>
+        <w:t>f</w:t>
+      </w:r>
+      <w:r>
+        <w:rPr>
+          <w:rFonts w:ascii="Cambria" w:eastAsia="Noto Serif SC" w:hAnsi="Cambria" w:cs="Noto Serif" w:hint="eastAsia"/>
+          <w:b/>
+          <w:i/>
+          <w:iCs/>
+          <w:sz w:val="24"/>
+          <w:szCs w:val="24"/>
+        </w:rPr>
+        <w:t>f</w:t>
+      </w:r>
+      <w:r>
+        <w:rPr>
+          <w:rFonts w:ascii="Cambria" w:eastAsia="Noto Serif SC" w:hAnsi="Cambria" w:cs="Noto Serif" w:hint="eastAsia"/>
+          <w:b/>
+          <w:i/>
+          <w:iCs/>
+          <w:sz w:val="24"/>
+          <w:szCs w:val="24"/>
+        </w:rPr>
+        <w:t>f</w:t>
+      </w:r>
+      <w:proofErr w:type="spellEnd"/>
+      <w:r>
+        <w:rPr>
+          <w:rFonts w:ascii="Cambria" w:eastAsia="Noto Serif SC" w:hAnsi="Cambria" w:cs="Noto Serif" w:hint="eastAsia"/>
+          <w:bCs/>
+          <w:sz w:val="24"/>
+          <w:szCs w:val="24"/>
+        </w:rPr>
+        <w:t>.</w:t>
+      </w:r>
+    </w:p>
+    <w:p>
+      <w:pPr>
+        <w:pStyle w:val="ListParagraph"/>
+        <w:numPr>
+          <w:ilvl w:val="0"/>
+          <w:numId w:val="5"/>
+        </w:numPr>
+        <w:rPr>
+          <w:rFonts w:ascii="Cambria" w:eastAsia="Noto Serif SC" w:hAnsi="Cambria" w:cs="Noto Serif" w:hint="eastAsia"/>
+          <w:bCs/>
+          <w:sz w:val="24"/>
+          <w:szCs w:val="24"/>
+        </w:rPr>
+      </w:pPr>
+      <w:r>
+        <w:rPr>
+          <w:rFonts w:ascii="Cambria" w:eastAsia="Noto Serif SC" w:hAnsi="Cambria" w:cs="Noto Serif" w:hint="eastAsia"/>
+          <w:bCs/>
+          <w:sz w:val="24"/>
+          <w:szCs w:val="24"/>
+        </w:rPr>
+        <w:t>所有基本音量等级介于</w:t>
+      </w:r>
+      <w:proofErr w:type="spellStart"/>
+      <w:r>
+        <w:rPr>
+          <w:rFonts w:ascii="Cambria" w:eastAsia="Noto Serif SC" w:hAnsi="Cambria" w:cs="Noto Serif" w:hint="eastAsia"/>
+          <w:b/>
+          <w:i/>
+          <w:iCs/>
+          <w:sz w:val="24"/>
+          <w:szCs w:val="24"/>
+        </w:rPr>
+        <w:t>pppp</w:t>
+      </w:r>
+      <w:proofErr w:type="spellEnd"/>
+      <w:r>
+        <w:rPr>
+          <w:rFonts w:ascii="Cambria" w:eastAsia="Noto Serif SC" w:hAnsi="Cambria" w:cs="Noto Serif" w:hint="eastAsia"/>
+          <w:bCs/>
+          <w:sz w:val="24"/>
+          <w:szCs w:val="24"/>
+        </w:rPr>
+        <w:t>和</w:t>
+      </w:r>
+      <w:proofErr w:type="spellStart"/>
+      <w:r>
+        <w:rPr>
+          <w:rFonts w:ascii="Cambria" w:eastAsia="Noto Serif SC" w:hAnsi="Cambria" w:cs="Noto Serif" w:hint="eastAsia"/>
+          <w:b/>
+          <w:i/>
+          <w:iCs/>
+          <w:sz w:val="24"/>
+          <w:szCs w:val="24"/>
+        </w:rPr>
+        <w:t>ffff</w:t>
+      </w:r>
+      <w:proofErr w:type="spellEnd"/>
+      <w:r>
+        <w:rPr>
+          <w:rFonts w:ascii="Cambria" w:eastAsia="Noto Serif SC" w:hAnsi="Cambria" w:cs="Noto Serif" w:hint="eastAsia"/>
+          <w:bCs/>
+          <w:sz w:val="24"/>
+          <w:szCs w:val="24"/>
+        </w:rPr>
+        <w:t>之间</w:t>
+      </w:r>
+      <w:r>
+        <w:rPr>
+          <w:rFonts w:ascii="Cambria" w:eastAsia="Noto Serif SC" w:hAnsi="Cambria" w:cs="Noto Serif"/>
+          <w:bCs/>
+          <w:sz w:val="24"/>
+          <w:szCs w:val="24"/>
+        </w:rPr>
+        <w:tab/>
+      </w:r>
+      <w:r>
+        <w:rPr>
+          <w:rFonts w:ascii="Cambria" w:eastAsia="Noto Serif SC" w:hAnsi="Cambria" w:cs="Noto Serif"/>
+          <w:bCs/>
+          <w:sz w:val="24"/>
+          <w:szCs w:val="24"/>
+        </w:rPr>
+        <w:tab/>
+      </w:r>
+      <w:r>
+        <w:rPr>
+          <w:rFonts w:ascii="Cambria" w:eastAsia="Noto Serif SC" w:hAnsi="Cambria" w:cs="Noto Serif"/>
+          <w:bCs/>
+          <w:sz w:val="24"/>
+          <w:szCs w:val="24"/>
+        </w:rPr>
+        <w:t xml:space="preserve">All basic volume levels between </w:t>
+      </w:r>
+      <w:proofErr w:type="spellStart"/>
+      <w:r>
+        <w:rPr>
+          <w:rFonts w:ascii="Cambria" w:eastAsia="Noto Serif SC" w:hAnsi="Cambria" w:cs="Noto Serif"/>
+          <w:b/>
+          <w:i/>
+          <w:iCs/>
+          <w:sz w:val="24"/>
+          <w:szCs w:val="24"/>
+        </w:rPr>
+        <w:t>pppp</w:t>
+      </w:r>
+      <w:proofErr w:type="spellEnd"/>
+      <w:r>
+        <w:rPr>
+          <w:rFonts w:ascii="Cambria" w:eastAsia="Noto Serif SC" w:hAnsi="Cambria" w:cs="Noto Serif"/>
+          <w:bCs/>
+          <w:sz w:val="24"/>
+          <w:szCs w:val="24"/>
+        </w:rPr>
+        <w:t xml:space="preserve"> and </w:t>
+      </w:r>
+      <w:proofErr w:type="spellStart"/>
+      <w:r>
+        <w:rPr>
+          <w:rFonts w:ascii="Cambria" w:eastAsia="Noto Serif SC" w:hAnsi="Cambria" w:cs="Noto Serif"/>
+          <w:b/>
+          <w:i/>
+          <w:iCs/>
+          <w:sz w:val="24"/>
+          <w:szCs w:val="24"/>
+        </w:rPr>
+        <w:t>ffff</w:t>
+      </w:r>
+      <w:proofErr w:type="spellEnd"/>
+      <w:r>
+        <w:rPr>
+          <w:rFonts w:ascii="Cambria" w:eastAsia="Noto Serif SC" w:hAnsi="Cambria" w:cs="Noto Serif" w:hint="eastAsia"/>
+          <w:bCs/>
+          <w:sz w:val="24"/>
+          <w:szCs w:val="24"/>
+        </w:rPr>
+        <w:t>.</w:t>
+      </w:r>
     </w:p>
     <w:sectPr>
       <w:pgSz w:w="16840" w:h="23820"/>
@@ -6925,14 +14167,14 @@
         <v:path o:extrusionok="f" gradientshapeok="t" o:connecttype="rect"/>
         <o:lock v:ext="edit" aspectratio="t"/>
       </v:shapetype>
-      <v:shape id="_x0000_i1050" type="#_x0000_t75" alt="A black background with a black square&#10;&#10;Description automatically generated with medium confidence" style="width:3in;height:522.2pt;visibility:visible;mso-wrap-style:square" o:bullet="t">
+      <v:shape id="_x0000_i1354" type="#_x0000_t75" alt="A black background with a black square&#10;&#10;Description automatically generated with medium confidence" style="width:3in;height:522.4pt;visibility:visible;mso-wrap-style:square" o:bullet="t">
         <v:imagedata r:id="rId1" o:title="A black background with a black square&#10;&#10;Description automatically generated with medium confidence"/>
       </v:shape>
     </w:pict>
   </w:numPicBullet>
   <w:numPicBullet w:numPicBulletId="1">
     <w:pict>
-      <v:shape id="_x0000_i1051" type="#_x0000_t75" style="width:278.1pt;height:422.5pt;flip:x;visibility:visible;mso-wrap-style:square" o:bullet="t">
+      <v:shape id="_x0000_i1355" type="#_x0000_t75" style="width:277.95pt;height:422.8pt;flip:x;visibility:visible;mso-wrap-style:square" o:bullet="t">
         <v:imagedata r:id="rId2" o:title=""/>
       </v:shape>
     </w:pict>
@@ -6953,7 +14195,7 @@
         <w:rFonts w:hint="default"/>
       </w:rPr>
     </w:lvl>
-    <w:lvl w:ilvl="1" w:tplc="08090019" w:tentative="1">
+    <w:lvl w:ilvl="1" w:tplc="08090019">
       <w:start w:val="1"/>
       <w:numFmt w:val="lowerLetter"/>
       <w:lvlText w:val="%2."/>
@@ -7027,6 +14269,119 @@
     </w:lvl>
   </w:abstractNum>
   <w:abstractNum w:abstractNumId="1" w15:restartNumberingAfterBreak="0">
+    <w:nsid w:val="1954742C"/>
+    <w:multiLevelType w:val="hybridMultilevel"/>
+    <w:tmpl w:val="104EF27A"/>
+    <w:lvl w:ilvl="0" w:tplc="08090001">
+      <w:start w:val="1"/>
+      <w:numFmt w:val="bullet"/>
+      <w:lvlText w:val=""/>
+      <w:lvlJc w:val="left"/>
+      <w:pPr>
+        <w:ind w:left="1440" w:hanging="360"/>
+      </w:pPr>
+      <w:rPr>
+        <w:rFonts w:ascii="Symbol" w:hAnsi="Symbol" w:hint="default"/>
+      </w:rPr>
+    </w:lvl>
+    <w:lvl w:ilvl="1" w:tplc="08090003" w:tentative="1">
+      <w:start w:val="1"/>
+      <w:numFmt w:val="bullet"/>
+      <w:lvlText w:val="o"/>
+      <w:lvlJc w:val="left"/>
+      <w:pPr>
+        <w:ind w:left="2160" w:hanging="360"/>
+      </w:pPr>
+      <w:rPr>
+        <w:rFonts w:ascii="Courier New" w:hAnsi="Courier New" w:cs="Courier New" w:hint="default"/>
+      </w:rPr>
+    </w:lvl>
+    <w:lvl w:ilvl="2" w:tplc="08090005" w:tentative="1">
+      <w:start w:val="1"/>
+      <w:numFmt w:val="bullet"/>
+      <w:lvlText w:val=""/>
+      <w:lvlJc w:val="left"/>
+      <w:pPr>
+        <w:ind w:left="2880" w:hanging="360"/>
+      </w:pPr>
+      <w:rPr>
+        <w:rFonts w:ascii="Wingdings" w:hAnsi="Wingdings" w:hint="default"/>
+      </w:rPr>
+    </w:lvl>
+    <w:lvl w:ilvl="3" w:tplc="08090001" w:tentative="1">
+      <w:start w:val="1"/>
+      <w:numFmt w:val="bullet"/>
+      <w:lvlText w:val=""/>
+      <w:lvlJc w:val="left"/>
+      <w:pPr>
+        <w:ind w:left="3600" w:hanging="360"/>
+      </w:pPr>
+      <w:rPr>
+        <w:rFonts w:ascii="Symbol" w:hAnsi="Symbol" w:hint="default"/>
+      </w:rPr>
+    </w:lvl>
+    <w:lvl w:ilvl="4" w:tplc="08090003" w:tentative="1">
+      <w:start w:val="1"/>
+      <w:numFmt w:val="bullet"/>
+      <w:lvlText w:val="o"/>
+      <w:lvlJc w:val="left"/>
+      <w:pPr>
+        <w:ind w:left="4320" w:hanging="360"/>
+      </w:pPr>
+      <w:rPr>
+        <w:rFonts w:ascii="Courier New" w:hAnsi="Courier New" w:cs="Courier New" w:hint="default"/>
+      </w:rPr>
+    </w:lvl>
+    <w:lvl w:ilvl="5" w:tplc="08090005" w:tentative="1">
+      <w:start w:val="1"/>
+      <w:numFmt w:val="bullet"/>
+      <w:lvlText w:val=""/>
+      <w:lvlJc w:val="left"/>
+      <w:pPr>
+        <w:ind w:left="5040" w:hanging="360"/>
+      </w:pPr>
+      <w:rPr>
+        <w:rFonts w:ascii="Wingdings" w:hAnsi="Wingdings" w:hint="default"/>
+      </w:rPr>
+    </w:lvl>
+    <w:lvl w:ilvl="6" w:tplc="08090001" w:tentative="1">
+      <w:start w:val="1"/>
+      <w:numFmt w:val="bullet"/>
+      <w:lvlText w:val=""/>
+      <w:lvlJc w:val="left"/>
+      <w:pPr>
+        <w:ind w:left="5760" w:hanging="360"/>
+      </w:pPr>
+      <w:rPr>
+        <w:rFonts w:ascii="Symbol" w:hAnsi="Symbol" w:hint="default"/>
+      </w:rPr>
+    </w:lvl>
+    <w:lvl w:ilvl="7" w:tplc="08090003" w:tentative="1">
+      <w:start w:val="1"/>
+      <w:numFmt w:val="bullet"/>
+      <w:lvlText w:val="o"/>
+      <w:lvlJc w:val="left"/>
+      <w:pPr>
+        <w:ind w:left="6480" w:hanging="360"/>
+      </w:pPr>
+      <w:rPr>
+        <w:rFonts w:ascii="Courier New" w:hAnsi="Courier New" w:cs="Courier New" w:hint="default"/>
+      </w:rPr>
+    </w:lvl>
+    <w:lvl w:ilvl="8" w:tplc="08090005" w:tentative="1">
+      <w:start w:val="1"/>
+      <w:numFmt w:val="bullet"/>
+      <w:lvlText w:val=""/>
+      <w:lvlJc w:val="left"/>
+      <w:pPr>
+        <w:ind w:left="7200" w:hanging="360"/>
+      </w:pPr>
+      <w:rPr>
+        <w:rFonts w:ascii="Wingdings" w:hAnsi="Wingdings" w:hint="default"/>
+      </w:rPr>
+    </w:lvl>
+  </w:abstractNum>
+  <w:abstractNum w:abstractNumId="2" w15:restartNumberingAfterBreak="0">
     <w:nsid w:val="28FD3A89"/>
     <w:multiLevelType w:val="hybridMultilevel"/>
     <w:tmpl w:val="912CA8D0"/>
@@ -7115,7 +14470,7 @@
       </w:pPr>
     </w:lvl>
   </w:abstractNum>
-  <w:abstractNum w:abstractNumId="2" w15:restartNumberingAfterBreak="0">
+  <w:abstractNum w:abstractNumId="3" w15:restartNumberingAfterBreak="0">
     <w:nsid w:val="290678A1"/>
     <w:multiLevelType w:val="hybridMultilevel"/>
     <w:tmpl w:val="A3928B82"/>
@@ -7227,14 +14582,133 @@
       </w:rPr>
     </w:lvl>
   </w:abstractNum>
+  <w:abstractNum w:abstractNumId="4" w15:restartNumberingAfterBreak="0">
+    <w:nsid w:val="3CA7025C"/>
+    <w:multiLevelType w:val="hybridMultilevel"/>
+    <w:tmpl w:val="7BC82D8C"/>
+    <w:lvl w:ilvl="0" w:tplc="08090001">
+      <w:start w:val="1"/>
+      <w:numFmt w:val="bullet"/>
+      <w:lvlText w:val=""/>
+      <w:lvlJc w:val="left"/>
+      <w:pPr>
+        <w:ind w:left="720" w:hanging="360"/>
+      </w:pPr>
+      <w:rPr>
+        <w:rFonts w:ascii="Symbol" w:hAnsi="Symbol" w:hint="default"/>
+      </w:rPr>
+    </w:lvl>
+    <w:lvl w:ilvl="1" w:tplc="08090003" w:tentative="1">
+      <w:start w:val="1"/>
+      <w:numFmt w:val="bullet"/>
+      <w:lvlText w:val="o"/>
+      <w:lvlJc w:val="left"/>
+      <w:pPr>
+        <w:ind w:left="1440" w:hanging="360"/>
+      </w:pPr>
+      <w:rPr>
+        <w:rFonts w:ascii="Courier New" w:hAnsi="Courier New" w:cs="Courier New" w:hint="default"/>
+      </w:rPr>
+    </w:lvl>
+    <w:lvl w:ilvl="2" w:tplc="08090005" w:tentative="1">
+      <w:start w:val="1"/>
+      <w:numFmt w:val="bullet"/>
+      <w:lvlText w:val=""/>
+      <w:lvlJc w:val="left"/>
+      <w:pPr>
+        <w:ind w:left="2160" w:hanging="360"/>
+      </w:pPr>
+      <w:rPr>
+        <w:rFonts w:ascii="Wingdings" w:hAnsi="Wingdings" w:hint="default"/>
+      </w:rPr>
+    </w:lvl>
+    <w:lvl w:ilvl="3" w:tplc="08090001" w:tentative="1">
+      <w:start w:val="1"/>
+      <w:numFmt w:val="bullet"/>
+      <w:lvlText w:val=""/>
+      <w:lvlJc w:val="left"/>
+      <w:pPr>
+        <w:ind w:left="2880" w:hanging="360"/>
+      </w:pPr>
+      <w:rPr>
+        <w:rFonts w:ascii="Symbol" w:hAnsi="Symbol" w:hint="default"/>
+      </w:rPr>
+    </w:lvl>
+    <w:lvl w:ilvl="4" w:tplc="08090003" w:tentative="1">
+      <w:start w:val="1"/>
+      <w:numFmt w:val="bullet"/>
+      <w:lvlText w:val="o"/>
+      <w:lvlJc w:val="left"/>
+      <w:pPr>
+        <w:ind w:left="3600" w:hanging="360"/>
+      </w:pPr>
+      <w:rPr>
+        <w:rFonts w:ascii="Courier New" w:hAnsi="Courier New" w:cs="Courier New" w:hint="default"/>
+      </w:rPr>
+    </w:lvl>
+    <w:lvl w:ilvl="5" w:tplc="08090005" w:tentative="1">
+      <w:start w:val="1"/>
+      <w:numFmt w:val="bullet"/>
+      <w:lvlText w:val=""/>
+      <w:lvlJc w:val="left"/>
+      <w:pPr>
+        <w:ind w:left="4320" w:hanging="360"/>
+      </w:pPr>
+      <w:rPr>
+        <w:rFonts w:ascii="Wingdings" w:hAnsi="Wingdings" w:hint="default"/>
+      </w:rPr>
+    </w:lvl>
+    <w:lvl w:ilvl="6" w:tplc="08090001" w:tentative="1">
+      <w:start w:val="1"/>
+      <w:numFmt w:val="bullet"/>
+      <w:lvlText w:val=""/>
+      <w:lvlJc w:val="left"/>
+      <w:pPr>
+        <w:ind w:left="5040" w:hanging="360"/>
+      </w:pPr>
+      <w:rPr>
+        <w:rFonts w:ascii="Symbol" w:hAnsi="Symbol" w:hint="default"/>
+      </w:rPr>
+    </w:lvl>
+    <w:lvl w:ilvl="7" w:tplc="08090003" w:tentative="1">
+      <w:start w:val="1"/>
+      <w:numFmt w:val="bullet"/>
+      <w:lvlText w:val="o"/>
+      <w:lvlJc w:val="left"/>
+      <w:pPr>
+        <w:ind w:left="5760" w:hanging="360"/>
+      </w:pPr>
+      <w:rPr>
+        <w:rFonts w:ascii="Courier New" w:hAnsi="Courier New" w:cs="Courier New" w:hint="default"/>
+      </w:rPr>
+    </w:lvl>
+    <w:lvl w:ilvl="8" w:tplc="08090005" w:tentative="1">
+      <w:start w:val="1"/>
+      <w:numFmt w:val="bullet"/>
+      <w:lvlText w:val=""/>
+      <w:lvlJc w:val="left"/>
+      <w:pPr>
+        <w:ind w:left="6480" w:hanging="360"/>
+      </w:pPr>
+      <w:rPr>
+        <w:rFonts w:ascii="Wingdings" w:hAnsi="Wingdings" w:hint="default"/>
+      </w:rPr>
+    </w:lvl>
+  </w:abstractNum>
   <w:num w:numId="1" w16cid:durableId="535773423">
-    <w:abstractNumId w:val="2"/>
+    <w:abstractNumId w:val="3"/>
   </w:num>
   <w:num w:numId="2" w16cid:durableId="318920945">
-    <w:abstractNumId w:val="1"/>
+    <w:abstractNumId w:val="2"/>
   </w:num>
   <w:num w:numId="3" w16cid:durableId="1718893590">
     <w:abstractNumId w:val="0"/>
+  </w:num>
+  <w:num w:numId="4" w16cid:durableId="167524996">
+    <w:abstractNumId w:val="1"/>
+  </w:num>
+  <w:num w:numId="5" w16cid:durableId="1678922004">
+    <w:abstractNumId w:val="4"/>
   </w:num>
 </w:numbering>
 </file>
@@ -7633,6 +15107,7 @@
   <w:style w:type="paragraph" w:default="1" w:styleId="Normal">
     <w:name w:val="Normal"/>
     <w:qFormat/>
+    <w:rsid w:val="00241E38"/>
   </w:style>
   <w:style w:type="paragraph" w:styleId="Heading1">
     <w:name w:val="heading 1"/>

--- a/Front Matter/Template/3_Front-Matter.docx
+++ b/Front Matter/Template/3_Front-Matter.docx
@@ -6876,6 +6876,62 @@
           <w:sz w:val="24"/>
           <w:szCs w:val="24"/>
         </w:rPr>
+        <w:t xml:space="preserve"> Harmonics</w:t>
+      </w:r>
+      <w:r>
+        <w:rPr>
+          <w:rFonts w:ascii="Noto Serif SC" w:eastAsia="Noto Serif SC" w:hAnsi="Noto Serif SC" w:cs="Noto Serif" w:hint="eastAsia"/>
+          <w:bCs/>
+          <w:sz w:val="24"/>
+          <w:szCs w:val="24"/>
+        </w:rPr>
+        <w:t>：</w:t>
+      </w:r>
+    </w:p>
+    <w:p>
+      <w:pPr>
+        <w:ind w:firstLine="720"/>
+        <w:rPr>
+          <w:rFonts w:ascii="Noto Serif SC" w:eastAsia="Noto Serif SC" w:hAnsi="Noto Serif SC" w:cs="Noto Serif"/>
+          <w:bCs/>
+          <w:sz w:val="24"/>
+          <w:szCs w:val="24"/>
+        </w:rPr>
+      </w:pPr>
+      <w:r>
+        <w:rPr>
+          <w:rFonts w:ascii="Noto Serif SC" w:eastAsia="Noto Serif SC" w:hAnsi="Noto Serif SC" w:cs="Noto Serif" w:hint="eastAsia"/>
+          <w:bCs/>
+          <w:sz w:val="24"/>
+          <w:szCs w:val="24"/>
+        </w:rPr>
+        <w:t>记谱</w:t>
+      </w:r>
+      <w:r>
+        <w:rPr>
+          <w:rFonts w:ascii="Noto Serif SC" w:eastAsia="Noto Serif SC" w:hAnsi="Noto Serif SC" w:cs="Noto Serif" w:hint="eastAsia"/>
+          <w:bCs/>
+          <w:sz w:val="24"/>
+          <w:szCs w:val="24"/>
+        </w:rPr>
+        <w:t>：</w:t>
+      </w:r>
+      <w:r>
+        <w:rPr>
+          <w:rFonts w:ascii="Noto Serif SC" w:eastAsia="Noto Serif SC" w:hAnsi="Noto Serif SC" w:cs="Noto Serif"/>
+          <w:bCs/>
+          <w:sz w:val="24"/>
+          <w:szCs w:val="24"/>
+        </w:rPr>
+        <w:t>◯</w:t>
+      </w:r>
+      <w:r>
+        <w:rPr>
+          <w:rFonts w:ascii="Noto Serif SC" w:eastAsia="Noto Serif SC" w:hAnsi="Noto Serif SC" w:cs="Noto Serif" w:hint="eastAsia"/>
+          <w:bCs/>
+          <w:sz w:val="24"/>
+          <w:szCs w:val="24"/>
+        </w:rPr>
         <w:t xml:space="preserve"> </w:t>
       </w:r>
       <w:r>
@@ -6885,25 +6941,34 @@
           <w:sz w:val="24"/>
           <w:szCs w:val="24"/>
         </w:rPr>
-        <w:t>Harmonic</w:t>
-      </w:r>
-      <w:r>
-        <w:rPr>
-          <w:rFonts w:ascii="Noto Serif SC" w:eastAsia="Noto Serif SC" w:hAnsi="Noto Serif SC" w:cs="Noto Serif" w:hint="eastAsia"/>
-          <w:bCs/>
-          <w:sz w:val="24"/>
-          <w:szCs w:val="24"/>
-        </w:rPr>
-        <w:t>s</w:t>
-      </w:r>
-      <w:r>
-        <w:rPr>
-          <w:rFonts w:ascii="Noto Serif SC" w:eastAsia="Noto Serif SC" w:hAnsi="Noto Serif SC" w:cs="Noto Serif" w:hint="eastAsia"/>
-          <w:bCs/>
-          <w:sz w:val="24"/>
-          <w:szCs w:val="24"/>
-        </w:rPr>
-        <w:t>：</w:t>
+        <w:t>（</w:t>
+      </w:r>
+      <w:r>
+        <w:rPr>
+          <w:rFonts w:ascii="Noto Serif SC" w:eastAsia="Noto Serif SC" w:hAnsi="Noto Serif SC" w:cs="Noto Serif" w:hint="eastAsia"/>
+          <w:bCs/>
+          <w:sz w:val="24"/>
+          <w:szCs w:val="24"/>
+        </w:rPr>
+        <w:t>泛音音程和泛音和弦同样仅仅使用单个泛音记号表示</w:t>
+      </w:r>
+      <w:r>
+        <w:rPr>
+          <w:rFonts w:ascii="Noto Serif SC" w:eastAsia="Noto Serif SC" w:hAnsi="Noto Serif SC" w:cs="Noto Serif" w:hint="eastAsia"/>
+          <w:bCs/>
+          <w:sz w:val="24"/>
+          <w:szCs w:val="24"/>
+        </w:rPr>
+        <w:t>）</w:t>
+      </w:r>
+      <w:r>
+        <w:rPr>
+          <w:rFonts w:ascii="Noto Serif SC" w:eastAsia="Noto Serif SC" w:hAnsi="Noto Serif SC" w:cs="Noto Serif" w:hint="eastAsia"/>
+          <w:bCs/>
+          <w:sz w:val="24"/>
+          <w:szCs w:val="24"/>
+        </w:rPr>
+        <w:t>。</w:t>
       </w:r>
     </w:p>
     <w:p>
@@ -6911,89 +6976,6 @@
         <w:ind w:firstLine="720"/>
         <w:rPr>
           <w:rFonts w:ascii="Noto Serif SC" w:eastAsia="Noto Serif SC" w:hAnsi="Noto Serif SC" w:cs="Noto Serif"/>
-          <w:bCs/>
-          <w:sz w:val="24"/>
-          <w:szCs w:val="24"/>
-        </w:rPr>
-      </w:pPr>
-      <w:r>
-        <w:rPr>
-          <w:rFonts w:ascii="Noto Serif SC" w:eastAsia="Noto Serif SC" w:hAnsi="Noto Serif SC" w:cs="Noto Serif" w:hint="eastAsia"/>
-          <w:bCs/>
-          <w:sz w:val="24"/>
-          <w:szCs w:val="24"/>
-        </w:rPr>
-        <w:t>记谱</w:t>
-      </w:r>
-      <w:r>
-        <w:rPr>
-          <w:rFonts w:ascii="Noto Serif SC" w:eastAsia="Noto Serif SC" w:hAnsi="Noto Serif SC" w:cs="Noto Serif" w:hint="eastAsia"/>
-          <w:bCs/>
-          <w:sz w:val="24"/>
-          <w:szCs w:val="24"/>
-        </w:rPr>
-        <w:t>：</w:t>
-      </w:r>
-      <w:r>
-        <w:rPr>
-          <w:rFonts w:ascii="Noto Serif SC" w:eastAsia="Noto Serif SC" w:hAnsi="Noto Serif SC" w:cs="Noto Serif"/>
-          <w:bCs/>
-          <w:sz w:val="24"/>
-          <w:szCs w:val="24"/>
-        </w:rPr>
-        <w:t>◯</w:t>
-      </w:r>
-      <w:r>
-        <w:rPr>
-          <w:rFonts w:ascii="Noto Serif SC" w:eastAsia="Noto Serif SC" w:hAnsi="Noto Serif SC" w:cs="Noto Serif" w:hint="eastAsia"/>
-          <w:bCs/>
-          <w:sz w:val="24"/>
-          <w:szCs w:val="24"/>
-        </w:rPr>
-        <w:t xml:space="preserve"> </w:t>
-      </w:r>
-      <w:r>
-        <w:rPr>
-          <w:rFonts w:ascii="Noto Serif SC" w:eastAsia="Noto Serif SC" w:hAnsi="Noto Serif SC" w:cs="Noto Serif" w:hint="eastAsia"/>
-          <w:bCs/>
-          <w:sz w:val="24"/>
-          <w:szCs w:val="24"/>
-        </w:rPr>
-        <w:t>（</w:t>
-      </w:r>
-      <w:r>
-        <w:rPr>
-          <w:rFonts w:ascii="Noto Serif SC" w:eastAsia="Noto Serif SC" w:hAnsi="Noto Serif SC" w:cs="Noto Serif" w:hint="eastAsia"/>
-          <w:bCs/>
-          <w:sz w:val="24"/>
-          <w:szCs w:val="24"/>
-        </w:rPr>
-        <w:t>泛音音程和泛音和弦同样仅仅使用单个泛音记号表示</w:t>
-      </w:r>
-      <w:r>
-        <w:rPr>
-          <w:rFonts w:ascii="Noto Serif SC" w:eastAsia="Noto Serif SC" w:hAnsi="Noto Serif SC" w:cs="Noto Serif" w:hint="eastAsia"/>
-          <w:bCs/>
-          <w:sz w:val="24"/>
-          <w:szCs w:val="24"/>
-        </w:rPr>
-        <w:t>）</w:t>
-      </w:r>
-      <w:r>
-        <w:rPr>
-          <w:rFonts w:ascii="Noto Serif SC" w:eastAsia="Noto Serif SC" w:hAnsi="Noto Serif SC" w:cs="Noto Serif" w:hint="eastAsia"/>
-          <w:bCs/>
-          <w:sz w:val="24"/>
-          <w:szCs w:val="24"/>
-        </w:rPr>
-        <w:t>。</w:t>
-      </w:r>
-    </w:p>
-    <w:p>
-      <w:pPr>
-        <w:ind w:firstLine="720"/>
-        <w:rPr>
-          <w:rFonts w:ascii="Noto Serif SC" w:eastAsia="Noto Serif SC" w:hAnsi="Noto Serif SC" w:cs="Noto Serif" w:hint="eastAsia"/>
           <w:bCs/>
           <w:sz w:val="24"/>
           <w:szCs w:val="24"/>
@@ -7210,7 +7192,7 @@
       <w:pPr>
         <w:pStyle w:val="ListParagraph"/>
         <w:rPr>
-          <w:rFonts w:ascii="Noto Serif SC" w:eastAsia="Noto Serif SC" w:hAnsi="Noto Serif SC" w:cs="Noto Serif" w:hint="eastAsia"/>
+          <w:rFonts w:ascii="Noto Serif SC" w:eastAsia="Noto Serif SC" w:hAnsi="Noto Serif SC" w:cs="Noto Serif"/>
           <w:bCs/>
           <w:sz w:val="24"/>
           <w:szCs w:val="24"/>
@@ -7232,25 +7214,7 @@
           <w:sz w:val="24"/>
           <w:szCs w:val="24"/>
         </w:rPr>
-        <w:t>All s</w:t>
-      </w:r>
-      <w:r>
-        <w:rPr>
-          <w:rFonts w:ascii="Noto Serif SC" w:eastAsia="Noto Serif SC" w:hAnsi="Noto Serif SC" w:cs="Noto Serif" w:hint="eastAsia"/>
-          <w:bCs/>
-          <w:sz w:val="24"/>
-          <w:szCs w:val="24"/>
-        </w:rPr>
-        <w:t>cordatura</w:t>
-      </w:r>
-      <w:r>
-        <w:rPr>
-          <w:rFonts w:ascii="Noto Serif SC" w:eastAsia="Noto Serif SC" w:hAnsi="Noto Serif SC" w:cs="Noto Serif" w:hint="eastAsia"/>
-          <w:bCs/>
-          <w:sz w:val="24"/>
-          <w:szCs w:val="24"/>
-        </w:rPr>
-        <w:t xml:space="preserve"> </w:t>
+        <w:t xml:space="preserve">All scordatura </w:t>
       </w:r>
       <w:r>
         <w:rPr>
@@ -7297,7 +7261,7 @@
           <w:numId w:val="2"/>
         </w:numPr>
         <w:rPr>
-          <w:rFonts w:ascii="Noto Serif SC" w:eastAsia="Noto Serif SC" w:hAnsi="Noto Serif SC" w:cs="Noto Serif" w:hint="eastAsia"/>
+          <w:rFonts w:ascii="Noto Serif SC" w:eastAsia="Noto Serif SC" w:hAnsi="Noto Serif SC" w:cs="Noto Serif"/>
           <w:bCs/>
           <w:sz w:val="24"/>
           <w:szCs w:val="24"/>
@@ -7344,7 +7308,7 @@
       <w:pPr>
         <w:ind w:left="1440"/>
         <w:rPr>
-          <w:rFonts w:ascii="Noto Serif SC" w:eastAsia="Noto Serif SC" w:hAnsi="Noto Serif SC" w:cs="Noto Serif" w:hint="eastAsia"/>
+          <w:rFonts w:ascii="Noto Serif SC" w:eastAsia="Noto Serif SC" w:hAnsi="Noto Serif SC" w:cs="Noto Serif"/>
           <w:bCs/>
           <w:sz w:val="24"/>
           <w:szCs w:val="24"/>
@@ -7563,7 +7527,7 @@
       <w:pPr>
         <w:ind w:left="1440"/>
         <w:rPr>
-          <w:rFonts w:ascii="Noto Serif SC" w:eastAsia="Noto Serif SC" w:hAnsi="Noto Serif SC" w:cs="Noto Serif" w:hint="eastAsia"/>
+          <w:rFonts w:ascii="Noto Serif SC" w:eastAsia="Noto Serif SC" w:hAnsi="Noto Serif SC" w:cs="Noto Serif"/>
           <w:bCs/>
           <w:sz w:val="24"/>
           <w:szCs w:val="24"/>
@@ -7782,7 +7746,7 @@
       <w:pPr>
         <w:ind w:left="1440"/>
         <w:rPr>
-          <w:rFonts w:ascii="Noto Serif SC" w:eastAsia="Noto Serif SC" w:hAnsi="Noto Serif SC" w:cs="Noto Serif" w:hint="eastAsia"/>
+          <w:rFonts w:ascii="Noto Serif SC" w:eastAsia="Noto Serif SC" w:hAnsi="Noto Serif SC" w:cs="Noto Serif"/>
           <w:bCs/>
           <w:sz w:val="24"/>
           <w:szCs w:val="24"/>
@@ -7804,7 +7768,7 @@
           <w:szCs w:val="24"/>
         </w:rPr>
         <w:pict w14:anchorId="62D7E167">
-          <v:shape id="Picture 7" o:spid="_x0000_i1027" type="#_x0000_t75" alt="A black background with a black square&#10;&#10;Description automatically generated with medium confidence" style="width:6.7pt;height:15.9pt;visibility:visible;mso-wrap-style:square">
+          <v:shape id="Picture 7" o:spid="_x0000_i1027" type="#_x0000_t75" alt="A black background with a black square&#10;&#10;Description automatically generated with medium confidence" style="width:6.75pt;height:15.75pt;visibility:visible;mso-wrap-style:square">
             <v:imagedata r:id="rId19" o:title="A black background with a black square&#10;&#10;Description automatically generated with medium confidence"/>
           </v:shape>
         </w:pict>
@@ -7886,7 +7850,7 @@
       <w:pPr>
         <w:ind w:left="1440"/>
         <w:rPr>
-          <w:rFonts w:ascii="Noto Serif SC" w:eastAsia="Noto Serif SC" w:hAnsi="Noto Serif SC" w:cs="Noto Serif" w:hint="eastAsia"/>
+          <w:rFonts w:ascii="Noto Serif SC" w:eastAsia="Noto Serif SC" w:hAnsi="Noto Serif SC" w:cs="Noto Serif"/>
           <w:bCs/>
           <w:sz w:val="24"/>
           <w:szCs w:val="24"/>
@@ -8271,7 +8235,7 @@
       <w:pPr>
         <w:ind w:left="1440"/>
         <w:rPr>
-          <w:rFonts w:ascii="Noto Serif SC" w:eastAsia="Noto Serif SC" w:hAnsi="Noto Serif SC" w:cs="Noto Serif" w:hint="eastAsia"/>
+          <w:rFonts w:ascii="Noto Serif SC" w:eastAsia="Noto Serif SC" w:hAnsi="Noto Serif SC" w:cs="Noto Serif"/>
           <w:bCs/>
           <w:sz w:val="24"/>
           <w:szCs w:val="24"/>
@@ -8356,16 +8320,7 @@
           <w:sz w:val="24"/>
           <w:szCs w:val="24"/>
         </w:rPr>
-        <w:t xml:space="preserve"> (</w:t>
-      </w:r>
-      <w:r>
-        <w:rPr>
-          <w:rFonts w:ascii="Noto Serif SC" w:eastAsia="Noto Serif SC" w:hAnsi="Noto Serif SC" w:cs="Noto Serif" w:hint="eastAsia"/>
-          <w:bCs/>
-          <w:sz w:val="24"/>
-          <w:szCs w:val="24"/>
-        </w:rPr>
-        <w:t>N</w:t>
+        <w:t xml:space="preserve"> (N</w:t>
       </w:r>
       <w:r>
         <w:rPr>
@@ -8774,7 +8729,7 @@
       <w:pPr>
         <w:ind w:left="1440"/>
         <w:rPr>
-          <w:rFonts w:ascii="Noto Serif SC" w:eastAsia="Noto Serif SC" w:hAnsi="Noto Serif SC" w:cs="Noto Serif" w:hint="eastAsia"/>
+          <w:rFonts w:ascii="Noto Serif SC" w:eastAsia="Noto Serif SC" w:hAnsi="Noto Serif SC" w:cs="Noto Serif"/>
           <w:bCs/>
           <w:sz w:val="24"/>
           <w:szCs w:val="24"/>
@@ -9022,7 +8977,7 @@
     <w:p>
       <w:pPr>
         <w:rPr>
-          <w:rFonts w:ascii="Noto Serif SC" w:eastAsia="Noto Serif SC" w:hAnsi="Noto Serif SC" w:cs="Noto Serif" w:hint="eastAsia"/>
+          <w:rFonts w:ascii="Noto Serif SC" w:eastAsia="Noto Serif SC" w:hAnsi="Noto Serif SC" w:cs="Noto Serif"/>
           <w:bCs/>
           <w:sz w:val="24"/>
           <w:szCs w:val="24"/>
@@ -9401,7 +9356,7 @@
         <w:pStyle w:val="ListParagraph"/>
         <w:ind w:left="1440"/>
         <w:rPr>
-          <w:rFonts w:ascii="Noto Serif SC" w:eastAsia="Noto Serif SC" w:hAnsi="Noto Serif SC" w:cs="Noto Serif" w:hint="eastAsia"/>
+          <w:rFonts w:ascii="Noto Serif SC" w:eastAsia="Noto Serif SC" w:hAnsi="Noto Serif SC" w:cs="Noto Serif"/>
           <w:bCs/>
           <w:sz w:val="24"/>
           <w:szCs w:val="24"/>
@@ -9593,7 +9548,7 @@
         <w:pStyle w:val="ListParagraph"/>
         <w:ind w:left="1440"/>
         <w:rPr>
-          <w:rFonts w:ascii="Noto Serif SC" w:eastAsia="Noto Serif SC" w:hAnsi="Noto Serif SC" w:cs="Noto Serif" w:hint="eastAsia"/>
+          <w:rFonts w:ascii="Noto Serif SC" w:eastAsia="Noto Serif SC" w:hAnsi="Noto Serif SC" w:cs="Noto Serif"/>
           <w:bCs/>
           <w:sz w:val="24"/>
           <w:szCs w:val="24"/>
@@ -9773,7 +9728,7 @@
         <w:pStyle w:val="ListParagraph"/>
         <w:ind w:left="1440"/>
         <w:rPr>
-          <w:rFonts w:ascii="Noto Serif SC" w:eastAsia="Noto Serif SC" w:hAnsi="Noto Serif SC" w:cs="Noto Serif" w:hint="eastAsia"/>
+          <w:rFonts w:ascii="Noto Serif SC" w:eastAsia="Noto Serif SC" w:hAnsi="Noto Serif SC" w:cs="Noto Serif"/>
           <w:bCs/>
           <w:sz w:val="24"/>
           <w:szCs w:val="24"/>
@@ -9892,7 +9847,7 @@
         <w:pStyle w:val="ListParagraph"/>
         <w:ind w:left="1440"/>
         <w:rPr>
-          <w:rFonts w:ascii="Noto Serif SC" w:eastAsia="Noto Serif SC" w:hAnsi="Noto Serif SC" w:cs="Noto Serif" w:hint="eastAsia"/>
+          <w:rFonts w:ascii="Noto Serif SC" w:eastAsia="Noto Serif SC" w:hAnsi="Noto Serif SC" w:cs="Noto Serif"/>
           <w:bCs/>
           <w:sz w:val="24"/>
           <w:szCs w:val="24"/>
@@ -10135,7 +10090,7 @@
             <w:pict>
               <v:group w14:anchorId="4EE95896" id="Group 11" o:spid="_x0000_s1026" style="width:31.9pt;height:13.05pt;mso-position-horizontal-relative:char;mso-position-vertical-relative:line" coordsize="405130,165735" o:gfxdata="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">
                 <v:shape id="Picture 10" o:spid="_x0000_s1027" type="#_x0000_t75" alt="A black background with a black square&#10;&#10;Description automatically generated with medium confidence" style="position:absolute;width:109220;height:165735;rotation:-610571fd;visibility:visible;mso-wrap-style:square" o:gfxdata="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">
-                  <v:imagedata r:id="rId20" o:title="A black background with a black square&#10;&#10;Description automatically generated with medium confidence"/>
+                  <v:imagedata r:id="rId27" o:title="A black background with a black square&#10;&#10;Description automatically generated with medium confidence"/>
                 </v:shape>
                 <v:shape id="Picture 5" o:spid="_x0000_s1028" type="#_x0000_t75" alt="A black background with a black square&#10;&#10;Description automatically generated with medium confidence" style="position:absolute;left:130175;top:50800;width:274955;height:45085;visibility:visible;mso-wrap-style:square" o:gfxdata="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">
                   <v:imagedata r:id="rId24" o:title="A black background with a black square&#10;&#10;Description automatically generated with medium confidence"/>
@@ -10719,7 +10674,7 @@
           <w:numId w:val="4"/>
         </w:numPr>
         <w:rPr>
-          <w:rFonts w:ascii="Noto Serif SC" w:eastAsia="Noto Serif SC" w:hAnsi="Noto Serif SC" w:cs="Noto Serif" w:hint="eastAsia"/>
+          <w:rFonts w:ascii="Noto Serif SC" w:eastAsia="Noto Serif SC" w:hAnsi="Noto Serif SC" w:cs="Noto Serif"/>
           <w:bCs/>
           <w:sz w:val="24"/>
           <w:szCs w:val="24"/>
@@ -10775,7 +10730,7 @@
     <w:p>
       <w:pPr>
         <w:rPr>
-          <w:rFonts w:ascii="Noto Serif SC" w:eastAsia="Noto Serif SC" w:hAnsi="Noto Serif SC" w:cs="Noto Serif" w:hint="eastAsia"/>
+          <w:rFonts w:ascii="Noto Serif SC" w:eastAsia="Noto Serif SC" w:hAnsi="Noto Serif SC" w:cs="Noto Serif"/>
           <w:bCs/>
           <w:sz w:val="24"/>
           <w:szCs w:val="24"/>
@@ -11134,7 +11089,7 @@
           <w:numId w:val="3"/>
         </w:numPr>
         <w:rPr>
-          <w:rFonts w:ascii="Noto Serif SC" w:eastAsia="Noto Serif SC" w:hAnsi="Noto Serif SC" w:cs="Noto Serif" w:hint="eastAsia"/>
+          <w:rFonts w:ascii="Noto Serif SC" w:eastAsia="Noto Serif SC" w:hAnsi="Noto Serif SC" w:cs="Noto Serif"/>
           <w:b/>
           <w:sz w:val="24"/>
           <w:szCs w:val="24"/>
@@ -11221,7 +11176,7 @@
                     </pic:cNvPicPr>
                   </pic:nvPicPr>
                   <pic:blipFill>
-                    <a:blip r:embed="rId27" cstate="print">
+                    <a:blip r:embed="rId28" cstate="print">
                       <a:extLst>
                         <a:ext uri="{28A0092B-C50C-407E-A947-70E740481C1C}">
                           <a14:useLocalDpi xmlns:a14="http://schemas.microsoft.com/office/drawing/2010/main" val="0"/>
@@ -11263,7 +11218,7 @@
       <w:pPr>
         <w:ind w:left="1440" w:firstLine="720"/>
         <w:rPr>
-          <w:rFonts w:ascii="Noto Serif SC" w:eastAsia="Noto Serif SC" w:hAnsi="Noto Serif SC" w:cs="Noto Serif" w:hint="eastAsia"/>
+          <w:rFonts w:ascii="Noto Serif SC" w:eastAsia="Noto Serif SC" w:hAnsi="Noto Serif SC" w:cs="Noto Serif"/>
           <w:bCs/>
           <w:sz w:val="24"/>
           <w:szCs w:val="24"/>
@@ -11328,7 +11283,7 @@
       <w:pPr>
         <w:ind w:left="1440"/>
         <w:rPr>
-          <w:rFonts w:ascii="Noto Serif SC" w:eastAsia="Noto Serif SC" w:hAnsi="Noto Serif SC" w:cs="Noto Serif" w:hint="eastAsia"/>
+          <w:rFonts w:ascii="Noto Serif SC" w:eastAsia="Noto Serif SC" w:hAnsi="Noto Serif SC" w:cs="Noto Serif"/>
           <w:bCs/>
           <w:sz w:val="24"/>
           <w:szCs w:val="24"/>
@@ -11497,11 +11452,31 @@
       </w:pPr>
       <w:r>
         <w:rPr>
-          <w:rFonts w:ascii="Noto Serif SC" w:eastAsia="Noto Serif SC" w:hAnsi="Noto Serif SC" w:cs="Noto Serif" w:hint="eastAsia"/>
+          <w:rFonts w:ascii="Noto Serif SC" w:eastAsia="Noto Serif SC" w:hAnsi="Noto Serif SC" w:cs="Noto Serif"/>
           <w:b/>
           <w:sz w:val="24"/>
           <w:szCs w:val="24"/>
         </w:rPr>
+        <w:br w:type="page"/>
+      </w:r>
+    </w:p>
+    <w:p>
+      <w:pPr>
+        <w:rPr>
+          <w:rFonts w:ascii="Noto Serif SC" w:eastAsia="Noto Serif SC" w:hAnsi="Noto Serif SC" w:cs="Noto Serif"/>
+          <w:b/>
+          <w:sz w:val="24"/>
+          <w:szCs w:val="24"/>
+        </w:rPr>
+      </w:pPr>
+      <w:r>
+        <w:rPr>
+          <w:rFonts w:ascii="Noto Serif SC" w:eastAsia="Noto Serif SC" w:hAnsi="Noto Serif SC" w:cs="Noto Serif" w:hint="eastAsia"/>
+          <w:b/>
+          <w:sz w:val="24"/>
+          <w:szCs w:val="24"/>
+        </w:rPr>
+        <w:lastRenderedPageBreak/>
         <w:t>拉弦乐器组的分声部演奏</w:t>
       </w:r>
       <w:r>
@@ -11647,7 +11622,7 @@
       <w:pPr>
         <w:ind w:firstLine="720"/>
         <w:rPr>
-          <w:rFonts w:ascii="Noto Serif SC" w:eastAsia="Noto Serif SC" w:hAnsi="Noto Serif SC" w:cs="Noto Serif" w:hint="eastAsia"/>
+          <w:rFonts w:ascii="Noto Serif SC" w:eastAsia="Noto Serif SC" w:hAnsi="Noto Serif SC" w:cs="Noto Serif"/>
           <w:bCs/>
           <w:color w:val="CC0066"/>
           <w:sz w:val="24"/>
@@ -12175,16 +12150,212 @@
           <w:sz w:val="24"/>
           <w:szCs w:val="24"/>
         </w:rPr>
-        <w:t>violoncello</w:t>
-      </w:r>
-      <w:r>
-        <w:rPr>
-          <w:rFonts w:ascii="Noto Serif SC" w:eastAsia="Noto Serif SC" w:hAnsi="Noto Serif SC" w:cs="Noto Serif" w:hint="eastAsia"/>
+        <w:t xml:space="preserve">violoncello </w:t>
+      </w:r>
+      <w:r>
+        <w:rPr>
+          <w:rFonts w:ascii="Noto Serif SC" w:eastAsia="Noto Serif SC" w:hAnsi="Noto Serif SC" w:cs="Noto Serif"/>
           <w:bCs/>
           <w:color w:val="CC0066"/>
           <w:sz w:val="24"/>
           <w:szCs w:val="24"/>
         </w:rPr>
+        <w:t xml:space="preserve">is divided into six </w:t>
+      </w:r>
+      <w:r>
+        <w:rPr>
+          <w:rFonts w:ascii="Noto Serif SC" w:eastAsia="Noto Serif SC" w:hAnsi="Noto Serif SC" w:cs="Noto Serif" w:hint="eastAsia"/>
+          <w:bCs/>
+          <w:color w:val="CC0066"/>
+          <w:sz w:val="24"/>
+          <w:szCs w:val="24"/>
+        </w:rPr>
+        <w:t>parts</w:t>
+      </w:r>
+      <w:r>
+        <w:rPr>
+          <w:rFonts w:ascii="Noto Serif SC" w:eastAsia="Noto Serif SC" w:hAnsi="Noto Serif SC" w:cs="Noto Serif"/>
+          <w:bCs/>
+          <w:color w:val="CC0066"/>
+          <w:sz w:val="24"/>
+          <w:szCs w:val="24"/>
+        </w:rPr>
+        <w:t xml:space="preserve">, all parts are played </w:t>
+      </w:r>
+      <w:r>
+        <w:rPr>
+          <w:rFonts w:ascii="Noto Serif SC" w:eastAsia="Noto Serif SC" w:hAnsi="Noto Serif SC" w:cs="Noto Serif" w:hint="eastAsia"/>
+          <w:bCs/>
+          <w:color w:val="CC0066"/>
+          <w:sz w:val="24"/>
+          <w:szCs w:val="24"/>
+        </w:rPr>
+        <w:t>independently</w:t>
+      </w:r>
+      <w:r>
+        <w:rPr>
+          <w:rFonts w:ascii="Noto Serif SC" w:eastAsia="Noto Serif SC" w:hAnsi="Noto Serif SC" w:cs="Noto Serif"/>
+          <w:bCs/>
+          <w:color w:val="CC0066"/>
+          <w:sz w:val="24"/>
+          <w:szCs w:val="24"/>
+        </w:rPr>
+        <w:t>.</w:t>
+      </w:r>
+    </w:p>
+    <w:p>
+      <w:pPr>
+        <w:rPr>
+          <w:rFonts w:ascii="Noto Serif SC" w:eastAsia="Noto Serif SC" w:hAnsi="Noto Serif SC" w:cs="Noto Serif"/>
+          <w:bCs/>
+          <w:color w:val="CC0066"/>
+          <w:sz w:val="24"/>
+          <w:szCs w:val="24"/>
+        </w:rPr>
+      </w:pPr>
+    </w:p>
+    <w:p>
+      <w:pPr>
+        <w:ind w:firstLine="720"/>
+        <w:rPr>
+          <w:rFonts w:ascii="Noto Serif SC" w:eastAsia="Noto Serif SC" w:hAnsi="Noto Serif SC" w:cs="Noto Serif"/>
+          <w:bCs/>
+          <w:color w:val="CC0066"/>
+          <w:sz w:val="24"/>
+          <w:szCs w:val="24"/>
+        </w:rPr>
+      </w:pPr>
+      <w:r>
+        <w:rPr>
+          <w:rFonts w:ascii="Noto Serif SC" w:eastAsia="Noto Serif SC" w:hAnsi="Noto Serif SC" w:cs="Noto Serif" w:hint="eastAsia"/>
+          <w:bCs/>
+          <w:color w:val="CC0066"/>
+          <w:sz w:val="24"/>
+          <w:szCs w:val="24"/>
+        </w:rPr>
+        <w:t>当高胡、二胡I、二胡Ⅱ、中胡被分为两行谱表,并且每种乐器的第一行谱表(第1-4人)分为两步演奏时,第1-2人演奏第一声部</w:t>
+      </w:r>
+      <w:r>
+        <w:rPr>
+          <w:rFonts w:ascii="Noto Serif SC" w:eastAsia="Noto Serif SC" w:hAnsi="Noto Serif SC" w:cs="Noto Serif" w:hint="eastAsia"/>
+          <w:bCs/>
+          <w:color w:val="CC0066"/>
+          <w:sz w:val="24"/>
+          <w:szCs w:val="24"/>
+        </w:rPr>
+        <w:t>，</w:t>
+      </w:r>
+      <w:r>
+        <w:rPr>
+          <w:rFonts w:ascii="Noto Serif SC" w:eastAsia="Noto Serif SC" w:hAnsi="Noto Serif SC" w:cs="Noto Serif" w:hint="eastAsia"/>
+          <w:bCs/>
+          <w:color w:val="CC0066"/>
+          <w:sz w:val="24"/>
+          <w:szCs w:val="24"/>
+        </w:rPr>
+        <w:t>第3-4人演奏第二声部。</w:t>
+      </w:r>
+    </w:p>
+    <w:p>
+      <w:pPr>
+        <w:ind w:firstLine="720"/>
+        <w:rPr>
+          <w:rFonts w:ascii="Noto Serif SC" w:eastAsia="Noto Serif SC" w:hAnsi="Noto Serif SC" w:cs="Noto Serif"/>
+          <w:bCs/>
+          <w:color w:val="CC0066"/>
+          <w:sz w:val="24"/>
+          <w:szCs w:val="24"/>
+        </w:rPr>
+      </w:pPr>
+      <w:r>
+        <w:rPr>
+          <w:rFonts w:ascii="Noto Serif SC" w:eastAsia="Noto Serif SC" w:hAnsi="Noto Serif SC" w:cs="Noto Serif" w:hint="eastAsia"/>
+          <w:bCs/>
+          <w:color w:val="CC0066"/>
+          <w:sz w:val="24"/>
+          <w:szCs w:val="24"/>
+        </w:rPr>
+        <w:t>If</w:t>
+      </w:r>
+      <w:r>
+        <w:rPr>
+          <w:rFonts w:ascii="Noto Serif SC" w:eastAsia="Noto Serif SC" w:hAnsi="Noto Serif SC" w:cs="Noto Serif"/>
+          <w:bCs/>
+          <w:color w:val="CC0066"/>
+          <w:sz w:val="24"/>
+          <w:szCs w:val="24"/>
+        </w:rPr>
+        <w:t xml:space="preserve"> Gaohu, Erhu I, Erhu II, and Zhonghu are divided into two staves, and the first </w:t>
+      </w:r>
+      <w:r>
+        <w:rPr>
+          <w:rFonts w:ascii="Noto Serif SC" w:eastAsia="Noto Serif SC" w:hAnsi="Noto Serif SC" w:cs="Noto Serif" w:hint="eastAsia"/>
+          <w:bCs/>
+          <w:color w:val="CC0066"/>
+          <w:sz w:val="24"/>
+          <w:szCs w:val="24"/>
+        </w:rPr>
+        <w:t>upper stave</w:t>
+      </w:r>
+      <w:r>
+        <w:rPr>
+          <w:rFonts w:ascii="Noto Serif SC" w:eastAsia="Noto Serif SC" w:hAnsi="Noto Serif SC" w:cs="Noto Serif" w:hint="eastAsia"/>
+          <w:bCs/>
+          <w:color w:val="CC0066"/>
+          <w:sz w:val="24"/>
+          <w:szCs w:val="24"/>
+        </w:rPr>
+        <w:t xml:space="preserve"> itself is further divided (i.e. div. a 2)</w:t>
+      </w:r>
+      <w:r>
+        <w:rPr>
+          <w:rFonts w:ascii="Noto Serif SC" w:eastAsia="Noto Serif SC" w:hAnsi="Noto Serif SC" w:cs="Noto Serif"/>
+          <w:bCs/>
+          <w:color w:val="CC0066"/>
+          <w:sz w:val="24"/>
+          <w:szCs w:val="24"/>
+        </w:rPr>
+        <w:t xml:space="preserve">, </w:t>
+      </w:r>
+      <w:r>
+        <w:rPr>
+          <w:rFonts w:ascii="Noto Serif SC" w:eastAsia="Noto Serif SC" w:hAnsi="Noto Serif SC" w:cs="Noto Serif" w:hint="eastAsia"/>
+          <w:bCs/>
+          <w:color w:val="CC0066"/>
+          <w:sz w:val="24"/>
+          <w:szCs w:val="24"/>
+        </w:rPr>
+        <w:t xml:space="preserve">the </w:t>
+      </w:r>
+      <w:r>
+        <w:rPr>
+          <w:rFonts w:ascii="Noto Serif SC" w:eastAsia="Noto Serif SC" w:hAnsi="Noto Serif SC" w:cs="Noto Serif"/>
+          <w:bCs/>
+          <w:color w:val="CC0066"/>
+          <w:sz w:val="24"/>
+          <w:szCs w:val="24"/>
+        </w:rPr>
+        <w:t>1</w:t>
+      </w:r>
+      <w:r>
+        <w:rPr>
+          <w:rFonts w:ascii="Noto Serif SC" w:eastAsia="Noto Serif SC" w:hAnsi="Noto Serif SC" w:cs="Noto Serif"/>
+          <w:bCs/>
+          <w:color w:val="CC0066"/>
+          <w:sz w:val="24"/>
+          <w:szCs w:val="24"/>
+          <w:vertAlign w:val="superscript"/>
+        </w:rPr>
+        <w:t>st</w:t>
+      </w:r>
+      <w:r>
+        <w:rPr>
+          <w:rFonts w:ascii="Noto Serif SC" w:eastAsia="Noto Serif SC" w:hAnsi="Noto Serif SC" w:cs="Noto Serif" w:hint="eastAsia"/>
+          <w:bCs/>
+          <w:color w:val="CC0066"/>
+          <w:sz w:val="24"/>
+          <w:szCs w:val="24"/>
+        </w:rPr>
         <w:t xml:space="preserve"> </w:t>
       </w:r>
       <w:r>
@@ -12195,58 +12366,161 @@
           <w:sz w:val="24"/>
           <w:szCs w:val="24"/>
         </w:rPr>
-        <w:t xml:space="preserve">is divided into six </w:t>
-      </w:r>
-      <w:r>
-        <w:rPr>
-          <w:rFonts w:ascii="Noto Serif SC" w:eastAsia="Noto Serif SC" w:hAnsi="Noto Serif SC" w:cs="Noto Serif" w:hint="eastAsia"/>
+        <w:t xml:space="preserve"> to 2</w:t>
+      </w:r>
+      <w:r>
+        <w:rPr>
+          <w:rFonts w:ascii="Noto Serif SC" w:eastAsia="Noto Serif SC" w:hAnsi="Noto Serif SC" w:cs="Noto Serif"/>
           <w:bCs/>
           <w:color w:val="CC0066"/>
           <w:sz w:val="24"/>
           <w:szCs w:val="24"/>
-        </w:rPr>
-        <w:t>parts</w:t>
-      </w:r>
-      <w:r>
-        <w:rPr>
-          <w:rFonts w:ascii="Noto Serif SC" w:eastAsia="Noto Serif SC" w:hAnsi="Noto Serif SC" w:cs="Noto Serif"/>
+          <w:vertAlign w:val="superscript"/>
+        </w:rPr>
+        <w:t>nd</w:t>
+      </w:r>
+      <w:r>
+        <w:rPr>
+          <w:rFonts w:ascii="Noto Serif SC" w:eastAsia="Noto Serif SC" w:hAnsi="Noto Serif SC" w:cs="Noto Serif" w:hint="eastAsia"/>
           <w:bCs/>
           <w:color w:val="CC0066"/>
           <w:sz w:val="24"/>
           <w:szCs w:val="24"/>
         </w:rPr>
-        <w:t xml:space="preserve">, all parts are played </w:t>
-      </w:r>
-      <w:r>
-        <w:rPr>
-          <w:rFonts w:ascii="Noto Serif SC" w:eastAsia="Noto Serif SC" w:hAnsi="Noto Serif SC" w:cs="Noto Serif" w:hint="eastAsia"/>
+        <w:t xml:space="preserve"> </w:t>
+      </w:r>
+      <w:r>
+        <w:rPr>
+          <w:rFonts w:ascii="Noto Serif SC" w:eastAsia="Noto Serif SC" w:hAnsi="Noto Serif SC" w:cs="Noto Serif"/>
           <w:bCs/>
           <w:color w:val="CC0066"/>
           <w:sz w:val="24"/>
           <w:szCs w:val="24"/>
         </w:rPr>
-        <w:t>independently</w:t>
-      </w:r>
-      <w:r>
-        <w:rPr>
-          <w:rFonts w:ascii="Noto Serif SC" w:eastAsia="Noto Serif SC" w:hAnsi="Noto Serif SC" w:cs="Noto Serif"/>
+        <w:t xml:space="preserve"> persons </w:t>
+      </w:r>
+      <w:r>
+        <w:rPr>
+          <w:rFonts w:ascii="Noto Serif SC" w:eastAsia="Noto Serif SC" w:hAnsi="Noto Serif SC" w:cs="Noto Serif" w:hint="eastAsia"/>
           <w:bCs/>
           <w:color w:val="CC0066"/>
           <w:sz w:val="24"/>
           <w:szCs w:val="24"/>
         </w:rPr>
+        <w:t>play the top voice</w:t>
+      </w:r>
+      <w:r>
+        <w:rPr>
+          <w:rFonts w:ascii="Noto Serif SC" w:eastAsia="Noto Serif SC" w:hAnsi="Noto Serif SC" w:cs="Noto Serif"/>
+          <w:bCs/>
+          <w:color w:val="CC0066"/>
+          <w:sz w:val="24"/>
+          <w:szCs w:val="24"/>
+        </w:rPr>
+        <w:t>, and 3</w:t>
+      </w:r>
+      <w:r>
+        <w:rPr>
+          <w:rFonts w:ascii="Noto Serif SC" w:eastAsia="Noto Serif SC" w:hAnsi="Noto Serif SC" w:cs="Noto Serif"/>
+          <w:bCs/>
+          <w:color w:val="CC0066"/>
+          <w:sz w:val="24"/>
+          <w:szCs w:val="24"/>
+          <w:vertAlign w:val="superscript"/>
+        </w:rPr>
+        <w:t>rd</w:t>
+      </w:r>
+      <w:r>
+        <w:rPr>
+          <w:rFonts w:ascii="Noto Serif SC" w:eastAsia="Noto Serif SC" w:hAnsi="Noto Serif SC" w:cs="Noto Serif" w:hint="eastAsia"/>
+          <w:bCs/>
+          <w:color w:val="CC0066"/>
+          <w:sz w:val="24"/>
+          <w:szCs w:val="24"/>
+        </w:rPr>
+        <w:t xml:space="preserve"> </w:t>
+      </w:r>
+      <w:r>
+        <w:rPr>
+          <w:rFonts w:ascii="Noto Serif SC" w:eastAsia="Noto Serif SC" w:hAnsi="Noto Serif SC" w:cs="Noto Serif"/>
+          <w:bCs/>
+          <w:color w:val="CC0066"/>
+          <w:sz w:val="24"/>
+          <w:szCs w:val="24"/>
+        </w:rPr>
+        <w:t>to 4</w:t>
+      </w:r>
+      <w:r>
+        <w:rPr>
+          <w:rFonts w:ascii="Noto Serif SC" w:eastAsia="Noto Serif SC" w:hAnsi="Noto Serif SC" w:cs="Noto Serif"/>
+          <w:bCs/>
+          <w:color w:val="CC0066"/>
+          <w:sz w:val="24"/>
+          <w:szCs w:val="24"/>
+          <w:vertAlign w:val="superscript"/>
+        </w:rPr>
+        <w:t>th</w:t>
+      </w:r>
+      <w:r>
+        <w:rPr>
+          <w:rFonts w:ascii="Noto Serif SC" w:eastAsia="Noto Serif SC" w:hAnsi="Noto Serif SC" w:cs="Noto Serif" w:hint="eastAsia"/>
+          <w:bCs/>
+          <w:color w:val="CC0066"/>
+          <w:sz w:val="24"/>
+          <w:szCs w:val="24"/>
+        </w:rPr>
+        <w:t xml:space="preserve"> </w:t>
+      </w:r>
+      <w:r>
+        <w:rPr>
+          <w:rFonts w:ascii="Noto Serif SC" w:eastAsia="Noto Serif SC" w:hAnsi="Noto Serif SC" w:cs="Noto Serif"/>
+          <w:bCs/>
+          <w:color w:val="CC0066"/>
+          <w:sz w:val="24"/>
+          <w:szCs w:val="24"/>
+        </w:rPr>
+        <w:t xml:space="preserve">persons </w:t>
+      </w:r>
+      <w:r>
+        <w:rPr>
+          <w:rFonts w:ascii="Noto Serif SC" w:eastAsia="Noto Serif SC" w:hAnsi="Noto Serif SC" w:cs="Noto Serif" w:hint="eastAsia"/>
+          <w:bCs/>
+          <w:color w:val="CC0066"/>
+          <w:sz w:val="24"/>
+          <w:szCs w:val="24"/>
+        </w:rPr>
+        <w:t>play the bottom voice</w:t>
+      </w:r>
+      <w:r>
+        <w:rPr>
+          <w:rFonts w:ascii="Noto Serif SC" w:eastAsia="Noto Serif SC" w:hAnsi="Noto Serif SC" w:cs="Noto Serif"/>
+          <w:bCs/>
+          <w:color w:val="CC0066"/>
+          <w:sz w:val="24"/>
+          <w:szCs w:val="24"/>
+        </w:rPr>
         <w:t>.</w:t>
       </w:r>
-    </w:p>
-    <w:p>
-      <w:pPr>
-        <w:rPr>
-          <w:rFonts w:ascii="Noto Serif SC" w:eastAsia="Noto Serif SC" w:hAnsi="Noto Serif SC" w:cs="Noto Serif"/>
+      <w:r>
+        <w:rPr>
+          <w:rFonts w:ascii="Noto Serif SC" w:eastAsia="Noto Serif SC" w:hAnsi="Noto Serif SC" w:cs="Noto Serif" w:hint="eastAsia"/>
           <w:bCs/>
           <w:color w:val="CC0066"/>
           <w:sz w:val="24"/>
           <w:szCs w:val="24"/>
         </w:rPr>
+        <w:t xml:space="preserve"> </w:t>
+      </w:r>
+    </w:p>
+    <w:p>
+      <w:pPr>
+        <w:rPr>
+          <w:rFonts w:ascii="Noto Serif SC" w:eastAsia="Noto Serif SC" w:hAnsi="Noto Serif SC" w:cs="Noto Serif"/>
+          <w:bCs/>
+          <w:color w:val="CC0066"/>
+          <w:sz w:val="24"/>
+          <w:szCs w:val="24"/>
+        </w:rPr>
       </w:pPr>
     </w:p>
     <w:p>
@@ -12268,364 +12542,14 @@
           <w:sz w:val="24"/>
           <w:szCs w:val="24"/>
         </w:rPr>
-        <w:lastRenderedPageBreak/>
-        <w:t>当高胡、二胡I、二胡Ⅱ、中胡被分为两行谱表,并且每种乐器的第一行谱表(第1-4人)分为两步演奏时,第1-2人演奏第一声部</w:t>
-      </w:r>
-      <w:r>
-        <w:rPr>
-          <w:rFonts w:ascii="Noto Serif SC" w:eastAsia="Noto Serif SC" w:hAnsi="Noto Serif SC" w:cs="Noto Serif" w:hint="eastAsia"/>
-          <w:bCs/>
-          <w:color w:val="CC0066"/>
-          <w:sz w:val="24"/>
-          <w:szCs w:val="24"/>
-        </w:rPr>
-        <w:t>，</w:t>
-      </w:r>
-      <w:r>
-        <w:rPr>
-          <w:rFonts w:ascii="Noto Serif SC" w:eastAsia="Noto Serif SC" w:hAnsi="Noto Serif SC" w:cs="Noto Serif" w:hint="eastAsia"/>
-          <w:bCs/>
-          <w:color w:val="CC0066"/>
-          <w:sz w:val="24"/>
-          <w:szCs w:val="24"/>
-        </w:rPr>
-        <w:t>第3-4人演奏第二声部。</w:t>
+        <w:t>当高胡、二胡I、二胡Ⅱ、中胡没有细分两行谱表时,若分为两部演奏,则由第1-4人演奏第一声部,由第5-7人演奏第二声部。当大提琴没有细分两行谱表时，若分两部演奏，则则由第1-3人演奏第一声部,由第4-6人演奏第二声部。</w:t>
       </w:r>
     </w:p>
     <w:p>
       <w:pPr>
         <w:ind w:firstLine="720"/>
         <w:rPr>
-          <w:rFonts w:ascii="Noto Serif SC" w:eastAsia="Noto Serif SC" w:hAnsi="Noto Serif SC" w:cs="Noto Serif" w:hint="eastAsia"/>
-          <w:bCs/>
-          <w:color w:val="CC0066"/>
-          <w:sz w:val="24"/>
-          <w:szCs w:val="24"/>
-        </w:rPr>
-      </w:pPr>
-      <w:r>
-        <w:rPr>
-          <w:rFonts w:ascii="Noto Serif SC" w:eastAsia="Noto Serif SC" w:hAnsi="Noto Serif SC" w:cs="Noto Serif" w:hint="eastAsia"/>
-          <w:bCs/>
-          <w:color w:val="CC0066"/>
-          <w:sz w:val="24"/>
-          <w:szCs w:val="24"/>
-        </w:rPr>
-        <w:t>If</w:t>
-      </w:r>
-      <w:r>
-        <w:rPr>
-          <w:rFonts w:ascii="Noto Serif SC" w:eastAsia="Noto Serif SC" w:hAnsi="Noto Serif SC" w:cs="Noto Serif"/>
-          <w:bCs/>
-          <w:color w:val="CC0066"/>
-          <w:sz w:val="24"/>
-          <w:szCs w:val="24"/>
-        </w:rPr>
-        <w:t xml:space="preserve"> Gaohu, Erhu I, Erhu II, and Zhonghu are divided into two staves, and the first </w:t>
-      </w:r>
-      <w:r>
-        <w:rPr>
-          <w:rFonts w:ascii="Noto Serif SC" w:eastAsia="Noto Serif SC" w:hAnsi="Noto Serif SC" w:cs="Noto Serif" w:hint="eastAsia"/>
-          <w:bCs/>
-          <w:color w:val="CC0066"/>
-          <w:sz w:val="24"/>
-          <w:szCs w:val="24"/>
-        </w:rPr>
-        <w:t>upper stave</w:t>
-      </w:r>
-      <w:r>
-        <w:rPr>
-          <w:rFonts w:ascii="Noto Serif SC" w:eastAsia="Noto Serif SC" w:hAnsi="Noto Serif SC" w:cs="Noto Serif" w:hint="eastAsia"/>
-          <w:bCs/>
-          <w:color w:val="CC0066"/>
-          <w:sz w:val="24"/>
-          <w:szCs w:val="24"/>
-        </w:rPr>
-        <w:t xml:space="preserve"> itself is further divided (i.e. div. a 2)</w:t>
-      </w:r>
-      <w:r>
-        <w:rPr>
-          <w:rFonts w:ascii="Noto Serif SC" w:eastAsia="Noto Serif SC" w:hAnsi="Noto Serif SC" w:cs="Noto Serif"/>
-          <w:bCs/>
-          <w:color w:val="CC0066"/>
-          <w:sz w:val="24"/>
-          <w:szCs w:val="24"/>
-        </w:rPr>
-        <w:t xml:space="preserve">, </w:t>
-      </w:r>
-      <w:r>
-        <w:rPr>
-          <w:rFonts w:ascii="Noto Serif SC" w:eastAsia="Noto Serif SC" w:hAnsi="Noto Serif SC" w:cs="Noto Serif" w:hint="eastAsia"/>
-          <w:bCs/>
-          <w:color w:val="CC0066"/>
-          <w:sz w:val="24"/>
-          <w:szCs w:val="24"/>
-        </w:rPr>
-        <w:t xml:space="preserve">the </w:t>
-      </w:r>
-      <w:r>
-        <w:rPr>
-          <w:rFonts w:ascii="Noto Serif SC" w:eastAsia="Noto Serif SC" w:hAnsi="Noto Serif SC" w:cs="Noto Serif"/>
-          <w:bCs/>
-          <w:color w:val="CC0066"/>
-          <w:sz w:val="24"/>
-          <w:szCs w:val="24"/>
-        </w:rPr>
-        <w:t>1</w:t>
-      </w:r>
-      <w:r>
-        <w:rPr>
-          <w:rFonts w:ascii="Noto Serif SC" w:eastAsia="Noto Serif SC" w:hAnsi="Noto Serif SC" w:cs="Noto Serif"/>
-          <w:bCs/>
-          <w:color w:val="CC0066"/>
-          <w:sz w:val="24"/>
-          <w:szCs w:val="24"/>
-          <w:vertAlign w:val="superscript"/>
-        </w:rPr>
-        <w:t>st</w:t>
-      </w:r>
-      <w:r>
-        <w:rPr>
-          <w:rFonts w:ascii="Noto Serif SC" w:eastAsia="Noto Serif SC" w:hAnsi="Noto Serif SC" w:cs="Noto Serif" w:hint="eastAsia"/>
-          <w:bCs/>
-          <w:color w:val="CC0066"/>
-          <w:sz w:val="24"/>
-          <w:szCs w:val="24"/>
-        </w:rPr>
-        <w:t xml:space="preserve"> </w:t>
-      </w:r>
-      <w:r>
-        <w:rPr>
-          <w:rFonts w:ascii="Noto Serif SC" w:eastAsia="Noto Serif SC" w:hAnsi="Noto Serif SC" w:cs="Noto Serif"/>
-          <w:bCs/>
-          <w:color w:val="CC0066"/>
-          <w:sz w:val="24"/>
-          <w:szCs w:val="24"/>
-        </w:rPr>
-        <w:t xml:space="preserve"> to 2</w:t>
-      </w:r>
-      <w:r>
-        <w:rPr>
-          <w:rFonts w:ascii="Noto Serif SC" w:eastAsia="Noto Serif SC" w:hAnsi="Noto Serif SC" w:cs="Noto Serif"/>
-          <w:bCs/>
-          <w:color w:val="CC0066"/>
-          <w:sz w:val="24"/>
-          <w:szCs w:val="24"/>
-          <w:vertAlign w:val="superscript"/>
-        </w:rPr>
-        <w:t>nd</w:t>
-      </w:r>
-      <w:r>
-        <w:rPr>
-          <w:rFonts w:ascii="Noto Serif SC" w:eastAsia="Noto Serif SC" w:hAnsi="Noto Serif SC" w:cs="Noto Serif" w:hint="eastAsia"/>
-          <w:bCs/>
-          <w:color w:val="CC0066"/>
-          <w:sz w:val="24"/>
-          <w:szCs w:val="24"/>
-        </w:rPr>
-        <w:t xml:space="preserve"> </w:t>
-      </w:r>
-      <w:r>
-        <w:rPr>
-          <w:rFonts w:ascii="Noto Serif SC" w:eastAsia="Noto Serif SC" w:hAnsi="Noto Serif SC" w:cs="Noto Serif"/>
-          <w:bCs/>
-          <w:color w:val="CC0066"/>
-          <w:sz w:val="24"/>
-          <w:szCs w:val="24"/>
-        </w:rPr>
-        <w:t xml:space="preserve"> persons </w:t>
-      </w:r>
-      <w:r>
-        <w:rPr>
-          <w:rFonts w:ascii="Noto Serif SC" w:eastAsia="Noto Serif SC" w:hAnsi="Noto Serif SC" w:cs="Noto Serif" w:hint="eastAsia"/>
-          <w:bCs/>
-          <w:color w:val="CC0066"/>
-          <w:sz w:val="24"/>
-          <w:szCs w:val="24"/>
-        </w:rPr>
-        <w:t>play the top voice</w:t>
-      </w:r>
-      <w:r>
-        <w:rPr>
-          <w:rFonts w:ascii="Noto Serif SC" w:eastAsia="Noto Serif SC" w:hAnsi="Noto Serif SC" w:cs="Noto Serif"/>
-          <w:bCs/>
-          <w:color w:val="CC0066"/>
-          <w:sz w:val="24"/>
-          <w:szCs w:val="24"/>
-        </w:rPr>
-        <w:t>, and 3</w:t>
-      </w:r>
-      <w:r>
-        <w:rPr>
-          <w:rFonts w:ascii="Noto Serif SC" w:eastAsia="Noto Serif SC" w:hAnsi="Noto Serif SC" w:cs="Noto Serif"/>
-          <w:bCs/>
-          <w:color w:val="CC0066"/>
-          <w:sz w:val="24"/>
-          <w:szCs w:val="24"/>
-          <w:vertAlign w:val="superscript"/>
-        </w:rPr>
-        <w:t>rd</w:t>
-      </w:r>
-      <w:r>
-        <w:rPr>
-          <w:rFonts w:ascii="Noto Serif SC" w:eastAsia="Noto Serif SC" w:hAnsi="Noto Serif SC" w:cs="Noto Serif" w:hint="eastAsia"/>
-          <w:bCs/>
-          <w:color w:val="CC0066"/>
-          <w:sz w:val="24"/>
-          <w:szCs w:val="24"/>
-        </w:rPr>
-        <w:t xml:space="preserve"> </w:t>
-      </w:r>
-      <w:r>
-        <w:rPr>
-          <w:rFonts w:ascii="Noto Serif SC" w:eastAsia="Noto Serif SC" w:hAnsi="Noto Serif SC" w:cs="Noto Serif"/>
-          <w:bCs/>
-          <w:color w:val="CC0066"/>
-          <w:sz w:val="24"/>
-          <w:szCs w:val="24"/>
-        </w:rPr>
-        <w:t>to 4</w:t>
-      </w:r>
-      <w:r>
-        <w:rPr>
-          <w:rFonts w:ascii="Noto Serif SC" w:eastAsia="Noto Serif SC" w:hAnsi="Noto Serif SC" w:cs="Noto Serif"/>
-          <w:bCs/>
-          <w:color w:val="CC0066"/>
-          <w:sz w:val="24"/>
-          <w:szCs w:val="24"/>
-          <w:vertAlign w:val="superscript"/>
-        </w:rPr>
-        <w:t>th</w:t>
-      </w:r>
-      <w:r>
-        <w:rPr>
-          <w:rFonts w:ascii="Noto Serif SC" w:eastAsia="Noto Serif SC" w:hAnsi="Noto Serif SC" w:cs="Noto Serif" w:hint="eastAsia"/>
-          <w:bCs/>
-          <w:color w:val="CC0066"/>
-          <w:sz w:val="24"/>
-          <w:szCs w:val="24"/>
-        </w:rPr>
-        <w:t xml:space="preserve"> </w:t>
-      </w:r>
-      <w:r>
-        <w:rPr>
-          <w:rFonts w:ascii="Noto Serif SC" w:eastAsia="Noto Serif SC" w:hAnsi="Noto Serif SC" w:cs="Noto Serif"/>
-          <w:bCs/>
-          <w:color w:val="CC0066"/>
-          <w:sz w:val="24"/>
-          <w:szCs w:val="24"/>
-        </w:rPr>
-        <w:t xml:space="preserve">persons </w:t>
-      </w:r>
-      <w:r>
-        <w:rPr>
-          <w:rFonts w:ascii="Noto Serif SC" w:eastAsia="Noto Serif SC" w:hAnsi="Noto Serif SC" w:cs="Noto Serif" w:hint="eastAsia"/>
-          <w:bCs/>
-          <w:color w:val="CC0066"/>
-          <w:sz w:val="24"/>
-          <w:szCs w:val="24"/>
-        </w:rPr>
-        <w:t>play the bottom voice</w:t>
-      </w:r>
-      <w:r>
-        <w:rPr>
-          <w:rFonts w:ascii="Noto Serif SC" w:eastAsia="Noto Serif SC" w:hAnsi="Noto Serif SC" w:cs="Noto Serif"/>
-          <w:bCs/>
-          <w:color w:val="CC0066"/>
-          <w:sz w:val="24"/>
-          <w:szCs w:val="24"/>
-        </w:rPr>
-        <w:t>.</w:t>
-      </w:r>
-      <w:r>
-        <w:rPr>
-          <w:rFonts w:ascii="Noto Serif SC" w:eastAsia="Noto Serif SC" w:hAnsi="Noto Serif SC" w:cs="Noto Serif" w:hint="eastAsia"/>
-          <w:bCs/>
-          <w:color w:val="CC0066"/>
-          <w:sz w:val="24"/>
-          <w:szCs w:val="24"/>
-        </w:rPr>
-        <w:t xml:space="preserve"> </w:t>
-      </w:r>
-    </w:p>
-    <w:p>
-      <w:pPr>
-        <w:rPr>
-          <w:rFonts w:ascii="Noto Serif SC" w:eastAsia="Noto Serif SC" w:hAnsi="Noto Serif SC" w:cs="Noto Serif"/>
-          <w:bCs/>
-          <w:color w:val="CC0066"/>
-          <w:sz w:val="24"/>
-          <w:szCs w:val="24"/>
-        </w:rPr>
-      </w:pPr>
-    </w:p>
-    <w:p>
-      <w:pPr>
-        <w:ind w:firstLine="720"/>
-        <w:rPr>
-          <w:rFonts w:ascii="Noto Serif SC" w:eastAsia="Noto Serif SC" w:hAnsi="Noto Serif SC" w:cs="Noto Serif"/>
-          <w:bCs/>
-          <w:color w:val="CC0066"/>
-          <w:sz w:val="24"/>
-          <w:szCs w:val="24"/>
-        </w:rPr>
-      </w:pPr>
-      <w:r>
-        <w:rPr>
-          <w:rFonts w:ascii="Noto Serif SC" w:eastAsia="Noto Serif SC" w:hAnsi="Noto Serif SC" w:cs="Noto Serif" w:hint="eastAsia"/>
-          <w:bCs/>
-          <w:color w:val="CC0066"/>
-          <w:sz w:val="24"/>
-          <w:szCs w:val="24"/>
-        </w:rPr>
-        <w:t>当高胡、二胡I、二胡Ⅱ、中胡没有细分两行谱表时,若分为两部演奏,则由第1-4人演奏第一声部,由第5-7人演奏第二声部。当大提琴没有细分两行谱表时</w:t>
-      </w:r>
-      <w:r>
-        <w:rPr>
-          <w:rFonts w:ascii="Noto Serif SC" w:eastAsia="Noto Serif SC" w:hAnsi="Noto Serif SC" w:cs="Noto Serif" w:hint="eastAsia"/>
-          <w:bCs/>
-          <w:color w:val="CC0066"/>
-          <w:sz w:val="24"/>
-          <w:szCs w:val="24"/>
-        </w:rPr>
-        <w:t>，</w:t>
-      </w:r>
-      <w:r>
-        <w:rPr>
-          <w:rFonts w:ascii="Noto Serif SC" w:eastAsia="Noto Serif SC" w:hAnsi="Noto Serif SC" w:cs="Noto Serif" w:hint="eastAsia"/>
-          <w:bCs/>
-          <w:color w:val="CC0066"/>
-          <w:sz w:val="24"/>
-          <w:szCs w:val="24"/>
-        </w:rPr>
-        <w:t>若分两部演奏</w:t>
-      </w:r>
-      <w:r>
-        <w:rPr>
-          <w:rFonts w:ascii="Noto Serif SC" w:eastAsia="Noto Serif SC" w:hAnsi="Noto Serif SC" w:cs="Noto Serif" w:hint="eastAsia"/>
-          <w:bCs/>
-          <w:color w:val="CC0066"/>
-          <w:sz w:val="24"/>
-          <w:szCs w:val="24"/>
-        </w:rPr>
-        <w:t>，</w:t>
-      </w:r>
-      <w:r>
-        <w:rPr>
-          <w:rFonts w:ascii="Noto Serif SC" w:eastAsia="Noto Serif SC" w:hAnsi="Noto Serif SC" w:cs="Noto Serif" w:hint="eastAsia"/>
-          <w:bCs/>
-          <w:color w:val="CC0066"/>
-          <w:sz w:val="24"/>
-          <w:szCs w:val="24"/>
-        </w:rPr>
-        <w:t>则则由第1-3人演奏第一声部,由第4-6人演奏第二声部。</w:t>
-      </w:r>
-    </w:p>
-    <w:p>
-      <w:pPr>
-        <w:ind w:firstLine="720"/>
-        <w:rPr>
-          <w:rFonts w:ascii="Noto Serif SC" w:eastAsia="Noto Serif SC" w:hAnsi="Noto Serif SC" w:cs="Noto Serif" w:hint="eastAsia"/>
+          <w:rFonts w:ascii="Noto Serif SC" w:eastAsia="Noto Serif SC" w:hAnsi="Noto Serif SC" w:cs="Noto Serif"/>
           <w:bCs/>
           <w:color w:val="CC0066"/>
           <w:sz w:val="24"/>
@@ -13910,18 +13834,7 @@
           <w:sz w:val="24"/>
           <w:szCs w:val="24"/>
         </w:rPr>
-        <w:t>f</w:t>
-      </w:r>
-      <w:r>
-        <w:rPr>
-          <w:rFonts w:ascii="Cambria" w:eastAsia="Noto Serif SC" w:hAnsi="Cambria" w:cs="Noto Serif" w:hint="eastAsia"/>
-          <w:b/>
-          <w:i/>
-          <w:iCs/>
-          <w:sz w:val="24"/>
-          <w:szCs w:val="24"/>
-        </w:rPr>
-        <w:t>f</w:t>
+        <w:t>ff</w:t>
       </w:r>
       <w:proofErr w:type="spellEnd"/>
       <w:r>
@@ -13942,7 +13855,7 @@
           <w:numId w:val="5"/>
         </w:numPr>
         <w:rPr>
-          <w:rFonts w:ascii="Cambria" w:eastAsia="Noto Serif SC" w:hAnsi="Cambria" w:cs="Noto Serif" w:hint="eastAsia"/>
+          <w:rFonts w:ascii="Cambria" w:eastAsia="Noto Serif SC" w:hAnsi="Cambria" w:cs="Noto Serif"/>
           <w:bCs/>
           <w:sz w:val="24"/>
           <w:szCs w:val="24"/>
@@ -14167,14 +14080,14 @@
         <v:path o:extrusionok="f" gradientshapeok="t" o:connecttype="rect"/>
         <o:lock v:ext="edit" aspectratio="t"/>
       </v:shapetype>
-      <v:shape id="_x0000_i1354" type="#_x0000_t75" alt="A black background with a black square&#10;&#10;Description automatically generated with medium confidence" style="width:3in;height:522.4pt;visibility:visible;mso-wrap-style:square" o:bullet="t">
+      <v:shape id="_x0000_i1032" type="#_x0000_t75" alt="A black background with a black square&#10;&#10;Description automatically generated with medium confidence" style="width:3in;height:522.75pt;visibility:visible;mso-wrap-style:square" o:bullet="t">
         <v:imagedata r:id="rId1" o:title="A black background with a black square&#10;&#10;Description automatically generated with medium confidence"/>
       </v:shape>
     </w:pict>
   </w:numPicBullet>
   <w:numPicBullet w:numPicBulletId="1">
     <w:pict>
-      <v:shape id="_x0000_i1355" type="#_x0000_t75" style="width:277.95pt;height:422.8pt;flip:x;visibility:visible;mso-wrap-style:square" o:bullet="t">
+      <v:shape id="_x0000_i1033" type="#_x0000_t75" style="width:278.25pt;height:423pt;flip:x;visibility:visible;mso-wrap-style:square" o:bullet="t">
         <v:imagedata r:id="rId2" o:title=""/>
       </v:shape>
     </w:pict>
@@ -15133,6 +15046,7 @@
   <w:style w:type="character" w:default="1" w:styleId="DefaultParagraphFont">
     <w:name w:val="Default Paragraph Font"/>
     <w:uiPriority w:val="1"/>
+    <w:semiHidden/>
     <w:unhideWhenUsed/>
   </w:style>
   <w:style w:type="table" w:default="1" w:styleId="TableNormal">

--- a/Front Matter/Template/3_Front-Matter.docx
+++ b/Front Matter/Template/3_Front-Matter.docx
@@ -22,159 +22,39 @@
         <w:rPr>
           <w:rFonts w:ascii="Noto Serif SC" w:eastAsia="Noto Serif SC" w:hAnsi="Noto Serif SC" w:cs="Noto Serif"/>
           <w:b/>
-          <w:sz w:val="60"/>
-          <w:szCs w:val="60"/>
-          <w:lang w:val="en-US"/>
-        </w:rPr>
-      </w:pPr>
-      <w:r>
-        <w:rPr>
-          <w:rFonts w:ascii="Noto Serif SC" w:eastAsia="Noto Serif SC" w:hAnsi="Noto Serif SC" w:cs="Noto Serif" w:hint="eastAsia"/>
+          <w:sz w:val="120"/>
+          <w:szCs w:val="120"/>
+          <w:lang w:val="en-US"/>
+        </w:rPr>
+      </w:pPr>
+      <w:r>
+        <w:rPr>
+          <w:rFonts w:ascii="Noto Serif SC" w:eastAsia="Noto Serif SC" w:hAnsi="Noto Serif SC" w:cs="Noto Serif" w:hint="eastAsia"/>
+          <w:b/>
+          <w:sz w:val="120"/>
+          <w:szCs w:val="120"/>
+          <w:lang w:val="en-US"/>
+        </w:rPr>
+        <w:t>沉默的婆罗浮屠</w:t>
+      </w:r>
+    </w:p>
+    <w:p>
+      <w:pPr>
+        <w:jc w:val="right"/>
+        <w:rPr>
+          <w:rFonts w:ascii="Noto Serif SC" w:eastAsia="Noto Serif SC" w:hAnsi="Noto Serif SC" w:cs="Noto Serif"/>
           <w:b/>
           <w:sz w:val="60"/>
           <w:szCs w:val="60"/>
-          <w:lang w:val="en-US"/>
-        </w:rPr>
-        <w:t>沉</w:t>
-      </w:r>
+          <w:lang w:val="en-GB"/>
+        </w:rPr>
+      </w:pPr>
       <w:r>
         <w:rPr>
           <w:rFonts w:ascii="Noto Serif SC" w:eastAsia="Noto Serif SC" w:hAnsi="Noto Serif SC" w:cs="Noto Serif"/>
           <w:b/>
           <w:sz w:val="60"/>
           <w:szCs w:val="60"/>
-          <w:lang w:val="en-US"/>
-        </w:rPr>
-        <w:t xml:space="preserve"> </w:t>
-      </w:r>
-      <w:r>
-        <w:rPr>
-          <w:rFonts w:ascii="Noto Serif SC" w:eastAsia="Noto Serif SC" w:hAnsi="Noto Serif SC" w:cs="Noto Serif" w:hint="eastAsia"/>
-          <w:b/>
-          <w:sz w:val="60"/>
-          <w:szCs w:val="60"/>
-          <w:lang w:val="en-US"/>
-        </w:rPr>
-        <w:t>默</w:t>
-      </w:r>
-      <w:r>
-        <w:rPr>
-          <w:rFonts w:ascii="Noto Serif SC" w:eastAsia="Noto Serif SC" w:hAnsi="Noto Serif SC" w:cs="Noto Serif"/>
-          <w:b/>
-          <w:sz w:val="60"/>
-          <w:szCs w:val="60"/>
-          <w:lang w:val="en-US"/>
-        </w:rPr>
-        <w:t xml:space="preserve"> </w:t>
-      </w:r>
-      <w:r>
-        <w:rPr>
-          <w:rFonts w:ascii="Noto Serif SC" w:eastAsia="Noto Serif SC" w:hAnsi="Noto Serif SC" w:cs="Noto Serif" w:hint="eastAsia"/>
-          <w:b/>
-          <w:sz w:val="60"/>
-          <w:szCs w:val="60"/>
-          <w:lang w:val="en-US"/>
-        </w:rPr>
-        <w:t>的</w:t>
-      </w:r>
-      <w:r>
-        <w:rPr>
-          <w:rFonts w:ascii="Noto Serif SC" w:eastAsia="Noto Serif SC" w:hAnsi="Noto Serif SC" w:cs="Noto Serif"/>
-          <w:b/>
-          <w:sz w:val="60"/>
-          <w:szCs w:val="60"/>
-          <w:lang w:val="en-US"/>
-        </w:rPr>
-        <w:t xml:space="preserve"> </w:t>
-      </w:r>
-      <w:r>
-        <w:rPr>
-          <w:rFonts w:ascii="Noto Serif SC" w:eastAsia="Noto Serif SC" w:hAnsi="Noto Serif SC" w:cs="Noto Serif" w:hint="eastAsia"/>
-          <w:b/>
-          <w:sz w:val="60"/>
-          <w:szCs w:val="60"/>
-          <w:lang w:val="en-US"/>
-        </w:rPr>
-        <w:t>婆</w:t>
-      </w:r>
-      <w:r>
-        <w:rPr>
-          <w:rFonts w:ascii="Noto Serif SC" w:eastAsia="Noto Serif SC" w:hAnsi="Noto Serif SC" w:cs="Noto Serif"/>
-          <w:b/>
-          <w:sz w:val="60"/>
-          <w:szCs w:val="60"/>
-          <w:lang w:val="en-US"/>
-        </w:rPr>
-        <w:t xml:space="preserve"> </w:t>
-      </w:r>
-      <w:r>
-        <w:rPr>
-          <w:rFonts w:ascii="Noto Serif SC" w:eastAsia="Noto Serif SC" w:hAnsi="Noto Serif SC" w:cs="Noto Serif" w:hint="eastAsia"/>
-          <w:b/>
-          <w:sz w:val="60"/>
-          <w:szCs w:val="60"/>
-          <w:lang w:val="en-US"/>
-        </w:rPr>
-        <w:t>罗</w:t>
-      </w:r>
-      <w:r>
-        <w:rPr>
-          <w:rFonts w:ascii="Noto Serif SC" w:eastAsia="Noto Serif SC" w:hAnsi="Noto Serif SC" w:cs="Noto Serif"/>
-          <w:b/>
-          <w:sz w:val="60"/>
-          <w:szCs w:val="60"/>
-          <w:lang w:val="en-US"/>
-        </w:rPr>
-        <w:t xml:space="preserve"> </w:t>
-      </w:r>
-      <w:r>
-        <w:rPr>
-          <w:rFonts w:ascii="Noto Serif SC" w:eastAsia="Noto Serif SC" w:hAnsi="Noto Serif SC" w:cs="Noto Serif" w:hint="eastAsia"/>
-          <w:b/>
-          <w:sz w:val="60"/>
-          <w:szCs w:val="60"/>
-          <w:lang w:val="en-US"/>
-        </w:rPr>
-        <w:t>浮</w:t>
-      </w:r>
-      <w:r>
-        <w:rPr>
-          <w:rFonts w:ascii="Noto Serif SC" w:eastAsia="Noto Serif SC" w:hAnsi="Noto Serif SC" w:cs="Noto Serif"/>
-          <w:b/>
-          <w:sz w:val="60"/>
-          <w:szCs w:val="60"/>
-          <w:lang w:val="en-US"/>
-        </w:rPr>
-        <w:t xml:space="preserve"> </w:t>
-      </w:r>
-      <w:r>
-        <w:rPr>
-          <w:rFonts w:ascii="Noto Serif SC" w:eastAsia="Noto Serif SC" w:hAnsi="Noto Serif SC" w:cs="Noto Serif" w:hint="eastAsia"/>
-          <w:b/>
-          <w:sz w:val="60"/>
-          <w:szCs w:val="60"/>
-          <w:lang w:val="en-US"/>
-        </w:rPr>
-        <w:t>屠</w:t>
-      </w:r>
-    </w:p>
-    <w:p>
-      <w:pPr>
-        <w:jc w:val="right"/>
-        <w:rPr>
-          <w:rFonts w:ascii="Noto Serif SC" w:eastAsia="Noto Serif SC" w:hAnsi="Noto Serif SC" w:cs="Noto Serif"/>
-          <w:b/>
-          <w:sz w:val="56"/>
-          <w:szCs w:val="96"/>
-          <w:lang w:val="en-GB"/>
-        </w:rPr>
-      </w:pPr>
-      <w:r>
-        <w:rPr>
-          <w:rFonts w:ascii="Noto Serif SC" w:eastAsia="Noto Serif SC" w:hAnsi="Noto Serif SC" w:cs="Noto Serif"/>
-          <w:b/>
-          <w:sz w:val="56"/>
-          <w:szCs w:val="96"/>
         </w:rPr>
         <w:t>The Silence of Borobudur</w:t>
       </w:r>
@@ -185,16 +65,16 @@
         <w:jc w:val="right"/>
         <w:rPr>
           <w:rFonts w:ascii="Noto Serif SC" w:eastAsia="Noto Serif SC" w:hAnsi="Noto Serif SC" w:cs="Noto Serif"/>
-          <w:sz w:val="36"/>
-          <w:szCs w:val="72"/>
-          <w:lang w:val="en-US"/>
-        </w:rPr>
-      </w:pPr>
-      <w:r>
-        <w:rPr>
-          <w:rFonts w:ascii="Noto Serif SC" w:eastAsia="Noto Serif SC" w:hAnsi="Noto Serif SC" w:cs="Noto Serif" w:hint="eastAsia"/>
-          <w:sz w:val="36"/>
-          <w:szCs w:val="72"/>
+          <w:sz w:val="40"/>
+          <w:szCs w:val="40"/>
+          <w:lang w:val="en-US"/>
+        </w:rPr>
+      </w:pPr>
+      <w:r>
+        <w:rPr>
+          <w:rFonts w:ascii="Noto Serif SC" w:eastAsia="Noto Serif SC" w:hAnsi="Noto Serif SC" w:cs="Noto Serif" w:hint="eastAsia"/>
+          <w:sz w:val="40"/>
+          <w:szCs w:val="40"/>
           <w:lang w:val="en-US"/>
         </w:rPr>
         <w:t>竹笛、</w:t>
@@ -202,8 +82,8 @@
       <w:r>
         <w:rPr>
           <w:rFonts w:ascii="Noto Serif SC" w:eastAsia="Noto Serif SC" w:hAnsi="Noto Serif SC" w:cs="Noto Serif"/>
-          <w:sz w:val="36"/>
-          <w:szCs w:val="72"/>
+          <w:sz w:val="40"/>
+          <w:szCs w:val="40"/>
           <w:lang w:val="en-US"/>
         </w:rPr>
         <w:t xml:space="preserve"> </w:t>
@@ -211,8 +91,8 @@
       <w:r>
         <w:rPr>
           <w:rFonts w:ascii="Noto Serif SC" w:eastAsia="Noto Serif SC" w:hAnsi="Noto Serif SC" w:cs="Noto Serif" w:hint="eastAsia"/>
-          <w:sz w:val="36"/>
-          <w:szCs w:val="72"/>
+          <w:sz w:val="40"/>
+          <w:szCs w:val="40"/>
           <w:lang w:val="en-US"/>
         </w:rPr>
         <w:t>琵琶与民族管弦乐队</w:t>
@@ -282,16 +162,16 @@
         <w:jc w:val="right"/>
         <w:rPr>
           <w:rFonts w:ascii="Noto Serif SC" w:eastAsia="Noto Serif SC" w:hAnsi="Noto Serif SC" w:cs="Noto Serif"/>
-          <w:sz w:val="44"/>
-          <w:szCs w:val="144"/>
+          <w:sz w:val="60"/>
+          <w:szCs w:val="60"/>
           <w:lang w:val="en-GB"/>
         </w:rPr>
       </w:pPr>
       <w:r>
         <w:rPr>
           <w:rFonts w:ascii="Noto Serif SC" w:eastAsia="Noto Serif SC" w:hAnsi="Noto Serif SC" w:cs="Noto Serif" w:hint="eastAsia"/>
-          <w:sz w:val="44"/>
-          <w:szCs w:val="144"/>
+          <w:sz w:val="60"/>
+          <w:szCs w:val="60"/>
         </w:rPr>
         <w:t>朱一清</w:t>
       </w:r>
@@ -1204,16 +1084,16 @@
       </w:r>
       <w:r>
         <w:rPr>
-          <w:rFonts w:ascii="Noto Serif" w:eastAsia="Noto Serif SC" w:hAnsi="Noto Serif" w:cs="Noto Serif"/>
+          <w:rFonts w:ascii="Noto Serif SC" w:eastAsia="Noto Serif SC" w:hAnsi="Noto Serif SC" w:cs="Noto Serif"/>
           <w:sz w:val="32"/>
           <w:szCs w:val="32"/>
           <w:lang w:val="en-US"/>
         </w:rPr>
-        <w:t>’</w:t>
-      </w:r>
-      <w:r>
-        <w:rPr>
-          <w:rFonts w:ascii="Noto Serif" w:eastAsia="Noto Serif SC" w:hAnsi="Noto Serif" w:cs="Noto Serif"/>
+        <w:t>'</w:t>
+      </w:r>
+      <w:r>
+        <w:rPr>
+          <w:rFonts w:ascii="Noto Serif SC" w:eastAsia="Noto Serif SC" w:hAnsi="Noto Serif SC" w:cs="Noto Serif"/>
           <w:sz w:val="32"/>
           <w:szCs w:val="32"/>
           <w:lang w:val="en-US"/>
@@ -1227,16 +1107,16 @@
           <w:szCs w:val="32"/>
           <w:lang w:val="en-US"/>
         </w:rPr>
-        <w:t>30</w:t>
-      </w:r>
-      <w:r>
-        <w:rPr>
-          <w:rFonts w:ascii="Noto Serif" w:eastAsia="Noto Serif SC" w:hAnsi="Noto Serif" w:cs="Noto Serif"/>
+        <w:t>3</w:t>
+      </w:r>
+      <w:r>
+        <w:rPr>
+          <w:rFonts w:ascii="Noto Serif SC" w:eastAsia="Noto Serif SC" w:hAnsi="Noto Serif SC" w:cs="Noto Serif"/>
           <w:sz w:val="32"/>
           <w:szCs w:val="32"/>
           <w:lang w:val="en-US"/>
         </w:rPr>
-        <w:t>”</w:t>
+        <w:t>0''</w:t>
       </w:r>
     </w:p>
     <w:p>
@@ -3589,6 +3469,7 @@
     </w:p>
     <w:p>
       <w:pPr>
+        <w:spacing w:after="640"/>
         <w:rPr>
           <w:rFonts w:ascii="Noto Serif SC" w:eastAsia="Noto Serif SC" w:hAnsi="Noto Serif SC" w:cs="Noto Serif"/>
           <w:b/>
@@ -4385,7 +4266,7 @@
           <w:szCs w:val="24"/>
           <w:lang w:val="en-GB"/>
         </w:rPr>
-        <w:t xml:space="preserve">* 1 Diyin </w:t>
+        <w:t xml:space="preserve">* 1 </w:t>
       </w:r>
       <w:proofErr w:type="spellStart"/>
       <w:r>
@@ -4395,6 +4276,26 @@
           <w:szCs w:val="24"/>
           <w:lang w:val="en-GB"/>
         </w:rPr>
+        <w:t>Diyin</w:t>
+      </w:r>
+      <w:proofErr w:type="spellEnd"/>
+      <w:r>
+        <w:rPr>
+          <w:rFonts w:ascii="Noto Serif SC" w:eastAsia="Noto Serif SC" w:hAnsi="Noto Serif SC" w:cs="Noto Serif"/>
+          <w:sz w:val="24"/>
+          <w:szCs w:val="24"/>
+          <w:lang w:val="en-GB"/>
+        </w:rPr>
+        <w:t xml:space="preserve"> </w:t>
+      </w:r>
+      <w:proofErr w:type="spellStart"/>
+      <w:r>
+        <w:rPr>
+          <w:rFonts w:ascii="Noto Serif SC" w:eastAsia="Noto Serif SC" w:hAnsi="Noto Serif SC" w:cs="Noto Serif"/>
+          <w:sz w:val="24"/>
+          <w:szCs w:val="24"/>
+          <w:lang w:val="en-GB"/>
+        </w:rPr>
         <w:t>Suona</w:t>
       </w:r>
       <w:proofErr w:type="spellEnd"/>
@@ -5879,7 +5780,7 @@
           <w:sz w:val="20"/>
           <w:szCs w:val="20"/>
         </w:rPr>
-        <w:t xml:space="preserve"> Dagu, </w:t>
+        <w:t xml:space="preserve"> </w:t>
       </w:r>
       <w:proofErr w:type="spellStart"/>
       <w:r>
@@ -5888,6 +5789,24 @@
           <w:sz w:val="20"/>
           <w:szCs w:val="20"/>
         </w:rPr>
+        <w:t>Dagu</w:t>
+      </w:r>
+      <w:proofErr w:type="spellEnd"/>
+      <w:r>
+        <w:rPr>
+          <w:rFonts w:ascii="Noto Serif SC" w:eastAsia="Noto Serif SC" w:hAnsi="Noto Serif SC" w:cs="Noto Serif"/>
+          <w:sz w:val="20"/>
+          <w:szCs w:val="20"/>
+        </w:rPr>
+        <w:t xml:space="preserve">, </w:t>
+      </w:r>
+      <w:proofErr w:type="spellStart"/>
+      <w:r>
+        <w:rPr>
+          <w:rFonts w:ascii="Noto Serif SC" w:eastAsia="Noto Serif SC" w:hAnsi="Noto Serif SC" w:cs="Noto Serif"/>
+          <w:sz w:val="20"/>
+          <w:szCs w:val="20"/>
+        </w:rPr>
         <w:t>Tubaphone</w:t>
       </w:r>
       <w:proofErr w:type="spellEnd"/>
@@ -6230,46 +6149,7 @@
     </w:p>
     <w:p>
       <w:pPr>
-        <w:rPr>
-          <w:rFonts w:ascii="Noto Serif SC" w:eastAsia="Noto Serif SC" w:hAnsi="Noto Serif SC" w:cs="Noto Serif"/>
-          <w:lang w:val="en-US"/>
-        </w:rPr>
-      </w:pPr>
-    </w:p>
-    <w:p>
-      <w:pPr>
-        <w:rPr>
-          <w:rFonts w:ascii="Noto Serif SC" w:eastAsia="Noto Serif SC" w:hAnsi="Noto Serif SC" w:cs="Noto Serif"/>
-          <w:lang w:val="en-US"/>
-        </w:rPr>
-      </w:pPr>
-    </w:p>
-    <w:p>
-      <w:pPr>
-        <w:rPr>
-          <w:rFonts w:ascii="Noto Serif SC" w:eastAsia="Noto Serif SC" w:hAnsi="Noto Serif SC" w:cs="Noto Serif"/>
-          <w:lang w:val="en-US"/>
-        </w:rPr>
-      </w:pPr>
-    </w:p>
-    <w:p>
-      <w:pPr>
-        <w:rPr>
-          <w:rFonts w:ascii="Noto Serif SC" w:eastAsia="Noto Serif SC" w:hAnsi="Noto Serif SC" w:cs="Noto Serif"/>
-          <w:lang w:val="en-US"/>
-        </w:rPr>
-      </w:pPr>
-    </w:p>
-    <w:p>
-      <w:pPr>
-        <w:rPr>
-          <w:rFonts w:ascii="Noto Serif SC" w:eastAsia="Noto Serif SC" w:hAnsi="Noto Serif SC" w:cs="Noto Serif"/>
-          <w:lang w:val="en-US"/>
-        </w:rPr>
-      </w:pPr>
-    </w:p>
-    <w:p>
-      <w:pPr>
+        <w:spacing w:after="640"/>
         <w:rPr>
           <w:rFonts w:ascii="Noto Serif SC" w:eastAsia="Noto Serif SC" w:hAnsi="Noto Serif SC" w:cs="Noto Serif"/>
           <w:b/>
@@ -6284,6 +6164,7 @@
           <w:sz w:val="44"/>
           <w:szCs w:val="44"/>
         </w:rPr>
+        <w:lastRenderedPageBreak/>
         <w:t>演奏说明</w:t>
       </w:r>
       <w:r>
@@ -6293,18 +6174,26 @@
           <w:sz w:val="44"/>
           <w:szCs w:val="44"/>
         </w:rPr>
-        <w:t>Programme Notes</w:t>
-      </w:r>
-    </w:p>
-    <w:p>
-      <w:pPr>
-        <w:rPr>
-          <w:rFonts w:ascii="Noto Serif SC" w:eastAsia="Noto Serif SC" w:hAnsi="Noto Serif SC" w:cs="Noto Serif"/>
-          <w:bCs/>
-          <w:sz w:val="24"/>
-          <w:szCs w:val="24"/>
-        </w:rPr>
-      </w:pPr>
+        <w:t>P</w:t>
+      </w:r>
+      <w:r>
+        <w:rPr>
+          <w:rFonts w:ascii="Noto Serif SC" w:eastAsia="Noto Serif SC" w:hAnsi="Noto Serif SC" w:cs="Noto Serif"/>
+          <w:b/>
+          <w:sz w:val="44"/>
+          <w:szCs w:val="44"/>
+        </w:rPr>
+        <w:t>erformance</w:t>
+      </w:r>
+      <w:r>
+        <w:rPr>
+          <w:rFonts w:ascii="Noto Serif SC" w:eastAsia="Noto Serif SC" w:hAnsi="Noto Serif SC" w:cs="Noto Serif"/>
+          <w:b/>
+          <w:sz w:val="44"/>
+          <w:szCs w:val="44"/>
+        </w:rPr>
+        <w:t xml:space="preserve"> Notes</w:t>
+      </w:r>
     </w:p>
     <w:p>
       <w:pPr>
@@ -7545,7 +7434,7 @@
         <mc:AlternateContent>
           <mc:Choice Requires="wpg">
             <w:drawing>
-              <wp:inline distT="0" distB="0" distL="0" distR="0" wp14:anchorId="23967F80" wp14:editId="4D42E3CB">
+              <wp:inline distT="0" distB="0" distL="0" distR="0" wp14:anchorId="23967F80" wp14:editId="0B9D06BD">
                 <wp:extent cx="422816" cy="135890"/>
                 <wp:effectExtent l="0" t="0" r="0" b="0"/>
                 <wp:docPr id="228028590" name="Group 6"/>
@@ -7764,12 +7653,13 @@
       <w:r>
         <w:rPr>
           <w:rFonts w:ascii="Noto Serif SC" w:eastAsia="Noto Serif SC" w:hAnsi="Noto Serif SC"/>
+          <w:noProof/>
           <w:sz w:val="24"/>
           <w:szCs w:val="24"/>
         </w:rPr>
         <w:pict w14:anchorId="62D7E167">
-          <v:shape id="Picture 7" o:spid="_x0000_i1027" type="#_x0000_t75" alt="A black background with a black square&#10;&#10;Description automatically generated with medium confidence" style="width:6.75pt;height:15.75pt;visibility:visible;mso-wrap-style:square">
-            <v:imagedata r:id="rId19" o:title="A black background with a black square&#10;&#10;Description automatically generated with medium confidence"/>
+          <v:shape id="Picture 7" o:spid="_x0000_i1026" type="#_x0000_t75" alt="A black background with a black square&#13;&#13;&#10;&#13;&#13;&#10;Description automatically generated with medium confidence" style="width:7.65pt;height:15.3pt;visibility:visible;mso-wrap-style:square;mso-width-percent:0;mso-height-percent:0;mso-width-percent:0;mso-height-percent:0">
+            <v:imagedata r:id="rId19" o:title="A black background with a black square&#13;&#13;&#10;&#13;&#13;&#10;Description automatically generated with medium confidence"/>
           </v:shape>
         </w:pict>
       </w:r>
@@ -7859,21 +7749,13 @@
       <w:r>
         <w:rPr>
           <w:rFonts w:ascii="Noto Serif SC" w:eastAsia="Noto Serif SC" w:hAnsi="Noto Serif SC"/>
-          <w:sz w:val="24"/>
-          <w:szCs w:val="24"/>
-        </w:rPr>
-      </w:r>
-      <w:r>
-        <w:rPr>
-          <w:rFonts w:ascii="Noto Serif SC" w:eastAsia="Noto Serif SC" w:hAnsi="Noto Serif SC"/>
+          <w:noProof/>
           <w:sz w:val="24"/>
           <w:szCs w:val="24"/>
         </w:rPr>
         <w:pict w14:anchorId="4865C032">
-          <v:shape id="Picture 9" o:spid="_x0000_s2050" type="#_x0000_t75" style="width:8.6pt;height:13.05pt;rotation:-610571fd;visibility:visible;mso-wrap-style:square;mso-left-percent:-10001;mso-top-percent:-10001;mso-position-horizontal:absolute;mso-position-horizontal-relative:char;mso-position-vertical:absolute;mso-position-vertical-relative:line;mso-left-percent:-10001;mso-top-percent:-10001">
-            <v:imagedata r:id="rId20" o:title=""/>
-            <w10:wrap type="none"/>
-            <w10:anchorlock/>
+          <v:shape id="_x0000_i1025" type="#_x0000_t75" alt="" style="width:9.2pt;height:13.8pt;mso-width-percent:0;mso-height-percent:0;mso-width-percent:0;mso-height-percent:0">
+            <v:imagedata croptop="-65520f" cropbottom="65520f"/>
           </v:shape>
         </w:pict>
       </w:r>
@@ -8007,7 +7889,7 @@
         <mc:AlternateContent>
           <mc:Choice Requires="wpg">
             <w:drawing>
-              <wp:inline distT="0" distB="0" distL="0" distR="0" wp14:anchorId="7B3ABF8E" wp14:editId="377BB1A2">
+              <wp:inline distT="0" distB="0" distL="0" distR="0" wp14:anchorId="7B3ABF8E" wp14:editId="10791D8C">
                 <wp:extent cx="405130" cy="165735"/>
                 <wp:effectExtent l="19050" t="19050" r="0" b="24765"/>
                 <wp:docPr id="1699388499" name="Group 11"/>
@@ -8032,7 +7914,7 @@
                           </pic:cNvPicPr>
                         </pic:nvPicPr>
                         <pic:blipFill>
-                          <a:blip r:embed="rId21" cstate="print">
+                          <a:blip r:embed="rId20" cstate="print">
                             <a:extLst>
                               <a:ext uri="{28A0092B-C50C-407E-A947-70E740481C1C}">
                                 <a14:useLocalDpi xmlns:a14="http://schemas.microsoft.com/office/drawing/2010/main" val="0"/>
@@ -8066,7 +7948,7 @@
                           </pic:cNvPicPr>
                         </pic:nvPicPr>
                         <pic:blipFill>
-                          <a:blip r:embed="rId15" cstate="print">
+                          <a:blip r:embed="rId21" cstate="print">
                             <a:extLst>
                               <a:ext uri="{28A0092B-C50C-407E-A947-70E740481C1C}">
                                 <a14:useLocalDpi xmlns:a14="http://schemas.microsoft.com/office/drawing/2010/main" val="0"/>
@@ -8504,7 +8386,7 @@
           <w:noProof/>
         </w:rPr>
         <w:drawing>
-          <wp:inline distT="0" distB="0" distL="0" distR="0" wp14:anchorId="4530C89D" wp14:editId="6B99F197">
+          <wp:inline distT="0" distB="0" distL="0" distR="0" wp14:anchorId="4530C89D" wp14:editId="6B21F321">
             <wp:extent cx="80112" cy="242764"/>
             <wp:effectExtent l="0" t="0" r="0" b="5080"/>
             <wp:docPr id="2037160191" name="Picture 3" descr="A black background with a black square&#10;&#10;Description automatically generated with medium confidence"/>
@@ -8991,7 +8873,6 @@
           <w:sz w:val="24"/>
           <w:szCs w:val="24"/>
         </w:rPr>
-        <w:lastRenderedPageBreak/>
         <w:t>Important note:</w:t>
       </w:r>
       <w:r>
@@ -9330,6 +9211,7 @@
           <w:sz w:val="24"/>
           <w:szCs w:val="24"/>
         </w:rPr>
+        <w:lastRenderedPageBreak/>
         <w:t>弹拨乐器组</w:t>
       </w:r>
       <w:r>
@@ -9562,7 +9444,7 @@
         <mc:AlternateContent>
           <mc:Choice Requires="wpg">
             <w:drawing>
-              <wp:inline distT="0" distB="0" distL="0" distR="0" wp14:anchorId="4F812E3F" wp14:editId="29D81781">
+              <wp:inline distT="0" distB="0" distL="0" distR="0" wp14:anchorId="4F812E3F" wp14:editId="30594111">
                 <wp:extent cx="422816" cy="135890"/>
                 <wp:effectExtent l="0" t="0" r="0" b="0"/>
                 <wp:docPr id="495536661" name="Group 6"/>
@@ -9748,7 +9630,7 @@
           <w:noProof/>
         </w:rPr>
         <w:drawing>
-          <wp:inline distT="0" distB="0" distL="0" distR="0" wp14:anchorId="5F72DED7" wp14:editId="03C86985">
+          <wp:inline distT="0" distB="0" distL="0" distR="0" wp14:anchorId="5F72DED7" wp14:editId="3955EC5B">
             <wp:extent cx="87630" cy="197485"/>
             <wp:effectExtent l="0" t="0" r="7620" b="0"/>
             <wp:docPr id="267127490" name="Picture 9" descr="A black background with a black square&#10;&#10;Description automatically generated with medium confidence"/>
@@ -9858,7 +9740,7 @@
           <w:noProof/>
         </w:rPr>
         <w:drawing>
-          <wp:inline distT="0" distB="0" distL="0" distR="0" wp14:anchorId="798431AE" wp14:editId="4DB528C7">
+          <wp:inline distT="0" distB="0" distL="0" distR="0" wp14:anchorId="798431AE" wp14:editId="14A5D7D6">
             <wp:extent cx="109220" cy="165735"/>
             <wp:effectExtent l="19050" t="19050" r="24130" b="24765"/>
             <wp:docPr id="1996506277" name="Picture 10" descr="A black background with a black square&#10;&#10;Description automatically generated with medium confidence"/>
@@ -9875,7 +9757,7 @@
                     </pic:cNvPicPr>
                   </pic:nvPicPr>
                   <pic:blipFill>
-                    <a:blip r:embed="rId21" cstate="print">
+                    <a:blip r:embed="rId20" cstate="print">
                       <a:extLst>
                         <a:ext uri="{28A0092B-C50C-407E-A947-70E740481C1C}">
                           <a14:useLocalDpi xmlns:a14="http://schemas.microsoft.com/office/drawing/2010/main" val="0"/>
@@ -9995,7 +9877,7 @@
         <mc:AlternateContent>
           <mc:Choice Requires="wpg">
             <w:drawing>
-              <wp:inline distT="0" distB="0" distL="0" distR="0" wp14:anchorId="620A89ED" wp14:editId="495A2FAD">
+              <wp:inline distT="0" distB="0" distL="0" distR="0" wp14:anchorId="620A89ED" wp14:editId="42536711">
                 <wp:extent cx="405130" cy="165735"/>
                 <wp:effectExtent l="19050" t="19050" r="0" b="24765"/>
                 <wp:docPr id="731448186" name="Group 11"/>
@@ -10020,7 +9902,7 @@
                           </pic:cNvPicPr>
                         </pic:nvPicPr>
                         <pic:blipFill>
-                          <a:blip r:embed="rId21" cstate="print">
+                          <a:blip r:embed="rId20" cstate="print">
                             <a:extLst>
                               <a:ext uri="{28A0092B-C50C-407E-A947-70E740481C1C}">
                                 <a14:useLocalDpi xmlns:a14="http://schemas.microsoft.com/office/drawing/2010/main" val="0"/>
@@ -10054,7 +9936,7 @@
                           </pic:cNvPicPr>
                         </pic:nvPicPr>
                         <pic:blipFill>
-                          <a:blip r:embed="rId15" cstate="print">
+                          <a:blip r:embed="rId21" cstate="print">
                             <a:extLst>
                               <a:ext uri="{28A0092B-C50C-407E-A947-70E740481C1C}">
                                 <a14:useLocalDpi xmlns:a14="http://schemas.microsoft.com/office/drawing/2010/main" val="0"/>
@@ -11151,7 +11033,7 @@
           <w:szCs w:val="24"/>
         </w:rPr>
         <w:drawing>
-          <wp:anchor distT="0" distB="0" distL="114300" distR="114300" simplePos="0" relativeHeight="251659264" behindDoc="0" locked="0" layoutInCell="1" allowOverlap="1" wp14:anchorId="4C71412A" wp14:editId="5DB779B3">
+          <wp:anchor distT="0" distB="0" distL="114300" distR="114300" simplePos="0" relativeHeight="251659264" behindDoc="0" locked="0" layoutInCell="1" allowOverlap="1" wp14:anchorId="4C71412A" wp14:editId="4FFCE761">
             <wp:simplePos x="0" y="0"/>
             <wp:positionH relativeFrom="column">
               <wp:posOffset>1039165</wp:posOffset>
@@ -12893,1099 +12775,6 @@
         <w:t xml:space="preserve"> person will play the second part.</w:t>
       </w:r>
     </w:p>
-    <w:p>
-      <w:pPr>
-        <w:rPr>
-          <w:rFonts w:ascii="Cambria" w:eastAsia="Noto Serif SC" w:hAnsi="Cambria" w:cs="Noto Serif"/>
-          <w:bCs/>
-          <w:sz w:val="24"/>
-          <w:szCs w:val="24"/>
-        </w:rPr>
-      </w:pPr>
-    </w:p>
-    <w:p>
-      <w:pPr>
-        <w:rPr>
-          <w:rFonts w:ascii="Cambria" w:eastAsia="Noto Serif SC" w:hAnsi="Cambria" w:cs="Noto Serif"/>
-          <w:bCs/>
-          <w:sz w:val="24"/>
-          <w:szCs w:val="24"/>
-        </w:rPr>
-      </w:pPr>
-    </w:p>
-    <w:p>
-      <w:pPr>
-        <w:rPr>
-          <w:rFonts w:ascii="Cambria" w:eastAsia="Noto Serif SC" w:hAnsi="Cambria" w:cs="Noto Serif"/>
-          <w:b/>
-          <w:sz w:val="24"/>
-          <w:szCs w:val="24"/>
-        </w:rPr>
-      </w:pPr>
-      <w:r>
-        <w:rPr>
-          <w:rFonts w:ascii="Cambria" w:eastAsia="Noto Serif SC" w:hAnsi="Cambria" w:cs="Noto Serif" w:hint="eastAsia"/>
-          <w:b/>
-          <w:sz w:val="24"/>
-          <w:szCs w:val="24"/>
-        </w:rPr>
-        <w:t>适用于所有乐队成员的力度标记涵义</w:t>
-      </w:r>
-      <w:r>
-        <w:rPr>
-          <w:rFonts w:ascii="Cambria" w:eastAsia="Noto Serif SC" w:hAnsi="Cambria" w:cs="Noto Serif" w:hint="eastAsia"/>
-          <w:b/>
-          <w:sz w:val="24"/>
-          <w:szCs w:val="24"/>
-        </w:rPr>
-        <w:t xml:space="preserve"> Dynamic Meanings for All </w:t>
-      </w:r>
-      <w:r>
-        <w:rPr>
-          <w:rFonts w:ascii="Cambria" w:eastAsia="Noto Serif SC" w:hAnsi="Cambria" w:cs="Noto Serif"/>
-          <w:b/>
-          <w:sz w:val="24"/>
-          <w:szCs w:val="24"/>
-        </w:rPr>
-        <w:t>Instruments</w:t>
-      </w:r>
-      <w:r>
-        <w:rPr>
-          <w:rFonts w:ascii="Cambria" w:eastAsia="Noto Serif SC" w:hAnsi="Cambria" w:cs="Noto Serif" w:hint="eastAsia"/>
-          <w:b/>
-          <w:sz w:val="24"/>
-          <w:szCs w:val="24"/>
-        </w:rPr>
-        <w:t>:</w:t>
-      </w:r>
-    </w:p>
-    <w:p>
-      <w:pPr>
-        <w:pStyle w:val="ListParagraph"/>
-        <w:numPr>
-          <w:ilvl w:val="0"/>
-          <w:numId w:val="5"/>
-        </w:numPr>
-        <w:rPr>
-          <w:rFonts w:ascii="Cambria" w:eastAsia="Noto Serif SC" w:hAnsi="Cambria" w:cs="Noto Serif"/>
-          <w:bCs/>
-          <w:sz w:val="24"/>
-          <w:szCs w:val="24"/>
-        </w:rPr>
-      </w:pPr>
-      <w:r>
-        <w:rPr>
-          <w:rFonts w:ascii="Cambria" w:eastAsia="Noto Serif SC" w:hAnsi="Cambria" w:cs="Noto Serif" w:hint="eastAsia"/>
-          <w:bCs/>
-          <w:i/>
-          <w:iCs/>
-          <w:sz w:val="24"/>
-          <w:szCs w:val="24"/>
-        </w:rPr>
-        <w:t xml:space="preserve">piu </w:t>
-      </w:r>
-      <w:r>
-        <w:rPr>
-          <w:rFonts w:ascii="Cambria" w:eastAsia="Noto Serif SC" w:hAnsi="Cambria" w:cs="Noto Serif" w:hint="eastAsia"/>
-          <w:b/>
-          <w:i/>
-          <w:iCs/>
-          <w:sz w:val="24"/>
-          <w:szCs w:val="24"/>
-        </w:rPr>
-        <w:t>p</w:t>
-      </w:r>
-      <w:r>
-        <w:rPr>
-          <w:rFonts w:ascii="Cambria" w:eastAsia="Noto Serif SC" w:hAnsi="Cambria" w:cs="Noto Serif" w:hint="eastAsia"/>
-          <w:bCs/>
-          <w:sz w:val="24"/>
-          <w:szCs w:val="24"/>
-        </w:rPr>
-        <w:t>：</w:t>
-      </w:r>
-      <w:r>
-        <w:rPr>
-          <w:rFonts w:ascii="Cambria" w:eastAsia="Noto Serif SC" w:hAnsi="Cambria" w:cs="Noto Serif" w:hint="eastAsia"/>
-          <w:bCs/>
-          <w:sz w:val="24"/>
-          <w:szCs w:val="24"/>
-        </w:rPr>
-        <w:t>音量介于</w:t>
-      </w:r>
-      <w:r>
-        <w:rPr>
-          <w:rFonts w:ascii="Cambria" w:eastAsia="Noto Serif SC" w:hAnsi="Cambria" w:cs="Noto Serif" w:hint="eastAsia"/>
-          <w:b/>
-          <w:i/>
-          <w:iCs/>
-          <w:sz w:val="24"/>
-          <w:szCs w:val="24"/>
-        </w:rPr>
-        <w:t>p</w:t>
-      </w:r>
-      <w:r>
-        <w:rPr>
-          <w:rFonts w:ascii="Cambria" w:eastAsia="Noto Serif SC" w:hAnsi="Cambria" w:cs="Noto Serif" w:hint="eastAsia"/>
-          <w:bCs/>
-          <w:sz w:val="24"/>
-          <w:szCs w:val="24"/>
-        </w:rPr>
-        <w:t>与</w:t>
-      </w:r>
-      <w:r>
-        <w:rPr>
-          <w:rFonts w:ascii="Cambria" w:eastAsia="Noto Serif SC" w:hAnsi="Cambria" w:cs="Noto Serif" w:hint="eastAsia"/>
-          <w:b/>
-          <w:i/>
-          <w:iCs/>
-          <w:sz w:val="24"/>
-          <w:szCs w:val="24"/>
-        </w:rPr>
-        <w:t>pp</w:t>
-      </w:r>
-      <w:r>
-        <w:rPr>
-          <w:rFonts w:ascii="Cambria" w:eastAsia="Noto Serif SC" w:hAnsi="Cambria" w:cs="Noto Serif" w:hint="eastAsia"/>
-          <w:bCs/>
-          <w:sz w:val="24"/>
-          <w:szCs w:val="24"/>
-        </w:rPr>
-        <w:t>之间</w:t>
-      </w:r>
-      <w:r>
-        <w:rPr>
-          <w:rFonts w:ascii="Cambria" w:eastAsia="Noto Serif SC" w:hAnsi="Cambria" w:cs="Noto Serif"/>
-          <w:bCs/>
-          <w:sz w:val="24"/>
-          <w:szCs w:val="24"/>
-        </w:rPr>
-        <w:tab/>
-      </w:r>
-      <w:r>
-        <w:rPr>
-          <w:rFonts w:ascii="Cambria" w:eastAsia="Noto Serif SC" w:hAnsi="Cambria" w:cs="Noto Serif"/>
-          <w:bCs/>
-          <w:sz w:val="24"/>
-          <w:szCs w:val="24"/>
-        </w:rPr>
-        <w:tab/>
-      </w:r>
-      <w:r>
-        <w:rPr>
-          <w:rFonts w:ascii="Cambria" w:eastAsia="Noto Serif SC" w:hAnsi="Cambria" w:cs="Noto Serif"/>
-          <w:bCs/>
-          <w:sz w:val="24"/>
-          <w:szCs w:val="24"/>
-        </w:rPr>
-        <w:tab/>
-      </w:r>
-      <w:r>
-        <w:rPr>
-          <w:rFonts w:ascii="Cambria" w:eastAsia="Noto Serif SC" w:hAnsi="Cambria" w:cs="Noto Serif" w:hint="eastAsia"/>
-          <w:bCs/>
-          <w:sz w:val="24"/>
-          <w:szCs w:val="24"/>
-        </w:rPr>
-        <w:t xml:space="preserve">Dynamic between </w:t>
-      </w:r>
-      <w:r>
-        <w:rPr>
-          <w:rFonts w:ascii="Cambria" w:eastAsia="Noto Serif SC" w:hAnsi="Cambria" w:cs="Noto Serif" w:hint="eastAsia"/>
-          <w:b/>
-          <w:i/>
-          <w:iCs/>
-          <w:sz w:val="24"/>
-          <w:szCs w:val="24"/>
-        </w:rPr>
-        <w:t>p</w:t>
-      </w:r>
-      <w:r>
-        <w:rPr>
-          <w:rFonts w:ascii="Cambria" w:eastAsia="Noto Serif SC" w:hAnsi="Cambria" w:cs="Noto Serif" w:hint="eastAsia"/>
-          <w:bCs/>
-          <w:sz w:val="24"/>
-          <w:szCs w:val="24"/>
-        </w:rPr>
-        <w:t xml:space="preserve"> and </w:t>
-      </w:r>
-      <w:r>
-        <w:rPr>
-          <w:rFonts w:ascii="Cambria" w:eastAsia="Noto Serif SC" w:hAnsi="Cambria" w:cs="Noto Serif" w:hint="eastAsia"/>
-          <w:b/>
-          <w:i/>
-          <w:iCs/>
-          <w:sz w:val="24"/>
-          <w:szCs w:val="24"/>
-        </w:rPr>
-        <w:t>pp</w:t>
-      </w:r>
-      <w:r>
-        <w:rPr>
-          <w:rFonts w:ascii="Cambria" w:eastAsia="Noto Serif SC" w:hAnsi="Cambria" w:cs="Noto Serif" w:hint="eastAsia"/>
-          <w:bCs/>
-          <w:sz w:val="24"/>
-          <w:szCs w:val="24"/>
-        </w:rPr>
-        <w:t>.</w:t>
-      </w:r>
-    </w:p>
-    <w:p>
-      <w:pPr>
-        <w:pStyle w:val="ListParagraph"/>
-        <w:numPr>
-          <w:ilvl w:val="0"/>
-          <w:numId w:val="5"/>
-        </w:numPr>
-        <w:rPr>
-          <w:rFonts w:ascii="Cambria" w:eastAsia="Noto Serif SC" w:hAnsi="Cambria" w:cs="Noto Serif"/>
-          <w:bCs/>
-          <w:sz w:val="24"/>
-          <w:szCs w:val="24"/>
-        </w:rPr>
-      </w:pPr>
-      <w:r>
-        <w:rPr>
-          <w:rFonts w:ascii="Cambria" w:eastAsia="Noto Serif SC" w:hAnsi="Cambria" w:cs="Noto Serif" w:hint="eastAsia"/>
-          <w:bCs/>
-          <w:sz w:val="24"/>
-          <w:szCs w:val="24"/>
-        </w:rPr>
-        <w:t xml:space="preserve">piu </w:t>
-      </w:r>
-      <w:r>
-        <w:rPr>
-          <w:rFonts w:ascii="Cambria" w:eastAsia="Noto Serif SC" w:hAnsi="Cambria" w:cs="Noto Serif" w:hint="eastAsia"/>
-          <w:b/>
-          <w:i/>
-          <w:iCs/>
-          <w:sz w:val="24"/>
-          <w:szCs w:val="24"/>
-        </w:rPr>
-        <w:t>f</w:t>
-      </w:r>
-      <w:r>
-        <w:rPr>
-          <w:rFonts w:ascii="Cambria" w:eastAsia="Noto Serif SC" w:hAnsi="Cambria" w:cs="Noto Serif" w:hint="eastAsia"/>
-          <w:bCs/>
-          <w:sz w:val="24"/>
-          <w:szCs w:val="24"/>
-        </w:rPr>
-        <w:t>：</w:t>
-      </w:r>
-      <w:r>
-        <w:rPr>
-          <w:rFonts w:ascii="Cambria" w:eastAsia="Noto Serif SC" w:hAnsi="Cambria" w:cs="Noto Serif" w:hint="eastAsia"/>
-          <w:bCs/>
-          <w:sz w:val="24"/>
-          <w:szCs w:val="24"/>
-        </w:rPr>
-        <w:t>音量介于</w:t>
-      </w:r>
-      <w:r>
-        <w:rPr>
-          <w:rFonts w:ascii="Cambria" w:eastAsia="Noto Serif SC" w:hAnsi="Cambria" w:cs="Noto Serif" w:hint="eastAsia"/>
-          <w:b/>
-          <w:i/>
-          <w:iCs/>
-          <w:sz w:val="24"/>
-          <w:szCs w:val="24"/>
-        </w:rPr>
-        <w:t>f</w:t>
-      </w:r>
-      <w:r>
-        <w:rPr>
-          <w:rFonts w:ascii="Cambria" w:eastAsia="Noto Serif SC" w:hAnsi="Cambria" w:cs="Noto Serif" w:hint="eastAsia"/>
-          <w:bCs/>
-          <w:sz w:val="24"/>
-          <w:szCs w:val="24"/>
-        </w:rPr>
-        <w:t>与</w:t>
-      </w:r>
-      <w:r>
-        <w:rPr>
-          <w:rFonts w:ascii="Cambria" w:eastAsia="Noto Serif SC" w:hAnsi="Cambria" w:cs="Noto Serif" w:hint="eastAsia"/>
-          <w:b/>
-          <w:i/>
-          <w:iCs/>
-          <w:sz w:val="24"/>
-          <w:szCs w:val="24"/>
-        </w:rPr>
-        <w:t>ff</w:t>
-      </w:r>
-      <w:r>
-        <w:rPr>
-          <w:rFonts w:ascii="Cambria" w:eastAsia="Noto Serif SC" w:hAnsi="Cambria" w:cs="Noto Serif" w:hint="eastAsia"/>
-          <w:bCs/>
-          <w:sz w:val="24"/>
-          <w:szCs w:val="24"/>
-        </w:rPr>
-        <w:t>之间</w:t>
-      </w:r>
-      <w:r>
-        <w:rPr>
-          <w:rFonts w:ascii="Cambria" w:eastAsia="Noto Serif SC" w:hAnsi="Cambria" w:cs="Noto Serif"/>
-          <w:bCs/>
-          <w:sz w:val="24"/>
-          <w:szCs w:val="24"/>
-        </w:rPr>
-        <w:tab/>
-      </w:r>
-      <w:r>
-        <w:rPr>
-          <w:rFonts w:ascii="Cambria" w:eastAsia="Noto Serif SC" w:hAnsi="Cambria" w:cs="Noto Serif"/>
-          <w:bCs/>
-          <w:sz w:val="24"/>
-          <w:szCs w:val="24"/>
-        </w:rPr>
-        <w:tab/>
-      </w:r>
-      <w:r>
-        <w:rPr>
-          <w:rFonts w:ascii="Cambria" w:eastAsia="Noto Serif SC" w:hAnsi="Cambria" w:cs="Noto Serif"/>
-          <w:bCs/>
-          <w:sz w:val="24"/>
-          <w:szCs w:val="24"/>
-        </w:rPr>
-        <w:tab/>
-      </w:r>
-      <w:r>
-        <w:rPr>
-          <w:rFonts w:ascii="Cambria" w:eastAsia="Noto Serif SC" w:hAnsi="Cambria" w:cs="Noto Serif"/>
-          <w:bCs/>
-          <w:sz w:val="24"/>
-          <w:szCs w:val="24"/>
-        </w:rPr>
-        <w:tab/>
-      </w:r>
-      <w:r>
-        <w:rPr>
-          <w:rFonts w:ascii="Cambria" w:eastAsia="Noto Serif SC" w:hAnsi="Cambria" w:cs="Noto Serif" w:hint="eastAsia"/>
-          <w:bCs/>
-          <w:sz w:val="24"/>
-          <w:szCs w:val="24"/>
-        </w:rPr>
-        <w:t>Dynamic between</w:t>
-      </w:r>
-      <w:r>
-        <w:rPr>
-          <w:rFonts w:ascii="Cambria" w:eastAsia="Noto Serif SC" w:hAnsi="Cambria" w:cs="Noto Serif" w:hint="eastAsia"/>
-          <w:b/>
-          <w:sz w:val="24"/>
-          <w:szCs w:val="24"/>
-        </w:rPr>
-        <w:t xml:space="preserve"> </w:t>
-      </w:r>
-      <w:r>
-        <w:rPr>
-          <w:rFonts w:ascii="Cambria" w:eastAsia="Noto Serif SC" w:hAnsi="Cambria" w:cs="Noto Serif" w:hint="eastAsia"/>
-          <w:b/>
-          <w:i/>
-          <w:iCs/>
-          <w:sz w:val="24"/>
-          <w:szCs w:val="24"/>
-        </w:rPr>
-        <w:t>f</w:t>
-      </w:r>
-      <w:r>
-        <w:rPr>
-          <w:rFonts w:ascii="Cambria" w:eastAsia="Noto Serif SC" w:hAnsi="Cambria" w:cs="Noto Serif" w:hint="eastAsia"/>
-          <w:bCs/>
-          <w:sz w:val="24"/>
-          <w:szCs w:val="24"/>
-        </w:rPr>
-        <w:t xml:space="preserve"> and </w:t>
-      </w:r>
-      <w:r>
-        <w:rPr>
-          <w:rFonts w:ascii="Cambria" w:eastAsia="Noto Serif SC" w:hAnsi="Cambria" w:cs="Noto Serif" w:hint="eastAsia"/>
-          <w:b/>
-          <w:i/>
-          <w:iCs/>
-          <w:sz w:val="24"/>
-          <w:szCs w:val="24"/>
-        </w:rPr>
-        <w:t>ff</w:t>
-      </w:r>
-      <w:r>
-        <w:rPr>
-          <w:rFonts w:ascii="Cambria" w:eastAsia="Noto Serif SC" w:hAnsi="Cambria" w:cs="Noto Serif" w:hint="eastAsia"/>
-          <w:bCs/>
-          <w:sz w:val="24"/>
-          <w:szCs w:val="24"/>
-        </w:rPr>
-        <w:t>.</w:t>
-      </w:r>
-    </w:p>
-    <w:p>
-      <w:pPr>
-        <w:pStyle w:val="ListParagraph"/>
-        <w:numPr>
-          <w:ilvl w:val="0"/>
-          <w:numId w:val="5"/>
-        </w:numPr>
-        <w:rPr>
-          <w:rFonts w:ascii="Cambria" w:eastAsia="Noto Serif SC" w:hAnsi="Cambria" w:cs="Noto Serif"/>
-          <w:bCs/>
-          <w:sz w:val="24"/>
-          <w:szCs w:val="24"/>
-        </w:rPr>
-      </w:pPr>
-      <w:proofErr w:type="spellStart"/>
-      <w:r>
-        <w:rPr>
-          <w:rFonts w:ascii="Cambria" w:eastAsia="Noto Serif SC" w:hAnsi="Cambria" w:cs="Noto Serif" w:hint="eastAsia"/>
-          <w:b/>
-          <w:i/>
-          <w:iCs/>
-          <w:sz w:val="24"/>
-          <w:szCs w:val="24"/>
-        </w:rPr>
-        <w:t>mfz</w:t>
-      </w:r>
-      <w:proofErr w:type="spellEnd"/>
-      <w:r>
-        <w:rPr>
-          <w:rFonts w:ascii="Cambria" w:eastAsia="Noto Serif SC" w:hAnsi="Cambria" w:cs="Noto Serif" w:hint="eastAsia"/>
-          <w:bCs/>
-          <w:sz w:val="24"/>
-          <w:szCs w:val="24"/>
-        </w:rPr>
-        <w:t>：</w:t>
-      </w:r>
-      <w:r>
-        <w:rPr>
-          <w:rFonts w:ascii="Cambria" w:eastAsia="Noto Serif SC" w:hAnsi="Cambria" w:cs="Noto Serif" w:hint="eastAsia"/>
-          <w:bCs/>
-          <w:sz w:val="24"/>
-          <w:szCs w:val="24"/>
-        </w:rPr>
-        <w:t>音量达到</w:t>
-      </w:r>
-      <w:r>
-        <w:rPr>
-          <w:rFonts w:ascii="Cambria" w:eastAsia="Noto Serif SC" w:hAnsi="Cambria" w:cs="Noto Serif" w:hint="eastAsia"/>
-          <w:b/>
-          <w:i/>
-          <w:iCs/>
-          <w:sz w:val="24"/>
-          <w:szCs w:val="24"/>
-        </w:rPr>
-        <w:t>mf</w:t>
-      </w:r>
-      <w:r>
-        <w:rPr>
-          <w:rFonts w:ascii="Cambria" w:eastAsia="Noto Serif SC" w:hAnsi="Cambria" w:cs="Noto Serif" w:hint="eastAsia"/>
-          <w:bCs/>
-          <w:sz w:val="24"/>
-          <w:szCs w:val="24"/>
-        </w:rPr>
-        <w:t>后马上弱下</w:t>
-      </w:r>
-      <w:r>
-        <w:rPr>
-          <w:rFonts w:ascii="Cambria" w:eastAsia="Noto Serif SC" w:hAnsi="Cambria" w:cs="Noto Serif"/>
-          <w:bCs/>
-          <w:sz w:val="24"/>
-          <w:szCs w:val="24"/>
-        </w:rPr>
-        <w:tab/>
-      </w:r>
-      <w:r>
-        <w:rPr>
-          <w:rFonts w:ascii="Cambria" w:eastAsia="Noto Serif SC" w:hAnsi="Cambria" w:cs="Noto Serif"/>
-          <w:bCs/>
-          <w:sz w:val="24"/>
-          <w:szCs w:val="24"/>
-        </w:rPr>
-        <w:tab/>
-      </w:r>
-      <w:r>
-        <w:rPr>
-          <w:rFonts w:ascii="Cambria" w:eastAsia="Noto Serif SC" w:hAnsi="Cambria" w:cs="Noto Serif"/>
-          <w:bCs/>
-          <w:sz w:val="24"/>
-          <w:szCs w:val="24"/>
-        </w:rPr>
-        <w:tab/>
-      </w:r>
-      <w:r>
-        <w:rPr>
-          <w:rFonts w:ascii="Cambria" w:eastAsia="Noto Serif SC" w:hAnsi="Cambria" w:cs="Noto Serif" w:hint="eastAsia"/>
-          <w:bCs/>
-          <w:sz w:val="24"/>
-          <w:szCs w:val="24"/>
-        </w:rPr>
-        <w:t xml:space="preserve">Dynamic drops immediately after reaching </w:t>
-      </w:r>
-      <w:r>
-        <w:rPr>
-          <w:rFonts w:ascii="Cambria" w:eastAsia="Noto Serif SC" w:hAnsi="Cambria" w:cs="Noto Serif" w:hint="eastAsia"/>
-          <w:b/>
-          <w:i/>
-          <w:iCs/>
-          <w:sz w:val="24"/>
-          <w:szCs w:val="24"/>
-        </w:rPr>
-        <w:t>mf</w:t>
-      </w:r>
-      <w:r>
-        <w:rPr>
-          <w:rFonts w:ascii="Cambria" w:eastAsia="Noto Serif SC" w:hAnsi="Cambria" w:cs="Noto Serif" w:hint="eastAsia"/>
-          <w:bCs/>
-          <w:sz w:val="24"/>
-          <w:szCs w:val="24"/>
-        </w:rPr>
-        <w:t>.</w:t>
-      </w:r>
-    </w:p>
-    <w:p>
-      <w:pPr>
-        <w:pStyle w:val="ListParagraph"/>
-        <w:numPr>
-          <w:ilvl w:val="0"/>
-          <w:numId w:val="5"/>
-        </w:numPr>
-        <w:rPr>
-          <w:rFonts w:ascii="Cambria" w:eastAsia="Noto Serif SC" w:hAnsi="Cambria" w:cs="Noto Serif"/>
-          <w:bCs/>
-          <w:sz w:val="24"/>
-          <w:szCs w:val="24"/>
-        </w:rPr>
-      </w:pPr>
-      <w:r>
-        <w:rPr>
-          <w:rFonts w:ascii="Cambria" w:eastAsia="Noto Serif SC" w:hAnsi="Cambria" w:cs="Noto Serif" w:hint="eastAsia"/>
-          <w:b/>
-          <w:i/>
-          <w:iCs/>
-          <w:sz w:val="24"/>
-          <w:szCs w:val="24"/>
-        </w:rPr>
-        <w:t>fz</w:t>
-      </w:r>
-      <w:r>
-        <w:rPr>
-          <w:rFonts w:ascii="Cambria" w:eastAsia="Noto Serif SC" w:hAnsi="Cambria" w:cs="Noto Serif" w:hint="eastAsia"/>
-          <w:bCs/>
-          <w:sz w:val="24"/>
-          <w:szCs w:val="24"/>
-        </w:rPr>
-        <w:t>：</w:t>
-      </w:r>
-      <w:r>
-        <w:rPr>
-          <w:rFonts w:ascii="Cambria" w:eastAsia="Noto Serif SC" w:hAnsi="Cambria" w:cs="Noto Serif" w:hint="eastAsia"/>
-          <w:bCs/>
-          <w:sz w:val="24"/>
-          <w:szCs w:val="24"/>
-        </w:rPr>
-        <w:t>音量达到</w:t>
-      </w:r>
-      <w:r>
-        <w:rPr>
-          <w:rFonts w:ascii="Cambria" w:eastAsia="Noto Serif SC" w:hAnsi="Cambria" w:cs="Noto Serif" w:hint="eastAsia"/>
-          <w:b/>
-          <w:i/>
-          <w:iCs/>
-          <w:sz w:val="24"/>
-          <w:szCs w:val="24"/>
-        </w:rPr>
-        <w:t>f</w:t>
-      </w:r>
-      <w:r>
-        <w:rPr>
-          <w:rFonts w:ascii="Cambria" w:eastAsia="Noto Serif SC" w:hAnsi="Cambria" w:cs="Noto Serif" w:hint="eastAsia"/>
-          <w:bCs/>
-          <w:sz w:val="24"/>
-          <w:szCs w:val="24"/>
-        </w:rPr>
-        <w:t>后马上弱下</w:t>
-      </w:r>
-      <w:r>
-        <w:rPr>
-          <w:rFonts w:ascii="Cambria" w:eastAsia="Noto Serif SC" w:hAnsi="Cambria" w:cs="Noto Serif"/>
-          <w:bCs/>
-          <w:sz w:val="24"/>
-          <w:szCs w:val="24"/>
-        </w:rPr>
-        <w:tab/>
-      </w:r>
-      <w:r>
-        <w:rPr>
-          <w:rFonts w:ascii="Cambria" w:eastAsia="Noto Serif SC" w:hAnsi="Cambria" w:cs="Noto Serif"/>
-          <w:bCs/>
-          <w:sz w:val="24"/>
-          <w:szCs w:val="24"/>
-        </w:rPr>
-        <w:tab/>
-      </w:r>
-      <w:r>
-        <w:rPr>
-          <w:rFonts w:ascii="Cambria" w:eastAsia="Noto Serif SC" w:hAnsi="Cambria" w:cs="Noto Serif"/>
-          <w:bCs/>
-          <w:sz w:val="24"/>
-          <w:szCs w:val="24"/>
-        </w:rPr>
-        <w:tab/>
-      </w:r>
-      <w:r>
-        <w:rPr>
-          <w:rFonts w:ascii="Cambria" w:eastAsia="Noto Serif SC" w:hAnsi="Cambria" w:cs="Noto Serif" w:hint="eastAsia"/>
-          <w:bCs/>
-          <w:sz w:val="24"/>
-          <w:szCs w:val="24"/>
-        </w:rPr>
-        <w:t xml:space="preserve"> </w:t>
-      </w:r>
-      <w:r>
-        <w:rPr>
-          <w:rFonts w:ascii="Cambria" w:eastAsia="Noto Serif SC" w:hAnsi="Cambria" w:cs="Noto Serif"/>
-          <w:bCs/>
-          <w:sz w:val="24"/>
-          <w:szCs w:val="24"/>
-        </w:rPr>
-        <w:tab/>
-      </w:r>
-      <w:r>
-        <w:rPr>
-          <w:rFonts w:ascii="Cambria" w:eastAsia="Noto Serif SC" w:hAnsi="Cambria" w:cs="Noto Serif" w:hint="eastAsia"/>
-          <w:bCs/>
-          <w:sz w:val="24"/>
-          <w:szCs w:val="24"/>
-        </w:rPr>
-        <w:t xml:space="preserve">Dynamic drops immediately after reaching </w:t>
-      </w:r>
-      <w:r>
-        <w:rPr>
-          <w:rFonts w:ascii="Cambria" w:eastAsia="Noto Serif SC" w:hAnsi="Cambria" w:cs="Noto Serif" w:hint="eastAsia"/>
-          <w:b/>
-          <w:i/>
-          <w:iCs/>
-          <w:sz w:val="24"/>
-          <w:szCs w:val="24"/>
-        </w:rPr>
-        <w:t>f</w:t>
-      </w:r>
-      <w:r>
-        <w:rPr>
-          <w:rFonts w:ascii="Cambria" w:eastAsia="Noto Serif SC" w:hAnsi="Cambria" w:cs="Noto Serif" w:hint="eastAsia"/>
-          <w:bCs/>
-          <w:sz w:val="24"/>
-          <w:szCs w:val="24"/>
-        </w:rPr>
-        <w:t>.</w:t>
-      </w:r>
-    </w:p>
-    <w:p>
-      <w:pPr>
-        <w:pStyle w:val="ListParagraph"/>
-        <w:numPr>
-          <w:ilvl w:val="0"/>
-          <w:numId w:val="5"/>
-        </w:numPr>
-        <w:rPr>
-          <w:rFonts w:ascii="Cambria" w:eastAsia="Noto Serif SC" w:hAnsi="Cambria" w:cs="Noto Serif"/>
-          <w:bCs/>
-          <w:sz w:val="24"/>
-          <w:szCs w:val="24"/>
-        </w:rPr>
-      </w:pPr>
-      <w:proofErr w:type="spellStart"/>
-      <w:r>
-        <w:rPr>
-          <w:rFonts w:ascii="Cambria" w:eastAsia="Noto Serif SC" w:hAnsi="Cambria" w:cs="Noto Serif" w:hint="eastAsia"/>
-          <w:b/>
-          <w:i/>
-          <w:iCs/>
-          <w:sz w:val="24"/>
-          <w:szCs w:val="24"/>
-        </w:rPr>
-        <w:t>ffz</w:t>
-      </w:r>
-      <w:proofErr w:type="spellEnd"/>
-      <w:r>
-        <w:rPr>
-          <w:rFonts w:ascii="Cambria" w:eastAsia="Noto Serif SC" w:hAnsi="Cambria" w:cs="Noto Serif" w:hint="eastAsia"/>
-          <w:bCs/>
-          <w:sz w:val="24"/>
-          <w:szCs w:val="24"/>
-        </w:rPr>
-        <w:t>：</w:t>
-      </w:r>
-      <w:r>
-        <w:rPr>
-          <w:rFonts w:ascii="Cambria" w:eastAsia="Noto Serif SC" w:hAnsi="Cambria" w:cs="Noto Serif" w:hint="eastAsia"/>
-          <w:bCs/>
-          <w:sz w:val="24"/>
-          <w:szCs w:val="24"/>
-        </w:rPr>
-        <w:t>音量达到</w:t>
-      </w:r>
-      <w:r>
-        <w:rPr>
-          <w:rFonts w:ascii="Cambria" w:eastAsia="Noto Serif SC" w:hAnsi="Cambria" w:cs="Noto Serif" w:hint="eastAsia"/>
-          <w:b/>
-          <w:i/>
-          <w:iCs/>
-          <w:sz w:val="24"/>
-          <w:szCs w:val="24"/>
-        </w:rPr>
-        <w:t>ff</w:t>
-      </w:r>
-      <w:r>
-        <w:rPr>
-          <w:rFonts w:ascii="Cambria" w:eastAsia="Noto Serif SC" w:hAnsi="Cambria" w:cs="Noto Serif" w:hint="eastAsia"/>
-          <w:bCs/>
-          <w:sz w:val="24"/>
-          <w:szCs w:val="24"/>
-        </w:rPr>
-        <w:t>后马上弱下</w:t>
-      </w:r>
-      <w:r>
-        <w:rPr>
-          <w:rFonts w:ascii="Cambria" w:eastAsia="Noto Serif SC" w:hAnsi="Cambria" w:cs="Noto Serif"/>
-          <w:bCs/>
-          <w:sz w:val="24"/>
-          <w:szCs w:val="24"/>
-        </w:rPr>
-        <w:tab/>
-      </w:r>
-      <w:r>
-        <w:rPr>
-          <w:rFonts w:ascii="Cambria" w:eastAsia="Noto Serif SC" w:hAnsi="Cambria" w:cs="Noto Serif"/>
-          <w:bCs/>
-          <w:sz w:val="24"/>
-          <w:szCs w:val="24"/>
-        </w:rPr>
-        <w:tab/>
-      </w:r>
-      <w:r>
-        <w:rPr>
-          <w:rFonts w:ascii="Cambria" w:eastAsia="Noto Serif SC" w:hAnsi="Cambria" w:cs="Noto Serif"/>
-          <w:bCs/>
-          <w:sz w:val="24"/>
-          <w:szCs w:val="24"/>
-        </w:rPr>
-        <w:tab/>
-      </w:r>
-      <w:r>
-        <w:rPr>
-          <w:rFonts w:ascii="Cambria" w:eastAsia="Noto Serif SC" w:hAnsi="Cambria" w:cs="Noto Serif" w:hint="eastAsia"/>
-          <w:bCs/>
-          <w:sz w:val="24"/>
-          <w:szCs w:val="24"/>
-        </w:rPr>
-        <w:t xml:space="preserve">Dynamic drops immediately after reaching </w:t>
-      </w:r>
-      <w:r>
-        <w:rPr>
-          <w:rFonts w:ascii="Cambria" w:eastAsia="Noto Serif SC" w:hAnsi="Cambria" w:cs="Noto Serif" w:hint="eastAsia"/>
-          <w:b/>
-          <w:i/>
-          <w:iCs/>
-          <w:sz w:val="24"/>
-          <w:szCs w:val="24"/>
-        </w:rPr>
-        <w:t>f</w:t>
-      </w:r>
-      <w:r>
-        <w:rPr>
-          <w:rFonts w:ascii="Cambria" w:eastAsia="Noto Serif SC" w:hAnsi="Cambria" w:cs="Noto Serif" w:hint="eastAsia"/>
-          <w:b/>
-          <w:i/>
-          <w:iCs/>
-          <w:sz w:val="24"/>
-          <w:szCs w:val="24"/>
-        </w:rPr>
-        <w:t>f</w:t>
-      </w:r>
-      <w:r>
-        <w:rPr>
-          <w:rFonts w:ascii="Cambria" w:eastAsia="Noto Serif SC" w:hAnsi="Cambria" w:cs="Noto Serif" w:hint="eastAsia"/>
-          <w:bCs/>
-          <w:sz w:val="24"/>
-          <w:szCs w:val="24"/>
-        </w:rPr>
-        <w:t>.</w:t>
-      </w:r>
-    </w:p>
-    <w:p>
-      <w:pPr>
-        <w:pStyle w:val="ListParagraph"/>
-        <w:numPr>
-          <w:ilvl w:val="0"/>
-          <w:numId w:val="5"/>
-        </w:numPr>
-        <w:rPr>
-          <w:rFonts w:ascii="Cambria" w:eastAsia="Noto Serif SC" w:hAnsi="Cambria" w:cs="Noto Serif"/>
-          <w:bCs/>
-          <w:sz w:val="24"/>
-          <w:szCs w:val="24"/>
-        </w:rPr>
-      </w:pPr>
-      <w:proofErr w:type="spellStart"/>
-      <w:r>
-        <w:rPr>
-          <w:rFonts w:ascii="Cambria" w:eastAsia="Noto Serif SC" w:hAnsi="Cambria" w:cs="Noto Serif" w:hint="eastAsia"/>
-          <w:b/>
-          <w:i/>
-          <w:iCs/>
-          <w:sz w:val="24"/>
-          <w:szCs w:val="24"/>
-        </w:rPr>
-        <w:t>sfz</w:t>
-      </w:r>
-      <w:proofErr w:type="spellEnd"/>
-      <w:r>
-        <w:rPr>
-          <w:rFonts w:ascii="Cambria" w:eastAsia="Noto Serif SC" w:hAnsi="Cambria" w:cs="Noto Serif" w:hint="eastAsia"/>
-          <w:bCs/>
-          <w:sz w:val="24"/>
-          <w:szCs w:val="24"/>
-        </w:rPr>
-        <w:t>：</w:t>
-      </w:r>
-      <w:r>
-        <w:rPr>
-          <w:rFonts w:ascii="Cambria" w:eastAsia="Noto Serif SC" w:hAnsi="Cambria" w:cs="Noto Serif" w:hint="eastAsia"/>
-          <w:bCs/>
-          <w:sz w:val="24"/>
-          <w:szCs w:val="24"/>
-        </w:rPr>
-        <w:t>音量达到</w:t>
-      </w:r>
-      <w:proofErr w:type="spellStart"/>
-      <w:r>
-        <w:rPr>
-          <w:rFonts w:ascii="Cambria" w:eastAsia="Noto Serif SC" w:hAnsi="Cambria" w:cs="Noto Serif" w:hint="eastAsia"/>
-          <w:b/>
-          <w:i/>
-          <w:iCs/>
-          <w:sz w:val="24"/>
-          <w:szCs w:val="24"/>
-        </w:rPr>
-        <w:t>fff</w:t>
-      </w:r>
-      <w:proofErr w:type="spellEnd"/>
-      <w:r>
-        <w:rPr>
-          <w:rFonts w:ascii="Cambria" w:eastAsia="Noto Serif SC" w:hAnsi="Cambria" w:cs="Noto Serif" w:hint="eastAsia"/>
-          <w:bCs/>
-          <w:sz w:val="24"/>
-          <w:szCs w:val="24"/>
-        </w:rPr>
-        <w:t>后马上弱下</w:t>
-      </w:r>
-      <w:r>
-        <w:rPr>
-          <w:rFonts w:ascii="Cambria" w:eastAsia="Noto Serif SC" w:hAnsi="Cambria" w:cs="Noto Serif"/>
-          <w:bCs/>
-          <w:sz w:val="24"/>
-          <w:szCs w:val="24"/>
-        </w:rPr>
-        <w:tab/>
-      </w:r>
-      <w:r>
-        <w:rPr>
-          <w:rFonts w:ascii="Cambria" w:eastAsia="Noto Serif SC" w:hAnsi="Cambria" w:cs="Noto Serif"/>
-          <w:bCs/>
-          <w:sz w:val="24"/>
-          <w:szCs w:val="24"/>
-        </w:rPr>
-        <w:tab/>
-      </w:r>
-      <w:r>
-        <w:rPr>
-          <w:rFonts w:ascii="Cambria" w:eastAsia="Noto Serif SC" w:hAnsi="Cambria" w:cs="Noto Serif"/>
-          <w:bCs/>
-          <w:sz w:val="24"/>
-          <w:szCs w:val="24"/>
-        </w:rPr>
-        <w:tab/>
-      </w:r>
-      <w:r>
-        <w:rPr>
-          <w:rFonts w:ascii="Cambria" w:eastAsia="Noto Serif SC" w:hAnsi="Cambria" w:cs="Noto Serif" w:hint="eastAsia"/>
-          <w:bCs/>
-          <w:sz w:val="24"/>
-          <w:szCs w:val="24"/>
-        </w:rPr>
-        <w:t xml:space="preserve">Dynamic drops immediately after reaching </w:t>
-      </w:r>
-      <w:proofErr w:type="spellStart"/>
-      <w:r>
-        <w:rPr>
-          <w:rFonts w:ascii="Cambria" w:eastAsia="Noto Serif SC" w:hAnsi="Cambria" w:cs="Noto Serif" w:hint="eastAsia"/>
-          <w:b/>
-          <w:i/>
-          <w:iCs/>
-          <w:sz w:val="24"/>
-          <w:szCs w:val="24"/>
-        </w:rPr>
-        <w:t>f</w:t>
-      </w:r>
-      <w:r>
-        <w:rPr>
-          <w:rFonts w:ascii="Cambria" w:eastAsia="Noto Serif SC" w:hAnsi="Cambria" w:cs="Noto Serif" w:hint="eastAsia"/>
-          <w:b/>
-          <w:i/>
-          <w:iCs/>
-          <w:sz w:val="24"/>
-          <w:szCs w:val="24"/>
-        </w:rPr>
-        <w:t>ff</w:t>
-      </w:r>
-      <w:proofErr w:type="spellEnd"/>
-      <w:r>
-        <w:rPr>
-          <w:rFonts w:ascii="Cambria" w:eastAsia="Noto Serif SC" w:hAnsi="Cambria" w:cs="Noto Serif" w:hint="eastAsia"/>
-          <w:bCs/>
-          <w:sz w:val="24"/>
-          <w:szCs w:val="24"/>
-        </w:rPr>
-        <w:t>.</w:t>
-      </w:r>
-    </w:p>
-    <w:p>
-      <w:pPr>
-        <w:pStyle w:val="ListParagraph"/>
-        <w:numPr>
-          <w:ilvl w:val="0"/>
-          <w:numId w:val="5"/>
-        </w:numPr>
-        <w:rPr>
-          <w:rFonts w:ascii="Cambria" w:eastAsia="Noto Serif SC" w:hAnsi="Cambria" w:cs="Noto Serif"/>
-          <w:bCs/>
-          <w:sz w:val="24"/>
-          <w:szCs w:val="24"/>
-        </w:rPr>
-      </w:pPr>
-      <w:r>
-        <w:rPr>
-          <w:rFonts w:ascii="Cambria" w:eastAsia="Noto Serif SC" w:hAnsi="Cambria" w:cs="Noto Serif" w:hint="eastAsia"/>
-          <w:bCs/>
-          <w:sz w:val="24"/>
-          <w:szCs w:val="24"/>
-        </w:rPr>
-        <w:t>所有基本音量等级介于</w:t>
-      </w:r>
-      <w:proofErr w:type="spellStart"/>
-      <w:r>
-        <w:rPr>
-          <w:rFonts w:ascii="Cambria" w:eastAsia="Noto Serif SC" w:hAnsi="Cambria" w:cs="Noto Serif" w:hint="eastAsia"/>
-          <w:b/>
-          <w:i/>
-          <w:iCs/>
-          <w:sz w:val="24"/>
-          <w:szCs w:val="24"/>
-        </w:rPr>
-        <w:t>pppp</w:t>
-      </w:r>
-      <w:proofErr w:type="spellEnd"/>
-      <w:r>
-        <w:rPr>
-          <w:rFonts w:ascii="Cambria" w:eastAsia="Noto Serif SC" w:hAnsi="Cambria" w:cs="Noto Serif" w:hint="eastAsia"/>
-          <w:bCs/>
-          <w:sz w:val="24"/>
-          <w:szCs w:val="24"/>
-        </w:rPr>
-        <w:t>和</w:t>
-      </w:r>
-      <w:proofErr w:type="spellStart"/>
-      <w:r>
-        <w:rPr>
-          <w:rFonts w:ascii="Cambria" w:eastAsia="Noto Serif SC" w:hAnsi="Cambria" w:cs="Noto Serif" w:hint="eastAsia"/>
-          <w:b/>
-          <w:i/>
-          <w:iCs/>
-          <w:sz w:val="24"/>
-          <w:szCs w:val="24"/>
-        </w:rPr>
-        <w:t>ffff</w:t>
-      </w:r>
-      <w:proofErr w:type="spellEnd"/>
-      <w:r>
-        <w:rPr>
-          <w:rFonts w:ascii="Cambria" w:eastAsia="Noto Serif SC" w:hAnsi="Cambria" w:cs="Noto Serif" w:hint="eastAsia"/>
-          <w:bCs/>
-          <w:sz w:val="24"/>
-          <w:szCs w:val="24"/>
-        </w:rPr>
-        <w:t>之间</w:t>
-      </w:r>
-      <w:r>
-        <w:rPr>
-          <w:rFonts w:ascii="Cambria" w:eastAsia="Noto Serif SC" w:hAnsi="Cambria" w:cs="Noto Serif"/>
-          <w:bCs/>
-          <w:sz w:val="24"/>
-          <w:szCs w:val="24"/>
-        </w:rPr>
-        <w:tab/>
-      </w:r>
-      <w:r>
-        <w:rPr>
-          <w:rFonts w:ascii="Cambria" w:eastAsia="Noto Serif SC" w:hAnsi="Cambria" w:cs="Noto Serif"/>
-          <w:bCs/>
-          <w:sz w:val="24"/>
-          <w:szCs w:val="24"/>
-        </w:rPr>
-        <w:tab/>
-      </w:r>
-      <w:r>
-        <w:rPr>
-          <w:rFonts w:ascii="Cambria" w:eastAsia="Noto Serif SC" w:hAnsi="Cambria" w:cs="Noto Serif"/>
-          <w:bCs/>
-          <w:sz w:val="24"/>
-          <w:szCs w:val="24"/>
-        </w:rPr>
-        <w:t xml:space="preserve">All basic volume levels between </w:t>
-      </w:r>
-      <w:proofErr w:type="spellStart"/>
-      <w:r>
-        <w:rPr>
-          <w:rFonts w:ascii="Cambria" w:eastAsia="Noto Serif SC" w:hAnsi="Cambria" w:cs="Noto Serif"/>
-          <w:b/>
-          <w:i/>
-          <w:iCs/>
-          <w:sz w:val="24"/>
-          <w:szCs w:val="24"/>
-        </w:rPr>
-        <w:t>pppp</w:t>
-      </w:r>
-      <w:proofErr w:type="spellEnd"/>
-      <w:r>
-        <w:rPr>
-          <w:rFonts w:ascii="Cambria" w:eastAsia="Noto Serif SC" w:hAnsi="Cambria" w:cs="Noto Serif"/>
-          <w:bCs/>
-          <w:sz w:val="24"/>
-          <w:szCs w:val="24"/>
-        </w:rPr>
-        <w:t xml:space="preserve"> and </w:t>
-      </w:r>
-      <w:proofErr w:type="spellStart"/>
-      <w:r>
-        <w:rPr>
-          <w:rFonts w:ascii="Cambria" w:eastAsia="Noto Serif SC" w:hAnsi="Cambria" w:cs="Noto Serif"/>
-          <w:b/>
-          <w:i/>
-          <w:iCs/>
-          <w:sz w:val="24"/>
-          <w:szCs w:val="24"/>
-        </w:rPr>
-        <w:t>ffff</w:t>
-      </w:r>
-      <w:proofErr w:type="spellEnd"/>
-      <w:r>
-        <w:rPr>
-          <w:rFonts w:ascii="Cambria" w:eastAsia="Noto Serif SC" w:hAnsi="Cambria" w:cs="Noto Serif" w:hint="eastAsia"/>
-          <w:bCs/>
-          <w:sz w:val="24"/>
-          <w:szCs w:val="24"/>
-        </w:rPr>
-        <w:t>.</w:t>
-      </w:r>
-    </w:p>
     <w:sectPr>
       <w:pgSz w:w="16840" w:h="23820"/>
       <w:pgMar w:top="1440" w:right="1800" w:bottom="1440" w:left="1800" w:header="708" w:footer="1417" w:gutter="0"/>
@@ -14080,14 +12869,14 @@
         <v:path o:extrusionok="f" gradientshapeok="t" o:connecttype="rect"/>
         <o:lock v:ext="edit" aspectratio="t"/>
       </v:shapetype>
-      <v:shape id="_x0000_i1032" type="#_x0000_t75" alt="A black background with a black square&#10;&#10;Description automatically generated with medium confidence" style="width:3in;height:522.75pt;visibility:visible;mso-wrap-style:square" o:bullet="t">
-        <v:imagedata r:id="rId1" o:title="A black background with a black square&#10;&#10;Description automatically generated with medium confidence"/>
+      <v:shape id="_x0000_i1058" type="#_x0000_t75" alt="A black background with a black square&#13;&#13;&#10;&#13;&#13;&#10;Description automatically generated with medium confidence" style="width:3in;height:522.4pt;visibility:visible;mso-wrap-style:square" o:bullet="t">
+        <v:imagedata r:id="rId1" o:title="A black background with a black square&#13;&#13;&#10;&#13;&#13;&#10;Description automatically generated with medium confidence"/>
       </v:shape>
     </w:pict>
   </w:numPicBullet>
   <w:numPicBullet w:numPicBulletId="1">
     <w:pict>
-      <v:shape id="_x0000_i1033" type="#_x0000_t75" style="width:278.25pt;height:423pt;flip:x;visibility:visible;mso-wrap-style:square" o:bullet="t">
+      <v:shape id="_x0000_i1059" type="#_x0000_t75" style="width:277.3pt;height:422.8pt;flip:x;visibility:visible;mso-wrap-style:square" o:bullet="t">
         <v:imagedata r:id="rId2" o:title=""/>
       </v:shape>
     </w:pict>
